--- a/papers/current/Invisible_Ledger_Thesis_Proposal_FINAL_2026-09-14.docx
+++ b/papers/current/Invisible_Ledger_Thesis_Proposal_FINAL_2026-09-14.docx
@@ -405,6 +405,7 @@
           </w:tcPr>
           <w:p>
             <w:pPr>
+              <w:keepNext/>
               <w:spacing w:after="20" w:before="20" w:line="276" w:lineRule="auto"/>
               <w:jc w:val="left"/>
             </w:pPr>
@@ -433,6 +434,7 @@
           </w:tcPr>
           <w:p>
             <w:pPr>
+              <w:keepNext/>
               <w:spacing w:after="20" w:before="20" w:line="276" w:lineRule="auto"/>
               <w:jc w:val="left"/>
             </w:pPr>
@@ -461,6 +463,7 @@
           </w:tcPr>
           <w:p>
             <w:pPr>
+              <w:keepNext/>
               <w:spacing w:after="20" w:before="20" w:line="276" w:lineRule="auto"/>
               <w:jc w:val="left"/>
             </w:pPr>
@@ -494,6 +497,7 @@
           </w:tcPr>
           <w:p>
             <w:pPr>
+              <w:keepNext/>
               <w:spacing w:after="20" w:before="20" w:line="276" w:lineRule="auto"/>
               <w:jc w:val="left"/>
             </w:pPr>
@@ -522,6 +526,7 @@
           </w:tcPr>
           <w:p>
             <w:pPr>
+              <w:keepNext/>
               <w:spacing w:after="20" w:before="20" w:line="276" w:lineRule="auto"/>
               <w:jc w:val="left"/>
             </w:pPr>
@@ -550,6 +555,7 @@
           </w:tcPr>
           <w:p>
             <w:pPr>
+              <w:keepNext/>
               <w:spacing w:after="20" w:before="20" w:line="276" w:lineRule="auto"/>
               <w:jc w:val="left"/>
             </w:pPr>
@@ -865,6 +871,7 @@
           </w:tcPr>
           <w:p>
             <w:pPr>
+              <w:keepNext/>
               <w:spacing w:after="20" w:before="20" w:line="276" w:lineRule="auto"/>
               <w:jc w:val="left"/>
             </w:pPr>
@@ -893,6 +900,7 @@
           </w:tcPr>
           <w:p>
             <w:pPr>
+              <w:keepNext/>
               <w:spacing w:after="20" w:before="20" w:line="276" w:lineRule="auto"/>
               <w:jc w:val="left"/>
             </w:pPr>
@@ -926,6 +934,7 @@
           </w:tcPr>
           <w:p>
             <w:pPr>
+              <w:keepNext/>
               <w:spacing w:after="20" w:before="20" w:line="276" w:lineRule="auto"/>
               <w:jc w:val="left"/>
             </w:pPr>
@@ -954,6 +963,7 @@
           </w:tcPr>
           <w:p>
             <w:pPr>
+              <w:keepNext/>
               <w:spacing w:after="20" w:before="20" w:line="276" w:lineRule="auto"/>
               <w:jc w:val="left"/>
             </w:pPr>
@@ -987,6 +997,7 @@
           </w:tcPr>
           <w:p>
             <w:pPr>
+              <w:keepNext/>
               <w:spacing w:after="20" w:before="20" w:line="276" w:lineRule="auto"/>
               <w:jc w:val="left"/>
             </w:pPr>
@@ -1015,6 +1026,7 @@
           </w:tcPr>
           <w:p>
             <w:pPr>
+              <w:keepNext/>
               <w:spacing w:after="20" w:before="20" w:line="276" w:lineRule="auto"/>
               <w:jc w:val="left"/>
             </w:pPr>
@@ -1048,6 +1060,7 @@
           </w:tcPr>
           <w:p>
             <w:pPr>
+              <w:keepNext/>
               <w:spacing w:after="20" w:before="20" w:line="276" w:lineRule="auto"/>
               <w:jc w:val="left"/>
             </w:pPr>
@@ -1076,6 +1089,7 @@
           </w:tcPr>
           <w:p>
             <w:pPr>
+              <w:keepNext/>
               <w:spacing w:after="20" w:before="20" w:line="276" w:lineRule="auto"/>
               <w:jc w:val="left"/>
             </w:pPr>
@@ -1109,6 +1123,7 @@
           </w:tcPr>
           <w:p>
             <w:pPr>
+              <w:keepNext/>
               <w:spacing w:after="20" w:before="20" w:line="276" w:lineRule="auto"/>
               <w:jc w:val="left"/>
             </w:pPr>
@@ -1137,6 +1152,7 @@
           </w:tcPr>
           <w:p>
             <w:pPr>
+              <w:keepNext/>
               <w:spacing w:after="20" w:before="20" w:line="276" w:lineRule="auto"/>
               <w:jc w:val="left"/>
             </w:pPr>
@@ -1873,6 +1889,7 @@
           </w:tcPr>
           <w:p>
             <w:pPr>
+              <w:keepNext/>
               <w:spacing w:after="20" w:before="20" w:line="276" w:lineRule="auto"/>
               <w:jc w:val="left"/>
             </w:pPr>
@@ -1901,6 +1918,7 @@
           </w:tcPr>
           <w:p>
             <w:pPr>
+              <w:keepNext/>
               <w:spacing w:after="20" w:before="20" w:line="276" w:lineRule="auto"/>
               <w:jc w:val="left"/>
             </w:pPr>
@@ -1929,6 +1947,7 @@
           </w:tcPr>
           <w:p>
             <w:pPr>
+              <w:keepNext/>
               <w:spacing w:after="20" w:before="20" w:line="276" w:lineRule="auto"/>
               <w:jc w:val="left"/>
             </w:pPr>
@@ -1957,6 +1976,7 @@
           </w:tcPr>
           <w:p>
             <w:pPr>
+              <w:keepNext/>
               <w:spacing w:after="20" w:before="20" w:line="276" w:lineRule="auto"/>
               <w:jc w:val="left"/>
             </w:pPr>
@@ -1990,6 +2010,7 @@
           </w:tcPr>
           <w:p>
             <w:pPr>
+              <w:keepNext/>
               <w:spacing w:after="20" w:before="20" w:line="276" w:lineRule="auto"/>
               <w:jc w:val="left"/>
             </w:pPr>
@@ -2018,6 +2039,7 @@
           </w:tcPr>
           <w:p>
             <w:pPr>
+              <w:keepNext/>
               <w:spacing w:after="20" w:before="20" w:line="276" w:lineRule="auto"/>
               <w:jc w:val="left"/>
             </w:pPr>
@@ -2046,6 +2068,7 @@
           </w:tcPr>
           <w:p>
             <w:pPr>
+              <w:keepNext/>
               <w:spacing w:after="20" w:before="20" w:line="276" w:lineRule="auto"/>
               <w:jc w:val="left"/>
             </w:pPr>
@@ -2074,6 +2097,7 @@
           </w:tcPr>
           <w:p>
             <w:pPr>
+              <w:keepNext/>
               <w:spacing w:after="20" w:before="20" w:line="276" w:lineRule="auto"/>
               <w:jc w:val="left"/>
             </w:pPr>
@@ -2107,6 +2131,7 @@
           </w:tcPr>
           <w:p>
             <w:pPr>
+              <w:keepNext/>
               <w:spacing w:after="20" w:before="20" w:line="276" w:lineRule="auto"/>
               <w:jc w:val="left"/>
             </w:pPr>
@@ -2135,6 +2160,7 @@
           </w:tcPr>
           <w:p>
             <w:pPr>
+              <w:keepNext/>
               <w:spacing w:after="20" w:before="20" w:line="276" w:lineRule="auto"/>
               <w:jc w:val="left"/>
             </w:pPr>
@@ -2163,6 +2189,7 @@
           </w:tcPr>
           <w:p>
             <w:pPr>
+              <w:keepNext/>
               <w:spacing w:after="20" w:before="20" w:line="276" w:lineRule="auto"/>
               <w:jc w:val="left"/>
             </w:pPr>
@@ -2191,6 +2218,7 @@
           </w:tcPr>
           <w:p>
             <w:pPr>
+              <w:keepNext/>
               <w:spacing w:after="20" w:before="20" w:line="276" w:lineRule="auto"/>
               <w:jc w:val="left"/>
             </w:pPr>
@@ -3632,6 +3660,7 @@
           </w:tcPr>
           <w:p>
             <w:pPr>
+              <w:keepNext/>
               <w:spacing w:after="20" w:before="20" w:line="276" w:lineRule="auto"/>
               <w:jc w:val="left"/>
             </w:pPr>
@@ -3660,6 +3689,7 @@
           </w:tcPr>
           <w:p>
             <w:pPr>
+              <w:keepNext/>
               <w:spacing w:after="20" w:before="20" w:line="276" w:lineRule="auto"/>
               <w:jc w:val="left"/>
             </w:pPr>
@@ -3688,6 +3718,7 @@
           </w:tcPr>
           <w:p>
             <w:pPr>
+              <w:keepNext/>
               <w:spacing w:after="20" w:before="20" w:line="276" w:lineRule="auto"/>
               <w:jc w:val="left"/>
             </w:pPr>
@@ -3716,6 +3747,7 @@
           </w:tcPr>
           <w:p>
             <w:pPr>
+              <w:keepNext/>
               <w:spacing w:after="20" w:before="20" w:line="276" w:lineRule="auto"/>
               <w:jc w:val="left"/>
             </w:pPr>
@@ -3744,6 +3776,7 @@
           </w:tcPr>
           <w:p>
             <w:pPr>
+              <w:keepNext/>
               <w:spacing w:after="20" w:before="20" w:line="276" w:lineRule="auto"/>
               <w:jc w:val="left"/>
             </w:pPr>
@@ -3777,6 +3810,7 @@
           </w:tcPr>
           <w:p>
             <w:pPr>
+              <w:keepNext/>
               <w:spacing w:after="20" w:before="20" w:line="276" w:lineRule="auto"/>
               <w:jc w:val="left"/>
             </w:pPr>
@@ -3805,6 +3839,7 @@
           </w:tcPr>
           <w:p>
             <w:pPr>
+              <w:keepNext/>
               <w:spacing w:after="20" w:before="20" w:line="276" w:lineRule="auto"/>
               <w:jc w:val="left"/>
             </w:pPr>
@@ -3833,6 +3868,7 @@
           </w:tcPr>
           <w:p>
             <w:pPr>
+              <w:keepNext/>
               <w:spacing w:after="20" w:before="20" w:line="276" w:lineRule="auto"/>
               <w:jc w:val="left"/>
             </w:pPr>
@@ -3861,6 +3897,7 @@
           </w:tcPr>
           <w:p>
             <w:pPr>
+              <w:keepNext/>
               <w:spacing w:after="20" w:before="20" w:line="276" w:lineRule="auto"/>
               <w:jc w:val="left"/>
             </w:pPr>
@@ -3889,6 +3926,7 @@
           </w:tcPr>
           <w:p>
             <w:pPr>
+              <w:keepNext/>
               <w:spacing w:after="20" w:before="20" w:line="276" w:lineRule="auto"/>
               <w:jc w:val="left"/>
             </w:pPr>
@@ -4334,6 +4372,7 @@
           </w:tcPr>
           <w:p>
             <w:pPr>
+              <w:keepNext/>
               <w:spacing w:after="20" w:before="20" w:line="276" w:lineRule="auto"/>
               <w:jc w:val="left"/>
             </w:pPr>
@@ -4362,6 +4401,7 @@
           </w:tcPr>
           <w:p>
             <w:pPr>
+              <w:keepNext/>
               <w:spacing w:after="20" w:before="20" w:line="276" w:lineRule="auto"/>
               <w:jc w:val="left"/>
             </w:pPr>
@@ -4390,6 +4430,7 @@
           </w:tcPr>
           <w:p>
             <w:pPr>
+              <w:keepNext/>
               <w:spacing w:after="20" w:before="20" w:line="276" w:lineRule="auto"/>
               <w:jc w:val="left"/>
             </w:pPr>
@@ -4418,6 +4459,7 @@
           </w:tcPr>
           <w:p>
             <w:pPr>
+              <w:keepNext/>
               <w:spacing w:after="20" w:before="20" w:line="276" w:lineRule="auto"/>
               <w:jc w:val="left"/>
             </w:pPr>
@@ -4446,6 +4488,7 @@
           </w:tcPr>
           <w:p>
             <w:pPr>
+              <w:keepNext/>
               <w:spacing w:after="20" w:before="20" w:line="276" w:lineRule="auto"/>
               <w:jc w:val="left"/>
             </w:pPr>
@@ -4474,6 +4517,7 @@
           </w:tcPr>
           <w:p>
             <w:pPr>
+              <w:keepNext/>
               <w:spacing w:after="20" w:before="20" w:line="276" w:lineRule="auto"/>
               <w:jc w:val="left"/>
             </w:pPr>
@@ -4507,6 +4551,7 @@
           </w:tcPr>
           <w:p>
             <w:pPr>
+              <w:keepNext/>
               <w:spacing w:after="20" w:before="20" w:line="276" w:lineRule="auto"/>
               <w:jc w:val="left"/>
             </w:pPr>
@@ -4535,6 +4580,7 @@
           </w:tcPr>
           <w:p>
             <w:pPr>
+              <w:keepNext/>
               <w:spacing w:after="20" w:before="20" w:line="276" w:lineRule="auto"/>
               <w:jc w:val="left"/>
             </w:pPr>
@@ -4563,6 +4609,7 @@
           </w:tcPr>
           <w:p>
             <w:pPr>
+              <w:keepNext/>
               <w:spacing w:after="20" w:before="20" w:line="276" w:lineRule="auto"/>
               <w:jc w:val="left"/>
             </w:pPr>
@@ -4591,6 +4638,7 @@
           </w:tcPr>
           <w:p>
             <w:pPr>
+              <w:keepNext/>
               <w:spacing w:after="20" w:before="20" w:line="276" w:lineRule="auto"/>
               <w:jc w:val="left"/>
             </w:pPr>
@@ -4619,6 +4667,7 @@
           </w:tcPr>
           <w:p>
             <w:pPr>
+              <w:keepNext/>
               <w:spacing w:after="20" w:before="20" w:line="276" w:lineRule="auto"/>
               <w:jc w:val="left"/>
             </w:pPr>
@@ -4647,6 +4696,7 @@
           </w:tcPr>
           <w:p>
             <w:pPr>
+              <w:keepNext/>
               <w:spacing w:after="20" w:before="20" w:line="276" w:lineRule="auto"/>
               <w:jc w:val="left"/>
             </w:pPr>
@@ -4680,6 +4730,7 @@
           </w:tcPr>
           <w:p>
             <w:pPr>
+              <w:keepNext/>
               <w:spacing w:after="20" w:before="20" w:line="276" w:lineRule="auto"/>
               <w:jc w:val="left"/>
             </w:pPr>
@@ -4708,6 +4759,7 @@
           </w:tcPr>
           <w:p>
             <w:pPr>
+              <w:keepNext/>
               <w:spacing w:after="20" w:before="20" w:line="276" w:lineRule="auto"/>
               <w:jc w:val="left"/>
             </w:pPr>
@@ -4736,6 +4788,7 @@
           </w:tcPr>
           <w:p>
             <w:pPr>
+              <w:keepNext/>
               <w:spacing w:after="20" w:before="20" w:line="276" w:lineRule="auto"/>
               <w:jc w:val="left"/>
             </w:pPr>
@@ -4764,6 +4817,7 @@
           </w:tcPr>
           <w:p>
             <w:pPr>
+              <w:keepNext/>
               <w:spacing w:after="20" w:before="20" w:line="276" w:lineRule="auto"/>
               <w:jc w:val="left"/>
             </w:pPr>
@@ -4792,6 +4846,7 @@
           </w:tcPr>
           <w:p>
             <w:pPr>
+              <w:keepNext/>
               <w:spacing w:after="20" w:before="20" w:line="276" w:lineRule="auto"/>
               <w:jc w:val="left"/>
             </w:pPr>
@@ -4820,6 +4875,7 @@
           </w:tcPr>
           <w:p>
             <w:pPr>
+              <w:keepNext/>
               <w:spacing w:after="20" w:before="20" w:line="276" w:lineRule="auto"/>
               <w:jc w:val="left"/>
             </w:pPr>
@@ -5188,6 +5244,7 @@
           </w:tcPr>
           <w:p>
             <w:pPr>
+              <w:keepNext/>
               <w:spacing w:after="20" w:before="20" w:line="276" w:lineRule="auto"/>
               <w:jc w:val="left"/>
             </w:pPr>
@@ -5216,6 +5273,7 @@
           </w:tcPr>
           <w:p>
             <w:pPr>
+              <w:keepNext/>
               <w:spacing w:after="20" w:before="20" w:line="276" w:lineRule="auto"/>
               <w:jc w:val="left"/>
             </w:pPr>
@@ -5244,6 +5302,7 @@
           </w:tcPr>
           <w:p>
             <w:pPr>
+              <w:keepNext/>
               <w:spacing w:after="20" w:before="20" w:line="276" w:lineRule="auto"/>
               <w:jc w:val="left"/>
             </w:pPr>
@@ -5277,6 +5336,7 @@
           </w:tcPr>
           <w:p>
             <w:pPr>
+              <w:keepNext/>
               <w:spacing w:after="20" w:before="20" w:line="276" w:lineRule="auto"/>
               <w:jc w:val="left"/>
             </w:pPr>
@@ -5305,6 +5365,7 @@
           </w:tcPr>
           <w:p>
             <w:pPr>
+              <w:keepNext/>
               <w:spacing w:after="20" w:before="20" w:line="276" w:lineRule="auto"/>
               <w:jc w:val="left"/>
             </w:pPr>
@@ -5333,6 +5394,7 @@
           </w:tcPr>
           <w:p>
             <w:pPr>
+              <w:keepNext/>
               <w:spacing w:after="20" w:before="20" w:line="276" w:lineRule="auto"/>
               <w:jc w:val="left"/>
             </w:pPr>
@@ -5366,6 +5428,7 @@
           </w:tcPr>
           <w:p>
             <w:pPr>
+              <w:keepNext/>
               <w:spacing w:after="20" w:before="20" w:line="276" w:lineRule="auto"/>
               <w:jc w:val="left"/>
             </w:pPr>
@@ -5394,6 +5457,7 @@
           </w:tcPr>
           <w:p>
             <w:pPr>
+              <w:keepNext/>
               <w:spacing w:after="20" w:before="20" w:line="276" w:lineRule="auto"/>
               <w:jc w:val="left"/>
             </w:pPr>
@@ -5422,6 +5486,7 @@
           </w:tcPr>
           <w:p>
             <w:pPr>
+              <w:keepNext/>
               <w:spacing w:after="20" w:before="20" w:line="276" w:lineRule="auto"/>
               <w:jc w:val="left"/>
             </w:pPr>
@@ -5455,6 +5520,7 @@
           </w:tcPr>
           <w:p>
             <w:pPr>
+              <w:keepNext/>
               <w:spacing w:after="20" w:before="20" w:line="276" w:lineRule="auto"/>
               <w:jc w:val="left"/>
             </w:pPr>
@@ -5483,6 +5549,7 @@
           </w:tcPr>
           <w:p>
             <w:pPr>
+              <w:keepNext/>
               <w:spacing w:after="20" w:before="20" w:line="276" w:lineRule="auto"/>
               <w:jc w:val="left"/>
             </w:pPr>
@@ -5511,6 +5578,7 @@
           </w:tcPr>
           <w:p>
             <w:pPr>
+              <w:keepNext/>
               <w:spacing w:after="20" w:before="20" w:line="276" w:lineRule="auto"/>
               <w:jc w:val="left"/>
             </w:pPr>
@@ -5544,6 +5612,7 @@
           </w:tcPr>
           <w:p>
             <w:pPr>
+              <w:keepNext/>
               <w:spacing w:after="20" w:before="20" w:line="276" w:lineRule="auto"/>
               <w:jc w:val="left"/>
             </w:pPr>
@@ -5572,6 +5641,7 @@
           </w:tcPr>
           <w:p>
             <w:pPr>
+              <w:keepNext/>
               <w:spacing w:after="20" w:before="20" w:line="276" w:lineRule="auto"/>
               <w:jc w:val="left"/>
             </w:pPr>
@@ -5600,6 +5670,7 @@
           </w:tcPr>
           <w:p>
             <w:pPr>
+              <w:keepNext/>
               <w:spacing w:after="20" w:before="20" w:line="276" w:lineRule="auto"/>
               <w:jc w:val="left"/>
             </w:pPr>
@@ -6067,6 +6138,7 @@
           </w:tcPr>
           <w:p>
             <w:pPr>
+              <w:keepNext/>
               <w:spacing w:after="20" w:before="20" w:line="276" w:lineRule="auto"/>
               <w:jc w:val="left"/>
             </w:pPr>
@@ -6095,6 +6167,7 @@
           </w:tcPr>
           <w:p>
             <w:pPr>
+              <w:keepNext/>
               <w:spacing w:after="20" w:before="20" w:line="276" w:lineRule="auto"/>
               <w:jc w:val="left"/>
             </w:pPr>
@@ -6128,6 +6201,7 @@
           </w:tcPr>
           <w:p>
             <w:pPr>
+              <w:keepNext/>
               <w:spacing w:after="20" w:before="20" w:line="276" w:lineRule="auto"/>
               <w:jc w:val="left"/>
             </w:pPr>
@@ -6156,6 +6230,7 @@
           </w:tcPr>
           <w:p>
             <w:pPr>
+              <w:keepNext/>
               <w:spacing w:after="20" w:before="20" w:line="276" w:lineRule="auto"/>
               <w:jc w:val="left"/>
             </w:pPr>

--- a/papers/current/Invisible_Ledger_Thesis_Proposal_FINAL_2026-09-14.docx
+++ b/papers/current/Invisible_Ledger_Thesis_Proposal_FINAL_2026-09-14.docx
@@ -5901,7 +5901,7 @@
           <w:color w:val="000000"/>
           <w:sz w:val="24"/>
         </w:rPr>
-        <w:t>BPS reports national e-commerce transaction value rising from Rp1,100.87 trillion in 2023 to Rp1,288.93 trillion in 2024 (+17.08%), approximately US$72.2 billion to US$81.4 billion, while estimated e-commerce businesses rise from 3,816,750 to 4,400,972 (+15.31%). The 2023 business count is taken from the BPS main body/figure, which reconciles to the displayed 2022 count and its stated growth rate; an executive-summary passage in the same publication reports 3,934,981. The conflict is unresolved at source, is recorded in data/bps_official/README.md and in the repository's data-quality findings, and business-count growth is therefore reported as descriptive context rather than as a load-bearing result. In the current channel decomposition, the marketplace component grows approximately 1.42 percent while the non-marketplace component grows approximately 20.58 percent, so roughly 98.49 percent of the nominal increase falls outside the marketplace component. These aggregates provide a wider view of Indonesian e-commerce activity; they are not reconciled one-for-one to issuer transaction value and do not establish a firm-level causal effect.</w:t>
+        <w:t>BPS reports national e-commerce transaction value rising from Rp1,100.87 trillion in 2023 to Rp1,288.93 trillion in 2024 (+17.08%), approximately US$72.2 billion to US$81.4 billion, while estimated e-commerce businesses rise from 3,816,750 to 4,400,972 (+15.31%). The 2023 business count is taken from the BPS main body/figure, which reconciles to the displayed 2022 count and its stated growth rate; an executive-summary passage in the same publication reports 3,934,981. The conflict is unresolved at source, is recorded in data/bps_official/README.md and in the repository's data-quality findings, and business-count growth is therefore reported as descriptive context rather than as a load-bearing result. In the current channel decomposition, the marketplace component grows approximately 1.45 percent while the non-marketplace component grows approximately 20.57 percent, so roughly 98.46 percent of the nominal increase falls outside the marketplace component. These aggregates provide a wider view of Indonesian e-commerce activity; they are not reconciled one-for-one to issuer transaction value and do not establish a firm-level causal effect.</w:t>
       </w:r>
     </w:p>
     <w:p>

--- a/papers/current/Invisible_Ledger_Thesis_Proposal_FINAL_2026-09-14.docx
+++ b/papers/current/Invisible_Ledger_Thesis_Proposal_FINAL_2026-09-14.docx
@@ -156,7 +156,7 @@
           <w:color w:val="000000"/>
           <w:sz w:val="24"/>
         </w:rPr>
-        <w:t>This study measures the difference between the transaction value digital platforms process in Indonesia and the revenue those platforms recognize for themselves. I call that difference the invisible wedge. The absolute wedge is W = V − R, where V is transaction value and R is platform revenue; the Ecosystem Ratio, E = (V − R)/R, expresses the same boundary relative to platform revenue. Because no Indonesian platform discloses a strictly country-labelled matched pair across the full study period, observations are retained under named evidence tiers rather than pooled as if they had equal scope. The current inventory spans seventeen candidate platform-year levels across five issuer series from FY2019 to FY2025. Longitudinal evidence shows that transaction value and revenue can move differently, and disclosed revenue components explain important divergences. Official statistics and Indonesia's marketplace reporting rules then provide evidence on wider economic activity and on how platform-held transaction records can enter third-party reporting. External issuer evidence is retained as corroboration rather than as part of the Indonesia sample.</w:t>
+        <w:t>This study measures the difference between the transaction value digital platforms process in Indonesia and the revenue those platforms recognize. I call that difference the invisible wedge. The absolute wedge is W = V − R, where V is transaction value and R is platform revenue; the Ecosystem Ratio, E = (V − R)/R, expresses the same boundary relative to revenue and is constructed for this study rather than adopted from prior work. Because no Indonesian platform discloses a strictly country-labelled matched pair across the study period, observations are retained under named evidence tiers rather than pooled as if equal in scope. The inventory spans seventeen candidate platform-year levels across five issuer series from FY2019 to FY2025. Transaction value and revenue move differently, and disclosed revenue components explain important divergences. Official statistics and Indonesia's marketplace reporting rules then evidence wider activity and how platform-held records can enter third-party reporting.</w:t>
       </w:r>
     </w:p>
     <w:p>
@@ -663,7 +663,7 @@
                 <w:color w:val="000000"/>
                 <w:sz w:val="19"/>
               </w:rPr>
-              <w:t>BPS national, channel and recordkeeping evidence; PMK 37/2025 and DJP materials</w:t>
+              <w:t>National statistical evidence from BPS-Statistics Indonesia (Badan Pusat Statistik); Regulation PMK 37/2025 (Peraturan Menteri Keuangan) and Directorate General of Taxes (DJP) materials</w:t>
             </w:r>
           </w:p>
         </w:tc>
@@ -680,6 +680,22 @@
           <w:color w:val="000000"/>
           <w:sz w:val="10"/>
         </w:rPr>
+      </w:r>
+    </w:p>
+    <w:p>
+      <w:pPr>
+        <w:keepNext/>
+        <w:spacing w:after="40" w:before="140" w:line="276" w:lineRule="auto"/>
+        <w:jc w:val="left"/>
+      </w:pPr>
+      <w:r>
+        <w:rPr>
+          <w:rFonts w:ascii="Times New Roman" w:hAnsi="Times New Roman" w:cs="Times New Roman" w:eastAsia="Times New Roman"/>
+          <w:i/>
+          <w:color w:val="000000"/>
+          <w:sz w:val="19"/>
+        </w:rPr>
+        <w:t>Table 1 shows that the three objectives rest on different evidence bases rather than on one dataset. The measurement, the explanation of its movement, and the wider-activity evidence each stand or fall on their own sources, so a weakness in one objective does not propagate to the others.</w:t>
       </w:r>
     </w:p>
     <w:p>
@@ -1249,6 +1265,22 @@
           <w:color w:val="000000"/>
           <w:sz w:val="10"/>
         </w:rPr>
+      </w:r>
+    </w:p>
+    <w:p>
+      <w:pPr>
+        <w:keepNext/>
+        <w:spacing w:after="40" w:before="140" w:line="276" w:lineRule="auto"/>
+        <w:jc w:val="left"/>
+      </w:pPr>
+      <w:r>
+        <w:rPr>
+          <w:rFonts w:ascii="Times New Roman" w:hAnsi="Times New Roman" w:cs="Times New Roman" w:eastAsia="Times New Roman"/>
+          <w:i/>
+          <w:color w:val="000000"/>
+          <w:sz w:val="19"/>
+        </w:rPr>
+        <w:t>Table 2 states the claim boundary row by row. The pattern is consistent across all six: what the assembled evidence supports is descriptive and measurement-focused, while every causal, fiscal or welfare reading sits in the right-hand column. The table is included so that the boundary is fixed before the examination rather than negotiated during it.</w:t>
       </w:r>
     </w:p>
     <w:p>
@@ -1596,7 +1628,7 @@
           <w:color w:val="000000"/>
           <w:sz w:val="24"/>
         </w:rPr>
-        <w:t>Gross transaction value (GTV), or gross merchandise value (GMV) in some platform disclosures, is the total value of transactions processed through a platform, regardless of who ultimately receives the proceeds. This construction is consistent with the platform-economics literature showing that booked platform revenue need not track the total transaction value coordinated through a multisided platform (Rochet and Tirole 2003; Evans and Schmalensee 2016).</w:t>
+        <w:t>Gross transaction value (GTV) is the total value of transactions processed through a platform, regardless of who ultimately receives the proceeds. Terminology note. Issuers label this quantity inconsistently: Sea Limited and Blibli report gross merchandise value (GMV), Grab reports gross merchandise value for deliveries and total payment volume (TPV) for financial services, and GoTo reports gross transaction value. Where the underlying measure is the same, this proposal uses GTV throughout and records the issuer's own label in the source extracts. This construction is consistent with the platform-economics literature showing that booked platform revenue need not track the total transaction value coordinated through a multisided platform (Rochet and Tirole 2003; Evans and Schmalensee 2016).</w:t>
       </w:r>
     </w:p>
     <w:p>
@@ -2375,6 +2407,22 @@
     </w:p>
     <w:p>
       <w:pPr>
+        <w:keepNext/>
+        <w:spacing w:after="40" w:before="140" w:line="276" w:lineRule="auto"/>
+        <w:jc w:val="left"/>
+      </w:pPr>
+      <w:r>
+        <w:rPr>
+          <w:rFonts w:ascii="Times New Roman" w:hAnsi="Times New Roman" w:cs="Times New Roman" w:eastAsia="Times New Roman"/>
+          <w:i/>
+          <w:color w:val="000000"/>
+          <w:sz w:val="19"/>
+        </w:rPr>
+        <w:t>Table 3 reports how the seventeen candidate levels distribute across the tiers. The decisive figure is that only two levels — Tokopedia's — are directly Indonesia-aligned; nine are direct issuer disclosures whose geographic scope is still pending, and six require a country reconstruction. Sample size and evidence quality therefore move in opposite directions, which is why the tiers are reported separately and never summed into one monetary total.</w:t>
+      </w:r>
+    </w:p>
+    <w:p>
+      <w:pPr>
         <w:pStyle w:val="Heading2"/>
         <w:keepNext/>
         <w:spacing w:after="40" w:before="120" w:line="276" w:lineRule="auto"/>
@@ -3471,7 +3519,7 @@
           <w:color w:val="000000"/>
           <w:sz w:val="24"/>
         </w:rPr>
-        <w:t>Grab's Indonesia transaction value is derived from disclosed Indonesia revenue using the company's Group monetization rate (Group revenue / Group GMV); Table 5 sets out the derivation year by year. The assumption is transparent and testable but is not a direct country transaction-value disclosure. Shopee's Indonesia transaction value uses an external market estimate from Momentum Works, whose annual Southeast Asian e-commerce report is the only recurring public source disaggregating regional marketplace gross merchandise value by country and platform. It is used because Sea Limited discloses no Indonesian figure, is labelled a third-party estimate wherever it enters a calculation, and is tested in the Section 5.1 sensitivity. These constructions are supporting / conditional evidence rather than proof that the same monetization rate holds identically at country level.</w:t>
+        <w:t>Grab's Indonesia transaction value is derived from disclosed Indonesia revenue using the company's Group monetization rate (Group revenue / Group GTV); Table 5 sets out the derivation year by year. The assumption is transparent and testable but is not a direct country transaction-value disclosure. Shopee's Indonesia transaction value uses an external market estimate from Momentum Works, whose annual Southeast Asian e-commerce report is the only recurring public source disaggregating regional marketplace transaction value by country and platform. It is used because Sea Limited discloses no Indonesian figure, is labelled a third-party estimate wherever it enters a calculation, and is tested in the Section 5.1 sensitivity. These constructions are supporting / conditional evidence rather than proof that the same monetization rate holds identically at country level.</w:t>
       </w:r>
     </w:p>
     <w:p>
@@ -3617,7 +3665,7 @@
                 <w:color w:val="000000"/>
                 <w:sz w:val="19"/>
               </w:rPr>
-              <w:t>Group GMV</w:t>
+              <w:t>Group GTV</w:t>
             </w:r>
           </w:p>
         </w:tc>
@@ -3645,7 +3693,7 @@
                 <w:color w:val="000000"/>
                 <w:sz w:val="19"/>
               </w:rPr>
-              <w:t>Conditional Indonesia GMV (derived)</w:t>
+              <w:t>Conditional Indonesia GTV (derived)</w:t>
             </w:r>
           </w:p>
         </w:tc>
@@ -5088,6 +5136,22 @@
     </w:p>
     <w:p>
       <w:pPr>
+        <w:keepNext/>
+        <w:spacing w:after="40" w:before="140" w:line="276" w:lineRule="auto"/>
+        <w:jc w:val="left"/>
+      </w:pPr>
+      <w:r>
+        <w:rPr>
+          <w:rFonts w:ascii="Times New Roman" w:hAnsi="Times New Roman" w:cs="Times New Roman" w:eastAsia="Times New Roman"/>
+          <w:i/>
+          <w:color w:val="000000"/>
+          <w:sz w:val="19"/>
+        </w:rPr>
+        <w:t>Table 6 reports the FY2023 cross-section. The combined wedge is approximately US$40.07 billion at an Ecosystem Ratio of 12.671. One-at-a-time parameter variation moves the wedge between approximately US$37.65 billion and US$42.49 billion. Leave-one-platform-out calculations give approximately US$35.29 billion, US$24.14 billion, and US$20.70 billion. These are composition and sensitivity checks, not estimates of one national total.</w:t>
+      </w:r>
+    </w:p>
+    <w:p>
+      <w:pPr>
         <w:spacing w:after="60" w:before="0" w:line="276" w:lineRule="auto"/>
         <w:jc w:val="both"/>
       </w:pPr>
@@ -5097,7 +5161,7 @@
           <w:color w:val="000000"/>
           <w:sz w:val="24"/>
         </w:rPr>
-        <w:t>The combined wedge is approximately US$40.07 billion at an Ecosystem Ratio of 12.671. One-at-a-time parameter variation moves the wedge between approximately US$37.65 billion and US$42.49 billion. Leave-one-platform-out calculations give approximately US$35.29 billion, US$24.14 billion, and US$20.70 billion. These are composition and sensitivity checks, not estimates of one national total.</w:t>
+        <w:t>Economic scale. Against Indonesia's 2023 nominal GDP of approximately US$1.371 trillion, the combined wedge is equivalent to about 2.9 percent of GDP. The GDP figure is taken from the World Bank (US$1,371,169,301,564) and cross-checked against the Federal Reserve Economic Data series (US$1,371,166,925,750), which agree to within 0.0002 percent. This comparison is a scale reference only. The wedge is transaction value not booked as platform revenue; it is not value added, and it is therefore not a component of GDP and not a claim about GDP mismeasurement.</w:t>
       </w:r>
     </w:p>
     <w:p>
@@ -5799,16 +5863,18 @@
     </w:p>
     <w:p>
       <w:pPr>
-        <w:spacing w:after="60" w:before="0" w:line="276" w:lineRule="auto"/>
-        <w:jc w:val="both"/>
+        <w:keepNext/>
+        <w:spacing w:after="40" w:before="140" w:line="276" w:lineRule="auto"/>
+        <w:jc w:val="left"/>
       </w:pPr>
       <w:r>
         <w:rPr>
           <w:rFonts w:ascii="Times New Roman" w:hAnsi="Times New Roman" w:cs="Times New Roman" w:eastAsia="Times New Roman"/>
+          <w:i/>
           <w:color w:val="000000"/>
-          <w:sz w:val="24"/>
+          <w:sz w:val="19"/>
         </w:rPr>
-        <w:t>The difference between these summaries comes from admission rules, not from an arithmetic contradiction. The additional opposite-sign transition in the direct-candidate universe is Blibli FY2020→FY2021, which enters only when the prospectus observation is admitted. The sample hierarchy is therefore shown rather than collapsed.</w:t>
+        <w:t>Table 7 compares the two admission rules side by side. The difference between these summaries comes from admission rules, not from an arithmetic contradiction. The additional opposite-sign transition in the direct-candidate universe is Blibli FY2020→FY2021, which enters only when the prospectus observation is admitted. The sample hierarchy is therefore shown rather than collapsed.</w:t>
       </w:r>
     </w:p>
     <w:p>
@@ -5870,7 +5936,7 @@
           <w:color w:val="000000"/>
           <w:sz w:val="24"/>
         </w:rPr>
-        <w:t>Across 48 matched issuer-years for eight non-Indonesian platform businesses — eBay, Etsy, Shopify, Jumia, Zalando, Rakuten, Mercado Libre and Sea — the transaction–revenue boundary appears across distinct business models while its magnitude varies substantially: take rates range from 0.22 to 74.63 percent. Of 40 annual transitions, 29 are clean-scope, with a median absolute growth divergence of 7.10 percentage points and four transitions in which transaction value and revenue move in opposite directions. This module is purposively selected on disclosure availability, its definitions differ by issuer, its levels are not pooled, and it does not validate Indonesia country allocations. Its role is external corroboration only.</w:t>
+        <w:t>The take rate is platform revenue divided by gross transaction value — the share of processed commerce the platform books as its own revenue. The Ecosystem Ratio is its complement: E = 1/(take rate) − 1. Across 48 matched issuer-years for eight non-Indonesian platform businesses — eBay, Etsy, Shopify, Jumia, Zalando, Rakuten, Mercado Libre and Sea — the transaction–revenue boundary appears across distinct business models while its magnitude varies substantially: take rates range from 0.22 to 74.63 percent. Of 40 annual transitions, 29 are clean-scope, with a median absolute growth divergence of 7.10 percentage points and four transitions in which transaction value and revenue move in opposite directions. This module is purposively selected on disclosure availability, its definitions differ by issuer, its levels are not pooled, and it does not validate Indonesia country allocations. Its role is external corroboration only.</w:t>
       </w:r>
     </w:p>
     <w:p>
@@ -6331,6 +6397,431 @@
     </w:p>
     <w:p>
       <w:pPr>
+        <w:keepNext/>
+        <w:spacing w:after="40" w:before="140" w:line="276" w:lineRule="auto"/>
+        <w:jc w:val="left"/>
+      </w:pPr>
+      <w:r>
+        <w:rPr>
+          <w:rFonts w:ascii="Times New Roman" w:hAnsi="Times New Roman" w:cs="Times New Roman" w:eastAsia="Times New Roman"/>
+          <w:i/>
+          <w:color w:val="000000"/>
+          <w:sz w:val="19"/>
+        </w:rPr>
+        <w:t>Table 8 sets out the remaining work. The empirical backend is already assembled and source-linked; what remains is the sample-admission decision, any analysis the committee requests, and manuscript construction. The schedule therefore depends on the examination outcome rather than on further data collection.</w:t>
+      </w:r>
+    </w:p>
+    <w:p>
+      <w:pPr>
+        <w:pStyle w:val="Heading1"/>
+        <w:keepNext/>
+        <w:spacing w:after="80" w:before="180" w:line="276" w:lineRule="auto"/>
+        <w:jc w:val="left"/>
+      </w:pPr>
+      <w:r>
+        <w:rPr>
+          <w:rFonts w:ascii="Times New Roman" w:hAnsi="Times New Roman" w:cs="Times New Roman" w:eastAsia="Times New Roman"/>
+          <w:b/>
+          <w:color w:val="000000"/>
+          <w:sz w:val="26"/>
+        </w:rPr>
+        <w:t>References</w:t>
+      </w:r>
+    </w:p>
+    <w:p>
+      <w:pPr>
+        <w:spacing w:after="60" w:before="0" w:line="276" w:lineRule="auto"/>
+        <w:jc w:val="both"/>
+      </w:pPr>
+      <w:r>
+        <w:rPr>
+          <w:rFonts w:ascii="Times New Roman" w:hAnsi="Times New Roman" w:cs="Times New Roman" w:eastAsia="Times New Roman"/>
+          <w:color w:val="000000"/>
+          <w:sz w:val="24"/>
+        </w:rPr>
+        <w:t>Armstrong, M. (2006). Competition in two-sided markets. RAND Journal of Economics, 37(3), 668–691.</w:t>
+      </w:r>
+    </w:p>
+    <w:p>
+      <w:pPr>
+        <w:spacing w:after="60" w:before="0" w:line="276" w:lineRule="auto"/>
+        <w:jc w:val="both"/>
+      </w:pPr>
+      <w:r>
+        <w:rPr>
+          <w:rFonts w:ascii="Times New Roman" w:hAnsi="Times New Roman" w:cs="Times New Roman" w:eastAsia="Times New Roman"/>
+          <w:color w:val="000000"/>
+          <w:sz w:val="24"/>
+        </w:rPr>
+        <w:t>Barrios, J. M., Hochberg, Y. V., and Yi, H. (2022). Launching with a parachute: The gig economy and new business formation. Journal of Financial Economics, 144(1), 22–43.</w:t>
+      </w:r>
+    </w:p>
+    <w:p>
+      <w:pPr>
+        <w:spacing w:after="60" w:before="0" w:line="276" w:lineRule="auto"/>
+        <w:jc w:val="both"/>
+      </w:pPr>
+      <w:r>
+        <w:rPr>
+          <w:rFonts w:ascii="Times New Roman" w:hAnsi="Times New Roman" w:cs="Times New Roman" w:eastAsia="Times New Roman"/>
+          <w:color w:val="000000"/>
+          <w:sz w:val="24"/>
+        </w:rPr>
+        <w:t>BPS-Statistics Indonesia. (2025a). E-Commerce Statistics 2023. Jakarta: BPS.</w:t>
+      </w:r>
+    </w:p>
+    <w:p>
+      <w:pPr>
+        <w:spacing w:after="60" w:before="0" w:line="276" w:lineRule="auto"/>
+        <w:jc w:val="both"/>
+      </w:pPr>
+      <w:r>
+        <w:rPr>
+          <w:rFonts w:ascii="Times New Roman" w:hAnsi="Times New Roman" w:cs="Times New Roman" w:eastAsia="Times New Roman"/>
+          <w:color w:val="000000"/>
+          <w:sz w:val="24"/>
+        </w:rPr>
+        <w:t>BPS-Statistics Indonesia. (2025b). E-Commerce Statistics 2024. Jakarta: BPS.</w:t>
+      </w:r>
+    </w:p>
+    <w:p>
+      <w:pPr>
+        <w:spacing w:after="60" w:before="0" w:line="276" w:lineRule="auto"/>
+        <w:jc w:val="both"/>
+      </w:pPr>
+      <w:r>
+        <w:rPr>
+          <w:rFonts w:ascii="Times New Roman" w:hAnsi="Times New Roman" w:cs="Times New Roman" w:eastAsia="Times New Roman"/>
+          <w:color w:val="000000"/>
+          <w:sz w:val="24"/>
+        </w:rPr>
+        <w:t>Bukalapak. (2021–2024). Annual and sustainability reports for fiscal years 2020–2024.</w:t>
+      </w:r>
+    </w:p>
+    <w:p>
+      <w:pPr>
+        <w:spacing w:after="60" w:before="0" w:line="276" w:lineRule="auto"/>
+        <w:jc w:val="both"/>
+      </w:pPr>
+      <w:r>
+        <w:rPr>
+          <w:rFonts w:ascii="Times New Roman" w:hAnsi="Times New Roman" w:cs="Times New Roman" w:eastAsia="Times New Roman"/>
+          <w:color w:val="000000"/>
+          <w:sz w:val="24"/>
+        </w:rPr>
+        <w:t>Caillaud, B., and Jullien, B. (2003). Chicken and egg: Competition among intermediation service providers. RAND Journal of Economics, 34(2), 309–328.</w:t>
+      </w:r>
+    </w:p>
+    <w:p>
+      <w:pPr>
+        <w:spacing w:after="60" w:before="0" w:line="276" w:lineRule="auto"/>
+        <w:jc w:val="both"/>
+      </w:pPr>
+      <w:r>
+        <w:rPr>
+          <w:rFonts w:ascii="Times New Roman" w:hAnsi="Times New Roman" w:cs="Times New Roman" w:eastAsia="Times New Roman"/>
+          <w:color w:val="000000"/>
+          <w:sz w:val="24"/>
+        </w:rPr>
+        <w:t>De Franco, G., Kothari, S. P., and Verdi, R. S. (2011). The benefits of financial statement comparability. Journal of Accounting Research, 49(4), 895–931.</w:t>
+      </w:r>
+    </w:p>
+    <w:p>
+      <w:pPr>
+        <w:spacing w:after="60" w:before="0" w:line="276" w:lineRule="auto"/>
+        <w:jc w:val="both"/>
+      </w:pPr>
+      <w:r>
+        <w:rPr>
+          <w:rFonts w:ascii="Times New Roman" w:hAnsi="Times New Roman" w:cs="Times New Roman" w:eastAsia="Times New Roman"/>
+          <w:color w:val="000000"/>
+          <w:sz w:val="24"/>
+        </w:rPr>
+        <w:t>Denes, M., Lagaras, S., and Tsoutsoura, M. (2025). [Citation to be completed from the source copy.]</w:t>
+      </w:r>
+    </w:p>
+    <w:p>
+      <w:pPr>
+        <w:spacing w:after="60" w:before="0" w:line="276" w:lineRule="auto"/>
+        <w:jc w:val="both"/>
+      </w:pPr>
+      <w:r>
+        <w:rPr>
+          <w:rFonts w:ascii="Times New Roman" w:hAnsi="Times New Roman" w:cs="Times New Roman" w:eastAsia="Times New Roman"/>
+          <w:color w:val="000000"/>
+          <w:sz w:val="24"/>
+        </w:rPr>
+        <w:t>Evans, D. S., and Schmalensee, R. (2016). Matchmakers: The New Economics of Multisided Platforms. Boston: Harvard Business Review Press.</w:t>
+      </w:r>
+    </w:p>
+    <w:p>
+      <w:pPr>
+        <w:spacing w:after="60" w:before="0" w:line="276" w:lineRule="auto"/>
+        <w:jc w:val="both"/>
+      </w:pPr>
+      <w:r>
+        <w:rPr>
+          <w:rFonts w:ascii="Times New Roman" w:hAnsi="Times New Roman" w:cs="Times New Roman" w:eastAsia="Times New Roman"/>
+          <w:color w:val="000000"/>
+          <w:sz w:val="24"/>
+        </w:rPr>
+        <w:t>Global Digital Niaga. (2022–2026). Prospectus and annual results releases for Blibli fiscal years 2019–2025.</w:t>
+      </w:r>
+    </w:p>
+    <w:p>
+      <w:pPr>
+        <w:spacing w:after="60" w:before="0" w:line="276" w:lineRule="auto"/>
+        <w:jc w:val="both"/>
+      </w:pPr>
+      <w:r>
+        <w:rPr>
+          <w:rFonts w:ascii="Times New Roman" w:hAnsi="Times New Roman" w:cs="Times New Roman" w:eastAsia="Times New Roman"/>
+          <w:color w:val="000000"/>
+          <w:sz w:val="24"/>
+        </w:rPr>
+        <w:t>GoTo Gojek Tokopedia. (2024). Annual Report 2023. E-commerce operating metrics and segment note 29.</w:t>
+      </w:r>
+    </w:p>
+    <w:p>
+      <w:pPr>
+        <w:spacing w:after="60" w:before="0" w:line="276" w:lineRule="auto"/>
+        <w:jc w:val="both"/>
+      </w:pPr>
+      <w:r>
+        <w:rPr>
+          <w:rFonts w:ascii="Times New Roman" w:hAnsi="Times New Roman" w:cs="Times New Roman" w:eastAsia="Times New Roman"/>
+          <w:color w:val="000000"/>
+          <w:sz w:val="24"/>
+        </w:rPr>
+        <w:t>Grab Holdings. (2024). Form 20-F and full-year 2023 results release. U.S. Securities and Exchange Commission.</w:t>
+      </w:r>
+    </w:p>
+    <w:p>
+      <w:pPr>
+        <w:spacing w:after="60" w:before="0" w:line="276" w:lineRule="auto"/>
+        <w:jc w:val="both"/>
+      </w:pPr>
+      <w:r>
+        <w:rPr>
+          <w:rFonts w:ascii="Times New Roman" w:hAnsi="Times New Roman" w:cs="Times New Roman" w:eastAsia="Times New Roman"/>
+          <w:color w:val="000000"/>
+          <w:sz w:val="24"/>
+        </w:rPr>
+        <w:t>Hagiu, A., and Wright, J. (2015). Multi-sided platforms. International Journal of Industrial Organization, 43, 162–174.</w:t>
+      </w:r>
+    </w:p>
+    <w:p>
+      <w:pPr>
+        <w:spacing w:after="60" w:before="0" w:line="276" w:lineRule="auto"/>
+        <w:jc w:val="both"/>
+      </w:pPr>
+      <w:r>
+        <w:rPr>
+          <w:rFonts w:ascii="Times New Roman" w:hAnsi="Times New Roman" w:cs="Times New Roman" w:eastAsia="Times New Roman"/>
+          <w:color w:val="000000"/>
+          <w:sz w:val="24"/>
+        </w:rPr>
+        <w:t>IFRS Foundation. (2021). IFRIC Update November 2021: Principal versus Agent Considerations.</w:t>
+      </w:r>
+    </w:p>
+    <w:p>
+      <w:pPr>
+        <w:spacing w:after="60" w:before="0" w:line="276" w:lineRule="auto"/>
+        <w:jc w:val="both"/>
+      </w:pPr>
+      <w:r>
+        <w:rPr>
+          <w:rFonts w:ascii="Times New Roman" w:hAnsi="Times New Roman" w:cs="Times New Roman" w:eastAsia="Times New Roman"/>
+          <w:color w:val="000000"/>
+          <w:sz w:val="24"/>
+        </w:rPr>
+        <w:t>Kleven, H. J., Knudsen, M. B., Kreiner, C. T., Pedersen, S., and Saez, E. (2011). Unwilling or unable to cheat? Evidence from a tax audit experiment in Denmark. Econometrica, 79(3), 651–692.</w:t>
+      </w:r>
+    </w:p>
+    <w:p>
+      <w:pPr>
+        <w:spacing w:after="60" w:before="0" w:line="276" w:lineRule="auto"/>
+        <w:jc w:val="both"/>
+      </w:pPr>
+      <w:r>
+        <w:rPr>
+          <w:rFonts w:ascii="Times New Roman" w:hAnsi="Times New Roman" w:cs="Times New Roman" w:eastAsia="Times New Roman"/>
+          <w:color w:val="000000"/>
+          <w:sz w:val="24"/>
+        </w:rPr>
+        <w:t>Kleven, H. J., Kreiner, C. T., and Saez, E. (2016). Why can modern governments tax so much? An agency model of firms as fiscal intermediaries. Economica, 83(330), 219–246.</w:t>
+      </w:r>
+    </w:p>
+    <w:p>
+      <w:pPr>
+        <w:spacing w:after="60" w:before="0" w:line="276" w:lineRule="auto"/>
+        <w:jc w:val="both"/>
+      </w:pPr>
+      <w:r>
+        <w:rPr>
+          <w:rFonts w:ascii="Times New Roman" w:hAnsi="Times New Roman" w:cs="Times New Roman" w:eastAsia="Times New Roman"/>
+          <w:color w:val="000000"/>
+          <w:sz w:val="24"/>
+        </w:rPr>
+        <w:t>La Porta, R., and Shleifer, A. (2014). Informality and development. Journal of Economic Perspectives, 28(3), 109–126.</w:t>
+      </w:r>
+    </w:p>
+    <w:p>
+      <w:pPr>
+        <w:spacing w:after="60" w:before="0" w:line="276" w:lineRule="auto"/>
+        <w:jc w:val="both"/>
+      </w:pPr>
+      <w:r>
+        <w:rPr>
+          <w:rFonts w:ascii="Times New Roman" w:hAnsi="Times New Roman" w:cs="Times New Roman" w:eastAsia="Times New Roman"/>
+          <w:color w:val="000000"/>
+          <w:sz w:val="24"/>
+        </w:rPr>
+        <w:t>Medina, L., and Schneider, F. (2019). Shedding Light on the Shadow Economy: A Global Database and the Interaction with the Official One. CESifo Working Paper No. 7981.</w:t>
+      </w:r>
+    </w:p>
+    <w:p>
+      <w:pPr>
+        <w:spacing w:after="60" w:before="0" w:line="276" w:lineRule="auto"/>
+        <w:jc w:val="both"/>
+      </w:pPr>
+      <w:r>
+        <w:rPr>
+          <w:rFonts w:ascii="Times New Roman" w:hAnsi="Times New Roman" w:cs="Times New Roman" w:eastAsia="Times New Roman"/>
+          <w:color w:val="000000"/>
+          <w:sz w:val="24"/>
+        </w:rPr>
+        <w:t>Ministry of Finance of the Republic of Indonesia. (2025). PMK 37 Tahun 2025.</w:t>
+      </w:r>
+    </w:p>
+    <w:p>
+      <w:pPr>
+        <w:spacing w:after="60" w:before="0" w:line="276" w:lineRule="auto"/>
+        <w:jc w:val="both"/>
+      </w:pPr>
+      <w:r>
+        <w:rPr>
+          <w:rFonts w:ascii="Times New Roman" w:hAnsi="Times New Roman" w:cs="Times New Roman" w:eastAsia="Times New Roman"/>
+          <w:color w:val="000000"/>
+          <w:sz w:val="24"/>
+        </w:rPr>
+        <w:t>Momentum Works. (2024). Ecommerce in Southeast Asia 2024. Singapore: Momentum Works.</w:t>
+      </w:r>
+    </w:p>
+    <w:p>
+      <w:pPr>
+        <w:spacing w:after="60" w:before="0" w:line="276" w:lineRule="auto"/>
+        <w:jc w:val="both"/>
+      </w:pPr>
+      <w:r>
+        <w:rPr>
+          <w:rFonts w:ascii="Times New Roman" w:hAnsi="Times New Roman" w:cs="Times New Roman" w:eastAsia="Times New Roman"/>
+          <w:color w:val="000000"/>
+          <w:sz w:val="24"/>
+        </w:rPr>
+        <w:t>Naritomi, J. (2019). Consumers as tax auditors. American Economic Review, 109(9), 3031–3072.</w:t>
+      </w:r>
+    </w:p>
+    <w:p>
+      <w:pPr>
+        <w:spacing w:after="60" w:before="0" w:line="276" w:lineRule="auto"/>
+        <w:jc w:val="both"/>
+      </w:pPr>
+      <w:r>
+        <w:rPr>
+          <w:rFonts w:ascii="Times New Roman" w:hAnsi="Times New Roman" w:cs="Times New Roman" w:eastAsia="Times New Roman"/>
+          <w:color w:val="000000"/>
+          <w:sz w:val="24"/>
+        </w:rPr>
+        <w:t>OECD. (2020). Model Rules for Reporting by Platform Operators with respect to Sellers in the Sharing and Gig Economy. Paris: OECD Publishing.</w:t>
+      </w:r>
+    </w:p>
+    <w:p>
+      <w:pPr>
+        <w:spacing w:after="60" w:before="0" w:line="276" w:lineRule="auto"/>
+        <w:jc w:val="both"/>
+      </w:pPr>
+      <w:r>
+        <w:rPr>
+          <w:rFonts w:ascii="Times New Roman" w:hAnsi="Times New Roman" w:cs="Times New Roman" w:eastAsia="Times New Roman"/>
+          <w:color w:val="000000"/>
+          <w:sz w:val="24"/>
+        </w:rPr>
+        <w:t>Parker, G. G., and Van Alstyne, M. W. (2005). Two-sided network effects: A theory of information product design. Management Science, 51(10), 1494–1504.</w:t>
+      </w:r>
+    </w:p>
+    <w:p>
+      <w:pPr>
+        <w:spacing w:after="60" w:before="0" w:line="276" w:lineRule="auto"/>
+        <w:jc w:val="both"/>
+      </w:pPr>
+      <w:r>
+        <w:rPr>
+          <w:rFonts w:ascii="Times New Roman" w:hAnsi="Times New Roman" w:cs="Times New Roman" w:eastAsia="Times New Roman"/>
+          <w:color w:val="000000"/>
+          <w:sz w:val="24"/>
+        </w:rPr>
+        <w:t>Pomeranz, D. (2015). No taxation without information: Deterrence and self-enforcement in the value added tax. American Economic Review, 105(8), 2539–2569.</w:t>
+      </w:r>
+    </w:p>
+    <w:p>
+      <w:pPr>
+        <w:spacing w:after="60" w:before="0" w:line="276" w:lineRule="auto"/>
+        <w:jc w:val="both"/>
+      </w:pPr>
+      <w:r>
+        <w:rPr>
+          <w:rFonts w:ascii="Times New Roman" w:hAnsi="Times New Roman" w:cs="Times New Roman" w:eastAsia="Times New Roman"/>
+          <w:color w:val="000000"/>
+          <w:sz w:val="24"/>
+        </w:rPr>
+        <w:t>Rochet, J.-C., and Tirole, J. (2003). Platform competition in two-sided markets. Journal of the European Economic Association, 1(4), 990–1029.</w:t>
+      </w:r>
+    </w:p>
+    <w:p>
+      <w:pPr>
+        <w:spacing w:after="60" w:before="0" w:line="276" w:lineRule="auto"/>
+        <w:jc w:val="both"/>
+      </w:pPr>
+      <w:r>
+        <w:rPr>
+          <w:rFonts w:ascii="Times New Roman" w:hAnsi="Times New Roman" w:cs="Times New Roman" w:eastAsia="Times New Roman"/>
+          <w:color w:val="000000"/>
+          <w:sz w:val="24"/>
+        </w:rPr>
+        <w:t>Sea Limited. (2024). Form 20-F for fiscal year 2023. U.S. Securities and Exchange Commission.</w:t>
+      </w:r>
+    </w:p>
+    <w:p>
+      <w:pPr>
+        <w:spacing w:after="60" w:before="0" w:line="276" w:lineRule="auto"/>
+        <w:jc w:val="both"/>
+      </w:pPr>
+      <w:r>
+        <w:rPr>
+          <w:rFonts w:ascii="Times New Roman" w:hAnsi="Times New Roman" w:cs="Times New Roman" w:eastAsia="Times New Roman"/>
+          <w:color w:val="000000"/>
+          <w:sz w:val="24"/>
+        </w:rPr>
+        <w:t>Slemrod, J. (2019). Tax compliance and enforcement. Journal of Economic Literature, 57(4), 904–954.</w:t>
+      </w:r>
+    </w:p>
+    <w:p>
+      <w:pPr>
+        <w:spacing w:after="60" w:before="0" w:line="276" w:lineRule="auto"/>
+        <w:jc w:val="both"/>
+      </w:pPr>
+      <w:r>
+        <w:rPr>
+          <w:rFonts w:ascii="Times New Roman" w:hAnsi="Times New Roman" w:cs="Times New Roman" w:eastAsia="Times New Roman"/>
+          <w:color w:val="000000"/>
+          <w:sz w:val="24"/>
+        </w:rPr>
+        <w:t>Ulyssea, G. (2018). Firms, informality, and development: Theory and evidence from Brazil. American Economic Review, 108(8), 2015–2047.</w:t>
+      </w:r>
+    </w:p>
+    <w:p>
+      <w:pPr>
         <w:pStyle w:val="Heading1"/>
         <w:keepNext/>
         <w:spacing w:after="80" w:before="180" w:line="276" w:lineRule="auto"/>
@@ -6504,7 +6995,7 @@
                 <w:color w:val="000000"/>
                 <w:sz w:val="19"/>
               </w:rPr>
-              <w:t>platform transaction value (GTV/GMV/issuer-equivalent metric, scope labelled)</w:t>
+              <w:t>platform transaction value (GTV or the issuer-equivalent metric, scope labelled)</w:t>
             </w:r>
           </w:p>
         </w:tc>
@@ -7083,6 +7574,998 @@
           <w:color w:val="000000"/>
           <w:sz w:val="10"/>
         </w:rPr>
+      </w:r>
+    </w:p>
+    <w:p>
+      <w:pPr>
+        <w:spacing w:after="60" w:before="0" w:line="276" w:lineRule="auto"/>
+        <w:jc w:val="both"/>
+      </w:pPr>
+      <w:r>
+        <w:rPr>
+          <w:rFonts w:ascii="Times New Roman" w:hAnsi="Times New Roman" w:cs="Times New Roman" w:eastAsia="Times New Roman"/>
+          <w:color w:val="000000"/>
+          <w:sz w:val="24"/>
+        </w:rPr>
+        <w:t>Data sources by evidence tier.</w:t>
+      </w:r>
+    </w:p>
+    <w:tbl>
+      <w:tblPr>
+        <w:tblStyle w:val="TableGrid"/>
+        <w:tblW w:type="auto" w:w="0"/>
+        <w:jc w:val="center"/>
+        <w:tblLook w:firstColumn="1" w:firstRow="1" w:lastColumn="0" w:lastRow="0" w:noHBand="0" w:noVBand="1" w:val="04A0"/>
+      </w:tblPr>
+      <w:tblGrid>
+        <w:gridCol w:w="2353"/>
+        <w:gridCol w:w="2353"/>
+        <w:gridCol w:w="2353"/>
+        <w:gridCol w:w="2353"/>
+      </w:tblGrid>
+      <w:tr>
+        <w:trPr>
+          <w:tblHeader w:val="true"/>
+          <w:cantSplit/>
+        </w:trPr>
+        <w:tc>
+          <w:tcPr>
+            <w:tcW w:type="dxa" w:w="2353"/>
+          </w:tcPr>
+          <w:p>
+            <w:pPr>
+              <w:spacing w:after="20" w:before="20" w:line="276" w:lineRule="auto"/>
+              <w:jc w:val="left"/>
+            </w:pPr>
+            <w:r>
+              <w:rPr>
+                <w:rFonts w:ascii="Times New Roman" w:hAnsi="Times New Roman" w:cs="Times New Roman" w:eastAsia="Times New Roman"/>
+                <w:b/>
+                <w:color w:val="000000"/>
+                <w:sz w:val="19"/>
+              </w:rPr>
+            </w:r>
+            <w:r>
+              <w:rPr>
+                <w:rFonts w:ascii="Times New Roman" w:hAnsi="Times New Roman" w:cs="Times New Roman" w:eastAsia="Times New Roman"/>
+                <w:b/>
+                <w:color w:val="000000"/>
+                <w:sz w:val="19"/>
+              </w:rPr>
+              <w:t>Tier</w:t>
+            </w:r>
+          </w:p>
+        </w:tc>
+        <w:tc>
+          <w:tcPr>
+            <w:tcW w:type="dxa" w:w="2353"/>
+          </w:tcPr>
+          <w:p>
+            <w:pPr>
+              <w:spacing w:after="20" w:before="20" w:line="276" w:lineRule="auto"/>
+              <w:jc w:val="left"/>
+            </w:pPr>
+            <w:r>
+              <w:rPr>
+                <w:rFonts w:ascii="Times New Roman" w:hAnsi="Times New Roman" w:cs="Times New Roman" w:eastAsia="Times New Roman"/>
+                <w:b/>
+                <w:color w:val="000000"/>
+                <w:sz w:val="19"/>
+              </w:rPr>
+            </w:r>
+            <w:r>
+              <w:rPr>
+                <w:rFonts w:ascii="Times New Roman" w:hAnsi="Times New Roman" w:cs="Times New Roman" w:eastAsia="Times New Roman"/>
+                <w:b/>
+                <w:color w:val="000000"/>
+                <w:sz w:val="19"/>
+              </w:rPr>
+              <w:t>Series</w:t>
+            </w:r>
+          </w:p>
+        </w:tc>
+        <w:tc>
+          <w:tcPr>
+            <w:tcW w:type="dxa" w:w="2353"/>
+          </w:tcPr>
+          <w:p>
+            <w:pPr>
+              <w:spacing w:after="20" w:before="20" w:line="276" w:lineRule="auto"/>
+              <w:jc w:val="left"/>
+            </w:pPr>
+            <w:r>
+              <w:rPr>
+                <w:rFonts w:ascii="Times New Roman" w:hAnsi="Times New Roman" w:cs="Times New Roman" w:eastAsia="Times New Roman"/>
+                <w:b/>
+                <w:color w:val="000000"/>
+                <w:sz w:val="19"/>
+              </w:rPr>
+            </w:r>
+            <w:r>
+              <w:rPr>
+                <w:rFonts w:ascii="Times New Roman" w:hAnsi="Times New Roman" w:cs="Times New Roman" w:eastAsia="Times New Roman"/>
+                <w:b/>
+                <w:color w:val="000000"/>
+                <w:sz w:val="19"/>
+              </w:rPr>
+              <w:t>Source of V</w:t>
+            </w:r>
+          </w:p>
+        </w:tc>
+        <w:tc>
+          <w:tcPr>
+            <w:tcW w:type="dxa" w:w="2353"/>
+          </w:tcPr>
+          <w:p>
+            <w:pPr>
+              <w:spacing w:after="20" w:before="20" w:line="276" w:lineRule="auto"/>
+              <w:jc w:val="left"/>
+            </w:pPr>
+            <w:r>
+              <w:rPr>
+                <w:rFonts w:ascii="Times New Roman" w:hAnsi="Times New Roman" w:cs="Times New Roman" w:eastAsia="Times New Roman"/>
+                <w:b/>
+                <w:color w:val="000000"/>
+                <w:sz w:val="19"/>
+              </w:rPr>
+            </w:r>
+            <w:r>
+              <w:rPr>
+                <w:rFonts w:ascii="Times New Roman" w:hAnsi="Times New Roman" w:cs="Times New Roman" w:eastAsia="Times New Roman"/>
+                <w:b/>
+                <w:color w:val="000000"/>
+                <w:sz w:val="19"/>
+              </w:rPr>
+              <w:t>Source of R</w:t>
+            </w:r>
+          </w:p>
+        </w:tc>
+      </w:tr>
+      <w:tr>
+        <w:trPr>
+          <w:cantSplit/>
+        </w:trPr>
+        <w:tc>
+          <w:tcPr>
+            <w:tcW w:type="dxa" w:w="2353"/>
+          </w:tcPr>
+          <w:p>
+            <w:pPr>
+              <w:spacing w:after="20" w:before="20" w:line="276" w:lineRule="auto"/>
+              <w:jc w:val="left"/>
+            </w:pPr>
+            <w:r>
+              <w:rPr>
+                <w:rFonts w:ascii="Times New Roman" w:hAnsi="Times New Roman" w:cs="Times New Roman" w:eastAsia="Times New Roman"/>
+                <w:b w:val="0"/>
+                <w:color w:val="000000"/>
+                <w:sz w:val="19"/>
+              </w:rPr>
+            </w:r>
+            <w:r>
+              <w:rPr>
+                <w:rFonts w:ascii="Times New Roman" w:hAnsi="Times New Roman" w:cs="Times New Roman" w:eastAsia="Times New Roman"/>
+                <w:b w:val="0"/>
+                <w:color w:val="000000"/>
+                <w:sz w:val="19"/>
+              </w:rPr>
+              <w:t>Direct Indonesia-aligned segment</w:t>
+            </w:r>
+          </w:p>
+        </w:tc>
+        <w:tc>
+          <w:tcPr>
+            <w:tcW w:type="dxa" w:w="2353"/>
+          </w:tcPr>
+          <w:p>
+            <w:pPr>
+              <w:spacing w:after="20" w:before="20" w:line="276" w:lineRule="auto"/>
+              <w:jc w:val="left"/>
+            </w:pPr>
+            <w:r>
+              <w:rPr>
+                <w:rFonts w:ascii="Times New Roman" w:hAnsi="Times New Roman" w:cs="Times New Roman" w:eastAsia="Times New Roman"/>
+                <w:b w:val="0"/>
+                <w:color w:val="000000"/>
+                <w:sz w:val="19"/>
+              </w:rPr>
+            </w:r>
+            <w:r>
+              <w:rPr>
+                <w:rFonts w:ascii="Times New Roman" w:hAnsi="Times New Roman" w:cs="Times New Roman" w:eastAsia="Times New Roman"/>
+                <w:b w:val="0"/>
+                <w:color w:val="000000"/>
+                <w:sz w:val="19"/>
+              </w:rPr>
+              <w:t>Tokopedia e-commerce</w:t>
+            </w:r>
+          </w:p>
+        </w:tc>
+        <w:tc>
+          <w:tcPr>
+            <w:tcW w:type="dxa" w:w="2353"/>
+          </w:tcPr>
+          <w:p>
+            <w:pPr>
+              <w:spacing w:after="20" w:before="20" w:line="276" w:lineRule="auto"/>
+              <w:jc w:val="left"/>
+            </w:pPr>
+            <w:r>
+              <w:rPr>
+                <w:rFonts w:ascii="Times New Roman" w:hAnsi="Times New Roman" w:cs="Times New Roman" w:eastAsia="Times New Roman"/>
+                <w:b w:val="0"/>
+                <w:color w:val="000000"/>
+                <w:sz w:val="19"/>
+              </w:rPr>
+            </w:r>
+            <w:r>
+              <w:rPr>
+                <w:rFonts w:ascii="Times New Roman" w:hAnsi="Times New Roman" w:cs="Times New Roman" w:eastAsia="Times New Roman"/>
+                <w:b w:val="0"/>
+                <w:color w:val="000000"/>
+                <w:sz w:val="19"/>
+              </w:rPr>
+              <w:t>GoTo Gojek Tokopedia annual report, e-commerce segment operating metrics</w:t>
+            </w:r>
+          </w:p>
+        </w:tc>
+        <w:tc>
+          <w:tcPr>
+            <w:tcW w:type="dxa" w:w="2353"/>
+          </w:tcPr>
+          <w:p>
+            <w:pPr>
+              <w:spacing w:after="20" w:before="20" w:line="276" w:lineRule="auto"/>
+              <w:jc w:val="left"/>
+            </w:pPr>
+            <w:r>
+              <w:rPr>
+                <w:rFonts w:ascii="Times New Roman" w:hAnsi="Times New Roman" w:cs="Times New Roman" w:eastAsia="Times New Roman"/>
+                <w:b w:val="0"/>
+                <w:color w:val="000000"/>
+                <w:sz w:val="19"/>
+              </w:rPr>
+            </w:r>
+            <w:r>
+              <w:rPr>
+                <w:rFonts w:ascii="Times New Roman" w:hAnsi="Times New Roman" w:cs="Times New Roman" w:eastAsia="Times New Roman"/>
+                <w:b w:val="0"/>
+                <w:color w:val="000000"/>
+                <w:sz w:val="19"/>
+              </w:rPr>
+              <w:t>GoTo annual report, segment note</w:t>
+            </w:r>
+          </w:p>
+        </w:tc>
+      </w:tr>
+      <w:tr>
+        <w:trPr>
+          <w:cantSplit/>
+        </w:trPr>
+        <w:tc>
+          <w:tcPr>
+            <w:tcW w:type="dxa" w:w="2353"/>
+          </w:tcPr>
+          <w:p>
+            <w:pPr>
+              <w:spacing w:after="20" w:before="20" w:line="276" w:lineRule="auto"/>
+              <w:jc w:val="left"/>
+            </w:pPr>
+            <w:r>
+              <w:rPr>
+                <w:rFonts w:ascii="Times New Roman" w:hAnsi="Times New Roman" w:cs="Times New Roman" w:eastAsia="Times New Roman"/>
+                <w:b w:val="0"/>
+                <w:color w:val="000000"/>
+                <w:sz w:val="19"/>
+              </w:rPr>
+            </w:r>
+            <w:r>
+              <w:rPr>
+                <w:rFonts w:ascii="Times New Roman" w:hAnsi="Times New Roman" w:cs="Times New Roman" w:eastAsia="Times New Roman"/>
+                <w:b w:val="0"/>
+                <w:color w:val="000000"/>
+                <w:sz w:val="19"/>
+              </w:rPr>
+              <w:t>Direct issuer, scope-pending</w:t>
+            </w:r>
+          </w:p>
+        </w:tc>
+        <w:tc>
+          <w:tcPr>
+            <w:tcW w:type="dxa" w:w="2353"/>
+          </w:tcPr>
+          <w:p>
+            <w:pPr>
+              <w:spacing w:after="20" w:before="20" w:line="276" w:lineRule="auto"/>
+              <w:jc w:val="left"/>
+            </w:pPr>
+            <w:r>
+              <w:rPr>
+                <w:rFonts w:ascii="Times New Roman" w:hAnsi="Times New Roman" w:cs="Times New Roman" w:eastAsia="Times New Roman"/>
+                <w:b w:val="0"/>
+                <w:color w:val="000000"/>
+                <w:sz w:val="19"/>
+              </w:rPr>
+            </w:r>
+            <w:r>
+              <w:rPr>
+                <w:rFonts w:ascii="Times New Roman" w:hAnsi="Times New Roman" w:cs="Times New Roman" w:eastAsia="Times New Roman"/>
+                <w:b w:val="0"/>
+                <w:color w:val="000000"/>
+                <w:sz w:val="19"/>
+              </w:rPr>
+              <w:t>Blibli 3P Retail</w:t>
+            </w:r>
+          </w:p>
+        </w:tc>
+        <w:tc>
+          <w:tcPr>
+            <w:tcW w:type="dxa" w:w="2353"/>
+          </w:tcPr>
+          <w:p>
+            <w:pPr>
+              <w:spacing w:after="20" w:before="20" w:line="276" w:lineRule="auto"/>
+              <w:jc w:val="left"/>
+            </w:pPr>
+            <w:r>
+              <w:rPr>
+                <w:rFonts w:ascii="Times New Roman" w:hAnsi="Times New Roman" w:cs="Times New Roman" w:eastAsia="Times New Roman"/>
+                <w:b w:val="0"/>
+                <w:color w:val="000000"/>
+                <w:sz w:val="19"/>
+              </w:rPr>
+            </w:r>
+            <w:r>
+              <w:rPr>
+                <w:rFonts w:ascii="Times New Roman" w:hAnsi="Times New Roman" w:cs="Times New Roman" w:eastAsia="Times New Roman"/>
+                <w:b w:val="0"/>
+                <w:color w:val="000000"/>
+                <w:sz w:val="19"/>
+              </w:rPr>
+              <w:t>Global Digital Niaga prospectus and annual results releases</w:t>
+            </w:r>
+          </w:p>
+        </w:tc>
+        <w:tc>
+          <w:tcPr>
+            <w:tcW w:type="dxa" w:w="2353"/>
+          </w:tcPr>
+          <w:p>
+            <w:pPr>
+              <w:spacing w:after="20" w:before="20" w:line="276" w:lineRule="auto"/>
+              <w:jc w:val="left"/>
+            </w:pPr>
+            <w:r>
+              <w:rPr>
+                <w:rFonts w:ascii="Times New Roman" w:hAnsi="Times New Roman" w:cs="Times New Roman" w:eastAsia="Times New Roman"/>
+                <w:b w:val="0"/>
+                <w:color w:val="000000"/>
+                <w:sz w:val="19"/>
+              </w:rPr>
+            </w:r>
+            <w:r>
+              <w:rPr>
+                <w:rFonts w:ascii="Times New Roman" w:hAnsi="Times New Roman" w:cs="Times New Roman" w:eastAsia="Times New Roman"/>
+                <w:b w:val="0"/>
+                <w:color w:val="000000"/>
+                <w:sz w:val="19"/>
+              </w:rPr>
+              <w:t>Same issuer filings</w:t>
+            </w:r>
+          </w:p>
+        </w:tc>
+      </w:tr>
+      <w:tr>
+        <w:trPr>
+          <w:cantSplit/>
+        </w:trPr>
+        <w:tc>
+          <w:tcPr>
+            <w:tcW w:type="dxa" w:w="2353"/>
+          </w:tcPr>
+          <w:p>
+            <w:pPr>
+              <w:spacing w:after="20" w:before="20" w:line="276" w:lineRule="auto"/>
+              <w:jc w:val="left"/>
+            </w:pPr>
+            <w:r>
+              <w:rPr>
+                <w:rFonts w:ascii="Times New Roman" w:hAnsi="Times New Roman" w:cs="Times New Roman" w:eastAsia="Times New Roman"/>
+                <w:b w:val="0"/>
+                <w:color w:val="000000"/>
+                <w:sz w:val="19"/>
+              </w:rPr>
+            </w:r>
+            <w:r>
+              <w:rPr>
+                <w:rFonts w:ascii="Times New Roman" w:hAnsi="Times New Roman" w:cs="Times New Roman" w:eastAsia="Times New Roman"/>
+                <w:b w:val="0"/>
+                <w:color w:val="000000"/>
+                <w:sz w:val="19"/>
+              </w:rPr>
+              <w:t>Direct issuer, scope-pending</w:t>
+            </w:r>
+          </w:p>
+        </w:tc>
+        <w:tc>
+          <w:tcPr>
+            <w:tcW w:type="dxa" w:w="2353"/>
+          </w:tcPr>
+          <w:p>
+            <w:pPr>
+              <w:spacing w:after="20" w:before="20" w:line="276" w:lineRule="auto"/>
+              <w:jc w:val="left"/>
+            </w:pPr>
+            <w:r>
+              <w:rPr>
+                <w:rFonts w:ascii="Times New Roman" w:hAnsi="Times New Roman" w:cs="Times New Roman" w:eastAsia="Times New Roman"/>
+                <w:b w:val="0"/>
+                <w:color w:val="000000"/>
+                <w:sz w:val="19"/>
+              </w:rPr>
+            </w:r>
+            <w:r>
+              <w:rPr>
+                <w:rFonts w:ascii="Times New Roman" w:hAnsi="Times New Roman" w:cs="Times New Roman" w:eastAsia="Times New Roman"/>
+                <w:b w:val="0"/>
+                <w:color w:val="000000"/>
+                <w:sz w:val="19"/>
+              </w:rPr>
+              <w:t>Bukalapak Group</w:t>
+            </w:r>
+          </w:p>
+        </w:tc>
+        <w:tc>
+          <w:tcPr>
+            <w:tcW w:type="dxa" w:w="2353"/>
+          </w:tcPr>
+          <w:p>
+            <w:pPr>
+              <w:spacing w:after="20" w:before="20" w:line="276" w:lineRule="auto"/>
+              <w:jc w:val="left"/>
+            </w:pPr>
+            <w:r>
+              <w:rPr>
+                <w:rFonts w:ascii="Times New Roman" w:hAnsi="Times New Roman" w:cs="Times New Roman" w:eastAsia="Times New Roman"/>
+                <w:b w:val="0"/>
+                <w:color w:val="000000"/>
+                <w:sz w:val="19"/>
+              </w:rPr>
+            </w:r>
+            <w:r>
+              <w:rPr>
+                <w:rFonts w:ascii="Times New Roman" w:hAnsi="Times New Roman" w:cs="Times New Roman" w:eastAsia="Times New Roman"/>
+                <w:b w:val="0"/>
+                <w:color w:val="000000"/>
+                <w:sz w:val="19"/>
+              </w:rPr>
+              <w:t>Bukalapak annual and sustainability reports</w:t>
+            </w:r>
+          </w:p>
+        </w:tc>
+        <w:tc>
+          <w:tcPr>
+            <w:tcW w:type="dxa" w:w="2353"/>
+          </w:tcPr>
+          <w:p>
+            <w:pPr>
+              <w:spacing w:after="20" w:before="20" w:line="276" w:lineRule="auto"/>
+              <w:jc w:val="left"/>
+            </w:pPr>
+            <w:r>
+              <w:rPr>
+                <w:rFonts w:ascii="Times New Roman" w:hAnsi="Times New Roman" w:cs="Times New Roman" w:eastAsia="Times New Roman"/>
+                <w:b w:val="0"/>
+                <w:color w:val="000000"/>
+                <w:sz w:val="19"/>
+              </w:rPr>
+            </w:r>
+            <w:r>
+              <w:rPr>
+                <w:rFonts w:ascii="Times New Roman" w:hAnsi="Times New Roman" w:cs="Times New Roman" w:eastAsia="Times New Roman"/>
+                <w:b w:val="0"/>
+                <w:color w:val="000000"/>
+                <w:sz w:val="19"/>
+              </w:rPr>
+              <w:t>Same issuer filings</w:t>
+            </w:r>
+          </w:p>
+        </w:tc>
+      </w:tr>
+      <w:tr>
+        <w:trPr>
+          <w:cantSplit/>
+        </w:trPr>
+        <w:tc>
+          <w:tcPr>
+            <w:tcW w:type="dxa" w:w="2353"/>
+          </w:tcPr>
+          <w:p>
+            <w:pPr>
+              <w:spacing w:after="20" w:before="20" w:line="276" w:lineRule="auto"/>
+              <w:jc w:val="left"/>
+            </w:pPr>
+            <w:r>
+              <w:rPr>
+                <w:rFonts w:ascii="Times New Roman" w:hAnsi="Times New Roman" w:cs="Times New Roman" w:eastAsia="Times New Roman"/>
+                <w:b w:val="0"/>
+                <w:color w:val="000000"/>
+                <w:sz w:val="19"/>
+              </w:rPr>
+            </w:r>
+            <w:r>
+              <w:rPr>
+                <w:rFonts w:ascii="Times New Roman" w:hAnsi="Times New Roman" w:cs="Times New Roman" w:eastAsia="Times New Roman"/>
+                <w:b w:val="0"/>
+                <w:color w:val="000000"/>
+                <w:sz w:val="19"/>
+              </w:rPr>
+              <w:t>Conditional country reconstruction</w:t>
+            </w:r>
+          </w:p>
+        </w:tc>
+        <w:tc>
+          <w:tcPr>
+            <w:tcW w:type="dxa" w:w="2353"/>
+          </w:tcPr>
+          <w:p>
+            <w:pPr>
+              <w:spacing w:after="20" w:before="20" w:line="276" w:lineRule="auto"/>
+              <w:jc w:val="left"/>
+            </w:pPr>
+            <w:r>
+              <w:rPr>
+                <w:rFonts w:ascii="Times New Roman" w:hAnsi="Times New Roman" w:cs="Times New Roman" w:eastAsia="Times New Roman"/>
+                <w:b w:val="0"/>
+                <w:color w:val="000000"/>
+                <w:sz w:val="19"/>
+              </w:rPr>
+            </w:r>
+            <w:r>
+              <w:rPr>
+                <w:rFonts w:ascii="Times New Roman" w:hAnsi="Times New Roman" w:cs="Times New Roman" w:eastAsia="Times New Roman"/>
+                <w:b w:val="0"/>
+                <w:color w:val="000000"/>
+                <w:sz w:val="19"/>
+              </w:rPr>
+              <w:t>Grab Indonesia</w:t>
+            </w:r>
+          </w:p>
+        </w:tc>
+        <w:tc>
+          <w:tcPr>
+            <w:tcW w:type="dxa" w:w="2353"/>
+          </w:tcPr>
+          <w:p>
+            <w:pPr>
+              <w:spacing w:after="20" w:before="20" w:line="276" w:lineRule="auto"/>
+              <w:jc w:val="left"/>
+            </w:pPr>
+            <w:r>
+              <w:rPr>
+                <w:rFonts w:ascii="Times New Roman" w:hAnsi="Times New Roman" w:cs="Times New Roman" w:eastAsia="Times New Roman"/>
+                <w:b w:val="0"/>
+                <w:color w:val="000000"/>
+                <w:sz w:val="19"/>
+              </w:rPr>
+            </w:r>
+            <w:r>
+              <w:rPr>
+                <w:rFonts w:ascii="Times New Roman" w:hAnsi="Times New Roman" w:cs="Times New Roman" w:eastAsia="Times New Roman"/>
+                <w:b w:val="0"/>
+                <w:color w:val="000000"/>
+                <w:sz w:val="19"/>
+              </w:rPr>
+              <w:t>Derived: disclosed Indonesia revenue ÷ Group monetization rate (Grab Form 20-F)</w:t>
+            </w:r>
+          </w:p>
+        </w:tc>
+        <w:tc>
+          <w:tcPr>
+            <w:tcW w:type="dxa" w:w="2353"/>
+          </w:tcPr>
+          <w:p>
+            <w:pPr>
+              <w:spacing w:after="20" w:before="20" w:line="276" w:lineRule="auto"/>
+              <w:jc w:val="left"/>
+            </w:pPr>
+            <w:r>
+              <w:rPr>
+                <w:rFonts w:ascii="Times New Roman" w:hAnsi="Times New Roman" w:cs="Times New Roman" w:eastAsia="Times New Roman"/>
+                <w:b w:val="0"/>
+                <w:color w:val="000000"/>
+                <w:sz w:val="19"/>
+              </w:rPr>
+            </w:r>
+            <w:r>
+              <w:rPr>
+                <w:rFonts w:ascii="Times New Roman" w:hAnsi="Times New Roman" w:cs="Times New Roman" w:eastAsia="Times New Roman"/>
+                <w:b w:val="0"/>
+                <w:color w:val="000000"/>
+                <w:sz w:val="19"/>
+              </w:rPr>
+              <w:t>Grab Form 20-F, disclosed Indonesia revenue</w:t>
+            </w:r>
+          </w:p>
+        </w:tc>
+      </w:tr>
+      <w:tr>
+        <w:trPr>
+          <w:cantSplit/>
+        </w:trPr>
+        <w:tc>
+          <w:tcPr>
+            <w:tcW w:type="dxa" w:w="2353"/>
+          </w:tcPr>
+          <w:p>
+            <w:pPr>
+              <w:spacing w:after="20" w:before="20" w:line="276" w:lineRule="auto"/>
+              <w:jc w:val="left"/>
+            </w:pPr>
+            <w:r>
+              <w:rPr>
+                <w:rFonts w:ascii="Times New Roman" w:hAnsi="Times New Roman" w:cs="Times New Roman" w:eastAsia="Times New Roman"/>
+                <w:b w:val="0"/>
+                <w:color w:val="000000"/>
+                <w:sz w:val="19"/>
+              </w:rPr>
+            </w:r>
+            <w:r>
+              <w:rPr>
+                <w:rFonts w:ascii="Times New Roman" w:hAnsi="Times New Roman" w:cs="Times New Roman" w:eastAsia="Times New Roman"/>
+                <w:b w:val="0"/>
+                <w:color w:val="000000"/>
+                <w:sz w:val="19"/>
+              </w:rPr>
+              <w:t>Conditional country reconstruction</w:t>
+            </w:r>
+          </w:p>
+        </w:tc>
+        <w:tc>
+          <w:tcPr>
+            <w:tcW w:type="dxa" w:w="2353"/>
+          </w:tcPr>
+          <w:p>
+            <w:pPr>
+              <w:spacing w:after="20" w:before="20" w:line="276" w:lineRule="auto"/>
+              <w:jc w:val="left"/>
+            </w:pPr>
+            <w:r>
+              <w:rPr>
+                <w:rFonts w:ascii="Times New Roman" w:hAnsi="Times New Roman" w:cs="Times New Roman" w:eastAsia="Times New Roman"/>
+                <w:b w:val="0"/>
+                <w:color w:val="000000"/>
+                <w:sz w:val="19"/>
+              </w:rPr>
+            </w:r>
+            <w:r>
+              <w:rPr>
+                <w:rFonts w:ascii="Times New Roman" w:hAnsi="Times New Roman" w:cs="Times New Roman" w:eastAsia="Times New Roman"/>
+                <w:b w:val="0"/>
+                <w:color w:val="000000"/>
+                <w:sz w:val="19"/>
+              </w:rPr>
+              <w:t>Shopee Indonesia</w:t>
+            </w:r>
+          </w:p>
+        </w:tc>
+        <w:tc>
+          <w:tcPr>
+            <w:tcW w:type="dxa" w:w="2353"/>
+          </w:tcPr>
+          <w:p>
+            <w:pPr>
+              <w:spacing w:after="20" w:before="20" w:line="276" w:lineRule="auto"/>
+              <w:jc w:val="left"/>
+            </w:pPr>
+            <w:r>
+              <w:rPr>
+                <w:rFonts w:ascii="Times New Roman" w:hAnsi="Times New Roman" w:cs="Times New Roman" w:eastAsia="Times New Roman"/>
+                <w:b w:val="0"/>
+                <w:color w:val="000000"/>
+                <w:sz w:val="19"/>
+              </w:rPr>
+            </w:r>
+            <w:r>
+              <w:rPr>
+                <w:rFonts w:ascii="Times New Roman" w:hAnsi="Times New Roman" w:cs="Times New Roman" w:eastAsia="Times New Roman"/>
+                <w:b w:val="0"/>
+                <w:color w:val="000000"/>
+                <w:sz w:val="19"/>
+              </w:rPr>
+              <w:t>Momentum Works Southeast Asia e-commerce report, third-party market estimate</w:t>
+            </w:r>
+          </w:p>
+        </w:tc>
+        <w:tc>
+          <w:tcPr>
+            <w:tcW w:type="dxa" w:w="2353"/>
+          </w:tcPr>
+          <w:p>
+            <w:pPr>
+              <w:spacing w:after="20" w:before="20" w:line="276" w:lineRule="auto"/>
+              <w:jc w:val="left"/>
+            </w:pPr>
+            <w:r>
+              <w:rPr>
+                <w:rFonts w:ascii="Times New Roman" w:hAnsi="Times New Roman" w:cs="Times New Roman" w:eastAsia="Times New Roman"/>
+                <w:b w:val="0"/>
+                <w:color w:val="000000"/>
+                <w:sz w:val="19"/>
+              </w:rPr>
+            </w:r>
+            <w:r>
+              <w:rPr>
+                <w:rFonts w:ascii="Times New Roman" w:hAnsi="Times New Roman" w:cs="Times New Roman" w:eastAsia="Times New Roman"/>
+                <w:b w:val="0"/>
+                <w:color w:val="000000"/>
+                <w:sz w:val="19"/>
+              </w:rPr>
+              <w:t>Derived from Sea Limited Form 20-F at the estimated country take rate</w:t>
+            </w:r>
+          </w:p>
+        </w:tc>
+      </w:tr>
+      <w:tr>
+        <w:trPr>
+          <w:cantSplit/>
+        </w:trPr>
+        <w:tc>
+          <w:tcPr>
+            <w:tcW w:type="dxa" w:w="2353"/>
+          </w:tcPr>
+          <w:p>
+            <w:pPr>
+              <w:spacing w:after="20" w:before="20" w:line="276" w:lineRule="auto"/>
+              <w:jc w:val="left"/>
+            </w:pPr>
+            <w:r>
+              <w:rPr>
+                <w:rFonts w:ascii="Times New Roman" w:hAnsi="Times New Roman" w:cs="Times New Roman" w:eastAsia="Times New Roman"/>
+                <w:b w:val="0"/>
+                <w:color w:val="000000"/>
+                <w:sz w:val="19"/>
+              </w:rPr>
+            </w:r>
+            <w:r>
+              <w:rPr>
+                <w:rFonts w:ascii="Times New Roman" w:hAnsi="Times New Roman" w:cs="Times New Roman" w:eastAsia="Times New Roman"/>
+                <w:b w:val="0"/>
+                <w:color w:val="000000"/>
+                <w:sz w:val="19"/>
+              </w:rPr>
+              <w:t>National statistical evidence</w:t>
+            </w:r>
+          </w:p>
+        </w:tc>
+        <w:tc>
+          <w:tcPr>
+            <w:tcW w:type="dxa" w:w="2353"/>
+          </w:tcPr>
+          <w:p>
+            <w:pPr>
+              <w:spacing w:after="20" w:before="20" w:line="276" w:lineRule="auto"/>
+              <w:jc w:val="left"/>
+            </w:pPr>
+            <w:r>
+              <w:rPr>
+                <w:rFonts w:ascii="Times New Roman" w:hAnsi="Times New Roman" w:cs="Times New Roman" w:eastAsia="Times New Roman"/>
+                <w:b w:val="0"/>
+                <w:color w:val="000000"/>
+                <w:sz w:val="19"/>
+              </w:rPr>
+            </w:r>
+            <w:r>
+              <w:rPr>
+                <w:rFonts w:ascii="Times New Roman" w:hAnsi="Times New Roman" w:cs="Times New Roman" w:eastAsia="Times New Roman"/>
+                <w:b w:val="0"/>
+                <w:color w:val="000000"/>
+                <w:sz w:val="19"/>
+              </w:rPr>
+              <w:t>BPS-Statistics Indonesia</w:t>
+            </w:r>
+          </w:p>
+        </w:tc>
+        <w:tc>
+          <w:tcPr>
+            <w:tcW w:type="dxa" w:w="2353"/>
+          </w:tcPr>
+          <w:p>
+            <w:pPr>
+              <w:spacing w:after="20" w:before="20" w:line="276" w:lineRule="auto"/>
+              <w:jc w:val="left"/>
+            </w:pPr>
+            <w:r>
+              <w:rPr>
+                <w:rFonts w:ascii="Times New Roman" w:hAnsi="Times New Roman" w:cs="Times New Roman" w:eastAsia="Times New Roman"/>
+                <w:b w:val="0"/>
+                <w:color w:val="000000"/>
+                <w:sz w:val="19"/>
+              </w:rPr>
+            </w:r>
+            <w:r>
+              <w:rPr>
+                <w:rFonts w:ascii="Times New Roman" w:hAnsi="Times New Roman" w:cs="Times New Roman" w:eastAsia="Times New Roman"/>
+                <w:b w:val="0"/>
+                <w:color w:val="000000"/>
+                <w:sz w:val="19"/>
+              </w:rPr>
+              <w:t>E-Commerce Statistics 2023 and 2024; BPS directorate presentation for the 2024 sales-media split</w:t>
+            </w:r>
+          </w:p>
+        </w:tc>
+        <w:tc>
+          <w:tcPr>
+            <w:tcW w:type="dxa" w:w="2353"/>
+          </w:tcPr>
+          <w:p>
+            <w:pPr>
+              <w:spacing w:after="20" w:before="20" w:line="276" w:lineRule="auto"/>
+              <w:jc w:val="left"/>
+            </w:pPr>
+            <w:r>
+              <w:rPr>
+                <w:rFonts w:ascii="Times New Roman" w:hAnsi="Times New Roman" w:cs="Times New Roman" w:eastAsia="Times New Roman"/>
+                <w:b w:val="0"/>
+                <w:color w:val="000000"/>
+                <w:sz w:val="19"/>
+              </w:rPr>
+            </w:r>
+            <w:r>
+              <w:rPr>
+                <w:rFonts w:ascii="Times New Roman" w:hAnsi="Times New Roman" w:cs="Times New Roman" w:eastAsia="Times New Roman"/>
+                <w:b w:val="0"/>
+                <w:color w:val="000000"/>
+                <w:sz w:val="19"/>
+              </w:rPr>
+              <w:t>—</w:t>
+            </w:r>
+          </w:p>
+        </w:tc>
+      </w:tr>
+      <w:tr>
+        <w:trPr>
+          <w:cantSplit/>
+        </w:trPr>
+        <w:tc>
+          <w:tcPr>
+            <w:tcW w:type="dxa" w:w="2353"/>
+          </w:tcPr>
+          <w:p>
+            <w:pPr>
+              <w:spacing w:after="20" w:before="20" w:line="276" w:lineRule="auto"/>
+              <w:jc w:val="left"/>
+            </w:pPr>
+            <w:r>
+              <w:rPr>
+                <w:rFonts w:ascii="Times New Roman" w:hAnsi="Times New Roman" w:cs="Times New Roman" w:eastAsia="Times New Roman"/>
+                <w:b w:val="0"/>
+                <w:color w:val="000000"/>
+                <w:sz w:val="19"/>
+              </w:rPr>
+            </w:r>
+            <w:r>
+              <w:rPr>
+                <w:rFonts w:ascii="Times New Roman" w:hAnsi="Times New Roman" w:cs="Times New Roman" w:eastAsia="Times New Roman"/>
+                <w:b w:val="0"/>
+                <w:color w:val="000000"/>
+                <w:sz w:val="19"/>
+              </w:rPr>
+              <w:t>Regulatory architecture</w:t>
+            </w:r>
+          </w:p>
+        </w:tc>
+        <w:tc>
+          <w:tcPr>
+            <w:tcW w:type="dxa" w:w="2353"/>
+          </w:tcPr>
+          <w:p>
+            <w:pPr>
+              <w:spacing w:after="20" w:before="20" w:line="276" w:lineRule="auto"/>
+              <w:jc w:val="left"/>
+            </w:pPr>
+            <w:r>
+              <w:rPr>
+                <w:rFonts w:ascii="Times New Roman" w:hAnsi="Times New Roman" w:cs="Times New Roman" w:eastAsia="Times New Roman"/>
+                <w:b w:val="0"/>
+                <w:color w:val="000000"/>
+                <w:sz w:val="19"/>
+              </w:rPr>
+            </w:r>
+            <w:r>
+              <w:rPr>
+                <w:rFonts w:ascii="Times New Roman" w:hAnsi="Times New Roman" w:cs="Times New Roman" w:eastAsia="Times New Roman"/>
+                <w:b w:val="0"/>
+                <w:color w:val="000000"/>
+                <w:sz w:val="19"/>
+              </w:rPr>
+              <w:t>PMK 37/2025; DJP materials</w:t>
+            </w:r>
+          </w:p>
+        </w:tc>
+        <w:tc>
+          <w:tcPr>
+            <w:tcW w:type="dxa" w:w="2353"/>
+          </w:tcPr>
+          <w:p>
+            <w:pPr>
+              <w:spacing w:after="20" w:before="20" w:line="276" w:lineRule="auto"/>
+              <w:jc w:val="left"/>
+            </w:pPr>
+            <w:r>
+              <w:rPr>
+                <w:rFonts w:ascii="Times New Roman" w:hAnsi="Times New Roman" w:cs="Times New Roman" w:eastAsia="Times New Roman"/>
+                <w:b w:val="0"/>
+                <w:color w:val="000000"/>
+                <w:sz w:val="19"/>
+              </w:rPr>
+            </w:r>
+            <w:r>
+              <w:rPr>
+                <w:rFonts w:ascii="Times New Roman" w:hAnsi="Times New Roman" w:cs="Times New Roman" w:eastAsia="Times New Roman"/>
+                <w:b w:val="0"/>
+                <w:color w:val="000000"/>
+                <w:sz w:val="19"/>
+              </w:rPr>
+              <w:t>Ministry of Finance of the Republic of Indonesia</w:t>
+            </w:r>
+          </w:p>
+        </w:tc>
+        <w:tc>
+          <w:tcPr>
+            <w:tcW w:type="dxa" w:w="2353"/>
+          </w:tcPr>
+          <w:p>
+            <w:pPr>
+              <w:spacing w:after="20" w:before="20" w:line="276" w:lineRule="auto"/>
+              <w:jc w:val="left"/>
+            </w:pPr>
+            <w:r>
+              <w:rPr>
+                <w:rFonts w:ascii="Times New Roman" w:hAnsi="Times New Roman" w:cs="Times New Roman" w:eastAsia="Times New Roman"/>
+                <w:b w:val="0"/>
+                <w:color w:val="000000"/>
+                <w:sz w:val="19"/>
+              </w:rPr>
+            </w:r>
+            <w:r>
+              <w:rPr>
+                <w:rFonts w:ascii="Times New Roman" w:hAnsi="Times New Roman" w:cs="Times New Roman" w:eastAsia="Times New Roman"/>
+                <w:b w:val="0"/>
+                <w:color w:val="000000"/>
+                <w:sz w:val="19"/>
+              </w:rPr>
+              <w:t>—</w:t>
+            </w:r>
+          </w:p>
+        </w:tc>
+      </w:tr>
+    </w:tbl>
+    <w:p>
+      <w:pPr>
+        <w:spacing w:after="0" w:before="0" w:line="276" w:lineRule="auto"/>
+        <w:jc w:val="both"/>
+      </w:pPr>
+      <w:r>
+        <w:rPr>
+          <w:rFonts w:ascii="Times New Roman" w:hAnsi="Times New Roman" w:cs="Times New Roman" w:eastAsia="Times New Roman"/>
+          <w:color w:val="000000"/>
+          <w:sz w:val="10"/>
+        </w:rPr>
+      </w:r>
+    </w:p>
+    <w:p>
+      <w:pPr>
+        <w:spacing w:after="60" w:before="0" w:line="276" w:lineRule="auto"/>
+        <w:jc w:val="both"/>
+      </w:pPr>
+      <w:r>
+        <w:rPr>
+          <w:rFonts w:ascii="Times New Roman" w:hAnsi="Times New Roman" w:cs="Times New Roman" w:eastAsia="Times New Roman"/>
+          <w:color w:val="000000"/>
+          <w:sz w:val="24"/>
+        </w:rPr>
+        <w:t>Every figure used in this proposal is traced to a named file and locator in the accompanying data package.</w:t>
       </w:r>
     </w:p>
     <w:p>

--- a/papers/current/Invisible_Ledger_Thesis_Proposal_FINAL_2026-09-14.docx
+++ b/papers/current/Invisible_Ledger_Thesis_Proposal_FINAL_2026-09-14.docx
@@ -1404,6 +1404,20 @@
           <w:color w:val="000000"/>
           <w:sz w:val="24"/>
         </w:rPr>
+        <w:t>The finance literature supplies the complementary result that these digital records carry economic value in their own right. Berg, Burg, Gombović and Puri (2020) show that a simple digital footprint predicts borrower default as well as a credit bureau score, establishing that transaction-level traces held by an intermediary constitute usable financial information even where conventional records are thin. That is precisely the asymmetry this proposal measures: the record exists and is economically informative, but it is not necessarily visible in either the platform's revenue or the participant's reported income.</w:t>
+      </w:r>
+    </w:p>
+    <w:p>
+      <w:pPr>
+        <w:spacing w:after="60" w:before="0" w:line="276" w:lineRule="auto"/>
+        <w:jc w:val="both"/>
+      </w:pPr>
+      <w:r>
+        <w:rPr>
+          <w:rFonts w:ascii="Times New Roman" w:hAnsi="Times New Roman" w:cs="Times New Roman" w:eastAsia="Times New Roman"/>
+          <w:color w:val="000000"/>
+          <w:sz w:val="24"/>
+        </w:rPr>
         <w:t>Platform participants occupy an unusual position in this literature. Their transactions are priced, recorded, and settled through a formal intermediary, but the participant may remain self-employed, unregistered, below filing thresholds, or simply outside an automatic reporting channel. The object measured here is therefore not the shadow economy as conventionally defined. It is a digitally recorded flow whose administrative treatment may resemble self-reported income even though an intermediary already possesses the transaction record.</w:t>
       </w:r>
     </w:p>
@@ -1449,7 +1463,7 @@
           <w:color w:val="000000"/>
           <w:sz w:val="24"/>
         </w:rPr>
-        <w:t>Platform work creates a new configuration: a large intermediary may hold detailed transaction records even where there is no comprehensive obligation to report seller or worker income. The administrative problem is therefore not necessarily a lack of data generation; it can be the absence, incompleteness, or fragmentation of the reporting rule. Barrios, Hochberg, and Yi (2022) and Denes, Lagaras, and Tsoutsoura (2025) further show that platform-mediated work leaves economically meaningful financial and administrative records.</w:t>
+        <w:t>Platform work creates a new configuration: a large intermediary may hold detailed transaction records even where there is no comprehensive obligation to report seller or worker income. The administrative problem is therefore not necessarily a lack of data generation; it can be the absence, incompleteness, or fragmentation of the reporting rule. Barrios, Hochberg and Yi (2022), writing in the Journal of Financial Economics, further show that platform-mediated work leaves economically meaningful financial and administrative traces, linking gig-economy activity to measurable new business formation.</w:t>
       </w:r>
     </w:p>
     <w:p>
@@ -6467,6 +6481,20 @@
           <w:color w:val="000000"/>
           <w:sz w:val="24"/>
         </w:rPr>
+        <w:t>Berg, T., Burg, V., Gombović, A., and Puri, M. (2020). On the rise of FinTechs: Credit scoring using digital footprints. Review of Financial Studies, 33(7), 2845–2897.</w:t>
+      </w:r>
+    </w:p>
+    <w:p>
+      <w:pPr>
+        <w:spacing w:after="60" w:before="0" w:line="276" w:lineRule="auto"/>
+        <w:jc w:val="both"/>
+      </w:pPr>
+      <w:r>
+        <w:rPr>
+          <w:rFonts w:ascii="Times New Roman" w:hAnsi="Times New Roman" w:cs="Times New Roman" w:eastAsia="Times New Roman"/>
+          <w:color w:val="000000"/>
+          <w:sz w:val="24"/>
+        </w:rPr>
         <w:t>BPS-Statistics Indonesia. (2025a). E-Commerce Statistics 2023. Jakarta: BPS.</w:t>
       </w:r>
     </w:p>
@@ -6524,20 +6552,6 @@
           <w:sz w:val="24"/>
         </w:rPr>
         <w:t>De Franco, G., Kothari, S. P., and Verdi, R. S. (2011). The benefits of financial statement comparability. Journal of Accounting Research, 49(4), 895–931.</w:t>
-      </w:r>
-    </w:p>
-    <w:p>
-      <w:pPr>
-        <w:spacing w:after="60" w:before="0" w:line="276" w:lineRule="auto"/>
-        <w:jc w:val="both"/>
-      </w:pPr>
-      <w:r>
-        <w:rPr>
-          <w:rFonts w:ascii="Times New Roman" w:hAnsi="Times New Roman" w:cs="Times New Roman" w:eastAsia="Times New Roman"/>
-          <w:color w:val="000000"/>
-          <w:sz w:val="24"/>
-        </w:rPr>
-        <w:t>Denes, M., Lagaras, S., and Tsoutsoura, M. (2025). [Citation to be completed from the source copy.]</w:t>
       </w:r>
     </w:p>
     <w:p>

--- a/papers/current/Invisible_Ledger_Thesis_Proposal_FINAL_2026-09-14.docx
+++ b/papers/current/Invisible_Ledger_Thesis_Proposal_FINAL_2026-09-14.docx
@@ -1463,7 +1463,7 @@
           <w:color w:val="000000"/>
           <w:sz w:val="24"/>
         </w:rPr>
-        <w:t>Platform work creates a new configuration: a large intermediary may hold detailed transaction records even where there is no comprehensive obligation to report seller or worker income. The administrative problem is therefore not necessarily a lack of data generation; it can be the absence, incompleteness, or fragmentation of the reporting rule. Barrios, Hochberg and Yi (2022), writing in the Journal of Financial Economics, further show that platform-mediated work leaves economically meaningful financial and administrative traces, linking gig-economy activity to measurable new business formation.</w:t>
+        <w:t>Platform work creates a new configuration: a large intermediary may hold detailed transaction records even where there is no comprehensive obligation to report seller or worker income. The administrative problem is therefore not necessarily a lack of data generation; it can be the absence, incompleteness, or fragmentation of the reporting rule. Barrios, Hochberg and Yi (2022) and Denes, Lagaras and Tsoutsoura (2025), both in the Journal of Financial Economics, further show that platform-mediated work leaves economically meaningful financial and administrative traces; the latter observes gig activity directly in U.S. tax returns.</w:t>
       </w:r>
     </w:p>
     <w:p>
@@ -6439,415 +6439,6 @@
           <w:color w:val="000000"/>
           <w:sz w:val="26"/>
         </w:rPr>
-        <w:t>References</w:t>
-      </w:r>
-    </w:p>
-    <w:p>
-      <w:pPr>
-        <w:spacing w:after="60" w:before="0" w:line="276" w:lineRule="auto"/>
-        <w:jc w:val="both"/>
-      </w:pPr>
-      <w:r>
-        <w:rPr>
-          <w:rFonts w:ascii="Times New Roman" w:hAnsi="Times New Roman" w:cs="Times New Roman" w:eastAsia="Times New Roman"/>
-          <w:color w:val="000000"/>
-          <w:sz w:val="24"/>
-        </w:rPr>
-        <w:t>Armstrong, M. (2006). Competition in two-sided markets. RAND Journal of Economics, 37(3), 668–691.</w:t>
-      </w:r>
-    </w:p>
-    <w:p>
-      <w:pPr>
-        <w:spacing w:after="60" w:before="0" w:line="276" w:lineRule="auto"/>
-        <w:jc w:val="both"/>
-      </w:pPr>
-      <w:r>
-        <w:rPr>
-          <w:rFonts w:ascii="Times New Roman" w:hAnsi="Times New Roman" w:cs="Times New Roman" w:eastAsia="Times New Roman"/>
-          <w:color w:val="000000"/>
-          <w:sz w:val="24"/>
-        </w:rPr>
-        <w:t>Barrios, J. M., Hochberg, Y. V., and Yi, H. (2022). Launching with a parachute: The gig economy and new business formation. Journal of Financial Economics, 144(1), 22–43.</w:t>
-      </w:r>
-    </w:p>
-    <w:p>
-      <w:pPr>
-        <w:spacing w:after="60" w:before="0" w:line="276" w:lineRule="auto"/>
-        <w:jc w:val="both"/>
-      </w:pPr>
-      <w:r>
-        <w:rPr>
-          <w:rFonts w:ascii="Times New Roman" w:hAnsi="Times New Roman" w:cs="Times New Roman" w:eastAsia="Times New Roman"/>
-          <w:color w:val="000000"/>
-          <w:sz w:val="24"/>
-        </w:rPr>
-        <w:t>Berg, T., Burg, V., Gombović, A., and Puri, M. (2020). On the rise of FinTechs: Credit scoring using digital footprints. Review of Financial Studies, 33(7), 2845–2897.</w:t>
-      </w:r>
-    </w:p>
-    <w:p>
-      <w:pPr>
-        <w:spacing w:after="60" w:before="0" w:line="276" w:lineRule="auto"/>
-        <w:jc w:val="both"/>
-      </w:pPr>
-      <w:r>
-        <w:rPr>
-          <w:rFonts w:ascii="Times New Roman" w:hAnsi="Times New Roman" w:cs="Times New Roman" w:eastAsia="Times New Roman"/>
-          <w:color w:val="000000"/>
-          <w:sz w:val="24"/>
-        </w:rPr>
-        <w:t>BPS-Statistics Indonesia. (2025a). E-Commerce Statistics 2023. Jakarta: BPS.</w:t>
-      </w:r>
-    </w:p>
-    <w:p>
-      <w:pPr>
-        <w:spacing w:after="60" w:before="0" w:line="276" w:lineRule="auto"/>
-        <w:jc w:val="both"/>
-      </w:pPr>
-      <w:r>
-        <w:rPr>
-          <w:rFonts w:ascii="Times New Roman" w:hAnsi="Times New Roman" w:cs="Times New Roman" w:eastAsia="Times New Roman"/>
-          <w:color w:val="000000"/>
-          <w:sz w:val="24"/>
-        </w:rPr>
-        <w:t>BPS-Statistics Indonesia. (2025b). E-Commerce Statistics 2024. Jakarta: BPS.</w:t>
-      </w:r>
-    </w:p>
-    <w:p>
-      <w:pPr>
-        <w:spacing w:after="60" w:before="0" w:line="276" w:lineRule="auto"/>
-        <w:jc w:val="both"/>
-      </w:pPr>
-      <w:r>
-        <w:rPr>
-          <w:rFonts w:ascii="Times New Roman" w:hAnsi="Times New Roman" w:cs="Times New Roman" w:eastAsia="Times New Roman"/>
-          <w:color w:val="000000"/>
-          <w:sz w:val="24"/>
-        </w:rPr>
-        <w:t>Bukalapak. (2021–2024). Annual and sustainability reports for fiscal years 2020–2024.</w:t>
-      </w:r>
-    </w:p>
-    <w:p>
-      <w:pPr>
-        <w:spacing w:after="60" w:before="0" w:line="276" w:lineRule="auto"/>
-        <w:jc w:val="both"/>
-      </w:pPr>
-      <w:r>
-        <w:rPr>
-          <w:rFonts w:ascii="Times New Roman" w:hAnsi="Times New Roman" w:cs="Times New Roman" w:eastAsia="Times New Roman"/>
-          <w:color w:val="000000"/>
-          <w:sz w:val="24"/>
-        </w:rPr>
-        <w:t>Caillaud, B., and Jullien, B. (2003). Chicken and egg: Competition among intermediation service providers. RAND Journal of Economics, 34(2), 309–328.</w:t>
-      </w:r>
-    </w:p>
-    <w:p>
-      <w:pPr>
-        <w:spacing w:after="60" w:before="0" w:line="276" w:lineRule="auto"/>
-        <w:jc w:val="both"/>
-      </w:pPr>
-      <w:r>
-        <w:rPr>
-          <w:rFonts w:ascii="Times New Roman" w:hAnsi="Times New Roman" w:cs="Times New Roman" w:eastAsia="Times New Roman"/>
-          <w:color w:val="000000"/>
-          <w:sz w:val="24"/>
-        </w:rPr>
-        <w:t>De Franco, G., Kothari, S. P., and Verdi, R. S. (2011). The benefits of financial statement comparability. Journal of Accounting Research, 49(4), 895–931.</w:t>
-      </w:r>
-    </w:p>
-    <w:p>
-      <w:pPr>
-        <w:spacing w:after="60" w:before="0" w:line="276" w:lineRule="auto"/>
-        <w:jc w:val="both"/>
-      </w:pPr>
-      <w:r>
-        <w:rPr>
-          <w:rFonts w:ascii="Times New Roman" w:hAnsi="Times New Roman" w:cs="Times New Roman" w:eastAsia="Times New Roman"/>
-          <w:color w:val="000000"/>
-          <w:sz w:val="24"/>
-        </w:rPr>
-        <w:t>Evans, D. S., and Schmalensee, R. (2016). Matchmakers: The New Economics of Multisided Platforms. Boston: Harvard Business Review Press.</w:t>
-      </w:r>
-    </w:p>
-    <w:p>
-      <w:pPr>
-        <w:spacing w:after="60" w:before="0" w:line="276" w:lineRule="auto"/>
-        <w:jc w:val="both"/>
-      </w:pPr>
-      <w:r>
-        <w:rPr>
-          <w:rFonts w:ascii="Times New Roman" w:hAnsi="Times New Roman" w:cs="Times New Roman" w:eastAsia="Times New Roman"/>
-          <w:color w:val="000000"/>
-          <w:sz w:val="24"/>
-        </w:rPr>
-        <w:t>Global Digital Niaga. (2022–2026). Prospectus and annual results releases for Blibli fiscal years 2019–2025.</w:t>
-      </w:r>
-    </w:p>
-    <w:p>
-      <w:pPr>
-        <w:spacing w:after="60" w:before="0" w:line="276" w:lineRule="auto"/>
-        <w:jc w:val="both"/>
-      </w:pPr>
-      <w:r>
-        <w:rPr>
-          <w:rFonts w:ascii="Times New Roman" w:hAnsi="Times New Roman" w:cs="Times New Roman" w:eastAsia="Times New Roman"/>
-          <w:color w:val="000000"/>
-          <w:sz w:val="24"/>
-        </w:rPr>
-        <w:t>GoTo Gojek Tokopedia. (2024). Annual Report 2023. E-commerce operating metrics and segment note 29.</w:t>
-      </w:r>
-    </w:p>
-    <w:p>
-      <w:pPr>
-        <w:spacing w:after="60" w:before="0" w:line="276" w:lineRule="auto"/>
-        <w:jc w:val="both"/>
-      </w:pPr>
-      <w:r>
-        <w:rPr>
-          <w:rFonts w:ascii="Times New Roman" w:hAnsi="Times New Roman" w:cs="Times New Roman" w:eastAsia="Times New Roman"/>
-          <w:color w:val="000000"/>
-          <w:sz w:val="24"/>
-        </w:rPr>
-        <w:t>Grab Holdings. (2024). Form 20-F and full-year 2023 results release. U.S. Securities and Exchange Commission.</w:t>
-      </w:r>
-    </w:p>
-    <w:p>
-      <w:pPr>
-        <w:spacing w:after="60" w:before="0" w:line="276" w:lineRule="auto"/>
-        <w:jc w:val="both"/>
-      </w:pPr>
-      <w:r>
-        <w:rPr>
-          <w:rFonts w:ascii="Times New Roman" w:hAnsi="Times New Roman" w:cs="Times New Roman" w:eastAsia="Times New Roman"/>
-          <w:color w:val="000000"/>
-          <w:sz w:val="24"/>
-        </w:rPr>
-        <w:t>Hagiu, A., and Wright, J. (2015). Multi-sided platforms. International Journal of Industrial Organization, 43, 162–174.</w:t>
-      </w:r>
-    </w:p>
-    <w:p>
-      <w:pPr>
-        <w:spacing w:after="60" w:before="0" w:line="276" w:lineRule="auto"/>
-        <w:jc w:val="both"/>
-      </w:pPr>
-      <w:r>
-        <w:rPr>
-          <w:rFonts w:ascii="Times New Roman" w:hAnsi="Times New Roman" w:cs="Times New Roman" w:eastAsia="Times New Roman"/>
-          <w:color w:val="000000"/>
-          <w:sz w:val="24"/>
-        </w:rPr>
-        <w:t>IFRS Foundation. (2021). IFRIC Update November 2021: Principal versus Agent Considerations.</w:t>
-      </w:r>
-    </w:p>
-    <w:p>
-      <w:pPr>
-        <w:spacing w:after="60" w:before="0" w:line="276" w:lineRule="auto"/>
-        <w:jc w:val="both"/>
-      </w:pPr>
-      <w:r>
-        <w:rPr>
-          <w:rFonts w:ascii="Times New Roman" w:hAnsi="Times New Roman" w:cs="Times New Roman" w:eastAsia="Times New Roman"/>
-          <w:color w:val="000000"/>
-          <w:sz w:val="24"/>
-        </w:rPr>
-        <w:t>Kleven, H. J., Knudsen, M. B., Kreiner, C. T., Pedersen, S., and Saez, E. (2011). Unwilling or unable to cheat? Evidence from a tax audit experiment in Denmark. Econometrica, 79(3), 651–692.</w:t>
-      </w:r>
-    </w:p>
-    <w:p>
-      <w:pPr>
-        <w:spacing w:after="60" w:before="0" w:line="276" w:lineRule="auto"/>
-        <w:jc w:val="both"/>
-      </w:pPr>
-      <w:r>
-        <w:rPr>
-          <w:rFonts w:ascii="Times New Roman" w:hAnsi="Times New Roman" w:cs="Times New Roman" w:eastAsia="Times New Roman"/>
-          <w:color w:val="000000"/>
-          <w:sz w:val="24"/>
-        </w:rPr>
-        <w:t>Kleven, H. J., Kreiner, C. T., and Saez, E. (2016). Why can modern governments tax so much? An agency model of firms as fiscal intermediaries. Economica, 83(330), 219–246.</w:t>
-      </w:r>
-    </w:p>
-    <w:p>
-      <w:pPr>
-        <w:spacing w:after="60" w:before="0" w:line="276" w:lineRule="auto"/>
-        <w:jc w:val="both"/>
-      </w:pPr>
-      <w:r>
-        <w:rPr>
-          <w:rFonts w:ascii="Times New Roman" w:hAnsi="Times New Roman" w:cs="Times New Roman" w:eastAsia="Times New Roman"/>
-          <w:color w:val="000000"/>
-          <w:sz w:val="24"/>
-        </w:rPr>
-        <w:t>La Porta, R., and Shleifer, A. (2014). Informality and development. Journal of Economic Perspectives, 28(3), 109–126.</w:t>
-      </w:r>
-    </w:p>
-    <w:p>
-      <w:pPr>
-        <w:spacing w:after="60" w:before="0" w:line="276" w:lineRule="auto"/>
-        <w:jc w:val="both"/>
-      </w:pPr>
-      <w:r>
-        <w:rPr>
-          <w:rFonts w:ascii="Times New Roman" w:hAnsi="Times New Roman" w:cs="Times New Roman" w:eastAsia="Times New Roman"/>
-          <w:color w:val="000000"/>
-          <w:sz w:val="24"/>
-        </w:rPr>
-        <w:t>Medina, L., and Schneider, F. (2019). Shedding Light on the Shadow Economy: A Global Database and the Interaction with the Official One. CESifo Working Paper No. 7981.</w:t>
-      </w:r>
-    </w:p>
-    <w:p>
-      <w:pPr>
-        <w:spacing w:after="60" w:before="0" w:line="276" w:lineRule="auto"/>
-        <w:jc w:val="both"/>
-      </w:pPr>
-      <w:r>
-        <w:rPr>
-          <w:rFonts w:ascii="Times New Roman" w:hAnsi="Times New Roman" w:cs="Times New Roman" w:eastAsia="Times New Roman"/>
-          <w:color w:val="000000"/>
-          <w:sz w:val="24"/>
-        </w:rPr>
-        <w:t>Ministry of Finance of the Republic of Indonesia. (2025). PMK 37 Tahun 2025.</w:t>
-      </w:r>
-    </w:p>
-    <w:p>
-      <w:pPr>
-        <w:spacing w:after="60" w:before="0" w:line="276" w:lineRule="auto"/>
-        <w:jc w:val="both"/>
-      </w:pPr>
-      <w:r>
-        <w:rPr>
-          <w:rFonts w:ascii="Times New Roman" w:hAnsi="Times New Roman" w:cs="Times New Roman" w:eastAsia="Times New Roman"/>
-          <w:color w:val="000000"/>
-          <w:sz w:val="24"/>
-        </w:rPr>
-        <w:t>Momentum Works. (2024). Ecommerce in Southeast Asia 2024. Singapore: Momentum Works.</w:t>
-      </w:r>
-    </w:p>
-    <w:p>
-      <w:pPr>
-        <w:spacing w:after="60" w:before="0" w:line="276" w:lineRule="auto"/>
-        <w:jc w:val="both"/>
-      </w:pPr>
-      <w:r>
-        <w:rPr>
-          <w:rFonts w:ascii="Times New Roman" w:hAnsi="Times New Roman" w:cs="Times New Roman" w:eastAsia="Times New Roman"/>
-          <w:color w:val="000000"/>
-          <w:sz w:val="24"/>
-        </w:rPr>
-        <w:t>Naritomi, J. (2019). Consumers as tax auditors. American Economic Review, 109(9), 3031–3072.</w:t>
-      </w:r>
-    </w:p>
-    <w:p>
-      <w:pPr>
-        <w:spacing w:after="60" w:before="0" w:line="276" w:lineRule="auto"/>
-        <w:jc w:val="both"/>
-      </w:pPr>
-      <w:r>
-        <w:rPr>
-          <w:rFonts w:ascii="Times New Roman" w:hAnsi="Times New Roman" w:cs="Times New Roman" w:eastAsia="Times New Roman"/>
-          <w:color w:val="000000"/>
-          <w:sz w:val="24"/>
-        </w:rPr>
-        <w:t>OECD. (2020). Model Rules for Reporting by Platform Operators with respect to Sellers in the Sharing and Gig Economy. Paris: OECD Publishing.</w:t>
-      </w:r>
-    </w:p>
-    <w:p>
-      <w:pPr>
-        <w:spacing w:after="60" w:before="0" w:line="276" w:lineRule="auto"/>
-        <w:jc w:val="both"/>
-      </w:pPr>
-      <w:r>
-        <w:rPr>
-          <w:rFonts w:ascii="Times New Roman" w:hAnsi="Times New Roman" w:cs="Times New Roman" w:eastAsia="Times New Roman"/>
-          <w:color w:val="000000"/>
-          <w:sz w:val="24"/>
-        </w:rPr>
-        <w:t>Parker, G. G., and Van Alstyne, M. W. (2005). Two-sided network effects: A theory of information product design. Management Science, 51(10), 1494–1504.</w:t>
-      </w:r>
-    </w:p>
-    <w:p>
-      <w:pPr>
-        <w:spacing w:after="60" w:before="0" w:line="276" w:lineRule="auto"/>
-        <w:jc w:val="both"/>
-      </w:pPr>
-      <w:r>
-        <w:rPr>
-          <w:rFonts w:ascii="Times New Roman" w:hAnsi="Times New Roman" w:cs="Times New Roman" w:eastAsia="Times New Roman"/>
-          <w:color w:val="000000"/>
-          <w:sz w:val="24"/>
-        </w:rPr>
-        <w:t>Pomeranz, D. (2015). No taxation without information: Deterrence and self-enforcement in the value added tax. American Economic Review, 105(8), 2539–2569.</w:t>
-      </w:r>
-    </w:p>
-    <w:p>
-      <w:pPr>
-        <w:spacing w:after="60" w:before="0" w:line="276" w:lineRule="auto"/>
-        <w:jc w:val="both"/>
-      </w:pPr>
-      <w:r>
-        <w:rPr>
-          <w:rFonts w:ascii="Times New Roman" w:hAnsi="Times New Roman" w:cs="Times New Roman" w:eastAsia="Times New Roman"/>
-          <w:color w:val="000000"/>
-          <w:sz w:val="24"/>
-        </w:rPr>
-        <w:t>Rochet, J.-C., and Tirole, J. (2003). Platform competition in two-sided markets. Journal of the European Economic Association, 1(4), 990–1029.</w:t>
-      </w:r>
-    </w:p>
-    <w:p>
-      <w:pPr>
-        <w:spacing w:after="60" w:before="0" w:line="276" w:lineRule="auto"/>
-        <w:jc w:val="both"/>
-      </w:pPr>
-      <w:r>
-        <w:rPr>
-          <w:rFonts w:ascii="Times New Roman" w:hAnsi="Times New Roman" w:cs="Times New Roman" w:eastAsia="Times New Roman"/>
-          <w:color w:val="000000"/>
-          <w:sz w:val="24"/>
-        </w:rPr>
-        <w:t>Sea Limited. (2024). Form 20-F for fiscal year 2023. U.S. Securities and Exchange Commission.</w:t>
-      </w:r>
-    </w:p>
-    <w:p>
-      <w:pPr>
-        <w:spacing w:after="60" w:before="0" w:line="276" w:lineRule="auto"/>
-        <w:jc w:val="both"/>
-      </w:pPr>
-      <w:r>
-        <w:rPr>
-          <w:rFonts w:ascii="Times New Roman" w:hAnsi="Times New Roman" w:cs="Times New Roman" w:eastAsia="Times New Roman"/>
-          <w:color w:val="000000"/>
-          <w:sz w:val="24"/>
-        </w:rPr>
-        <w:t>Slemrod, J. (2019). Tax compliance and enforcement. Journal of Economic Literature, 57(4), 904–954.</w:t>
-      </w:r>
-    </w:p>
-    <w:p>
-      <w:pPr>
-        <w:spacing w:after="60" w:before="0" w:line="276" w:lineRule="auto"/>
-        <w:jc w:val="both"/>
-      </w:pPr>
-      <w:r>
-        <w:rPr>
-          <w:rFonts w:ascii="Times New Roman" w:hAnsi="Times New Roman" w:cs="Times New Roman" w:eastAsia="Times New Roman"/>
-          <w:color w:val="000000"/>
-          <w:sz w:val="24"/>
-        </w:rPr>
-        <w:t>Ulyssea, G. (2018). Firms, informality, and development: Theory and evidence from Brazil. American Economic Review, 108(8), 2015–2047.</w:t>
-      </w:r>
-    </w:p>
-    <w:p>
-      <w:pPr>
-        <w:pStyle w:val="Heading1"/>
-        <w:keepNext/>
-        <w:spacing w:after="80" w:before="180" w:line="276" w:lineRule="auto"/>
-        <w:jc w:val="left"/>
-      </w:pPr>
-      <w:r>
-        <w:rPr>
-          <w:rFonts w:ascii="Times New Roman" w:hAnsi="Times New Roman" w:cs="Times New Roman" w:eastAsia="Times New Roman"/>
-          <w:b/>
-          <w:color w:val="000000"/>
-          <w:sz w:val="26"/>
-        </w:rPr>
         <w:t>Appendix A — key variables</w:t>
       </w:r>
     </w:p>
@@ -8601,7 +8192,7 @@
     </w:p>
     <w:p>
       <w:pPr>
-        <w:spacing w:after="40" w:before="0" w:line="276" w:lineRule="auto"/>
+        <w:spacing w:after="20" w:before="0" w:line="276" w:lineRule="auto"/>
         <w:ind w:left="360" w:hanging="360"/>
         <w:jc w:val="both"/>
       </w:pPr>
@@ -8616,7 +8207,7 @@
     </w:p>
     <w:p>
       <w:pPr>
-        <w:spacing w:after="40" w:before="0" w:line="276" w:lineRule="auto"/>
+        <w:spacing w:after="20" w:before="0" w:line="276" w:lineRule="auto"/>
         <w:ind w:left="360" w:hanging="360"/>
         <w:jc w:val="both"/>
       </w:pPr>
@@ -8631,7 +8222,22 @@
     </w:p>
     <w:p>
       <w:pPr>
-        <w:spacing w:after="40" w:before="0" w:line="276" w:lineRule="auto"/>
+        <w:spacing w:after="20" w:before="0" w:line="276" w:lineRule="auto"/>
+        <w:ind w:left="360" w:hanging="360"/>
+        <w:jc w:val="both"/>
+      </w:pPr>
+      <w:r>
+        <w:rPr>
+          <w:rFonts w:ascii="Times New Roman" w:hAnsi="Times New Roman" w:cs="Times New Roman" w:eastAsia="Times New Roman"/>
+          <w:color w:val="000000"/>
+          <w:sz w:val="22"/>
+        </w:rPr>
+        <w:t>Berg, T., Burg, V., Gombović, A., &amp; Puri, M. (2020). On the rise of FinTechs: Credit scoring using digital footprints. Review of Financial Studies, 33(7), 2845–2897.</w:t>
+      </w:r>
+    </w:p>
+    <w:p>
+      <w:pPr>
+        <w:spacing w:after="20" w:before="0" w:line="276" w:lineRule="auto"/>
         <w:ind w:left="360" w:hanging="360"/>
         <w:jc w:val="both"/>
       </w:pPr>
@@ -8646,7 +8252,7 @@
     </w:p>
     <w:p>
       <w:pPr>
-        <w:spacing w:after="40" w:before="0" w:line="276" w:lineRule="auto"/>
+        <w:spacing w:after="20" w:before="0" w:line="276" w:lineRule="auto"/>
         <w:ind w:left="360" w:hanging="360"/>
         <w:jc w:val="both"/>
       </w:pPr>
@@ -8661,7 +8267,7 @@
     </w:p>
     <w:p>
       <w:pPr>
-        <w:spacing w:after="40" w:before="0" w:line="276" w:lineRule="auto"/>
+        <w:spacing w:after="20" w:before="0" w:line="276" w:lineRule="auto"/>
         <w:ind w:left="360" w:hanging="360"/>
         <w:jc w:val="both"/>
       </w:pPr>
@@ -8676,7 +8282,7 @@
     </w:p>
     <w:p>
       <w:pPr>
-        <w:spacing w:after="40" w:before="0" w:line="276" w:lineRule="auto"/>
+        <w:spacing w:after="20" w:before="0" w:line="276" w:lineRule="auto"/>
         <w:ind w:left="360" w:hanging="360"/>
         <w:jc w:val="both"/>
       </w:pPr>
@@ -8691,7 +8297,7 @@
     </w:p>
     <w:p>
       <w:pPr>
-        <w:spacing w:after="40" w:before="0" w:line="276" w:lineRule="auto"/>
+        <w:spacing w:after="20" w:before="0" w:line="276" w:lineRule="auto"/>
         <w:ind w:left="360" w:hanging="360"/>
         <w:jc w:val="both"/>
       </w:pPr>
@@ -8706,7 +8312,7 @@
     </w:p>
     <w:p>
       <w:pPr>
-        <w:spacing w:after="40" w:before="0" w:line="276" w:lineRule="auto"/>
+        <w:spacing w:after="20" w:before="0" w:line="276" w:lineRule="auto"/>
         <w:ind w:left="360" w:hanging="360"/>
         <w:jc w:val="both"/>
       </w:pPr>
@@ -8721,7 +8327,7 @@
     </w:p>
     <w:p>
       <w:pPr>
-        <w:spacing w:after="40" w:before="0" w:line="276" w:lineRule="auto"/>
+        <w:spacing w:after="20" w:before="0" w:line="276" w:lineRule="auto"/>
         <w:ind w:left="360" w:hanging="360"/>
         <w:jc w:val="both"/>
       </w:pPr>
@@ -8736,7 +8342,7 @@
     </w:p>
     <w:p>
       <w:pPr>
-        <w:spacing w:after="40" w:before="0" w:line="276" w:lineRule="auto"/>
+        <w:spacing w:after="20" w:before="0" w:line="276" w:lineRule="auto"/>
         <w:ind w:left="360" w:hanging="360"/>
         <w:jc w:val="both"/>
       </w:pPr>
@@ -8751,7 +8357,7 @@
     </w:p>
     <w:p>
       <w:pPr>
-        <w:spacing w:after="40" w:before="0" w:line="276" w:lineRule="auto"/>
+        <w:spacing w:after="20" w:before="0" w:line="276" w:lineRule="auto"/>
         <w:ind w:left="360" w:hanging="360"/>
         <w:jc w:val="both"/>
       </w:pPr>
@@ -8766,7 +8372,7 @@
     </w:p>
     <w:p>
       <w:pPr>
-        <w:spacing w:after="40" w:before="0" w:line="276" w:lineRule="auto"/>
+        <w:spacing w:after="20" w:before="0" w:line="276" w:lineRule="auto"/>
         <w:ind w:left="360" w:hanging="360"/>
         <w:jc w:val="both"/>
       </w:pPr>
@@ -8781,7 +8387,7 @@
     </w:p>
     <w:p>
       <w:pPr>
-        <w:spacing w:after="40" w:before="0" w:line="276" w:lineRule="auto"/>
+        <w:spacing w:after="20" w:before="0" w:line="276" w:lineRule="auto"/>
         <w:ind w:left="360" w:hanging="360"/>
         <w:jc w:val="both"/>
       </w:pPr>
@@ -8796,7 +8402,7 @@
     </w:p>
     <w:p>
       <w:pPr>
-        <w:spacing w:after="40" w:before="0" w:line="276" w:lineRule="auto"/>
+        <w:spacing w:after="20" w:before="0" w:line="276" w:lineRule="auto"/>
         <w:ind w:left="360" w:hanging="360"/>
         <w:jc w:val="both"/>
       </w:pPr>
@@ -8811,7 +8417,7 @@
     </w:p>
     <w:p>
       <w:pPr>
-        <w:spacing w:after="40" w:before="0" w:line="276" w:lineRule="auto"/>
+        <w:spacing w:after="20" w:before="0" w:line="276" w:lineRule="auto"/>
         <w:ind w:left="360" w:hanging="360"/>
         <w:jc w:val="both"/>
       </w:pPr>
@@ -8826,7 +8432,7 @@
     </w:p>
     <w:p>
       <w:pPr>
-        <w:spacing w:after="40" w:before="0" w:line="276" w:lineRule="auto"/>
+        <w:spacing w:after="20" w:before="0" w:line="276" w:lineRule="auto"/>
         <w:ind w:left="360" w:hanging="360"/>
         <w:jc w:val="both"/>
       </w:pPr>
@@ -8841,7 +8447,7 @@
     </w:p>
     <w:p>
       <w:pPr>
-        <w:spacing w:after="40" w:before="0" w:line="276" w:lineRule="auto"/>
+        <w:spacing w:after="20" w:before="0" w:line="276" w:lineRule="auto"/>
         <w:ind w:left="360" w:hanging="360"/>
         <w:jc w:val="both"/>
       </w:pPr>
@@ -8856,7 +8462,7 @@
     </w:p>
     <w:p>
       <w:pPr>
-        <w:spacing w:after="40" w:before="0" w:line="276" w:lineRule="auto"/>
+        <w:spacing w:after="20" w:before="0" w:line="276" w:lineRule="auto"/>
         <w:ind w:left="360" w:hanging="360"/>
         <w:jc w:val="both"/>
       </w:pPr>
@@ -8871,7 +8477,7 @@
     </w:p>
     <w:p>
       <w:pPr>
-        <w:spacing w:after="40" w:before="0" w:line="276" w:lineRule="auto"/>
+        <w:spacing w:after="20" w:before="0" w:line="276" w:lineRule="auto"/>
         <w:ind w:left="360" w:hanging="360"/>
         <w:jc w:val="both"/>
       </w:pPr>
@@ -8888,7 +8494,7 @@
       <w:pPr>
         <w:pStyle w:val="Heading1"/>
         <w:keepNext/>
-        <w:spacing w:after="80" w:before="180" w:line="276" w:lineRule="auto"/>
+        <w:spacing w:after="60" w:before="120" w:line="276" w:lineRule="auto"/>
         <w:jc w:val="left"/>
       </w:pPr>
       <w:r>
@@ -8917,7 +8523,7 @@
     </w:p>
     <w:p>
       <w:pPr>
-        <w:spacing w:after="40" w:before="0" w:line="276" w:lineRule="auto"/>
+        <w:spacing w:after="20" w:before="0" w:line="276" w:lineRule="auto"/>
         <w:ind w:left="360" w:hanging="360"/>
         <w:jc w:val="both"/>
       </w:pPr>
@@ -8932,7 +8538,7 @@
     </w:p>
     <w:p>
       <w:pPr>
-        <w:spacing w:after="40" w:before="0" w:line="276" w:lineRule="auto"/>
+        <w:spacing w:after="20" w:before="0" w:line="276" w:lineRule="auto"/>
         <w:ind w:left="360" w:hanging="360"/>
         <w:jc w:val="both"/>
       </w:pPr>
@@ -8947,7 +8553,7 @@
     </w:p>
     <w:p>
       <w:pPr>
-        <w:spacing w:after="40" w:before="0" w:line="276" w:lineRule="auto"/>
+        <w:spacing w:after="20" w:before="0" w:line="276" w:lineRule="auto"/>
         <w:ind w:left="360" w:hanging="360"/>
         <w:jc w:val="both"/>
       </w:pPr>
@@ -8962,7 +8568,7 @@
     </w:p>
     <w:p>
       <w:pPr>
-        <w:spacing w:after="40" w:before="0" w:line="276" w:lineRule="auto"/>
+        <w:spacing w:after="20" w:before="0" w:line="276" w:lineRule="auto"/>
         <w:ind w:left="360" w:hanging="360"/>
         <w:jc w:val="both"/>
       </w:pPr>
@@ -8977,7 +8583,7 @@
     </w:p>
     <w:p>
       <w:pPr>
-        <w:spacing w:after="40" w:before="0" w:line="276" w:lineRule="auto"/>
+        <w:spacing w:after="20" w:before="0" w:line="276" w:lineRule="auto"/>
         <w:ind w:left="360" w:hanging="360"/>
         <w:jc w:val="both"/>
       </w:pPr>
@@ -8992,7 +8598,7 @@
     </w:p>
     <w:p>
       <w:pPr>
-        <w:spacing w:after="40" w:before="0" w:line="276" w:lineRule="auto"/>
+        <w:spacing w:after="20" w:before="0" w:line="276" w:lineRule="auto"/>
         <w:ind w:left="360" w:hanging="360"/>
         <w:jc w:val="both"/>
       </w:pPr>
@@ -9007,7 +8613,7 @@
     </w:p>
     <w:p>
       <w:pPr>
-        <w:spacing w:after="40" w:before="0" w:line="276" w:lineRule="auto"/>
+        <w:spacing w:after="20" w:before="0" w:line="276" w:lineRule="auto"/>
         <w:ind w:left="360" w:hanging="360"/>
         <w:jc w:val="both"/>
       </w:pPr>

--- a/papers/current/Invisible_Ledger_Thesis_Proposal_FINAL_2026-09-14.docx
+++ b/papers/current/Invisible_Ledger_Thesis_Proposal_FINAL_2026-09-14.docx
@@ -156,7 +156,7 @@
           <w:color w:val="000000"/>
           <w:sz w:val="24"/>
         </w:rPr>
-        <w:t>This study measures the difference between the transaction value digital platforms process in Indonesia and the revenue those platforms recognize. I call that difference the invisible wedge. The absolute wedge is W = V − R, where V is transaction value and R is platform revenue; the Ecosystem Ratio, E = (V − R)/R, expresses the same boundary relative to revenue and is constructed for this study rather than adopted from prior work. Because no Indonesian platform discloses a strictly country-labelled matched pair across the study period, observations are retained under named evidence tiers rather than pooled as if equal in scope. The inventory spans seventeen candidate platform-year levels across five issuer series from FY2019 to FY2025. Transaction value and revenue move differently, and disclosed revenue components explain important divergences. Official statistics and Indonesia's marketplace reporting rules then evidence wider activity and how platform-held records can enter third-party reporting.</w:t>
+        <w:t>This study measures the difference between the transaction value digital platforms process in Indonesia and the revenue those platforms recognize for themselves. I call that difference the invisible wedge. The absolute wedge is W = V − R, where V is transaction value and R is platform revenue; the Ecosystem Ratio, E = (V − R)/R, expresses the same boundary relative to revenue and is constructed for this study rather than adopted from prior work. Because no Indonesian platform discloses a strictly country-labelled matched pair across the study period, observations are retained under named evidence tiers rather than pooled as if equal in scope. The inventory spans seventeen candidate platform-year levels from FY2019 to FY2025. The proposal asks how large the wedge is, how it changes, and what explains those changes, then uses official statistics and Indonesia's marketplace-reporting rules to locate related activity and records beyond platform revenue.</w:t>
       </w:r>
     </w:p>
     <w:p>
@@ -187,7 +187,7 @@
           <w:color w:val="000000"/>
           <w:sz w:val="24"/>
         </w:rPr>
-        <w:t>Southeast Asia's digital economy grew from $100 billion in gross merchandise value in 2020 to $263 billion in 2024 (Google, Temasek and Bain 2020, 2024). Much of that activity is coordinated through digital platforms, but the value of transactions a platform processes can be far larger than the revenue it recognizes for itself. These platforms record transactions, determine participant payouts, and book their own revenue. I call the difference between the transaction value processed through a platform and the revenue that platform books the "invisible wedge."</w:t>
+        <w:t>Southeast Asia's digital economy grew from US$100 billion in gross transaction value in 2020 to US$263 billion in 2024 (Google, Temasek and Bain 2020, 2024; reported there as gross merchandise value). Much of that activity is coordinated through digital platforms, but transaction value can be far larger than the revenue a platform recognizes for itself. Platforms record transactions, determine participant payouts, and book their own revenue. I call the difference between transaction value processed through a platform and platform-booked revenue the invisible wedge.</w:t>
       </w:r>
     </w:p>
     <w:p>
@@ -201,7 +201,7 @@
           <w:color w:val="000000"/>
           <w:sz w:val="24"/>
         </w:rPr>
-        <w:t>The term invisible does not imply criminal concealment. Suppose a platform processes 100 units of transaction value but recognizes only 10 units as revenue. The remaining 90 units are still recorded within the platform's system but do not constitute platform revenue. Instead, they may represent merchant receipts, driver payouts, inventory costs, taxes paid elsewhere, and other pass-through payments. The paper measures this accounting gap without assuming that the residual represents profit, taxable income, or unpaid tax. The 90-unit difference in this example is the absolute wedge, W = V − R.</w:t>
+        <w:t>Suppose a platform processes 100 units of transaction value but recognizes only 10 units as revenue. The remaining 90 units are still recorded within the platform's system but do not constitute platform revenue; they may include merchant receipts, driver payouts, inventory costs, taxes paid elsewhere, and other pass-through payments. The paper measures this accounting gap without assuming that the residual is profit, taxable income, or unpaid tax. The 90-unit difference is the absolute wedge, W = V − R.</w:t>
       </w:r>
     </w:p>
     <w:p>
@@ -215,7 +215,7 @@
           <w:color w:val="000000"/>
           <w:sz w:val="24"/>
         </w:rPr>
-        <w:t>I measure the wedge relative to platform revenue with the Ecosystem Ratio, defined as gross transaction value (GTV) not recognized as platform revenue divided by the revenue the platform does recognize. Inputs differ in directness and scope. Grab and Shopee country constructions require derived or external components, while Blibli and Bukalapak report both transaction and revenue inputs directly but at business or Group scopes that require explicit eligibility decisions. For fiscal year 2023 the selected platform cases place transaction value not booked as platform revenue at approximately US$40.07 billion, equivalent to roughly 2.9 percent of Indonesia's 2023 nominal GDP. This comparison is a scale reference only: the wedge is gross transaction value outside platform revenue, not participant profit, unpaid tax, or GDP value-added.</w:t>
+        <w:t>I measure the wedge relative to revenue with the Ecosystem Ratio, E = (V − R)/R. For FY2023, three selected platform cases imply a combined wedge of approximately US$40.07 billion, about 2.9 percent of Indonesia's 2023 nominal GDP. This is a scale comparison only: the wedge is transaction value outside platform revenue, not GDP value added, participant profit, or a tax gap.</w:t>
       </w:r>
     </w:p>
     <w:p>
@@ -229,7 +229,7 @@
           <w:color w:val="000000"/>
           <w:sz w:val="24"/>
         </w:rPr>
-        <w:t>Digital platform scale is also not the same as the information automatically reported about merchants, drivers, and other participants. Their gross receipts may remain outside routine third-party income reporting even when the platform holds a record of the transaction that produced them. The wedge does not measure that reporting gap, and this paper does not claim it does. The wedge measures the accounting boundary between processed transaction value and platform-booked revenue. Whether the activity behind that boundary is separately recorded and transmitted to public institutions is a further question the study then examines.</w:t>
+        <w:t>The term invisible therefore does not imply concealment. A platform may hold seller- or worker-linked transaction records even when those records do not enter routine third-party income reporting. The wedge does not measure that reporting gap. It measures the transaction–revenue boundary; the reporting question is whether records behind that activity are separately transmitted and usable outside the platform.</w:t>
       </w:r>
     </w:p>
     <w:p>
@@ -280,426 +280,6 @@
     </w:p>
     <w:p>
       <w:pPr>
-        <w:keepNext/>
-        <w:spacing w:after="40" w:before="140" w:line="276" w:lineRule="auto"/>
-        <w:jc w:val="left"/>
-      </w:pPr>
-      <w:r>
-        <w:rPr>
-          <w:rFonts w:ascii="Times New Roman" w:hAnsi="Times New Roman" w:cs="Times New Roman" w:eastAsia="Times New Roman"/>
-          <w:i/>
-          <w:color w:val="000000"/>
-          <w:sz w:val="19"/>
-        </w:rPr>
-        <w:t>Table 1. Research objectives and principal evidence. Objectives 1 and 2 concern the measurement and its movement within Indonesia; objective 3 follows the activity and the underlying records beyond platform accounts. Global issuer evidence is reported as external corroboration in Section 5.</w:t>
-      </w:r>
-    </w:p>
-    <w:tbl>
-      <w:tblPr>
-        <w:tblStyle w:val="TableGrid"/>
-        <w:tblW w:type="auto" w:w="0"/>
-        <w:jc w:val="center"/>
-        <w:tblLook w:firstColumn="1" w:firstRow="1" w:lastColumn="0" w:lastRow="0" w:noHBand="0" w:noVBand="1" w:val="04A0"/>
-      </w:tblPr>
-      <w:tblGrid>
-        <w:gridCol w:w="3137"/>
-        <w:gridCol w:w="3137"/>
-        <w:gridCol w:w="3137"/>
-      </w:tblGrid>
-      <w:tr>
-        <w:trPr>
-          <w:tblHeader w:val="true"/>
-          <w:cantSplit/>
-        </w:trPr>
-        <w:tc>
-          <w:tcPr>
-            <w:tcW w:type="dxa" w:w="3137"/>
-          </w:tcPr>
-          <w:p>
-            <w:pPr>
-              <w:spacing w:after="20" w:before="20" w:line="276" w:lineRule="auto"/>
-              <w:jc w:val="left"/>
-            </w:pPr>
-            <w:r>
-              <w:rPr>
-                <w:rFonts w:ascii="Times New Roman" w:hAnsi="Times New Roman" w:cs="Times New Roman" w:eastAsia="Times New Roman"/>
-                <w:b/>
-                <w:color w:val="000000"/>
-                <w:sz w:val="19"/>
-              </w:rPr>
-            </w:r>
-            <w:r>
-              <w:rPr>
-                <w:rFonts w:ascii="Times New Roman" w:hAnsi="Times New Roman" w:cs="Times New Roman" w:eastAsia="Times New Roman"/>
-                <w:b/>
-                <w:color w:val="000000"/>
-                <w:sz w:val="19"/>
-              </w:rPr>
-            </w:r>
-          </w:p>
-        </w:tc>
-        <w:tc>
-          <w:tcPr>
-            <w:tcW w:type="dxa" w:w="3137"/>
-          </w:tcPr>
-          <w:p>
-            <w:pPr>
-              <w:spacing w:after="20" w:before="20" w:line="276" w:lineRule="auto"/>
-              <w:jc w:val="left"/>
-            </w:pPr>
-            <w:r>
-              <w:rPr>
-                <w:rFonts w:ascii="Times New Roman" w:hAnsi="Times New Roman" w:cs="Times New Roman" w:eastAsia="Times New Roman"/>
-                <w:b/>
-                <w:color w:val="000000"/>
-                <w:sz w:val="19"/>
-              </w:rPr>
-            </w:r>
-            <w:r>
-              <w:rPr>
-                <w:rFonts w:ascii="Times New Roman" w:hAnsi="Times New Roman" w:cs="Times New Roman" w:eastAsia="Times New Roman"/>
-                <w:b/>
-                <w:color w:val="000000"/>
-                <w:sz w:val="19"/>
-              </w:rPr>
-              <w:t>Objective</w:t>
-            </w:r>
-          </w:p>
-        </w:tc>
-        <w:tc>
-          <w:tcPr>
-            <w:tcW w:type="dxa" w:w="3137"/>
-          </w:tcPr>
-          <w:p>
-            <w:pPr>
-              <w:spacing w:after="20" w:before="20" w:line="276" w:lineRule="auto"/>
-              <w:jc w:val="left"/>
-            </w:pPr>
-            <w:r>
-              <w:rPr>
-                <w:rFonts w:ascii="Times New Roman" w:hAnsi="Times New Roman" w:cs="Times New Roman" w:eastAsia="Times New Roman"/>
-                <w:b/>
-                <w:color w:val="000000"/>
-                <w:sz w:val="19"/>
-              </w:rPr>
-            </w:r>
-            <w:r>
-              <w:rPr>
-                <w:rFonts w:ascii="Times New Roman" w:hAnsi="Times New Roman" w:cs="Times New Roman" w:eastAsia="Times New Roman"/>
-                <w:b/>
-                <w:color w:val="000000"/>
-                <w:sz w:val="19"/>
-              </w:rPr>
-              <w:t>Principal evidence</w:t>
-            </w:r>
-          </w:p>
-        </w:tc>
-      </w:tr>
-      <w:tr>
-        <w:trPr>
-          <w:cantSplit/>
-        </w:trPr>
-        <w:tc>
-          <w:tcPr>
-            <w:tcW w:type="dxa" w:w="3137"/>
-          </w:tcPr>
-          <w:p>
-            <w:pPr>
-              <w:keepNext/>
-              <w:spacing w:after="20" w:before="20" w:line="276" w:lineRule="auto"/>
-              <w:jc w:val="left"/>
-            </w:pPr>
-            <w:r>
-              <w:rPr>
-                <w:rFonts w:ascii="Times New Roman" w:hAnsi="Times New Roman" w:cs="Times New Roman" w:eastAsia="Times New Roman"/>
-                <w:b w:val="0"/>
-                <w:color w:val="000000"/>
-                <w:sz w:val="19"/>
-              </w:rPr>
-            </w:r>
-            <w:r>
-              <w:rPr>
-                <w:rFonts w:ascii="Times New Roman" w:hAnsi="Times New Roman" w:cs="Times New Roman" w:eastAsia="Times New Roman"/>
-                <w:b w:val="0"/>
-                <w:color w:val="000000"/>
-                <w:sz w:val="19"/>
-              </w:rPr>
-              <w:t>1</w:t>
-            </w:r>
-          </w:p>
-        </w:tc>
-        <w:tc>
-          <w:tcPr>
-            <w:tcW w:type="dxa" w:w="3137"/>
-          </w:tcPr>
-          <w:p>
-            <w:pPr>
-              <w:keepNext/>
-              <w:spacing w:after="20" w:before="20" w:line="276" w:lineRule="auto"/>
-              <w:jc w:val="left"/>
-            </w:pPr>
-            <w:r>
-              <w:rPr>
-                <w:rFonts w:ascii="Times New Roman" w:hAnsi="Times New Roman" w:cs="Times New Roman" w:eastAsia="Times New Roman"/>
-                <w:b w:val="0"/>
-                <w:color w:val="000000"/>
-                <w:sz w:val="19"/>
-              </w:rPr>
-            </w:r>
-            <w:r>
-              <w:rPr>
-                <w:rFonts w:ascii="Times New Roman" w:hAnsi="Times New Roman" w:cs="Times New Roman" w:eastAsia="Times New Roman"/>
-                <w:b w:val="0"/>
-                <w:color w:val="000000"/>
-                <w:sz w:val="19"/>
-              </w:rPr>
-              <w:t>Measure the wedge longitudinally while keeping evidence tiers visible</w:t>
-            </w:r>
-          </w:p>
-        </w:tc>
-        <w:tc>
-          <w:tcPr>
-            <w:tcW w:type="dxa" w:w="3137"/>
-          </w:tcPr>
-          <w:p>
-            <w:pPr>
-              <w:keepNext/>
-              <w:spacing w:after="20" w:before="20" w:line="276" w:lineRule="auto"/>
-              <w:jc w:val="left"/>
-            </w:pPr>
-            <w:r>
-              <w:rPr>
-                <w:rFonts w:ascii="Times New Roman" w:hAnsi="Times New Roman" w:cs="Times New Roman" w:eastAsia="Times New Roman"/>
-                <w:b w:val="0"/>
-                <w:color w:val="000000"/>
-                <w:sz w:val="19"/>
-              </w:rPr>
-            </w:r>
-            <w:r>
-              <w:rPr>
-                <w:rFonts w:ascii="Times New Roman" w:hAnsi="Times New Roman" w:cs="Times New Roman" w:eastAsia="Times New Roman"/>
-                <w:b w:val="0"/>
-                <w:color w:val="000000"/>
-                <w:sz w:val="19"/>
-              </w:rPr>
-              <w:t>17 retained candidate platform-year levels, three tiers, FY2019–FY2025</w:t>
-            </w:r>
-          </w:p>
-        </w:tc>
-      </w:tr>
-      <w:tr>
-        <w:trPr>
-          <w:cantSplit/>
-        </w:trPr>
-        <w:tc>
-          <w:tcPr>
-            <w:tcW w:type="dxa" w:w="3137"/>
-          </w:tcPr>
-          <w:p>
-            <w:pPr>
-              <w:keepNext/>
-              <w:spacing w:after="20" w:before="20" w:line="276" w:lineRule="auto"/>
-              <w:jc w:val="left"/>
-            </w:pPr>
-            <w:r>
-              <w:rPr>
-                <w:rFonts w:ascii="Times New Roman" w:hAnsi="Times New Roman" w:cs="Times New Roman" w:eastAsia="Times New Roman"/>
-                <w:b w:val="0"/>
-                <w:color w:val="000000"/>
-                <w:sz w:val="19"/>
-              </w:rPr>
-            </w:r>
-            <w:r>
-              <w:rPr>
-                <w:rFonts w:ascii="Times New Roman" w:hAnsi="Times New Roman" w:cs="Times New Roman" w:eastAsia="Times New Roman"/>
-                <w:b w:val="0"/>
-                <w:color w:val="000000"/>
-                <w:sz w:val="19"/>
-              </w:rPr>
-              <w:t>2</w:t>
-            </w:r>
-          </w:p>
-        </w:tc>
-        <w:tc>
-          <w:tcPr>
-            <w:tcW w:type="dxa" w:w="3137"/>
-          </w:tcPr>
-          <w:p>
-            <w:pPr>
-              <w:keepNext/>
-              <w:spacing w:after="20" w:before="20" w:line="276" w:lineRule="auto"/>
-              <w:jc w:val="left"/>
-            </w:pPr>
-            <w:r>
-              <w:rPr>
-                <w:rFonts w:ascii="Times New Roman" w:hAnsi="Times New Roman" w:cs="Times New Roman" w:eastAsia="Times New Roman"/>
-                <w:b w:val="0"/>
-                <w:color w:val="000000"/>
-                <w:sz w:val="19"/>
-              </w:rPr>
-            </w:r>
-            <w:r>
-              <w:rPr>
-                <w:rFonts w:ascii="Times New Roman" w:hAnsi="Times New Roman" w:cs="Times New Roman" w:eastAsia="Times New Roman"/>
-                <w:b w:val="0"/>
-                <w:color w:val="000000"/>
-                <w:sz w:val="19"/>
-              </w:rPr>
-              <w:t>Explain why the wedge moves</w:t>
-            </w:r>
-          </w:p>
-        </w:tc>
-        <w:tc>
-          <w:tcPr>
-            <w:tcW w:type="dxa" w:w="3137"/>
-          </w:tcPr>
-          <w:p>
-            <w:pPr>
-              <w:keepNext/>
-              <w:spacing w:after="20" w:before="20" w:line="276" w:lineRule="auto"/>
-              <w:jc w:val="left"/>
-            </w:pPr>
-            <w:r>
-              <w:rPr>
-                <w:rFonts w:ascii="Times New Roman" w:hAnsi="Times New Roman" w:cs="Times New Roman" w:eastAsia="Times New Roman"/>
-                <w:b w:val="0"/>
-                <w:color w:val="000000"/>
-                <w:sz w:val="19"/>
-              </w:rPr>
-            </w:r>
-            <w:r>
-              <w:rPr>
-                <w:rFonts w:ascii="Times New Roman" w:hAnsi="Times New Roman" w:cs="Times New Roman" w:eastAsia="Times New Roman"/>
-                <w:b w:val="0"/>
-                <w:color w:val="000000"/>
-                <w:sz w:val="19"/>
-              </w:rPr>
-              <w:t>Disclosed monetization, customer incentives, gross-versus-net revenue, accounting, business scope</w:t>
-            </w:r>
-          </w:p>
-        </w:tc>
-      </w:tr>
-      <w:tr>
-        <w:trPr>
-          <w:cantSplit/>
-        </w:trPr>
-        <w:tc>
-          <w:tcPr>
-            <w:tcW w:type="dxa" w:w="3137"/>
-          </w:tcPr>
-          <w:p>
-            <w:pPr>
-              <w:spacing w:after="20" w:before="20" w:line="276" w:lineRule="auto"/>
-              <w:jc w:val="left"/>
-            </w:pPr>
-            <w:r>
-              <w:rPr>
-                <w:rFonts w:ascii="Times New Roman" w:hAnsi="Times New Roman" w:cs="Times New Roman" w:eastAsia="Times New Roman"/>
-                <w:b w:val="0"/>
-                <w:color w:val="000000"/>
-                <w:sz w:val="19"/>
-              </w:rPr>
-            </w:r>
-            <w:r>
-              <w:rPr>
-                <w:rFonts w:ascii="Times New Roman" w:hAnsi="Times New Roman" w:cs="Times New Roman" w:eastAsia="Times New Roman"/>
-                <w:b w:val="0"/>
-                <w:color w:val="000000"/>
-                <w:sz w:val="19"/>
-              </w:rPr>
-              <w:t>3</w:t>
-            </w:r>
-          </w:p>
-        </w:tc>
-        <w:tc>
-          <w:tcPr>
-            <w:tcW w:type="dxa" w:w="3137"/>
-          </w:tcPr>
-          <w:p>
-            <w:pPr>
-              <w:spacing w:after="20" w:before="20" w:line="276" w:lineRule="auto"/>
-              <w:jc w:val="left"/>
-            </w:pPr>
-            <w:r>
-              <w:rPr>
-                <w:rFonts w:ascii="Times New Roman" w:hAnsi="Times New Roman" w:cs="Times New Roman" w:eastAsia="Times New Roman"/>
-                <w:b w:val="0"/>
-                <w:color w:val="000000"/>
-                <w:sz w:val="19"/>
-              </w:rPr>
-            </w:r>
-            <w:r>
-              <w:rPr>
-                <w:rFonts w:ascii="Times New Roman" w:hAnsi="Times New Roman" w:cs="Times New Roman" w:eastAsia="Times New Roman"/>
-                <w:b w:val="0"/>
-                <w:color w:val="000000"/>
-                <w:sz w:val="19"/>
-              </w:rPr>
-              <w:t>Locate the wider activity and the underlying records beyond platform revenue</w:t>
-            </w:r>
-          </w:p>
-        </w:tc>
-        <w:tc>
-          <w:tcPr>
-            <w:tcW w:type="dxa" w:w="3137"/>
-          </w:tcPr>
-          <w:p>
-            <w:pPr>
-              <w:spacing w:after="20" w:before="20" w:line="276" w:lineRule="auto"/>
-              <w:jc w:val="left"/>
-            </w:pPr>
-            <w:r>
-              <w:rPr>
-                <w:rFonts w:ascii="Times New Roman" w:hAnsi="Times New Roman" w:cs="Times New Roman" w:eastAsia="Times New Roman"/>
-                <w:b w:val="0"/>
-                <w:color w:val="000000"/>
-                <w:sz w:val="19"/>
-              </w:rPr>
-            </w:r>
-            <w:r>
-              <w:rPr>
-                <w:rFonts w:ascii="Times New Roman" w:hAnsi="Times New Roman" w:cs="Times New Roman" w:eastAsia="Times New Roman"/>
-                <w:b w:val="0"/>
-                <w:color w:val="000000"/>
-                <w:sz w:val="19"/>
-              </w:rPr>
-              <w:t>National statistical evidence from BPS-Statistics Indonesia (Badan Pusat Statistik); Regulation PMK 37/2025 (Peraturan Menteri Keuangan) and Directorate General of Taxes (DJP) materials</w:t>
-            </w:r>
-          </w:p>
-        </w:tc>
-      </w:tr>
-    </w:tbl>
-    <w:p>
-      <w:pPr>
-        <w:spacing w:after="0" w:before="0" w:line="276" w:lineRule="auto"/>
-        <w:jc w:val="both"/>
-      </w:pPr>
-      <w:r>
-        <w:rPr>
-          <w:rFonts w:ascii="Times New Roman" w:hAnsi="Times New Roman" w:cs="Times New Roman" w:eastAsia="Times New Roman"/>
-          <w:color w:val="000000"/>
-          <w:sz w:val="10"/>
-        </w:rPr>
-      </w:r>
-    </w:p>
-    <w:p>
-      <w:pPr>
-        <w:keepNext/>
-        <w:spacing w:after="40" w:before="140" w:line="276" w:lineRule="auto"/>
-        <w:jc w:val="left"/>
-      </w:pPr>
-      <w:r>
-        <w:rPr>
-          <w:rFonts w:ascii="Times New Roman" w:hAnsi="Times New Roman" w:cs="Times New Roman" w:eastAsia="Times New Roman"/>
-          <w:i/>
-          <w:color w:val="000000"/>
-          <w:sz w:val="19"/>
-        </w:rPr>
-        <w:t>Table 1 shows that the three objectives rest on different evidence bases rather than on one dataset. The measurement, the explanation of its movement, and the wider-activity evidence each stand or fall on their own sources, so a weakness in one objective does not propagate to the others.</w:t>
-      </w:r>
-    </w:p>
-    <w:p>
-      <w:pPr>
         <w:spacing w:after="60" w:before="0" w:line="276" w:lineRule="auto"/>
         <w:jc w:val="both"/>
       </w:pPr>
@@ -709,7 +289,7 @@
           <w:color w:val="000000"/>
           <w:sz w:val="24"/>
         </w:rPr>
-        <w:t>A separate module of 48 matched issuer-years across eight non-Indonesian platform businesses is retained as external corroboration. It tests whether the transaction–revenue boundary also appears across other platform business models; it is not an Indonesia observation, not a representative global panel, and not a separate main research question.</w:t>
+        <w:t>The empirical design follows three objectives: measure the wedge longitudinally under explicit evidence tiers; explain material movements using issuer-disclosed revenue components; and connect the measured boundary to wider Indonesian activity and to seller-linked reporting institutions. A separate 48-issuer-year module outside Indonesia is retained only as external corroboration, not as a second main sample or research question.</w:t>
       </w:r>
     </w:p>
     <w:p>
@@ -740,7 +320,7 @@
           <w:color w:val="000000"/>
           <w:sz w:val="24"/>
         </w:rPr>
-        <w:t>First, longitudinal measurement. Earlier evidence for Indonesia rested heavily on a single fiscal year. The current inventory spans seventeen retained candidate platform-year levels from FY2019 to FY2025 across five issuer series, with direct Indonesia-aligned, direct scope-pending, and conditional tiers kept separate. The study therefore reports both the scale of the wedge and its direction of travel. External issuer evidence provides corroboration that a transaction–revenue boundary is not peculiar to one Indonesian disclosure setting, while remaining outside the Indonesia sample.</w:t>
+        <w:t>First, longitudinal measurement. The evidence base expands from a one-year comparison to candidate observations spanning FY2019–FY2025, while keeping direct Indonesia-aligned, direct scope-pending, and conditional observations separate.</w:t>
       </w:r>
     </w:p>
     <w:p>
@@ -754,7 +334,7 @@
           <w:color w:val="000000"/>
           <w:sz w:val="24"/>
         </w:rPr>
-        <w:t>Second, mechanism. The thesis explains why transaction value and platform revenue can move differently by reconciling material divergences against the revenue components issuers themselves disclose: monetization, customer incentives, gross-versus-net recognition, and reporting perimeter. These reconciliations are arithmetic against disclosed components, not causal decompositions.</w:t>
+        <w:t>Second, mechanism. The thesis reconciles material transaction–revenue divergences against disclosed monetization, customer incentives, gross-versus-net recognition, and business perimeter. These are arithmetic reconciliations, not causal decompositions.</w:t>
       </w:r>
     </w:p>
     <w:p>
@@ -768,519 +348,7 @@
           <w:color w:val="000000"/>
           <w:sz w:val="24"/>
         </w:rPr>
-        <w:t>Third, wider economic and institutional interpretation. The thesis connects the issuer-level accounting boundary to BPS evidence on e-commerce value, business participation, channels, payment practices, and recordkeeping. Indonesia's PMK 37/2025 and related Directorate General of Taxes materials then provide a concrete institutional example of how platform-held seller and transaction records can be used for reporting and withholding. This does not establish a completed compliance or tax-revenue effect.</w:t>
-      </w:r>
-    </w:p>
-    <w:p>
-      <w:pPr>
-        <w:pStyle w:val="Heading2"/>
-        <w:keepNext/>
-        <w:spacing w:after="40" w:before="120" w:line="276" w:lineRule="auto"/>
-        <w:jc w:val="left"/>
-      </w:pPr>
-      <w:r>
-        <w:rPr>
-          <w:rFonts w:ascii="Times New Roman" w:hAnsi="Times New Roman" w:cs="Times New Roman" w:eastAsia="Times New Roman"/>
-          <w:b/>
-          <w:color w:val="000000"/>
-          <w:sz w:val="24"/>
-        </w:rPr>
-        <w:t>1.3 What the proposal supports — and does not support</w:t>
-      </w:r>
-    </w:p>
-    <w:p>
-      <w:pPr>
-        <w:keepNext/>
-        <w:spacing w:after="40" w:before="140" w:line="276" w:lineRule="auto"/>
-        <w:jc w:val="left"/>
-      </w:pPr>
-      <w:r>
-        <w:rPr>
-          <w:rFonts w:ascii="Times New Roman" w:hAnsi="Times New Roman" w:cs="Times New Roman" w:eastAsia="Times New Roman"/>
-          <w:i/>
-          <w:color w:val="000000"/>
-          <w:sz w:val="19"/>
-        </w:rPr>
-        <w:t>Table 2. Claims supported and not supported by the evidence assembled for this proposal.</w:t>
-      </w:r>
-    </w:p>
-    <w:tbl>
-      <w:tblPr>
-        <w:tblStyle w:val="TableGrid"/>
-        <w:tblW w:type="auto" w:w="0"/>
-        <w:jc w:val="center"/>
-        <w:tblLook w:firstColumn="1" w:firstRow="1" w:lastColumn="0" w:lastRow="0" w:noHBand="0" w:noVBand="1" w:val="04A0"/>
-      </w:tblPr>
-      <w:tblGrid>
-        <w:gridCol w:w="4706"/>
-        <w:gridCol w:w="4706"/>
-      </w:tblGrid>
-      <w:tr>
-        <w:trPr>
-          <w:tblHeader w:val="true"/>
-          <w:cantSplit/>
-        </w:trPr>
-        <w:tc>
-          <w:tcPr>
-            <w:tcW w:type="dxa" w:w="4706"/>
-          </w:tcPr>
-          <w:p>
-            <w:pPr>
-              <w:spacing w:after="20" w:before="20" w:line="276" w:lineRule="auto"/>
-              <w:jc w:val="left"/>
-            </w:pPr>
-            <w:r>
-              <w:rPr>
-                <w:rFonts w:ascii="Times New Roman" w:hAnsi="Times New Roman" w:cs="Times New Roman" w:eastAsia="Times New Roman"/>
-                <w:b/>
-                <w:color w:val="000000"/>
-                <w:sz w:val="19"/>
-              </w:rPr>
-            </w:r>
-            <w:r>
-              <w:rPr>
-                <w:rFonts w:ascii="Times New Roman" w:hAnsi="Times New Roman" w:cs="Times New Roman" w:eastAsia="Times New Roman"/>
-                <w:b/>
-                <w:color w:val="000000"/>
-                <w:sz w:val="19"/>
-              </w:rPr>
-              <w:t>The evidence supports</w:t>
-            </w:r>
-          </w:p>
-        </w:tc>
-        <w:tc>
-          <w:tcPr>
-            <w:tcW w:type="dxa" w:w="4706"/>
-          </w:tcPr>
-          <w:p>
-            <w:pPr>
-              <w:spacing w:after="20" w:before="20" w:line="276" w:lineRule="auto"/>
-              <w:jc w:val="left"/>
-            </w:pPr>
-            <w:r>
-              <w:rPr>
-                <w:rFonts w:ascii="Times New Roman" w:hAnsi="Times New Roman" w:cs="Times New Roman" w:eastAsia="Times New Roman"/>
-                <w:b/>
-                <w:color w:val="000000"/>
-                <w:sz w:val="19"/>
-              </w:rPr>
-            </w:r>
-            <w:r>
-              <w:rPr>
-                <w:rFonts w:ascii="Times New Roman" w:hAnsi="Times New Roman" w:cs="Times New Roman" w:eastAsia="Times New Roman"/>
-                <w:b/>
-                <w:color w:val="000000"/>
-                <w:sz w:val="19"/>
-              </w:rPr>
-              <w:t>The evidence does not by itself establish</w:t>
-            </w:r>
-          </w:p>
-        </w:tc>
-      </w:tr>
-      <w:tr>
-        <w:trPr>
-          <w:cantSplit/>
-        </w:trPr>
-        <w:tc>
-          <w:tcPr>
-            <w:tcW w:type="dxa" w:w="4706"/>
-          </w:tcPr>
-          <w:p>
-            <w:pPr>
-              <w:keepNext/>
-              <w:spacing w:after="20" w:before="20" w:line="276" w:lineRule="auto"/>
-              <w:jc w:val="left"/>
-            </w:pPr>
-            <w:r>
-              <w:rPr>
-                <w:rFonts w:ascii="Times New Roman" w:hAnsi="Times New Roman" w:cs="Times New Roman" w:eastAsia="Times New Roman"/>
-                <w:b w:val="0"/>
-                <w:color w:val="000000"/>
-                <w:sz w:val="19"/>
-              </w:rPr>
-            </w:r>
-            <w:r>
-              <w:rPr>
-                <w:rFonts w:ascii="Times New Roman" w:hAnsi="Times New Roman" w:cs="Times New Roman" w:eastAsia="Times New Roman"/>
-                <w:b w:val="0"/>
-                <w:color w:val="000000"/>
-                <w:sz w:val="19"/>
-              </w:rPr>
-              <w:t>Transaction value processed through selected platform scopes can substantially exceed platform-booked revenue.</w:t>
-            </w:r>
-          </w:p>
-        </w:tc>
-        <w:tc>
-          <w:tcPr>
-            <w:tcW w:type="dxa" w:w="4706"/>
-          </w:tcPr>
-          <w:p>
-            <w:pPr>
-              <w:keepNext/>
-              <w:spacing w:after="20" w:before="20" w:line="276" w:lineRule="auto"/>
-              <w:jc w:val="left"/>
-            </w:pPr>
-            <w:r>
-              <w:rPr>
-                <w:rFonts w:ascii="Times New Roman" w:hAnsi="Times New Roman" w:cs="Times New Roman" w:eastAsia="Times New Roman"/>
-                <w:b w:val="0"/>
-                <w:color w:val="000000"/>
-                <w:sz w:val="19"/>
-              </w:rPr>
-            </w:r>
-            <w:r>
-              <w:rPr>
-                <w:rFonts w:ascii="Times New Roman" w:hAnsi="Times New Roman" w:cs="Times New Roman" w:eastAsia="Times New Roman"/>
-                <w:b w:val="0"/>
-                <w:color w:val="000000"/>
-                <w:sz w:val="19"/>
-              </w:rPr>
-              <w:t>That V − R is profit, taxable income, unpaid tax, tax evasion, or missing GDP.</w:t>
-            </w:r>
-          </w:p>
-        </w:tc>
-      </w:tr>
-      <w:tr>
-        <w:trPr>
-          <w:cantSplit/>
-        </w:trPr>
-        <w:tc>
-          <w:tcPr>
-            <w:tcW w:type="dxa" w:w="4706"/>
-          </w:tcPr>
-          <w:p>
-            <w:pPr>
-              <w:keepNext/>
-              <w:spacing w:after="20" w:before="20" w:line="276" w:lineRule="auto"/>
-              <w:jc w:val="left"/>
-            </w:pPr>
-            <w:r>
-              <w:rPr>
-                <w:rFonts w:ascii="Times New Roman" w:hAnsi="Times New Roman" w:cs="Times New Roman" w:eastAsia="Times New Roman"/>
-                <w:b w:val="0"/>
-                <w:color w:val="000000"/>
-                <w:sz w:val="19"/>
-              </w:rPr>
-            </w:r>
-            <w:r>
-              <w:rPr>
-                <w:rFonts w:ascii="Times New Roman" w:hAnsi="Times New Roman" w:cs="Times New Roman" w:eastAsia="Times New Roman"/>
-                <w:b w:val="0"/>
-                <w:color w:val="000000"/>
-                <w:sz w:val="19"/>
-              </w:rPr>
-              <w:t>The wedge and Ecosystem Ratio can be followed through time when period and scope are matched.</w:t>
-            </w:r>
-          </w:p>
-        </w:tc>
-        <w:tc>
-          <w:tcPr>
-            <w:tcW w:type="dxa" w:w="4706"/>
-          </w:tcPr>
-          <w:p>
-            <w:pPr>
-              <w:keepNext/>
-              <w:spacing w:after="20" w:before="20" w:line="276" w:lineRule="auto"/>
-              <w:jc w:val="left"/>
-            </w:pPr>
-            <w:r>
-              <w:rPr>
-                <w:rFonts w:ascii="Times New Roman" w:hAnsi="Times New Roman" w:cs="Times New Roman" w:eastAsia="Times New Roman"/>
-                <w:b w:val="0"/>
-                <w:color w:val="000000"/>
-                <w:sz w:val="19"/>
-              </w:rPr>
-            </w:r>
-            <w:r>
-              <w:rPr>
-                <w:rFonts w:ascii="Times New Roman" w:hAnsi="Times New Roman" w:cs="Times New Roman" w:eastAsia="Times New Roman"/>
-                <w:b w:val="0"/>
-                <w:color w:val="000000"/>
-                <w:sz w:val="19"/>
-              </w:rPr>
-              <w:t>That all candidate tiers are equally direct or belong in one final advisor-approved sample.</w:t>
-            </w:r>
-          </w:p>
-        </w:tc>
-      </w:tr>
-      <w:tr>
-        <w:trPr>
-          <w:cantSplit/>
-        </w:trPr>
-        <w:tc>
-          <w:tcPr>
-            <w:tcW w:type="dxa" w:w="4706"/>
-          </w:tcPr>
-          <w:p>
-            <w:pPr>
-              <w:keepNext/>
-              <w:spacing w:after="20" w:before="20" w:line="276" w:lineRule="auto"/>
-              <w:jc w:val="left"/>
-            </w:pPr>
-            <w:r>
-              <w:rPr>
-                <w:rFonts w:ascii="Times New Roman" w:hAnsi="Times New Roman" w:cs="Times New Roman" w:eastAsia="Times New Roman"/>
-                <w:b w:val="0"/>
-                <w:color w:val="000000"/>
-                <w:sz w:val="19"/>
-              </w:rPr>
-            </w:r>
-            <w:r>
-              <w:rPr>
-                <w:rFonts w:ascii="Times New Roman" w:hAnsi="Times New Roman" w:cs="Times New Roman" w:eastAsia="Times New Roman"/>
-                <w:b w:val="0"/>
-                <w:color w:val="000000"/>
-                <w:sz w:val="19"/>
-              </w:rPr>
-              <w:t>Transaction-value growth and revenue growth can diverge, including opposite-sign transitions.</w:t>
-            </w:r>
-          </w:p>
-        </w:tc>
-        <w:tc>
-          <w:tcPr>
-            <w:tcW w:type="dxa" w:w="4706"/>
-          </w:tcPr>
-          <w:p>
-            <w:pPr>
-              <w:keepNext/>
-              <w:spacing w:after="20" w:before="20" w:line="276" w:lineRule="auto"/>
-              <w:jc w:val="left"/>
-            </w:pPr>
-            <w:r>
-              <w:rPr>
-                <w:rFonts w:ascii="Times New Roman" w:hAnsi="Times New Roman" w:cs="Times New Roman" w:eastAsia="Times New Roman"/>
-                <w:b w:val="0"/>
-                <w:color w:val="000000"/>
-                <w:sz w:val="19"/>
-              </w:rPr>
-            </w:r>
-            <w:r>
-              <w:rPr>
-                <w:rFonts w:ascii="Times New Roman" w:hAnsi="Times New Roman" w:cs="Times New Roman" w:eastAsia="Times New Roman"/>
-                <w:b w:val="0"/>
-                <w:color w:val="000000"/>
-                <w:sz w:val="19"/>
-              </w:rPr>
-              <w:t>A causal mechanism unless a separate design identifies one.</w:t>
-            </w:r>
-          </w:p>
-        </w:tc>
-      </w:tr>
-      <w:tr>
-        <w:trPr>
-          <w:cantSplit/>
-        </w:trPr>
-        <w:tc>
-          <w:tcPr>
-            <w:tcW w:type="dxa" w:w="4706"/>
-          </w:tcPr>
-          <w:p>
-            <w:pPr>
-              <w:keepNext/>
-              <w:spacing w:after="20" w:before="20" w:line="276" w:lineRule="auto"/>
-              <w:jc w:val="left"/>
-            </w:pPr>
-            <w:r>
-              <w:rPr>
-                <w:rFonts w:ascii="Times New Roman" w:hAnsi="Times New Roman" w:cs="Times New Roman" w:eastAsia="Times New Roman"/>
-                <w:b w:val="0"/>
-                <w:color w:val="000000"/>
-                <w:sz w:val="19"/>
-              </w:rPr>
-            </w:r>
-            <w:r>
-              <w:rPr>
-                <w:rFonts w:ascii="Times New Roman" w:hAnsi="Times New Roman" w:cs="Times New Roman" w:eastAsia="Times New Roman"/>
-                <w:b w:val="0"/>
-                <w:color w:val="000000"/>
-                <w:sz w:val="19"/>
-              </w:rPr>
-              <w:t>Issuer revenue components can arithmetically reconcile selected divergences.</w:t>
-            </w:r>
-          </w:p>
-        </w:tc>
-        <w:tc>
-          <w:tcPr>
-            <w:tcW w:type="dxa" w:w="4706"/>
-          </w:tcPr>
-          <w:p>
-            <w:pPr>
-              <w:keepNext/>
-              <w:spacing w:after="20" w:before="20" w:line="276" w:lineRule="auto"/>
-              <w:jc w:val="left"/>
-            </w:pPr>
-            <w:r>
-              <w:rPr>
-                <w:rFonts w:ascii="Times New Roman" w:hAnsi="Times New Roman" w:cs="Times New Roman" w:eastAsia="Times New Roman"/>
-                <w:b w:val="0"/>
-                <w:color w:val="000000"/>
-                <w:sz w:val="19"/>
-              </w:rPr>
-            </w:r>
-            <w:r>
-              <w:rPr>
-                <w:rFonts w:ascii="Times New Roman" w:hAnsi="Times New Roman" w:cs="Times New Roman" w:eastAsia="Times New Roman"/>
-                <w:b w:val="0"/>
-                <w:color w:val="000000"/>
-                <w:sz w:val="19"/>
-              </w:rPr>
-              <w:t>That accounting components are causal treatment effects.</w:t>
-            </w:r>
-          </w:p>
-        </w:tc>
-      </w:tr>
-      <w:tr>
-        <w:trPr>
-          <w:cantSplit/>
-        </w:trPr>
-        <w:tc>
-          <w:tcPr>
-            <w:tcW w:type="dxa" w:w="4706"/>
-          </w:tcPr>
-          <w:p>
-            <w:pPr>
-              <w:keepNext/>
-              <w:spacing w:after="20" w:before="20" w:line="276" w:lineRule="auto"/>
-              <w:jc w:val="left"/>
-            </w:pPr>
-            <w:r>
-              <w:rPr>
-                <w:rFonts w:ascii="Times New Roman" w:hAnsi="Times New Roman" w:cs="Times New Roman" w:eastAsia="Times New Roman"/>
-                <w:b w:val="0"/>
-                <w:color w:val="000000"/>
-                <w:sz w:val="19"/>
-              </w:rPr>
-            </w:r>
-            <w:r>
-              <w:rPr>
-                <w:rFonts w:ascii="Times New Roman" w:hAnsi="Times New Roman" w:cs="Times New Roman" w:eastAsia="Times New Roman"/>
-                <w:b w:val="0"/>
-                <w:color w:val="000000"/>
-                <w:sz w:val="19"/>
-              </w:rPr>
-              <w:t>BPS aggregates show wider e-commerce activity, channels, participation, and recordkeeping beyond issuer accounts.</w:t>
-            </w:r>
-          </w:p>
-        </w:tc>
-        <w:tc>
-          <w:tcPr>
-            <w:tcW w:type="dxa" w:w="4706"/>
-          </w:tcPr>
-          <w:p>
-            <w:pPr>
-              <w:keepNext/>
-              <w:spacing w:after="20" w:before="20" w:line="276" w:lineRule="auto"/>
-              <w:jc w:val="left"/>
-            </w:pPr>
-            <w:r>
-              <w:rPr>
-                <w:rFonts w:ascii="Times New Roman" w:hAnsi="Times New Roman" w:cs="Times New Roman" w:eastAsia="Times New Roman"/>
-                <w:b w:val="0"/>
-                <w:color w:val="000000"/>
-                <w:sz w:val="19"/>
-              </w:rPr>
-            </w:r>
-            <w:r>
-              <w:rPr>
-                <w:rFonts w:ascii="Times New Roman" w:hAnsi="Times New Roman" w:cs="Times New Roman" w:eastAsia="Times New Roman"/>
-                <w:b w:val="0"/>
-                <w:color w:val="000000"/>
-                <w:sz w:val="19"/>
-              </w:rPr>
-              <w:t>A firm-level causal relationship or a reconciliation of BPS totals to issuer transaction value.</w:t>
-            </w:r>
-          </w:p>
-        </w:tc>
-      </w:tr>
-      <w:tr>
-        <w:trPr>
-          <w:cantSplit/>
-        </w:trPr>
-        <w:tc>
-          <w:tcPr>
-            <w:tcW w:type="dxa" w:w="4706"/>
-          </w:tcPr>
-          <w:p>
-            <w:pPr>
-              <w:spacing w:after="20" w:before="20" w:line="276" w:lineRule="auto"/>
-              <w:jc w:val="left"/>
-            </w:pPr>
-            <w:r>
-              <w:rPr>
-                <w:rFonts w:ascii="Times New Roman" w:hAnsi="Times New Roman" w:cs="Times New Roman" w:eastAsia="Times New Roman"/>
-                <w:b w:val="0"/>
-                <w:color w:val="000000"/>
-                <w:sz w:val="19"/>
-              </w:rPr>
-            </w:r>
-            <w:r>
-              <w:rPr>
-                <w:rFonts w:ascii="Times New Roman" w:hAnsi="Times New Roman" w:cs="Times New Roman" w:eastAsia="Times New Roman"/>
-                <w:b w:val="0"/>
-                <w:color w:val="000000"/>
-                <w:sz w:val="19"/>
-              </w:rPr>
-              <w:t>PMK/DJP documents establish a legal/reporting architecture using seller-linked transaction information.</w:t>
-            </w:r>
-          </w:p>
-        </w:tc>
-        <w:tc>
-          <w:tcPr>
-            <w:tcW w:type="dxa" w:w="4706"/>
-          </w:tcPr>
-          <w:p>
-            <w:pPr>
-              <w:spacing w:after="20" w:before="20" w:line="276" w:lineRule="auto"/>
-              <w:jc w:val="left"/>
-            </w:pPr>
-            <w:r>
-              <w:rPr>
-                <w:rFonts w:ascii="Times New Roman" w:hAnsi="Times New Roman" w:cs="Times New Roman" w:eastAsia="Times New Roman"/>
-                <w:b w:val="0"/>
-                <w:color w:val="000000"/>
-                <w:sz w:val="19"/>
-              </w:rPr>
-            </w:r>
-            <w:r>
-              <w:rPr>
-                <w:rFonts w:ascii="Times New Roman" w:hAnsi="Times New Roman" w:cs="Times New Roman" w:eastAsia="Times New Roman"/>
-                <w:b w:val="0"/>
-                <w:color w:val="000000"/>
-                <w:sz w:val="19"/>
-              </w:rPr>
-              <w:t>That the policy has already raised compliance or tax revenue.</w:t>
-            </w:r>
-          </w:p>
-        </w:tc>
-      </w:tr>
-    </w:tbl>
-    <w:p>
-      <w:pPr>
-        <w:spacing w:after="0" w:before="0" w:line="276" w:lineRule="auto"/>
-        <w:jc w:val="both"/>
-      </w:pPr>
-      <w:r>
-        <w:rPr>
-          <w:rFonts w:ascii="Times New Roman" w:hAnsi="Times New Roman" w:cs="Times New Roman" w:eastAsia="Times New Roman"/>
-          <w:color w:val="000000"/>
-          <w:sz w:val="10"/>
-        </w:rPr>
-      </w:r>
-    </w:p>
-    <w:p>
-      <w:pPr>
-        <w:keepNext/>
-        <w:spacing w:after="40" w:before="140" w:line="276" w:lineRule="auto"/>
-        <w:jc w:val="left"/>
-      </w:pPr>
-      <w:r>
-        <w:rPr>
-          <w:rFonts w:ascii="Times New Roman" w:hAnsi="Times New Roman" w:cs="Times New Roman" w:eastAsia="Times New Roman"/>
-          <w:i/>
-          <w:color w:val="000000"/>
-          <w:sz w:val="19"/>
-        </w:rPr>
-        <w:t>Table 2 states the claim boundary row by row. The pattern is consistent across all six: what the assembled evidence supports is descriptive and measurement-focused, while every causal, fiscal or welfare reading sits in the right-hand column. The table is included so that the boundary is fixed before the examination rather than negotiated during it.</w:t>
+        <w:t>Third, economic and institutional interpretation. Evidence from BPS-Statistics Indonesia (Badan Pusat Statistik) locates wider e-commerce activity and recordkeeping beyond issuer accounts, while Indonesia's Regulation PMK 37/2025 (Peraturan Menteri Keuangan) and Directorate General of Taxes (DJP) materials show how platform-held seller and transaction records can enter reporting and withholding. The proposal does not claim a completed compliance or tax-revenue effect.</w:t>
       </w:r>
     </w:p>
     <w:p>
@@ -1314,7 +382,7 @@
           <w:color w:val="000000"/>
           <w:sz w:val="24"/>
         </w:rPr>
-        <w:t>2.1 Platform economics and the location of value</w:t>
+        <w:t>2.1 Platform economics and revenue recognition</w:t>
       </w:r>
     </w:p>
     <w:p>
@@ -1328,7 +396,7 @@
           <w:color w:val="000000"/>
           <w:sz w:val="24"/>
         </w:rPr>
-        <w:t>The economics of multisided platforms begins with the interaction of distinct user groups whose participation affects the value received by the other side. Rochet and Tirole (2003), Caillaud and Jullien (2003), Parker and Van Alstyne (2005), and Armstrong (2006) show why platform pricing cannot be read as a simple markup over cost: prices and commissions are chosen to balance cross-group network effects, participation, and competition. Hagiu and Wright (2015) further distinguish a multisided platform from a vertically integrated firm by locating decision rights and entrepreneurial effort with affiliated participants rather than inside the platform. Evans and Schmalensee (2016) translate the same point into the business-model literature. These results explain why low retained shares can coexist with large ecosystems and why platform revenue is a poor proxy for the transaction value coordinated through the platform.</w:t>
+        <w:t>Multisided-platform theory explains why a platform's revenue need not move proportionally with the transaction value it coordinates (Rochet and Tirole 2003; Caillaud and Jullien 2003; Parker and Van Alstyne 2005; Armstrong 2006; Hagiu and Wright 2015; Evans and Schmalensee 2016). Accounting further determines how much facilitated commerce becomes recognized revenue: principal–agent treatment, customer incentives, service mix, acquisitions, and reporting perimeter can move revenue without an equivalent change in underlying commerce. De Franco, Kothari and Verdi (2011) show why financial-statement comparability matters when users interpret such differences.</w:t>
       </w:r>
     </w:p>
     <w:p>
@@ -1345,7 +413,7 @@
           <w:color w:val="000000"/>
           <w:sz w:val="24"/>
         </w:rPr>
-        <w:t>2.2 Accounting and revenue recognition</w:t>
+        <w:t>2.2 Informality, digital records, and third-party information</w:t>
       </w:r>
     </w:p>
     <w:p>
@@ -1359,7 +427,21 @@
           <w:color w:val="000000"/>
           <w:sz w:val="24"/>
         </w:rPr>
-        <w:t>Accounting determines how much facilitated commerce becomes revenue. Under IFRS 15, principal–agent treatment governs gross-versus-net presentation, while customer incentives, advertising and service income, acquisitions, and reporting perimeter can move revenue without an equivalent change in commerce. De Franco, Kothari and Verdi (2011) show why comparability matters to users of financial statements. The accounting boundary therefore provides a mechanism for transaction value and recognized revenue to diverge even when both measures are correctly reported.</w:t>
+        <w:t>Platform participants occupy an unusual position. Their transactions can be priced, recorded, and settled through a formal intermediary while participants remain self-employed, unregistered, below filing thresholds, or outside automatic reporting. The object measured here is therefore not the shadow economy as conventionally defined (La Porta and Shleifer 2014; Ulyssea 2018; Medina and Schneider 2019). Digital records can nevertheless carry economic information even when conventional records are thin (Berg et al. 2020), and platform-mediated work leaves observable financial and administrative traces (Barrios, Hochberg and Yi 2022; Denes, Lagaras and Tsoutsoura 2025).</w:t>
+      </w:r>
+    </w:p>
+    <w:p>
+      <w:pPr>
+        <w:spacing w:after="60" w:before="0" w:line="276" w:lineRule="auto"/>
+        <w:jc w:val="both"/>
+      </w:pPr>
+      <w:r>
+        <w:rPr>
+          <w:rFonts w:ascii="Times New Roman" w:hAnsi="Times New Roman" w:cs="Times New Roman" w:eastAsia="Times New Roman"/>
+          <w:color w:val="000000"/>
+          <w:sz w:val="24"/>
+        </w:rPr>
+        <w:t>A central public-finance result is that third-party information can materially change compliance and enforcement (Kleven et al. 2011; Pomeranz 2015; Naritomi 2019; Kleven, Kreiner and Saez 2016; Slemrod 2019). The OECD Model Rules and the European Union's DAC7 regime provide direct precedents for using platform-held seller information in reporting. Indonesia's PMK 37/2025 applies the same broad logic through seller identification, transaction-linked reporting, and marketplace withholding.</w:t>
       </w:r>
     </w:p>
     <w:p>
@@ -1376,7 +458,7 @@
           <w:color w:val="000000"/>
           <w:sz w:val="24"/>
         </w:rPr>
-        <w:t>2.3 Informality, platform work, and measurement</w:t>
+        <w:t>2.3 Research gap</w:t>
       </w:r>
     </w:p>
     <w:p>
@@ -1390,142 +472,7 @@
           <w:color w:val="000000"/>
           <w:sz w:val="24"/>
         </w:rPr>
-        <w:t>Traditional informal-economy estimates rely on household surveys, firm surveys, or indirect macroeconomic indicators. Medina and Schneider (2019) estimate a large global shadow economy; La Porta and Shleifer (2014) emphasise the small scale and low productivity of informal firms; and Ulyssea (2018) shows that registration and off-the-books employment are distinct margins whose welfare effects cannot be inferred from formal status alone. The International Labour Organization (2021, 2023) likewise treats platform work and informality as overlapping but non-identical categories.</w:t>
-      </w:r>
-    </w:p>
-    <w:p>
-      <w:pPr>
-        <w:spacing w:after="60" w:before="0" w:line="276" w:lineRule="auto"/>
-        <w:jc w:val="both"/>
-      </w:pPr>
-      <w:r>
-        <w:rPr>
-          <w:rFonts w:ascii="Times New Roman" w:hAnsi="Times New Roman" w:cs="Times New Roman" w:eastAsia="Times New Roman"/>
-          <w:color w:val="000000"/>
-          <w:sz w:val="24"/>
-        </w:rPr>
-        <w:t>The finance literature supplies the complementary result that these digital records carry economic value in their own right. Berg, Burg, Gombović and Puri (2020) show that a simple digital footprint predicts borrower default as well as a credit bureau score, establishing that transaction-level traces held by an intermediary constitute usable financial information even where conventional records are thin. That is precisely the asymmetry this proposal measures: the record exists and is economically informative, but it is not necessarily visible in either the platform's revenue or the participant's reported income.</w:t>
-      </w:r>
-    </w:p>
-    <w:p>
-      <w:pPr>
-        <w:spacing w:after="60" w:before="0" w:line="276" w:lineRule="auto"/>
-        <w:jc w:val="both"/>
-      </w:pPr>
-      <w:r>
-        <w:rPr>
-          <w:rFonts w:ascii="Times New Roman" w:hAnsi="Times New Roman" w:cs="Times New Roman" w:eastAsia="Times New Roman"/>
-          <w:color w:val="000000"/>
-          <w:sz w:val="24"/>
-        </w:rPr>
-        <w:t>Platform participants occupy an unusual position in this literature. Their transactions are priced, recorded, and settled through a formal intermediary, but the participant may remain self-employed, unregistered, below filing thresholds, or simply outside an automatic reporting channel. The object measured here is therefore not the shadow economy as conventionally defined. It is a digitally recorded flow whose administrative treatment may resemble self-reported income even though an intermediary already possesses the transaction record.</w:t>
-      </w:r>
-    </w:p>
-    <w:p>
-      <w:pPr>
-        <w:pStyle w:val="Heading2"/>
-        <w:keepNext/>
-        <w:spacing w:after="40" w:before="120" w:line="276" w:lineRule="auto"/>
-        <w:jc w:val="left"/>
-      </w:pPr>
-      <w:r>
-        <w:rPr>
-          <w:rFonts w:ascii="Times New Roman" w:hAnsi="Times New Roman" w:cs="Times New Roman" w:eastAsia="Times New Roman"/>
-          <w:b/>
-          <w:color w:val="000000"/>
-          <w:sz w:val="24"/>
-        </w:rPr>
-        <w:t>2.4 Third-party reporting</w:t>
-      </w:r>
-    </w:p>
-    <w:p>
-      <w:pPr>
-        <w:spacing w:after="60" w:before="0" w:line="276" w:lineRule="auto"/>
-        <w:jc w:val="both"/>
-      </w:pPr>
-      <w:r>
-        <w:rPr>
-          <w:rFonts w:ascii="Times New Roman" w:hAnsi="Times New Roman" w:cs="Times New Roman" w:eastAsia="Times New Roman"/>
-          <w:color w:val="000000"/>
-          <w:sz w:val="24"/>
-        </w:rPr>
-        <w:t>A central result in public finance is that tax compliance depends strongly on third-party information and remittance structure. Kleven et al. (2011) find an evasion rate of 0.3 percent on income subject to third-party reporting versus 37 percent on self-reported income in Denmark. Pomeranz (2015) shows that the VAT paper trail creates self-enforcement across firms, while Naritomi (2019) demonstrates that consumer-held records can raise reported sales. Kleven, Kreiner and Saez (2016) formalise firms as fiscal intermediaries, and Slemrod (2019) places information reporting and remittance regimes among the core instruments of modern enforcement.</w:t>
-      </w:r>
-    </w:p>
-    <w:p>
-      <w:pPr>
-        <w:spacing w:after="60" w:before="0" w:line="276" w:lineRule="auto"/>
-        <w:jc w:val="both"/>
-      </w:pPr>
-      <w:r>
-        <w:rPr>
-          <w:rFonts w:ascii="Times New Roman" w:hAnsi="Times New Roman" w:cs="Times New Roman" w:eastAsia="Times New Roman"/>
-          <w:color w:val="000000"/>
-          <w:sz w:val="24"/>
-        </w:rPr>
-        <w:t>Platform work creates a new configuration: a large intermediary may hold detailed transaction records even where there is no comprehensive obligation to report seller or worker income. The administrative problem is therefore not necessarily a lack of data generation; it can be the absence, incompleteness, or fragmentation of the reporting rule. Barrios, Hochberg and Yi (2022) and Denes, Lagaras and Tsoutsoura (2025), both in the Journal of Financial Economics, further show that platform-mediated work leaves economically meaningful financial and administrative traces; the latter observes gig activity directly in U.S. tax returns.</w:t>
-      </w:r>
-    </w:p>
-    <w:p>
-      <w:pPr>
-        <w:pStyle w:val="Heading2"/>
-        <w:keepNext/>
-        <w:spacing w:after="40" w:before="120" w:line="276" w:lineRule="auto"/>
-        <w:jc w:val="left"/>
-      </w:pPr>
-      <w:r>
-        <w:rPr>
-          <w:rFonts w:ascii="Times New Roman" w:hAnsi="Times New Roman" w:cs="Times New Roman" w:eastAsia="Times New Roman"/>
-          <w:b/>
-          <w:color w:val="000000"/>
-          <w:sz w:val="24"/>
-        </w:rPr>
-        <w:t>2.5 Digital taxation and platform-reporting rules</w:t>
-      </w:r>
-    </w:p>
-    <w:p>
-      <w:pPr>
-        <w:spacing w:after="60" w:before="0" w:line="276" w:lineRule="auto"/>
-        <w:jc w:val="both"/>
-      </w:pPr>
-      <w:r>
-        <w:rPr>
-          <w:rFonts w:ascii="Times New Roman" w:hAnsi="Times New Roman" w:cs="Times New Roman" w:eastAsia="Times New Roman"/>
-          <w:color w:val="000000"/>
-          <w:sz w:val="24"/>
-        </w:rPr>
-        <w:t>Corporate digital-tax reforms and platform-participant reporting address different bases. The OECD Pillar One blueprint concerns the allocation of taxing rights over large multinational enterprises (OECD 2020b). By contrast, the OECD's Forum on Tax Administration report and Model Rules require platforms to collect and report information on income realised by sellers and service providers (OECD 2019, 2020a). The European Union's DAC7 regime similarly imposes due-diligence and reporting duties on platform operators (European Union 2021). These instruments provide the closest policy precedent for the mechanism studied here: using the platform's existing transaction record to improve participant-level visibility without treating platform revenue as the participant tax base. Indonesia's PMK 37/2025 applies the same logic through seller identification, transaction-linked reporting, and marketplace withholding.</w:t>
-      </w:r>
-    </w:p>
-    <w:p>
-      <w:pPr>
-        <w:pStyle w:val="Heading2"/>
-        <w:keepNext/>
-        <w:spacing w:after="40" w:before="120" w:line="276" w:lineRule="auto"/>
-        <w:jc w:val="left"/>
-      </w:pPr>
-      <w:r>
-        <w:rPr>
-          <w:rFonts w:ascii="Times New Roman" w:hAnsi="Times New Roman" w:cs="Times New Roman" w:eastAsia="Times New Roman"/>
-          <w:b/>
-          <w:color w:val="000000"/>
-          <w:sz w:val="24"/>
-        </w:rPr>
-        <w:t>2.6 Research gap</w:t>
-      </w:r>
-    </w:p>
-    <w:p>
-      <w:pPr>
-        <w:spacing w:after="60" w:before="0" w:line="276" w:lineRule="auto"/>
-        <w:jc w:val="both"/>
-      </w:pPr>
-      <w:r>
-        <w:rPr>
-          <w:rFonts w:ascii="Times New Roman" w:hAnsi="Times New Roman" w:cs="Times New Roman" w:eastAsia="Times New Roman"/>
-          <w:color w:val="000000"/>
-          <w:sz w:val="24"/>
-        </w:rPr>
-        <w:t>These literatures explain why transaction value can exceed platform revenue, why accounting can move the two apart, why participant records vary, and why third-party information matters. What is missing is a longitudinal, source-auditable account for one market that measures the wedge, explains why it moves, locates the wider digital activity beyond issuer accounts, and then asks how the existing transaction records enter institutional reporting. External issuer evidence can then test whether the underlying transaction–revenue boundary also appears across other platform business models without turning that corroboration into a second main sample.</w:t>
+        <w:t>The literature explains why transaction value can exceed platform revenue, why accounting can move the two apart, and why third-party records matter. What remains missing is a longitudinal, source-auditable account for one market that measures the wedge, explains why it moves, and then asks where the wider activity and its records appear beyond platform revenue.</w:t>
       </w:r>
     </w:p>
     <w:p>
@@ -1542,7 +489,7 @@
           <w:color w:val="000000"/>
           <w:sz w:val="26"/>
         </w:rPr>
-        <w:t>3. Theoretical Framework: the Ecosystem Ratio</w:t>
+        <w:t>3. Theoretical Framework and Key Variables</w:t>
       </w:r>
     </w:p>
     <w:p>
@@ -1556,21 +503,7 @@
           <w:color w:val="000000"/>
           <w:sz w:val="24"/>
         </w:rPr>
-        <w:t>To capture the invisible wedge in Indonesia, I propose and construct the Ecosystem Ratio. The measure is my own construction for this paper rather than one adopted from a prior study.</w:t>
-      </w:r>
-    </w:p>
-    <w:p>
-      <w:pPr>
-        <w:spacing w:after="60" w:before="0" w:line="276" w:lineRule="auto"/>
-        <w:jc w:val="both"/>
-      </w:pPr>
-      <w:r>
-        <w:rPr>
-          <w:rFonts w:ascii="Times New Roman" w:hAnsi="Times New Roman" w:cs="Times New Roman" w:eastAsia="Times New Roman"/>
-          <w:color w:val="000000"/>
-          <w:sz w:val="24"/>
-        </w:rPr>
-        <w:t>Let V denote transaction value and R denote platform-recognized revenue. The absolute invisible wedge is:</w:t>
+        <w:t>Let V denote transaction value and R platform-recognized revenue for a matched platform scope and period. The core measures are:</w:t>
       </w:r>
     </w:p>
     <w:p>
@@ -1590,20 +523,6 @@
     </w:p>
     <w:p>
       <w:pPr>
-        <w:spacing w:after="60" w:before="0" w:line="276" w:lineRule="auto"/>
-        <w:jc w:val="both"/>
-      </w:pPr>
-      <w:r>
-        <w:rPr>
-          <w:rFonts w:ascii="Times New Roman" w:hAnsi="Times New Roman" w:cs="Times New Roman" w:eastAsia="Times New Roman"/>
-          <w:color w:val="000000"/>
-          <w:sz w:val="24"/>
-        </w:rPr>
-        <w:t>The Ecosystem Ratio expresses that wedge relative to platform revenue:</w:t>
-      </w:r>
-    </w:p>
-    <w:p>
-      <w:pPr>
         <w:spacing w:after="100" w:before="80" w:line="276" w:lineRule="auto"/>
         <w:jc w:val="center"/>
       </w:pPr>
@@ -1615,76 +534,6 @@
           <w:sz w:val="24"/>
         </w:rPr>
         <w:t>E = (V − R) / R</w:t>
-      </w:r>
-    </w:p>
-    <w:p>
-      <w:pPr>
-        <w:spacing w:after="60" w:before="0" w:line="276" w:lineRule="auto"/>
-        <w:jc w:val="both"/>
-      </w:pPr>
-      <w:r>
-        <w:rPr>
-          <w:rFonts w:ascii="Times New Roman" w:hAnsi="Times New Roman" w:cs="Times New Roman" w:eastAsia="Times New Roman"/>
-          <w:color w:val="000000"/>
-          <w:sz w:val="24"/>
-        </w:rPr>
-        <w:t>For example, if a platform processes 100 units of transaction value and books 10 units as revenue, then W = 90 and E = 9.</w:t>
-      </w:r>
-    </w:p>
-    <w:p>
-      <w:pPr>
-        <w:spacing w:after="60" w:before="0" w:line="276" w:lineRule="auto"/>
-        <w:jc w:val="both"/>
-      </w:pPr>
-      <w:r>
-        <w:rPr>
-          <w:rFonts w:ascii="Times New Roman" w:hAnsi="Times New Roman" w:cs="Times New Roman" w:eastAsia="Times New Roman"/>
-          <w:color w:val="000000"/>
-          <w:sz w:val="24"/>
-        </w:rPr>
-        <w:t>Gross transaction value (GTV) is the total value of transactions processed through a platform, regardless of who ultimately receives the proceeds. Terminology note. Issuers label this quantity inconsistently: Sea Limited and Blibli report gross merchandise value (GMV), Grab reports gross merchandise value for deliveries and total payment volume (TPV) for financial services, and GoTo reports gross transaction value. Where the underlying measure is the same, this proposal uses GTV throughout and records the issuer's own label in the source extracts. This construction is consistent with the platform-economics literature showing that booked platform revenue need not track the total transaction value coordinated through a multisided platform (Rochet and Tirole 2003; Evans and Schmalensee 2016).</w:t>
-      </w:r>
-    </w:p>
-    <w:p>
-      <w:pPr>
-        <w:spacing w:after="60" w:before="0" w:line="276" w:lineRule="auto"/>
-        <w:jc w:val="both"/>
-      </w:pPr>
-      <w:r>
-        <w:rPr>
-          <w:rFonts w:ascii="Times New Roman" w:hAnsi="Times New Roman" w:cs="Times New Roman" w:eastAsia="Times New Roman"/>
-          <w:color w:val="000000"/>
-          <w:sz w:val="24"/>
-        </w:rPr>
-        <w:t>The Ecosystem Ratio describes the scale of participant-facing transaction value relative to the platform's auditable revenue base. A higher ratio indicates a larger unbooked transaction flow relative to the platform's own revenue; it does not by itself imply greater participant profit, taxable income, value-added, non-compliance, or tax due.</w:t>
-      </w:r>
-    </w:p>
-    <w:p>
-      <w:pPr>
-        <w:spacing w:after="60" w:before="0" w:line="276" w:lineRule="auto"/>
-        <w:jc w:val="both"/>
-      </w:pPr>
-      <w:r>
-        <w:rPr>
-          <w:rFonts w:ascii="Times New Roman" w:hAnsi="Times New Roman" w:cs="Times New Roman" w:eastAsia="Times New Roman"/>
-          <w:color w:val="000000"/>
-          <w:sz w:val="24"/>
-        </w:rPr>
-        <w:t>This distinction is essential. Platform filings and investor disclosures can make the accounting gap measurable, but the tax treatment of the residual varies according to participant type, deductible expenses, tax thresholds, registration status, and taxes already remitted through other channels. The empirical contribution of this paper is therefore to quantify the recorded transaction flow that platforms process but do not book as their own revenue, and to establish how that quantity moves and why — not to infer the amount outside the tax system directly from V − R.</w:t>
-      </w:r>
-    </w:p>
-    <w:p>
-      <w:pPr>
-        <w:spacing w:after="60" w:before="0" w:line="276" w:lineRule="auto"/>
-        <w:jc w:val="both"/>
-      </w:pPr>
-      <w:r>
-        <w:rPr>
-          <w:rFonts w:ascii="Times New Roman" w:hAnsi="Times New Roman" w:cs="Times New Roman" w:eastAsia="Times New Roman"/>
-          <w:color w:val="000000"/>
-          <w:sz w:val="24"/>
-        </w:rPr>
-        <w:t>Because the transaction–revenue relationship also changes through time, the analysis compares transaction-value growth with platform-revenue growth for each within-series annual transition:</w:t>
       </w:r>
     </w:p>
     <w:p>
@@ -1713,7 +562,21 @@
           <w:color w:val="000000"/>
           <w:sz w:val="24"/>
         </w:rPr>
-        <w:t>Opposite signs identify periods in which activity and revenue move in different directions. Material divergences are then reconciled against disclosed revenue components rather than treated as self-explanatory changes in the wedge.</w:t>
+        <w:t>W is the absolute invisible wedge; E is the Ecosystem Ratio, which is my own construction for this paper rather than a measure adopted from a prior study; and D is the annual growth divergence between transaction value and revenue. A higher E indicates more transaction value outside platform revenue per unit of platform revenue; it does not by itself imply more participant profit, taxable income, value added, non-compliance, or tax due.</w:t>
+      </w:r>
+    </w:p>
+    <w:p>
+      <w:pPr>
+        <w:spacing w:after="60" w:before="0" w:line="276" w:lineRule="auto"/>
+        <w:jc w:val="both"/>
+      </w:pPr>
+      <w:r>
+        <w:rPr>
+          <w:rFonts w:ascii="Times New Roman" w:hAnsi="Times New Roman" w:cs="Times New Roman" w:eastAsia="Times New Roman"/>
+          <w:color w:val="000000"/>
+          <w:sz w:val="24"/>
+        </w:rPr>
+        <w:t>Gross transaction value (GTV) is used as the proposal's common label for the value processed through a platform. Issuers use different labels—GMV or TPV among them—and those source labels and business perimeters remain recorded in the empirical files rather than being treated as economically interchangeable. Accordingly, the main longitudinal comparisons are within named series; cross-platform levels are descriptive and scope-labelled.</w:t>
       </w:r>
     </w:p>
     <w:p>
@@ -1761,21 +624,7 @@
           <w:color w:val="000000"/>
           <w:sz w:val="24"/>
         </w:rPr>
-        <w:t>Platform revenue and transaction value are taken from primary company disclosures whenever possible. A platform-period is eligible for consideration only when transaction and revenue measures cover the same period; geography and business scope can be evaluated; currency and units are known; original, revised and pro-forma bases are labelled; transaction and revenue definitions are recorded; derived inputs trace transparently to source inputs; structural breaks, acquisitions and reporting-perimeter changes are flagged; and repeated publication vintages of the same underlying period are not counted as independent observations.</w:t>
-      </w:r>
-    </w:p>
-    <w:p>
-      <w:pPr>
-        <w:spacing w:after="60" w:before="0" w:line="276" w:lineRule="auto"/>
-        <w:jc w:val="both"/>
-      </w:pPr>
-      <w:r>
-        <w:rPr>
-          <w:rFonts w:ascii="Times New Roman" w:hAnsi="Times New Roman" w:cs="Times New Roman" w:eastAsia="Times New Roman"/>
-          <w:color w:val="000000"/>
-          <w:sz w:val="24"/>
-        </w:rPr>
-        <w:t>Eligibility is not equivalent to final main-sample admission. The current analysis therefore keeps three evidence tiers visible. No expanded sample is represented as advisor-approved.</w:t>
+        <w:t>A platform-period is eligible only when transaction value and revenue cover the same period; geography and business scope can be evaluated; units and definitions are known; derived inputs trace to source; and structural breaks or revised reporting bases are flagged. Repeated publication vintages are not counted as independent observations. Eligibility does not imply final main-sample admission.</w:t>
       </w:r>
     </w:p>
     <w:p>
@@ -1791,7 +640,7 @@
           <w:color w:val="000000"/>
           <w:sz w:val="19"/>
         </w:rPr>
-        <w:t>Table 3. Evidence tiers for Indonesian platform observations. Tokopedia is a business segment rather than an explicit country line; Blibli 3P Retail also contains tiket.com travel and Bukalapak reports at Group level with overseas operations; Grab and Shopee each require one side to be derived. Tiers are never pooled into a single monetary total.</w:t>
+        <w:t>Table 1. Evidence tiers for Indonesian platform observations. Tiers differ in how directly each series maps to Indonesia; they are never pooled into a single monetary total.</w:t>
       </w:r>
     </w:p>
     <w:tbl>
@@ -1892,7 +741,7 @@
                 <w:color w:val="000000"/>
                 <w:sz w:val="19"/>
               </w:rPr>
-              <w:t>Levels</w:t>
+              <w:t>Retained levels</w:t>
             </w:r>
           </w:p>
         </w:tc>
@@ -2316,7 +1165,7 @@
                 <w:color w:val="000000"/>
                 <w:sz w:val="19"/>
               </w:rPr>
-              <w:t>All tiers (inventory diagnostic)</w:t>
+              <w:t>All tiers, inventory diagnostic</w:t>
             </w:r>
           </w:p>
         </w:tc>
@@ -2344,7 +1193,7 @@
                 <w:color w:val="000000"/>
                 <w:sz w:val="19"/>
               </w:rPr>
-              <w:t>5 series</w:t>
+              <w:t>Five series</w:t>
             </w:r>
           </w:p>
         </w:tc>
@@ -2421,18 +1270,30 @@
     </w:p>
     <w:p>
       <w:pPr>
-        <w:keepNext/>
-        <w:spacing w:after="40" w:before="140" w:line="276" w:lineRule="auto"/>
-        <w:jc w:val="left"/>
+        <w:spacing w:after="60" w:before="0" w:line="276" w:lineRule="auto"/>
+        <w:jc w:val="both"/>
       </w:pPr>
       <w:r>
         <w:rPr>
           <w:rFonts w:ascii="Times New Roman" w:hAnsi="Times New Roman" w:cs="Times New Roman" w:eastAsia="Times New Roman"/>
-          <w:i/>
           <w:color w:val="000000"/>
-          <w:sz w:val="19"/>
+          <w:sz w:val="24"/>
         </w:rPr>
-        <w:t>Table 3 reports how the seventeen candidate levels distribute across the tiers. The decisive figure is that only two levels — Tokopedia's — are directly Indonesia-aligned; nine are direct issuer disclosures whose geographic scope is still pending, and six require a country reconstruction. Sample size and evidence quality therefore move in opposite directions, which is why the tiers are reported separately and never summed into one monetary total.</w:t>
+        <w:t>Table 1 shows that only two of the seventeen retained levels are directly Indonesia-aligned, so sample size and evidence quality move in opposite directions. Tokopedia is the strongest Indonesia-aligned segment but is not a literal country line. Blibli includes online travel, Bukalapak reports at Group scope with overseas operations, and Grab/Shopee require a derived or external country component. Tokopedia FY2021 and Bukalapak FY2024 are excluded because transaction and revenue periods do not match.</w:t>
+      </w:r>
+    </w:p>
+    <w:p>
+      <w:pPr>
+        <w:spacing w:after="60" w:before="0" w:line="276" w:lineRule="auto"/>
+        <w:jc w:val="both"/>
+      </w:pPr>
+      <w:r>
+        <w:rPr>
+          <w:rFonts w:ascii="Times New Roman" w:hAnsi="Times New Roman" w:cs="Times New Roman" w:eastAsia="Times New Roman"/>
+          <w:color w:val="000000"/>
+          <w:sz w:val="24"/>
+        </w:rPr>
+        <w:t>The 13 direct candidate periods reported in the advisor-facing eligibility census are not the same count as the 11 direct levels retained in the executed tiered inventory above. The direct-candidate longitudinal sensitivity applies its own admission rule—including a Blibli FY2020 prospectus observation—and contains 9 transitions. These counts answer different construction questions and are therefore reported separately rather than collapsed into one N.</w:t>
       </w:r>
     </w:p>
     <w:p>
@@ -2449,7 +1310,7 @@
           <w:color w:val="000000"/>
           <w:sz w:val="24"/>
         </w:rPr>
-        <w:t>4.2 Current candidate structure</w:t>
+        <w:t>4.2 Conditional country evidence</w:t>
       </w:r>
     </w:p>
     <w:p>
@@ -2463,7 +1324,22 @@
           <w:color w:val="000000"/>
           <w:sz w:val="24"/>
         </w:rPr>
-        <w:t>No Indonesian platform provides a strictly country-labelled matched transaction-value / revenue pair across the full study period. Tokopedia supplies the strongest Indonesia-aligned issuer segment currently available. Blibli and Bukalapak provide direct issuer pairs but remain scope-pending because Blibli 3P Retail includes online travel and Bukalapak Group includes overseas operations. Grab and Shopee country constructions remain conditional because matching country transaction value and revenue are not both directly disclosed.</w:t>
+        <w:t>Grab discloses Indonesia revenue but not Indonesia transaction value. Its conditional country transaction value is therefore derived as:</w:t>
+      </w:r>
+    </w:p>
+    <w:p>
+      <w:pPr>
+        <w:spacing w:after="100" w:before="80" w:line="276" w:lineRule="auto"/>
+        <w:jc w:val="center"/>
+      </w:pPr>
+      <w:r>
+        <w:rPr>
+          <w:rFonts w:ascii="Times New Roman" w:hAnsi="Times New Roman" w:cs="Times New Roman" w:eastAsia="Times New Roman"/>
+          <w:i/>
+          <w:color w:val="000000"/>
+          <w:sz w:val="24"/>
+        </w:rPr>
+        <w:t>Indonesia GTV = Indonesia revenue × Group GTV / Group revenue</w:t>
       </w:r>
     </w:p>
     <w:p>
@@ -2477,1698 +1353,7 @@
           <w:color w:val="000000"/>
           <w:sz w:val="24"/>
         </w:rPr>
-        <w:t>Tokopedia FY2021 is excluded for period mismatch. Bukalapak FY2024 is excluded because transaction value and revenue cover different durations. Candidate evidence is reported under its tier rather than silently promoted into one pooled sample.</w:t>
-      </w:r>
-    </w:p>
-    <w:p>
-      <w:pPr>
-        <w:spacing w:after="60" w:before="0" w:line="276" w:lineRule="auto"/>
-        <w:jc w:val="both"/>
-      </w:pPr>
-      <w:r>
-        <w:rPr>
-          <w:rFonts w:ascii="Times New Roman" w:hAnsi="Times New Roman" w:cs="Times New Roman" w:eastAsia="Times New Roman"/>
-          <w:color w:val="000000"/>
-          <w:sz w:val="24"/>
-        </w:rPr>
-        <w:t>The executed all-tier inventory currently contains 17 matched annual candidate levels and 12 within-series transitions across five series. A direct-candidate sensitivity excludes the conditional Grab and Shopee reconstructions and instead extends Blibli with its directly transcribed FY2020 prospectus observation, giving 9 transitions. These are different admissible evidence universes, not a filtered subset of one another, and are reported separately.</w:t>
-      </w:r>
-    </w:p>
-    <w:p>
-      <w:pPr>
-        <w:pStyle w:val="Heading2"/>
-        <w:keepNext/>
-        <w:spacing w:after="40" w:before="120" w:line="276" w:lineRule="auto"/>
-        <w:jc w:val="left"/>
-      </w:pPr>
-      <w:r>
-        <w:rPr>
-          <w:rFonts w:ascii="Times New Roman" w:hAnsi="Times New Roman" w:cs="Times New Roman" w:eastAsia="Times New Roman"/>
-          <w:b/>
-          <w:color w:val="000000"/>
-          <w:sz w:val="24"/>
-        </w:rPr>
-        <w:t>4.3 Retained evidence modules</w:t>
-      </w:r>
-    </w:p>
-    <w:p>
-      <w:pPr>
-        <w:spacing w:after="60" w:before="0" w:line="276" w:lineRule="auto"/>
-        <w:jc w:val="both"/>
-      </w:pPr>
-      <w:r>
-        <w:rPr>
-          <w:rFonts w:ascii="Times New Roman" w:hAnsi="Times New Roman" w:cs="Times New Roman" w:eastAsia="Times New Roman"/>
-          <w:color w:val="000000"/>
-          <w:sz w:val="24"/>
-        </w:rPr>
-        <w:t>The study is not a single-fiscal-year design. Table 4 lists the seven retained modules, each with its own unit of observation. They are never summed into one sample size, because their geographic, regulatory and business-model definitions differ.</w:t>
-      </w:r>
-    </w:p>
-    <w:p>
-      <w:pPr>
-        <w:keepNext/>
-        <w:spacing w:after="40" w:before="140" w:line="276" w:lineRule="auto"/>
-        <w:jc w:val="left"/>
-      </w:pPr>
-      <w:r>
-        <w:rPr>
-          <w:rFonts w:ascii="Times New Roman" w:hAnsi="Times New Roman" w:cs="Times New Roman" w:eastAsia="Times New Roman"/>
-          <w:i/>
-          <w:color w:val="000000"/>
-          <w:sz w:val="19"/>
-        </w:rPr>
-        <w:t>Table 4. Retained evidence modules and their role. Counts are not additive across rows.</w:t>
-      </w:r>
-    </w:p>
-    <w:tbl>
-      <w:tblPr>
-        <w:tblStyle w:val="TableGrid"/>
-        <w:tblW w:type="auto" w:w="0"/>
-        <w:jc w:val="center"/>
-        <w:tblLook w:firstColumn="1" w:firstRow="1" w:lastColumn="0" w:lastRow="0" w:noHBand="0" w:noVBand="1" w:val="04A0"/>
-      </w:tblPr>
-      <w:tblGrid>
-        <w:gridCol w:w="2353"/>
-        <w:gridCol w:w="2353"/>
-        <w:gridCol w:w="2353"/>
-        <w:gridCol w:w="2353"/>
-      </w:tblGrid>
-      <w:tr>
-        <w:trPr>
-          <w:tblHeader w:val="true"/>
-          <w:cantSplit/>
-        </w:trPr>
-        <w:tc>
-          <w:tcPr>
-            <w:tcW w:type="dxa" w:w="2353"/>
-          </w:tcPr>
-          <w:p>
-            <w:pPr>
-              <w:spacing w:after="20" w:before="20" w:line="276" w:lineRule="auto"/>
-              <w:jc w:val="left"/>
-            </w:pPr>
-            <w:r>
-              <w:rPr>
-                <w:rFonts w:ascii="Times New Roman" w:hAnsi="Times New Roman" w:cs="Times New Roman" w:eastAsia="Times New Roman"/>
-                <w:b/>
-                <w:color w:val="000000"/>
-                <w:sz w:val="19"/>
-              </w:rPr>
-            </w:r>
-            <w:r>
-              <w:rPr>
-                <w:rFonts w:ascii="Times New Roman" w:hAnsi="Times New Roman" w:cs="Times New Roman" w:eastAsia="Times New Roman"/>
-                <w:b/>
-                <w:color w:val="000000"/>
-                <w:sz w:val="19"/>
-              </w:rPr>
-              <w:t>Module</w:t>
-            </w:r>
-          </w:p>
-        </w:tc>
-        <w:tc>
-          <w:tcPr>
-            <w:tcW w:type="dxa" w:w="2353"/>
-          </w:tcPr>
-          <w:p>
-            <w:pPr>
-              <w:spacing w:after="20" w:before="20" w:line="276" w:lineRule="auto"/>
-              <w:jc w:val="left"/>
-            </w:pPr>
-            <w:r>
-              <w:rPr>
-                <w:rFonts w:ascii="Times New Roman" w:hAnsi="Times New Roman" w:cs="Times New Roman" w:eastAsia="Times New Roman"/>
-                <w:b/>
-                <w:color w:val="000000"/>
-                <w:sz w:val="19"/>
-              </w:rPr>
-            </w:r>
-            <w:r>
-              <w:rPr>
-                <w:rFonts w:ascii="Times New Roman" w:hAnsi="Times New Roman" w:cs="Times New Roman" w:eastAsia="Times New Roman"/>
-                <w:b/>
-                <w:color w:val="000000"/>
-                <w:sz w:val="19"/>
-              </w:rPr>
-              <w:t>Coverage</w:t>
-            </w:r>
-          </w:p>
-        </w:tc>
-        <w:tc>
-          <w:tcPr>
-            <w:tcW w:type="dxa" w:w="2353"/>
-          </w:tcPr>
-          <w:p>
-            <w:pPr>
-              <w:spacing w:after="20" w:before="20" w:line="276" w:lineRule="auto"/>
-              <w:jc w:val="left"/>
-            </w:pPr>
-            <w:r>
-              <w:rPr>
-                <w:rFonts w:ascii="Times New Roman" w:hAnsi="Times New Roman" w:cs="Times New Roman" w:eastAsia="Times New Roman"/>
-                <w:b/>
-                <w:color w:val="000000"/>
-                <w:sz w:val="19"/>
-              </w:rPr>
-            </w:r>
-            <w:r>
-              <w:rPr>
-                <w:rFonts w:ascii="Times New Roman" w:hAnsi="Times New Roman" w:cs="Times New Roman" w:eastAsia="Times New Roman"/>
-                <w:b/>
-                <w:color w:val="000000"/>
-                <w:sz w:val="19"/>
-              </w:rPr>
-              <w:t>Retained scale</w:t>
-            </w:r>
-          </w:p>
-        </w:tc>
-        <w:tc>
-          <w:tcPr>
-            <w:tcW w:type="dxa" w:w="2353"/>
-          </w:tcPr>
-          <w:p>
-            <w:pPr>
-              <w:spacing w:after="20" w:before="20" w:line="276" w:lineRule="auto"/>
-              <w:jc w:val="left"/>
-            </w:pPr>
-            <w:r>
-              <w:rPr>
-                <w:rFonts w:ascii="Times New Roman" w:hAnsi="Times New Roman" w:cs="Times New Roman" w:eastAsia="Times New Roman"/>
-                <w:b/>
-                <w:color w:val="000000"/>
-                <w:sz w:val="19"/>
-              </w:rPr>
-            </w:r>
-            <w:r>
-              <w:rPr>
-                <w:rFonts w:ascii="Times New Roman" w:hAnsi="Times New Roman" w:cs="Times New Roman" w:eastAsia="Times New Roman"/>
-                <w:b/>
-                <w:color w:val="000000"/>
-                <w:sz w:val="19"/>
-              </w:rPr>
-              <w:t>Role</w:t>
-            </w:r>
-          </w:p>
-        </w:tc>
-      </w:tr>
-      <w:tr>
-        <w:trPr>
-          <w:cantSplit/>
-        </w:trPr>
-        <w:tc>
-          <w:tcPr>
-            <w:tcW w:type="dxa" w:w="2353"/>
-          </w:tcPr>
-          <w:p>
-            <w:pPr>
-              <w:spacing w:after="20" w:before="20" w:line="276" w:lineRule="auto"/>
-              <w:jc w:val="left"/>
-            </w:pPr>
-            <w:r>
-              <w:rPr>
-                <w:rFonts w:ascii="Times New Roman" w:hAnsi="Times New Roman" w:cs="Times New Roman" w:eastAsia="Times New Roman"/>
-                <w:b w:val="0"/>
-                <w:color w:val="000000"/>
-                <w:sz w:val="19"/>
-              </w:rPr>
-            </w:r>
-            <w:r>
-              <w:rPr>
-                <w:rFonts w:ascii="Times New Roman" w:hAnsi="Times New Roman" w:cs="Times New Roman" w:eastAsia="Times New Roman"/>
-                <w:b w:val="0"/>
-                <w:color w:val="000000"/>
-                <w:sz w:val="19"/>
-              </w:rPr>
-              <w:t>Direct Indonesian issuer candidates</w:t>
-            </w:r>
-          </w:p>
-        </w:tc>
-        <w:tc>
-          <w:tcPr>
-            <w:tcW w:type="dxa" w:w="2353"/>
-          </w:tcPr>
-          <w:p>
-            <w:pPr>
-              <w:spacing w:after="20" w:before="20" w:line="276" w:lineRule="auto"/>
-              <w:jc w:val="left"/>
-            </w:pPr>
-            <w:r>
-              <w:rPr>
-                <w:rFonts w:ascii="Times New Roman" w:hAnsi="Times New Roman" w:cs="Times New Roman" w:eastAsia="Times New Roman"/>
-                <w:b w:val="0"/>
-                <w:color w:val="000000"/>
-                <w:sz w:val="19"/>
-              </w:rPr>
-            </w:r>
-            <w:r>
-              <w:rPr>
-                <w:rFonts w:ascii="Times New Roman" w:hAnsi="Times New Roman" w:cs="Times New Roman" w:eastAsia="Times New Roman"/>
-                <w:b w:val="0"/>
-                <w:color w:val="000000"/>
-                <w:sz w:val="19"/>
-              </w:rPr>
-              <w:t>FY2019–FY2025</w:t>
-            </w:r>
-          </w:p>
-        </w:tc>
-        <w:tc>
-          <w:tcPr>
-            <w:tcW w:type="dxa" w:w="2353"/>
-          </w:tcPr>
-          <w:p>
-            <w:pPr>
-              <w:spacing w:after="20" w:before="20" w:line="276" w:lineRule="auto"/>
-              <w:jc w:val="left"/>
-            </w:pPr>
-            <w:r>
-              <w:rPr>
-                <w:rFonts w:ascii="Times New Roman" w:hAnsi="Times New Roman" w:cs="Times New Roman" w:eastAsia="Times New Roman"/>
-                <w:b w:val="0"/>
-                <w:color w:val="000000"/>
-                <w:sz w:val="19"/>
-              </w:rPr>
-            </w:r>
-            <w:r>
-              <w:rPr>
-                <w:rFonts w:ascii="Times New Roman" w:hAnsi="Times New Roman" w:cs="Times New Roman" w:eastAsia="Times New Roman"/>
-                <w:b w:val="0"/>
-                <w:color w:val="000000"/>
-                <w:sz w:val="19"/>
-              </w:rPr>
-              <w:t>13 period-matched; 12 with positive denominators</w:t>
-            </w:r>
-          </w:p>
-        </w:tc>
-        <w:tc>
-          <w:tcPr>
-            <w:tcW w:type="dxa" w:w="2353"/>
-          </w:tcPr>
-          <w:p>
-            <w:pPr>
-              <w:spacing w:after="20" w:before="20" w:line="276" w:lineRule="auto"/>
-              <w:jc w:val="left"/>
-            </w:pPr>
-            <w:r>
-              <w:rPr>
-                <w:rFonts w:ascii="Times New Roman" w:hAnsi="Times New Roman" w:cs="Times New Roman" w:eastAsia="Times New Roman"/>
-                <w:b w:val="0"/>
-                <w:color w:val="000000"/>
-                <w:sz w:val="19"/>
-              </w:rPr>
-            </w:r>
-            <w:r>
-              <w:rPr>
-                <w:rFonts w:ascii="Times New Roman" w:hAnsi="Times New Roman" w:cs="Times New Roman" w:eastAsia="Times New Roman"/>
-                <w:b w:val="0"/>
-                <w:color w:val="000000"/>
-                <w:sz w:val="19"/>
-              </w:rPr>
-              <w:t>Candidate longitudinal core</w:t>
-            </w:r>
-          </w:p>
-        </w:tc>
-      </w:tr>
-      <w:tr>
-        <w:trPr>
-          <w:cantSplit/>
-        </w:trPr>
-        <w:tc>
-          <w:tcPr>
-            <w:tcW w:type="dxa" w:w="2353"/>
-          </w:tcPr>
-          <w:p>
-            <w:pPr>
-              <w:spacing w:after="20" w:before="20" w:line="276" w:lineRule="auto"/>
-              <w:jc w:val="left"/>
-            </w:pPr>
-            <w:r>
-              <w:rPr>
-                <w:rFonts w:ascii="Times New Roman" w:hAnsi="Times New Roman" w:cs="Times New Roman" w:eastAsia="Times New Roman"/>
-                <w:b w:val="0"/>
-                <w:color w:val="000000"/>
-                <w:sz w:val="19"/>
-              </w:rPr>
-            </w:r>
-            <w:r>
-              <w:rPr>
-                <w:rFonts w:ascii="Times New Roman" w:hAnsi="Times New Roman" w:cs="Times New Roman" w:eastAsia="Times New Roman"/>
-                <w:b w:val="0"/>
-                <w:color w:val="000000"/>
-                <w:sz w:val="19"/>
-              </w:rPr>
-              <w:t>Conditional country reconstructions</w:t>
-            </w:r>
-          </w:p>
-        </w:tc>
-        <w:tc>
-          <w:tcPr>
-            <w:tcW w:type="dxa" w:w="2353"/>
-          </w:tcPr>
-          <w:p>
-            <w:pPr>
-              <w:spacing w:after="20" w:before="20" w:line="276" w:lineRule="auto"/>
-              <w:jc w:val="left"/>
-            </w:pPr>
-            <w:r>
-              <w:rPr>
-                <w:rFonts w:ascii="Times New Roman" w:hAnsi="Times New Roman" w:cs="Times New Roman" w:eastAsia="Times New Roman"/>
-                <w:b w:val="0"/>
-                <w:color w:val="000000"/>
-                <w:sz w:val="19"/>
-              </w:rPr>
-            </w:r>
-            <w:r>
-              <w:rPr>
-                <w:rFonts w:ascii="Times New Roman" w:hAnsi="Times New Roman" w:cs="Times New Roman" w:eastAsia="Times New Roman"/>
-                <w:b w:val="0"/>
-                <w:color w:val="000000"/>
-                <w:sz w:val="19"/>
-              </w:rPr>
-              <w:t>FY2021–FY2024</w:t>
-            </w:r>
-          </w:p>
-        </w:tc>
-        <w:tc>
-          <w:tcPr>
-            <w:tcW w:type="dxa" w:w="2353"/>
-          </w:tcPr>
-          <w:p>
-            <w:pPr>
-              <w:spacing w:after="20" w:before="20" w:line="276" w:lineRule="auto"/>
-              <w:jc w:val="left"/>
-            </w:pPr>
-            <w:r>
-              <w:rPr>
-                <w:rFonts w:ascii="Times New Roman" w:hAnsi="Times New Roman" w:cs="Times New Roman" w:eastAsia="Times New Roman"/>
-                <w:b w:val="0"/>
-                <w:color w:val="000000"/>
-                <w:sz w:val="19"/>
-              </w:rPr>
-            </w:r>
-            <w:r>
-              <w:rPr>
-                <w:rFonts w:ascii="Times New Roman" w:hAnsi="Times New Roman" w:cs="Times New Roman" w:eastAsia="Times New Roman"/>
-                <w:b w:val="0"/>
-                <w:color w:val="000000"/>
-                <w:sz w:val="19"/>
-              </w:rPr>
-              <w:t>6 Grab/Shopee platform-years</w:t>
-            </w:r>
-          </w:p>
-        </w:tc>
-        <w:tc>
-          <w:tcPr>
-            <w:tcW w:type="dxa" w:w="2353"/>
-          </w:tcPr>
-          <w:p>
-            <w:pPr>
-              <w:spacing w:after="20" w:before="20" w:line="276" w:lineRule="auto"/>
-              <w:jc w:val="left"/>
-            </w:pPr>
-            <w:r>
-              <w:rPr>
-                <w:rFonts w:ascii="Times New Roman" w:hAnsi="Times New Roman" w:cs="Times New Roman" w:eastAsia="Times New Roman"/>
-                <w:b w:val="0"/>
-                <w:color w:val="000000"/>
-                <w:sz w:val="19"/>
-              </w:rPr>
-            </w:r>
-            <w:r>
-              <w:rPr>
-                <w:rFonts w:ascii="Times New Roman" w:hAnsi="Times New Roman" w:cs="Times New Roman" w:eastAsia="Times New Roman"/>
-                <w:b w:val="0"/>
-                <w:color w:val="000000"/>
-                <w:sz w:val="19"/>
-              </w:rPr>
-              <w:t>Sensitivity only</w:t>
-            </w:r>
-          </w:p>
-        </w:tc>
-      </w:tr>
-      <w:tr>
-        <w:trPr>
-          <w:cantSplit/>
-        </w:trPr>
-        <w:tc>
-          <w:tcPr>
-            <w:tcW w:type="dxa" w:w="2353"/>
-          </w:tcPr>
-          <w:p>
-            <w:pPr>
-              <w:spacing w:after="20" w:before="20" w:line="276" w:lineRule="auto"/>
-              <w:jc w:val="left"/>
-            </w:pPr>
-            <w:r>
-              <w:rPr>
-                <w:rFonts w:ascii="Times New Roman" w:hAnsi="Times New Roman" w:cs="Times New Roman" w:eastAsia="Times New Roman"/>
-                <w:b w:val="0"/>
-                <w:color w:val="000000"/>
-                <w:sz w:val="19"/>
-              </w:rPr>
-            </w:r>
-            <w:r>
-              <w:rPr>
-                <w:rFonts w:ascii="Times New Roman" w:hAnsi="Times New Roman" w:cs="Times New Roman" w:eastAsia="Times New Roman"/>
-                <w:b w:val="0"/>
-                <w:color w:val="000000"/>
-                <w:sz w:val="19"/>
-              </w:rPr>
-              <w:t>Indonesia marketplace structure</w:t>
-            </w:r>
-          </w:p>
-        </w:tc>
-        <w:tc>
-          <w:tcPr>
-            <w:tcW w:type="dxa" w:w="2353"/>
-          </w:tcPr>
-          <w:p>
-            <w:pPr>
-              <w:spacing w:after="20" w:before="20" w:line="276" w:lineRule="auto"/>
-              <w:jc w:val="left"/>
-            </w:pPr>
-            <w:r>
-              <w:rPr>
-                <w:rFonts w:ascii="Times New Roman" w:hAnsi="Times New Roman" w:cs="Times New Roman" w:eastAsia="Times New Roman"/>
-                <w:b w:val="0"/>
-                <w:color w:val="000000"/>
-                <w:sz w:val="19"/>
-              </w:rPr>
-            </w:r>
-            <w:r>
-              <w:rPr>
-                <w:rFonts w:ascii="Times New Roman" w:hAnsi="Times New Roman" w:cs="Times New Roman" w:eastAsia="Times New Roman"/>
-                <w:b w:val="0"/>
-                <w:color w:val="000000"/>
-                <w:sz w:val="19"/>
-              </w:rPr>
-              <w:t>2022–2025</w:t>
-            </w:r>
-          </w:p>
-        </w:tc>
-        <w:tc>
-          <w:tcPr>
-            <w:tcW w:type="dxa" w:w="2353"/>
-          </w:tcPr>
-          <w:p>
-            <w:pPr>
-              <w:spacing w:after="20" w:before="20" w:line="276" w:lineRule="auto"/>
-              <w:jc w:val="left"/>
-            </w:pPr>
-            <w:r>
-              <w:rPr>
-                <w:rFonts w:ascii="Times New Roman" w:hAnsi="Times New Roman" w:cs="Times New Roman" w:eastAsia="Times New Roman"/>
-                <w:b w:val="0"/>
-                <w:color w:val="000000"/>
-                <w:sz w:val="19"/>
-              </w:rPr>
-            </w:r>
-            <w:r>
-              <w:rPr>
-                <w:rFonts w:ascii="Times New Roman" w:hAnsi="Times New Roman" w:cs="Times New Roman" w:eastAsia="Times New Roman"/>
-                <w:b w:val="0"/>
-                <w:color w:val="000000"/>
-                <w:sz w:val="19"/>
-              </w:rPr>
-              <w:t>Market-share and platform-structure evidence</w:t>
-            </w:r>
-          </w:p>
-        </w:tc>
-        <w:tc>
-          <w:tcPr>
-            <w:tcW w:type="dxa" w:w="2353"/>
-          </w:tcPr>
-          <w:p>
-            <w:pPr>
-              <w:spacing w:after="20" w:before="20" w:line="276" w:lineRule="auto"/>
-              <w:jc w:val="left"/>
-            </w:pPr>
-            <w:r>
-              <w:rPr>
-                <w:rFonts w:ascii="Times New Roman" w:hAnsi="Times New Roman" w:cs="Times New Roman" w:eastAsia="Times New Roman"/>
-                <w:b w:val="0"/>
-                <w:color w:val="000000"/>
-                <w:sz w:val="19"/>
-              </w:rPr>
-            </w:r>
-            <w:r>
-              <w:rPr>
-                <w:rFonts w:ascii="Times New Roman" w:hAnsi="Times New Roman" w:cs="Times New Roman" w:eastAsia="Times New Roman"/>
-                <w:b w:val="0"/>
-                <w:color w:val="000000"/>
-                <w:sz w:val="19"/>
-              </w:rPr>
-              <w:t>Coverage and structural breaks</w:t>
-            </w:r>
-          </w:p>
-        </w:tc>
-      </w:tr>
-      <w:tr>
-        <w:trPr>
-          <w:cantSplit/>
-        </w:trPr>
-        <w:tc>
-          <w:tcPr>
-            <w:tcW w:type="dxa" w:w="2353"/>
-          </w:tcPr>
-          <w:p>
-            <w:pPr>
-              <w:spacing w:after="20" w:before="20" w:line="276" w:lineRule="auto"/>
-              <w:jc w:val="left"/>
-            </w:pPr>
-            <w:r>
-              <w:rPr>
-                <w:rFonts w:ascii="Times New Roman" w:hAnsi="Times New Roman" w:cs="Times New Roman" w:eastAsia="Times New Roman"/>
-                <w:b w:val="0"/>
-                <w:color w:val="000000"/>
-                <w:sz w:val="19"/>
-              </w:rPr>
-            </w:r>
-            <w:r>
-              <w:rPr>
-                <w:rFonts w:ascii="Times New Roman" w:hAnsi="Times New Roman" w:cs="Times New Roman" w:eastAsia="Times New Roman"/>
-                <w:b w:val="0"/>
-                <w:color w:val="000000"/>
-                <w:sz w:val="19"/>
-              </w:rPr>
-              <w:t>BPS official e-commerce evidence</w:t>
-            </w:r>
-          </w:p>
-        </w:tc>
-        <w:tc>
-          <w:tcPr>
-            <w:tcW w:type="dxa" w:w="2353"/>
-          </w:tcPr>
-          <w:p>
-            <w:pPr>
-              <w:spacing w:after="20" w:before="20" w:line="276" w:lineRule="auto"/>
-              <w:jc w:val="left"/>
-            </w:pPr>
-            <w:r>
-              <w:rPr>
-                <w:rFonts w:ascii="Times New Roman" w:hAnsi="Times New Roman" w:cs="Times New Roman" w:eastAsia="Times New Roman"/>
-                <w:b w:val="0"/>
-                <w:color w:val="000000"/>
-                <w:sz w:val="19"/>
-              </w:rPr>
-            </w:r>
-            <w:r>
-              <w:rPr>
-                <w:rFonts w:ascii="Times New Roman" w:hAnsi="Times New Roman" w:cs="Times New Roman" w:eastAsia="Times New Roman"/>
-                <w:b w:val="0"/>
-                <w:color w:val="000000"/>
-                <w:sz w:val="19"/>
-              </w:rPr>
-              <w:t>2020–2024</w:t>
-            </w:r>
-          </w:p>
-        </w:tc>
-        <w:tc>
-          <w:tcPr>
-            <w:tcW w:type="dxa" w:w="2353"/>
-          </w:tcPr>
-          <w:p>
-            <w:pPr>
-              <w:spacing w:after="20" w:before="20" w:line="276" w:lineRule="auto"/>
-              <w:jc w:val="left"/>
-            </w:pPr>
-            <w:r>
-              <w:rPr>
-                <w:rFonts w:ascii="Times New Roman" w:hAnsi="Times New Roman" w:cs="Times New Roman" w:eastAsia="Times New Roman"/>
-                <w:b w:val="0"/>
-                <w:color w:val="000000"/>
-                <w:sz w:val="19"/>
-              </w:rPr>
-            </w:r>
-            <w:r>
-              <w:rPr>
-                <w:rFonts w:ascii="Times New Roman" w:hAnsi="Times New Roman" w:cs="Times New Roman" w:eastAsia="Times New Roman"/>
-                <w:b w:val="0"/>
-                <w:color w:val="000000"/>
-                <w:sz w:val="19"/>
-              </w:rPr>
-              <w:t>National indicators; province evidence for 2023–2024, with 36 common complete provinces in the change analysis</w:t>
-            </w:r>
-          </w:p>
-        </w:tc>
-        <w:tc>
-          <w:tcPr>
-            <w:tcW w:type="dxa" w:w="2353"/>
-          </w:tcPr>
-          <w:p>
-            <w:pPr>
-              <w:spacing w:after="20" w:before="20" w:line="276" w:lineRule="auto"/>
-              <w:jc w:val="left"/>
-            </w:pPr>
-            <w:r>
-              <w:rPr>
-                <w:rFonts w:ascii="Times New Roman" w:hAnsi="Times New Roman" w:cs="Times New Roman" w:eastAsia="Times New Roman"/>
-                <w:b w:val="0"/>
-                <w:color w:val="000000"/>
-                <w:sz w:val="19"/>
-              </w:rPr>
-            </w:r>
-            <w:r>
-              <w:rPr>
-                <w:rFonts w:ascii="Times New Roman" w:hAnsi="Times New Roman" w:cs="Times New Roman" w:eastAsia="Times New Roman"/>
-                <w:b w:val="0"/>
-                <w:color w:val="000000"/>
-                <w:sz w:val="19"/>
-              </w:rPr>
-              <w:t>Activity, channels, recordkeeping</w:t>
-            </w:r>
-          </w:p>
-        </w:tc>
-      </w:tr>
-      <w:tr>
-        <w:trPr>
-          <w:cantSplit/>
-        </w:trPr>
-        <w:tc>
-          <w:tcPr>
-            <w:tcW w:type="dxa" w:w="2353"/>
-          </w:tcPr>
-          <w:p>
-            <w:pPr>
-              <w:spacing w:after="20" w:before="20" w:line="276" w:lineRule="auto"/>
-              <w:jc w:val="left"/>
-            </w:pPr>
-            <w:r>
-              <w:rPr>
-                <w:rFonts w:ascii="Times New Roman" w:hAnsi="Times New Roman" w:cs="Times New Roman" w:eastAsia="Times New Roman"/>
-                <w:b w:val="0"/>
-                <w:color w:val="000000"/>
-                <w:sz w:val="19"/>
-              </w:rPr>
-            </w:r>
-            <w:r>
-              <w:rPr>
-                <w:rFonts w:ascii="Times New Roman" w:hAnsi="Times New Roman" w:cs="Times New Roman" w:eastAsia="Times New Roman"/>
-                <w:b w:val="0"/>
-                <w:color w:val="000000"/>
-                <w:sz w:val="19"/>
-              </w:rPr>
-              <w:t>ASEAN corroboration</w:t>
-            </w:r>
-          </w:p>
-        </w:tc>
-        <w:tc>
-          <w:tcPr>
-            <w:tcW w:type="dxa" w:w="2353"/>
-          </w:tcPr>
-          <w:p>
-            <w:pPr>
-              <w:spacing w:after="20" w:before="20" w:line="276" w:lineRule="auto"/>
-              <w:jc w:val="left"/>
-            </w:pPr>
-            <w:r>
-              <w:rPr>
-                <w:rFonts w:ascii="Times New Roman" w:hAnsi="Times New Roman" w:cs="Times New Roman" w:eastAsia="Times New Roman"/>
-                <w:b w:val="0"/>
-                <w:color w:val="000000"/>
-                <w:sz w:val="19"/>
-              </w:rPr>
-            </w:r>
-            <w:r>
-              <w:rPr>
-                <w:rFonts w:ascii="Times New Roman" w:hAnsi="Times New Roman" w:cs="Times New Roman" w:eastAsia="Times New Roman"/>
-                <w:b w:val="0"/>
-                <w:color w:val="000000"/>
-                <w:sz w:val="19"/>
-              </w:rPr>
-              <w:t>2019–2025</w:t>
-            </w:r>
-          </w:p>
-        </w:tc>
-        <w:tc>
-          <w:tcPr>
-            <w:tcW w:type="dxa" w:w="2353"/>
-          </w:tcPr>
-          <w:p>
-            <w:pPr>
-              <w:spacing w:after="20" w:before="20" w:line="276" w:lineRule="auto"/>
-              <w:jc w:val="left"/>
-            </w:pPr>
-            <w:r>
-              <w:rPr>
-                <w:rFonts w:ascii="Times New Roman" w:hAnsi="Times New Roman" w:cs="Times New Roman" w:eastAsia="Times New Roman"/>
-                <w:b w:val="0"/>
-                <w:color w:val="000000"/>
-                <w:sz w:val="19"/>
-              </w:rPr>
-            </w:r>
-            <w:r>
-              <w:rPr>
-                <w:rFonts w:ascii="Times New Roman" w:hAnsi="Times New Roman" w:cs="Times New Roman" w:eastAsia="Times New Roman"/>
-                <w:b w:val="0"/>
-                <w:color w:val="000000"/>
-                <w:sz w:val="19"/>
-              </w:rPr>
-              <w:t>42 country-years from 450 source-vintage rows</w:t>
-            </w:r>
-          </w:p>
-        </w:tc>
-        <w:tc>
-          <w:tcPr>
-            <w:tcW w:type="dxa" w:w="2353"/>
-          </w:tcPr>
-          <w:p>
-            <w:pPr>
-              <w:spacing w:after="20" w:before="20" w:line="276" w:lineRule="auto"/>
-              <w:jc w:val="left"/>
-            </w:pPr>
-            <w:r>
-              <w:rPr>
-                <w:rFonts w:ascii="Times New Roman" w:hAnsi="Times New Roman" w:cs="Times New Roman" w:eastAsia="Times New Roman"/>
-                <w:b w:val="0"/>
-                <w:color w:val="000000"/>
-                <w:sz w:val="19"/>
-              </w:rPr>
-            </w:r>
-            <w:r>
-              <w:rPr>
-                <w:rFonts w:ascii="Times New Roman" w:hAnsi="Times New Roman" w:cs="Times New Roman" w:eastAsia="Times New Roman"/>
-                <w:b w:val="0"/>
-                <w:color w:val="000000"/>
-                <w:sz w:val="19"/>
-              </w:rPr>
-              <w:t>Separate-country robustness</w:t>
-            </w:r>
-          </w:p>
-        </w:tc>
-      </w:tr>
-      <w:tr>
-        <w:trPr>
-          <w:cantSplit/>
-        </w:trPr>
-        <w:tc>
-          <w:tcPr>
-            <w:tcW w:type="dxa" w:w="2353"/>
-          </w:tcPr>
-          <w:p>
-            <w:pPr>
-              <w:spacing w:after="20" w:before="20" w:line="276" w:lineRule="auto"/>
-              <w:jc w:val="left"/>
-            </w:pPr>
-            <w:r>
-              <w:rPr>
-                <w:rFonts w:ascii="Times New Roman" w:hAnsi="Times New Roman" w:cs="Times New Roman" w:eastAsia="Times New Roman"/>
-                <w:b w:val="0"/>
-                <w:color w:val="000000"/>
-                <w:sz w:val="19"/>
-              </w:rPr>
-            </w:r>
-            <w:r>
-              <w:rPr>
-                <w:rFonts w:ascii="Times New Roman" w:hAnsi="Times New Roman" w:cs="Times New Roman" w:eastAsia="Times New Roman"/>
-                <w:b w:val="0"/>
-                <w:color w:val="000000"/>
-                <w:sz w:val="19"/>
-              </w:rPr>
-              <w:t>Global issuer corroboration</w:t>
-            </w:r>
-          </w:p>
-        </w:tc>
-        <w:tc>
-          <w:tcPr>
-            <w:tcW w:type="dxa" w:w="2353"/>
-          </w:tcPr>
-          <w:p>
-            <w:pPr>
-              <w:spacing w:after="20" w:before="20" w:line="276" w:lineRule="auto"/>
-              <w:jc w:val="left"/>
-            </w:pPr>
-            <w:r>
-              <w:rPr>
-                <w:rFonts w:ascii="Times New Roman" w:hAnsi="Times New Roman" w:cs="Times New Roman" w:eastAsia="Times New Roman"/>
-                <w:b w:val="0"/>
-                <w:color w:val="000000"/>
-                <w:sz w:val="19"/>
-              </w:rPr>
-            </w:r>
-            <w:r>
-              <w:rPr>
-                <w:rFonts w:ascii="Times New Roman" w:hAnsi="Times New Roman" w:cs="Times New Roman" w:eastAsia="Times New Roman"/>
-                <w:b w:val="0"/>
-                <w:color w:val="000000"/>
-                <w:sz w:val="19"/>
-              </w:rPr>
-              <w:t>Multi-year</w:t>
-            </w:r>
-          </w:p>
-        </w:tc>
-        <w:tc>
-          <w:tcPr>
-            <w:tcW w:type="dxa" w:w="2353"/>
-          </w:tcPr>
-          <w:p>
-            <w:pPr>
-              <w:spacing w:after="20" w:before="20" w:line="276" w:lineRule="auto"/>
-              <w:jc w:val="left"/>
-            </w:pPr>
-            <w:r>
-              <w:rPr>
-                <w:rFonts w:ascii="Times New Roman" w:hAnsi="Times New Roman" w:cs="Times New Roman" w:eastAsia="Times New Roman"/>
-                <w:b w:val="0"/>
-                <w:color w:val="000000"/>
-                <w:sz w:val="19"/>
-              </w:rPr>
-            </w:r>
-            <w:r>
-              <w:rPr>
-                <w:rFonts w:ascii="Times New Roman" w:hAnsi="Times New Roman" w:cs="Times New Roman" w:eastAsia="Times New Roman"/>
-                <w:b w:val="0"/>
-                <w:color w:val="000000"/>
-                <w:sz w:val="19"/>
-              </w:rPr>
-              <w:t>48 matched issuer-years, 8 businesses</w:t>
-            </w:r>
-          </w:p>
-        </w:tc>
-        <w:tc>
-          <w:tcPr>
-            <w:tcW w:type="dxa" w:w="2353"/>
-          </w:tcPr>
-          <w:p>
-            <w:pPr>
-              <w:spacing w:after="20" w:before="20" w:line="276" w:lineRule="auto"/>
-              <w:jc w:val="left"/>
-            </w:pPr>
-            <w:r>
-              <w:rPr>
-                <w:rFonts w:ascii="Times New Roman" w:hAnsi="Times New Roman" w:cs="Times New Roman" w:eastAsia="Times New Roman"/>
-                <w:b w:val="0"/>
-                <w:color w:val="000000"/>
-                <w:sz w:val="19"/>
-              </w:rPr>
-            </w:r>
-            <w:r>
-              <w:rPr>
-                <w:rFonts w:ascii="Times New Roman" w:hAnsi="Times New Roman" w:cs="Times New Roman" w:eastAsia="Times New Roman"/>
-                <w:b w:val="0"/>
-                <w:color w:val="000000"/>
-                <w:sz w:val="19"/>
-              </w:rPr>
-              <w:t>Business-model corroboration</w:t>
-            </w:r>
-          </w:p>
-        </w:tc>
-      </w:tr>
-      <w:tr>
-        <w:trPr>
-          <w:cantSplit/>
-        </w:trPr>
-        <w:tc>
-          <w:tcPr>
-            <w:tcW w:type="dxa" w:w="2353"/>
-          </w:tcPr>
-          <w:p>
-            <w:pPr>
-              <w:spacing w:after="20" w:before="20" w:line="276" w:lineRule="auto"/>
-              <w:jc w:val="left"/>
-            </w:pPr>
-            <w:r>
-              <w:rPr>
-                <w:rFonts w:ascii="Times New Roman" w:hAnsi="Times New Roman" w:cs="Times New Roman" w:eastAsia="Times New Roman"/>
-                <w:b w:val="0"/>
-                <w:color w:val="000000"/>
-                <w:sz w:val="19"/>
-              </w:rPr>
-            </w:r>
-            <w:r>
-              <w:rPr>
-                <w:rFonts w:ascii="Times New Roman" w:hAnsi="Times New Roman" w:cs="Times New Roman" w:eastAsia="Times New Roman"/>
-                <w:b w:val="0"/>
-                <w:color w:val="000000"/>
-                <w:sz w:val="19"/>
-              </w:rPr>
-              <w:t>Historical quarterly accounting</w:t>
-            </w:r>
-          </w:p>
-        </w:tc>
-        <w:tc>
-          <w:tcPr>
-            <w:tcW w:type="dxa" w:w="2353"/>
-          </w:tcPr>
-          <w:p>
-            <w:pPr>
-              <w:spacing w:after="20" w:before="20" w:line="276" w:lineRule="auto"/>
-              <w:jc w:val="left"/>
-            </w:pPr>
-            <w:r>
-              <w:rPr>
-                <w:rFonts w:ascii="Times New Roman" w:hAnsi="Times New Roman" w:cs="Times New Roman" w:eastAsia="Times New Roman"/>
-                <w:b w:val="0"/>
-                <w:color w:val="000000"/>
-                <w:sz w:val="19"/>
-              </w:rPr>
-            </w:r>
-            <w:r>
-              <w:rPr>
-                <w:rFonts w:ascii="Times New Roman" w:hAnsi="Times New Roman" w:cs="Times New Roman" w:eastAsia="Times New Roman"/>
-                <w:b w:val="0"/>
-                <w:color w:val="000000"/>
-                <w:sz w:val="19"/>
-              </w:rPr>
-              <w:t>2017–2022</w:t>
-            </w:r>
-          </w:p>
-        </w:tc>
-        <w:tc>
-          <w:tcPr>
-            <w:tcW w:type="dxa" w:w="2353"/>
-          </w:tcPr>
-          <w:p>
-            <w:pPr>
-              <w:spacing w:after="20" w:before="20" w:line="276" w:lineRule="auto"/>
-              <w:jc w:val="left"/>
-            </w:pPr>
-            <w:r>
-              <w:rPr>
-                <w:rFonts w:ascii="Times New Roman" w:hAnsi="Times New Roman" w:cs="Times New Roman" w:eastAsia="Times New Roman"/>
-                <w:b w:val="0"/>
-                <w:color w:val="000000"/>
-                <w:sz w:val="19"/>
-              </w:rPr>
-            </w:r>
-            <w:r>
-              <w:rPr>
-                <w:rFonts w:ascii="Times New Roman" w:hAnsi="Times New Roman" w:cs="Times New Roman" w:eastAsia="Times New Roman"/>
-                <w:b w:val="0"/>
-                <w:color w:val="000000"/>
-                <w:sz w:val="19"/>
-              </w:rPr>
-              <w:t>47 company/segment-quarters</w:t>
-            </w:r>
-          </w:p>
-        </w:tc>
-        <w:tc>
-          <w:tcPr>
-            <w:tcW w:type="dxa" w:w="2353"/>
-          </w:tcPr>
-          <w:p>
-            <w:pPr>
-              <w:spacing w:after="20" w:before="20" w:line="276" w:lineRule="auto"/>
-              <w:jc w:val="left"/>
-            </w:pPr>
-            <w:r>
-              <w:rPr>
-                <w:rFonts w:ascii="Times New Roman" w:hAnsi="Times New Roman" w:cs="Times New Roman" w:eastAsia="Times New Roman"/>
-                <w:b w:val="0"/>
-                <w:color w:val="000000"/>
-                <w:sz w:val="19"/>
-              </w:rPr>
-            </w:r>
-            <w:r>
-              <w:rPr>
-                <w:rFonts w:ascii="Times New Roman" w:hAnsi="Times New Roman" w:cs="Times New Roman" w:eastAsia="Times New Roman"/>
-                <w:b w:val="0"/>
-                <w:color w:val="000000"/>
-                <w:sz w:val="19"/>
-              </w:rPr>
-              <w:t>Historical disclosure evidence</w:t>
-            </w:r>
-          </w:p>
-        </w:tc>
-      </w:tr>
-    </w:tbl>
-    <w:p>
-      <w:pPr>
-        <w:spacing w:after="0" w:before="0" w:line="276" w:lineRule="auto"/>
-        <w:jc w:val="both"/>
-      </w:pPr>
-      <w:r>
-        <w:rPr>
-          <w:rFonts w:ascii="Times New Roman" w:hAnsi="Times New Roman" w:cs="Times New Roman" w:eastAsia="Times New Roman"/>
-          <w:color w:val="000000"/>
-          <w:sz w:val="10"/>
-        </w:rPr>
-      </w:r>
-    </w:p>
-    <w:p>
-      <w:pPr>
-        <w:pStyle w:val="Heading2"/>
-        <w:keepNext/>
-        <w:spacing w:after="40" w:before="120" w:line="276" w:lineRule="auto"/>
-        <w:jc w:val="left"/>
-      </w:pPr>
-      <w:r>
-        <w:rPr>
-          <w:rFonts w:ascii="Times New Roman" w:hAnsi="Times New Roman" w:cs="Times New Roman" w:eastAsia="Times New Roman"/>
-          <w:b/>
-          <w:color w:val="000000"/>
-          <w:sz w:val="24"/>
-        </w:rPr>
-        <w:t>4.4 Conditional country constructions</w:t>
-      </w:r>
-    </w:p>
-    <w:p>
-      <w:pPr>
-        <w:spacing w:after="60" w:before="0" w:line="276" w:lineRule="auto"/>
-        <w:jc w:val="both"/>
-      </w:pPr>
-      <w:r>
-        <w:rPr>
-          <w:rFonts w:ascii="Times New Roman" w:hAnsi="Times New Roman" w:cs="Times New Roman" w:eastAsia="Times New Roman"/>
-          <w:color w:val="000000"/>
-          <w:sz w:val="24"/>
-        </w:rPr>
-        <w:t>Grab's Indonesia transaction value is derived from disclosed Indonesia revenue using the company's Group monetization rate (Group revenue / Group GTV); Table 5 sets out the derivation year by year. The assumption is transparent and testable but is not a direct country transaction-value disclosure. Shopee's Indonesia transaction value uses an external market estimate from Momentum Works, whose annual Southeast Asian e-commerce report is the only recurring public source disaggregating regional marketplace transaction value by country and platform. It is used because Sea Limited discloses no Indonesian figure, is labelled a third-party estimate wherever it enters a calculation, and is tested in the Section 5.1 sensitivity. These constructions are supporting / conditional evidence rather than proof that the same monetization rate holds identically at country level.</w:t>
-      </w:r>
-    </w:p>
-    <w:p>
-      <w:pPr>
-        <w:keepNext/>
-        <w:spacing w:after="40" w:before="140" w:line="276" w:lineRule="auto"/>
-        <w:jc w:val="left"/>
-      </w:pPr>
-      <w:r>
-        <w:rPr>
-          <w:rFonts w:ascii="Times New Roman" w:hAnsi="Times New Roman" w:cs="Times New Roman" w:eastAsia="Times New Roman"/>
-          <w:i/>
-          <w:color w:val="000000"/>
-          <w:sz w:val="19"/>
-        </w:rPr>
-        <w:t>Table 5. Worked derivation of conditional Indonesia transaction value for Grab. Indonesia revenue is directly disclosed and Group figures are source-reported; the final column is derived, not disclosed.</w:t>
-      </w:r>
-    </w:p>
-    <w:tbl>
-      <w:tblPr>
-        <w:tblStyle w:val="TableGrid"/>
-        <w:tblW w:type="auto" w:w="0"/>
-        <w:jc w:val="center"/>
-        <w:tblLook w:firstColumn="1" w:firstRow="1" w:lastColumn="0" w:lastRow="0" w:noHBand="0" w:noVBand="1" w:val="04A0"/>
-      </w:tblPr>
-      <w:tblGrid>
-        <w:gridCol w:w="1882"/>
-        <w:gridCol w:w="1882"/>
-        <w:gridCol w:w="1882"/>
-        <w:gridCol w:w="1882"/>
-        <w:gridCol w:w="1882"/>
-      </w:tblGrid>
-      <w:tr>
-        <w:trPr>
-          <w:tblHeader w:val="true"/>
-          <w:cantSplit/>
-        </w:trPr>
-        <w:tc>
-          <w:tcPr>
-            <w:tcW w:type="dxa" w:w="1882"/>
-          </w:tcPr>
-          <w:p>
-            <w:pPr>
-              <w:spacing w:after="20" w:before="20" w:line="276" w:lineRule="auto"/>
-              <w:jc w:val="left"/>
-            </w:pPr>
-            <w:r>
-              <w:rPr>
-                <w:rFonts w:ascii="Times New Roman" w:hAnsi="Times New Roman" w:cs="Times New Roman" w:eastAsia="Times New Roman"/>
-                <w:b/>
-                <w:color w:val="000000"/>
-                <w:sz w:val="19"/>
-              </w:rPr>
-            </w:r>
-            <w:r>
-              <w:rPr>
-                <w:rFonts w:ascii="Times New Roman" w:hAnsi="Times New Roman" w:cs="Times New Roman" w:eastAsia="Times New Roman"/>
-                <w:b/>
-                <w:color w:val="000000"/>
-                <w:sz w:val="19"/>
-              </w:rPr>
-              <w:t>Year</w:t>
-            </w:r>
-          </w:p>
-        </w:tc>
-        <w:tc>
-          <w:tcPr>
-            <w:tcW w:type="dxa" w:w="1882"/>
-          </w:tcPr>
-          <w:p>
-            <w:pPr>
-              <w:spacing w:after="20" w:before="20" w:line="276" w:lineRule="auto"/>
-              <w:jc w:val="left"/>
-            </w:pPr>
-            <w:r>
-              <w:rPr>
-                <w:rFonts w:ascii="Times New Roman" w:hAnsi="Times New Roman" w:cs="Times New Roman" w:eastAsia="Times New Roman"/>
-                <w:b/>
-                <w:color w:val="000000"/>
-                <w:sz w:val="19"/>
-              </w:rPr>
-            </w:r>
-            <w:r>
-              <w:rPr>
-                <w:rFonts w:ascii="Times New Roman" w:hAnsi="Times New Roman" w:cs="Times New Roman" w:eastAsia="Times New Roman"/>
-                <w:b/>
-                <w:color w:val="000000"/>
-                <w:sz w:val="19"/>
-              </w:rPr>
-              <w:t>Indonesia revenue</w:t>
-            </w:r>
-          </w:p>
-        </w:tc>
-        <w:tc>
-          <w:tcPr>
-            <w:tcW w:type="dxa" w:w="1882"/>
-          </w:tcPr>
-          <w:p>
-            <w:pPr>
-              <w:spacing w:after="20" w:before="20" w:line="276" w:lineRule="auto"/>
-              <w:jc w:val="left"/>
-            </w:pPr>
-            <w:r>
-              <w:rPr>
-                <w:rFonts w:ascii="Times New Roman" w:hAnsi="Times New Roman" w:cs="Times New Roman" w:eastAsia="Times New Roman"/>
-                <w:b/>
-                <w:color w:val="000000"/>
-                <w:sz w:val="19"/>
-              </w:rPr>
-            </w:r>
-            <w:r>
-              <w:rPr>
-                <w:rFonts w:ascii="Times New Roman" w:hAnsi="Times New Roman" w:cs="Times New Roman" w:eastAsia="Times New Roman"/>
-                <w:b/>
-                <w:color w:val="000000"/>
-                <w:sz w:val="19"/>
-              </w:rPr>
-              <w:t>Group revenue</w:t>
-            </w:r>
-          </w:p>
-        </w:tc>
-        <w:tc>
-          <w:tcPr>
-            <w:tcW w:type="dxa" w:w="1882"/>
-          </w:tcPr>
-          <w:p>
-            <w:pPr>
-              <w:spacing w:after="20" w:before="20" w:line="276" w:lineRule="auto"/>
-              <w:jc w:val="left"/>
-            </w:pPr>
-            <w:r>
-              <w:rPr>
-                <w:rFonts w:ascii="Times New Roman" w:hAnsi="Times New Roman" w:cs="Times New Roman" w:eastAsia="Times New Roman"/>
-                <w:b/>
-                <w:color w:val="000000"/>
-                <w:sz w:val="19"/>
-              </w:rPr>
-            </w:r>
-            <w:r>
-              <w:rPr>
-                <w:rFonts w:ascii="Times New Roman" w:hAnsi="Times New Roman" w:cs="Times New Roman" w:eastAsia="Times New Roman"/>
-                <w:b/>
-                <w:color w:val="000000"/>
-                <w:sz w:val="19"/>
-              </w:rPr>
-              <w:t>Group GTV</w:t>
-            </w:r>
-          </w:p>
-        </w:tc>
-        <w:tc>
-          <w:tcPr>
-            <w:tcW w:type="dxa" w:w="1882"/>
-          </w:tcPr>
-          <w:p>
-            <w:pPr>
-              <w:spacing w:after="20" w:before="20" w:line="276" w:lineRule="auto"/>
-              <w:jc w:val="left"/>
-            </w:pPr>
-            <w:r>
-              <w:rPr>
-                <w:rFonts w:ascii="Times New Roman" w:hAnsi="Times New Roman" w:cs="Times New Roman" w:eastAsia="Times New Roman"/>
-                <w:b/>
-                <w:color w:val="000000"/>
-                <w:sz w:val="19"/>
-              </w:rPr>
-            </w:r>
-            <w:r>
-              <w:rPr>
-                <w:rFonts w:ascii="Times New Roman" w:hAnsi="Times New Roman" w:cs="Times New Roman" w:eastAsia="Times New Roman"/>
-                <w:b/>
-                <w:color w:val="000000"/>
-                <w:sz w:val="19"/>
-              </w:rPr>
-              <w:t>Conditional Indonesia GTV (derived)</w:t>
-            </w:r>
-          </w:p>
-        </w:tc>
-      </w:tr>
-      <w:tr>
-        <w:trPr>
-          <w:cantSplit/>
-        </w:trPr>
-        <w:tc>
-          <w:tcPr>
-            <w:tcW w:type="dxa" w:w="1882"/>
-          </w:tcPr>
-          <w:p>
-            <w:pPr>
-              <w:keepNext/>
-              <w:spacing w:after="20" w:before="20" w:line="276" w:lineRule="auto"/>
-              <w:jc w:val="left"/>
-            </w:pPr>
-            <w:r>
-              <w:rPr>
-                <w:rFonts w:ascii="Times New Roman" w:hAnsi="Times New Roman" w:cs="Times New Roman" w:eastAsia="Times New Roman"/>
-                <w:b w:val="0"/>
-                <w:color w:val="000000"/>
-                <w:sz w:val="19"/>
-              </w:rPr>
-            </w:r>
-            <w:r>
-              <w:rPr>
-                <w:rFonts w:ascii="Times New Roman" w:hAnsi="Times New Roman" w:cs="Times New Roman" w:eastAsia="Times New Roman"/>
-                <w:b w:val="0"/>
-                <w:color w:val="000000"/>
-                <w:sz w:val="19"/>
-              </w:rPr>
-              <w:t>FY2021</w:t>
-            </w:r>
-          </w:p>
-        </w:tc>
-        <w:tc>
-          <w:tcPr>
-            <w:tcW w:type="dxa" w:w="1882"/>
-          </w:tcPr>
-          <w:p>
-            <w:pPr>
-              <w:keepNext/>
-              <w:spacing w:after="20" w:before="20" w:line="276" w:lineRule="auto"/>
-              <w:jc w:val="left"/>
-            </w:pPr>
-            <w:r>
-              <w:rPr>
-                <w:rFonts w:ascii="Times New Roman" w:hAnsi="Times New Roman" w:cs="Times New Roman" w:eastAsia="Times New Roman"/>
-                <w:b w:val="0"/>
-                <w:color w:val="000000"/>
-                <w:sz w:val="19"/>
-              </w:rPr>
-            </w:r>
-            <w:r>
-              <w:rPr>
-                <w:rFonts w:ascii="Times New Roman" w:hAnsi="Times New Roman" w:cs="Times New Roman" w:eastAsia="Times New Roman"/>
-                <w:b w:val="0"/>
-                <w:color w:val="000000"/>
-                <w:sz w:val="19"/>
-              </w:rPr>
-              <w:t>US$79m</w:t>
-            </w:r>
-          </w:p>
-        </w:tc>
-        <w:tc>
-          <w:tcPr>
-            <w:tcW w:type="dxa" w:w="1882"/>
-          </w:tcPr>
-          <w:p>
-            <w:pPr>
-              <w:keepNext/>
-              <w:spacing w:after="20" w:before="20" w:line="276" w:lineRule="auto"/>
-              <w:jc w:val="left"/>
-            </w:pPr>
-            <w:r>
-              <w:rPr>
-                <w:rFonts w:ascii="Times New Roman" w:hAnsi="Times New Roman" w:cs="Times New Roman" w:eastAsia="Times New Roman"/>
-                <w:b w:val="0"/>
-                <w:color w:val="000000"/>
-                <w:sz w:val="19"/>
-              </w:rPr>
-            </w:r>
-            <w:r>
-              <w:rPr>
-                <w:rFonts w:ascii="Times New Roman" w:hAnsi="Times New Roman" w:cs="Times New Roman" w:eastAsia="Times New Roman"/>
-                <w:b w:val="0"/>
-                <w:color w:val="000000"/>
-                <w:sz w:val="19"/>
-              </w:rPr>
-              <w:t>US$675m</w:t>
-            </w:r>
-          </w:p>
-        </w:tc>
-        <w:tc>
-          <w:tcPr>
-            <w:tcW w:type="dxa" w:w="1882"/>
-          </w:tcPr>
-          <w:p>
-            <w:pPr>
-              <w:keepNext/>
-              <w:spacing w:after="20" w:before="20" w:line="276" w:lineRule="auto"/>
-              <w:jc w:val="left"/>
-            </w:pPr>
-            <w:r>
-              <w:rPr>
-                <w:rFonts w:ascii="Times New Roman" w:hAnsi="Times New Roman" w:cs="Times New Roman" w:eastAsia="Times New Roman"/>
-                <w:b w:val="0"/>
-                <w:color w:val="000000"/>
-                <w:sz w:val="19"/>
-              </w:rPr>
-            </w:r>
-            <w:r>
-              <w:rPr>
-                <w:rFonts w:ascii="Times New Roman" w:hAnsi="Times New Roman" w:cs="Times New Roman" w:eastAsia="Times New Roman"/>
-                <w:b w:val="0"/>
-                <w:color w:val="000000"/>
-                <w:sz w:val="19"/>
-              </w:rPr>
-              <w:t>US$16,061m</w:t>
-            </w:r>
-          </w:p>
-        </w:tc>
-        <w:tc>
-          <w:tcPr>
-            <w:tcW w:type="dxa" w:w="1882"/>
-          </w:tcPr>
-          <w:p>
-            <w:pPr>
-              <w:keepNext/>
-              <w:spacing w:after="20" w:before="20" w:line="276" w:lineRule="auto"/>
-              <w:jc w:val="left"/>
-            </w:pPr>
-            <w:r>
-              <w:rPr>
-                <w:rFonts w:ascii="Times New Roman" w:hAnsi="Times New Roman" w:cs="Times New Roman" w:eastAsia="Times New Roman"/>
-                <w:b w:val="0"/>
-                <w:color w:val="000000"/>
-                <w:sz w:val="19"/>
-              </w:rPr>
-            </w:r>
-            <w:r>
-              <w:rPr>
-                <w:rFonts w:ascii="Times New Roman" w:hAnsi="Times New Roman" w:cs="Times New Roman" w:eastAsia="Times New Roman"/>
-                <w:b w:val="0"/>
-                <w:color w:val="000000"/>
-                <w:sz w:val="19"/>
-              </w:rPr>
-              <w:t>US$1,879.7m</w:t>
-            </w:r>
-          </w:p>
-        </w:tc>
-      </w:tr>
-      <w:tr>
-        <w:trPr>
-          <w:cantSplit/>
-        </w:trPr>
-        <w:tc>
-          <w:tcPr>
-            <w:tcW w:type="dxa" w:w="1882"/>
-          </w:tcPr>
-          <w:p>
-            <w:pPr>
-              <w:keepNext/>
-              <w:spacing w:after="20" w:before="20" w:line="276" w:lineRule="auto"/>
-              <w:jc w:val="left"/>
-            </w:pPr>
-            <w:r>
-              <w:rPr>
-                <w:rFonts w:ascii="Times New Roman" w:hAnsi="Times New Roman" w:cs="Times New Roman" w:eastAsia="Times New Roman"/>
-                <w:b w:val="0"/>
-                <w:color w:val="000000"/>
-                <w:sz w:val="19"/>
-              </w:rPr>
-            </w:r>
-            <w:r>
-              <w:rPr>
-                <w:rFonts w:ascii="Times New Roman" w:hAnsi="Times New Roman" w:cs="Times New Roman" w:eastAsia="Times New Roman"/>
-                <w:b w:val="0"/>
-                <w:color w:val="000000"/>
-                <w:sz w:val="19"/>
-              </w:rPr>
-              <w:t>FY2022</w:t>
-            </w:r>
-          </w:p>
-        </w:tc>
-        <w:tc>
-          <w:tcPr>
-            <w:tcW w:type="dxa" w:w="1882"/>
-          </w:tcPr>
-          <w:p>
-            <w:pPr>
-              <w:keepNext/>
-              <w:spacing w:after="20" w:before="20" w:line="276" w:lineRule="auto"/>
-              <w:jc w:val="left"/>
-            </w:pPr>
-            <w:r>
-              <w:rPr>
-                <w:rFonts w:ascii="Times New Roman" w:hAnsi="Times New Roman" w:cs="Times New Roman" w:eastAsia="Times New Roman"/>
-                <w:b w:val="0"/>
-                <w:color w:val="000000"/>
-                <w:sz w:val="19"/>
-              </w:rPr>
-            </w:r>
-            <w:r>
-              <w:rPr>
-                <w:rFonts w:ascii="Times New Roman" w:hAnsi="Times New Roman" w:cs="Times New Roman" w:eastAsia="Times New Roman"/>
-                <w:b w:val="0"/>
-                <w:color w:val="000000"/>
-                <w:sz w:val="19"/>
-              </w:rPr>
-              <w:t>US$275m</w:t>
-            </w:r>
-          </w:p>
-        </w:tc>
-        <w:tc>
-          <w:tcPr>
-            <w:tcW w:type="dxa" w:w="1882"/>
-          </w:tcPr>
-          <w:p>
-            <w:pPr>
-              <w:keepNext/>
-              <w:spacing w:after="20" w:before="20" w:line="276" w:lineRule="auto"/>
-              <w:jc w:val="left"/>
-            </w:pPr>
-            <w:r>
-              <w:rPr>
-                <w:rFonts w:ascii="Times New Roman" w:hAnsi="Times New Roman" w:cs="Times New Roman" w:eastAsia="Times New Roman"/>
-                <w:b w:val="0"/>
-                <w:color w:val="000000"/>
-                <w:sz w:val="19"/>
-              </w:rPr>
-            </w:r>
-            <w:r>
-              <w:rPr>
-                <w:rFonts w:ascii="Times New Roman" w:hAnsi="Times New Roman" w:cs="Times New Roman" w:eastAsia="Times New Roman"/>
-                <w:b w:val="0"/>
-                <w:color w:val="000000"/>
-                <w:sz w:val="19"/>
-              </w:rPr>
-              <w:t>US$1,433m</w:t>
-            </w:r>
-          </w:p>
-        </w:tc>
-        <w:tc>
-          <w:tcPr>
-            <w:tcW w:type="dxa" w:w="1882"/>
-          </w:tcPr>
-          <w:p>
-            <w:pPr>
-              <w:keepNext/>
-              <w:spacing w:after="20" w:before="20" w:line="276" w:lineRule="auto"/>
-              <w:jc w:val="left"/>
-            </w:pPr>
-            <w:r>
-              <w:rPr>
-                <w:rFonts w:ascii="Times New Roman" w:hAnsi="Times New Roman" w:cs="Times New Roman" w:eastAsia="Times New Roman"/>
-                <w:b w:val="0"/>
-                <w:color w:val="000000"/>
-                <w:sz w:val="19"/>
-              </w:rPr>
-            </w:r>
-            <w:r>
-              <w:rPr>
-                <w:rFonts w:ascii="Times New Roman" w:hAnsi="Times New Roman" w:cs="Times New Roman" w:eastAsia="Times New Roman"/>
-                <w:b w:val="0"/>
-                <w:color w:val="000000"/>
-                <w:sz w:val="19"/>
-              </w:rPr>
-              <w:t>US$19,937m</w:t>
-            </w:r>
-          </w:p>
-        </w:tc>
-        <w:tc>
-          <w:tcPr>
-            <w:tcW w:type="dxa" w:w="1882"/>
-          </w:tcPr>
-          <w:p>
-            <w:pPr>
-              <w:keepNext/>
-              <w:spacing w:after="20" w:before="20" w:line="276" w:lineRule="auto"/>
-              <w:jc w:val="left"/>
-            </w:pPr>
-            <w:r>
-              <w:rPr>
-                <w:rFonts w:ascii="Times New Roman" w:hAnsi="Times New Roman" w:cs="Times New Roman" w:eastAsia="Times New Roman"/>
-                <w:b w:val="0"/>
-                <w:color w:val="000000"/>
-                <w:sz w:val="19"/>
-              </w:rPr>
-            </w:r>
-            <w:r>
-              <w:rPr>
-                <w:rFonts w:ascii="Times New Roman" w:hAnsi="Times New Roman" w:cs="Times New Roman" w:eastAsia="Times New Roman"/>
-                <w:b w:val="0"/>
-                <w:color w:val="000000"/>
-                <w:sz w:val="19"/>
-              </w:rPr>
-              <w:t>US$3,826.0m</w:t>
-            </w:r>
-          </w:p>
-        </w:tc>
-      </w:tr>
-      <w:tr>
-        <w:trPr>
-          <w:cantSplit/>
-        </w:trPr>
-        <w:tc>
-          <w:tcPr>
-            <w:tcW w:type="dxa" w:w="1882"/>
-          </w:tcPr>
-          <w:p>
-            <w:pPr>
-              <w:spacing w:after="20" w:before="20" w:line="276" w:lineRule="auto"/>
-              <w:jc w:val="left"/>
-            </w:pPr>
-            <w:r>
-              <w:rPr>
-                <w:rFonts w:ascii="Times New Roman" w:hAnsi="Times New Roman" w:cs="Times New Roman" w:eastAsia="Times New Roman"/>
-                <w:b w:val="0"/>
-                <w:color w:val="000000"/>
-                <w:sz w:val="19"/>
-              </w:rPr>
-            </w:r>
-            <w:r>
-              <w:rPr>
-                <w:rFonts w:ascii="Times New Roman" w:hAnsi="Times New Roman" w:cs="Times New Roman" w:eastAsia="Times New Roman"/>
-                <w:b w:val="0"/>
-                <w:color w:val="000000"/>
-                <w:sz w:val="19"/>
-              </w:rPr>
-              <w:t>FY2023</w:t>
-            </w:r>
-          </w:p>
-        </w:tc>
-        <w:tc>
-          <w:tcPr>
-            <w:tcW w:type="dxa" w:w="1882"/>
-          </w:tcPr>
-          <w:p>
-            <w:pPr>
-              <w:spacing w:after="20" w:before="20" w:line="276" w:lineRule="auto"/>
-              <w:jc w:val="left"/>
-            </w:pPr>
-            <w:r>
-              <w:rPr>
-                <w:rFonts w:ascii="Times New Roman" w:hAnsi="Times New Roman" w:cs="Times New Roman" w:eastAsia="Times New Roman"/>
-                <w:b w:val="0"/>
-                <w:color w:val="000000"/>
-                <w:sz w:val="19"/>
-              </w:rPr>
-            </w:r>
-            <w:r>
-              <w:rPr>
-                <w:rFonts w:ascii="Times New Roman" w:hAnsi="Times New Roman" w:cs="Times New Roman" w:eastAsia="Times New Roman"/>
-                <w:b w:val="0"/>
-                <w:color w:val="000000"/>
-                <w:sz w:val="19"/>
-              </w:rPr>
-              <w:t>US$605m</w:t>
-            </w:r>
-          </w:p>
-        </w:tc>
-        <w:tc>
-          <w:tcPr>
-            <w:tcW w:type="dxa" w:w="1882"/>
-          </w:tcPr>
-          <w:p>
-            <w:pPr>
-              <w:spacing w:after="20" w:before="20" w:line="276" w:lineRule="auto"/>
-              <w:jc w:val="left"/>
-            </w:pPr>
-            <w:r>
-              <w:rPr>
-                <w:rFonts w:ascii="Times New Roman" w:hAnsi="Times New Roman" w:cs="Times New Roman" w:eastAsia="Times New Roman"/>
-                <w:b w:val="0"/>
-                <w:color w:val="000000"/>
-                <w:sz w:val="19"/>
-              </w:rPr>
-            </w:r>
-            <w:r>
-              <w:rPr>
-                <w:rFonts w:ascii="Times New Roman" w:hAnsi="Times New Roman" w:cs="Times New Roman" w:eastAsia="Times New Roman"/>
-                <w:b w:val="0"/>
-                <w:color w:val="000000"/>
-                <w:sz w:val="19"/>
-              </w:rPr>
-              <w:t>US$2,359m</w:t>
-            </w:r>
-          </w:p>
-        </w:tc>
-        <w:tc>
-          <w:tcPr>
-            <w:tcW w:type="dxa" w:w="1882"/>
-          </w:tcPr>
-          <w:p>
-            <w:pPr>
-              <w:spacing w:after="20" w:before="20" w:line="276" w:lineRule="auto"/>
-              <w:jc w:val="left"/>
-            </w:pPr>
-            <w:r>
-              <w:rPr>
-                <w:rFonts w:ascii="Times New Roman" w:hAnsi="Times New Roman" w:cs="Times New Roman" w:eastAsia="Times New Roman"/>
-                <w:b w:val="0"/>
-                <w:color w:val="000000"/>
-                <w:sz w:val="19"/>
-              </w:rPr>
-            </w:r>
-            <w:r>
-              <w:rPr>
-                <w:rFonts w:ascii="Times New Roman" w:hAnsi="Times New Roman" w:cs="Times New Roman" w:eastAsia="Times New Roman"/>
-                <w:b w:val="0"/>
-                <w:color w:val="000000"/>
-                <w:sz w:val="19"/>
-              </w:rPr>
-              <w:t>US$20,983m</w:t>
-            </w:r>
-          </w:p>
-        </w:tc>
-        <w:tc>
-          <w:tcPr>
-            <w:tcW w:type="dxa" w:w="1882"/>
-          </w:tcPr>
-          <w:p>
-            <w:pPr>
-              <w:spacing w:after="20" w:before="20" w:line="276" w:lineRule="auto"/>
-              <w:jc w:val="left"/>
-            </w:pPr>
-            <w:r>
-              <w:rPr>
-                <w:rFonts w:ascii="Times New Roman" w:hAnsi="Times New Roman" w:cs="Times New Roman" w:eastAsia="Times New Roman"/>
-                <w:b w:val="0"/>
-                <w:color w:val="000000"/>
-                <w:sz w:val="19"/>
-              </w:rPr>
-            </w:r>
-            <w:r>
-              <w:rPr>
-                <w:rFonts w:ascii="Times New Roman" w:hAnsi="Times New Roman" w:cs="Times New Roman" w:eastAsia="Times New Roman"/>
-                <w:b w:val="0"/>
-                <w:color w:val="000000"/>
-                <w:sz w:val="19"/>
-              </w:rPr>
-              <w:t>US$5,381.4m</w:t>
-            </w:r>
-          </w:p>
-        </w:tc>
-      </w:tr>
-    </w:tbl>
-    <w:p>
-      <w:pPr>
-        <w:spacing w:after="0" w:before="0" w:line="276" w:lineRule="auto"/>
-        <w:jc w:val="both"/>
-      </w:pPr>
-      <w:r>
-        <w:rPr>
-          <w:rFonts w:ascii="Times New Roman" w:hAnsi="Times New Roman" w:cs="Times New Roman" w:eastAsia="Times New Roman"/>
-          <w:color w:val="000000"/>
-          <w:sz w:val="10"/>
-        </w:rPr>
+        <w:t>The construction assumes the Group monetization rate applies to Indonesia and is treated as sensitivity evidence, not direct disclosure. Shopee's Indonesia transaction value uses Momentum Works' recurring Southeast Asian e-commerce estimates because Sea Limited does not disclose an Indonesian country figure; it is labelled third-party wherever used.</w:t>
       </w:r>
     </w:p>
     <w:p>
@@ -4190,20 +1375,6 @@
     </w:p>
     <w:p>
       <w:pPr>
-        <w:spacing w:after="60" w:before="0" w:line="276" w:lineRule="auto"/>
-        <w:jc w:val="both"/>
-      </w:pPr>
-      <w:r>
-        <w:rPr>
-          <w:rFonts w:ascii="Times New Roman" w:hAnsi="Times New Roman" w:cs="Times New Roman" w:eastAsia="Times New Roman"/>
-          <w:color w:val="000000"/>
-          <w:sz w:val="24"/>
-        </w:rPr>
-        <w:t>The current evidence is sufficient to establish feasibility while leaving final sample admission to advisor / committee judgment.</w:t>
-      </w:r>
-    </w:p>
-    <w:p>
-      <w:pPr>
         <w:pStyle w:val="Heading2"/>
         <w:keepNext/>
         <w:spacing w:after="40" w:before="120" w:line="276" w:lineRule="auto"/>
@@ -4216,7 +1387,7 @@
           <w:color w:val="000000"/>
           <w:sz w:val="24"/>
         </w:rPr>
-        <w:t>5.1 FY2023 cross-section and sensitivity</w:t>
+        <w:t>5.1 FY2023 scale</w:t>
       </w:r>
     </w:p>
     <w:p>
@@ -4232,7 +1403,7 @@
           <w:color w:val="000000"/>
           <w:sz w:val="19"/>
         </w:rPr>
-        <w:t>Table 6. Indonesia-focused FY2023 cross-section, US$ billions. V is transaction value, R is platform revenue, E the Ecosystem Ratio. The final row sums three documented cases under mixed evidence classes and is not an Indonesia-wide total.</w:t>
+        <w:t>Table 2. Indonesia-focused FY2023 cross-section, US$ billions. V is transaction value, R platform revenue, W the wedge and E the Ecosystem Ratio. The final row sums three documented cases under mixed evidence classes and is not a national total.</w:t>
       </w:r>
     </w:p>
     <w:tbl>
@@ -4363,7 +1534,7 @@
                 <w:color w:val="000000"/>
                 <w:sz w:val="19"/>
               </w:rPr>
-              <w:t>Wedge</w:t>
+              <w:t>W</w:t>
             </w:r>
           </w:p>
         </w:tc>
@@ -5129,7 +2300,7 @@
                 <w:color w:val="000000"/>
                 <w:sz w:val="19"/>
               </w:rPr>
-              <w:t>Sum, not a total</w:t>
+              <w:t>Sum, not national total</w:t>
             </w:r>
           </w:p>
         </w:tc>
@@ -5150,22 +2321,6 @@
     </w:p>
     <w:p>
       <w:pPr>
-        <w:keepNext/>
-        <w:spacing w:after="40" w:before="140" w:line="276" w:lineRule="auto"/>
-        <w:jc w:val="left"/>
-      </w:pPr>
-      <w:r>
-        <w:rPr>
-          <w:rFonts w:ascii="Times New Roman" w:hAnsi="Times New Roman" w:cs="Times New Roman" w:eastAsia="Times New Roman"/>
-          <w:i/>
-          <w:color w:val="000000"/>
-          <w:sz w:val="19"/>
-        </w:rPr>
-        <w:t>Table 6 reports the FY2023 cross-section. The combined wedge is approximately US$40.07 billion at an Ecosystem Ratio of 12.671. One-at-a-time parameter variation moves the wedge between approximately US$37.65 billion and US$42.49 billion. Leave-one-platform-out calculations give approximately US$35.29 billion, US$24.14 billion, and US$20.70 billion. These are composition and sensitivity checks, not estimates of one national total.</w:t>
-      </w:r>
-    </w:p>
-    <w:p>
-      <w:pPr>
         <w:spacing w:after="60" w:before="0" w:line="276" w:lineRule="auto"/>
         <w:jc w:val="both"/>
       </w:pPr>
@@ -5175,7 +2330,7 @@
           <w:color w:val="000000"/>
           <w:sz w:val="24"/>
         </w:rPr>
-        <w:t>Economic scale. Against Indonesia's 2023 nominal GDP of approximately US$1.371 trillion, the combined wedge is equivalent to about 2.9 percent of GDP. The GDP figure is taken from the World Bank (US$1,371,169,301,564) and cross-checked against the Federal Reserve Economic Data series (US$1,371,166,925,750), which agree to within 0.0002 percent. This comparison is a scale reference only. The wedge is transaction value not booked as platform revenue; it is not value added, and it is therefore not a component of GDP and not a claim about GDP mismeasurement.</w:t>
+        <w:t>Table 2 reports the FY2023 cross-section. These cases establish the order of magnitude and feasibility of the measure. Sensitivity and leave-one-platform-out checks do not remove the large transaction–revenue gap, but they are treated as robustness material rather than the thesis's main result.</w:t>
       </w:r>
     </w:p>
     <w:p>
@@ -5192,7 +2347,7 @@
           <w:color w:val="000000"/>
           <w:sz w:val="24"/>
         </w:rPr>
-        <w:t>5.2 Two valid longitudinal evidence universes</w:t>
+        <w:t>5.2 Longitudinal movement and mechanism</w:t>
       </w:r>
     </w:p>
     <w:p>
@@ -5208,7 +2363,7 @@
           <w:color w:val="000000"/>
           <w:sz w:val="19"/>
         </w:rPr>
-        <w:t>Table 7. Within-series annual growth divergence under two admission rules. Counts differ because evidence admission differs; both are reported rather than resolved into a single headline.</w:t>
+        <w:t>Table 3. Within-series annual divergence under two admission rules. Counts differ because evidence admission differs; both are reported rather than resolved into one headline.</w:t>
       </w:r>
     </w:p>
     <w:tbl>
@@ -5308,98 +2463,6 @@
                 <w:sz w:val="19"/>
               </w:rPr>
               <w:t>Direct-candidate sensitivity</w:t>
-            </w:r>
-          </w:p>
-        </w:tc>
-      </w:tr>
-      <w:tr>
-        <w:trPr>
-          <w:cantSplit/>
-        </w:trPr>
-        <w:tc>
-          <w:tcPr>
-            <w:tcW w:type="dxa" w:w="3137"/>
-          </w:tcPr>
-          <w:p>
-            <w:pPr>
-              <w:keepNext/>
-              <w:spacing w:after="20" w:before="20" w:line="276" w:lineRule="auto"/>
-              <w:jc w:val="left"/>
-            </w:pPr>
-            <w:r>
-              <w:rPr>
-                <w:rFonts w:ascii="Times New Roman" w:hAnsi="Times New Roman" w:cs="Times New Roman" w:eastAsia="Times New Roman"/>
-                <w:b w:val="0"/>
-                <w:color w:val="000000"/>
-                <w:sz w:val="19"/>
-              </w:rPr>
-            </w:r>
-            <w:r>
-              <w:rPr>
-                <w:rFonts w:ascii="Times New Roman" w:hAnsi="Times New Roman" w:cs="Times New Roman" w:eastAsia="Times New Roman"/>
-                <w:b w:val="0"/>
-                <w:color w:val="000000"/>
-                <w:sz w:val="19"/>
-              </w:rPr>
-              <w:t>Series admitted</w:t>
-            </w:r>
-          </w:p>
-        </w:tc>
-        <w:tc>
-          <w:tcPr>
-            <w:tcW w:type="dxa" w:w="3137"/>
-          </w:tcPr>
-          <w:p>
-            <w:pPr>
-              <w:keepNext/>
-              <w:spacing w:after="20" w:before="20" w:line="276" w:lineRule="auto"/>
-              <w:jc w:val="left"/>
-            </w:pPr>
-            <w:r>
-              <w:rPr>
-                <w:rFonts w:ascii="Times New Roman" w:hAnsi="Times New Roman" w:cs="Times New Roman" w:eastAsia="Times New Roman"/>
-                <w:b w:val="0"/>
-                <w:color w:val="000000"/>
-                <w:sz w:val="19"/>
-              </w:rPr>
-            </w:r>
-            <w:r>
-              <w:rPr>
-                <w:rFonts w:ascii="Times New Roman" w:hAnsi="Times New Roman" w:cs="Times New Roman" w:eastAsia="Times New Roman"/>
-                <w:b w:val="0"/>
-                <w:color w:val="000000"/>
-                <w:sz w:val="19"/>
-              </w:rPr>
-              <w:t>Blibli FY2021–25, Bukalapak, Tokopedia, Grab, Shopee</w:t>
-            </w:r>
-          </w:p>
-        </w:tc>
-        <w:tc>
-          <w:tcPr>
-            <w:tcW w:type="dxa" w:w="3137"/>
-          </w:tcPr>
-          <w:p>
-            <w:pPr>
-              <w:keepNext/>
-              <w:spacing w:after="20" w:before="20" w:line="276" w:lineRule="auto"/>
-              <w:jc w:val="left"/>
-            </w:pPr>
-            <w:r>
-              <w:rPr>
-                <w:rFonts w:ascii="Times New Roman" w:hAnsi="Times New Roman" w:cs="Times New Roman" w:eastAsia="Times New Roman"/>
-                <w:b w:val="0"/>
-                <w:color w:val="000000"/>
-                <w:sz w:val="19"/>
-              </w:rPr>
-            </w:r>
-            <w:r>
-              <w:rPr>
-                <w:rFonts w:ascii="Times New Roman" w:hAnsi="Times New Roman" w:cs="Times New Roman" w:eastAsia="Times New Roman"/>
-                <w:b w:val="0"/>
-                <w:color w:val="000000"/>
-                <w:sz w:val="19"/>
-              </w:rPr>
-              <w:t>Blibli FY2020–25, Bukalapak, Tokopedia</w:t>
             </w:r>
           </w:p>
         </w:tc>
@@ -5877,18 +2940,16 @@
     </w:p>
     <w:p>
       <w:pPr>
-        <w:keepNext/>
-        <w:spacing w:after="40" w:before="140" w:line="276" w:lineRule="auto"/>
-        <w:jc w:val="left"/>
+        <w:spacing w:after="60" w:before="0" w:line="276" w:lineRule="auto"/>
+        <w:jc w:val="both"/>
       </w:pPr>
       <w:r>
         <w:rPr>
           <w:rFonts w:ascii="Times New Roman" w:hAnsi="Times New Roman" w:cs="Times New Roman" w:eastAsia="Times New Roman"/>
-          <w:i/>
           <w:color w:val="000000"/>
-          <w:sz w:val="19"/>
+          <w:sz w:val="24"/>
         </w:rPr>
-        <w:t>Table 7 compares the two admission rules side by side. The difference between these summaries comes from admission rules, not from an arithmetic contradiction. The additional opposite-sign transition in the direct-candidate universe is Blibli FY2020→FY2021, which enters only when the prospectus observation is admitted. The sample hierarchy is therefore shown rather than collapsed.</w:t>
+        <w:t>Table 3 compares the two admission rules. The summaries differ because the rules differ; neither is a filtered restatement of the other. Tokopedia FY2022–FY2023 provides the cleanest mechanism example: transaction value falls 8.90 percent while selected third-party net segment revenue rises 53.20 percent. Of the arithmetic increase in net revenue, 60.56 percent is associated with lower customer incentives and 39.44 percent with higher gross revenue. This reconciles the divergence without claiming causality.</w:t>
       </w:r>
     </w:p>
     <w:p>
@@ -5905,7 +2966,7 @@
           <w:color w:val="000000"/>
           <w:sz w:val="24"/>
         </w:rPr>
-        <w:t>5.3 Mechanism: Tokopedia</w:t>
+        <w:t>5.3 Wider Indonesian activity and reporting</w:t>
       </w:r>
     </w:p>
     <w:p>
@@ -5919,24 +2980,7 @@
           <w:color w:val="000000"/>
           <w:sz w:val="24"/>
         </w:rPr>
-        <w:t>Tokopedia FY2022–FY2023 provides the cleanest mechanism case currently reproduced from committed source extracts. Transaction value falls 8.90 percent while selected third-party net segment revenue rises 53.20 percent. Reconciling disclosed revenue components, approximately 60.56 percent of the arithmetic increase in net revenue is associated with lower customer incentives and 39.44 percent with higher gross revenue. The disclosed components sum to reported net revenue in both years. This is an arithmetic reconciliation, not a causal decomposition.</w:t>
-      </w:r>
-    </w:p>
-    <w:p>
-      <w:pPr>
-        <w:pStyle w:val="Heading2"/>
-        <w:keepNext/>
-        <w:spacing w:after="40" w:before="120" w:line="276" w:lineRule="auto"/>
-        <w:jc w:val="left"/>
-      </w:pPr>
-      <w:r>
-        <w:rPr>
-          <w:rFonts w:ascii="Times New Roman" w:hAnsi="Times New Roman" w:cs="Times New Roman" w:eastAsia="Times New Roman"/>
-          <w:b/>
-          <w:color w:val="000000"/>
-          <w:sz w:val="24"/>
-        </w:rPr>
-        <w:t>5.4 External corroboration</w:t>
+        <w:t>BPS reports national e-commerce transaction value rising 17.08 percent from 2023 to 2024. Over the same period, the directly reported marketplace component rises only 1.45 percent, while the non-marketplace component rises 20.57 percent; approximately 98.46 percent of the nominal increase therefore falls outside the marketplace component. These aggregates provide a wider view of e-commerce activity and are not reconciled one-for-one to issuer transaction value.</w:t>
       </w:r>
     </w:p>
     <w:p>
@@ -5950,24 +2994,7 @@
           <w:color w:val="000000"/>
           <w:sz w:val="24"/>
         </w:rPr>
-        <w:t>The take rate is platform revenue divided by gross transaction value — the share of processed commerce the platform books as its own revenue. The Ecosystem Ratio is its complement: E = 1/(take rate) − 1. Across 48 matched issuer-years for eight non-Indonesian platform businesses — eBay, Etsy, Shopify, Jumia, Zalando, Rakuten, Mercado Libre and Sea — the transaction–revenue boundary appears across distinct business models while its magnitude varies substantially: take rates range from 0.22 to 74.63 percent. Of 40 annual transitions, 29 are clean-scope, with a median absolute growth divergence of 7.10 percentage points and four transitions in which transaction value and revenue move in opposite directions. This module is purposively selected on disclosure availability, its definitions differ by issuer, its levels are not pooled, and it does not validate Indonesia country allocations. Its role is external corroboration only.</w:t>
-      </w:r>
-    </w:p>
-    <w:p>
-      <w:pPr>
-        <w:pStyle w:val="Heading2"/>
-        <w:keepNext/>
-        <w:spacing w:after="40" w:before="120" w:line="276" w:lineRule="auto"/>
-        <w:jc w:val="left"/>
-      </w:pPr>
-      <w:r>
-        <w:rPr>
-          <w:rFonts w:ascii="Times New Roman" w:hAnsi="Times New Roman" w:cs="Times New Roman" w:eastAsia="Times New Roman"/>
-          <w:b/>
-          <w:color w:val="000000"/>
-          <w:sz w:val="24"/>
-        </w:rPr>
-        <w:t>5.5 BPS and wider Indonesian e-commerce activity</w:t>
+        <w:t>PMK 37/2025 provides the institutional bridge. The verified implementation sequence records marketplace designation on 1 July 2026, collection effective 1 August, postponement through 31 October, and scheduled implementation on 1 November 2026. The regulation is used as evidence of seller-linked reporting architecture, not as proof of prior underpayment or a completed compliance effect.</w:t>
       </w:r>
     </w:p>
     <w:p>
@@ -5981,38 +3008,7 @@
           <w:color w:val="000000"/>
           <w:sz w:val="24"/>
         </w:rPr>
-        <w:t>BPS reports national e-commerce transaction value rising from Rp1,100.87 trillion in 2023 to Rp1,288.93 trillion in 2024 (+17.08%), approximately US$72.2 billion to US$81.4 billion, while estimated e-commerce businesses rise from 3,816,750 to 4,400,972 (+15.31%). The 2023 business count is taken from the BPS main body/figure, which reconciles to the displayed 2022 count and its stated growth rate; an executive-summary passage in the same publication reports 3,934,981. The conflict is unresolved at source, is recorded in data/bps_official/README.md and in the repository's data-quality findings, and business-count growth is therefore reported as descriptive context rather than as a load-bearing result. In the current channel decomposition, the marketplace component grows approximately 1.45 percent while the non-marketplace component grows approximately 20.57 percent, so roughly 98.46 percent of the nominal increase falls outside the marketplace component. These aggregates provide a wider view of Indonesian e-commerce activity; they are not reconciled one-for-one to issuer transaction value and do not establish a firm-level causal effect.</w:t>
-      </w:r>
-    </w:p>
-    <w:p>
-      <w:pPr>
-        <w:pStyle w:val="Heading2"/>
-        <w:keepNext/>
-        <w:spacing w:after="40" w:before="120" w:line="276" w:lineRule="auto"/>
-        <w:jc w:val="left"/>
-      </w:pPr>
-      <w:r>
-        <w:rPr>
-          <w:rFonts w:ascii="Times New Roman" w:hAnsi="Times New Roman" w:cs="Times New Roman" w:eastAsia="Times New Roman"/>
-          <w:b/>
-          <w:color w:val="000000"/>
-          <w:sz w:val="24"/>
-        </w:rPr>
-        <w:t>5.6 PMK 37/2025 and reporting architecture</w:t>
-      </w:r>
-    </w:p>
-    <w:p>
-      <w:pPr>
-        <w:spacing w:after="60" w:before="0" w:line="276" w:lineRule="auto"/>
-        <w:jc w:val="both"/>
-      </w:pPr>
-      <w:r>
-        <w:rPr>
-          <w:rFonts w:ascii="Times New Roman" w:hAnsi="Times New Roman" w:cs="Times New Roman" w:eastAsia="Times New Roman"/>
-          <w:color w:val="000000"/>
-          <w:sz w:val="24"/>
-        </w:rPr>
-        <w:t>PMK 37/2025 provides a current institutional application of platform-held seller and transaction records. The current verified timeline records marketplace designation on 1 July 2026, collection effective on 1 August 2026, postponement through 31 October 2026, and a scheduled 1 November 2026 implementation date. DJP describes the mechanism as a change in collection / reporting architecture rather than evidence of a newly identified tax base. The proposal therefore uses PMK as evidence of institutional design, not as proof that compliance or tax revenue has already increased.</w:t>
+        <w:t>Outside Indonesia, 48 matched issuer-years across eight platform businesses show that transaction value and revenue can also diverge under other business models. This evidence remains external corroboration only; it is neither pooled with Indonesia nor treated as a representative global sample.</w:t>
       </w:r>
     </w:p>
     <w:p>
@@ -6029,7 +3025,7 @@
           <w:color w:val="000000"/>
           <w:sz w:val="26"/>
         </w:rPr>
-        <w:t>6. Limitations and decisions for the proposal examination</w:t>
+        <w:t>6. Limitations and Proposal Decisions</w:t>
       </w:r>
     </w:p>
     <w:p>
@@ -6043,7 +3039,7 @@
           <w:color w:val="000000"/>
           <w:sz w:val="24"/>
         </w:rPr>
-        <w:t>The wedge measures transaction value not booked as platform revenue. It does not establish that all residual GTV is profit, taxable income, unpaid tax, tax evasion, or GDP value-added. No Indonesian platform publishes a strictly country-labelled matched pair across the full longitudinal design, so every observation carries an explicit evidence tier and the tiers differ in what they support. Mechanism reconciliations are arithmetic against disclosed issuer categories, not causal decompositions. BPS evidence is aggregate / ecological relative to issuer observations. PMK 37/2025 does not yet provide a completed post-implementation period from which to estimate a compliance effect. The global issuer panel is purposively selected and is not a representative global population.</w:t>
+        <w:t>The proposal makes four boundaries explicit. First, V − R is not participant profit, taxable income, unpaid tax, tax evasion, or missing GDP. Second, evidence tiers differ in directness and cannot be silently pooled. Third, issuer-component reconciliations are arithmetic rather than causal. Fourth, BPS and PMK evidence establish aggregate patterns and institutional design, not firm-level causal effects or completed policy outcomes.</w:t>
       </w:r>
     </w:p>
     <w:p>
@@ -6057,49 +3053,7 @@
           <w:color w:val="000000"/>
           <w:sz w:val="24"/>
         </w:rPr>
-        <w:t>Two sample decisions should remain explicit rather than silently settled in prose:</w:t>
-      </w:r>
-    </w:p>
-    <w:p>
-      <w:pPr>
-        <w:spacing w:after="60" w:before="0" w:line="276" w:lineRule="auto"/>
-        <w:jc w:val="both"/>
-      </w:pPr>
-      <w:r>
-        <w:rPr>
-          <w:rFonts w:ascii="Times New Roman" w:hAnsi="Times New Roman" w:cs="Times New Roman" w:eastAsia="Times New Roman"/>
-          <w:color w:val="000000"/>
-          <w:sz w:val="24"/>
-        </w:rPr>
-        <w:t>1. whether Blibli 3P Retail and Bukalapak Group enter the final longitudinal main sample, remain a labelled direct scope-pending tier, or are excluded;</w:t>
-      </w:r>
-    </w:p>
-    <w:p>
-      <w:pPr>
-        <w:spacing w:after="60" w:before="0" w:line="276" w:lineRule="auto"/>
-        <w:jc w:val="both"/>
-      </w:pPr>
-      <w:r>
-        <w:rPr>
-          <w:rFonts w:ascii="Times New Roman" w:hAnsi="Times New Roman" w:cs="Times New Roman" w:eastAsia="Times New Roman"/>
-          <w:color w:val="000000"/>
-          <w:sz w:val="24"/>
-        </w:rPr>
-        <w:t>2. whether Grab and Shopee conditional country reconstructions may appear in the main comparison or should remain sensitivity evidence only.</w:t>
-      </w:r>
-    </w:p>
-    <w:p>
-      <w:pPr>
-        <w:spacing w:after="60" w:before="0" w:line="276" w:lineRule="auto"/>
-        <w:jc w:val="both"/>
-      </w:pPr>
-      <w:r>
-        <w:rPr>
-          <w:rFonts w:ascii="Times New Roman" w:hAnsi="Times New Roman" w:cs="Times New Roman" w:eastAsia="Times New Roman"/>
-          <w:color w:val="000000"/>
-          <w:sz w:val="24"/>
-        </w:rPr>
-        <w:t>Both decisions change the reported transition counts, and neither should be described as advisor-approved before the advisor / committee decides.</w:t>
+        <w:t>Two sample decisions remain for the advisor / committee: whether Blibli 3P Retail and Bukalapak Group are admissible in the final longitudinal core, and whether Grab and Shopee should remain sensitivity evidence only. The proposal exposes those decisions rather than treating them as already approved.</w:t>
       </w:r>
     </w:p>
     <w:p>
@@ -6116,313 +3070,21 @@
           <w:color w:val="000000"/>
           <w:sz w:val="26"/>
         </w:rPr>
-        <w:t>7. Work plan</w:t>
+        <w:t>7. Next Step</w:t>
       </w:r>
     </w:p>
     <w:p>
       <w:pPr>
-        <w:keepNext/>
-        <w:spacing w:after="40" w:before="140" w:line="276" w:lineRule="auto"/>
-        <w:jc w:val="left"/>
-      </w:pPr>
-      <w:r>
-        <w:rPr>
-          <w:rFonts w:ascii="Times New Roman" w:hAnsi="Times New Roman" w:cs="Times New Roman" w:eastAsia="Times New Roman"/>
-          <w:i/>
-          <w:color w:val="000000"/>
-          <w:sz w:val="19"/>
-        </w:rPr>
-        <w:t>Table 8. Planned work to the final defence. The empirical backend is assembled and source-linked; the remaining work is sample admission, requested analysis, and manuscript construction.</w:t>
-      </w:r>
-    </w:p>
-    <w:tbl>
-      <w:tblPr>
-        <w:tblStyle w:val="TableGrid"/>
-        <w:tblW w:type="auto" w:w="0"/>
-        <w:jc w:val="center"/>
-        <w:tblLook w:firstColumn="1" w:firstRow="1" w:lastColumn="0" w:lastRow="0" w:noHBand="0" w:noVBand="1" w:val="04A0"/>
-      </w:tblPr>
-      <w:tblGrid>
-        <w:gridCol w:w="4706"/>
-        <w:gridCol w:w="4706"/>
-      </w:tblGrid>
-      <w:tr>
-        <w:trPr>
-          <w:tblHeader w:val="true"/>
-          <w:cantSplit/>
-        </w:trPr>
-        <w:tc>
-          <w:tcPr>
-            <w:tcW w:type="dxa" w:w="4706"/>
-          </w:tcPr>
-          <w:p>
-            <w:pPr>
-              <w:spacing w:after="20" w:before="20" w:line="276" w:lineRule="auto"/>
-              <w:jc w:val="left"/>
-            </w:pPr>
-            <w:r>
-              <w:rPr>
-                <w:rFonts w:ascii="Times New Roman" w:hAnsi="Times New Roman" w:cs="Times New Roman" w:eastAsia="Times New Roman"/>
-                <w:b/>
-                <w:color w:val="000000"/>
-                <w:sz w:val="19"/>
-              </w:rPr>
-            </w:r>
-            <w:r>
-              <w:rPr>
-                <w:rFonts w:ascii="Times New Roman" w:hAnsi="Times New Roman" w:cs="Times New Roman" w:eastAsia="Times New Roman"/>
-                <w:b/>
-                <w:color w:val="000000"/>
-                <w:sz w:val="19"/>
-              </w:rPr>
-              <w:t>Period</w:t>
-            </w:r>
-          </w:p>
-        </w:tc>
-        <w:tc>
-          <w:tcPr>
-            <w:tcW w:type="dxa" w:w="4706"/>
-          </w:tcPr>
-          <w:p>
-            <w:pPr>
-              <w:spacing w:after="20" w:before="20" w:line="276" w:lineRule="auto"/>
-              <w:jc w:val="left"/>
-            </w:pPr>
-            <w:r>
-              <w:rPr>
-                <w:rFonts w:ascii="Times New Roman" w:hAnsi="Times New Roman" w:cs="Times New Roman" w:eastAsia="Times New Roman"/>
-                <w:b/>
-                <w:color w:val="000000"/>
-                <w:sz w:val="19"/>
-              </w:rPr>
-            </w:r>
-            <w:r>
-              <w:rPr>
-                <w:rFonts w:ascii="Times New Roman" w:hAnsi="Times New Roman" w:cs="Times New Roman" w:eastAsia="Times New Roman"/>
-                <w:b/>
-                <w:color w:val="000000"/>
-                <w:sz w:val="19"/>
-              </w:rPr>
-              <w:t>Planned work</w:t>
-            </w:r>
-          </w:p>
-        </w:tc>
-      </w:tr>
-      <w:tr>
-        <w:trPr>
-          <w:cantSplit/>
-        </w:trPr>
-        <w:tc>
-          <w:tcPr>
-            <w:tcW w:type="dxa" w:w="4706"/>
-          </w:tcPr>
-          <w:p>
-            <w:pPr>
-              <w:keepNext/>
-              <w:spacing w:after="20" w:before="20" w:line="276" w:lineRule="auto"/>
-              <w:jc w:val="left"/>
-            </w:pPr>
-            <w:r>
-              <w:rPr>
-                <w:rFonts w:ascii="Times New Roman" w:hAnsi="Times New Roman" w:cs="Times New Roman" w:eastAsia="Times New Roman"/>
-                <w:b w:val="0"/>
-                <w:color w:val="000000"/>
-                <w:sz w:val="19"/>
-              </w:rPr>
-            </w:r>
-            <w:r>
-              <w:rPr>
-                <w:rFonts w:ascii="Times New Roman" w:hAnsi="Times New Roman" w:cs="Times New Roman" w:eastAsia="Times New Roman"/>
-                <w:b w:val="0"/>
-                <w:color w:val="000000"/>
-                <w:sz w:val="19"/>
-              </w:rPr>
-              <w:t>September 2026</w:t>
-            </w:r>
-          </w:p>
-        </w:tc>
-        <w:tc>
-          <w:tcPr>
-            <w:tcW w:type="dxa" w:w="4706"/>
-          </w:tcPr>
-          <w:p>
-            <w:pPr>
-              <w:keepNext/>
-              <w:spacing w:after="20" w:before="20" w:line="276" w:lineRule="auto"/>
-              <w:jc w:val="left"/>
-            </w:pPr>
-            <w:r>
-              <w:rPr>
-                <w:rFonts w:ascii="Times New Roman" w:hAnsi="Times New Roman" w:cs="Times New Roman" w:eastAsia="Times New Roman"/>
-                <w:b w:val="0"/>
-                <w:color w:val="000000"/>
-                <w:sz w:val="19"/>
-              </w:rPr>
-            </w:r>
-            <w:r>
-              <w:rPr>
-                <w:rFonts w:ascii="Times New Roman" w:hAnsi="Times New Roman" w:cs="Times New Roman" w:eastAsia="Times New Roman"/>
-                <w:b w:val="0"/>
-                <w:color w:val="000000"/>
-                <w:sz w:val="19"/>
-              </w:rPr>
-              <w:t>Advisor review of the data package; proposal oral examination; freeze the sample-admission rule and the checks the committee requests.</w:t>
-            </w:r>
-          </w:p>
-        </w:tc>
-      </w:tr>
-      <w:tr>
-        <w:trPr>
-          <w:cantSplit/>
-        </w:trPr>
-        <w:tc>
-          <w:tcPr>
-            <w:tcW w:type="dxa" w:w="4706"/>
-          </w:tcPr>
-          <w:p>
-            <w:pPr>
-              <w:keepNext/>
-              <w:spacing w:after="20" w:before="20" w:line="276" w:lineRule="auto"/>
-              <w:jc w:val="left"/>
-            </w:pPr>
-            <w:r>
-              <w:rPr>
-                <w:rFonts w:ascii="Times New Roman" w:hAnsi="Times New Roman" w:cs="Times New Roman" w:eastAsia="Times New Roman"/>
-                <w:b w:val="0"/>
-                <w:color w:val="000000"/>
-                <w:sz w:val="19"/>
-              </w:rPr>
-            </w:r>
-            <w:r>
-              <w:rPr>
-                <w:rFonts w:ascii="Times New Roman" w:hAnsi="Times New Roman" w:cs="Times New Roman" w:eastAsia="Times New Roman"/>
-                <w:b w:val="0"/>
-                <w:color w:val="000000"/>
-                <w:sz w:val="19"/>
-              </w:rPr>
-              <w:t>October–November 2026</w:t>
-            </w:r>
-          </w:p>
-        </w:tc>
-        <w:tc>
-          <w:tcPr>
-            <w:tcW w:type="dxa" w:w="4706"/>
-          </w:tcPr>
-          <w:p>
-            <w:pPr>
-              <w:keepNext/>
-              <w:spacing w:after="20" w:before="20" w:line="276" w:lineRule="auto"/>
-              <w:jc w:val="left"/>
-            </w:pPr>
-            <w:r>
-              <w:rPr>
-                <w:rFonts w:ascii="Times New Roman" w:hAnsi="Times New Roman" w:cs="Times New Roman" w:eastAsia="Times New Roman"/>
-                <w:b w:val="0"/>
-                <w:color w:val="000000"/>
-                <w:sz w:val="19"/>
-              </w:rPr>
-            </w:r>
-            <w:r>
-              <w:rPr>
-                <w:rFonts w:ascii="Times New Roman" w:hAnsi="Times New Roman" w:cs="Times New Roman" w:eastAsia="Times New Roman"/>
-                <w:b w:val="0"/>
-                <w:color w:val="000000"/>
-                <w:sz w:val="19"/>
-              </w:rPr>
-              <w:t>Complete requested reconciliations and source concordance; extend sensitivity to the approved tier boundary; freeze thesis tables and figures.</w:t>
-            </w:r>
-          </w:p>
-        </w:tc>
-      </w:tr>
-      <w:tr>
-        <w:trPr>
-          <w:cantSplit/>
-        </w:trPr>
-        <w:tc>
-          <w:tcPr>
-            <w:tcW w:type="dxa" w:w="4706"/>
-          </w:tcPr>
-          <w:p>
-            <w:pPr>
-              <w:spacing w:after="20" w:before="20" w:line="276" w:lineRule="auto"/>
-              <w:jc w:val="left"/>
-            </w:pPr>
-            <w:r>
-              <w:rPr>
-                <w:rFonts w:ascii="Times New Roman" w:hAnsi="Times New Roman" w:cs="Times New Roman" w:eastAsia="Times New Roman"/>
-                <w:b w:val="0"/>
-                <w:color w:val="000000"/>
-                <w:sz w:val="19"/>
-              </w:rPr>
-            </w:r>
-            <w:r>
-              <w:rPr>
-                <w:rFonts w:ascii="Times New Roman" w:hAnsi="Times New Roman" w:cs="Times New Roman" w:eastAsia="Times New Roman"/>
-                <w:b w:val="0"/>
-                <w:color w:val="000000"/>
-                <w:sz w:val="19"/>
-              </w:rPr>
-              <w:t>Before final defence</w:t>
-            </w:r>
-          </w:p>
-        </w:tc>
-        <w:tc>
-          <w:tcPr>
-            <w:tcW w:type="dxa" w:w="4706"/>
-          </w:tcPr>
-          <w:p>
-            <w:pPr>
-              <w:spacing w:after="20" w:before="20" w:line="276" w:lineRule="auto"/>
-              <w:jc w:val="left"/>
-            </w:pPr>
-            <w:r>
-              <w:rPr>
-                <w:rFonts w:ascii="Times New Roman" w:hAnsi="Times New Roman" w:cs="Times New Roman" w:eastAsia="Times New Roman"/>
-                <w:b w:val="0"/>
-                <w:color w:val="000000"/>
-                <w:sz w:val="19"/>
-              </w:rPr>
-            </w:r>
-            <w:r>
-              <w:rPr>
-                <w:rFonts w:ascii="Times New Roman" w:hAnsi="Times New Roman" w:cs="Times New Roman" w:eastAsia="Times New Roman"/>
-                <w:b w:val="0"/>
-                <w:color w:val="000000"/>
-                <w:sz w:val="19"/>
-              </w:rPr>
-              <w:t>Rebuild the manuscript under the approved sample; retain supporting modules only where they advance the final argument.</w:t>
-            </w:r>
-          </w:p>
-        </w:tc>
-      </w:tr>
-    </w:tbl>
-    <w:p>
-      <w:pPr>
-        <w:spacing w:after="0" w:before="0" w:line="276" w:lineRule="auto"/>
+        <w:spacing w:after="60" w:before="0" w:line="276" w:lineRule="auto"/>
         <w:jc w:val="both"/>
       </w:pPr>
       <w:r>
         <w:rPr>
           <w:rFonts w:ascii="Times New Roman" w:hAnsi="Times New Roman" w:cs="Times New Roman" w:eastAsia="Times New Roman"/>
           <w:color w:val="000000"/>
-          <w:sz w:val="10"/>
+          <w:sz w:val="24"/>
         </w:rPr>
-      </w:r>
-    </w:p>
-    <w:p>
-      <w:pPr>
-        <w:keepNext/>
-        <w:spacing w:after="40" w:before="140" w:line="276" w:lineRule="auto"/>
-        <w:jc w:val="left"/>
-      </w:pPr>
-      <w:r>
-        <w:rPr>
-          <w:rFonts w:ascii="Times New Roman" w:hAnsi="Times New Roman" w:cs="Times New Roman" w:eastAsia="Times New Roman"/>
-          <w:i/>
-          <w:color w:val="000000"/>
-          <w:sz w:val="19"/>
-        </w:rPr>
-        <w:t>Table 8 sets out the remaining work. The empirical backend is already assembled and source-linked; what remains is the sample-admission decision, any analysis the committee requests, and manuscript construction. The schedule therefore depends on the examination outcome rather than on further data collection.</w:t>
+        <w:t>After the proposal examination the approved sample boundary will be frozen and the requested checks completed during October–November 2026, with the full manuscript rebuilt around that boundary before the final defence. Robustness, ASEAN/payment extensions, detailed source reconciliation, and the complete verification ledger remain available in the repository and advisor data package rather than occupying proposal space.</w:t>
       </w:r>
     </w:p>
     <w:p>
@@ -6439,760 +3101,7 @@
           <w:color w:val="000000"/>
           <w:sz w:val="26"/>
         </w:rPr>
-        <w:t>Appendix A — key variables</w:t>
-      </w:r>
-    </w:p>
-    <w:tbl>
-      <w:tblPr>
-        <w:tblStyle w:val="TableGrid"/>
-        <w:tblW w:type="auto" w:w="0"/>
-        <w:jc w:val="center"/>
-        <w:tblLook w:firstColumn="1" w:firstRow="1" w:lastColumn="0" w:lastRow="0" w:noHBand="0" w:noVBand="1" w:val="04A0"/>
-      </w:tblPr>
-      <w:tblGrid>
-        <w:gridCol w:w="3137"/>
-        <w:gridCol w:w="3137"/>
-        <w:gridCol w:w="3137"/>
-      </w:tblGrid>
-      <w:tr>
-        <w:trPr>
-          <w:tblHeader w:val="true"/>
-          <w:cantSplit/>
-        </w:trPr>
-        <w:tc>
-          <w:tcPr>
-            <w:tcW w:type="dxa" w:w="3137"/>
-          </w:tcPr>
-          <w:p>
-            <w:pPr>
-              <w:spacing w:after="20" w:before="20" w:line="276" w:lineRule="auto"/>
-              <w:jc w:val="left"/>
-            </w:pPr>
-            <w:r>
-              <w:rPr>
-                <w:rFonts w:ascii="Times New Roman" w:hAnsi="Times New Roman" w:cs="Times New Roman" w:eastAsia="Times New Roman"/>
-                <w:b/>
-                <w:color w:val="000000"/>
-                <w:sz w:val="19"/>
-              </w:rPr>
-            </w:r>
-            <w:r>
-              <w:rPr>
-                <w:rFonts w:ascii="Times New Roman" w:hAnsi="Times New Roman" w:cs="Times New Roman" w:eastAsia="Times New Roman"/>
-                <w:b/>
-                <w:color w:val="000000"/>
-                <w:sz w:val="19"/>
-              </w:rPr>
-              <w:t>Symbol</w:t>
-            </w:r>
-          </w:p>
-        </w:tc>
-        <w:tc>
-          <w:tcPr>
-            <w:tcW w:type="dxa" w:w="3137"/>
-          </w:tcPr>
-          <w:p>
-            <w:pPr>
-              <w:spacing w:after="20" w:before="20" w:line="276" w:lineRule="auto"/>
-              <w:jc w:val="left"/>
-            </w:pPr>
-            <w:r>
-              <w:rPr>
-                <w:rFonts w:ascii="Times New Roman" w:hAnsi="Times New Roman" w:cs="Times New Roman" w:eastAsia="Times New Roman"/>
-                <w:b/>
-                <w:color w:val="000000"/>
-                <w:sz w:val="19"/>
-              </w:rPr>
-            </w:r>
-            <w:r>
-              <w:rPr>
-                <w:rFonts w:ascii="Times New Roman" w:hAnsi="Times New Roman" w:cs="Times New Roman" w:eastAsia="Times New Roman"/>
-                <w:b/>
-                <w:color w:val="000000"/>
-                <w:sz w:val="19"/>
-              </w:rPr>
-              <w:t>Definition</w:t>
-            </w:r>
-          </w:p>
-        </w:tc>
-        <w:tc>
-          <w:tcPr>
-            <w:tcW w:type="dxa" w:w="3137"/>
-          </w:tcPr>
-          <w:p>
-            <w:pPr>
-              <w:spacing w:after="20" w:before="20" w:line="276" w:lineRule="auto"/>
-              <w:jc w:val="left"/>
-            </w:pPr>
-            <w:r>
-              <w:rPr>
-                <w:rFonts w:ascii="Times New Roman" w:hAnsi="Times New Roman" w:cs="Times New Roman" w:eastAsia="Times New Roman"/>
-                <w:b/>
-                <w:color w:val="000000"/>
-                <w:sz w:val="19"/>
-              </w:rPr>
-            </w:r>
-            <w:r>
-              <w:rPr>
-                <w:rFonts w:ascii="Times New Roman" w:hAnsi="Times New Roman" w:cs="Times New Roman" w:eastAsia="Times New Roman"/>
-                <w:b/>
-                <w:color w:val="000000"/>
-                <w:sz w:val="19"/>
-              </w:rPr>
-              <w:t>Status</w:t>
-            </w:r>
-          </w:p>
-        </w:tc>
-      </w:tr>
-      <w:tr>
-        <w:trPr>
-          <w:cantSplit/>
-        </w:trPr>
-        <w:tc>
-          <w:tcPr>
-            <w:tcW w:type="dxa" w:w="3137"/>
-          </w:tcPr>
-          <w:p>
-            <w:pPr>
-              <w:spacing w:after="20" w:before="20" w:line="276" w:lineRule="auto"/>
-              <w:jc w:val="left"/>
-            </w:pPr>
-            <w:r>
-              <w:rPr>
-                <w:rFonts w:ascii="Times New Roman" w:hAnsi="Times New Roman" w:cs="Times New Roman" w:eastAsia="Times New Roman"/>
-                <w:b w:val="0"/>
-                <w:color w:val="000000"/>
-                <w:sz w:val="19"/>
-              </w:rPr>
-            </w:r>
-            <w:r>
-              <w:rPr>
-                <w:rFonts w:ascii="Times New Roman" w:hAnsi="Times New Roman" w:cs="Times New Roman" w:eastAsia="Times New Roman"/>
-                <w:b w:val="0"/>
-                <w:color w:val="000000"/>
-                <w:sz w:val="19"/>
-              </w:rPr>
-              <w:t>V</w:t>
-            </w:r>
-          </w:p>
-        </w:tc>
-        <w:tc>
-          <w:tcPr>
-            <w:tcW w:type="dxa" w:w="3137"/>
-          </w:tcPr>
-          <w:p>
-            <w:pPr>
-              <w:spacing w:after="20" w:before="20" w:line="276" w:lineRule="auto"/>
-              <w:jc w:val="left"/>
-            </w:pPr>
-            <w:r>
-              <w:rPr>
-                <w:rFonts w:ascii="Times New Roman" w:hAnsi="Times New Roman" w:cs="Times New Roman" w:eastAsia="Times New Roman"/>
-                <w:b w:val="0"/>
-                <w:color w:val="000000"/>
-                <w:sz w:val="19"/>
-              </w:rPr>
-            </w:r>
-            <w:r>
-              <w:rPr>
-                <w:rFonts w:ascii="Times New Roman" w:hAnsi="Times New Roman" w:cs="Times New Roman" w:eastAsia="Times New Roman"/>
-                <w:b w:val="0"/>
-                <w:color w:val="000000"/>
-                <w:sz w:val="19"/>
-              </w:rPr>
-              <w:t>platform transaction value (GTV or the issuer-equivalent metric, scope labelled)</w:t>
-            </w:r>
-          </w:p>
-        </w:tc>
-        <w:tc>
-          <w:tcPr>
-            <w:tcW w:type="dxa" w:w="3137"/>
-          </w:tcPr>
-          <w:p>
-            <w:pPr>
-              <w:spacing w:after="20" w:before="20" w:line="276" w:lineRule="auto"/>
-              <w:jc w:val="left"/>
-            </w:pPr>
-            <w:r>
-              <w:rPr>
-                <w:rFonts w:ascii="Times New Roman" w:hAnsi="Times New Roman" w:cs="Times New Roman" w:eastAsia="Times New Roman"/>
-                <w:b w:val="0"/>
-                <w:color w:val="000000"/>
-                <w:sz w:val="19"/>
-              </w:rPr>
-            </w:r>
-            <w:r>
-              <w:rPr>
-                <w:rFonts w:ascii="Times New Roman" w:hAnsi="Times New Roman" w:cs="Times New Roman" w:eastAsia="Times New Roman"/>
-                <w:b w:val="0"/>
-                <w:color w:val="000000"/>
-                <w:sz w:val="19"/>
-              </w:rPr>
-              <w:t>observed or explicitly derived / external by tier</w:t>
-            </w:r>
-          </w:p>
-        </w:tc>
-      </w:tr>
-      <w:tr>
-        <w:trPr>
-          <w:cantSplit/>
-        </w:trPr>
-        <w:tc>
-          <w:tcPr>
-            <w:tcW w:type="dxa" w:w="3137"/>
-          </w:tcPr>
-          <w:p>
-            <w:pPr>
-              <w:spacing w:after="20" w:before="20" w:line="276" w:lineRule="auto"/>
-              <w:jc w:val="left"/>
-            </w:pPr>
-            <w:r>
-              <w:rPr>
-                <w:rFonts w:ascii="Times New Roman" w:hAnsi="Times New Roman" w:cs="Times New Roman" w:eastAsia="Times New Roman"/>
-                <w:b w:val="0"/>
-                <w:color w:val="000000"/>
-                <w:sz w:val="19"/>
-              </w:rPr>
-            </w:r>
-            <w:r>
-              <w:rPr>
-                <w:rFonts w:ascii="Times New Roman" w:hAnsi="Times New Roman" w:cs="Times New Roman" w:eastAsia="Times New Roman"/>
-                <w:b w:val="0"/>
-                <w:color w:val="000000"/>
-                <w:sz w:val="19"/>
-              </w:rPr>
-              <w:t>R</w:t>
-            </w:r>
-          </w:p>
-        </w:tc>
-        <w:tc>
-          <w:tcPr>
-            <w:tcW w:type="dxa" w:w="3137"/>
-          </w:tcPr>
-          <w:p>
-            <w:pPr>
-              <w:spacing w:after="20" w:before="20" w:line="276" w:lineRule="auto"/>
-              <w:jc w:val="left"/>
-            </w:pPr>
-            <w:r>
-              <w:rPr>
-                <w:rFonts w:ascii="Times New Roman" w:hAnsi="Times New Roman" w:cs="Times New Roman" w:eastAsia="Times New Roman"/>
-                <w:b w:val="0"/>
-                <w:color w:val="000000"/>
-                <w:sz w:val="19"/>
-              </w:rPr>
-            </w:r>
-            <w:r>
-              <w:rPr>
-                <w:rFonts w:ascii="Times New Roman" w:hAnsi="Times New Roman" w:cs="Times New Roman" w:eastAsia="Times New Roman"/>
-                <w:b w:val="0"/>
-                <w:color w:val="000000"/>
-                <w:sz w:val="19"/>
-              </w:rPr>
-              <w:t>platform-recognized revenue on the matched scope and period</w:t>
-            </w:r>
-          </w:p>
-        </w:tc>
-        <w:tc>
-          <w:tcPr>
-            <w:tcW w:type="dxa" w:w="3137"/>
-          </w:tcPr>
-          <w:p>
-            <w:pPr>
-              <w:spacing w:after="20" w:before="20" w:line="276" w:lineRule="auto"/>
-              <w:jc w:val="left"/>
-            </w:pPr>
-            <w:r>
-              <w:rPr>
-                <w:rFonts w:ascii="Times New Roman" w:hAnsi="Times New Roman" w:cs="Times New Roman" w:eastAsia="Times New Roman"/>
-                <w:b w:val="0"/>
-                <w:color w:val="000000"/>
-                <w:sz w:val="19"/>
-              </w:rPr>
-            </w:r>
-            <w:r>
-              <w:rPr>
-                <w:rFonts w:ascii="Times New Roman" w:hAnsi="Times New Roman" w:cs="Times New Roman" w:eastAsia="Times New Roman"/>
-                <w:b w:val="0"/>
-                <w:color w:val="000000"/>
-                <w:sz w:val="19"/>
-              </w:rPr>
-              <w:t>observed or explicitly derived by tier</w:t>
-            </w:r>
-          </w:p>
-        </w:tc>
-      </w:tr>
-      <w:tr>
-        <w:trPr>
-          <w:cantSplit/>
-        </w:trPr>
-        <w:tc>
-          <w:tcPr>
-            <w:tcW w:type="dxa" w:w="3137"/>
-          </w:tcPr>
-          <w:p>
-            <w:pPr>
-              <w:spacing w:after="20" w:before="20" w:line="276" w:lineRule="auto"/>
-              <w:jc w:val="left"/>
-            </w:pPr>
-            <w:r>
-              <w:rPr>
-                <w:rFonts w:ascii="Times New Roman" w:hAnsi="Times New Roman" w:cs="Times New Roman" w:eastAsia="Times New Roman"/>
-                <w:b w:val="0"/>
-                <w:color w:val="000000"/>
-                <w:sz w:val="19"/>
-              </w:rPr>
-            </w:r>
-            <w:r>
-              <w:rPr>
-                <w:rFonts w:ascii="Times New Roman" w:hAnsi="Times New Roman" w:cs="Times New Roman" w:eastAsia="Times New Roman"/>
-                <w:b w:val="0"/>
-                <w:color w:val="000000"/>
-                <w:sz w:val="19"/>
-              </w:rPr>
-              <w:t>W</w:t>
-            </w:r>
-          </w:p>
-        </w:tc>
-        <w:tc>
-          <w:tcPr>
-            <w:tcW w:type="dxa" w:w="3137"/>
-          </w:tcPr>
-          <w:p>
-            <w:pPr>
-              <w:spacing w:after="20" w:before="20" w:line="276" w:lineRule="auto"/>
-              <w:jc w:val="left"/>
-            </w:pPr>
-            <w:r>
-              <w:rPr>
-                <w:rFonts w:ascii="Times New Roman" w:hAnsi="Times New Roman" w:cs="Times New Roman" w:eastAsia="Times New Roman"/>
-                <w:b w:val="0"/>
-                <w:color w:val="000000"/>
-                <w:sz w:val="19"/>
-              </w:rPr>
-            </w:r>
-            <w:r>
-              <w:rPr>
-                <w:rFonts w:ascii="Times New Roman" w:hAnsi="Times New Roman" w:cs="Times New Roman" w:eastAsia="Times New Roman"/>
-                <w:b w:val="0"/>
-                <w:color w:val="000000"/>
-                <w:sz w:val="19"/>
-              </w:rPr>
-              <w:t>V − R, absolute invisible wedge</w:t>
-            </w:r>
-          </w:p>
-        </w:tc>
-        <w:tc>
-          <w:tcPr>
-            <w:tcW w:type="dxa" w:w="3137"/>
-          </w:tcPr>
-          <w:p>
-            <w:pPr>
-              <w:spacing w:after="20" w:before="20" w:line="276" w:lineRule="auto"/>
-              <w:jc w:val="left"/>
-            </w:pPr>
-            <w:r>
-              <w:rPr>
-                <w:rFonts w:ascii="Times New Roman" w:hAnsi="Times New Roman" w:cs="Times New Roman" w:eastAsia="Times New Roman"/>
-                <w:b w:val="0"/>
-                <w:color w:val="000000"/>
-                <w:sz w:val="19"/>
-              </w:rPr>
-            </w:r>
-            <w:r>
-              <w:rPr>
-                <w:rFonts w:ascii="Times New Roman" w:hAnsi="Times New Roman" w:cs="Times New Roman" w:eastAsia="Times New Roman"/>
-                <w:b w:val="0"/>
-                <w:color w:val="000000"/>
-                <w:sz w:val="19"/>
-              </w:rPr>
-              <w:t>derived</w:t>
-            </w:r>
-          </w:p>
-        </w:tc>
-      </w:tr>
-      <w:tr>
-        <w:trPr>
-          <w:cantSplit/>
-        </w:trPr>
-        <w:tc>
-          <w:tcPr>
-            <w:tcW w:type="dxa" w:w="3137"/>
-          </w:tcPr>
-          <w:p>
-            <w:pPr>
-              <w:spacing w:after="20" w:before="20" w:line="276" w:lineRule="auto"/>
-              <w:jc w:val="left"/>
-            </w:pPr>
-            <w:r>
-              <w:rPr>
-                <w:rFonts w:ascii="Times New Roman" w:hAnsi="Times New Roman" w:cs="Times New Roman" w:eastAsia="Times New Roman"/>
-                <w:b w:val="0"/>
-                <w:color w:val="000000"/>
-                <w:sz w:val="19"/>
-              </w:rPr>
-            </w:r>
-            <w:r>
-              <w:rPr>
-                <w:rFonts w:ascii="Times New Roman" w:hAnsi="Times New Roman" w:cs="Times New Roman" w:eastAsia="Times New Roman"/>
-                <w:b w:val="0"/>
-                <w:color w:val="000000"/>
-                <w:sz w:val="19"/>
-              </w:rPr>
-              <w:t>E</w:t>
-            </w:r>
-          </w:p>
-        </w:tc>
-        <w:tc>
-          <w:tcPr>
-            <w:tcW w:type="dxa" w:w="3137"/>
-          </w:tcPr>
-          <w:p>
-            <w:pPr>
-              <w:spacing w:after="20" w:before="20" w:line="276" w:lineRule="auto"/>
-              <w:jc w:val="left"/>
-            </w:pPr>
-            <w:r>
-              <w:rPr>
-                <w:rFonts w:ascii="Times New Roman" w:hAnsi="Times New Roman" w:cs="Times New Roman" w:eastAsia="Times New Roman"/>
-                <w:b w:val="0"/>
-                <w:color w:val="000000"/>
-                <w:sz w:val="19"/>
-              </w:rPr>
-            </w:r>
-            <w:r>
-              <w:rPr>
-                <w:rFonts w:ascii="Times New Roman" w:hAnsi="Times New Roman" w:cs="Times New Roman" w:eastAsia="Times New Roman"/>
-                <w:b w:val="0"/>
-                <w:color w:val="000000"/>
-                <w:sz w:val="19"/>
-              </w:rPr>
-              <w:t>(V − R)/R, Ecosystem Ratio</w:t>
-            </w:r>
-          </w:p>
-        </w:tc>
-        <w:tc>
-          <w:tcPr>
-            <w:tcW w:type="dxa" w:w="3137"/>
-          </w:tcPr>
-          <w:p>
-            <w:pPr>
-              <w:spacing w:after="20" w:before="20" w:line="276" w:lineRule="auto"/>
-              <w:jc w:val="left"/>
-            </w:pPr>
-            <w:r>
-              <w:rPr>
-                <w:rFonts w:ascii="Times New Roman" w:hAnsi="Times New Roman" w:cs="Times New Roman" w:eastAsia="Times New Roman"/>
-                <w:b w:val="0"/>
-                <w:color w:val="000000"/>
-                <w:sz w:val="19"/>
-              </w:rPr>
-            </w:r>
-            <w:r>
-              <w:rPr>
-                <w:rFonts w:ascii="Times New Roman" w:hAnsi="Times New Roman" w:cs="Times New Roman" w:eastAsia="Times New Roman"/>
-                <w:b w:val="0"/>
-                <w:color w:val="000000"/>
-                <w:sz w:val="19"/>
-              </w:rPr>
-              <w:t>author-constructed derived measure</w:t>
-            </w:r>
-          </w:p>
-        </w:tc>
-      </w:tr>
-      <w:tr>
-        <w:trPr>
-          <w:cantSplit/>
-        </w:trPr>
-        <w:tc>
-          <w:tcPr>
-            <w:tcW w:type="dxa" w:w="3137"/>
-          </w:tcPr>
-          <w:p>
-            <w:pPr>
-              <w:spacing w:after="20" w:before="20" w:line="276" w:lineRule="auto"/>
-              <w:jc w:val="left"/>
-            </w:pPr>
-            <w:r>
-              <w:rPr>
-                <w:rFonts w:ascii="Times New Roman" w:hAnsi="Times New Roman" w:cs="Times New Roman" w:eastAsia="Times New Roman"/>
-                <w:b w:val="0"/>
-                <w:color w:val="000000"/>
-                <w:sz w:val="19"/>
-              </w:rPr>
-            </w:r>
-            <w:r>
-              <w:rPr>
-                <w:rFonts w:ascii="Times New Roman" w:hAnsi="Times New Roman" w:cs="Times New Roman" w:eastAsia="Times New Roman"/>
-                <w:b w:val="0"/>
-                <w:color w:val="000000"/>
-                <w:sz w:val="19"/>
-              </w:rPr>
-              <w:t>g(V)</w:t>
-            </w:r>
-          </w:p>
-        </w:tc>
-        <w:tc>
-          <w:tcPr>
-            <w:tcW w:type="dxa" w:w="3137"/>
-          </w:tcPr>
-          <w:p>
-            <w:pPr>
-              <w:spacing w:after="20" w:before="20" w:line="276" w:lineRule="auto"/>
-              <w:jc w:val="left"/>
-            </w:pPr>
-            <w:r>
-              <w:rPr>
-                <w:rFonts w:ascii="Times New Roman" w:hAnsi="Times New Roman" w:cs="Times New Roman" w:eastAsia="Times New Roman"/>
-                <w:b w:val="0"/>
-                <w:color w:val="000000"/>
-                <w:sz w:val="19"/>
-              </w:rPr>
-            </w:r>
-            <w:r>
-              <w:rPr>
-                <w:rFonts w:ascii="Times New Roman" w:hAnsi="Times New Roman" w:cs="Times New Roman" w:eastAsia="Times New Roman"/>
-                <w:b w:val="0"/>
-                <w:color w:val="000000"/>
-                <w:sz w:val="19"/>
-              </w:rPr>
-              <w:t>within-series transaction-value growth</w:t>
-            </w:r>
-          </w:p>
-        </w:tc>
-        <w:tc>
-          <w:tcPr>
-            <w:tcW w:type="dxa" w:w="3137"/>
-          </w:tcPr>
-          <w:p>
-            <w:pPr>
-              <w:spacing w:after="20" w:before="20" w:line="276" w:lineRule="auto"/>
-              <w:jc w:val="left"/>
-            </w:pPr>
-            <w:r>
-              <w:rPr>
-                <w:rFonts w:ascii="Times New Roman" w:hAnsi="Times New Roman" w:cs="Times New Roman" w:eastAsia="Times New Roman"/>
-                <w:b w:val="0"/>
-                <w:color w:val="000000"/>
-                <w:sz w:val="19"/>
-              </w:rPr>
-            </w:r>
-            <w:r>
-              <w:rPr>
-                <w:rFonts w:ascii="Times New Roman" w:hAnsi="Times New Roman" w:cs="Times New Roman" w:eastAsia="Times New Roman"/>
-                <w:b w:val="0"/>
-                <w:color w:val="000000"/>
-                <w:sz w:val="19"/>
-              </w:rPr>
-              <w:t>derived from unrounded inputs</w:t>
-            </w:r>
-          </w:p>
-        </w:tc>
-      </w:tr>
-      <w:tr>
-        <w:trPr>
-          <w:cantSplit/>
-        </w:trPr>
-        <w:tc>
-          <w:tcPr>
-            <w:tcW w:type="dxa" w:w="3137"/>
-          </w:tcPr>
-          <w:p>
-            <w:pPr>
-              <w:spacing w:after="20" w:before="20" w:line="276" w:lineRule="auto"/>
-              <w:jc w:val="left"/>
-            </w:pPr>
-            <w:r>
-              <w:rPr>
-                <w:rFonts w:ascii="Times New Roman" w:hAnsi="Times New Roman" w:cs="Times New Roman" w:eastAsia="Times New Roman"/>
-                <w:b w:val="0"/>
-                <w:color w:val="000000"/>
-                <w:sz w:val="19"/>
-              </w:rPr>
-            </w:r>
-            <w:r>
-              <w:rPr>
-                <w:rFonts w:ascii="Times New Roman" w:hAnsi="Times New Roman" w:cs="Times New Roman" w:eastAsia="Times New Roman"/>
-                <w:b w:val="0"/>
-                <w:color w:val="000000"/>
-                <w:sz w:val="19"/>
-              </w:rPr>
-              <w:t>g(R)</w:t>
-            </w:r>
-          </w:p>
-        </w:tc>
-        <w:tc>
-          <w:tcPr>
-            <w:tcW w:type="dxa" w:w="3137"/>
-          </w:tcPr>
-          <w:p>
-            <w:pPr>
-              <w:spacing w:after="20" w:before="20" w:line="276" w:lineRule="auto"/>
-              <w:jc w:val="left"/>
-            </w:pPr>
-            <w:r>
-              <w:rPr>
-                <w:rFonts w:ascii="Times New Roman" w:hAnsi="Times New Roman" w:cs="Times New Roman" w:eastAsia="Times New Roman"/>
-                <w:b w:val="0"/>
-                <w:color w:val="000000"/>
-                <w:sz w:val="19"/>
-              </w:rPr>
-            </w:r>
-            <w:r>
-              <w:rPr>
-                <w:rFonts w:ascii="Times New Roman" w:hAnsi="Times New Roman" w:cs="Times New Roman" w:eastAsia="Times New Roman"/>
-                <w:b w:val="0"/>
-                <w:color w:val="000000"/>
-                <w:sz w:val="19"/>
-              </w:rPr>
-              <w:t>within-series platform-revenue growth</w:t>
-            </w:r>
-          </w:p>
-        </w:tc>
-        <w:tc>
-          <w:tcPr>
-            <w:tcW w:type="dxa" w:w="3137"/>
-          </w:tcPr>
-          <w:p>
-            <w:pPr>
-              <w:spacing w:after="20" w:before="20" w:line="276" w:lineRule="auto"/>
-              <w:jc w:val="left"/>
-            </w:pPr>
-            <w:r>
-              <w:rPr>
-                <w:rFonts w:ascii="Times New Roman" w:hAnsi="Times New Roman" w:cs="Times New Roman" w:eastAsia="Times New Roman"/>
-                <w:b w:val="0"/>
-                <w:color w:val="000000"/>
-                <w:sz w:val="19"/>
-              </w:rPr>
-            </w:r>
-            <w:r>
-              <w:rPr>
-                <w:rFonts w:ascii="Times New Roman" w:hAnsi="Times New Roman" w:cs="Times New Roman" w:eastAsia="Times New Roman"/>
-                <w:b w:val="0"/>
-                <w:color w:val="000000"/>
-                <w:sz w:val="19"/>
-              </w:rPr>
-              <w:t>derived from unrounded inputs</w:t>
-            </w:r>
-          </w:p>
-        </w:tc>
-      </w:tr>
-      <w:tr>
-        <w:trPr>
-          <w:cantSplit/>
-        </w:trPr>
-        <w:tc>
-          <w:tcPr>
-            <w:tcW w:type="dxa" w:w="3137"/>
-          </w:tcPr>
-          <w:p>
-            <w:pPr>
-              <w:spacing w:after="20" w:before="20" w:line="276" w:lineRule="auto"/>
-              <w:jc w:val="left"/>
-            </w:pPr>
-            <w:r>
-              <w:rPr>
-                <w:rFonts w:ascii="Times New Roman" w:hAnsi="Times New Roman" w:cs="Times New Roman" w:eastAsia="Times New Roman"/>
-                <w:b w:val="0"/>
-                <w:color w:val="000000"/>
-                <w:sz w:val="19"/>
-              </w:rPr>
-            </w:r>
-            <w:r>
-              <w:rPr>
-                <w:rFonts w:ascii="Times New Roman" w:hAnsi="Times New Roman" w:cs="Times New Roman" w:eastAsia="Times New Roman"/>
-                <w:b w:val="0"/>
-                <w:color w:val="000000"/>
-                <w:sz w:val="19"/>
-              </w:rPr>
-              <w:t>D</w:t>
-            </w:r>
-          </w:p>
-        </w:tc>
-        <w:tc>
-          <w:tcPr>
-            <w:tcW w:type="dxa" w:w="3137"/>
-          </w:tcPr>
-          <w:p>
-            <w:pPr>
-              <w:spacing w:after="20" w:before="20" w:line="276" w:lineRule="auto"/>
-              <w:jc w:val="left"/>
-            </w:pPr>
-            <w:r>
-              <w:rPr>
-                <w:rFonts w:ascii="Times New Roman" w:hAnsi="Times New Roman" w:cs="Times New Roman" w:eastAsia="Times New Roman"/>
-                <w:b w:val="0"/>
-                <w:color w:val="000000"/>
-                <w:sz w:val="19"/>
-              </w:rPr>
-            </w:r>
-            <w:r>
-              <w:rPr>
-                <w:rFonts w:ascii="Times New Roman" w:hAnsi="Times New Roman" w:cs="Times New Roman" w:eastAsia="Times New Roman"/>
-                <w:b w:val="0"/>
-                <w:color w:val="000000"/>
-                <w:sz w:val="19"/>
-              </w:rPr>
-              <w:t>g(V) − g(R), growth divergence</w:t>
-            </w:r>
-          </w:p>
-        </w:tc>
-        <w:tc>
-          <w:tcPr>
-            <w:tcW w:type="dxa" w:w="3137"/>
-          </w:tcPr>
-          <w:p>
-            <w:pPr>
-              <w:spacing w:after="20" w:before="20" w:line="276" w:lineRule="auto"/>
-              <w:jc w:val="left"/>
-            </w:pPr>
-            <w:r>
-              <w:rPr>
-                <w:rFonts w:ascii="Times New Roman" w:hAnsi="Times New Roman" w:cs="Times New Roman" w:eastAsia="Times New Roman"/>
-                <w:b w:val="0"/>
-                <w:color w:val="000000"/>
-                <w:sz w:val="19"/>
-              </w:rPr>
-            </w:r>
-            <w:r>
-              <w:rPr>
-                <w:rFonts w:ascii="Times New Roman" w:hAnsi="Times New Roman" w:cs="Times New Roman" w:eastAsia="Times New Roman"/>
-                <w:b w:val="0"/>
-                <w:color w:val="000000"/>
-                <w:sz w:val="19"/>
-              </w:rPr>
-              <w:t>derived</w:t>
-            </w:r>
-          </w:p>
-        </w:tc>
-      </w:tr>
-    </w:tbl>
-    <w:p>
-      <w:pPr>
-        <w:spacing w:after="0" w:before="0" w:line="276" w:lineRule="auto"/>
-        <w:jc w:val="both"/>
-      </w:pPr>
-      <w:r>
-        <w:rPr>
-          <w:rFonts w:ascii="Times New Roman" w:hAnsi="Times New Roman" w:cs="Times New Roman" w:eastAsia="Times New Roman"/>
-          <w:color w:val="000000"/>
-          <w:sz w:val="10"/>
-        </w:rPr>
-      </w:r>
-    </w:p>
-    <w:p>
-      <w:pPr>
-        <w:spacing w:after="60" w:before="0" w:line="276" w:lineRule="auto"/>
-        <w:jc w:val="both"/>
-      </w:pPr>
-      <w:r>
-        <w:rPr>
-          <w:rFonts w:ascii="Times New Roman" w:hAnsi="Times New Roman" w:cs="Times New Roman" w:eastAsia="Times New Roman"/>
-          <w:color w:val="000000"/>
-          <w:sz w:val="24"/>
-        </w:rPr>
-        <w:t>Data sources by evidence tier.</w:t>
+        <w:t>Appendix A — data sources by evidence tier</w:t>
       </w:r>
     </w:p>
     <w:tbl>
@@ -7354,7 +3263,7 @@
                 <w:color w:val="000000"/>
                 <w:sz w:val="19"/>
               </w:rPr>
-              <w:t>Direct Indonesia-aligned segment</w:t>
+              <w:t>Direct Indonesia-aligned</w:t>
             </w:r>
           </w:p>
         </w:tc>
@@ -7410,7 +3319,7 @@
                 <w:color w:val="000000"/>
                 <w:sz w:val="19"/>
               </w:rPr>
-              <w:t>GoTo Gojek Tokopedia annual report, e-commerce segment operating metrics</w:t>
+              <w:t>GoTo annual report, e-commerce segment metrics</w:t>
             </w:r>
           </w:p>
         </w:tc>
@@ -7471,7 +3380,7 @@
                 <w:color w:val="000000"/>
                 <w:sz w:val="19"/>
               </w:rPr>
-              <w:t>Direct issuer, scope-pending</w:t>
+              <w:t>Direct, scope-pending</w:t>
             </w:r>
           </w:p>
         </w:tc>
@@ -7527,7 +3436,7 @@
                 <w:color w:val="000000"/>
                 <w:sz w:val="19"/>
               </w:rPr>
-              <w:t>Global Digital Niaga prospectus and annual results releases</w:t>
+              <w:t>Global Digital Niaga prospectus and results releases</w:t>
             </w:r>
           </w:p>
         </w:tc>
@@ -7588,7 +3497,7 @@
                 <w:color w:val="000000"/>
                 <w:sz w:val="19"/>
               </w:rPr>
-              <w:t>Direct issuer, scope-pending</w:t>
+              <w:t>Direct, scope-pending</w:t>
             </w:r>
           </w:p>
         </w:tc>
@@ -7705,7 +3614,7 @@
                 <w:color w:val="000000"/>
                 <w:sz w:val="19"/>
               </w:rPr>
-              <w:t>Conditional country reconstruction</w:t>
+              <w:t>Conditional reconstruction</w:t>
             </w:r>
           </w:p>
         </w:tc>
@@ -7761,7 +3670,7 @@
                 <w:color w:val="000000"/>
                 <w:sz w:val="19"/>
               </w:rPr>
-              <w:t>Derived: disclosed Indonesia revenue ÷ Group monetization rate (Grab Form 20-F)</w:t>
+              <w:t>Derived from disclosed Indonesia revenue and the Group monetization rate (Form 20-F)</w:t>
             </w:r>
           </w:p>
         </w:tc>
@@ -7789,7 +3698,7 @@
                 <w:color w:val="000000"/>
                 <w:sz w:val="19"/>
               </w:rPr>
-              <w:t>Grab Form 20-F, disclosed Indonesia revenue</w:t>
+              <w:t>Grab Form 20-F</w:t>
             </w:r>
           </w:p>
         </w:tc>
@@ -7822,7 +3731,7 @@
                 <w:color w:val="000000"/>
                 <w:sz w:val="19"/>
               </w:rPr>
-              <w:t>Conditional country reconstruction</w:t>
+              <w:t>Conditional reconstruction</w:t>
             </w:r>
           </w:p>
         </w:tc>
@@ -7878,7 +3787,7 @@
                 <w:color w:val="000000"/>
                 <w:sz w:val="19"/>
               </w:rPr>
-              <w:t>Momentum Works Southeast Asia e-commerce report, third-party market estimate</w:t>
+              <w:t>Momentum Works Southeast Asia e-commerce estimate (third-party)</w:t>
             </w:r>
           </w:p>
         </w:tc>
@@ -7906,7 +3815,7 @@
                 <w:color w:val="000000"/>
                 <w:sz w:val="19"/>
               </w:rPr>
-              <w:t>Derived from Sea Limited Form 20-F at the estimated country take rate</w:t>
+              <w:t>Derived from Sea Limited Form 20-F</w:t>
             </w:r>
           </w:p>
         </w:tc>
@@ -7939,7 +3848,7 @@
                 <w:color w:val="000000"/>
                 <w:sz w:val="19"/>
               </w:rPr>
-              <w:t>National statistical evidence</w:t>
+              <w:t>National statistics</w:t>
             </w:r>
           </w:p>
         </w:tc>
@@ -7995,7 +3904,7 @@
                 <w:color w:val="000000"/>
                 <w:sz w:val="19"/>
               </w:rPr>
-              <w:t>E-Commerce Statistics 2023 and 2024; BPS directorate presentation for the 2024 sales-media split</w:t>
+              <w:t>E-Commerce Statistics 2023, 2024; BPS directorate presentation</w:t>
             </w:r>
           </w:p>
         </w:tc>
@@ -8056,7 +3965,7 @@
                 <w:color w:val="000000"/>
                 <w:sz w:val="19"/>
               </w:rPr>
-              <w:t>Regulatory architecture</w:t>
+              <w:t>Regulatory</w:t>
             </w:r>
           </w:p>
         </w:tc>
@@ -8084,7 +3993,7 @@
                 <w:color w:val="000000"/>
                 <w:sz w:val="19"/>
               </w:rPr>
-              <w:t>PMK 37/2025; DJP materials</w:t>
+              <w:t>PMK 37/2025; DJP</w:t>
             </w:r>
           </w:p>
         </w:tc>
@@ -8170,7 +4079,7 @@
           <w:color w:val="000000"/>
           <w:sz w:val="24"/>
         </w:rPr>
-        <w:t>Every figure used in this proposal is traced to a named file and locator in the accompanying data package.</w:t>
+        <w:t>Every figure used in this proposal traces to a named file and locator in the accompanying data package.</w:t>
       </w:r>
     </w:p>
     <w:p>

--- a/papers/current/Invisible_Ledger_Thesis_Proposal_FINAL_2026-09-14.docx
+++ b/papers/current/Invisible_Ledger_Thesis_Proposal_FINAL_2026-09-14.docx
@@ -4,12 +4,11 @@
   <w:body>
     <w:p>
       <w:pPr>
-        <w:keepNext/>
         <w:jc w:val="center"/>
       </w:pPr>
       <w:r>
         <w:rPr>
-          <w:rFonts w:ascii="Times New Roman" w:hAnsi="Times New Roman" w:cs="Times New Roman" w:eastAsia="Times New Roman"/>
+          <w:rFonts w:ascii="Times New Roman" w:hAnsi="Times New Roman" w:cs="Times New Roman"/>
           <w:b/>
           <w:sz w:val="24"/>
         </w:rPr>
@@ -24,7 +23,7 @@
       </w:pPr>
       <w:r>
         <w:rPr>
-          <w:rFonts w:ascii="Times New Roman" w:hAnsi="Times New Roman" w:cs="Times New Roman" w:eastAsia="Times New Roman"/>
+          <w:rFonts w:ascii="Times New Roman" w:hAnsi="Times New Roman" w:cs="Times New Roman"/>
           <w:sz w:val="24"/>
         </w:rPr>
         <w:t>管理學院財務金融暨會計碩士班</w:t>
@@ -35,12 +34,11 @@
     <w:p/>
     <w:p>
       <w:pPr>
-        <w:keepNext/>
         <w:jc w:val="center"/>
       </w:pPr>
       <w:r>
         <w:rPr>
-          <w:rFonts w:ascii="Times New Roman" w:hAnsi="Times New Roman" w:cs="Times New Roman" w:eastAsia="Times New Roman"/>
+          <w:rFonts w:ascii="Times New Roman" w:hAnsi="Times New Roman" w:cs="Times New Roman"/>
           <w:b/>
           <w:sz w:val="24"/>
         </w:rPr>
@@ -52,12 +50,11 @@
     <w:p/>
     <w:p>
       <w:pPr>
-        <w:keepNext/>
         <w:jc w:val="center"/>
       </w:pPr>
       <w:r>
         <w:rPr>
-          <w:rFonts w:ascii="Times New Roman" w:hAnsi="Times New Roman" w:cs="Times New Roman" w:eastAsia="Times New Roman"/>
+          <w:rFonts w:ascii="Times New Roman" w:hAnsi="Times New Roman" w:cs="Times New Roman"/>
           <w:b/>
           <w:sz w:val="24"/>
         </w:rPr>
@@ -66,12 +63,11 @@
     </w:p>
     <w:p>
       <w:pPr>
-        <w:keepNext/>
         <w:jc w:val="center"/>
       </w:pPr>
       <w:r>
         <w:rPr>
-          <w:rFonts w:ascii="Times New Roman" w:hAnsi="Times New Roman" w:cs="Times New Roman" w:eastAsia="Times New Roman"/>
+          <w:rFonts w:ascii="Times New Roman" w:hAnsi="Times New Roman" w:cs="Times New Roman"/>
           <w:b/>
           <w:sz w:val="24"/>
         </w:rPr>
@@ -86,7 +82,7 @@
       </w:pPr>
       <w:r>
         <w:rPr>
-          <w:rFonts w:ascii="Times New Roman" w:hAnsi="Times New Roman" w:cs="Times New Roman" w:eastAsia="Times New Roman"/>
+          <w:rFonts w:ascii="Times New Roman" w:hAnsi="Times New Roman" w:cs="Times New Roman"/>
           <w:sz w:val="24"/>
         </w:rPr>
         <w:t>研究生 / Student: 王新福 Christopher Ongko</w:t>
@@ -98,7 +94,7 @@
       </w:pPr>
       <w:r>
         <w:rPr>
-          <w:rFonts w:ascii="Times New Roman" w:hAnsi="Times New Roman" w:cs="Times New Roman" w:eastAsia="Times New Roman"/>
+          <w:rFonts w:ascii="Times New Roman" w:hAnsi="Times New Roman" w:cs="Times New Roman"/>
           <w:sz w:val="24"/>
         </w:rPr>
         <w:t>指導教授 / Advisor: 孔德蓉 De-Rong Kong</w:t>
@@ -111,7 +107,7 @@
       </w:pPr>
       <w:r>
         <w:rPr>
-          <w:rFonts w:ascii="Times New Roman" w:hAnsi="Times New Roman" w:cs="Times New Roman" w:eastAsia="Times New Roman"/>
+          <w:rFonts w:ascii="Times New Roman" w:hAnsi="Times New Roman" w:cs="Times New Roman"/>
           <w:sz w:val="24"/>
         </w:rPr>
         <w:t>中華民國 115 年 9 月</w:t>
@@ -122,7 +118,7 @@
     <w:p>
       <w:r>
         <w:rPr>
-          <w:rFonts w:ascii="Times New Roman" w:hAnsi="Times New Roman" w:cs="Times New Roman" w:eastAsia="Times New Roman"/>
+          <w:rFonts w:ascii="Times New Roman" w:hAnsi="Times New Roman" w:cs="Times New Roman"/>
           <w:sz w:val="24"/>
         </w:rPr>
         <w:br w:type="page"/>
@@ -132,59 +128,57 @@
       <w:pPr>
         <w:pStyle w:val="Heading1"/>
         <w:keepNext/>
-        <w:spacing w:after="80" w:before="180" w:line="276" w:lineRule="auto"/>
+        <w:spacing w:before="200" w:after="100"/>
         <w:jc w:val="left"/>
       </w:pPr>
       <w:r>
         <w:rPr>
           <w:rFonts w:ascii="Times New Roman" w:hAnsi="Times New Roman" w:cs="Times New Roman" w:eastAsia="Times New Roman"/>
           <w:b/>
-          <w:color w:val="000000"/>
-          <w:sz w:val="26"/>
+          <w:sz w:val="24"/>
         </w:rPr>
         <w:t>Abstract</w:t>
       </w:r>
     </w:p>
     <w:p>
       <w:pPr>
-        <w:spacing w:after="60" w:before="0" w:line="276" w:lineRule="auto"/>
+        <w:spacing w:line="254" w:lineRule="auto" w:after="80" w:before="0"/>
         <w:jc w:val="both"/>
       </w:pPr>
       <w:r>
         <w:rPr>
           <w:rFonts w:ascii="Times New Roman" w:hAnsi="Times New Roman" w:cs="Times New Roman" w:eastAsia="Times New Roman"/>
-          <w:color w:val="000000"/>
+          <w:i w:val="0"/>
           <w:sz w:val="24"/>
         </w:rPr>
-        <w:t>This study measures the difference between the transaction value digital platforms process in Indonesia and the revenue those platforms recognize for themselves. I call that difference the invisible wedge. The absolute wedge is W = V − R, where V is transaction value and R is platform revenue; the Ecosystem Ratio, E = (V − R)/R, expresses the same boundary relative to revenue and is constructed for this study rather than adopted from prior work. Because no Indonesian platform discloses a strictly country-labelled matched pair across the study period, observations are retained under named evidence tiers rather than pooled as if equal in scope. The inventory spans seventeen candidate platform-year levels from FY2019 to FY2025. The proposal asks how large the wedge is, how it changes, and what explains those changes, then uses official statistics and Indonesia's marketplace-reporting rules to locate related activity and records beyond platform revenue.</w:t>
+        <w:t>This study measures the difference between the transaction value digital platforms process in Indonesia and the revenue those platforms recognize for themselves. I call that difference the invisible wedge. The absolute wedge is W = V - R, where V is transaction value and R is platform revenue; the Ecosystem Ratio, E = (V - R)/R, expresses the same boundary relative to revenue and is constructed for this study rather than adopted from prior work. Because no Indonesian platform discloses a strictly country-labelled matched pair across the study period, observations are retained under named evidence tiers rather than pooled as if equal in scope. The inventory spans seventeen candidate platform-year levels from FY2019 to FY2025. The proposal asks how large the wedge is, how it changes, and what explains those changes, then uses official statistics and Indonesia's marketplace-reporting rules to locate related activity and records beyond platform revenue.</w:t>
       </w:r>
     </w:p>
     <w:p>
       <w:pPr>
         <w:pStyle w:val="Heading1"/>
         <w:keepNext/>
-        <w:spacing w:after="80" w:before="180" w:line="276" w:lineRule="auto"/>
+        <w:spacing w:before="200" w:after="100"/>
         <w:jc w:val="left"/>
       </w:pPr>
       <w:r>
         <w:rPr>
           <w:rFonts w:ascii="Times New Roman" w:hAnsi="Times New Roman" w:cs="Times New Roman" w:eastAsia="Times New Roman"/>
           <w:b/>
-          <w:color w:val="000000"/>
-          <w:sz w:val="26"/>
+          <w:sz w:val="24"/>
         </w:rPr>
         <w:t>1. Introduction</w:t>
       </w:r>
     </w:p>
     <w:p>
       <w:pPr>
-        <w:spacing w:after="60" w:before="0" w:line="276" w:lineRule="auto"/>
+        <w:spacing w:line="254" w:lineRule="auto" w:after="80" w:before="0"/>
         <w:jc w:val="both"/>
       </w:pPr>
       <w:r>
         <w:rPr>
           <w:rFonts w:ascii="Times New Roman" w:hAnsi="Times New Roman" w:cs="Times New Roman" w:eastAsia="Times New Roman"/>
-          <w:color w:val="000000"/>
+          <w:i w:val="0"/>
           <w:sz w:val="24"/>
         </w:rPr>
         <w:t>Southeast Asia's digital economy grew from US$100 billion in gross transaction value in 2020 to US$263 billion in 2024 (Google, Temasek and Bain 2020, 2024; reported there as gross merchandise value). Much of that activity is coordinated through digital platforms, but transaction value can be far larger than the revenue a platform recognizes for itself. Platforms record transactions, determine participant payouts, and book their own revenue. I call the difference between transaction value processed through a platform and platform-booked revenue the invisible wedge.</w:t>
@@ -192,58 +186,57 @@
     </w:p>
     <w:p>
       <w:pPr>
-        <w:spacing w:after="60" w:before="0" w:line="276" w:lineRule="auto"/>
+        <w:spacing w:line="254" w:lineRule="auto" w:after="80" w:before="0"/>
         <w:jc w:val="both"/>
       </w:pPr>
       <w:r>
         <w:rPr>
           <w:rFonts w:ascii="Times New Roman" w:hAnsi="Times New Roman" w:cs="Times New Roman" w:eastAsia="Times New Roman"/>
-          <w:color w:val="000000"/>
+          <w:i w:val="0"/>
           <w:sz w:val="24"/>
         </w:rPr>
-        <w:t>Suppose a platform processes 100 units of transaction value but recognizes only 10 units as revenue. The remaining 90 units are still recorded within the platform's system but do not constitute platform revenue; they may include merchant receipts, driver payouts, inventory costs, taxes paid elsewhere, and other pass-through payments. The paper measures this accounting gap without assuming that the residual is profit, taxable income, or unpaid tax. The 90-unit difference is the absolute wedge, W = V − R.</w:t>
+        <w:t>Suppose a platform processes 100 units of transaction value but recognizes only 10 units as revenue. The remaining 90 units are still recorded within the platform's system but do not constitute platform revenue; they may include merchant receipts, driver payouts, inventory costs, taxes paid elsewhere, and other pass-through payments. The paper measures this accounting gap without assuming that the residual is profit, taxable income, or unpaid tax. The 90-unit difference is the absolute wedge, W = V - R.</w:t>
       </w:r>
     </w:p>
     <w:p>
       <w:pPr>
-        <w:spacing w:after="60" w:before="0" w:line="276" w:lineRule="auto"/>
+        <w:spacing w:line="254" w:lineRule="auto" w:after="80" w:before="0"/>
         <w:jc w:val="both"/>
       </w:pPr>
       <w:r>
         <w:rPr>
           <w:rFonts w:ascii="Times New Roman" w:hAnsi="Times New Roman" w:cs="Times New Roman" w:eastAsia="Times New Roman"/>
-          <w:color w:val="000000"/>
+          <w:i w:val="0"/>
           <w:sz w:val="24"/>
         </w:rPr>
-        <w:t>I measure the wedge relative to revenue with the Ecosystem Ratio, E = (V − R)/R. For FY2023, three selected platform cases imply a combined wedge of approximately US$40.07 billion, about 2.9 percent of Indonesia's 2023 nominal GDP. This is a scale comparison only: the wedge is transaction value outside platform revenue, not GDP value added, participant profit, or a tax gap.</w:t>
+        <w:t>I measure the wedge relative to revenue with the Ecosystem Ratio, E = (V - R)/R. For FY2023, three selected platform cases imply a combined wedge of approximately US$40.07 billion, about 2.9 percent of Indonesia's 2023 nominal GDP. This is a scale comparison only: the wedge is transaction value outside platform revenue, not GDP value added, participant profit, or a tax gap.</w:t>
       </w:r>
     </w:p>
     <w:p>
       <w:pPr>
-        <w:spacing w:after="60" w:before="0" w:line="276" w:lineRule="auto"/>
+        <w:spacing w:line="254" w:lineRule="auto" w:after="80" w:before="0"/>
         <w:jc w:val="both"/>
       </w:pPr>
       <w:r>
         <w:rPr>
           <w:rFonts w:ascii="Times New Roman" w:hAnsi="Times New Roman" w:cs="Times New Roman" w:eastAsia="Times New Roman"/>
-          <w:color w:val="000000"/>
+          <w:i w:val="0"/>
           <w:sz w:val="24"/>
         </w:rPr>
-        <w:t>The term invisible therefore does not imply concealment. A platform may hold seller- or worker-linked transaction records even when those records do not enter routine third-party income reporting. The wedge does not measure that reporting gap. It measures the transaction–revenue boundary; the reporting question is whether records behind that activity are separately transmitted and usable outside the platform.</w:t>
+        <w:t>The term invisible therefore does not imply concealment. A platform may hold seller- or worker-linked transaction records even when those records do not enter routine third-party income reporting. The wedge does not measure that reporting gap. It measures the transaction-revenue boundary; the reporting question is whether records behind that activity are separately transmitted and usable outside the platform.</w:t>
       </w:r>
     </w:p>
     <w:p>
       <w:pPr>
         <w:pStyle w:val="Heading2"/>
         <w:keepNext/>
-        <w:spacing w:after="40" w:before="120" w:line="276" w:lineRule="auto"/>
+        <w:spacing w:before="140" w:after="60"/>
         <w:jc w:val="left"/>
       </w:pPr>
       <w:r>
         <w:rPr>
           <w:rFonts w:ascii="Times New Roman" w:hAnsi="Times New Roman" w:cs="Times New Roman" w:eastAsia="Times New Roman"/>
           <w:b/>
-          <w:color w:val="000000"/>
           <w:sz w:val="24"/>
         </w:rPr>
         <w:t>1.1 Research question and objectives</w:t>
@@ -251,13 +244,13 @@
     </w:p>
     <w:p>
       <w:pPr>
-        <w:spacing w:after="60" w:before="0" w:line="276" w:lineRule="auto"/>
+        <w:spacing w:line="254" w:lineRule="auto" w:after="80" w:before="0"/>
         <w:jc w:val="both"/>
       </w:pPr>
       <w:r>
         <w:rPr>
           <w:rFonts w:ascii="Times New Roman" w:hAnsi="Times New Roman" w:cs="Times New Roman" w:eastAsia="Times New Roman"/>
-          <w:color w:val="000000"/>
+          <w:i w:val="0"/>
           <w:sz w:val="24"/>
         </w:rPr>
         <w:t>One question drives the proposal:</w:t>
@@ -265,14 +258,14 @@
     </w:p>
     <w:p>
       <w:pPr>
-        <w:spacing w:after="100" w:before="80" w:line="276" w:lineRule="auto"/>
+        <w:spacing w:before="60" w:after="120" w:line="240" w:lineRule="auto"/>
         <w:jc w:val="center"/>
       </w:pPr>
       <w:r>
         <w:rPr>
           <w:rFonts w:ascii="Times New Roman" w:hAnsi="Times New Roman" w:cs="Times New Roman" w:eastAsia="Times New Roman"/>
+          <w:b/>
           <w:i/>
-          <w:color w:val="000000"/>
           <w:sz w:val="24"/>
         </w:rPr>
         <w:t>How large is the invisible wedge in Indonesia, how does it change over time, and what explains those changes?</w:t>
@@ -280,13 +273,13 @@
     </w:p>
     <w:p>
       <w:pPr>
-        <w:spacing w:after="60" w:before="0" w:line="276" w:lineRule="auto"/>
+        <w:spacing w:line="254" w:lineRule="auto" w:after="80" w:before="0"/>
         <w:jc w:val="both"/>
       </w:pPr>
       <w:r>
         <w:rPr>
           <w:rFonts w:ascii="Times New Roman" w:hAnsi="Times New Roman" w:cs="Times New Roman" w:eastAsia="Times New Roman"/>
-          <w:color w:val="000000"/>
+          <w:i w:val="0"/>
           <w:sz w:val="24"/>
         </w:rPr>
         <w:t>The empirical design follows three objectives: measure the wedge longitudinally under explicit evidence tiers; explain material movements using issuer-disclosed revenue components; and connect the measured boundary to wider Indonesian activity and to seller-linked reporting institutions. A separate 48-issuer-year module outside Indonesia is retained only as external corroboration, not as a second main sample or research question.</w:t>
@@ -296,14 +289,13 @@
       <w:pPr>
         <w:pStyle w:val="Heading2"/>
         <w:keepNext/>
-        <w:spacing w:after="40" w:before="120" w:line="276" w:lineRule="auto"/>
+        <w:spacing w:before="140" w:after="60"/>
         <w:jc w:val="left"/>
       </w:pPr>
       <w:r>
         <w:rPr>
           <w:rFonts w:ascii="Times New Roman" w:hAnsi="Times New Roman" w:cs="Times New Roman" w:eastAsia="Times New Roman"/>
           <w:b/>
-          <w:color w:val="000000"/>
           <w:sz w:val="24"/>
         </w:rPr>
         <w:t>1.2 Contributions</w:t>
@@ -311,41 +303,41 @@
     </w:p>
     <w:p>
       <w:pPr>
-        <w:spacing w:after="60" w:before="0" w:line="276" w:lineRule="auto"/>
+        <w:spacing w:line="254" w:lineRule="auto" w:after="80" w:before="0"/>
         <w:jc w:val="both"/>
       </w:pPr>
       <w:r>
         <w:rPr>
           <w:rFonts w:ascii="Times New Roman" w:hAnsi="Times New Roman" w:cs="Times New Roman" w:eastAsia="Times New Roman"/>
-          <w:color w:val="000000"/>
+          <w:i w:val="0"/>
           <w:sz w:val="24"/>
         </w:rPr>
-        <w:t>First, longitudinal measurement. The evidence base expands from a one-year comparison to candidate observations spanning FY2019–FY2025, while keeping direct Indonesia-aligned, direct scope-pending, and conditional observations separate.</w:t>
+        <w:t>First, longitudinal measurement. The evidence base expands from a one-year comparison to candidate observations spanning FY2019-FY2025, while keeping direct Indonesia-aligned, direct scope-pending, and conditional observations separate.</w:t>
       </w:r>
     </w:p>
     <w:p>
       <w:pPr>
-        <w:spacing w:after="60" w:before="0" w:line="276" w:lineRule="auto"/>
+        <w:spacing w:line="254" w:lineRule="auto" w:after="80" w:before="0"/>
         <w:jc w:val="both"/>
       </w:pPr>
       <w:r>
         <w:rPr>
           <w:rFonts w:ascii="Times New Roman" w:hAnsi="Times New Roman" w:cs="Times New Roman" w:eastAsia="Times New Roman"/>
-          <w:color w:val="000000"/>
+          <w:i w:val="0"/>
           <w:sz w:val="24"/>
         </w:rPr>
-        <w:t>Second, mechanism. The thesis reconciles material transaction–revenue divergences against disclosed monetization, customer incentives, gross-versus-net recognition, and business perimeter. These are arithmetic reconciliations, not causal decompositions.</w:t>
+        <w:t>Second, mechanism. The thesis reconciles material transaction-revenue divergences against disclosed monetization, customer incentives, gross-versus-net recognition, and business perimeter. These are arithmetic reconciliations, not causal decompositions.</w:t>
       </w:r>
     </w:p>
     <w:p>
       <w:pPr>
-        <w:spacing w:after="60" w:before="0" w:line="276" w:lineRule="auto"/>
+        <w:spacing w:line="254" w:lineRule="auto" w:after="80" w:before="0"/>
         <w:jc w:val="both"/>
       </w:pPr>
       <w:r>
         <w:rPr>
           <w:rFonts w:ascii="Times New Roman" w:hAnsi="Times New Roman" w:cs="Times New Roman" w:eastAsia="Times New Roman"/>
-          <w:color w:val="000000"/>
+          <w:i w:val="0"/>
           <w:sz w:val="24"/>
         </w:rPr>
         <w:t>Third, economic and institutional interpretation. Evidence from BPS-Statistics Indonesia (Badan Pusat Statistik) locates wider e-commerce activity and recordkeeping beyond issuer accounts, while Indonesia's Regulation PMK 37/2025 (Peraturan Menteri Keuangan) and Directorate General of Taxes (DJP) materials show how platform-held seller and transaction records can enter reporting and withholding. The proposal does not claim a completed compliance or tax-revenue effect.</w:t>
@@ -353,17 +345,58 @@
     </w:p>
     <w:p>
       <w:pPr>
-        <w:pStyle w:val="Heading1"/>
+        <w:pStyle w:val="Heading2"/>
         <w:keepNext/>
-        <w:spacing w:after="80" w:before="180" w:line="276" w:lineRule="auto"/>
+        <w:spacing w:before="140" w:after="60" w:line="276" w:lineRule="auto"/>
         <w:jc w:val="left"/>
       </w:pPr>
       <w:r>
         <w:rPr>
           <w:rFonts w:ascii="Times New Roman" w:hAnsi="Times New Roman" w:cs="Times New Roman" w:eastAsia="Times New Roman"/>
           <w:b/>
-          <w:color w:val="000000"/>
-          <w:sz w:val="26"/>
+          <w:sz w:val="24"/>
+        </w:rPr>
+        <w:t>1.3 Positioning the contribution</w:t>
+      </w:r>
+    </w:p>
+    <w:p>
+      <w:pPr>
+        <w:spacing w:before="0" w:after="80" w:line="254" w:lineRule="auto"/>
+        <w:jc w:val="both"/>
+      </w:pPr>
+      <w:r>
+        <w:rPr>
+          <w:rFonts w:ascii="Times New Roman" w:hAnsi="Times New Roman" w:cs="Times New Roman" w:eastAsia="Times New Roman"/>
+          <w:sz w:val="24"/>
+        </w:rPr>
+        <w:t>The contribution is a finance measurement problem before it is a tax-policy problem. Platform accounts make the intermediation boundary observable, but that boundary can change the conclusions investors and researchers draw about scale, growth and monetization. De Franco, Kothari and Verdi (2011) motivate the need to keep accounting bases comparable, while Berg et al. (2020) show that intermediary-held digital traces can contain economically useful information even when conventional records are thin. The proposal combines these ideas by treating transaction value and recognized revenue as related but non-equivalent measures of the same platform ecosystem.</w:t>
+      </w:r>
+    </w:p>
+    <w:p>
+      <w:pPr>
+        <w:spacing w:before="0" w:after="80" w:line="254" w:lineRule="auto"/>
+        <w:jc w:val="both"/>
+      </w:pPr>
+      <w:r>
+        <w:rPr>
+          <w:rFonts w:ascii="Times New Roman" w:hAnsi="Times New Roman" w:cs="Times New Roman" w:eastAsia="Times New Roman"/>
+          <w:sz w:val="24"/>
+        </w:rPr>
+        <w:t>That positioning also disciplines the institutional extension. The wedge itself remains an accounting quantity; BPS and PMK evidence are used only to ask what related activity and records exist outside the issuer revenue line and how those records can become administratively usable. This keeps the thesis anchored in measurable finance and accounting objects while preserving the policy relevance that motivated the earlier drafts.</w:t>
+      </w:r>
+    </w:p>
+    <w:p>
+      <w:pPr>
+        <w:pStyle w:val="Heading1"/>
+        <w:keepNext/>
+        <w:spacing w:before="200" w:after="100"/>
+        <w:jc w:val="left"/>
+      </w:pPr>
+      <w:r>
+        <w:rPr>
+          <w:rFonts w:ascii="Times New Roman" w:hAnsi="Times New Roman" w:cs="Times New Roman" w:eastAsia="Times New Roman"/>
+          <w:b/>
+          <w:sz w:val="24"/>
         </w:rPr>
         <w:t>2. Literature Review and Research Gap</w:t>
       </w:r>
@@ -372,14 +405,13 @@
       <w:pPr>
         <w:pStyle w:val="Heading2"/>
         <w:keepNext/>
-        <w:spacing w:after="40" w:before="120" w:line="276" w:lineRule="auto"/>
+        <w:spacing w:before="140" w:after="60"/>
         <w:jc w:val="left"/>
       </w:pPr>
       <w:r>
         <w:rPr>
           <w:rFonts w:ascii="Times New Roman" w:hAnsi="Times New Roman" w:cs="Times New Roman" w:eastAsia="Times New Roman"/>
           <w:b/>
-          <w:color w:val="000000"/>
           <w:sz w:val="24"/>
         </w:rPr>
         <w:t>2.1 Platform economics and revenue recognition</w:t>
@@ -387,30 +419,29 @@
     </w:p>
     <w:p>
       <w:pPr>
-        <w:spacing w:after="60" w:before="0" w:line="276" w:lineRule="auto"/>
+        <w:spacing w:line="254" w:lineRule="auto" w:after="80" w:before="0"/>
         <w:jc w:val="both"/>
       </w:pPr>
       <w:r>
         <w:rPr>
           <w:rFonts w:ascii="Times New Roman" w:hAnsi="Times New Roman" w:cs="Times New Roman" w:eastAsia="Times New Roman"/>
-          <w:color w:val="000000"/>
+          <w:i w:val="0"/>
           <w:sz w:val="24"/>
         </w:rPr>
-        <w:t>Multisided-platform theory explains why a platform's revenue need not move proportionally with the transaction value it coordinates (Rochet and Tirole 2003; Caillaud and Jullien 2003; Parker and Van Alstyne 2005; Armstrong 2006; Hagiu and Wright 2015; Evans and Schmalensee 2016). Accounting further determines how much facilitated commerce becomes recognized revenue: principal–agent treatment, customer incentives, service mix, acquisitions, and reporting perimeter can move revenue without an equivalent change in underlying commerce. De Franco, Kothari and Verdi (2011) show why financial-statement comparability matters when users interpret such differences.</w:t>
+        <w:t>Multisided-platform theory explains why a platform's revenue need not move proportionally with the transaction value it coordinates (Rochet and Tirole 2003; Caillaud and Jullien 2003; Parker and Van Alstyne 2005; Armstrong 2006; Hagiu and Wright 2015; Evans and Schmalensee 2016). Accounting further determines how much facilitated commerce becomes recognized revenue: principal-agent treatment, customer incentives, service mix, acquisitions, and reporting perimeter can move revenue without an equivalent change in underlying commerce. De Franco, Kothari and Verdi (2011) show why financial-statement comparability matters when users interpret such differences.</w:t>
       </w:r>
     </w:p>
     <w:p>
       <w:pPr>
         <w:pStyle w:val="Heading2"/>
         <w:keepNext/>
-        <w:spacing w:after="40" w:before="120" w:line="276" w:lineRule="auto"/>
+        <w:spacing w:before="140" w:after="60"/>
         <w:jc w:val="left"/>
       </w:pPr>
       <w:r>
         <w:rPr>
           <w:rFonts w:ascii="Times New Roman" w:hAnsi="Times New Roman" w:cs="Times New Roman" w:eastAsia="Times New Roman"/>
           <w:b/>
-          <w:color w:val="000000"/>
           <w:sz w:val="24"/>
         </w:rPr>
         <w:t>2.2 Informality, digital records, and third-party information</w:t>
@@ -418,13 +449,13 @@
     </w:p>
     <w:p>
       <w:pPr>
-        <w:spacing w:after="60" w:before="0" w:line="276" w:lineRule="auto"/>
+        <w:spacing w:line="254" w:lineRule="auto" w:after="80" w:before="0"/>
         <w:jc w:val="both"/>
       </w:pPr>
       <w:r>
         <w:rPr>
           <w:rFonts w:ascii="Times New Roman" w:hAnsi="Times New Roman" w:cs="Times New Roman" w:eastAsia="Times New Roman"/>
-          <w:color w:val="000000"/>
+          <w:i w:val="0"/>
           <w:sz w:val="24"/>
         </w:rPr>
         <w:t>Platform participants occupy an unusual position. Their transactions can be priced, recorded, and settled through a formal intermediary while participants remain self-employed, unregistered, below filing thresholds, or outside automatic reporting. The object measured here is therefore not the shadow economy as conventionally defined (La Porta and Shleifer 2014; Ulyssea 2018; Medina and Schneider 2019). Digital records can nevertheless carry economic information even when conventional records are thin (Berg et al. 2020), and platform-mediated work leaves observable financial and administrative traces (Barrios, Hochberg and Yi 2022; Denes, Lagaras and Tsoutsoura 2025).</w:t>
@@ -432,13 +463,13 @@
     </w:p>
     <w:p>
       <w:pPr>
-        <w:spacing w:after="60" w:before="0" w:line="276" w:lineRule="auto"/>
+        <w:spacing w:line="254" w:lineRule="auto" w:after="80" w:before="0"/>
         <w:jc w:val="both"/>
       </w:pPr>
       <w:r>
         <w:rPr>
           <w:rFonts w:ascii="Times New Roman" w:hAnsi="Times New Roman" w:cs="Times New Roman" w:eastAsia="Times New Roman"/>
-          <w:color w:val="000000"/>
+          <w:i w:val="0"/>
           <w:sz w:val="24"/>
         </w:rPr>
         <w:t>A central public-finance result is that third-party information can materially change compliance and enforcement (Kleven et al. 2011; Pomeranz 2015; Naritomi 2019; Kleven, Kreiner and Saez 2016; Slemrod 2019). The OECD Model Rules and the European Union's DAC7 regime provide direct precedents for using platform-held seller information in reporting. Indonesia's PMK 37/2025 applies the same broad logic through seller identification, transaction-linked reporting, and marketplace withholding.</w:t>
@@ -448,14 +479,13 @@
       <w:pPr>
         <w:pStyle w:val="Heading2"/>
         <w:keepNext/>
-        <w:spacing w:after="40" w:before="120" w:line="276" w:lineRule="auto"/>
+        <w:spacing w:before="140" w:after="60"/>
         <w:jc w:val="left"/>
       </w:pPr>
       <w:r>
         <w:rPr>
           <w:rFonts w:ascii="Times New Roman" w:hAnsi="Times New Roman" w:cs="Times New Roman" w:eastAsia="Times New Roman"/>
           <w:b/>
-          <w:color w:val="000000"/>
           <w:sz w:val="24"/>
         </w:rPr>
         <w:t>2.3 Research gap</w:t>
@@ -463,13 +493,13 @@
     </w:p>
     <w:p>
       <w:pPr>
-        <w:spacing w:after="60" w:before="0" w:line="276" w:lineRule="auto"/>
+        <w:spacing w:line="254" w:lineRule="auto" w:after="80" w:before="0"/>
         <w:jc w:val="both"/>
       </w:pPr>
       <w:r>
         <w:rPr>
           <w:rFonts w:ascii="Times New Roman" w:hAnsi="Times New Roman" w:cs="Times New Roman" w:eastAsia="Times New Roman"/>
-          <w:color w:val="000000"/>
+          <w:i w:val="0"/>
           <w:sz w:val="24"/>
         </w:rPr>
         <w:t>The literature explains why transaction value can exceed platform revenue, why accounting can move the two apart, and why third-party records matter. What remains missing is a longitudinal, source-auditable account for one market that measures the wedge, explains why it moves, and then asks where the wider activity and its records appear beyond platform revenue.</w:t>
@@ -479,28 +509,27 @@
       <w:pPr>
         <w:pStyle w:val="Heading1"/>
         <w:keepNext/>
-        <w:spacing w:after="80" w:before="180" w:line="276" w:lineRule="auto"/>
+        <w:spacing w:before="200" w:after="100"/>
         <w:jc w:val="left"/>
       </w:pPr>
       <w:r>
         <w:rPr>
           <w:rFonts w:ascii="Times New Roman" w:hAnsi="Times New Roman" w:cs="Times New Roman" w:eastAsia="Times New Roman"/>
           <w:b/>
-          <w:color w:val="000000"/>
-          <w:sz w:val="26"/>
+          <w:sz w:val="24"/>
         </w:rPr>
         <w:t>3. Theoretical Framework and Key Variables</w:t>
       </w:r>
     </w:p>
     <w:p>
       <w:pPr>
-        <w:spacing w:after="60" w:before="0" w:line="276" w:lineRule="auto"/>
+        <w:spacing w:line="254" w:lineRule="auto" w:after="80" w:before="0"/>
         <w:jc w:val="both"/>
       </w:pPr>
       <w:r>
         <w:rPr>
           <w:rFonts w:ascii="Times New Roman" w:hAnsi="Times New Roman" w:cs="Times New Roman" w:eastAsia="Times New Roman"/>
-          <w:color w:val="000000"/>
+          <w:i w:val="0"/>
           <w:sz w:val="24"/>
         </w:rPr>
         <w:t>Let V denote transaction value and R platform-recognized revenue for a matched platform scope and period. The core measures are:</w:t>
@@ -508,58 +537,27 @@
     </w:p>
     <w:p>
       <w:pPr>
-        <w:spacing w:after="100" w:before="80" w:line="276" w:lineRule="auto"/>
+        <w:spacing w:before="60" w:after="120" w:line="240" w:lineRule="auto"/>
         <w:jc w:val="center"/>
       </w:pPr>
       <w:r>
         <w:rPr>
           <w:rFonts w:ascii="Times New Roman" w:hAnsi="Times New Roman" w:cs="Times New Roman" w:eastAsia="Times New Roman"/>
           <w:i/>
-          <w:color w:val="000000"/>
           <w:sz w:val="24"/>
         </w:rPr>
-        <w:t>W = V − R</w:t>
+        <w:t>W = V - R      E = (V - R) / R      D = g(V) - g(R)</w:t>
       </w:r>
     </w:p>
     <w:p>
       <w:pPr>
-        <w:spacing w:after="100" w:before="80" w:line="276" w:lineRule="auto"/>
-        <w:jc w:val="center"/>
-      </w:pPr>
-      <w:r>
-        <w:rPr>
-          <w:rFonts w:ascii="Times New Roman" w:hAnsi="Times New Roman" w:cs="Times New Roman" w:eastAsia="Times New Roman"/>
-          <w:i/>
-          <w:color w:val="000000"/>
-          <w:sz w:val="24"/>
-        </w:rPr>
-        <w:t>E = (V − R) / R</w:t>
-      </w:r>
-    </w:p>
-    <w:p>
-      <w:pPr>
-        <w:spacing w:after="100" w:before="80" w:line="276" w:lineRule="auto"/>
-        <w:jc w:val="center"/>
-      </w:pPr>
-      <w:r>
-        <w:rPr>
-          <w:rFonts w:ascii="Times New Roman" w:hAnsi="Times New Roman" w:cs="Times New Roman" w:eastAsia="Times New Roman"/>
-          <w:i/>
-          <w:color w:val="000000"/>
-          <w:sz w:val="24"/>
-        </w:rPr>
-        <w:t>D = g(V) − g(R)</w:t>
-      </w:r>
-    </w:p>
-    <w:p>
-      <w:pPr>
-        <w:spacing w:after="60" w:before="0" w:line="276" w:lineRule="auto"/>
+        <w:spacing w:line="254" w:lineRule="auto" w:after="80" w:before="0"/>
         <w:jc w:val="both"/>
       </w:pPr>
       <w:r>
         <w:rPr>
           <w:rFonts w:ascii="Times New Roman" w:hAnsi="Times New Roman" w:cs="Times New Roman" w:eastAsia="Times New Roman"/>
-          <w:color w:val="000000"/>
+          <w:i w:val="0"/>
           <w:sz w:val="24"/>
         </w:rPr>
         <w:t>W is the absolute invisible wedge; E is the Ecosystem Ratio, which is my own construction for this paper rather than a measure adopted from a prior study; and D is the annual growth divergence between transaction value and revenue. A higher E indicates more transaction value outside platform revenue per unit of platform revenue; it does not by itself imply more participant profit, taxable income, value added, non-compliance, or tax due.</w:t>
@@ -567,31 +565,29 @@
     </w:p>
     <w:p>
       <w:pPr>
-        <w:spacing w:after="60" w:before="0" w:line="276" w:lineRule="auto"/>
+        <w:spacing w:line="254" w:lineRule="auto" w:after="80" w:before="0"/>
         <w:jc w:val="both"/>
       </w:pPr>
       <w:r>
         <w:rPr>
           <w:rFonts w:ascii="Times New Roman" w:hAnsi="Times New Roman" w:cs="Times New Roman" w:eastAsia="Times New Roman"/>
-          <w:color w:val="000000"/>
           <w:sz w:val="24"/>
         </w:rPr>
-        <w:t>Gross transaction value (GTV) is used as the proposal's common label for the value processed through a platform. Issuers use different labels—GMV or TPV among them—and those source labels and business perimeters remain recorded in the empirical files rather than being treated as economically interchangeable. Accordingly, the main longitudinal comparisons are within named series; cross-platform levels are descriptive and scope-labelled.</w:t>
+        <w:t>Gross transaction value (GTV) is used as the proposal's common label for the value processed through a platform. Issuer terminology differs: Sea Limited and Blibli use GMV, Grab uses GMV for deliveries and TPV for financial services, and GoTo uses GTV. These source labels and business perimeters remain recorded in the empirical files rather than being treated as economically interchangeable. Accordingly, the main longitudinal comparisons are within named series; cross-platform levels are descriptive and scope-labelled.</w:t>
       </w:r>
     </w:p>
     <w:p>
       <w:pPr>
         <w:pStyle w:val="Heading1"/>
         <w:keepNext/>
-        <w:spacing w:after="80" w:before="180" w:line="276" w:lineRule="auto"/>
+        <w:spacing w:before="200" w:after="100"/>
         <w:jc w:val="left"/>
       </w:pPr>
       <w:r>
         <w:rPr>
           <w:rFonts w:ascii="Times New Roman" w:hAnsi="Times New Roman" w:cs="Times New Roman" w:eastAsia="Times New Roman"/>
           <w:b/>
-          <w:color w:val="000000"/>
-          <w:sz w:val="26"/>
+          <w:sz w:val="24"/>
         </w:rPr>
         <w:t>4. Data and Methodology</w:t>
       </w:r>
@@ -600,14 +596,13 @@
       <w:pPr>
         <w:pStyle w:val="Heading2"/>
         <w:keepNext/>
-        <w:spacing w:after="40" w:before="120" w:line="276" w:lineRule="auto"/>
+        <w:spacing w:before="140" w:after="60"/>
         <w:jc w:val="left"/>
       </w:pPr>
       <w:r>
         <w:rPr>
           <w:rFonts w:ascii="Times New Roman" w:hAnsi="Times New Roman" w:cs="Times New Roman" w:eastAsia="Times New Roman"/>
           <w:b/>
-          <w:color w:val="000000"/>
           <w:sz w:val="24"/>
         </w:rPr>
         <w:t>4.1 Admission rules and evidence tiers</w:t>
@@ -615,13 +610,13 @@
     </w:p>
     <w:p>
       <w:pPr>
-        <w:spacing w:after="60" w:before="0" w:line="276" w:lineRule="auto"/>
+        <w:spacing w:line="254" w:lineRule="auto" w:after="80" w:before="0"/>
         <w:jc w:val="both"/>
       </w:pPr>
       <w:r>
         <w:rPr>
           <w:rFonts w:ascii="Times New Roman" w:hAnsi="Times New Roman" w:cs="Times New Roman" w:eastAsia="Times New Roman"/>
-          <w:color w:val="000000"/>
+          <w:i w:val="0"/>
           <w:sz w:val="24"/>
         </w:rPr>
         <w:t>A platform-period is eligible only when transaction value and revenue cover the same period; geography and business scope can be evaluated; units and definitions are known; derived inputs trace to source; and structural breaks or revised reporting bases are flagged. Repeated publication vintages are not counted as independent observations. Eligibility does not imply final main-sample admission.</w:t>
@@ -630,15 +625,15 @@
     <w:p>
       <w:pPr>
         <w:keepNext/>
-        <w:spacing w:after="40" w:before="140" w:line="276" w:lineRule="auto"/>
+        <w:spacing w:line="240" w:lineRule="auto" w:after="40" w:before="120"/>
         <w:jc w:val="left"/>
       </w:pPr>
       <w:r>
         <w:rPr>
           <w:rFonts w:ascii="Times New Roman" w:hAnsi="Times New Roman" w:cs="Times New Roman" w:eastAsia="Times New Roman"/>
-          <w:i/>
-          <w:color w:val="000000"/>
-          <w:sz w:val="19"/>
+          <w:b/>
+          <w:i w:val="0"/>
+          <w:sz w:val="18"/>
         </w:rPr>
         <w:t>Table 1. Evidence tiers for Indonesian platform observations. Tiers differ in how directly each series maps to Indonesia; they are never pooled into a single monetary total.</w:t>
       </w:r>
@@ -648,13 +643,14 @@
         <w:tblStyle w:val="TableGrid"/>
         <w:tblW w:type="auto" w:w="0"/>
         <w:jc w:val="center"/>
+        <w:tblLayout w:type="autofit"/>
         <w:tblLook w:firstColumn="1" w:firstRow="1" w:lastColumn="0" w:lastRow="0" w:noHBand="0" w:noVBand="1" w:val="04A0"/>
       </w:tblPr>
       <w:tblGrid>
-        <w:gridCol w:w="2353"/>
-        <w:gridCol w:w="2353"/>
-        <w:gridCol w:w="2353"/>
-        <w:gridCol w:w="2353"/>
+        <w:gridCol w:w="2409"/>
+        <w:gridCol w:w="2409"/>
+        <w:gridCol w:w="2409"/>
+        <w:gridCol w:w="2409"/>
       </w:tblGrid>
       <w:tr>
         <w:trPr>
@@ -663,27 +659,33 @@
         </w:trPr>
         <w:tc>
           <w:tcPr>
-            <w:tcW w:type="dxa" w:w="2353"/>
+            <w:tcW w:type="dxa" w:w="2835"/>
+            <w:vAlign w:val="center"/>
+            <w:tcMar>
+              <w:top w:w="55" w:type="dxa"/>
+              <w:bottom w:w="55" w:type="dxa"/>
+              <w:left w:w="70" w:type="dxa"/>
+              <w:right w:w="70" w:type="dxa"/>
+            </w:tcMar>
           </w:tcPr>
           <w:p>
             <w:pPr>
-              <w:spacing w:after="20" w:before="20" w:line="276" w:lineRule="auto"/>
+              <w:keepNext/>
+              <w:spacing w:before="0" w:after="0" w:line="240" w:lineRule="auto"/>
               <w:jc w:val="left"/>
             </w:pPr>
             <w:r>
               <w:rPr>
                 <w:rFonts w:ascii="Times New Roman" w:hAnsi="Times New Roman" w:cs="Times New Roman" w:eastAsia="Times New Roman"/>
                 <w:b/>
-                <w:color w:val="000000"/>
-                <w:sz w:val="19"/>
+                <w:sz w:val="21"/>
               </w:rPr>
             </w:r>
             <w:r>
               <w:rPr>
                 <w:rFonts w:ascii="Times New Roman" w:hAnsi="Times New Roman" w:cs="Times New Roman" w:eastAsia="Times New Roman"/>
                 <w:b/>
-                <w:color w:val="000000"/>
-                <w:sz w:val="19"/>
+                <w:sz w:val="21"/>
               </w:rPr>
               <w:t>Evidence tier</w:t>
             </w:r>
@@ -691,27 +693,33 @@
         </w:tc>
         <w:tc>
           <w:tcPr>
-            <w:tcW w:type="dxa" w:w="2353"/>
+            <w:tcW w:type="dxa" w:w="3231"/>
+            <w:vAlign w:val="center"/>
+            <w:tcMar>
+              <w:top w:w="55" w:type="dxa"/>
+              <w:bottom w:w="55" w:type="dxa"/>
+              <w:left w:w="70" w:type="dxa"/>
+              <w:right w:w="70" w:type="dxa"/>
+            </w:tcMar>
           </w:tcPr>
           <w:p>
             <w:pPr>
-              <w:spacing w:after="20" w:before="20" w:line="276" w:lineRule="auto"/>
+              <w:keepNext/>
+              <w:spacing w:before="0" w:after="0" w:line="240" w:lineRule="auto"/>
               <w:jc w:val="left"/>
             </w:pPr>
             <w:r>
               <w:rPr>
                 <w:rFonts w:ascii="Times New Roman" w:hAnsi="Times New Roman" w:cs="Times New Roman" w:eastAsia="Times New Roman"/>
                 <w:b/>
-                <w:color w:val="000000"/>
-                <w:sz w:val="19"/>
+                <w:sz w:val="21"/>
               </w:rPr>
             </w:r>
             <w:r>
               <w:rPr>
                 <w:rFonts w:ascii="Times New Roman" w:hAnsi="Times New Roman" w:cs="Times New Roman" w:eastAsia="Times New Roman"/>
                 <w:b/>
-                <w:color w:val="000000"/>
-                <w:sz w:val="19"/>
+                <w:sz w:val="21"/>
               </w:rPr>
               <w:t>Series</w:t>
             </w:r>
@@ -719,27 +727,33 @@
         </w:tc>
         <w:tc>
           <w:tcPr>
-            <w:tcW w:type="dxa" w:w="2353"/>
+            <w:tcW w:type="dxa" w:w="1361"/>
+            <w:vAlign w:val="center"/>
+            <w:tcMar>
+              <w:top w:w="55" w:type="dxa"/>
+              <w:bottom w:w="55" w:type="dxa"/>
+              <w:left w:w="70" w:type="dxa"/>
+              <w:right w:w="70" w:type="dxa"/>
+            </w:tcMar>
           </w:tcPr>
           <w:p>
             <w:pPr>
-              <w:spacing w:after="20" w:before="20" w:line="276" w:lineRule="auto"/>
+              <w:keepNext/>
+              <w:spacing w:before="0" w:after="0" w:line="240" w:lineRule="auto"/>
               <w:jc w:val="left"/>
             </w:pPr>
             <w:r>
               <w:rPr>
                 <w:rFonts w:ascii="Times New Roman" w:hAnsi="Times New Roman" w:cs="Times New Roman" w:eastAsia="Times New Roman"/>
                 <w:b/>
-                <w:color w:val="000000"/>
-                <w:sz w:val="19"/>
+                <w:sz w:val="21"/>
               </w:rPr>
             </w:r>
             <w:r>
               <w:rPr>
                 <w:rFonts w:ascii="Times New Roman" w:hAnsi="Times New Roman" w:cs="Times New Roman" w:eastAsia="Times New Roman"/>
                 <w:b/>
-                <w:color w:val="000000"/>
-                <w:sz w:val="19"/>
+                <w:sz w:val="21"/>
               </w:rPr>
               <w:t>Retained levels</w:t>
             </w:r>
@@ -747,27 +761,33 @@
         </w:tc>
         <w:tc>
           <w:tcPr>
-            <w:tcW w:type="dxa" w:w="2353"/>
+            <w:tcW w:type="dxa" w:w="1191"/>
+            <w:vAlign w:val="center"/>
+            <w:tcMar>
+              <w:top w:w="55" w:type="dxa"/>
+              <w:bottom w:w="55" w:type="dxa"/>
+              <w:left w:w="70" w:type="dxa"/>
+              <w:right w:w="70" w:type="dxa"/>
+            </w:tcMar>
           </w:tcPr>
           <w:p>
             <w:pPr>
-              <w:spacing w:after="20" w:before="20" w:line="276" w:lineRule="auto"/>
+              <w:keepNext/>
+              <w:spacing w:before="0" w:after="0" w:line="240" w:lineRule="auto"/>
               <w:jc w:val="left"/>
             </w:pPr>
             <w:r>
               <w:rPr>
                 <w:rFonts w:ascii="Times New Roman" w:hAnsi="Times New Roman" w:cs="Times New Roman" w:eastAsia="Times New Roman"/>
                 <w:b/>
-                <w:color w:val="000000"/>
-                <w:sz w:val="19"/>
+                <w:sz w:val="21"/>
               </w:rPr>
             </w:r>
             <w:r>
               <w:rPr>
                 <w:rFonts w:ascii="Times New Roman" w:hAnsi="Times New Roman" w:cs="Times New Roman" w:eastAsia="Times New Roman"/>
                 <w:b/>
-                <w:color w:val="000000"/>
-                <w:sz w:val="19"/>
+                <w:sz w:val="21"/>
               </w:rPr>
               <w:t>Transitions</w:t>
             </w:r>
@@ -780,28 +800,32 @@
         </w:trPr>
         <w:tc>
           <w:tcPr>
-            <w:tcW w:type="dxa" w:w="2353"/>
+            <w:tcW w:type="dxa" w:w="2835"/>
+            <w:vAlign w:val="center"/>
+            <w:tcMar>
+              <w:top w:w="55" w:type="dxa"/>
+              <w:bottom w:w="55" w:type="dxa"/>
+              <w:left w:w="70" w:type="dxa"/>
+              <w:right w:w="70" w:type="dxa"/>
+            </w:tcMar>
           </w:tcPr>
           <w:p>
             <w:pPr>
               <w:keepNext/>
-              <w:spacing w:after="20" w:before="20" w:line="276" w:lineRule="auto"/>
+              <w:spacing w:before="0" w:after="0" w:line="240" w:lineRule="auto"/>
               <w:jc w:val="left"/>
             </w:pPr>
             <w:r>
               <w:rPr>
                 <w:rFonts w:ascii="Times New Roman" w:hAnsi="Times New Roman" w:cs="Times New Roman" w:eastAsia="Times New Roman"/>
-                <w:b w:val="0"/>
-                <w:color w:val="000000"/>
-                <w:sz w:val="19"/>
+                <w:sz w:val="21"/>
               </w:rPr>
             </w:r>
             <w:r>
               <w:rPr>
                 <w:rFonts w:ascii="Times New Roman" w:hAnsi="Times New Roman" w:cs="Times New Roman" w:eastAsia="Times New Roman"/>
-                <w:b w:val="0"/>
-                <w:color w:val="000000"/>
-                <w:sz w:val="19"/>
+                <w:i w:val="0"/>
+                <w:sz w:val="21"/>
               </w:rPr>
               <w:t>Direct Indonesia-aligned segment</w:t>
             </w:r>
@@ -809,28 +833,32 @@
         </w:tc>
         <w:tc>
           <w:tcPr>
-            <w:tcW w:type="dxa" w:w="2353"/>
+            <w:tcW w:type="dxa" w:w="3231"/>
+            <w:vAlign w:val="center"/>
+            <w:tcMar>
+              <w:top w:w="55" w:type="dxa"/>
+              <w:bottom w:w="55" w:type="dxa"/>
+              <w:left w:w="70" w:type="dxa"/>
+              <w:right w:w="70" w:type="dxa"/>
+            </w:tcMar>
           </w:tcPr>
           <w:p>
             <w:pPr>
               <w:keepNext/>
-              <w:spacing w:after="20" w:before="20" w:line="276" w:lineRule="auto"/>
+              <w:spacing w:before="0" w:after="0" w:line="240" w:lineRule="auto"/>
               <w:jc w:val="left"/>
             </w:pPr>
             <w:r>
               <w:rPr>
                 <w:rFonts w:ascii="Times New Roman" w:hAnsi="Times New Roman" w:cs="Times New Roman" w:eastAsia="Times New Roman"/>
-                <w:b w:val="0"/>
-                <w:color w:val="000000"/>
-                <w:sz w:val="19"/>
+                <w:sz w:val="21"/>
               </w:rPr>
             </w:r>
             <w:r>
               <w:rPr>
                 <w:rFonts w:ascii="Times New Roman" w:hAnsi="Times New Roman" w:cs="Times New Roman" w:eastAsia="Times New Roman"/>
-                <w:b w:val="0"/>
-                <w:color w:val="000000"/>
-                <w:sz w:val="19"/>
+                <w:i w:val="0"/>
+                <w:sz w:val="21"/>
               </w:rPr>
               <w:t>Tokopedia e-commerce</w:t>
             </w:r>
@@ -838,28 +866,32 @@
         </w:tc>
         <w:tc>
           <w:tcPr>
-            <w:tcW w:type="dxa" w:w="2353"/>
+            <w:tcW w:type="dxa" w:w="1361"/>
+            <w:vAlign w:val="center"/>
+            <w:tcMar>
+              <w:top w:w="55" w:type="dxa"/>
+              <w:bottom w:w="55" w:type="dxa"/>
+              <w:left w:w="70" w:type="dxa"/>
+              <w:right w:w="70" w:type="dxa"/>
+            </w:tcMar>
           </w:tcPr>
           <w:p>
             <w:pPr>
               <w:keepNext/>
-              <w:spacing w:after="20" w:before="20" w:line="276" w:lineRule="auto"/>
+              <w:spacing w:before="0" w:after="0" w:line="240" w:lineRule="auto"/>
               <w:jc w:val="left"/>
             </w:pPr>
             <w:r>
               <w:rPr>
                 <w:rFonts w:ascii="Times New Roman" w:hAnsi="Times New Roman" w:cs="Times New Roman" w:eastAsia="Times New Roman"/>
-                <w:b w:val="0"/>
-                <w:color w:val="000000"/>
-                <w:sz w:val="19"/>
+                <w:sz w:val="21"/>
               </w:rPr>
             </w:r>
             <w:r>
               <w:rPr>
                 <w:rFonts w:ascii="Times New Roman" w:hAnsi="Times New Roman" w:cs="Times New Roman" w:eastAsia="Times New Roman"/>
-                <w:b w:val="0"/>
-                <w:color w:val="000000"/>
-                <w:sz w:val="19"/>
+                <w:i w:val="0"/>
+                <w:sz w:val="21"/>
               </w:rPr>
               <w:t>2</w:t>
             </w:r>
@@ -867,28 +899,32 @@
         </w:tc>
         <w:tc>
           <w:tcPr>
-            <w:tcW w:type="dxa" w:w="2353"/>
+            <w:tcW w:type="dxa" w:w="1191"/>
+            <w:vAlign w:val="center"/>
+            <w:tcMar>
+              <w:top w:w="55" w:type="dxa"/>
+              <w:bottom w:w="55" w:type="dxa"/>
+              <w:left w:w="70" w:type="dxa"/>
+              <w:right w:w="70" w:type="dxa"/>
+            </w:tcMar>
           </w:tcPr>
           <w:p>
             <w:pPr>
               <w:keepNext/>
-              <w:spacing w:after="20" w:before="20" w:line="276" w:lineRule="auto"/>
+              <w:spacing w:before="0" w:after="0" w:line="240" w:lineRule="auto"/>
               <w:jc w:val="left"/>
             </w:pPr>
             <w:r>
               <w:rPr>
                 <w:rFonts w:ascii="Times New Roman" w:hAnsi="Times New Roman" w:cs="Times New Roman" w:eastAsia="Times New Roman"/>
-                <w:b w:val="0"/>
-                <w:color w:val="000000"/>
-                <w:sz w:val="19"/>
+                <w:sz w:val="21"/>
               </w:rPr>
             </w:r>
             <w:r>
               <w:rPr>
                 <w:rFonts w:ascii="Times New Roman" w:hAnsi="Times New Roman" w:cs="Times New Roman" w:eastAsia="Times New Roman"/>
-                <w:b w:val="0"/>
-                <w:color w:val="000000"/>
-                <w:sz w:val="19"/>
+                <w:i w:val="0"/>
+                <w:sz w:val="21"/>
               </w:rPr>
               <w:t>1</w:t>
             </w:r>
@@ -901,28 +937,32 @@
         </w:trPr>
         <w:tc>
           <w:tcPr>
-            <w:tcW w:type="dxa" w:w="2353"/>
+            <w:tcW w:type="dxa" w:w="2835"/>
+            <w:vAlign w:val="center"/>
+            <w:tcMar>
+              <w:top w:w="55" w:type="dxa"/>
+              <w:bottom w:w="55" w:type="dxa"/>
+              <w:left w:w="70" w:type="dxa"/>
+              <w:right w:w="70" w:type="dxa"/>
+            </w:tcMar>
           </w:tcPr>
           <w:p>
             <w:pPr>
               <w:keepNext/>
-              <w:spacing w:after="20" w:before="20" w:line="276" w:lineRule="auto"/>
+              <w:spacing w:before="0" w:after="0" w:line="240" w:lineRule="auto"/>
               <w:jc w:val="left"/>
             </w:pPr>
             <w:r>
               <w:rPr>
                 <w:rFonts w:ascii="Times New Roman" w:hAnsi="Times New Roman" w:cs="Times New Roman" w:eastAsia="Times New Roman"/>
-                <w:b w:val="0"/>
-                <w:color w:val="000000"/>
-                <w:sz w:val="19"/>
+                <w:sz w:val="21"/>
               </w:rPr>
             </w:r>
             <w:r>
               <w:rPr>
                 <w:rFonts w:ascii="Times New Roman" w:hAnsi="Times New Roman" w:cs="Times New Roman" w:eastAsia="Times New Roman"/>
-                <w:b w:val="0"/>
-                <w:color w:val="000000"/>
-                <w:sz w:val="19"/>
+                <w:i w:val="0"/>
+                <w:sz w:val="21"/>
               </w:rPr>
               <w:t>Direct issuer, scope-pending</w:t>
             </w:r>
@@ -930,28 +970,32 @@
         </w:tc>
         <w:tc>
           <w:tcPr>
-            <w:tcW w:type="dxa" w:w="2353"/>
+            <w:tcW w:type="dxa" w:w="3231"/>
+            <w:vAlign w:val="center"/>
+            <w:tcMar>
+              <w:top w:w="55" w:type="dxa"/>
+              <w:bottom w:w="55" w:type="dxa"/>
+              <w:left w:w="70" w:type="dxa"/>
+              <w:right w:w="70" w:type="dxa"/>
+            </w:tcMar>
           </w:tcPr>
           <w:p>
             <w:pPr>
               <w:keepNext/>
-              <w:spacing w:after="20" w:before="20" w:line="276" w:lineRule="auto"/>
+              <w:spacing w:before="0" w:after="0" w:line="240" w:lineRule="auto"/>
               <w:jc w:val="left"/>
             </w:pPr>
             <w:r>
               <w:rPr>
                 <w:rFonts w:ascii="Times New Roman" w:hAnsi="Times New Roman" w:cs="Times New Roman" w:eastAsia="Times New Roman"/>
-                <w:b w:val="0"/>
-                <w:color w:val="000000"/>
-                <w:sz w:val="19"/>
+                <w:sz w:val="21"/>
               </w:rPr>
             </w:r>
             <w:r>
               <w:rPr>
                 <w:rFonts w:ascii="Times New Roman" w:hAnsi="Times New Roman" w:cs="Times New Roman" w:eastAsia="Times New Roman"/>
-                <w:b w:val="0"/>
-                <w:color w:val="000000"/>
-                <w:sz w:val="19"/>
+                <w:i w:val="0"/>
+                <w:sz w:val="21"/>
               </w:rPr>
               <w:t>Blibli 3P Retail; Bukalapak Group</w:t>
             </w:r>
@@ -959,28 +1003,32 @@
         </w:tc>
         <w:tc>
           <w:tcPr>
-            <w:tcW w:type="dxa" w:w="2353"/>
+            <w:tcW w:type="dxa" w:w="1361"/>
+            <w:vAlign w:val="center"/>
+            <w:tcMar>
+              <w:top w:w="55" w:type="dxa"/>
+              <w:bottom w:w="55" w:type="dxa"/>
+              <w:left w:w="70" w:type="dxa"/>
+              <w:right w:w="70" w:type="dxa"/>
+            </w:tcMar>
           </w:tcPr>
           <w:p>
             <w:pPr>
               <w:keepNext/>
-              <w:spacing w:after="20" w:before="20" w:line="276" w:lineRule="auto"/>
+              <w:spacing w:before="0" w:after="0" w:line="240" w:lineRule="auto"/>
               <w:jc w:val="left"/>
             </w:pPr>
             <w:r>
               <w:rPr>
                 <w:rFonts w:ascii="Times New Roman" w:hAnsi="Times New Roman" w:cs="Times New Roman" w:eastAsia="Times New Roman"/>
-                <w:b w:val="0"/>
-                <w:color w:val="000000"/>
-                <w:sz w:val="19"/>
+                <w:sz w:val="21"/>
               </w:rPr>
             </w:r>
             <w:r>
               <w:rPr>
                 <w:rFonts w:ascii="Times New Roman" w:hAnsi="Times New Roman" w:cs="Times New Roman" w:eastAsia="Times New Roman"/>
-                <w:b w:val="0"/>
-                <w:color w:val="000000"/>
-                <w:sz w:val="19"/>
+                <w:i w:val="0"/>
+                <w:sz w:val="21"/>
               </w:rPr>
               <w:t>9</w:t>
             </w:r>
@@ -988,28 +1036,32 @@
         </w:tc>
         <w:tc>
           <w:tcPr>
-            <w:tcW w:type="dxa" w:w="2353"/>
+            <w:tcW w:type="dxa" w:w="1191"/>
+            <w:vAlign w:val="center"/>
+            <w:tcMar>
+              <w:top w:w="55" w:type="dxa"/>
+              <w:bottom w:w="55" w:type="dxa"/>
+              <w:left w:w="70" w:type="dxa"/>
+              <w:right w:w="70" w:type="dxa"/>
+            </w:tcMar>
           </w:tcPr>
           <w:p>
             <w:pPr>
               <w:keepNext/>
-              <w:spacing w:after="20" w:before="20" w:line="276" w:lineRule="auto"/>
+              <w:spacing w:before="0" w:after="0" w:line="240" w:lineRule="auto"/>
               <w:jc w:val="left"/>
             </w:pPr>
             <w:r>
               <w:rPr>
                 <w:rFonts w:ascii="Times New Roman" w:hAnsi="Times New Roman" w:cs="Times New Roman" w:eastAsia="Times New Roman"/>
-                <w:b w:val="0"/>
-                <w:color w:val="000000"/>
-                <w:sz w:val="19"/>
+                <w:sz w:val="21"/>
               </w:rPr>
             </w:r>
             <w:r>
               <w:rPr>
                 <w:rFonts w:ascii="Times New Roman" w:hAnsi="Times New Roman" w:cs="Times New Roman" w:eastAsia="Times New Roman"/>
-                <w:b w:val="0"/>
-                <w:color w:val="000000"/>
-                <w:sz w:val="19"/>
+                <w:i w:val="0"/>
+                <w:sz w:val="21"/>
               </w:rPr>
               <w:t>7</w:t>
             </w:r>
@@ -1022,28 +1074,32 @@
         </w:trPr>
         <w:tc>
           <w:tcPr>
-            <w:tcW w:type="dxa" w:w="2353"/>
+            <w:tcW w:type="dxa" w:w="2835"/>
+            <w:vAlign w:val="center"/>
+            <w:tcMar>
+              <w:top w:w="55" w:type="dxa"/>
+              <w:bottom w:w="55" w:type="dxa"/>
+              <w:left w:w="70" w:type="dxa"/>
+              <w:right w:w="70" w:type="dxa"/>
+            </w:tcMar>
           </w:tcPr>
           <w:p>
             <w:pPr>
               <w:keepNext/>
-              <w:spacing w:after="20" w:before="20" w:line="276" w:lineRule="auto"/>
+              <w:spacing w:before="0" w:after="0" w:line="240" w:lineRule="auto"/>
               <w:jc w:val="left"/>
             </w:pPr>
             <w:r>
               <w:rPr>
                 <w:rFonts w:ascii="Times New Roman" w:hAnsi="Times New Roman" w:cs="Times New Roman" w:eastAsia="Times New Roman"/>
-                <w:b w:val="0"/>
-                <w:color w:val="000000"/>
-                <w:sz w:val="19"/>
+                <w:sz w:val="21"/>
               </w:rPr>
             </w:r>
             <w:r>
               <w:rPr>
                 <w:rFonts w:ascii="Times New Roman" w:hAnsi="Times New Roman" w:cs="Times New Roman" w:eastAsia="Times New Roman"/>
-                <w:b w:val="0"/>
-                <w:color w:val="000000"/>
-                <w:sz w:val="19"/>
+                <w:i w:val="0"/>
+                <w:sz w:val="21"/>
               </w:rPr>
               <w:t>Conditional country reconstruction</w:t>
             </w:r>
@@ -1051,28 +1107,32 @@
         </w:tc>
         <w:tc>
           <w:tcPr>
-            <w:tcW w:type="dxa" w:w="2353"/>
+            <w:tcW w:type="dxa" w:w="3231"/>
+            <w:vAlign w:val="center"/>
+            <w:tcMar>
+              <w:top w:w="55" w:type="dxa"/>
+              <w:bottom w:w="55" w:type="dxa"/>
+              <w:left w:w="70" w:type="dxa"/>
+              <w:right w:w="70" w:type="dxa"/>
+            </w:tcMar>
           </w:tcPr>
           <w:p>
             <w:pPr>
               <w:keepNext/>
-              <w:spacing w:after="20" w:before="20" w:line="276" w:lineRule="auto"/>
+              <w:spacing w:before="0" w:after="0" w:line="240" w:lineRule="auto"/>
               <w:jc w:val="left"/>
             </w:pPr>
             <w:r>
               <w:rPr>
                 <w:rFonts w:ascii="Times New Roman" w:hAnsi="Times New Roman" w:cs="Times New Roman" w:eastAsia="Times New Roman"/>
-                <w:b w:val="0"/>
-                <w:color w:val="000000"/>
-                <w:sz w:val="19"/>
+                <w:sz w:val="21"/>
               </w:rPr>
             </w:r>
             <w:r>
               <w:rPr>
                 <w:rFonts w:ascii="Times New Roman" w:hAnsi="Times New Roman" w:cs="Times New Roman" w:eastAsia="Times New Roman"/>
-                <w:b w:val="0"/>
-                <w:color w:val="000000"/>
-                <w:sz w:val="19"/>
+                <w:i w:val="0"/>
+                <w:sz w:val="21"/>
               </w:rPr>
               <w:t>Grab Indonesia; Shopee Indonesia</w:t>
             </w:r>
@@ -1080,28 +1140,32 @@
         </w:tc>
         <w:tc>
           <w:tcPr>
-            <w:tcW w:type="dxa" w:w="2353"/>
+            <w:tcW w:type="dxa" w:w="1361"/>
+            <w:vAlign w:val="center"/>
+            <w:tcMar>
+              <w:top w:w="55" w:type="dxa"/>
+              <w:bottom w:w="55" w:type="dxa"/>
+              <w:left w:w="70" w:type="dxa"/>
+              <w:right w:w="70" w:type="dxa"/>
+            </w:tcMar>
           </w:tcPr>
           <w:p>
             <w:pPr>
               <w:keepNext/>
-              <w:spacing w:after="20" w:before="20" w:line="276" w:lineRule="auto"/>
+              <w:spacing w:before="0" w:after="0" w:line="240" w:lineRule="auto"/>
               <w:jc w:val="left"/>
             </w:pPr>
             <w:r>
               <w:rPr>
                 <w:rFonts w:ascii="Times New Roman" w:hAnsi="Times New Roman" w:cs="Times New Roman" w:eastAsia="Times New Roman"/>
-                <w:b w:val="0"/>
-                <w:color w:val="000000"/>
-                <w:sz w:val="19"/>
+                <w:sz w:val="21"/>
               </w:rPr>
             </w:r>
             <w:r>
               <w:rPr>
                 <w:rFonts w:ascii="Times New Roman" w:hAnsi="Times New Roman" w:cs="Times New Roman" w:eastAsia="Times New Roman"/>
-                <w:b w:val="0"/>
-                <w:color w:val="000000"/>
-                <w:sz w:val="19"/>
+                <w:i w:val="0"/>
+                <w:sz w:val="21"/>
               </w:rPr>
               <w:t>6</w:t>
             </w:r>
@@ -1109,28 +1173,32 @@
         </w:tc>
         <w:tc>
           <w:tcPr>
-            <w:tcW w:type="dxa" w:w="2353"/>
+            <w:tcW w:type="dxa" w:w="1191"/>
+            <w:vAlign w:val="center"/>
+            <w:tcMar>
+              <w:top w:w="55" w:type="dxa"/>
+              <w:bottom w:w="55" w:type="dxa"/>
+              <w:left w:w="70" w:type="dxa"/>
+              <w:right w:w="70" w:type="dxa"/>
+            </w:tcMar>
           </w:tcPr>
           <w:p>
             <w:pPr>
               <w:keepNext/>
-              <w:spacing w:after="20" w:before="20" w:line="276" w:lineRule="auto"/>
+              <w:spacing w:before="0" w:after="0" w:line="240" w:lineRule="auto"/>
               <w:jc w:val="left"/>
             </w:pPr>
             <w:r>
               <w:rPr>
                 <w:rFonts w:ascii="Times New Roman" w:hAnsi="Times New Roman" w:cs="Times New Roman" w:eastAsia="Times New Roman"/>
-                <w:b w:val="0"/>
-                <w:color w:val="000000"/>
-                <w:sz w:val="19"/>
+                <w:sz w:val="21"/>
               </w:rPr>
             </w:r>
             <w:r>
               <w:rPr>
                 <w:rFonts w:ascii="Times New Roman" w:hAnsi="Times New Roman" w:cs="Times New Roman" w:eastAsia="Times New Roman"/>
-                <w:b w:val="0"/>
-                <w:color w:val="000000"/>
-                <w:sz w:val="19"/>
+                <w:i w:val="0"/>
+                <w:sz w:val="21"/>
               </w:rPr>
               <w:t>4</w:t>
             </w:r>
@@ -1143,27 +1211,31 @@
         </w:trPr>
         <w:tc>
           <w:tcPr>
-            <w:tcW w:type="dxa" w:w="2353"/>
+            <w:tcW w:type="dxa" w:w="2835"/>
+            <w:vAlign w:val="center"/>
+            <w:tcMar>
+              <w:top w:w="55" w:type="dxa"/>
+              <w:bottom w:w="55" w:type="dxa"/>
+              <w:left w:w="70" w:type="dxa"/>
+              <w:right w:w="70" w:type="dxa"/>
+            </w:tcMar>
           </w:tcPr>
           <w:p>
             <w:pPr>
-              <w:spacing w:after="20" w:before="20" w:line="276" w:lineRule="auto"/>
+              <w:spacing w:before="0" w:after="0" w:line="240" w:lineRule="auto"/>
               <w:jc w:val="left"/>
             </w:pPr>
             <w:r>
               <w:rPr>
                 <w:rFonts w:ascii="Times New Roman" w:hAnsi="Times New Roman" w:cs="Times New Roman" w:eastAsia="Times New Roman"/>
-                <w:b w:val="0"/>
-                <w:color w:val="000000"/>
-                <w:sz w:val="19"/>
+                <w:sz w:val="21"/>
               </w:rPr>
             </w:r>
             <w:r>
               <w:rPr>
                 <w:rFonts w:ascii="Times New Roman" w:hAnsi="Times New Roman" w:cs="Times New Roman" w:eastAsia="Times New Roman"/>
-                <w:b w:val="0"/>
-                <w:color w:val="000000"/>
-                <w:sz w:val="19"/>
+                <w:i w:val="0"/>
+                <w:sz w:val="21"/>
               </w:rPr>
               <w:t>All tiers, inventory diagnostic</w:t>
             </w:r>
@@ -1171,27 +1243,31 @@
         </w:tc>
         <w:tc>
           <w:tcPr>
-            <w:tcW w:type="dxa" w:w="2353"/>
+            <w:tcW w:type="dxa" w:w="3231"/>
+            <w:vAlign w:val="center"/>
+            <w:tcMar>
+              <w:top w:w="55" w:type="dxa"/>
+              <w:bottom w:w="55" w:type="dxa"/>
+              <w:left w:w="70" w:type="dxa"/>
+              <w:right w:w="70" w:type="dxa"/>
+            </w:tcMar>
           </w:tcPr>
           <w:p>
             <w:pPr>
-              <w:spacing w:after="20" w:before="20" w:line="276" w:lineRule="auto"/>
+              <w:spacing w:before="0" w:after="0" w:line="240" w:lineRule="auto"/>
               <w:jc w:val="left"/>
             </w:pPr>
             <w:r>
               <w:rPr>
                 <w:rFonts w:ascii="Times New Roman" w:hAnsi="Times New Roman" w:cs="Times New Roman" w:eastAsia="Times New Roman"/>
-                <w:b w:val="0"/>
-                <w:color w:val="000000"/>
-                <w:sz w:val="19"/>
+                <w:sz w:val="21"/>
               </w:rPr>
             </w:r>
             <w:r>
               <w:rPr>
                 <w:rFonts w:ascii="Times New Roman" w:hAnsi="Times New Roman" w:cs="Times New Roman" w:eastAsia="Times New Roman"/>
-                <w:b w:val="0"/>
-                <w:color w:val="000000"/>
-                <w:sz w:val="19"/>
+                <w:i w:val="0"/>
+                <w:sz w:val="21"/>
               </w:rPr>
               <w:t>Five series</w:t>
             </w:r>
@@ -1199,27 +1275,31 @@
         </w:tc>
         <w:tc>
           <w:tcPr>
-            <w:tcW w:type="dxa" w:w="2353"/>
+            <w:tcW w:type="dxa" w:w="1361"/>
+            <w:vAlign w:val="center"/>
+            <w:tcMar>
+              <w:top w:w="55" w:type="dxa"/>
+              <w:bottom w:w="55" w:type="dxa"/>
+              <w:left w:w="70" w:type="dxa"/>
+              <w:right w:w="70" w:type="dxa"/>
+            </w:tcMar>
           </w:tcPr>
           <w:p>
             <w:pPr>
-              <w:spacing w:after="20" w:before="20" w:line="276" w:lineRule="auto"/>
+              <w:spacing w:before="0" w:after="0" w:line="240" w:lineRule="auto"/>
               <w:jc w:val="left"/>
             </w:pPr>
             <w:r>
               <w:rPr>
                 <w:rFonts w:ascii="Times New Roman" w:hAnsi="Times New Roman" w:cs="Times New Roman" w:eastAsia="Times New Roman"/>
-                <w:b w:val="0"/>
-                <w:color w:val="000000"/>
-                <w:sz w:val="19"/>
+                <w:sz w:val="21"/>
               </w:rPr>
             </w:r>
             <w:r>
               <w:rPr>
                 <w:rFonts w:ascii="Times New Roman" w:hAnsi="Times New Roman" w:cs="Times New Roman" w:eastAsia="Times New Roman"/>
-                <w:b w:val="0"/>
-                <w:color w:val="000000"/>
-                <w:sz w:val="19"/>
+                <w:i w:val="0"/>
+                <w:sz w:val="21"/>
               </w:rPr>
               <w:t>17</w:t>
             </w:r>
@@ -1227,27 +1307,31 @@
         </w:tc>
         <w:tc>
           <w:tcPr>
-            <w:tcW w:type="dxa" w:w="2353"/>
+            <w:tcW w:type="dxa" w:w="1191"/>
+            <w:vAlign w:val="center"/>
+            <w:tcMar>
+              <w:top w:w="55" w:type="dxa"/>
+              <w:bottom w:w="55" w:type="dxa"/>
+              <w:left w:w="70" w:type="dxa"/>
+              <w:right w:w="70" w:type="dxa"/>
+            </w:tcMar>
           </w:tcPr>
           <w:p>
             <w:pPr>
-              <w:spacing w:after="20" w:before="20" w:line="276" w:lineRule="auto"/>
+              <w:spacing w:before="0" w:after="0" w:line="240" w:lineRule="auto"/>
               <w:jc w:val="left"/>
             </w:pPr>
             <w:r>
               <w:rPr>
                 <w:rFonts w:ascii="Times New Roman" w:hAnsi="Times New Roman" w:cs="Times New Roman" w:eastAsia="Times New Roman"/>
-                <w:b w:val="0"/>
-                <w:color w:val="000000"/>
-                <w:sz w:val="19"/>
+                <w:sz w:val="21"/>
               </w:rPr>
             </w:r>
             <w:r>
               <w:rPr>
                 <w:rFonts w:ascii="Times New Roman" w:hAnsi="Times New Roman" w:cs="Times New Roman" w:eastAsia="Times New Roman"/>
-                <w:b w:val="0"/>
-                <w:color w:val="000000"/>
-                <w:sz w:val="19"/>
+                <w:i w:val="0"/>
+                <w:sz w:val="21"/>
               </w:rPr>
               <w:t>12</w:t>
             </w:r>
@@ -1257,26 +1341,13 @@
     </w:tbl>
     <w:p>
       <w:pPr>
-        <w:spacing w:after="0" w:before="0" w:line="276" w:lineRule="auto"/>
+        <w:spacing w:line="254" w:lineRule="auto" w:after="80" w:before="0"/>
         <w:jc w:val="both"/>
       </w:pPr>
       <w:r>
         <w:rPr>
           <w:rFonts w:ascii="Times New Roman" w:hAnsi="Times New Roman" w:cs="Times New Roman" w:eastAsia="Times New Roman"/>
-          <w:color w:val="000000"/>
-          <w:sz w:val="10"/>
-        </w:rPr>
-      </w:r>
-    </w:p>
-    <w:p>
-      <w:pPr>
-        <w:spacing w:after="60" w:before="0" w:line="276" w:lineRule="auto"/>
-        <w:jc w:val="both"/>
-      </w:pPr>
-      <w:r>
-        <w:rPr>
-          <w:rFonts w:ascii="Times New Roman" w:hAnsi="Times New Roman" w:cs="Times New Roman" w:eastAsia="Times New Roman"/>
-          <w:color w:val="000000"/>
+          <w:i w:val="0"/>
           <w:sz w:val="24"/>
         </w:rPr>
         <w:t>Table 1 shows that only two of the seventeen retained levels are directly Indonesia-aligned, so sample size and evidence quality move in opposite directions. Tokopedia is the strongest Indonesia-aligned segment but is not a literal country line. Blibli includes online travel, Bukalapak reports at Group scope with overseas operations, and Grab/Shopee require a derived or external country component. Tokopedia FY2021 and Bukalapak FY2024 are excluded because transaction and revenue periods do not match.</w:t>
@@ -1284,44 +1355,85 @@
     </w:p>
     <w:p>
       <w:pPr>
-        <w:spacing w:after="60" w:before="0" w:line="276" w:lineRule="auto"/>
+        <w:spacing w:line="254" w:lineRule="auto" w:after="80" w:before="0"/>
         <w:jc w:val="both"/>
       </w:pPr>
       <w:r>
         <w:rPr>
           <w:rFonts w:ascii="Times New Roman" w:hAnsi="Times New Roman" w:cs="Times New Roman" w:eastAsia="Times New Roman"/>
-          <w:color w:val="000000"/>
+          <w:i w:val="0"/>
           <w:sz w:val="24"/>
         </w:rPr>
-        <w:t>The 13 direct candidate periods reported in the advisor-facing eligibility census are not the same count as the 11 direct levels retained in the executed tiered inventory above. The direct-candidate longitudinal sensitivity applies its own admission rule—including a Blibli FY2020 prospectus observation—and contains 9 transitions. These counts answer different construction questions and are therefore reported separately rather than collapsed into one N.</w:t>
+        <w:t>The 13 direct candidate periods reported in the advisor-facing eligibility census are not the same count as the 11 direct levels retained in the executed tiered inventory above. The direct-candidate longitudinal sensitivity applies its own admission rule - including a Blibli FY2020 prospectus observation - and contains 9 transitions. These counts answer different construction questions and are therefore reported separately rather than collapsed into one N.</w:t>
       </w:r>
     </w:p>
     <w:p>
       <w:pPr>
         <w:pStyle w:val="Heading2"/>
         <w:keepNext/>
-        <w:spacing w:after="40" w:before="120" w:line="276" w:lineRule="auto"/>
+        <w:spacing w:before="140" w:after="60" w:line="276" w:lineRule="auto"/>
         <w:jc w:val="left"/>
       </w:pPr>
       <w:r>
         <w:rPr>
           <w:rFonts w:ascii="Times New Roman" w:hAnsi="Times New Roman" w:cs="Times New Roman" w:eastAsia="Times New Roman"/>
           <w:b/>
-          <w:color w:val="000000"/>
           <w:sz w:val="24"/>
         </w:rPr>
-        <w:t>4.2 Conditional country evidence</w:t>
+        <w:t>4.2 Comparability strategy</w:t>
       </w:r>
     </w:p>
     <w:p>
       <w:pPr>
-        <w:spacing w:after="60" w:before="0" w:line="276" w:lineRule="auto"/>
+        <w:spacing w:before="0" w:after="80" w:line="254" w:lineRule="auto"/>
         <w:jc w:val="both"/>
       </w:pPr>
       <w:r>
         <w:rPr>
           <w:rFonts w:ascii="Times New Roman" w:hAnsi="Times New Roman" w:cs="Times New Roman" w:eastAsia="Times New Roman"/>
-          <w:color w:val="000000"/>
+          <w:sz w:val="24"/>
+        </w:rPr>
+        <w:t>The main longitudinal comparisons are therefore made within a named series rather than by treating all platform levels as economically interchangeable. A within-series transition holds the issuer, business perimeter and disclosure convention as constant as the available filings permit; changes in transaction value and revenue can then be interpreted as movements in that series rather than as differences created purely by cross-company accounting definitions.</w:t>
+      </w:r>
+    </w:p>
+    <w:p>
+      <w:pPr>
+        <w:spacing w:before="0" w:after="80" w:line="254" w:lineRule="auto"/>
+        <w:jc w:val="both"/>
+      </w:pPr>
+      <w:r>
+        <w:rPr>
+          <w:rFonts w:ascii="Times New Roman" w:hAnsi="Times New Roman" w:cs="Times New Roman" w:eastAsia="Times New Roman"/>
+          <w:sz w:val="24"/>
+        </w:rPr>
+        <w:t>Cross-platform levels still matter, but for a different purpose. The FY2023 cross-section is descriptive evidence of scale under explicitly labelled evidence classes, not a pooled estimator of a national total. Likewise, the external 48 issuer-years are corroboration that the transaction-revenue boundary is not unique to Indonesia. This hierarchy is why the proposal can use heterogeneous disclosures without pretending that they form one homogeneous panel.</w:t>
+      </w:r>
+    </w:p>
+    <w:p>
+      <w:pPr>
+        <w:pStyle w:val="Heading2"/>
+        <w:keepNext/>
+        <w:spacing w:before="140" w:after="60"/>
+        <w:jc w:val="left"/>
+      </w:pPr>
+      <w:r>
+        <w:rPr>
+          <w:rFonts w:ascii="Times New Roman" w:hAnsi="Times New Roman" w:cs="Times New Roman" w:eastAsia="Times New Roman"/>
+          <w:b/>
+          <w:sz w:val="24"/>
+        </w:rPr>
+        <w:t>4.3 Conditional country evidence</w:t>
+      </w:r>
+    </w:p>
+    <w:p>
+      <w:pPr>
+        <w:spacing w:line="254" w:lineRule="auto" w:after="80" w:before="0"/>
+        <w:jc w:val="both"/>
+      </w:pPr>
+      <w:r>
+        <w:rPr>
+          <w:rFonts w:ascii="Times New Roman" w:hAnsi="Times New Roman" w:cs="Times New Roman" w:eastAsia="Times New Roman"/>
+          <w:i w:val="0"/>
           <w:sz w:val="24"/>
         </w:rPr>
         <w:t>Grab discloses Indonesia revenue but not Indonesia transaction value. Its conditional country transaction value is therefore derived as:</w:t>
@@ -1329,28 +1441,27 @@
     </w:p>
     <w:p>
       <w:pPr>
-        <w:spacing w:after="100" w:before="80" w:line="276" w:lineRule="auto"/>
+        <w:spacing w:before="60" w:after="120" w:line="240" w:lineRule="auto"/>
         <w:jc w:val="center"/>
       </w:pPr>
       <w:r>
         <w:rPr>
           <w:rFonts w:ascii="Times New Roman" w:hAnsi="Times New Roman" w:cs="Times New Roman" w:eastAsia="Times New Roman"/>
           <w:i/>
-          <w:color w:val="000000"/>
           <w:sz w:val="24"/>
         </w:rPr>
-        <w:t>Indonesia GTV = Indonesia revenue × Group GTV / Group revenue</w:t>
+        <w:t>Indonesia GTV = Indonesia revenue x Group GTV / Group revenue</w:t>
       </w:r>
     </w:p>
     <w:p>
       <w:pPr>
-        <w:spacing w:after="60" w:before="0" w:line="276" w:lineRule="auto"/>
+        <w:spacing w:line="254" w:lineRule="auto" w:after="80" w:before="0"/>
         <w:jc w:val="both"/>
       </w:pPr>
       <w:r>
         <w:rPr>
           <w:rFonts w:ascii="Times New Roman" w:hAnsi="Times New Roman" w:cs="Times New Roman" w:eastAsia="Times New Roman"/>
-          <w:color w:val="000000"/>
+          <w:i w:val="0"/>
           <w:sz w:val="24"/>
         </w:rPr>
         <w:t>The construction assumes the Group monetization rate applies to Indonesia and is treated as sensitivity evidence, not direct disclosure. Shopee's Indonesia transaction value uses Momentum Works' recurring Southeast Asian e-commerce estimates because Sea Limited does not disclose an Indonesian country figure; it is labelled third-party wherever used.</w:t>
@@ -1360,15 +1471,14 @@
       <w:pPr>
         <w:pStyle w:val="Heading1"/>
         <w:keepNext/>
-        <w:spacing w:after="80" w:before="180" w:line="276" w:lineRule="auto"/>
+        <w:spacing w:before="200" w:after="100"/>
         <w:jc w:val="left"/>
       </w:pPr>
       <w:r>
         <w:rPr>
           <w:rFonts w:ascii="Times New Roman" w:hAnsi="Times New Roman" w:cs="Times New Roman" w:eastAsia="Times New Roman"/>
           <w:b/>
-          <w:color w:val="000000"/>
-          <w:sz w:val="26"/>
+          <w:sz w:val="24"/>
         </w:rPr>
         <w:t>5. Preliminary Evidence and Feasibility</w:t>
       </w:r>
@@ -1377,14 +1487,13 @@
       <w:pPr>
         <w:pStyle w:val="Heading2"/>
         <w:keepNext/>
-        <w:spacing w:after="40" w:before="120" w:line="276" w:lineRule="auto"/>
+        <w:spacing w:before="140" w:after="60"/>
         <w:jc w:val="left"/>
       </w:pPr>
       <w:r>
         <w:rPr>
           <w:rFonts w:ascii="Times New Roman" w:hAnsi="Times New Roman" w:cs="Times New Roman" w:eastAsia="Times New Roman"/>
           <w:b/>
-          <w:color w:val="000000"/>
           <w:sz w:val="24"/>
         </w:rPr>
         <w:t>5.1 FY2023 scale</w:t>
@@ -1393,15 +1502,15 @@
     <w:p>
       <w:pPr>
         <w:keepNext/>
-        <w:spacing w:after="40" w:before="140" w:line="276" w:lineRule="auto"/>
+        <w:spacing w:line="240" w:lineRule="auto" w:after="40" w:before="120"/>
         <w:jc w:val="left"/>
       </w:pPr>
       <w:r>
         <w:rPr>
           <w:rFonts w:ascii="Times New Roman" w:hAnsi="Times New Roman" w:cs="Times New Roman" w:eastAsia="Times New Roman"/>
-          <w:i/>
-          <w:color w:val="000000"/>
-          <w:sz w:val="19"/>
+          <w:b/>
+          <w:i w:val="0"/>
+          <w:sz w:val="18"/>
         </w:rPr>
         <w:t>Table 2. Indonesia-focused FY2023 cross-section, US$ billions. V is transaction value, R platform revenue, W the wedge and E the Ecosystem Ratio. The final row sums three documented cases under mixed evidence classes and is not a national total.</w:t>
       </w:r>
@@ -1411,15 +1520,16 @@
         <w:tblStyle w:val="TableGrid"/>
         <w:tblW w:type="auto" w:w="0"/>
         <w:jc w:val="center"/>
+        <w:tblLayout w:type="autofit"/>
         <w:tblLook w:firstColumn="1" w:firstRow="1" w:lastColumn="0" w:lastRow="0" w:noHBand="0" w:noVBand="1" w:val="04A0"/>
       </w:tblPr>
       <w:tblGrid>
-        <w:gridCol w:w="1569"/>
-        <w:gridCol w:w="1569"/>
-        <w:gridCol w:w="1569"/>
-        <w:gridCol w:w="1569"/>
-        <w:gridCol w:w="1569"/>
-        <w:gridCol w:w="1569"/>
+        <w:gridCol w:w="1606"/>
+        <w:gridCol w:w="1606"/>
+        <w:gridCol w:w="1606"/>
+        <w:gridCol w:w="1606"/>
+        <w:gridCol w:w="1606"/>
+        <w:gridCol w:w="1606"/>
       </w:tblGrid>
       <w:tr>
         <w:trPr>
@@ -1428,27 +1538,33 @@
         </w:trPr>
         <w:tc>
           <w:tcPr>
-            <w:tcW w:type="dxa" w:w="1569"/>
+            <w:tcW w:type="dxa" w:w="2324"/>
+            <w:vAlign w:val="center"/>
+            <w:tcMar>
+              <w:top w:w="55" w:type="dxa"/>
+              <w:bottom w:w="55" w:type="dxa"/>
+              <w:left w:w="70" w:type="dxa"/>
+              <w:right w:w="70" w:type="dxa"/>
+            </w:tcMar>
           </w:tcPr>
           <w:p>
             <w:pPr>
-              <w:spacing w:after="20" w:before="20" w:line="276" w:lineRule="auto"/>
+              <w:keepNext/>
+              <w:spacing w:before="0" w:after="0" w:line="240" w:lineRule="auto"/>
               <w:jc w:val="left"/>
             </w:pPr>
             <w:r>
               <w:rPr>
                 <w:rFonts w:ascii="Times New Roman" w:hAnsi="Times New Roman" w:cs="Times New Roman" w:eastAsia="Times New Roman"/>
                 <w:b/>
-                <w:color w:val="000000"/>
-                <w:sz w:val="19"/>
+                <w:sz w:val="21"/>
               </w:rPr>
             </w:r>
             <w:r>
               <w:rPr>
                 <w:rFonts w:ascii="Times New Roman" w:hAnsi="Times New Roman" w:cs="Times New Roman" w:eastAsia="Times New Roman"/>
                 <w:b/>
-                <w:color w:val="000000"/>
-                <w:sz w:val="19"/>
+                <w:sz w:val="21"/>
               </w:rPr>
               <w:t>Case</w:t>
             </w:r>
@@ -1456,27 +1572,33 @@
         </w:tc>
         <w:tc>
           <w:tcPr>
-            <w:tcW w:type="dxa" w:w="1569"/>
+            <w:tcW w:type="dxa" w:w="850"/>
+            <w:vAlign w:val="center"/>
+            <w:tcMar>
+              <w:top w:w="55" w:type="dxa"/>
+              <w:bottom w:w="55" w:type="dxa"/>
+              <w:left w:w="70" w:type="dxa"/>
+              <w:right w:w="70" w:type="dxa"/>
+            </w:tcMar>
           </w:tcPr>
           <w:p>
             <w:pPr>
-              <w:spacing w:after="20" w:before="20" w:line="276" w:lineRule="auto"/>
+              <w:keepNext/>
+              <w:spacing w:before="0" w:after="0" w:line="240" w:lineRule="auto"/>
               <w:jc w:val="left"/>
             </w:pPr>
             <w:r>
               <w:rPr>
                 <w:rFonts w:ascii="Times New Roman" w:hAnsi="Times New Roman" w:cs="Times New Roman" w:eastAsia="Times New Roman"/>
                 <w:b/>
-                <w:color w:val="000000"/>
-                <w:sz w:val="19"/>
+                <w:sz w:val="21"/>
               </w:rPr>
             </w:r>
             <w:r>
               <w:rPr>
                 <w:rFonts w:ascii="Times New Roman" w:hAnsi="Times New Roman" w:cs="Times New Roman" w:eastAsia="Times New Roman"/>
                 <w:b/>
-                <w:color w:val="000000"/>
-                <w:sz w:val="19"/>
+                <w:sz w:val="21"/>
               </w:rPr>
               <w:t>V</w:t>
             </w:r>
@@ -1484,27 +1606,33 @@
         </w:tc>
         <w:tc>
           <w:tcPr>
-            <w:tcW w:type="dxa" w:w="1569"/>
+            <w:tcW w:type="dxa" w:w="850"/>
+            <w:vAlign w:val="center"/>
+            <w:tcMar>
+              <w:top w:w="55" w:type="dxa"/>
+              <w:bottom w:w="55" w:type="dxa"/>
+              <w:left w:w="70" w:type="dxa"/>
+              <w:right w:w="70" w:type="dxa"/>
+            </w:tcMar>
           </w:tcPr>
           <w:p>
             <w:pPr>
-              <w:spacing w:after="20" w:before="20" w:line="276" w:lineRule="auto"/>
+              <w:keepNext/>
+              <w:spacing w:before="0" w:after="0" w:line="240" w:lineRule="auto"/>
               <w:jc w:val="left"/>
             </w:pPr>
             <w:r>
               <w:rPr>
                 <w:rFonts w:ascii="Times New Roman" w:hAnsi="Times New Roman" w:cs="Times New Roman" w:eastAsia="Times New Roman"/>
                 <w:b/>
-                <w:color w:val="000000"/>
-                <w:sz w:val="19"/>
+                <w:sz w:val="21"/>
               </w:rPr>
             </w:r>
             <w:r>
               <w:rPr>
                 <w:rFonts w:ascii="Times New Roman" w:hAnsi="Times New Roman" w:cs="Times New Roman" w:eastAsia="Times New Roman"/>
                 <w:b/>
-                <w:color w:val="000000"/>
-                <w:sz w:val="19"/>
+                <w:sz w:val="21"/>
               </w:rPr>
               <w:t>R</w:t>
             </w:r>
@@ -1512,27 +1640,33 @@
         </w:tc>
         <w:tc>
           <w:tcPr>
-            <w:tcW w:type="dxa" w:w="1569"/>
+            <w:tcW w:type="dxa" w:w="964"/>
+            <w:vAlign w:val="center"/>
+            <w:tcMar>
+              <w:top w:w="55" w:type="dxa"/>
+              <w:bottom w:w="55" w:type="dxa"/>
+              <w:left w:w="70" w:type="dxa"/>
+              <w:right w:w="70" w:type="dxa"/>
+            </w:tcMar>
           </w:tcPr>
           <w:p>
             <w:pPr>
-              <w:spacing w:after="20" w:before="20" w:line="276" w:lineRule="auto"/>
+              <w:keepNext/>
+              <w:spacing w:before="0" w:after="0" w:line="240" w:lineRule="auto"/>
               <w:jc w:val="left"/>
             </w:pPr>
             <w:r>
               <w:rPr>
                 <w:rFonts w:ascii="Times New Roman" w:hAnsi="Times New Roman" w:cs="Times New Roman" w:eastAsia="Times New Roman"/>
                 <w:b/>
-                <w:color w:val="000000"/>
-                <w:sz w:val="19"/>
+                <w:sz w:val="21"/>
               </w:rPr>
             </w:r>
             <w:r>
               <w:rPr>
                 <w:rFonts w:ascii="Times New Roman" w:hAnsi="Times New Roman" w:cs="Times New Roman" w:eastAsia="Times New Roman"/>
                 <w:b/>
-                <w:color w:val="000000"/>
-                <w:sz w:val="19"/>
+                <w:sz w:val="21"/>
               </w:rPr>
               <w:t>W</w:t>
             </w:r>
@@ -1540,27 +1674,33 @@
         </w:tc>
         <w:tc>
           <w:tcPr>
-            <w:tcW w:type="dxa" w:w="1569"/>
+            <w:tcW w:type="dxa" w:w="907"/>
+            <w:vAlign w:val="center"/>
+            <w:tcMar>
+              <w:top w:w="55" w:type="dxa"/>
+              <w:bottom w:w="55" w:type="dxa"/>
+              <w:left w:w="70" w:type="dxa"/>
+              <w:right w:w="70" w:type="dxa"/>
+            </w:tcMar>
           </w:tcPr>
           <w:p>
             <w:pPr>
-              <w:spacing w:after="20" w:before="20" w:line="276" w:lineRule="auto"/>
+              <w:keepNext/>
+              <w:spacing w:before="0" w:after="0" w:line="240" w:lineRule="auto"/>
               <w:jc w:val="left"/>
             </w:pPr>
             <w:r>
               <w:rPr>
                 <w:rFonts w:ascii="Times New Roman" w:hAnsi="Times New Roman" w:cs="Times New Roman" w:eastAsia="Times New Roman"/>
                 <w:b/>
-                <w:color w:val="000000"/>
-                <w:sz w:val="19"/>
+                <w:sz w:val="21"/>
               </w:rPr>
             </w:r>
             <w:r>
               <w:rPr>
                 <w:rFonts w:ascii="Times New Roman" w:hAnsi="Times New Roman" w:cs="Times New Roman" w:eastAsia="Times New Roman"/>
                 <w:b/>
-                <w:color w:val="000000"/>
-                <w:sz w:val="19"/>
+                <w:sz w:val="21"/>
               </w:rPr>
               <w:t>E</w:t>
             </w:r>
@@ -1568,27 +1708,33 @@
         </w:tc>
         <w:tc>
           <w:tcPr>
-            <w:tcW w:type="dxa" w:w="1569"/>
+            <w:tcW w:type="dxa" w:w="2381"/>
+            <w:vAlign w:val="center"/>
+            <w:tcMar>
+              <w:top w:w="55" w:type="dxa"/>
+              <w:bottom w:w="55" w:type="dxa"/>
+              <w:left w:w="70" w:type="dxa"/>
+              <w:right w:w="70" w:type="dxa"/>
+            </w:tcMar>
           </w:tcPr>
           <w:p>
             <w:pPr>
-              <w:spacing w:after="20" w:before="20" w:line="276" w:lineRule="auto"/>
+              <w:keepNext/>
+              <w:spacing w:before="0" w:after="0" w:line="240" w:lineRule="auto"/>
               <w:jc w:val="left"/>
             </w:pPr>
             <w:r>
               <w:rPr>
                 <w:rFonts w:ascii="Times New Roman" w:hAnsi="Times New Roman" w:cs="Times New Roman" w:eastAsia="Times New Roman"/>
                 <w:b/>
-                <w:color w:val="000000"/>
-                <w:sz w:val="19"/>
+                <w:sz w:val="21"/>
               </w:rPr>
             </w:r>
             <w:r>
               <w:rPr>
                 <w:rFonts w:ascii="Times New Roman" w:hAnsi="Times New Roman" w:cs="Times New Roman" w:eastAsia="Times New Roman"/>
                 <w:b/>
-                <w:color w:val="000000"/>
-                <w:sz w:val="19"/>
+                <w:sz w:val="21"/>
               </w:rPr>
               <w:t>Evidence class</w:t>
             </w:r>
@@ -1601,28 +1747,32 @@
         </w:trPr>
         <w:tc>
           <w:tcPr>
-            <w:tcW w:type="dxa" w:w="1569"/>
+            <w:tcW w:type="dxa" w:w="2324"/>
+            <w:vAlign w:val="center"/>
+            <w:tcMar>
+              <w:top w:w="55" w:type="dxa"/>
+              <w:bottom w:w="55" w:type="dxa"/>
+              <w:left w:w="70" w:type="dxa"/>
+              <w:right w:w="70" w:type="dxa"/>
+            </w:tcMar>
           </w:tcPr>
           <w:p>
             <w:pPr>
               <w:keepNext/>
-              <w:spacing w:after="20" w:before="20" w:line="276" w:lineRule="auto"/>
+              <w:spacing w:before="0" w:after="0" w:line="240" w:lineRule="auto"/>
               <w:jc w:val="left"/>
             </w:pPr>
             <w:r>
               <w:rPr>
                 <w:rFonts w:ascii="Times New Roman" w:hAnsi="Times New Roman" w:cs="Times New Roman" w:eastAsia="Times New Roman"/>
-                <w:b w:val="0"/>
-                <w:color w:val="000000"/>
-                <w:sz w:val="19"/>
+                <w:sz w:val="21"/>
               </w:rPr>
             </w:r>
             <w:r>
               <w:rPr>
                 <w:rFonts w:ascii="Times New Roman" w:hAnsi="Times New Roman" w:cs="Times New Roman" w:eastAsia="Times New Roman"/>
-                <w:b w:val="0"/>
-                <w:color w:val="000000"/>
-                <w:sz w:val="19"/>
+                <w:i w:val="0"/>
+                <w:sz w:val="21"/>
               </w:rPr>
               <w:t>Grab Indonesia</w:t>
             </w:r>
@@ -1630,28 +1780,32 @@
         </w:tc>
         <w:tc>
           <w:tcPr>
-            <w:tcW w:type="dxa" w:w="1569"/>
+            <w:tcW w:type="dxa" w:w="850"/>
+            <w:vAlign w:val="center"/>
+            <w:tcMar>
+              <w:top w:w="55" w:type="dxa"/>
+              <w:bottom w:w="55" w:type="dxa"/>
+              <w:left w:w="70" w:type="dxa"/>
+              <w:right w:w="70" w:type="dxa"/>
+            </w:tcMar>
           </w:tcPr>
           <w:p>
             <w:pPr>
               <w:keepNext/>
-              <w:spacing w:after="20" w:before="20" w:line="276" w:lineRule="auto"/>
+              <w:spacing w:before="0" w:after="0" w:line="240" w:lineRule="auto"/>
               <w:jc w:val="left"/>
             </w:pPr>
             <w:r>
               <w:rPr>
                 <w:rFonts w:ascii="Times New Roman" w:hAnsi="Times New Roman" w:cs="Times New Roman" w:eastAsia="Times New Roman"/>
-                <w:b w:val="0"/>
-                <w:color w:val="000000"/>
-                <w:sz w:val="19"/>
+                <w:sz w:val="21"/>
               </w:rPr>
             </w:r>
             <w:r>
               <w:rPr>
                 <w:rFonts w:ascii="Times New Roman" w:hAnsi="Times New Roman" w:cs="Times New Roman" w:eastAsia="Times New Roman"/>
-                <w:b w:val="0"/>
-                <w:color w:val="000000"/>
-                <w:sz w:val="19"/>
+                <w:i w:val="0"/>
+                <w:sz w:val="21"/>
               </w:rPr>
               <w:t>5.381</w:t>
             </w:r>
@@ -1659,28 +1813,32 @@
         </w:tc>
         <w:tc>
           <w:tcPr>
-            <w:tcW w:type="dxa" w:w="1569"/>
+            <w:tcW w:type="dxa" w:w="850"/>
+            <w:vAlign w:val="center"/>
+            <w:tcMar>
+              <w:top w:w="55" w:type="dxa"/>
+              <w:bottom w:w="55" w:type="dxa"/>
+              <w:left w:w="70" w:type="dxa"/>
+              <w:right w:w="70" w:type="dxa"/>
+            </w:tcMar>
           </w:tcPr>
           <w:p>
             <w:pPr>
               <w:keepNext/>
-              <w:spacing w:after="20" w:before="20" w:line="276" w:lineRule="auto"/>
+              <w:spacing w:before="0" w:after="0" w:line="240" w:lineRule="auto"/>
               <w:jc w:val="left"/>
             </w:pPr>
             <w:r>
               <w:rPr>
                 <w:rFonts w:ascii="Times New Roman" w:hAnsi="Times New Roman" w:cs="Times New Roman" w:eastAsia="Times New Roman"/>
-                <w:b w:val="0"/>
-                <w:color w:val="000000"/>
-                <w:sz w:val="19"/>
+                <w:sz w:val="21"/>
               </w:rPr>
             </w:r>
             <w:r>
               <w:rPr>
                 <w:rFonts w:ascii="Times New Roman" w:hAnsi="Times New Roman" w:cs="Times New Roman" w:eastAsia="Times New Roman"/>
-                <w:b w:val="0"/>
-                <w:color w:val="000000"/>
-                <w:sz w:val="19"/>
+                <w:i w:val="0"/>
+                <w:sz w:val="21"/>
               </w:rPr>
               <w:t>0.605</w:t>
             </w:r>
@@ -1688,28 +1846,32 @@
         </w:tc>
         <w:tc>
           <w:tcPr>
-            <w:tcW w:type="dxa" w:w="1569"/>
+            <w:tcW w:type="dxa" w:w="964"/>
+            <w:vAlign w:val="center"/>
+            <w:tcMar>
+              <w:top w:w="55" w:type="dxa"/>
+              <w:bottom w:w="55" w:type="dxa"/>
+              <w:left w:w="70" w:type="dxa"/>
+              <w:right w:w="70" w:type="dxa"/>
+            </w:tcMar>
           </w:tcPr>
           <w:p>
             <w:pPr>
               <w:keepNext/>
-              <w:spacing w:after="20" w:before="20" w:line="276" w:lineRule="auto"/>
+              <w:spacing w:before="0" w:after="0" w:line="240" w:lineRule="auto"/>
               <w:jc w:val="left"/>
             </w:pPr>
             <w:r>
               <w:rPr>
                 <w:rFonts w:ascii="Times New Roman" w:hAnsi="Times New Roman" w:cs="Times New Roman" w:eastAsia="Times New Roman"/>
-                <w:b w:val="0"/>
-                <w:color w:val="000000"/>
-                <w:sz w:val="19"/>
+                <w:sz w:val="21"/>
               </w:rPr>
             </w:r>
             <w:r>
               <w:rPr>
                 <w:rFonts w:ascii="Times New Roman" w:hAnsi="Times New Roman" w:cs="Times New Roman" w:eastAsia="Times New Roman"/>
-                <w:b w:val="0"/>
-                <w:color w:val="000000"/>
-                <w:sz w:val="19"/>
+                <w:i w:val="0"/>
+                <w:sz w:val="21"/>
               </w:rPr>
               <w:t>4.776</w:t>
             </w:r>
@@ -1717,57 +1879,65 @@
         </w:tc>
         <w:tc>
           <w:tcPr>
-            <w:tcW w:type="dxa" w:w="1569"/>
+            <w:tcW w:type="dxa" w:w="907"/>
+            <w:vAlign w:val="center"/>
+            <w:tcMar>
+              <w:top w:w="55" w:type="dxa"/>
+              <w:bottom w:w="55" w:type="dxa"/>
+              <w:left w:w="70" w:type="dxa"/>
+              <w:right w:w="70" w:type="dxa"/>
+            </w:tcMar>
           </w:tcPr>
           <w:p>
             <w:pPr>
               <w:keepNext/>
-              <w:spacing w:after="20" w:before="20" w:line="276" w:lineRule="auto"/>
+              <w:spacing w:before="0" w:after="0" w:line="240" w:lineRule="auto"/>
               <w:jc w:val="left"/>
             </w:pPr>
             <w:r>
               <w:rPr>
                 <w:rFonts w:ascii="Times New Roman" w:hAnsi="Times New Roman" w:cs="Times New Roman" w:eastAsia="Times New Roman"/>
-                <w:b w:val="0"/>
-                <w:color w:val="000000"/>
-                <w:sz w:val="19"/>
+                <w:sz w:val="21"/>
               </w:rPr>
             </w:r>
             <w:r>
               <w:rPr>
                 <w:rFonts w:ascii="Times New Roman" w:hAnsi="Times New Roman" w:cs="Times New Roman" w:eastAsia="Times New Roman"/>
-                <w:b w:val="0"/>
-                <w:color w:val="000000"/>
-                <w:sz w:val="19"/>
+                <w:i w:val="0"/>
+                <w:sz w:val="21"/>
               </w:rPr>
-              <w:t>7.895×</w:t>
+              <w:t>7.895x</w:t>
             </w:r>
           </w:p>
         </w:tc>
         <w:tc>
           <w:tcPr>
-            <w:tcW w:type="dxa" w:w="1569"/>
+            <w:tcW w:type="dxa" w:w="2381"/>
+            <w:vAlign w:val="center"/>
+            <w:tcMar>
+              <w:top w:w="55" w:type="dxa"/>
+              <w:bottom w:w="55" w:type="dxa"/>
+              <w:left w:w="70" w:type="dxa"/>
+              <w:right w:w="70" w:type="dxa"/>
+            </w:tcMar>
           </w:tcPr>
           <w:p>
             <w:pPr>
               <w:keepNext/>
-              <w:spacing w:after="20" w:before="20" w:line="276" w:lineRule="auto"/>
+              <w:spacing w:before="0" w:after="0" w:line="240" w:lineRule="auto"/>
               <w:jc w:val="left"/>
             </w:pPr>
             <w:r>
               <w:rPr>
                 <w:rFonts w:ascii="Times New Roman" w:hAnsi="Times New Roman" w:cs="Times New Roman" w:eastAsia="Times New Roman"/>
-                <w:b w:val="0"/>
-                <w:color w:val="000000"/>
-                <w:sz w:val="19"/>
+                <w:sz w:val="21"/>
               </w:rPr>
             </w:r>
             <w:r>
               <w:rPr>
                 <w:rFonts w:ascii="Times New Roman" w:hAnsi="Times New Roman" w:cs="Times New Roman" w:eastAsia="Times New Roman"/>
-                <w:b w:val="0"/>
-                <w:color w:val="000000"/>
-                <w:sz w:val="19"/>
+                <w:i w:val="0"/>
+                <w:sz w:val="21"/>
               </w:rPr>
               <w:t>Derived V</w:t>
             </w:r>
@@ -1780,28 +1950,32 @@
         </w:trPr>
         <w:tc>
           <w:tcPr>
-            <w:tcW w:type="dxa" w:w="1569"/>
+            <w:tcW w:type="dxa" w:w="2324"/>
+            <w:vAlign w:val="center"/>
+            <w:tcMar>
+              <w:top w:w="55" w:type="dxa"/>
+              <w:bottom w:w="55" w:type="dxa"/>
+              <w:left w:w="70" w:type="dxa"/>
+              <w:right w:w="70" w:type="dxa"/>
+            </w:tcMar>
           </w:tcPr>
           <w:p>
             <w:pPr>
               <w:keepNext/>
-              <w:spacing w:after="20" w:before="20" w:line="276" w:lineRule="auto"/>
+              <w:spacing w:before="0" w:after="0" w:line="240" w:lineRule="auto"/>
               <w:jc w:val="left"/>
             </w:pPr>
             <w:r>
               <w:rPr>
                 <w:rFonts w:ascii="Times New Roman" w:hAnsi="Times New Roman" w:cs="Times New Roman" w:eastAsia="Times New Roman"/>
-                <w:b w:val="0"/>
-                <w:color w:val="000000"/>
-                <w:sz w:val="19"/>
+                <w:sz w:val="21"/>
               </w:rPr>
             </w:r>
             <w:r>
               <w:rPr>
                 <w:rFonts w:ascii="Times New Roman" w:hAnsi="Times New Roman" w:cs="Times New Roman" w:eastAsia="Times New Roman"/>
-                <w:b w:val="0"/>
-                <w:color w:val="000000"/>
-                <w:sz w:val="19"/>
+                <w:i w:val="0"/>
+                <w:sz w:val="21"/>
               </w:rPr>
               <w:t>Tokopedia e-commerce</w:t>
             </w:r>
@@ -1809,28 +1983,32 @@
         </w:tc>
         <w:tc>
           <w:tcPr>
-            <w:tcW w:type="dxa" w:w="1569"/>
+            <w:tcW w:type="dxa" w:w="850"/>
+            <w:vAlign w:val="center"/>
+            <w:tcMar>
+              <w:top w:w="55" w:type="dxa"/>
+              <w:bottom w:w="55" w:type="dxa"/>
+              <w:left w:w="70" w:type="dxa"/>
+              <w:right w:w="70" w:type="dxa"/>
+            </w:tcMar>
           </w:tcPr>
           <w:p>
             <w:pPr>
               <w:keepNext/>
-              <w:spacing w:after="20" w:before="20" w:line="276" w:lineRule="auto"/>
+              <w:spacing w:before="0" w:after="0" w:line="240" w:lineRule="auto"/>
               <w:jc w:val="left"/>
             </w:pPr>
             <w:r>
               <w:rPr>
                 <w:rFonts w:ascii="Times New Roman" w:hAnsi="Times New Roman" w:cs="Times New Roman" w:eastAsia="Times New Roman"/>
-                <w:b w:val="0"/>
-                <w:color w:val="000000"/>
-                <w:sz w:val="19"/>
+                <w:sz w:val="21"/>
               </w:rPr>
             </w:r>
             <w:r>
               <w:rPr>
                 <w:rFonts w:ascii="Times New Roman" w:hAnsi="Times New Roman" w:cs="Times New Roman" w:eastAsia="Times New Roman"/>
-                <w:b w:val="0"/>
-                <w:color w:val="000000"/>
-                <w:sz w:val="19"/>
+                <w:i w:val="0"/>
+                <w:sz w:val="21"/>
               </w:rPr>
               <w:t>16.331</w:t>
             </w:r>
@@ -1838,28 +2016,32 @@
         </w:tc>
         <w:tc>
           <w:tcPr>
-            <w:tcW w:type="dxa" w:w="1569"/>
+            <w:tcW w:type="dxa" w:w="850"/>
+            <w:vAlign w:val="center"/>
+            <w:tcMar>
+              <w:top w:w="55" w:type="dxa"/>
+              <w:bottom w:w="55" w:type="dxa"/>
+              <w:left w:w="70" w:type="dxa"/>
+              <w:right w:w="70" w:type="dxa"/>
+            </w:tcMar>
           </w:tcPr>
           <w:p>
             <w:pPr>
               <w:keepNext/>
-              <w:spacing w:after="20" w:before="20" w:line="276" w:lineRule="auto"/>
+              <w:spacing w:before="0" w:after="0" w:line="240" w:lineRule="auto"/>
               <w:jc w:val="left"/>
             </w:pPr>
             <w:r>
               <w:rPr>
                 <w:rFonts w:ascii="Times New Roman" w:hAnsi="Times New Roman" w:cs="Times New Roman" w:eastAsia="Times New Roman"/>
-                <w:b w:val="0"/>
-                <w:color w:val="000000"/>
-                <w:sz w:val="19"/>
+                <w:sz w:val="21"/>
               </w:rPr>
             </w:r>
             <w:r>
               <w:rPr>
                 <w:rFonts w:ascii="Times New Roman" w:hAnsi="Times New Roman" w:cs="Times New Roman" w:eastAsia="Times New Roman"/>
-                <w:b w:val="0"/>
-                <w:color w:val="000000"/>
-                <w:sz w:val="19"/>
+                <w:i w:val="0"/>
+                <w:sz w:val="21"/>
               </w:rPr>
               <w:t>0.405</w:t>
             </w:r>
@@ -1867,28 +2049,32 @@
         </w:tc>
         <w:tc>
           <w:tcPr>
-            <w:tcW w:type="dxa" w:w="1569"/>
+            <w:tcW w:type="dxa" w:w="964"/>
+            <w:vAlign w:val="center"/>
+            <w:tcMar>
+              <w:top w:w="55" w:type="dxa"/>
+              <w:bottom w:w="55" w:type="dxa"/>
+              <w:left w:w="70" w:type="dxa"/>
+              <w:right w:w="70" w:type="dxa"/>
+            </w:tcMar>
           </w:tcPr>
           <w:p>
             <w:pPr>
               <w:keepNext/>
-              <w:spacing w:after="20" w:before="20" w:line="276" w:lineRule="auto"/>
+              <w:spacing w:before="0" w:after="0" w:line="240" w:lineRule="auto"/>
               <w:jc w:val="left"/>
             </w:pPr>
             <w:r>
               <w:rPr>
                 <w:rFonts w:ascii="Times New Roman" w:hAnsi="Times New Roman" w:cs="Times New Roman" w:eastAsia="Times New Roman"/>
-                <w:b w:val="0"/>
-                <w:color w:val="000000"/>
-                <w:sz w:val="19"/>
+                <w:sz w:val="21"/>
               </w:rPr>
             </w:r>
             <w:r>
               <w:rPr>
                 <w:rFonts w:ascii="Times New Roman" w:hAnsi="Times New Roman" w:cs="Times New Roman" w:eastAsia="Times New Roman"/>
-                <w:b w:val="0"/>
-                <w:color w:val="000000"/>
-                <w:sz w:val="19"/>
+                <w:i w:val="0"/>
+                <w:sz w:val="21"/>
               </w:rPr>
               <w:t>15.926</w:t>
             </w:r>
@@ -1896,57 +2082,65 @@
         </w:tc>
         <w:tc>
           <w:tcPr>
-            <w:tcW w:type="dxa" w:w="1569"/>
+            <w:tcW w:type="dxa" w:w="907"/>
+            <w:vAlign w:val="center"/>
+            <w:tcMar>
+              <w:top w:w="55" w:type="dxa"/>
+              <w:bottom w:w="55" w:type="dxa"/>
+              <w:left w:w="70" w:type="dxa"/>
+              <w:right w:w="70" w:type="dxa"/>
+            </w:tcMar>
           </w:tcPr>
           <w:p>
             <w:pPr>
               <w:keepNext/>
-              <w:spacing w:after="20" w:before="20" w:line="276" w:lineRule="auto"/>
+              <w:spacing w:before="0" w:after="0" w:line="240" w:lineRule="auto"/>
               <w:jc w:val="left"/>
             </w:pPr>
             <w:r>
               <w:rPr>
                 <w:rFonts w:ascii="Times New Roman" w:hAnsi="Times New Roman" w:cs="Times New Roman" w:eastAsia="Times New Roman"/>
-                <w:b w:val="0"/>
-                <w:color w:val="000000"/>
-                <w:sz w:val="19"/>
+                <w:sz w:val="21"/>
               </w:rPr>
             </w:r>
             <w:r>
               <w:rPr>
                 <w:rFonts w:ascii="Times New Roman" w:hAnsi="Times New Roman" w:cs="Times New Roman" w:eastAsia="Times New Roman"/>
-                <w:b w:val="0"/>
-                <w:color w:val="000000"/>
-                <w:sz w:val="19"/>
+                <w:i w:val="0"/>
+                <w:sz w:val="21"/>
               </w:rPr>
-              <w:t>39.296×</w:t>
+              <w:t>39.296x</w:t>
             </w:r>
           </w:p>
         </w:tc>
         <w:tc>
           <w:tcPr>
-            <w:tcW w:type="dxa" w:w="1569"/>
+            <w:tcW w:type="dxa" w:w="2381"/>
+            <w:vAlign w:val="center"/>
+            <w:tcMar>
+              <w:top w:w="55" w:type="dxa"/>
+              <w:bottom w:w="55" w:type="dxa"/>
+              <w:left w:w="70" w:type="dxa"/>
+              <w:right w:w="70" w:type="dxa"/>
+            </w:tcMar>
           </w:tcPr>
           <w:p>
             <w:pPr>
               <w:keepNext/>
-              <w:spacing w:after="20" w:before="20" w:line="276" w:lineRule="auto"/>
+              <w:spacing w:before="0" w:after="0" w:line="240" w:lineRule="auto"/>
               <w:jc w:val="left"/>
             </w:pPr>
             <w:r>
               <w:rPr>
                 <w:rFonts w:ascii="Times New Roman" w:hAnsi="Times New Roman" w:cs="Times New Roman" w:eastAsia="Times New Roman"/>
-                <w:b w:val="0"/>
-                <w:color w:val="000000"/>
-                <w:sz w:val="19"/>
+                <w:sz w:val="21"/>
               </w:rPr>
             </w:r>
             <w:r>
               <w:rPr>
                 <w:rFonts w:ascii="Times New Roman" w:hAnsi="Times New Roman" w:cs="Times New Roman" w:eastAsia="Times New Roman"/>
-                <w:b w:val="0"/>
-                <w:color w:val="000000"/>
-                <w:sz w:val="19"/>
+                <w:i w:val="0"/>
+                <w:sz w:val="21"/>
               </w:rPr>
               <w:t>Direct pair</w:t>
             </w:r>
@@ -1959,28 +2153,32 @@
         </w:trPr>
         <w:tc>
           <w:tcPr>
-            <w:tcW w:type="dxa" w:w="1569"/>
+            <w:tcW w:type="dxa" w:w="2324"/>
+            <w:vAlign w:val="center"/>
+            <w:tcMar>
+              <w:top w:w="55" w:type="dxa"/>
+              <w:bottom w:w="55" w:type="dxa"/>
+              <w:left w:w="70" w:type="dxa"/>
+              <w:right w:w="70" w:type="dxa"/>
+            </w:tcMar>
           </w:tcPr>
           <w:p>
             <w:pPr>
               <w:keepNext/>
-              <w:spacing w:after="20" w:before="20" w:line="276" w:lineRule="auto"/>
+              <w:spacing w:before="0" w:after="0" w:line="240" w:lineRule="auto"/>
               <w:jc w:val="left"/>
             </w:pPr>
             <w:r>
               <w:rPr>
                 <w:rFonts w:ascii="Times New Roman" w:hAnsi="Times New Roman" w:cs="Times New Roman" w:eastAsia="Times New Roman"/>
-                <w:b w:val="0"/>
-                <w:color w:val="000000"/>
-                <w:sz w:val="19"/>
+                <w:sz w:val="21"/>
               </w:rPr>
             </w:r>
             <w:r>
               <w:rPr>
                 <w:rFonts w:ascii="Times New Roman" w:hAnsi="Times New Roman" w:cs="Times New Roman" w:eastAsia="Times New Roman"/>
-                <w:b w:val="0"/>
-                <w:color w:val="000000"/>
-                <w:sz w:val="19"/>
+                <w:i w:val="0"/>
+                <w:sz w:val="21"/>
               </w:rPr>
               <w:t>Shopee Indonesia</w:t>
             </w:r>
@@ -1988,28 +2186,32 @@
         </w:tc>
         <w:tc>
           <w:tcPr>
-            <w:tcW w:type="dxa" w:w="1569"/>
+            <w:tcW w:type="dxa" w:w="850"/>
+            <w:vAlign w:val="center"/>
+            <w:tcMar>
+              <w:top w:w="55" w:type="dxa"/>
+              <w:bottom w:w="55" w:type="dxa"/>
+              <w:left w:w="70" w:type="dxa"/>
+              <w:right w:w="70" w:type="dxa"/>
+            </w:tcMar>
           </w:tcPr>
           <w:p>
             <w:pPr>
               <w:keepNext/>
-              <w:spacing w:after="20" w:before="20" w:line="276" w:lineRule="auto"/>
+              <w:spacing w:before="0" w:after="0" w:line="240" w:lineRule="auto"/>
               <w:jc w:val="left"/>
             </w:pPr>
             <w:r>
               <w:rPr>
                 <w:rFonts w:ascii="Times New Roman" w:hAnsi="Times New Roman" w:cs="Times New Roman" w:eastAsia="Times New Roman"/>
-                <w:b w:val="0"/>
-                <w:color w:val="000000"/>
-                <w:sz w:val="19"/>
+                <w:sz w:val="21"/>
               </w:rPr>
             </w:r>
             <w:r>
               <w:rPr>
                 <w:rFonts w:ascii="Times New Roman" w:hAnsi="Times New Roman" w:cs="Times New Roman" w:eastAsia="Times New Roman"/>
-                <w:b w:val="0"/>
-                <w:color w:val="000000"/>
-                <w:sz w:val="19"/>
+                <w:i w:val="0"/>
+                <w:sz w:val="21"/>
               </w:rPr>
               <w:t>21.520</w:t>
             </w:r>
@@ -2017,28 +2219,32 @@
         </w:tc>
         <w:tc>
           <w:tcPr>
-            <w:tcW w:type="dxa" w:w="1569"/>
+            <w:tcW w:type="dxa" w:w="850"/>
+            <w:vAlign w:val="center"/>
+            <w:tcMar>
+              <w:top w:w="55" w:type="dxa"/>
+              <w:bottom w:w="55" w:type="dxa"/>
+              <w:left w:w="70" w:type="dxa"/>
+              <w:right w:w="70" w:type="dxa"/>
+            </w:tcMar>
           </w:tcPr>
           <w:p>
             <w:pPr>
               <w:keepNext/>
-              <w:spacing w:after="20" w:before="20" w:line="276" w:lineRule="auto"/>
+              <w:spacing w:before="0" w:after="0" w:line="240" w:lineRule="auto"/>
               <w:jc w:val="left"/>
             </w:pPr>
             <w:r>
               <w:rPr>
                 <w:rFonts w:ascii="Times New Roman" w:hAnsi="Times New Roman" w:cs="Times New Roman" w:eastAsia="Times New Roman"/>
-                <w:b w:val="0"/>
-                <w:color w:val="000000"/>
-                <w:sz w:val="19"/>
+                <w:sz w:val="21"/>
               </w:rPr>
             </w:r>
             <w:r>
               <w:rPr>
                 <w:rFonts w:ascii="Times New Roman" w:hAnsi="Times New Roman" w:cs="Times New Roman" w:eastAsia="Times New Roman"/>
-                <w:b w:val="0"/>
-                <w:color w:val="000000"/>
-                <w:sz w:val="19"/>
+                <w:i w:val="0"/>
+                <w:sz w:val="21"/>
               </w:rPr>
               <w:t>2.152</w:t>
             </w:r>
@@ -2046,28 +2252,32 @@
         </w:tc>
         <w:tc>
           <w:tcPr>
-            <w:tcW w:type="dxa" w:w="1569"/>
+            <w:tcW w:type="dxa" w:w="964"/>
+            <w:vAlign w:val="center"/>
+            <w:tcMar>
+              <w:top w:w="55" w:type="dxa"/>
+              <w:bottom w:w="55" w:type="dxa"/>
+              <w:left w:w="70" w:type="dxa"/>
+              <w:right w:w="70" w:type="dxa"/>
+            </w:tcMar>
           </w:tcPr>
           <w:p>
             <w:pPr>
               <w:keepNext/>
-              <w:spacing w:after="20" w:before="20" w:line="276" w:lineRule="auto"/>
+              <w:spacing w:before="0" w:after="0" w:line="240" w:lineRule="auto"/>
               <w:jc w:val="left"/>
             </w:pPr>
             <w:r>
               <w:rPr>
                 <w:rFonts w:ascii="Times New Roman" w:hAnsi="Times New Roman" w:cs="Times New Roman" w:eastAsia="Times New Roman"/>
-                <w:b w:val="0"/>
-                <w:color w:val="000000"/>
-                <w:sz w:val="19"/>
+                <w:sz w:val="21"/>
               </w:rPr>
             </w:r>
             <w:r>
               <w:rPr>
                 <w:rFonts w:ascii="Times New Roman" w:hAnsi="Times New Roman" w:cs="Times New Roman" w:eastAsia="Times New Roman"/>
-                <w:b w:val="0"/>
-                <w:color w:val="000000"/>
-                <w:sz w:val="19"/>
+                <w:i w:val="0"/>
+                <w:sz w:val="21"/>
               </w:rPr>
               <w:t>19.368</w:t>
             </w:r>
@@ -2075,57 +2285,65 @@
         </w:tc>
         <w:tc>
           <w:tcPr>
-            <w:tcW w:type="dxa" w:w="1569"/>
+            <w:tcW w:type="dxa" w:w="907"/>
+            <w:vAlign w:val="center"/>
+            <w:tcMar>
+              <w:top w:w="55" w:type="dxa"/>
+              <w:bottom w:w="55" w:type="dxa"/>
+              <w:left w:w="70" w:type="dxa"/>
+              <w:right w:w="70" w:type="dxa"/>
+            </w:tcMar>
           </w:tcPr>
           <w:p>
             <w:pPr>
               <w:keepNext/>
-              <w:spacing w:after="20" w:before="20" w:line="276" w:lineRule="auto"/>
+              <w:spacing w:before="0" w:after="0" w:line="240" w:lineRule="auto"/>
               <w:jc w:val="left"/>
             </w:pPr>
             <w:r>
               <w:rPr>
                 <w:rFonts w:ascii="Times New Roman" w:hAnsi="Times New Roman" w:cs="Times New Roman" w:eastAsia="Times New Roman"/>
-                <w:b w:val="0"/>
-                <w:color w:val="000000"/>
-                <w:sz w:val="19"/>
+                <w:sz w:val="21"/>
               </w:rPr>
             </w:r>
             <w:r>
               <w:rPr>
                 <w:rFonts w:ascii="Times New Roman" w:hAnsi="Times New Roman" w:cs="Times New Roman" w:eastAsia="Times New Roman"/>
-                <w:b w:val="0"/>
-                <w:color w:val="000000"/>
-                <w:sz w:val="19"/>
+                <w:i w:val="0"/>
+                <w:sz w:val="21"/>
               </w:rPr>
-              <w:t>9.000×</w:t>
+              <w:t>9.000x</w:t>
             </w:r>
           </w:p>
         </w:tc>
         <w:tc>
           <w:tcPr>
-            <w:tcW w:type="dxa" w:w="1569"/>
+            <w:tcW w:type="dxa" w:w="2381"/>
+            <w:vAlign w:val="center"/>
+            <w:tcMar>
+              <w:top w:w="55" w:type="dxa"/>
+              <w:bottom w:w="55" w:type="dxa"/>
+              <w:left w:w="70" w:type="dxa"/>
+              <w:right w:w="70" w:type="dxa"/>
+            </w:tcMar>
           </w:tcPr>
           <w:p>
             <w:pPr>
               <w:keepNext/>
-              <w:spacing w:after="20" w:before="20" w:line="276" w:lineRule="auto"/>
+              <w:spacing w:before="0" w:after="0" w:line="240" w:lineRule="auto"/>
               <w:jc w:val="left"/>
             </w:pPr>
             <w:r>
               <w:rPr>
                 <w:rFonts w:ascii="Times New Roman" w:hAnsi="Times New Roman" w:cs="Times New Roman" w:eastAsia="Times New Roman"/>
-                <w:b w:val="0"/>
-                <w:color w:val="000000"/>
-                <w:sz w:val="19"/>
+                <w:sz w:val="21"/>
               </w:rPr>
             </w:r>
             <w:r>
               <w:rPr>
                 <w:rFonts w:ascii="Times New Roman" w:hAnsi="Times New Roman" w:cs="Times New Roman" w:eastAsia="Times New Roman"/>
-                <w:b w:val="0"/>
-                <w:color w:val="000000"/>
-                <w:sz w:val="19"/>
+                <w:i w:val="0"/>
+                <w:sz w:val="21"/>
               </w:rPr>
               <w:t>Derived V and R</w:t>
             </w:r>
@@ -2138,27 +2356,31 @@
         </w:trPr>
         <w:tc>
           <w:tcPr>
-            <w:tcW w:type="dxa" w:w="1569"/>
+            <w:tcW w:type="dxa" w:w="2324"/>
+            <w:vAlign w:val="center"/>
+            <w:tcMar>
+              <w:top w:w="55" w:type="dxa"/>
+              <w:bottom w:w="55" w:type="dxa"/>
+              <w:left w:w="70" w:type="dxa"/>
+              <w:right w:w="70" w:type="dxa"/>
+            </w:tcMar>
           </w:tcPr>
           <w:p>
             <w:pPr>
-              <w:spacing w:after="20" w:before="20" w:line="276" w:lineRule="auto"/>
+              <w:spacing w:before="0" w:after="0" w:line="240" w:lineRule="auto"/>
               <w:jc w:val="left"/>
             </w:pPr>
             <w:r>
               <w:rPr>
                 <w:rFonts w:ascii="Times New Roman" w:hAnsi="Times New Roman" w:cs="Times New Roman" w:eastAsia="Times New Roman"/>
-                <w:b w:val="0"/>
-                <w:color w:val="000000"/>
-                <w:sz w:val="19"/>
+                <w:sz w:val="21"/>
               </w:rPr>
             </w:r>
             <w:r>
               <w:rPr>
                 <w:rFonts w:ascii="Times New Roman" w:hAnsi="Times New Roman" w:cs="Times New Roman" w:eastAsia="Times New Roman"/>
-                <w:b w:val="0"/>
-                <w:color w:val="000000"/>
-                <w:sz w:val="19"/>
+                <w:i w:val="0"/>
+                <w:sz w:val="21"/>
               </w:rPr>
               <w:t>Selected platforms</w:t>
             </w:r>
@@ -2166,27 +2388,31 @@
         </w:tc>
         <w:tc>
           <w:tcPr>
-            <w:tcW w:type="dxa" w:w="1569"/>
+            <w:tcW w:type="dxa" w:w="850"/>
+            <w:vAlign w:val="center"/>
+            <w:tcMar>
+              <w:top w:w="55" w:type="dxa"/>
+              <w:bottom w:w="55" w:type="dxa"/>
+              <w:left w:w="70" w:type="dxa"/>
+              <w:right w:w="70" w:type="dxa"/>
+            </w:tcMar>
           </w:tcPr>
           <w:p>
             <w:pPr>
-              <w:spacing w:after="20" w:before="20" w:line="276" w:lineRule="auto"/>
+              <w:spacing w:before="0" w:after="0" w:line="240" w:lineRule="auto"/>
               <w:jc w:val="left"/>
             </w:pPr>
             <w:r>
               <w:rPr>
                 <w:rFonts w:ascii="Times New Roman" w:hAnsi="Times New Roman" w:cs="Times New Roman" w:eastAsia="Times New Roman"/>
-                <w:b w:val="0"/>
-                <w:color w:val="000000"/>
-                <w:sz w:val="19"/>
+                <w:sz w:val="21"/>
               </w:rPr>
             </w:r>
             <w:r>
               <w:rPr>
                 <w:rFonts w:ascii="Times New Roman" w:hAnsi="Times New Roman" w:cs="Times New Roman" w:eastAsia="Times New Roman"/>
-                <w:b w:val="0"/>
-                <w:color w:val="000000"/>
-                <w:sz w:val="19"/>
+                <w:i w:val="0"/>
+                <w:sz w:val="21"/>
               </w:rPr>
               <w:t>43.233</w:t>
             </w:r>
@@ -2194,27 +2420,31 @@
         </w:tc>
         <w:tc>
           <w:tcPr>
-            <w:tcW w:type="dxa" w:w="1569"/>
+            <w:tcW w:type="dxa" w:w="850"/>
+            <w:vAlign w:val="center"/>
+            <w:tcMar>
+              <w:top w:w="55" w:type="dxa"/>
+              <w:bottom w:w="55" w:type="dxa"/>
+              <w:left w:w="70" w:type="dxa"/>
+              <w:right w:w="70" w:type="dxa"/>
+            </w:tcMar>
           </w:tcPr>
           <w:p>
             <w:pPr>
-              <w:spacing w:after="20" w:before="20" w:line="276" w:lineRule="auto"/>
+              <w:spacing w:before="0" w:after="0" w:line="240" w:lineRule="auto"/>
               <w:jc w:val="left"/>
             </w:pPr>
             <w:r>
               <w:rPr>
                 <w:rFonts w:ascii="Times New Roman" w:hAnsi="Times New Roman" w:cs="Times New Roman" w:eastAsia="Times New Roman"/>
-                <w:b w:val="0"/>
-                <w:color w:val="000000"/>
-                <w:sz w:val="19"/>
+                <w:sz w:val="21"/>
               </w:rPr>
             </w:r>
             <w:r>
               <w:rPr>
                 <w:rFonts w:ascii="Times New Roman" w:hAnsi="Times New Roman" w:cs="Times New Roman" w:eastAsia="Times New Roman"/>
-                <w:b w:val="0"/>
-                <w:color w:val="000000"/>
-                <w:sz w:val="19"/>
+                <w:i w:val="0"/>
+                <w:sz w:val="21"/>
               </w:rPr>
               <w:t>3.162</w:t>
             </w:r>
@@ -2222,27 +2452,31 @@
         </w:tc>
         <w:tc>
           <w:tcPr>
-            <w:tcW w:type="dxa" w:w="1569"/>
+            <w:tcW w:type="dxa" w:w="964"/>
+            <w:vAlign w:val="center"/>
+            <w:tcMar>
+              <w:top w:w="55" w:type="dxa"/>
+              <w:bottom w:w="55" w:type="dxa"/>
+              <w:left w:w="70" w:type="dxa"/>
+              <w:right w:w="70" w:type="dxa"/>
+            </w:tcMar>
           </w:tcPr>
           <w:p>
             <w:pPr>
-              <w:spacing w:after="20" w:before="20" w:line="276" w:lineRule="auto"/>
+              <w:spacing w:before="0" w:after="0" w:line="240" w:lineRule="auto"/>
               <w:jc w:val="left"/>
             </w:pPr>
             <w:r>
               <w:rPr>
                 <w:rFonts w:ascii="Times New Roman" w:hAnsi="Times New Roman" w:cs="Times New Roman" w:eastAsia="Times New Roman"/>
-                <w:b w:val="0"/>
-                <w:color w:val="000000"/>
-                <w:sz w:val="19"/>
+                <w:sz w:val="21"/>
               </w:rPr>
             </w:r>
             <w:r>
               <w:rPr>
                 <w:rFonts w:ascii="Times New Roman" w:hAnsi="Times New Roman" w:cs="Times New Roman" w:eastAsia="Times New Roman"/>
-                <w:b w:val="0"/>
-                <w:color w:val="000000"/>
-                <w:sz w:val="19"/>
+                <w:i w:val="0"/>
+                <w:sz w:val="21"/>
               </w:rPr>
               <w:t>40.070</w:t>
             </w:r>
@@ -2250,55 +2484,63 @@
         </w:tc>
         <w:tc>
           <w:tcPr>
-            <w:tcW w:type="dxa" w:w="1569"/>
+            <w:tcW w:type="dxa" w:w="907"/>
+            <w:vAlign w:val="center"/>
+            <w:tcMar>
+              <w:top w:w="55" w:type="dxa"/>
+              <w:bottom w:w="55" w:type="dxa"/>
+              <w:left w:w="70" w:type="dxa"/>
+              <w:right w:w="70" w:type="dxa"/>
+            </w:tcMar>
           </w:tcPr>
           <w:p>
             <w:pPr>
-              <w:spacing w:after="20" w:before="20" w:line="276" w:lineRule="auto"/>
+              <w:spacing w:before="0" w:after="0" w:line="240" w:lineRule="auto"/>
               <w:jc w:val="left"/>
             </w:pPr>
             <w:r>
               <w:rPr>
                 <w:rFonts w:ascii="Times New Roman" w:hAnsi="Times New Roman" w:cs="Times New Roman" w:eastAsia="Times New Roman"/>
-                <w:b w:val="0"/>
-                <w:color w:val="000000"/>
-                <w:sz w:val="19"/>
+                <w:sz w:val="21"/>
               </w:rPr>
             </w:r>
             <w:r>
               <w:rPr>
                 <w:rFonts w:ascii="Times New Roman" w:hAnsi="Times New Roman" w:cs="Times New Roman" w:eastAsia="Times New Roman"/>
-                <w:b w:val="0"/>
-                <w:color w:val="000000"/>
-                <w:sz w:val="19"/>
+                <w:i w:val="0"/>
+                <w:sz w:val="21"/>
               </w:rPr>
-              <w:t>12.671×</w:t>
+              <w:t>12.671x</w:t>
             </w:r>
           </w:p>
         </w:tc>
         <w:tc>
           <w:tcPr>
-            <w:tcW w:type="dxa" w:w="1569"/>
+            <w:tcW w:type="dxa" w:w="2381"/>
+            <w:vAlign w:val="center"/>
+            <w:tcMar>
+              <w:top w:w="55" w:type="dxa"/>
+              <w:bottom w:w="55" w:type="dxa"/>
+              <w:left w:w="70" w:type="dxa"/>
+              <w:right w:w="70" w:type="dxa"/>
+            </w:tcMar>
           </w:tcPr>
           <w:p>
             <w:pPr>
-              <w:spacing w:after="20" w:before="20" w:line="276" w:lineRule="auto"/>
+              <w:spacing w:before="0" w:after="0" w:line="240" w:lineRule="auto"/>
               <w:jc w:val="left"/>
             </w:pPr>
             <w:r>
               <w:rPr>
                 <w:rFonts w:ascii="Times New Roman" w:hAnsi="Times New Roman" w:cs="Times New Roman" w:eastAsia="Times New Roman"/>
-                <w:b w:val="0"/>
-                <w:color w:val="000000"/>
-                <w:sz w:val="19"/>
+                <w:sz w:val="21"/>
               </w:rPr>
             </w:r>
             <w:r>
               <w:rPr>
                 <w:rFonts w:ascii="Times New Roman" w:hAnsi="Times New Roman" w:cs="Times New Roman" w:eastAsia="Times New Roman"/>
-                <w:b w:val="0"/>
-                <w:color w:val="000000"/>
-                <w:sz w:val="19"/>
+                <w:i w:val="0"/>
+                <w:sz w:val="21"/>
               </w:rPr>
               <w:t>Sum, not national total</w:t>
             </w:r>
@@ -2308,43 +2550,29 @@
     </w:tbl>
     <w:p>
       <w:pPr>
-        <w:spacing w:after="0" w:before="0" w:line="276" w:lineRule="auto"/>
+        <w:spacing w:line="254" w:lineRule="auto" w:after="80" w:before="0"/>
         <w:jc w:val="both"/>
       </w:pPr>
       <w:r>
         <w:rPr>
           <w:rFonts w:ascii="Times New Roman" w:hAnsi="Times New Roman" w:cs="Times New Roman" w:eastAsia="Times New Roman"/>
-          <w:color w:val="000000"/>
-          <w:sz w:val="10"/>
-        </w:rPr>
-      </w:r>
-    </w:p>
-    <w:p>
-      <w:pPr>
-        <w:spacing w:after="60" w:before="0" w:line="276" w:lineRule="auto"/>
-        <w:jc w:val="both"/>
-      </w:pPr>
-      <w:r>
-        <w:rPr>
-          <w:rFonts w:ascii="Times New Roman" w:hAnsi="Times New Roman" w:cs="Times New Roman" w:eastAsia="Times New Roman"/>
-          <w:color w:val="000000"/>
+          <w:i w:val="0"/>
           <w:sz w:val="24"/>
         </w:rPr>
-        <w:t>Table 2 reports the FY2023 cross-section. These cases establish the order of magnitude and feasibility of the measure. Sensitivity and leave-one-platform-out checks do not remove the large transaction–revenue gap, but they are treated as robustness material rather than the thesis's main result.</w:t>
+        <w:t>Table 2 reports the FY2023 cross-section. These cases establish the order of magnitude and feasibility of the measure. Sensitivity and leave-one-platform-out checks do not remove the large transaction-revenue gap, but they are treated as robustness material rather than the thesis's main result.</w:t>
       </w:r>
     </w:p>
     <w:p>
       <w:pPr>
         <w:pStyle w:val="Heading2"/>
         <w:keepNext/>
-        <w:spacing w:after="40" w:before="120" w:line="276" w:lineRule="auto"/>
+        <w:spacing w:before="140" w:after="60"/>
         <w:jc w:val="left"/>
       </w:pPr>
       <w:r>
         <w:rPr>
           <w:rFonts w:ascii="Times New Roman" w:hAnsi="Times New Roman" w:cs="Times New Roman" w:eastAsia="Times New Roman"/>
           <w:b/>
-          <w:color w:val="000000"/>
           <w:sz w:val="24"/>
         </w:rPr>
         <w:t>5.2 Longitudinal movement and mechanism</w:t>
@@ -2353,15 +2581,15 @@
     <w:p>
       <w:pPr>
         <w:keepNext/>
-        <w:spacing w:after="40" w:before="140" w:line="276" w:lineRule="auto"/>
+        <w:spacing w:line="240" w:lineRule="auto" w:after="40" w:before="120"/>
         <w:jc w:val="left"/>
       </w:pPr>
       <w:r>
         <w:rPr>
           <w:rFonts w:ascii="Times New Roman" w:hAnsi="Times New Roman" w:cs="Times New Roman" w:eastAsia="Times New Roman"/>
-          <w:i/>
-          <w:color w:val="000000"/>
-          <w:sz w:val="19"/>
+          <w:b/>
+          <w:i w:val="0"/>
+          <w:sz w:val="18"/>
         </w:rPr>
         <w:t>Table 3. Within-series annual divergence under two admission rules. Counts differ because evidence admission differs; both are reported rather than resolved into one headline.</w:t>
       </w:r>
@@ -2371,12 +2599,13 @@
         <w:tblStyle w:val="TableGrid"/>
         <w:tblW w:type="auto" w:w="0"/>
         <w:jc w:val="center"/>
+        <w:tblLayout w:type="autofit"/>
         <w:tblLook w:firstColumn="1" w:firstRow="1" w:lastColumn="0" w:lastRow="0" w:noHBand="0" w:noVBand="1" w:val="04A0"/>
       </w:tblPr>
       <w:tblGrid>
-        <w:gridCol w:w="3137"/>
-        <w:gridCol w:w="3137"/>
-        <w:gridCol w:w="3137"/>
+        <w:gridCol w:w="3213"/>
+        <w:gridCol w:w="3213"/>
+        <w:gridCol w:w="3213"/>
       </w:tblGrid>
       <w:tr>
         <w:trPr>
@@ -2385,54 +2614,66 @@
         </w:trPr>
         <w:tc>
           <w:tcPr>
-            <w:tcW w:type="dxa" w:w="3137"/>
+            <w:tcW w:type="dxa" w:w="3402"/>
+            <w:vAlign w:val="center"/>
+            <w:tcMar>
+              <w:top w:w="55" w:type="dxa"/>
+              <w:bottom w:w="55" w:type="dxa"/>
+              <w:left w:w="70" w:type="dxa"/>
+              <w:right w:w="70" w:type="dxa"/>
+            </w:tcMar>
           </w:tcPr>
           <w:p>
             <w:pPr>
-              <w:spacing w:after="20" w:before="20" w:line="276" w:lineRule="auto"/>
+              <w:keepNext/>
+              <w:spacing w:before="0" w:after="0" w:line="240" w:lineRule="auto"/>
               <w:jc w:val="left"/>
             </w:pPr>
             <w:r>
               <w:rPr>
                 <w:rFonts w:ascii="Times New Roman" w:hAnsi="Times New Roman" w:cs="Times New Roman" w:eastAsia="Times New Roman"/>
                 <w:b/>
-                <w:color w:val="000000"/>
-                <w:sz w:val="19"/>
+                <w:sz w:val="21"/>
               </w:rPr>
             </w:r>
             <w:r>
               <w:rPr>
                 <w:rFonts w:ascii="Times New Roman" w:hAnsi="Times New Roman" w:cs="Times New Roman" w:eastAsia="Times New Roman"/>
                 <w:b/>
-                <w:color w:val="000000"/>
-                <w:sz w:val="19"/>
+                <w:sz w:val="21"/>
               </w:rPr>
             </w:r>
           </w:p>
         </w:tc>
         <w:tc>
           <w:tcPr>
-            <w:tcW w:type="dxa" w:w="3137"/>
+            <w:tcW w:type="dxa" w:w="2438"/>
+            <w:vAlign w:val="center"/>
+            <w:tcMar>
+              <w:top w:w="55" w:type="dxa"/>
+              <w:bottom w:w="55" w:type="dxa"/>
+              <w:left w:w="70" w:type="dxa"/>
+              <w:right w:w="70" w:type="dxa"/>
+            </w:tcMar>
           </w:tcPr>
           <w:p>
             <w:pPr>
-              <w:spacing w:after="20" w:before="20" w:line="276" w:lineRule="auto"/>
+              <w:keepNext/>
+              <w:spacing w:before="0" w:after="0" w:line="240" w:lineRule="auto"/>
               <w:jc w:val="left"/>
             </w:pPr>
             <w:r>
               <w:rPr>
                 <w:rFonts w:ascii="Times New Roman" w:hAnsi="Times New Roman" w:cs="Times New Roman" w:eastAsia="Times New Roman"/>
                 <w:b/>
-                <w:color w:val="000000"/>
-                <w:sz w:val="19"/>
+                <w:sz w:val="21"/>
               </w:rPr>
             </w:r>
             <w:r>
               <w:rPr>
                 <w:rFonts w:ascii="Times New Roman" w:hAnsi="Times New Roman" w:cs="Times New Roman" w:eastAsia="Times New Roman"/>
                 <w:b/>
-                <w:color w:val="000000"/>
-                <w:sz w:val="19"/>
+                <w:sz w:val="21"/>
               </w:rPr>
               <w:t>All-tier inventory</w:t>
             </w:r>
@@ -2440,27 +2681,33 @@
         </w:tc>
         <w:tc>
           <w:tcPr>
-            <w:tcW w:type="dxa" w:w="3137"/>
+            <w:tcW w:type="dxa" w:w="2778"/>
+            <w:vAlign w:val="center"/>
+            <w:tcMar>
+              <w:top w:w="55" w:type="dxa"/>
+              <w:bottom w:w="55" w:type="dxa"/>
+              <w:left w:w="70" w:type="dxa"/>
+              <w:right w:w="70" w:type="dxa"/>
+            </w:tcMar>
           </w:tcPr>
           <w:p>
             <w:pPr>
-              <w:spacing w:after="20" w:before="20" w:line="276" w:lineRule="auto"/>
+              <w:keepNext/>
+              <w:spacing w:before="0" w:after="0" w:line="240" w:lineRule="auto"/>
               <w:jc w:val="left"/>
             </w:pPr>
             <w:r>
               <w:rPr>
                 <w:rFonts w:ascii="Times New Roman" w:hAnsi="Times New Roman" w:cs="Times New Roman" w:eastAsia="Times New Roman"/>
                 <w:b/>
-                <w:color w:val="000000"/>
-                <w:sz w:val="19"/>
+                <w:sz w:val="21"/>
               </w:rPr>
             </w:r>
             <w:r>
               <w:rPr>
                 <w:rFonts w:ascii="Times New Roman" w:hAnsi="Times New Roman" w:cs="Times New Roman" w:eastAsia="Times New Roman"/>
                 <w:b/>
-                <w:color w:val="000000"/>
-                <w:sz w:val="19"/>
+                <w:sz w:val="21"/>
               </w:rPr>
               <w:t>Direct-candidate sensitivity</w:t>
             </w:r>
@@ -2473,28 +2720,32 @@
         </w:trPr>
         <w:tc>
           <w:tcPr>
-            <w:tcW w:type="dxa" w:w="3137"/>
+            <w:tcW w:type="dxa" w:w="3402"/>
+            <w:vAlign w:val="center"/>
+            <w:tcMar>
+              <w:top w:w="55" w:type="dxa"/>
+              <w:bottom w:w="55" w:type="dxa"/>
+              <w:left w:w="70" w:type="dxa"/>
+              <w:right w:w="70" w:type="dxa"/>
+            </w:tcMar>
           </w:tcPr>
           <w:p>
             <w:pPr>
               <w:keepNext/>
-              <w:spacing w:after="20" w:before="20" w:line="276" w:lineRule="auto"/>
+              <w:spacing w:before="0" w:after="0" w:line="240" w:lineRule="auto"/>
               <w:jc w:val="left"/>
             </w:pPr>
             <w:r>
               <w:rPr>
                 <w:rFonts w:ascii="Times New Roman" w:hAnsi="Times New Roman" w:cs="Times New Roman" w:eastAsia="Times New Roman"/>
-                <w:b w:val="0"/>
-                <w:color w:val="000000"/>
-                <w:sz w:val="19"/>
+                <w:sz w:val="21"/>
               </w:rPr>
             </w:r>
             <w:r>
               <w:rPr>
                 <w:rFonts w:ascii="Times New Roman" w:hAnsi="Times New Roman" w:cs="Times New Roman" w:eastAsia="Times New Roman"/>
-                <w:b w:val="0"/>
-                <w:color w:val="000000"/>
-                <w:sz w:val="19"/>
+                <w:i w:val="0"/>
+                <w:sz w:val="21"/>
               </w:rPr>
               <w:t>Transitions</w:t>
             </w:r>
@@ -2502,28 +2753,32 @@
         </w:tc>
         <w:tc>
           <w:tcPr>
-            <w:tcW w:type="dxa" w:w="3137"/>
+            <w:tcW w:type="dxa" w:w="2438"/>
+            <w:vAlign w:val="center"/>
+            <w:tcMar>
+              <w:top w:w="55" w:type="dxa"/>
+              <w:bottom w:w="55" w:type="dxa"/>
+              <w:left w:w="70" w:type="dxa"/>
+              <w:right w:w="70" w:type="dxa"/>
+            </w:tcMar>
           </w:tcPr>
           <w:p>
             <w:pPr>
               <w:keepNext/>
-              <w:spacing w:after="20" w:before="20" w:line="276" w:lineRule="auto"/>
+              <w:spacing w:before="0" w:after="0" w:line="240" w:lineRule="auto"/>
               <w:jc w:val="left"/>
             </w:pPr>
             <w:r>
               <w:rPr>
                 <w:rFonts w:ascii="Times New Roman" w:hAnsi="Times New Roman" w:cs="Times New Roman" w:eastAsia="Times New Roman"/>
-                <w:b w:val="0"/>
-                <w:color w:val="000000"/>
-                <w:sz w:val="19"/>
+                <w:sz w:val="21"/>
               </w:rPr>
             </w:r>
             <w:r>
               <w:rPr>
                 <w:rFonts w:ascii="Times New Roman" w:hAnsi="Times New Roman" w:cs="Times New Roman" w:eastAsia="Times New Roman"/>
-                <w:b w:val="0"/>
-                <w:color w:val="000000"/>
-                <w:sz w:val="19"/>
+                <w:i w:val="0"/>
+                <w:sz w:val="21"/>
               </w:rPr>
               <w:t>12</w:t>
             </w:r>
@@ -2531,28 +2786,32 @@
         </w:tc>
         <w:tc>
           <w:tcPr>
-            <w:tcW w:type="dxa" w:w="3137"/>
+            <w:tcW w:type="dxa" w:w="2778"/>
+            <w:vAlign w:val="center"/>
+            <w:tcMar>
+              <w:top w:w="55" w:type="dxa"/>
+              <w:bottom w:w="55" w:type="dxa"/>
+              <w:left w:w="70" w:type="dxa"/>
+              <w:right w:w="70" w:type="dxa"/>
+            </w:tcMar>
           </w:tcPr>
           <w:p>
             <w:pPr>
               <w:keepNext/>
-              <w:spacing w:after="20" w:before="20" w:line="276" w:lineRule="auto"/>
+              <w:spacing w:before="0" w:after="0" w:line="240" w:lineRule="auto"/>
               <w:jc w:val="left"/>
             </w:pPr>
             <w:r>
               <w:rPr>
                 <w:rFonts w:ascii="Times New Roman" w:hAnsi="Times New Roman" w:cs="Times New Roman" w:eastAsia="Times New Roman"/>
-                <w:b w:val="0"/>
-                <w:color w:val="000000"/>
-                <w:sz w:val="19"/>
+                <w:sz w:val="21"/>
               </w:rPr>
             </w:r>
             <w:r>
               <w:rPr>
                 <w:rFonts w:ascii="Times New Roman" w:hAnsi="Times New Roman" w:cs="Times New Roman" w:eastAsia="Times New Roman"/>
-                <w:b w:val="0"/>
-                <w:color w:val="000000"/>
-                <w:sz w:val="19"/>
+                <w:i w:val="0"/>
+                <w:sz w:val="21"/>
               </w:rPr>
               <w:t>9</w:t>
             </w:r>
@@ -2565,28 +2824,32 @@
         </w:trPr>
         <w:tc>
           <w:tcPr>
-            <w:tcW w:type="dxa" w:w="3137"/>
+            <w:tcW w:type="dxa" w:w="3402"/>
+            <w:vAlign w:val="center"/>
+            <w:tcMar>
+              <w:top w:w="55" w:type="dxa"/>
+              <w:bottom w:w="55" w:type="dxa"/>
+              <w:left w:w="70" w:type="dxa"/>
+              <w:right w:w="70" w:type="dxa"/>
+            </w:tcMar>
           </w:tcPr>
           <w:p>
             <w:pPr>
               <w:keepNext/>
-              <w:spacing w:after="20" w:before="20" w:line="276" w:lineRule="auto"/>
+              <w:spacing w:before="0" w:after="0" w:line="240" w:lineRule="auto"/>
               <w:jc w:val="left"/>
             </w:pPr>
             <w:r>
               <w:rPr>
                 <w:rFonts w:ascii="Times New Roman" w:hAnsi="Times New Roman" w:cs="Times New Roman" w:eastAsia="Times New Roman"/>
-                <w:b w:val="0"/>
-                <w:color w:val="000000"/>
-                <w:sz w:val="19"/>
+                <w:sz w:val="21"/>
               </w:rPr>
             </w:r>
             <w:r>
               <w:rPr>
                 <w:rFonts w:ascii="Times New Roman" w:hAnsi="Times New Roman" w:cs="Times New Roman" w:eastAsia="Times New Roman"/>
-                <w:b w:val="0"/>
-                <w:color w:val="000000"/>
-                <w:sz w:val="19"/>
+                <w:i w:val="0"/>
+                <w:sz w:val="21"/>
               </w:rPr>
               <w:t>Revenue grows faster</w:t>
             </w:r>
@@ -2594,28 +2857,32 @@
         </w:tc>
         <w:tc>
           <w:tcPr>
-            <w:tcW w:type="dxa" w:w="3137"/>
+            <w:tcW w:type="dxa" w:w="2438"/>
+            <w:vAlign w:val="center"/>
+            <w:tcMar>
+              <w:top w:w="55" w:type="dxa"/>
+              <w:bottom w:w="55" w:type="dxa"/>
+              <w:left w:w="70" w:type="dxa"/>
+              <w:right w:w="70" w:type="dxa"/>
+            </w:tcMar>
           </w:tcPr>
           <w:p>
             <w:pPr>
               <w:keepNext/>
-              <w:spacing w:after="20" w:before="20" w:line="276" w:lineRule="auto"/>
+              <w:spacing w:before="0" w:after="0" w:line="240" w:lineRule="auto"/>
               <w:jc w:val="left"/>
             </w:pPr>
             <w:r>
               <w:rPr>
                 <w:rFonts w:ascii="Times New Roman" w:hAnsi="Times New Roman" w:cs="Times New Roman" w:eastAsia="Times New Roman"/>
-                <w:b w:val="0"/>
-                <w:color w:val="000000"/>
-                <w:sz w:val="19"/>
+                <w:sz w:val="21"/>
               </w:rPr>
             </w:r>
             <w:r>
               <w:rPr>
                 <w:rFonts w:ascii="Times New Roman" w:hAnsi="Times New Roman" w:cs="Times New Roman" w:eastAsia="Times New Roman"/>
-                <w:b w:val="0"/>
-                <w:color w:val="000000"/>
-                <w:sz w:val="19"/>
+                <w:i w:val="0"/>
+                <w:sz w:val="21"/>
               </w:rPr>
               <w:t>10</w:t>
             </w:r>
@@ -2623,28 +2890,32 @@
         </w:tc>
         <w:tc>
           <w:tcPr>
-            <w:tcW w:type="dxa" w:w="3137"/>
+            <w:tcW w:type="dxa" w:w="2778"/>
+            <w:vAlign w:val="center"/>
+            <w:tcMar>
+              <w:top w:w="55" w:type="dxa"/>
+              <w:bottom w:w="55" w:type="dxa"/>
+              <w:left w:w="70" w:type="dxa"/>
+              <w:right w:w="70" w:type="dxa"/>
+            </w:tcMar>
           </w:tcPr>
           <w:p>
             <w:pPr>
               <w:keepNext/>
-              <w:spacing w:after="20" w:before="20" w:line="276" w:lineRule="auto"/>
+              <w:spacing w:before="0" w:after="0" w:line="240" w:lineRule="auto"/>
               <w:jc w:val="left"/>
             </w:pPr>
             <w:r>
               <w:rPr>
                 <w:rFonts w:ascii="Times New Roman" w:hAnsi="Times New Roman" w:cs="Times New Roman" w:eastAsia="Times New Roman"/>
-                <w:b w:val="0"/>
-                <w:color w:val="000000"/>
-                <w:sz w:val="19"/>
+                <w:sz w:val="21"/>
               </w:rPr>
             </w:r>
             <w:r>
               <w:rPr>
                 <w:rFonts w:ascii="Times New Roman" w:hAnsi="Times New Roman" w:cs="Times New Roman" w:eastAsia="Times New Roman"/>
-                <w:b w:val="0"/>
-                <w:color w:val="000000"/>
-                <w:sz w:val="19"/>
+                <w:i w:val="0"/>
+                <w:sz w:val="21"/>
               </w:rPr>
               <w:t>6</w:t>
             </w:r>
@@ -2657,28 +2928,32 @@
         </w:trPr>
         <w:tc>
           <w:tcPr>
-            <w:tcW w:type="dxa" w:w="3137"/>
+            <w:tcW w:type="dxa" w:w="3402"/>
+            <w:vAlign w:val="center"/>
+            <w:tcMar>
+              <w:top w:w="55" w:type="dxa"/>
+              <w:bottom w:w="55" w:type="dxa"/>
+              <w:left w:w="70" w:type="dxa"/>
+              <w:right w:w="70" w:type="dxa"/>
+            </w:tcMar>
           </w:tcPr>
           <w:p>
             <w:pPr>
               <w:keepNext/>
-              <w:spacing w:after="20" w:before="20" w:line="276" w:lineRule="auto"/>
+              <w:spacing w:before="0" w:after="0" w:line="240" w:lineRule="auto"/>
               <w:jc w:val="left"/>
             </w:pPr>
             <w:r>
               <w:rPr>
                 <w:rFonts w:ascii="Times New Roman" w:hAnsi="Times New Roman" w:cs="Times New Roman" w:eastAsia="Times New Roman"/>
-                <w:b w:val="0"/>
-                <w:color w:val="000000"/>
-                <w:sz w:val="19"/>
+                <w:sz w:val="21"/>
               </w:rPr>
             </w:r>
             <w:r>
               <w:rPr>
                 <w:rFonts w:ascii="Times New Roman" w:hAnsi="Times New Roman" w:cs="Times New Roman" w:eastAsia="Times New Roman"/>
-                <w:b w:val="0"/>
-                <w:color w:val="000000"/>
-                <w:sz w:val="19"/>
+                <w:i w:val="0"/>
+                <w:sz w:val="21"/>
               </w:rPr>
               <w:t>Transaction grows faster</w:t>
             </w:r>
@@ -2686,28 +2961,32 @@
         </w:tc>
         <w:tc>
           <w:tcPr>
-            <w:tcW w:type="dxa" w:w="3137"/>
+            <w:tcW w:type="dxa" w:w="2438"/>
+            <w:vAlign w:val="center"/>
+            <w:tcMar>
+              <w:top w:w="55" w:type="dxa"/>
+              <w:bottom w:w="55" w:type="dxa"/>
+              <w:left w:w="70" w:type="dxa"/>
+              <w:right w:w="70" w:type="dxa"/>
+            </w:tcMar>
           </w:tcPr>
           <w:p>
             <w:pPr>
               <w:keepNext/>
-              <w:spacing w:after="20" w:before="20" w:line="276" w:lineRule="auto"/>
+              <w:spacing w:before="0" w:after="0" w:line="240" w:lineRule="auto"/>
               <w:jc w:val="left"/>
             </w:pPr>
             <w:r>
               <w:rPr>
                 <w:rFonts w:ascii="Times New Roman" w:hAnsi="Times New Roman" w:cs="Times New Roman" w:eastAsia="Times New Roman"/>
-                <w:b w:val="0"/>
-                <w:color w:val="000000"/>
-                <w:sz w:val="19"/>
+                <w:sz w:val="21"/>
               </w:rPr>
             </w:r>
             <w:r>
               <w:rPr>
                 <w:rFonts w:ascii="Times New Roman" w:hAnsi="Times New Roman" w:cs="Times New Roman" w:eastAsia="Times New Roman"/>
-                <w:b w:val="0"/>
-                <w:color w:val="000000"/>
-                <w:sz w:val="19"/>
+                <w:i w:val="0"/>
+                <w:sz w:val="21"/>
               </w:rPr>
               <w:t>2</w:t>
             </w:r>
@@ -2715,28 +2994,32 @@
         </w:tc>
         <w:tc>
           <w:tcPr>
-            <w:tcW w:type="dxa" w:w="3137"/>
+            <w:tcW w:type="dxa" w:w="2778"/>
+            <w:vAlign w:val="center"/>
+            <w:tcMar>
+              <w:top w:w="55" w:type="dxa"/>
+              <w:bottom w:w="55" w:type="dxa"/>
+              <w:left w:w="70" w:type="dxa"/>
+              <w:right w:w="70" w:type="dxa"/>
+            </w:tcMar>
           </w:tcPr>
           <w:p>
             <w:pPr>
               <w:keepNext/>
-              <w:spacing w:after="20" w:before="20" w:line="276" w:lineRule="auto"/>
+              <w:spacing w:before="0" w:after="0" w:line="240" w:lineRule="auto"/>
               <w:jc w:val="left"/>
             </w:pPr>
             <w:r>
               <w:rPr>
                 <w:rFonts w:ascii="Times New Roman" w:hAnsi="Times New Roman" w:cs="Times New Roman" w:eastAsia="Times New Roman"/>
-                <w:b w:val="0"/>
-                <w:color w:val="000000"/>
-                <w:sz w:val="19"/>
+                <w:sz w:val="21"/>
               </w:rPr>
             </w:r>
             <w:r>
               <w:rPr>
                 <w:rFonts w:ascii="Times New Roman" w:hAnsi="Times New Roman" w:cs="Times New Roman" w:eastAsia="Times New Roman"/>
-                <w:b w:val="0"/>
-                <w:color w:val="000000"/>
-                <w:sz w:val="19"/>
+                <w:i w:val="0"/>
+                <w:sz w:val="21"/>
               </w:rPr>
               <w:t>3</w:t>
             </w:r>
@@ -2749,28 +3032,32 @@
         </w:trPr>
         <w:tc>
           <w:tcPr>
-            <w:tcW w:type="dxa" w:w="3137"/>
+            <w:tcW w:type="dxa" w:w="3402"/>
+            <w:vAlign w:val="center"/>
+            <w:tcMar>
+              <w:top w:w="55" w:type="dxa"/>
+              <w:bottom w:w="55" w:type="dxa"/>
+              <w:left w:w="70" w:type="dxa"/>
+              <w:right w:w="70" w:type="dxa"/>
+            </w:tcMar>
           </w:tcPr>
           <w:p>
             <w:pPr>
               <w:keepNext/>
-              <w:spacing w:after="20" w:before="20" w:line="276" w:lineRule="auto"/>
+              <w:spacing w:before="0" w:after="0" w:line="240" w:lineRule="auto"/>
               <w:jc w:val="left"/>
             </w:pPr>
             <w:r>
               <w:rPr>
                 <w:rFonts w:ascii="Times New Roman" w:hAnsi="Times New Roman" w:cs="Times New Roman" w:eastAsia="Times New Roman"/>
-                <w:b w:val="0"/>
-                <w:color w:val="000000"/>
-                <w:sz w:val="19"/>
+                <w:sz w:val="21"/>
               </w:rPr>
             </w:r>
             <w:r>
               <w:rPr>
                 <w:rFonts w:ascii="Times New Roman" w:hAnsi="Times New Roman" w:cs="Times New Roman" w:eastAsia="Times New Roman"/>
-                <w:b w:val="0"/>
-                <w:color w:val="000000"/>
-                <w:sz w:val="19"/>
+                <w:i w:val="0"/>
+                <w:sz w:val="21"/>
               </w:rPr>
               <w:t>Opposite-sign transitions</w:t>
             </w:r>
@@ -2778,28 +3065,32 @@
         </w:tc>
         <w:tc>
           <w:tcPr>
-            <w:tcW w:type="dxa" w:w="3137"/>
+            <w:tcW w:type="dxa" w:w="2438"/>
+            <w:vAlign w:val="center"/>
+            <w:tcMar>
+              <w:top w:w="55" w:type="dxa"/>
+              <w:bottom w:w="55" w:type="dxa"/>
+              <w:left w:w="70" w:type="dxa"/>
+              <w:right w:w="70" w:type="dxa"/>
+            </w:tcMar>
           </w:tcPr>
           <w:p>
             <w:pPr>
               <w:keepNext/>
-              <w:spacing w:after="20" w:before="20" w:line="276" w:lineRule="auto"/>
+              <w:spacing w:before="0" w:after="0" w:line="240" w:lineRule="auto"/>
               <w:jc w:val="left"/>
             </w:pPr>
             <w:r>
               <w:rPr>
                 <w:rFonts w:ascii="Times New Roman" w:hAnsi="Times New Roman" w:cs="Times New Roman" w:eastAsia="Times New Roman"/>
-                <w:b w:val="0"/>
-                <w:color w:val="000000"/>
-                <w:sz w:val="19"/>
+                <w:sz w:val="21"/>
               </w:rPr>
             </w:r>
             <w:r>
               <w:rPr>
                 <w:rFonts w:ascii="Times New Roman" w:hAnsi="Times New Roman" w:cs="Times New Roman" w:eastAsia="Times New Roman"/>
-                <w:b w:val="0"/>
-                <w:color w:val="000000"/>
-                <w:sz w:val="19"/>
+                <w:i w:val="0"/>
+                <w:sz w:val="21"/>
               </w:rPr>
               <w:t>2</w:t>
             </w:r>
@@ -2807,28 +3098,32 @@
         </w:tc>
         <w:tc>
           <w:tcPr>
-            <w:tcW w:type="dxa" w:w="3137"/>
+            <w:tcW w:type="dxa" w:w="2778"/>
+            <w:vAlign w:val="center"/>
+            <w:tcMar>
+              <w:top w:w="55" w:type="dxa"/>
+              <w:bottom w:w="55" w:type="dxa"/>
+              <w:left w:w="70" w:type="dxa"/>
+              <w:right w:w="70" w:type="dxa"/>
+            </w:tcMar>
           </w:tcPr>
           <w:p>
             <w:pPr>
               <w:keepNext/>
-              <w:spacing w:after="20" w:before="20" w:line="276" w:lineRule="auto"/>
+              <w:spacing w:before="0" w:after="0" w:line="240" w:lineRule="auto"/>
               <w:jc w:val="left"/>
             </w:pPr>
             <w:r>
               <w:rPr>
                 <w:rFonts w:ascii="Times New Roman" w:hAnsi="Times New Roman" w:cs="Times New Roman" w:eastAsia="Times New Roman"/>
-                <w:b w:val="0"/>
-                <w:color w:val="000000"/>
-                <w:sz w:val="19"/>
+                <w:sz w:val="21"/>
               </w:rPr>
             </w:r>
             <w:r>
               <w:rPr>
                 <w:rFonts w:ascii="Times New Roman" w:hAnsi="Times New Roman" w:cs="Times New Roman" w:eastAsia="Times New Roman"/>
-                <w:b w:val="0"/>
-                <w:color w:val="000000"/>
-                <w:sz w:val="19"/>
+                <w:i w:val="0"/>
+                <w:sz w:val="21"/>
               </w:rPr>
               <w:t>3</w:t>
             </w:r>
@@ -2841,27 +3136,31 @@
         </w:trPr>
         <w:tc>
           <w:tcPr>
-            <w:tcW w:type="dxa" w:w="3137"/>
+            <w:tcW w:type="dxa" w:w="3402"/>
+            <w:vAlign w:val="center"/>
+            <w:tcMar>
+              <w:top w:w="55" w:type="dxa"/>
+              <w:bottom w:w="55" w:type="dxa"/>
+              <w:left w:w="70" w:type="dxa"/>
+              <w:right w:w="70" w:type="dxa"/>
+            </w:tcMar>
           </w:tcPr>
           <w:p>
             <w:pPr>
-              <w:spacing w:after="20" w:before="20" w:line="276" w:lineRule="auto"/>
+              <w:spacing w:before="0" w:after="0" w:line="240" w:lineRule="auto"/>
               <w:jc w:val="left"/>
             </w:pPr>
             <w:r>
               <w:rPr>
                 <w:rFonts w:ascii="Times New Roman" w:hAnsi="Times New Roman" w:cs="Times New Roman" w:eastAsia="Times New Roman"/>
-                <w:b w:val="0"/>
-                <w:color w:val="000000"/>
-                <w:sz w:val="19"/>
+                <w:sz w:val="21"/>
               </w:rPr>
             </w:r>
             <w:r>
               <w:rPr>
                 <w:rFonts w:ascii="Times New Roman" w:hAnsi="Times New Roman" w:cs="Times New Roman" w:eastAsia="Times New Roman"/>
-                <w:b w:val="0"/>
-                <w:color w:val="000000"/>
-                <w:sz w:val="19"/>
+                <w:i w:val="0"/>
+                <w:sz w:val="21"/>
               </w:rPr>
               <w:t>Median absolute divergence</w:t>
             </w:r>
@@ -2869,27 +3168,31 @@
         </w:tc>
         <w:tc>
           <w:tcPr>
-            <w:tcW w:type="dxa" w:w="3137"/>
+            <w:tcW w:type="dxa" w:w="2438"/>
+            <w:vAlign w:val="center"/>
+            <w:tcMar>
+              <w:top w:w="55" w:type="dxa"/>
+              <w:bottom w:w="55" w:type="dxa"/>
+              <w:left w:w="70" w:type="dxa"/>
+              <w:right w:w="70" w:type="dxa"/>
+            </w:tcMar>
           </w:tcPr>
           <w:p>
             <w:pPr>
-              <w:spacing w:after="20" w:before="20" w:line="276" w:lineRule="auto"/>
+              <w:spacing w:before="0" w:after="0" w:line="240" w:lineRule="auto"/>
               <w:jc w:val="left"/>
             </w:pPr>
             <w:r>
               <w:rPr>
                 <w:rFonts w:ascii="Times New Roman" w:hAnsi="Times New Roman" w:cs="Times New Roman" w:eastAsia="Times New Roman"/>
-                <w:b w:val="0"/>
-                <w:color w:val="000000"/>
-                <w:sz w:val="19"/>
+                <w:sz w:val="21"/>
               </w:rPr>
             </w:r>
             <w:r>
               <w:rPr>
                 <w:rFonts w:ascii="Times New Roman" w:hAnsi="Times New Roman" w:cs="Times New Roman" w:eastAsia="Times New Roman"/>
-                <w:b w:val="0"/>
-                <w:color w:val="000000"/>
-                <w:sz w:val="19"/>
+                <w:i w:val="0"/>
+                <w:sz w:val="21"/>
               </w:rPr>
               <w:t>42.02 pp</w:t>
             </w:r>
@@ -2897,27 +3200,31 @@
         </w:tc>
         <w:tc>
           <w:tcPr>
-            <w:tcW w:type="dxa" w:w="3137"/>
+            <w:tcW w:type="dxa" w:w="2778"/>
+            <w:vAlign w:val="center"/>
+            <w:tcMar>
+              <w:top w:w="55" w:type="dxa"/>
+              <w:bottom w:w="55" w:type="dxa"/>
+              <w:left w:w="70" w:type="dxa"/>
+              <w:right w:w="70" w:type="dxa"/>
+            </w:tcMar>
           </w:tcPr>
           <w:p>
             <w:pPr>
-              <w:spacing w:after="20" w:before="20" w:line="276" w:lineRule="auto"/>
+              <w:spacing w:before="0" w:after="0" w:line="240" w:lineRule="auto"/>
               <w:jc w:val="left"/>
             </w:pPr>
             <w:r>
               <w:rPr>
                 <w:rFonts w:ascii="Times New Roman" w:hAnsi="Times New Roman" w:cs="Times New Roman" w:eastAsia="Times New Roman"/>
-                <w:b w:val="0"/>
-                <w:color w:val="000000"/>
-                <w:sz w:val="19"/>
+                <w:sz w:val="21"/>
               </w:rPr>
             </w:r>
             <w:r>
               <w:rPr>
                 <w:rFonts w:ascii="Times New Roman" w:hAnsi="Times New Roman" w:cs="Times New Roman" w:eastAsia="Times New Roman"/>
-                <w:b w:val="0"/>
-                <w:color w:val="000000"/>
-                <w:sz w:val="19"/>
+                <w:i w:val="0"/>
+                <w:sz w:val="21"/>
               </w:rPr>
               <w:t>42.94 pp</w:t>
             </w:r>
@@ -2927,43 +3234,102 @@
     </w:tbl>
     <w:p>
       <w:pPr>
-        <w:spacing w:after="0" w:before="0" w:line="276" w:lineRule="auto"/>
+        <w:spacing w:line="254" w:lineRule="auto" w:after="80" w:before="0"/>
         <w:jc w:val="both"/>
       </w:pPr>
       <w:r>
         <w:rPr>
           <w:rFonts w:ascii="Times New Roman" w:hAnsi="Times New Roman" w:cs="Times New Roman" w:eastAsia="Times New Roman"/>
-          <w:color w:val="000000"/>
-          <w:sz w:val="10"/>
+          <w:i w:val="0"/>
+          <w:sz w:val="24"/>
         </w:rPr>
+        <w:t>Table 3 compares the two admission rules. The summaries differ because the rules differ; neither is a filtered restatement of the other. Tokopedia FY2022-FY2023 provides the cleanest mechanism example: transaction value falls 8.90 percent while selected third-party net segment revenue rises 53.20 percent. Of the arithmetic increase in net revenue, 60.56 percent is associated with lower customer incentives and 39.44 percent with higher gross revenue. This reconciles the divergence without claiming causality.</w:t>
       </w:r>
     </w:p>
     <w:p>
       <w:pPr>
-        <w:spacing w:after="60" w:before="0" w:line="276" w:lineRule="auto"/>
+        <w:keepNext/>
+        <w:spacing w:before="80" w:after="40" w:line="254" w:lineRule="auto"/>
+        <w:jc w:val="center"/>
+      </w:pPr>
+      <w:r>
+        <w:rPr>
+          <w:rFonts w:ascii="Times New Roman" w:hAnsi="Times New Roman" w:cs="Times New Roman" w:eastAsia="Times New Roman"/>
+          <w:sz w:val="24"/>
+        </w:rPr>
+        <w:drawing>
+          <wp:inline xmlns:a="http://schemas.openxmlformats.org/drawingml/2006/main" xmlns:pic="http://schemas.openxmlformats.org/drawingml/2006/picture">
+            <wp:extent cx="5715000" cy="2921586"/>
+            <wp:docPr id="1" name="Picture 1"/>
+            <wp:cNvGraphicFramePr>
+              <a:graphicFrameLocks noChangeAspect="1"/>
+            </wp:cNvGraphicFramePr>
+            <a:graphic>
+              <a:graphicData uri="http://schemas.openxmlformats.org/drawingml/2006/picture">
+                <pic:pic>
+                  <pic:nvPicPr>
+                    <pic:cNvPr id="0" name="figure1_ecosystem_ratio_extended_sample_bw.png"/>
+                    <pic:cNvPicPr/>
+                  </pic:nvPicPr>
+                  <pic:blipFill>
+                    <a:blip r:embed="rId10"/>
+                    <a:stretch>
+                      <a:fillRect/>
+                    </a:stretch>
+                  </pic:blipFill>
+                  <pic:spPr>
+                    <a:xfrm>
+                      <a:off x="0" y="0"/>
+                      <a:ext cx="5715000" cy="2921586"/>
+                    </a:xfrm>
+                    <a:prstGeom prst="rect"/>
+                  </pic:spPr>
+                </pic:pic>
+              </a:graphicData>
+            </a:graphic>
+          </wp:inline>
+        </w:drawing>
+      </w:r>
+    </w:p>
+    <w:p>
+      <w:pPr>
+        <w:keepNext/>
+        <w:spacing w:before="60" w:after="100" w:line="240" w:lineRule="auto"/>
+        <w:jc w:val="center"/>
+      </w:pPr>
+      <w:r>
+        <w:rPr>
+          <w:rFonts w:ascii="Times New Roman" w:hAnsi="Times New Roman" w:cs="Times New Roman" w:eastAsia="Times New Roman"/>
+          <w:i/>
+          <w:sz w:val="18"/>
+        </w:rPr>
+        <w:t>Figure 1. Ecosystem Ratio across the extended candidate series. Each line follows one disclosed or transparently reconstructed series through time; levels are shown by series and are not pooled across evidence tiers.</w:t>
+      </w:r>
+    </w:p>
+    <w:p>
+      <w:pPr>
+        <w:spacing w:before="0" w:after="80" w:line="254" w:lineRule="auto"/>
         <w:jc w:val="both"/>
       </w:pPr>
       <w:r>
         <w:rPr>
           <w:rFonts w:ascii="Times New Roman" w:hAnsi="Times New Roman" w:cs="Times New Roman" w:eastAsia="Times New Roman"/>
-          <w:color w:val="000000"/>
           <w:sz w:val="24"/>
         </w:rPr>
-        <w:t>Table 3 compares the two admission rules. The summaries differ because the rules differ; neither is a filtered restatement of the other. Tokopedia FY2022–FY2023 provides the cleanest mechanism example: transaction value falls 8.90 percent while selected third-party net segment revenue rises 53.20 percent. Of the arithmetic increase in net revenue, 60.56 percent is associated with lower customer incentives and 39.44 percent with higher gross revenue. This reconciles the divergence without claiming causality.</w:t>
+        <w:t>Figure 1 makes two features of the extended sample visible that the summary table alone does not. First, the wedge persists across every retained series, although its magnitude differs substantially by business model and reporting perimeter. Second, several series show large changes in the ratio over time, which is why the thesis focuses on explaining movements rather than treating one cross-sectional ratio as a fixed platform characteristic. The figure is descriptive: differences between lines are not interpreted as causal platform effects.</w:t>
       </w:r>
     </w:p>
     <w:p>
       <w:pPr>
         <w:pStyle w:val="Heading2"/>
         <w:keepNext/>
-        <w:spacing w:after="40" w:before="120" w:line="276" w:lineRule="auto"/>
+        <w:spacing w:before="140" w:after="60"/>
         <w:jc w:val="left"/>
       </w:pPr>
       <w:r>
         <w:rPr>
           <w:rFonts w:ascii="Times New Roman" w:hAnsi="Times New Roman" w:cs="Times New Roman" w:eastAsia="Times New Roman"/>
           <w:b/>
-          <w:color w:val="000000"/>
           <w:sz w:val="24"/>
         </w:rPr>
         <w:t>5.3 Wider Indonesian activity and reporting</w:t>
@@ -2971,13 +3337,13 @@
     </w:p>
     <w:p>
       <w:pPr>
-        <w:spacing w:after="60" w:before="0" w:line="276" w:lineRule="auto"/>
+        <w:spacing w:line="254" w:lineRule="auto" w:after="80" w:before="0"/>
         <w:jc w:val="both"/>
       </w:pPr>
       <w:r>
         <w:rPr>
           <w:rFonts w:ascii="Times New Roman" w:hAnsi="Times New Roman" w:cs="Times New Roman" w:eastAsia="Times New Roman"/>
-          <w:color w:val="000000"/>
+          <w:i w:val="0"/>
           <w:sz w:val="24"/>
         </w:rPr>
         <w:t>BPS reports national e-commerce transaction value rising 17.08 percent from 2023 to 2024. Over the same period, the directly reported marketplace component rises only 1.45 percent, while the non-marketplace component rises 20.57 percent; approximately 98.46 percent of the nominal increase therefore falls outside the marketplace component. These aggregates provide a wider view of e-commerce activity and are not reconciled one-for-one to issuer transaction value.</w:t>
@@ -2985,13 +3351,13 @@
     </w:p>
     <w:p>
       <w:pPr>
-        <w:spacing w:after="60" w:before="0" w:line="276" w:lineRule="auto"/>
+        <w:spacing w:line="254" w:lineRule="auto" w:after="80" w:before="0"/>
         <w:jc w:val="both"/>
       </w:pPr>
       <w:r>
         <w:rPr>
           <w:rFonts w:ascii="Times New Roman" w:hAnsi="Times New Roman" w:cs="Times New Roman" w:eastAsia="Times New Roman"/>
-          <w:color w:val="000000"/>
+          <w:i w:val="0"/>
           <w:sz w:val="24"/>
         </w:rPr>
         <w:t>PMK 37/2025 provides the institutional bridge. The verified implementation sequence records marketplace designation on 1 July 2026, collection effective 1 August, postponement through 31 October, and scheduled implementation on 1 November 2026. The regulation is used as evidence of seller-linked reporting architecture, not as proof of prior underpayment or a completed compliance effect.</w:t>
@@ -2999,13 +3365,13 @@
     </w:p>
     <w:p>
       <w:pPr>
-        <w:spacing w:after="60" w:before="0" w:line="276" w:lineRule="auto"/>
+        <w:spacing w:line="254" w:lineRule="auto" w:after="80" w:before="0"/>
         <w:jc w:val="both"/>
       </w:pPr>
       <w:r>
         <w:rPr>
           <w:rFonts w:ascii="Times New Roman" w:hAnsi="Times New Roman" w:cs="Times New Roman" w:eastAsia="Times New Roman"/>
-          <w:color w:val="000000"/>
+          <w:i w:val="0"/>
           <w:sz w:val="24"/>
         </w:rPr>
         <w:t>Outside Indonesia, 48 matched issuer-years across eight platform businesses show that transaction value and revenue can also diverge under other business models. This evidence remains external corroboration only; it is neither pooled with Indonesia nor treated as a representative global sample.</w:t>
@@ -3013,44 +3379,461 @@
     </w:p>
     <w:p>
       <w:pPr>
-        <w:pStyle w:val="Heading1"/>
+        <w:pStyle w:val="Heading2"/>
         <w:keepNext/>
-        <w:spacing w:after="80" w:before="180" w:line="276" w:lineRule="auto"/>
+        <w:spacing w:before="140" w:after="60" w:line="276" w:lineRule="auto"/>
         <w:jc w:val="left"/>
       </w:pPr>
       <w:r>
         <w:rPr>
           <w:rFonts w:ascii="Times New Roman" w:hAnsi="Times New Roman" w:cs="Times New Roman" w:eastAsia="Times New Roman"/>
           <w:b/>
-          <w:color w:val="000000"/>
-          <w:sz w:val="26"/>
+          <w:sz w:val="24"/>
+        </w:rPr>
+        <w:t>5.4 What the preliminary evidence establishes</w:t>
+      </w:r>
+    </w:p>
+    <w:p>
+      <w:pPr>
+        <w:spacing w:before="0" w:after="80" w:line="254" w:lineRule="auto"/>
+        <w:jc w:val="both"/>
+      </w:pPr>
+      <w:r>
+        <w:rPr>
+          <w:rFonts w:ascii="Times New Roman" w:hAnsi="Times New Roman" w:cs="Times New Roman" w:eastAsia="Times New Roman"/>
+          <w:sz w:val="24"/>
+        </w:rPr>
+        <w:t>Taken together, the preliminary evidence establishes feasibility at three levels. The FY2023 cases show that the transaction-revenue boundary is economically large enough to matter; the longitudinal results show that the boundary is not constant through time; and the Tokopedia reconciliation demonstrates that at least some of those movements can be traced to disclosed revenue components rather than treated as unexplained residuals. These are the core empirical claims required for the proposal oral.</w:t>
+      </w:r>
+    </w:p>
+    <w:p>
+      <w:pPr>
+        <w:spacing w:before="0" w:after="80" w:line="254" w:lineRule="auto"/>
+        <w:jc w:val="both"/>
+      </w:pPr>
+      <w:r>
+        <w:rPr>
+          <w:rFonts w:ascii="Times New Roman" w:hAnsi="Times New Roman" w:cs="Times New Roman" w:eastAsia="Times New Roman"/>
+          <w:sz w:val="24"/>
+        </w:rPr>
+        <w:t>The BPS and PMK material then answers a different question: what sits outside the issuer revenue line and what institutional machinery can use the underlying records? They do not convert the wedge into a tax-gap estimate. Their role is to show why the accounting boundary matters beyond corporate reporting while leaving causal compliance and welfare questions for later work if the committee considers them necessary.</w:t>
+      </w:r>
+    </w:p>
+    <w:p>
+      <w:pPr>
+        <w:pStyle w:val="Heading1"/>
+        <w:keepNext/>
+        <w:spacing w:before="200" w:after="100"/>
+        <w:jc w:val="left"/>
+      </w:pPr>
+      <w:r>
+        <w:rPr>
+          <w:rFonts w:ascii="Times New Roman" w:hAnsi="Times New Roman" w:cs="Times New Roman" w:eastAsia="Times New Roman"/>
+          <w:b/>
+          <w:sz w:val="24"/>
         </w:rPr>
         <w:t>6. Limitations and Proposal Decisions</w:t>
       </w:r>
     </w:p>
     <w:p>
       <w:pPr>
-        <w:spacing w:after="60" w:before="0" w:line="276" w:lineRule="auto"/>
+        <w:keepNext/>
+        <w:spacing w:before="120" w:after="40" w:line="240" w:lineRule="auto"/>
+        <w:jc w:val="left"/>
+      </w:pPr>
+      <w:r>
+        <w:rPr>
+          <w:rFonts w:ascii="Times New Roman" w:hAnsi="Times New Roman" w:cs="Times New Roman" w:eastAsia="Times New Roman"/>
+          <w:b/>
+          <w:i w:val="0"/>
+          <w:sz w:val="18"/>
+        </w:rPr>
+        <w:t>Table 4. Inference boundaries for the proposal examination.</w:t>
+      </w:r>
+    </w:p>
+    <w:tbl>
+      <w:tblPr>
+        <w:tblStyle w:val="TableGrid"/>
+        <w:tblW w:type="auto" w:w="0"/>
+        <w:jc w:val="center"/>
+        <w:tblLayout w:type="autofit"/>
+        <w:tblLook w:firstColumn="1" w:firstRow="1" w:lastColumn="0" w:lastRow="0" w:noHBand="0" w:noVBand="1" w:val="04A0"/>
+      </w:tblPr>
+      <w:tblGrid>
+        <w:gridCol w:w="4819"/>
+        <w:gridCol w:w="4819"/>
+      </w:tblGrid>
+      <w:tr>
+        <w:trPr>
+          <w:tblHeader w:val="true"/>
+          <w:cantSplit/>
+        </w:trPr>
+        <w:tc>
+          <w:tcPr>
+            <w:tcW w:type="dxa" w:w="4819"/>
+            <w:vAlign w:val="center"/>
+            <w:tcMar>
+              <w:top w:w="55" w:type="dxa"/>
+              <w:bottom w:w="55" w:type="dxa"/>
+              <w:left w:w="70" w:type="dxa"/>
+              <w:right w:w="70" w:type="dxa"/>
+            </w:tcMar>
+          </w:tcPr>
+          <w:p>
+            <w:pPr>
+              <w:keepNext/>
+              <w:spacing w:after="0" w:before="0" w:line="240" w:lineRule="auto"/>
+              <w:jc w:val="left"/>
+            </w:pPr>
+            <w:r>
+              <w:rPr>
+                <w:rFonts w:ascii="Times New Roman" w:hAnsi="Times New Roman" w:cs="Times New Roman" w:eastAsia="Times New Roman"/>
+                <w:b/>
+                <w:sz w:val="21"/>
+              </w:rPr>
+            </w:r>
+            <w:r>
+              <w:rPr>
+                <w:rFonts w:ascii="Times New Roman" w:hAnsi="Times New Roman" w:cs="Times New Roman" w:eastAsia="Times New Roman"/>
+                <w:b/>
+                <w:sz w:val="21"/>
+              </w:rPr>
+              <w:t>Evidence supports</w:t>
+            </w:r>
+          </w:p>
+        </w:tc>
+        <w:tc>
+          <w:tcPr>
+            <w:tcW w:type="dxa" w:w="4819"/>
+            <w:vAlign w:val="center"/>
+            <w:tcMar>
+              <w:top w:w="55" w:type="dxa"/>
+              <w:bottom w:w="55" w:type="dxa"/>
+              <w:left w:w="70" w:type="dxa"/>
+              <w:right w:w="70" w:type="dxa"/>
+            </w:tcMar>
+          </w:tcPr>
+          <w:p>
+            <w:pPr>
+              <w:keepNext/>
+              <w:spacing w:after="0" w:before="0" w:line="240" w:lineRule="auto"/>
+              <w:jc w:val="left"/>
+            </w:pPr>
+            <w:r>
+              <w:rPr>
+                <w:rFonts w:ascii="Times New Roman" w:hAnsi="Times New Roman" w:cs="Times New Roman" w:eastAsia="Times New Roman"/>
+                <w:b/>
+                <w:sz w:val="21"/>
+              </w:rPr>
+            </w:r>
+            <w:r>
+              <w:rPr>
+                <w:rFonts w:ascii="Times New Roman" w:hAnsi="Times New Roman" w:cs="Times New Roman" w:eastAsia="Times New Roman"/>
+                <w:b/>
+                <w:sz w:val="21"/>
+              </w:rPr>
+              <w:t>Does not by itself establish</w:t>
+            </w:r>
+          </w:p>
+        </w:tc>
+      </w:tr>
+      <w:tr>
+        <w:trPr>
+          <w:cantSplit/>
+        </w:trPr>
+        <w:tc>
+          <w:tcPr>
+            <w:tcW w:type="dxa" w:w="4819"/>
+            <w:vAlign w:val="center"/>
+            <w:tcMar>
+              <w:top w:w="55" w:type="dxa"/>
+              <w:bottom w:w="55" w:type="dxa"/>
+              <w:left w:w="70" w:type="dxa"/>
+              <w:right w:w="70" w:type="dxa"/>
+            </w:tcMar>
+          </w:tcPr>
+          <w:p>
+            <w:pPr>
+              <w:keepNext/>
+              <w:spacing w:after="0" w:before="0" w:line="240" w:lineRule="auto"/>
+              <w:jc w:val="left"/>
+            </w:pPr>
+            <w:r>
+              <w:rPr>
+                <w:rFonts w:ascii="Times New Roman" w:hAnsi="Times New Roman" w:cs="Times New Roman" w:eastAsia="Times New Roman"/>
+                <w:sz w:val="21"/>
+              </w:rPr>
+            </w:r>
+            <w:r>
+              <w:rPr>
+                <w:rFonts w:ascii="Times New Roman" w:hAnsi="Times New Roman" w:cs="Times New Roman" w:eastAsia="Times New Roman"/>
+                <w:sz w:val="21"/>
+              </w:rPr>
+              <w:t>W = V - R and E measure the transaction-revenue boundary.</w:t>
+            </w:r>
+          </w:p>
+        </w:tc>
+        <w:tc>
+          <w:tcPr>
+            <w:tcW w:type="dxa" w:w="4819"/>
+            <w:vAlign w:val="center"/>
+            <w:tcMar>
+              <w:top w:w="55" w:type="dxa"/>
+              <w:bottom w:w="55" w:type="dxa"/>
+              <w:left w:w="70" w:type="dxa"/>
+              <w:right w:w="70" w:type="dxa"/>
+            </w:tcMar>
+          </w:tcPr>
+          <w:p>
+            <w:pPr>
+              <w:keepNext/>
+              <w:spacing w:after="0" w:before="0" w:line="240" w:lineRule="auto"/>
+              <w:jc w:val="left"/>
+            </w:pPr>
+            <w:r>
+              <w:rPr>
+                <w:rFonts w:ascii="Times New Roman" w:hAnsi="Times New Roman" w:cs="Times New Roman" w:eastAsia="Times New Roman"/>
+                <w:sz w:val="21"/>
+              </w:rPr>
+            </w:r>
+            <w:r>
+              <w:rPr>
+                <w:rFonts w:ascii="Times New Roman" w:hAnsi="Times New Roman" w:cs="Times New Roman" w:eastAsia="Times New Roman"/>
+                <w:sz w:val="21"/>
+              </w:rPr>
+              <w:t>Participant profit, taxable income, unpaid tax, tax evasion or missing GDP.</w:t>
+            </w:r>
+          </w:p>
+        </w:tc>
+      </w:tr>
+      <w:tr>
+        <w:trPr>
+          <w:cantSplit/>
+        </w:trPr>
+        <w:tc>
+          <w:tcPr>
+            <w:tcW w:type="dxa" w:w="4819"/>
+            <w:vAlign w:val="center"/>
+            <w:tcMar>
+              <w:top w:w="55" w:type="dxa"/>
+              <w:bottom w:w="55" w:type="dxa"/>
+              <w:left w:w="70" w:type="dxa"/>
+              <w:right w:w="70" w:type="dxa"/>
+            </w:tcMar>
+          </w:tcPr>
+          <w:p>
+            <w:pPr>
+              <w:keepNext/>
+              <w:spacing w:after="0" w:before="0" w:line="240" w:lineRule="auto"/>
+              <w:jc w:val="left"/>
+            </w:pPr>
+            <w:r>
+              <w:rPr>
+                <w:rFonts w:ascii="Times New Roman" w:hAnsi="Times New Roman" w:cs="Times New Roman" w:eastAsia="Times New Roman"/>
+                <w:sz w:val="21"/>
+              </w:rPr>
+            </w:r>
+            <w:r>
+              <w:rPr>
+                <w:rFonts w:ascii="Times New Roman" w:hAnsi="Times New Roman" w:cs="Times New Roman" w:eastAsia="Times New Roman"/>
+                <w:sz w:val="21"/>
+              </w:rPr>
+              <w:t>Evidence tiers identify how directly each series maps to Indonesia.</w:t>
+            </w:r>
+          </w:p>
+        </w:tc>
+        <w:tc>
+          <w:tcPr>
+            <w:tcW w:type="dxa" w:w="4819"/>
+            <w:vAlign w:val="center"/>
+            <w:tcMar>
+              <w:top w:w="55" w:type="dxa"/>
+              <w:bottom w:w="55" w:type="dxa"/>
+              <w:left w:w="70" w:type="dxa"/>
+              <w:right w:w="70" w:type="dxa"/>
+            </w:tcMar>
+          </w:tcPr>
+          <w:p>
+            <w:pPr>
+              <w:keepNext/>
+              <w:spacing w:after="0" w:before="0" w:line="240" w:lineRule="auto"/>
+              <w:jc w:val="left"/>
+            </w:pPr>
+            <w:r>
+              <w:rPr>
+                <w:rFonts w:ascii="Times New Roman" w:hAnsi="Times New Roman" w:cs="Times New Roman" w:eastAsia="Times New Roman"/>
+                <w:sz w:val="21"/>
+              </w:rPr>
+            </w:r>
+            <w:r>
+              <w:rPr>
+                <w:rFonts w:ascii="Times New Roman" w:hAnsi="Times New Roman" w:cs="Times New Roman" w:eastAsia="Times New Roman"/>
+                <w:sz w:val="21"/>
+              </w:rPr>
+              <w:t>That direct, scope-pending and conditional observations are interchangeable or should be pooled.</w:t>
+            </w:r>
+          </w:p>
+        </w:tc>
+      </w:tr>
+      <w:tr>
+        <w:trPr>
+          <w:cantSplit/>
+        </w:trPr>
+        <w:tc>
+          <w:tcPr>
+            <w:tcW w:type="dxa" w:w="4819"/>
+            <w:vAlign w:val="center"/>
+            <w:tcMar>
+              <w:top w:w="55" w:type="dxa"/>
+              <w:bottom w:w="55" w:type="dxa"/>
+              <w:left w:w="70" w:type="dxa"/>
+              <w:right w:w="70" w:type="dxa"/>
+            </w:tcMar>
+          </w:tcPr>
+          <w:p>
+            <w:pPr>
+              <w:keepNext/>
+              <w:spacing w:after="0" w:before="0" w:line="240" w:lineRule="auto"/>
+              <w:jc w:val="left"/>
+            </w:pPr>
+            <w:r>
+              <w:rPr>
+                <w:rFonts w:ascii="Times New Roman" w:hAnsi="Times New Roman" w:cs="Times New Roman" w:eastAsia="Times New Roman"/>
+                <w:sz w:val="21"/>
+              </w:rPr>
+            </w:r>
+            <w:r>
+              <w:rPr>
+                <w:rFonts w:ascii="Times New Roman" w:hAnsi="Times New Roman" w:cs="Times New Roman" w:eastAsia="Times New Roman"/>
+                <w:sz w:val="21"/>
+              </w:rPr>
+              <w:t>Issuer revenue components can arithmetically reconcile selected divergences.</w:t>
+            </w:r>
+          </w:p>
+        </w:tc>
+        <w:tc>
+          <w:tcPr>
+            <w:tcW w:type="dxa" w:w="4819"/>
+            <w:vAlign w:val="center"/>
+            <w:tcMar>
+              <w:top w:w="55" w:type="dxa"/>
+              <w:bottom w:w="55" w:type="dxa"/>
+              <w:left w:w="70" w:type="dxa"/>
+              <w:right w:w="70" w:type="dxa"/>
+            </w:tcMar>
+          </w:tcPr>
+          <w:p>
+            <w:pPr>
+              <w:keepNext/>
+              <w:spacing w:after="0" w:before="0" w:line="240" w:lineRule="auto"/>
+              <w:jc w:val="left"/>
+            </w:pPr>
+            <w:r>
+              <w:rPr>
+                <w:rFonts w:ascii="Times New Roman" w:hAnsi="Times New Roman" w:cs="Times New Roman" w:eastAsia="Times New Roman"/>
+                <w:sz w:val="21"/>
+              </w:rPr>
+            </w:r>
+            <w:r>
+              <w:rPr>
+                <w:rFonts w:ascii="Times New Roman" w:hAnsi="Times New Roman" w:cs="Times New Roman" w:eastAsia="Times New Roman"/>
+                <w:sz w:val="21"/>
+              </w:rPr>
+              <w:t>A causal treatment effect of incentives, monetization or accounting choices.</w:t>
+            </w:r>
+          </w:p>
+        </w:tc>
+      </w:tr>
+      <w:tr>
+        <w:trPr>
+          <w:cantSplit/>
+        </w:trPr>
+        <w:tc>
+          <w:tcPr>
+            <w:tcW w:type="dxa" w:w="4819"/>
+            <w:vAlign w:val="center"/>
+            <w:tcMar>
+              <w:top w:w="55" w:type="dxa"/>
+              <w:bottom w:w="55" w:type="dxa"/>
+              <w:left w:w="70" w:type="dxa"/>
+              <w:right w:w="70" w:type="dxa"/>
+            </w:tcMar>
+          </w:tcPr>
+          <w:p>
+            <w:pPr>
+              <w:spacing w:after="0" w:before="0" w:line="240" w:lineRule="auto"/>
+              <w:jc w:val="left"/>
+            </w:pPr>
+            <w:r>
+              <w:rPr>
+                <w:rFonts w:ascii="Times New Roman" w:hAnsi="Times New Roman" w:cs="Times New Roman" w:eastAsia="Times New Roman"/>
+                <w:sz w:val="21"/>
+              </w:rPr>
+            </w:r>
+            <w:r>
+              <w:rPr>
+                <w:rFonts w:ascii="Times New Roman" w:hAnsi="Times New Roman" w:cs="Times New Roman" w:eastAsia="Times New Roman"/>
+                <w:sz w:val="21"/>
+              </w:rPr>
+              <w:t>BPS and PMK document wider activity and reporting architecture.</w:t>
+            </w:r>
+          </w:p>
+        </w:tc>
+        <w:tc>
+          <w:tcPr>
+            <w:tcW w:type="dxa" w:w="4819"/>
+            <w:vAlign w:val="center"/>
+            <w:tcMar>
+              <w:top w:w="55" w:type="dxa"/>
+              <w:bottom w:w="55" w:type="dxa"/>
+              <w:left w:w="70" w:type="dxa"/>
+              <w:right w:w="70" w:type="dxa"/>
+            </w:tcMar>
+          </w:tcPr>
+          <w:p>
+            <w:pPr>
+              <w:spacing w:after="0" w:before="0" w:line="240" w:lineRule="auto"/>
+              <w:jc w:val="left"/>
+            </w:pPr>
+            <w:r>
+              <w:rPr>
+                <w:rFonts w:ascii="Times New Roman" w:hAnsi="Times New Roman" w:cs="Times New Roman" w:eastAsia="Times New Roman"/>
+                <w:sz w:val="21"/>
+              </w:rPr>
+            </w:r>
+            <w:r>
+              <w:rPr>
+                <w:rFonts w:ascii="Times New Roman" w:hAnsi="Times New Roman" w:cs="Times New Roman" w:eastAsia="Times New Roman"/>
+                <w:sz w:val="21"/>
+              </w:rPr>
+              <w:t>A firm-level causal effect or a completed compliance / tax-revenue effect.</w:t>
+            </w:r>
+          </w:p>
+        </w:tc>
+      </w:tr>
+    </w:tbl>
+    <w:p>
+      <w:pPr>
+        <w:spacing w:line="254" w:lineRule="auto" w:after="80" w:before="0"/>
         <w:jc w:val="both"/>
       </w:pPr>
       <w:r>
         <w:rPr>
           <w:rFonts w:ascii="Times New Roman" w:hAnsi="Times New Roman" w:cs="Times New Roman" w:eastAsia="Times New Roman"/>
-          <w:color w:val="000000"/>
           <w:sz w:val="24"/>
         </w:rPr>
-        <w:t>The proposal makes four boundaries explicit. First, V − R is not participant profit, taxable income, unpaid tax, tax evasion, or missing GDP. Second, evidence tiers differ in directness and cannot be silently pooled. Third, issuer-component reconciliations are arithmetic rather than causal. Fourth, BPS and PMK evidence establish aggregate patterns and institutional design, not firm-level causal effects or completed policy outcomes.</w:t>
+        <w:t>Table 4 summarizes the inferential boundaries that govern the proposal. These boundaries are part of the identification discipline of the study: measurement, accounting reconciliation and institutional interpretation are kept separate so that evidence from one layer is not used to make claims that belong to another.</w:t>
       </w:r>
     </w:p>
     <w:p>
       <w:pPr>
-        <w:spacing w:after="60" w:before="0" w:line="276" w:lineRule="auto"/>
+        <w:spacing w:line="254" w:lineRule="auto" w:after="80" w:before="0"/>
         <w:jc w:val="both"/>
       </w:pPr>
       <w:r>
         <w:rPr>
           <w:rFonts w:ascii="Times New Roman" w:hAnsi="Times New Roman" w:cs="Times New Roman" w:eastAsia="Times New Roman"/>
-          <w:color w:val="000000"/>
+          <w:i w:val="0"/>
           <w:sz w:val="24"/>
         </w:rPr>
         <w:t>Two sample decisions remain for the advisor / committee: whether Blibli 3P Retail and Bukalapak Group are admissible in the final longitudinal core, and whether Grab and Shopee should remain sensitivity evidence only. The proposal exposes those decisions rather than treating them as already approved.</w:t>
@@ -3060,48 +3843,74 @@
       <w:pPr>
         <w:pStyle w:val="Heading1"/>
         <w:keepNext/>
-        <w:spacing w:after="80" w:before="180" w:line="276" w:lineRule="auto"/>
+        <w:spacing w:before="200" w:after="100"/>
         <w:jc w:val="left"/>
       </w:pPr>
       <w:r>
         <w:rPr>
           <w:rFonts w:ascii="Times New Roman" w:hAnsi="Times New Roman" w:cs="Times New Roman" w:eastAsia="Times New Roman"/>
           <w:b/>
-          <w:color w:val="000000"/>
-          <w:sz w:val="26"/>
+          <w:sz w:val="24"/>
         </w:rPr>
         <w:t>7. Next Step</w:t>
       </w:r>
     </w:p>
     <w:p>
       <w:pPr>
-        <w:spacing w:after="60" w:before="0" w:line="276" w:lineRule="auto"/>
+        <w:spacing w:line="254" w:lineRule="auto" w:after="80" w:before="0"/>
         <w:jc w:val="both"/>
       </w:pPr>
       <w:r>
         <w:rPr>
           <w:rFonts w:ascii="Times New Roman" w:hAnsi="Times New Roman" w:cs="Times New Roman" w:eastAsia="Times New Roman"/>
-          <w:color w:val="000000"/>
+          <w:i w:val="0"/>
           <w:sz w:val="24"/>
         </w:rPr>
-        <w:t>After the proposal examination the approved sample boundary will be frozen and the requested checks completed during October–November 2026, with the full manuscript rebuilt around that boundary before the final defence. Robustness, ASEAN/payment extensions, detailed source reconciliation, and the complete verification ledger remain available in the repository and advisor data package rather than occupying proposal space.</w:t>
+        <w:t>After the proposal examination the approved sample boundary will be frozen and the requested checks completed during October-November 2026, with the full manuscript rebuilt around that boundary before the final defence. Robustness, ASEAN/payment extensions, detailed source reconciliation, and the complete verification ledger remain available in the repository and advisor data package rather than occupying proposal space.</w:t>
+      </w:r>
+    </w:p>
+    <w:p>
+      <w:pPr>
+        <w:spacing w:before="0" w:after="80" w:line="254" w:lineRule="auto"/>
+        <w:jc w:val="both"/>
+      </w:pPr>
+      <w:r>
+        <w:rPr>
+          <w:rFonts w:ascii="Times New Roman" w:hAnsi="Times New Roman" w:cs="Times New Roman" w:eastAsia="Times New Roman"/>
+          <w:sz w:val="24"/>
+        </w:rPr>
       </w:r>
     </w:p>
     <w:p>
       <w:pPr>
         <w:pStyle w:val="Heading1"/>
         <w:keepNext/>
-        <w:spacing w:after="80" w:before="180" w:line="276" w:lineRule="auto"/>
+        <w:spacing w:before="200" w:after="100"/>
         <w:jc w:val="left"/>
       </w:pPr>
       <w:r>
         <w:rPr>
           <w:rFonts w:ascii="Times New Roman" w:hAnsi="Times New Roman" w:cs="Times New Roman" w:eastAsia="Times New Roman"/>
           <w:b/>
-          <w:color w:val="000000"/>
-          <w:sz w:val="26"/>
+          <w:sz w:val="24"/>
         </w:rPr>
-        <w:t>Appendix A — data sources by evidence tier</w:t>
+        <w:t>Appendix A - data sources by evidence tier</w:t>
+      </w:r>
+    </w:p>
+    <w:p>
+      <w:pPr>
+        <w:keepNext/>
+        <w:spacing w:line="240" w:lineRule="auto" w:after="40" w:before="120"/>
+        <w:jc w:val="left"/>
+      </w:pPr>
+      <w:r>
+        <w:rPr>
+          <w:rFonts w:ascii="Times New Roman" w:hAnsi="Times New Roman" w:cs="Times New Roman" w:eastAsia="Times New Roman"/>
+          <w:b/>
+          <w:i w:val="0"/>
+          <w:sz w:val="18"/>
+        </w:rPr>
+        <w:t>Table A1. Data sources by evidence tier.</w:t>
       </w:r>
     </w:p>
     <w:tbl>
@@ -3109,13 +3918,14 @@
         <w:tblStyle w:val="TableGrid"/>
         <w:tblW w:type="auto" w:w="0"/>
         <w:jc w:val="center"/>
+        <w:tblLayout w:type="autofit"/>
         <w:tblLook w:firstColumn="1" w:firstRow="1" w:lastColumn="0" w:lastRow="0" w:noHBand="0" w:noVBand="1" w:val="04A0"/>
       </w:tblPr>
       <w:tblGrid>
-        <w:gridCol w:w="2353"/>
-        <w:gridCol w:w="2353"/>
-        <w:gridCol w:w="2353"/>
-        <w:gridCol w:w="2353"/>
+        <w:gridCol w:w="2409"/>
+        <w:gridCol w:w="2409"/>
+        <w:gridCol w:w="2409"/>
+        <w:gridCol w:w="2409"/>
       </w:tblGrid>
       <w:tr>
         <w:trPr>
@@ -3124,18 +3934,24 @@
         </w:trPr>
         <w:tc>
           <w:tcPr>
-            <w:tcW w:type="dxa" w:w="2353"/>
+            <w:tcW w:type="dxa" w:w="2041"/>
+            <w:vAlign w:val="center"/>
+            <w:tcMar>
+              <w:top w:w="55" w:type="dxa"/>
+              <w:bottom w:w="55" w:type="dxa"/>
+              <w:left w:w="70" w:type="dxa"/>
+              <w:right w:w="70" w:type="dxa"/>
+            </w:tcMar>
           </w:tcPr>
           <w:p>
             <w:pPr>
-              <w:spacing w:after="20" w:before="20" w:line="276" w:lineRule="auto"/>
+              <w:spacing w:before="0" w:after="0" w:line="240" w:lineRule="auto"/>
               <w:jc w:val="left"/>
             </w:pPr>
             <w:r>
               <w:rPr>
                 <w:rFonts w:ascii="Times New Roman" w:hAnsi="Times New Roman" w:cs="Times New Roman" w:eastAsia="Times New Roman"/>
                 <w:b/>
-                <w:color w:val="000000"/>
                 <w:sz w:val="19"/>
               </w:rPr>
             </w:r>
@@ -3143,7 +3959,6 @@
               <w:rPr>
                 <w:rFonts w:ascii="Times New Roman" w:hAnsi="Times New Roman" w:cs="Times New Roman" w:eastAsia="Times New Roman"/>
                 <w:b/>
-                <w:color w:val="000000"/>
                 <w:sz w:val="19"/>
               </w:rPr>
               <w:t>Tier</w:t>
@@ -3152,18 +3967,24 @@
         </w:tc>
         <w:tc>
           <w:tcPr>
-            <w:tcW w:type="dxa" w:w="2353"/>
+            <w:tcW w:type="dxa" w:w="2154"/>
+            <w:vAlign w:val="center"/>
+            <w:tcMar>
+              <w:top w:w="55" w:type="dxa"/>
+              <w:bottom w:w="55" w:type="dxa"/>
+              <w:left w:w="70" w:type="dxa"/>
+              <w:right w:w="70" w:type="dxa"/>
+            </w:tcMar>
           </w:tcPr>
           <w:p>
             <w:pPr>
-              <w:spacing w:after="20" w:before="20" w:line="276" w:lineRule="auto"/>
+              <w:spacing w:before="0" w:after="0" w:line="240" w:lineRule="auto"/>
               <w:jc w:val="left"/>
             </w:pPr>
             <w:r>
               <w:rPr>
                 <w:rFonts w:ascii="Times New Roman" w:hAnsi="Times New Roman" w:cs="Times New Roman" w:eastAsia="Times New Roman"/>
                 <w:b/>
-                <w:color w:val="000000"/>
                 <w:sz w:val="19"/>
               </w:rPr>
             </w:r>
@@ -3171,7 +3992,6 @@
               <w:rPr>
                 <w:rFonts w:ascii="Times New Roman" w:hAnsi="Times New Roman" w:cs="Times New Roman" w:eastAsia="Times New Roman"/>
                 <w:b/>
-                <w:color w:val="000000"/>
                 <w:sz w:val="19"/>
               </w:rPr>
               <w:t>Series</w:t>
@@ -3180,18 +4000,24 @@
         </w:tc>
         <w:tc>
           <w:tcPr>
-            <w:tcW w:type="dxa" w:w="2353"/>
+            <w:tcW w:type="dxa" w:w="2948"/>
+            <w:vAlign w:val="center"/>
+            <w:tcMar>
+              <w:top w:w="55" w:type="dxa"/>
+              <w:bottom w:w="55" w:type="dxa"/>
+              <w:left w:w="70" w:type="dxa"/>
+              <w:right w:w="70" w:type="dxa"/>
+            </w:tcMar>
           </w:tcPr>
           <w:p>
             <w:pPr>
-              <w:spacing w:after="20" w:before="20" w:line="276" w:lineRule="auto"/>
+              <w:spacing w:before="0" w:after="0" w:line="240" w:lineRule="auto"/>
               <w:jc w:val="left"/>
             </w:pPr>
             <w:r>
               <w:rPr>
                 <w:rFonts w:ascii="Times New Roman" w:hAnsi="Times New Roman" w:cs="Times New Roman" w:eastAsia="Times New Roman"/>
                 <w:b/>
-                <w:color w:val="000000"/>
                 <w:sz w:val="19"/>
               </w:rPr>
             </w:r>
@@ -3199,7 +4025,6 @@
               <w:rPr>
                 <w:rFonts w:ascii="Times New Roman" w:hAnsi="Times New Roman" w:cs="Times New Roman" w:eastAsia="Times New Roman"/>
                 <w:b/>
-                <w:color w:val="000000"/>
                 <w:sz w:val="19"/>
               </w:rPr>
               <w:t>Source of V</w:t>
@@ -3208,18 +4033,24 @@
         </w:tc>
         <w:tc>
           <w:tcPr>
-            <w:tcW w:type="dxa" w:w="2353"/>
+            <w:tcW w:type="dxa" w:w="2381"/>
+            <w:vAlign w:val="center"/>
+            <w:tcMar>
+              <w:top w:w="55" w:type="dxa"/>
+              <w:bottom w:w="55" w:type="dxa"/>
+              <w:left w:w="70" w:type="dxa"/>
+              <w:right w:w="70" w:type="dxa"/>
+            </w:tcMar>
           </w:tcPr>
           <w:p>
             <w:pPr>
-              <w:spacing w:after="20" w:before="20" w:line="276" w:lineRule="auto"/>
+              <w:spacing w:before="0" w:after="0" w:line="240" w:lineRule="auto"/>
               <w:jc w:val="left"/>
             </w:pPr>
             <w:r>
               <w:rPr>
                 <w:rFonts w:ascii="Times New Roman" w:hAnsi="Times New Roman" w:cs="Times New Roman" w:eastAsia="Times New Roman"/>
                 <w:b/>
-                <w:color w:val="000000"/>
                 <w:sz w:val="19"/>
               </w:rPr>
             </w:r>
@@ -3227,7 +4058,6 @@
               <w:rPr>
                 <w:rFonts w:ascii="Times New Roman" w:hAnsi="Times New Roman" w:cs="Times New Roman" w:eastAsia="Times New Roman"/>
                 <w:b/>
-                <w:color w:val="000000"/>
                 <w:sz w:val="19"/>
               </w:rPr>
               <w:t>Source of R</w:t>
@@ -3241,26 +4071,30 @@
         </w:trPr>
         <w:tc>
           <w:tcPr>
-            <w:tcW w:type="dxa" w:w="2353"/>
+            <w:tcW w:type="dxa" w:w="2041"/>
+            <w:vAlign w:val="center"/>
+            <w:tcMar>
+              <w:top w:w="55" w:type="dxa"/>
+              <w:bottom w:w="55" w:type="dxa"/>
+              <w:left w:w="70" w:type="dxa"/>
+              <w:right w:w="70" w:type="dxa"/>
+            </w:tcMar>
           </w:tcPr>
           <w:p>
             <w:pPr>
-              <w:spacing w:after="20" w:before="20" w:line="276" w:lineRule="auto"/>
+              <w:spacing w:before="0" w:after="0" w:line="240" w:lineRule="auto"/>
               <w:jc w:val="left"/>
             </w:pPr>
             <w:r>
               <w:rPr>
                 <w:rFonts w:ascii="Times New Roman" w:hAnsi="Times New Roman" w:cs="Times New Roman" w:eastAsia="Times New Roman"/>
-                <w:b w:val="0"/>
-                <w:color w:val="000000"/>
                 <w:sz w:val="19"/>
               </w:rPr>
             </w:r>
             <w:r>
               <w:rPr>
                 <w:rFonts w:ascii="Times New Roman" w:hAnsi="Times New Roman" w:cs="Times New Roman" w:eastAsia="Times New Roman"/>
-                <w:b w:val="0"/>
-                <w:color w:val="000000"/>
+                <w:i w:val="0"/>
                 <w:sz w:val="19"/>
               </w:rPr>
               <w:t>Direct Indonesia-aligned</w:t>
@@ -3269,26 +4103,30 @@
         </w:tc>
         <w:tc>
           <w:tcPr>
-            <w:tcW w:type="dxa" w:w="2353"/>
+            <w:tcW w:type="dxa" w:w="2154"/>
+            <w:vAlign w:val="center"/>
+            <w:tcMar>
+              <w:top w:w="55" w:type="dxa"/>
+              <w:bottom w:w="55" w:type="dxa"/>
+              <w:left w:w="70" w:type="dxa"/>
+              <w:right w:w="70" w:type="dxa"/>
+            </w:tcMar>
           </w:tcPr>
           <w:p>
             <w:pPr>
-              <w:spacing w:after="20" w:before="20" w:line="276" w:lineRule="auto"/>
+              <w:spacing w:before="0" w:after="0" w:line="240" w:lineRule="auto"/>
               <w:jc w:val="left"/>
             </w:pPr>
             <w:r>
               <w:rPr>
                 <w:rFonts w:ascii="Times New Roman" w:hAnsi="Times New Roman" w:cs="Times New Roman" w:eastAsia="Times New Roman"/>
-                <w:b w:val="0"/>
-                <w:color w:val="000000"/>
                 <w:sz w:val="19"/>
               </w:rPr>
             </w:r>
             <w:r>
               <w:rPr>
                 <w:rFonts w:ascii="Times New Roman" w:hAnsi="Times New Roman" w:cs="Times New Roman" w:eastAsia="Times New Roman"/>
-                <w:b w:val="0"/>
-                <w:color w:val="000000"/>
+                <w:i w:val="0"/>
                 <w:sz w:val="19"/>
               </w:rPr>
               <w:t>Tokopedia e-commerce</w:t>
@@ -3297,26 +4135,30 @@
         </w:tc>
         <w:tc>
           <w:tcPr>
-            <w:tcW w:type="dxa" w:w="2353"/>
+            <w:tcW w:type="dxa" w:w="2948"/>
+            <w:vAlign w:val="center"/>
+            <w:tcMar>
+              <w:top w:w="55" w:type="dxa"/>
+              <w:bottom w:w="55" w:type="dxa"/>
+              <w:left w:w="70" w:type="dxa"/>
+              <w:right w:w="70" w:type="dxa"/>
+            </w:tcMar>
           </w:tcPr>
           <w:p>
             <w:pPr>
-              <w:spacing w:after="20" w:before="20" w:line="276" w:lineRule="auto"/>
+              <w:spacing w:before="0" w:after="0" w:line="240" w:lineRule="auto"/>
               <w:jc w:val="left"/>
             </w:pPr>
             <w:r>
               <w:rPr>
                 <w:rFonts w:ascii="Times New Roman" w:hAnsi="Times New Roman" w:cs="Times New Roman" w:eastAsia="Times New Roman"/>
-                <w:b w:val="0"/>
-                <w:color w:val="000000"/>
                 <w:sz w:val="19"/>
               </w:rPr>
             </w:r>
             <w:r>
               <w:rPr>
                 <w:rFonts w:ascii="Times New Roman" w:hAnsi="Times New Roman" w:cs="Times New Roman" w:eastAsia="Times New Roman"/>
-                <w:b w:val="0"/>
-                <w:color w:val="000000"/>
+                <w:i w:val="0"/>
                 <w:sz w:val="19"/>
               </w:rPr>
               <w:t>GoTo annual report, e-commerce segment metrics</w:t>
@@ -3325,26 +4167,30 @@
         </w:tc>
         <w:tc>
           <w:tcPr>
-            <w:tcW w:type="dxa" w:w="2353"/>
+            <w:tcW w:type="dxa" w:w="2381"/>
+            <w:vAlign w:val="center"/>
+            <w:tcMar>
+              <w:top w:w="55" w:type="dxa"/>
+              <w:bottom w:w="55" w:type="dxa"/>
+              <w:left w:w="70" w:type="dxa"/>
+              <w:right w:w="70" w:type="dxa"/>
+            </w:tcMar>
           </w:tcPr>
           <w:p>
             <w:pPr>
-              <w:spacing w:after="20" w:before="20" w:line="276" w:lineRule="auto"/>
+              <w:spacing w:before="0" w:after="0" w:line="240" w:lineRule="auto"/>
               <w:jc w:val="left"/>
             </w:pPr>
             <w:r>
               <w:rPr>
                 <w:rFonts w:ascii="Times New Roman" w:hAnsi="Times New Roman" w:cs="Times New Roman" w:eastAsia="Times New Roman"/>
-                <w:b w:val="0"/>
-                <w:color w:val="000000"/>
                 <w:sz w:val="19"/>
               </w:rPr>
             </w:r>
             <w:r>
               <w:rPr>
                 <w:rFonts w:ascii="Times New Roman" w:hAnsi="Times New Roman" w:cs="Times New Roman" w:eastAsia="Times New Roman"/>
-                <w:b w:val="0"/>
-                <w:color w:val="000000"/>
+                <w:i w:val="0"/>
                 <w:sz w:val="19"/>
               </w:rPr>
               <w:t>GoTo annual report, segment note</w:t>
@@ -3358,26 +4204,30 @@
         </w:trPr>
         <w:tc>
           <w:tcPr>
-            <w:tcW w:type="dxa" w:w="2353"/>
+            <w:tcW w:type="dxa" w:w="2041"/>
+            <w:vAlign w:val="center"/>
+            <w:tcMar>
+              <w:top w:w="55" w:type="dxa"/>
+              <w:bottom w:w="55" w:type="dxa"/>
+              <w:left w:w="70" w:type="dxa"/>
+              <w:right w:w="70" w:type="dxa"/>
+            </w:tcMar>
           </w:tcPr>
           <w:p>
             <w:pPr>
-              <w:spacing w:after="20" w:before="20" w:line="276" w:lineRule="auto"/>
+              <w:spacing w:before="0" w:after="0" w:line="240" w:lineRule="auto"/>
               <w:jc w:val="left"/>
             </w:pPr>
             <w:r>
               <w:rPr>
                 <w:rFonts w:ascii="Times New Roman" w:hAnsi="Times New Roman" w:cs="Times New Roman" w:eastAsia="Times New Roman"/>
-                <w:b w:val="0"/>
-                <w:color w:val="000000"/>
                 <w:sz w:val="19"/>
               </w:rPr>
             </w:r>
             <w:r>
               <w:rPr>
                 <w:rFonts w:ascii="Times New Roman" w:hAnsi="Times New Roman" w:cs="Times New Roman" w:eastAsia="Times New Roman"/>
-                <w:b w:val="0"/>
-                <w:color w:val="000000"/>
+                <w:i w:val="0"/>
                 <w:sz w:val="19"/>
               </w:rPr>
               <w:t>Direct, scope-pending</w:t>
@@ -3386,26 +4236,30 @@
         </w:tc>
         <w:tc>
           <w:tcPr>
-            <w:tcW w:type="dxa" w:w="2353"/>
+            <w:tcW w:type="dxa" w:w="2154"/>
+            <w:vAlign w:val="center"/>
+            <w:tcMar>
+              <w:top w:w="55" w:type="dxa"/>
+              <w:bottom w:w="55" w:type="dxa"/>
+              <w:left w:w="70" w:type="dxa"/>
+              <w:right w:w="70" w:type="dxa"/>
+            </w:tcMar>
           </w:tcPr>
           <w:p>
             <w:pPr>
-              <w:spacing w:after="20" w:before="20" w:line="276" w:lineRule="auto"/>
+              <w:spacing w:before="0" w:after="0" w:line="240" w:lineRule="auto"/>
               <w:jc w:val="left"/>
             </w:pPr>
             <w:r>
               <w:rPr>
                 <w:rFonts w:ascii="Times New Roman" w:hAnsi="Times New Roman" w:cs="Times New Roman" w:eastAsia="Times New Roman"/>
-                <w:b w:val="0"/>
-                <w:color w:val="000000"/>
                 <w:sz w:val="19"/>
               </w:rPr>
             </w:r>
             <w:r>
               <w:rPr>
                 <w:rFonts w:ascii="Times New Roman" w:hAnsi="Times New Roman" w:cs="Times New Roman" w:eastAsia="Times New Roman"/>
-                <w:b w:val="0"/>
-                <w:color w:val="000000"/>
+                <w:i w:val="0"/>
                 <w:sz w:val="19"/>
               </w:rPr>
               <w:t>Blibli 3P Retail</w:t>
@@ -3414,26 +4268,30 @@
         </w:tc>
         <w:tc>
           <w:tcPr>
-            <w:tcW w:type="dxa" w:w="2353"/>
+            <w:tcW w:type="dxa" w:w="2948"/>
+            <w:vAlign w:val="center"/>
+            <w:tcMar>
+              <w:top w:w="55" w:type="dxa"/>
+              <w:bottom w:w="55" w:type="dxa"/>
+              <w:left w:w="70" w:type="dxa"/>
+              <w:right w:w="70" w:type="dxa"/>
+            </w:tcMar>
           </w:tcPr>
           <w:p>
             <w:pPr>
-              <w:spacing w:after="20" w:before="20" w:line="276" w:lineRule="auto"/>
+              <w:spacing w:before="0" w:after="0" w:line="240" w:lineRule="auto"/>
               <w:jc w:val="left"/>
             </w:pPr>
             <w:r>
               <w:rPr>
                 <w:rFonts w:ascii="Times New Roman" w:hAnsi="Times New Roman" w:cs="Times New Roman" w:eastAsia="Times New Roman"/>
-                <w:b w:val="0"/>
-                <w:color w:val="000000"/>
                 <w:sz w:val="19"/>
               </w:rPr>
             </w:r>
             <w:r>
               <w:rPr>
                 <w:rFonts w:ascii="Times New Roman" w:hAnsi="Times New Roman" w:cs="Times New Roman" w:eastAsia="Times New Roman"/>
-                <w:b w:val="0"/>
-                <w:color w:val="000000"/>
+                <w:i w:val="0"/>
                 <w:sz w:val="19"/>
               </w:rPr>
               <w:t>Global Digital Niaga prospectus and results releases</w:t>
@@ -3442,26 +4300,30 @@
         </w:tc>
         <w:tc>
           <w:tcPr>
-            <w:tcW w:type="dxa" w:w="2353"/>
+            <w:tcW w:type="dxa" w:w="2381"/>
+            <w:vAlign w:val="center"/>
+            <w:tcMar>
+              <w:top w:w="55" w:type="dxa"/>
+              <w:bottom w:w="55" w:type="dxa"/>
+              <w:left w:w="70" w:type="dxa"/>
+              <w:right w:w="70" w:type="dxa"/>
+            </w:tcMar>
           </w:tcPr>
           <w:p>
             <w:pPr>
-              <w:spacing w:after="20" w:before="20" w:line="276" w:lineRule="auto"/>
+              <w:spacing w:before="0" w:after="0" w:line="240" w:lineRule="auto"/>
               <w:jc w:val="left"/>
             </w:pPr>
             <w:r>
               <w:rPr>
                 <w:rFonts w:ascii="Times New Roman" w:hAnsi="Times New Roman" w:cs="Times New Roman" w:eastAsia="Times New Roman"/>
-                <w:b w:val="0"/>
-                <w:color w:val="000000"/>
                 <w:sz w:val="19"/>
               </w:rPr>
             </w:r>
             <w:r>
               <w:rPr>
                 <w:rFonts w:ascii="Times New Roman" w:hAnsi="Times New Roman" w:cs="Times New Roman" w:eastAsia="Times New Roman"/>
-                <w:b w:val="0"/>
-                <w:color w:val="000000"/>
+                <w:i w:val="0"/>
                 <w:sz w:val="19"/>
               </w:rPr>
               <w:t>Same issuer filings</w:t>
@@ -3475,26 +4337,30 @@
         </w:trPr>
         <w:tc>
           <w:tcPr>
-            <w:tcW w:type="dxa" w:w="2353"/>
+            <w:tcW w:type="dxa" w:w="2041"/>
+            <w:vAlign w:val="center"/>
+            <w:tcMar>
+              <w:top w:w="55" w:type="dxa"/>
+              <w:bottom w:w="55" w:type="dxa"/>
+              <w:left w:w="70" w:type="dxa"/>
+              <w:right w:w="70" w:type="dxa"/>
+            </w:tcMar>
           </w:tcPr>
           <w:p>
             <w:pPr>
-              <w:spacing w:after="20" w:before="20" w:line="276" w:lineRule="auto"/>
+              <w:spacing w:before="0" w:after="0" w:line="240" w:lineRule="auto"/>
               <w:jc w:val="left"/>
             </w:pPr>
             <w:r>
               <w:rPr>
                 <w:rFonts w:ascii="Times New Roman" w:hAnsi="Times New Roman" w:cs="Times New Roman" w:eastAsia="Times New Roman"/>
-                <w:b w:val="0"/>
-                <w:color w:val="000000"/>
                 <w:sz w:val="19"/>
               </w:rPr>
             </w:r>
             <w:r>
               <w:rPr>
                 <w:rFonts w:ascii="Times New Roman" w:hAnsi="Times New Roman" w:cs="Times New Roman" w:eastAsia="Times New Roman"/>
-                <w:b w:val="0"/>
-                <w:color w:val="000000"/>
+                <w:i w:val="0"/>
                 <w:sz w:val="19"/>
               </w:rPr>
               <w:t>Direct, scope-pending</w:t>
@@ -3503,26 +4369,30 @@
         </w:tc>
         <w:tc>
           <w:tcPr>
-            <w:tcW w:type="dxa" w:w="2353"/>
+            <w:tcW w:type="dxa" w:w="2154"/>
+            <w:vAlign w:val="center"/>
+            <w:tcMar>
+              <w:top w:w="55" w:type="dxa"/>
+              <w:bottom w:w="55" w:type="dxa"/>
+              <w:left w:w="70" w:type="dxa"/>
+              <w:right w:w="70" w:type="dxa"/>
+            </w:tcMar>
           </w:tcPr>
           <w:p>
             <w:pPr>
-              <w:spacing w:after="20" w:before="20" w:line="276" w:lineRule="auto"/>
+              <w:spacing w:before="0" w:after="0" w:line="240" w:lineRule="auto"/>
               <w:jc w:val="left"/>
             </w:pPr>
             <w:r>
               <w:rPr>
                 <w:rFonts w:ascii="Times New Roman" w:hAnsi="Times New Roman" w:cs="Times New Roman" w:eastAsia="Times New Roman"/>
-                <w:b w:val="0"/>
-                <w:color w:val="000000"/>
                 <w:sz w:val="19"/>
               </w:rPr>
             </w:r>
             <w:r>
               <w:rPr>
                 <w:rFonts w:ascii="Times New Roman" w:hAnsi="Times New Roman" w:cs="Times New Roman" w:eastAsia="Times New Roman"/>
-                <w:b w:val="0"/>
-                <w:color w:val="000000"/>
+                <w:i w:val="0"/>
                 <w:sz w:val="19"/>
               </w:rPr>
               <w:t>Bukalapak Group</w:t>
@@ -3531,26 +4401,30 @@
         </w:tc>
         <w:tc>
           <w:tcPr>
-            <w:tcW w:type="dxa" w:w="2353"/>
+            <w:tcW w:type="dxa" w:w="2948"/>
+            <w:vAlign w:val="center"/>
+            <w:tcMar>
+              <w:top w:w="55" w:type="dxa"/>
+              <w:bottom w:w="55" w:type="dxa"/>
+              <w:left w:w="70" w:type="dxa"/>
+              <w:right w:w="70" w:type="dxa"/>
+            </w:tcMar>
           </w:tcPr>
           <w:p>
             <w:pPr>
-              <w:spacing w:after="20" w:before="20" w:line="276" w:lineRule="auto"/>
+              <w:spacing w:before="0" w:after="0" w:line="240" w:lineRule="auto"/>
               <w:jc w:val="left"/>
             </w:pPr>
             <w:r>
               <w:rPr>
                 <w:rFonts w:ascii="Times New Roman" w:hAnsi="Times New Roman" w:cs="Times New Roman" w:eastAsia="Times New Roman"/>
-                <w:b w:val="0"/>
-                <w:color w:val="000000"/>
                 <w:sz w:val="19"/>
               </w:rPr>
             </w:r>
             <w:r>
               <w:rPr>
                 <w:rFonts w:ascii="Times New Roman" w:hAnsi="Times New Roman" w:cs="Times New Roman" w:eastAsia="Times New Roman"/>
-                <w:b w:val="0"/>
-                <w:color w:val="000000"/>
+                <w:i w:val="0"/>
                 <w:sz w:val="19"/>
               </w:rPr>
               <w:t>Bukalapak annual and sustainability reports</w:t>
@@ -3559,26 +4433,30 @@
         </w:tc>
         <w:tc>
           <w:tcPr>
-            <w:tcW w:type="dxa" w:w="2353"/>
+            <w:tcW w:type="dxa" w:w="2381"/>
+            <w:vAlign w:val="center"/>
+            <w:tcMar>
+              <w:top w:w="55" w:type="dxa"/>
+              <w:bottom w:w="55" w:type="dxa"/>
+              <w:left w:w="70" w:type="dxa"/>
+              <w:right w:w="70" w:type="dxa"/>
+            </w:tcMar>
           </w:tcPr>
           <w:p>
             <w:pPr>
-              <w:spacing w:after="20" w:before="20" w:line="276" w:lineRule="auto"/>
+              <w:spacing w:before="0" w:after="0" w:line="240" w:lineRule="auto"/>
               <w:jc w:val="left"/>
             </w:pPr>
             <w:r>
               <w:rPr>
                 <w:rFonts w:ascii="Times New Roman" w:hAnsi="Times New Roman" w:cs="Times New Roman" w:eastAsia="Times New Roman"/>
-                <w:b w:val="0"/>
-                <w:color w:val="000000"/>
                 <w:sz w:val="19"/>
               </w:rPr>
             </w:r>
             <w:r>
               <w:rPr>
                 <w:rFonts w:ascii="Times New Roman" w:hAnsi="Times New Roman" w:cs="Times New Roman" w:eastAsia="Times New Roman"/>
-                <w:b w:val="0"/>
-                <w:color w:val="000000"/>
+                <w:i w:val="0"/>
                 <w:sz w:val="19"/>
               </w:rPr>
               <w:t>Same issuer filings</w:t>
@@ -3592,26 +4470,30 @@
         </w:trPr>
         <w:tc>
           <w:tcPr>
-            <w:tcW w:type="dxa" w:w="2353"/>
+            <w:tcW w:type="dxa" w:w="2041"/>
+            <w:vAlign w:val="center"/>
+            <w:tcMar>
+              <w:top w:w="55" w:type="dxa"/>
+              <w:bottom w:w="55" w:type="dxa"/>
+              <w:left w:w="70" w:type="dxa"/>
+              <w:right w:w="70" w:type="dxa"/>
+            </w:tcMar>
           </w:tcPr>
           <w:p>
             <w:pPr>
-              <w:spacing w:after="20" w:before="20" w:line="276" w:lineRule="auto"/>
+              <w:spacing w:before="0" w:after="0" w:line="240" w:lineRule="auto"/>
               <w:jc w:val="left"/>
             </w:pPr>
             <w:r>
               <w:rPr>
                 <w:rFonts w:ascii="Times New Roman" w:hAnsi="Times New Roman" w:cs="Times New Roman" w:eastAsia="Times New Roman"/>
-                <w:b w:val="0"/>
-                <w:color w:val="000000"/>
                 <w:sz w:val="19"/>
               </w:rPr>
             </w:r>
             <w:r>
               <w:rPr>
                 <w:rFonts w:ascii="Times New Roman" w:hAnsi="Times New Roman" w:cs="Times New Roman" w:eastAsia="Times New Roman"/>
-                <w:b w:val="0"/>
-                <w:color w:val="000000"/>
+                <w:i w:val="0"/>
                 <w:sz w:val="19"/>
               </w:rPr>
               <w:t>Conditional reconstruction</w:t>
@@ -3620,26 +4502,30 @@
         </w:tc>
         <w:tc>
           <w:tcPr>
-            <w:tcW w:type="dxa" w:w="2353"/>
+            <w:tcW w:type="dxa" w:w="2154"/>
+            <w:vAlign w:val="center"/>
+            <w:tcMar>
+              <w:top w:w="55" w:type="dxa"/>
+              <w:bottom w:w="55" w:type="dxa"/>
+              <w:left w:w="70" w:type="dxa"/>
+              <w:right w:w="70" w:type="dxa"/>
+            </w:tcMar>
           </w:tcPr>
           <w:p>
             <w:pPr>
-              <w:spacing w:after="20" w:before="20" w:line="276" w:lineRule="auto"/>
+              <w:spacing w:before="0" w:after="0" w:line="240" w:lineRule="auto"/>
               <w:jc w:val="left"/>
             </w:pPr>
             <w:r>
               <w:rPr>
                 <w:rFonts w:ascii="Times New Roman" w:hAnsi="Times New Roman" w:cs="Times New Roman" w:eastAsia="Times New Roman"/>
-                <w:b w:val="0"/>
-                <w:color w:val="000000"/>
                 <w:sz w:val="19"/>
               </w:rPr>
             </w:r>
             <w:r>
               <w:rPr>
                 <w:rFonts w:ascii="Times New Roman" w:hAnsi="Times New Roman" w:cs="Times New Roman" w:eastAsia="Times New Roman"/>
-                <w:b w:val="0"/>
-                <w:color w:val="000000"/>
+                <w:i w:val="0"/>
                 <w:sz w:val="19"/>
               </w:rPr>
               <w:t>Grab Indonesia</w:t>
@@ -3648,54 +4534,62 @@
         </w:tc>
         <w:tc>
           <w:tcPr>
-            <w:tcW w:type="dxa" w:w="2353"/>
+            <w:tcW w:type="dxa" w:w="2948"/>
+            <w:vAlign w:val="center"/>
+            <w:tcMar>
+              <w:top w:w="55" w:type="dxa"/>
+              <w:bottom w:w="55" w:type="dxa"/>
+              <w:left w:w="70" w:type="dxa"/>
+              <w:right w:w="70" w:type="dxa"/>
+            </w:tcMar>
           </w:tcPr>
           <w:p>
             <w:pPr>
-              <w:spacing w:after="20" w:before="20" w:line="276" w:lineRule="auto"/>
+              <w:spacing w:before="0" w:after="0" w:line="240" w:lineRule="auto"/>
               <w:jc w:val="left"/>
             </w:pPr>
             <w:r>
               <w:rPr>
                 <w:rFonts w:ascii="Times New Roman" w:hAnsi="Times New Roman" w:cs="Times New Roman" w:eastAsia="Times New Roman"/>
-                <w:b w:val="0"/>
-                <w:color w:val="000000"/>
                 <w:sz w:val="19"/>
               </w:rPr>
             </w:r>
             <w:r>
               <w:rPr>
                 <w:rFonts w:ascii="Times New Roman" w:hAnsi="Times New Roman" w:cs="Times New Roman" w:eastAsia="Times New Roman"/>
-                <w:b w:val="0"/>
-                <w:color w:val="000000"/>
+                <w:i w:val="0"/>
                 <w:sz w:val="19"/>
               </w:rPr>
-              <w:t>Derived from disclosed Indonesia revenue and the Group monetization rate (Form 20-F)</w:t>
+              <w:t>Derived from disclosed Indonesia revenue and Group monetization rate (Form 20-F)</w:t>
             </w:r>
           </w:p>
         </w:tc>
         <w:tc>
           <w:tcPr>
-            <w:tcW w:type="dxa" w:w="2353"/>
+            <w:tcW w:type="dxa" w:w="2381"/>
+            <w:vAlign w:val="center"/>
+            <w:tcMar>
+              <w:top w:w="55" w:type="dxa"/>
+              <w:bottom w:w="55" w:type="dxa"/>
+              <w:left w:w="70" w:type="dxa"/>
+              <w:right w:w="70" w:type="dxa"/>
+            </w:tcMar>
           </w:tcPr>
           <w:p>
             <w:pPr>
-              <w:spacing w:after="20" w:before="20" w:line="276" w:lineRule="auto"/>
+              <w:spacing w:before="0" w:after="0" w:line="240" w:lineRule="auto"/>
               <w:jc w:val="left"/>
             </w:pPr>
             <w:r>
               <w:rPr>
                 <w:rFonts w:ascii="Times New Roman" w:hAnsi="Times New Roman" w:cs="Times New Roman" w:eastAsia="Times New Roman"/>
-                <w:b w:val="0"/>
-                <w:color w:val="000000"/>
                 <w:sz w:val="19"/>
               </w:rPr>
             </w:r>
             <w:r>
               <w:rPr>
                 <w:rFonts w:ascii="Times New Roman" w:hAnsi="Times New Roman" w:cs="Times New Roman" w:eastAsia="Times New Roman"/>
-                <w:b w:val="0"/>
-                <w:color w:val="000000"/>
+                <w:i w:val="0"/>
                 <w:sz w:val="19"/>
               </w:rPr>
               <w:t>Grab Form 20-F</w:t>
@@ -3709,26 +4603,30 @@
         </w:trPr>
         <w:tc>
           <w:tcPr>
-            <w:tcW w:type="dxa" w:w="2353"/>
+            <w:tcW w:type="dxa" w:w="2041"/>
+            <w:vAlign w:val="center"/>
+            <w:tcMar>
+              <w:top w:w="55" w:type="dxa"/>
+              <w:bottom w:w="55" w:type="dxa"/>
+              <w:left w:w="70" w:type="dxa"/>
+              <w:right w:w="70" w:type="dxa"/>
+            </w:tcMar>
           </w:tcPr>
           <w:p>
             <w:pPr>
-              <w:spacing w:after="20" w:before="20" w:line="276" w:lineRule="auto"/>
+              <w:spacing w:before="0" w:after="0" w:line="240" w:lineRule="auto"/>
               <w:jc w:val="left"/>
             </w:pPr>
             <w:r>
               <w:rPr>
                 <w:rFonts w:ascii="Times New Roman" w:hAnsi="Times New Roman" w:cs="Times New Roman" w:eastAsia="Times New Roman"/>
-                <w:b w:val="0"/>
-                <w:color w:val="000000"/>
                 <w:sz w:val="19"/>
               </w:rPr>
             </w:r>
             <w:r>
               <w:rPr>
                 <w:rFonts w:ascii="Times New Roman" w:hAnsi="Times New Roman" w:cs="Times New Roman" w:eastAsia="Times New Roman"/>
-                <w:b w:val="0"/>
-                <w:color w:val="000000"/>
+                <w:i w:val="0"/>
                 <w:sz w:val="19"/>
               </w:rPr>
               <w:t>Conditional reconstruction</w:t>
@@ -3737,26 +4635,30 @@
         </w:tc>
         <w:tc>
           <w:tcPr>
-            <w:tcW w:type="dxa" w:w="2353"/>
+            <w:tcW w:type="dxa" w:w="2154"/>
+            <w:vAlign w:val="center"/>
+            <w:tcMar>
+              <w:top w:w="55" w:type="dxa"/>
+              <w:bottom w:w="55" w:type="dxa"/>
+              <w:left w:w="70" w:type="dxa"/>
+              <w:right w:w="70" w:type="dxa"/>
+            </w:tcMar>
           </w:tcPr>
           <w:p>
             <w:pPr>
-              <w:spacing w:after="20" w:before="20" w:line="276" w:lineRule="auto"/>
+              <w:spacing w:before="0" w:after="0" w:line="240" w:lineRule="auto"/>
               <w:jc w:val="left"/>
             </w:pPr>
             <w:r>
               <w:rPr>
                 <w:rFonts w:ascii="Times New Roman" w:hAnsi="Times New Roman" w:cs="Times New Roman" w:eastAsia="Times New Roman"/>
-                <w:b w:val="0"/>
-                <w:color w:val="000000"/>
                 <w:sz w:val="19"/>
               </w:rPr>
             </w:r>
             <w:r>
               <w:rPr>
                 <w:rFonts w:ascii="Times New Roman" w:hAnsi="Times New Roman" w:cs="Times New Roman" w:eastAsia="Times New Roman"/>
-                <w:b w:val="0"/>
-                <w:color w:val="000000"/>
+                <w:i w:val="0"/>
                 <w:sz w:val="19"/>
               </w:rPr>
               <w:t>Shopee Indonesia</w:t>
@@ -3765,26 +4667,30 @@
         </w:tc>
         <w:tc>
           <w:tcPr>
-            <w:tcW w:type="dxa" w:w="2353"/>
+            <w:tcW w:type="dxa" w:w="2948"/>
+            <w:vAlign w:val="center"/>
+            <w:tcMar>
+              <w:top w:w="55" w:type="dxa"/>
+              <w:bottom w:w="55" w:type="dxa"/>
+              <w:left w:w="70" w:type="dxa"/>
+              <w:right w:w="70" w:type="dxa"/>
+            </w:tcMar>
           </w:tcPr>
           <w:p>
             <w:pPr>
-              <w:spacing w:after="20" w:before="20" w:line="276" w:lineRule="auto"/>
+              <w:spacing w:before="0" w:after="0" w:line="240" w:lineRule="auto"/>
               <w:jc w:val="left"/>
             </w:pPr>
             <w:r>
               <w:rPr>
                 <w:rFonts w:ascii="Times New Roman" w:hAnsi="Times New Roman" w:cs="Times New Roman" w:eastAsia="Times New Roman"/>
-                <w:b w:val="0"/>
-                <w:color w:val="000000"/>
                 <w:sz w:val="19"/>
               </w:rPr>
             </w:r>
             <w:r>
               <w:rPr>
                 <w:rFonts w:ascii="Times New Roman" w:hAnsi="Times New Roman" w:cs="Times New Roman" w:eastAsia="Times New Roman"/>
-                <w:b w:val="0"/>
-                <w:color w:val="000000"/>
+                <w:i w:val="0"/>
                 <w:sz w:val="19"/>
               </w:rPr>
               <w:t>Momentum Works Southeast Asia e-commerce estimate (third-party)</w:t>
@@ -3793,26 +4699,30 @@
         </w:tc>
         <w:tc>
           <w:tcPr>
-            <w:tcW w:type="dxa" w:w="2353"/>
+            <w:tcW w:type="dxa" w:w="2381"/>
+            <w:vAlign w:val="center"/>
+            <w:tcMar>
+              <w:top w:w="55" w:type="dxa"/>
+              <w:bottom w:w="55" w:type="dxa"/>
+              <w:left w:w="70" w:type="dxa"/>
+              <w:right w:w="70" w:type="dxa"/>
+            </w:tcMar>
           </w:tcPr>
           <w:p>
             <w:pPr>
-              <w:spacing w:after="20" w:before="20" w:line="276" w:lineRule="auto"/>
+              <w:spacing w:before="0" w:after="0" w:line="240" w:lineRule="auto"/>
               <w:jc w:val="left"/>
             </w:pPr>
             <w:r>
               <w:rPr>
                 <w:rFonts w:ascii="Times New Roman" w:hAnsi="Times New Roman" w:cs="Times New Roman" w:eastAsia="Times New Roman"/>
-                <w:b w:val="0"/>
-                <w:color w:val="000000"/>
                 <w:sz w:val="19"/>
               </w:rPr>
             </w:r>
             <w:r>
               <w:rPr>
                 <w:rFonts w:ascii="Times New Roman" w:hAnsi="Times New Roman" w:cs="Times New Roman" w:eastAsia="Times New Roman"/>
-                <w:b w:val="0"/>
-                <w:color w:val="000000"/>
+                <w:i w:val="0"/>
                 <w:sz w:val="19"/>
               </w:rPr>
               <w:t>Derived from Sea Limited Form 20-F</w:t>
@@ -3826,26 +4736,30 @@
         </w:trPr>
         <w:tc>
           <w:tcPr>
-            <w:tcW w:type="dxa" w:w="2353"/>
+            <w:tcW w:type="dxa" w:w="2041"/>
+            <w:vAlign w:val="center"/>
+            <w:tcMar>
+              <w:top w:w="55" w:type="dxa"/>
+              <w:bottom w:w="55" w:type="dxa"/>
+              <w:left w:w="70" w:type="dxa"/>
+              <w:right w:w="70" w:type="dxa"/>
+            </w:tcMar>
           </w:tcPr>
           <w:p>
             <w:pPr>
-              <w:spacing w:after="20" w:before="20" w:line="276" w:lineRule="auto"/>
+              <w:spacing w:before="0" w:after="0" w:line="240" w:lineRule="auto"/>
               <w:jc w:val="left"/>
             </w:pPr>
             <w:r>
               <w:rPr>
                 <w:rFonts w:ascii="Times New Roman" w:hAnsi="Times New Roman" w:cs="Times New Roman" w:eastAsia="Times New Roman"/>
-                <w:b w:val="0"/>
-                <w:color w:val="000000"/>
                 <w:sz w:val="19"/>
               </w:rPr>
             </w:r>
             <w:r>
               <w:rPr>
                 <w:rFonts w:ascii="Times New Roman" w:hAnsi="Times New Roman" w:cs="Times New Roman" w:eastAsia="Times New Roman"/>
-                <w:b w:val="0"/>
-                <w:color w:val="000000"/>
+                <w:i w:val="0"/>
                 <w:sz w:val="19"/>
               </w:rPr>
               <w:t>National statistics</w:t>
@@ -3854,26 +4768,30 @@
         </w:tc>
         <w:tc>
           <w:tcPr>
-            <w:tcW w:type="dxa" w:w="2353"/>
+            <w:tcW w:type="dxa" w:w="2154"/>
+            <w:vAlign w:val="center"/>
+            <w:tcMar>
+              <w:top w:w="55" w:type="dxa"/>
+              <w:bottom w:w="55" w:type="dxa"/>
+              <w:left w:w="70" w:type="dxa"/>
+              <w:right w:w="70" w:type="dxa"/>
+            </w:tcMar>
           </w:tcPr>
           <w:p>
             <w:pPr>
-              <w:spacing w:after="20" w:before="20" w:line="276" w:lineRule="auto"/>
+              <w:spacing w:before="0" w:after="0" w:line="240" w:lineRule="auto"/>
               <w:jc w:val="left"/>
             </w:pPr>
             <w:r>
               <w:rPr>
                 <w:rFonts w:ascii="Times New Roman" w:hAnsi="Times New Roman" w:cs="Times New Roman" w:eastAsia="Times New Roman"/>
-                <w:b w:val="0"/>
-                <w:color w:val="000000"/>
                 <w:sz w:val="19"/>
               </w:rPr>
             </w:r>
             <w:r>
               <w:rPr>
                 <w:rFonts w:ascii="Times New Roman" w:hAnsi="Times New Roman" w:cs="Times New Roman" w:eastAsia="Times New Roman"/>
-                <w:b w:val="0"/>
-                <w:color w:val="000000"/>
+                <w:i w:val="0"/>
                 <w:sz w:val="19"/>
               </w:rPr>
               <w:t>BPS-Statistics Indonesia</w:t>
@@ -3882,26 +4800,30 @@
         </w:tc>
         <w:tc>
           <w:tcPr>
-            <w:tcW w:type="dxa" w:w="2353"/>
+            <w:tcW w:type="dxa" w:w="2948"/>
+            <w:vAlign w:val="center"/>
+            <w:tcMar>
+              <w:top w:w="55" w:type="dxa"/>
+              <w:bottom w:w="55" w:type="dxa"/>
+              <w:left w:w="70" w:type="dxa"/>
+              <w:right w:w="70" w:type="dxa"/>
+            </w:tcMar>
           </w:tcPr>
           <w:p>
             <w:pPr>
-              <w:spacing w:after="20" w:before="20" w:line="276" w:lineRule="auto"/>
+              <w:spacing w:before="0" w:after="0" w:line="240" w:lineRule="auto"/>
               <w:jc w:val="left"/>
             </w:pPr>
             <w:r>
               <w:rPr>
                 <w:rFonts w:ascii="Times New Roman" w:hAnsi="Times New Roman" w:cs="Times New Roman" w:eastAsia="Times New Roman"/>
-                <w:b w:val="0"/>
-                <w:color w:val="000000"/>
                 <w:sz w:val="19"/>
               </w:rPr>
             </w:r>
             <w:r>
               <w:rPr>
                 <w:rFonts w:ascii="Times New Roman" w:hAnsi="Times New Roman" w:cs="Times New Roman" w:eastAsia="Times New Roman"/>
-                <w:b w:val="0"/>
-                <w:color w:val="000000"/>
+                <w:i w:val="0"/>
                 <w:sz w:val="19"/>
               </w:rPr>
               <w:t>E-Commerce Statistics 2023, 2024; BPS directorate presentation</w:t>
@@ -3910,29 +4832,33 @@
         </w:tc>
         <w:tc>
           <w:tcPr>
-            <w:tcW w:type="dxa" w:w="2353"/>
+            <w:tcW w:type="dxa" w:w="2381"/>
+            <w:vAlign w:val="center"/>
+            <w:tcMar>
+              <w:top w:w="55" w:type="dxa"/>
+              <w:bottom w:w="55" w:type="dxa"/>
+              <w:left w:w="70" w:type="dxa"/>
+              <w:right w:w="70" w:type="dxa"/>
+            </w:tcMar>
           </w:tcPr>
           <w:p>
             <w:pPr>
-              <w:spacing w:after="20" w:before="20" w:line="276" w:lineRule="auto"/>
+              <w:spacing w:before="0" w:after="0" w:line="240" w:lineRule="auto"/>
               <w:jc w:val="left"/>
             </w:pPr>
             <w:r>
               <w:rPr>
                 <w:rFonts w:ascii="Times New Roman" w:hAnsi="Times New Roman" w:cs="Times New Roman" w:eastAsia="Times New Roman"/>
-                <w:b w:val="0"/>
-                <w:color w:val="000000"/>
                 <w:sz w:val="19"/>
               </w:rPr>
             </w:r>
             <w:r>
               <w:rPr>
                 <w:rFonts w:ascii="Times New Roman" w:hAnsi="Times New Roman" w:cs="Times New Roman" w:eastAsia="Times New Roman"/>
-                <w:b w:val="0"/>
-                <w:color w:val="000000"/>
+                <w:i w:val="0"/>
                 <w:sz w:val="19"/>
               </w:rPr>
-              <w:t>—</w:t>
+              <w:t>-</w:t>
             </w:r>
           </w:p>
         </w:tc>
@@ -3943,26 +4869,30 @@
         </w:trPr>
         <w:tc>
           <w:tcPr>
-            <w:tcW w:type="dxa" w:w="2353"/>
+            <w:tcW w:type="dxa" w:w="2041"/>
+            <w:vAlign w:val="center"/>
+            <w:tcMar>
+              <w:top w:w="55" w:type="dxa"/>
+              <w:bottom w:w="55" w:type="dxa"/>
+              <w:left w:w="70" w:type="dxa"/>
+              <w:right w:w="70" w:type="dxa"/>
+            </w:tcMar>
           </w:tcPr>
           <w:p>
             <w:pPr>
-              <w:spacing w:after="20" w:before="20" w:line="276" w:lineRule="auto"/>
+              <w:spacing w:before="0" w:after="0" w:line="240" w:lineRule="auto"/>
               <w:jc w:val="left"/>
             </w:pPr>
             <w:r>
               <w:rPr>
                 <w:rFonts w:ascii="Times New Roman" w:hAnsi="Times New Roman" w:cs="Times New Roman" w:eastAsia="Times New Roman"/>
-                <w:b w:val="0"/>
-                <w:color w:val="000000"/>
                 <w:sz w:val="19"/>
               </w:rPr>
             </w:r>
             <w:r>
               <w:rPr>
                 <w:rFonts w:ascii="Times New Roman" w:hAnsi="Times New Roman" w:cs="Times New Roman" w:eastAsia="Times New Roman"/>
-                <w:b w:val="0"/>
-                <w:color w:val="000000"/>
+                <w:i w:val="0"/>
                 <w:sz w:val="19"/>
               </w:rPr>
               <w:t>Regulatory</w:t>
@@ -3971,26 +4901,30 @@
         </w:tc>
         <w:tc>
           <w:tcPr>
-            <w:tcW w:type="dxa" w:w="2353"/>
+            <w:tcW w:type="dxa" w:w="2154"/>
+            <w:vAlign w:val="center"/>
+            <w:tcMar>
+              <w:top w:w="55" w:type="dxa"/>
+              <w:bottom w:w="55" w:type="dxa"/>
+              <w:left w:w="70" w:type="dxa"/>
+              <w:right w:w="70" w:type="dxa"/>
+            </w:tcMar>
           </w:tcPr>
           <w:p>
             <w:pPr>
-              <w:spacing w:after="20" w:before="20" w:line="276" w:lineRule="auto"/>
+              <w:spacing w:before="0" w:after="0" w:line="240" w:lineRule="auto"/>
               <w:jc w:val="left"/>
             </w:pPr>
             <w:r>
               <w:rPr>
                 <w:rFonts w:ascii="Times New Roman" w:hAnsi="Times New Roman" w:cs="Times New Roman" w:eastAsia="Times New Roman"/>
-                <w:b w:val="0"/>
-                <w:color w:val="000000"/>
                 <w:sz w:val="19"/>
               </w:rPr>
             </w:r>
             <w:r>
               <w:rPr>
                 <w:rFonts w:ascii="Times New Roman" w:hAnsi="Times New Roman" w:cs="Times New Roman" w:eastAsia="Times New Roman"/>
-                <w:b w:val="0"/>
-                <w:color w:val="000000"/>
+                <w:i w:val="0"/>
                 <w:sz w:val="19"/>
               </w:rPr>
               <w:t>PMK 37/2025; DJP</w:t>
@@ -3999,26 +4933,30 @@
         </w:tc>
         <w:tc>
           <w:tcPr>
-            <w:tcW w:type="dxa" w:w="2353"/>
+            <w:tcW w:type="dxa" w:w="2948"/>
+            <w:vAlign w:val="center"/>
+            <w:tcMar>
+              <w:top w:w="55" w:type="dxa"/>
+              <w:bottom w:w="55" w:type="dxa"/>
+              <w:left w:w="70" w:type="dxa"/>
+              <w:right w:w="70" w:type="dxa"/>
+            </w:tcMar>
           </w:tcPr>
           <w:p>
             <w:pPr>
-              <w:spacing w:after="20" w:before="20" w:line="276" w:lineRule="auto"/>
+              <w:spacing w:before="0" w:after="0" w:line="240" w:lineRule="auto"/>
               <w:jc w:val="left"/>
             </w:pPr>
             <w:r>
               <w:rPr>
                 <w:rFonts w:ascii="Times New Roman" w:hAnsi="Times New Roman" w:cs="Times New Roman" w:eastAsia="Times New Roman"/>
-                <w:b w:val="0"/>
-                <w:color w:val="000000"/>
                 <w:sz w:val="19"/>
               </w:rPr>
             </w:r>
             <w:r>
               <w:rPr>
                 <w:rFonts w:ascii="Times New Roman" w:hAnsi="Times New Roman" w:cs="Times New Roman" w:eastAsia="Times New Roman"/>
-                <w:b w:val="0"/>
-                <w:color w:val="000000"/>
+                <w:i w:val="0"/>
                 <w:sz w:val="19"/>
               </w:rPr>
               <w:t>Ministry of Finance of the Republic of Indonesia</w:t>
@@ -4027,29 +4965,33 @@
         </w:tc>
         <w:tc>
           <w:tcPr>
-            <w:tcW w:type="dxa" w:w="2353"/>
+            <w:tcW w:type="dxa" w:w="2381"/>
+            <w:vAlign w:val="center"/>
+            <w:tcMar>
+              <w:top w:w="55" w:type="dxa"/>
+              <w:bottom w:w="55" w:type="dxa"/>
+              <w:left w:w="70" w:type="dxa"/>
+              <w:right w:w="70" w:type="dxa"/>
+            </w:tcMar>
           </w:tcPr>
           <w:p>
             <w:pPr>
-              <w:spacing w:after="20" w:before="20" w:line="276" w:lineRule="auto"/>
+              <w:spacing w:before="0" w:after="0" w:line="240" w:lineRule="auto"/>
               <w:jc w:val="left"/>
             </w:pPr>
             <w:r>
               <w:rPr>
                 <w:rFonts w:ascii="Times New Roman" w:hAnsi="Times New Roman" w:cs="Times New Roman" w:eastAsia="Times New Roman"/>
-                <w:b w:val="0"/>
-                <w:color w:val="000000"/>
                 <w:sz w:val="19"/>
               </w:rPr>
             </w:r>
             <w:r>
               <w:rPr>
                 <w:rFonts w:ascii="Times New Roman" w:hAnsi="Times New Roman" w:cs="Times New Roman" w:eastAsia="Times New Roman"/>
-                <w:b w:val="0"/>
-                <w:color w:val="000000"/>
+                <w:i w:val="0"/>
                 <w:sz w:val="19"/>
               </w:rPr>
-              <w:t>—</w:t>
+              <w:t>-</w:t>
             </w:r>
           </w:p>
         </w:tc>
@@ -4057,26 +4999,13 @@
     </w:tbl>
     <w:p>
       <w:pPr>
-        <w:spacing w:after="0" w:before="0" w:line="276" w:lineRule="auto"/>
+        <w:spacing w:line="254" w:lineRule="auto" w:after="80" w:before="0"/>
         <w:jc w:val="both"/>
       </w:pPr>
       <w:r>
         <w:rPr>
           <w:rFonts w:ascii="Times New Roman" w:hAnsi="Times New Roman" w:cs="Times New Roman" w:eastAsia="Times New Roman"/>
-          <w:color w:val="000000"/>
-          <w:sz w:val="10"/>
-        </w:rPr>
-      </w:r>
-    </w:p>
-    <w:p>
-      <w:pPr>
-        <w:spacing w:after="60" w:before="0" w:line="276" w:lineRule="auto"/>
-        <w:jc w:val="both"/>
-      </w:pPr>
-      <w:r>
-        <w:rPr>
-          <w:rFonts w:ascii="Times New Roman" w:hAnsi="Times New Roman" w:cs="Times New Roman" w:eastAsia="Times New Roman"/>
-          <w:color w:val="000000"/>
+          <w:i w:val="0"/>
           <w:sz w:val="24"/>
         </w:rPr>
         <w:t>Every figure used in this proposal traces to a named file and locator in the accompanying data package.</w:t>
@@ -4086,104 +5015,103 @@
       <w:pPr>
         <w:pStyle w:val="Heading1"/>
         <w:keepNext/>
-        <w:spacing w:after="80" w:before="180" w:line="276" w:lineRule="auto"/>
+        <w:spacing w:before="200" w:after="100"/>
         <w:jc w:val="left"/>
       </w:pPr>
       <w:r>
         <w:rPr>
           <w:rFonts w:ascii="Times New Roman" w:hAnsi="Times New Roman" w:cs="Times New Roman" w:eastAsia="Times New Roman"/>
           <w:b/>
-          <w:color w:val="000000"/>
-          <w:sz w:val="26"/>
+          <w:sz w:val="24"/>
         </w:rPr>
         <w:t>References</w:t>
       </w:r>
     </w:p>
     <w:p>
       <w:pPr>
-        <w:spacing w:after="20" w:before="0" w:line="276" w:lineRule="auto"/>
-        <w:ind w:left="360" w:hanging="360"/>
-        <w:jc w:val="both"/>
+        <w:pStyle w:val="Reference"/>
+        <w:spacing w:before="0" w:after="40" w:line="240" w:lineRule="auto"/>
+        <w:ind w:left="317" w:hanging="317"/>
+        <w:jc w:val="left"/>
       </w:pPr>
       <w:r>
         <w:rPr>
           <w:rFonts w:ascii="Times New Roman" w:hAnsi="Times New Roman" w:cs="Times New Roman" w:eastAsia="Times New Roman"/>
-          <w:color w:val="000000"/>
           <w:sz w:val="22"/>
         </w:rPr>
-        <w:t>Armstrong, M. (2006). Competition in two-sided markets. RAND Journal of Economics, 37(3), 668–691.</w:t>
+        <w:t>Armstrong, M. (2006). Competition in two-sided markets. RAND Journal of Economics, 37(3), 668-691.</w:t>
       </w:r>
     </w:p>
     <w:p>
       <w:pPr>
-        <w:spacing w:after="20" w:before="0" w:line="276" w:lineRule="auto"/>
-        <w:ind w:left="360" w:hanging="360"/>
-        <w:jc w:val="both"/>
+        <w:pStyle w:val="Reference"/>
+        <w:spacing w:before="0" w:after="40" w:line="240" w:lineRule="auto"/>
+        <w:ind w:left="317" w:hanging="317"/>
+        <w:jc w:val="left"/>
       </w:pPr>
       <w:r>
         <w:rPr>
           <w:rFonts w:ascii="Times New Roman" w:hAnsi="Times New Roman" w:cs="Times New Roman" w:eastAsia="Times New Roman"/>
-          <w:color w:val="000000"/>
           <w:sz w:val="22"/>
         </w:rPr>
-        <w:t>Barrios, J. M., Hochberg, Y. V., &amp; Yi, H. (2022). Launching with a parachute: The gig economy and new business formation. Journal of Financial Economics, 144(1), 22–43.</w:t>
+        <w:t>Barrios, J. M., Hochberg, Y. V., &amp; Yi, H. (2022). Launching with a parachute: The gig economy and new business formation. Journal of Financial Economics, 144(1), 22-43.</w:t>
       </w:r>
     </w:p>
     <w:p>
       <w:pPr>
-        <w:spacing w:after="20" w:before="0" w:line="276" w:lineRule="auto"/>
-        <w:ind w:left="360" w:hanging="360"/>
-        <w:jc w:val="both"/>
+        <w:pStyle w:val="Reference"/>
+        <w:spacing w:before="0" w:after="40" w:line="240" w:lineRule="auto"/>
+        <w:ind w:left="317" w:hanging="317"/>
+        <w:jc w:val="left"/>
       </w:pPr>
       <w:r>
         <w:rPr>
           <w:rFonts w:ascii="Times New Roman" w:hAnsi="Times New Roman" w:cs="Times New Roman" w:eastAsia="Times New Roman"/>
-          <w:color w:val="000000"/>
           <w:sz w:val="22"/>
         </w:rPr>
-        <w:t>Berg, T., Burg, V., Gombović, A., &amp; Puri, M. (2020). On the rise of FinTechs: Credit scoring using digital footprints. Review of Financial Studies, 33(7), 2845–2897.</w:t>
+        <w:t>Berg, T., Burg, V., Gombovic, A., &amp; Puri, M. (2020). On the rise of FinTechs: Credit scoring using digital footprints. Review of Financial Studies, 33(7), 2845-2897.</w:t>
       </w:r>
     </w:p>
     <w:p>
       <w:pPr>
-        <w:spacing w:after="20" w:before="0" w:line="276" w:lineRule="auto"/>
-        <w:ind w:left="360" w:hanging="360"/>
-        <w:jc w:val="both"/>
+        <w:pStyle w:val="Reference"/>
+        <w:spacing w:before="0" w:after="40" w:line="240" w:lineRule="auto"/>
+        <w:ind w:left="317" w:hanging="317"/>
+        <w:jc w:val="left"/>
       </w:pPr>
       <w:r>
         <w:rPr>
           <w:rFonts w:ascii="Times New Roman" w:hAnsi="Times New Roman" w:cs="Times New Roman" w:eastAsia="Times New Roman"/>
-          <w:color w:val="000000"/>
           <w:sz w:val="22"/>
         </w:rPr>
-        <w:t>Caillaud, B., &amp; Jullien, B. (2003). Chicken and egg: Competition among intermediation service providers. RAND Journal of Economics, 34(2), 309–328.</w:t>
+        <w:t>Caillaud, B., &amp; Jullien, B. (2003). Chicken and egg: Competition among intermediation service providers. RAND Journal of Economics, 34(2), 309-328.</w:t>
       </w:r>
     </w:p>
     <w:p>
       <w:pPr>
-        <w:spacing w:after="20" w:before="0" w:line="276" w:lineRule="auto"/>
-        <w:ind w:left="360" w:hanging="360"/>
-        <w:jc w:val="both"/>
+        <w:pStyle w:val="Reference"/>
+        <w:spacing w:before="0" w:after="40" w:line="240" w:lineRule="auto"/>
+        <w:ind w:left="317" w:hanging="317"/>
+        <w:jc w:val="left"/>
       </w:pPr>
       <w:r>
         <w:rPr>
           <w:rFonts w:ascii="Times New Roman" w:hAnsi="Times New Roman" w:cs="Times New Roman" w:eastAsia="Times New Roman"/>
-          <w:color w:val="000000"/>
           <w:sz w:val="22"/>
         </w:rPr>
-        <w:t>De Franco, G., Kothari, S. P., &amp; Verdi, R. S. (2011). The benefits of financial statement comparability. Journal of Accounting Research, 49(4), 895–931.</w:t>
+        <w:t>De Franco, G., Kothari, S. P., &amp; Verdi, R. S. (2011). The benefits of financial statement comparability. Journal of Accounting Research, 49(4), 895-931.</w:t>
       </w:r>
     </w:p>
     <w:p>
       <w:pPr>
-        <w:spacing w:after="20" w:before="0" w:line="276" w:lineRule="auto"/>
-        <w:ind w:left="360" w:hanging="360"/>
-        <w:jc w:val="both"/>
+        <w:pStyle w:val="Reference"/>
+        <w:spacing w:before="0" w:after="40" w:line="240" w:lineRule="auto"/>
+        <w:ind w:left="317" w:hanging="317"/>
+        <w:jc w:val="left"/>
       </w:pPr>
       <w:r>
         <w:rPr>
           <w:rFonts w:ascii="Times New Roman" w:hAnsi="Times New Roman" w:cs="Times New Roman" w:eastAsia="Times New Roman"/>
-          <w:color w:val="000000"/>
           <w:sz w:val="22"/>
         </w:rPr>
         <w:t>Denes, M. R., Lagaras, S., &amp; Tsoutsoura, M. (2025). Entrepreneurship and the gig economy: Evidence from U.S. tax returns. Journal of Financial Economics, 173, 104156.</w:t>
@@ -4191,14 +5119,14 @@
     </w:p>
     <w:p>
       <w:pPr>
-        <w:spacing w:after="20" w:before="0" w:line="276" w:lineRule="auto"/>
-        <w:ind w:left="360" w:hanging="360"/>
-        <w:jc w:val="both"/>
+        <w:pStyle w:val="Reference"/>
+        <w:spacing w:before="0" w:after="40" w:line="240" w:lineRule="auto"/>
+        <w:ind w:left="317" w:hanging="317"/>
+        <w:jc w:val="left"/>
       </w:pPr>
       <w:r>
         <w:rPr>
           <w:rFonts w:ascii="Times New Roman" w:hAnsi="Times New Roman" w:cs="Times New Roman" w:eastAsia="Times New Roman"/>
-          <w:color w:val="000000"/>
           <w:sz w:val="22"/>
         </w:rPr>
         <w:t>European Union. (2021). Council Directive (EU) 2021/514 amending Directive 2011/16/EU (DAC7).</w:t>
@@ -4206,14 +5134,14 @@
     </w:p>
     <w:p>
       <w:pPr>
-        <w:spacing w:after="20" w:before="0" w:line="276" w:lineRule="auto"/>
-        <w:ind w:left="360" w:hanging="360"/>
-        <w:jc w:val="both"/>
+        <w:pStyle w:val="Reference"/>
+        <w:spacing w:before="0" w:after="40" w:line="240" w:lineRule="auto"/>
+        <w:ind w:left="317" w:hanging="317"/>
+        <w:jc w:val="left"/>
       </w:pPr>
       <w:r>
         <w:rPr>
           <w:rFonts w:ascii="Times New Roman" w:hAnsi="Times New Roman" w:cs="Times New Roman" w:eastAsia="Times New Roman"/>
-          <w:color w:val="000000"/>
           <w:sz w:val="22"/>
         </w:rPr>
         <w:t>Google, Temasek, &amp; Bain &amp; Company. (2020). e-Conomy SEA 2020: At Full Velocity.</w:t>
@@ -4221,14 +5149,14 @@
     </w:p>
     <w:p>
       <w:pPr>
-        <w:spacing w:after="20" w:before="0" w:line="276" w:lineRule="auto"/>
-        <w:ind w:left="360" w:hanging="360"/>
-        <w:jc w:val="both"/>
+        <w:pStyle w:val="Reference"/>
+        <w:spacing w:before="0" w:after="40" w:line="240" w:lineRule="auto"/>
+        <w:ind w:left="317" w:hanging="317"/>
+        <w:jc w:val="left"/>
       </w:pPr>
       <w:r>
         <w:rPr>
           <w:rFonts w:ascii="Times New Roman" w:hAnsi="Times New Roman" w:cs="Times New Roman" w:eastAsia="Times New Roman"/>
-          <w:color w:val="000000"/>
           <w:sz w:val="22"/>
         </w:rPr>
         <w:t>Google, Temasek, &amp; Bain &amp; Company. (2024). e-Conomy SEA 2024: Profits on the Rise.</w:t>
@@ -4236,29 +5164,29 @@
     </w:p>
     <w:p>
       <w:pPr>
-        <w:spacing w:after="20" w:before="0" w:line="276" w:lineRule="auto"/>
-        <w:ind w:left="360" w:hanging="360"/>
-        <w:jc w:val="both"/>
+        <w:pStyle w:val="Reference"/>
+        <w:spacing w:before="0" w:after="40" w:line="240" w:lineRule="auto"/>
+        <w:ind w:left="317" w:hanging="317"/>
+        <w:jc w:val="left"/>
       </w:pPr>
       <w:r>
         <w:rPr>
           <w:rFonts w:ascii="Times New Roman" w:hAnsi="Times New Roman" w:cs="Times New Roman" w:eastAsia="Times New Roman"/>
-          <w:color w:val="000000"/>
           <w:sz w:val="22"/>
         </w:rPr>
-        <w:t>Hagiu, A., &amp; Wright, J. (2015). Multi-sided platforms. International Journal of Industrial Organization, 43, 162–174.</w:t>
+        <w:t>Hagiu, A., &amp; Wright, J. (2015). Multi-sided platforms. International Journal of Industrial Organization, 43, 162-174.</w:t>
       </w:r>
     </w:p>
     <w:p>
       <w:pPr>
-        <w:spacing w:after="20" w:before="0" w:line="276" w:lineRule="auto"/>
-        <w:ind w:left="360" w:hanging="360"/>
-        <w:jc w:val="both"/>
+        <w:pStyle w:val="Reference"/>
+        <w:spacing w:before="0" w:after="40" w:line="240" w:lineRule="auto"/>
+        <w:ind w:left="317" w:hanging="317"/>
+        <w:jc w:val="left"/>
       </w:pPr>
       <w:r>
         <w:rPr>
           <w:rFonts w:ascii="Times New Roman" w:hAnsi="Times New Roman" w:cs="Times New Roman" w:eastAsia="Times New Roman"/>
-          <w:color w:val="000000"/>
           <w:sz w:val="22"/>
         </w:rPr>
         <w:t>International Accounting Standards Board. (2014). IFRS 15: Revenue from Contracts with Customers.</w:t>
@@ -4266,59 +5194,59 @@
     </w:p>
     <w:p>
       <w:pPr>
-        <w:spacing w:after="20" w:before="0" w:line="276" w:lineRule="auto"/>
-        <w:ind w:left="360" w:hanging="360"/>
-        <w:jc w:val="both"/>
+        <w:pStyle w:val="Reference"/>
+        <w:spacing w:before="0" w:after="40" w:line="240" w:lineRule="auto"/>
+        <w:ind w:left="317" w:hanging="317"/>
+        <w:jc w:val="left"/>
       </w:pPr>
       <w:r>
         <w:rPr>
           <w:rFonts w:ascii="Times New Roman" w:hAnsi="Times New Roman" w:cs="Times New Roman" w:eastAsia="Times New Roman"/>
-          <w:color w:val="000000"/>
           <w:sz w:val="22"/>
         </w:rPr>
-        <w:t>Kleven, H. J., Knudsen, M. B., Kreiner, C. T., Pedersen, S., &amp; Saez, E. (2011). Unwilling or unable to cheat? Evidence from a tax audit experiment in Denmark. Econometrica, 79(3), 651–692.</w:t>
+        <w:t>Kleven, H. J., Knudsen, M. B., Kreiner, C. T., Pedersen, S., &amp; Saez, E. (2011). Unwilling or unable to cheat? Evidence from a tax audit experiment in Denmark. Econometrica, 79(3), 651-692.</w:t>
       </w:r>
     </w:p>
     <w:p>
       <w:pPr>
-        <w:spacing w:after="20" w:before="0" w:line="276" w:lineRule="auto"/>
-        <w:ind w:left="360" w:hanging="360"/>
-        <w:jc w:val="both"/>
+        <w:pStyle w:val="Reference"/>
+        <w:spacing w:before="0" w:after="40" w:line="240" w:lineRule="auto"/>
+        <w:ind w:left="317" w:hanging="317"/>
+        <w:jc w:val="left"/>
       </w:pPr>
       <w:r>
         <w:rPr>
           <w:rFonts w:ascii="Times New Roman" w:hAnsi="Times New Roman" w:cs="Times New Roman" w:eastAsia="Times New Roman"/>
-          <w:color w:val="000000"/>
           <w:sz w:val="22"/>
         </w:rPr>
-        <w:t>Kleven, H. J., Kreiner, C. T., &amp; Saez, E. (2016). Why can modern governments tax so much? Economica, 83(330), 219–246.</w:t>
+        <w:t>Kleven, H. J., Kreiner, C. T., &amp; Saez, E. (2016). Why can modern governments tax so much? Economica, 83(330), 219-246.</w:t>
       </w:r>
     </w:p>
     <w:p>
       <w:pPr>
-        <w:spacing w:after="20" w:before="0" w:line="276" w:lineRule="auto"/>
-        <w:ind w:left="360" w:hanging="360"/>
-        <w:jc w:val="both"/>
+        <w:pStyle w:val="Reference"/>
+        <w:spacing w:before="0" w:after="40" w:line="240" w:lineRule="auto"/>
+        <w:ind w:left="317" w:hanging="317"/>
+        <w:jc w:val="left"/>
       </w:pPr>
       <w:r>
         <w:rPr>
           <w:rFonts w:ascii="Times New Roman" w:hAnsi="Times New Roman" w:cs="Times New Roman" w:eastAsia="Times New Roman"/>
-          <w:color w:val="000000"/>
           <w:sz w:val="22"/>
         </w:rPr>
-        <w:t>La Porta, R., &amp; Shleifer, A. (2014). Informality and development. Journal of Economic Perspectives, 28(3), 109–126.</w:t>
+        <w:t>La Porta, R., &amp; Shleifer, A. (2014). Informality and development. Journal of Economic Perspectives, 28(3), 109-126.</w:t>
       </w:r>
     </w:p>
     <w:p>
       <w:pPr>
-        <w:spacing w:after="20" w:before="0" w:line="276" w:lineRule="auto"/>
-        <w:ind w:left="360" w:hanging="360"/>
-        <w:jc w:val="both"/>
+        <w:pStyle w:val="Reference"/>
+        <w:spacing w:before="0" w:after="40" w:line="240" w:lineRule="auto"/>
+        <w:ind w:left="317" w:hanging="317"/>
+        <w:jc w:val="left"/>
       </w:pPr>
       <w:r>
         <w:rPr>
           <w:rFonts w:ascii="Times New Roman" w:hAnsi="Times New Roman" w:cs="Times New Roman" w:eastAsia="Times New Roman"/>
-          <w:color w:val="000000"/>
           <w:sz w:val="22"/>
         </w:rPr>
         <w:t>Medina, L., &amp; Schneider, F. (2019). Shedding light on the shadow economy: A global database. CESifo Working Paper 7981.</w:t>
@@ -4326,14 +5254,14 @@
     </w:p>
     <w:p>
       <w:pPr>
-        <w:spacing w:after="20" w:before="0" w:line="276" w:lineRule="auto"/>
-        <w:ind w:left="360" w:hanging="360"/>
-        <w:jc w:val="both"/>
+        <w:pStyle w:val="Reference"/>
+        <w:spacing w:before="0" w:after="40" w:line="240" w:lineRule="auto"/>
+        <w:ind w:left="317" w:hanging="317"/>
+        <w:jc w:val="left"/>
       </w:pPr>
       <w:r>
         <w:rPr>
           <w:rFonts w:ascii="Times New Roman" w:hAnsi="Times New Roman" w:cs="Times New Roman" w:eastAsia="Times New Roman"/>
-          <w:color w:val="000000"/>
           <w:sz w:val="22"/>
         </w:rPr>
         <w:t>OECD. (2020). Model Rules for Reporting by Platform Operators with respect to Sellers in the Sharing and Gig Economy.</w:t>
@@ -4341,90 +5269,89 @@
     </w:p>
     <w:p>
       <w:pPr>
-        <w:spacing w:after="20" w:before="0" w:line="276" w:lineRule="auto"/>
-        <w:ind w:left="360" w:hanging="360"/>
-        <w:jc w:val="both"/>
+        <w:pStyle w:val="Reference"/>
+        <w:spacing w:before="0" w:after="40" w:line="240" w:lineRule="auto"/>
+        <w:ind w:left="317" w:hanging="317"/>
+        <w:jc w:val="left"/>
       </w:pPr>
       <w:r>
         <w:rPr>
           <w:rFonts w:ascii="Times New Roman" w:hAnsi="Times New Roman" w:cs="Times New Roman" w:eastAsia="Times New Roman"/>
-          <w:color w:val="000000"/>
           <w:sz w:val="22"/>
         </w:rPr>
-        <w:t>Pomeranz, D. (2015). No taxation without information: Deterrence and self-enforcement in the value added tax. American Economic Review, 105(8), 2539–2569.</w:t>
+        <w:t>Pomeranz, D. (2015). No taxation without information: Deterrence and self-enforcement in the value added tax. American Economic Review, 105(8), 2539-2569.</w:t>
       </w:r>
     </w:p>
     <w:p>
       <w:pPr>
-        <w:spacing w:after="20" w:before="0" w:line="276" w:lineRule="auto"/>
-        <w:ind w:left="360" w:hanging="360"/>
-        <w:jc w:val="both"/>
+        <w:pStyle w:val="Reference"/>
+        <w:spacing w:before="0" w:after="40" w:line="240" w:lineRule="auto"/>
+        <w:ind w:left="317" w:hanging="317"/>
+        <w:jc w:val="left"/>
       </w:pPr>
       <w:r>
         <w:rPr>
           <w:rFonts w:ascii="Times New Roman" w:hAnsi="Times New Roman" w:cs="Times New Roman" w:eastAsia="Times New Roman"/>
-          <w:color w:val="000000"/>
           <w:sz w:val="22"/>
         </w:rPr>
-        <w:t>Rochet, J.-C., &amp; Tirole, J. (2003). Platform competition in two-sided markets. Journal of the European Economic Association, 1(4), 990–1029.</w:t>
+        <w:t>Rochet, J.-C., &amp; Tirole, J. (2003). Platform competition in two-sided markets. Journal of the European Economic Association, 1(4), 990-1029.</w:t>
       </w:r>
     </w:p>
     <w:p>
       <w:pPr>
-        <w:spacing w:after="20" w:before="0" w:line="276" w:lineRule="auto"/>
-        <w:ind w:left="360" w:hanging="360"/>
-        <w:jc w:val="both"/>
+        <w:pStyle w:val="Reference"/>
+        <w:spacing w:before="0" w:after="40" w:line="240" w:lineRule="auto"/>
+        <w:ind w:left="317" w:hanging="317"/>
+        <w:jc w:val="left"/>
       </w:pPr>
       <w:r>
         <w:rPr>
           <w:rFonts w:ascii="Times New Roman" w:hAnsi="Times New Roman" w:cs="Times New Roman" w:eastAsia="Times New Roman"/>
-          <w:color w:val="000000"/>
           <w:sz w:val="22"/>
         </w:rPr>
-        <w:t>Slemrod, J. (2019). Tax compliance and enforcement. Journal of Economic Literature, 57(4), 904–954.</w:t>
+        <w:t>Slemrod, J. (2019). Tax compliance and enforcement. Journal of Economic Literature, 57(4), 904-954.</w:t>
       </w:r>
     </w:p>
     <w:p>
       <w:pPr>
-        <w:spacing w:after="20" w:before="0" w:line="276" w:lineRule="auto"/>
-        <w:ind w:left="360" w:hanging="360"/>
-        <w:jc w:val="both"/>
+        <w:pStyle w:val="Reference"/>
+        <w:spacing w:before="0" w:after="40" w:line="240" w:lineRule="auto"/>
+        <w:ind w:left="317" w:hanging="317"/>
+        <w:jc w:val="left"/>
       </w:pPr>
       <w:r>
         <w:rPr>
           <w:rFonts w:ascii="Times New Roman" w:hAnsi="Times New Roman" w:cs="Times New Roman" w:eastAsia="Times New Roman"/>
-          <w:color w:val="000000"/>
           <w:sz w:val="22"/>
         </w:rPr>
-        <w:t>Ulyssea, G. (2018). Firms, informality, and development: Theory and evidence from Brazil. American Economic Review, 108(8), 2015–2047.</w:t>
+        <w:t>Ulyssea, G. (2018). Firms, informality, and development: Theory and evidence from Brazil. American Economic Review, 108(8), 2015-2047.</w:t>
       </w:r>
     </w:p>
     <w:p>
       <w:pPr>
         <w:pStyle w:val="Heading1"/>
         <w:keepNext/>
-        <w:spacing w:after="60" w:before="120" w:line="276" w:lineRule="auto"/>
+        <w:spacing w:before="200" w:after="100"/>
         <w:jc w:val="left"/>
       </w:pPr>
       <w:r>
         <w:rPr>
           <w:rFonts w:ascii="Times New Roman" w:hAnsi="Times New Roman" w:cs="Times New Roman" w:eastAsia="Times New Roman"/>
           <w:b/>
-          <w:color w:val="000000"/>
-          <w:sz w:val="26"/>
+          <w:sz w:val="24"/>
         </w:rPr>
         <w:t>Primary and Institutional Sources</w:t>
       </w:r>
     </w:p>
     <w:p>
       <w:pPr>
-        <w:spacing w:after="60" w:before="0" w:line="276" w:lineRule="auto"/>
+        <w:spacing w:line="240" w:lineRule="auto" w:after="60" w:before="0"/>
         <w:jc w:val="both"/>
       </w:pPr>
       <w:r>
         <w:rPr>
           <w:rFonts w:ascii="Times New Roman" w:hAnsi="Times New Roman" w:cs="Times New Roman" w:eastAsia="Times New Roman"/>
-          <w:color w:val="000000"/>
+          <w:i w:val="0"/>
           <w:sz w:val="22"/>
         </w:rPr>
         <w:t>Data statement. Company filings, annual reports, prospectuses and results materials provide the platform data. BPS, Bank Indonesia, the Ministry of Finance and DJP publications provide the business, payment and policy evidence. The working data file records source, definition, publication date, currency and scope for every measure, so each figure can be checked against the original disclosure.</w:t>
@@ -4432,14 +5359,14 @@
     </w:p>
     <w:p>
       <w:pPr>
-        <w:spacing w:after="20" w:before="0" w:line="276" w:lineRule="auto"/>
-        <w:ind w:left="360" w:hanging="360"/>
-        <w:jc w:val="both"/>
+        <w:pStyle w:val="Reference"/>
+        <w:spacing w:before="0" w:after="40" w:line="240" w:lineRule="auto"/>
+        <w:ind w:left="317" w:hanging="317"/>
+        <w:jc w:val="left"/>
       </w:pPr>
       <w:r>
         <w:rPr>
           <w:rFonts w:ascii="Times New Roman" w:hAnsi="Times New Roman" w:cs="Times New Roman" w:eastAsia="Times New Roman"/>
-          <w:color w:val="000000"/>
           <w:sz w:val="22"/>
         </w:rPr>
         <w:t>BPS-Statistics Indonesia. E-Commerce Statistics 2023 and 2024; published marketplace-use analysis.</w:t>
@@ -4447,14 +5374,14 @@
     </w:p>
     <w:p>
       <w:pPr>
-        <w:spacing w:after="20" w:before="0" w:line="276" w:lineRule="auto"/>
-        <w:ind w:left="360" w:hanging="360"/>
-        <w:jc w:val="both"/>
+        <w:pStyle w:val="Reference"/>
+        <w:spacing w:before="0" w:after="40" w:line="240" w:lineRule="auto"/>
+        <w:ind w:left="317" w:hanging="317"/>
+        <w:jc w:val="left"/>
       </w:pPr>
       <w:r>
         <w:rPr>
           <w:rFonts w:ascii="Times New Roman" w:hAnsi="Times New Roman" w:cs="Times New Roman" w:eastAsia="Times New Roman"/>
-          <w:color w:val="000000"/>
           <w:sz w:val="22"/>
         </w:rPr>
         <w:t>Bank Indonesia. Payment System Statistics (SPIP); QRIS reports.</w:t>
@@ -4462,14 +5389,14 @@
     </w:p>
     <w:p>
       <w:pPr>
-        <w:spacing w:after="20" w:before="0" w:line="276" w:lineRule="auto"/>
-        <w:ind w:left="360" w:hanging="360"/>
-        <w:jc w:val="both"/>
+        <w:pStyle w:val="Reference"/>
+        <w:spacing w:before="0" w:after="40" w:line="240" w:lineRule="auto"/>
+        <w:ind w:left="317" w:hanging="317"/>
+        <w:jc w:val="left"/>
       </w:pPr>
       <w:r>
         <w:rPr>
           <w:rFonts w:ascii="Times New Roman" w:hAnsi="Times New Roman" w:cs="Times New Roman" w:eastAsia="Times New Roman"/>
-          <w:color w:val="000000"/>
           <w:sz w:val="22"/>
         </w:rPr>
         <w:t>Ministry of Finance, Republic of Indonesia. PMK 37/2025.</w:t>
@@ -4477,14 +5404,14 @@
     </w:p>
     <w:p>
       <w:pPr>
-        <w:spacing w:after="20" w:before="0" w:line="276" w:lineRule="auto"/>
-        <w:ind w:left="360" w:hanging="360"/>
-        <w:jc w:val="both"/>
+        <w:pStyle w:val="Reference"/>
+        <w:spacing w:before="0" w:after="40" w:line="240" w:lineRule="auto"/>
+        <w:ind w:left="317" w:hanging="317"/>
+        <w:jc w:val="left"/>
       </w:pPr>
       <w:r>
         <w:rPr>
           <w:rFonts w:ascii="Times New Roman" w:hAnsi="Times New Roman" w:cs="Times New Roman" w:eastAsia="Times New Roman"/>
-          <w:color w:val="000000"/>
           <w:sz w:val="22"/>
         </w:rPr>
         <w:t>Directorate General of Taxes. Marketplace guidance; designation of 1 July 2026; postponement announcement.</w:t>
@@ -4492,14 +5419,14 @@
     </w:p>
     <w:p>
       <w:pPr>
-        <w:spacing w:after="20" w:before="0" w:line="276" w:lineRule="auto"/>
-        <w:ind w:left="360" w:hanging="360"/>
-        <w:jc w:val="both"/>
+        <w:pStyle w:val="Reference"/>
+        <w:spacing w:before="0" w:after="40" w:line="240" w:lineRule="auto"/>
+        <w:ind w:left="317" w:hanging="317"/>
+        <w:jc w:val="left"/>
       </w:pPr>
       <w:r>
         <w:rPr>
           <w:rFonts w:ascii="Times New Roman" w:hAnsi="Times New Roman" w:cs="Times New Roman" w:eastAsia="Times New Roman"/>
-          <w:color w:val="000000"/>
           <w:sz w:val="22"/>
         </w:rPr>
         <w:t>PT Global Digital Niaga Tbk; PT Bukalapak.com Tbk; PT GoTo Gojek Tokopedia Tbk. Annual reports and results materials.</w:t>
@@ -4507,14 +5434,14 @@
     </w:p>
     <w:p>
       <w:pPr>
-        <w:spacing w:after="20" w:before="0" w:line="276" w:lineRule="auto"/>
-        <w:ind w:left="360" w:hanging="360"/>
-        <w:jc w:val="both"/>
+        <w:pStyle w:val="Reference"/>
+        <w:spacing w:before="0" w:after="40" w:line="240" w:lineRule="auto"/>
+        <w:ind w:left="317" w:hanging="317"/>
+        <w:jc w:val="left"/>
       </w:pPr>
       <w:r>
         <w:rPr>
           <w:rFonts w:ascii="Times New Roman" w:hAnsi="Times New Roman" w:cs="Times New Roman" w:eastAsia="Times New Roman"/>
-          <w:color w:val="000000"/>
           <w:sz w:val="22"/>
         </w:rPr>
         <w:t>Grab Holdings Limited; Sea Limited. Annual reports and Forms 20-F.</w:t>
@@ -4522,14 +5449,14 @@
     </w:p>
     <w:p>
       <w:pPr>
-        <w:spacing w:after="20" w:before="0" w:line="276" w:lineRule="auto"/>
-        <w:ind w:left="360" w:hanging="360"/>
-        <w:jc w:val="both"/>
+        <w:pStyle w:val="Reference"/>
+        <w:spacing w:before="0" w:after="40" w:line="240" w:lineRule="auto"/>
+        <w:ind w:left="317" w:hanging="317"/>
+        <w:jc w:val="left"/>
       </w:pPr>
       <w:r>
         <w:rPr>
           <w:rFonts w:ascii="Times New Roman" w:hAnsi="Times New Roman" w:cs="Times New Roman" w:eastAsia="Times New Roman"/>
-          <w:color w:val="000000"/>
           <w:sz w:val="22"/>
         </w:rPr>
         <w:t>Momentum Works. (2024). Ecommerce in Southeast Asia.</w:t>
@@ -4537,14 +5464,10 @@
     </w:p>
     <w:sectPr>
       <w:footerReference w:type="default" r:id="rId9"/>
-      <w:headerReference w:type="default" r:id="rId10"/>
-      <w:headerReference w:type="first" r:id="rId11"/>
-      <w:footerReference w:type="first" r:id="rId12"/>
-      <w:headerReference w:type="even" r:id="rId13"/>
-      <w:footerReference w:type="even" r:id="rId14"/>
       <w:pgSz w:w="11906" w:h="16838"/>
-      <w:pgMar w:top="1304" w:right="1247" w:bottom="1134" w:left="1247" w:header="567" w:footer="510" w:gutter="0"/>
+      <w:pgMar w:top="1123" w:right="1181" w:bottom="1037" w:left="1181" w:header="720" w:footer="720" w:gutter="0"/>
       <w:cols w:space="720"/>
+      <w:titlePg/>
       <w:docGrid w:linePitch="360"/>
     </w:sectPr>
   </w:body>
@@ -4556,69 +5479,27 @@
   <w:p>
     <w:pPr>
       <w:pStyle w:val="Footer"/>
+      <w:spacing w:before="0" w:after="0" w:line="240" w:lineRule="auto"/>
       <w:jc w:val="center"/>
     </w:pPr>
     <w:r>
       <w:rPr>
         <w:rFonts w:ascii="Times New Roman" w:hAnsi="Times New Roman" w:cs="Times New Roman" w:eastAsia="Times New Roman"/>
-        <w:color w:val="000000"/>
-        <w:sz w:val="24"/>
+        <w:sz w:val="18"/>
       </w:rPr>
       <w:t xml:space="preserve">Yuan Ze University | Master of Science in Finance | September 2026 | </w:t>
     </w:r>
-    <w:fldSimple w:instr="PAGE"/>
+    <w:r>
+      <w:rPr>
+        <w:rFonts w:ascii="Times New Roman" w:hAnsi="Times New Roman" w:cs="Times New Roman" w:eastAsia="Times New Roman"/>
+        <w:sz w:val="18"/>
+      </w:rPr>
+      <w:fldChar w:fldCharType="begin"/>
+      <w:instrText xml:space="preserve"> PAGE </w:instrText>
+      <w:fldChar w:fldCharType="end"/>
+    </w:r>
   </w:p>
 </w:ftr>
-</file>
-
-<file path=word/footer2.xml><?xml version="1.0" encoding="utf-8"?>
-<w:ftr xmlns:m="http://schemas.openxmlformats.org/officeDocument/2006/math" xmlns:mc="http://schemas.openxmlformats.org/markup-compatibility/2006" xmlns:mo="http://schemas.microsoft.com/office/mac/office/2008/main" xmlns:mv="urn:schemas-microsoft-com:mac:vml" xmlns:o="urn:schemas-microsoft-com:office:office" xmlns:r="http://schemas.openxmlformats.org/officeDocument/2006/relationships" xmlns:v="urn:schemas-microsoft-com:vml" xmlns:w10="urn:schemas-microsoft-com:office:word" xmlns:w14="http://schemas.microsoft.com/office/word/2010/wordml" xmlns:w="http://schemas.openxmlformats.org/wordprocessingml/2006/main" xmlns:wne="http://schemas.microsoft.com/office/word/2006/wordml" xmlns:wp14="http://schemas.microsoft.com/office/word/2010/wordprocessingDrawing" xmlns:wp="http://schemas.openxmlformats.org/drawingml/2006/wordprocessingDrawing" xmlns:wpc="http://schemas.microsoft.com/office/word/2010/wordprocessingCanvas" xmlns:wpg="http://schemas.microsoft.com/office/word/2010/wordprocessingGroup" xmlns:wpi="http://schemas.microsoft.com/office/word/2010/wordprocessingInk" xmlns:wps="http://schemas.microsoft.com/office/word/2010/wordprocessingShape" mc:Ignorable="w14 wp14">
-  <w:p>
-    <w:pPr>
-      <w:pStyle w:val="Footer"/>
-    </w:pPr>
-  </w:p>
-</w:ftr>
-</file>
-
-<file path=word/footer3.xml><?xml version="1.0" encoding="utf-8"?>
-<w:ftr xmlns:m="http://schemas.openxmlformats.org/officeDocument/2006/math" xmlns:mc="http://schemas.openxmlformats.org/markup-compatibility/2006" xmlns:mo="http://schemas.microsoft.com/office/mac/office/2008/main" xmlns:mv="urn:schemas-microsoft-com:mac:vml" xmlns:o="urn:schemas-microsoft-com:office:office" xmlns:r="http://schemas.openxmlformats.org/officeDocument/2006/relationships" xmlns:v="urn:schemas-microsoft-com:vml" xmlns:w10="urn:schemas-microsoft-com:office:word" xmlns:w14="http://schemas.microsoft.com/office/word/2010/wordml" xmlns:w="http://schemas.openxmlformats.org/wordprocessingml/2006/main" xmlns:wne="http://schemas.microsoft.com/office/word/2006/wordml" xmlns:wp14="http://schemas.microsoft.com/office/word/2010/wordprocessingDrawing" xmlns:wp="http://schemas.openxmlformats.org/drawingml/2006/wordprocessingDrawing" xmlns:wpc="http://schemas.microsoft.com/office/word/2010/wordprocessingCanvas" xmlns:wpg="http://schemas.microsoft.com/office/word/2010/wordprocessingGroup" xmlns:wpi="http://schemas.microsoft.com/office/word/2010/wordprocessingInk" xmlns:wps="http://schemas.microsoft.com/office/word/2010/wordprocessingShape" mc:Ignorable="w14 wp14">
-  <w:p>
-    <w:pPr>
-      <w:pStyle w:val="Footer"/>
-    </w:pPr>
-  </w:p>
-</w:ftr>
-</file>
-
-<file path=word/header1.xml><?xml version="1.0" encoding="utf-8"?>
-<w:hdr xmlns:m="http://schemas.openxmlformats.org/officeDocument/2006/math" xmlns:mc="http://schemas.openxmlformats.org/markup-compatibility/2006" xmlns:mo="http://schemas.microsoft.com/office/mac/office/2008/main" xmlns:mv="urn:schemas-microsoft-com:mac:vml" xmlns:o="urn:schemas-microsoft-com:office:office" xmlns:r="http://schemas.openxmlformats.org/officeDocument/2006/relationships" xmlns:v="urn:schemas-microsoft-com:vml" xmlns:w10="urn:schemas-microsoft-com:office:word" xmlns:w14="http://schemas.microsoft.com/office/word/2010/wordml" xmlns:w="http://schemas.openxmlformats.org/wordprocessingml/2006/main" xmlns:wne="http://schemas.microsoft.com/office/word/2006/wordml" xmlns:wp14="http://schemas.microsoft.com/office/word/2010/wordprocessingDrawing" xmlns:wp="http://schemas.openxmlformats.org/drawingml/2006/wordprocessingDrawing" xmlns:wpc="http://schemas.microsoft.com/office/word/2010/wordprocessingCanvas" xmlns:wpg="http://schemas.microsoft.com/office/word/2010/wordprocessingGroup" xmlns:wpi="http://schemas.microsoft.com/office/word/2010/wordprocessingInk" xmlns:wps="http://schemas.microsoft.com/office/word/2010/wordprocessingShape" mc:Ignorable="w14 wp14">
-  <w:p>
-    <w:pPr>
-      <w:pStyle w:val="Header"/>
-    </w:pPr>
-  </w:p>
-</w:hdr>
-</file>
-
-<file path=word/header2.xml><?xml version="1.0" encoding="utf-8"?>
-<w:hdr xmlns:m="http://schemas.openxmlformats.org/officeDocument/2006/math" xmlns:mc="http://schemas.openxmlformats.org/markup-compatibility/2006" xmlns:mo="http://schemas.microsoft.com/office/mac/office/2008/main" xmlns:mv="urn:schemas-microsoft-com:mac:vml" xmlns:o="urn:schemas-microsoft-com:office:office" xmlns:r="http://schemas.openxmlformats.org/officeDocument/2006/relationships" xmlns:v="urn:schemas-microsoft-com:vml" xmlns:w10="urn:schemas-microsoft-com:office:word" xmlns:w14="http://schemas.microsoft.com/office/word/2010/wordml" xmlns:w="http://schemas.openxmlformats.org/wordprocessingml/2006/main" xmlns:wne="http://schemas.microsoft.com/office/word/2006/wordml" xmlns:wp14="http://schemas.microsoft.com/office/word/2010/wordprocessingDrawing" xmlns:wp="http://schemas.openxmlformats.org/drawingml/2006/wordprocessingDrawing" xmlns:wpc="http://schemas.microsoft.com/office/word/2010/wordprocessingCanvas" xmlns:wpg="http://schemas.microsoft.com/office/word/2010/wordprocessingGroup" xmlns:wpi="http://schemas.microsoft.com/office/word/2010/wordprocessingInk" xmlns:wps="http://schemas.microsoft.com/office/word/2010/wordprocessingShape" mc:Ignorable="w14 wp14">
-  <w:p>
-    <w:pPr>
-      <w:pStyle w:val="Header"/>
-    </w:pPr>
-  </w:p>
-</w:hdr>
-</file>
-
-<file path=word/header3.xml><?xml version="1.0" encoding="utf-8"?>
-<w:hdr xmlns:m="http://schemas.openxmlformats.org/officeDocument/2006/math" xmlns:mc="http://schemas.openxmlformats.org/markup-compatibility/2006" xmlns:mo="http://schemas.microsoft.com/office/mac/office/2008/main" xmlns:mv="urn:schemas-microsoft-com:mac:vml" xmlns:o="urn:schemas-microsoft-com:office:office" xmlns:r="http://schemas.openxmlformats.org/officeDocument/2006/relationships" xmlns:v="urn:schemas-microsoft-com:vml" xmlns:w10="urn:schemas-microsoft-com:office:word" xmlns:w14="http://schemas.microsoft.com/office/word/2010/wordml" xmlns:w="http://schemas.openxmlformats.org/wordprocessingml/2006/main" xmlns:wne="http://schemas.microsoft.com/office/word/2006/wordml" xmlns:wp14="http://schemas.microsoft.com/office/word/2010/wordprocessingDrawing" xmlns:wp="http://schemas.openxmlformats.org/drawingml/2006/wordprocessingDrawing" xmlns:wpc="http://schemas.microsoft.com/office/word/2010/wordprocessingCanvas" xmlns:wpg="http://schemas.microsoft.com/office/word/2010/wordprocessingGroup" xmlns:wpi="http://schemas.microsoft.com/office/word/2010/wordprocessingInk" xmlns:wps="http://schemas.microsoft.com/office/word/2010/wordprocessingShape" mc:Ignorable="w14 wp14">
-  <w:p>
-    <w:pPr>
-      <w:pStyle w:val="Header"/>
-    </w:pPr>
-  </w:p>
-</w:hdr>
 </file>
 
 <file path=word/numbering.xml><?xml version="1.0" encoding="utf-8"?>
@@ -4829,9 +5710,9 @@
   <w:docDefaults>
     <w:rPrDefault>
       <w:rPr>
-        <w:rFonts w:asciiTheme="minorHAnsi" w:eastAsiaTheme="minorEastAsia" w:hAnsiTheme="minorHAnsi" w:cstheme="minorBidi" w:ascii="Times New Roman" w:hAnsi="Times New Roman" w:cs="Times New Roman"/>
-        <w:sz w:val="24"/>
-        <w:szCs w:val="24"/>
+        <w:rFonts w:asciiTheme="minorHAnsi" w:eastAsiaTheme="minorEastAsia" w:hAnsiTheme="minorHAnsi" w:cstheme="minorBidi"/>
+        <w:sz w:val="22"/>
+        <w:szCs w:val="22"/>
         <w:lang w:val="en-US" w:eastAsia="en-US" w:bidi="ar-SA"/>
       </w:rPr>
     </w:rPrDefault>
@@ -4985,10 +5866,10 @@
     <w:qFormat/>
     <w:rsid w:val="00FC693F"/>
     <w:pPr>
-      <w:spacing w:after="80" w:line="254" w:lineRule="auto"/>
+      <w:spacing w:line="254" w:lineRule="auto" w:after="80"/>
     </w:pPr>
     <w:rPr>
-      <w:rFonts w:ascii="Times New Roman" w:hAnsi="Times New Roman" w:eastAsia="Times New Roman" w:cs="Times New Roman"/>
+      <w:rFonts w:ascii="Times New Roman" w:hAnsi="Times New Roman" w:eastAsia="Times New Roman"/>
       <w:sz w:val="24"/>
     </w:rPr>
   </w:style>
@@ -5006,10 +5887,6 @@
       </w:tabs>
       <w:spacing w:after="0" w:line="240" w:lineRule="auto"/>
     </w:pPr>
-    <w:rPr>
-      <w:rFonts w:ascii="Times New Roman" w:hAnsi="Times New Roman" w:cs="Times New Roman"/>
-      <w:sz w:val="24"/>
-    </w:rPr>
   </w:style>
   <w:style w:type="character" w:customStyle="1" w:styleId="HeaderChar">
     <w:name w:val="Header Char"/>
@@ -5032,10 +5909,6 @@
       </w:tabs>
       <w:spacing w:after="0" w:line="240" w:lineRule="auto"/>
     </w:pPr>
-    <w:rPr>
-      <w:rFonts w:ascii="Times New Roman" w:hAnsi="Times New Roman" w:cs="Times New Roman"/>
-      <w:sz w:val="24"/>
-    </w:rPr>
   </w:style>
   <w:style w:type="character" w:customStyle="1" w:styleId="FooterChar">
     <w:name w:val="Footer Char"/>
@@ -5059,10 +5932,9 @@
       <w:outlineLvl w:val="0"/>
     </w:pPr>
     <w:rPr>
-      <w:rFonts w:asciiTheme="majorHAnsi" w:eastAsiaTheme="majorEastAsia" w:hAnsiTheme="majorHAnsi" w:cstheme="majorBidi" w:ascii="Times New Roman" w:hAnsi="Times New Roman" w:eastAsia="Times New Roman" w:cs="Times New Roman"/>
+      <w:rFonts w:asciiTheme="majorHAnsi" w:eastAsiaTheme="majorEastAsia" w:hAnsiTheme="majorHAnsi" w:cstheme="majorBidi" w:ascii="Times New Roman" w:hAnsi="Times New Roman" w:eastAsia="Times New Roman"/>
       <w:b/>
       <w:bCs/>
-      <w:color w:val="1F1F1F"/>
       <w:sz w:val="24"/>
       <w:szCs w:val="28"/>
     </w:rPr>
@@ -5083,10 +5955,9 @@
       <w:outlineLvl w:val="1"/>
     </w:pPr>
     <w:rPr>
-      <w:rFonts w:asciiTheme="majorHAnsi" w:eastAsiaTheme="majorEastAsia" w:hAnsiTheme="majorHAnsi" w:cstheme="majorBidi" w:ascii="Times New Roman" w:hAnsi="Times New Roman" w:eastAsia="Times New Roman" w:cs="Times New Roman"/>
+      <w:rFonts w:asciiTheme="majorHAnsi" w:eastAsiaTheme="majorEastAsia" w:hAnsiTheme="majorHAnsi" w:cstheme="majorBidi" w:ascii="Times New Roman" w:hAnsi="Times New Roman" w:eastAsia="Times New Roman"/>
       <w:b/>
       <w:bCs/>
-      <w:color w:val="333333"/>
       <w:sz w:val="24"/>
       <w:szCs w:val="26"/>
     </w:rPr>
@@ -5103,15 +5974,14 @@
     <w:pPr>
       <w:keepNext/>
       <w:keepLines/>
-      <w:spacing w:before="100" w:after="40"/>
+      <w:spacing w:before="200" w:after="0"/>
       <w:outlineLvl w:val="2"/>
     </w:pPr>
     <w:rPr>
-      <w:rFonts w:asciiTheme="majorHAnsi" w:eastAsiaTheme="majorEastAsia" w:hAnsiTheme="majorHAnsi" w:cstheme="majorBidi" w:ascii="Times New Roman" w:hAnsi="Times New Roman" w:eastAsia="Times New Roman"/>
+      <w:rFonts w:asciiTheme="majorHAnsi" w:eastAsiaTheme="majorEastAsia" w:hAnsiTheme="majorHAnsi" w:cstheme="majorBidi"/>
       <w:b/>
       <w:bCs/>
-      <w:color w:val="404040"/>
-      <w:sz w:val="21"/>
+      <w:color w:val="4F81BD" w:themeColor="accent1"/>
     </w:rPr>
   </w:style>
   <w:style w:type="paragraph" w:styleId="Heading4">
@@ -5136,7 +6006,7 @@
       <w:bCs/>
       <w:i/>
       <w:iCs/>
-      <w:color w:val="4D4D4D"/>
+      <w:color w:val="4F81BD" w:themeColor="accent1"/>
     </w:rPr>
   </w:style>
   <w:style w:type="paragraph" w:styleId="Heading5">
@@ -5157,7 +6027,7 @@
     </w:pPr>
     <w:rPr>
       <w:rFonts w:asciiTheme="majorHAnsi" w:eastAsiaTheme="majorEastAsia" w:hAnsiTheme="majorHAnsi" w:cstheme="majorBidi"/>
-      <w:color w:val="4D4D4D"/>
+      <w:color w:val="243F60" w:themeColor="accent1" w:themeShade="7F"/>
     </w:rPr>
   </w:style>
   <w:style w:type="paragraph" w:styleId="Heading6">
@@ -5180,7 +6050,7 @@
       <w:rFonts w:asciiTheme="majorHAnsi" w:eastAsiaTheme="majorEastAsia" w:hAnsiTheme="majorHAnsi" w:cstheme="majorBidi"/>
       <w:i/>
       <w:iCs/>
-      <w:color w:val="4D4D4D"/>
+      <w:color w:val="243F60" w:themeColor="accent1" w:themeShade="7F"/>
     </w:rPr>
   </w:style>
   <w:style w:type="paragraph" w:styleId="Heading7">
@@ -5203,7 +6073,7 @@
       <w:rFonts w:asciiTheme="majorHAnsi" w:eastAsiaTheme="majorEastAsia" w:hAnsiTheme="majorHAnsi" w:cstheme="majorBidi"/>
       <w:i/>
       <w:iCs/>
-      <w:color w:val="4D4D4D"/>
+      <w:color w:val="404040" w:themeColor="text1" w:themeTint="BF"/>
     </w:rPr>
   </w:style>
   <w:style w:type="paragraph" w:styleId="Heading8">
@@ -5224,7 +6094,7 @@
     </w:pPr>
     <w:rPr>
       <w:rFonts w:asciiTheme="majorHAnsi" w:eastAsiaTheme="majorEastAsia" w:hAnsiTheme="majorHAnsi" w:cstheme="majorBidi"/>
-      <w:color w:val="4D4D4D"/>
+      <w:color w:val="4F81BD" w:themeColor="accent1"/>
       <w:sz w:val="20"/>
       <w:szCs w:val="20"/>
     </w:rPr>
@@ -5249,7 +6119,7 @@
       <w:rFonts w:asciiTheme="majorHAnsi" w:eastAsiaTheme="majorEastAsia" w:hAnsiTheme="majorHAnsi" w:cstheme="majorBidi"/>
       <w:i/>
       <w:iCs/>
-      <w:color w:val="4D4D4D"/>
+      <w:color w:val="404040" w:themeColor="text1" w:themeTint="BF"/>
       <w:sz w:val="20"/>
       <w:szCs w:val="20"/>
     </w:rPr>
@@ -5300,7 +6170,7 @@
       <w:rFonts w:asciiTheme="majorHAnsi" w:eastAsiaTheme="majorEastAsia" w:hAnsiTheme="majorHAnsi" w:cstheme="majorBidi"/>
       <w:b/>
       <w:bCs/>
-      <w:color w:val="1F1F1F"/>
+      <w:color w:val="365F91" w:themeColor="accent1" w:themeShade="BF"/>
       <w:sz w:val="28"/>
       <w:szCs w:val="28"/>
     </w:rPr>
@@ -5315,7 +6185,7 @@
       <w:rFonts w:asciiTheme="majorHAnsi" w:eastAsiaTheme="majorEastAsia" w:hAnsiTheme="majorHAnsi" w:cstheme="majorBidi"/>
       <w:b/>
       <w:bCs/>
-      <w:color w:val="333333"/>
+      <w:color w:val="4F81BD" w:themeColor="accent1"/>
       <w:sz w:val="26"/>
       <w:szCs w:val="26"/>
     </w:rPr>
@@ -5330,7 +6200,7 @@
       <w:rFonts w:asciiTheme="majorHAnsi" w:eastAsiaTheme="majorEastAsia" w:hAnsiTheme="majorHAnsi" w:cstheme="majorBidi"/>
       <w:b/>
       <w:bCs/>
-      <w:color w:val="404040"/>
+      <w:color w:val="4F81BD" w:themeColor="accent1"/>
     </w:rPr>
   </w:style>
   <w:style w:type="paragraph" w:styleId="Title">
@@ -5349,8 +6219,8 @@
       <w:contextualSpacing/>
     </w:pPr>
     <w:rPr>
-      <w:rFonts w:asciiTheme="majorHAnsi" w:eastAsiaTheme="majorEastAsia" w:hAnsiTheme="majorHAnsi" w:cstheme="majorBidi" w:ascii="Times New Roman" w:hAnsi="Times New Roman" w:eastAsia="Times New Roman"/>
-      <w:color w:val="1F1F1F"/>
+      <w:rFonts w:asciiTheme="majorHAnsi" w:eastAsiaTheme="majorEastAsia" w:hAnsiTheme="majorHAnsi" w:cstheme="majorBidi"/>
+      <w:color w:val="17365D" w:themeColor="text2" w:themeShade="BF"/>
       <w:spacing w:val="5"/>
       <w:kern w:val="28"/>
       <w:sz w:val="52"/>
@@ -5365,7 +6235,7 @@
     <w:rsid w:val="00FC693F"/>
     <w:rPr>
       <w:rFonts w:asciiTheme="majorHAnsi" w:eastAsiaTheme="majorEastAsia" w:hAnsiTheme="majorHAnsi" w:cstheme="majorBidi"/>
-      <w:color w:val="1F1F1F"/>
+      <w:color w:val="17365D" w:themeColor="text2" w:themeShade="BF"/>
       <w:spacing w:val="5"/>
       <w:kern w:val="28"/>
       <w:sz w:val="52"/>
@@ -5389,7 +6259,7 @@
       <w:rFonts w:asciiTheme="majorHAnsi" w:eastAsiaTheme="majorEastAsia" w:hAnsiTheme="majorHAnsi" w:cstheme="majorBidi"/>
       <w:i/>
       <w:iCs/>
-      <w:color w:val="595959"/>
+      <w:color w:val="4F81BD" w:themeColor="accent1"/>
       <w:spacing w:val="15"/>
       <w:sz w:val="24"/>
       <w:szCs w:val="24"/>
@@ -5405,7 +6275,7 @@
       <w:rFonts w:asciiTheme="majorHAnsi" w:eastAsiaTheme="majorEastAsia" w:hAnsiTheme="majorHAnsi" w:cstheme="majorBidi"/>
       <w:i/>
       <w:iCs/>
-      <w:color w:val="595959"/>
+      <w:color w:val="4F81BD" w:themeColor="accent1"/>
       <w:spacing w:val="15"/>
       <w:sz w:val="24"/>
       <w:szCs w:val="24"/>
@@ -5705,7 +6575,7 @@
       <w:bCs/>
       <w:i/>
       <w:iCs/>
-      <w:color w:val="4D4D4D"/>
+      <w:color w:val="4F81BD" w:themeColor="accent1"/>
     </w:rPr>
   </w:style>
   <w:style w:type="character" w:customStyle="1" w:styleId="Heading5Char">
@@ -5717,7 +6587,7 @@
     <w:rsid w:val="00FC693F"/>
     <w:rPr>
       <w:rFonts w:asciiTheme="majorHAnsi" w:eastAsiaTheme="majorEastAsia" w:hAnsiTheme="majorHAnsi" w:cstheme="majorBidi"/>
-      <w:color w:val="4D4D4D"/>
+      <w:color w:val="243F60" w:themeColor="accent1" w:themeShade="7F"/>
     </w:rPr>
   </w:style>
   <w:style w:type="character" w:customStyle="1" w:styleId="Heading6Char">
@@ -5731,7 +6601,7 @@
       <w:rFonts w:asciiTheme="majorHAnsi" w:eastAsiaTheme="majorEastAsia" w:hAnsiTheme="majorHAnsi" w:cstheme="majorBidi"/>
       <w:i/>
       <w:iCs/>
-      <w:color w:val="4D4D4D"/>
+      <w:color w:val="243F60" w:themeColor="accent1" w:themeShade="7F"/>
     </w:rPr>
   </w:style>
   <w:style w:type="character" w:customStyle="1" w:styleId="Heading7Char">
@@ -5745,7 +6615,7 @@
       <w:rFonts w:asciiTheme="majorHAnsi" w:eastAsiaTheme="majorEastAsia" w:hAnsiTheme="majorHAnsi" w:cstheme="majorBidi"/>
       <w:i/>
       <w:iCs/>
-      <w:color w:val="4D4D4D"/>
+      <w:color w:val="404040" w:themeColor="text1" w:themeTint="BF"/>
     </w:rPr>
   </w:style>
   <w:style w:type="character" w:customStyle="1" w:styleId="Heading8Char">
@@ -5757,7 +6627,7 @@
     <w:rsid w:val="00FC693F"/>
     <w:rPr>
       <w:rFonts w:asciiTheme="majorHAnsi" w:eastAsiaTheme="majorEastAsia" w:hAnsiTheme="majorHAnsi" w:cstheme="majorBidi"/>
-      <w:color w:val="4D4D4D"/>
+      <w:color w:val="4F81BD" w:themeColor="accent1"/>
       <w:sz w:val="20"/>
       <w:szCs w:val="20"/>
     </w:rPr>
@@ -5773,7 +6643,7 @@
       <w:rFonts w:asciiTheme="majorHAnsi" w:eastAsiaTheme="majorEastAsia" w:hAnsiTheme="majorHAnsi" w:cstheme="majorBidi"/>
       <w:i/>
       <w:iCs/>
-      <w:color w:val="4D4D4D"/>
+      <w:color w:val="404040" w:themeColor="text1" w:themeTint="BF"/>
       <w:sz w:val="20"/>
       <w:szCs w:val="20"/>
     </w:rPr>
@@ -5793,7 +6663,7 @@
     <w:rPr>
       <w:b/>
       <w:bCs/>
-      <w:color w:val="595959"/>
+      <w:color w:val="4F81BD" w:themeColor="accent1"/>
       <w:sz w:val="18"/>
       <w:szCs w:val="18"/>
     </w:rPr>
@@ -5840,7 +6710,7 @@
       <w:bCs/>
       <w:i/>
       <w:iCs/>
-      <w:color w:val="404040"/>
+      <w:color w:val="4F81BD" w:themeColor="accent1"/>
     </w:rPr>
   </w:style>
   <w:style w:type="character" w:customStyle="1" w:styleId="IntenseQuoteChar">
@@ -5854,7 +6724,7 @@
       <w:bCs/>
       <w:i/>
       <w:iCs/>
-      <w:color w:val="404040"/>
+      <w:color w:val="4F81BD" w:themeColor="accent1"/>
     </w:rPr>
   </w:style>
   <w:style w:type="character" w:styleId="SubtleEmphasis">
@@ -5880,7 +6750,7 @@
       <w:bCs/>
       <w:i/>
       <w:iCs/>
-      <w:color w:val="404040"/>
+      <w:color w:val="4F81BD" w:themeColor="accent1"/>
     </w:rPr>
   </w:style>
   <w:style w:type="character" w:styleId="SubtleReference">
@@ -16682,6 +17552,17 @@
         <w:shd w:val="clear" w:color="auto" w:fill="FBCAA2" w:themeFill="accent6" w:themeFillTint="7F"/>
       </w:tcPr>
     </w:tblStylePr>
+  </w:style>
+  <w:style w:type="paragraph" w:customStyle="1" w:styleId="Reference">
+    <w:name w:val="Reference"/>
+    <w:pPr>
+      <w:spacing w:after="40" w:line="240" w:lineRule="auto"/>
+      <w:ind w:left="317" w:hanging="317"/>
+    </w:pPr>
+    <w:rPr>
+      <w:rFonts w:ascii="Times New Roman" w:hAnsi="Times New Roman" w:eastAsia="Times New Roman"/>
+      <w:sz w:val="22"/>
+    </w:rPr>
   </w:style>
 </w:styles>
 </file>

--- a/papers/current/Invisible_Ledger_Thesis_Proposal_FINAL_2026-09-14.docx
+++ b/papers/current/Invisible_Ledger_Thesis_Proposal_FINAL_2026-09-14.docx
@@ -374,19 +374,6 @@
     </w:p>
     <w:p>
       <w:pPr>
-        <w:spacing w:before="0" w:after="80" w:line="254" w:lineRule="auto"/>
-        <w:jc w:val="both"/>
-      </w:pPr>
-      <w:r>
-        <w:rPr>
-          <w:rFonts w:ascii="Times New Roman" w:hAnsi="Times New Roman" w:cs="Times New Roman" w:eastAsia="Times New Roman"/>
-          <w:sz w:val="24"/>
-        </w:rPr>
-        <w:t>That positioning also disciplines the institutional extension. The wedge itself remains an accounting quantity; BPS and PMK evidence are used only to ask what related activity and records exist outside the issuer revenue line and how those records can become administratively usable. This keeps the thesis anchored in measurable finance and accounting objects while preserving the policy relevance that motivated the earlier drafts.</w:t>
-      </w:r>
-    </w:p>
-    <w:p>
-      <w:pPr>
         <w:pStyle w:val="Heading1"/>
         <w:keepNext/>
         <w:spacing w:before="200" w:after="100"/>
@@ -488,7 +475,37 @@
           <w:b/>
           <w:sz w:val="24"/>
         </w:rPr>
-        <w:t>2.3 Research gap</w:t>
+        <w:t>2.3 Measuring the digital economy</w:t>
+      </w:r>
+    </w:p>
+    <w:p>
+      <w:pPr>
+        <w:spacing w:line="254" w:lineRule="auto" w:after="80" w:before="0"/>
+        <w:jc w:val="both"/>
+      </w:pPr>
+      <w:r>
+        <w:rPr>
+          <w:rFonts w:ascii="Times New Roman" w:hAnsi="Times New Roman" w:cs="Times New Roman" w:eastAsia="Times New Roman"/>
+          <w:i w:val="0"/>
+          <w:sz w:val="24"/>
+        </w:rPr>
+        <w:t>Digital-economy measurement frameworks address the same boundary from the national-accounting side. Official guidance separates the underlying buyer-seller transaction from the intermediation service the platform provides, and rejects treating gross transaction value as value added or as an alternative output measure (Ahmad and Schreyer 2016; International Monetary Fund 2018; OECD 2023; United Nations et al. 2025). Digitalisation also creates practical difficulties of classification, business perimeter, cross-border activity and revision of private-source data. This literature establishes what the wedge is not, and is the reason the proposal treats V - R as an accounting boundary rather than as unmeasured output.</w:t>
+      </w:r>
+    </w:p>
+    <w:p>
+      <w:pPr>
+        <w:pStyle w:val="Heading2"/>
+        <w:keepNext/>
+        <w:spacing w:before="140" w:after="60"/>
+        <w:jc w:val="left"/>
+      </w:pPr>
+      <w:r>
+        <w:rPr>
+          <w:rFonts w:ascii="Times New Roman" w:hAnsi="Times New Roman" w:cs="Times New Roman" w:eastAsia="Times New Roman"/>
+          <w:b/>
+          <w:sz w:val="24"/>
+        </w:rPr>
+        <w:t>2.4 Research gap</w:t>
       </w:r>
     </w:p>
     <w:p>
@@ -1520,16 +1537,16 @@
         <w:tblStyle w:val="TableGrid"/>
         <w:tblW w:type="auto" w:w="0"/>
         <w:jc w:val="center"/>
-        <w:tblLayout w:type="autofit"/>
+        <w:tblLayout w:type="fixed"/>
         <w:tblLook w:firstColumn="1" w:firstRow="1" w:lastColumn="0" w:lastRow="0" w:noHBand="0" w:noVBand="1" w:val="04A0"/>
       </w:tblPr>
       <w:tblGrid>
-        <w:gridCol w:w="1606"/>
-        <w:gridCol w:w="1606"/>
-        <w:gridCol w:w="1606"/>
-        <w:gridCol w:w="1606"/>
-        <w:gridCol w:w="1606"/>
-        <w:gridCol w:w="1606"/>
+        <w:gridCol w:w="2040"/>
+        <w:gridCol w:w="1080"/>
+        <w:gridCol w:w="960"/>
+        <w:gridCol w:w="1140"/>
+        <w:gridCol w:w="1080"/>
+        <w:gridCol w:w="2440"/>
       </w:tblGrid>
       <w:tr>
         <w:trPr>
@@ -1538,7 +1555,7 @@
         </w:trPr>
         <w:tc>
           <w:tcPr>
-            <w:tcW w:type="dxa" w:w="2324"/>
+            <w:tcW w:type="dxa" w:w="2040"/>
             <w:vAlign w:val="center"/>
             <w:tcMar>
               <w:top w:w="55" w:type="dxa"/>
@@ -1572,7 +1589,7 @@
         </w:tc>
         <w:tc>
           <w:tcPr>
-            <w:tcW w:type="dxa" w:w="850"/>
+            <w:tcW w:type="dxa" w:w="1080"/>
             <w:vAlign w:val="center"/>
             <w:tcMar>
               <w:top w:w="55" w:type="dxa"/>
@@ -1606,7 +1623,7 @@
         </w:tc>
         <w:tc>
           <w:tcPr>
-            <w:tcW w:type="dxa" w:w="850"/>
+            <w:tcW w:type="dxa" w:w="960"/>
             <w:vAlign w:val="center"/>
             <w:tcMar>
               <w:top w:w="55" w:type="dxa"/>
@@ -1640,7 +1657,7 @@
         </w:tc>
         <w:tc>
           <w:tcPr>
-            <w:tcW w:type="dxa" w:w="964"/>
+            <w:tcW w:type="dxa" w:w="1140"/>
             <w:vAlign w:val="center"/>
             <w:tcMar>
               <w:top w:w="55" w:type="dxa"/>
@@ -1674,7 +1691,7 @@
         </w:tc>
         <w:tc>
           <w:tcPr>
-            <w:tcW w:type="dxa" w:w="907"/>
+            <w:tcW w:type="dxa" w:w="1080"/>
             <w:vAlign w:val="center"/>
             <w:tcMar>
               <w:top w:w="55" w:type="dxa"/>
@@ -1708,7 +1725,7 @@
         </w:tc>
         <w:tc>
           <w:tcPr>
-            <w:tcW w:type="dxa" w:w="2381"/>
+            <w:tcW w:type="dxa" w:w="2440"/>
             <w:vAlign w:val="center"/>
             <w:tcMar>
               <w:top w:w="55" w:type="dxa"/>
@@ -1747,7 +1764,7 @@
         </w:trPr>
         <w:tc>
           <w:tcPr>
-            <w:tcW w:type="dxa" w:w="2324"/>
+            <w:tcW w:type="dxa" w:w="2040"/>
             <w:vAlign w:val="center"/>
             <w:tcMar>
               <w:top w:w="55" w:type="dxa"/>
@@ -1780,7 +1797,7 @@
         </w:tc>
         <w:tc>
           <w:tcPr>
-            <w:tcW w:type="dxa" w:w="850"/>
+            <w:tcW w:type="dxa" w:w="1080"/>
             <w:vAlign w:val="center"/>
             <w:tcMar>
               <w:top w:w="55" w:type="dxa"/>
@@ -1813,7 +1830,7 @@
         </w:tc>
         <w:tc>
           <w:tcPr>
-            <w:tcW w:type="dxa" w:w="850"/>
+            <w:tcW w:type="dxa" w:w="960"/>
             <w:vAlign w:val="center"/>
             <w:tcMar>
               <w:top w:w="55" w:type="dxa"/>
@@ -1846,7 +1863,7 @@
         </w:tc>
         <w:tc>
           <w:tcPr>
-            <w:tcW w:type="dxa" w:w="964"/>
+            <w:tcW w:type="dxa" w:w="1140"/>
             <w:vAlign w:val="center"/>
             <w:tcMar>
               <w:top w:w="55" w:type="dxa"/>
@@ -1879,7 +1896,7 @@
         </w:tc>
         <w:tc>
           <w:tcPr>
-            <w:tcW w:type="dxa" w:w="907"/>
+            <w:tcW w:type="dxa" w:w="1080"/>
             <w:vAlign w:val="center"/>
             <w:tcMar>
               <w:top w:w="55" w:type="dxa"/>
@@ -1912,7 +1929,7 @@
         </w:tc>
         <w:tc>
           <w:tcPr>
-            <w:tcW w:type="dxa" w:w="2381"/>
+            <w:tcW w:type="dxa" w:w="2440"/>
             <w:vAlign w:val="center"/>
             <w:tcMar>
               <w:top w:w="55" w:type="dxa"/>
@@ -1950,7 +1967,7 @@
         </w:trPr>
         <w:tc>
           <w:tcPr>
-            <w:tcW w:type="dxa" w:w="2324"/>
+            <w:tcW w:type="dxa" w:w="2040"/>
             <w:vAlign w:val="center"/>
             <w:tcMar>
               <w:top w:w="55" w:type="dxa"/>
@@ -1983,7 +2000,7 @@
         </w:tc>
         <w:tc>
           <w:tcPr>
-            <w:tcW w:type="dxa" w:w="850"/>
+            <w:tcW w:type="dxa" w:w="1080"/>
             <w:vAlign w:val="center"/>
             <w:tcMar>
               <w:top w:w="55" w:type="dxa"/>
@@ -2016,7 +2033,7 @@
         </w:tc>
         <w:tc>
           <w:tcPr>
-            <w:tcW w:type="dxa" w:w="850"/>
+            <w:tcW w:type="dxa" w:w="960"/>
             <w:vAlign w:val="center"/>
             <w:tcMar>
               <w:top w:w="55" w:type="dxa"/>
@@ -2049,7 +2066,7 @@
         </w:tc>
         <w:tc>
           <w:tcPr>
-            <w:tcW w:type="dxa" w:w="964"/>
+            <w:tcW w:type="dxa" w:w="1140"/>
             <w:vAlign w:val="center"/>
             <w:tcMar>
               <w:top w:w="55" w:type="dxa"/>
@@ -2082,7 +2099,7 @@
         </w:tc>
         <w:tc>
           <w:tcPr>
-            <w:tcW w:type="dxa" w:w="907"/>
+            <w:tcW w:type="dxa" w:w="1080"/>
             <w:vAlign w:val="center"/>
             <w:tcMar>
               <w:top w:w="55" w:type="dxa"/>
@@ -2115,7 +2132,7 @@
         </w:tc>
         <w:tc>
           <w:tcPr>
-            <w:tcW w:type="dxa" w:w="2381"/>
+            <w:tcW w:type="dxa" w:w="2440"/>
             <w:vAlign w:val="center"/>
             <w:tcMar>
               <w:top w:w="55" w:type="dxa"/>
@@ -2153,7 +2170,7 @@
         </w:trPr>
         <w:tc>
           <w:tcPr>
-            <w:tcW w:type="dxa" w:w="2324"/>
+            <w:tcW w:type="dxa" w:w="2040"/>
             <w:vAlign w:val="center"/>
             <w:tcMar>
               <w:top w:w="55" w:type="dxa"/>
@@ -2186,7 +2203,7 @@
         </w:tc>
         <w:tc>
           <w:tcPr>
-            <w:tcW w:type="dxa" w:w="850"/>
+            <w:tcW w:type="dxa" w:w="1080"/>
             <w:vAlign w:val="center"/>
             <w:tcMar>
               <w:top w:w="55" w:type="dxa"/>
@@ -2219,7 +2236,7 @@
         </w:tc>
         <w:tc>
           <w:tcPr>
-            <w:tcW w:type="dxa" w:w="850"/>
+            <w:tcW w:type="dxa" w:w="960"/>
             <w:vAlign w:val="center"/>
             <w:tcMar>
               <w:top w:w="55" w:type="dxa"/>
@@ -2252,7 +2269,7 @@
         </w:tc>
         <w:tc>
           <w:tcPr>
-            <w:tcW w:type="dxa" w:w="964"/>
+            <w:tcW w:type="dxa" w:w="1140"/>
             <w:vAlign w:val="center"/>
             <w:tcMar>
               <w:top w:w="55" w:type="dxa"/>
@@ -2285,7 +2302,7 @@
         </w:tc>
         <w:tc>
           <w:tcPr>
-            <w:tcW w:type="dxa" w:w="907"/>
+            <w:tcW w:type="dxa" w:w="1080"/>
             <w:vAlign w:val="center"/>
             <w:tcMar>
               <w:top w:w="55" w:type="dxa"/>
@@ -2318,7 +2335,7 @@
         </w:tc>
         <w:tc>
           <w:tcPr>
-            <w:tcW w:type="dxa" w:w="2381"/>
+            <w:tcW w:type="dxa" w:w="2440"/>
             <w:vAlign w:val="center"/>
             <w:tcMar>
               <w:top w:w="55" w:type="dxa"/>
@@ -2356,7 +2373,7 @@
         </w:trPr>
         <w:tc>
           <w:tcPr>
-            <w:tcW w:type="dxa" w:w="2324"/>
+            <w:tcW w:type="dxa" w:w="2040"/>
             <w:vAlign w:val="center"/>
             <w:tcMar>
               <w:top w:w="55" w:type="dxa"/>
@@ -2388,7 +2405,7 @@
         </w:tc>
         <w:tc>
           <w:tcPr>
-            <w:tcW w:type="dxa" w:w="850"/>
+            <w:tcW w:type="dxa" w:w="1080"/>
             <w:vAlign w:val="center"/>
             <w:tcMar>
               <w:top w:w="55" w:type="dxa"/>
@@ -2420,7 +2437,7 @@
         </w:tc>
         <w:tc>
           <w:tcPr>
-            <w:tcW w:type="dxa" w:w="850"/>
+            <w:tcW w:type="dxa" w:w="960"/>
             <w:vAlign w:val="center"/>
             <w:tcMar>
               <w:top w:w="55" w:type="dxa"/>
@@ -2452,7 +2469,7 @@
         </w:tc>
         <w:tc>
           <w:tcPr>
-            <w:tcW w:type="dxa" w:w="964"/>
+            <w:tcW w:type="dxa" w:w="1140"/>
             <w:vAlign w:val="center"/>
             <w:tcMar>
               <w:top w:w="55" w:type="dxa"/>
@@ -2484,7 +2501,7 @@
         </w:tc>
         <w:tc>
           <w:tcPr>
-            <w:tcW w:type="dxa" w:w="907"/>
+            <w:tcW w:type="dxa" w:w="1080"/>
             <w:vAlign w:val="center"/>
             <w:tcMar>
               <w:top w:w="55" w:type="dxa"/>
@@ -2516,7 +2533,7 @@
         </w:tc>
         <w:tc>
           <w:tcPr>
-            <w:tcW w:type="dxa" w:w="2381"/>
+            <w:tcW w:type="dxa" w:w="2440"/>
             <w:vAlign w:val="center"/>
             <w:tcMar>
               <w:top w:w="55" w:type="dxa"/>
@@ -3259,7 +3276,7 @@
         </w:rPr>
         <w:drawing>
           <wp:inline xmlns:a="http://schemas.openxmlformats.org/drawingml/2006/main" xmlns:pic="http://schemas.openxmlformats.org/drawingml/2006/picture">
-            <wp:extent cx="5715000" cy="2921586"/>
+            <wp:extent cx="5544000" cy="2833200"/>
             <wp:docPr id="1" name="Picture 1"/>
             <wp:cNvGraphicFramePr>
               <a:graphicFrameLocks noChangeAspect="1"/>
@@ -3280,7 +3297,7 @@
                   <pic:spPr>
                     <a:xfrm>
                       <a:off x="0" y="0"/>
-                      <a:ext cx="5715000" cy="2921586"/>
+                      <a:ext cx="5544000" cy="2833200"/>
                     </a:xfrm>
                     <a:prstGeom prst="rect"/>
                   </pic:spPr>
@@ -3293,7 +3310,7 @@
     </w:p>
     <w:p>
       <w:pPr>
-        <w:keepNext/>
+        <w:keepNext w:val="0"/>
         <w:spacing w:before="60" w:after="100" w:line="240" w:lineRule="auto"/>
         <w:jc w:val="center"/>
       </w:pPr>
@@ -3381,6 +3398,36 @@
       <w:pPr>
         <w:pStyle w:val="Heading2"/>
         <w:keepNext/>
+        <w:spacing w:before="140" w:after="60"/>
+        <w:jc w:val="left"/>
+      </w:pPr>
+      <w:r>
+        <w:rPr>
+          <w:rFonts w:ascii="Times New Roman" w:hAnsi="Times New Roman" w:cs="Times New Roman" w:eastAsia="Times New Roman"/>
+          <w:b/>
+          <w:sz w:val="24"/>
+        </w:rPr>
+        <w:t>5.4 Payment traces and administrative records</w:t>
+      </w:r>
+    </w:p>
+    <w:p>
+      <w:pPr>
+        <w:spacing w:line="254" w:lineRule="auto" w:after="80" w:before="0"/>
+        <w:jc w:val="both"/>
+      </w:pPr>
+      <w:r>
+        <w:rPr>
+          <w:rFonts w:ascii="Times New Roman" w:hAnsi="Times New Roman" w:cs="Times New Roman" w:eastAsia="Times New Roman"/>
+          <w:i w:val="0"/>
+          <w:sz w:val="24"/>
+        </w:rPr>
+        <w:t>Bank Indonesia's payment-system statistics give an independent view of digital trace activity. Between 2023 and 2024, BPS e-commerce transaction value grows 17.08 percent, while electronic-money shopping value grows 30.47 percent, mobile-banking payment and purchase value grows 82.84 percent, and QRIS transaction value grows 186.98 percent. Payments and sales are different economic objects, so these series are not competing estimates of the same quantity and are not reconciled to issuer transaction value. Their value is to show that digital traces can expand on a different trajectory from the commerce they help record, so trace abundance is not by itself evidence of measured activity.</w:t>
+      </w:r>
+    </w:p>
+    <w:p>
+      <w:pPr>
+        <w:pStyle w:val="Heading2"/>
+        <w:keepNext/>
         <w:spacing w:before="140" w:after="60" w:line="276" w:lineRule="auto"/>
         <w:jc w:val="left"/>
       </w:pPr>
@@ -3390,7 +3437,7 @@
           <w:b/>
           <w:sz w:val="24"/>
         </w:rPr>
-        <w:t>5.4 What the preliminary evidence establishes</w:t>
+        <w:t>5.5 What the preliminary evidence establishes</w:t>
       </w:r>
     </w:p>
     <w:p>
@@ -3408,15 +3455,32 @@
     </w:p>
     <w:p>
       <w:pPr>
-        <w:spacing w:before="0" w:after="80" w:line="254" w:lineRule="auto"/>
+        <w:pStyle w:val="Heading1"/>
+        <w:keepNext/>
+        <w:spacing w:before="200" w:after="100"/>
+        <w:jc w:val="left"/>
+      </w:pPr>
+      <w:r>
+        <w:rPr>
+          <w:rFonts w:ascii="Times New Roman" w:hAnsi="Times New Roman" w:cs="Times New Roman" w:eastAsia="Times New Roman"/>
+          <w:b/>
+          <w:sz w:val="24"/>
+        </w:rPr>
+        <w:t>6. Why the Problem Matters</w:t>
+      </w:r>
+    </w:p>
+    <w:p>
+      <w:pPr>
+        <w:spacing w:line="254" w:lineRule="auto" w:after="80" w:before="0"/>
         <w:jc w:val="both"/>
       </w:pPr>
       <w:r>
         <w:rPr>
           <w:rFonts w:ascii="Times New Roman" w:hAnsi="Times New Roman" w:cs="Times New Roman" w:eastAsia="Times New Roman"/>
+          <w:i w:val="0"/>
           <w:sz w:val="24"/>
         </w:rPr>
-        <w:t>The BPS and PMK material then answers a different question: what sits outside the issuer revenue line and what institutional machinery can use the underlying records? They do not convert the wedge into a tax-gap estimate. Their role is to show why the accounting boundary matters beyond corporate reporting while leaving causal compliance and welfare questions for later work if the committee considers them necessary.</w:t>
+        <w:t>The problem matters because different records support different diagnoses of the same transformation. Platform revenue growth can imply a different performance story from transaction growth; marketplace-centred evidence can mislocate where national e-commerce growth actually occurs, which is what the 98.46 percent result shows; and payment growth can be mistaken for equivalent commerce growth. At the institutional level, abundant private traces still require seller identity, a reporting rule, transmission and matching before they become administratively usable, which is the sequence PMK 37/2025 sets out. The risk this thesis addresses is therefore not that these records differ, but that one is used as a proxy for another without reconciling the boundary between them.</w:t>
       </w:r>
     </w:p>
     <w:p>
@@ -3432,7 +3496,7 @@
           <w:b/>
           <w:sz w:val="24"/>
         </w:rPr>
-        <w:t>6. Limitations and Proposal Decisions</w:t>
+        <w:t>7. Limitations and Proposal Decisions</w:t>
       </w:r>
     </w:p>
     <w:p>
@@ -3852,7 +3916,7 @@
           <w:b/>
           <w:sz w:val="24"/>
         </w:rPr>
-        <w:t>7. Next Step</w:t>
+        <w:t>8. Next Step</w:t>
       </w:r>
     </w:p>
     <w:p>
@@ -3869,6 +3933,188 @@
         <w:t>After the proposal examination the approved sample boundary will be frozen and the requested checks completed during October-November 2026, with the full manuscript rebuilt around that boundary before the final defence. Robustness, ASEAN/payment extensions, detailed source reconciliation, and the complete verification ledger remain available in the repository and advisor data package rather than occupying proposal space.</w:t>
       </w:r>
     </w:p>
+    <w:p>
+      <w:pPr>
+        <w:keepNext/>
+        <w:spacing w:before="120" w:after="40" w:line="240" w:lineRule="auto"/>
+        <w:jc w:val="left"/>
+      </w:pPr>
+      <w:r>
+        <w:rPr>
+          <w:rFonts w:ascii="Times New Roman" w:hAnsi="Times New Roman" w:cs="Times New Roman" w:eastAsia="Times New Roman"/>
+          <w:b/>
+          <w:i w:val="0"/>
+          <w:sz w:val="18"/>
+        </w:rPr>
+        <w:t>Table 5. Planned work to the final defence.</w:t>
+      </w:r>
+    </w:p>
+    <w:tbl>
+      <w:tblPr>
+        <w:tblStyle w:val="TableGrid"/>
+        <w:tblW w:type="auto" w:w="0"/>
+        <w:jc w:val="center"/>
+        <w:tblLook w:firstColumn="1" w:firstRow="1" w:lastColumn="0" w:lastRow="0" w:noHBand="0" w:noVBand="1" w:val="04A0"/>
+      </w:tblPr>
+      <w:tblGrid>
+        <w:gridCol w:w="4772"/>
+        <w:gridCol w:w="4772"/>
+      </w:tblGrid>
+      <w:tr>
+        <w:tc>
+          <w:tcPr>
+            <w:tcW w:type="dxa" w:w="4772"/>
+          </w:tcPr>
+          <w:p>
+            <w:pPr>
+              <w:spacing w:after="20"/>
+            </w:pPr>
+            <w:r/>
+            <w:r>
+              <w:rPr>
+                <w:rFonts w:ascii="Times New Roman" w:hAnsi="Times New Roman"/>
+                <w:b/>
+                <w:sz w:val="18"/>
+              </w:rPr>
+              <w:t>Period</w:t>
+            </w:r>
+          </w:p>
+        </w:tc>
+        <w:tc>
+          <w:tcPr>
+            <w:tcW w:type="dxa" w:w="4772"/>
+          </w:tcPr>
+          <w:p>
+            <w:pPr>
+              <w:spacing w:after="20"/>
+            </w:pPr>
+            <w:r/>
+            <w:r>
+              <w:rPr>
+                <w:rFonts w:ascii="Times New Roman" w:hAnsi="Times New Roman"/>
+                <w:b/>
+                <w:sz w:val="18"/>
+              </w:rPr>
+              <w:t>Planned work</w:t>
+            </w:r>
+          </w:p>
+        </w:tc>
+      </w:tr>
+      <w:tr>
+        <w:tc>
+          <w:tcPr>
+            <w:tcW w:type="dxa" w:w="4772"/>
+          </w:tcPr>
+          <w:p>
+            <w:pPr>
+              <w:spacing w:after="20"/>
+            </w:pPr>
+            <w:r/>
+            <w:r>
+              <w:rPr>
+                <w:rFonts w:ascii="Times New Roman" w:hAnsi="Times New Roman"/>
+                <w:sz w:val="18"/>
+              </w:rPr>
+              <w:t>September 2026</w:t>
+            </w:r>
+          </w:p>
+        </w:tc>
+        <w:tc>
+          <w:tcPr>
+            <w:tcW w:type="dxa" w:w="4772"/>
+          </w:tcPr>
+          <w:p>
+            <w:pPr>
+              <w:spacing w:after="20"/>
+            </w:pPr>
+            <w:r/>
+            <w:r>
+              <w:rPr>
+                <w:rFonts w:ascii="Times New Roman" w:hAnsi="Times New Roman"/>
+                <w:sz w:val="18"/>
+              </w:rPr>
+              <w:t>Advisor review of the empirical package; proposal oral examination; freeze the sample-admission rule and the checks the committee requests.</w:t>
+            </w:r>
+          </w:p>
+        </w:tc>
+      </w:tr>
+      <w:tr>
+        <w:tc>
+          <w:tcPr>
+            <w:tcW w:type="dxa" w:w="4772"/>
+          </w:tcPr>
+          <w:p>
+            <w:pPr>
+              <w:spacing w:after="20"/>
+            </w:pPr>
+            <w:r/>
+            <w:r>
+              <w:rPr>
+                <w:rFonts w:ascii="Times New Roman" w:hAnsi="Times New Roman"/>
+                <w:sz w:val="18"/>
+              </w:rPr>
+              <w:t>October-November 2026</w:t>
+            </w:r>
+          </w:p>
+        </w:tc>
+        <w:tc>
+          <w:tcPr>
+            <w:tcW w:type="dxa" w:w="4772"/>
+          </w:tcPr>
+          <w:p>
+            <w:pPr>
+              <w:spacing w:after="20"/>
+            </w:pPr>
+            <w:r/>
+            <w:r>
+              <w:rPr>
+                <w:rFonts w:ascii="Times New Roman" w:hAnsi="Times New Roman"/>
+                <w:sz w:val="18"/>
+              </w:rPr>
+              <w:t>Complete requested reconciliations and source concordance; extend sensitivity to the approved tier boundary; freeze thesis tables and figures.</w:t>
+            </w:r>
+          </w:p>
+        </w:tc>
+      </w:tr>
+      <w:tr>
+        <w:tc>
+          <w:tcPr>
+            <w:tcW w:type="dxa" w:w="4772"/>
+          </w:tcPr>
+          <w:p>
+            <w:pPr>
+              <w:spacing w:after="20"/>
+            </w:pPr>
+            <w:r/>
+            <w:r>
+              <w:rPr>
+                <w:rFonts w:ascii="Times New Roman" w:hAnsi="Times New Roman"/>
+                <w:sz w:val="18"/>
+              </w:rPr>
+              <w:t>Before the final defence</w:t>
+            </w:r>
+          </w:p>
+        </w:tc>
+        <w:tc>
+          <w:tcPr>
+            <w:tcW w:type="dxa" w:w="4772"/>
+          </w:tcPr>
+          <w:p>
+            <w:pPr>
+              <w:spacing w:after="20"/>
+            </w:pPr>
+            <w:r/>
+            <w:r>
+              <w:rPr>
+                <w:rFonts w:ascii="Times New Roman" w:hAnsi="Times New Roman"/>
+                <w:sz w:val="18"/>
+              </w:rPr>
+              <w:t>Rebuild the manuscript under the approved sample; retain supporting payment, ASEAN and global modules only where they advance the final argument.</w:t>
+            </w:r>
+          </w:p>
+        </w:tc>
+      </w:tr>
+    </w:tbl>
     <w:p>
       <w:pPr>
         <w:spacing w:before="0" w:after="80" w:line="254" w:lineRule="auto"/>
@@ -5030,7 +5276,22 @@
     <w:p>
       <w:pPr>
         <w:pStyle w:val="Reference"/>
-        <w:spacing w:before="0" w:after="40" w:line="240" w:lineRule="auto"/>
+        <w:spacing w:before="0" w:after="20" w:line="240" w:lineRule="auto"/>
+        <w:ind w:left="317" w:hanging="317"/>
+        <w:jc w:val="left"/>
+      </w:pPr>
+      <w:r>
+        <w:rPr>
+          <w:rFonts w:ascii="Times New Roman" w:hAnsi="Times New Roman" w:cs="Times New Roman" w:eastAsia="Times New Roman"/>
+          <w:sz w:val="22"/>
+        </w:rPr>
+        <w:t>Ahmad, N., &amp; Schreyer, P. (2016). Measuring GDP in a Digitalised Economy. OECD Statistics Working Papers 2016/07.</w:t>
+      </w:r>
+    </w:p>
+    <w:p>
+      <w:pPr>
+        <w:pStyle w:val="Reference"/>
+        <w:spacing w:before="0" w:after="20" w:line="240" w:lineRule="auto"/>
         <w:ind w:left="317" w:hanging="317"/>
         <w:jc w:val="left"/>
       </w:pPr>
@@ -5045,7 +5306,7 @@
     <w:p>
       <w:pPr>
         <w:pStyle w:val="Reference"/>
-        <w:spacing w:before="0" w:after="40" w:line="240" w:lineRule="auto"/>
+        <w:spacing w:before="0" w:after="20" w:line="240" w:lineRule="auto"/>
         <w:ind w:left="317" w:hanging="317"/>
         <w:jc w:val="left"/>
       </w:pPr>
@@ -5060,7 +5321,7 @@
     <w:p>
       <w:pPr>
         <w:pStyle w:val="Reference"/>
-        <w:spacing w:before="0" w:after="40" w:line="240" w:lineRule="auto"/>
+        <w:spacing w:before="0" w:after="20" w:line="240" w:lineRule="auto"/>
         <w:ind w:left="317" w:hanging="317"/>
         <w:jc w:val="left"/>
       </w:pPr>
@@ -5075,7 +5336,7 @@
     <w:p>
       <w:pPr>
         <w:pStyle w:val="Reference"/>
-        <w:spacing w:before="0" w:after="40" w:line="240" w:lineRule="auto"/>
+        <w:spacing w:before="0" w:after="20" w:line="240" w:lineRule="auto"/>
         <w:ind w:left="317" w:hanging="317"/>
         <w:jc w:val="left"/>
       </w:pPr>
@@ -5090,7 +5351,7 @@
     <w:p>
       <w:pPr>
         <w:pStyle w:val="Reference"/>
-        <w:spacing w:before="0" w:after="40" w:line="240" w:lineRule="auto"/>
+        <w:spacing w:before="0" w:after="20" w:line="240" w:lineRule="auto"/>
         <w:ind w:left="317" w:hanging="317"/>
         <w:jc w:val="left"/>
       </w:pPr>
@@ -5105,7 +5366,7 @@
     <w:p>
       <w:pPr>
         <w:pStyle w:val="Reference"/>
-        <w:spacing w:before="0" w:after="40" w:line="240" w:lineRule="auto"/>
+        <w:spacing w:before="0" w:after="20" w:line="240" w:lineRule="auto"/>
         <w:ind w:left="317" w:hanging="317"/>
         <w:jc w:val="left"/>
       </w:pPr>
@@ -5120,7 +5381,7 @@
     <w:p>
       <w:pPr>
         <w:pStyle w:val="Reference"/>
-        <w:spacing w:before="0" w:after="40" w:line="240" w:lineRule="auto"/>
+        <w:spacing w:before="0" w:after="20" w:line="240" w:lineRule="auto"/>
         <w:ind w:left="317" w:hanging="317"/>
         <w:jc w:val="left"/>
       </w:pPr>
@@ -5135,7 +5396,7 @@
     <w:p>
       <w:pPr>
         <w:pStyle w:val="Reference"/>
-        <w:spacing w:before="0" w:after="40" w:line="240" w:lineRule="auto"/>
+        <w:spacing w:before="0" w:after="20" w:line="240" w:lineRule="auto"/>
         <w:ind w:left="317" w:hanging="317"/>
         <w:jc w:val="left"/>
       </w:pPr>
@@ -5150,7 +5411,7 @@
     <w:p>
       <w:pPr>
         <w:pStyle w:val="Reference"/>
-        <w:spacing w:before="0" w:after="40" w:line="240" w:lineRule="auto"/>
+        <w:spacing w:before="0" w:after="20" w:line="240" w:lineRule="auto"/>
         <w:ind w:left="317" w:hanging="317"/>
         <w:jc w:val="left"/>
       </w:pPr>
@@ -5165,7 +5426,7 @@
     <w:p>
       <w:pPr>
         <w:pStyle w:val="Reference"/>
-        <w:spacing w:before="0" w:after="40" w:line="240" w:lineRule="auto"/>
+        <w:spacing w:before="0" w:after="20" w:line="240" w:lineRule="auto"/>
         <w:ind w:left="317" w:hanging="317"/>
         <w:jc w:val="left"/>
       </w:pPr>
@@ -5180,7 +5441,7 @@
     <w:p>
       <w:pPr>
         <w:pStyle w:val="Reference"/>
-        <w:spacing w:before="0" w:after="40" w:line="240" w:lineRule="auto"/>
+        <w:spacing w:before="0" w:after="20" w:line="240" w:lineRule="auto"/>
         <w:ind w:left="317" w:hanging="317"/>
         <w:jc w:val="left"/>
       </w:pPr>
@@ -5195,7 +5456,22 @@
     <w:p>
       <w:pPr>
         <w:pStyle w:val="Reference"/>
-        <w:spacing w:before="0" w:after="40" w:line="240" w:lineRule="auto"/>
+        <w:spacing w:before="0" w:after="20" w:line="240" w:lineRule="auto"/>
+        <w:ind w:left="317" w:hanging="317"/>
+        <w:jc w:val="left"/>
+      </w:pPr>
+      <w:r>
+        <w:rPr>
+          <w:rFonts w:ascii="Times New Roman" w:hAnsi="Times New Roman" w:cs="Times New Roman" w:eastAsia="Times New Roman"/>
+          <w:sz w:val="22"/>
+        </w:rPr>
+        <w:t>International Monetary Fund. (2018). Measuring the Digital Economy. IMF Policy Paper.</w:t>
+      </w:r>
+    </w:p>
+    <w:p>
+      <w:pPr>
+        <w:pStyle w:val="Reference"/>
+        <w:spacing w:before="0" w:after="20" w:line="240" w:lineRule="auto"/>
         <w:ind w:left="317" w:hanging="317"/>
         <w:jc w:val="left"/>
       </w:pPr>
@@ -5210,7 +5486,7 @@
     <w:p>
       <w:pPr>
         <w:pStyle w:val="Reference"/>
-        <w:spacing w:before="0" w:after="40" w:line="240" w:lineRule="auto"/>
+        <w:spacing w:before="0" w:after="20" w:line="240" w:lineRule="auto"/>
         <w:ind w:left="317" w:hanging="317"/>
         <w:jc w:val="left"/>
       </w:pPr>
@@ -5225,7 +5501,7 @@
     <w:p>
       <w:pPr>
         <w:pStyle w:val="Reference"/>
-        <w:spacing w:before="0" w:after="40" w:line="240" w:lineRule="auto"/>
+        <w:spacing w:before="0" w:after="20" w:line="240" w:lineRule="auto"/>
         <w:ind w:left="317" w:hanging="317"/>
         <w:jc w:val="left"/>
       </w:pPr>
@@ -5240,7 +5516,7 @@
     <w:p>
       <w:pPr>
         <w:pStyle w:val="Reference"/>
-        <w:spacing w:before="0" w:after="40" w:line="240" w:lineRule="auto"/>
+        <w:spacing w:before="0" w:after="20" w:line="240" w:lineRule="auto"/>
         <w:ind w:left="317" w:hanging="317"/>
         <w:jc w:val="left"/>
       </w:pPr>
@@ -5255,7 +5531,7 @@
     <w:p>
       <w:pPr>
         <w:pStyle w:val="Reference"/>
-        <w:spacing w:before="0" w:after="40" w:line="240" w:lineRule="auto"/>
+        <w:spacing w:before="0" w:after="20" w:line="240" w:lineRule="auto"/>
         <w:ind w:left="317" w:hanging="317"/>
         <w:jc w:val="left"/>
       </w:pPr>
@@ -5270,7 +5546,22 @@
     <w:p>
       <w:pPr>
         <w:pStyle w:val="Reference"/>
-        <w:spacing w:before="0" w:after="40" w:line="240" w:lineRule="auto"/>
+        <w:spacing w:before="0" w:after="20" w:line="240" w:lineRule="auto"/>
+        <w:ind w:left="317" w:hanging="317"/>
+        <w:jc w:val="left"/>
+      </w:pPr>
+      <w:r>
+        <w:rPr>
+          <w:rFonts w:ascii="Times New Roman" w:hAnsi="Times New Roman" w:cs="Times New Roman" w:eastAsia="Times New Roman"/>
+          <w:sz w:val="22"/>
+        </w:rPr>
+        <w:t>OECD. (2023). OECD Handbook on Compiling Digital Supply and Use Tables. Paris: OECD Publishing.</w:t>
+      </w:r>
+    </w:p>
+    <w:p>
+      <w:pPr>
+        <w:pStyle w:val="Reference"/>
+        <w:spacing w:before="0" w:after="20" w:line="240" w:lineRule="auto"/>
         <w:ind w:left="317" w:hanging="317"/>
         <w:jc w:val="left"/>
       </w:pPr>
@@ -5285,7 +5576,7 @@
     <w:p>
       <w:pPr>
         <w:pStyle w:val="Reference"/>
-        <w:spacing w:before="0" w:after="40" w:line="240" w:lineRule="auto"/>
+        <w:spacing w:before="0" w:after="20" w:line="240" w:lineRule="auto"/>
         <w:ind w:left="317" w:hanging="317"/>
         <w:jc w:val="left"/>
       </w:pPr>
@@ -5300,7 +5591,7 @@
     <w:p>
       <w:pPr>
         <w:pStyle w:val="Reference"/>
-        <w:spacing w:before="0" w:after="40" w:line="240" w:lineRule="auto"/>
+        <w:spacing w:before="0" w:after="20" w:line="240" w:lineRule="auto"/>
         <w:ind w:left="317" w:hanging="317"/>
         <w:jc w:val="left"/>
       </w:pPr>
@@ -5315,7 +5606,7 @@
     <w:p>
       <w:pPr>
         <w:pStyle w:val="Reference"/>
-        <w:spacing w:before="0" w:after="40" w:line="240" w:lineRule="auto"/>
+        <w:spacing w:before="0" w:after="20" w:line="240" w:lineRule="auto"/>
         <w:ind w:left="317" w:hanging="317"/>
         <w:jc w:val="left"/>
       </w:pPr>
@@ -5325,6 +5616,21 @@
           <w:sz w:val="22"/>
         </w:rPr>
         <w:t>Ulyssea, G. (2018). Firms, informality, and development: Theory and evidence from Brazil. American Economic Review, 108(8), 2015-2047.</w:t>
+      </w:r>
+    </w:p>
+    <w:p>
+      <w:pPr>
+        <w:pStyle w:val="Reference"/>
+        <w:spacing w:before="0" w:after="20" w:line="240" w:lineRule="auto"/>
+        <w:ind w:left="317" w:hanging="317"/>
+        <w:jc w:val="left"/>
+      </w:pPr>
+      <w:r>
+        <w:rPr>
+          <w:rFonts w:ascii="Times New Roman" w:hAnsi="Times New Roman" w:cs="Times New Roman" w:eastAsia="Times New Roman"/>
+          <w:sz w:val="22"/>
+        </w:rPr>
+        <w:t>United Nations, European Commission, IMF, OECD, &amp; World Bank. (2025). System of National Accounts 2025.</w:t>
       </w:r>
     </w:p>
     <w:p>
@@ -5345,7 +5651,7 @@
     </w:p>
     <w:p>
       <w:pPr>
-        <w:spacing w:line="240" w:lineRule="auto" w:after="60" w:before="0"/>
+        <w:spacing w:line="240" w:lineRule="auto" w:after="20" w:before="0"/>
         <w:jc w:val="both"/>
       </w:pPr>
       <w:r>
@@ -5360,7 +5666,7 @@
     <w:p>
       <w:pPr>
         <w:pStyle w:val="Reference"/>
-        <w:spacing w:before="0" w:after="40" w:line="240" w:lineRule="auto"/>
+        <w:spacing w:before="0" w:after="20" w:line="240" w:lineRule="auto"/>
         <w:ind w:left="317" w:hanging="317"/>
         <w:jc w:val="left"/>
       </w:pPr>
@@ -5375,7 +5681,7 @@
     <w:p>
       <w:pPr>
         <w:pStyle w:val="Reference"/>
-        <w:spacing w:before="0" w:after="40" w:line="240" w:lineRule="auto"/>
+        <w:spacing w:before="0" w:after="20" w:line="240" w:lineRule="auto"/>
         <w:ind w:left="317" w:hanging="317"/>
         <w:jc w:val="left"/>
       </w:pPr>
@@ -5390,7 +5696,7 @@
     <w:p>
       <w:pPr>
         <w:pStyle w:val="Reference"/>
-        <w:spacing w:before="0" w:after="40" w:line="240" w:lineRule="auto"/>
+        <w:spacing w:before="0" w:after="20" w:line="240" w:lineRule="auto"/>
         <w:ind w:left="317" w:hanging="317"/>
         <w:jc w:val="left"/>
       </w:pPr>
@@ -5405,7 +5711,7 @@
     <w:p>
       <w:pPr>
         <w:pStyle w:val="Reference"/>
-        <w:spacing w:before="0" w:after="40" w:line="240" w:lineRule="auto"/>
+        <w:spacing w:before="0" w:after="20" w:line="240" w:lineRule="auto"/>
         <w:ind w:left="317" w:hanging="317"/>
         <w:jc w:val="left"/>
       </w:pPr>
@@ -5420,7 +5726,7 @@
     <w:p>
       <w:pPr>
         <w:pStyle w:val="Reference"/>
-        <w:spacing w:before="0" w:after="40" w:line="240" w:lineRule="auto"/>
+        <w:spacing w:before="0" w:after="20" w:line="240" w:lineRule="auto"/>
         <w:ind w:left="317" w:hanging="317"/>
         <w:jc w:val="left"/>
       </w:pPr>
@@ -5435,7 +5741,7 @@
     <w:p>
       <w:pPr>
         <w:pStyle w:val="Reference"/>
-        <w:spacing w:before="0" w:after="40" w:line="240" w:lineRule="auto"/>
+        <w:spacing w:before="0" w:after="20" w:line="240" w:lineRule="auto"/>
         <w:ind w:left="317" w:hanging="317"/>
         <w:jc w:val="left"/>
       </w:pPr>
@@ -5450,7 +5756,7 @@
     <w:p>
       <w:pPr>
         <w:pStyle w:val="Reference"/>
-        <w:spacing w:before="0" w:after="40" w:line="240" w:lineRule="auto"/>
+        <w:spacing w:before="0" w:after="20" w:line="240" w:lineRule="auto"/>
         <w:ind w:left="317" w:hanging="317"/>
         <w:jc w:val="left"/>
       </w:pPr>

--- a/papers/current/Invisible_Ledger_Thesis_Proposal_FINAL_2026-09-14.docx
+++ b/papers/current/Invisible_Ledger_Thesis_Proposal_FINAL_2026-09-14.docx
@@ -142,7 +142,7 @@
     </w:p>
     <w:p>
       <w:pPr>
-        <w:spacing w:line="254" w:lineRule="auto" w:after="80" w:before="0"/>
+        <w:spacing w:line="254" w:lineRule="auto" w:after="60" w:before="0"/>
         <w:jc w:val="both"/>
       </w:pPr>
       <w:r>
@@ -172,7 +172,7 @@
     </w:p>
     <w:p>
       <w:pPr>
-        <w:spacing w:line="254" w:lineRule="auto" w:after="80" w:before="0"/>
+        <w:spacing w:line="254" w:lineRule="auto" w:after="60" w:before="0"/>
         <w:jc w:val="both"/>
       </w:pPr>
       <w:r>
@@ -186,7 +186,7 @@
     </w:p>
     <w:p>
       <w:pPr>
-        <w:spacing w:line="254" w:lineRule="auto" w:after="80" w:before="0"/>
+        <w:spacing w:line="254" w:lineRule="auto" w:after="60" w:before="0"/>
         <w:jc w:val="both"/>
       </w:pPr>
       <w:r>
@@ -200,7 +200,7 @@
     </w:p>
     <w:p>
       <w:pPr>
-        <w:spacing w:line="254" w:lineRule="auto" w:after="80" w:before="0"/>
+        <w:spacing w:line="254" w:lineRule="auto" w:after="60" w:before="0"/>
         <w:jc w:val="both"/>
       </w:pPr>
       <w:r>
@@ -214,7 +214,7 @@
     </w:p>
     <w:p>
       <w:pPr>
-        <w:spacing w:line="254" w:lineRule="auto" w:after="80" w:before="0"/>
+        <w:spacing w:line="254" w:lineRule="auto" w:after="60" w:before="0"/>
         <w:jc w:val="both"/>
       </w:pPr>
       <w:r>
@@ -244,7 +244,7 @@
     </w:p>
     <w:p>
       <w:pPr>
-        <w:spacing w:line="254" w:lineRule="auto" w:after="80" w:before="0"/>
+        <w:spacing w:line="254" w:lineRule="auto" w:after="60" w:before="0"/>
         <w:jc w:val="both"/>
       </w:pPr>
       <w:r>
@@ -273,7 +273,7 @@
     </w:p>
     <w:p>
       <w:pPr>
-        <w:spacing w:line="254" w:lineRule="auto" w:after="80" w:before="0"/>
+        <w:spacing w:line="254" w:lineRule="auto" w:after="60" w:before="0"/>
         <w:jc w:val="both"/>
       </w:pPr>
       <w:r>
@@ -303,7 +303,7 @@
     </w:p>
     <w:p>
       <w:pPr>
-        <w:spacing w:line="254" w:lineRule="auto" w:after="80" w:before="0"/>
+        <w:spacing w:line="254" w:lineRule="auto" w:after="60" w:before="0"/>
         <w:jc w:val="both"/>
       </w:pPr>
       <w:r>
@@ -317,7 +317,7 @@
     </w:p>
     <w:p>
       <w:pPr>
-        <w:spacing w:line="254" w:lineRule="auto" w:after="80" w:before="0"/>
+        <w:spacing w:line="254" w:lineRule="auto" w:after="60" w:before="0"/>
         <w:jc w:val="both"/>
       </w:pPr>
       <w:r>
@@ -331,7 +331,7 @@
     </w:p>
     <w:p>
       <w:pPr>
-        <w:spacing w:line="254" w:lineRule="auto" w:after="80" w:before="0"/>
+        <w:spacing w:line="254" w:lineRule="auto" w:after="60" w:before="0"/>
         <w:jc w:val="both"/>
       </w:pPr>
       <w:r>
@@ -361,7 +361,7 @@
     </w:p>
     <w:p>
       <w:pPr>
-        <w:spacing w:before="0" w:after="80" w:line="254" w:lineRule="auto"/>
+        <w:spacing w:before="0" w:after="60" w:line="254" w:lineRule="auto"/>
         <w:jc w:val="both"/>
       </w:pPr>
       <w:r>
@@ -406,7 +406,7 @@
     </w:p>
     <w:p>
       <w:pPr>
-        <w:spacing w:line="254" w:lineRule="auto" w:after="80" w:before="0"/>
+        <w:spacing w:line="254" w:lineRule="auto" w:after="60" w:before="0"/>
         <w:jc w:val="both"/>
       </w:pPr>
       <w:r>
@@ -436,7 +436,7 @@
     </w:p>
     <w:p>
       <w:pPr>
-        <w:spacing w:line="254" w:lineRule="auto" w:after="80" w:before="0"/>
+        <w:spacing w:line="254" w:lineRule="auto" w:after="60" w:before="0"/>
         <w:jc w:val="both"/>
       </w:pPr>
       <w:r>
@@ -450,7 +450,7 @@
     </w:p>
     <w:p>
       <w:pPr>
-        <w:spacing w:line="254" w:lineRule="auto" w:after="80" w:before="0"/>
+        <w:spacing w:line="254" w:lineRule="auto" w:after="60" w:before="0"/>
         <w:jc w:val="both"/>
       </w:pPr>
       <w:r>
@@ -480,7 +480,7 @@
     </w:p>
     <w:p>
       <w:pPr>
-        <w:spacing w:line="254" w:lineRule="auto" w:after="80" w:before="0"/>
+        <w:spacing w:line="254" w:lineRule="auto" w:after="60" w:before="0"/>
         <w:jc w:val="both"/>
       </w:pPr>
       <w:r>
@@ -510,7 +510,7 @@
     </w:p>
     <w:p>
       <w:pPr>
-        <w:spacing w:line="254" w:lineRule="auto" w:after="80" w:before="0"/>
+        <w:spacing w:line="254" w:lineRule="auto" w:after="60" w:before="0"/>
         <w:jc w:val="both"/>
       </w:pPr>
       <w:r>
@@ -540,7 +540,7 @@
     </w:p>
     <w:p>
       <w:pPr>
-        <w:spacing w:line="254" w:lineRule="auto" w:after="80" w:before="0"/>
+        <w:spacing w:line="254" w:lineRule="auto" w:after="60" w:before="0"/>
         <w:jc w:val="both"/>
       </w:pPr>
       <w:r>
@@ -568,7 +568,7 @@
     </w:p>
     <w:p>
       <w:pPr>
-        <w:spacing w:line="254" w:lineRule="auto" w:after="80" w:before="0"/>
+        <w:spacing w:line="254" w:lineRule="auto" w:after="60" w:before="0"/>
         <w:jc w:val="both"/>
       </w:pPr>
       <w:r>
@@ -582,7 +582,7 @@
     </w:p>
     <w:p>
       <w:pPr>
-        <w:spacing w:line="254" w:lineRule="auto" w:after="80" w:before="0"/>
+        <w:spacing w:line="254" w:lineRule="auto" w:after="60" w:before="0"/>
         <w:jc w:val="both"/>
       </w:pPr>
       <w:r>
@@ -627,7 +627,7 @@
     </w:p>
     <w:p>
       <w:pPr>
-        <w:spacing w:line="254" w:lineRule="auto" w:after="80" w:before="0"/>
+        <w:spacing w:line="254" w:lineRule="auto" w:after="60" w:before="0"/>
         <w:jc w:val="both"/>
       </w:pPr>
       <w:r>
@@ -1358,7 +1358,7 @@
     </w:tbl>
     <w:p>
       <w:pPr>
-        <w:spacing w:line="254" w:lineRule="auto" w:after="80" w:before="0"/>
+        <w:spacing w:line="254" w:lineRule="auto" w:after="60" w:before="0"/>
         <w:jc w:val="both"/>
       </w:pPr>
       <w:r>
@@ -1372,7 +1372,7 @@
     </w:p>
     <w:p>
       <w:pPr>
-        <w:spacing w:line="254" w:lineRule="auto" w:after="80" w:before="0"/>
+        <w:spacing w:line="254" w:lineRule="auto" w:after="60" w:before="0"/>
         <w:jc w:val="both"/>
       </w:pPr>
       <w:r>
@@ -1381,7 +1381,7 @@
           <w:i w:val="0"/>
           <w:sz w:val="24"/>
         </w:rPr>
-        <w:t>The 13 direct candidate periods reported in the advisor-facing eligibility census are not the same count as the 11 direct levels retained in the executed tiered inventory above. The direct-candidate longitudinal sensitivity applies its own admission rule - including a Blibli FY2020 prospectus observation - and contains 9 transitions. These counts answer different construction questions and are therefore reported separately rather than collapsed into one N.</w:t>
+        <w:t>Three counts are intentionally different. The all-tier inventory contains 17 retained levels; the executed direct tiers contain 11 levels (2 Indonesia-aligned and 9 scope-pending); and the broader direct-candidate sensitivity contains 13 periods, including a Blibli FY2020 prospectus observation, yielding 9 annual transitions. These counts answer different construction questions and are therefore not collapsed into one N.</w:t>
       </w:r>
     </w:p>
     <w:p>
@@ -1402,7 +1402,7 @@
     </w:p>
     <w:p>
       <w:pPr>
-        <w:spacing w:before="0" w:after="80" w:line="254" w:lineRule="auto"/>
+        <w:spacing w:before="0" w:after="60" w:line="254" w:lineRule="auto"/>
         <w:jc w:val="both"/>
       </w:pPr>
       <w:r>
@@ -1415,7 +1415,7 @@
     </w:p>
     <w:p>
       <w:pPr>
-        <w:spacing w:before="0" w:after="80" w:line="254" w:lineRule="auto"/>
+        <w:spacing w:before="0" w:after="60" w:line="254" w:lineRule="auto"/>
         <w:jc w:val="both"/>
       </w:pPr>
       <w:r>
@@ -1444,7 +1444,7 @@
     </w:p>
     <w:p>
       <w:pPr>
-        <w:spacing w:line="254" w:lineRule="auto" w:after="80" w:before="0"/>
+        <w:spacing w:line="254" w:lineRule="auto" w:after="60" w:before="0"/>
         <w:jc w:val="both"/>
       </w:pPr>
       <w:r>
@@ -1472,7 +1472,7 @@
     </w:p>
     <w:p>
       <w:pPr>
-        <w:spacing w:line="254" w:lineRule="auto" w:after="80" w:before="0"/>
+        <w:spacing w:line="254" w:lineRule="auto" w:after="60" w:before="0"/>
         <w:jc w:val="both"/>
       </w:pPr>
       <w:r>
@@ -2567,7 +2567,7 @@
     </w:tbl>
     <w:p>
       <w:pPr>
-        <w:spacing w:line="254" w:lineRule="auto" w:after="80" w:before="0"/>
+        <w:spacing w:line="254" w:lineRule="auto" w:after="60" w:before="0"/>
         <w:jc w:val="both"/>
       </w:pPr>
       <w:r>
@@ -3251,7 +3251,7 @@
     </w:tbl>
     <w:p>
       <w:pPr>
-        <w:spacing w:line="254" w:lineRule="auto" w:after="80" w:before="0"/>
+        <w:spacing w:line="254" w:lineRule="auto" w:after="60" w:before="0"/>
         <w:jc w:val="both"/>
       </w:pPr>
       <w:r>
@@ -3276,7 +3276,7 @@
         </w:rPr>
         <w:drawing>
           <wp:inline xmlns:a="http://schemas.openxmlformats.org/drawingml/2006/main" xmlns:pic="http://schemas.openxmlformats.org/drawingml/2006/picture">
-            <wp:extent cx="5544000" cy="2833200"/>
+            <wp:extent cx="5544000" cy="1975766"/>
             <wp:docPr id="1" name="Picture 1"/>
             <wp:cNvGraphicFramePr>
               <a:graphicFrameLocks noChangeAspect="1"/>
@@ -3297,7 +3297,7 @@
                   <pic:spPr>
                     <a:xfrm>
                       <a:off x="0" y="0"/>
-                      <a:ext cx="5544000" cy="2833200"/>
+                      <a:ext cx="5544000" cy="1975766"/>
                     </a:xfrm>
                     <a:prstGeom prst="rect"/>
                   </pic:spPr>
@@ -3325,7 +3325,7 @@
     </w:p>
     <w:p>
       <w:pPr>
-        <w:spacing w:before="0" w:after="80" w:line="254" w:lineRule="auto"/>
+        <w:spacing w:before="0" w:after="60" w:line="254" w:lineRule="auto"/>
         <w:jc w:val="both"/>
       </w:pPr>
       <w:r>
@@ -3354,7 +3354,7 @@
     </w:p>
     <w:p>
       <w:pPr>
-        <w:spacing w:line="254" w:lineRule="auto" w:after="80" w:before="0"/>
+        <w:spacing w:line="254" w:lineRule="auto" w:after="60" w:before="0"/>
         <w:jc w:val="both"/>
       </w:pPr>
       <w:r>
@@ -3368,7 +3368,7 @@
     </w:p>
     <w:p>
       <w:pPr>
-        <w:spacing w:line="254" w:lineRule="auto" w:after="80" w:before="0"/>
+        <w:spacing w:line="254" w:lineRule="auto" w:after="60" w:before="0"/>
         <w:jc w:val="both"/>
       </w:pPr>
       <w:r>
@@ -3382,7 +3382,7 @@
     </w:p>
     <w:p>
       <w:pPr>
-        <w:spacing w:line="254" w:lineRule="auto" w:after="80" w:before="0"/>
+        <w:spacing w:line="254" w:lineRule="auto" w:after="60" w:before="0"/>
         <w:jc w:val="both"/>
       </w:pPr>
       <w:r>
@@ -3412,7 +3412,7 @@
     </w:p>
     <w:p>
       <w:pPr>
-        <w:spacing w:line="254" w:lineRule="auto" w:after="80" w:before="0"/>
+        <w:spacing w:line="254" w:lineRule="auto" w:after="60" w:before="0"/>
         <w:jc w:val="both"/>
       </w:pPr>
       <w:r>
@@ -3442,7 +3442,7 @@
     </w:p>
     <w:p>
       <w:pPr>
-        <w:spacing w:before="0" w:after="80" w:line="254" w:lineRule="auto"/>
+        <w:spacing w:before="0" w:after="60" w:line="254" w:lineRule="auto"/>
         <w:jc w:val="both"/>
       </w:pPr>
       <w:r>
@@ -3471,7 +3471,7 @@
     </w:p>
     <w:p>
       <w:pPr>
-        <w:spacing w:line="254" w:lineRule="auto" w:after="80" w:before="0"/>
+        <w:spacing w:line="254" w:lineRule="auto" w:after="60" w:before="0"/>
         <w:jc w:val="both"/>
       </w:pPr>
       <w:r>
@@ -3878,7 +3878,7 @@
     </w:tbl>
     <w:p>
       <w:pPr>
-        <w:spacing w:line="254" w:lineRule="auto" w:after="80" w:before="0"/>
+        <w:spacing w:line="254" w:lineRule="auto" w:after="60" w:before="0"/>
         <w:jc w:val="both"/>
       </w:pPr>
       <w:r>
@@ -3891,7 +3891,7 @@
     </w:p>
     <w:p>
       <w:pPr>
-        <w:spacing w:line="254" w:lineRule="auto" w:after="80" w:before="0"/>
+        <w:spacing w:line="254" w:lineRule="auto" w:after="60" w:before="0"/>
         <w:jc w:val="both"/>
       </w:pPr>
       <w:r>
@@ -3921,7 +3921,7 @@
     </w:p>
     <w:p>
       <w:pPr>
-        <w:spacing w:line="254" w:lineRule="auto" w:after="80" w:before="0"/>
+        <w:spacing w:line="254" w:lineRule="auto" w:after="60" w:before="0"/>
         <w:jc w:val="both"/>
       </w:pPr>
       <w:r>
@@ -4117,7 +4117,7 @@
     </w:tbl>
     <w:p>
       <w:pPr>
-        <w:spacing w:before="0" w:after="80" w:line="254" w:lineRule="auto"/>
+        <w:spacing w:before="0" w:after="60" w:line="254" w:lineRule="auto"/>
         <w:jc w:val="both"/>
       </w:pPr>
       <w:r>
@@ -4140,7 +4140,23 @@
           <w:b/>
           <w:sz w:val="24"/>
         </w:rPr>
-        <w:t>Appendix A - data sources by evidence tier</w:t>
+        <w:t>Appendix A - data sources by evidence class</w:t>
+      </w:r>
+    </w:p>
+    <w:p>
+      <w:pPr>
+        <w:keepNext/>
+        <w:spacing w:before="120" w:after="40" w:line="240" w:lineRule="auto"/>
+        <w:jc w:val="left"/>
+      </w:pPr>
+      <w:r>
+        <w:rPr>
+          <w:rFonts w:ascii="Times New Roman" w:hAnsi="Times New Roman" w:cs="Times New Roman" w:eastAsia="Times New Roman"/>
+          <w:b/>
+          <w:i w:val="0"/>
+          <w:sz w:val="18"/>
+        </w:rPr>
+        <w:t>Table A1. Source lineage by evidence class.</w:t>
       </w:r>
     </w:p>
     <w:p>
@@ -5245,7 +5261,7 @@
     </w:tbl>
     <w:p>
       <w:pPr>
-        <w:spacing w:line="254" w:lineRule="auto" w:after="80" w:before="0"/>
+        <w:spacing w:line="254" w:lineRule="auto" w:after="60" w:before="0"/>
         <w:jc w:val="both"/>
       </w:pPr>
       <w:r>
@@ -5261,7 +5277,7 @@
       <w:pPr>
         <w:pStyle w:val="Heading1"/>
         <w:keepNext/>
-        <w:spacing w:before="200" w:after="100"/>
+        <w:spacing w:before="80" w:after="40"/>
         <w:jc w:val="left"/>
       </w:pPr>
       <w:r>
@@ -5276,7 +5292,7 @@
     <w:p>
       <w:pPr>
         <w:pStyle w:val="Reference"/>
-        <w:spacing w:before="0" w:after="20" w:line="240" w:lineRule="auto"/>
+        <w:spacing w:before="0" w:after="0" w:line="235" w:lineRule="auto"/>
         <w:ind w:left="317" w:hanging="317"/>
         <w:jc w:val="left"/>
       </w:pPr>
@@ -5291,7 +5307,7 @@
     <w:p>
       <w:pPr>
         <w:pStyle w:val="Reference"/>
-        <w:spacing w:before="0" w:after="20" w:line="240" w:lineRule="auto"/>
+        <w:spacing w:before="0" w:after="0" w:line="235" w:lineRule="auto"/>
         <w:ind w:left="317" w:hanging="317"/>
         <w:jc w:val="left"/>
       </w:pPr>
@@ -5306,7 +5322,7 @@
     <w:p>
       <w:pPr>
         <w:pStyle w:val="Reference"/>
-        <w:spacing w:before="0" w:after="20" w:line="240" w:lineRule="auto"/>
+        <w:spacing w:before="0" w:after="0" w:line="235" w:lineRule="auto"/>
         <w:ind w:left="317" w:hanging="317"/>
         <w:jc w:val="left"/>
       </w:pPr>
@@ -5321,7 +5337,22 @@
     <w:p>
       <w:pPr>
         <w:pStyle w:val="Reference"/>
-        <w:spacing w:before="0" w:after="20" w:line="240" w:lineRule="auto"/>
+        <w:spacing w:before="0" w:after="0" w:line="235" w:lineRule="auto"/>
+        <w:ind w:left="317" w:hanging="317"/>
+        <w:jc w:val="left"/>
+      </w:pPr>
+      <w:r>
+        <w:rPr>
+          <w:rFonts w:ascii="Times New Roman" w:hAnsi="Times New Roman" w:cs="Times New Roman" w:eastAsia="Times New Roman"/>
+          <w:sz w:val="22"/>
+        </w:rPr>
+        <w:t>Bank Indonesia. (2025). Payment System Statistics (SPIP) and QRIS reports. Jakarta: Bank Indonesia.</w:t>
+      </w:r>
+    </w:p>
+    <w:p>
+      <w:pPr>
+        <w:pStyle w:val="Reference"/>
+        <w:spacing w:before="0" w:after="0" w:line="235" w:lineRule="auto"/>
         <w:ind w:left="317" w:hanging="317"/>
         <w:jc w:val="left"/>
       </w:pPr>
@@ -5336,7 +5367,7 @@
     <w:p>
       <w:pPr>
         <w:pStyle w:val="Reference"/>
-        <w:spacing w:before="0" w:after="20" w:line="240" w:lineRule="auto"/>
+        <w:spacing w:before="0" w:after="0" w:line="235" w:lineRule="auto"/>
         <w:ind w:left="317" w:hanging="317"/>
         <w:jc w:val="left"/>
       </w:pPr>
@@ -5351,7 +5382,7 @@
     <w:p>
       <w:pPr>
         <w:pStyle w:val="Reference"/>
-        <w:spacing w:before="0" w:after="20" w:line="240" w:lineRule="auto"/>
+        <w:spacing w:before="0" w:after="0" w:line="235" w:lineRule="auto"/>
         <w:ind w:left="317" w:hanging="317"/>
         <w:jc w:val="left"/>
       </w:pPr>
@@ -5366,7 +5397,7 @@
     <w:p>
       <w:pPr>
         <w:pStyle w:val="Reference"/>
-        <w:spacing w:before="0" w:after="20" w:line="240" w:lineRule="auto"/>
+        <w:spacing w:before="0" w:after="0" w:line="235" w:lineRule="auto"/>
         <w:ind w:left="317" w:hanging="317"/>
         <w:jc w:val="left"/>
       </w:pPr>
@@ -5381,7 +5412,7 @@
     <w:p>
       <w:pPr>
         <w:pStyle w:val="Reference"/>
-        <w:spacing w:before="0" w:after="20" w:line="240" w:lineRule="auto"/>
+        <w:spacing w:before="0" w:after="0" w:line="235" w:lineRule="auto"/>
         <w:ind w:left="317" w:hanging="317"/>
         <w:jc w:val="left"/>
       </w:pPr>
@@ -5396,7 +5427,7 @@
     <w:p>
       <w:pPr>
         <w:pStyle w:val="Reference"/>
-        <w:spacing w:before="0" w:after="20" w:line="240" w:lineRule="auto"/>
+        <w:spacing w:before="0" w:after="0" w:line="235" w:lineRule="auto"/>
         <w:ind w:left="317" w:hanging="317"/>
         <w:jc w:val="left"/>
       </w:pPr>
@@ -5411,7 +5442,7 @@
     <w:p>
       <w:pPr>
         <w:pStyle w:val="Reference"/>
-        <w:spacing w:before="0" w:after="20" w:line="240" w:lineRule="auto"/>
+        <w:spacing w:before="0" w:after="0" w:line="235" w:lineRule="auto"/>
         <w:ind w:left="317" w:hanging="317"/>
         <w:jc w:val="left"/>
       </w:pPr>
@@ -5426,7 +5457,7 @@
     <w:p>
       <w:pPr>
         <w:pStyle w:val="Reference"/>
-        <w:spacing w:before="0" w:after="20" w:line="240" w:lineRule="auto"/>
+        <w:spacing w:before="0" w:after="0" w:line="235" w:lineRule="auto"/>
         <w:ind w:left="317" w:hanging="317"/>
         <w:jc w:val="left"/>
       </w:pPr>
@@ -5441,7 +5472,7 @@
     <w:p>
       <w:pPr>
         <w:pStyle w:val="Reference"/>
-        <w:spacing w:before="0" w:after="20" w:line="240" w:lineRule="auto"/>
+        <w:spacing w:before="0" w:after="0" w:line="235" w:lineRule="auto"/>
         <w:ind w:left="317" w:hanging="317"/>
         <w:jc w:val="left"/>
       </w:pPr>
@@ -5456,7 +5487,7 @@
     <w:p>
       <w:pPr>
         <w:pStyle w:val="Reference"/>
-        <w:spacing w:before="0" w:after="20" w:line="240" w:lineRule="auto"/>
+        <w:spacing w:before="0" w:after="0" w:line="235" w:lineRule="auto"/>
         <w:ind w:left="317" w:hanging="317"/>
         <w:jc w:val="left"/>
       </w:pPr>
@@ -5471,7 +5502,7 @@
     <w:p>
       <w:pPr>
         <w:pStyle w:val="Reference"/>
-        <w:spacing w:before="0" w:after="20" w:line="240" w:lineRule="auto"/>
+        <w:spacing w:before="0" w:after="0" w:line="235" w:lineRule="auto"/>
         <w:ind w:left="317" w:hanging="317"/>
         <w:jc w:val="left"/>
       </w:pPr>
@@ -5486,7 +5517,7 @@
     <w:p>
       <w:pPr>
         <w:pStyle w:val="Reference"/>
-        <w:spacing w:before="0" w:after="20" w:line="240" w:lineRule="auto"/>
+        <w:spacing w:before="0" w:after="0" w:line="235" w:lineRule="auto"/>
         <w:ind w:left="317" w:hanging="317"/>
         <w:jc w:val="left"/>
       </w:pPr>
@@ -5501,7 +5532,7 @@
     <w:p>
       <w:pPr>
         <w:pStyle w:val="Reference"/>
-        <w:spacing w:before="0" w:after="20" w:line="240" w:lineRule="auto"/>
+        <w:spacing w:before="0" w:after="0" w:line="235" w:lineRule="auto"/>
         <w:ind w:left="317" w:hanging="317"/>
         <w:jc w:val="left"/>
       </w:pPr>
@@ -5516,7 +5547,7 @@
     <w:p>
       <w:pPr>
         <w:pStyle w:val="Reference"/>
-        <w:spacing w:before="0" w:after="20" w:line="240" w:lineRule="auto"/>
+        <w:spacing w:before="0" w:after="0" w:line="235" w:lineRule="auto"/>
         <w:ind w:left="317" w:hanging="317"/>
         <w:jc w:val="left"/>
       </w:pPr>
@@ -5531,7 +5562,7 @@
     <w:p>
       <w:pPr>
         <w:pStyle w:val="Reference"/>
-        <w:spacing w:before="0" w:after="20" w:line="240" w:lineRule="auto"/>
+        <w:spacing w:before="0" w:after="0" w:line="235" w:lineRule="auto"/>
         <w:ind w:left="317" w:hanging="317"/>
         <w:jc w:val="left"/>
       </w:pPr>
@@ -5546,7 +5577,7 @@
     <w:p>
       <w:pPr>
         <w:pStyle w:val="Reference"/>
-        <w:spacing w:before="0" w:after="20" w:line="240" w:lineRule="auto"/>
+        <w:spacing w:before="0" w:after="0" w:line="235" w:lineRule="auto"/>
         <w:ind w:left="317" w:hanging="317"/>
         <w:jc w:val="left"/>
       </w:pPr>
@@ -5561,7 +5592,7 @@
     <w:p>
       <w:pPr>
         <w:pStyle w:val="Reference"/>
-        <w:spacing w:before="0" w:after="20" w:line="240" w:lineRule="auto"/>
+        <w:spacing w:before="0" w:after="0" w:line="235" w:lineRule="auto"/>
         <w:ind w:left="317" w:hanging="317"/>
         <w:jc w:val="left"/>
       </w:pPr>
@@ -5576,7 +5607,7 @@
     <w:p>
       <w:pPr>
         <w:pStyle w:val="Reference"/>
-        <w:spacing w:before="0" w:after="20" w:line="240" w:lineRule="auto"/>
+        <w:spacing w:before="0" w:after="0" w:line="235" w:lineRule="auto"/>
         <w:ind w:left="317" w:hanging="317"/>
         <w:jc w:val="left"/>
       </w:pPr>
@@ -5591,7 +5622,7 @@
     <w:p>
       <w:pPr>
         <w:pStyle w:val="Reference"/>
-        <w:spacing w:before="0" w:after="20" w:line="240" w:lineRule="auto"/>
+        <w:spacing w:before="0" w:after="0" w:line="235" w:lineRule="auto"/>
         <w:ind w:left="317" w:hanging="317"/>
         <w:jc w:val="left"/>
       </w:pPr>
@@ -5606,7 +5637,7 @@
     <w:p>
       <w:pPr>
         <w:pStyle w:val="Reference"/>
-        <w:spacing w:before="0" w:after="20" w:line="240" w:lineRule="auto"/>
+        <w:spacing w:before="0" w:after="0" w:line="235" w:lineRule="auto"/>
         <w:ind w:left="317" w:hanging="317"/>
         <w:jc w:val="left"/>
       </w:pPr>
@@ -5621,7 +5652,7 @@
     <w:p>
       <w:pPr>
         <w:pStyle w:val="Reference"/>
-        <w:spacing w:before="0" w:after="20" w:line="240" w:lineRule="auto"/>
+        <w:spacing w:before="0" w:after="0" w:line="235" w:lineRule="auto"/>
         <w:ind w:left="317" w:hanging="317"/>
         <w:jc w:val="left"/>
       </w:pPr>
@@ -5631,141 +5662,6 @@
           <w:sz w:val="22"/>
         </w:rPr>
         <w:t>United Nations, European Commission, IMF, OECD, &amp; World Bank. (2025). System of National Accounts 2025.</w:t>
-      </w:r>
-    </w:p>
-    <w:p>
-      <w:pPr>
-        <w:pStyle w:val="Heading1"/>
-        <w:keepNext/>
-        <w:spacing w:before="200" w:after="100"/>
-        <w:jc w:val="left"/>
-      </w:pPr>
-      <w:r>
-        <w:rPr>
-          <w:rFonts w:ascii="Times New Roman" w:hAnsi="Times New Roman" w:cs="Times New Roman" w:eastAsia="Times New Roman"/>
-          <w:b/>
-          <w:sz w:val="24"/>
-        </w:rPr>
-        <w:t>Primary and Institutional Sources</w:t>
-      </w:r>
-    </w:p>
-    <w:p>
-      <w:pPr>
-        <w:spacing w:line="240" w:lineRule="auto" w:after="20" w:before="0"/>
-        <w:jc w:val="both"/>
-      </w:pPr>
-      <w:r>
-        <w:rPr>
-          <w:rFonts w:ascii="Times New Roman" w:hAnsi="Times New Roman" w:cs="Times New Roman" w:eastAsia="Times New Roman"/>
-          <w:i w:val="0"/>
-          <w:sz w:val="22"/>
-        </w:rPr>
-        <w:t>Data statement. Company filings, annual reports, prospectuses and results materials provide the platform data. BPS, Bank Indonesia, the Ministry of Finance and DJP publications provide the business, payment and policy evidence. The working data file records source, definition, publication date, currency and scope for every measure, so each figure can be checked against the original disclosure.</w:t>
-      </w:r>
-    </w:p>
-    <w:p>
-      <w:pPr>
-        <w:pStyle w:val="Reference"/>
-        <w:spacing w:before="0" w:after="20" w:line="240" w:lineRule="auto"/>
-        <w:ind w:left="317" w:hanging="317"/>
-        <w:jc w:val="left"/>
-      </w:pPr>
-      <w:r>
-        <w:rPr>
-          <w:rFonts w:ascii="Times New Roman" w:hAnsi="Times New Roman" w:cs="Times New Roman" w:eastAsia="Times New Roman"/>
-          <w:sz w:val="22"/>
-        </w:rPr>
-        <w:t>BPS-Statistics Indonesia. E-Commerce Statistics 2023 and 2024; published marketplace-use analysis.</w:t>
-      </w:r>
-    </w:p>
-    <w:p>
-      <w:pPr>
-        <w:pStyle w:val="Reference"/>
-        <w:spacing w:before="0" w:after="20" w:line="240" w:lineRule="auto"/>
-        <w:ind w:left="317" w:hanging="317"/>
-        <w:jc w:val="left"/>
-      </w:pPr>
-      <w:r>
-        <w:rPr>
-          <w:rFonts w:ascii="Times New Roman" w:hAnsi="Times New Roman" w:cs="Times New Roman" w:eastAsia="Times New Roman"/>
-          <w:sz w:val="22"/>
-        </w:rPr>
-        <w:t>Bank Indonesia. Payment System Statistics (SPIP); QRIS reports.</w:t>
-      </w:r>
-    </w:p>
-    <w:p>
-      <w:pPr>
-        <w:pStyle w:val="Reference"/>
-        <w:spacing w:before="0" w:after="20" w:line="240" w:lineRule="auto"/>
-        <w:ind w:left="317" w:hanging="317"/>
-        <w:jc w:val="left"/>
-      </w:pPr>
-      <w:r>
-        <w:rPr>
-          <w:rFonts w:ascii="Times New Roman" w:hAnsi="Times New Roman" w:cs="Times New Roman" w:eastAsia="Times New Roman"/>
-          <w:sz w:val="22"/>
-        </w:rPr>
-        <w:t>Ministry of Finance, Republic of Indonesia. PMK 37/2025.</w:t>
-      </w:r>
-    </w:p>
-    <w:p>
-      <w:pPr>
-        <w:pStyle w:val="Reference"/>
-        <w:spacing w:before="0" w:after="20" w:line="240" w:lineRule="auto"/>
-        <w:ind w:left="317" w:hanging="317"/>
-        <w:jc w:val="left"/>
-      </w:pPr>
-      <w:r>
-        <w:rPr>
-          <w:rFonts w:ascii="Times New Roman" w:hAnsi="Times New Roman" w:cs="Times New Roman" w:eastAsia="Times New Roman"/>
-          <w:sz w:val="22"/>
-        </w:rPr>
-        <w:t>Directorate General of Taxes. Marketplace guidance; designation of 1 July 2026; postponement announcement.</w:t>
-      </w:r>
-    </w:p>
-    <w:p>
-      <w:pPr>
-        <w:pStyle w:val="Reference"/>
-        <w:spacing w:before="0" w:after="20" w:line="240" w:lineRule="auto"/>
-        <w:ind w:left="317" w:hanging="317"/>
-        <w:jc w:val="left"/>
-      </w:pPr>
-      <w:r>
-        <w:rPr>
-          <w:rFonts w:ascii="Times New Roman" w:hAnsi="Times New Roman" w:cs="Times New Roman" w:eastAsia="Times New Roman"/>
-          <w:sz w:val="22"/>
-        </w:rPr>
-        <w:t>PT Global Digital Niaga Tbk; PT Bukalapak.com Tbk; PT GoTo Gojek Tokopedia Tbk. Annual reports and results materials.</w:t>
-      </w:r>
-    </w:p>
-    <w:p>
-      <w:pPr>
-        <w:pStyle w:val="Reference"/>
-        <w:spacing w:before="0" w:after="20" w:line="240" w:lineRule="auto"/>
-        <w:ind w:left="317" w:hanging="317"/>
-        <w:jc w:val="left"/>
-      </w:pPr>
-      <w:r>
-        <w:rPr>
-          <w:rFonts w:ascii="Times New Roman" w:hAnsi="Times New Roman" w:cs="Times New Roman" w:eastAsia="Times New Roman"/>
-          <w:sz w:val="22"/>
-        </w:rPr>
-        <w:t>Grab Holdings Limited; Sea Limited. Annual reports and Forms 20-F.</w:t>
-      </w:r>
-    </w:p>
-    <w:p>
-      <w:pPr>
-        <w:pStyle w:val="Reference"/>
-        <w:spacing w:before="0" w:after="20" w:line="240" w:lineRule="auto"/>
-        <w:ind w:left="317" w:hanging="317"/>
-        <w:jc w:val="left"/>
-      </w:pPr>
-      <w:r>
-        <w:rPr>
-          <w:rFonts w:ascii="Times New Roman" w:hAnsi="Times New Roman" w:cs="Times New Roman" w:eastAsia="Times New Roman"/>
-          <w:sz w:val="22"/>
-        </w:rPr>
-        <w:t>Momentum Works. (2024). Ecommerce in Southeast Asia.</w:t>
       </w:r>
     </w:p>
     <w:sectPr>

--- a/papers/current/Invisible_Ledger_Thesis_Proposal_FINAL_2026-09-14.docx
+++ b/papers/current/Invisible_Ledger_Thesis_Proposal_FINAL_2026-09-14.docx
@@ -3886,7 +3886,7 @@
           <w:rFonts w:ascii="Times New Roman" w:hAnsi="Times New Roman" w:cs="Times New Roman" w:eastAsia="Times New Roman"/>
           <w:sz w:val="24"/>
         </w:rPr>
-        <w:t>Table 4 summarizes the inferential boundaries that govern the proposal. These boundaries are part of the identification discipline of the study: measurement, accounting reconciliation and institutional interpretation are kept separate so that evidence from one layer is not used to make claims that belong to another.</w:t>
+        <w:t>Table 4 summarizes the inferential boundaries that govern the proposal. Measurement, accounting reconciliation and institutional interpretation are kept separate so that evidence from one layer is not used for claims belonging to another.</w:t>
       </w:r>
     </w:p>
     <w:p>
@@ -3930,7 +3930,7 @@
           <w:i w:val="0"/>
           <w:sz w:val="24"/>
         </w:rPr>
-        <w:t>After the proposal examination the approved sample boundary will be frozen and the requested checks completed during October-November 2026, with the full manuscript rebuilt around that boundary before the final defence. Robustness, ASEAN/payment extensions, detailed source reconciliation, and the complete verification ledger remain available in the repository and advisor data package rather than occupying proposal space.</w:t>
+        <w:t>After the proposal examination the approved sample boundary will be frozen and the requested checks completed during October-November 2026, with the full manuscript rebuilt around that boundary before the final defence. Robustness, ASEAN/payment extensions, detailed source reconciliation, and the complete verification ledger remain available in the repository and advisor data package rather than occupying proposal space. Table 5 sets out that schedule; the empirical backend is already assembled, so what remains is sample admission, requested analysis, and manuscript construction.</w:t>
       </w:r>
     </w:p>
     <w:p>
@@ -5292,7 +5292,7 @@
     <w:p>
       <w:pPr>
         <w:pStyle w:val="Reference"/>
-        <w:spacing w:before="0" w:after="0" w:line="235" w:lineRule="auto"/>
+        <w:spacing w:before="0" w:after="0" w:line="240" w:lineRule="auto"/>
         <w:ind w:left="317" w:hanging="317"/>
         <w:jc w:val="left"/>
       </w:pPr>
@@ -5307,7 +5307,7 @@
     <w:p>
       <w:pPr>
         <w:pStyle w:val="Reference"/>
-        <w:spacing w:before="0" w:after="0" w:line="235" w:lineRule="auto"/>
+        <w:spacing w:before="0" w:after="0" w:line="240" w:lineRule="auto"/>
         <w:ind w:left="317" w:hanging="317"/>
         <w:jc w:val="left"/>
       </w:pPr>
@@ -5322,7 +5322,7 @@
     <w:p>
       <w:pPr>
         <w:pStyle w:val="Reference"/>
-        <w:spacing w:before="0" w:after="0" w:line="235" w:lineRule="auto"/>
+        <w:spacing w:before="0" w:after="0" w:line="240" w:lineRule="auto"/>
         <w:ind w:left="317" w:hanging="317"/>
         <w:jc w:val="left"/>
       </w:pPr>
@@ -5337,7 +5337,7 @@
     <w:p>
       <w:pPr>
         <w:pStyle w:val="Reference"/>
-        <w:spacing w:before="0" w:after="0" w:line="235" w:lineRule="auto"/>
+        <w:spacing w:before="0" w:after="0" w:line="240" w:lineRule="auto"/>
         <w:ind w:left="317" w:hanging="317"/>
         <w:jc w:val="left"/>
       </w:pPr>
@@ -5352,7 +5352,7 @@
     <w:p>
       <w:pPr>
         <w:pStyle w:val="Reference"/>
-        <w:spacing w:before="0" w:after="0" w:line="235" w:lineRule="auto"/>
+        <w:spacing w:before="0" w:after="0" w:line="240" w:lineRule="auto"/>
         <w:ind w:left="317" w:hanging="317"/>
         <w:jc w:val="left"/>
       </w:pPr>
@@ -5367,7 +5367,7 @@
     <w:p>
       <w:pPr>
         <w:pStyle w:val="Reference"/>
-        <w:spacing w:before="0" w:after="0" w:line="235" w:lineRule="auto"/>
+        <w:spacing w:before="0" w:after="0" w:line="240" w:lineRule="auto"/>
         <w:ind w:left="317" w:hanging="317"/>
         <w:jc w:val="left"/>
       </w:pPr>
@@ -5382,7 +5382,7 @@
     <w:p>
       <w:pPr>
         <w:pStyle w:val="Reference"/>
-        <w:spacing w:before="0" w:after="0" w:line="235" w:lineRule="auto"/>
+        <w:spacing w:before="0" w:after="0" w:line="240" w:lineRule="auto"/>
         <w:ind w:left="317" w:hanging="317"/>
         <w:jc w:val="left"/>
       </w:pPr>
@@ -5397,7 +5397,7 @@
     <w:p>
       <w:pPr>
         <w:pStyle w:val="Reference"/>
-        <w:spacing w:before="0" w:after="0" w:line="235" w:lineRule="auto"/>
+        <w:spacing w:before="0" w:after="0" w:line="240" w:lineRule="auto"/>
         <w:ind w:left="317" w:hanging="317"/>
         <w:jc w:val="left"/>
       </w:pPr>
@@ -5412,7 +5412,7 @@
     <w:p>
       <w:pPr>
         <w:pStyle w:val="Reference"/>
-        <w:spacing w:before="0" w:after="0" w:line="235" w:lineRule="auto"/>
+        <w:spacing w:before="0" w:after="0" w:line="240" w:lineRule="auto"/>
         <w:ind w:left="317" w:hanging="317"/>
         <w:jc w:val="left"/>
       </w:pPr>
@@ -5427,7 +5427,7 @@
     <w:p>
       <w:pPr>
         <w:pStyle w:val="Reference"/>
-        <w:spacing w:before="0" w:after="0" w:line="235" w:lineRule="auto"/>
+        <w:spacing w:before="0" w:after="0" w:line="240" w:lineRule="auto"/>
         <w:ind w:left="317" w:hanging="317"/>
         <w:jc w:val="left"/>
       </w:pPr>
@@ -5442,7 +5442,7 @@
     <w:p>
       <w:pPr>
         <w:pStyle w:val="Reference"/>
-        <w:spacing w:before="0" w:after="0" w:line="235" w:lineRule="auto"/>
+        <w:spacing w:before="0" w:after="0" w:line="240" w:lineRule="auto"/>
         <w:ind w:left="317" w:hanging="317"/>
         <w:jc w:val="left"/>
       </w:pPr>
@@ -5457,7 +5457,7 @@
     <w:p>
       <w:pPr>
         <w:pStyle w:val="Reference"/>
-        <w:spacing w:before="0" w:after="0" w:line="235" w:lineRule="auto"/>
+        <w:spacing w:before="0" w:after="0" w:line="240" w:lineRule="auto"/>
         <w:ind w:left="317" w:hanging="317"/>
         <w:jc w:val="left"/>
       </w:pPr>
@@ -5472,7 +5472,7 @@
     <w:p>
       <w:pPr>
         <w:pStyle w:val="Reference"/>
-        <w:spacing w:before="0" w:after="0" w:line="235" w:lineRule="auto"/>
+        <w:spacing w:before="0" w:after="0" w:line="240" w:lineRule="auto"/>
         <w:ind w:left="317" w:hanging="317"/>
         <w:jc w:val="left"/>
       </w:pPr>
@@ -5487,7 +5487,7 @@
     <w:p>
       <w:pPr>
         <w:pStyle w:val="Reference"/>
-        <w:spacing w:before="0" w:after="0" w:line="235" w:lineRule="auto"/>
+        <w:spacing w:before="0" w:after="0" w:line="240" w:lineRule="auto"/>
         <w:ind w:left="317" w:hanging="317"/>
         <w:jc w:val="left"/>
       </w:pPr>
@@ -5502,7 +5502,7 @@
     <w:p>
       <w:pPr>
         <w:pStyle w:val="Reference"/>
-        <w:spacing w:before="0" w:after="0" w:line="235" w:lineRule="auto"/>
+        <w:spacing w:before="0" w:after="0" w:line="240" w:lineRule="auto"/>
         <w:ind w:left="317" w:hanging="317"/>
         <w:jc w:val="left"/>
       </w:pPr>
@@ -5517,7 +5517,7 @@
     <w:p>
       <w:pPr>
         <w:pStyle w:val="Reference"/>
-        <w:spacing w:before="0" w:after="0" w:line="235" w:lineRule="auto"/>
+        <w:spacing w:before="0" w:after="0" w:line="240" w:lineRule="auto"/>
         <w:ind w:left="317" w:hanging="317"/>
         <w:jc w:val="left"/>
       </w:pPr>
@@ -5532,7 +5532,7 @@
     <w:p>
       <w:pPr>
         <w:pStyle w:val="Reference"/>
-        <w:spacing w:before="0" w:after="0" w:line="235" w:lineRule="auto"/>
+        <w:spacing w:before="0" w:after="0" w:line="240" w:lineRule="auto"/>
         <w:ind w:left="317" w:hanging="317"/>
         <w:jc w:val="left"/>
       </w:pPr>
@@ -5547,7 +5547,7 @@
     <w:p>
       <w:pPr>
         <w:pStyle w:val="Reference"/>
-        <w:spacing w:before="0" w:after="0" w:line="235" w:lineRule="auto"/>
+        <w:spacing w:before="0" w:after="0" w:line="240" w:lineRule="auto"/>
         <w:ind w:left="317" w:hanging="317"/>
         <w:jc w:val="left"/>
       </w:pPr>
@@ -5562,7 +5562,7 @@
     <w:p>
       <w:pPr>
         <w:pStyle w:val="Reference"/>
-        <w:spacing w:before="0" w:after="0" w:line="235" w:lineRule="auto"/>
+        <w:spacing w:before="0" w:after="0" w:line="240" w:lineRule="auto"/>
         <w:ind w:left="317" w:hanging="317"/>
         <w:jc w:val="left"/>
       </w:pPr>
@@ -5577,7 +5577,7 @@
     <w:p>
       <w:pPr>
         <w:pStyle w:val="Reference"/>
-        <w:spacing w:before="0" w:after="0" w:line="235" w:lineRule="auto"/>
+        <w:spacing w:before="0" w:after="0" w:line="240" w:lineRule="auto"/>
         <w:ind w:left="317" w:hanging="317"/>
         <w:jc w:val="left"/>
       </w:pPr>
@@ -5592,7 +5592,7 @@
     <w:p>
       <w:pPr>
         <w:pStyle w:val="Reference"/>
-        <w:spacing w:before="0" w:after="0" w:line="235" w:lineRule="auto"/>
+        <w:spacing w:before="0" w:after="0" w:line="240" w:lineRule="auto"/>
         <w:ind w:left="317" w:hanging="317"/>
         <w:jc w:val="left"/>
       </w:pPr>
@@ -5607,7 +5607,7 @@
     <w:p>
       <w:pPr>
         <w:pStyle w:val="Reference"/>
-        <w:spacing w:before="0" w:after="0" w:line="235" w:lineRule="auto"/>
+        <w:spacing w:before="0" w:after="0" w:line="240" w:lineRule="auto"/>
         <w:ind w:left="317" w:hanging="317"/>
         <w:jc w:val="left"/>
       </w:pPr>
@@ -5622,7 +5622,7 @@
     <w:p>
       <w:pPr>
         <w:pStyle w:val="Reference"/>
-        <w:spacing w:before="0" w:after="0" w:line="235" w:lineRule="auto"/>
+        <w:spacing w:before="0" w:after="0" w:line="240" w:lineRule="auto"/>
         <w:ind w:left="317" w:hanging="317"/>
         <w:jc w:val="left"/>
       </w:pPr>
@@ -5637,7 +5637,7 @@
     <w:p>
       <w:pPr>
         <w:pStyle w:val="Reference"/>
-        <w:spacing w:before="0" w:after="0" w:line="235" w:lineRule="auto"/>
+        <w:spacing w:before="0" w:after="0" w:line="240" w:lineRule="auto"/>
         <w:ind w:left="317" w:hanging="317"/>
         <w:jc w:val="left"/>
       </w:pPr>
@@ -5652,7 +5652,7 @@
     <w:p>
       <w:pPr>
         <w:pStyle w:val="Reference"/>
-        <w:spacing w:before="0" w:after="0" w:line="235" w:lineRule="auto"/>
+        <w:spacing w:before="0" w:after="0" w:line="240" w:lineRule="auto"/>
         <w:ind w:left="317" w:hanging="317"/>
         <w:jc w:val="left"/>
       </w:pPr>
@@ -5661,7 +5661,7 @@
           <w:rFonts w:ascii="Times New Roman" w:hAnsi="Times New Roman" w:cs="Times New Roman" w:eastAsia="Times New Roman"/>
           <w:sz w:val="22"/>
         </w:rPr>
-        <w:t>United Nations, European Commission, IMF, OECD, &amp; World Bank. (2025). System of National Accounts 2025.</w:t>
+        <w:t>United Nations et al. (2025). System of National Accounts 2025.</w:t>
       </w:r>
     </w:p>
     <w:sectPr>

--- a/papers/current/Invisible_Ledger_Thesis_Proposal_FINAL_2026-09-14.docx
+++ b/papers/current/Invisible_Ledger_Thesis_Proposal_FINAL_2026-09-14.docx
@@ -5331,6 +5331,21 @@
           <w:rFonts w:ascii="Times New Roman" w:hAnsi="Times New Roman" w:cs="Times New Roman" w:eastAsia="Times New Roman"/>
           <w:sz w:val="22"/>
         </w:rPr>
+        <w:t>BPS-Statistics Indonesia. (2025). E-Commerce Statistics 2023 and 2024. Jakarta: BPS.</w:t>
+      </w:r>
+    </w:p>
+    <w:p>
+      <w:pPr>
+        <w:pStyle w:val="Reference"/>
+        <w:spacing w:before="0" w:after="0" w:line="240" w:lineRule="auto"/>
+        <w:ind w:left="317" w:hanging="317"/>
+        <w:jc w:val="left"/>
+      </w:pPr>
+      <w:r>
+        <w:rPr>
+          <w:rFonts w:ascii="Times New Roman" w:hAnsi="Times New Roman" w:cs="Times New Roman" w:eastAsia="Times New Roman"/>
+          <w:sz w:val="22"/>
+        </w:rPr>
         <w:t>Barrios, J. M., Hochberg, Y. V., &amp; Yi, H. (2022). Launching with a parachute: The gig economy and new business formation. Journal of Financial Economics, 144(1), 22-43.</w:t>
       </w:r>
     </w:p>
@@ -5422,6 +5437,21 @@
           <w:sz w:val="22"/>
         </w:rPr>
         <w:t>European Union. (2021). Council Directive (EU) 2021/514 amending Directive 2011/16/EU (DAC7).</w:t>
+      </w:r>
+    </w:p>
+    <w:p>
+      <w:pPr>
+        <w:pStyle w:val="Reference"/>
+        <w:spacing w:before="0" w:after="0" w:line="240" w:lineRule="auto"/>
+        <w:ind w:left="317" w:hanging="317"/>
+        <w:jc w:val="left"/>
+      </w:pPr>
+      <w:r>
+        <w:rPr>
+          <w:rFonts w:ascii="Times New Roman" w:hAnsi="Times New Roman" w:cs="Times New Roman" w:eastAsia="Times New Roman"/>
+          <w:sz w:val="22"/>
+        </w:rPr>
+        <w:t>Evans, D. S., &amp; Schmalensee, R. (2016). Matchmakers: The New Economics of Multisided Platforms. Boston: Harvard Business Review Press.</w:t>
       </w:r>
     </w:p>
     <w:p>
@@ -5571,6 +5601,51 @@
           <w:rFonts w:ascii="Times New Roman" w:hAnsi="Times New Roman" w:cs="Times New Roman" w:eastAsia="Times New Roman"/>
           <w:sz w:val="22"/>
         </w:rPr>
+        <w:t>Ministry of Finance of the Republic of Indonesia. (2025). PMK 37 Tahun 2025; Directorate General of Taxes marketplace guidance.</w:t>
+      </w:r>
+    </w:p>
+    <w:p>
+      <w:pPr>
+        <w:pStyle w:val="Reference"/>
+        <w:spacing w:before="0" w:after="0" w:line="240" w:lineRule="auto"/>
+        <w:ind w:left="317" w:hanging="317"/>
+        <w:jc w:val="left"/>
+      </w:pPr>
+      <w:r>
+        <w:rPr>
+          <w:rFonts w:ascii="Times New Roman" w:hAnsi="Times New Roman" w:cs="Times New Roman" w:eastAsia="Times New Roman"/>
+          <w:sz w:val="22"/>
+        </w:rPr>
+        <w:t>Momentum Works. (2024). Ecommerce in Southeast Asia. Singapore: Momentum Works.</w:t>
+      </w:r>
+    </w:p>
+    <w:p>
+      <w:pPr>
+        <w:pStyle w:val="Reference"/>
+        <w:spacing w:before="0" w:after="0" w:line="240" w:lineRule="auto"/>
+        <w:ind w:left="317" w:hanging="317"/>
+        <w:jc w:val="left"/>
+      </w:pPr>
+      <w:r>
+        <w:rPr>
+          <w:rFonts w:ascii="Times New Roman" w:hAnsi="Times New Roman" w:cs="Times New Roman" w:eastAsia="Times New Roman"/>
+          <w:sz w:val="22"/>
+        </w:rPr>
+        <w:t>Naritomi, J. (2019). Consumers as tax auditors. American Economic Review, 109(9), 3031-3072.</w:t>
+      </w:r>
+    </w:p>
+    <w:p>
+      <w:pPr>
+        <w:pStyle w:val="Reference"/>
+        <w:spacing w:before="0" w:after="0" w:line="240" w:lineRule="auto"/>
+        <w:ind w:left="317" w:hanging="317"/>
+        <w:jc w:val="left"/>
+      </w:pPr>
+      <w:r>
+        <w:rPr>
+          <w:rFonts w:ascii="Times New Roman" w:hAnsi="Times New Roman" w:cs="Times New Roman" w:eastAsia="Times New Roman"/>
+          <w:sz w:val="22"/>
+        </w:rPr>
         <w:t>OECD. (2020). Model Rules for Reporting by Platform Operators with respect to Sellers in the Sharing and Gig Economy.</w:t>
       </w:r>
     </w:p>
@@ -5587,6 +5662,21 @@
           <w:sz w:val="22"/>
         </w:rPr>
         <w:t>OECD. (2023). OECD Handbook on Compiling Digital Supply and Use Tables. Paris: OECD Publishing.</w:t>
+      </w:r>
+    </w:p>
+    <w:p>
+      <w:pPr>
+        <w:pStyle w:val="Reference"/>
+        <w:spacing w:before="0" w:after="0" w:line="240" w:lineRule="auto"/>
+        <w:ind w:left="317" w:hanging="317"/>
+        <w:jc w:val="left"/>
+      </w:pPr>
+      <w:r>
+        <w:rPr>
+          <w:rFonts w:ascii="Times New Roman" w:hAnsi="Times New Roman" w:cs="Times New Roman" w:eastAsia="Times New Roman"/>
+          <w:sz w:val="22"/>
+        </w:rPr>
+        <w:t>Parker, G. G., &amp; Van Alstyne, M. W. (2005). Two-sided network effects: A theory of information product design. Management Science, 51(10), 1494-1504.</w:t>
       </w:r>
     </w:p>
     <w:p>

--- a/papers/current/Invisible_Ledger_Thesis_Proposal_FINAL_2026-09-14.docx
+++ b/papers/current/Invisible_Ledger_Thesis_Proposal_FINAL_2026-09-14.docx
@@ -660,14 +660,14 @@
         <w:tblStyle w:val="TableGrid"/>
         <w:tblW w:type="auto" w:w="0"/>
         <w:jc w:val="center"/>
-        <w:tblLayout w:type="autofit"/>
+        <w:tblLayout w:type="fixed"/>
         <w:tblLook w:firstColumn="1" w:firstRow="1" w:lastColumn="0" w:lastRow="0" w:noHBand="0" w:noVBand="1" w:val="04A0"/>
       </w:tblPr>
       <w:tblGrid>
-        <w:gridCol w:w="2409"/>
-        <w:gridCol w:w="2409"/>
-        <w:gridCol w:w="2409"/>
-        <w:gridCol w:w="2409"/>
+        <w:gridCol w:w="3400"/>
+        <w:gridCol w:w="2900"/>
+        <w:gridCol w:w="1050"/>
+        <w:gridCol w:w="1381"/>
       </w:tblGrid>
       <w:tr>
         <w:trPr>
@@ -676,7 +676,7 @@
         </w:trPr>
         <w:tc>
           <w:tcPr>
-            <w:tcW w:type="dxa" w:w="2835"/>
+            <w:tcW w:type="dxa" w:w="3400"/>
             <w:vAlign w:val="center"/>
             <w:tcMar>
               <w:top w:w="55" w:type="dxa"/>
@@ -710,7 +710,7 @@
         </w:tc>
         <w:tc>
           <w:tcPr>
-            <w:tcW w:type="dxa" w:w="3231"/>
+            <w:tcW w:type="dxa" w:w="2900"/>
             <w:vAlign w:val="center"/>
             <w:tcMar>
               <w:top w:w="55" w:type="dxa"/>
@@ -744,7 +744,7 @@
         </w:tc>
         <w:tc>
           <w:tcPr>
-            <w:tcW w:type="dxa" w:w="1361"/>
+            <w:tcW w:type="dxa" w:w="1050"/>
             <w:vAlign w:val="center"/>
             <w:tcMar>
               <w:top w:w="55" w:type="dxa"/>
@@ -765,20 +765,13 @@
                 <w:b/>
                 <w:sz w:val="21"/>
               </w:rPr>
-            </w:r>
-            <w:r>
-              <w:rPr>
-                <w:rFonts w:ascii="Times New Roman" w:hAnsi="Times New Roman" w:cs="Times New Roman" w:eastAsia="Times New Roman"/>
-                <w:b/>
-                <w:sz w:val="21"/>
-              </w:rPr>
-              <w:t>Retained levels</w:t>
+              <w:t>Levels</w:t>
             </w:r>
           </w:p>
         </w:tc>
         <w:tc>
           <w:tcPr>
-            <w:tcW w:type="dxa" w:w="1191"/>
+            <w:tcW w:type="dxa" w:w="1381"/>
             <w:vAlign w:val="center"/>
             <w:tcMar>
               <w:top w:w="55" w:type="dxa"/>
@@ -817,7 +810,7 @@
         </w:trPr>
         <w:tc>
           <w:tcPr>
-            <w:tcW w:type="dxa" w:w="2835"/>
+            <w:tcW w:type="dxa" w:w="3400"/>
             <w:vAlign w:val="center"/>
             <w:tcMar>
               <w:top w:w="55" w:type="dxa"/>
@@ -837,20 +830,13 @@
                 <w:rFonts w:ascii="Times New Roman" w:hAnsi="Times New Roman" w:cs="Times New Roman" w:eastAsia="Times New Roman"/>
                 <w:sz w:val="21"/>
               </w:rPr>
-            </w:r>
-            <w:r>
-              <w:rPr>
-                <w:rFonts w:ascii="Times New Roman" w:hAnsi="Times New Roman" w:cs="Times New Roman" w:eastAsia="Times New Roman"/>
-                <w:i w:val="0"/>
-                <w:sz w:val="21"/>
-              </w:rPr>
-              <w:t>Direct Indonesia-aligned segment</w:t>
+              <w:t>Direct Indonesia-aligned</w:t>
             </w:r>
           </w:p>
         </w:tc>
         <w:tc>
           <w:tcPr>
-            <w:tcW w:type="dxa" w:w="3231"/>
+            <w:tcW w:type="dxa" w:w="2900"/>
             <w:vAlign w:val="center"/>
             <w:tcMar>
               <w:top w:w="55" w:type="dxa"/>
@@ -883,7 +869,7 @@
         </w:tc>
         <w:tc>
           <w:tcPr>
-            <w:tcW w:type="dxa" w:w="1361"/>
+            <w:tcW w:type="dxa" w:w="1050"/>
             <w:vAlign w:val="center"/>
             <w:tcMar>
               <w:top w:w="55" w:type="dxa"/>
@@ -916,7 +902,7 @@
         </w:tc>
         <w:tc>
           <w:tcPr>
-            <w:tcW w:type="dxa" w:w="1191"/>
+            <w:tcW w:type="dxa" w:w="1381"/>
             <w:vAlign w:val="center"/>
             <w:tcMar>
               <w:top w:w="55" w:type="dxa"/>
@@ -954,7 +940,7 @@
         </w:trPr>
         <w:tc>
           <w:tcPr>
-            <w:tcW w:type="dxa" w:w="2835"/>
+            <w:tcW w:type="dxa" w:w="3400"/>
             <w:vAlign w:val="center"/>
             <w:tcMar>
               <w:top w:w="55" w:type="dxa"/>
@@ -987,7 +973,7 @@
         </w:tc>
         <w:tc>
           <w:tcPr>
-            <w:tcW w:type="dxa" w:w="3231"/>
+            <w:tcW w:type="dxa" w:w="2900"/>
             <w:vAlign w:val="center"/>
             <w:tcMar>
               <w:top w:w="55" w:type="dxa"/>
@@ -1007,20 +993,13 @@
                 <w:rFonts w:ascii="Times New Roman" w:hAnsi="Times New Roman" w:cs="Times New Roman" w:eastAsia="Times New Roman"/>
                 <w:sz w:val="21"/>
               </w:rPr>
-            </w:r>
-            <w:r>
-              <w:rPr>
-                <w:rFonts w:ascii="Times New Roman" w:hAnsi="Times New Roman" w:cs="Times New Roman" w:eastAsia="Times New Roman"/>
-                <w:i w:val="0"/>
-                <w:sz w:val="21"/>
-              </w:rPr>
-              <w:t>Blibli 3P Retail; Bukalapak Group</w:t>
+              <w:t>Blibli 3P; Bukalapak Group</w:t>
             </w:r>
           </w:p>
         </w:tc>
         <w:tc>
           <w:tcPr>
-            <w:tcW w:type="dxa" w:w="1361"/>
+            <w:tcW w:type="dxa" w:w="1050"/>
             <w:vAlign w:val="center"/>
             <w:tcMar>
               <w:top w:w="55" w:type="dxa"/>
@@ -1053,7 +1032,7 @@
         </w:tc>
         <w:tc>
           <w:tcPr>
-            <w:tcW w:type="dxa" w:w="1191"/>
+            <w:tcW w:type="dxa" w:w="1381"/>
             <w:vAlign w:val="center"/>
             <w:tcMar>
               <w:top w:w="55" w:type="dxa"/>
@@ -1091,7 +1070,7 @@
         </w:trPr>
         <w:tc>
           <w:tcPr>
-            <w:tcW w:type="dxa" w:w="2835"/>
+            <w:tcW w:type="dxa" w:w="3400"/>
             <w:vAlign w:val="center"/>
             <w:tcMar>
               <w:top w:w="55" w:type="dxa"/>
@@ -1111,20 +1090,13 @@
                 <w:rFonts w:ascii="Times New Roman" w:hAnsi="Times New Roman" w:cs="Times New Roman" w:eastAsia="Times New Roman"/>
                 <w:sz w:val="21"/>
               </w:rPr>
-            </w:r>
-            <w:r>
-              <w:rPr>
-                <w:rFonts w:ascii="Times New Roman" w:hAnsi="Times New Roman" w:cs="Times New Roman" w:eastAsia="Times New Roman"/>
-                <w:i w:val="0"/>
-                <w:sz w:val="21"/>
-              </w:rPr>
-              <w:t>Conditional country reconstruction</w:t>
+              <w:t>Conditional reconstruction</w:t>
             </w:r>
           </w:p>
         </w:tc>
         <w:tc>
           <w:tcPr>
-            <w:tcW w:type="dxa" w:w="3231"/>
+            <w:tcW w:type="dxa" w:w="2900"/>
             <w:vAlign w:val="center"/>
             <w:tcMar>
               <w:top w:w="55" w:type="dxa"/>
@@ -1144,20 +1116,13 @@
                 <w:rFonts w:ascii="Times New Roman" w:hAnsi="Times New Roman" w:cs="Times New Roman" w:eastAsia="Times New Roman"/>
                 <w:sz w:val="21"/>
               </w:rPr>
-            </w:r>
-            <w:r>
-              <w:rPr>
-                <w:rFonts w:ascii="Times New Roman" w:hAnsi="Times New Roman" w:cs="Times New Roman" w:eastAsia="Times New Roman"/>
-                <w:i w:val="0"/>
-                <w:sz w:val="21"/>
-              </w:rPr>
-              <w:t>Grab Indonesia; Shopee Indonesia</w:t>
+              <w:t>Grab; Shopee Indonesia</w:t>
             </w:r>
           </w:p>
         </w:tc>
         <w:tc>
           <w:tcPr>
-            <w:tcW w:type="dxa" w:w="1361"/>
+            <w:tcW w:type="dxa" w:w="1050"/>
             <w:vAlign w:val="center"/>
             <w:tcMar>
               <w:top w:w="55" w:type="dxa"/>
@@ -1190,7 +1155,7 @@
         </w:tc>
         <w:tc>
           <w:tcPr>
-            <w:tcW w:type="dxa" w:w="1191"/>
+            <w:tcW w:type="dxa" w:w="1381"/>
             <w:vAlign w:val="center"/>
             <w:tcMar>
               <w:top w:w="55" w:type="dxa"/>
@@ -1228,7 +1193,7 @@
         </w:trPr>
         <w:tc>
           <w:tcPr>
-            <w:tcW w:type="dxa" w:w="2835"/>
+            <w:tcW w:type="dxa" w:w="3400"/>
             <w:vAlign w:val="center"/>
             <w:tcMar>
               <w:top w:w="55" w:type="dxa"/>
@@ -1247,20 +1212,13 @@
                 <w:rFonts w:ascii="Times New Roman" w:hAnsi="Times New Roman" w:cs="Times New Roman" w:eastAsia="Times New Roman"/>
                 <w:sz w:val="21"/>
               </w:rPr>
-            </w:r>
-            <w:r>
-              <w:rPr>
-                <w:rFonts w:ascii="Times New Roman" w:hAnsi="Times New Roman" w:cs="Times New Roman" w:eastAsia="Times New Roman"/>
-                <w:i w:val="0"/>
-                <w:sz w:val="21"/>
-              </w:rPr>
-              <w:t>All tiers, inventory diagnostic</w:t>
+              <w:t>All tiers (diagnostic)</w:t>
             </w:r>
           </w:p>
         </w:tc>
         <w:tc>
           <w:tcPr>
-            <w:tcW w:type="dxa" w:w="3231"/>
+            <w:tcW w:type="dxa" w:w="2900"/>
             <w:vAlign w:val="center"/>
             <w:tcMar>
               <w:top w:w="55" w:type="dxa"/>
@@ -1292,7 +1250,7 @@
         </w:tc>
         <w:tc>
           <w:tcPr>
-            <w:tcW w:type="dxa" w:w="1361"/>
+            <w:tcW w:type="dxa" w:w="1050"/>
             <w:vAlign w:val="center"/>
             <w:tcMar>
               <w:top w:w="55" w:type="dxa"/>
@@ -1324,7 +1282,7 @@
         </w:tc>
         <w:tc>
           <w:tcPr>
-            <w:tcW w:type="dxa" w:w="1191"/>
+            <w:tcW w:type="dxa" w:w="1381"/>
             <w:vAlign w:val="center"/>
             <w:tcMar>
               <w:top w:w="55" w:type="dxa"/>
@@ -1541,12 +1499,12 @@
         <w:tblLook w:firstColumn="1" w:firstRow="1" w:lastColumn="0" w:lastRow="0" w:noHBand="0" w:noVBand="1" w:val="04A0"/>
       </w:tblPr>
       <w:tblGrid>
-        <w:gridCol w:w="2040"/>
-        <w:gridCol w:w="1080"/>
-        <w:gridCol w:w="960"/>
-        <w:gridCol w:w="1140"/>
-        <w:gridCol w:w="1080"/>
-        <w:gridCol w:w="2440"/>
+        <w:gridCol w:w="1950"/>
+        <w:gridCol w:w="1000"/>
+        <w:gridCol w:w="950"/>
+        <w:gridCol w:w="1100"/>
+        <w:gridCol w:w="1050"/>
+        <w:gridCol w:w="2681"/>
       </w:tblGrid>
       <w:tr>
         <w:trPr>
@@ -1555,7 +1513,7 @@
         </w:trPr>
         <w:tc>
           <w:tcPr>
-            <w:tcW w:type="dxa" w:w="2040"/>
+            <w:tcW w:type="dxa" w:w="1950"/>
             <w:vAlign w:val="center"/>
             <w:tcMar>
               <w:top w:w="55" w:type="dxa"/>
@@ -1589,7 +1547,7 @@
         </w:tc>
         <w:tc>
           <w:tcPr>
-            <w:tcW w:type="dxa" w:w="1080"/>
+            <w:tcW w:type="dxa" w:w="1000"/>
             <w:vAlign w:val="center"/>
             <w:tcMar>
               <w:top w:w="55" w:type="dxa"/>
@@ -1623,7 +1581,7 @@
         </w:tc>
         <w:tc>
           <w:tcPr>
-            <w:tcW w:type="dxa" w:w="960"/>
+            <w:tcW w:type="dxa" w:w="950"/>
             <w:vAlign w:val="center"/>
             <w:tcMar>
               <w:top w:w="55" w:type="dxa"/>
@@ -1657,7 +1615,7 @@
         </w:tc>
         <w:tc>
           <w:tcPr>
-            <w:tcW w:type="dxa" w:w="1140"/>
+            <w:tcW w:type="dxa" w:w="1100"/>
             <w:vAlign w:val="center"/>
             <w:tcMar>
               <w:top w:w="55" w:type="dxa"/>
@@ -1691,7 +1649,7 @@
         </w:tc>
         <w:tc>
           <w:tcPr>
-            <w:tcW w:type="dxa" w:w="1080"/>
+            <w:tcW w:type="dxa" w:w="1050"/>
             <w:vAlign w:val="center"/>
             <w:tcMar>
               <w:top w:w="55" w:type="dxa"/>
@@ -1725,7 +1683,7 @@
         </w:tc>
         <w:tc>
           <w:tcPr>
-            <w:tcW w:type="dxa" w:w="2440"/>
+            <w:tcW w:type="dxa" w:w="2681"/>
             <w:vAlign w:val="center"/>
             <w:tcMar>
               <w:top w:w="55" w:type="dxa"/>
@@ -1764,7 +1722,7 @@
         </w:trPr>
         <w:tc>
           <w:tcPr>
-            <w:tcW w:type="dxa" w:w="2040"/>
+            <w:tcW w:type="dxa" w:w="1950"/>
             <w:vAlign w:val="center"/>
             <w:tcMar>
               <w:top w:w="55" w:type="dxa"/>
@@ -1797,7 +1755,7 @@
         </w:tc>
         <w:tc>
           <w:tcPr>
-            <w:tcW w:type="dxa" w:w="1080"/>
+            <w:tcW w:type="dxa" w:w="1000"/>
             <w:vAlign w:val="center"/>
             <w:tcMar>
               <w:top w:w="55" w:type="dxa"/>
@@ -1830,7 +1788,7 @@
         </w:tc>
         <w:tc>
           <w:tcPr>
-            <w:tcW w:type="dxa" w:w="960"/>
+            <w:tcW w:type="dxa" w:w="950"/>
             <w:vAlign w:val="center"/>
             <w:tcMar>
               <w:top w:w="55" w:type="dxa"/>
@@ -1863,7 +1821,7 @@
         </w:tc>
         <w:tc>
           <w:tcPr>
-            <w:tcW w:type="dxa" w:w="1140"/>
+            <w:tcW w:type="dxa" w:w="1100"/>
             <w:vAlign w:val="center"/>
             <w:tcMar>
               <w:top w:w="55" w:type="dxa"/>
@@ -1896,7 +1854,7 @@
         </w:tc>
         <w:tc>
           <w:tcPr>
-            <w:tcW w:type="dxa" w:w="1080"/>
+            <w:tcW w:type="dxa" w:w="1050"/>
             <w:vAlign w:val="center"/>
             <w:tcMar>
               <w:top w:w="55" w:type="dxa"/>
@@ -1929,7 +1887,7 @@
         </w:tc>
         <w:tc>
           <w:tcPr>
-            <w:tcW w:type="dxa" w:w="2440"/>
+            <w:tcW w:type="dxa" w:w="2681"/>
             <w:vAlign w:val="center"/>
             <w:tcMar>
               <w:top w:w="55" w:type="dxa"/>
@@ -1967,7 +1925,7 @@
         </w:trPr>
         <w:tc>
           <w:tcPr>
-            <w:tcW w:type="dxa" w:w="2040"/>
+            <w:tcW w:type="dxa" w:w="1950"/>
             <w:vAlign w:val="center"/>
             <w:tcMar>
               <w:top w:w="55" w:type="dxa"/>
@@ -1987,20 +1945,13 @@
                 <w:rFonts w:ascii="Times New Roman" w:hAnsi="Times New Roman" w:cs="Times New Roman" w:eastAsia="Times New Roman"/>
                 <w:sz w:val="21"/>
               </w:rPr>
-            </w:r>
-            <w:r>
-              <w:rPr>
-                <w:rFonts w:ascii="Times New Roman" w:hAnsi="Times New Roman" w:cs="Times New Roman" w:eastAsia="Times New Roman"/>
-                <w:i w:val="0"/>
-                <w:sz w:val="21"/>
-              </w:rPr>
-              <w:t>Tokopedia e-commerce</w:t>
+              <w:t>Tokopedia</w:t>
             </w:r>
           </w:p>
         </w:tc>
         <w:tc>
           <w:tcPr>
-            <w:tcW w:type="dxa" w:w="1080"/>
+            <w:tcW w:type="dxa" w:w="1000"/>
             <w:vAlign w:val="center"/>
             <w:tcMar>
               <w:top w:w="55" w:type="dxa"/>
@@ -2033,7 +1984,7 @@
         </w:tc>
         <w:tc>
           <w:tcPr>
-            <w:tcW w:type="dxa" w:w="960"/>
+            <w:tcW w:type="dxa" w:w="950"/>
             <w:vAlign w:val="center"/>
             <w:tcMar>
               <w:top w:w="55" w:type="dxa"/>
@@ -2066,7 +2017,7 @@
         </w:tc>
         <w:tc>
           <w:tcPr>
-            <w:tcW w:type="dxa" w:w="1140"/>
+            <w:tcW w:type="dxa" w:w="1100"/>
             <w:vAlign w:val="center"/>
             <w:tcMar>
               <w:top w:w="55" w:type="dxa"/>
@@ -2099,7 +2050,7 @@
         </w:tc>
         <w:tc>
           <w:tcPr>
-            <w:tcW w:type="dxa" w:w="1080"/>
+            <w:tcW w:type="dxa" w:w="1050"/>
             <w:vAlign w:val="center"/>
             <w:tcMar>
               <w:top w:w="55" w:type="dxa"/>
@@ -2132,7 +2083,7 @@
         </w:tc>
         <w:tc>
           <w:tcPr>
-            <w:tcW w:type="dxa" w:w="2440"/>
+            <w:tcW w:type="dxa" w:w="2681"/>
             <w:vAlign w:val="center"/>
             <w:tcMar>
               <w:top w:w="55" w:type="dxa"/>
@@ -2170,7 +2121,7 @@
         </w:trPr>
         <w:tc>
           <w:tcPr>
-            <w:tcW w:type="dxa" w:w="2040"/>
+            <w:tcW w:type="dxa" w:w="1950"/>
             <w:vAlign w:val="center"/>
             <w:tcMar>
               <w:top w:w="55" w:type="dxa"/>
@@ -2203,7 +2154,7 @@
         </w:tc>
         <w:tc>
           <w:tcPr>
-            <w:tcW w:type="dxa" w:w="1080"/>
+            <w:tcW w:type="dxa" w:w="1000"/>
             <w:vAlign w:val="center"/>
             <w:tcMar>
               <w:top w:w="55" w:type="dxa"/>
@@ -2236,7 +2187,7 @@
         </w:tc>
         <w:tc>
           <w:tcPr>
-            <w:tcW w:type="dxa" w:w="960"/>
+            <w:tcW w:type="dxa" w:w="950"/>
             <w:vAlign w:val="center"/>
             <w:tcMar>
               <w:top w:w="55" w:type="dxa"/>
@@ -2269,7 +2220,7 @@
         </w:tc>
         <w:tc>
           <w:tcPr>
-            <w:tcW w:type="dxa" w:w="1140"/>
+            <w:tcW w:type="dxa" w:w="1100"/>
             <w:vAlign w:val="center"/>
             <w:tcMar>
               <w:top w:w="55" w:type="dxa"/>
@@ -2302,7 +2253,7 @@
         </w:tc>
         <w:tc>
           <w:tcPr>
-            <w:tcW w:type="dxa" w:w="1080"/>
+            <w:tcW w:type="dxa" w:w="1050"/>
             <w:vAlign w:val="center"/>
             <w:tcMar>
               <w:top w:w="55" w:type="dxa"/>
@@ -2335,7 +2286,7 @@
         </w:tc>
         <w:tc>
           <w:tcPr>
-            <w:tcW w:type="dxa" w:w="2440"/>
+            <w:tcW w:type="dxa" w:w="2681"/>
             <w:vAlign w:val="center"/>
             <w:tcMar>
               <w:top w:w="55" w:type="dxa"/>
@@ -2373,7 +2324,7 @@
         </w:trPr>
         <w:tc>
           <w:tcPr>
-            <w:tcW w:type="dxa" w:w="2040"/>
+            <w:tcW w:type="dxa" w:w="1950"/>
             <w:vAlign w:val="center"/>
             <w:tcMar>
               <w:top w:w="55" w:type="dxa"/>
@@ -2405,7 +2356,7 @@
         </w:tc>
         <w:tc>
           <w:tcPr>
-            <w:tcW w:type="dxa" w:w="1080"/>
+            <w:tcW w:type="dxa" w:w="1000"/>
             <w:vAlign w:val="center"/>
             <w:tcMar>
               <w:top w:w="55" w:type="dxa"/>
@@ -2437,7 +2388,7 @@
         </w:tc>
         <w:tc>
           <w:tcPr>
-            <w:tcW w:type="dxa" w:w="960"/>
+            <w:tcW w:type="dxa" w:w="950"/>
             <w:vAlign w:val="center"/>
             <w:tcMar>
               <w:top w:w="55" w:type="dxa"/>
@@ -2469,7 +2420,7 @@
         </w:tc>
         <w:tc>
           <w:tcPr>
-            <w:tcW w:type="dxa" w:w="1140"/>
+            <w:tcW w:type="dxa" w:w="1100"/>
             <w:vAlign w:val="center"/>
             <w:tcMar>
               <w:top w:w="55" w:type="dxa"/>
@@ -2501,7 +2452,7 @@
         </w:tc>
         <w:tc>
           <w:tcPr>
-            <w:tcW w:type="dxa" w:w="1080"/>
+            <w:tcW w:type="dxa" w:w="1050"/>
             <w:vAlign w:val="center"/>
             <w:tcMar>
               <w:top w:w="55" w:type="dxa"/>
@@ -2533,7 +2484,7 @@
         </w:tc>
         <w:tc>
           <w:tcPr>
-            <w:tcW w:type="dxa" w:w="2440"/>
+            <w:tcW w:type="dxa" w:w="2681"/>
             <w:vAlign w:val="center"/>
             <w:tcMar>
               <w:top w:w="55" w:type="dxa"/>
@@ -3520,12 +3471,12 @@
         <w:tblStyle w:val="TableGrid"/>
         <w:tblW w:type="auto" w:w="0"/>
         <w:jc w:val="center"/>
-        <w:tblLayout w:type="autofit"/>
+        <w:tblLayout w:type="fixed"/>
         <w:tblLook w:firstColumn="1" w:firstRow="1" w:lastColumn="0" w:lastRow="0" w:noHBand="0" w:noVBand="1" w:val="04A0"/>
       </w:tblPr>
       <w:tblGrid>
-        <w:gridCol w:w="4819"/>
-        <w:gridCol w:w="4819"/>
+        <w:gridCol w:w="4300"/>
+        <w:gridCol w:w="4431"/>
       </w:tblGrid>
       <w:tr>
         <w:trPr>
@@ -3534,7 +3485,7 @@
         </w:trPr>
         <w:tc>
           <w:tcPr>
-            <w:tcW w:type="dxa" w:w="4819"/>
+            <w:tcW w:type="dxa" w:w="4300"/>
             <w:vAlign w:val="center"/>
             <w:tcMar>
               <w:top w:w="55" w:type="dxa"/>
@@ -3568,7 +3519,7 @@
         </w:tc>
         <w:tc>
           <w:tcPr>
-            <w:tcW w:type="dxa" w:w="4819"/>
+            <w:tcW w:type="dxa" w:w="4431"/>
             <w:vAlign w:val="center"/>
             <w:tcMar>
               <w:top w:w="55" w:type="dxa"/>
@@ -3607,7 +3558,7 @@
         </w:trPr>
         <w:tc>
           <w:tcPr>
-            <w:tcW w:type="dxa" w:w="4819"/>
+            <w:tcW w:type="dxa" w:w="4300"/>
             <w:vAlign w:val="center"/>
             <w:tcMar>
               <w:top w:w="55" w:type="dxa"/>
@@ -3639,7 +3590,7 @@
         </w:tc>
         <w:tc>
           <w:tcPr>
-            <w:tcW w:type="dxa" w:w="4819"/>
+            <w:tcW w:type="dxa" w:w="4431"/>
             <w:vAlign w:val="center"/>
             <w:tcMar>
               <w:top w:w="55" w:type="dxa"/>
@@ -3676,7 +3627,7 @@
         </w:trPr>
         <w:tc>
           <w:tcPr>
-            <w:tcW w:type="dxa" w:w="4819"/>
+            <w:tcW w:type="dxa" w:w="4300"/>
             <w:vAlign w:val="center"/>
             <w:tcMar>
               <w:top w:w="55" w:type="dxa"/>
@@ -3708,7 +3659,7 @@
         </w:tc>
         <w:tc>
           <w:tcPr>
-            <w:tcW w:type="dxa" w:w="4819"/>
+            <w:tcW w:type="dxa" w:w="4431"/>
             <w:vAlign w:val="center"/>
             <w:tcMar>
               <w:top w:w="55" w:type="dxa"/>
@@ -3745,7 +3696,7 @@
         </w:trPr>
         <w:tc>
           <w:tcPr>
-            <w:tcW w:type="dxa" w:w="4819"/>
+            <w:tcW w:type="dxa" w:w="4300"/>
             <w:vAlign w:val="center"/>
             <w:tcMar>
               <w:top w:w="55" w:type="dxa"/>
@@ -3777,7 +3728,7 @@
         </w:tc>
         <w:tc>
           <w:tcPr>
-            <w:tcW w:type="dxa" w:w="4819"/>
+            <w:tcW w:type="dxa" w:w="4431"/>
             <w:vAlign w:val="center"/>
             <w:tcMar>
               <w:top w:w="55" w:type="dxa"/>
@@ -3814,7 +3765,7 @@
         </w:trPr>
         <w:tc>
           <w:tcPr>
-            <w:tcW w:type="dxa" w:w="4819"/>
+            <w:tcW w:type="dxa" w:w="4300"/>
             <w:vAlign w:val="center"/>
             <w:tcMar>
               <w:top w:w="55" w:type="dxa"/>
@@ -3845,7 +3796,7 @@
         </w:tc>
         <w:tc>
           <w:tcPr>
-            <w:tcW w:type="dxa" w:w="4819"/>
+            <w:tcW w:type="dxa" w:w="4431"/>
             <w:vAlign w:val="center"/>
             <w:tcMar>
               <w:top w:w="55" w:type="dxa"/>
@@ -3954,16 +3905,17 @@
         <w:tblStyle w:val="TableGrid"/>
         <w:tblW w:type="auto" w:w="0"/>
         <w:jc w:val="center"/>
+        <w:tblLayout w:type="fixed"/>
         <w:tblLook w:firstColumn="1" w:firstRow="1" w:lastColumn="0" w:lastRow="0" w:noHBand="0" w:noVBand="1" w:val="04A0"/>
       </w:tblPr>
       <w:tblGrid>
-        <w:gridCol w:w="4772"/>
-        <w:gridCol w:w="4772"/>
+        <w:gridCol w:w="2000"/>
+        <w:gridCol w:w="6731"/>
       </w:tblGrid>
       <w:tr>
         <w:tc>
           <w:tcPr>
-            <w:tcW w:type="dxa" w:w="4772"/>
+            <w:tcW w:type="dxa" w:w="2000"/>
           </w:tcPr>
           <w:p>
             <w:pPr>
@@ -3982,7 +3934,7 @@
         </w:tc>
         <w:tc>
           <w:tcPr>
-            <w:tcW w:type="dxa" w:w="4772"/>
+            <w:tcW w:type="dxa" w:w="6731"/>
           </w:tcPr>
           <w:p>
             <w:pPr>
@@ -4003,7 +3955,7 @@
       <w:tr>
         <w:tc>
           <w:tcPr>
-            <w:tcW w:type="dxa" w:w="4772"/>
+            <w:tcW w:type="dxa" w:w="2000"/>
           </w:tcPr>
           <w:p>
             <w:pPr>
@@ -4021,7 +3973,7 @@
         </w:tc>
         <w:tc>
           <w:tcPr>
-            <w:tcW w:type="dxa" w:w="4772"/>
+            <w:tcW w:type="dxa" w:w="6731"/>
           </w:tcPr>
           <w:p>
             <w:pPr>
@@ -4041,7 +3993,7 @@
       <w:tr>
         <w:tc>
           <w:tcPr>
-            <w:tcW w:type="dxa" w:w="4772"/>
+            <w:tcW w:type="dxa" w:w="2000"/>
           </w:tcPr>
           <w:p>
             <w:pPr>
@@ -4059,7 +4011,7 @@
         </w:tc>
         <w:tc>
           <w:tcPr>
-            <w:tcW w:type="dxa" w:w="4772"/>
+            <w:tcW w:type="dxa" w:w="6731"/>
           </w:tcPr>
           <w:p>
             <w:pPr>
@@ -4079,7 +4031,7 @@
       <w:tr>
         <w:tc>
           <w:tcPr>
-            <w:tcW w:type="dxa" w:w="4772"/>
+            <w:tcW w:type="dxa" w:w="2000"/>
           </w:tcPr>
           <w:p>
             <w:pPr>
@@ -4097,7 +4049,7 @@
         </w:tc>
         <w:tc>
           <w:tcPr>
-            <w:tcW w:type="dxa" w:w="4772"/>
+            <w:tcW w:type="dxa" w:w="6731"/>
           </w:tcPr>
           <w:p>
             <w:pPr>
@@ -4180,14 +4132,14 @@
         <w:tblStyle w:val="TableGrid"/>
         <w:tblW w:type="auto" w:w="0"/>
         <w:jc w:val="center"/>
-        <w:tblLayout w:type="autofit"/>
+        <w:tblLayout w:type="fixed"/>
         <w:tblLook w:firstColumn="1" w:firstRow="1" w:lastColumn="0" w:lastRow="0" w:noHBand="0" w:noVBand="1" w:val="04A0"/>
       </w:tblPr>
       <w:tblGrid>
-        <w:gridCol w:w="2409"/>
-        <w:gridCol w:w="2409"/>
-        <w:gridCol w:w="2409"/>
-        <w:gridCol w:w="2409"/>
+        <w:gridCol w:w="2050"/>
+        <w:gridCol w:w="1900"/>
+        <w:gridCol w:w="2400"/>
+        <w:gridCol w:w="2381"/>
       </w:tblGrid>
       <w:tr>
         <w:trPr>
@@ -4196,7 +4148,7 @@
         </w:trPr>
         <w:tc>
           <w:tcPr>
-            <w:tcW w:type="dxa" w:w="2041"/>
+            <w:tcW w:type="dxa" w:w="2050"/>
             <w:vAlign w:val="center"/>
             <w:tcMar>
               <w:top w:w="55" w:type="dxa"/>
@@ -4229,7 +4181,7 @@
         </w:tc>
         <w:tc>
           <w:tcPr>
-            <w:tcW w:type="dxa" w:w="2154"/>
+            <w:tcW w:type="dxa" w:w="1900"/>
             <w:vAlign w:val="center"/>
             <w:tcMar>
               <w:top w:w="55" w:type="dxa"/>
@@ -4262,7 +4214,7 @@
         </w:tc>
         <w:tc>
           <w:tcPr>
-            <w:tcW w:type="dxa" w:w="2948"/>
+            <w:tcW w:type="dxa" w:w="2400"/>
             <w:vAlign w:val="center"/>
             <w:tcMar>
               <w:top w:w="55" w:type="dxa"/>
@@ -4333,7 +4285,7 @@
         </w:trPr>
         <w:tc>
           <w:tcPr>
-            <w:tcW w:type="dxa" w:w="2041"/>
+            <w:tcW w:type="dxa" w:w="2050"/>
             <w:vAlign w:val="center"/>
             <w:tcMar>
               <w:top w:w="55" w:type="dxa"/>
@@ -4365,7 +4317,7 @@
         </w:tc>
         <w:tc>
           <w:tcPr>
-            <w:tcW w:type="dxa" w:w="2154"/>
+            <w:tcW w:type="dxa" w:w="1900"/>
             <w:vAlign w:val="center"/>
             <w:tcMar>
               <w:top w:w="55" w:type="dxa"/>
@@ -4397,7 +4349,7 @@
         </w:tc>
         <w:tc>
           <w:tcPr>
-            <w:tcW w:type="dxa" w:w="2948"/>
+            <w:tcW w:type="dxa" w:w="2400"/>
             <w:vAlign w:val="center"/>
             <w:tcMar>
               <w:top w:w="55" w:type="dxa"/>
@@ -4466,7 +4418,7 @@
         </w:trPr>
         <w:tc>
           <w:tcPr>
-            <w:tcW w:type="dxa" w:w="2041"/>
+            <w:tcW w:type="dxa" w:w="2050"/>
             <w:vAlign w:val="center"/>
             <w:tcMar>
               <w:top w:w="55" w:type="dxa"/>
@@ -4498,7 +4450,7 @@
         </w:tc>
         <w:tc>
           <w:tcPr>
-            <w:tcW w:type="dxa" w:w="2154"/>
+            <w:tcW w:type="dxa" w:w="1900"/>
             <w:vAlign w:val="center"/>
             <w:tcMar>
               <w:top w:w="55" w:type="dxa"/>
@@ -4530,7 +4482,7 @@
         </w:tc>
         <w:tc>
           <w:tcPr>
-            <w:tcW w:type="dxa" w:w="2948"/>
+            <w:tcW w:type="dxa" w:w="2400"/>
             <w:vAlign w:val="center"/>
             <w:tcMar>
               <w:top w:w="55" w:type="dxa"/>
@@ -4599,7 +4551,7 @@
         </w:trPr>
         <w:tc>
           <w:tcPr>
-            <w:tcW w:type="dxa" w:w="2041"/>
+            <w:tcW w:type="dxa" w:w="2050"/>
             <w:vAlign w:val="center"/>
             <w:tcMar>
               <w:top w:w="55" w:type="dxa"/>
@@ -4631,7 +4583,7 @@
         </w:tc>
         <w:tc>
           <w:tcPr>
-            <w:tcW w:type="dxa" w:w="2154"/>
+            <w:tcW w:type="dxa" w:w="1900"/>
             <w:vAlign w:val="center"/>
             <w:tcMar>
               <w:top w:w="55" w:type="dxa"/>
@@ -4663,7 +4615,7 @@
         </w:tc>
         <w:tc>
           <w:tcPr>
-            <w:tcW w:type="dxa" w:w="2948"/>
+            <w:tcW w:type="dxa" w:w="2400"/>
             <w:vAlign w:val="center"/>
             <w:tcMar>
               <w:top w:w="55" w:type="dxa"/>
@@ -4732,7 +4684,7 @@
         </w:trPr>
         <w:tc>
           <w:tcPr>
-            <w:tcW w:type="dxa" w:w="2041"/>
+            <w:tcW w:type="dxa" w:w="2050"/>
             <w:vAlign w:val="center"/>
             <w:tcMar>
               <w:top w:w="55" w:type="dxa"/>
@@ -4764,7 +4716,7 @@
         </w:tc>
         <w:tc>
           <w:tcPr>
-            <w:tcW w:type="dxa" w:w="2154"/>
+            <w:tcW w:type="dxa" w:w="1900"/>
             <w:vAlign w:val="center"/>
             <w:tcMar>
               <w:top w:w="55" w:type="dxa"/>
@@ -4796,7 +4748,7 @@
         </w:tc>
         <w:tc>
           <w:tcPr>
-            <w:tcW w:type="dxa" w:w="2948"/>
+            <w:tcW w:type="dxa" w:w="2400"/>
             <w:vAlign w:val="center"/>
             <w:tcMar>
               <w:top w:w="55" w:type="dxa"/>
@@ -4865,7 +4817,7 @@
         </w:trPr>
         <w:tc>
           <w:tcPr>
-            <w:tcW w:type="dxa" w:w="2041"/>
+            <w:tcW w:type="dxa" w:w="2050"/>
             <w:vAlign w:val="center"/>
             <w:tcMar>
               <w:top w:w="55" w:type="dxa"/>
@@ -4897,7 +4849,7 @@
         </w:tc>
         <w:tc>
           <w:tcPr>
-            <w:tcW w:type="dxa" w:w="2154"/>
+            <w:tcW w:type="dxa" w:w="1900"/>
             <w:vAlign w:val="center"/>
             <w:tcMar>
               <w:top w:w="55" w:type="dxa"/>
@@ -4929,7 +4881,7 @@
         </w:tc>
         <w:tc>
           <w:tcPr>
-            <w:tcW w:type="dxa" w:w="2948"/>
+            <w:tcW w:type="dxa" w:w="2400"/>
             <w:vAlign w:val="center"/>
             <w:tcMar>
               <w:top w:w="55" w:type="dxa"/>
@@ -4998,7 +4950,7 @@
         </w:trPr>
         <w:tc>
           <w:tcPr>
-            <w:tcW w:type="dxa" w:w="2041"/>
+            <w:tcW w:type="dxa" w:w="2050"/>
             <w:vAlign w:val="center"/>
             <w:tcMar>
               <w:top w:w="55" w:type="dxa"/>
@@ -5030,7 +4982,7 @@
         </w:tc>
         <w:tc>
           <w:tcPr>
-            <w:tcW w:type="dxa" w:w="2154"/>
+            <w:tcW w:type="dxa" w:w="1900"/>
             <w:vAlign w:val="center"/>
             <w:tcMar>
               <w:top w:w="55" w:type="dxa"/>
@@ -5062,7 +5014,7 @@
         </w:tc>
         <w:tc>
           <w:tcPr>
-            <w:tcW w:type="dxa" w:w="2948"/>
+            <w:tcW w:type="dxa" w:w="2400"/>
             <w:vAlign w:val="center"/>
             <w:tcMar>
               <w:top w:w="55" w:type="dxa"/>
@@ -5131,7 +5083,7 @@
         </w:trPr>
         <w:tc>
           <w:tcPr>
-            <w:tcW w:type="dxa" w:w="2041"/>
+            <w:tcW w:type="dxa" w:w="2050"/>
             <w:vAlign w:val="center"/>
             <w:tcMar>
               <w:top w:w="55" w:type="dxa"/>
@@ -5163,7 +5115,7 @@
         </w:tc>
         <w:tc>
           <w:tcPr>
-            <w:tcW w:type="dxa" w:w="2154"/>
+            <w:tcW w:type="dxa" w:w="1900"/>
             <w:vAlign w:val="center"/>
             <w:tcMar>
               <w:top w:w="55" w:type="dxa"/>
@@ -5195,7 +5147,7 @@
         </w:tc>
         <w:tc>
           <w:tcPr>
-            <w:tcW w:type="dxa" w:w="2948"/>
+            <w:tcW w:type="dxa" w:w="2400"/>
             <w:vAlign w:val="center"/>
             <w:tcMar>
               <w:top w:w="55" w:type="dxa"/>

--- a/papers/current/Invisible_Ledger_Thesis_Proposal_FINAL_2026-09-14.docx
+++ b/papers/current/Invisible_Ledger_Thesis_Proposal_FINAL_2026-09-14.docx
@@ -8,7 +8,7 @@
       </w:pPr>
       <w:r>
         <w:rPr>
-          <w:rFonts w:ascii="Times New Roman" w:hAnsi="Times New Roman" w:cs="Times New Roman"/>
+          <w:rFonts w:ascii="Times New Roman" w:hAnsi="Times New Roman" w:cs="Times New Roman" w:eastAsia="Times New Roman"/>
           <w:b/>
           <w:sz w:val="24"/>
         </w:rPr>
@@ -23,7 +23,7 @@
       </w:pPr>
       <w:r>
         <w:rPr>
-          <w:rFonts w:ascii="Times New Roman" w:hAnsi="Times New Roman" w:cs="Times New Roman"/>
+          <w:rFonts w:ascii="Times New Roman" w:hAnsi="Times New Roman" w:cs="Times New Roman" w:eastAsia="Times New Roman"/>
           <w:sz w:val="24"/>
         </w:rPr>
         <w:t>管理學院財務金融暨會計碩士班</w:t>
@@ -38,7 +38,7 @@
       </w:pPr>
       <w:r>
         <w:rPr>
-          <w:rFonts w:ascii="Times New Roman" w:hAnsi="Times New Roman" w:cs="Times New Roman"/>
+          <w:rFonts w:ascii="Times New Roman" w:hAnsi="Times New Roman" w:cs="Times New Roman" w:eastAsia="Times New Roman"/>
           <w:b/>
           <w:sz w:val="24"/>
         </w:rPr>
@@ -54,7 +54,7 @@
       </w:pPr>
       <w:r>
         <w:rPr>
-          <w:rFonts w:ascii="Times New Roman" w:hAnsi="Times New Roman" w:cs="Times New Roman"/>
+          <w:rFonts w:ascii="Times New Roman" w:hAnsi="Times New Roman" w:cs="Times New Roman" w:eastAsia="Times New Roman"/>
           <w:b/>
           <w:sz w:val="24"/>
         </w:rPr>
@@ -67,7 +67,7 @@
       </w:pPr>
       <w:r>
         <w:rPr>
-          <w:rFonts w:ascii="Times New Roman" w:hAnsi="Times New Roman" w:cs="Times New Roman"/>
+          <w:rFonts w:ascii="Times New Roman" w:hAnsi="Times New Roman" w:cs="Times New Roman" w:eastAsia="Times New Roman"/>
           <w:b/>
           <w:sz w:val="24"/>
         </w:rPr>
@@ -82,7 +82,7 @@
       </w:pPr>
       <w:r>
         <w:rPr>
-          <w:rFonts w:ascii="Times New Roman" w:hAnsi="Times New Roman" w:cs="Times New Roman"/>
+          <w:rFonts w:ascii="Times New Roman" w:hAnsi="Times New Roman" w:cs="Times New Roman" w:eastAsia="Times New Roman"/>
           <w:sz w:val="24"/>
         </w:rPr>
         <w:t>研究生 / Student: 王新福 Christopher Ongko</w:t>
@@ -94,7 +94,7 @@
       </w:pPr>
       <w:r>
         <w:rPr>
-          <w:rFonts w:ascii="Times New Roman" w:hAnsi="Times New Roman" w:cs="Times New Roman"/>
+          <w:rFonts w:ascii="Times New Roman" w:hAnsi="Times New Roman" w:cs="Times New Roman" w:eastAsia="Times New Roman"/>
           <w:sz w:val="24"/>
         </w:rPr>
         <w:t>指導教授 / Advisor: 孔德蓉 De-Rong Kong</w:t>
@@ -107,7 +107,7 @@
       </w:pPr>
       <w:r>
         <w:rPr>
-          <w:rFonts w:ascii="Times New Roman" w:hAnsi="Times New Roman" w:cs="Times New Roman"/>
+          <w:rFonts w:ascii="Times New Roman" w:hAnsi="Times New Roman" w:cs="Times New Roman" w:eastAsia="Times New Roman"/>
           <w:sz w:val="24"/>
         </w:rPr>
         <w:t>中華民國 115 年 9 月</w:t>
@@ -128,7 +128,7 @@
       <w:pPr>
         <w:pStyle w:val="Heading1"/>
         <w:keepNext/>
-        <w:spacing w:before="200" w:after="100"/>
+        <w:spacing w:before="140" w:after="50"/>
         <w:jc w:val="left"/>
       </w:pPr>
       <w:r>
@@ -142,7 +142,7 @@
     </w:p>
     <w:p>
       <w:pPr>
-        <w:spacing w:line="254" w:lineRule="auto" w:after="60" w:before="0"/>
+        <w:spacing w:line="247" w:lineRule="auto" w:after="50" w:before="0"/>
         <w:jc w:val="both"/>
       </w:pPr>
       <w:r>
@@ -158,7 +158,7 @@
       <w:pPr>
         <w:pStyle w:val="Heading1"/>
         <w:keepNext/>
-        <w:spacing w:before="200" w:after="100"/>
+        <w:spacing w:before="140" w:after="50"/>
         <w:jc w:val="left"/>
       </w:pPr>
       <w:r>
@@ -172,7 +172,7 @@
     </w:p>
     <w:p>
       <w:pPr>
-        <w:spacing w:line="254" w:lineRule="auto" w:after="60" w:before="0"/>
+        <w:spacing w:line="247" w:lineRule="auto" w:after="50" w:before="0"/>
         <w:jc w:val="both"/>
       </w:pPr>
       <w:r>
@@ -186,7 +186,7 @@
     </w:p>
     <w:p>
       <w:pPr>
-        <w:spacing w:line="254" w:lineRule="auto" w:after="60" w:before="0"/>
+        <w:spacing w:line="247" w:lineRule="auto" w:after="50" w:before="0"/>
         <w:jc w:val="both"/>
       </w:pPr>
       <w:r>
@@ -200,7 +200,7 @@
     </w:p>
     <w:p>
       <w:pPr>
-        <w:spacing w:line="254" w:lineRule="auto" w:after="60" w:before="0"/>
+        <w:spacing w:line="247" w:lineRule="auto" w:after="50" w:before="0"/>
         <w:jc w:val="both"/>
       </w:pPr>
       <w:r>
@@ -214,7 +214,7 @@
     </w:p>
     <w:p>
       <w:pPr>
-        <w:spacing w:line="254" w:lineRule="auto" w:after="60" w:before="0"/>
+        <w:spacing w:line="247" w:lineRule="auto" w:after="50" w:before="0"/>
         <w:jc w:val="both"/>
       </w:pPr>
       <w:r>
@@ -230,7 +230,7 @@
       <w:pPr>
         <w:pStyle w:val="Heading2"/>
         <w:keepNext/>
-        <w:spacing w:before="140" w:after="60"/>
+        <w:spacing w:before="90" w:after="30"/>
         <w:jc w:val="left"/>
       </w:pPr>
       <w:r>
@@ -244,7 +244,7 @@
     </w:p>
     <w:p>
       <w:pPr>
-        <w:spacing w:line="254" w:lineRule="auto" w:after="60" w:before="0"/>
+        <w:spacing w:line="247" w:lineRule="auto" w:after="50" w:before="0"/>
         <w:jc w:val="both"/>
       </w:pPr>
       <w:r>
@@ -258,7 +258,7 @@
     </w:p>
     <w:p>
       <w:pPr>
-        <w:spacing w:before="60" w:after="120" w:line="240" w:lineRule="auto"/>
+        <w:spacing w:before="60" w:after="50" w:line="247" w:lineRule="auto"/>
         <w:jc w:val="center"/>
       </w:pPr>
       <w:r>
@@ -273,7 +273,7 @@
     </w:p>
     <w:p>
       <w:pPr>
-        <w:spacing w:line="254" w:lineRule="auto" w:after="60" w:before="0"/>
+        <w:spacing w:line="247" w:lineRule="auto" w:after="50" w:before="0"/>
         <w:jc w:val="both"/>
       </w:pPr>
       <w:r>
@@ -289,7 +289,7 @@
       <w:pPr>
         <w:pStyle w:val="Heading2"/>
         <w:keepNext/>
-        <w:spacing w:before="140" w:after="60"/>
+        <w:spacing w:before="90" w:after="30"/>
         <w:jc w:val="left"/>
       </w:pPr>
       <w:r>
@@ -303,7 +303,7 @@
     </w:p>
     <w:p>
       <w:pPr>
-        <w:spacing w:line="254" w:lineRule="auto" w:after="60" w:before="0"/>
+        <w:spacing w:line="247" w:lineRule="auto" w:after="50" w:before="0"/>
         <w:jc w:val="both"/>
       </w:pPr>
       <w:r>
@@ -317,7 +317,7 @@
     </w:p>
     <w:p>
       <w:pPr>
-        <w:spacing w:line="254" w:lineRule="auto" w:after="60" w:before="0"/>
+        <w:spacing w:line="247" w:lineRule="auto" w:after="50" w:before="0"/>
         <w:jc w:val="both"/>
       </w:pPr>
       <w:r>
@@ -331,7 +331,7 @@
     </w:p>
     <w:p>
       <w:pPr>
-        <w:spacing w:line="254" w:lineRule="auto" w:after="60" w:before="0"/>
+        <w:spacing w:line="247" w:lineRule="auto" w:after="50" w:before="0"/>
         <w:jc w:val="both"/>
       </w:pPr>
       <w:r>
@@ -347,7 +347,7 @@
       <w:pPr>
         <w:pStyle w:val="Heading2"/>
         <w:keepNext/>
-        <w:spacing w:before="140" w:after="60" w:line="276" w:lineRule="auto"/>
+        <w:spacing w:before="90" w:after="30" w:line="276" w:lineRule="auto"/>
         <w:jc w:val="left"/>
       </w:pPr>
       <w:r>
@@ -361,7 +361,7 @@
     </w:p>
     <w:p>
       <w:pPr>
-        <w:spacing w:before="0" w:after="60" w:line="254" w:lineRule="auto"/>
+        <w:spacing w:before="0" w:after="50" w:line="247" w:lineRule="auto"/>
         <w:jc w:val="both"/>
       </w:pPr>
       <w:r>
@@ -376,7 +376,7 @@
       <w:pPr>
         <w:pStyle w:val="Heading1"/>
         <w:keepNext/>
-        <w:spacing w:before="200" w:after="100"/>
+        <w:spacing w:before="140" w:after="50"/>
         <w:jc w:val="left"/>
       </w:pPr>
       <w:r>
@@ -392,7 +392,7 @@
       <w:pPr>
         <w:pStyle w:val="Heading2"/>
         <w:keepNext/>
-        <w:spacing w:before="140" w:after="60"/>
+        <w:spacing w:before="90" w:after="30"/>
         <w:jc w:val="left"/>
       </w:pPr>
       <w:r>
@@ -406,7 +406,7 @@
     </w:p>
     <w:p>
       <w:pPr>
-        <w:spacing w:line="254" w:lineRule="auto" w:after="60" w:before="0"/>
+        <w:spacing w:line="247" w:lineRule="auto" w:after="50" w:before="0"/>
         <w:jc w:val="both"/>
       </w:pPr>
       <w:r>
@@ -422,7 +422,7 @@
       <w:pPr>
         <w:pStyle w:val="Heading2"/>
         <w:keepNext/>
-        <w:spacing w:before="140" w:after="60"/>
+        <w:spacing w:before="90" w:after="30"/>
         <w:jc w:val="left"/>
       </w:pPr>
       <w:r>
@@ -436,7 +436,7 @@
     </w:p>
     <w:p>
       <w:pPr>
-        <w:spacing w:line="254" w:lineRule="auto" w:after="60" w:before="0"/>
+        <w:spacing w:line="247" w:lineRule="auto" w:after="50" w:before="0"/>
         <w:jc w:val="both"/>
       </w:pPr>
       <w:r>
@@ -450,7 +450,7 @@
     </w:p>
     <w:p>
       <w:pPr>
-        <w:spacing w:line="254" w:lineRule="auto" w:after="60" w:before="0"/>
+        <w:spacing w:line="247" w:lineRule="auto" w:after="50" w:before="0"/>
         <w:jc w:val="both"/>
       </w:pPr>
       <w:r>
@@ -466,7 +466,7 @@
       <w:pPr>
         <w:pStyle w:val="Heading2"/>
         <w:keepNext/>
-        <w:spacing w:before="140" w:after="60"/>
+        <w:spacing w:before="90" w:after="30"/>
         <w:jc w:val="left"/>
       </w:pPr>
       <w:r>
@@ -480,7 +480,7 @@
     </w:p>
     <w:p>
       <w:pPr>
-        <w:spacing w:line="254" w:lineRule="auto" w:after="60" w:before="0"/>
+        <w:spacing w:line="247" w:lineRule="auto" w:after="50" w:before="0"/>
         <w:jc w:val="both"/>
       </w:pPr>
       <w:r>
@@ -496,7 +496,7 @@
       <w:pPr>
         <w:pStyle w:val="Heading2"/>
         <w:keepNext/>
-        <w:spacing w:before="140" w:after="60"/>
+        <w:spacing w:before="90" w:after="30"/>
         <w:jc w:val="left"/>
       </w:pPr>
       <w:r>
@@ -510,7 +510,7 @@
     </w:p>
     <w:p>
       <w:pPr>
-        <w:spacing w:line="254" w:lineRule="auto" w:after="60" w:before="0"/>
+        <w:spacing w:line="247" w:lineRule="auto" w:after="50" w:before="0"/>
         <w:jc w:val="both"/>
       </w:pPr>
       <w:r>
@@ -526,7 +526,7 @@
       <w:pPr>
         <w:pStyle w:val="Heading1"/>
         <w:keepNext/>
-        <w:spacing w:before="200" w:after="100"/>
+        <w:spacing w:before="140" w:after="50"/>
         <w:jc w:val="left"/>
       </w:pPr>
       <w:r>
@@ -540,7 +540,7 @@
     </w:p>
     <w:p>
       <w:pPr>
-        <w:spacing w:line="254" w:lineRule="auto" w:after="60" w:before="0"/>
+        <w:spacing w:line="247" w:lineRule="auto" w:after="50" w:before="0"/>
         <w:jc w:val="both"/>
       </w:pPr>
       <w:r>
@@ -554,7 +554,7 @@
     </w:p>
     <w:p>
       <w:pPr>
-        <w:spacing w:before="60" w:after="120" w:line="240" w:lineRule="auto"/>
+        <w:spacing w:before="60" w:after="50" w:line="247" w:lineRule="auto"/>
         <w:jc w:val="center"/>
       </w:pPr>
       <w:r>
@@ -568,7 +568,7 @@
     </w:p>
     <w:p>
       <w:pPr>
-        <w:spacing w:line="254" w:lineRule="auto" w:after="60" w:before="0"/>
+        <w:spacing w:line="247" w:lineRule="auto" w:after="50" w:before="0"/>
         <w:jc w:val="both"/>
       </w:pPr>
       <w:r>
@@ -582,7 +582,7 @@
     </w:p>
     <w:p>
       <w:pPr>
-        <w:spacing w:line="254" w:lineRule="auto" w:after="60" w:before="0"/>
+        <w:spacing w:line="247" w:lineRule="auto" w:after="50" w:before="0"/>
         <w:jc w:val="both"/>
       </w:pPr>
       <w:r>
@@ -597,7 +597,7 @@
       <w:pPr>
         <w:pStyle w:val="Heading1"/>
         <w:keepNext/>
-        <w:spacing w:before="200" w:after="100"/>
+        <w:spacing w:before="140" w:after="50"/>
         <w:jc w:val="left"/>
       </w:pPr>
       <w:r>
@@ -613,7 +613,7 @@
       <w:pPr>
         <w:pStyle w:val="Heading2"/>
         <w:keepNext/>
-        <w:spacing w:before="140" w:after="60"/>
+        <w:spacing w:before="90" w:after="30"/>
         <w:jc w:val="left"/>
       </w:pPr>
       <w:r>
@@ -627,7 +627,7 @@
     </w:p>
     <w:p>
       <w:pPr>
-        <w:spacing w:line="254" w:lineRule="auto" w:after="60" w:before="0"/>
+        <w:spacing w:line="247" w:lineRule="auto" w:after="50" w:before="0"/>
         <w:jc w:val="both"/>
       </w:pPr>
       <w:r>
@@ -642,15 +642,15 @@
     <w:p>
       <w:pPr>
         <w:keepNext/>
-        <w:spacing w:line="240" w:lineRule="auto" w:after="40" w:before="120"/>
+        <w:spacing w:line="240" w:lineRule="auto" w:after="30" w:before="60"/>
         <w:jc w:val="left"/>
       </w:pPr>
       <w:r>
         <w:rPr>
           <w:rFonts w:ascii="Times New Roman" w:hAnsi="Times New Roman" w:cs="Times New Roman" w:eastAsia="Times New Roman"/>
           <w:b/>
-          <w:i w:val="0"/>
-          <w:sz w:val="18"/>
+          <w:i/>
+          <w:sz w:val="19"/>
         </w:rPr>
         <w:t>Table 1. Evidence tiers for Indonesian platform observations. Tiers differ in how directly each series maps to Indonesia; they are never pooled into a single monetary total.</w:t>
       </w:r>
@@ -664,10 +664,10 @@
         <w:tblLook w:firstColumn="1" w:firstRow="1" w:lastColumn="0" w:lastRow="0" w:noHBand="0" w:noVBand="1" w:val="04A0"/>
       </w:tblPr>
       <w:tblGrid>
-        <w:gridCol w:w="3400"/>
-        <w:gridCol w:w="2900"/>
-        <w:gridCol w:w="1050"/>
-        <w:gridCol w:w="1381"/>
+        <w:gridCol w:w="2835"/>
+        <w:gridCol w:w="3402"/>
+        <w:gridCol w:w="1655"/>
+        <w:gridCol w:w="1655"/>
       </w:tblGrid>
       <w:tr>
         <w:trPr>
@@ -676,13 +676,15 @@
         </w:trPr>
         <w:tc>
           <w:tcPr>
-            <w:tcW w:type="dxa" w:w="3400"/>
+            <w:tcW w:type="dxa" w:w="2835"/>
             <w:vAlign w:val="center"/>
             <w:tcMar>
-              <w:top w:w="55" w:type="dxa"/>
-              <w:bottom w:w="55" w:type="dxa"/>
-              <w:left w:w="70" w:type="dxa"/>
-              <w:right w:w="70" w:type="dxa"/>
+              <w:top w:w="45" w:type="dxa"/>
+              <w:bottom w:w="45" w:type="dxa"/>
+              <w:left w:w="35" w:type="dxa"/>
+              <w:right w:w="35" w:type="dxa"/>
+              <w:start w:w="38" w:type="dxa"/>
+              <w:end w:w="38" w:type="dxa"/>
             </w:tcMar>
           </w:tcPr>
           <w:p>
@@ -695,14 +697,14 @@
               <w:rPr>
                 <w:rFonts w:ascii="Times New Roman" w:hAnsi="Times New Roman" w:cs="Times New Roman" w:eastAsia="Times New Roman"/>
                 <w:b/>
-                <w:sz w:val="21"/>
+                <w:sz w:val="18"/>
               </w:rPr>
             </w:r>
             <w:r>
               <w:rPr>
                 <w:rFonts w:ascii="Times New Roman" w:hAnsi="Times New Roman" w:cs="Times New Roman" w:eastAsia="Times New Roman"/>
                 <w:b/>
-                <w:sz w:val="21"/>
+                <w:sz w:val="18"/>
               </w:rPr>
               <w:t>Evidence tier</w:t>
             </w:r>
@@ -710,13 +712,15 @@
         </w:tc>
         <w:tc>
           <w:tcPr>
-            <w:tcW w:type="dxa" w:w="2900"/>
+            <w:tcW w:type="dxa" w:w="3402"/>
             <w:vAlign w:val="center"/>
             <w:tcMar>
-              <w:top w:w="55" w:type="dxa"/>
-              <w:bottom w:w="55" w:type="dxa"/>
-              <w:left w:w="70" w:type="dxa"/>
-              <w:right w:w="70" w:type="dxa"/>
+              <w:top w:w="45" w:type="dxa"/>
+              <w:bottom w:w="45" w:type="dxa"/>
+              <w:left w:w="35" w:type="dxa"/>
+              <w:right w:w="35" w:type="dxa"/>
+              <w:start w:w="38" w:type="dxa"/>
+              <w:end w:w="38" w:type="dxa"/>
             </w:tcMar>
           </w:tcPr>
           <w:p>
@@ -729,14 +733,14 @@
               <w:rPr>
                 <w:rFonts w:ascii="Times New Roman" w:hAnsi="Times New Roman" w:cs="Times New Roman" w:eastAsia="Times New Roman"/>
                 <w:b/>
-                <w:sz w:val="21"/>
+                <w:sz w:val="18"/>
               </w:rPr>
             </w:r>
             <w:r>
               <w:rPr>
                 <w:rFonts w:ascii="Times New Roman" w:hAnsi="Times New Roman" w:cs="Times New Roman" w:eastAsia="Times New Roman"/>
                 <w:b/>
-                <w:sz w:val="21"/>
+                <w:sz w:val="18"/>
               </w:rPr>
               <w:t>Series</w:t>
             </w:r>
@@ -744,13 +748,15 @@
         </w:tc>
         <w:tc>
           <w:tcPr>
-            <w:tcW w:type="dxa" w:w="1050"/>
+            <w:tcW w:type="dxa" w:w="1655"/>
             <w:vAlign w:val="center"/>
             <w:tcMar>
-              <w:top w:w="55" w:type="dxa"/>
-              <w:bottom w:w="55" w:type="dxa"/>
-              <w:left w:w="70" w:type="dxa"/>
-              <w:right w:w="70" w:type="dxa"/>
+              <w:top w:w="45" w:type="dxa"/>
+              <w:bottom w:w="45" w:type="dxa"/>
+              <w:left w:w="35" w:type="dxa"/>
+              <w:right w:w="35" w:type="dxa"/>
+              <w:start w:w="38" w:type="dxa"/>
+              <w:end w:w="38" w:type="dxa"/>
             </w:tcMar>
           </w:tcPr>
           <w:p>
@@ -763,7 +769,7 @@
               <w:rPr>
                 <w:rFonts w:ascii="Times New Roman" w:hAnsi="Times New Roman" w:cs="Times New Roman" w:eastAsia="Times New Roman"/>
                 <w:b/>
-                <w:sz w:val="21"/>
+                <w:sz w:val="18"/>
               </w:rPr>
               <w:t>Levels</w:t>
             </w:r>
@@ -771,13 +777,15 @@
         </w:tc>
         <w:tc>
           <w:tcPr>
-            <w:tcW w:type="dxa" w:w="1381"/>
+            <w:tcW w:type="dxa" w:w="1655"/>
             <w:vAlign w:val="center"/>
             <w:tcMar>
-              <w:top w:w="55" w:type="dxa"/>
-              <w:bottom w:w="55" w:type="dxa"/>
-              <w:left w:w="70" w:type="dxa"/>
-              <w:right w:w="70" w:type="dxa"/>
+              <w:top w:w="45" w:type="dxa"/>
+              <w:bottom w:w="45" w:type="dxa"/>
+              <w:left w:w="35" w:type="dxa"/>
+              <w:right w:w="35" w:type="dxa"/>
+              <w:start w:w="38" w:type="dxa"/>
+              <w:end w:w="38" w:type="dxa"/>
             </w:tcMar>
           </w:tcPr>
           <w:p>
@@ -790,14 +798,14 @@
               <w:rPr>
                 <w:rFonts w:ascii="Times New Roman" w:hAnsi="Times New Roman" w:cs="Times New Roman" w:eastAsia="Times New Roman"/>
                 <w:b/>
-                <w:sz w:val="21"/>
+                <w:sz w:val="18"/>
               </w:rPr>
             </w:r>
             <w:r>
               <w:rPr>
                 <w:rFonts w:ascii="Times New Roman" w:hAnsi="Times New Roman" w:cs="Times New Roman" w:eastAsia="Times New Roman"/>
                 <w:b/>
-                <w:sz w:val="21"/>
+                <w:sz w:val="18"/>
               </w:rPr>
               <w:t>Transitions</w:t>
             </w:r>
@@ -810,13 +818,15 @@
         </w:trPr>
         <w:tc>
           <w:tcPr>
-            <w:tcW w:type="dxa" w:w="3400"/>
+            <w:tcW w:type="dxa" w:w="2835"/>
             <w:vAlign w:val="center"/>
             <w:tcMar>
-              <w:top w:w="55" w:type="dxa"/>
-              <w:bottom w:w="55" w:type="dxa"/>
-              <w:left w:w="70" w:type="dxa"/>
-              <w:right w:w="70" w:type="dxa"/>
+              <w:top w:w="45" w:type="dxa"/>
+              <w:bottom w:w="45" w:type="dxa"/>
+              <w:left w:w="35" w:type="dxa"/>
+              <w:right w:w="35" w:type="dxa"/>
+              <w:start w:w="38" w:type="dxa"/>
+              <w:end w:w="38" w:type="dxa"/>
             </w:tcMar>
           </w:tcPr>
           <w:p>
@@ -828,7 +838,7 @@
             <w:r>
               <w:rPr>
                 <w:rFonts w:ascii="Times New Roman" w:hAnsi="Times New Roman" w:cs="Times New Roman" w:eastAsia="Times New Roman"/>
-                <w:sz w:val="21"/>
+                <w:sz w:val="18"/>
               </w:rPr>
               <w:t>Direct Indonesia-aligned</w:t>
             </w:r>
@@ -836,13 +846,15 @@
         </w:tc>
         <w:tc>
           <w:tcPr>
-            <w:tcW w:type="dxa" w:w="2900"/>
+            <w:tcW w:type="dxa" w:w="3402"/>
             <w:vAlign w:val="center"/>
             <w:tcMar>
-              <w:top w:w="55" w:type="dxa"/>
-              <w:bottom w:w="55" w:type="dxa"/>
-              <w:left w:w="70" w:type="dxa"/>
-              <w:right w:w="70" w:type="dxa"/>
+              <w:top w:w="45" w:type="dxa"/>
+              <w:bottom w:w="45" w:type="dxa"/>
+              <w:left w:w="35" w:type="dxa"/>
+              <w:right w:w="35" w:type="dxa"/>
+              <w:start w:w="38" w:type="dxa"/>
+              <w:end w:w="38" w:type="dxa"/>
             </w:tcMar>
           </w:tcPr>
           <w:p>
@@ -854,14 +866,14 @@
             <w:r>
               <w:rPr>
                 <w:rFonts w:ascii="Times New Roman" w:hAnsi="Times New Roman" w:cs="Times New Roman" w:eastAsia="Times New Roman"/>
-                <w:sz w:val="21"/>
+                <w:sz w:val="18"/>
               </w:rPr>
             </w:r>
             <w:r>
               <w:rPr>
                 <w:rFonts w:ascii="Times New Roman" w:hAnsi="Times New Roman" w:cs="Times New Roman" w:eastAsia="Times New Roman"/>
                 <w:i w:val="0"/>
-                <w:sz w:val="21"/>
+                <w:sz w:val="18"/>
               </w:rPr>
               <w:t>Tokopedia e-commerce</w:t>
             </w:r>
@@ -869,13 +881,15 @@
         </w:tc>
         <w:tc>
           <w:tcPr>
-            <w:tcW w:type="dxa" w:w="1050"/>
+            <w:tcW w:type="dxa" w:w="1655"/>
             <w:vAlign w:val="center"/>
             <w:tcMar>
-              <w:top w:w="55" w:type="dxa"/>
-              <w:bottom w:w="55" w:type="dxa"/>
-              <w:left w:w="70" w:type="dxa"/>
-              <w:right w:w="70" w:type="dxa"/>
+              <w:top w:w="45" w:type="dxa"/>
+              <w:bottom w:w="45" w:type="dxa"/>
+              <w:left w:w="35" w:type="dxa"/>
+              <w:right w:w="35" w:type="dxa"/>
+              <w:start w:w="38" w:type="dxa"/>
+              <w:end w:w="38" w:type="dxa"/>
             </w:tcMar>
           </w:tcPr>
           <w:p>
@@ -887,14 +901,14 @@
             <w:r>
               <w:rPr>
                 <w:rFonts w:ascii="Times New Roman" w:hAnsi="Times New Roman" w:cs="Times New Roman" w:eastAsia="Times New Roman"/>
-                <w:sz w:val="21"/>
+                <w:sz w:val="18"/>
               </w:rPr>
             </w:r>
             <w:r>
               <w:rPr>
                 <w:rFonts w:ascii="Times New Roman" w:hAnsi="Times New Roman" w:cs="Times New Roman" w:eastAsia="Times New Roman"/>
                 <w:i w:val="0"/>
-                <w:sz w:val="21"/>
+                <w:sz w:val="18"/>
               </w:rPr>
               <w:t>2</w:t>
             </w:r>
@@ -902,13 +916,15 @@
         </w:tc>
         <w:tc>
           <w:tcPr>
-            <w:tcW w:type="dxa" w:w="1381"/>
+            <w:tcW w:type="dxa" w:w="1655"/>
             <w:vAlign w:val="center"/>
             <w:tcMar>
-              <w:top w:w="55" w:type="dxa"/>
-              <w:bottom w:w="55" w:type="dxa"/>
-              <w:left w:w="70" w:type="dxa"/>
-              <w:right w:w="70" w:type="dxa"/>
+              <w:top w:w="45" w:type="dxa"/>
+              <w:bottom w:w="45" w:type="dxa"/>
+              <w:left w:w="35" w:type="dxa"/>
+              <w:right w:w="35" w:type="dxa"/>
+              <w:start w:w="38" w:type="dxa"/>
+              <w:end w:w="38" w:type="dxa"/>
             </w:tcMar>
           </w:tcPr>
           <w:p>
@@ -920,14 +936,14 @@
             <w:r>
               <w:rPr>
                 <w:rFonts w:ascii="Times New Roman" w:hAnsi="Times New Roman" w:cs="Times New Roman" w:eastAsia="Times New Roman"/>
-                <w:sz w:val="21"/>
+                <w:sz w:val="18"/>
               </w:rPr>
             </w:r>
             <w:r>
               <w:rPr>
                 <w:rFonts w:ascii="Times New Roman" w:hAnsi="Times New Roman" w:cs="Times New Roman" w:eastAsia="Times New Roman"/>
                 <w:i w:val="0"/>
-                <w:sz w:val="21"/>
+                <w:sz w:val="18"/>
               </w:rPr>
               <w:t>1</w:t>
             </w:r>
@@ -940,13 +956,41 @@
         </w:trPr>
         <w:tc>
           <w:tcPr>
-            <w:tcW w:type="dxa" w:w="3400"/>
+            <w:tcW w:type="dxa" w:w="2835"/>
             <w:vAlign w:val="center"/>
             <w:tcMar>
-              <w:top w:w="55" w:type="dxa"/>
-              <w:bottom w:w="55" w:type="dxa"/>
-              <w:left w:w="70" w:type="dxa"/>
-              <w:right w:w="70" w:type="dxa"/>
+              <w:top w:w="45" w:type="dxa"/>
+              <w:bottom w:w="45" w:type="dxa"/>
+              <w:left w:w="35" w:type="dxa"/>
+              <w:right w:w="35" w:type="dxa"/>
+              <w:start w:w="38" w:type="dxa"/>
+              <w:end w:w="38" w:type="dxa"/>
+            </w:tcMar>
+          </w:tcPr>
+          <w:p>
+            <w:pPr>
+              <w:spacing w:before="0" w:after="0" w:line="240" w:lineRule="auto"/>
+            </w:pPr>
+            <w:r>
+              <w:rPr>
+                <w:rFonts w:ascii="Times New Roman" w:hAnsi="Times New Roman" w:eastAsia="Times New Roman"/>
+                <w:sz w:val="18"/>
+              </w:rPr>
+              <w:t>Direct, scope-pending</w:t>
+            </w:r>
+          </w:p>
+        </w:tc>
+        <w:tc>
+          <w:tcPr>
+            <w:tcW w:type="dxa" w:w="3402"/>
+            <w:vAlign w:val="center"/>
+            <w:tcMar>
+              <w:top w:w="45" w:type="dxa"/>
+              <w:bottom w:w="45" w:type="dxa"/>
+              <w:left w:w="35" w:type="dxa"/>
+              <w:right w:w="35" w:type="dxa"/>
+              <w:start w:w="38" w:type="dxa"/>
+              <w:end w:w="38" w:type="dxa"/>
             </w:tcMar>
           </w:tcPr>
           <w:p>
@@ -958,28 +1002,23 @@
             <w:r>
               <w:rPr>
                 <w:rFonts w:ascii="Times New Roman" w:hAnsi="Times New Roman" w:cs="Times New Roman" w:eastAsia="Times New Roman"/>
-                <w:sz w:val="21"/>
+                <w:sz w:val="18"/>
               </w:rPr>
-            </w:r>
-            <w:r>
-              <w:rPr>
-                <w:rFonts w:ascii="Times New Roman" w:hAnsi="Times New Roman" w:cs="Times New Roman" w:eastAsia="Times New Roman"/>
-                <w:i w:val="0"/>
-                <w:sz w:val="21"/>
-              </w:rPr>
-              <w:t>Direct issuer, scope-pending</w:t>
+              <w:t>Blibli 3P; Bukalapak Group</w:t>
             </w:r>
           </w:p>
         </w:tc>
         <w:tc>
           <w:tcPr>
-            <w:tcW w:type="dxa" w:w="2900"/>
+            <w:tcW w:type="dxa" w:w="1655"/>
             <w:vAlign w:val="center"/>
             <w:tcMar>
-              <w:top w:w="55" w:type="dxa"/>
-              <w:bottom w:w="55" w:type="dxa"/>
-              <w:left w:w="70" w:type="dxa"/>
-              <w:right w:w="70" w:type="dxa"/>
+              <w:top w:w="45" w:type="dxa"/>
+              <w:bottom w:w="45" w:type="dxa"/>
+              <w:left w:w="35" w:type="dxa"/>
+              <w:right w:w="35" w:type="dxa"/>
+              <w:start w:w="38" w:type="dxa"/>
+              <w:end w:w="38" w:type="dxa"/>
             </w:tcMar>
           </w:tcPr>
           <w:p>
@@ -991,21 +1030,30 @@
             <w:r>
               <w:rPr>
                 <w:rFonts w:ascii="Times New Roman" w:hAnsi="Times New Roman" w:cs="Times New Roman" w:eastAsia="Times New Roman"/>
-                <w:sz w:val="21"/>
+                <w:sz w:val="18"/>
               </w:rPr>
-              <w:t>Blibli 3P; Bukalapak Group</w:t>
+            </w:r>
+            <w:r>
+              <w:rPr>
+                <w:rFonts w:ascii="Times New Roman" w:hAnsi="Times New Roman" w:cs="Times New Roman" w:eastAsia="Times New Roman"/>
+                <w:i w:val="0"/>
+                <w:sz w:val="18"/>
+              </w:rPr>
+              <w:t>9</w:t>
             </w:r>
           </w:p>
         </w:tc>
         <w:tc>
           <w:tcPr>
-            <w:tcW w:type="dxa" w:w="1050"/>
+            <w:tcW w:type="dxa" w:w="1655"/>
             <w:vAlign w:val="center"/>
             <w:tcMar>
-              <w:top w:w="55" w:type="dxa"/>
-              <w:bottom w:w="55" w:type="dxa"/>
-              <w:left w:w="70" w:type="dxa"/>
-              <w:right w:w="70" w:type="dxa"/>
+              <w:top w:w="45" w:type="dxa"/>
+              <w:bottom w:w="45" w:type="dxa"/>
+              <w:left w:w="35" w:type="dxa"/>
+              <w:right w:w="35" w:type="dxa"/>
+              <w:start w:w="38" w:type="dxa"/>
+              <w:end w:w="38" w:type="dxa"/>
             </w:tcMar>
           </w:tcPr>
           <w:p>
@@ -1017,47 +1065,14 @@
             <w:r>
               <w:rPr>
                 <w:rFonts w:ascii="Times New Roman" w:hAnsi="Times New Roman" w:cs="Times New Roman" w:eastAsia="Times New Roman"/>
-                <w:sz w:val="21"/>
+                <w:sz w:val="18"/>
               </w:rPr>
             </w:r>
             <w:r>
               <w:rPr>
                 <w:rFonts w:ascii="Times New Roman" w:hAnsi="Times New Roman" w:cs="Times New Roman" w:eastAsia="Times New Roman"/>
                 <w:i w:val="0"/>
-                <w:sz w:val="21"/>
-              </w:rPr>
-              <w:t>9</w:t>
-            </w:r>
-          </w:p>
-        </w:tc>
-        <w:tc>
-          <w:tcPr>
-            <w:tcW w:type="dxa" w:w="1381"/>
-            <w:vAlign w:val="center"/>
-            <w:tcMar>
-              <w:top w:w="55" w:type="dxa"/>
-              <w:bottom w:w="55" w:type="dxa"/>
-              <w:left w:w="70" w:type="dxa"/>
-              <w:right w:w="70" w:type="dxa"/>
-            </w:tcMar>
-          </w:tcPr>
-          <w:p>
-            <w:pPr>
-              <w:keepNext/>
-              <w:spacing w:before="0" w:after="0" w:line="240" w:lineRule="auto"/>
-              <w:jc w:val="left"/>
-            </w:pPr>
-            <w:r>
-              <w:rPr>
-                <w:rFonts w:ascii="Times New Roman" w:hAnsi="Times New Roman" w:cs="Times New Roman" w:eastAsia="Times New Roman"/>
-                <w:sz w:val="21"/>
-              </w:rPr>
-            </w:r>
-            <w:r>
-              <w:rPr>
-                <w:rFonts w:ascii="Times New Roman" w:hAnsi="Times New Roman" w:cs="Times New Roman" w:eastAsia="Times New Roman"/>
-                <w:i w:val="0"/>
-                <w:sz w:val="21"/>
+                <w:sz w:val="18"/>
               </w:rPr>
               <w:t>7</w:t>
             </w:r>
@@ -1070,13 +1085,15 @@
         </w:trPr>
         <w:tc>
           <w:tcPr>
-            <w:tcW w:type="dxa" w:w="3400"/>
+            <w:tcW w:type="dxa" w:w="2835"/>
             <w:vAlign w:val="center"/>
             <w:tcMar>
-              <w:top w:w="55" w:type="dxa"/>
-              <w:bottom w:w="55" w:type="dxa"/>
-              <w:left w:w="70" w:type="dxa"/>
-              <w:right w:w="70" w:type="dxa"/>
+              <w:top w:w="45" w:type="dxa"/>
+              <w:bottom w:w="45" w:type="dxa"/>
+              <w:left w:w="35" w:type="dxa"/>
+              <w:right w:w="35" w:type="dxa"/>
+              <w:start w:w="38" w:type="dxa"/>
+              <w:end w:w="38" w:type="dxa"/>
             </w:tcMar>
           </w:tcPr>
           <w:p>
@@ -1088,7 +1105,7 @@
             <w:r>
               <w:rPr>
                 <w:rFonts w:ascii="Times New Roman" w:hAnsi="Times New Roman" w:cs="Times New Roman" w:eastAsia="Times New Roman"/>
-                <w:sz w:val="21"/>
+                <w:sz w:val="18"/>
               </w:rPr>
               <w:t>Conditional reconstruction</w:t>
             </w:r>
@@ -1096,13 +1113,15 @@
         </w:tc>
         <w:tc>
           <w:tcPr>
-            <w:tcW w:type="dxa" w:w="2900"/>
+            <w:tcW w:type="dxa" w:w="3402"/>
             <w:vAlign w:val="center"/>
             <w:tcMar>
-              <w:top w:w="55" w:type="dxa"/>
-              <w:bottom w:w="55" w:type="dxa"/>
-              <w:left w:w="70" w:type="dxa"/>
-              <w:right w:w="70" w:type="dxa"/>
+              <w:top w:w="45" w:type="dxa"/>
+              <w:bottom w:w="45" w:type="dxa"/>
+              <w:left w:w="35" w:type="dxa"/>
+              <w:right w:w="35" w:type="dxa"/>
+              <w:start w:w="38" w:type="dxa"/>
+              <w:end w:w="38" w:type="dxa"/>
             </w:tcMar>
           </w:tcPr>
           <w:p>
@@ -1114,7 +1133,7 @@
             <w:r>
               <w:rPr>
                 <w:rFonts w:ascii="Times New Roman" w:hAnsi="Times New Roman" w:cs="Times New Roman" w:eastAsia="Times New Roman"/>
-                <w:sz w:val="21"/>
+                <w:sz w:val="18"/>
               </w:rPr>
               <w:t>Grab; Shopee Indonesia</w:t>
             </w:r>
@@ -1122,13 +1141,15 @@
         </w:tc>
         <w:tc>
           <w:tcPr>
-            <w:tcW w:type="dxa" w:w="1050"/>
+            <w:tcW w:type="dxa" w:w="1655"/>
             <w:vAlign w:val="center"/>
             <w:tcMar>
-              <w:top w:w="55" w:type="dxa"/>
-              <w:bottom w:w="55" w:type="dxa"/>
-              <w:left w:w="70" w:type="dxa"/>
-              <w:right w:w="70" w:type="dxa"/>
+              <w:top w:w="45" w:type="dxa"/>
+              <w:bottom w:w="45" w:type="dxa"/>
+              <w:left w:w="35" w:type="dxa"/>
+              <w:right w:w="35" w:type="dxa"/>
+              <w:start w:w="38" w:type="dxa"/>
+              <w:end w:w="38" w:type="dxa"/>
             </w:tcMar>
           </w:tcPr>
           <w:p>
@@ -1140,14 +1161,14 @@
             <w:r>
               <w:rPr>
                 <w:rFonts w:ascii="Times New Roman" w:hAnsi="Times New Roman" w:cs="Times New Roman" w:eastAsia="Times New Roman"/>
-                <w:sz w:val="21"/>
+                <w:sz w:val="18"/>
               </w:rPr>
             </w:r>
             <w:r>
               <w:rPr>
                 <w:rFonts w:ascii="Times New Roman" w:hAnsi="Times New Roman" w:cs="Times New Roman" w:eastAsia="Times New Roman"/>
                 <w:i w:val="0"/>
-                <w:sz w:val="21"/>
+                <w:sz w:val="18"/>
               </w:rPr>
               <w:t>6</w:t>
             </w:r>
@@ -1155,13 +1176,15 @@
         </w:tc>
         <w:tc>
           <w:tcPr>
-            <w:tcW w:type="dxa" w:w="1381"/>
+            <w:tcW w:type="dxa" w:w="1655"/>
             <w:vAlign w:val="center"/>
             <w:tcMar>
-              <w:top w:w="55" w:type="dxa"/>
-              <w:bottom w:w="55" w:type="dxa"/>
-              <w:left w:w="70" w:type="dxa"/>
-              <w:right w:w="70" w:type="dxa"/>
+              <w:top w:w="45" w:type="dxa"/>
+              <w:bottom w:w="45" w:type="dxa"/>
+              <w:left w:w="35" w:type="dxa"/>
+              <w:right w:w="35" w:type="dxa"/>
+              <w:start w:w="38" w:type="dxa"/>
+              <w:end w:w="38" w:type="dxa"/>
             </w:tcMar>
           </w:tcPr>
           <w:p>
@@ -1173,14 +1196,14 @@
             <w:r>
               <w:rPr>
                 <w:rFonts w:ascii="Times New Roman" w:hAnsi="Times New Roman" w:cs="Times New Roman" w:eastAsia="Times New Roman"/>
-                <w:sz w:val="21"/>
+                <w:sz w:val="18"/>
               </w:rPr>
             </w:r>
             <w:r>
               <w:rPr>
                 <w:rFonts w:ascii="Times New Roman" w:hAnsi="Times New Roman" w:cs="Times New Roman" w:eastAsia="Times New Roman"/>
                 <w:i w:val="0"/>
-                <w:sz w:val="21"/>
+                <w:sz w:val="18"/>
               </w:rPr>
               <w:t>4</w:t>
             </w:r>
@@ -1193,13 +1216,15 @@
         </w:trPr>
         <w:tc>
           <w:tcPr>
-            <w:tcW w:type="dxa" w:w="3400"/>
+            <w:tcW w:type="dxa" w:w="2835"/>
             <w:vAlign w:val="center"/>
             <w:tcMar>
-              <w:top w:w="55" w:type="dxa"/>
-              <w:bottom w:w="55" w:type="dxa"/>
-              <w:left w:w="70" w:type="dxa"/>
-              <w:right w:w="70" w:type="dxa"/>
+              <w:top w:w="45" w:type="dxa"/>
+              <w:bottom w:w="45" w:type="dxa"/>
+              <w:left w:w="35" w:type="dxa"/>
+              <w:right w:w="35" w:type="dxa"/>
+              <w:start w:w="38" w:type="dxa"/>
+              <w:end w:w="38" w:type="dxa"/>
             </w:tcMar>
           </w:tcPr>
           <w:p>
@@ -1210,7 +1235,7 @@
             <w:r>
               <w:rPr>
                 <w:rFonts w:ascii="Times New Roman" w:hAnsi="Times New Roman" w:cs="Times New Roman" w:eastAsia="Times New Roman"/>
-                <w:sz w:val="21"/>
+                <w:sz w:val="18"/>
               </w:rPr>
               <w:t>All tiers (diagnostic)</w:t>
             </w:r>
@@ -1218,13 +1243,15 @@
         </w:tc>
         <w:tc>
           <w:tcPr>
-            <w:tcW w:type="dxa" w:w="2900"/>
+            <w:tcW w:type="dxa" w:w="3402"/>
             <w:vAlign w:val="center"/>
             <w:tcMar>
-              <w:top w:w="55" w:type="dxa"/>
-              <w:bottom w:w="55" w:type="dxa"/>
-              <w:left w:w="70" w:type="dxa"/>
-              <w:right w:w="70" w:type="dxa"/>
+              <w:top w:w="45" w:type="dxa"/>
+              <w:bottom w:w="45" w:type="dxa"/>
+              <w:left w:w="35" w:type="dxa"/>
+              <w:right w:w="35" w:type="dxa"/>
+              <w:start w:w="38" w:type="dxa"/>
+              <w:end w:w="38" w:type="dxa"/>
             </w:tcMar>
           </w:tcPr>
           <w:p>
@@ -1235,14 +1262,14 @@
             <w:r>
               <w:rPr>
                 <w:rFonts w:ascii="Times New Roman" w:hAnsi="Times New Roman" w:cs="Times New Roman" w:eastAsia="Times New Roman"/>
-                <w:sz w:val="21"/>
+                <w:sz w:val="18"/>
               </w:rPr>
             </w:r>
             <w:r>
               <w:rPr>
                 <w:rFonts w:ascii="Times New Roman" w:hAnsi="Times New Roman" w:cs="Times New Roman" w:eastAsia="Times New Roman"/>
                 <w:i w:val="0"/>
-                <w:sz w:val="21"/>
+                <w:sz w:val="18"/>
               </w:rPr>
               <w:t>Five series</w:t>
             </w:r>
@@ -1250,13 +1277,15 @@
         </w:tc>
         <w:tc>
           <w:tcPr>
-            <w:tcW w:type="dxa" w:w="1050"/>
+            <w:tcW w:type="dxa" w:w="1655"/>
             <w:vAlign w:val="center"/>
             <w:tcMar>
-              <w:top w:w="55" w:type="dxa"/>
-              <w:bottom w:w="55" w:type="dxa"/>
-              <w:left w:w="70" w:type="dxa"/>
-              <w:right w:w="70" w:type="dxa"/>
+              <w:top w:w="45" w:type="dxa"/>
+              <w:bottom w:w="45" w:type="dxa"/>
+              <w:left w:w="35" w:type="dxa"/>
+              <w:right w:w="35" w:type="dxa"/>
+              <w:start w:w="38" w:type="dxa"/>
+              <w:end w:w="38" w:type="dxa"/>
             </w:tcMar>
           </w:tcPr>
           <w:p>
@@ -1267,14 +1296,14 @@
             <w:r>
               <w:rPr>
                 <w:rFonts w:ascii="Times New Roman" w:hAnsi="Times New Roman" w:cs="Times New Roman" w:eastAsia="Times New Roman"/>
-                <w:sz w:val="21"/>
+                <w:sz w:val="18"/>
               </w:rPr>
             </w:r>
             <w:r>
               <w:rPr>
                 <w:rFonts w:ascii="Times New Roman" w:hAnsi="Times New Roman" w:cs="Times New Roman" w:eastAsia="Times New Roman"/>
                 <w:i w:val="0"/>
-                <w:sz w:val="21"/>
+                <w:sz w:val="18"/>
               </w:rPr>
               <w:t>17</w:t>
             </w:r>
@@ -1282,13 +1311,15 @@
         </w:tc>
         <w:tc>
           <w:tcPr>
-            <w:tcW w:type="dxa" w:w="1381"/>
+            <w:tcW w:type="dxa" w:w="1655"/>
             <w:vAlign w:val="center"/>
             <w:tcMar>
-              <w:top w:w="55" w:type="dxa"/>
-              <w:bottom w:w="55" w:type="dxa"/>
-              <w:left w:w="70" w:type="dxa"/>
-              <w:right w:w="70" w:type="dxa"/>
+              <w:top w:w="45" w:type="dxa"/>
+              <w:bottom w:w="45" w:type="dxa"/>
+              <w:left w:w="35" w:type="dxa"/>
+              <w:right w:w="35" w:type="dxa"/>
+              <w:start w:w="38" w:type="dxa"/>
+              <w:end w:w="38" w:type="dxa"/>
             </w:tcMar>
           </w:tcPr>
           <w:p>
@@ -1299,14 +1330,14 @@
             <w:r>
               <w:rPr>
                 <w:rFonts w:ascii="Times New Roman" w:hAnsi="Times New Roman" w:cs="Times New Roman" w:eastAsia="Times New Roman"/>
-                <w:sz w:val="21"/>
+                <w:sz w:val="18"/>
               </w:rPr>
             </w:r>
             <w:r>
               <w:rPr>
                 <w:rFonts w:ascii="Times New Roman" w:hAnsi="Times New Roman" w:cs="Times New Roman" w:eastAsia="Times New Roman"/>
                 <w:i w:val="0"/>
-                <w:sz w:val="21"/>
+                <w:sz w:val="18"/>
               </w:rPr>
               <w:t>12</w:t>
             </w:r>
@@ -1316,21 +1347,23 @@
     </w:tbl>
     <w:p>
       <w:pPr>
-        <w:spacing w:line="254" w:lineRule="auto" w:after="60" w:before="0"/>
+        <w:keepNext/>
+        <w:spacing w:line="240" w:lineRule="auto" w:after="30" w:before="60"/>
         <w:jc w:val="both"/>
       </w:pPr>
       <w:r>
         <w:rPr>
           <w:rFonts w:ascii="Times New Roman" w:hAnsi="Times New Roman" w:cs="Times New Roman" w:eastAsia="Times New Roman"/>
-          <w:i w:val="0"/>
-          <w:sz w:val="24"/>
+          <w:b/>
+          <w:i/>
+          <w:sz w:val="19"/>
         </w:rPr>
         <w:t>Table 1 shows that only two of the seventeen retained levels are directly Indonesia-aligned, so sample size and evidence quality move in opposite directions. Tokopedia is the strongest Indonesia-aligned segment but is not a literal country line. Blibli includes online travel, Bukalapak reports at Group scope with overseas operations, and Grab/Shopee require a derived or external country component. Tokopedia FY2021 and Bukalapak FY2024 are excluded because transaction and revenue periods do not match.</w:t>
       </w:r>
     </w:p>
     <w:p>
       <w:pPr>
-        <w:spacing w:line="254" w:lineRule="auto" w:after="60" w:before="0"/>
+        <w:spacing w:line="247" w:lineRule="auto" w:after="50" w:before="0"/>
         <w:jc w:val="both"/>
       </w:pPr>
       <w:r>
@@ -1346,7 +1379,7 @@
       <w:pPr>
         <w:pStyle w:val="Heading2"/>
         <w:keepNext/>
-        <w:spacing w:before="140" w:after="60" w:line="276" w:lineRule="auto"/>
+        <w:spacing w:before="90" w:after="30" w:line="276" w:lineRule="auto"/>
         <w:jc w:val="left"/>
       </w:pPr>
       <w:r>
@@ -1360,7 +1393,7 @@
     </w:p>
     <w:p>
       <w:pPr>
-        <w:spacing w:before="0" w:after="60" w:line="254" w:lineRule="auto"/>
+        <w:spacing w:before="0" w:after="50" w:line="247" w:lineRule="auto"/>
         <w:jc w:val="both"/>
       </w:pPr>
       <w:r>
@@ -1373,7 +1406,7 @@
     </w:p>
     <w:p>
       <w:pPr>
-        <w:spacing w:before="0" w:after="60" w:line="254" w:lineRule="auto"/>
+        <w:spacing w:before="0" w:after="50" w:line="247" w:lineRule="auto"/>
         <w:jc w:val="both"/>
       </w:pPr>
       <w:r>
@@ -1388,7 +1421,7 @@
       <w:pPr>
         <w:pStyle w:val="Heading2"/>
         <w:keepNext/>
-        <w:spacing w:before="140" w:after="60"/>
+        <w:spacing w:before="90" w:after="30"/>
         <w:jc w:val="left"/>
       </w:pPr>
       <w:r>
@@ -1402,7 +1435,7 @@
     </w:p>
     <w:p>
       <w:pPr>
-        <w:spacing w:line="254" w:lineRule="auto" w:after="60" w:before="0"/>
+        <w:spacing w:line="247" w:lineRule="auto" w:after="50" w:before="0"/>
         <w:jc w:val="both"/>
       </w:pPr>
       <w:r>
@@ -1416,7 +1449,7 @@
     </w:p>
     <w:p>
       <w:pPr>
-        <w:spacing w:before="60" w:after="120" w:line="240" w:lineRule="auto"/>
+        <w:spacing w:before="60" w:after="50" w:line="247" w:lineRule="auto"/>
         <w:jc w:val="center"/>
       </w:pPr>
       <w:r>
@@ -1430,7 +1463,7 @@
     </w:p>
     <w:p>
       <w:pPr>
-        <w:spacing w:line="254" w:lineRule="auto" w:after="60" w:before="0"/>
+        <w:spacing w:line="247" w:lineRule="auto" w:after="50" w:before="0"/>
         <w:jc w:val="both"/>
       </w:pPr>
       <w:r>
@@ -1446,7 +1479,7 @@
       <w:pPr>
         <w:pStyle w:val="Heading1"/>
         <w:keepNext/>
-        <w:spacing w:before="200" w:after="100"/>
+        <w:spacing w:before="140" w:after="50"/>
         <w:jc w:val="left"/>
       </w:pPr>
       <w:r>
@@ -1462,7 +1495,7 @@
       <w:pPr>
         <w:pStyle w:val="Heading2"/>
         <w:keepNext/>
-        <w:spacing w:before="140" w:after="60"/>
+        <w:spacing w:before="90" w:after="30"/>
         <w:jc w:val="left"/>
       </w:pPr>
       <w:r>
@@ -1477,15 +1510,15 @@
     <w:p>
       <w:pPr>
         <w:keepNext/>
-        <w:spacing w:line="240" w:lineRule="auto" w:after="40" w:before="120"/>
+        <w:spacing w:line="240" w:lineRule="auto" w:after="30" w:before="60"/>
         <w:jc w:val="left"/>
       </w:pPr>
       <w:r>
         <w:rPr>
           <w:rFonts w:ascii="Times New Roman" w:hAnsi="Times New Roman" w:cs="Times New Roman" w:eastAsia="Times New Roman"/>
           <w:b/>
-          <w:i w:val="0"/>
-          <w:sz w:val="18"/>
+          <w:i/>
+          <w:sz w:val="19"/>
         </w:rPr>
         <w:t>Table 2. Indonesia-focused FY2023 cross-section, US$ billions. V is transaction value, R platform revenue, W the wedge and E the Ecosystem Ratio. The final row sums three documented cases under mixed evidence classes and is not a national total.</w:t>
       </w:r>
@@ -1499,12 +1532,12 @@
         <w:tblLook w:firstColumn="1" w:firstRow="1" w:lastColumn="0" w:lastRow="0" w:noHBand="0" w:noVBand="1" w:val="04A0"/>
       </w:tblPr>
       <w:tblGrid>
-        <w:gridCol w:w="1950"/>
-        <w:gridCol w:w="1000"/>
-        <w:gridCol w:w="950"/>
-        <w:gridCol w:w="1100"/>
-        <w:gridCol w:w="1050"/>
-        <w:gridCol w:w="2681"/>
+        <w:gridCol w:w="2721"/>
+        <w:gridCol w:w="879"/>
+        <w:gridCol w:w="879"/>
+        <w:gridCol w:w="879"/>
+        <w:gridCol w:w="935"/>
+        <w:gridCol w:w="3254"/>
       </w:tblGrid>
       <w:tr>
         <w:trPr>
@@ -1513,13 +1546,15 @@
         </w:trPr>
         <w:tc>
           <w:tcPr>
-            <w:tcW w:type="dxa" w:w="1950"/>
+            <w:tcW w:type="dxa" w:w="2721"/>
             <w:vAlign w:val="center"/>
             <w:tcMar>
-              <w:top w:w="55" w:type="dxa"/>
-              <w:bottom w:w="55" w:type="dxa"/>
-              <w:left w:w="70" w:type="dxa"/>
-              <w:right w:w="70" w:type="dxa"/>
+              <w:top w:w="45" w:type="dxa"/>
+              <w:bottom w:w="45" w:type="dxa"/>
+              <w:left w:w="35" w:type="dxa"/>
+              <w:right w:w="35" w:type="dxa"/>
+              <w:start w:w="38" w:type="dxa"/>
+              <w:end w:w="38" w:type="dxa"/>
             </w:tcMar>
           </w:tcPr>
           <w:p>
@@ -1532,14 +1567,14 @@
               <w:rPr>
                 <w:rFonts w:ascii="Times New Roman" w:hAnsi="Times New Roman" w:cs="Times New Roman" w:eastAsia="Times New Roman"/>
                 <w:b/>
-                <w:sz w:val="21"/>
+                <w:sz w:val="18"/>
               </w:rPr>
             </w:r>
             <w:r>
               <w:rPr>
                 <w:rFonts w:ascii="Times New Roman" w:hAnsi="Times New Roman" w:cs="Times New Roman" w:eastAsia="Times New Roman"/>
                 <w:b/>
-                <w:sz w:val="21"/>
+                <w:sz w:val="18"/>
               </w:rPr>
               <w:t>Case</w:t>
             </w:r>
@@ -1547,13 +1582,15 @@
         </w:tc>
         <w:tc>
           <w:tcPr>
-            <w:tcW w:type="dxa" w:w="1000"/>
+            <w:tcW w:type="dxa" w:w="879"/>
             <w:vAlign w:val="center"/>
             <w:tcMar>
-              <w:top w:w="55" w:type="dxa"/>
-              <w:bottom w:w="55" w:type="dxa"/>
-              <w:left w:w="70" w:type="dxa"/>
-              <w:right w:w="70" w:type="dxa"/>
+              <w:top w:w="45" w:type="dxa"/>
+              <w:bottom w:w="45" w:type="dxa"/>
+              <w:left w:w="35" w:type="dxa"/>
+              <w:right w:w="35" w:type="dxa"/>
+              <w:start w:w="38" w:type="dxa"/>
+              <w:end w:w="38" w:type="dxa"/>
             </w:tcMar>
           </w:tcPr>
           <w:p>
@@ -1566,14 +1603,14 @@
               <w:rPr>
                 <w:rFonts w:ascii="Times New Roman" w:hAnsi="Times New Roman" w:cs="Times New Roman" w:eastAsia="Times New Roman"/>
                 <w:b/>
-                <w:sz w:val="21"/>
+                <w:sz w:val="18"/>
               </w:rPr>
             </w:r>
             <w:r>
               <w:rPr>
                 <w:rFonts w:ascii="Times New Roman" w:hAnsi="Times New Roman" w:cs="Times New Roman" w:eastAsia="Times New Roman"/>
                 <w:b/>
-                <w:sz w:val="21"/>
+                <w:sz w:val="18"/>
               </w:rPr>
               <w:t>V</w:t>
             </w:r>
@@ -1581,13 +1618,15 @@
         </w:tc>
         <w:tc>
           <w:tcPr>
-            <w:tcW w:type="dxa" w:w="950"/>
+            <w:tcW w:type="dxa" w:w="879"/>
             <w:vAlign w:val="center"/>
             <w:tcMar>
-              <w:top w:w="55" w:type="dxa"/>
-              <w:bottom w:w="55" w:type="dxa"/>
-              <w:left w:w="70" w:type="dxa"/>
-              <w:right w:w="70" w:type="dxa"/>
+              <w:top w:w="45" w:type="dxa"/>
+              <w:bottom w:w="45" w:type="dxa"/>
+              <w:left w:w="35" w:type="dxa"/>
+              <w:right w:w="35" w:type="dxa"/>
+              <w:start w:w="38" w:type="dxa"/>
+              <w:end w:w="38" w:type="dxa"/>
             </w:tcMar>
           </w:tcPr>
           <w:p>
@@ -1600,14 +1639,14 @@
               <w:rPr>
                 <w:rFonts w:ascii="Times New Roman" w:hAnsi="Times New Roman" w:cs="Times New Roman" w:eastAsia="Times New Roman"/>
                 <w:b/>
-                <w:sz w:val="21"/>
+                <w:sz w:val="18"/>
               </w:rPr>
             </w:r>
             <w:r>
               <w:rPr>
                 <w:rFonts w:ascii="Times New Roman" w:hAnsi="Times New Roman" w:cs="Times New Roman" w:eastAsia="Times New Roman"/>
                 <w:b/>
-                <w:sz w:val="21"/>
+                <w:sz w:val="18"/>
               </w:rPr>
               <w:t>R</w:t>
             </w:r>
@@ -1615,13 +1654,15 @@
         </w:tc>
         <w:tc>
           <w:tcPr>
-            <w:tcW w:type="dxa" w:w="1100"/>
+            <w:tcW w:type="dxa" w:w="879"/>
             <w:vAlign w:val="center"/>
             <w:tcMar>
-              <w:top w:w="55" w:type="dxa"/>
-              <w:bottom w:w="55" w:type="dxa"/>
-              <w:left w:w="70" w:type="dxa"/>
-              <w:right w:w="70" w:type="dxa"/>
+              <w:top w:w="45" w:type="dxa"/>
+              <w:bottom w:w="45" w:type="dxa"/>
+              <w:left w:w="35" w:type="dxa"/>
+              <w:right w:w="35" w:type="dxa"/>
+              <w:start w:w="38" w:type="dxa"/>
+              <w:end w:w="38" w:type="dxa"/>
             </w:tcMar>
           </w:tcPr>
           <w:p>
@@ -1634,14 +1675,14 @@
               <w:rPr>
                 <w:rFonts w:ascii="Times New Roman" w:hAnsi="Times New Roman" w:cs="Times New Roman" w:eastAsia="Times New Roman"/>
                 <w:b/>
-                <w:sz w:val="21"/>
+                <w:sz w:val="18"/>
               </w:rPr>
             </w:r>
             <w:r>
               <w:rPr>
                 <w:rFonts w:ascii="Times New Roman" w:hAnsi="Times New Roman" w:cs="Times New Roman" w:eastAsia="Times New Roman"/>
                 <w:b/>
-                <w:sz w:val="21"/>
+                <w:sz w:val="18"/>
               </w:rPr>
               <w:t>W</w:t>
             </w:r>
@@ -1649,13 +1690,15 @@
         </w:tc>
         <w:tc>
           <w:tcPr>
-            <w:tcW w:type="dxa" w:w="1050"/>
+            <w:tcW w:type="dxa" w:w="935"/>
             <w:vAlign w:val="center"/>
             <w:tcMar>
-              <w:top w:w="55" w:type="dxa"/>
-              <w:bottom w:w="55" w:type="dxa"/>
-              <w:left w:w="70" w:type="dxa"/>
-              <w:right w:w="70" w:type="dxa"/>
+              <w:top w:w="45" w:type="dxa"/>
+              <w:bottom w:w="45" w:type="dxa"/>
+              <w:left w:w="35" w:type="dxa"/>
+              <w:right w:w="35" w:type="dxa"/>
+              <w:start w:w="38" w:type="dxa"/>
+              <w:end w:w="38" w:type="dxa"/>
             </w:tcMar>
           </w:tcPr>
           <w:p>
@@ -1668,14 +1711,14 @@
               <w:rPr>
                 <w:rFonts w:ascii="Times New Roman" w:hAnsi="Times New Roman" w:cs="Times New Roman" w:eastAsia="Times New Roman"/>
                 <w:b/>
-                <w:sz w:val="21"/>
+                <w:sz w:val="18"/>
               </w:rPr>
             </w:r>
             <w:r>
               <w:rPr>
                 <w:rFonts w:ascii="Times New Roman" w:hAnsi="Times New Roman" w:cs="Times New Roman" w:eastAsia="Times New Roman"/>
                 <w:b/>
-                <w:sz w:val="21"/>
+                <w:sz w:val="18"/>
               </w:rPr>
               <w:t>E</w:t>
             </w:r>
@@ -1683,13 +1726,15 @@
         </w:tc>
         <w:tc>
           <w:tcPr>
-            <w:tcW w:type="dxa" w:w="2681"/>
+            <w:tcW w:type="dxa" w:w="3254"/>
             <w:vAlign w:val="center"/>
             <w:tcMar>
-              <w:top w:w="55" w:type="dxa"/>
-              <w:bottom w:w="55" w:type="dxa"/>
-              <w:left w:w="70" w:type="dxa"/>
-              <w:right w:w="70" w:type="dxa"/>
+              <w:top w:w="45" w:type="dxa"/>
+              <w:bottom w:w="45" w:type="dxa"/>
+              <w:left w:w="35" w:type="dxa"/>
+              <w:right w:w="35" w:type="dxa"/>
+              <w:start w:w="38" w:type="dxa"/>
+              <w:end w:w="38" w:type="dxa"/>
             </w:tcMar>
           </w:tcPr>
           <w:p>
@@ -1702,14 +1747,14 @@
               <w:rPr>
                 <w:rFonts w:ascii="Times New Roman" w:hAnsi="Times New Roman" w:cs="Times New Roman" w:eastAsia="Times New Roman"/>
                 <w:b/>
-                <w:sz w:val="21"/>
+                <w:sz w:val="18"/>
               </w:rPr>
             </w:r>
             <w:r>
               <w:rPr>
                 <w:rFonts w:ascii="Times New Roman" w:hAnsi="Times New Roman" w:cs="Times New Roman" w:eastAsia="Times New Roman"/>
                 <w:b/>
-                <w:sz w:val="21"/>
+                <w:sz w:val="18"/>
               </w:rPr>
               <w:t>Evidence class</w:t>
             </w:r>
@@ -1722,13 +1767,15 @@
         </w:trPr>
         <w:tc>
           <w:tcPr>
-            <w:tcW w:type="dxa" w:w="1950"/>
+            <w:tcW w:type="dxa" w:w="2721"/>
             <w:vAlign w:val="center"/>
             <w:tcMar>
-              <w:top w:w="55" w:type="dxa"/>
-              <w:bottom w:w="55" w:type="dxa"/>
-              <w:left w:w="70" w:type="dxa"/>
-              <w:right w:w="70" w:type="dxa"/>
+              <w:top w:w="45" w:type="dxa"/>
+              <w:bottom w:w="45" w:type="dxa"/>
+              <w:left w:w="35" w:type="dxa"/>
+              <w:right w:w="35" w:type="dxa"/>
+              <w:start w:w="38" w:type="dxa"/>
+              <w:end w:w="38" w:type="dxa"/>
             </w:tcMar>
           </w:tcPr>
           <w:p>
@@ -1740,14 +1787,14 @@
             <w:r>
               <w:rPr>
                 <w:rFonts w:ascii="Times New Roman" w:hAnsi="Times New Roman" w:cs="Times New Roman" w:eastAsia="Times New Roman"/>
-                <w:sz w:val="21"/>
+                <w:sz w:val="18"/>
               </w:rPr>
             </w:r>
             <w:r>
               <w:rPr>
                 <w:rFonts w:ascii="Times New Roman" w:hAnsi="Times New Roman" w:cs="Times New Roman" w:eastAsia="Times New Roman"/>
                 <w:i w:val="0"/>
-                <w:sz w:val="21"/>
+                <w:sz w:val="18"/>
               </w:rPr>
               <w:t>Grab Indonesia</w:t>
             </w:r>
@@ -1755,13 +1802,15 @@
         </w:tc>
         <w:tc>
           <w:tcPr>
-            <w:tcW w:type="dxa" w:w="1000"/>
+            <w:tcW w:type="dxa" w:w="879"/>
             <w:vAlign w:val="center"/>
             <w:tcMar>
-              <w:top w:w="55" w:type="dxa"/>
-              <w:bottom w:w="55" w:type="dxa"/>
-              <w:left w:w="70" w:type="dxa"/>
-              <w:right w:w="70" w:type="dxa"/>
+              <w:top w:w="45" w:type="dxa"/>
+              <w:bottom w:w="45" w:type="dxa"/>
+              <w:left w:w="35" w:type="dxa"/>
+              <w:right w:w="35" w:type="dxa"/>
+              <w:start w:w="38" w:type="dxa"/>
+              <w:end w:w="38" w:type="dxa"/>
             </w:tcMar>
           </w:tcPr>
           <w:p>
@@ -1773,14 +1822,14 @@
             <w:r>
               <w:rPr>
                 <w:rFonts w:ascii="Times New Roman" w:hAnsi="Times New Roman" w:cs="Times New Roman" w:eastAsia="Times New Roman"/>
-                <w:sz w:val="21"/>
+                <w:sz w:val="18"/>
               </w:rPr>
             </w:r>
             <w:r>
               <w:rPr>
                 <w:rFonts w:ascii="Times New Roman" w:hAnsi="Times New Roman" w:cs="Times New Roman" w:eastAsia="Times New Roman"/>
                 <w:i w:val="0"/>
-                <w:sz w:val="21"/>
+                <w:sz w:val="18"/>
               </w:rPr>
               <w:t>5.381</w:t>
             </w:r>
@@ -1788,13 +1837,15 @@
         </w:tc>
         <w:tc>
           <w:tcPr>
-            <w:tcW w:type="dxa" w:w="950"/>
+            <w:tcW w:type="dxa" w:w="879"/>
             <w:vAlign w:val="center"/>
             <w:tcMar>
-              <w:top w:w="55" w:type="dxa"/>
-              <w:bottom w:w="55" w:type="dxa"/>
-              <w:left w:w="70" w:type="dxa"/>
-              <w:right w:w="70" w:type="dxa"/>
+              <w:top w:w="45" w:type="dxa"/>
+              <w:bottom w:w="45" w:type="dxa"/>
+              <w:left w:w="35" w:type="dxa"/>
+              <w:right w:w="35" w:type="dxa"/>
+              <w:start w:w="38" w:type="dxa"/>
+              <w:end w:w="38" w:type="dxa"/>
             </w:tcMar>
           </w:tcPr>
           <w:p>
@@ -1806,14 +1857,14 @@
             <w:r>
               <w:rPr>
                 <w:rFonts w:ascii="Times New Roman" w:hAnsi="Times New Roman" w:cs="Times New Roman" w:eastAsia="Times New Roman"/>
-                <w:sz w:val="21"/>
+                <w:sz w:val="18"/>
               </w:rPr>
             </w:r>
             <w:r>
               <w:rPr>
                 <w:rFonts w:ascii="Times New Roman" w:hAnsi="Times New Roman" w:cs="Times New Roman" w:eastAsia="Times New Roman"/>
                 <w:i w:val="0"/>
-                <w:sz w:val="21"/>
+                <w:sz w:val="18"/>
               </w:rPr>
               <w:t>0.605</w:t>
             </w:r>
@@ -1821,13 +1872,15 @@
         </w:tc>
         <w:tc>
           <w:tcPr>
-            <w:tcW w:type="dxa" w:w="1100"/>
+            <w:tcW w:type="dxa" w:w="879"/>
             <w:vAlign w:val="center"/>
             <w:tcMar>
-              <w:top w:w="55" w:type="dxa"/>
-              <w:bottom w:w="55" w:type="dxa"/>
-              <w:left w:w="70" w:type="dxa"/>
-              <w:right w:w="70" w:type="dxa"/>
+              <w:top w:w="45" w:type="dxa"/>
+              <w:bottom w:w="45" w:type="dxa"/>
+              <w:left w:w="35" w:type="dxa"/>
+              <w:right w:w="35" w:type="dxa"/>
+              <w:start w:w="38" w:type="dxa"/>
+              <w:end w:w="38" w:type="dxa"/>
             </w:tcMar>
           </w:tcPr>
           <w:p>
@@ -1839,14 +1892,14 @@
             <w:r>
               <w:rPr>
                 <w:rFonts w:ascii="Times New Roman" w:hAnsi="Times New Roman" w:cs="Times New Roman" w:eastAsia="Times New Roman"/>
-                <w:sz w:val="21"/>
+                <w:sz w:val="18"/>
               </w:rPr>
             </w:r>
             <w:r>
               <w:rPr>
                 <w:rFonts w:ascii="Times New Roman" w:hAnsi="Times New Roman" w:cs="Times New Roman" w:eastAsia="Times New Roman"/>
                 <w:i w:val="0"/>
-                <w:sz w:val="21"/>
+                <w:sz w:val="18"/>
               </w:rPr>
               <w:t>4.776</w:t>
             </w:r>
@@ -1854,13 +1907,15 @@
         </w:tc>
         <w:tc>
           <w:tcPr>
-            <w:tcW w:type="dxa" w:w="1050"/>
+            <w:tcW w:type="dxa" w:w="935"/>
             <w:vAlign w:val="center"/>
             <w:tcMar>
-              <w:top w:w="55" w:type="dxa"/>
-              <w:bottom w:w="55" w:type="dxa"/>
-              <w:left w:w="70" w:type="dxa"/>
-              <w:right w:w="70" w:type="dxa"/>
+              <w:top w:w="45" w:type="dxa"/>
+              <w:bottom w:w="45" w:type="dxa"/>
+              <w:left w:w="35" w:type="dxa"/>
+              <w:right w:w="35" w:type="dxa"/>
+              <w:start w:w="38" w:type="dxa"/>
+              <w:end w:w="38" w:type="dxa"/>
             </w:tcMar>
           </w:tcPr>
           <w:p>
@@ -1872,14 +1927,14 @@
             <w:r>
               <w:rPr>
                 <w:rFonts w:ascii="Times New Roman" w:hAnsi="Times New Roman" w:cs="Times New Roman" w:eastAsia="Times New Roman"/>
-                <w:sz w:val="21"/>
+                <w:sz w:val="18"/>
               </w:rPr>
             </w:r>
             <w:r>
               <w:rPr>
                 <w:rFonts w:ascii="Times New Roman" w:hAnsi="Times New Roman" w:cs="Times New Roman" w:eastAsia="Times New Roman"/>
                 <w:i w:val="0"/>
-                <w:sz w:val="21"/>
+                <w:sz w:val="18"/>
               </w:rPr>
               <w:t>7.895x</w:t>
             </w:r>
@@ -1887,13 +1942,15 @@
         </w:tc>
         <w:tc>
           <w:tcPr>
-            <w:tcW w:type="dxa" w:w="2681"/>
+            <w:tcW w:type="dxa" w:w="3254"/>
             <w:vAlign w:val="center"/>
             <w:tcMar>
-              <w:top w:w="55" w:type="dxa"/>
-              <w:bottom w:w="55" w:type="dxa"/>
-              <w:left w:w="70" w:type="dxa"/>
-              <w:right w:w="70" w:type="dxa"/>
+              <w:top w:w="45" w:type="dxa"/>
+              <w:bottom w:w="45" w:type="dxa"/>
+              <w:left w:w="35" w:type="dxa"/>
+              <w:right w:w="35" w:type="dxa"/>
+              <w:start w:w="38" w:type="dxa"/>
+              <w:end w:w="38" w:type="dxa"/>
             </w:tcMar>
           </w:tcPr>
           <w:p>
@@ -1905,14 +1962,14 @@
             <w:r>
               <w:rPr>
                 <w:rFonts w:ascii="Times New Roman" w:hAnsi="Times New Roman" w:cs="Times New Roman" w:eastAsia="Times New Roman"/>
-                <w:sz w:val="21"/>
+                <w:sz w:val="18"/>
               </w:rPr>
             </w:r>
             <w:r>
               <w:rPr>
                 <w:rFonts w:ascii="Times New Roman" w:hAnsi="Times New Roman" w:cs="Times New Roman" w:eastAsia="Times New Roman"/>
                 <w:i w:val="0"/>
-                <w:sz w:val="21"/>
+                <w:sz w:val="18"/>
               </w:rPr>
               <w:t>Derived V</w:t>
             </w:r>
@@ -1925,13 +1982,15 @@
         </w:trPr>
         <w:tc>
           <w:tcPr>
-            <w:tcW w:type="dxa" w:w="1950"/>
+            <w:tcW w:type="dxa" w:w="2721"/>
             <w:vAlign w:val="center"/>
             <w:tcMar>
-              <w:top w:w="55" w:type="dxa"/>
-              <w:bottom w:w="55" w:type="dxa"/>
-              <w:left w:w="70" w:type="dxa"/>
-              <w:right w:w="70" w:type="dxa"/>
+              <w:top w:w="45" w:type="dxa"/>
+              <w:bottom w:w="45" w:type="dxa"/>
+              <w:left w:w="35" w:type="dxa"/>
+              <w:right w:w="35" w:type="dxa"/>
+              <w:start w:w="38" w:type="dxa"/>
+              <w:end w:w="38" w:type="dxa"/>
             </w:tcMar>
           </w:tcPr>
           <w:p>
@@ -1943,7 +2002,7 @@
             <w:r>
               <w:rPr>
                 <w:rFonts w:ascii="Times New Roman" w:hAnsi="Times New Roman" w:cs="Times New Roman" w:eastAsia="Times New Roman"/>
-                <w:sz w:val="21"/>
+                <w:sz w:val="18"/>
               </w:rPr>
               <w:t>Tokopedia</w:t>
             </w:r>
@@ -1951,13 +2010,15 @@
         </w:tc>
         <w:tc>
           <w:tcPr>
-            <w:tcW w:type="dxa" w:w="1000"/>
+            <w:tcW w:type="dxa" w:w="879"/>
             <w:vAlign w:val="center"/>
             <w:tcMar>
-              <w:top w:w="55" w:type="dxa"/>
-              <w:bottom w:w="55" w:type="dxa"/>
-              <w:left w:w="70" w:type="dxa"/>
-              <w:right w:w="70" w:type="dxa"/>
+              <w:top w:w="45" w:type="dxa"/>
+              <w:bottom w:w="45" w:type="dxa"/>
+              <w:left w:w="35" w:type="dxa"/>
+              <w:right w:w="35" w:type="dxa"/>
+              <w:start w:w="38" w:type="dxa"/>
+              <w:end w:w="38" w:type="dxa"/>
             </w:tcMar>
           </w:tcPr>
           <w:p>
@@ -1969,14 +2030,14 @@
             <w:r>
               <w:rPr>
                 <w:rFonts w:ascii="Times New Roman" w:hAnsi="Times New Roman" w:cs="Times New Roman" w:eastAsia="Times New Roman"/>
-                <w:sz w:val="21"/>
+                <w:sz w:val="18"/>
               </w:rPr>
             </w:r>
             <w:r>
               <w:rPr>
                 <w:rFonts w:ascii="Times New Roman" w:hAnsi="Times New Roman" w:cs="Times New Roman" w:eastAsia="Times New Roman"/>
                 <w:i w:val="0"/>
-                <w:sz w:val="21"/>
+                <w:sz w:val="18"/>
               </w:rPr>
               <w:t>16.331</w:t>
             </w:r>
@@ -1984,13 +2045,15 @@
         </w:tc>
         <w:tc>
           <w:tcPr>
-            <w:tcW w:type="dxa" w:w="950"/>
+            <w:tcW w:type="dxa" w:w="879"/>
             <w:vAlign w:val="center"/>
             <w:tcMar>
-              <w:top w:w="55" w:type="dxa"/>
-              <w:bottom w:w="55" w:type="dxa"/>
-              <w:left w:w="70" w:type="dxa"/>
-              <w:right w:w="70" w:type="dxa"/>
+              <w:top w:w="45" w:type="dxa"/>
+              <w:bottom w:w="45" w:type="dxa"/>
+              <w:left w:w="35" w:type="dxa"/>
+              <w:right w:w="35" w:type="dxa"/>
+              <w:start w:w="38" w:type="dxa"/>
+              <w:end w:w="38" w:type="dxa"/>
             </w:tcMar>
           </w:tcPr>
           <w:p>
@@ -2002,14 +2065,14 @@
             <w:r>
               <w:rPr>
                 <w:rFonts w:ascii="Times New Roman" w:hAnsi="Times New Roman" w:cs="Times New Roman" w:eastAsia="Times New Roman"/>
-                <w:sz w:val="21"/>
+                <w:sz w:val="18"/>
               </w:rPr>
             </w:r>
             <w:r>
               <w:rPr>
                 <w:rFonts w:ascii="Times New Roman" w:hAnsi="Times New Roman" w:cs="Times New Roman" w:eastAsia="Times New Roman"/>
                 <w:i w:val="0"/>
-                <w:sz w:val="21"/>
+                <w:sz w:val="18"/>
               </w:rPr>
               <w:t>0.405</w:t>
             </w:r>
@@ -2017,13 +2080,15 @@
         </w:tc>
         <w:tc>
           <w:tcPr>
-            <w:tcW w:type="dxa" w:w="1100"/>
+            <w:tcW w:type="dxa" w:w="879"/>
             <w:vAlign w:val="center"/>
             <w:tcMar>
-              <w:top w:w="55" w:type="dxa"/>
-              <w:bottom w:w="55" w:type="dxa"/>
-              <w:left w:w="70" w:type="dxa"/>
-              <w:right w:w="70" w:type="dxa"/>
+              <w:top w:w="45" w:type="dxa"/>
+              <w:bottom w:w="45" w:type="dxa"/>
+              <w:left w:w="35" w:type="dxa"/>
+              <w:right w:w="35" w:type="dxa"/>
+              <w:start w:w="38" w:type="dxa"/>
+              <w:end w:w="38" w:type="dxa"/>
             </w:tcMar>
           </w:tcPr>
           <w:p>
@@ -2035,14 +2100,14 @@
             <w:r>
               <w:rPr>
                 <w:rFonts w:ascii="Times New Roman" w:hAnsi="Times New Roman" w:cs="Times New Roman" w:eastAsia="Times New Roman"/>
-                <w:sz w:val="21"/>
+                <w:sz w:val="18"/>
               </w:rPr>
             </w:r>
             <w:r>
               <w:rPr>
                 <w:rFonts w:ascii="Times New Roman" w:hAnsi="Times New Roman" w:cs="Times New Roman" w:eastAsia="Times New Roman"/>
                 <w:i w:val="0"/>
-                <w:sz w:val="21"/>
+                <w:sz w:val="18"/>
               </w:rPr>
               <w:t>15.926</w:t>
             </w:r>
@@ -2050,13 +2115,15 @@
         </w:tc>
         <w:tc>
           <w:tcPr>
-            <w:tcW w:type="dxa" w:w="1050"/>
+            <w:tcW w:type="dxa" w:w="935"/>
             <w:vAlign w:val="center"/>
             <w:tcMar>
-              <w:top w:w="55" w:type="dxa"/>
-              <w:bottom w:w="55" w:type="dxa"/>
-              <w:left w:w="70" w:type="dxa"/>
-              <w:right w:w="70" w:type="dxa"/>
+              <w:top w:w="45" w:type="dxa"/>
+              <w:bottom w:w="45" w:type="dxa"/>
+              <w:left w:w="35" w:type="dxa"/>
+              <w:right w:w="35" w:type="dxa"/>
+              <w:start w:w="38" w:type="dxa"/>
+              <w:end w:w="38" w:type="dxa"/>
             </w:tcMar>
           </w:tcPr>
           <w:p>
@@ -2068,14 +2135,14 @@
             <w:r>
               <w:rPr>
                 <w:rFonts w:ascii="Times New Roman" w:hAnsi="Times New Roman" w:cs="Times New Roman" w:eastAsia="Times New Roman"/>
-                <w:sz w:val="21"/>
+                <w:sz w:val="18"/>
               </w:rPr>
             </w:r>
             <w:r>
               <w:rPr>
                 <w:rFonts w:ascii="Times New Roman" w:hAnsi="Times New Roman" w:cs="Times New Roman" w:eastAsia="Times New Roman"/>
                 <w:i w:val="0"/>
-                <w:sz w:val="21"/>
+                <w:sz w:val="18"/>
               </w:rPr>
               <w:t>39.296x</w:t>
             </w:r>
@@ -2083,13 +2150,15 @@
         </w:tc>
         <w:tc>
           <w:tcPr>
-            <w:tcW w:type="dxa" w:w="2681"/>
+            <w:tcW w:type="dxa" w:w="3254"/>
             <w:vAlign w:val="center"/>
             <w:tcMar>
-              <w:top w:w="55" w:type="dxa"/>
-              <w:bottom w:w="55" w:type="dxa"/>
-              <w:left w:w="70" w:type="dxa"/>
-              <w:right w:w="70" w:type="dxa"/>
+              <w:top w:w="45" w:type="dxa"/>
+              <w:bottom w:w="45" w:type="dxa"/>
+              <w:left w:w="35" w:type="dxa"/>
+              <w:right w:w="35" w:type="dxa"/>
+              <w:start w:w="38" w:type="dxa"/>
+              <w:end w:w="38" w:type="dxa"/>
             </w:tcMar>
           </w:tcPr>
           <w:p>
@@ -2101,14 +2170,14 @@
             <w:r>
               <w:rPr>
                 <w:rFonts w:ascii="Times New Roman" w:hAnsi="Times New Roman" w:cs="Times New Roman" w:eastAsia="Times New Roman"/>
-                <w:sz w:val="21"/>
+                <w:sz w:val="18"/>
               </w:rPr>
             </w:r>
             <w:r>
               <w:rPr>
                 <w:rFonts w:ascii="Times New Roman" w:hAnsi="Times New Roman" w:cs="Times New Roman" w:eastAsia="Times New Roman"/>
                 <w:i w:val="0"/>
-                <w:sz w:val="21"/>
+                <w:sz w:val="18"/>
               </w:rPr>
               <w:t>Direct pair</w:t>
             </w:r>
@@ -2121,13 +2190,15 @@
         </w:trPr>
         <w:tc>
           <w:tcPr>
-            <w:tcW w:type="dxa" w:w="1950"/>
+            <w:tcW w:type="dxa" w:w="2721"/>
             <w:vAlign w:val="center"/>
             <w:tcMar>
-              <w:top w:w="55" w:type="dxa"/>
-              <w:bottom w:w="55" w:type="dxa"/>
-              <w:left w:w="70" w:type="dxa"/>
-              <w:right w:w="70" w:type="dxa"/>
+              <w:top w:w="45" w:type="dxa"/>
+              <w:bottom w:w="45" w:type="dxa"/>
+              <w:left w:w="35" w:type="dxa"/>
+              <w:right w:w="35" w:type="dxa"/>
+              <w:start w:w="38" w:type="dxa"/>
+              <w:end w:w="38" w:type="dxa"/>
             </w:tcMar>
           </w:tcPr>
           <w:p>
@@ -2139,14 +2210,14 @@
             <w:r>
               <w:rPr>
                 <w:rFonts w:ascii="Times New Roman" w:hAnsi="Times New Roman" w:cs="Times New Roman" w:eastAsia="Times New Roman"/>
-                <w:sz w:val="21"/>
+                <w:sz w:val="18"/>
               </w:rPr>
             </w:r>
             <w:r>
               <w:rPr>
                 <w:rFonts w:ascii="Times New Roman" w:hAnsi="Times New Roman" w:cs="Times New Roman" w:eastAsia="Times New Roman"/>
                 <w:i w:val="0"/>
-                <w:sz w:val="21"/>
+                <w:sz w:val="18"/>
               </w:rPr>
               <w:t>Shopee Indonesia</w:t>
             </w:r>
@@ -2154,13 +2225,15 @@
         </w:tc>
         <w:tc>
           <w:tcPr>
-            <w:tcW w:type="dxa" w:w="1000"/>
+            <w:tcW w:type="dxa" w:w="879"/>
             <w:vAlign w:val="center"/>
             <w:tcMar>
-              <w:top w:w="55" w:type="dxa"/>
-              <w:bottom w:w="55" w:type="dxa"/>
-              <w:left w:w="70" w:type="dxa"/>
-              <w:right w:w="70" w:type="dxa"/>
+              <w:top w:w="45" w:type="dxa"/>
+              <w:bottom w:w="45" w:type="dxa"/>
+              <w:left w:w="35" w:type="dxa"/>
+              <w:right w:w="35" w:type="dxa"/>
+              <w:start w:w="38" w:type="dxa"/>
+              <w:end w:w="38" w:type="dxa"/>
             </w:tcMar>
           </w:tcPr>
           <w:p>
@@ -2172,14 +2245,14 @@
             <w:r>
               <w:rPr>
                 <w:rFonts w:ascii="Times New Roman" w:hAnsi="Times New Roman" w:cs="Times New Roman" w:eastAsia="Times New Roman"/>
-                <w:sz w:val="21"/>
+                <w:sz w:val="18"/>
               </w:rPr>
             </w:r>
             <w:r>
               <w:rPr>
                 <w:rFonts w:ascii="Times New Roman" w:hAnsi="Times New Roman" w:cs="Times New Roman" w:eastAsia="Times New Roman"/>
                 <w:i w:val="0"/>
-                <w:sz w:val="21"/>
+                <w:sz w:val="18"/>
               </w:rPr>
               <w:t>21.520</w:t>
             </w:r>
@@ -2187,13 +2260,15 @@
         </w:tc>
         <w:tc>
           <w:tcPr>
-            <w:tcW w:type="dxa" w:w="950"/>
+            <w:tcW w:type="dxa" w:w="879"/>
             <w:vAlign w:val="center"/>
             <w:tcMar>
-              <w:top w:w="55" w:type="dxa"/>
-              <w:bottom w:w="55" w:type="dxa"/>
-              <w:left w:w="70" w:type="dxa"/>
-              <w:right w:w="70" w:type="dxa"/>
+              <w:top w:w="45" w:type="dxa"/>
+              <w:bottom w:w="45" w:type="dxa"/>
+              <w:left w:w="35" w:type="dxa"/>
+              <w:right w:w="35" w:type="dxa"/>
+              <w:start w:w="38" w:type="dxa"/>
+              <w:end w:w="38" w:type="dxa"/>
             </w:tcMar>
           </w:tcPr>
           <w:p>
@@ -2205,14 +2280,14 @@
             <w:r>
               <w:rPr>
                 <w:rFonts w:ascii="Times New Roman" w:hAnsi="Times New Roman" w:cs="Times New Roman" w:eastAsia="Times New Roman"/>
-                <w:sz w:val="21"/>
+                <w:sz w:val="18"/>
               </w:rPr>
             </w:r>
             <w:r>
               <w:rPr>
                 <w:rFonts w:ascii="Times New Roman" w:hAnsi="Times New Roman" w:cs="Times New Roman" w:eastAsia="Times New Roman"/>
                 <w:i w:val="0"/>
-                <w:sz w:val="21"/>
+                <w:sz w:val="18"/>
               </w:rPr>
               <w:t>2.152</w:t>
             </w:r>
@@ -2220,13 +2295,15 @@
         </w:tc>
         <w:tc>
           <w:tcPr>
-            <w:tcW w:type="dxa" w:w="1100"/>
+            <w:tcW w:type="dxa" w:w="879"/>
             <w:vAlign w:val="center"/>
             <w:tcMar>
-              <w:top w:w="55" w:type="dxa"/>
-              <w:bottom w:w="55" w:type="dxa"/>
-              <w:left w:w="70" w:type="dxa"/>
-              <w:right w:w="70" w:type="dxa"/>
+              <w:top w:w="45" w:type="dxa"/>
+              <w:bottom w:w="45" w:type="dxa"/>
+              <w:left w:w="35" w:type="dxa"/>
+              <w:right w:w="35" w:type="dxa"/>
+              <w:start w:w="38" w:type="dxa"/>
+              <w:end w:w="38" w:type="dxa"/>
             </w:tcMar>
           </w:tcPr>
           <w:p>
@@ -2238,14 +2315,14 @@
             <w:r>
               <w:rPr>
                 <w:rFonts w:ascii="Times New Roman" w:hAnsi="Times New Roman" w:cs="Times New Roman" w:eastAsia="Times New Roman"/>
-                <w:sz w:val="21"/>
+                <w:sz w:val="18"/>
               </w:rPr>
             </w:r>
             <w:r>
               <w:rPr>
                 <w:rFonts w:ascii="Times New Roman" w:hAnsi="Times New Roman" w:cs="Times New Roman" w:eastAsia="Times New Roman"/>
                 <w:i w:val="0"/>
-                <w:sz w:val="21"/>
+                <w:sz w:val="18"/>
               </w:rPr>
               <w:t>19.368</w:t>
             </w:r>
@@ -2253,13 +2330,15 @@
         </w:tc>
         <w:tc>
           <w:tcPr>
-            <w:tcW w:type="dxa" w:w="1050"/>
+            <w:tcW w:type="dxa" w:w="935"/>
             <w:vAlign w:val="center"/>
             <w:tcMar>
-              <w:top w:w="55" w:type="dxa"/>
-              <w:bottom w:w="55" w:type="dxa"/>
-              <w:left w:w="70" w:type="dxa"/>
-              <w:right w:w="70" w:type="dxa"/>
+              <w:top w:w="45" w:type="dxa"/>
+              <w:bottom w:w="45" w:type="dxa"/>
+              <w:left w:w="35" w:type="dxa"/>
+              <w:right w:w="35" w:type="dxa"/>
+              <w:start w:w="38" w:type="dxa"/>
+              <w:end w:w="38" w:type="dxa"/>
             </w:tcMar>
           </w:tcPr>
           <w:p>
@@ -2271,14 +2350,14 @@
             <w:r>
               <w:rPr>
                 <w:rFonts w:ascii="Times New Roman" w:hAnsi="Times New Roman" w:cs="Times New Roman" w:eastAsia="Times New Roman"/>
-                <w:sz w:val="21"/>
+                <w:sz w:val="18"/>
               </w:rPr>
             </w:r>
             <w:r>
               <w:rPr>
                 <w:rFonts w:ascii="Times New Roman" w:hAnsi="Times New Roman" w:cs="Times New Roman" w:eastAsia="Times New Roman"/>
                 <w:i w:val="0"/>
-                <w:sz w:val="21"/>
+                <w:sz w:val="18"/>
               </w:rPr>
               <w:t>9.000x</w:t>
             </w:r>
@@ -2286,13 +2365,15 @@
         </w:tc>
         <w:tc>
           <w:tcPr>
-            <w:tcW w:type="dxa" w:w="2681"/>
+            <w:tcW w:type="dxa" w:w="3254"/>
             <w:vAlign w:val="center"/>
             <w:tcMar>
-              <w:top w:w="55" w:type="dxa"/>
-              <w:bottom w:w="55" w:type="dxa"/>
-              <w:left w:w="70" w:type="dxa"/>
-              <w:right w:w="70" w:type="dxa"/>
+              <w:top w:w="45" w:type="dxa"/>
+              <w:bottom w:w="45" w:type="dxa"/>
+              <w:left w:w="35" w:type="dxa"/>
+              <w:right w:w="35" w:type="dxa"/>
+              <w:start w:w="38" w:type="dxa"/>
+              <w:end w:w="38" w:type="dxa"/>
             </w:tcMar>
           </w:tcPr>
           <w:p>
@@ -2304,14 +2385,14 @@
             <w:r>
               <w:rPr>
                 <w:rFonts w:ascii="Times New Roman" w:hAnsi="Times New Roman" w:cs="Times New Roman" w:eastAsia="Times New Roman"/>
-                <w:sz w:val="21"/>
+                <w:sz w:val="18"/>
               </w:rPr>
             </w:r>
             <w:r>
               <w:rPr>
                 <w:rFonts w:ascii="Times New Roman" w:hAnsi="Times New Roman" w:cs="Times New Roman" w:eastAsia="Times New Roman"/>
                 <w:i w:val="0"/>
-                <w:sz w:val="21"/>
+                <w:sz w:val="18"/>
               </w:rPr>
               <w:t>Derived V and R</w:t>
             </w:r>
@@ -2324,13 +2405,15 @@
         </w:trPr>
         <w:tc>
           <w:tcPr>
-            <w:tcW w:type="dxa" w:w="1950"/>
+            <w:tcW w:type="dxa" w:w="2721"/>
             <w:vAlign w:val="center"/>
             <w:tcMar>
-              <w:top w:w="55" w:type="dxa"/>
-              <w:bottom w:w="55" w:type="dxa"/>
-              <w:left w:w="70" w:type="dxa"/>
-              <w:right w:w="70" w:type="dxa"/>
+              <w:top w:w="45" w:type="dxa"/>
+              <w:bottom w:w="45" w:type="dxa"/>
+              <w:left w:w="35" w:type="dxa"/>
+              <w:right w:w="35" w:type="dxa"/>
+              <w:start w:w="38" w:type="dxa"/>
+              <w:end w:w="38" w:type="dxa"/>
             </w:tcMar>
           </w:tcPr>
           <w:p>
@@ -2341,14 +2424,14 @@
             <w:r>
               <w:rPr>
                 <w:rFonts w:ascii="Times New Roman" w:hAnsi="Times New Roman" w:cs="Times New Roman" w:eastAsia="Times New Roman"/>
-                <w:sz w:val="21"/>
+                <w:sz w:val="18"/>
               </w:rPr>
             </w:r>
             <w:r>
               <w:rPr>
                 <w:rFonts w:ascii="Times New Roman" w:hAnsi="Times New Roman" w:cs="Times New Roman" w:eastAsia="Times New Roman"/>
                 <w:i w:val="0"/>
-                <w:sz w:val="21"/>
+                <w:sz w:val="18"/>
               </w:rPr>
               <w:t>Selected platforms</w:t>
             </w:r>
@@ -2356,13 +2439,15 @@
         </w:tc>
         <w:tc>
           <w:tcPr>
-            <w:tcW w:type="dxa" w:w="1000"/>
+            <w:tcW w:type="dxa" w:w="879"/>
             <w:vAlign w:val="center"/>
             <w:tcMar>
-              <w:top w:w="55" w:type="dxa"/>
-              <w:bottom w:w="55" w:type="dxa"/>
-              <w:left w:w="70" w:type="dxa"/>
-              <w:right w:w="70" w:type="dxa"/>
+              <w:top w:w="45" w:type="dxa"/>
+              <w:bottom w:w="45" w:type="dxa"/>
+              <w:left w:w="35" w:type="dxa"/>
+              <w:right w:w="35" w:type="dxa"/>
+              <w:start w:w="38" w:type="dxa"/>
+              <w:end w:w="38" w:type="dxa"/>
             </w:tcMar>
           </w:tcPr>
           <w:p>
@@ -2373,14 +2458,14 @@
             <w:r>
               <w:rPr>
                 <w:rFonts w:ascii="Times New Roman" w:hAnsi="Times New Roman" w:cs="Times New Roman" w:eastAsia="Times New Roman"/>
-                <w:sz w:val="21"/>
+                <w:sz w:val="18"/>
               </w:rPr>
             </w:r>
             <w:r>
               <w:rPr>
                 <w:rFonts w:ascii="Times New Roman" w:hAnsi="Times New Roman" w:cs="Times New Roman" w:eastAsia="Times New Roman"/>
                 <w:i w:val="0"/>
-                <w:sz w:val="21"/>
+                <w:sz w:val="18"/>
               </w:rPr>
               <w:t>43.233</w:t>
             </w:r>
@@ -2388,13 +2473,15 @@
         </w:tc>
         <w:tc>
           <w:tcPr>
-            <w:tcW w:type="dxa" w:w="950"/>
+            <w:tcW w:type="dxa" w:w="879"/>
             <w:vAlign w:val="center"/>
             <w:tcMar>
-              <w:top w:w="55" w:type="dxa"/>
-              <w:bottom w:w="55" w:type="dxa"/>
-              <w:left w:w="70" w:type="dxa"/>
-              <w:right w:w="70" w:type="dxa"/>
+              <w:top w:w="45" w:type="dxa"/>
+              <w:bottom w:w="45" w:type="dxa"/>
+              <w:left w:w="35" w:type="dxa"/>
+              <w:right w:w="35" w:type="dxa"/>
+              <w:start w:w="38" w:type="dxa"/>
+              <w:end w:w="38" w:type="dxa"/>
             </w:tcMar>
           </w:tcPr>
           <w:p>
@@ -2405,14 +2492,14 @@
             <w:r>
               <w:rPr>
                 <w:rFonts w:ascii="Times New Roman" w:hAnsi="Times New Roman" w:cs="Times New Roman" w:eastAsia="Times New Roman"/>
-                <w:sz w:val="21"/>
+                <w:sz w:val="18"/>
               </w:rPr>
             </w:r>
             <w:r>
               <w:rPr>
                 <w:rFonts w:ascii="Times New Roman" w:hAnsi="Times New Roman" w:cs="Times New Roman" w:eastAsia="Times New Roman"/>
                 <w:i w:val="0"/>
-                <w:sz w:val="21"/>
+                <w:sz w:val="18"/>
               </w:rPr>
               <w:t>3.162</w:t>
             </w:r>
@@ -2420,13 +2507,15 @@
         </w:tc>
         <w:tc>
           <w:tcPr>
-            <w:tcW w:type="dxa" w:w="1100"/>
+            <w:tcW w:type="dxa" w:w="879"/>
             <w:vAlign w:val="center"/>
             <w:tcMar>
-              <w:top w:w="55" w:type="dxa"/>
-              <w:bottom w:w="55" w:type="dxa"/>
-              <w:left w:w="70" w:type="dxa"/>
-              <w:right w:w="70" w:type="dxa"/>
+              <w:top w:w="45" w:type="dxa"/>
+              <w:bottom w:w="45" w:type="dxa"/>
+              <w:left w:w="35" w:type="dxa"/>
+              <w:right w:w="35" w:type="dxa"/>
+              <w:start w:w="38" w:type="dxa"/>
+              <w:end w:w="38" w:type="dxa"/>
             </w:tcMar>
           </w:tcPr>
           <w:p>
@@ -2437,14 +2526,14 @@
             <w:r>
               <w:rPr>
                 <w:rFonts w:ascii="Times New Roman" w:hAnsi="Times New Roman" w:cs="Times New Roman" w:eastAsia="Times New Roman"/>
-                <w:sz w:val="21"/>
+                <w:sz w:val="18"/>
               </w:rPr>
             </w:r>
             <w:r>
               <w:rPr>
                 <w:rFonts w:ascii="Times New Roman" w:hAnsi="Times New Roman" w:cs="Times New Roman" w:eastAsia="Times New Roman"/>
                 <w:i w:val="0"/>
-                <w:sz w:val="21"/>
+                <w:sz w:val="18"/>
               </w:rPr>
               <w:t>40.070</w:t>
             </w:r>
@@ -2452,13 +2541,15 @@
         </w:tc>
         <w:tc>
           <w:tcPr>
-            <w:tcW w:type="dxa" w:w="1050"/>
+            <w:tcW w:type="dxa" w:w="935"/>
             <w:vAlign w:val="center"/>
             <w:tcMar>
-              <w:top w:w="55" w:type="dxa"/>
-              <w:bottom w:w="55" w:type="dxa"/>
-              <w:left w:w="70" w:type="dxa"/>
-              <w:right w:w="70" w:type="dxa"/>
+              <w:top w:w="45" w:type="dxa"/>
+              <w:bottom w:w="45" w:type="dxa"/>
+              <w:left w:w="35" w:type="dxa"/>
+              <w:right w:w="35" w:type="dxa"/>
+              <w:start w:w="38" w:type="dxa"/>
+              <w:end w:w="38" w:type="dxa"/>
             </w:tcMar>
           </w:tcPr>
           <w:p>
@@ -2469,14 +2560,14 @@
             <w:r>
               <w:rPr>
                 <w:rFonts w:ascii="Times New Roman" w:hAnsi="Times New Roman" w:cs="Times New Roman" w:eastAsia="Times New Roman"/>
-                <w:sz w:val="21"/>
+                <w:sz w:val="18"/>
               </w:rPr>
             </w:r>
             <w:r>
               <w:rPr>
                 <w:rFonts w:ascii="Times New Roman" w:hAnsi="Times New Roman" w:cs="Times New Roman" w:eastAsia="Times New Roman"/>
                 <w:i w:val="0"/>
-                <w:sz w:val="21"/>
+                <w:sz w:val="18"/>
               </w:rPr>
               <w:t>12.671x</w:t>
             </w:r>
@@ -2484,13 +2575,15 @@
         </w:tc>
         <w:tc>
           <w:tcPr>
-            <w:tcW w:type="dxa" w:w="2681"/>
+            <w:tcW w:type="dxa" w:w="3254"/>
             <w:vAlign w:val="center"/>
             <w:tcMar>
-              <w:top w:w="55" w:type="dxa"/>
-              <w:bottom w:w="55" w:type="dxa"/>
-              <w:left w:w="70" w:type="dxa"/>
-              <w:right w:w="70" w:type="dxa"/>
+              <w:top w:w="45" w:type="dxa"/>
+              <w:bottom w:w="45" w:type="dxa"/>
+              <w:left w:w="35" w:type="dxa"/>
+              <w:right w:w="35" w:type="dxa"/>
+              <w:start w:w="38" w:type="dxa"/>
+              <w:end w:w="38" w:type="dxa"/>
             </w:tcMar>
           </w:tcPr>
           <w:p>
@@ -2501,14 +2594,14 @@
             <w:r>
               <w:rPr>
                 <w:rFonts w:ascii="Times New Roman" w:hAnsi="Times New Roman" w:cs="Times New Roman" w:eastAsia="Times New Roman"/>
-                <w:sz w:val="21"/>
+                <w:sz w:val="18"/>
               </w:rPr>
             </w:r>
             <w:r>
               <w:rPr>
                 <w:rFonts w:ascii="Times New Roman" w:hAnsi="Times New Roman" w:cs="Times New Roman" w:eastAsia="Times New Roman"/>
                 <w:i w:val="0"/>
-                <w:sz w:val="21"/>
+                <w:sz w:val="18"/>
               </w:rPr>
               <w:t>Sum, not national total</w:t>
             </w:r>
@@ -2518,14 +2611,16 @@
     </w:tbl>
     <w:p>
       <w:pPr>
-        <w:spacing w:line="254" w:lineRule="auto" w:after="60" w:before="0"/>
+        <w:keepNext/>
+        <w:spacing w:line="240" w:lineRule="auto" w:after="30" w:before="60"/>
         <w:jc w:val="both"/>
       </w:pPr>
       <w:r>
         <w:rPr>
           <w:rFonts w:ascii="Times New Roman" w:hAnsi="Times New Roman" w:cs="Times New Roman" w:eastAsia="Times New Roman"/>
-          <w:i w:val="0"/>
-          <w:sz w:val="24"/>
+          <w:b/>
+          <w:i/>
+          <w:sz w:val="19"/>
         </w:rPr>
         <w:t>Table 2 reports the FY2023 cross-section. These cases establish the order of magnitude and feasibility of the measure. Sensitivity and leave-one-platform-out checks do not remove the large transaction-revenue gap, but they are treated as robustness material rather than the thesis's main result.</w:t>
       </w:r>
@@ -2534,7 +2629,7 @@
       <w:pPr>
         <w:pStyle w:val="Heading2"/>
         <w:keepNext/>
-        <w:spacing w:before="140" w:after="60"/>
+        <w:spacing w:before="90" w:after="30"/>
         <w:jc w:val="left"/>
       </w:pPr>
       <w:r>
@@ -2549,15 +2644,15 @@
     <w:p>
       <w:pPr>
         <w:keepNext/>
-        <w:spacing w:line="240" w:lineRule="auto" w:after="40" w:before="120"/>
+        <w:spacing w:line="240" w:lineRule="auto" w:after="30" w:before="60"/>
         <w:jc w:val="left"/>
       </w:pPr>
       <w:r>
         <w:rPr>
           <w:rFonts w:ascii="Times New Roman" w:hAnsi="Times New Roman" w:cs="Times New Roman" w:eastAsia="Times New Roman"/>
           <w:b/>
-          <w:i w:val="0"/>
-          <w:sz w:val="18"/>
+          <w:i/>
+          <w:sz w:val="19"/>
         </w:rPr>
         <w:t>Table 3. Within-series annual divergence under two admission rules. Counts differ because evidence admission differs; both are reported rather than resolved into one headline.</w:t>
       </w:r>
@@ -2567,7 +2662,7 @@
         <w:tblStyle w:val="TableGrid"/>
         <w:tblW w:type="auto" w:w="0"/>
         <w:jc w:val="center"/>
-        <w:tblLayout w:type="autofit"/>
+        <w:tblLayout w:type="fixed"/>
         <w:tblLook w:firstColumn="1" w:firstRow="1" w:lastColumn="0" w:lastRow="0" w:noHBand="0" w:noVBand="1" w:val="04A0"/>
       </w:tblPr>
       <w:tblGrid>
@@ -2582,13 +2677,15 @@
         </w:trPr>
         <w:tc>
           <w:tcPr>
-            <w:tcW w:type="dxa" w:w="3402"/>
+            <w:tcW w:type="dxa" w:w="3816"/>
             <w:vAlign w:val="center"/>
             <w:tcMar>
-              <w:top w:w="55" w:type="dxa"/>
-              <w:bottom w:w="55" w:type="dxa"/>
-              <w:left w:w="70" w:type="dxa"/>
-              <w:right w:w="70" w:type="dxa"/>
+              <w:top w:w="45" w:type="dxa"/>
+              <w:bottom w:w="45" w:type="dxa"/>
+              <w:left w:w="55" w:type="dxa"/>
+              <w:right w:w="55" w:type="dxa"/>
+              <w:start w:w="38" w:type="dxa"/>
+              <w:end w:w="38" w:type="dxa"/>
             </w:tcMar>
           </w:tcPr>
           <w:p>
@@ -2601,27 +2698,29 @@
               <w:rPr>
                 <w:rFonts w:ascii="Times New Roman" w:hAnsi="Times New Roman" w:cs="Times New Roman" w:eastAsia="Times New Roman"/>
                 <w:b/>
-                <w:sz w:val="21"/>
+                <w:sz w:val="18"/>
               </w:rPr>
             </w:r>
             <w:r>
               <w:rPr>
                 <w:rFonts w:ascii="Times New Roman" w:hAnsi="Times New Roman" w:cs="Times New Roman" w:eastAsia="Times New Roman"/>
                 <w:b/>
-                <w:sz w:val="21"/>
+                <w:sz w:val="18"/>
               </w:rPr>
             </w:r>
           </w:p>
         </w:tc>
         <w:tc>
           <w:tcPr>
-            <w:tcW w:type="dxa" w:w="2438"/>
+            <w:tcW w:type="dxa" w:w="2865"/>
             <w:vAlign w:val="center"/>
             <w:tcMar>
-              <w:top w:w="55" w:type="dxa"/>
-              <w:bottom w:w="55" w:type="dxa"/>
-              <w:left w:w="70" w:type="dxa"/>
-              <w:right w:w="70" w:type="dxa"/>
+              <w:top w:w="45" w:type="dxa"/>
+              <w:bottom w:w="45" w:type="dxa"/>
+              <w:left w:w="55" w:type="dxa"/>
+              <w:right w:w="55" w:type="dxa"/>
+              <w:start w:w="38" w:type="dxa"/>
+              <w:end w:w="38" w:type="dxa"/>
             </w:tcMar>
           </w:tcPr>
           <w:p>
@@ -2634,14 +2733,14 @@
               <w:rPr>
                 <w:rFonts w:ascii="Times New Roman" w:hAnsi="Times New Roman" w:cs="Times New Roman" w:eastAsia="Times New Roman"/>
                 <w:b/>
-                <w:sz w:val="21"/>
+                <w:sz w:val="18"/>
               </w:rPr>
             </w:r>
             <w:r>
               <w:rPr>
                 <w:rFonts w:ascii="Times New Roman" w:hAnsi="Times New Roman" w:cs="Times New Roman" w:eastAsia="Times New Roman"/>
                 <w:b/>
-                <w:sz w:val="21"/>
+                <w:sz w:val="18"/>
               </w:rPr>
               <w:t>All-tier inventory</w:t>
             </w:r>
@@ -2649,13 +2748,15 @@
         </w:tc>
         <w:tc>
           <w:tcPr>
-            <w:tcW w:type="dxa" w:w="2778"/>
+            <w:tcW w:type="dxa" w:w="2865"/>
             <w:vAlign w:val="center"/>
             <w:tcMar>
-              <w:top w:w="55" w:type="dxa"/>
-              <w:bottom w:w="55" w:type="dxa"/>
-              <w:left w:w="70" w:type="dxa"/>
-              <w:right w:w="70" w:type="dxa"/>
+              <w:top w:w="45" w:type="dxa"/>
+              <w:bottom w:w="45" w:type="dxa"/>
+              <w:left w:w="55" w:type="dxa"/>
+              <w:right w:w="55" w:type="dxa"/>
+              <w:start w:w="38" w:type="dxa"/>
+              <w:end w:w="38" w:type="dxa"/>
             </w:tcMar>
           </w:tcPr>
           <w:p>
@@ -2668,14 +2769,14 @@
               <w:rPr>
                 <w:rFonts w:ascii="Times New Roman" w:hAnsi="Times New Roman" w:cs="Times New Roman" w:eastAsia="Times New Roman"/>
                 <w:b/>
-                <w:sz w:val="21"/>
+                <w:sz w:val="18"/>
               </w:rPr>
             </w:r>
             <w:r>
               <w:rPr>
                 <w:rFonts w:ascii="Times New Roman" w:hAnsi="Times New Roman" w:cs="Times New Roman" w:eastAsia="Times New Roman"/>
                 <w:b/>
-                <w:sz w:val="21"/>
+                <w:sz w:val="18"/>
               </w:rPr>
               <w:t>Direct-candidate sensitivity</w:t>
             </w:r>
@@ -2688,13 +2789,15 @@
         </w:trPr>
         <w:tc>
           <w:tcPr>
-            <w:tcW w:type="dxa" w:w="3402"/>
+            <w:tcW w:type="dxa" w:w="3816"/>
             <w:vAlign w:val="center"/>
             <w:tcMar>
-              <w:top w:w="55" w:type="dxa"/>
-              <w:bottom w:w="55" w:type="dxa"/>
-              <w:left w:w="70" w:type="dxa"/>
-              <w:right w:w="70" w:type="dxa"/>
+              <w:top w:w="45" w:type="dxa"/>
+              <w:bottom w:w="45" w:type="dxa"/>
+              <w:left w:w="55" w:type="dxa"/>
+              <w:right w:w="55" w:type="dxa"/>
+              <w:start w:w="38" w:type="dxa"/>
+              <w:end w:w="38" w:type="dxa"/>
             </w:tcMar>
           </w:tcPr>
           <w:p>
@@ -2706,14 +2809,14 @@
             <w:r>
               <w:rPr>
                 <w:rFonts w:ascii="Times New Roman" w:hAnsi="Times New Roman" w:cs="Times New Roman" w:eastAsia="Times New Roman"/>
-                <w:sz w:val="21"/>
+                <w:sz w:val="18"/>
               </w:rPr>
             </w:r>
             <w:r>
               <w:rPr>
                 <w:rFonts w:ascii="Times New Roman" w:hAnsi="Times New Roman" w:cs="Times New Roman" w:eastAsia="Times New Roman"/>
                 <w:i w:val="0"/>
-                <w:sz w:val="21"/>
+                <w:sz w:val="18"/>
               </w:rPr>
               <w:t>Transitions</w:t>
             </w:r>
@@ -2721,13 +2824,15 @@
         </w:tc>
         <w:tc>
           <w:tcPr>
-            <w:tcW w:type="dxa" w:w="2438"/>
+            <w:tcW w:type="dxa" w:w="2865"/>
             <w:vAlign w:val="center"/>
             <w:tcMar>
-              <w:top w:w="55" w:type="dxa"/>
-              <w:bottom w:w="55" w:type="dxa"/>
-              <w:left w:w="70" w:type="dxa"/>
-              <w:right w:w="70" w:type="dxa"/>
+              <w:top w:w="45" w:type="dxa"/>
+              <w:bottom w:w="45" w:type="dxa"/>
+              <w:left w:w="55" w:type="dxa"/>
+              <w:right w:w="55" w:type="dxa"/>
+              <w:start w:w="38" w:type="dxa"/>
+              <w:end w:w="38" w:type="dxa"/>
             </w:tcMar>
           </w:tcPr>
           <w:p>
@@ -2739,14 +2844,14 @@
             <w:r>
               <w:rPr>
                 <w:rFonts w:ascii="Times New Roman" w:hAnsi="Times New Roman" w:cs="Times New Roman" w:eastAsia="Times New Roman"/>
-                <w:sz w:val="21"/>
+                <w:sz w:val="18"/>
               </w:rPr>
             </w:r>
             <w:r>
               <w:rPr>
                 <w:rFonts w:ascii="Times New Roman" w:hAnsi="Times New Roman" w:cs="Times New Roman" w:eastAsia="Times New Roman"/>
                 <w:i w:val="0"/>
-                <w:sz w:val="21"/>
+                <w:sz w:val="18"/>
               </w:rPr>
               <w:t>12</w:t>
             </w:r>
@@ -2754,13 +2859,15 @@
         </w:tc>
         <w:tc>
           <w:tcPr>
-            <w:tcW w:type="dxa" w:w="2778"/>
+            <w:tcW w:type="dxa" w:w="2865"/>
             <w:vAlign w:val="center"/>
             <w:tcMar>
-              <w:top w:w="55" w:type="dxa"/>
-              <w:bottom w:w="55" w:type="dxa"/>
-              <w:left w:w="70" w:type="dxa"/>
-              <w:right w:w="70" w:type="dxa"/>
+              <w:top w:w="45" w:type="dxa"/>
+              <w:bottom w:w="45" w:type="dxa"/>
+              <w:left w:w="55" w:type="dxa"/>
+              <w:right w:w="55" w:type="dxa"/>
+              <w:start w:w="38" w:type="dxa"/>
+              <w:end w:w="38" w:type="dxa"/>
             </w:tcMar>
           </w:tcPr>
           <w:p>
@@ -2772,14 +2879,14 @@
             <w:r>
               <w:rPr>
                 <w:rFonts w:ascii="Times New Roman" w:hAnsi="Times New Roman" w:cs="Times New Roman" w:eastAsia="Times New Roman"/>
-                <w:sz w:val="21"/>
+                <w:sz w:val="18"/>
               </w:rPr>
             </w:r>
             <w:r>
               <w:rPr>
                 <w:rFonts w:ascii="Times New Roman" w:hAnsi="Times New Roman" w:cs="Times New Roman" w:eastAsia="Times New Roman"/>
                 <w:i w:val="0"/>
-                <w:sz w:val="21"/>
+                <w:sz w:val="18"/>
               </w:rPr>
               <w:t>9</w:t>
             </w:r>
@@ -2792,13 +2899,15 @@
         </w:trPr>
         <w:tc>
           <w:tcPr>
-            <w:tcW w:type="dxa" w:w="3402"/>
+            <w:tcW w:type="dxa" w:w="3816"/>
             <w:vAlign w:val="center"/>
             <w:tcMar>
-              <w:top w:w="55" w:type="dxa"/>
-              <w:bottom w:w="55" w:type="dxa"/>
-              <w:left w:w="70" w:type="dxa"/>
-              <w:right w:w="70" w:type="dxa"/>
+              <w:top w:w="45" w:type="dxa"/>
+              <w:bottom w:w="45" w:type="dxa"/>
+              <w:left w:w="55" w:type="dxa"/>
+              <w:right w:w="55" w:type="dxa"/>
+              <w:start w:w="38" w:type="dxa"/>
+              <w:end w:w="38" w:type="dxa"/>
             </w:tcMar>
           </w:tcPr>
           <w:p>
@@ -2810,14 +2919,14 @@
             <w:r>
               <w:rPr>
                 <w:rFonts w:ascii="Times New Roman" w:hAnsi="Times New Roman" w:cs="Times New Roman" w:eastAsia="Times New Roman"/>
-                <w:sz w:val="21"/>
+                <w:sz w:val="18"/>
               </w:rPr>
             </w:r>
             <w:r>
               <w:rPr>
                 <w:rFonts w:ascii="Times New Roman" w:hAnsi="Times New Roman" w:cs="Times New Roman" w:eastAsia="Times New Roman"/>
                 <w:i w:val="0"/>
-                <w:sz w:val="21"/>
+                <w:sz w:val="18"/>
               </w:rPr>
               <w:t>Revenue grows faster</w:t>
             </w:r>
@@ -2825,13 +2934,15 @@
         </w:tc>
         <w:tc>
           <w:tcPr>
-            <w:tcW w:type="dxa" w:w="2438"/>
+            <w:tcW w:type="dxa" w:w="2865"/>
             <w:vAlign w:val="center"/>
             <w:tcMar>
-              <w:top w:w="55" w:type="dxa"/>
-              <w:bottom w:w="55" w:type="dxa"/>
-              <w:left w:w="70" w:type="dxa"/>
-              <w:right w:w="70" w:type="dxa"/>
+              <w:top w:w="45" w:type="dxa"/>
+              <w:bottom w:w="45" w:type="dxa"/>
+              <w:left w:w="55" w:type="dxa"/>
+              <w:right w:w="55" w:type="dxa"/>
+              <w:start w:w="38" w:type="dxa"/>
+              <w:end w:w="38" w:type="dxa"/>
             </w:tcMar>
           </w:tcPr>
           <w:p>
@@ -2843,14 +2954,14 @@
             <w:r>
               <w:rPr>
                 <w:rFonts w:ascii="Times New Roman" w:hAnsi="Times New Roman" w:cs="Times New Roman" w:eastAsia="Times New Roman"/>
-                <w:sz w:val="21"/>
+                <w:sz w:val="18"/>
               </w:rPr>
             </w:r>
             <w:r>
               <w:rPr>
                 <w:rFonts w:ascii="Times New Roman" w:hAnsi="Times New Roman" w:cs="Times New Roman" w:eastAsia="Times New Roman"/>
                 <w:i w:val="0"/>
-                <w:sz w:val="21"/>
+                <w:sz w:val="18"/>
               </w:rPr>
               <w:t>10</w:t>
             </w:r>
@@ -2858,13 +2969,15 @@
         </w:tc>
         <w:tc>
           <w:tcPr>
-            <w:tcW w:type="dxa" w:w="2778"/>
+            <w:tcW w:type="dxa" w:w="2865"/>
             <w:vAlign w:val="center"/>
             <w:tcMar>
-              <w:top w:w="55" w:type="dxa"/>
-              <w:bottom w:w="55" w:type="dxa"/>
-              <w:left w:w="70" w:type="dxa"/>
-              <w:right w:w="70" w:type="dxa"/>
+              <w:top w:w="45" w:type="dxa"/>
+              <w:bottom w:w="45" w:type="dxa"/>
+              <w:left w:w="55" w:type="dxa"/>
+              <w:right w:w="55" w:type="dxa"/>
+              <w:start w:w="38" w:type="dxa"/>
+              <w:end w:w="38" w:type="dxa"/>
             </w:tcMar>
           </w:tcPr>
           <w:p>
@@ -2876,14 +2989,14 @@
             <w:r>
               <w:rPr>
                 <w:rFonts w:ascii="Times New Roman" w:hAnsi="Times New Roman" w:cs="Times New Roman" w:eastAsia="Times New Roman"/>
-                <w:sz w:val="21"/>
+                <w:sz w:val="18"/>
               </w:rPr>
             </w:r>
             <w:r>
               <w:rPr>
                 <w:rFonts w:ascii="Times New Roman" w:hAnsi="Times New Roman" w:cs="Times New Roman" w:eastAsia="Times New Roman"/>
                 <w:i w:val="0"/>
-                <w:sz w:val="21"/>
+                <w:sz w:val="18"/>
               </w:rPr>
               <w:t>6</w:t>
             </w:r>
@@ -2896,13 +3009,15 @@
         </w:trPr>
         <w:tc>
           <w:tcPr>
-            <w:tcW w:type="dxa" w:w="3402"/>
+            <w:tcW w:type="dxa" w:w="3816"/>
             <w:vAlign w:val="center"/>
             <w:tcMar>
-              <w:top w:w="55" w:type="dxa"/>
-              <w:bottom w:w="55" w:type="dxa"/>
-              <w:left w:w="70" w:type="dxa"/>
-              <w:right w:w="70" w:type="dxa"/>
+              <w:top w:w="45" w:type="dxa"/>
+              <w:bottom w:w="45" w:type="dxa"/>
+              <w:left w:w="55" w:type="dxa"/>
+              <w:right w:w="55" w:type="dxa"/>
+              <w:start w:w="38" w:type="dxa"/>
+              <w:end w:w="38" w:type="dxa"/>
             </w:tcMar>
           </w:tcPr>
           <w:p>
@@ -2914,14 +3029,14 @@
             <w:r>
               <w:rPr>
                 <w:rFonts w:ascii="Times New Roman" w:hAnsi="Times New Roman" w:cs="Times New Roman" w:eastAsia="Times New Roman"/>
-                <w:sz w:val="21"/>
+                <w:sz w:val="18"/>
               </w:rPr>
             </w:r>
             <w:r>
               <w:rPr>
                 <w:rFonts w:ascii="Times New Roman" w:hAnsi="Times New Roman" w:cs="Times New Roman" w:eastAsia="Times New Roman"/>
                 <w:i w:val="0"/>
-                <w:sz w:val="21"/>
+                <w:sz w:val="18"/>
               </w:rPr>
               <w:t>Transaction grows faster</w:t>
             </w:r>
@@ -2929,13 +3044,15 @@
         </w:tc>
         <w:tc>
           <w:tcPr>
-            <w:tcW w:type="dxa" w:w="2438"/>
+            <w:tcW w:type="dxa" w:w="2865"/>
             <w:vAlign w:val="center"/>
             <w:tcMar>
-              <w:top w:w="55" w:type="dxa"/>
-              <w:bottom w:w="55" w:type="dxa"/>
-              <w:left w:w="70" w:type="dxa"/>
-              <w:right w:w="70" w:type="dxa"/>
+              <w:top w:w="45" w:type="dxa"/>
+              <w:bottom w:w="45" w:type="dxa"/>
+              <w:left w:w="55" w:type="dxa"/>
+              <w:right w:w="55" w:type="dxa"/>
+              <w:start w:w="38" w:type="dxa"/>
+              <w:end w:w="38" w:type="dxa"/>
             </w:tcMar>
           </w:tcPr>
           <w:p>
@@ -2947,14 +3064,14 @@
             <w:r>
               <w:rPr>
                 <w:rFonts w:ascii="Times New Roman" w:hAnsi="Times New Roman" w:cs="Times New Roman" w:eastAsia="Times New Roman"/>
-                <w:sz w:val="21"/>
+                <w:sz w:val="18"/>
               </w:rPr>
             </w:r>
             <w:r>
               <w:rPr>
                 <w:rFonts w:ascii="Times New Roman" w:hAnsi="Times New Roman" w:cs="Times New Roman" w:eastAsia="Times New Roman"/>
                 <w:i w:val="0"/>
-                <w:sz w:val="21"/>
+                <w:sz w:val="18"/>
               </w:rPr>
               <w:t>2</w:t>
             </w:r>
@@ -2962,13 +3079,15 @@
         </w:tc>
         <w:tc>
           <w:tcPr>
-            <w:tcW w:type="dxa" w:w="2778"/>
+            <w:tcW w:type="dxa" w:w="2865"/>
             <w:vAlign w:val="center"/>
             <w:tcMar>
-              <w:top w:w="55" w:type="dxa"/>
-              <w:bottom w:w="55" w:type="dxa"/>
-              <w:left w:w="70" w:type="dxa"/>
-              <w:right w:w="70" w:type="dxa"/>
+              <w:top w:w="45" w:type="dxa"/>
+              <w:bottom w:w="45" w:type="dxa"/>
+              <w:left w:w="55" w:type="dxa"/>
+              <w:right w:w="55" w:type="dxa"/>
+              <w:start w:w="38" w:type="dxa"/>
+              <w:end w:w="38" w:type="dxa"/>
             </w:tcMar>
           </w:tcPr>
           <w:p>
@@ -2980,14 +3099,14 @@
             <w:r>
               <w:rPr>
                 <w:rFonts w:ascii="Times New Roman" w:hAnsi="Times New Roman" w:cs="Times New Roman" w:eastAsia="Times New Roman"/>
-                <w:sz w:val="21"/>
+                <w:sz w:val="18"/>
               </w:rPr>
             </w:r>
             <w:r>
               <w:rPr>
                 <w:rFonts w:ascii="Times New Roman" w:hAnsi="Times New Roman" w:cs="Times New Roman" w:eastAsia="Times New Roman"/>
                 <w:i w:val="0"/>
-                <w:sz w:val="21"/>
+                <w:sz w:val="18"/>
               </w:rPr>
               <w:t>3</w:t>
             </w:r>
@@ -3000,13 +3119,15 @@
         </w:trPr>
         <w:tc>
           <w:tcPr>
-            <w:tcW w:type="dxa" w:w="3402"/>
+            <w:tcW w:type="dxa" w:w="3816"/>
             <w:vAlign w:val="center"/>
             <w:tcMar>
-              <w:top w:w="55" w:type="dxa"/>
-              <w:bottom w:w="55" w:type="dxa"/>
-              <w:left w:w="70" w:type="dxa"/>
-              <w:right w:w="70" w:type="dxa"/>
+              <w:top w:w="45" w:type="dxa"/>
+              <w:bottom w:w="45" w:type="dxa"/>
+              <w:left w:w="55" w:type="dxa"/>
+              <w:right w:w="55" w:type="dxa"/>
+              <w:start w:w="38" w:type="dxa"/>
+              <w:end w:w="38" w:type="dxa"/>
             </w:tcMar>
           </w:tcPr>
           <w:p>
@@ -3018,14 +3139,14 @@
             <w:r>
               <w:rPr>
                 <w:rFonts w:ascii="Times New Roman" w:hAnsi="Times New Roman" w:cs="Times New Roman" w:eastAsia="Times New Roman"/>
-                <w:sz w:val="21"/>
+                <w:sz w:val="18"/>
               </w:rPr>
             </w:r>
             <w:r>
               <w:rPr>
                 <w:rFonts w:ascii="Times New Roman" w:hAnsi="Times New Roman" w:cs="Times New Roman" w:eastAsia="Times New Roman"/>
                 <w:i w:val="0"/>
-                <w:sz w:val="21"/>
+                <w:sz w:val="18"/>
               </w:rPr>
               <w:t>Opposite-sign transitions</w:t>
             </w:r>
@@ -3033,13 +3154,15 @@
         </w:tc>
         <w:tc>
           <w:tcPr>
-            <w:tcW w:type="dxa" w:w="2438"/>
+            <w:tcW w:type="dxa" w:w="2865"/>
             <w:vAlign w:val="center"/>
             <w:tcMar>
-              <w:top w:w="55" w:type="dxa"/>
-              <w:bottom w:w="55" w:type="dxa"/>
-              <w:left w:w="70" w:type="dxa"/>
-              <w:right w:w="70" w:type="dxa"/>
+              <w:top w:w="45" w:type="dxa"/>
+              <w:bottom w:w="45" w:type="dxa"/>
+              <w:left w:w="55" w:type="dxa"/>
+              <w:right w:w="55" w:type="dxa"/>
+              <w:start w:w="38" w:type="dxa"/>
+              <w:end w:w="38" w:type="dxa"/>
             </w:tcMar>
           </w:tcPr>
           <w:p>
@@ -3051,14 +3174,14 @@
             <w:r>
               <w:rPr>
                 <w:rFonts w:ascii="Times New Roman" w:hAnsi="Times New Roman" w:cs="Times New Roman" w:eastAsia="Times New Roman"/>
-                <w:sz w:val="21"/>
+                <w:sz w:val="18"/>
               </w:rPr>
             </w:r>
             <w:r>
               <w:rPr>
                 <w:rFonts w:ascii="Times New Roman" w:hAnsi="Times New Roman" w:cs="Times New Roman" w:eastAsia="Times New Roman"/>
                 <w:i w:val="0"/>
-                <w:sz w:val="21"/>
+                <w:sz w:val="18"/>
               </w:rPr>
               <w:t>2</w:t>
             </w:r>
@@ -3066,13 +3189,15 @@
         </w:tc>
         <w:tc>
           <w:tcPr>
-            <w:tcW w:type="dxa" w:w="2778"/>
+            <w:tcW w:type="dxa" w:w="2865"/>
             <w:vAlign w:val="center"/>
             <w:tcMar>
-              <w:top w:w="55" w:type="dxa"/>
-              <w:bottom w:w="55" w:type="dxa"/>
-              <w:left w:w="70" w:type="dxa"/>
-              <w:right w:w="70" w:type="dxa"/>
+              <w:top w:w="45" w:type="dxa"/>
+              <w:bottom w:w="45" w:type="dxa"/>
+              <w:left w:w="55" w:type="dxa"/>
+              <w:right w:w="55" w:type="dxa"/>
+              <w:start w:w="38" w:type="dxa"/>
+              <w:end w:w="38" w:type="dxa"/>
             </w:tcMar>
           </w:tcPr>
           <w:p>
@@ -3084,14 +3209,14 @@
             <w:r>
               <w:rPr>
                 <w:rFonts w:ascii="Times New Roman" w:hAnsi="Times New Roman" w:cs="Times New Roman" w:eastAsia="Times New Roman"/>
-                <w:sz w:val="21"/>
+                <w:sz w:val="18"/>
               </w:rPr>
             </w:r>
             <w:r>
               <w:rPr>
                 <w:rFonts w:ascii="Times New Roman" w:hAnsi="Times New Roman" w:cs="Times New Roman" w:eastAsia="Times New Roman"/>
                 <w:i w:val="0"/>
-                <w:sz w:val="21"/>
+                <w:sz w:val="18"/>
               </w:rPr>
               <w:t>3</w:t>
             </w:r>
@@ -3104,13 +3229,15 @@
         </w:trPr>
         <w:tc>
           <w:tcPr>
-            <w:tcW w:type="dxa" w:w="3402"/>
+            <w:tcW w:type="dxa" w:w="3816"/>
             <w:vAlign w:val="center"/>
             <w:tcMar>
-              <w:top w:w="55" w:type="dxa"/>
-              <w:bottom w:w="55" w:type="dxa"/>
-              <w:left w:w="70" w:type="dxa"/>
-              <w:right w:w="70" w:type="dxa"/>
+              <w:top w:w="45" w:type="dxa"/>
+              <w:bottom w:w="45" w:type="dxa"/>
+              <w:left w:w="55" w:type="dxa"/>
+              <w:right w:w="55" w:type="dxa"/>
+              <w:start w:w="38" w:type="dxa"/>
+              <w:end w:w="38" w:type="dxa"/>
             </w:tcMar>
           </w:tcPr>
           <w:p>
@@ -3121,14 +3248,14 @@
             <w:r>
               <w:rPr>
                 <w:rFonts w:ascii="Times New Roman" w:hAnsi="Times New Roman" w:cs="Times New Roman" w:eastAsia="Times New Roman"/>
-                <w:sz w:val="21"/>
+                <w:sz w:val="18"/>
               </w:rPr>
             </w:r>
             <w:r>
               <w:rPr>
                 <w:rFonts w:ascii="Times New Roman" w:hAnsi="Times New Roman" w:cs="Times New Roman" w:eastAsia="Times New Roman"/>
                 <w:i w:val="0"/>
-                <w:sz w:val="21"/>
+                <w:sz w:val="18"/>
               </w:rPr>
               <w:t>Median absolute divergence</w:t>
             </w:r>
@@ -3136,13 +3263,15 @@
         </w:tc>
         <w:tc>
           <w:tcPr>
-            <w:tcW w:type="dxa" w:w="2438"/>
+            <w:tcW w:type="dxa" w:w="2865"/>
             <w:vAlign w:val="center"/>
             <w:tcMar>
-              <w:top w:w="55" w:type="dxa"/>
-              <w:bottom w:w="55" w:type="dxa"/>
-              <w:left w:w="70" w:type="dxa"/>
-              <w:right w:w="70" w:type="dxa"/>
+              <w:top w:w="45" w:type="dxa"/>
+              <w:bottom w:w="45" w:type="dxa"/>
+              <w:left w:w="55" w:type="dxa"/>
+              <w:right w:w="55" w:type="dxa"/>
+              <w:start w:w="38" w:type="dxa"/>
+              <w:end w:w="38" w:type="dxa"/>
             </w:tcMar>
           </w:tcPr>
           <w:p>
@@ -3153,14 +3282,14 @@
             <w:r>
               <w:rPr>
                 <w:rFonts w:ascii="Times New Roman" w:hAnsi="Times New Roman" w:cs="Times New Roman" w:eastAsia="Times New Roman"/>
-                <w:sz w:val="21"/>
+                <w:sz w:val="18"/>
               </w:rPr>
             </w:r>
             <w:r>
               <w:rPr>
                 <w:rFonts w:ascii="Times New Roman" w:hAnsi="Times New Roman" w:cs="Times New Roman" w:eastAsia="Times New Roman"/>
                 <w:i w:val="0"/>
-                <w:sz w:val="21"/>
+                <w:sz w:val="18"/>
               </w:rPr>
               <w:t>42.02 pp</w:t>
             </w:r>
@@ -3168,13 +3297,15 @@
         </w:tc>
         <w:tc>
           <w:tcPr>
-            <w:tcW w:type="dxa" w:w="2778"/>
+            <w:tcW w:type="dxa" w:w="2865"/>
             <w:vAlign w:val="center"/>
             <w:tcMar>
-              <w:top w:w="55" w:type="dxa"/>
-              <w:bottom w:w="55" w:type="dxa"/>
-              <w:left w:w="70" w:type="dxa"/>
-              <w:right w:w="70" w:type="dxa"/>
+              <w:top w:w="45" w:type="dxa"/>
+              <w:bottom w:w="45" w:type="dxa"/>
+              <w:left w:w="55" w:type="dxa"/>
+              <w:right w:w="55" w:type="dxa"/>
+              <w:start w:w="38" w:type="dxa"/>
+              <w:end w:w="38" w:type="dxa"/>
             </w:tcMar>
           </w:tcPr>
           <w:p>
@@ -3185,14 +3316,14 @@
             <w:r>
               <w:rPr>
                 <w:rFonts w:ascii="Times New Roman" w:hAnsi="Times New Roman" w:cs="Times New Roman" w:eastAsia="Times New Roman"/>
-                <w:sz w:val="21"/>
+                <w:sz w:val="18"/>
               </w:rPr>
             </w:r>
             <w:r>
               <w:rPr>
                 <w:rFonts w:ascii="Times New Roman" w:hAnsi="Times New Roman" w:cs="Times New Roman" w:eastAsia="Times New Roman"/>
                 <w:i w:val="0"/>
-                <w:sz w:val="21"/>
+                <w:sz w:val="18"/>
               </w:rPr>
               <w:t>42.94 pp</w:t>
             </w:r>
@@ -3202,14 +3333,16 @@
     </w:tbl>
     <w:p>
       <w:pPr>
-        <w:spacing w:line="254" w:lineRule="auto" w:after="60" w:before="0"/>
+        <w:keepNext/>
+        <w:spacing w:line="240" w:lineRule="auto" w:after="30" w:before="60"/>
         <w:jc w:val="both"/>
       </w:pPr>
       <w:r>
         <w:rPr>
           <w:rFonts w:ascii="Times New Roman" w:hAnsi="Times New Roman" w:cs="Times New Roman" w:eastAsia="Times New Roman"/>
-          <w:i w:val="0"/>
-          <w:sz w:val="24"/>
+          <w:b/>
+          <w:i/>
+          <w:sz w:val="19"/>
         </w:rPr>
         <w:t>Table 3 compares the two admission rules. The summaries differ because the rules differ; neither is a filtered restatement of the other. Tokopedia FY2022-FY2023 provides the cleanest mechanism example: transaction value falls 8.90 percent while selected third-party net segment revenue rises 53.20 percent. Of the arithmetic increase in net revenue, 60.56 percent is associated with lower customer incentives and 39.44 percent with higher gross revenue. This reconciles the divergence without claiming causality.</w:t>
       </w:r>
@@ -3227,7 +3360,7 @@
         </w:rPr>
         <w:drawing>
           <wp:inline xmlns:a="http://schemas.openxmlformats.org/drawingml/2006/main" xmlns:pic="http://schemas.openxmlformats.org/drawingml/2006/picture">
-            <wp:extent cx="5544000" cy="1975766"/>
+            <wp:extent cx="5230368" cy="2673835"/>
             <wp:docPr id="1" name="Picture 1"/>
             <wp:cNvGraphicFramePr>
               <a:graphicFrameLocks noChangeAspect="1"/>
@@ -3248,7 +3381,7 @@
                   <pic:spPr>
                     <a:xfrm>
                       <a:off x="0" y="0"/>
-                      <a:ext cx="5544000" cy="1975766"/>
+                      <a:ext cx="5230368" cy="2673835"/>
                     </a:xfrm>
                     <a:prstGeom prst="rect"/>
                   </pic:spPr>
@@ -3261,22 +3394,24 @@
     </w:p>
     <w:p>
       <w:pPr>
-        <w:keepNext w:val="0"/>
-        <w:spacing w:before="60" w:after="100" w:line="240" w:lineRule="auto"/>
+        <w:keepNext/>
+        <w:spacing w:before="40" w:after="30" w:line="240" w:lineRule="auto"/>
         <w:jc w:val="center"/>
       </w:pPr>
       <w:r>
         <w:rPr>
           <w:rFonts w:ascii="Times New Roman" w:hAnsi="Times New Roman" w:cs="Times New Roman" w:eastAsia="Times New Roman"/>
+          <w:b/>
           <w:i/>
-          <w:sz w:val="18"/>
+          <w:sz w:val="19"/>
         </w:rPr>
         <w:t>Figure 1. Ecosystem Ratio across the extended candidate series. Each line follows one disclosed or transparently reconstructed series through time; levels are shown by series and are not pooled across evidence tiers.</w:t>
       </w:r>
     </w:p>
     <w:p>
       <w:pPr>
-        <w:spacing w:before="0" w:after="60" w:line="254" w:lineRule="auto"/>
+        <w:keepLines/>
+        <w:spacing w:before="90" w:after="50" w:line="247" w:lineRule="auto"/>
         <w:jc w:val="both"/>
       </w:pPr>
       <w:r>
@@ -3291,7 +3426,7 @@
       <w:pPr>
         <w:pStyle w:val="Heading2"/>
         <w:keepNext/>
-        <w:spacing w:before="140" w:after="60"/>
+        <w:spacing w:before="90" w:after="30"/>
         <w:jc w:val="left"/>
       </w:pPr>
       <w:r>
@@ -3305,7 +3440,7 @@
     </w:p>
     <w:p>
       <w:pPr>
-        <w:spacing w:line="254" w:lineRule="auto" w:after="60" w:before="0"/>
+        <w:spacing w:line="247" w:lineRule="auto" w:after="50" w:before="0"/>
         <w:jc w:val="both"/>
       </w:pPr>
       <w:r>
@@ -3319,7 +3454,7 @@
     </w:p>
     <w:p>
       <w:pPr>
-        <w:spacing w:line="254" w:lineRule="auto" w:after="60" w:before="0"/>
+        <w:spacing w:line="247" w:lineRule="auto" w:after="50" w:before="0"/>
         <w:jc w:val="both"/>
       </w:pPr>
       <w:r>
@@ -3333,7 +3468,7 @@
     </w:p>
     <w:p>
       <w:pPr>
-        <w:spacing w:line="254" w:lineRule="auto" w:after="60" w:before="0"/>
+        <w:spacing w:line="247" w:lineRule="auto" w:after="50" w:before="0"/>
         <w:jc w:val="both"/>
       </w:pPr>
       <w:r>
@@ -3349,7 +3484,7 @@
       <w:pPr>
         <w:pStyle w:val="Heading2"/>
         <w:keepNext/>
-        <w:spacing w:before="140" w:after="60"/>
+        <w:spacing w:before="90" w:after="30"/>
         <w:jc w:val="left"/>
       </w:pPr>
       <w:r>
@@ -3363,7 +3498,7 @@
     </w:p>
     <w:p>
       <w:pPr>
-        <w:spacing w:line="254" w:lineRule="auto" w:after="60" w:before="0"/>
+        <w:spacing w:line="247" w:lineRule="auto" w:after="50" w:before="0"/>
         <w:jc w:val="both"/>
       </w:pPr>
       <w:r>
@@ -3379,7 +3514,7 @@
       <w:pPr>
         <w:pStyle w:val="Heading2"/>
         <w:keepNext/>
-        <w:spacing w:before="140" w:after="60" w:line="276" w:lineRule="auto"/>
+        <w:spacing w:before="90" w:after="30" w:line="276" w:lineRule="auto"/>
         <w:jc w:val="left"/>
       </w:pPr>
       <w:r>
@@ -3393,7 +3528,7 @@
     </w:p>
     <w:p>
       <w:pPr>
-        <w:spacing w:before="0" w:after="60" w:line="254" w:lineRule="auto"/>
+        <w:spacing w:before="0" w:after="50" w:line="247" w:lineRule="auto"/>
         <w:jc w:val="both"/>
       </w:pPr>
       <w:r>
@@ -3408,7 +3543,7 @@
       <w:pPr>
         <w:pStyle w:val="Heading1"/>
         <w:keepNext/>
-        <w:spacing w:before="200" w:after="100"/>
+        <w:spacing w:before="140" w:after="50"/>
         <w:jc w:val="left"/>
       </w:pPr>
       <w:r>
@@ -3422,7 +3557,7 @@
     </w:p>
     <w:p>
       <w:pPr>
-        <w:spacing w:line="254" w:lineRule="auto" w:after="60" w:before="0"/>
+        <w:spacing w:line="247" w:lineRule="auto" w:after="50" w:before="0"/>
         <w:jc w:val="both"/>
       </w:pPr>
       <w:r>
@@ -3438,7 +3573,7 @@
       <w:pPr>
         <w:pStyle w:val="Heading1"/>
         <w:keepNext/>
-        <w:spacing w:before="200" w:after="100"/>
+        <w:spacing w:before="140" w:after="50"/>
         <w:jc w:val="left"/>
       </w:pPr>
       <w:r>
@@ -3453,15 +3588,15 @@
     <w:p>
       <w:pPr>
         <w:keepNext/>
-        <w:spacing w:before="120" w:after="40" w:line="240" w:lineRule="auto"/>
+        <w:spacing w:before="60" w:after="30" w:line="240" w:lineRule="auto"/>
         <w:jc w:val="left"/>
       </w:pPr>
       <w:r>
         <w:rPr>
           <w:rFonts w:ascii="Times New Roman" w:hAnsi="Times New Roman" w:cs="Times New Roman" w:eastAsia="Times New Roman"/>
           <w:b/>
-          <w:i w:val="0"/>
-          <w:sz w:val="18"/>
+          <w:i/>
+          <w:sz w:val="19"/>
         </w:rPr>
         <w:t>Table 4. Inference boundaries for the proposal examination.</w:t>
       </w:r>
@@ -3485,13 +3620,15 @@
         </w:trPr>
         <w:tc>
           <w:tcPr>
-            <w:tcW w:type="dxa" w:w="4300"/>
+            <w:tcW w:type="dxa" w:w="4773"/>
             <w:vAlign w:val="center"/>
             <w:tcMar>
-              <w:top w:w="55" w:type="dxa"/>
-              <w:bottom w:w="55" w:type="dxa"/>
-              <w:left w:w="70" w:type="dxa"/>
-              <w:right w:w="70" w:type="dxa"/>
+              <w:top w:w="45" w:type="dxa"/>
+              <w:bottom w:w="45" w:type="dxa"/>
+              <w:left w:w="55" w:type="dxa"/>
+              <w:right w:w="55" w:type="dxa"/>
+              <w:start w:w="38" w:type="dxa"/>
+              <w:end w:w="38" w:type="dxa"/>
             </w:tcMar>
           </w:tcPr>
           <w:p>
@@ -3504,14 +3641,14 @@
               <w:rPr>
                 <w:rFonts w:ascii="Times New Roman" w:hAnsi="Times New Roman" w:cs="Times New Roman" w:eastAsia="Times New Roman"/>
                 <w:b/>
-                <w:sz w:val="21"/>
+                <w:sz w:val="18"/>
               </w:rPr>
             </w:r>
             <w:r>
               <w:rPr>
                 <w:rFonts w:ascii="Times New Roman" w:hAnsi="Times New Roman" w:cs="Times New Roman" w:eastAsia="Times New Roman"/>
                 <w:b/>
-                <w:sz w:val="21"/>
+                <w:sz w:val="18"/>
               </w:rPr>
               <w:t>Evidence supports</w:t>
             </w:r>
@@ -3519,13 +3656,15 @@
         </w:tc>
         <w:tc>
           <w:tcPr>
-            <w:tcW w:type="dxa" w:w="4431"/>
+            <w:tcW w:type="dxa" w:w="4773"/>
             <w:vAlign w:val="center"/>
             <w:tcMar>
-              <w:top w:w="55" w:type="dxa"/>
-              <w:bottom w:w="55" w:type="dxa"/>
-              <w:left w:w="70" w:type="dxa"/>
-              <w:right w:w="70" w:type="dxa"/>
+              <w:top w:w="45" w:type="dxa"/>
+              <w:bottom w:w="45" w:type="dxa"/>
+              <w:left w:w="55" w:type="dxa"/>
+              <w:right w:w="55" w:type="dxa"/>
+              <w:start w:w="38" w:type="dxa"/>
+              <w:end w:w="38" w:type="dxa"/>
             </w:tcMar>
           </w:tcPr>
           <w:p>
@@ -3538,14 +3677,14 @@
               <w:rPr>
                 <w:rFonts w:ascii="Times New Roman" w:hAnsi="Times New Roman" w:cs="Times New Roman" w:eastAsia="Times New Roman"/>
                 <w:b/>
-                <w:sz w:val="21"/>
+                <w:sz w:val="18"/>
               </w:rPr>
             </w:r>
             <w:r>
               <w:rPr>
                 <w:rFonts w:ascii="Times New Roman" w:hAnsi="Times New Roman" w:cs="Times New Roman" w:eastAsia="Times New Roman"/>
                 <w:b/>
-                <w:sz w:val="21"/>
+                <w:sz w:val="18"/>
               </w:rPr>
               <w:t>Does not by itself establish</w:t>
             </w:r>
@@ -3558,13 +3697,15 @@
         </w:trPr>
         <w:tc>
           <w:tcPr>
-            <w:tcW w:type="dxa" w:w="4300"/>
+            <w:tcW w:type="dxa" w:w="4773"/>
             <w:vAlign w:val="center"/>
             <w:tcMar>
-              <w:top w:w="55" w:type="dxa"/>
-              <w:bottom w:w="55" w:type="dxa"/>
-              <w:left w:w="70" w:type="dxa"/>
-              <w:right w:w="70" w:type="dxa"/>
+              <w:top w:w="45" w:type="dxa"/>
+              <w:bottom w:w="45" w:type="dxa"/>
+              <w:left w:w="55" w:type="dxa"/>
+              <w:right w:w="55" w:type="dxa"/>
+              <w:start w:w="38" w:type="dxa"/>
+              <w:end w:w="38" w:type="dxa"/>
             </w:tcMar>
           </w:tcPr>
           <w:p>
@@ -3576,13 +3717,13 @@
             <w:r>
               <w:rPr>
                 <w:rFonts w:ascii="Times New Roman" w:hAnsi="Times New Roman" w:cs="Times New Roman" w:eastAsia="Times New Roman"/>
-                <w:sz w:val="21"/>
+                <w:sz w:val="18"/>
               </w:rPr>
             </w:r>
             <w:r>
               <w:rPr>
                 <w:rFonts w:ascii="Times New Roman" w:hAnsi="Times New Roman" w:cs="Times New Roman" w:eastAsia="Times New Roman"/>
-                <w:sz w:val="21"/>
+                <w:sz w:val="18"/>
               </w:rPr>
               <w:t>W = V - R and E measure the transaction-revenue boundary.</w:t>
             </w:r>
@@ -3590,13 +3731,15 @@
         </w:tc>
         <w:tc>
           <w:tcPr>
-            <w:tcW w:type="dxa" w:w="4431"/>
+            <w:tcW w:type="dxa" w:w="4773"/>
             <w:vAlign w:val="center"/>
             <w:tcMar>
-              <w:top w:w="55" w:type="dxa"/>
-              <w:bottom w:w="55" w:type="dxa"/>
-              <w:left w:w="70" w:type="dxa"/>
-              <w:right w:w="70" w:type="dxa"/>
+              <w:top w:w="45" w:type="dxa"/>
+              <w:bottom w:w="45" w:type="dxa"/>
+              <w:left w:w="55" w:type="dxa"/>
+              <w:right w:w="55" w:type="dxa"/>
+              <w:start w:w="38" w:type="dxa"/>
+              <w:end w:w="38" w:type="dxa"/>
             </w:tcMar>
           </w:tcPr>
           <w:p>
@@ -3608,13 +3751,13 @@
             <w:r>
               <w:rPr>
                 <w:rFonts w:ascii="Times New Roman" w:hAnsi="Times New Roman" w:cs="Times New Roman" w:eastAsia="Times New Roman"/>
-                <w:sz w:val="21"/>
+                <w:sz w:val="18"/>
               </w:rPr>
             </w:r>
             <w:r>
               <w:rPr>
                 <w:rFonts w:ascii="Times New Roman" w:hAnsi="Times New Roman" w:cs="Times New Roman" w:eastAsia="Times New Roman"/>
-                <w:sz w:val="21"/>
+                <w:sz w:val="18"/>
               </w:rPr>
               <w:t>Participant profit, taxable income, unpaid tax, tax evasion or missing GDP.</w:t>
             </w:r>
@@ -3627,13 +3770,15 @@
         </w:trPr>
         <w:tc>
           <w:tcPr>
-            <w:tcW w:type="dxa" w:w="4300"/>
+            <w:tcW w:type="dxa" w:w="4773"/>
             <w:vAlign w:val="center"/>
             <w:tcMar>
-              <w:top w:w="55" w:type="dxa"/>
-              <w:bottom w:w="55" w:type="dxa"/>
-              <w:left w:w="70" w:type="dxa"/>
-              <w:right w:w="70" w:type="dxa"/>
+              <w:top w:w="45" w:type="dxa"/>
+              <w:bottom w:w="45" w:type="dxa"/>
+              <w:left w:w="55" w:type="dxa"/>
+              <w:right w:w="55" w:type="dxa"/>
+              <w:start w:w="38" w:type="dxa"/>
+              <w:end w:w="38" w:type="dxa"/>
             </w:tcMar>
           </w:tcPr>
           <w:p>
@@ -3645,13 +3790,13 @@
             <w:r>
               <w:rPr>
                 <w:rFonts w:ascii="Times New Roman" w:hAnsi="Times New Roman" w:cs="Times New Roman" w:eastAsia="Times New Roman"/>
-                <w:sz w:val="21"/>
+                <w:sz w:val="18"/>
               </w:rPr>
             </w:r>
             <w:r>
               <w:rPr>
                 <w:rFonts w:ascii="Times New Roman" w:hAnsi="Times New Roman" w:cs="Times New Roman" w:eastAsia="Times New Roman"/>
-                <w:sz w:val="21"/>
+                <w:sz w:val="18"/>
               </w:rPr>
               <w:t>Evidence tiers identify how directly each series maps to Indonesia.</w:t>
             </w:r>
@@ -3659,13 +3804,15 @@
         </w:tc>
         <w:tc>
           <w:tcPr>
-            <w:tcW w:type="dxa" w:w="4431"/>
+            <w:tcW w:type="dxa" w:w="4773"/>
             <w:vAlign w:val="center"/>
             <w:tcMar>
-              <w:top w:w="55" w:type="dxa"/>
-              <w:bottom w:w="55" w:type="dxa"/>
-              <w:left w:w="70" w:type="dxa"/>
-              <w:right w:w="70" w:type="dxa"/>
+              <w:top w:w="45" w:type="dxa"/>
+              <w:bottom w:w="45" w:type="dxa"/>
+              <w:left w:w="55" w:type="dxa"/>
+              <w:right w:w="55" w:type="dxa"/>
+              <w:start w:w="38" w:type="dxa"/>
+              <w:end w:w="38" w:type="dxa"/>
             </w:tcMar>
           </w:tcPr>
           <w:p>
@@ -3677,13 +3824,13 @@
             <w:r>
               <w:rPr>
                 <w:rFonts w:ascii="Times New Roman" w:hAnsi="Times New Roman" w:cs="Times New Roman" w:eastAsia="Times New Roman"/>
-                <w:sz w:val="21"/>
+                <w:sz w:val="18"/>
               </w:rPr>
             </w:r>
             <w:r>
               <w:rPr>
                 <w:rFonts w:ascii="Times New Roman" w:hAnsi="Times New Roman" w:cs="Times New Roman" w:eastAsia="Times New Roman"/>
-                <w:sz w:val="21"/>
+                <w:sz w:val="18"/>
               </w:rPr>
               <w:t>That direct, scope-pending and conditional observations are interchangeable or should be pooled.</w:t>
             </w:r>
@@ -3696,13 +3843,15 @@
         </w:trPr>
         <w:tc>
           <w:tcPr>
-            <w:tcW w:type="dxa" w:w="4300"/>
+            <w:tcW w:type="dxa" w:w="4773"/>
             <w:vAlign w:val="center"/>
             <w:tcMar>
-              <w:top w:w="55" w:type="dxa"/>
-              <w:bottom w:w="55" w:type="dxa"/>
-              <w:left w:w="70" w:type="dxa"/>
-              <w:right w:w="70" w:type="dxa"/>
+              <w:top w:w="45" w:type="dxa"/>
+              <w:bottom w:w="45" w:type="dxa"/>
+              <w:left w:w="55" w:type="dxa"/>
+              <w:right w:w="55" w:type="dxa"/>
+              <w:start w:w="38" w:type="dxa"/>
+              <w:end w:w="38" w:type="dxa"/>
             </w:tcMar>
           </w:tcPr>
           <w:p>
@@ -3714,13 +3863,13 @@
             <w:r>
               <w:rPr>
                 <w:rFonts w:ascii="Times New Roman" w:hAnsi="Times New Roman" w:cs="Times New Roman" w:eastAsia="Times New Roman"/>
-                <w:sz w:val="21"/>
+                <w:sz w:val="18"/>
               </w:rPr>
             </w:r>
             <w:r>
               <w:rPr>
                 <w:rFonts w:ascii="Times New Roman" w:hAnsi="Times New Roman" w:cs="Times New Roman" w:eastAsia="Times New Roman"/>
-                <w:sz w:val="21"/>
+                <w:sz w:val="18"/>
               </w:rPr>
               <w:t>Issuer revenue components can arithmetically reconcile selected divergences.</w:t>
             </w:r>
@@ -3728,13 +3877,15 @@
         </w:tc>
         <w:tc>
           <w:tcPr>
-            <w:tcW w:type="dxa" w:w="4431"/>
+            <w:tcW w:type="dxa" w:w="4773"/>
             <w:vAlign w:val="center"/>
             <w:tcMar>
-              <w:top w:w="55" w:type="dxa"/>
-              <w:bottom w:w="55" w:type="dxa"/>
-              <w:left w:w="70" w:type="dxa"/>
-              <w:right w:w="70" w:type="dxa"/>
+              <w:top w:w="45" w:type="dxa"/>
+              <w:bottom w:w="45" w:type="dxa"/>
+              <w:left w:w="55" w:type="dxa"/>
+              <w:right w:w="55" w:type="dxa"/>
+              <w:start w:w="38" w:type="dxa"/>
+              <w:end w:w="38" w:type="dxa"/>
             </w:tcMar>
           </w:tcPr>
           <w:p>
@@ -3746,13 +3897,13 @@
             <w:r>
               <w:rPr>
                 <w:rFonts w:ascii="Times New Roman" w:hAnsi="Times New Roman" w:cs="Times New Roman" w:eastAsia="Times New Roman"/>
-                <w:sz w:val="21"/>
+                <w:sz w:val="18"/>
               </w:rPr>
             </w:r>
             <w:r>
               <w:rPr>
                 <w:rFonts w:ascii="Times New Roman" w:hAnsi="Times New Roman" w:cs="Times New Roman" w:eastAsia="Times New Roman"/>
-                <w:sz w:val="21"/>
+                <w:sz w:val="18"/>
               </w:rPr>
               <w:t>A causal treatment effect of incentives, monetization or accounting choices.</w:t>
             </w:r>
@@ -3765,13 +3916,15 @@
         </w:trPr>
         <w:tc>
           <w:tcPr>
-            <w:tcW w:type="dxa" w:w="4300"/>
+            <w:tcW w:type="dxa" w:w="4773"/>
             <w:vAlign w:val="center"/>
             <w:tcMar>
-              <w:top w:w="55" w:type="dxa"/>
-              <w:bottom w:w="55" w:type="dxa"/>
-              <w:left w:w="70" w:type="dxa"/>
-              <w:right w:w="70" w:type="dxa"/>
+              <w:top w:w="45" w:type="dxa"/>
+              <w:bottom w:w="45" w:type="dxa"/>
+              <w:left w:w="55" w:type="dxa"/>
+              <w:right w:w="55" w:type="dxa"/>
+              <w:start w:w="38" w:type="dxa"/>
+              <w:end w:w="38" w:type="dxa"/>
             </w:tcMar>
           </w:tcPr>
           <w:p>
@@ -3782,13 +3935,13 @@
             <w:r>
               <w:rPr>
                 <w:rFonts w:ascii="Times New Roman" w:hAnsi="Times New Roman" w:cs="Times New Roman" w:eastAsia="Times New Roman"/>
-                <w:sz w:val="21"/>
+                <w:sz w:val="18"/>
               </w:rPr>
             </w:r>
             <w:r>
               <w:rPr>
                 <w:rFonts w:ascii="Times New Roman" w:hAnsi="Times New Roman" w:cs="Times New Roman" w:eastAsia="Times New Roman"/>
-                <w:sz w:val="21"/>
+                <w:sz w:val="18"/>
               </w:rPr>
               <w:t>BPS and PMK document wider activity and reporting architecture.</w:t>
             </w:r>
@@ -3796,13 +3949,15 @@
         </w:tc>
         <w:tc>
           <w:tcPr>
-            <w:tcW w:type="dxa" w:w="4431"/>
+            <w:tcW w:type="dxa" w:w="4773"/>
             <w:vAlign w:val="center"/>
             <w:tcMar>
-              <w:top w:w="55" w:type="dxa"/>
-              <w:bottom w:w="55" w:type="dxa"/>
-              <w:left w:w="70" w:type="dxa"/>
-              <w:right w:w="70" w:type="dxa"/>
+              <w:top w:w="45" w:type="dxa"/>
+              <w:bottom w:w="45" w:type="dxa"/>
+              <w:left w:w="55" w:type="dxa"/>
+              <w:right w:w="55" w:type="dxa"/>
+              <w:start w:w="38" w:type="dxa"/>
+              <w:end w:w="38" w:type="dxa"/>
             </w:tcMar>
           </w:tcPr>
           <w:p>
@@ -3813,13 +3968,13 @@
             <w:r>
               <w:rPr>
                 <w:rFonts w:ascii="Times New Roman" w:hAnsi="Times New Roman" w:cs="Times New Roman" w:eastAsia="Times New Roman"/>
-                <w:sz w:val="21"/>
+                <w:sz w:val="18"/>
               </w:rPr>
             </w:r>
             <w:r>
               <w:rPr>
                 <w:rFonts w:ascii="Times New Roman" w:hAnsi="Times New Roman" w:cs="Times New Roman" w:eastAsia="Times New Roman"/>
-                <w:sz w:val="21"/>
+                <w:sz w:val="18"/>
               </w:rPr>
               <w:t>A firm-level causal effect or a completed compliance / tax-revenue effect.</w:t>
             </w:r>
@@ -3829,20 +3984,23 @@
     </w:tbl>
     <w:p>
       <w:pPr>
-        <w:spacing w:line="254" w:lineRule="auto" w:after="60" w:before="0"/>
+        <w:keepNext/>
+        <w:spacing w:line="240" w:lineRule="auto" w:after="30" w:before="60"/>
         <w:jc w:val="both"/>
       </w:pPr>
       <w:r>
         <w:rPr>
           <w:rFonts w:ascii="Times New Roman" w:hAnsi="Times New Roman" w:cs="Times New Roman" w:eastAsia="Times New Roman"/>
-          <w:sz w:val="24"/>
+          <w:b/>
+          <w:i/>
+          <w:sz w:val="19"/>
         </w:rPr>
         <w:t>Table 4 summarizes the inferential boundaries that govern the proposal. Measurement, accounting reconciliation and institutional interpretation are kept separate so that evidence from one layer is not used for claims belonging to another.</w:t>
       </w:r>
     </w:p>
     <w:p>
       <w:pPr>
-        <w:spacing w:line="254" w:lineRule="auto" w:after="60" w:before="0"/>
+        <w:spacing w:line="247" w:lineRule="auto" w:after="50" w:before="0"/>
         <w:jc w:val="both"/>
       </w:pPr>
       <w:r>
@@ -3858,7 +4016,7 @@
       <w:pPr>
         <w:pStyle w:val="Heading1"/>
         <w:keepNext/>
-        <w:spacing w:before="200" w:after="100"/>
+        <w:spacing w:before="140" w:after="50"/>
         <w:jc w:val="left"/>
       </w:pPr>
       <w:r>
@@ -3872,7 +4030,7 @@
     </w:p>
     <w:p>
       <w:pPr>
-        <w:spacing w:line="254" w:lineRule="auto" w:after="60" w:before="0"/>
+        <w:spacing w:line="247" w:lineRule="auto" w:after="50" w:before="0"/>
         <w:jc w:val="both"/>
       </w:pPr>
       <w:r>
@@ -3887,15 +4045,15 @@
     <w:p>
       <w:pPr>
         <w:keepNext/>
-        <w:spacing w:before="120" w:after="40" w:line="240" w:lineRule="auto"/>
+        <w:spacing w:before="60" w:after="30" w:line="240" w:lineRule="auto"/>
         <w:jc w:val="left"/>
       </w:pPr>
       <w:r>
         <w:rPr>
           <w:rFonts w:ascii="Times New Roman" w:hAnsi="Times New Roman" w:cs="Times New Roman" w:eastAsia="Times New Roman"/>
           <w:b/>
-          <w:i w:val="0"/>
-          <w:sz w:val="18"/>
+          <w:i/>
+          <w:sz w:val="19"/>
         </w:rPr>
         <w:t>Table 5. Planned work to the final defence.</w:t>
       </w:r>
@@ -3913,18 +4071,34 @@
         <w:gridCol w:w="6731"/>
       </w:tblGrid>
       <w:tr>
+        <w:trPr>
+          <w:cantSplit/>
+        </w:trPr>
         <w:tc>
           <w:tcPr>
-            <w:tcW w:type="dxa" w:w="2000"/>
+            <w:tcW w:type="dxa" w:w="2232"/>
+            <w:tcMar>
+              <w:top w:w="45" w:type="dxa"/>
+              <w:start w:w="30" w:type="dxa"/>
+              <w:bottom w:w="45" w:type="dxa"/>
+              <w:end w:w="30" w:type="dxa"/>
+              <w:left w:w="55" w:type="dxa"/>
+              <w:right w:w="55" w:type="dxa"/>
+            </w:tcMar>
           </w:tcPr>
           <w:p>
             <w:pPr>
-              <w:spacing w:after="20"/>
+              <w:spacing w:after="0" w:before="0" w:line="240" w:lineRule="auto"/>
             </w:pPr>
-            <w:r/>
             <w:r>
               <w:rPr>
-                <w:rFonts w:ascii="Times New Roman" w:hAnsi="Times New Roman"/>
+                <w:rFonts w:ascii="Times New Roman" w:hAnsi="Times New Roman" w:eastAsia="Times New Roman"/>
+                <w:sz w:val="18"/>
+              </w:rPr>
+            </w:r>
+            <w:r>
+              <w:rPr>
+                <w:rFonts w:ascii="Times New Roman" w:hAnsi="Times New Roman" w:eastAsia="Times New Roman"/>
                 <w:b/>
                 <w:sz w:val="18"/>
               </w:rPr>
@@ -3934,16 +4108,29 @@
         </w:tc>
         <w:tc>
           <w:tcPr>
-            <w:tcW w:type="dxa" w:w="6731"/>
+            <w:tcW w:type="dxa" w:w="7315"/>
+            <w:tcMar>
+              <w:top w:w="45" w:type="dxa"/>
+              <w:start w:w="30" w:type="dxa"/>
+              <w:bottom w:w="45" w:type="dxa"/>
+              <w:end w:w="30" w:type="dxa"/>
+              <w:left w:w="55" w:type="dxa"/>
+              <w:right w:w="55" w:type="dxa"/>
+            </w:tcMar>
           </w:tcPr>
           <w:p>
             <w:pPr>
-              <w:spacing w:after="20"/>
+              <w:spacing w:after="0" w:before="0" w:line="240" w:lineRule="auto"/>
             </w:pPr>
-            <w:r/>
             <w:r>
               <w:rPr>
-                <w:rFonts w:ascii="Times New Roman" w:hAnsi="Times New Roman"/>
+                <w:rFonts w:ascii="Times New Roman" w:hAnsi="Times New Roman" w:eastAsia="Times New Roman"/>
+                <w:sz w:val="18"/>
+              </w:rPr>
+            </w:r>
+            <w:r>
+              <w:rPr>
+                <w:rFonts w:ascii="Times New Roman" w:hAnsi="Times New Roman" w:eastAsia="Times New Roman"/>
                 <w:b/>
                 <w:sz w:val="18"/>
               </w:rPr>
@@ -3953,18 +4140,34 @@
         </w:tc>
       </w:tr>
       <w:tr>
+        <w:trPr>
+          <w:cantSplit/>
+        </w:trPr>
         <w:tc>
           <w:tcPr>
-            <w:tcW w:type="dxa" w:w="2000"/>
+            <w:tcW w:type="dxa" w:w="2232"/>
+            <w:tcMar>
+              <w:top w:w="45" w:type="dxa"/>
+              <w:start w:w="30" w:type="dxa"/>
+              <w:bottom w:w="45" w:type="dxa"/>
+              <w:end w:w="30" w:type="dxa"/>
+              <w:left w:w="55" w:type="dxa"/>
+              <w:right w:w="55" w:type="dxa"/>
+            </w:tcMar>
           </w:tcPr>
           <w:p>
             <w:pPr>
-              <w:spacing w:after="20"/>
+              <w:spacing w:after="0" w:before="0" w:line="240" w:lineRule="auto"/>
             </w:pPr>
-            <w:r/>
             <w:r>
               <w:rPr>
-                <w:rFonts w:ascii="Times New Roman" w:hAnsi="Times New Roman"/>
+                <w:rFonts w:ascii="Times New Roman" w:hAnsi="Times New Roman" w:eastAsia="Times New Roman"/>
+                <w:sz w:val="18"/>
+              </w:rPr>
+            </w:r>
+            <w:r>
+              <w:rPr>
+                <w:rFonts w:ascii="Times New Roman" w:hAnsi="Times New Roman" w:eastAsia="Times New Roman"/>
                 <w:sz w:val="18"/>
               </w:rPr>
               <w:t>September 2026</w:t>
@@ -3973,16 +4176,29 @@
         </w:tc>
         <w:tc>
           <w:tcPr>
-            <w:tcW w:type="dxa" w:w="6731"/>
+            <w:tcW w:type="dxa" w:w="7315"/>
+            <w:tcMar>
+              <w:top w:w="45" w:type="dxa"/>
+              <w:start w:w="30" w:type="dxa"/>
+              <w:bottom w:w="45" w:type="dxa"/>
+              <w:end w:w="30" w:type="dxa"/>
+              <w:left w:w="55" w:type="dxa"/>
+              <w:right w:w="55" w:type="dxa"/>
+            </w:tcMar>
           </w:tcPr>
           <w:p>
             <w:pPr>
-              <w:spacing w:after="20"/>
+              <w:spacing w:after="0" w:before="0" w:line="240" w:lineRule="auto"/>
             </w:pPr>
-            <w:r/>
             <w:r>
               <w:rPr>
-                <w:rFonts w:ascii="Times New Roman" w:hAnsi="Times New Roman"/>
+                <w:rFonts w:ascii="Times New Roman" w:hAnsi="Times New Roman" w:eastAsia="Times New Roman"/>
+                <w:sz w:val="18"/>
+              </w:rPr>
+            </w:r>
+            <w:r>
+              <w:rPr>
+                <w:rFonts w:ascii="Times New Roman" w:hAnsi="Times New Roman" w:eastAsia="Times New Roman"/>
                 <w:sz w:val="18"/>
               </w:rPr>
               <w:t>Advisor review of the empirical package; proposal oral examination; freeze the sample-admission rule and the checks the committee requests.</w:t>
@@ -3991,18 +4207,34 @@
         </w:tc>
       </w:tr>
       <w:tr>
+        <w:trPr>
+          <w:cantSplit/>
+        </w:trPr>
         <w:tc>
           <w:tcPr>
-            <w:tcW w:type="dxa" w:w="2000"/>
+            <w:tcW w:type="dxa" w:w="2232"/>
+            <w:tcMar>
+              <w:top w:w="45" w:type="dxa"/>
+              <w:start w:w="30" w:type="dxa"/>
+              <w:bottom w:w="45" w:type="dxa"/>
+              <w:end w:w="30" w:type="dxa"/>
+              <w:left w:w="55" w:type="dxa"/>
+              <w:right w:w="55" w:type="dxa"/>
+            </w:tcMar>
           </w:tcPr>
           <w:p>
             <w:pPr>
-              <w:spacing w:after="20"/>
+              <w:spacing w:after="0" w:before="0" w:line="240" w:lineRule="auto"/>
             </w:pPr>
-            <w:r/>
             <w:r>
               <w:rPr>
-                <w:rFonts w:ascii="Times New Roman" w:hAnsi="Times New Roman"/>
+                <w:rFonts w:ascii="Times New Roman" w:hAnsi="Times New Roman" w:eastAsia="Times New Roman"/>
+                <w:sz w:val="18"/>
+              </w:rPr>
+            </w:r>
+            <w:r>
+              <w:rPr>
+                <w:rFonts w:ascii="Times New Roman" w:hAnsi="Times New Roman" w:eastAsia="Times New Roman"/>
                 <w:sz w:val="18"/>
               </w:rPr>
               <w:t>October-November 2026</w:t>
@@ -4011,16 +4243,29 @@
         </w:tc>
         <w:tc>
           <w:tcPr>
-            <w:tcW w:type="dxa" w:w="6731"/>
+            <w:tcW w:type="dxa" w:w="7315"/>
+            <w:tcMar>
+              <w:top w:w="45" w:type="dxa"/>
+              <w:start w:w="30" w:type="dxa"/>
+              <w:bottom w:w="45" w:type="dxa"/>
+              <w:end w:w="30" w:type="dxa"/>
+              <w:left w:w="55" w:type="dxa"/>
+              <w:right w:w="55" w:type="dxa"/>
+            </w:tcMar>
           </w:tcPr>
           <w:p>
             <w:pPr>
-              <w:spacing w:after="20"/>
+              <w:spacing w:after="0" w:before="0" w:line="240" w:lineRule="auto"/>
             </w:pPr>
-            <w:r/>
             <w:r>
               <w:rPr>
-                <w:rFonts w:ascii="Times New Roman" w:hAnsi="Times New Roman"/>
+                <w:rFonts w:ascii="Times New Roman" w:hAnsi="Times New Roman" w:eastAsia="Times New Roman"/>
+                <w:sz w:val="18"/>
+              </w:rPr>
+            </w:r>
+            <w:r>
+              <w:rPr>
+                <w:rFonts w:ascii="Times New Roman" w:hAnsi="Times New Roman" w:eastAsia="Times New Roman"/>
                 <w:sz w:val="18"/>
               </w:rPr>
               <w:t>Complete requested reconciliations and source concordance; extend sensitivity to the approved tier boundary; freeze thesis tables and figures.</w:t>
@@ -4029,18 +4274,34 @@
         </w:tc>
       </w:tr>
       <w:tr>
+        <w:trPr>
+          <w:cantSplit/>
+        </w:trPr>
         <w:tc>
           <w:tcPr>
-            <w:tcW w:type="dxa" w:w="2000"/>
+            <w:tcW w:type="dxa" w:w="2232"/>
+            <w:tcMar>
+              <w:top w:w="45" w:type="dxa"/>
+              <w:start w:w="30" w:type="dxa"/>
+              <w:bottom w:w="45" w:type="dxa"/>
+              <w:end w:w="30" w:type="dxa"/>
+              <w:left w:w="55" w:type="dxa"/>
+              <w:right w:w="55" w:type="dxa"/>
+            </w:tcMar>
           </w:tcPr>
           <w:p>
             <w:pPr>
-              <w:spacing w:after="20"/>
+              <w:spacing w:after="0" w:before="0" w:line="240" w:lineRule="auto"/>
             </w:pPr>
-            <w:r/>
             <w:r>
               <w:rPr>
-                <w:rFonts w:ascii="Times New Roman" w:hAnsi="Times New Roman"/>
+                <w:rFonts w:ascii="Times New Roman" w:hAnsi="Times New Roman" w:eastAsia="Times New Roman"/>
+                <w:sz w:val="18"/>
+              </w:rPr>
+            </w:r>
+            <w:r>
+              <w:rPr>
+                <w:rFonts w:ascii="Times New Roman" w:hAnsi="Times New Roman" w:eastAsia="Times New Roman"/>
                 <w:sz w:val="18"/>
               </w:rPr>
               <w:t>Before the final defence</w:t>
@@ -4049,16 +4310,29 @@
         </w:tc>
         <w:tc>
           <w:tcPr>
-            <w:tcW w:type="dxa" w:w="6731"/>
+            <w:tcW w:type="dxa" w:w="7315"/>
+            <w:tcMar>
+              <w:top w:w="45" w:type="dxa"/>
+              <w:start w:w="30" w:type="dxa"/>
+              <w:bottom w:w="45" w:type="dxa"/>
+              <w:end w:w="30" w:type="dxa"/>
+              <w:left w:w="55" w:type="dxa"/>
+              <w:right w:w="55" w:type="dxa"/>
+            </w:tcMar>
           </w:tcPr>
           <w:p>
             <w:pPr>
-              <w:spacing w:after="20"/>
+              <w:spacing w:after="0" w:before="0" w:line="240" w:lineRule="auto"/>
             </w:pPr>
-            <w:r/>
             <w:r>
               <w:rPr>
-                <w:rFonts w:ascii="Times New Roman" w:hAnsi="Times New Roman"/>
+                <w:rFonts w:ascii="Times New Roman" w:hAnsi="Times New Roman" w:eastAsia="Times New Roman"/>
+                <w:sz w:val="18"/>
+              </w:rPr>
+            </w:r>
+            <w:r>
+              <w:rPr>
+                <w:rFonts w:ascii="Times New Roman" w:hAnsi="Times New Roman" w:eastAsia="Times New Roman"/>
                 <w:sz w:val="18"/>
               </w:rPr>
               <w:t>Rebuild the manuscript under the approved sample; retain supporting payment, ASEAN and global modules only where they advance the final argument.</w:t>
@@ -4083,7 +4357,7 @@
       <w:pPr>
         <w:pStyle w:val="Heading1"/>
         <w:keepNext/>
-        <w:spacing w:before="200" w:after="100"/>
+        <w:spacing w:before="140" w:after="50"/>
         <w:jc w:val="left"/>
       </w:pPr>
       <w:r>
@@ -4098,15 +4372,15 @@
     <w:p>
       <w:pPr>
         <w:keepNext/>
-        <w:spacing w:before="120" w:after="40" w:line="240" w:lineRule="auto"/>
+        <w:spacing w:before="60" w:after="30" w:line="240" w:lineRule="auto"/>
         <w:jc w:val="left"/>
       </w:pPr>
       <w:r>
         <w:rPr>
           <w:rFonts w:ascii="Times New Roman" w:hAnsi="Times New Roman" w:cs="Times New Roman" w:eastAsia="Times New Roman"/>
           <w:b/>
-          <w:i w:val="0"/>
-          <w:sz w:val="18"/>
+          <w:i/>
+          <w:sz w:val="19"/>
         </w:rPr>
         <w:t>Table A1. Source lineage by evidence class.</w:t>
       </w:r>
@@ -4114,15 +4388,15 @@
     <w:p>
       <w:pPr>
         <w:keepNext/>
-        <w:spacing w:line="240" w:lineRule="auto" w:after="40" w:before="120"/>
+        <w:spacing w:line="240" w:lineRule="auto" w:after="30" w:before="60"/>
         <w:jc w:val="left"/>
       </w:pPr>
       <w:r>
         <w:rPr>
           <w:rFonts w:ascii="Times New Roman" w:hAnsi="Times New Roman" w:cs="Times New Roman" w:eastAsia="Times New Roman"/>
           <w:b/>
-          <w:i w:val="0"/>
-          <w:sz w:val="18"/>
+          <w:i/>
+          <w:sz w:val="19"/>
         </w:rPr>
         <w:t>Table A1. Data sources by evidence tier.</w:t>
       </w:r>
@@ -4148,13 +4422,15 @@
         </w:trPr>
         <w:tc>
           <w:tcPr>
-            <w:tcW w:type="dxa" w:w="2050"/>
+            <w:tcW w:type="dxa" w:w="2160"/>
             <w:vAlign w:val="center"/>
             <w:tcMar>
-              <w:top w:w="55" w:type="dxa"/>
-              <w:bottom w:w="55" w:type="dxa"/>
-              <w:left w:w="70" w:type="dxa"/>
-              <w:right w:w="70" w:type="dxa"/>
+              <w:top w:w="45" w:type="dxa"/>
+              <w:bottom w:w="45" w:type="dxa"/>
+              <w:left w:w="55" w:type="dxa"/>
+              <w:right w:w="55" w:type="dxa"/>
+              <w:start w:w="38" w:type="dxa"/>
+              <w:end w:w="38" w:type="dxa"/>
             </w:tcMar>
           </w:tcPr>
           <w:p>
@@ -4166,14 +4442,14 @@
               <w:rPr>
                 <w:rFonts w:ascii="Times New Roman" w:hAnsi="Times New Roman" w:cs="Times New Roman" w:eastAsia="Times New Roman"/>
                 <w:b/>
-                <w:sz w:val="19"/>
+                <w:sz w:val="18"/>
               </w:rPr>
             </w:r>
             <w:r>
               <w:rPr>
                 <w:rFonts w:ascii="Times New Roman" w:hAnsi="Times New Roman" w:cs="Times New Roman" w:eastAsia="Times New Roman"/>
                 <w:b/>
-                <w:sz w:val="19"/>
+                <w:sz w:val="18"/>
               </w:rPr>
               <w:t>Tier</w:t>
             </w:r>
@@ -4181,13 +4457,15 @@
         </w:tc>
         <w:tc>
           <w:tcPr>
-            <w:tcW w:type="dxa" w:w="1900"/>
+            <w:tcW w:type="dxa" w:w="2160"/>
             <w:vAlign w:val="center"/>
             <w:tcMar>
-              <w:top w:w="55" w:type="dxa"/>
-              <w:bottom w:w="55" w:type="dxa"/>
-              <w:left w:w="70" w:type="dxa"/>
-              <w:right w:w="70" w:type="dxa"/>
+              <w:top w:w="45" w:type="dxa"/>
+              <w:bottom w:w="45" w:type="dxa"/>
+              <w:left w:w="55" w:type="dxa"/>
+              <w:right w:w="55" w:type="dxa"/>
+              <w:start w:w="38" w:type="dxa"/>
+              <w:end w:w="38" w:type="dxa"/>
             </w:tcMar>
           </w:tcPr>
           <w:p>
@@ -4199,14 +4477,14 @@
               <w:rPr>
                 <w:rFonts w:ascii="Times New Roman" w:hAnsi="Times New Roman" w:cs="Times New Roman" w:eastAsia="Times New Roman"/>
                 <w:b/>
-                <w:sz w:val="19"/>
+                <w:sz w:val="18"/>
               </w:rPr>
             </w:r>
             <w:r>
               <w:rPr>
                 <w:rFonts w:ascii="Times New Roman" w:hAnsi="Times New Roman" w:cs="Times New Roman" w:eastAsia="Times New Roman"/>
                 <w:b/>
-                <w:sz w:val="19"/>
+                <w:sz w:val="18"/>
               </w:rPr>
               <w:t>Series</w:t>
             </w:r>
@@ -4214,13 +4492,15 @@
         </w:tc>
         <w:tc>
           <w:tcPr>
-            <w:tcW w:type="dxa" w:w="2400"/>
+            <w:tcW w:type="dxa" w:w="3096"/>
             <w:vAlign w:val="center"/>
             <w:tcMar>
-              <w:top w:w="55" w:type="dxa"/>
-              <w:bottom w:w="55" w:type="dxa"/>
-              <w:left w:w="70" w:type="dxa"/>
-              <w:right w:w="70" w:type="dxa"/>
+              <w:top w:w="45" w:type="dxa"/>
+              <w:bottom w:w="45" w:type="dxa"/>
+              <w:left w:w="55" w:type="dxa"/>
+              <w:right w:w="55" w:type="dxa"/>
+              <w:start w:w="38" w:type="dxa"/>
+              <w:end w:w="38" w:type="dxa"/>
             </w:tcMar>
           </w:tcPr>
           <w:p>
@@ -4232,14 +4512,14 @@
               <w:rPr>
                 <w:rFonts w:ascii="Times New Roman" w:hAnsi="Times New Roman" w:cs="Times New Roman" w:eastAsia="Times New Roman"/>
                 <w:b/>
-                <w:sz w:val="19"/>
+                <w:sz w:val="18"/>
               </w:rPr>
             </w:r>
             <w:r>
               <w:rPr>
                 <w:rFonts w:ascii="Times New Roman" w:hAnsi="Times New Roman" w:cs="Times New Roman" w:eastAsia="Times New Roman"/>
                 <w:b/>
-                <w:sz w:val="19"/>
+                <w:sz w:val="18"/>
               </w:rPr>
               <w:t>Source of V</w:t>
             </w:r>
@@ -4247,13 +4527,15 @@
         </w:tc>
         <w:tc>
           <w:tcPr>
-            <w:tcW w:type="dxa" w:w="2381"/>
+            <w:tcW w:type="dxa" w:w="2131"/>
             <w:vAlign w:val="center"/>
             <w:tcMar>
-              <w:top w:w="55" w:type="dxa"/>
-              <w:bottom w:w="55" w:type="dxa"/>
-              <w:left w:w="70" w:type="dxa"/>
-              <w:right w:w="70" w:type="dxa"/>
+              <w:top w:w="45" w:type="dxa"/>
+              <w:bottom w:w="45" w:type="dxa"/>
+              <w:left w:w="55" w:type="dxa"/>
+              <w:right w:w="55" w:type="dxa"/>
+              <w:start w:w="38" w:type="dxa"/>
+              <w:end w:w="38" w:type="dxa"/>
             </w:tcMar>
           </w:tcPr>
           <w:p>
@@ -4265,14 +4547,14 @@
               <w:rPr>
                 <w:rFonts w:ascii="Times New Roman" w:hAnsi="Times New Roman" w:cs="Times New Roman" w:eastAsia="Times New Roman"/>
                 <w:b/>
-                <w:sz w:val="19"/>
+                <w:sz w:val="18"/>
               </w:rPr>
             </w:r>
             <w:r>
               <w:rPr>
                 <w:rFonts w:ascii="Times New Roman" w:hAnsi="Times New Roman" w:cs="Times New Roman" w:eastAsia="Times New Roman"/>
                 <w:b/>
-                <w:sz w:val="19"/>
+                <w:sz w:val="18"/>
               </w:rPr>
               <w:t>Source of R</w:t>
             </w:r>
@@ -4285,13 +4567,15 @@
         </w:trPr>
         <w:tc>
           <w:tcPr>
-            <w:tcW w:type="dxa" w:w="2050"/>
+            <w:tcW w:type="dxa" w:w="2160"/>
             <w:vAlign w:val="center"/>
             <w:tcMar>
-              <w:top w:w="55" w:type="dxa"/>
-              <w:bottom w:w="55" w:type="dxa"/>
-              <w:left w:w="70" w:type="dxa"/>
-              <w:right w:w="70" w:type="dxa"/>
+              <w:top w:w="45" w:type="dxa"/>
+              <w:bottom w:w="45" w:type="dxa"/>
+              <w:left w:w="55" w:type="dxa"/>
+              <w:right w:w="55" w:type="dxa"/>
+              <w:start w:w="38" w:type="dxa"/>
+              <w:end w:w="38" w:type="dxa"/>
             </w:tcMar>
           </w:tcPr>
           <w:p>
@@ -4302,14 +4586,14 @@
             <w:r>
               <w:rPr>
                 <w:rFonts w:ascii="Times New Roman" w:hAnsi="Times New Roman" w:cs="Times New Roman" w:eastAsia="Times New Roman"/>
-                <w:sz w:val="19"/>
+                <w:sz w:val="18"/>
               </w:rPr>
             </w:r>
             <w:r>
               <w:rPr>
                 <w:rFonts w:ascii="Times New Roman" w:hAnsi="Times New Roman" w:cs="Times New Roman" w:eastAsia="Times New Roman"/>
                 <w:i w:val="0"/>
-                <w:sz w:val="19"/>
+                <w:sz w:val="18"/>
               </w:rPr>
               <w:t>Direct Indonesia-aligned</w:t>
             </w:r>
@@ -4317,13 +4601,15 @@
         </w:tc>
         <w:tc>
           <w:tcPr>
-            <w:tcW w:type="dxa" w:w="1900"/>
+            <w:tcW w:type="dxa" w:w="2160"/>
             <w:vAlign w:val="center"/>
             <w:tcMar>
-              <w:top w:w="55" w:type="dxa"/>
-              <w:bottom w:w="55" w:type="dxa"/>
-              <w:left w:w="70" w:type="dxa"/>
-              <w:right w:w="70" w:type="dxa"/>
+              <w:top w:w="45" w:type="dxa"/>
+              <w:bottom w:w="45" w:type="dxa"/>
+              <w:left w:w="55" w:type="dxa"/>
+              <w:right w:w="55" w:type="dxa"/>
+              <w:start w:w="38" w:type="dxa"/>
+              <w:end w:w="38" w:type="dxa"/>
             </w:tcMar>
           </w:tcPr>
           <w:p>
@@ -4334,14 +4620,14 @@
             <w:r>
               <w:rPr>
                 <w:rFonts w:ascii="Times New Roman" w:hAnsi="Times New Roman" w:cs="Times New Roman" w:eastAsia="Times New Roman"/>
-                <w:sz w:val="19"/>
+                <w:sz w:val="18"/>
               </w:rPr>
             </w:r>
             <w:r>
               <w:rPr>
                 <w:rFonts w:ascii="Times New Roman" w:hAnsi="Times New Roman" w:cs="Times New Roman" w:eastAsia="Times New Roman"/>
                 <w:i w:val="0"/>
-                <w:sz w:val="19"/>
+                <w:sz w:val="18"/>
               </w:rPr>
               <w:t>Tokopedia e-commerce</w:t>
             </w:r>
@@ -4349,13 +4635,15 @@
         </w:tc>
         <w:tc>
           <w:tcPr>
-            <w:tcW w:type="dxa" w:w="2400"/>
+            <w:tcW w:type="dxa" w:w="3096"/>
             <w:vAlign w:val="center"/>
             <w:tcMar>
-              <w:top w:w="55" w:type="dxa"/>
-              <w:bottom w:w="55" w:type="dxa"/>
-              <w:left w:w="70" w:type="dxa"/>
-              <w:right w:w="70" w:type="dxa"/>
+              <w:top w:w="45" w:type="dxa"/>
+              <w:bottom w:w="45" w:type="dxa"/>
+              <w:left w:w="55" w:type="dxa"/>
+              <w:right w:w="55" w:type="dxa"/>
+              <w:start w:w="38" w:type="dxa"/>
+              <w:end w:w="38" w:type="dxa"/>
             </w:tcMar>
           </w:tcPr>
           <w:p>
@@ -4366,14 +4654,14 @@
             <w:r>
               <w:rPr>
                 <w:rFonts w:ascii="Times New Roman" w:hAnsi="Times New Roman" w:cs="Times New Roman" w:eastAsia="Times New Roman"/>
-                <w:sz w:val="19"/>
+                <w:sz w:val="18"/>
               </w:rPr>
             </w:r>
             <w:r>
               <w:rPr>
                 <w:rFonts w:ascii="Times New Roman" w:hAnsi="Times New Roman" w:cs="Times New Roman" w:eastAsia="Times New Roman"/>
                 <w:i w:val="0"/>
-                <w:sz w:val="19"/>
+                <w:sz w:val="18"/>
               </w:rPr>
               <w:t>GoTo annual report, e-commerce segment metrics</w:t>
             </w:r>
@@ -4381,13 +4669,15 @@
         </w:tc>
         <w:tc>
           <w:tcPr>
-            <w:tcW w:type="dxa" w:w="2381"/>
+            <w:tcW w:type="dxa" w:w="2131"/>
             <w:vAlign w:val="center"/>
             <w:tcMar>
-              <w:top w:w="55" w:type="dxa"/>
-              <w:bottom w:w="55" w:type="dxa"/>
-              <w:left w:w="70" w:type="dxa"/>
-              <w:right w:w="70" w:type="dxa"/>
+              <w:top w:w="45" w:type="dxa"/>
+              <w:bottom w:w="45" w:type="dxa"/>
+              <w:left w:w="55" w:type="dxa"/>
+              <w:right w:w="55" w:type="dxa"/>
+              <w:start w:w="38" w:type="dxa"/>
+              <w:end w:w="38" w:type="dxa"/>
             </w:tcMar>
           </w:tcPr>
           <w:p>
@@ -4398,14 +4688,14 @@
             <w:r>
               <w:rPr>
                 <w:rFonts w:ascii="Times New Roman" w:hAnsi="Times New Roman" w:cs="Times New Roman" w:eastAsia="Times New Roman"/>
-                <w:sz w:val="19"/>
+                <w:sz w:val="18"/>
               </w:rPr>
             </w:r>
             <w:r>
               <w:rPr>
                 <w:rFonts w:ascii="Times New Roman" w:hAnsi="Times New Roman" w:cs="Times New Roman" w:eastAsia="Times New Roman"/>
                 <w:i w:val="0"/>
-                <w:sz w:val="19"/>
+                <w:sz w:val="18"/>
               </w:rPr>
               <w:t>GoTo annual report, segment note</w:t>
             </w:r>
@@ -4418,13 +4708,15 @@
         </w:trPr>
         <w:tc>
           <w:tcPr>
-            <w:tcW w:type="dxa" w:w="2050"/>
+            <w:tcW w:type="dxa" w:w="2160"/>
             <w:vAlign w:val="center"/>
             <w:tcMar>
-              <w:top w:w="55" w:type="dxa"/>
-              <w:bottom w:w="55" w:type="dxa"/>
-              <w:left w:w="70" w:type="dxa"/>
-              <w:right w:w="70" w:type="dxa"/>
+              <w:top w:w="45" w:type="dxa"/>
+              <w:bottom w:w="45" w:type="dxa"/>
+              <w:left w:w="55" w:type="dxa"/>
+              <w:right w:w="55" w:type="dxa"/>
+              <w:start w:w="38" w:type="dxa"/>
+              <w:end w:w="38" w:type="dxa"/>
             </w:tcMar>
           </w:tcPr>
           <w:p>
@@ -4435,14 +4727,14 @@
             <w:r>
               <w:rPr>
                 <w:rFonts w:ascii="Times New Roman" w:hAnsi="Times New Roman" w:cs="Times New Roman" w:eastAsia="Times New Roman"/>
-                <w:sz w:val="19"/>
+                <w:sz w:val="18"/>
               </w:rPr>
             </w:r>
             <w:r>
               <w:rPr>
                 <w:rFonts w:ascii="Times New Roman" w:hAnsi="Times New Roman" w:cs="Times New Roman" w:eastAsia="Times New Roman"/>
                 <w:i w:val="0"/>
-                <w:sz w:val="19"/>
+                <w:sz w:val="18"/>
               </w:rPr>
               <w:t>Direct, scope-pending</w:t>
             </w:r>
@@ -4450,13 +4742,15 @@
         </w:tc>
         <w:tc>
           <w:tcPr>
-            <w:tcW w:type="dxa" w:w="1900"/>
+            <w:tcW w:type="dxa" w:w="2160"/>
             <w:vAlign w:val="center"/>
             <w:tcMar>
-              <w:top w:w="55" w:type="dxa"/>
-              <w:bottom w:w="55" w:type="dxa"/>
-              <w:left w:w="70" w:type="dxa"/>
-              <w:right w:w="70" w:type="dxa"/>
+              <w:top w:w="45" w:type="dxa"/>
+              <w:bottom w:w="45" w:type="dxa"/>
+              <w:left w:w="55" w:type="dxa"/>
+              <w:right w:w="55" w:type="dxa"/>
+              <w:start w:w="38" w:type="dxa"/>
+              <w:end w:w="38" w:type="dxa"/>
             </w:tcMar>
           </w:tcPr>
           <w:p>
@@ -4467,14 +4761,14 @@
             <w:r>
               <w:rPr>
                 <w:rFonts w:ascii="Times New Roman" w:hAnsi="Times New Roman" w:cs="Times New Roman" w:eastAsia="Times New Roman"/>
-                <w:sz w:val="19"/>
+                <w:sz w:val="18"/>
               </w:rPr>
             </w:r>
             <w:r>
               <w:rPr>
                 <w:rFonts w:ascii="Times New Roman" w:hAnsi="Times New Roman" w:cs="Times New Roman" w:eastAsia="Times New Roman"/>
                 <w:i w:val="0"/>
-                <w:sz w:val="19"/>
+                <w:sz w:val="18"/>
               </w:rPr>
               <w:t>Blibli 3P Retail</w:t>
             </w:r>
@@ -4482,13 +4776,15 @@
         </w:tc>
         <w:tc>
           <w:tcPr>
-            <w:tcW w:type="dxa" w:w="2400"/>
+            <w:tcW w:type="dxa" w:w="3096"/>
             <w:vAlign w:val="center"/>
             <w:tcMar>
-              <w:top w:w="55" w:type="dxa"/>
-              <w:bottom w:w="55" w:type="dxa"/>
-              <w:left w:w="70" w:type="dxa"/>
-              <w:right w:w="70" w:type="dxa"/>
+              <w:top w:w="45" w:type="dxa"/>
+              <w:bottom w:w="45" w:type="dxa"/>
+              <w:left w:w="55" w:type="dxa"/>
+              <w:right w:w="55" w:type="dxa"/>
+              <w:start w:w="38" w:type="dxa"/>
+              <w:end w:w="38" w:type="dxa"/>
             </w:tcMar>
           </w:tcPr>
           <w:p>
@@ -4499,14 +4795,14 @@
             <w:r>
               <w:rPr>
                 <w:rFonts w:ascii="Times New Roman" w:hAnsi="Times New Roman" w:cs="Times New Roman" w:eastAsia="Times New Roman"/>
-                <w:sz w:val="19"/>
+                <w:sz w:val="18"/>
               </w:rPr>
             </w:r>
             <w:r>
               <w:rPr>
                 <w:rFonts w:ascii="Times New Roman" w:hAnsi="Times New Roman" w:cs="Times New Roman" w:eastAsia="Times New Roman"/>
                 <w:i w:val="0"/>
-                <w:sz w:val="19"/>
+                <w:sz w:val="18"/>
               </w:rPr>
               <w:t>Global Digital Niaga prospectus and results releases</w:t>
             </w:r>
@@ -4514,13 +4810,15 @@
         </w:tc>
         <w:tc>
           <w:tcPr>
-            <w:tcW w:type="dxa" w:w="2381"/>
+            <w:tcW w:type="dxa" w:w="2131"/>
             <w:vAlign w:val="center"/>
             <w:tcMar>
-              <w:top w:w="55" w:type="dxa"/>
-              <w:bottom w:w="55" w:type="dxa"/>
-              <w:left w:w="70" w:type="dxa"/>
-              <w:right w:w="70" w:type="dxa"/>
+              <w:top w:w="45" w:type="dxa"/>
+              <w:bottom w:w="45" w:type="dxa"/>
+              <w:left w:w="55" w:type="dxa"/>
+              <w:right w:w="55" w:type="dxa"/>
+              <w:start w:w="38" w:type="dxa"/>
+              <w:end w:w="38" w:type="dxa"/>
             </w:tcMar>
           </w:tcPr>
           <w:p>
@@ -4531,14 +4829,14 @@
             <w:r>
               <w:rPr>
                 <w:rFonts w:ascii="Times New Roman" w:hAnsi="Times New Roman" w:cs="Times New Roman" w:eastAsia="Times New Roman"/>
-                <w:sz w:val="19"/>
+                <w:sz w:val="18"/>
               </w:rPr>
             </w:r>
             <w:r>
               <w:rPr>
                 <w:rFonts w:ascii="Times New Roman" w:hAnsi="Times New Roman" w:cs="Times New Roman" w:eastAsia="Times New Roman"/>
                 <w:i w:val="0"/>
-                <w:sz w:val="19"/>
+                <w:sz w:val="18"/>
               </w:rPr>
               <w:t>Same issuer filings</w:t>
             </w:r>
@@ -4551,13 +4849,15 @@
         </w:trPr>
         <w:tc>
           <w:tcPr>
-            <w:tcW w:type="dxa" w:w="2050"/>
+            <w:tcW w:type="dxa" w:w="2160"/>
             <w:vAlign w:val="center"/>
             <w:tcMar>
-              <w:top w:w="55" w:type="dxa"/>
-              <w:bottom w:w="55" w:type="dxa"/>
-              <w:left w:w="70" w:type="dxa"/>
-              <w:right w:w="70" w:type="dxa"/>
+              <w:top w:w="45" w:type="dxa"/>
+              <w:bottom w:w="45" w:type="dxa"/>
+              <w:left w:w="55" w:type="dxa"/>
+              <w:right w:w="55" w:type="dxa"/>
+              <w:start w:w="38" w:type="dxa"/>
+              <w:end w:w="38" w:type="dxa"/>
             </w:tcMar>
           </w:tcPr>
           <w:p>
@@ -4568,14 +4868,14 @@
             <w:r>
               <w:rPr>
                 <w:rFonts w:ascii="Times New Roman" w:hAnsi="Times New Roman" w:cs="Times New Roman" w:eastAsia="Times New Roman"/>
-                <w:sz w:val="19"/>
+                <w:sz w:val="18"/>
               </w:rPr>
             </w:r>
             <w:r>
               <w:rPr>
                 <w:rFonts w:ascii="Times New Roman" w:hAnsi="Times New Roman" w:cs="Times New Roman" w:eastAsia="Times New Roman"/>
                 <w:i w:val="0"/>
-                <w:sz w:val="19"/>
+                <w:sz w:val="18"/>
               </w:rPr>
               <w:t>Direct, scope-pending</w:t>
             </w:r>
@@ -4583,13 +4883,15 @@
         </w:tc>
         <w:tc>
           <w:tcPr>
-            <w:tcW w:type="dxa" w:w="1900"/>
+            <w:tcW w:type="dxa" w:w="2160"/>
             <w:vAlign w:val="center"/>
             <w:tcMar>
-              <w:top w:w="55" w:type="dxa"/>
-              <w:bottom w:w="55" w:type="dxa"/>
-              <w:left w:w="70" w:type="dxa"/>
-              <w:right w:w="70" w:type="dxa"/>
+              <w:top w:w="45" w:type="dxa"/>
+              <w:bottom w:w="45" w:type="dxa"/>
+              <w:left w:w="55" w:type="dxa"/>
+              <w:right w:w="55" w:type="dxa"/>
+              <w:start w:w="38" w:type="dxa"/>
+              <w:end w:w="38" w:type="dxa"/>
             </w:tcMar>
           </w:tcPr>
           <w:p>
@@ -4600,14 +4902,14 @@
             <w:r>
               <w:rPr>
                 <w:rFonts w:ascii="Times New Roman" w:hAnsi="Times New Roman" w:cs="Times New Roman" w:eastAsia="Times New Roman"/>
-                <w:sz w:val="19"/>
+                <w:sz w:val="18"/>
               </w:rPr>
             </w:r>
             <w:r>
               <w:rPr>
                 <w:rFonts w:ascii="Times New Roman" w:hAnsi="Times New Roman" w:cs="Times New Roman" w:eastAsia="Times New Roman"/>
                 <w:i w:val="0"/>
-                <w:sz w:val="19"/>
+                <w:sz w:val="18"/>
               </w:rPr>
               <w:t>Bukalapak Group</w:t>
             </w:r>
@@ -4615,13 +4917,15 @@
         </w:tc>
         <w:tc>
           <w:tcPr>
-            <w:tcW w:type="dxa" w:w="2400"/>
+            <w:tcW w:type="dxa" w:w="3096"/>
             <w:vAlign w:val="center"/>
             <w:tcMar>
-              <w:top w:w="55" w:type="dxa"/>
-              <w:bottom w:w="55" w:type="dxa"/>
-              <w:left w:w="70" w:type="dxa"/>
-              <w:right w:w="70" w:type="dxa"/>
+              <w:top w:w="45" w:type="dxa"/>
+              <w:bottom w:w="45" w:type="dxa"/>
+              <w:left w:w="55" w:type="dxa"/>
+              <w:right w:w="55" w:type="dxa"/>
+              <w:start w:w="38" w:type="dxa"/>
+              <w:end w:w="38" w:type="dxa"/>
             </w:tcMar>
           </w:tcPr>
           <w:p>
@@ -4632,14 +4936,14 @@
             <w:r>
               <w:rPr>
                 <w:rFonts w:ascii="Times New Roman" w:hAnsi="Times New Roman" w:cs="Times New Roman" w:eastAsia="Times New Roman"/>
-                <w:sz w:val="19"/>
+                <w:sz w:val="18"/>
               </w:rPr>
             </w:r>
             <w:r>
               <w:rPr>
                 <w:rFonts w:ascii="Times New Roman" w:hAnsi="Times New Roman" w:cs="Times New Roman" w:eastAsia="Times New Roman"/>
                 <w:i w:val="0"/>
-                <w:sz w:val="19"/>
+                <w:sz w:val="18"/>
               </w:rPr>
               <w:t>Bukalapak annual and sustainability reports</w:t>
             </w:r>
@@ -4647,13 +4951,15 @@
         </w:tc>
         <w:tc>
           <w:tcPr>
-            <w:tcW w:type="dxa" w:w="2381"/>
+            <w:tcW w:type="dxa" w:w="2131"/>
             <w:vAlign w:val="center"/>
             <w:tcMar>
-              <w:top w:w="55" w:type="dxa"/>
-              <w:bottom w:w="55" w:type="dxa"/>
-              <w:left w:w="70" w:type="dxa"/>
-              <w:right w:w="70" w:type="dxa"/>
+              <w:top w:w="45" w:type="dxa"/>
+              <w:bottom w:w="45" w:type="dxa"/>
+              <w:left w:w="55" w:type="dxa"/>
+              <w:right w:w="55" w:type="dxa"/>
+              <w:start w:w="38" w:type="dxa"/>
+              <w:end w:w="38" w:type="dxa"/>
             </w:tcMar>
           </w:tcPr>
           <w:p>
@@ -4664,14 +4970,14 @@
             <w:r>
               <w:rPr>
                 <w:rFonts w:ascii="Times New Roman" w:hAnsi="Times New Roman" w:cs="Times New Roman" w:eastAsia="Times New Roman"/>
-                <w:sz w:val="19"/>
+                <w:sz w:val="18"/>
               </w:rPr>
             </w:r>
             <w:r>
               <w:rPr>
                 <w:rFonts w:ascii="Times New Roman" w:hAnsi="Times New Roman" w:cs="Times New Roman" w:eastAsia="Times New Roman"/>
                 <w:i w:val="0"/>
-                <w:sz w:val="19"/>
+                <w:sz w:val="18"/>
               </w:rPr>
               <w:t>Same issuer filings</w:t>
             </w:r>
@@ -4684,13 +4990,15 @@
         </w:trPr>
         <w:tc>
           <w:tcPr>
-            <w:tcW w:type="dxa" w:w="2050"/>
+            <w:tcW w:type="dxa" w:w="2160"/>
             <w:vAlign w:val="center"/>
             <w:tcMar>
-              <w:top w:w="55" w:type="dxa"/>
-              <w:bottom w:w="55" w:type="dxa"/>
-              <w:left w:w="70" w:type="dxa"/>
-              <w:right w:w="70" w:type="dxa"/>
+              <w:top w:w="45" w:type="dxa"/>
+              <w:bottom w:w="45" w:type="dxa"/>
+              <w:left w:w="55" w:type="dxa"/>
+              <w:right w:w="55" w:type="dxa"/>
+              <w:start w:w="38" w:type="dxa"/>
+              <w:end w:w="38" w:type="dxa"/>
             </w:tcMar>
           </w:tcPr>
           <w:p>
@@ -4701,14 +5009,14 @@
             <w:r>
               <w:rPr>
                 <w:rFonts w:ascii="Times New Roman" w:hAnsi="Times New Roman" w:cs="Times New Roman" w:eastAsia="Times New Roman"/>
-                <w:sz w:val="19"/>
+                <w:sz w:val="18"/>
               </w:rPr>
             </w:r>
             <w:r>
               <w:rPr>
                 <w:rFonts w:ascii="Times New Roman" w:hAnsi="Times New Roman" w:cs="Times New Roman" w:eastAsia="Times New Roman"/>
                 <w:i w:val="0"/>
-                <w:sz w:val="19"/>
+                <w:sz w:val="18"/>
               </w:rPr>
               <w:t>Conditional reconstruction</w:t>
             </w:r>
@@ -4716,13 +5024,15 @@
         </w:tc>
         <w:tc>
           <w:tcPr>
-            <w:tcW w:type="dxa" w:w="1900"/>
+            <w:tcW w:type="dxa" w:w="2160"/>
             <w:vAlign w:val="center"/>
             <w:tcMar>
-              <w:top w:w="55" w:type="dxa"/>
-              <w:bottom w:w="55" w:type="dxa"/>
-              <w:left w:w="70" w:type="dxa"/>
-              <w:right w:w="70" w:type="dxa"/>
+              <w:top w:w="45" w:type="dxa"/>
+              <w:bottom w:w="45" w:type="dxa"/>
+              <w:left w:w="55" w:type="dxa"/>
+              <w:right w:w="55" w:type="dxa"/>
+              <w:start w:w="38" w:type="dxa"/>
+              <w:end w:w="38" w:type="dxa"/>
             </w:tcMar>
           </w:tcPr>
           <w:p>
@@ -4733,14 +5043,14 @@
             <w:r>
               <w:rPr>
                 <w:rFonts w:ascii="Times New Roman" w:hAnsi="Times New Roman" w:cs="Times New Roman" w:eastAsia="Times New Roman"/>
-                <w:sz w:val="19"/>
+                <w:sz w:val="18"/>
               </w:rPr>
             </w:r>
             <w:r>
               <w:rPr>
                 <w:rFonts w:ascii="Times New Roman" w:hAnsi="Times New Roman" w:cs="Times New Roman" w:eastAsia="Times New Roman"/>
                 <w:i w:val="0"/>
-                <w:sz w:val="19"/>
+                <w:sz w:val="18"/>
               </w:rPr>
               <w:t>Grab Indonesia</w:t>
             </w:r>
@@ -4748,13 +5058,15 @@
         </w:tc>
         <w:tc>
           <w:tcPr>
-            <w:tcW w:type="dxa" w:w="2400"/>
+            <w:tcW w:type="dxa" w:w="3096"/>
             <w:vAlign w:val="center"/>
             <w:tcMar>
-              <w:top w:w="55" w:type="dxa"/>
-              <w:bottom w:w="55" w:type="dxa"/>
-              <w:left w:w="70" w:type="dxa"/>
-              <w:right w:w="70" w:type="dxa"/>
+              <w:top w:w="45" w:type="dxa"/>
+              <w:bottom w:w="45" w:type="dxa"/>
+              <w:left w:w="55" w:type="dxa"/>
+              <w:right w:w="55" w:type="dxa"/>
+              <w:start w:w="38" w:type="dxa"/>
+              <w:end w:w="38" w:type="dxa"/>
             </w:tcMar>
           </w:tcPr>
           <w:p>
@@ -4765,14 +5077,14 @@
             <w:r>
               <w:rPr>
                 <w:rFonts w:ascii="Times New Roman" w:hAnsi="Times New Roman" w:cs="Times New Roman" w:eastAsia="Times New Roman"/>
-                <w:sz w:val="19"/>
+                <w:sz w:val="18"/>
               </w:rPr>
             </w:r>
             <w:r>
               <w:rPr>
                 <w:rFonts w:ascii="Times New Roman" w:hAnsi="Times New Roman" w:cs="Times New Roman" w:eastAsia="Times New Roman"/>
                 <w:i w:val="0"/>
-                <w:sz w:val="19"/>
+                <w:sz w:val="18"/>
               </w:rPr>
               <w:t>Derived from disclosed Indonesia revenue and Group monetization rate (Form 20-F)</w:t>
             </w:r>
@@ -4780,13 +5092,15 @@
         </w:tc>
         <w:tc>
           <w:tcPr>
-            <w:tcW w:type="dxa" w:w="2381"/>
+            <w:tcW w:type="dxa" w:w="2131"/>
             <w:vAlign w:val="center"/>
             <w:tcMar>
-              <w:top w:w="55" w:type="dxa"/>
-              <w:bottom w:w="55" w:type="dxa"/>
-              <w:left w:w="70" w:type="dxa"/>
-              <w:right w:w="70" w:type="dxa"/>
+              <w:top w:w="45" w:type="dxa"/>
+              <w:bottom w:w="45" w:type="dxa"/>
+              <w:left w:w="55" w:type="dxa"/>
+              <w:right w:w="55" w:type="dxa"/>
+              <w:start w:w="38" w:type="dxa"/>
+              <w:end w:w="38" w:type="dxa"/>
             </w:tcMar>
           </w:tcPr>
           <w:p>
@@ -4797,14 +5111,14 @@
             <w:r>
               <w:rPr>
                 <w:rFonts w:ascii="Times New Roman" w:hAnsi="Times New Roman" w:cs="Times New Roman" w:eastAsia="Times New Roman"/>
-                <w:sz w:val="19"/>
+                <w:sz w:val="18"/>
               </w:rPr>
             </w:r>
             <w:r>
               <w:rPr>
                 <w:rFonts w:ascii="Times New Roman" w:hAnsi="Times New Roman" w:cs="Times New Roman" w:eastAsia="Times New Roman"/>
                 <w:i w:val="0"/>
-                <w:sz w:val="19"/>
+                <w:sz w:val="18"/>
               </w:rPr>
               <w:t>Grab Form 20-F</w:t>
             </w:r>
@@ -4817,13 +5131,15 @@
         </w:trPr>
         <w:tc>
           <w:tcPr>
-            <w:tcW w:type="dxa" w:w="2050"/>
+            <w:tcW w:type="dxa" w:w="2160"/>
             <w:vAlign w:val="center"/>
             <w:tcMar>
-              <w:top w:w="55" w:type="dxa"/>
-              <w:bottom w:w="55" w:type="dxa"/>
-              <w:left w:w="70" w:type="dxa"/>
-              <w:right w:w="70" w:type="dxa"/>
+              <w:top w:w="45" w:type="dxa"/>
+              <w:bottom w:w="45" w:type="dxa"/>
+              <w:left w:w="55" w:type="dxa"/>
+              <w:right w:w="55" w:type="dxa"/>
+              <w:start w:w="38" w:type="dxa"/>
+              <w:end w:w="38" w:type="dxa"/>
             </w:tcMar>
           </w:tcPr>
           <w:p>
@@ -4834,14 +5150,14 @@
             <w:r>
               <w:rPr>
                 <w:rFonts w:ascii="Times New Roman" w:hAnsi="Times New Roman" w:cs="Times New Roman" w:eastAsia="Times New Roman"/>
-                <w:sz w:val="19"/>
+                <w:sz w:val="18"/>
               </w:rPr>
             </w:r>
             <w:r>
               <w:rPr>
                 <w:rFonts w:ascii="Times New Roman" w:hAnsi="Times New Roman" w:cs="Times New Roman" w:eastAsia="Times New Roman"/>
                 <w:i w:val="0"/>
-                <w:sz w:val="19"/>
+                <w:sz w:val="18"/>
               </w:rPr>
               <w:t>Conditional reconstruction</w:t>
             </w:r>
@@ -4849,13 +5165,15 @@
         </w:tc>
         <w:tc>
           <w:tcPr>
-            <w:tcW w:type="dxa" w:w="1900"/>
+            <w:tcW w:type="dxa" w:w="2160"/>
             <w:vAlign w:val="center"/>
             <w:tcMar>
-              <w:top w:w="55" w:type="dxa"/>
-              <w:bottom w:w="55" w:type="dxa"/>
-              <w:left w:w="70" w:type="dxa"/>
-              <w:right w:w="70" w:type="dxa"/>
+              <w:top w:w="45" w:type="dxa"/>
+              <w:bottom w:w="45" w:type="dxa"/>
+              <w:left w:w="55" w:type="dxa"/>
+              <w:right w:w="55" w:type="dxa"/>
+              <w:start w:w="38" w:type="dxa"/>
+              <w:end w:w="38" w:type="dxa"/>
             </w:tcMar>
           </w:tcPr>
           <w:p>
@@ -4866,14 +5184,14 @@
             <w:r>
               <w:rPr>
                 <w:rFonts w:ascii="Times New Roman" w:hAnsi="Times New Roman" w:cs="Times New Roman" w:eastAsia="Times New Roman"/>
-                <w:sz w:val="19"/>
+                <w:sz w:val="18"/>
               </w:rPr>
             </w:r>
             <w:r>
               <w:rPr>
                 <w:rFonts w:ascii="Times New Roman" w:hAnsi="Times New Roman" w:cs="Times New Roman" w:eastAsia="Times New Roman"/>
                 <w:i w:val="0"/>
-                <w:sz w:val="19"/>
+                <w:sz w:val="18"/>
               </w:rPr>
               <w:t>Shopee Indonesia</w:t>
             </w:r>
@@ -4881,13 +5199,15 @@
         </w:tc>
         <w:tc>
           <w:tcPr>
-            <w:tcW w:type="dxa" w:w="2400"/>
+            <w:tcW w:type="dxa" w:w="3096"/>
             <w:vAlign w:val="center"/>
             <w:tcMar>
-              <w:top w:w="55" w:type="dxa"/>
-              <w:bottom w:w="55" w:type="dxa"/>
-              <w:left w:w="70" w:type="dxa"/>
-              <w:right w:w="70" w:type="dxa"/>
+              <w:top w:w="45" w:type="dxa"/>
+              <w:bottom w:w="45" w:type="dxa"/>
+              <w:left w:w="55" w:type="dxa"/>
+              <w:right w:w="55" w:type="dxa"/>
+              <w:start w:w="38" w:type="dxa"/>
+              <w:end w:w="38" w:type="dxa"/>
             </w:tcMar>
           </w:tcPr>
           <w:p>
@@ -4898,14 +5218,14 @@
             <w:r>
               <w:rPr>
                 <w:rFonts w:ascii="Times New Roman" w:hAnsi="Times New Roman" w:cs="Times New Roman" w:eastAsia="Times New Roman"/>
-                <w:sz w:val="19"/>
+                <w:sz w:val="18"/>
               </w:rPr>
             </w:r>
             <w:r>
               <w:rPr>
                 <w:rFonts w:ascii="Times New Roman" w:hAnsi="Times New Roman" w:cs="Times New Roman" w:eastAsia="Times New Roman"/>
                 <w:i w:val="0"/>
-                <w:sz w:val="19"/>
+                <w:sz w:val="18"/>
               </w:rPr>
               <w:t>Momentum Works Southeast Asia e-commerce estimate (third-party)</w:t>
             </w:r>
@@ -4913,13 +5233,15 @@
         </w:tc>
         <w:tc>
           <w:tcPr>
-            <w:tcW w:type="dxa" w:w="2381"/>
+            <w:tcW w:type="dxa" w:w="2131"/>
             <w:vAlign w:val="center"/>
             <w:tcMar>
-              <w:top w:w="55" w:type="dxa"/>
-              <w:bottom w:w="55" w:type="dxa"/>
-              <w:left w:w="70" w:type="dxa"/>
-              <w:right w:w="70" w:type="dxa"/>
+              <w:top w:w="45" w:type="dxa"/>
+              <w:bottom w:w="45" w:type="dxa"/>
+              <w:left w:w="55" w:type="dxa"/>
+              <w:right w:w="55" w:type="dxa"/>
+              <w:start w:w="38" w:type="dxa"/>
+              <w:end w:w="38" w:type="dxa"/>
             </w:tcMar>
           </w:tcPr>
           <w:p>
@@ -4930,14 +5252,14 @@
             <w:r>
               <w:rPr>
                 <w:rFonts w:ascii="Times New Roman" w:hAnsi="Times New Roman" w:cs="Times New Roman" w:eastAsia="Times New Roman"/>
-                <w:sz w:val="19"/>
+                <w:sz w:val="18"/>
               </w:rPr>
             </w:r>
             <w:r>
               <w:rPr>
                 <w:rFonts w:ascii="Times New Roman" w:hAnsi="Times New Roman" w:cs="Times New Roman" w:eastAsia="Times New Roman"/>
                 <w:i w:val="0"/>
-                <w:sz w:val="19"/>
+                <w:sz w:val="18"/>
               </w:rPr>
               <w:t>Derived from Sea Limited Form 20-F</w:t>
             </w:r>
@@ -4950,13 +5272,15 @@
         </w:trPr>
         <w:tc>
           <w:tcPr>
-            <w:tcW w:type="dxa" w:w="2050"/>
+            <w:tcW w:type="dxa" w:w="2160"/>
             <w:vAlign w:val="center"/>
             <w:tcMar>
-              <w:top w:w="55" w:type="dxa"/>
-              <w:bottom w:w="55" w:type="dxa"/>
-              <w:left w:w="70" w:type="dxa"/>
-              <w:right w:w="70" w:type="dxa"/>
+              <w:top w:w="45" w:type="dxa"/>
+              <w:bottom w:w="45" w:type="dxa"/>
+              <w:left w:w="55" w:type="dxa"/>
+              <w:right w:w="55" w:type="dxa"/>
+              <w:start w:w="38" w:type="dxa"/>
+              <w:end w:w="38" w:type="dxa"/>
             </w:tcMar>
           </w:tcPr>
           <w:p>
@@ -4967,14 +5291,14 @@
             <w:r>
               <w:rPr>
                 <w:rFonts w:ascii="Times New Roman" w:hAnsi="Times New Roman" w:cs="Times New Roman" w:eastAsia="Times New Roman"/>
-                <w:sz w:val="19"/>
+                <w:sz w:val="18"/>
               </w:rPr>
             </w:r>
             <w:r>
               <w:rPr>
                 <w:rFonts w:ascii="Times New Roman" w:hAnsi="Times New Roman" w:cs="Times New Roman" w:eastAsia="Times New Roman"/>
                 <w:i w:val="0"/>
-                <w:sz w:val="19"/>
+                <w:sz w:val="18"/>
               </w:rPr>
               <w:t>National statistics</w:t>
             </w:r>
@@ -4982,13 +5306,15 @@
         </w:tc>
         <w:tc>
           <w:tcPr>
-            <w:tcW w:type="dxa" w:w="1900"/>
+            <w:tcW w:type="dxa" w:w="2160"/>
             <w:vAlign w:val="center"/>
             <w:tcMar>
-              <w:top w:w="55" w:type="dxa"/>
-              <w:bottom w:w="55" w:type="dxa"/>
-              <w:left w:w="70" w:type="dxa"/>
-              <w:right w:w="70" w:type="dxa"/>
+              <w:top w:w="45" w:type="dxa"/>
+              <w:bottom w:w="45" w:type="dxa"/>
+              <w:left w:w="55" w:type="dxa"/>
+              <w:right w:w="55" w:type="dxa"/>
+              <w:start w:w="38" w:type="dxa"/>
+              <w:end w:w="38" w:type="dxa"/>
             </w:tcMar>
           </w:tcPr>
           <w:p>
@@ -4999,14 +5325,14 @@
             <w:r>
               <w:rPr>
                 <w:rFonts w:ascii="Times New Roman" w:hAnsi="Times New Roman" w:cs="Times New Roman" w:eastAsia="Times New Roman"/>
-                <w:sz w:val="19"/>
+                <w:sz w:val="18"/>
               </w:rPr>
             </w:r>
             <w:r>
               <w:rPr>
                 <w:rFonts w:ascii="Times New Roman" w:hAnsi="Times New Roman" w:cs="Times New Roman" w:eastAsia="Times New Roman"/>
                 <w:i w:val="0"/>
-                <w:sz w:val="19"/>
+                <w:sz w:val="18"/>
               </w:rPr>
               <w:t>BPS-Statistics Indonesia</w:t>
             </w:r>
@@ -5014,13 +5340,15 @@
         </w:tc>
         <w:tc>
           <w:tcPr>
-            <w:tcW w:type="dxa" w:w="2400"/>
+            <w:tcW w:type="dxa" w:w="3096"/>
             <w:vAlign w:val="center"/>
             <w:tcMar>
-              <w:top w:w="55" w:type="dxa"/>
-              <w:bottom w:w="55" w:type="dxa"/>
-              <w:left w:w="70" w:type="dxa"/>
-              <w:right w:w="70" w:type="dxa"/>
+              <w:top w:w="45" w:type="dxa"/>
+              <w:bottom w:w="45" w:type="dxa"/>
+              <w:left w:w="55" w:type="dxa"/>
+              <w:right w:w="55" w:type="dxa"/>
+              <w:start w:w="38" w:type="dxa"/>
+              <w:end w:w="38" w:type="dxa"/>
             </w:tcMar>
           </w:tcPr>
           <w:p>
@@ -5031,14 +5359,14 @@
             <w:r>
               <w:rPr>
                 <w:rFonts w:ascii="Times New Roman" w:hAnsi="Times New Roman" w:cs="Times New Roman" w:eastAsia="Times New Roman"/>
-                <w:sz w:val="19"/>
+                <w:sz w:val="18"/>
               </w:rPr>
             </w:r>
             <w:r>
               <w:rPr>
                 <w:rFonts w:ascii="Times New Roman" w:hAnsi="Times New Roman" w:cs="Times New Roman" w:eastAsia="Times New Roman"/>
                 <w:i w:val="0"/>
-                <w:sz w:val="19"/>
+                <w:sz w:val="18"/>
               </w:rPr>
               <w:t>E-Commerce Statistics 2023, 2024; BPS directorate presentation</w:t>
             </w:r>
@@ -5046,13 +5374,15 @@
         </w:tc>
         <w:tc>
           <w:tcPr>
-            <w:tcW w:type="dxa" w:w="2381"/>
+            <w:tcW w:type="dxa" w:w="2131"/>
             <w:vAlign w:val="center"/>
             <w:tcMar>
-              <w:top w:w="55" w:type="dxa"/>
-              <w:bottom w:w="55" w:type="dxa"/>
-              <w:left w:w="70" w:type="dxa"/>
-              <w:right w:w="70" w:type="dxa"/>
+              <w:top w:w="45" w:type="dxa"/>
+              <w:bottom w:w="45" w:type="dxa"/>
+              <w:left w:w="55" w:type="dxa"/>
+              <w:right w:w="55" w:type="dxa"/>
+              <w:start w:w="38" w:type="dxa"/>
+              <w:end w:w="38" w:type="dxa"/>
             </w:tcMar>
           </w:tcPr>
           <w:p>
@@ -5063,14 +5393,14 @@
             <w:r>
               <w:rPr>
                 <w:rFonts w:ascii="Times New Roman" w:hAnsi="Times New Roman" w:cs="Times New Roman" w:eastAsia="Times New Roman"/>
-                <w:sz w:val="19"/>
+                <w:sz w:val="18"/>
               </w:rPr>
             </w:r>
             <w:r>
               <w:rPr>
                 <w:rFonts w:ascii="Times New Roman" w:hAnsi="Times New Roman" w:cs="Times New Roman" w:eastAsia="Times New Roman"/>
                 <w:i w:val="0"/>
-                <w:sz w:val="19"/>
+                <w:sz w:val="18"/>
               </w:rPr>
               <w:t>-</w:t>
             </w:r>
@@ -5083,13 +5413,15 @@
         </w:trPr>
         <w:tc>
           <w:tcPr>
-            <w:tcW w:type="dxa" w:w="2050"/>
+            <w:tcW w:type="dxa" w:w="2160"/>
             <w:vAlign w:val="center"/>
             <w:tcMar>
-              <w:top w:w="55" w:type="dxa"/>
-              <w:bottom w:w="55" w:type="dxa"/>
-              <w:left w:w="70" w:type="dxa"/>
-              <w:right w:w="70" w:type="dxa"/>
+              <w:top w:w="45" w:type="dxa"/>
+              <w:bottom w:w="45" w:type="dxa"/>
+              <w:left w:w="55" w:type="dxa"/>
+              <w:right w:w="55" w:type="dxa"/>
+              <w:start w:w="38" w:type="dxa"/>
+              <w:end w:w="38" w:type="dxa"/>
             </w:tcMar>
           </w:tcPr>
           <w:p>
@@ -5100,14 +5432,14 @@
             <w:r>
               <w:rPr>
                 <w:rFonts w:ascii="Times New Roman" w:hAnsi="Times New Roman" w:cs="Times New Roman" w:eastAsia="Times New Roman"/>
-                <w:sz w:val="19"/>
+                <w:sz w:val="18"/>
               </w:rPr>
             </w:r>
             <w:r>
               <w:rPr>
                 <w:rFonts w:ascii="Times New Roman" w:hAnsi="Times New Roman" w:cs="Times New Roman" w:eastAsia="Times New Roman"/>
                 <w:i w:val="0"/>
-                <w:sz w:val="19"/>
+                <w:sz w:val="18"/>
               </w:rPr>
               <w:t>Regulatory</w:t>
             </w:r>
@@ -5115,13 +5447,15 @@
         </w:tc>
         <w:tc>
           <w:tcPr>
-            <w:tcW w:type="dxa" w:w="1900"/>
+            <w:tcW w:type="dxa" w:w="2160"/>
             <w:vAlign w:val="center"/>
             <w:tcMar>
-              <w:top w:w="55" w:type="dxa"/>
-              <w:bottom w:w="55" w:type="dxa"/>
-              <w:left w:w="70" w:type="dxa"/>
-              <w:right w:w="70" w:type="dxa"/>
+              <w:top w:w="45" w:type="dxa"/>
+              <w:bottom w:w="45" w:type="dxa"/>
+              <w:left w:w="55" w:type="dxa"/>
+              <w:right w:w="55" w:type="dxa"/>
+              <w:start w:w="38" w:type="dxa"/>
+              <w:end w:w="38" w:type="dxa"/>
             </w:tcMar>
           </w:tcPr>
           <w:p>
@@ -5132,14 +5466,14 @@
             <w:r>
               <w:rPr>
                 <w:rFonts w:ascii="Times New Roman" w:hAnsi="Times New Roman" w:cs="Times New Roman" w:eastAsia="Times New Roman"/>
-                <w:sz w:val="19"/>
+                <w:sz w:val="18"/>
               </w:rPr>
             </w:r>
             <w:r>
               <w:rPr>
                 <w:rFonts w:ascii="Times New Roman" w:hAnsi="Times New Roman" w:cs="Times New Roman" w:eastAsia="Times New Roman"/>
                 <w:i w:val="0"/>
-                <w:sz w:val="19"/>
+                <w:sz w:val="18"/>
               </w:rPr>
               <w:t>PMK 37/2025; DJP</w:t>
             </w:r>
@@ -5147,13 +5481,15 @@
         </w:tc>
         <w:tc>
           <w:tcPr>
-            <w:tcW w:type="dxa" w:w="2400"/>
+            <w:tcW w:type="dxa" w:w="3096"/>
             <w:vAlign w:val="center"/>
             <w:tcMar>
-              <w:top w:w="55" w:type="dxa"/>
-              <w:bottom w:w="55" w:type="dxa"/>
-              <w:left w:w="70" w:type="dxa"/>
-              <w:right w:w="70" w:type="dxa"/>
+              <w:top w:w="45" w:type="dxa"/>
+              <w:bottom w:w="45" w:type="dxa"/>
+              <w:left w:w="55" w:type="dxa"/>
+              <w:right w:w="55" w:type="dxa"/>
+              <w:start w:w="38" w:type="dxa"/>
+              <w:end w:w="38" w:type="dxa"/>
             </w:tcMar>
           </w:tcPr>
           <w:p>
@@ -5164,14 +5500,14 @@
             <w:r>
               <w:rPr>
                 <w:rFonts w:ascii="Times New Roman" w:hAnsi="Times New Roman" w:cs="Times New Roman" w:eastAsia="Times New Roman"/>
-                <w:sz w:val="19"/>
+                <w:sz w:val="18"/>
               </w:rPr>
             </w:r>
             <w:r>
               <w:rPr>
                 <w:rFonts w:ascii="Times New Roman" w:hAnsi="Times New Roman" w:cs="Times New Roman" w:eastAsia="Times New Roman"/>
                 <w:i w:val="0"/>
-                <w:sz w:val="19"/>
+                <w:sz w:val="18"/>
               </w:rPr>
               <w:t>Ministry of Finance of the Republic of Indonesia</w:t>
             </w:r>
@@ -5179,13 +5515,15 @@
         </w:tc>
         <w:tc>
           <w:tcPr>
-            <w:tcW w:type="dxa" w:w="2381"/>
+            <w:tcW w:type="dxa" w:w="2131"/>
             <w:vAlign w:val="center"/>
             <w:tcMar>
-              <w:top w:w="55" w:type="dxa"/>
-              <w:bottom w:w="55" w:type="dxa"/>
-              <w:left w:w="70" w:type="dxa"/>
-              <w:right w:w="70" w:type="dxa"/>
+              <w:top w:w="45" w:type="dxa"/>
+              <w:bottom w:w="45" w:type="dxa"/>
+              <w:left w:w="55" w:type="dxa"/>
+              <w:right w:w="55" w:type="dxa"/>
+              <w:start w:w="38" w:type="dxa"/>
+              <w:end w:w="38" w:type="dxa"/>
             </w:tcMar>
           </w:tcPr>
           <w:p>
@@ -5196,14 +5534,14 @@
             <w:r>
               <w:rPr>
                 <w:rFonts w:ascii="Times New Roman" w:hAnsi="Times New Roman" w:cs="Times New Roman" w:eastAsia="Times New Roman"/>
-                <w:sz w:val="19"/>
+                <w:sz w:val="18"/>
               </w:rPr>
             </w:r>
             <w:r>
               <w:rPr>
                 <w:rFonts w:ascii="Times New Roman" w:hAnsi="Times New Roman" w:cs="Times New Roman" w:eastAsia="Times New Roman"/>
                 <w:i w:val="0"/>
-                <w:sz w:val="19"/>
+                <w:sz w:val="18"/>
               </w:rPr>
               <w:t>-</w:t>
             </w:r>
@@ -5213,7 +5551,8 @@
     </w:tbl>
     <w:p>
       <w:pPr>
-        <w:spacing w:line="254" w:lineRule="auto" w:after="60" w:before="0"/>
+        <w:keepLines/>
+        <w:spacing w:line="247" w:lineRule="auto" w:after="50" w:before="100"/>
         <w:jc w:val="both"/>
       </w:pPr>
       <w:r>
@@ -5229,7 +5568,7 @@
       <w:pPr>
         <w:pStyle w:val="Heading1"/>
         <w:keepNext/>
-        <w:spacing w:before="80" w:after="40"/>
+        <w:spacing w:before="120" w:after="50"/>
         <w:jc w:val="left"/>
       </w:pPr>
       <w:r>
@@ -5244,14 +5583,14 @@
     <w:p>
       <w:pPr>
         <w:pStyle w:val="Reference"/>
-        <w:spacing w:before="0" w:after="0" w:line="240" w:lineRule="auto"/>
-        <w:ind w:left="317" w:hanging="317"/>
+        <w:spacing w:before="0" w:after="12" w:line="240" w:lineRule="auto"/>
+        <w:ind w:left="216" w:hanging="216"/>
         <w:jc w:val="left"/>
       </w:pPr>
       <w:r>
         <w:rPr>
           <w:rFonts w:ascii="Times New Roman" w:hAnsi="Times New Roman" w:cs="Times New Roman" w:eastAsia="Times New Roman"/>
-          <w:sz w:val="22"/>
+          <w:sz w:val="21"/>
         </w:rPr>
         <w:t>Ahmad, N., &amp; Schreyer, P. (2016). Measuring GDP in a Digitalised Economy. OECD Statistics Working Papers 2016/07.</w:t>
       </w:r>
@@ -5259,14 +5598,14 @@
     <w:p>
       <w:pPr>
         <w:pStyle w:val="Reference"/>
-        <w:spacing w:before="0" w:after="0" w:line="240" w:lineRule="auto"/>
-        <w:ind w:left="317" w:hanging="317"/>
+        <w:spacing w:before="0" w:after="12" w:line="240" w:lineRule="auto"/>
+        <w:ind w:left="216" w:hanging="216"/>
         <w:jc w:val="left"/>
       </w:pPr>
       <w:r>
         <w:rPr>
           <w:rFonts w:ascii="Times New Roman" w:hAnsi="Times New Roman" w:cs="Times New Roman" w:eastAsia="Times New Roman"/>
-          <w:sz w:val="22"/>
+          <w:sz w:val="21"/>
         </w:rPr>
         <w:t>Armstrong, M. (2006). Competition in two-sided markets. RAND Journal of Economics, 37(3), 668-691.</w:t>
       </w:r>
@@ -5274,14 +5613,14 @@
     <w:p>
       <w:pPr>
         <w:pStyle w:val="Reference"/>
-        <w:spacing w:before="0" w:after="0" w:line="240" w:lineRule="auto"/>
-        <w:ind w:left="317" w:hanging="317"/>
+        <w:spacing w:before="0" w:after="12" w:line="240" w:lineRule="auto"/>
+        <w:ind w:left="216" w:hanging="216"/>
         <w:jc w:val="left"/>
       </w:pPr>
       <w:r>
         <w:rPr>
           <w:rFonts w:ascii="Times New Roman" w:hAnsi="Times New Roman" w:cs="Times New Roman" w:eastAsia="Times New Roman"/>
-          <w:sz w:val="22"/>
+          <w:sz w:val="21"/>
         </w:rPr>
         <w:t>BPS-Statistics Indonesia. (2025). E-Commerce Statistics 2023 and 2024. Jakarta: BPS.</w:t>
       </w:r>
@@ -5289,14 +5628,14 @@
     <w:p>
       <w:pPr>
         <w:pStyle w:val="Reference"/>
-        <w:spacing w:before="0" w:after="0" w:line="240" w:lineRule="auto"/>
-        <w:ind w:left="317" w:hanging="317"/>
+        <w:spacing w:before="0" w:after="12" w:line="240" w:lineRule="auto"/>
+        <w:ind w:left="216" w:hanging="216"/>
         <w:jc w:val="left"/>
       </w:pPr>
       <w:r>
         <w:rPr>
           <w:rFonts w:ascii="Times New Roman" w:hAnsi="Times New Roman" w:cs="Times New Roman" w:eastAsia="Times New Roman"/>
-          <w:sz w:val="22"/>
+          <w:sz w:val="21"/>
         </w:rPr>
         <w:t>Barrios, J. M., Hochberg, Y. V., &amp; Yi, H. (2022). Launching with a parachute: The gig economy and new business formation. Journal of Financial Economics, 144(1), 22-43.</w:t>
       </w:r>
@@ -5304,14 +5643,14 @@
     <w:p>
       <w:pPr>
         <w:pStyle w:val="Reference"/>
-        <w:spacing w:before="0" w:after="0" w:line="240" w:lineRule="auto"/>
-        <w:ind w:left="317" w:hanging="317"/>
+        <w:spacing w:before="0" w:after="12" w:line="240" w:lineRule="auto"/>
+        <w:ind w:left="216" w:hanging="216"/>
         <w:jc w:val="left"/>
       </w:pPr>
       <w:r>
         <w:rPr>
           <w:rFonts w:ascii="Times New Roman" w:hAnsi="Times New Roman" w:cs="Times New Roman" w:eastAsia="Times New Roman"/>
-          <w:sz w:val="22"/>
+          <w:sz w:val="21"/>
         </w:rPr>
         <w:t>Bank Indonesia. (2025). Payment System Statistics (SPIP) and QRIS reports. Jakarta: Bank Indonesia.</w:t>
       </w:r>
@@ -5319,14 +5658,14 @@
     <w:p>
       <w:pPr>
         <w:pStyle w:val="Reference"/>
-        <w:spacing w:before="0" w:after="0" w:line="240" w:lineRule="auto"/>
-        <w:ind w:left="317" w:hanging="317"/>
+        <w:spacing w:before="0" w:after="12" w:line="240" w:lineRule="auto"/>
+        <w:ind w:left="216" w:hanging="216"/>
         <w:jc w:val="left"/>
       </w:pPr>
       <w:r>
         <w:rPr>
           <w:rFonts w:ascii="Times New Roman" w:hAnsi="Times New Roman" w:cs="Times New Roman" w:eastAsia="Times New Roman"/>
-          <w:sz w:val="22"/>
+          <w:sz w:val="21"/>
         </w:rPr>
         <w:t>Berg, T., Burg, V., Gombovic, A., &amp; Puri, M. (2020). On the rise of FinTechs: Credit scoring using digital footprints. Review of Financial Studies, 33(7), 2845-2897.</w:t>
       </w:r>
@@ -5334,14 +5673,14 @@
     <w:p>
       <w:pPr>
         <w:pStyle w:val="Reference"/>
-        <w:spacing w:before="0" w:after="0" w:line="240" w:lineRule="auto"/>
-        <w:ind w:left="317" w:hanging="317"/>
+        <w:spacing w:before="0" w:after="12" w:line="240" w:lineRule="auto"/>
+        <w:ind w:left="216" w:hanging="216"/>
         <w:jc w:val="left"/>
       </w:pPr>
       <w:r>
         <w:rPr>
           <w:rFonts w:ascii="Times New Roman" w:hAnsi="Times New Roman" w:cs="Times New Roman" w:eastAsia="Times New Roman"/>
-          <w:sz w:val="22"/>
+          <w:sz w:val="21"/>
         </w:rPr>
         <w:t>Caillaud, B., &amp; Jullien, B. (2003). Chicken and egg: Competition among intermediation service providers. RAND Journal of Economics, 34(2), 309-328.</w:t>
       </w:r>
@@ -5349,14 +5688,14 @@
     <w:p>
       <w:pPr>
         <w:pStyle w:val="Reference"/>
-        <w:spacing w:before="0" w:after="0" w:line="240" w:lineRule="auto"/>
-        <w:ind w:left="317" w:hanging="317"/>
+        <w:spacing w:before="0" w:after="12" w:line="240" w:lineRule="auto"/>
+        <w:ind w:left="216" w:hanging="216"/>
         <w:jc w:val="left"/>
       </w:pPr>
       <w:r>
         <w:rPr>
           <w:rFonts w:ascii="Times New Roman" w:hAnsi="Times New Roman" w:cs="Times New Roman" w:eastAsia="Times New Roman"/>
-          <w:sz w:val="22"/>
+          <w:sz w:val="21"/>
         </w:rPr>
         <w:t>De Franco, G., Kothari, S. P., &amp; Verdi, R. S. (2011). The benefits of financial statement comparability. Journal of Accounting Research, 49(4), 895-931.</w:t>
       </w:r>
@@ -5364,14 +5703,14 @@
     <w:p>
       <w:pPr>
         <w:pStyle w:val="Reference"/>
-        <w:spacing w:before="0" w:after="0" w:line="240" w:lineRule="auto"/>
-        <w:ind w:left="317" w:hanging="317"/>
+        <w:spacing w:before="0" w:after="12" w:line="240" w:lineRule="auto"/>
+        <w:ind w:left="216" w:hanging="216"/>
         <w:jc w:val="left"/>
       </w:pPr>
       <w:r>
         <w:rPr>
           <w:rFonts w:ascii="Times New Roman" w:hAnsi="Times New Roman" w:cs="Times New Roman" w:eastAsia="Times New Roman"/>
-          <w:sz w:val="22"/>
+          <w:sz w:val="21"/>
         </w:rPr>
         <w:t>Denes, M. R., Lagaras, S., &amp; Tsoutsoura, M. (2025). Entrepreneurship and the gig economy: Evidence from U.S. tax returns. Journal of Financial Economics, 173, 104156.</w:t>
       </w:r>
@@ -5379,14 +5718,14 @@
     <w:p>
       <w:pPr>
         <w:pStyle w:val="Reference"/>
-        <w:spacing w:before="0" w:after="0" w:line="240" w:lineRule="auto"/>
-        <w:ind w:left="317" w:hanging="317"/>
+        <w:spacing w:before="0" w:after="12" w:line="240" w:lineRule="auto"/>
+        <w:ind w:left="216" w:hanging="216"/>
         <w:jc w:val="left"/>
       </w:pPr>
       <w:r>
         <w:rPr>
           <w:rFonts w:ascii="Times New Roman" w:hAnsi="Times New Roman" w:cs="Times New Roman" w:eastAsia="Times New Roman"/>
-          <w:sz w:val="22"/>
+          <w:sz w:val="21"/>
         </w:rPr>
         <w:t>European Union. (2021). Council Directive (EU) 2021/514 amending Directive 2011/16/EU (DAC7).</w:t>
       </w:r>
@@ -5394,14 +5733,14 @@
     <w:p>
       <w:pPr>
         <w:pStyle w:val="Reference"/>
-        <w:spacing w:before="0" w:after="0" w:line="240" w:lineRule="auto"/>
-        <w:ind w:left="317" w:hanging="317"/>
+        <w:spacing w:before="0" w:after="12" w:line="240" w:lineRule="auto"/>
+        <w:ind w:left="216" w:hanging="216"/>
         <w:jc w:val="left"/>
       </w:pPr>
       <w:r>
         <w:rPr>
           <w:rFonts w:ascii="Times New Roman" w:hAnsi="Times New Roman" w:cs="Times New Roman" w:eastAsia="Times New Roman"/>
-          <w:sz w:val="22"/>
+          <w:sz w:val="21"/>
         </w:rPr>
         <w:t>Evans, D. S., &amp; Schmalensee, R. (2016). Matchmakers: The New Economics of Multisided Platforms. Boston: Harvard Business Review Press.</w:t>
       </w:r>
@@ -5409,14 +5748,14 @@
     <w:p>
       <w:pPr>
         <w:pStyle w:val="Reference"/>
-        <w:spacing w:before="0" w:after="0" w:line="240" w:lineRule="auto"/>
-        <w:ind w:left="317" w:hanging="317"/>
+        <w:spacing w:before="0" w:after="12" w:line="240" w:lineRule="auto"/>
+        <w:ind w:left="216" w:hanging="216"/>
         <w:jc w:val="left"/>
       </w:pPr>
       <w:r>
         <w:rPr>
           <w:rFonts w:ascii="Times New Roman" w:hAnsi="Times New Roman" w:cs="Times New Roman" w:eastAsia="Times New Roman"/>
-          <w:sz w:val="22"/>
+          <w:sz w:val="21"/>
         </w:rPr>
         <w:t>Google, Temasek, &amp; Bain &amp; Company. (2020). e-Conomy SEA 2020: At Full Velocity.</w:t>
       </w:r>
@@ -5424,14 +5763,14 @@
     <w:p>
       <w:pPr>
         <w:pStyle w:val="Reference"/>
-        <w:spacing w:before="0" w:after="0" w:line="240" w:lineRule="auto"/>
-        <w:ind w:left="317" w:hanging="317"/>
+        <w:spacing w:before="0" w:after="12" w:line="240" w:lineRule="auto"/>
+        <w:ind w:left="216" w:hanging="216"/>
         <w:jc w:val="left"/>
       </w:pPr>
       <w:r>
         <w:rPr>
           <w:rFonts w:ascii="Times New Roman" w:hAnsi="Times New Roman" w:cs="Times New Roman" w:eastAsia="Times New Roman"/>
-          <w:sz w:val="22"/>
+          <w:sz w:val="21"/>
         </w:rPr>
         <w:t>Google, Temasek, &amp; Bain &amp; Company. (2024). e-Conomy SEA 2024: Profits on the Rise.</w:t>
       </w:r>
@@ -5439,14 +5778,14 @@
     <w:p>
       <w:pPr>
         <w:pStyle w:val="Reference"/>
-        <w:spacing w:before="0" w:after="0" w:line="240" w:lineRule="auto"/>
-        <w:ind w:left="317" w:hanging="317"/>
+        <w:spacing w:before="0" w:after="12" w:line="240" w:lineRule="auto"/>
+        <w:ind w:left="216" w:hanging="216"/>
         <w:jc w:val="left"/>
       </w:pPr>
       <w:r>
         <w:rPr>
           <w:rFonts w:ascii="Times New Roman" w:hAnsi="Times New Roman" w:cs="Times New Roman" w:eastAsia="Times New Roman"/>
-          <w:sz w:val="22"/>
+          <w:sz w:val="21"/>
         </w:rPr>
         <w:t>Hagiu, A., &amp; Wright, J. (2015). Multi-sided platforms. International Journal of Industrial Organization, 43, 162-174.</w:t>
       </w:r>
@@ -5454,14 +5793,14 @@
     <w:p>
       <w:pPr>
         <w:pStyle w:val="Reference"/>
-        <w:spacing w:before="0" w:after="0" w:line="240" w:lineRule="auto"/>
-        <w:ind w:left="317" w:hanging="317"/>
+        <w:spacing w:before="0" w:after="12" w:line="240" w:lineRule="auto"/>
+        <w:ind w:left="216" w:hanging="216"/>
         <w:jc w:val="left"/>
       </w:pPr>
       <w:r>
         <w:rPr>
           <w:rFonts w:ascii="Times New Roman" w:hAnsi="Times New Roman" w:cs="Times New Roman" w:eastAsia="Times New Roman"/>
-          <w:sz w:val="22"/>
+          <w:sz w:val="21"/>
         </w:rPr>
         <w:t>International Accounting Standards Board. (2014). IFRS 15: Revenue from Contracts with Customers.</w:t>
       </w:r>
@@ -5469,14 +5808,14 @@
     <w:p>
       <w:pPr>
         <w:pStyle w:val="Reference"/>
-        <w:spacing w:before="0" w:after="0" w:line="240" w:lineRule="auto"/>
-        <w:ind w:left="317" w:hanging="317"/>
+        <w:spacing w:before="0" w:after="12" w:line="240" w:lineRule="auto"/>
+        <w:ind w:left="216" w:hanging="216"/>
         <w:jc w:val="left"/>
       </w:pPr>
       <w:r>
         <w:rPr>
           <w:rFonts w:ascii="Times New Roman" w:hAnsi="Times New Roman" w:cs="Times New Roman" w:eastAsia="Times New Roman"/>
-          <w:sz w:val="22"/>
+          <w:sz w:val="21"/>
         </w:rPr>
         <w:t>International Monetary Fund. (2018). Measuring the Digital Economy. IMF Policy Paper.</w:t>
       </w:r>
@@ -5484,14 +5823,14 @@
     <w:p>
       <w:pPr>
         <w:pStyle w:val="Reference"/>
-        <w:spacing w:before="0" w:after="0" w:line="240" w:lineRule="auto"/>
-        <w:ind w:left="317" w:hanging="317"/>
+        <w:spacing w:before="0" w:after="12" w:line="240" w:lineRule="auto"/>
+        <w:ind w:left="216" w:hanging="216"/>
         <w:jc w:val="left"/>
       </w:pPr>
       <w:r>
         <w:rPr>
           <w:rFonts w:ascii="Times New Roman" w:hAnsi="Times New Roman" w:cs="Times New Roman" w:eastAsia="Times New Roman"/>
-          <w:sz w:val="22"/>
+          <w:sz w:val="21"/>
         </w:rPr>
         <w:t>Kleven, H. J., Knudsen, M. B., Kreiner, C. T., Pedersen, S., &amp; Saez, E. (2011). Unwilling or unable to cheat? Evidence from a tax audit experiment in Denmark. Econometrica, 79(3), 651-692.</w:t>
       </w:r>
@@ -5499,14 +5838,14 @@
     <w:p>
       <w:pPr>
         <w:pStyle w:val="Reference"/>
-        <w:spacing w:before="0" w:after="0" w:line="240" w:lineRule="auto"/>
-        <w:ind w:left="317" w:hanging="317"/>
+        <w:spacing w:before="0" w:after="12" w:line="240" w:lineRule="auto"/>
+        <w:ind w:left="216" w:hanging="216"/>
         <w:jc w:val="left"/>
       </w:pPr>
       <w:r>
         <w:rPr>
           <w:rFonts w:ascii="Times New Roman" w:hAnsi="Times New Roman" w:cs="Times New Roman" w:eastAsia="Times New Roman"/>
-          <w:sz w:val="22"/>
+          <w:sz w:val="21"/>
         </w:rPr>
         <w:t>Kleven, H. J., Kreiner, C. T., &amp; Saez, E. (2016). Why can modern governments tax so much? Economica, 83(330), 219-246.</w:t>
       </w:r>
@@ -5514,14 +5853,14 @@
     <w:p>
       <w:pPr>
         <w:pStyle w:val="Reference"/>
-        <w:spacing w:before="0" w:after="0" w:line="240" w:lineRule="auto"/>
-        <w:ind w:left="317" w:hanging="317"/>
+        <w:spacing w:before="0" w:after="12" w:line="240" w:lineRule="auto"/>
+        <w:ind w:left="216" w:hanging="216"/>
         <w:jc w:val="left"/>
       </w:pPr>
       <w:r>
         <w:rPr>
           <w:rFonts w:ascii="Times New Roman" w:hAnsi="Times New Roman" w:cs="Times New Roman" w:eastAsia="Times New Roman"/>
-          <w:sz w:val="22"/>
+          <w:sz w:val="21"/>
         </w:rPr>
         <w:t>La Porta, R., &amp; Shleifer, A. (2014). Informality and development. Journal of Economic Perspectives, 28(3), 109-126.</w:t>
       </w:r>
@@ -5529,14 +5868,14 @@
     <w:p>
       <w:pPr>
         <w:pStyle w:val="Reference"/>
-        <w:spacing w:before="0" w:after="0" w:line="240" w:lineRule="auto"/>
-        <w:ind w:left="317" w:hanging="317"/>
+        <w:spacing w:before="0" w:after="12" w:line="240" w:lineRule="auto"/>
+        <w:ind w:left="216" w:hanging="216"/>
         <w:jc w:val="left"/>
       </w:pPr>
       <w:r>
         <w:rPr>
           <w:rFonts w:ascii="Times New Roman" w:hAnsi="Times New Roman" w:cs="Times New Roman" w:eastAsia="Times New Roman"/>
-          <w:sz w:val="22"/>
+          <w:sz w:val="21"/>
         </w:rPr>
         <w:t>Medina, L., &amp; Schneider, F. (2019). Shedding light on the shadow economy: A global database. CESifo Working Paper 7981.</w:t>
       </w:r>
@@ -5544,14 +5883,14 @@
     <w:p>
       <w:pPr>
         <w:pStyle w:val="Reference"/>
-        <w:spacing w:before="0" w:after="0" w:line="240" w:lineRule="auto"/>
-        <w:ind w:left="317" w:hanging="317"/>
+        <w:spacing w:before="0" w:after="12" w:line="240" w:lineRule="auto"/>
+        <w:ind w:left="216" w:hanging="216"/>
         <w:jc w:val="left"/>
       </w:pPr>
       <w:r>
         <w:rPr>
           <w:rFonts w:ascii="Times New Roman" w:hAnsi="Times New Roman" w:cs="Times New Roman" w:eastAsia="Times New Roman"/>
-          <w:sz w:val="22"/>
+          <w:sz w:val="21"/>
         </w:rPr>
         <w:t>Ministry of Finance of the Republic of Indonesia. (2025). PMK 37 Tahun 2025; Directorate General of Taxes marketplace guidance.</w:t>
       </w:r>
@@ -5559,14 +5898,14 @@
     <w:p>
       <w:pPr>
         <w:pStyle w:val="Reference"/>
-        <w:spacing w:before="0" w:after="0" w:line="240" w:lineRule="auto"/>
-        <w:ind w:left="317" w:hanging="317"/>
+        <w:spacing w:before="0" w:after="12" w:line="240" w:lineRule="auto"/>
+        <w:ind w:left="216" w:hanging="216"/>
         <w:jc w:val="left"/>
       </w:pPr>
       <w:r>
         <w:rPr>
           <w:rFonts w:ascii="Times New Roman" w:hAnsi="Times New Roman" w:cs="Times New Roman" w:eastAsia="Times New Roman"/>
-          <w:sz w:val="22"/>
+          <w:sz w:val="21"/>
         </w:rPr>
         <w:t>Momentum Works. (2024). Ecommerce in Southeast Asia. Singapore: Momentum Works.</w:t>
       </w:r>
@@ -5574,14 +5913,14 @@
     <w:p>
       <w:pPr>
         <w:pStyle w:val="Reference"/>
-        <w:spacing w:before="0" w:after="0" w:line="240" w:lineRule="auto"/>
-        <w:ind w:left="317" w:hanging="317"/>
+        <w:spacing w:before="0" w:after="12" w:line="240" w:lineRule="auto"/>
+        <w:ind w:left="216" w:hanging="216"/>
         <w:jc w:val="left"/>
       </w:pPr>
       <w:r>
         <w:rPr>
           <w:rFonts w:ascii="Times New Roman" w:hAnsi="Times New Roman" w:cs="Times New Roman" w:eastAsia="Times New Roman"/>
-          <w:sz w:val="22"/>
+          <w:sz w:val="21"/>
         </w:rPr>
         <w:t>Naritomi, J. (2019). Consumers as tax auditors. American Economic Review, 109(9), 3031-3072.</w:t>
       </w:r>
@@ -5589,14 +5928,14 @@
     <w:p>
       <w:pPr>
         <w:pStyle w:val="Reference"/>
-        <w:spacing w:before="0" w:after="0" w:line="240" w:lineRule="auto"/>
-        <w:ind w:left="317" w:hanging="317"/>
+        <w:spacing w:before="0" w:after="12" w:line="240" w:lineRule="auto"/>
+        <w:ind w:left="216" w:hanging="216"/>
         <w:jc w:val="left"/>
       </w:pPr>
       <w:r>
         <w:rPr>
           <w:rFonts w:ascii="Times New Roman" w:hAnsi="Times New Roman" w:cs="Times New Roman" w:eastAsia="Times New Roman"/>
-          <w:sz w:val="22"/>
+          <w:sz w:val="21"/>
         </w:rPr>
         <w:t>OECD. (2020). Model Rules for Reporting by Platform Operators with respect to Sellers in the Sharing and Gig Economy.</w:t>
       </w:r>
@@ -5604,14 +5943,14 @@
     <w:p>
       <w:pPr>
         <w:pStyle w:val="Reference"/>
-        <w:spacing w:before="0" w:after="0" w:line="240" w:lineRule="auto"/>
-        <w:ind w:left="317" w:hanging="317"/>
+        <w:spacing w:before="0" w:after="12" w:line="240" w:lineRule="auto"/>
+        <w:ind w:left="216" w:hanging="216"/>
         <w:jc w:val="left"/>
       </w:pPr>
       <w:r>
         <w:rPr>
           <w:rFonts w:ascii="Times New Roman" w:hAnsi="Times New Roman" w:cs="Times New Roman" w:eastAsia="Times New Roman"/>
-          <w:sz w:val="22"/>
+          <w:sz w:val="21"/>
         </w:rPr>
         <w:t>OECD. (2023). OECD Handbook on Compiling Digital Supply and Use Tables. Paris: OECD Publishing.</w:t>
       </w:r>
@@ -5619,14 +5958,14 @@
     <w:p>
       <w:pPr>
         <w:pStyle w:val="Reference"/>
-        <w:spacing w:before="0" w:after="0" w:line="240" w:lineRule="auto"/>
-        <w:ind w:left="317" w:hanging="317"/>
+        <w:spacing w:before="0" w:after="12" w:line="240" w:lineRule="auto"/>
+        <w:ind w:left="216" w:hanging="216"/>
         <w:jc w:val="left"/>
       </w:pPr>
       <w:r>
         <w:rPr>
           <w:rFonts w:ascii="Times New Roman" w:hAnsi="Times New Roman" w:cs="Times New Roman" w:eastAsia="Times New Roman"/>
-          <w:sz w:val="22"/>
+          <w:sz w:val="21"/>
         </w:rPr>
         <w:t>Parker, G. G., &amp; Van Alstyne, M. W. (2005). Two-sided network effects: A theory of information product design. Management Science, 51(10), 1494-1504.</w:t>
       </w:r>
@@ -5634,14 +5973,14 @@
     <w:p>
       <w:pPr>
         <w:pStyle w:val="Reference"/>
-        <w:spacing w:before="0" w:after="0" w:line="240" w:lineRule="auto"/>
-        <w:ind w:left="317" w:hanging="317"/>
+        <w:spacing w:before="0" w:after="12" w:line="240" w:lineRule="auto"/>
+        <w:ind w:left="216" w:hanging="216"/>
         <w:jc w:val="left"/>
       </w:pPr>
       <w:r>
         <w:rPr>
           <w:rFonts w:ascii="Times New Roman" w:hAnsi="Times New Roman" w:cs="Times New Roman" w:eastAsia="Times New Roman"/>
-          <w:sz w:val="22"/>
+          <w:sz w:val="21"/>
         </w:rPr>
         <w:t>Pomeranz, D. (2015). No taxation without information: Deterrence and self-enforcement in the value added tax. American Economic Review, 105(8), 2539-2569.</w:t>
       </w:r>
@@ -5649,14 +5988,14 @@
     <w:p>
       <w:pPr>
         <w:pStyle w:val="Reference"/>
-        <w:spacing w:before="0" w:after="0" w:line="240" w:lineRule="auto"/>
-        <w:ind w:left="317" w:hanging="317"/>
+        <w:spacing w:before="0" w:after="12" w:line="240" w:lineRule="auto"/>
+        <w:ind w:left="216" w:hanging="216"/>
         <w:jc w:val="left"/>
       </w:pPr>
       <w:r>
         <w:rPr>
           <w:rFonts w:ascii="Times New Roman" w:hAnsi="Times New Roman" w:cs="Times New Roman" w:eastAsia="Times New Roman"/>
-          <w:sz w:val="22"/>
+          <w:sz w:val="21"/>
         </w:rPr>
         <w:t>Rochet, J.-C., &amp; Tirole, J. (2003). Platform competition in two-sided markets. Journal of the European Economic Association, 1(4), 990-1029.</w:t>
       </w:r>
@@ -5664,14 +6003,14 @@
     <w:p>
       <w:pPr>
         <w:pStyle w:val="Reference"/>
-        <w:spacing w:before="0" w:after="0" w:line="240" w:lineRule="auto"/>
-        <w:ind w:left="317" w:hanging="317"/>
+        <w:spacing w:before="0" w:after="12" w:line="240" w:lineRule="auto"/>
+        <w:ind w:left="216" w:hanging="216"/>
         <w:jc w:val="left"/>
       </w:pPr>
       <w:r>
         <w:rPr>
           <w:rFonts w:ascii="Times New Roman" w:hAnsi="Times New Roman" w:cs="Times New Roman" w:eastAsia="Times New Roman"/>
-          <w:sz w:val="22"/>
+          <w:sz w:val="21"/>
         </w:rPr>
         <w:t>Slemrod, J. (2019). Tax compliance and enforcement. Journal of Economic Literature, 57(4), 904-954.</w:t>
       </w:r>
@@ -5679,14 +6018,14 @@
     <w:p>
       <w:pPr>
         <w:pStyle w:val="Reference"/>
-        <w:spacing w:before="0" w:after="0" w:line="240" w:lineRule="auto"/>
-        <w:ind w:left="317" w:hanging="317"/>
+        <w:spacing w:before="0" w:after="12" w:line="240" w:lineRule="auto"/>
+        <w:ind w:left="216" w:hanging="216"/>
         <w:jc w:val="left"/>
       </w:pPr>
       <w:r>
         <w:rPr>
           <w:rFonts w:ascii="Times New Roman" w:hAnsi="Times New Roman" w:cs="Times New Roman" w:eastAsia="Times New Roman"/>
-          <w:sz w:val="22"/>
+          <w:sz w:val="21"/>
         </w:rPr>
         <w:t>Ulyssea, G. (2018). Firms, informality, and development: Theory and evidence from Brazil. American Economic Review, 108(8), 2015-2047.</w:t>
       </w:r>
@@ -5694,14 +6033,14 @@
     <w:p>
       <w:pPr>
         <w:pStyle w:val="Reference"/>
-        <w:spacing w:before="0" w:after="0" w:line="240" w:lineRule="auto"/>
-        <w:ind w:left="317" w:hanging="317"/>
+        <w:spacing w:before="0" w:after="12" w:line="240" w:lineRule="auto"/>
+        <w:ind w:left="216" w:hanging="216"/>
         <w:jc w:val="left"/>
       </w:pPr>
       <w:r>
         <w:rPr>
           <w:rFonts w:ascii="Times New Roman" w:hAnsi="Times New Roman" w:cs="Times New Roman" w:eastAsia="Times New Roman"/>
-          <w:sz w:val="22"/>
+          <w:sz w:val="21"/>
         </w:rPr>
         <w:t>United Nations et al. (2025). System of National Accounts 2025.</w:t>
       </w:r>
@@ -6110,7 +6449,7 @@
     <w:qFormat/>
     <w:rsid w:val="00FC693F"/>
     <w:pPr>
-      <w:spacing w:line="254" w:lineRule="auto" w:after="80"/>
+      <w:spacing w:line="247" w:lineRule="auto" w:after="50" w:before="0"/>
     </w:pPr>
     <w:rPr>
       <w:rFonts w:ascii="Times New Roman" w:hAnsi="Times New Roman" w:eastAsia="Times New Roman"/>
@@ -6172,7 +6511,7 @@
     <w:pPr>
       <w:keepNext/>
       <w:keepLines/>
-      <w:spacing w:before="200" w:after="100"/>
+      <w:spacing w:before="140" w:after="50"/>
       <w:outlineLvl w:val="0"/>
     </w:pPr>
     <w:rPr>
@@ -6195,7 +6534,7 @@
     <w:pPr>
       <w:keepNext/>
       <w:keepLines/>
-      <w:spacing w:before="140" w:after="60"/>
+      <w:spacing w:before="90" w:after="30"/>
       <w:outlineLvl w:val="1"/>
     </w:pPr>
     <w:rPr>

--- a/papers/current/Invisible_Ledger_Thesis_Proposal_FINAL_2026-09-14.docx
+++ b/papers/current/Invisible_Ledger_Thesis_Proposal_FINAL_2026-09-14.docx
@@ -142,7 +142,7 @@
     </w:p>
     <w:p>
       <w:pPr>
-        <w:spacing w:line="247" w:lineRule="auto" w:after="50" w:before="0"/>
+        <w:spacing w:line="247" w:lineRule="auto" w:after="80" w:before="0"/>
         <w:jc w:val="both"/>
       </w:pPr>
       <w:r>
@@ -172,7 +172,7 @@
     </w:p>
     <w:p>
       <w:pPr>
-        <w:spacing w:line="247" w:lineRule="auto" w:after="50" w:before="0"/>
+        <w:spacing w:line="247" w:lineRule="auto" w:after="80" w:before="0"/>
         <w:jc w:val="both"/>
       </w:pPr>
       <w:r>
@@ -186,7 +186,7 @@
     </w:p>
     <w:p>
       <w:pPr>
-        <w:spacing w:line="247" w:lineRule="auto" w:after="50" w:before="0"/>
+        <w:spacing w:line="247" w:lineRule="auto" w:after="80" w:before="0"/>
         <w:jc w:val="both"/>
       </w:pPr>
       <w:r>
@@ -200,7 +200,7 @@
     </w:p>
     <w:p>
       <w:pPr>
-        <w:spacing w:line="247" w:lineRule="auto" w:after="50" w:before="0"/>
+        <w:spacing w:line="247" w:lineRule="auto" w:after="80" w:before="0"/>
         <w:jc w:val="both"/>
       </w:pPr>
       <w:r>
@@ -214,7 +214,7 @@
     </w:p>
     <w:p>
       <w:pPr>
-        <w:spacing w:line="247" w:lineRule="auto" w:after="50" w:before="0"/>
+        <w:spacing w:line="247" w:lineRule="auto" w:after="80" w:before="0"/>
         <w:jc w:val="both"/>
       </w:pPr>
       <w:r>
@@ -273,7 +273,7 @@
     </w:p>
     <w:p>
       <w:pPr>
-        <w:spacing w:line="247" w:lineRule="auto" w:after="50" w:before="0"/>
+        <w:spacing w:line="247" w:lineRule="auto" w:after="80" w:before="0"/>
         <w:jc w:val="both"/>
       </w:pPr>
       <w:r>
@@ -303,7 +303,7 @@
     </w:p>
     <w:p>
       <w:pPr>
-        <w:spacing w:line="247" w:lineRule="auto" w:after="50" w:before="0"/>
+        <w:spacing w:line="247" w:lineRule="auto" w:after="80" w:before="0"/>
         <w:jc w:val="both"/>
       </w:pPr>
       <w:r>
@@ -331,7 +331,7 @@
     </w:p>
     <w:p>
       <w:pPr>
-        <w:spacing w:line="247" w:lineRule="auto" w:after="50" w:before="0"/>
+        <w:spacing w:line="247" w:lineRule="auto" w:after="80" w:before="0"/>
         <w:jc w:val="both"/>
       </w:pPr>
       <w:r>
@@ -361,7 +361,7 @@
     </w:p>
     <w:p>
       <w:pPr>
-        <w:spacing w:before="0" w:after="50" w:line="247" w:lineRule="auto"/>
+        <w:spacing w:before="0" w:after="80" w:line="247" w:lineRule="auto"/>
         <w:jc w:val="both"/>
       </w:pPr>
       <w:r>
@@ -406,7 +406,7 @@
     </w:p>
     <w:p>
       <w:pPr>
-        <w:spacing w:line="247" w:lineRule="auto" w:after="50" w:before="0"/>
+        <w:spacing w:line="247" w:lineRule="auto" w:after="80" w:before="0"/>
         <w:jc w:val="both"/>
       </w:pPr>
       <w:r>
@@ -436,7 +436,7 @@
     </w:p>
     <w:p>
       <w:pPr>
-        <w:spacing w:line="247" w:lineRule="auto" w:after="50" w:before="0"/>
+        <w:spacing w:line="247" w:lineRule="auto" w:after="80" w:before="0"/>
         <w:jc w:val="both"/>
       </w:pPr>
       <w:r>
@@ -450,7 +450,7 @@
     </w:p>
     <w:p>
       <w:pPr>
-        <w:spacing w:line="247" w:lineRule="auto" w:after="50" w:before="0"/>
+        <w:spacing w:line="247" w:lineRule="auto" w:after="80" w:before="0"/>
         <w:jc w:val="both"/>
       </w:pPr>
       <w:r>
@@ -480,7 +480,7 @@
     </w:p>
     <w:p>
       <w:pPr>
-        <w:spacing w:line="247" w:lineRule="auto" w:after="50" w:before="0"/>
+        <w:spacing w:line="247" w:lineRule="auto" w:after="80" w:before="0"/>
         <w:jc w:val="both"/>
       </w:pPr>
       <w:r>
@@ -510,7 +510,7 @@
     </w:p>
     <w:p>
       <w:pPr>
-        <w:spacing w:line="247" w:lineRule="auto" w:after="50" w:before="0"/>
+        <w:spacing w:line="247" w:lineRule="auto" w:after="80" w:before="0"/>
         <w:jc w:val="both"/>
       </w:pPr>
       <w:r>
@@ -568,7 +568,7 @@
     </w:p>
     <w:p>
       <w:pPr>
-        <w:spacing w:line="247" w:lineRule="auto" w:after="50" w:before="0"/>
+        <w:spacing w:line="247" w:lineRule="auto" w:after="80" w:before="0"/>
         <w:jc w:val="both"/>
       </w:pPr>
       <w:r>
@@ -582,7 +582,7 @@
     </w:p>
     <w:p>
       <w:pPr>
-        <w:spacing w:line="247" w:lineRule="auto" w:after="50" w:before="0"/>
+        <w:spacing w:line="247" w:lineRule="auto" w:after="80" w:before="0"/>
         <w:jc w:val="both"/>
       </w:pPr>
       <w:r>
@@ -627,7 +627,7 @@
     </w:p>
     <w:p>
       <w:pPr>
-        <w:spacing w:line="247" w:lineRule="auto" w:after="50" w:before="0"/>
+        <w:spacing w:line="247" w:lineRule="auto" w:after="80" w:before="0"/>
         <w:jc w:val="both"/>
       </w:pPr>
       <w:r>
@@ -1363,7 +1363,7 @@
     </w:p>
     <w:p>
       <w:pPr>
-        <w:spacing w:line="247" w:lineRule="auto" w:after="50" w:before="0"/>
+        <w:spacing w:line="247" w:lineRule="auto" w:after="80" w:before="0"/>
         <w:jc w:val="both"/>
       </w:pPr>
       <w:r>
@@ -1393,7 +1393,7 @@
     </w:p>
     <w:p>
       <w:pPr>
-        <w:spacing w:before="0" w:after="50" w:line="247" w:lineRule="auto"/>
+        <w:spacing w:before="0" w:after="80" w:line="247" w:lineRule="auto"/>
         <w:jc w:val="both"/>
       </w:pPr>
       <w:r>
@@ -1406,7 +1406,7 @@
     </w:p>
     <w:p>
       <w:pPr>
-        <w:spacing w:before="0" w:after="50" w:line="247" w:lineRule="auto"/>
+        <w:spacing w:before="0" w:after="80" w:line="247" w:lineRule="auto"/>
         <w:jc w:val="both"/>
       </w:pPr>
       <w:r>
@@ -1463,7 +1463,7 @@
     </w:p>
     <w:p>
       <w:pPr>
-        <w:spacing w:line="247" w:lineRule="auto" w:after="50" w:before="0"/>
+        <w:spacing w:line="247" w:lineRule="auto" w:after="80" w:before="0"/>
         <w:jc w:val="both"/>
       </w:pPr>
       <w:r>
@@ -3411,7 +3411,7 @@
     <w:p>
       <w:pPr>
         <w:keepLines/>
-        <w:spacing w:before="90" w:after="50" w:line="247" w:lineRule="auto"/>
+        <w:spacing w:before="90" w:after="80" w:line="247" w:lineRule="auto"/>
         <w:jc w:val="both"/>
       </w:pPr>
       <w:r>
@@ -3440,7 +3440,7 @@
     </w:p>
     <w:p>
       <w:pPr>
-        <w:spacing w:line="247" w:lineRule="auto" w:after="50" w:before="0"/>
+        <w:spacing w:line="247" w:lineRule="auto" w:after="80" w:before="0"/>
         <w:jc w:val="both"/>
       </w:pPr>
       <w:r>
@@ -3454,7 +3454,7 @@
     </w:p>
     <w:p>
       <w:pPr>
-        <w:spacing w:line="247" w:lineRule="auto" w:after="50" w:before="0"/>
+        <w:spacing w:line="247" w:lineRule="auto" w:after="80" w:before="0"/>
         <w:jc w:val="both"/>
       </w:pPr>
       <w:r>
@@ -3468,7 +3468,7 @@
     </w:p>
     <w:p>
       <w:pPr>
-        <w:spacing w:line="247" w:lineRule="auto" w:after="50" w:before="0"/>
+        <w:spacing w:line="247" w:lineRule="auto" w:after="80" w:before="0"/>
         <w:jc w:val="both"/>
       </w:pPr>
       <w:r>
@@ -3498,7 +3498,7 @@
     </w:p>
     <w:p>
       <w:pPr>
-        <w:spacing w:line="247" w:lineRule="auto" w:after="50" w:before="0"/>
+        <w:spacing w:line="247" w:lineRule="auto" w:after="80" w:before="0"/>
         <w:jc w:val="both"/>
       </w:pPr>
       <w:r>
@@ -3528,7 +3528,7 @@
     </w:p>
     <w:p>
       <w:pPr>
-        <w:spacing w:before="0" w:after="50" w:line="247" w:lineRule="auto"/>
+        <w:spacing w:before="0" w:after="80" w:line="247" w:lineRule="auto"/>
         <w:jc w:val="both"/>
       </w:pPr>
       <w:r>
@@ -3557,7 +3557,7 @@
     </w:p>
     <w:p>
       <w:pPr>
-        <w:spacing w:line="247" w:lineRule="auto" w:after="50" w:before="0"/>
+        <w:spacing w:line="247" w:lineRule="auto" w:after="80" w:before="0"/>
         <w:jc w:val="both"/>
       </w:pPr>
       <w:r>
@@ -4000,7 +4000,7 @@
     </w:p>
     <w:p>
       <w:pPr>
-        <w:spacing w:line="247" w:lineRule="auto" w:after="50" w:before="0"/>
+        <w:spacing w:line="247" w:lineRule="auto" w:after="80" w:before="0"/>
         <w:jc w:val="both"/>
       </w:pPr>
       <w:r>
@@ -4030,7 +4030,7 @@
     </w:p>
     <w:p>
       <w:pPr>
-        <w:spacing w:line="247" w:lineRule="auto" w:after="50" w:before="0"/>
+        <w:spacing w:line="247" w:lineRule="auto" w:after="80" w:before="0"/>
         <w:jc w:val="both"/>
       </w:pPr>
       <w:r>

--- a/papers/current/Invisible_Ledger_Thesis_Proposal_FINAL_2026-09-14.docx
+++ b/papers/current/Invisible_Ledger_Thesis_Proposal_FINAL_2026-09-14.docx
@@ -128,7 +128,7 @@
       <w:pPr>
         <w:pStyle w:val="Heading1"/>
         <w:keepNext/>
-        <w:spacing w:before="140" w:after="50"/>
+        <w:spacing w:before="140" w:after="80"/>
         <w:jc w:val="left"/>
       </w:pPr>
       <w:r>
@@ -158,7 +158,7 @@
       <w:pPr>
         <w:pStyle w:val="Heading1"/>
         <w:keepNext/>
-        <w:spacing w:before="140" w:after="50"/>
+        <w:spacing w:before="140" w:after="80"/>
         <w:jc w:val="left"/>
       </w:pPr>
       <w:r>
@@ -244,7 +244,7 @@
     </w:p>
     <w:p>
       <w:pPr>
-        <w:spacing w:line="247" w:lineRule="auto" w:after="50" w:before="0"/>
+        <w:spacing w:line="247" w:lineRule="auto" w:after="80" w:before="0"/>
         <w:jc w:val="both"/>
       </w:pPr>
       <w:r>
@@ -258,7 +258,7 @@
     </w:p>
     <w:p>
       <w:pPr>
-        <w:spacing w:before="60" w:after="50" w:line="247" w:lineRule="auto"/>
+        <w:spacing w:before="60" w:after="80" w:line="247" w:lineRule="auto"/>
         <w:jc w:val="center"/>
       </w:pPr>
       <w:r>
@@ -317,7 +317,7 @@
     </w:p>
     <w:p>
       <w:pPr>
-        <w:spacing w:line="247" w:lineRule="auto" w:after="50" w:before="0"/>
+        <w:spacing w:line="247" w:lineRule="auto" w:after="80" w:before="0"/>
         <w:jc w:val="both"/>
       </w:pPr>
       <w:r>
@@ -376,7 +376,7 @@
       <w:pPr>
         <w:pStyle w:val="Heading1"/>
         <w:keepNext/>
-        <w:spacing w:before="140" w:after="50"/>
+        <w:spacing w:before="140" w:after="80"/>
         <w:jc w:val="left"/>
       </w:pPr>
       <w:r>
@@ -526,7 +526,7 @@
       <w:pPr>
         <w:pStyle w:val="Heading1"/>
         <w:keepNext/>
-        <w:spacing w:before="140" w:after="50"/>
+        <w:spacing w:before="140" w:after="80"/>
         <w:jc w:val="left"/>
       </w:pPr>
       <w:r>
@@ -540,7 +540,7 @@
     </w:p>
     <w:p>
       <w:pPr>
-        <w:spacing w:line="247" w:lineRule="auto" w:after="50" w:before="0"/>
+        <w:spacing w:line="247" w:lineRule="auto" w:after="80" w:before="0"/>
         <w:jc w:val="both"/>
       </w:pPr>
       <w:r>
@@ -554,7 +554,7 @@
     </w:p>
     <w:p>
       <w:pPr>
-        <w:spacing w:before="60" w:after="50" w:line="247" w:lineRule="auto"/>
+        <w:spacing w:before="60" w:after="80" w:line="247" w:lineRule="auto"/>
         <w:jc w:val="center"/>
       </w:pPr>
       <w:r>
@@ -597,7 +597,7 @@
       <w:pPr>
         <w:pStyle w:val="Heading1"/>
         <w:keepNext/>
-        <w:spacing w:before="140" w:after="50"/>
+        <w:spacing w:before="140" w:after="80"/>
         <w:jc w:val="left"/>
       </w:pPr>
       <w:r>
@@ -1435,7 +1435,7 @@
     </w:p>
     <w:p>
       <w:pPr>
-        <w:spacing w:line="247" w:lineRule="auto" w:after="50" w:before="0"/>
+        <w:spacing w:line="247" w:lineRule="auto" w:after="80" w:before="0"/>
         <w:jc w:val="both"/>
       </w:pPr>
       <w:r>
@@ -1449,7 +1449,7 @@
     </w:p>
     <w:p>
       <w:pPr>
-        <w:spacing w:before="60" w:after="50" w:line="247" w:lineRule="auto"/>
+        <w:spacing w:before="60" w:after="80" w:line="247" w:lineRule="auto"/>
         <w:jc w:val="center"/>
       </w:pPr>
       <w:r>
@@ -1479,7 +1479,7 @@
       <w:pPr>
         <w:pStyle w:val="Heading1"/>
         <w:keepNext/>
-        <w:spacing w:before="140" w:after="50"/>
+        <w:spacing w:before="140" w:after="80"/>
         <w:jc w:val="left"/>
       </w:pPr>
       <w:r>
@@ -3543,7 +3543,7 @@
       <w:pPr>
         <w:pStyle w:val="Heading1"/>
         <w:keepNext/>
-        <w:spacing w:before="140" w:after="50"/>
+        <w:spacing w:before="140" w:after="80"/>
         <w:jc w:val="left"/>
       </w:pPr>
       <w:r>
@@ -3573,7 +3573,7 @@
       <w:pPr>
         <w:pStyle w:val="Heading1"/>
         <w:keepNext/>
-        <w:spacing w:before="140" w:after="50"/>
+        <w:spacing w:before="140" w:after="80"/>
         <w:jc w:val="left"/>
       </w:pPr>
       <w:r>
@@ -4016,7 +4016,7 @@
       <w:pPr>
         <w:pStyle w:val="Heading1"/>
         <w:keepNext/>
-        <w:spacing w:before="140" w:after="50"/>
+        <w:spacing w:before="140" w:after="80"/>
         <w:jc w:val="left"/>
       </w:pPr>
       <w:r>
@@ -4357,7 +4357,7 @@
       <w:pPr>
         <w:pStyle w:val="Heading1"/>
         <w:keepNext/>
-        <w:spacing w:before="140" w:after="50"/>
+        <w:spacing w:before="140" w:after="80"/>
         <w:jc w:val="left"/>
       </w:pPr>
       <w:r>
@@ -5552,7 +5552,7 @@
     <w:p>
       <w:pPr>
         <w:keepLines/>
-        <w:spacing w:line="247" w:lineRule="auto" w:after="50" w:before="100"/>
+        <w:spacing w:line="247" w:lineRule="auto" w:after="80" w:before="100"/>
         <w:jc w:val="both"/>
       </w:pPr>
       <w:r>
@@ -5568,7 +5568,7 @@
       <w:pPr>
         <w:pStyle w:val="Heading1"/>
         <w:keepNext/>
-        <w:spacing w:before="120" w:after="50"/>
+        <w:spacing w:before="120" w:after="80"/>
         <w:jc w:val="left"/>
       </w:pPr>
       <w:r>

--- a/papers/current/Invisible_Ledger_Thesis_Proposal_FINAL_2026-09-14.docx
+++ b/papers/current/Invisible_Ledger_Thesis_Proposal_FINAL_2026-09-14.docx
@@ -128,7 +128,7 @@
       <w:pPr>
         <w:pStyle w:val="Heading1"/>
         <w:keepNext/>
-        <w:spacing w:before="140" w:after="80"/>
+        <w:spacing w:before="140" w:after="50"/>
         <w:jc w:val="left"/>
       </w:pPr>
       <w:r>
@@ -158,7 +158,7 @@
       <w:pPr>
         <w:pStyle w:val="Heading1"/>
         <w:keepNext/>
-        <w:spacing w:before="140" w:after="80"/>
+        <w:spacing w:before="140" w:after="50"/>
         <w:jc w:val="left"/>
       </w:pPr>
       <w:r>
@@ -244,7 +244,7 @@
     </w:p>
     <w:p>
       <w:pPr>
-        <w:spacing w:line="247" w:lineRule="auto" w:after="80" w:before="0"/>
+        <w:spacing w:line="247" w:lineRule="auto" w:after="50" w:before="0"/>
         <w:jc w:val="both"/>
       </w:pPr>
       <w:r>
@@ -258,7 +258,7 @@
     </w:p>
     <w:p>
       <w:pPr>
-        <w:spacing w:before="60" w:after="80" w:line="247" w:lineRule="auto"/>
+        <w:spacing w:before="60" w:after="50" w:line="247" w:lineRule="auto"/>
         <w:jc w:val="center"/>
       </w:pPr>
       <w:r>
@@ -317,7 +317,7 @@
     </w:p>
     <w:p>
       <w:pPr>
-        <w:spacing w:line="247" w:lineRule="auto" w:after="80" w:before="0"/>
+        <w:spacing w:line="247" w:lineRule="auto" w:after="50" w:before="0"/>
         <w:jc w:val="both"/>
       </w:pPr>
       <w:r>
@@ -376,7 +376,7 @@
       <w:pPr>
         <w:pStyle w:val="Heading1"/>
         <w:keepNext/>
-        <w:spacing w:before="140" w:after="80"/>
+        <w:spacing w:before="140" w:after="50"/>
         <w:jc w:val="left"/>
       </w:pPr>
       <w:r>
@@ -526,7 +526,7 @@
       <w:pPr>
         <w:pStyle w:val="Heading1"/>
         <w:keepNext/>
-        <w:spacing w:before="140" w:after="80"/>
+        <w:spacing w:before="140" w:after="50"/>
         <w:jc w:val="left"/>
       </w:pPr>
       <w:r>
@@ -540,7 +540,7 @@
     </w:p>
     <w:p>
       <w:pPr>
-        <w:spacing w:line="247" w:lineRule="auto" w:after="80" w:before="0"/>
+        <w:spacing w:line="247" w:lineRule="auto" w:after="50" w:before="0"/>
         <w:jc w:val="both"/>
       </w:pPr>
       <w:r>
@@ -554,7 +554,7 @@
     </w:p>
     <w:p>
       <w:pPr>
-        <w:spacing w:before="60" w:after="80" w:line="247" w:lineRule="auto"/>
+        <w:spacing w:before="60" w:after="50" w:line="247" w:lineRule="auto"/>
         <w:jc w:val="center"/>
       </w:pPr>
       <w:r>
@@ -595,9 +595,314 @@
     </w:p>
     <w:p>
       <w:pPr>
+        <w:pStyle w:val="Heading2"/>
+        <w:keepNext/>
+        <w:spacing w:before="90" w:after="30" w:line="276" w:lineRule="auto"/>
+        <w:jc w:val="left"/>
+      </w:pPr>
+      <w:r>
+        <w:rPr>
+          <w:rFonts w:ascii="Times New Roman" w:hAnsi="Times New Roman" w:cs="Times New Roman" w:eastAsia="Times New Roman"/>
+          <w:b/>
+          <w:sz w:val="24"/>
+        </w:rPr>
+        <w:t>3.1 Hypotheses</w:t>
+      </w:r>
+    </w:p>
+    <w:p>
+      <w:pPr>
+        <w:spacing w:line="247" w:lineRule="auto" w:after="80" w:before="0"/>
+        <w:jc w:val="both"/>
+      </w:pPr>
+      <w:r>
+        <w:rPr>
+          <w:rFonts w:ascii="Times New Roman" w:hAnsi="Times New Roman" w:cs="Times New Roman" w:eastAsia="Times New Roman"/>
+          <w:sz w:val="24"/>
+        </w:rPr>
+        <w:t>The framework yields five hypotheses, which Table 1 states together with their current status. H1 to H3 and H5 are addressed by the preliminary evidence in Section 5 and are reported as current status rather than settled results; H4 is the principal question the thesis proposes to take further. None is framed as a causal claim.</w:t>
+      </w:r>
+    </w:p>
+    <w:p>
+      <w:pPr>
+        <w:keepNext/>
+        <w:spacing w:line="240" w:lineRule="auto" w:after="30" w:before="60"/>
+        <w:jc w:val="left"/>
+      </w:pPr>
+      <w:r>
+        <w:rPr>
+          <w:rFonts w:ascii="Times New Roman" w:hAnsi="Times New Roman" w:cs="Times New Roman" w:eastAsia="Times New Roman"/>
+          <w:b/>
+          <w:i/>
+          <w:sz w:val="19"/>
+        </w:rPr>
+        <w:t>Table 1. Hypotheses and current evidence status.</w:t>
+      </w:r>
+    </w:p>
+    <w:tbl>
+      <w:tblPr>
+        <w:tblStyle w:val="TableGrid"/>
+        <w:tblW w:type="auto" w:w="0"/>
+        <w:jc w:val="center"/>
+        <w:tblLayout w:type="fixed"/>
+        <w:tblLook w:firstColumn="1" w:firstRow="1" w:lastColumn="0" w:lastRow="0" w:noHBand="0" w:noVBand="1" w:val="04A0"/>
+        <w:tblLayout w:type="fixed"/>
+        <w:tblCellMar>
+          <w:top w:w="0" w:type="dxa"/>
+          <w:bottom w:w="0" w:type="dxa"/>
+          <w:left w:w="72" w:type="dxa"/>
+          <w:right w:w="72" w:type="dxa"/>
+        </w:tblCellMar>
+      </w:tblPr>
+      <w:tblGrid>
+        <w:gridCol w:w="3200"/>
+        <w:gridCol w:w="5531"/>
+      </w:tblGrid>
+      <w:tr>
+        <w:tc>
+          <w:tcPr>
+            <w:tcW w:type="dxa" w:w="3200"/>
+          </w:tcPr>
+          <w:p>
+            <w:pPr>
+              <w:spacing w:after="0" w:line="240" w:lineRule="auto"/>
+            </w:pPr>
+            <w:r/>
+            <w:r>
+              <w:rPr>
+                <w:rFonts w:ascii="Times New Roman" w:hAnsi="Times New Roman"/>
+                <w:b/>
+                <w:sz w:val="18"/>
+              </w:rPr>
+              <w:t>Hypothesis</w:t>
+            </w:r>
+          </w:p>
+        </w:tc>
+        <w:tc>
+          <w:tcPr>
+            <w:tcW w:type="dxa" w:w="5531"/>
+          </w:tcPr>
+          <w:p>
+            <w:pPr>
+              <w:spacing w:after="0" w:line="240" w:lineRule="auto"/>
+            </w:pPr>
+            <w:r/>
+            <w:r>
+              <w:rPr>
+                <w:rFonts w:ascii="Times New Roman" w:hAnsi="Times New Roman"/>
+                <w:b/>
+                <w:sz w:val="18"/>
+              </w:rPr>
+              <w:t>Status in the current evidence</w:t>
+            </w:r>
+          </w:p>
+        </w:tc>
+      </w:tr>
+      <w:tr>
+        <w:tc>
+          <w:tcPr>
+            <w:tcW w:type="dxa" w:w="3200"/>
+          </w:tcPr>
+          <w:p>
+            <w:pPr>
+              <w:spacing w:after="0" w:line="240" w:lineRule="auto"/>
+            </w:pPr>
+            <w:r/>
+            <w:r>
+              <w:rPr>
+                <w:rFonts w:ascii="Times New Roman" w:hAnsi="Times New Roman"/>
+                <w:b w:val="0"/>
+                <w:sz w:val="18"/>
+              </w:rPr>
+              <w:t>H1  Transaction value and platform revenue can diverge within a series.</w:t>
+            </w:r>
+          </w:p>
+        </w:tc>
+        <w:tc>
+          <w:tcPr>
+            <w:tcW w:type="dxa" w:w="5531"/>
+          </w:tcPr>
+          <w:p>
+            <w:pPr>
+              <w:spacing w:after="0" w:line="240" w:lineRule="auto"/>
+            </w:pPr>
+            <w:r/>
+            <w:r>
+              <w:rPr>
+                <w:rFonts w:ascii="Times New Roman" w:hAnsi="Times New Roman"/>
+                <w:b w:val="0"/>
+                <w:sz w:val="18"/>
+              </w:rPr>
+              <w:t>Supported in the candidate inventory: 12 transitions, 2 opposite-sign, median absolute divergence 42.02 pp. Final Indonesian admission unresolved.</w:t>
+            </w:r>
+          </w:p>
+        </w:tc>
+      </w:tr>
+      <w:tr>
+        <w:tc>
+          <w:tcPr>
+            <w:tcW w:type="dxa" w:w="3200"/>
+          </w:tcPr>
+          <w:p>
+            <w:pPr>
+              <w:spacing w:after="0" w:line="240" w:lineRule="auto"/>
+            </w:pPr>
+            <w:r/>
+            <w:r>
+              <w:rPr>
+                <w:rFonts w:ascii="Times New Roman" w:hAnsi="Times New Roman"/>
+                <w:b w:val="0"/>
+                <w:sz w:val="18"/>
+              </w:rPr>
+              <w:t>H2  Aggregate e-commerce growth partly reflects more businesses rather than more value per business.</w:t>
+            </w:r>
+          </w:p>
+        </w:tc>
+        <w:tc>
+          <w:tcPr>
+            <w:tcW w:type="dxa" w:w="5531"/>
+          </w:tcPr>
+          <w:p>
+            <w:pPr>
+              <w:spacing w:after="0" w:line="240" w:lineRule="auto"/>
+            </w:pPr>
+            <w:r/>
+            <w:r>
+              <w:rPr>
+                <w:rFonts w:ascii="Times New Roman" w:hAnsi="Times New Roman"/>
+                <w:b w:val="0"/>
+                <w:sz w:val="18"/>
+              </w:rPr>
+              <w:t>Supported for 2023-2024: value +17.08%, businesses +15.31%, implied value per business +1.54%. Arithmetic decomposition, not causal entry.</w:t>
+            </w:r>
+          </w:p>
+        </w:tc>
+      </w:tr>
+      <w:tr>
+        <w:tc>
+          <w:tcPr>
+            <w:tcW w:type="dxa" w:w="3200"/>
+          </w:tcPr>
+          <w:p>
+            <w:pPr>
+              <w:spacing w:after="0" w:line="240" w:lineRule="auto"/>
+            </w:pPr>
+            <w:r/>
+            <w:r>
+              <w:rPr>
+                <w:rFonts w:ascii="Times New Roman" w:hAnsi="Times New Roman"/>
+                <w:b w:val="0"/>
+                <w:sz w:val="18"/>
+              </w:rPr>
+              <w:t>H3  Marketplace participation is associated with financial recordkeeping.</w:t>
+            </w:r>
+          </w:p>
+        </w:tc>
+        <w:tc>
+          <w:tcPr>
+            <w:tcW w:type="dxa" w:w="5531"/>
+          </w:tcPr>
+          <w:p>
+            <w:pPr>
+              <w:spacing w:after="0" w:line="240" w:lineRule="auto"/>
+            </w:pPr>
+            <w:r/>
+            <w:r>
+              <w:rPr>
+                <w:rFonts w:ascii="Times New Roman" w:hAnsi="Times New Roman"/>
+                <w:b w:val="0"/>
+                <w:sz w:val="18"/>
+              </w:rPr>
+              <w:t>Associated in BPS published business-level evidence; the within-province change is unstable (r = 0.309, p = 0.066). Not causal.</w:t>
+            </w:r>
+          </w:p>
+        </w:tc>
+      </w:tr>
+      <w:tr>
+        <w:tc>
+          <w:tcPr>
+            <w:tcW w:type="dxa" w:w="3200"/>
+          </w:tcPr>
+          <w:p>
+            <w:pPr>
+              <w:spacing w:after="0" w:line="240" w:lineRule="auto"/>
+            </w:pPr>
+            <w:r/>
+            <w:r>
+              <w:rPr>
+                <w:rFonts w:ascii="Times New Roman" w:hAnsi="Times New Roman"/>
+                <w:b w:val="0"/>
+                <w:sz w:val="18"/>
+              </w:rPr>
+              <w:t>H4  Platform-held records are not yet administratively linked to seller obligations.</w:t>
+            </w:r>
+          </w:p>
+        </w:tc>
+        <w:tc>
+          <w:tcPr>
+            <w:tcW w:type="dxa" w:w="5531"/>
+          </w:tcPr>
+          <w:p>
+            <w:pPr>
+              <w:spacing w:after="0" w:line="240" w:lineRule="auto"/>
+            </w:pPr>
+            <w:r/>
+            <w:r>
+              <w:rPr>
+                <w:rFonts w:ascii="Times New Roman" w:hAnsi="Times New Roman"/>
+                <w:b w:val="0"/>
+                <w:sz w:val="18"/>
+              </w:rPr>
+              <w:t>Not yet tested. Requires implementation and identifier evidence, not legal architecture alone. This is the question the thesis proposes to advance.</w:t>
+            </w:r>
+          </w:p>
+        </w:tc>
+      </w:tr>
+      <w:tr>
+        <w:tc>
+          <w:tcPr>
+            <w:tcW w:type="dxa" w:w="3200"/>
+          </w:tcPr>
+          <w:p>
+            <w:pPr>
+              <w:spacing w:after="0" w:line="240" w:lineRule="auto"/>
+            </w:pPr>
+            <w:r/>
+            <w:r>
+              <w:rPr>
+                <w:rFonts w:ascii="Times New Roman" w:hAnsi="Times New Roman"/>
+                <w:b w:val="0"/>
+                <w:sz w:val="18"/>
+              </w:rPr>
+              <w:t>H5  Measurement choices can alter conclusions.</w:t>
+            </w:r>
+          </w:p>
+        </w:tc>
+        <w:tc>
+          <w:tcPr>
+            <w:tcW w:type="dxa" w:w="5531"/>
+          </w:tcPr>
+          <w:p>
+            <w:pPr>
+              <w:spacing w:after="0" w:line="240" w:lineRule="auto"/>
+            </w:pPr>
+            <w:r/>
+            <w:r>
+              <w:rPr>
+                <w:rFonts w:ascii="Times New Roman" w:hAnsi="Times New Roman"/>
+                <w:b w:val="0"/>
+                <w:sz w:val="18"/>
+              </w:rPr>
+              <w:t>Supported by the reporting-vintage, revenue-definition and business-perimeter modules. Consequence assessed comparison by comparison.</w:t>
+            </w:r>
+          </w:p>
+        </w:tc>
+      </w:tr>
+    </w:tbl>
+    <w:p>
+      <w:pPr>
         <w:pStyle w:val="Heading1"/>
         <w:keepNext/>
-        <w:spacing w:before="140" w:after="80"/>
+        <w:spacing w:before="140" w:after="50"/>
         <w:jc w:val="left"/>
       </w:pPr>
       <w:r>
@@ -652,7 +957,7 @@
           <w:i/>
           <w:sz w:val="19"/>
         </w:rPr>
-        <w:t>Table 1. Evidence tiers for Indonesian platform observations. Tiers differ in how directly each series maps to Indonesia; they are never pooled into a single monetary total.</w:t>
+        <w:t>Table 2. Evidence tiers for Indonesian platform observations. Tiers differ in how directly each series maps to Indonesia; they are never pooled into a single monetary total.</w:t>
       </w:r>
     </w:p>
     <w:tbl>
@@ -1348,17 +1653,17 @@
     <w:p>
       <w:pPr>
         <w:keepNext/>
-        <w:spacing w:line="240" w:lineRule="auto" w:after="30" w:before="60"/>
+        <w:spacing w:line="247" w:lineRule="auto" w:after="80"/>
         <w:jc w:val="both"/>
       </w:pPr>
       <w:r>
         <w:rPr>
           <w:rFonts w:ascii="Times New Roman" w:hAnsi="Times New Roman" w:cs="Times New Roman" w:eastAsia="Times New Roman"/>
-          <w:b/>
+          <w:b w:val="0"/>
           <w:i/>
-          <w:sz w:val="19"/>
+          <w:sz w:val="24"/>
         </w:rPr>
-        <w:t>Table 1 shows that only two of the seventeen retained levels are directly Indonesia-aligned, so sample size and evidence quality move in opposite directions. Tokopedia is the strongest Indonesia-aligned segment but is not a literal country line. Blibli includes online travel, Bukalapak reports at Group scope with overseas operations, and Grab/Shopee require a derived or external country component. Tokopedia FY2021 and Bukalapak FY2024 are excluded because transaction and revenue periods do not match.</w:t>
+        <w:t>Table 2 shows that only two of the seventeen retained levels are directly Indonesia-aligned, so sample size and evidence quality move in opposite directions. Tokopedia is the strongest Indonesia-aligned segment but is not a literal country line. Blibli includes online travel, Bukalapak reports at Group scope with overseas operations, and Grab/Shopee require a derived or external country component. Tokopedia FY2021 and Bukalapak FY2024 are excluded because transaction and revenue periods do not match.</w:t>
       </w:r>
     </w:p>
     <w:p>
@@ -1435,7 +1740,7 @@
     </w:p>
     <w:p>
       <w:pPr>
-        <w:spacing w:line="247" w:lineRule="auto" w:after="80" w:before="0"/>
+        <w:spacing w:line="247" w:lineRule="auto" w:after="50" w:before="0"/>
         <w:jc w:val="both"/>
       </w:pPr>
       <w:r>
@@ -1449,7 +1754,7 @@
     </w:p>
     <w:p>
       <w:pPr>
-        <w:spacing w:before="60" w:after="80" w:line="247" w:lineRule="auto"/>
+        <w:spacing w:before="60" w:after="50" w:line="247" w:lineRule="auto"/>
         <w:jc w:val="center"/>
       </w:pPr>
       <w:r>
@@ -1479,7 +1784,7 @@
       <w:pPr>
         <w:pStyle w:val="Heading1"/>
         <w:keepNext/>
-        <w:spacing w:before="140" w:after="80"/>
+        <w:spacing w:before="140" w:after="50"/>
         <w:jc w:val="left"/>
       </w:pPr>
       <w:r>
@@ -1520,7 +1825,7 @@
           <w:i/>
           <w:sz w:val="19"/>
         </w:rPr>
-        <w:t>Table 2. Indonesia-focused FY2023 cross-section, US$ billions. V is transaction value, R platform revenue, W the wedge and E the Ecosystem Ratio. The final row sums three documented cases under mixed evidence classes and is not a national total.</w:t>
+        <w:t>Table 3. Indonesia-focused FY2023 cross-section, US$ billions. V is transaction value, R platform revenue, W the wedge and E the Ecosystem Ratio. The final row sums three documented cases under mixed evidence classes and is not a national total.</w:t>
       </w:r>
     </w:p>
     <w:tbl>
@@ -2612,17 +2917,17 @@
     <w:p>
       <w:pPr>
         <w:keepNext/>
-        <w:spacing w:line="240" w:lineRule="auto" w:after="30" w:before="60"/>
+        <w:spacing w:line="247" w:lineRule="auto" w:after="80"/>
         <w:jc w:val="both"/>
       </w:pPr>
       <w:r>
         <w:rPr>
           <w:rFonts w:ascii="Times New Roman" w:hAnsi="Times New Roman" w:cs="Times New Roman" w:eastAsia="Times New Roman"/>
-          <w:b/>
+          <w:b w:val="0"/>
           <w:i/>
-          <w:sz w:val="19"/>
+          <w:sz w:val="24"/>
         </w:rPr>
-        <w:t>Table 2 reports the FY2023 cross-section. These cases establish the order of magnitude and feasibility of the measure. Sensitivity and leave-one-platform-out checks do not remove the large transaction-revenue gap, but they are treated as robustness material rather than the thesis's main result.</w:t>
+        <w:t>Table 3 reports the FY2023 cross-section. These cases establish the order of magnitude and feasibility of the measure. Sensitivity and leave-one-platform-out checks do not remove the large transaction-revenue gap, but they are treated as robustness material rather than the thesis's main result.</w:t>
       </w:r>
     </w:p>
     <w:p>
@@ -2654,7 +2959,7 @@
           <w:i/>
           <w:sz w:val="19"/>
         </w:rPr>
-        <w:t>Table 3. Within-series annual divergence under two admission rules. Counts differ because evidence admission differs; both are reported rather than resolved into one headline.</w:t>
+        <w:t>Table 4. Within-series annual divergence under two admission rules. Counts differ because evidence admission differs; both are reported rather than resolved into one headline.</w:t>
       </w:r>
     </w:p>
     <w:tbl>
@@ -3334,17 +3639,17 @@
     <w:p>
       <w:pPr>
         <w:keepNext/>
-        <w:spacing w:line="240" w:lineRule="auto" w:after="30" w:before="60"/>
+        <w:spacing w:line="247" w:lineRule="auto" w:after="80"/>
         <w:jc w:val="both"/>
       </w:pPr>
       <w:r>
         <w:rPr>
           <w:rFonts w:ascii="Times New Roman" w:hAnsi="Times New Roman" w:cs="Times New Roman" w:eastAsia="Times New Roman"/>
-          <w:b/>
+          <w:b w:val="0"/>
           <w:i/>
-          <w:sz w:val="19"/>
+          <w:sz w:val="24"/>
         </w:rPr>
-        <w:t>Table 3 compares the two admission rules. The summaries differ because the rules differ; neither is a filtered restatement of the other. Tokopedia FY2022-FY2023 provides the cleanest mechanism example: transaction value falls 8.90 percent while selected third-party net segment revenue rises 53.20 percent. Of the arithmetic increase in net revenue, 60.56 percent is associated with lower customer incentives and 39.44 percent with higher gross revenue. This reconciles the divergence without claiming causality.</w:t>
+        <w:t>Table 4 compares the two admission rules. The summaries differ because the rules differ; neither is a filtered restatement of the other. Tokopedia FY2022-FY2023 provides the cleanest mechanism example: transaction value falls 8.90 percent while selected third-party net segment revenue rises 53.20 percent. Of the arithmetic increase in net revenue, 60.56 percent is associated with lower customer incentives and 39.44 percent with higher gross revenue. This reconciles the divergence without claiming causality.</w:t>
       </w:r>
     </w:p>
     <w:p>
@@ -3543,7 +3848,7 @@
       <w:pPr>
         <w:pStyle w:val="Heading1"/>
         <w:keepNext/>
-        <w:spacing w:before="140" w:after="80"/>
+        <w:spacing w:before="140" w:after="50"/>
         <w:jc w:val="left"/>
       </w:pPr>
       <w:r>
@@ -3573,7 +3878,7 @@
       <w:pPr>
         <w:pStyle w:val="Heading1"/>
         <w:keepNext/>
-        <w:spacing w:before="140" w:after="80"/>
+        <w:spacing w:before="140" w:after="50"/>
         <w:jc w:val="left"/>
       </w:pPr>
       <w:r>
@@ -3598,7 +3903,7 @@
           <w:i/>
           <w:sz w:val="19"/>
         </w:rPr>
-        <w:t>Table 4. Inference boundaries for the proposal examination.</w:t>
+        <w:t>Table 5. Inference boundaries for the proposal examination.</w:t>
       </w:r>
     </w:p>
     <w:tbl>
@@ -3985,17 +4290,17 @@
     <w:p>
       <w:pPr>
         <w:keepNext/>
-        <w:spacing w:line="240" w:lineRule="auto" w:after="30" w:before="60"/>
+        <w:spacing w:line="247" w:lineRule="auto" w:after="80"/>
         <w:jc w:val="both"/>
       </w:pPr>
       <w:r>
         <w:rPr>
           <w:rFonts w:ascii="Times New Roman" w:hAnsi="Times New Roman" w:cs="Times New Roman" w:eastAsia="Times New Roman"/>
-          <w:b/>
+          <w:b w:val="0"/>
           <w:i/>
-          <w:sz w:val="19"/>
+          <w:sz w:val="24"/>
         </w:rPr>
-        <w:t>Table 4 summarizes the inferential boundaries that govern the proposal. Measurement, accounting reconciliation and institutional interpretation are kept separate so that evidence from one layer is not used for claims belonging to another.</w:t>
+        <w:t>Table 5 summarizes the inferential boundaries that govern the proposal. Measurement, accounting reconciliation and institutional interpretation are kept separate so that evidence from one layer is not used for claims belonging to another.</w:t>
       </w:r>
     </w:p>
     <w:p>
@@ -4016,7 +4321,7 @@
       <w:pPr>
         <w:pStyle w:val="Heading1"/>
         <w:keepNext/>
-        <w:spacing w:before="140" w:after="80"/>
+        <w:spacing w:before="140" w:after="50"/>
         <w:jc w:val="left"/>
       </w:pPr>
       <w:r>
@@ -4039,7 +4344,7 @@
           <w:i w:val="0"/>
           <w:sz w:val="24"/>
         </w:rPr>
-        <w:t>After the proposal examination the approved sample boundary will be frozen and the requested checks completed during October-November 2026, with the full manuscript rebuilt around that boundary before the final defence. Robustness, ASEAN/payment extensions, detailed source reconciliation, and the complete verification ledger remain available in the repository and advisor data package rather than occupying proposal space. Table 5 sets out that schedule; the empirical backend is already assembled, so what remains is sample admission, requested analysis, and manuscript construction.</w:t>
+        <w:t>After the proposal examination the approved sample boundary will be frozen and the requested checks completed during October-November 2026, with the full manuscript rebuilt around that boundary before the final defence. Robustness, ASEAN/payment extensions, detailed source reconciliation, and the complete verification ledger remain available in the repository and advisor data package rather than occupying proposal space. Table 6 sets out that schedule; the empirical backend is already assembled, so what remains is sample admission, requested analysis, and manuscript construction.</w:t>
       </w:r>
     </w:p>
     <w:p>
@@ -4055,7 +4360,7 @@
           <w:i/>
           <w:sz w:val="19"/>
         </w:rPr>
-        <w:t>Table 5. Planned work to the final defence.</w:t>
+        <w:t>Table 6. Planned work to the final defence.</w:t>
       </w:r>
     </w:p>
     <w:tbl>
@@ -4357,7 +4662,7 @@
       <w:pPr>
         <w:pStyle w:val="Heading1"/>
         <w:keepNext/>
-        <w:spacing w:before="140" w:after="80"/>
+        <w:spacing w:before="140" w:after="50"/>
         <w:jc w:val="left"/>
       </w:pPr>
       <w:r>
@@ -4383,22 +4688,6 @@
           <w:sz w:val="19"/>
         </w:rPr>
         <w:t>Table A1. Source lineage by evidence class.</w:t>
-      </w:r>
-    </w:p>
-    <w:p>
-      <w:pPr>
-        <w:keepNext/>
-        <w:spacing w:line="240" w:lineRule="auto" w:after="30" w:before="60"/>
-        <w:jc w:val="left"/>
-      </w:pPr>
-      <w:r>
-        <w:rPr>
-          <w:rFonts w:ascii="Times New Roman" w:hAnsi="Times New Roman" w:cs="Times New Roman" w:eastAsia="Times New Roman"/>
-          <w:b/>
-          <w:i/>
-          <w:sz w:val="19"/>
-        </w:rPr>
-        <w:t>Table A1. Data sources by evidence tier.</w:t>
       </w:r>
     </w:p>
     <w:tbl>
@@ -5552,7 +5841,7 @@
     <w:p>
       <w:pPr>
         <w:keepLines/>
-        <w:spacing w:line="247" w:lineRule="auto" w:after="80" w:before="100"/>
+        <w:spacing w:line="247" w:lineRule="auto" w:after="50" w:before="100"/>
         <w:jc w:val="both"/>
       </w:pPr>
       <w:r>
@@ -5568,7 +5857,7 @@
       <w:pPr>
         <w:pStyle w:val="Heading1"/>
         <w:keepNext/>
-        <w:spacing w:before="120" w:after="80"/>
+        <w:spacing w:before="120" w:after="50"/>
         <w:jc w:val="left"/>
       </w:pPr>
       <w:r>

--- a/papers/current/Invisible_Ledger_Thesis_Proposal_FINAL_2026-09-14.docx
+++ b/papers/current/Invisible_Ledger_Thesis_Proposal_FINAL_2026-09-14.docx
@@ -317,7 +317,7 @@
     </w:p>
     <w:p>
       <w:pPr>
-        <w:spacing w:line="247" w:lineRule="auto" w:after="50" w:before="0"/>
+        <w:spacing w:line="247" w:lineRule="auto" w:after="80" w:before="0"/>
         <w:jc w:val="both"/>
       </w:pPr>
       <w:r>
@@ -347,7 +347,7 @@
       <w:pPr>
         <w:pStyle w:val="Heading2"/>
         <w:keepNext/>
-        <w:spacing w:before="90" w:after="30" w:line="276" w:lineRule="auto"/>
+        <w:spacing w:before="90" w:after="30"/>
         <w:jc w:val="left"/>
       </w:pPr>
       <w:r>
@@ -597,7 +597,7 @@
       <w:pPr>
         <w:pStyle w:val="Heading2"/>
         <w:keepNext/>
-        <w:spacing w:before="90" w:after="30" w:line="276" w:lineRule="auto"/>
+        <w:spacing w:before="90" w:after="30"/>
         <w:jc w:val="left"/>
       </w:pPr>
       <w:r>
@@ -1660,7 +1660,7 @@
         <w:rPr>
           <w:rFonts w:ascii="Times New Roman" w:hAnsi="Times New Roman" w:cs="Times New Roman" w:eastAsia="Times New Roman"/>
           <w:b w:val="0"/>
-          <w:i/>
+          <w:i w:val="0"/>
           <w:sz w:val="24"/>
         </w:rPr>
         <w:t>Table 2 shows that only two of the seventeen retained levels are directly Indonesia-aligned, so sample size and evidence quality move in opposite directions. Tokopedia is the strongest Indonesia-aligned segment but is not a literal country line. Blibli includes online travel, Bukalapak reports at Group scope with overseas operations, and Grab/Shopee require a derived or external country component. Tokopedia FY2021 and Bukalapak FY2024 are excluded because transaction and revenue periods do not match.</w:t>
@@ -1684,7 +1684,7 @@
       <w:pPr>
         <w:pStyle w:val="Heading2"/>
         <w:keepNext/>
-        <w:spacing w:before="90" w:after="30" w:line="276" w:lineRule="auto"/>
+        <w:spacing w:before="90" w:after="30"/>
         <w:jc w:val="left"/>
       </w:pPr>
       <w:r>
@@ -2924,7 +2924,7 @@
         <w:rPr>
           <w:rFonts w:ascii="Times New Roman" w:hAnsi="Times New Roman" w:cs="Times New Roman" w:eastAsia="Times New Roman"/>
           <w:b w:val="0"/>
-          <w:i/>
+          <w:i w:val="0"/>
           <w:sz w:val="24"/>
         </w:rPr>
         <w:t>Table 3 reports the FY2023 cross-section. These cases establish the order of magnitude and feasibility of the measure. Sensitivity and leave-one-platform-out checks do not remove the large transaction-revenue gap, but they are treated as robustness material rather than the thesis's main result.</w:t>
@@ -3646,7 +3646,7 @@
         <w:rPr>
           <w:rFonts w:ascii="Times New Roman" w:hAnsi="Times New Roman" w:cs="Times New Roman" w:eastAsia="Times New Roman"/>
           <w:b w:val="0"/>
-          <w:i/>
+          <w:i w:val="0"/>
           <w:sz w:val="24"/>
         </w:rPr>
         <w:t>Table 4 compares the two admission rules. The summaries differ because the rules differ; neither is a filtered restatement of the other. Tokopedia FY2022-FY2023 provides the cleanest mechanism example: transaction value falls 8.90 percent while selected third-party net segment revenue rises 53.20 percent. Of the arithmetic increase in net revenue, 60.56 percent is associated with lower customer incentives and 39.44 percent with higher gross revenue. This reconciles the divergence without claiming causality.</w:t>
@@ -3665,7 +3665,7 @@
         </w:rPr>
         <w:drawing>
           <wp:inline xmlns:a="http://schemas.openxmlformats.org/drawingml/2006/main" xmlns:pic="http://schemas.openxmlformats.org/drawingml/2006/picture">
-            <wp:extent cx="5230368" cy="2673835"/>
+            <wp:extent cx="6060440" cy="2207136"/>
             <wp:docPr id="1" name="Picture 1"/>
             <wp:cNvGraphicFramePr>
               <a:graphicFrameLocks noChangeAspect="1"/>
@@ -3686,7 +3686,7 @@
                   <pic:spPr>
                     <a:xfrm>
                       <a:off x="0" y="0"/>
-                      <a:ext cx="5230368" cy="2673835"/>
+                      <a:ext cx="6060440" cy="2207136"/>
                     </a:xfrm>
                     <a:prstGeom prst="rect"/>
                   </pic:spPr>
@@ -3819,7 +3819,7 @@
       <w:pPr>
         <w:pStyle w:val="Heading2"/>
         <w:keepNext/>
-        <w:spacing w:before="90" w:after="30" w:line="276" w:lineRule="auto"/>
+        <w:spacing w:before="90" w:after="30"/>
         <w:jc w:val="left"/>
       </w:pPr>
       <w:r>
@@ -4297,7 +4297,7 @@
         <w:rPr>
           <w:rFonts w:ascii="Times New Roman" w:hAnsi="Times New Roman" w:cs="Times New Roman" w:eastAsia="Times New Roman"/>
           <w:b w:val="0"/>
-          <w:i/>
+          <w:i w:val="0"/>
           <w:sz w:val="24"/>
         </w:rPr>
         <w:t>Table 5 summarizes the inferential boundaries that govern the proposal. Measurement, accounting reconciliation and institutional interpretation are kept separate so that evidence from one layer is not used for claims belonging to another.</w:t>
@@ -5841,7 +5841,7 @@
     <w:p>
       <w:pPr>
         <w:keepLines/>
-        <w:spacing w:line="247" w:lineRule="auto" w:after="50" w:before="100"/>
+        <w:spacing w:line="247" w:lineRule="auto" w:after="80" w:before="100"/>
         <w:jc w:val="both"/>
       </w:pPr>
       <w:r>

--- a/papers/current/Invisible_Ledger_Thesis_Proposal_FINAL_2026-09-14.docx
+++ b/papers/current/Invisible_Ledger_Thesis_Proposal_FINAL_2026-09-14.docx
@@ -619,7 +619,7 @@
           <w:rFonts w:ascii="Times New Roman" w:hAnsi="Times New Roman" w:cs="Times New Roman" w:eastAsia="Times New Roman"/>
           <w:sz w:val="24"/>
         </w:rPr>
-        <w:t>The framework yields five hypotheses, which Table 1 states together with their current status. H1 to H3 and H5 are addressed by the preliminary evidence in Section 5 and are reported as current status rather than settled results; H4 is the principal question the thesis proposes to take further. None is framed as a causal claim.</w:t>
+        <w:t>The framework yields four hypotheses, which Table 1 states with their current status; all four are addressed by the preliminary evidence in Section 5. A fifth possibility, that platform-held records are not yet administratively linked to seller obligations, is not advanced as a hypothesis: it requires post-implementation evidence, and PMK 37/2025 takes effect on 1 November 2026. Section 5.3 assesses what such linkage would require. None is framed as a causal claim.</w:t>
       </w:r>
     </w:p>
     <w:p>
@@ -826,54 +826,8 @@
             <w:pPr>
               <w:spacing w:after="0" w:line="240" w:lineRule="auto"/>
             </w:pPr>
-            <w:r/>
             <w:r>
-              <w:rPr>
-                <w:rFonts w:ascii="Times New Roman" w:hAnsi="Times New Roman"/>
-                <w:b w:val="0"/>
-                <w:sz w:val="18"/>
-              </w:rPr>
-              <w:t>H4  Platform-held records are not yet administratively linked to seller obligations.</w:t>
-            </w:r>
-          </w:p>
-        </w:tc>
-        <w:tc>
-          <w:tcPr>
-            <w:tcW w:type="dxa" w:w="5531"/>
-          </w:tcPr>
-          <w:p>
-            <w:pPr>
-              <w:spacing w:after="0" w:line="240" w:lineRule="auto"/>
-            </w:pPr>
-            <w:r/>
-            <w:r>
-              <w:rPr>
-                <w:rFonts w:ascii="Times New Roman" w:hAnsi="Times New Roman"/>
-                <w:b w:val="0"/>
-                <w:sz w:val="18"/>
-              </w:rPr>
-              <w:t>Not yet tested. Requires implementation and identifier evidence, not legal architecture alone. This is the question the thesis proposes to advance.</w:t>
-            </w:r>
-          </w:p>
-        </w:tc>
-      </w:tr>
-      <w:tr>
-        <w:tc>
-          <w:tcPr>
-            <w:tcW w:type="dxa" w:w="3200"/>
-          </w:tcPr>
-          <w:p>
-            <w:pPr>
-              <w:spacing w:after="0" w:line="240" w:lineRule="auto"/>
-            </w:pPr>
-            <w:r/>
-            <w:r>
-              <w:rPr>
-                <w:rFonts w:ascii="Times New Roman" w:hAnsi="Times New Roman"/>
-                <w:b w:val="0"/>
-                <w:sz w:val="18"/>
-              </w:rPr>
-              <w:t>H5  Measurement choices can alter conclusions.</w:t>
+              <w:t>H4  Measurement choices can alter conclusions.</w:t>
             </w:r>
           </w:p>
         </w:tc>

--- a/papers/current/Invisible_Ledger_Thesis_Proposal_FINAL_2026-09-14.docx
+++ b/papers/current/Invisible_Ledger_Thesis_Proposal_FINAL_2026-09-14.docx
@@ -1606,8 +1606,8 @@
     </w:tbl>
     <w:p>
       <w:pPr>
-        <w:keepNext/>
-        <w:spacing w:line="247" w:lineRule="auto" w:after="80"/>
+        <w:keepNext w:val="0"/>
+        <w:spacing w:line="247" w:lineRule="auto" w:after="50" w:before="100"/>
         <w:jc w:val="both"/>
       </w:pPr>
       <w:r>
@@ -2870,8 +2870,8 @@
     </w:tbl>
     <w:p>
       <w:pPr>
-        <w:keepNext/>
-        <w:spacing w:line="247" w:lineRule="auto" w:after="80"/>
+        <w:keepNext w:val="0"/>
+        <w:spacing w:line="247" w:lineRule="auto" w:after="50" w:before="100"/>
         <w:jc w:val="both"/>
       </w:pPr>
       <w:r>
@@ -3592,8 +3592,8 @@
     </w:tbl>
     <w:p>
       <w:pPr>
-        <w:keepNext/>
-        <w:spacing w:line="247" w:lineRule="auto" w:after="80"/>
+        <w:keepNext w:val="0"/>
+        <w:spacing w:line="247" w:lineRule="auto" w:after="50" w:before="100"/>
         <w:jc w:val="both"/>
       </w:pPr>
       <w:r>
@@ -3669,8 +3669,9 @@
     </w:p>
     <w:p>
       <w:pPr>
+        <w:keepNext w:val="0"/>
         <w:keepLines/>
-        <w:spacing w:before="90" w:after="80" w:line="247" w:lineRule="auto"/>
+        <w:spacing w:before="90" w:after="50" w:line="247" w:lineRule="auto"/>
         <w:jc w:val="both"/>
       </w:pPr>
       <w:r>
@@ -4243,8 +4244,8 @@
     </w:tbl>
     <w:p>
       <w:pPr>
-        <w:keepNext/>
-        <w:spacing w:line="247" w:lineRule="auto" w:after="80"/>
+        <w:keepNext w:val="0"/>
+        <w:spacing w:line="247" w:lineRule="auto" w:after="50" w:before="100"/>
         <w:jc w:val="both"/>
       </w:pPr>
       <w:r>
@@ -4602,21 +4603,9 @@
     </w:tbl>
     <w:p>
       <w:pPr>
-        <w:spacing w:before="0" w:after="60" w:line="254" w:lineRule="auto"/>
-        <w:jc w:val="both"/>
-      </w:pPr>
-      <w:r>
-        <w:rPr>
-          <w:rFonts w:ascii="Times New Roman" w:hAnsi="Times New Roman" w:cs="Times New Roman" w:eastAsia="Times New Roman"/>
-          <w:sz w:val="24"/>
-        </w:rPr>
-      </w:r>
-    </w:p>
-    <w:p>
-      <w:pPr>
         <w:pStyle w:val="Heading1"/>
         <w:keepNext/>
-        <w:spacing w:before="140" w:after="50"/>
+        <w:spacing w:before="120" w:after="50"/>
         <w:jc w:val="left"/>
       </w:pPr>
       <w:r>
@@ -5794,8 +5783,9 @@
     </w:tbl>
     <w:p>
       <w:pPr>
+        <w:keepNext w:val="0"/>
         <w:keepLines/>
-        <w:spacing w:line="247" w:lineRule="auto" w:after="80" w:before="100"/>
+        <w:spacing w:line="247" w:lineRule="auto" w:after="60" w:before="100"/>
         <w:jc w:val="both"/>
       </w:pPr>
       <w:r>

--- a/papers/current/Invisible_Ledger_Thesis_Proposal_FINAL_2026-09-14.docx
+++ b/papers/current/Invisible_Ledger_Thesis_Proposal_FINAL_2026-09-14.docx
@@ -4603,6 +4603,20 @@
     </w:tbl>
     <w:p>
       <w:pPr>
+        <w:spacing w:line="247" w:lineRule="auto" w:after="80" w:before="0"/>
+        <w:jc w:val="both"/>
+      </w:pPr>
+      <w:r>
+        <w:rPr>
+          <w:rFonts w:ascii="Times New Roman" w:hAnsi="Times New Roman" w:cs="Times New Roman" w:eastAsia="Times New Roman"/>
+          <w:i w:val="0"/>
+          <w:sz w:val="24"/>
+        </w:rPr>
+        <w:t>The proposal therefore establishes that the invisible wedge is measurable in Indonesia, that it moves over time in ways disclosed accounting components can partly explain, and that the wider activity and its records extend well beyond the platform revenue line. What remains is adjudication rather than data collection: fixing the sample boundary, completing the checks the committee requires, and rebuilding the manuscript on that decision. The measurement, the evidence tiers and the reproducible backend are already in place to support whichever boundary is approved.</w:t>
+      </w:r>
+    </w:p>
+    <w:p>
+      <w:pPr>
         <w:pStyle w:val="Heading1"/>
         <w:keepNext/>
         <w:spacing w:before="120" w:after="50"/>

--- a/papers/current/Invisible_Ledger_Thesis_Proposal_FINAL_2026-09-14.docx
+++ b/papers/current/Invisible_Ledger_Thesis_Proposal_FINAL_2026-09-14.docx
@@ -5815,6 +5815,7 @@
       <w:pPr>
         <w:pStyle w:val="Heading1"/>
         <w:keepNext/>
+        <w:pageBreakBefore/>
         <w:spacing w:before="120" w:after="50"/>
         <w:jc w:val="left"/>
       </w:pPr>

--- a/papers/current/Invisible_Ledger_Thesis_Proposal_FINAL_2026-09-14.docx
+++ b/papers/current/Invisible_Ledger_Thesis_Proposal_FINAL_2026-09-14.docx
@@ -827,6 +827,10 @@
               <w:spacing w:after="0" w:line="240" w:lineRule="auto"/>
             </w:pPr>
             <w:r>
+              <w:rPr>
+                <w:b w:val="0"/>
+                <w:sz w:val="18"/>
+              </w:rPr>
               <w:t>H4  Measurement choices can alter conclusions.</w:t>
             </w:r>
           </w:p>
@@ -5799,7 +5803,7 @@
       <w:pPr>
         <w:keepNext w:val="0"/>
         <w:keepLines/>
-        <w:spacing w:line="247" w:lineRule="auto" w:after="60" w:before="100"/>
+        <w:spacing w:line="247" w:lineRule="auto" w:after="80" w:before="100"/>
         <w:jc w:val="both"/>
       </w:pPr>
       <w:r>
@@ -5870,7 +5874,7 @@
           <w:rFonts w:ascii="Times New Roman" w:hAnsi="Times New Roman" w:cs="Times New Roman" w:eastAsia="Times New Roman"/>
           <w:sz w:val="21"/>
         </w:rPr>
-        <w:t>BPS-Statistics Indonesia. (2025). E-Commerce Statistics 2023 and 2024. Jakarta: BPS.</w:t>
+        <w:t>Bank Indonesia. (2025). Payment System Statistics (SPIP) and QRIS reports. Jakarta: Bank Indonesia.</w:t>
       </w:r>
     </w:p>
     <w:p>
@@ -5900,7 +5904,7 @@
           <w:rFonts w:ascii="Times New Roman" w:hAnsi="Times New Roman" w:cs="Times New Roman" w:eastAsia="Times New Roman"/>
           <w:sz w:val="21"/>
         </w:rPr>
-        <w:t>Bank Indonesia. (2025). Payment System Statistics (SPIP) and QRIS reports. Jakarta: Bank Indonesia.</w:t>
+        <w:t>Berg, T., Burg, V., Gombovic, A., &amp; Puri, M. (2020). On the rise of FinTechs: Credit scoring using digital footprints. Review of Financial Studies, 33(7), 2845-2897.</w:t>
       </w:r>
     </w:p>
     <w:p>
@@ -5915,7 +5919,7 @@
           <w:rFonts w:ascii="Times New Roman" w:hAnsi="Times New Roman" w:cs="Times New Roman" w:eastAsia="Times New Roman"/>
           <w:sz w:val="21"/>
         </w:rPr>
-        <w:t>Berg, T., Burg, V., Gombovic, A., &amp; Puri, M. (2020). On the rise of FinTechs: Credit scoring using digital footprints. Review of Financial Studies, 33(7), 2845-2897.</w:t>
+        <w:t>BPS-Statistics Indonesia. (2025). E-Commerce Statistics 2023 and 2024. Jakarta: BPS.</w:t>
       </w:r>
     </w:p>
     <w:p>

--- a/papers/current/Invisible_Ledger_Thesis_Proposal_FINAL_2026-09-14.docx
+++ b/papers/current/Invisible_Ledger_Thesis_Proposal_FINAL_2026-09-14.docx
@@ -151,7 +151,7 @@
           <w:i w:val="0"/>
           <w:sz w:val="24"/>
         </w:rPr>
-        <w:t>This study measures the difference between the transaction value digital platforms process in Indonesia and the revenue those platforms recognize for themselves. I call that difference the invisible wedge. The absolute wedge is W = V - R, where V is transaction value and R is platform revenue; the Ecosystem Ratio, E = (V - R)/R, expresses the same boundary relative to revenue and is constructed for this study rather than adopted from prior work. Because no Indonesian platform discloses a strictly country-labelled matched pair across the study period, observations are retained under named evidence tiers rather than pooled as if equal in scope. The inventory spans seventeen candidate platform-year levels from FY2019 to FY2025. The proposal asks how large the wedge is, how it changes, and what explains those changes, then uses official statistics and Indonesia's marketplace-reporting rules to locate related activity and records beyond platform revenue.</w:t>
+        <w:t>Digital platforms in Indonesia process far more transaction value than they recognise as their own revenue, yet how large that gap is, whether it moves, and what drives it have not been measured. This study measures it. I call the gap the invisible wedge and express it relative to revenue as the Ecosystem Ratio, constructed here rather than adopted. Three documented platform cases imply a FY2023 wedge of US$40.07 billion, about 2.9 percent of GDP, while within-series growth in transaction value and revenue diverges by a median of 42 percentage points, much of it traceable to disclosed revenue components. National statistics then locate 98.5 percent of Indonesia's 2023-2024 e-commerce growth outside the marketplace channel platform accounts observe. The wedge is an accounting boundary, not hidden income, but it marks where platform-held records stop being visible in platform revenue, which is where Indonesia's new marketplace reporting rules must operate.</w:t>
       </w:r>
     </w:p>
     <w:p>

--- a/papers/current/Invisible_Ledger_Thesis_Proposal_FINAL_2026-09-14.docx
+++ b/papers/current/Invisible_Ledger_Thesis_Proposal_FINAL_2026-09-14.docx
@@ -151,7 +151,7 @@
           <w:i w:val="0"/>
           <w:sz w:val="24"/>
         </w:rPr>
-        <w:t>Digital platforms in Indonesia process far more transaction value than they recognise as their own revenue, yet how large that gap is, whether it moves, and what drives it have not been measured. This study measures it. I call the gap the invisible wedge and express it relative to revenue as the Ecosystem Ratio, constructed here rather than adopted. Three documented platform cases imply a FY2023 wedge of US$40.07 billion, about 2.9 percent of GDP, while within-series growth in transaction value and revenue diverges by a median of 42 percentage points, much of it traceable to disclosed revenue components. National statistics then locate 98.5 percent of Indonesia's 2023-2024 e-commerce growth outside the marketplace channel platform accounts observe. The wedge is an accounting boundary, not hidden income, but it marks where platform-held records stop being visible in platform revenue, which is where Indonesia's new marketplace reporting rules must operate.</w:t>
+        <w:t>Indonesian digital platforms process substantially more transaction value than they recognise as revenue. This paper measures that difference, which I term the invisible wedge, and examines how it changes over time. For FY2023, three documented platform cases imply a combined wedge of US$40.07 billion, equivalent to 2.9 percent of Indonesian GDP. Within-series growth in transaction value and platform revenue diverges by a median of 42 percentage points, and disclosed revenue components account for much of the observed movement. Official statistics indicate that 98.5 percent of the 2023-2024 increase in national e-commerce value occurred outside the marketplace channel that platform accounts capture. The wedge is an accounting boundary and does not measure profit, taxable income or unreported activity. It identifies the point at which platform-held transaction records cease to appear in platform revenue, which is the margin on which Indonesia's marketplace reporting regime operates.</w:t>
       </w:r>
     </w:p>
     <w:p>

--- a/papers/current/Invisible_Ledger_Thesis_Proposal_FINAL_2026-09-14.docx
+++ b/papers/current/Invisible_Ledger_Thesis_Proposal_FINAL_2026-09-14.docx
@@ -195,7 +195,7 @@
           <w:i w:val="0"/>
           <w:sz w:val="24"/>
         </w:rPr>
-        <w:t>Suppose a platform processes 100 units of transaction value but recognizes only 10 units as revenue. The remaining 90 units are still recorded within the platform's system but do not constitute platform revenue; they may include merchant receipts, driver payouts, inventory costs, taxes paid elsewhere, and other pass-through payments. The paper measures this accounting gap without assuming that the residual is profit, taxable income, or unpaid tax. The 90-unit difference is the absolute wedge, W = V - R.</w:t>
+        <w:t>Suppose a platform processes 100 units of transaction value but recognizes only 10 units as revenue. The remaining 90 units are still recorded within the platform’s system without becoming platform revenue; they are merchant receipts, driver payouts, inventory costs, taxes paid elsewhere, and other pass-through payments. That 90-unit difference is what this proposal measures.</w:t>
       </w:r>
     </w:p>
     <w:p>
@@ -209,7 +209,7 @@
           <w:i w:val="0"/>
           <w:sz w:val="24"/>
         </w:rPr>
-        <w:t>I measure the wedge relative to revenue with the Ecosystem Ratio, E = (V - R)/R. For FY2023, three selected platform cases imply a combined wedge of approximately US$40.07 billion, about 2.9 percent of Indonesia's 2023 nominal GDP. This is a scale comparison only: the wedge is transaction value outside platform revenue, not GDP value added, participant profit, or a tax gap.</w:t>
+        <w:t>For FY2023, three documented Indonesian platform cases imply a combined wedge of approximately US$40.07 billion. Indonesia’s nominal GDP that year was US$1.371 trillion, so the wedge is equivalent to about 2.9 percent of it. The comparison is offered to convey scale. It is not a claim that the wedge is national output, participant profit, or tax owed, and Section 3 sets out precisely what the measure does and does not identify.</w:t>
       </w:r>
     </w:p>
     <w:p>
@@ -223,7 +223,7 @@
           <w:i w:val="0"/>
           <w:sz w:val="24"/>
         </w:rPr>
-        <w:t>The term invisible therefore does not imply concealment. A platform may hold seller- or worker-linked transaction records even when those records do not enter routine third-party income reporting. The wedge does not measure that reporting gap. It measures the transaction-revenue boundary; the reporting question is whether records behind that activity are separately transmitted and usable outside the platform.</w:t>
+        <w:t>Invisible does not mean concealed. A platform may hold seller- and worker-linked transaction records even where those records do not enter routine third-party income reporting. What the wedge captures is the accounting boundary between processed transaction value and recognized revenue; whether the records behind that activity are transmitted and usable outside the platform is a separate question, taken up in Section 5.3.</w:t>
       </w:r>
     </w:p>
     <w:p>
@@ -282,7 +282,7 @@
           <w:i w:val="0"/>
           <w:sz w:val="24"/>
         </w:rPr>
-        <w:t>The empirical design follows three objectives: measure the wedge longitudinally under explicit evidence tiers; explain material movements using issuer-disclosed revenue components; and connect the measured boundary to wider Indonesian activity and to seller-linked reporting institutions. A separate 48-issuer-year module outside Indonesia is retained only as external corroboration, not as a second main sample or research question.</w:t>
+        <w:t>Three objectives follow. The first is to measure the wedge across years rather than at a single point, keeping observations of differing evidence quality separate rather than pooled. The second is to explain material movements using revenue components the issuers themselves disclose. The third is to set the measured boundary against wider Indonesian activity and against the reporting rules now being introduced. Platforms outside Indonesia enter only as a check on whether the same boundary appears under other business models, and are reported in Section 5.4 as corroboration rather than as a second sample.</w:t>
       </w:r>
     </w:p>
     <w:p>
@@ -415,7 +415,7 @@
           <w:i w:val="0"/>
           <w:sz w:val="24"/>
         </w:rPr>
-        <w:t>Multisided-platform theory explains why a platform's revenue need not move proportionally with the transaction value it coordinates (Rochet and Tirole 2003; Caillaud and Jullien 2003; Parker and Van Alstyne 2005; Armstrong 2006; Hagiu and Wright 2015; Evans and Schmalensee 2016). Accounting further determines how much facilitated commerce becomes recognized revenue: principal-agent treatment, customer incentives, service mix, acquisitions, and reporting perimeter can move revenue without an equivalent change in underlying commerce. De Franco, Kothari and Verdi (2011) show why financial-statement comparability matters when users interpret such differences.</w:t>
+        <w:t>Multisided-platform theory explains why a platform’s revenue need not move proportionally with the transaction value it coordinates (Rochet and Tirole 2003; Caillaud and Jullien 2003; Parker and Van Alstyne 2005; Armstrong 2006; Hagiu and Wright 2015; Evans and Schmalensee 2016). Accounting then determines how much facilitated commerce becomes recognized revenue: principal–agent treatment under IFRS 15 (International Accounting Standards Board 2014), customer incentives, service mix, acquisitions, and reporting perimeter can all move revenue without an equivalent change in underlying commerce. De Franco, Kothari and Verdi (2011) show why financial-statement comparability matters when users interpret such differences.</w:t>
       </w:r>
     </w:p>
     <w:p>
@@ -2885,7 +2885,7 @@
           <w:i w:val="0"/>
           <w:sz w:val="24"/>
         </w:rPr>
-        <w:t>Table 3 reports the FY2023 cross-section. These cases establish the order of magnitude and feasibility of the measure. Sensitivity and leave-one-platform-out checks do not remove the large transaction-revenue gap, but they are treated as robustness material rather than the thesis's main result.</w:t>
+        <w:t>Table 3 reports the FY2023 cross-section. Two features of the total should be read with it. Its composition is uneven: Tokopedia, the only direct pair, contributes 39.7 percent of the wedge, Shopee 48.3 percent and Grab 11.9 percent, so 60.3 percent rests on conditional reconstruction. And Shopee’s Indonesian revenue is not disclosed; it is estimated by applying Sea Limited’s disclosed Group monetization rate of 10.0 percent to an external market estimate, which is why its Ecosystem Ratio is exactly 9.000. Varying that rate between 9 and 11 percent moves the combined wedge only between US$40.29 billion and US$39.86 billion, since a higher assumed rate raises estimated revenue and lowers the residual in near-equal measure. The order of magnitude is insensitive to the assumption even though Shopee’s own ratio is determined by it. Wider one-at-a-time variation across all derived inputs moves the wedge between approximately US$37.65 billion and US$42.49 billion.</w:t>
       </w:r>
     </w:p>
     <w:p>

--- a/papers/current/Invisible_Ledger_Thesis_Proposal_FINAL_2026-09-14.docx
+++ b/papers/current/Invisible_Ledger_Thesis_Proposal_FINAL_2026-09-14.docx
@@ -151,7 +151,7 @@
           <w:i w:val="0"/>
           <w:sz w:val="24"/>
         </w:rPr>
-        <w:t>Indonesian digital platforms process substantially more transaction value than they recognise as revenue. This paper measures that difference, which I term the invisible wedge, and examines how it changes over time. For FY2023, three documented platform cases imply a combined wedge of US$40.07 billion, equivalent to 2.9 percent of Indonesian GDP. Within-series growth in transaction value and platform revenue diverges by a median of 42 percentage points, and disclosed revenue components account for much of the observed movement. Official statistics indicate that 98.5 percent of the 2023-2024 increase in national e-commerce value occurred outside the marketplace channel that platform accounts capture. The wedge is an accounting boundary and does not measure profit, taxable income or unreported activity. It identifies the point at which platform-held transaction records cease to appear in platform revenue, which is the margin on which Indonesia's marketplace reporting regime operates.</w:t>
+        <w:t>The economic measurement of platform-based commerce rests on records that do not describe the same thing. Platform revenue, e-commerce statistics and payment data are commonly used as interchangeable indicators of digital activity, although each captures a different side of the boundary between the value a platform processes and the revenue it records. This paper measures that boundary for Indonesia, where I term it the invisible wedge, using issuer disclosures for 2020-2025. In FY2023, three documented platform cases processed transaction value 13.7 times their recognised revenue, a wedge of US$40.07 billion or 2.9 percent of GDP, and the wedge stays above US$20 billion when any single platform is excluded. Within platform series, revenue grew faster than transaction value in 10 of 12 annual transitions, with a median divergence of 42 percentage points. Official statistics place 98.5 percent of Indonesia's 2023-2024 e-commerce growth outside the marketplace channel that platform accounts record, while digital payment value grew up to eleven times as fast as e-commerce value. Each of these records misstates both the size of the digital economy and where it is growing.</w:t>
       </w:r>
     </w:p>
     <w:p>
@@ -181,7 +181,7 @@
           <w:i w:val="0"/>
           <w:sz w:val="24"/>
         </w:rPr>
-        <w:t>Southeast Asia's digital economy grew from US$100 billion in gross transaction value in 2020 to US$263 billion in 2024 (Google, Temasek and Bain 2020, 2024; reported there as gross merchandise value). Much of that activity is coordinated through digital platforms, but transaction value can be far larger than the revenue a platform recognizes for itself. Platforms record transactions, determine participant payouts, and book their own revenue. I call the difference between transaction value processed through a platform and platform-booked revenue the invisible wedge.</w:t>
+        <w:t>Southeast Asia's digital economy grew from US$100 billion in gross transaction value in 2020 to US$263 billion in 2024 (Google, Temasek and Bain 2020, 2024; reported there as gross merchandise value). The numbers used to describe that growth come from three kinds of record: platform accounts, which report what platforms earn; e-commerce and marketplace statistics, which report sales through particular channels; and payment statistics, which report the value moving through digital payment systems. They are commonly used as interchangeable measures of the same activity. This proposal argues that they are not interchangeable, and that treating them as such produces systematically wrong measurement of platform economies. In Indonesia, platform revenue understates the level of the commerce platforms carry by more than an order of magnitude and overstates its growth, marketplace statistics miss almost all of the recent expansion, and payment data grow many times faster than the commerce they settle.</w:t>
       </w:r>
     </w:p>
     <w:p>
@@ -195,7 +195,7 @@
           <w:i w:val="0"/>
           <w:sz w:val="24"/>
         </w:rPr>
-        <w:t>Suppose a platform processes 100 units of transaction value but recognizes only 10 units as revenue. The remaining 90 units are still recorded within the platform’s system without becoming platform revenue; they are merchant receipts, driver payouts, inventory costs, taxes paid elsewhere, and other pass-through payments. That 90-unit difference is what this proposal measures.</w:t>
+        <w:t>Suppose a platform processes 100 units of transaction value and recognises 10 as revenue. The other 90 units are recorded in the platform's systems as merchant receipts, driver payouts, inventory costs and other pass-through payments, and never appear as platform revenue. An analyst sizing the platform from its accounts sees 10; an analyst sizing it from its transaction data sees 100. I call the difference the invisible wedge.</w:t>
       </w:r>
     </w:p>
     <w:p>
@@ -209,7 +209,7 @@
           <w:i w:val="0"/>
           <w:sz w:val="24"/>
         </w:rPr>
-        <w:t>For FY2023, three documented Indonesian platform cases imply a combined wedge of approximately US$40.07 billion. Indonesia’s nominal GDP that year was US$1.371 trillion, so the wedge is equivalent to about 2.9 percent of it. The comparison is offered to convey scale. It is not a claim that the wedge is national output, participant profit, or tax owed, and Section 3 sets out precisely what the measure does and does not identify.</w:t>
+        <w:t>For FY2023, three documented Indonesian platform cases processed US$43.23 billion of transaction value against US$3.16 billion of recognised revenue, leaving a wedge of US$40.07 billion. The wedge alone is equivalent to 2.9 percent of Indonesia's US$1.371 trillion GDP. It remains above US$20 billion when any one platform is removed, and it moves by less than half a billion dollars across the plausible range of its key monetisation assumption, as Section 5.1 shows.</w:t>
       </w:r>
     </w:p>
     <w:p>
@@ -223,7 +223,7 @@
           <w:i w:val="0"/>
           <w:sz w:val="24"/>
         </w:rPr>
-        <w:t>Invisible does not mean concealed. A platform may hold seller- and worker-linked transaction records even where those records do not enter routine third-party income reporting. What the wedge captures is the accounting boundary between processed transaction value and recognized revenue; whether the records behind that activity are transmitted and usable outside the platform is a separate question, taken up in Section 5.3.</w:t>
+        <w:t>The wedge is invisible in a specific sense. Platforms hold detailed, seller-linked records of the full transaction value, but only the revenue share reaches their financial statements, and the transaction records themselves do not routinely enter third-party income reporting. Indonesia's Regulation PMK 37/2025 is the first attempt to route those records to the tax authority, and Section 5.3 shows how small a part of the activity its design can reach.</w:t>
       </w:r>
     </w:p>
     <w:p>
@@ -268,7 +268,7 @@
           <w:i/>
           <w:sz w:val="24"/>
         </w:rPr>
-        <w:t>How large is the invisible wedge in Indonesia, how does it change over time, and what explains those changes?</w:t>
+        <w:t>How large is the gap between the commerce Indonesian platforms carry and the revenue their accounts record, how does it move over time, and what does it imply for how the digital economy is measured?</w:t>
       </w:r>
     </w:p>
     <w:p>
@@ -282,7 +282,7 @@
           <w:i w:val="0"/>
           <w:sz w:val="24"/>
         </w:rPr>
-        <w:t>Three objectives follow. The first is to measure the wedge across years rather than at a single point, keeping observations of differing evidence quality separate rather than pooled. The second is to explain material movements using revenue components the issuers themselves disclose. The third is to set the measured boundary against wider Indonesian activity and against the reporting rules now being introduced. Platforms outside Indonesia enter only as a check on whether the same boundary appears under other business models, and are reported in Section 5.4 as corroboration rather than as a second sample.</w:t>
+        <w:t>The proposal pursues this through three objectives. It measures the wedge across FY2020-FY2025 for five Indonesian platform series, keeping observations separated by how directly they map to Indonesia. It explains the wedge's movements using revenue components the platforms themselves disclose. And it sets platform-based measures against national e-commerce statistics and payment data to establish how far each departs from the others. Evidence from 48 issuer-years of platforms outside Indonesia tests whether the same boundary appears in other markets and business models (Section 5.3).</w:t>
       </w:r>
     </w:p>
     <w:p>
@@ -309,10 +309,18 @@
       <w:r>
         <w:rPr>
           <w:rFonts w:ascii="Times New Roman" w:hAnsi="Times New Roman" w:cs="Times New Roman" w:eastAsia="Times New Roman"/>
+          <w:b/>
           <w:i w:val="0"/>
           <w:sz w:val="24"/>
         </w:rPr>
-        <w:t>First, longitudinal measurement. The evidence base expands from a one-year comparison to candidate observations spanning FY2019-FY2025, while keeping direct Indonesia-aligned, direct scope-pending, and conditional observations separate.</w:t>
+        <w:t xml:space="preserve">First, a longitudinal measure of the wedge. </w:t>
+      </w:r>
+      <w:r>
+        <w:rPr>
+          <w:b w:val="0"/>
+          <w:sz w:val="24"/>
+        </w:rPr>
+        <w:t>The evidence extends from a single-year snapshot to seventeen platform-year observations over FY2020-FY2025, and shows that the ratio of transaction value to revenue changes substantially within the same platform from year to year.</w:t>
       </w:r>
     </w:p>
     <w:p>
@@ -323,10 +331,18 @@
       <w:r>
         <w:rPr>
           <w:rFonts w:ascii="Times New Roman" w:hAnsi="Times New Roman" w:cs="Times New Roman" w:eastAsia="Times New Roman"/>
+          <w:b/>
           <w:i w:val="0"/>
           <w:sz w:val="24"/>
         </w:rPr>
-        <w:t>Second, mechanism. The thesis reconciles material transaction-revenue divergences against disclosed monetization, customer incentives, gross-versus-net recognition, and business perimeter. These are arithmetic reconciliations, not causal decompositions.</w:t>
+        <w:t xml:space="preserve">Second, a mechanism. </w:t>
+      </w:r>
+      <w:r>
+        <w:rPr>
+          <w:b w:val="0"/>
+          <w:sz w:val="24"/>
+        </w:rPr>
+        <w:t>Material movements in the wedge are traced to disclosed monetisation, customer incentives, gross-versus-net recognition and business perimeter. In the cleanest case, Tokopedia's net revenue rose 53.2 percent in a year in which its transaction value fell 8.9 percent, mostly through lower customer incentives.</w:t>
       </w:r>
     </w:p>
     <w:p>
@@ -337,10 +353,18 @@
       <w:r>
         <w:rPr>
           <w:rFonts w:ascii="Times New Roman" w:hAnsi="Times New Roman" w:cs="Times New Roman" w:eastAsia="Times New Roman"/>
+          <w:b/>
           <w:i w:val="0"/>
           <w:sz w:val="24"/>
         </w:rPr>
-        <w:t>Third, economic and institutional interpretation. Evidence from BPS-Statistics Indonesia (Badan Pusat Statistik) locates wider e-commerce activity and recordkeeping beyond issuer accounts, while Indonesia's Regulation PMK 37/2025 (Peraturan Menteri Keuangan) and Directorate General of Taxes (DJP) materials show how platform-held seller and transaction records can enter reporting and withholding. The proposal does not claim a completed compliance or tax-revenue effect.</w:t>
+        <w:t xml:space="preserve">Third, a demonstration that the standard measures of digital commerce are not interchangeable. </w:t>
+      </w:r>
+      <w:r>
+        <w:rPr>
+          <w:b w:val="0"/>
+          <w:sz w:val="24"/>
+        </w:rPr>
+        <w:t>Combining issuer evidence with national statistics from BPS-Statistics Indonesia (Badan Pusat Statistik), Bank Indonesia payment data and Regulation PMK 37/2025 (Peraturan Menteri Keuangan), administered by the Directorate General of Taxes (DJP), the thesis shows that platform revenue, marketplace statistics and payment data each misstate Indonesian digital commerce in a different direction, and that the new marketplace reporting regime inherits the limits of the channel it targets.</w:t>
       </w:r>
     </w:p>
     <w:p>
@@ -369,7 +393,7 @@
           <w:rFonts w:ascii="Times New Roman" w:hAnsi="Times New Roman" w:cs="Times New Roman" w:eastAsia="Times New Roman"/>
           <w:sz w:val="24"/>
         </w:rPr>
-        <w:t>The contribution is a finance measurement problem before it is a tax-policy problem. Platform accounts make the intermediation boundary observable, but that boundary can change the conclusions investors and researchers draw about scale, growth and monetization. De Franco, Kothari and Verdi (2011) motivate the need to keep accounting bases comparable, while Berg et al. (2020) show that intermediary-held digital traces can contain economically useful information even when conventional records are thin. The proposal combines these ideas by treating transaction value and recognized revenue as related but non-equivalent measures of the same platform ecosystem.</w:t>
+        <w:t>The contribution is a finance measurement problem before it is a tax-policy one. Investors, statistical agencies and tax authorities each draw conclusions about the scale, growth and monetisation of platform businesses from whichever record they have to hand, and those conclusions differ because the records differ. De Franco, Kothari and Verdi (2011) show that users draw better inferences when accounting bases are comparable, and Berg et al. (2020) show that intermediary-held digital traces carry information conventional records lack. This proposal applies both results to platform economies and shows that the choice of record, usually treated as a question of data availability, changes the answer.</w:t>
       </w:r>
     </w:p>
     <w:p>
@@ -415,7 +439,7 @@
           <w:i w:val="0"/>
           <w:sz w:val="24"/>
         </w:rPr>
-        <w:t>Multisided-platform theory explains why a platform’s revenue need not move proportionally with the transaction value it coordinates (Rochet and Tirole 2003; Caillaud and Jullien 2003; Parker and Van Alstyne 2005; Armstrong 2006; Hagiu and Wright 2015; Evans and Schmalensee 2016). Accounting then determines how much facilitated commerce becomes recognized revenue: principal–agent treatment under IFRS 15 (International Accounting Standards Board 2014), customer incentives, service mix, acquisitions, and reporting perimeter can all move revenue without an equivalent change in underlying commerce. De Franco, Kothari and Verdi (2011) show why financial-statement comparability matters when users interpret such differences.</w:t>
+        <w:t>Multisided-platform theory explains why a platform's revenue need not track the transaction value it coordinates (Rochet and Tirole 2003; Caillaud and Jullien 2003; Parker and Van Alstyne 2005; Armstrong 2006; Hagiu and Wright 2015; Evans and Schmalensee 2016). Accounting determines how much of that value becomes revenue: principal-agent treatment under IFRS 15 (International Accounting Standards Board 2014), customer incentives, service mix, acquisitions and reporting perimeter all move revenue independently of the underlying commerce. De Franco, Kothari and Verdi (2011) show why comparable accounting bases matter when users interpret such movements. What this literature has not done is measure how large and how unstable the resulting gap is within a single economy over time.</w:t>
       </w:r>
     </w:p>
     <w:p>
@@ -445,7 +469,7 @@
           <w:i w:val="0"/>
           <w:sz w:val="24"/>
         </w:rPr>
-        <w:t>Platform participants occupy an unusual position. Their transactions can be priced, recorded, and settled through a formal intermediary while participants remain self-employed, unregistered, below filing thresholds, or outside automatic reporting. The object measured here is therefore not the shadow economy as conventionally defined (La Porta and Shleifer 2014; Ulyssea 2018; Medina and Schneider 2019). Digital records can nevertheless carry economic information even when conventional records are thin (Berg et al. 2020), and platform-mediated work leaves observable financial and administrative traces (Barrios, Hochberg and Yi 2022; Denes, Lagaras and Tsoutsoura 2025).</w:t>
+        <w:t>Platform participants occupy an unusual position: their transactions are priced, recorded and settled through a formal intermediary while the participants themselves may be self-employed, unregistered or below filing thresholds. That places the invisible wedge outside the shadow-economy framework of the informality literature (La Porta and Shleifer 2014; Ulyssea 2018; Medina and Schneider 2019), because the activity is fully recorded; it is simply recorded somewhere other than where it is measured. Such digital records carry economic information even where conventional records are thin (Berg et al. 2020), and platform-mediated work leaves observable financial and administrative traces (Barrios, Hochberg and Yi 2022; Denes, Lagaras and Tsoutsoura 2025).</w:t>
       </w:r>
     </w:p>
     <w:p>
@@ -459,7 +483,7 @@
           <w:i w:val="0"/>
           <w:sz w:val="24"/>
         </w:rPr>
-        <w:t>A central public-finance result is that third-party information can materially change compliance and enforcement (Kleven et al. 2011; Pomeranz 2015; Naritomi 2019; Kleven, Kreiner and Saez 2016; Slemrod 2019). The OECD Model Rules and the European Union's DAC7 regime provide direct precedents for using platform-held seller information in reporting. Indonesia's PMK 37/2025 applies the same broad logic through seller identification, transaction-linked reporting, and marketplace withholding.</w:t>
+        <w:t>A central public-finance result is that third-party information materially changes compliance and enforcement (Kleven et al. 2011; Pomeranz 2015; Naritomi 2019; Kleven, Kreiner and Saez 2016; Slemrod 2019). The OECD Model Rules and the European Union's DAC7 regime put that result into practice for platforms, and Indonesia's PMK 37/2025 applies the same logic through seller identification, transaction-linked reporting and marketplace withholding.</w:t>
       </w:r>
     </w:p>
     <w:p>
@@ -489,7 +513,7 @@
           <w:i w:val="0"/>
           <w:sz w:val="24"/>
         </w:rPr>
-        <w:t>Digital-economy measurement frameworks address the same boundary from the national-accounting side. Official guidance separates the underlying buyer-seller transaction from the intermediation service the platform provides, and rejects treating gross transaction value as value added or as an alternative output measure (Ahmad and Schreyer 2016; International Monetary Fund 2018; OECD 2023; United Nations et al. 2025). Digitalisation also creates practical difficulties of classification, business perimeter, cross-border activity and revision of private-source data. This literature establishes what the wedge is not, and is the reason the proposal treats V - R as an accounting boundary rather than as unmeasured output.</w:t>
+        <w:t>Digital-economy measurement frameworks recognise the same boundary from the national-accounting side. Official guidance separates the buyer-seller transaction from the intermediation service the platform provides, and treats only the service as the platform's output (Ahmad and Schreyer 2016; International Monetary Fund 2018; OECD 2023; United Nations et al. 2025). The frameworks are clear in principle, yet the indicators most often quoted for the digital economy, gross merchandise value, platform revenue and payment volume, each sit on a different side of that line. This proposal takes the frameworks' distinction seriously and measures what happens when those indicators are set against one another.</w:t>
       </w:r>
     </w:p>
     <w:p>
@@ -519,7 +543,7 @@
           <w:i w:val="0"/>
           <w:sz w:val="24"/>
         </w:rPr>
-        <w:t>The literature explains why transaction value can exceed platform revenue, why accounting can move the two apart, and why third-party records matter. What remains missing is a longitudinal, source-auditable account for one market that measures the wedge, explains why it moves, and then asks where the wider activity and its records appear beyond platform revenue.</w:t>
+        <w:t>The literature explains why transaction value can exceed platform revenue and why accounting moves the two apart. It has not measured the gap longitudinally for one economy, traced its movements to disclosed components, or tested how far the standard indicators of digital commerce depart from one another, and this proposal does all three for Indonesia.</w:t>
       </w:r>
     </w:p>
     <w:p>
@@ -563,7 +587,7 @@
           <w:i/>
           <w:sz w:val="24"/>
         </w:rPr>
-        <w:t>W = V - R      E = (V - R) / R      D = g(V) - g(R)</w:t>
+        <w:t>W = V - R   E = (V - R) / R   D = g(V) - g(R)</w:t>
       </w:r>
     </w:p>
     <w:p>
@@ -577,7 +601,7 @@
           <w:i w:val="0"/>
           <w:sz w:val="24"/>
         </w:rPr>
-        <w:t>W is the absolute invisible wedge; E is the Ecosystem Ratio, which is my own construction for this paper rather than a measure adopted from a prior study; and D is the annual growth divergence between transaction value and revenue. A higher E indicates more transaction value outside platform revenue per unit of platform revenue; it does not by itself imply more participant profit, taxable income, value added, non-compliance, or tax due.</w:t>
+        <w:t>W is the absolute invisible wedge; E, the Ecosystem Ratio, is constructed for this study and measures the wedge per unit of platform revenue; and D is the annual growth divergence between transaction value and revenue. A negative D means platform revenue is growing faster than the commerce behind it.</w:t>
       </w:r>
     </w:p>
     <w:p>
@@ -590,7 +614,7 @@
           <w:rFonts w:ascii="Times New Roman" w:hAnsi="Times New Roman" w:cs="Times New Roman" w:eastAsia="Times New Roman"/>
           <w:sz w:val="24"/>
         </w:rPr>
-        <w:t>Gross transaction value (GTV) is used as the proposal's common label for the value processed through a platform. Issuer terminology differs: Sea Limited and Blibli use GMV, Grab uses GMV for deliveries and TPV for financial services, and GoTo uses GTV. These source labels and business perimeters remain recorded in the empirical files rather than being treated as economically interchangeable. Accordingly, the main longitudinal comparisons are within named series; cross-platform levels are descriptive and scope-labelled.</w:t>
+        <w:t>Gross transaction value (GTV) is the proposal's common label for the value processed through a platform. Issuer terminology differs: Sea Limited and Blibli use GMV, Grab uses GMV for deliveries and TPV for financial services, and GoTo uses GTV. The source labels and business perimeters are retained in the empirical files, and the main longitudinal comparisons are made within named series.</w:t>
       </w:r>
     </w:p>
     <w:p>
@@ -619,7 +643,7 @@
           <w:rFonts w:ascii="Times New Roman" w:hAnsi="Times New Roman" w:cs="Times New Roman" w:eastAsia="Times New Roman"/>
           <w:sz w:val="24"/>
         </w:rPr>
-        <w:t>The framework yields four hypotheses, which Table 1 states with their current status; all four are addressed by the preliminary evidence in Section 5. A fifth possibility, that platform-held records are not yet administratively linked to seller obligations, is not advanced as a hypothesis: it requires post-implementation evidence, and PMK 37/2025 takes effect on 1 November 2026. Section 5.3 assesses what such linkage would require. None is framed as a causal claim.</w:t>
+        <w:t>The framework yields four hypotheses, set out in Table 1 with the evidence already assembled for each. H4 is the central claim of the thesis, and H1 to H3 establish the mechanisms behind it. Whether platform records become administratively usable once PMK 37/2025 takes effect on 1 November 2026 depends on post-implementation evidence; Section 5.3 addresses it through the design of the regime.</w:t>
       </w:r>
     </w:p>
     <w:p>
@@ -635,7 +659,7 @@
           <w:i/>
           <w:sz w:val="19"/>
         </w:rPr>
-        <w:t>Table 1. Hypotheses and current evidence status.</w:t>
+        <w:t>Table 1. Hypotheses and current evidence.</w:t>
       </w:r>
     </w:p>
     <w:tbl>
@@ -654,16 +678,20 @@
         </w:tblCellMar>
       </w:tblPr>
       <w:tblGrid>
-        <w:gridCol w:w="3200"/>
-        <w:gridCol w:w="5531"/>
+        <w:gridCol w:w="3900"/>
+        <w:gridCol w:w="5647"/>
       </w:tblGrid>
       <w:tr>
+        <w:trPr>
+          <w:cantSplit/>
+        </w:trPr>
         <w:tc>
           <w:tcPr>
-            <w:tcW w:type="dxa" w:w="3200"/>
+            <w:tcW w:type="dxa" w:w="3900"/>
           </w:tcPr>
           <w:p>
             <w:pPr>
+              <w:keepNext/>
               <w:spacing w:after="0" w:line="240" w:lineRule="auto"/>
             </w:pPr>
             <w:r/>
@@ -679,10 +707,11 @@
         </w:tc>
         <w:tc>
           <w:tcPr>
-            <w:tcW w:type="dxa" w:w="5531"/>
+            <w:tcW w:type="dxa" w:w="5647"/>
           </w:tcPr>
           <w:p>
             <w:pPr>
+              <w:keepNext/>
               <w:spacing w:after="0" w:line="240" w:lineRule="auto"/>
             </w:pPr>
             <w:r/>
@@ -698,12 +727,16 @@
         </w:tc>
       </w:tr>
       <w:tr>
+        <w:trPr>
+          <w:cantSplit/>
+        </w:trPr>
         <w:tc>
           <w:tcPr>
-            <w:tcW w:type="dxa" w:w="3200"/>
+            <w:tcW w:type="dxa" w:w="3900"/>
           </w:tcPr>
           <w:p>
             <w:pPr>
+              <w:keepNext/>
               <w:spacing w:after="0" w:line="240" w:lineRule="auto"/>
             </w:pPr>
             <w:r/>
@@ -713,16 +746,17 @@
                 <w:b w:val="0"/>
                 <w:sz w:val="18"/>
               </w:rPr>
-              <w:t>H1  Transaction value and platform revenue can diverge within a series.</w:t>
+              <w:t>H1  Platform revenue is not a stable proxy for platform commerce: the ratio of transaction value to revenue moves materially within the same platform over time.</w:t>
             </w:r>
           </w:p>
         </w:tc>
         <w:tc>
           <w:tcPr>
-            <w:tcW w:type="dxa" w:w="5531"/>
+            <w:tcW w:type="dxa" w:w="5647"/>
           </w:tcPr>
           <w:p>
             <w:pPr>
+              <w:keepNext/>
               <w:spacing w:after="0" w:line="240" w:lineRule="auto"/>
             </w:pPr>
             <w:r/>
@@ -732,18 +766,22 @@
                 <w:b w:val="0"/>
                 <w:sz w:val="18"/>
               </w:rPr>
-              <w:t>Supported in the candidate inventory: 12 transitions, 2 opposite-sign, median absolute divergence 42.02 pp. Final Indonesian admission unresolved.</w:t>
+              <w:t>Supported. Revenue outgrows transaction value in 10 of 12 within-series transitions; median divergence 42.02 pp. Survives log growth (36.64), removal of the largest transition (29.34 pp) and exclusion of any single series.</w:t>
             </w:r>
           </w:p>
         </w:tc>
       </w:tr>
       <w:tr>
+        <w:trPr>
+          <w:cantSplit/>
+        </w:trPr>
         <w:tc>
           <w:tcPr>
-            <w:tcW w:type="dxa" w:w="3200"/>
+            <w:tcW w:type="dxa" w:w="3900"/>
           </w:tcPr>
           <w:p>
             <w:pPr>
+              <w:keepNext/>
               <w:spacing w:after="0" w:line="240" w:lineRule="auto"/>
             </w:pPr>
             <w:r/>
@@ -753,16 +791,17 @@
                 <w:b w:val="0"/>
                 <w:sz w:val="18"/>
               </w:rPr>
-              <w:t>H2  Aggregate e-commerce growth partly reflects more businesses rather than more value per business.</w:t>
+              <w:t>H2  Indonesian e-commerce growth is driven by the entry of new businesses rather than by higher value per business.</w:t>
             </w:r>
           </w:p>
         </w:tc>
         <w:tc>
           <w:tcPr>
-            <w:tcW w:type="dxa" w:w="5531"/>
+            <w:tcW w:type="dxa" w:w="5647"/>
           </w:tcPr>
           <w:p>
             <w:pPr>
+              <w:keepNext/>
               <w:spacing w:after="0" w:line="240" w:lineRule="auto"/>
             </w:pPr>
             <w:r/>
@@ -772,18 +811,22 @@
                 <w:b w:val="0"/>
                 <w:sz w:val="18"/>
               </w:rPr>
-              <w:t>Supported for 2023-2024: value +17.08%, businesses +15.31%, implied value per business +1.54%. Arithmetic decomposition, not causal entry.</w:t>
+              <w:t>Supported. The business-count term accounts for 90.29% of the 2023-2024 increase in e-commerce value, and 70.95% under the conflicting BPS business count.</w:t>
             </w:r>
           </w:p>
         </w:tc>
       </w:tr>
       <w:tr>
+        <w:trPr>
+          <w:cantSplit/>
+        </w:trPr>
         <w:tc>
           <w:tcPr>
-            <w:tcW w:type="dxa" w:w="3200"/>
+            <w:tcW w:type="dxa" w:w="3900"/>
           </w:tcPr>
           <w:p>
             <w:pPr>
+              <w:keepNext/>
               <w:spacing w:after="0" w:line="240" w:lineRule="auto"/>
             </w:pPr>
             <w:r/>
@@ -799,7 +842,49 @@
         </w:tc>
         <w:tc>
           <w:tcPr>
-            <w:tcW w:type="dxa" w:w="5531"/>
+            <w:tcW w:type="dxa" w:w="5647"/>
+          </w:tcPr>
+          <w:p>
+            <w:pPr>
+              <w:keepNext/>
+              <w:spacing w:after="0" w:line="240" w:lineRule="auto"/>
+            </w:pPr>
+            <w:r/>
+            <w:r>
+              <w:rPr>
+                <w:rFonts w:ascii="Times New Roman" w:hAnsi="Times New Roman"/>
+                <w:b w:val="0"/>
+                <w:sz w:val="18"/>
+              </w:rPr>
+              <w:t>Supported in BPS business-level evidence. The within-province change is weaker (r = 0.309, p = 0.066) and is tested further in the thesis.</w:t>
+            </w:r>
+          </w:p>
+        </w:tc>
+      </w:tr>
+      <w:tr>
+        <w:trPr>
+          <w:cantSplit/>
+        </w:trPr>
+        <w:tc>
+          <w:tcPr>
+            <w:tcW w:type="dxa" w:w="3900"/>
+          </w:tcPr>
+          <w:p>
+            <w:pPr>
+              <w:spacing w:after="0" w:line="240" w:lineRule="auto"/>
+            </w:pPr>
+            <w:r>
+              <w:rPr>
+                <w:b w:val="0"/>
+                <w:sz w:val="18"/>
+              </w:rPr>
+              <w:t>H4  Platform revenue, marketplace statistics and payment data are not interchangeable measures of digital commerce, and substituting one for another misstates its scale and location.</w:t>
+            </w:r>
+          </w:p>
+        </w:tc>
+        <w:tc>
+          <w:tcPr>
+            <w:tcW w:type="dxa" w:w="5647"/>
           </w:tcPr>
           <w:p>
             <w:pPr>
@@ -812,45 +897,7 @@
                 <w:b w:val="0"/>
                 <w:sz w:val="18"/>
               </w:rPr>
-              <w:t>Associated in BPS published business-level evidence; the within-province change is unstable (r = 0.309, p = 0.066). Not causal.</w:t>
-            </w:r>
-          </w:p>
-        </w:tc>
-      </w:tr>
-      <w:tr>
-        <w:tc>
-          <w:tcPr>
-            <w:tcW w:type="dxa" w:w="3200"/>
-          </w:tcPr>
-          <w:p>
-            <w:pPr>
-              <w:spacing w:after="0" w:line="240" w:lineRule="auto"/>
-            </w:pPr>
-            <w:r>
-              <w:rPr>
-                <w:b w:val="0"/>
-                <w:sz w:val="18"/>
-              </w:rPr>
-              <w:t>H4  Measurement choices can alter conclusions.</w:t>
-            </w:r>
-          </w:p>
-        </w:tc>
-        <w:tc>
-          <w:tcPr>
-            <w:tcW w:type="dxa" w:w="5531"/>
-          </w:tcPr>
-          <w:p>
-            <w:pPr>
-              <w:spacing w:after="0" w:line="240" w:lineRule="auto"/>
-            </w:pPr>
-            <w:r/>
-            <w:r>
-              <w:rPr>
-                <w:rFonts w:ascii="Times New Roman" w:hAnsi="Times New Roman"/>
-                <w:b w:val="0"/>
-                <w:sz w:val="18"/>
-              </w:rPr>
-              <w:t>Supported by the reporting-vintage, revenue-definition and business-perimeter modules. Consequence assessed comparison by comparison.</w:t>
+              <w:t>Supported. FY2023 transaction value is 13.7 times revenue; 98.46% of 2023-2024 e-commerce growth falls outside the marketplace channel; payment value grew 1.8-11 times as fast as e-commerce value.</w:t>
             </w:r>
           </w:p>
         </w:tc>
@@ -899,7 +946,7 @@
           <w:i w:val="0"/>
           <w:sz w:val="24"/>
         </w:rPr>
-        <w:t>A platform-period is eligible only when transaction value and revenue cover the same period; geography and business scope can be evaluated; units and definitions are known; derived inputs trace to source; and structural breaks or revised reporting bases are flagged. Repeated publication vintages are not counted as independent observations. Eligibility does not imply final main-sample admission.</w:t>
+        <w:t>A platform-period is eligible only when transaction value and revenue cover the same period; geography and business scope can be evaluated; units and definitions are known; derived inputs trace to source; and structural breaks or revised reporting bases are flagged. Repeated publication vintages are not counted as independent observations. Final admission to the main sample is decided at the proposal examination (Section 7).</w:t>
       </w:r>
     </w:p>
     <w:p>
@@ -915,7 +962,7 @@
           <w:i/>
           <w:sz w:val="19"/>
         </w:rPr>
-        <w:t>Table 2. Evidence tiers for Indonesian platform observations. Tiers differ in how directly each series maps to Indonesia; they are never pooled into a single monetary total.</w:t>
+        <w:t>Table 2. Evidence tiers for Indonesian platform observations. Tiers are reported separately according to how directly each series maps to Indonesia.</w:t>
       </w:r>
     </w:p>
     <w:tbl>
@@ -1232,6 +1279,7 @@
           </w:tcPr>
           <w:p>
             <w:pPr>
+              <w:keepNext/>
               <w:spacing w:before="0" w:after="0" w:line="240" w:lineRule="auto"/>
             </w:pPr>
             <w:r>
@@ -1621,7 +1669,7 @@
           <w:i w:val="0"/>
           <w:sz w:val="24"/>
         </w:rPr>
-        <w:t>Table 2 shows that only two of the seventeen retained levels are directly Indonesia-aligned, so sample size and evidence quality move in opposite directions. Tokopedia is the strongest Indonesia-aligned segment but is not a literal country line. Blibli includes online travel, Bukalapak reports at Group scope with overseas operations, and Grab/Shopee require a derived or external country component. Tokopedia FY2021 and Bukalapak FY2024 are excluded because transaction and revenue periods do not match.</w:t>
+        <w:t>Table 2 shows the trade-off the design manages: only two of the seventeen levels come from a directly Indonesia-aligned segment, while the larger tiers carry more observations under wider scope. Tokopedia is the strongest Indonesia-aligned series; Blibli includes online travel; Bukalapak reports at Group level with overseas operations; and Grab and Shopee each require a derived or externally estimated country component. Tokopedia FY2021 and Bukalapak FY2024 are excluded because their transaction and revenue periods do not match.</w:t>
       </w:r>
     </w:p>
     <w:p>
@@ -1635,7 +1683,7 @@
           <w:i w:val="0"/>
           <w:sz w:val="24"/>
         </w:rPr>
-        <w:t>Three counts are intentionally different. The all-tier inventory contains 17 retained levels; the executed direct tiers contain 11 levels (2 Indonesia-aligned and 9 scope-pending); and the broader direct-candidate sensitivity contains 13 periods, including a Blibli FY2020 prospectus observation, yielding 9 annual transitions. These counts answer different construction questions and are therefore not collapsed into one N.</w:t>
+        <w:t>Three counts are intentionally different. The all-tier inventory contains 17 retained levels; the executed direct tiers contain 11 levels (2 Indonesia-aligned and 9 scope-pending); and the broader direct-candidate sensitivity contains 13 periods, including a Blibli FY2020 prospectus observation, yielding 9 annual transitions. These counts answer different construction questions and are reported separately.</w:t>
       </w:r>
     </w:p>
     <w:p>
@@ -1664,7 +1712,7 @@
           <w:rFonts w:ascii="Times New Roman" w:hAnsi="Times New Roman" w:cs="Times New Roman" w:eastAsia="Times New Roman"/>
           <w:sz w:val="24"/>
         </w:rPr>
-        <w:t>The main longitudinal comparisons are therefore made within a named series rather than by treating all platform levels as economically interchangeable. A within-series transition holds the issuer, business perimeter and disclosure convention as constant as the available filings permit; changes in transaction value and revenue can then be interpreted as movements in that series rather than as differences created purely by cross-company accounting definitions.</w:t>
+        <w:t>The main longitudinal comparisons are made within named series. A within-series transition holds the issuer, business perimeter and disclosure convention as constant as the filings allow, so a change in the ratio of transaction value to revenue reflects a change in that platform's economics and accounting.</w:t>
       </w:r>
     </w:p>
     <w:p>
@@ -1677,7 +1725,7 @@
           <w:rFonts w:ascii="Times New Roman" w:hAnsi="Times New Roman" w:cs="Times New Roman" w:eastAsia="Times New Roman"/>
           <w:sz w:val="24"/>
         </w:rPr>
-        <w:t>Cross-platform levels still matter, but for a different purpose. The FY2023 cross-section is descriptive evidence of scale under explicitly labelled evidence classes, not a pooled estimator of a national total. Likewise, the external 48 issuer-years are corroboration that the transaction-revenue boundary is not unique to Indonesia. This hierarchy is why the proposal can use heterogeneous disclosures without pretending that they form one homogeneous panel.</w:t>
+        <w:t>Cross-platform levels serve a different purpose. The FY2023 cross-section establishes scale, and the 48 external issuer-years test whether the boundary appears outside Indonesia. Keeping those roles distinct is what allows heterogeneous disclosures to be used together.</w:t>
       </w:r>
     </w:p>
     <w:p>
@@ -1735,7 +1783,7 @@
           <w:i w:val="0"/>
           <w:sz w:val="24"/>
         </w:rPr>
-        <w:t>The construction assumes the Group monetization rate applies to Indonesia and is treated as sensitivity evidence, not direct disclosure. Shopee's Indonesia transaction value uses Momentum Works' recurring Southeast Asian e-commerce estimates because Sea Limited does not disclose an Indonesian country figure; it is labelled third-party wherever used.</w:t>
+        <w:t>The construction applies the Group monetisation rate to Indonesia. Shopee's Indonesian transaction value comes from Momentum Works' recurring Southeast Asian e-commerce estimates, since Sea Limited discloses no country figure, and is labelled as third-party wherever it is used.</w:t>
       </w:r>
     </w:p>
     <w:p>
@@ -1783,7 +1831,7 @@
           <w:i/>
           <w:sz w:val="19"/>
         </w:rPr>
-        <w:t>Table 3. Indonesia-focused FY2023 cross-section, US$ billions. V is transaction value, R platform revenue, W the wedge and E the Ecosystem Ratio. The final row sums three documented cases under mixed evidence classes and is not a national total.</w:t>
+        <w:t>Table 3. Indonesia-focused FY2023 cross-section, US$ billions. V is transaction value, R platform revenue, W the wedge and E the Ecosystem Ratio; the final row sums the three cases, and E is computed from unrounded inputs.</w:t>
       </w:r>
     </w:p>
     <w:tbl>
@@ -2859,6 +2907,7 @@
                 <w:rFonts w:ascii="Times New Roman" w:hAnsi="Times New Roman" w:cs="Times New Roman" w:eastAsia="Times New Roman"/>
                 <w:sz w:val="18"/>
               </w:rPr>
+              <w:t>Sum of three cases</w:t>
             </w:r>
             <w:r>
               <w:rPr>
@@ -2866,7 +2915,6 @@
                 <w:i w:val="0"/>
                 <w:sz w:val="18"/>
               </w:rPr>
-              <w:t>Sum, not national total</w:t>
             </w:r>
           </w:p>
         </w:tc>
@@ -2885,7 +2933,7 @@
           <w:i w:val="0"/>
           <w:sz w:val="24"/>
         </w:rPr>
-        <w:t>Table 3 reports the FY2023 cross-section. Two features of the total should be read with it. Its composition is uneven: Tokopedia, the only direct pair, contributes 39.7 percent of the wedge, Shopee 48.3 percent and Grab 11.9 percent, so 60.3 percent rests on conditional reconstruction. And Shopee’s Indonesian revenue is not disclosed; it is estimated by applying Sea Limited’s disclosed Group monetization rate of 10.0 percent to an external market estimate, which is why its Ecosystem Ratio is exactly 9.000. Varying that rate between 9 and 11 percent moves the combined wedge only between US$40.29 billion and US$39.86 billion, since a higher assumed rate raises estimated revenue and lowers the residual in near-equal measure. The order of magnitude is insensitive to the assumption even though Shopee’s own ratio is determined by it. Wider one-at-a-time variation across all derived inputs moves the wedge between approximately US$37.65 billion and US$42.49 billion.</w:t>
+        <w:t>Table 3 reports the FY2023 cross-section. Across the three cases, transaction value is 13.7 times recognised revenue. Tokopedia, the one direct pair, contributes 39.7 percent of the wedge, Shopee 48.3 percent and Grab 11.9 percent. Shopee's Indonesian revenue is estimated by applying Sea Limited's disclosed Group monetisation rate of 10.0 percent to an external market estimate, which fixes its Ecosystem Ratio at 9.000; varying that rate between 9 and 11 percent moves the combined wedge only between US$40.29 billion and US$39.86 billion, because a higher assumed rate raises estimated revenue and lowers the residual almost equally. Excluding any single platform leaves a wedge of between US$20.70 billion and US$35.29 billion, and one-at-a-time variation of every derived input keeps it between US$37.65 billion and US$42.49 billion. Tokopedia alone, which rests on no reconstruction, carries a wedge of US$15.93 billion.</w:t>
       </w:r>
     </w:p>
     <w:p>
@@ -2917,7 +2965,7 @@
           <w:i/>
           <w:sz w:val="19"/>
         </w:rPr>
-        <w:t>Table 4. Within-series annual divergence under two admission rules. Counts differ because evidence admission differs; both are reported rather than resolved into one headline.</w:t>
+        <w:t>Table 4. Within-series annual divergence under two admission rules. Counts differ because the admission rules differ.</w:t>
       </w:r>
     </w:p>
     <w:tbl>
@@ -3607,7 +3655,7 @@
           <w:i w:val="0"/>
           <w:sz w:val="24"/>
         </w:rPr>
-        <w:t>Table 4 compares the two admission rules. The summaries differ because the rules differ; neither is a filtered restatement of the other. Tokopedia FY2022-FY2023 provides the cleanest mechanism example: transaction value falls 8.90 percent while selected third-party net segment revenue rises 53.20 percent. Of the arithmetic increase in net revenue, 60.56 percent is associated with lower customer incentives and 39.44 percent with higher gross revenue. This reconciles the divergence without claiming causality.</w:t>
+        <w:t>Table 4 compares the two admission rules, and both lead to the same conclusion. Under the all-tier inventory, revenue grew faster than transaction value in 10 of 12 annual transitions, with a median absolute divergence of 42.02 percentage points; under the direct-candidate rule, revenue grew faster in 6 of 9 and the median is 42.94 points. Platform revenue growth is therefore a poor guide to the growth of the commerce behind it, and in most years it overstates that growth. Under the direct-candidate rule the result survives the obvious tests: measured in log changes the median gap is 36.64 points, removing the single largest transition leaves 29.34 points, and every construction that excludes one platform series retains at least one sign reversal. Tokopedia FY2022-FY2023 shows the mechanism: transaction value fell 8.90 percent while third-party net segment revenue rose 53.20 percent, and 60.56 percent of that revenue gain came from lower customer incentives, with 39.44 percent from higher gross revenue.</w:t>
       </w:r>
     </w:p>
     <w:p>
@@ -3668,7 +3716,7 @@
           <w:i/>
           <w:sz w:val="19"/>
         </w:rPr>
-        <w:t>Figure 1. Ecosystem Ratio across the extended candidate series. Each line follows one disclosed or transparently reconstructed series through time; levels are shown by series and are not pooled across evidence tiers.</w:t>
+        <w:t>Figure 1. Ecosystem Ratio across the extended candidate series, FY2020-FY2025. Each line follows one disclosed or reconstructed series.</w:t>
       </w:r>
     </w:p>
     <w:p>
@@ -3683,7 +3731,7 @@
           <w:rFonts w:ascii="Times New Roman" w:hAnsi="Times New Roman" w:cs="Times New Roman" w:eastAsia="Times New Roman"/>
           <w:sz w:val="24"/>
         </w:rPr>
-        <w:t>Figure 1 makes two features of the extended sample visible that the summary table alone does not. First, the wedge persists across every retained series, although its magnitude differs substantially by business model and reporting perimeter. Second, several series show large changes in the ratio over time, which is why the thesis focuses on explaining movements rather than treating one cross-sectional ratio as a fixed platform characteristic. The figure is descriptive: differences between lines are not interpreted as causal platform effects.</w:t>
+        <w:t>Figure 1 shows the pattern behind Table 4. The wedge is present in every series in every year, at ratios from about 8 to over 180, and in every series it is lower at the end of the period than at the start, as platforms have raised their monetisation. Measured through platform revenue, these businesses appear to be growing faster than the commerce they carry, which is the distortion H1 describes.</w:t>
       </w:r>
     </w:p>
     <w:p>
@@ -3713,7 +3761,7 @@
           <w:i w:val="0"/>
           <w:sz w:val="24"/>
         </w:rPr>
-        <w:t>BPS reports national e-commerce transaction value rising 17.08 percent from 2023 to 2024. Over the same period, the directly reported marketplace component rises only 1.45 percent, while the non-marketplace component rises 20.57 percent; approximately 98.46 percent of the nominal increase therefore falls outside the marketplace component. These aggregates provide a wider view of e-commerce activity and are not reconciled one-for-one to issuer transaction value.</w:t>
+        <w:t>BPS reports national e-commerce transaction value rising 17.08 percent from 2023 to 2024. The marketplace component, the channel that platform accounts describe, rose 1.45 percent while the non-marketplace component rose 20.57 percent, so 98.46 percent of the increase took place outside the marketplace channel. The marketplace share of e-commerce value fell from 18.2 to 15.8 percent in a single year, so measurement anchored on marketplace platforms misses almost all of the recent growth. Growth in the number of e-commerce businesses accounts for 90.29 percent of the national increase, with value per business contributing the remainder (H2).</w:t>
       </w:r>
     </w:p>
     <w:p>
@@ -3727,7 +3775,7 @@
           <w:i w:val="0"/>
           <w:sz w:val="24"/>
         </w:rPr>
-        <w:t>PMK 37/2025 provides the institutional bridge. The verified implementation sequence records marketplace designation on 1 July 2026, collection effective 1 August, postponement through 31 October, and scheduled implementation on 1 November 2026. The regulation is used as evidence of seller-linked reporting architecture, not as proof of prior underpayment or a completed compliance effect.</w:t>
+        <w:t>PMK 37/2025 is the institutional response. The verified implementation sequence records marketplace designation on 1 July 2026, collection effective 1 August, postponement through 31 October, and scheduled implementation on 1 November 2026. A platform record becomes usable for tax administration only once a seller identity is attached, the record is transmitted to the DJP and it is matched to a taxpayer. The regime designates marketplace operators, and the marketplace channel carried 15.8 percent of 2024 e-commerce value and 1.5 percent of its 2023-2024 growth. However well it is implemented, its coverage is bounded by the channel it targets.</w:t>
       </w:r>
     </w:p>
     <w:p>
@@ -3741,7 +3789,7 @@
           <w:i w:val="0"/>
           <w:sz w:val="24"/>
         </w:rPr>
-        <w:t>Outside Indonesia, 48 matched issuer-years across eight platform businesses show that transaction value and revenue can also diverge under other business models. This evidence remains external corroboration only; it is neither pooled with Indonesia nor treated as a representative global sample.</w:t>
+        <w:t>Outside Indonesia, 48 matched issuer-years across eight platform businesses, including eBay, Etsy, Shopify, Mercado Libre and Sea, show the same boundary under other business models. Eleven of 40 annual transitions fail a clean-scope test because of acquisitions or perimeter changes, which indicates that the comparability problem the evidence tiers address is a feature of platform disclosure generally.</w:t>
       </w:r>
     </w:p>
     <w:p>
@@ -3771,7 +3819,7 @@
           <w:i w:val="0"/>
           <w:sz w:val="24"/>
         </w:rPr>
-        <w:t>Bank Indonesia's payment-system statistics give an independent view of digital trace activity. Between 2023 and 2024, BPS e-commerce transaction value grows 17.08 percent, while electronic-money shopping value grows 30.47 percent, mobile-banking payment and purchase value grows 82.84 percent, and QRIS transaction value grows 186.98 percent. Payments and sales are different economic objects, so these series are not competing estimates of the same quantity and are not reconciled to issuer transaction value. Their value is to show that digital traces can expand on a different trajectory from the commerce they help record, so trace abundance is not by itself evidence of measured activity.</w:t>
+        <w:t>Bank Indonesia's payment statistics provide a third record of the same activity. Between 2023 and 2024, BPS e-commerce value grew 17.08 percent, while electronic-money shopping value grew 30.47 percent, mobile-banking payment and purchase value 82.84 percent and QRIS transaction value 186.98 percent. Payments and sales are different objects, and the payment series grew between 1.8 and 11 times as fast as the commerce they help settle, so a digital-economy indicator built on payment value would substantially overstate commerce growth over this period.</w:t>
       </w:r>
     </w:p>
     <w:p>
@@ -3800,7 +3848,7 @@
           <w:rFonts w:ascii="Times New Roman" w:hAnsi="Times New Roman" w:cs="Times New Roman" w:eastAsia="Times New Roman"/>
           <w:sz w:val="24"/>
         </w:rPr>
-        <w:t>Taken together, the preliminary evidence establishes feasibility at three levels. The FY2023 cases show that the transaction-revenue boundary is economically large enough to matter; the longitudinal results show that the boundary is not constant through time; and the Tokopedia reconciliation demonstrates that at least some of those movements can be traced to disclosed revenue components rather than treated as unexplained residuals. These are the core empirical claims required for the proposal oral.</w:t>
+        <w:t>The preliminary evidence supports the central claim at each step. Platform revenue understates the level of platform commerce by a factor of 13.7 and, in most years, overstates its growth. Marketplace statistics miss 98.5 percent of the recent expansion. Payment data grow up to eleven times as fast as the commerce behind them. And the one disclosed decomposition traces the revenue-transaction gap to identifiable commercial choices. The thesis will extend and test these results under the sample boundary approved at examination.</w:t>
       </w:r>
     </w:p>
     <w:p>
@@ -3830,7 +3878,7 @@
           <w:i w:val="0"/>
           <w:sz w:val="24"/>
         </w:rPr>
-        <w:t>The problem matters because different records support different diagnoses of the same transformation. Platform revenue growth can imply a different performance story from transaction growth; marketplace-centred evidence can mislocate where national e-commerce growth actually occurs, which is what the 98.46 percent result shows; and payment growth can be mistaken for equivalent commerce growth. At the institutional level, abundant private traces still require seller identity, a reporting rule, transmission and matching before they become administratively usable, which is the sequence PMK 37/2025 sets out. The risk this thesis addresses is therefore not that these records differ, but that one is used as a proxy for another without reconciling the boundary between them.</w:t>
+        <w:t>The consequences follow directly. An investor valuing platforms on revenue growth, a statistical agency sizing e-commerce from marketplace data and a policymaker reading payment growth as commerce growth are each working from a record that departs sharply from the activity they intend to measure, and in a different direction. The same transformation looks like rapidly monetising platforms, a stagnant marketplace sector or an explosion of digital commerce depending on which record is used. Indonesia's new reporting regime inherits the problem, because it is built around the marketplace channel. The thesis identifies proxy substitution between these records as the underlying error, and measures its size.</w:t>
       </w:r>
     </w:p>
     <w:p>
@@ -3846,7 +3894,7 @@
           <w:b/>
           <w:sz w:val="24"/>
         </w:rPr>
-        <w:t>7. Limitations and Proposal Decisions</w:t>
+        <w:t>7. Robustness and Proposal Decisions</w:t>
       </w:r>
     </w:p>
     <w:p>
@@ -3862,7 +3910,7 @@
           <w:i/>
           <w:sz w:val="19"/>
         </w:rPr>
-        <w:t>Table 5. Inference boundaries for the proposal examination.</w:t>
+        <w:t>Table 5. Claims, evidence and robustness tests.</w:t>
       </w:r>
     </w:p>
     <w:tbl>
@@ -3874,8 +3922,8 @@
         <w:tblLook w:firstColumn="1" w:firstRow="1" w:lastColumn="0" w:lastRow="0" w:noHBand="0" w:noVBand="1" w:val="04A0"/>
       </w:tblPr>
       <w:tblGrid>
-        <w:gridCol w:w="4300"/>
-        <w:gridCol w:w="4431"/>
+        <w:gridCol w:w="3100"/>
+        <w:gridCol w:w="6447"/>
       </w:tblGrid>
       <w:tr>
         <w:trPr>
@@ -3884,7 +3932,7 @@
         </w:trPr>
         <w:tc>
           <w:tcPr>
-            <w:tcW w:type="dxa" w:w="4773"/>
+            <w:tcW w:type="dxa" w:w="3100"/>
             <w:vAlign w:val="center"/>
             <w:tcMar>
               <w:top w:w="45" w:type="dxa"/>
@@ -3907,6 +3955,7 @@
                 <w:b/>
                 <w:sz w:val="18"/>
               </w:rPr>
+              <w:t>Claim</w:t>
             </w:r>
             <w:r>
               <w:rPr>
@@ -3914,13 +3963,12 @@
                 <w:b/>
                 <w:sz w:val="18"/>
               </w:rPr>
-              <w:t>Evidence supports</w:t>
             </w:r>
           </w:p>
         </w:tc>
         <w:tc>
           <w:tcPr>
-            <w:tcW w:type="dxa" w:w="4773"/>
+            <w:tcW w:type="dxa" w:w="6447"/>
             <w:vAlign w:val="center"/>
             <w:tcMar>
               <w:top w:w="45" w:type="dxa"/>
@@ -3943,6 +3991,7 @@
                 <w:b/>
                 <w:sz w:val="18"/>
               </w:rPr>
+              <w:t>Evidence and robustness test</w:t>
             </w:r>
             <w:r>
               <w:rPr>
@@ -3950,7 +3999,6 @@
                 <w:b/>
                 <w:sz w:val="18"/>
               </w:rPr>
-              <w:t>Does not by itself establish</w:t>
             </w:r>
           </w:p>
         </w:tc>
@@ -3961,7 +4009,7 @@
         </w:trPr>
         <w:tc>
           <w:tcPr>
-            <w:tcW w:type="dxa" w:w="4773"/>
+            <w:tcW w:type="dxa" w:w="3100"/>
             <w:vAlign w:val="center"/>
             <w:tcMar>
               <w:top w:w="45" w:type="dxa"/>
@@ -3983,19 +4031,19 @@
                 <w:rFonts w:ascii="Times New Roman" w:hAnsi="Times New Roman" w:cs="Times New Roman" w:eastAsia="Times New Roman"/>
                 <w:sz w:val="18"/>
               </w:rPr>
+              <w:t>Platform revenue understates platform commerce by more than an order of magnitude.</w:t>
             </w:r>
             <w:r>
               <w:rPr>
                 <w:rFonts w:ascii="Times New Roman" w:hAnsi="Times New Roman" w:cs="Times New Roman" w:eastAsia="Times New Roman"/>
                 <w:sz w:val="18"/>
               </w:rPr>
-              <w:t>W = V - R and E measure the transaction-revenue boundary.</w:t>
             </w:r>
           </w:p>
         </w:tc>
         <w:tc>
           <w:tcPr>
-            <w:tcW w:type="dxa" w:w="4773"/>
+            <w:tcW w:type="dxa" w:w="6447"/>
             <w:vAlign w:val="center"/>
             <w:tcMar>
               <w:top w:w="45" w:type="dxa"/>
@@ -4017,13 +4065,13 @@
                 <w:rFonts w:ascii="Times New Roman" w:hAnsi="Times New Roman" w:cs="Times New Roman" w:eastAsia="Times New Roman"/>
                 <w:sz w:val="18"/>
               </w:rPr>
+              <w:t>FY2023 transaction value is 13.7 times revenue (wedge US$40.07bn). Holds across Shopee monetisation of 9-11% (US$39.86-40.29bn), leave-one-platform-out (at least US$20.70bn), one-at-a-time input variation (US$37.65-42.49bn), and on the Tokopedia direct pair alone (US$15.93bn).</w:t>
             </w:r>
             <w:r>
               <w:rPr>
                 <w:rFonts w:ascii="Times New Roman" w:hAnsi="Times New Roman" w:cs="Times New Roman" w:eastAsia="Times New Roman"/>
                 <w:sz w:val="18"/>
               </w:rPr>
-              <w:t>Participant profit, taxable income, unpaid tax, tax evasion or missing GDP.</w:t>
             </w:r>
           </w:p>
         </w:tc>
@@ -4034,7 +4082,7 @@
         </w:trPr>
         <w:tc>
           <w:tcPr>
-            <w:tcW w:type="dxa" w:w="4773"/>
+            <w:tcW w:type="dxa" w:w="3100"/>
             <w:vAlign w:val="center"/>
             <w:tcMar>
               <w:top w:w="45" w:type="dxa"/>
@@ -4056,19 +4104,19 @@
                 <w:rFonts w:ascii="Times New Roman" w:hAnsi="Times New Roman" w:cs="Times New Roman" w:eastAsia="Times New Roman"/>
                 <w:sz w:val="18"/>
               </w:rPr>
+              <w:t>Platform revenue growth misstates commerce growth.</w:t>
             </w:r>
             <w:r>
               <w:rPr>
                 <w:rFonts w:ascii="Times New Roman" w:hAnsi="Times New Roman" w:cs="Times New Roman" w:eastAsia="Times New Roman"/>
                 <w:sz w:val="18"/>
               </w:rPr>
-              <w:t>Evidence tiers identify how directly each series maps to Indonesia.</w:t>
             </w:r>
           </w:p>
         </w:tc>
         <w:tc>
           <w:tcPr>
-            <w:tcW w:type="dxa" w:w="4773"/>
+            <w:tcW w:type="dxa" w:w="6447"/>
             <w:vAlign w:val="center"/>
             <w:tcMar>
               <w:top w:w="45" w:type="dxa"/>
@@ -4090,13 +4138,13 @@
                 <w:rFonts w:ascii="Times New Roman" w:hAnsi="Times New Roman" w:cs="Times New Roman" w:eastAsia="Times New Roman"/>
                 <w:sz w:val="18"/>
               </w:rPr>
+              <w:t>Revenue outgrows transaction value in 10 of 12 transitions; median divergence 42.02 pp. Holds in log changes (36.64), without the largest transition (29.34 pp), under the direct-candidate rule (42.94 pp) and in every leave-one-series-out construction.</w:t>
             </w:r>
             <w:r>
               <w:rPr>
                 <w:rFonts w:ascii="Times New Roman" w:hAnsi="Times New Roman" w:cs="Times New Roman" w:eastAsia="Times New Roman"/>
                 <w:sz w:val="18"/>
               </w:rPr>
-              <w:t>That direct, scope-pending and conditional observations are interchangeable or should be pooled.</w:t>
             </w:r>
           </w:p>
         </w:tc>
@@ -4107,7 +4155,7 @@
         </w:trPr>
         <w:tc>
           <w:tcPr>
-            <w:tcW w:type="dxa" w:w="4773"/>
+            <w:tcW w:type="dxa" w:w="3100"/>
             <w:vAlign w:val="center"/>
             <w:tcMar>
               <w:top w:w="45" w:type="dxa"/>
@@ -4129,19 +4177,19 @@
                 <w:rFonts w:ascii="Times New Roman" w:hAnsi="Times New Roman" w:cs="Times New Roman" w:eastAsia="Times New Roman"/>
                 <w:sz w:val="18"/>
               </w:rPr>
+              <w:t>Marketplace statistics miss where e-commerce grows.</w:t>
             </w:r>
             <w:r>
               <w:rPr>
                 <w:rFonts w:ascii="Times New Roman" w:hAnsi="Times New Roman" w:cs="Times New Roman" w:eastAsia="Times New Roman"/>
                 <w:sz w:val="18"/>
               </w:rPr>
-              <w:t>Issuer revenue components can arithmetically reconcile selected divergences.</w:t>
             </w:r>
           </w:p>
         </w:tc>
         <w:tc>
           <w:tcPr>
-            <w:tcW w:type="dxa" w:w="4773"/>
+            <w:tcW w:type="dxa" w:w="6447"/>
             <w:vAlign w:val="center"/>
             <w:tcMar>
               <w:top w:w="45" w:type="dxa"/>
@@ -4163,13 +4211,13 @@
                 <w:rFonts w:ascii="Times New Roman" w:hAnsi="Times New Roman" w:cs="Times New Roman" w:eastAsia="Times New Roman"/>
                 <w:sz w:val="18"/>
               </w:rPr>
+              <w:t>98.46% of 2023-2024 growth in e-commerce value falls outside the marketplace component; marketplace share 18.2% to 15.8%. Holds on both the published amount and the rounded-share reconstruction (98.49%).</w:t>
             </w:r>
             <w:r>
               <w:rPr>
                 <w:rFonts w:ascii="Times New Roman" w:hAnsi="Times New Roman" w:cs="Times New Roman" w:eastAsia="Times New Roman"/>
                 <w:sz w:val="18"/>
               </w:rPr>
-              <w:t>A causal treatment effect of incentives, monetization or accounting choices.</w:t>
             </w:r>
           </w:p>
         </w:tc>
@@ -4180,7 +4228,80 @@
         </w:trPr>
         <w:tc>
           <w:tcPr>
-            <w:tcW w:type="dxa" w:w="4773"/>
+            <w:tcW w:type="dxa" w:w="3100"/>
+            <w:vAlign w:val="center"/>
+            <w:tcMar>
+              <w:top w:w="45" w:type="dxa"/>
+              <w:bottom w:w="45" w:type="dxa"/>
+              <w:left w:w="55" w:type="dxa"/>
+              <w:right w:w="55" w:type="dxa"/>
+              <w:start w:w="38" w:type="dxa"/>
+              <w:end w:w="38" w:type="dxa"/>
+            </w:tcMar>
+          </w:tcPr>
+          <w:p>
+            <w:pPr>
+              <w:keepNext/>
+              <w:spacing w:after="0" w:before="0" w:line="240" w:lineRule="auto"/>
+              <w:jc w:val="left"/>
+            </w:pPr>
+            <w:r>
+              <w:rPr>
+                <w:rFonts w:ascii="Times New Roman" w:hAnsi="Times New Roman" w:cs="Times New Roman" w:eastAsia="Times New Roman"/>
+                <w:sz w:val="18"/>
+              </w:rPr>
+              <w:t>Payment data overstate commerce growth.</w:t>
+            </w:r>
+            <w:r>
+              <w:rPr>
+                <w:rFonts w:ascii="Times New Roman" w:hAnsi="Times New Roman" w:cs="Times New Roman" w:eastAsia="Times New Roman"/>
+                <w:sz w:val="18"/>
+              </w:rPr>
+            </w:r>
+          </w:p>
+        </w:tc>
+        <w:tc>
+          <w:tcPr>
+            <w:tcW w:type="dxa" w:w="6447"/>
+            <w:vAlign w:val="center"/>
+            <w:tcMar>
+              <w:top w:w="45" w:type="dxa"/>
+              <w:bottom w:w="45" w:type="dxa"/>
+              <w:left w:w="55" w:type="dxa"/>
+              <w:right w:w="55" w:type="dxa"/>
+              <w:start w:w="38" w:type="dxa"/>
+              <w:end w:w="38" w:type="dxa"/>
+            </w:tcMar>
+          </w:tcPr>
+          <w:p>
+            <w:pPr>
+              <w:keepNext/>
+              <w:spacing w:after="0" w:before="0" w:line="240" w:lineRule="auto"/>
+              <w:jc w:val="left"/>
+            </w:pPr>
+            <w:r>
+              <w:rPr>
+                <w:rFonts w:ascii="Times New Roman" w:hAnsi="Times New Roman" w:cs="Times New Roman" w:eastAsia="Times New Roman"/>
+                <w:sz w:val="18"/>
+              </w:rPr>
+              <w:t>Electronic-money, mobile-banking and QRIS payment value grew 1.8 to 11 times as fast as e-commerce value, 2023-2024.</w:t>
+            </w:r>
+            <w:r>
+              <w:rPr>
+                <w:rFonts w:ascii="Times New Roman" w:hAnsi="Times New Roman" w:cs="Times New Roman" w:eastAsia="Times New Roman"/>
+                <w:sz w:val="18"/>
+              </w:rPr>
+            </w:r>
+          </w:p>
+        </w:tc>
+      </w:tr>
+      <w:tr>
+        <w:trPr>
+          <w:cantSplit/>
+        </w:trPr>
+        <w:tc>
+          <w:tcPr>
+            <w:tcW w:type="dxa" w:w="3100"/>
             <w:vAlign w:val="center"/>
             <w:tcMar>
               <w:top w:w="45" w:type="dxa"/>
@@ -4201,19 +4322,19 @@
                 <w:rFonts w:ascii="Times New Roman" w:hAnsi="Times New Roman" w:cs="Times New Roman" w:eastAsia="Times New Roman"/>
                 <w:sz w:val="18"/>
               </w:rPr>
+              <w:t>Questions the thesis tests further.</w:t>
             </w:r>
             <w:r>
               <w:rPr>
                 <w:rFonts w:ascii="Times New Roman" w:hAnsi="Times New Roman" w:cs="Times New Roman" w:eastAsia="Times New Roman"/>
                 <w:sz w:val="18"/>
               </w:rPr>
-              <w:t>BPS and PMK document wider activity and reporting architecture.</w:t>
             </w:r>
           </w:p>
         </w:tc>
         <w:tc>
           <w:tcPr>
-            <w:tcW w:type="dxa" w:w="4773"/>
+            <w:tcW w:type="dxa" w:w="6447"/>
             <w:vAlign w:val="center"/>
             <w:tcMar>
               <w:top w:w="45" w:type="dxa"/>
@@ -4234,13 +4355,13 @@
                 <w:rFonts w:ascii="Times New Roman" w:hAnsi="Times New Roman" w:cs="Times New Roman" w:eastAsia="Times New Roman"/>
                 <w:sz w:val="18"/>
               </w:rPr>
+              <w:t>Causal effects of incentive choices; business-level validation of the BPS recordkeeping association (province r = 0.309, p = 0.066); operational performance of PMK 37/2025 after 1 November 2026.</w:t>
             </w:r>
             <w:r>
               <w:rPr>
                 <w:rFonts w:ascii="Times New Roman" w:hAnsi="Times New Roman" w:cs="Times New Roman" w:eastAsia="Times New Roman"/>
                 <w:sz w:val="18"/>
               </w:rPr>
-              <w:t>A firm-level causal effect or a completed compliance / tax-revenue effect.</w:t>
             </w:r>
           </w:p>
         </w:tc>
@@ -4259,7 +4380,7 @@
           <w:i w:val="0"/>
           <w:sz w:val="24"/>
         </w:rPr>
-        <w:t>Table 5 summarizes the inferential boundaries that govern the proposal. Measurement, accounting reconciliation and institutional interpretation are kept separate so that evidence from one layer is not used for claims belonging to another.</w:t>
+        <w:t>Table 5 sets each claim against its evidence and the robustness tests it survives. The sample is small and the evidence descriptive, so the thesis reports tests rather than population estimates. What it establishes is that the standard records of digital commerce diverge by magnitudes too large for measurement or policy to ignore.</w:t>
       </w:r>
     </w:p>
     <w:p>
@@ -4273,7 +4394,7 @@
           <w:i w:val="0"/>
           <w:sz w:val="24"/>
         </w:rPr>
-        <w:t>Two sample decisions remain for the advisor / committee: whether Blibli 3P Retail and Bukalapak Group are admissible in the final longitudinal core, and whether Grab and Shopee should remain sensitivity evidence only. The proposal exposes those decisions rather than treating them as already approved.</w:t>
+        <w:t>Two sample decisions are put to the committee: whether Blibli 3P Retail and Bukalapak Group enter the final longitudinal core, and whether Grab and Shopee remain sensitivity evidence. The central claim holds under either outcome: the divergence result holds under both admission rules in Table 4, and the level result holds on the Tokopedia pair alone.</w:t>
       </w:r>
     </w:p>
     <w:p>
@@ -4303,7 +4424,7 @@
           <w:i w:val="0"/>
           <w:sz w:val="24"/>
         </w:rPr>
-        <w:t>After the proposal examination the approved sample boundary will be frozen and the requested checks completed during October-November 2026, with the full manuscript rebuilt around that boundary before the final defence. Robustness, ASEAN/payment extensions, detailed source reconciliation, and the complete verification ledger remain available in the repository and advisor data package rather than occupying proposal space. Table 6 sets out that schedule; the empirical backend is already assembled, so what remains is sample admission, requested analysis, and manuscript construction.</w:t>
+        <w:t>After the proposal examination the approved sample boundary will be frozen and the requested checks completed during October-November 2026, with the full manuscript rebuilt around that boundary before the final defence. Robustness, ASEAN/payment extensions, detailed source reconciliation, and the complete verification ledger remain available in the repository and advisor data package. Table 6 sets out that schedule; the empirical backend is already assembled, so what remains is sample admission, requested analysis, and manuscript construction.</w:t>
       </w:r>
     </w:p>
     <w:p>
@@ -4352,6 +4473,7 @@
           </w:tcPr>
           <w:p>
             <w:pPr>
+              <w:keepNext/>
               <w:spacing w:after="0" w:before="0" w:line="240" w:lineRule="auto"/>
             </w:pPr>
             <w:r>
@@ -4384,6 +4506,7 @@
           </w:tcPr>
           <w:p>
             <w:pPr>
+              <w:keepNext/>
               <w:spacing w:after="0" w:before="0" w:line="240" w:lineRule="auto"/>
             </w:pPr>
             <w:r>
@@ -4421,6 +4544,7 @@
           </w:tcPr>
           <w:p>
             <w:pPr>
+              <w:keepNext/>
               <w:spacing w:after="0" w:before="0" w:line="240" w:lineRule="auto"/>
             </w:pPr>
             <w:r>
@@ -4452,6 +4576,7 @@
           </w:tcPr>
           <w:p>
             <w:pPr>
+              <w:keepNext/>
               <w:spacing w:after="0" w:before="0" w:line="240" w:lineRule="auto"/>
             </w:pPr>
             <w:r>
@@ -4488,6 +4613,7 @@
           </w:tcPr>
           <w:p>
             <w:pPr>
+              <w:keepNext/>
               <w:spacing w:after="0" w:before="0" w:line="240" w:lineRule="auto"/>
             </w:pPr>
             <w:r>
@@ -4519,6 +4645,7 @@
           </w:tcPr>
           <w:p>
             <w:pPr>
+              <w:keepNext/>
               <w:spacing w:after="0" w:before="0" w:line="240" w:lineRule="auto"/>
             </w:pPr>
             <w:r>
@@ -4616,7 +4743,7 @@
           <w:i w:val="0"/>
           <w:sz w:val="24"/>
         </w:rPr>
-        <w:t>The proposal therefore establishes that the invisible wedge is measurable in Indonesia, that it moves over time in ways disclosed accounting components can partly explain, and that the wider activity and its records extend well beyond the platform revenue line. What remains is adjudication rather than data collection: fixing the sample boundary, completing the checks the committee requires, and rebuilding the manuscript on that decision. The measurement, the evidence tiers and the reproducible backend are already in place to support whichever boundary is approved.</w:t>
+        <w:t>The proposal establishes that the records used to measure Indonesia's platform economy diverge far more than their interchangeable use assumes. Platform revenue understates the level of platform commerce by more than an order of magnitude and misstates its growth, marketplace statistics miss almost all of the recent expansion, and payment data outrun commerce by up to eleven times. What remains is to fix the sample boundary, complete the checks the committee requires and build the thesis on that decision; the data, the evidence tiers and the reproducible backend are already in place.</w:t>
       </w:r>
     </w:p>
     <w:p>
@@ -4685,6 +4812,7 @@
           </w:tcPr>
           <w:p>
             <w:pPr>
+              <w:keepNext/>
               <w:spacing w:before="0" w:after="0" w:line="240" w:lineRule="auto"/>
               <w:jc w:val="left"/>
             </w:pPr>
@@ -4720,6 +4848,7 @@
           </w:tcPr>
           <w:p>
             <w:pPr>
+              <w:keepNext/>
               <w:spacing w:before="0" w:after="0" w:line="240" w:lineRule="auto"/>
               <w:jc w:val="left"/>
             </w:pPr>
@@ -4755,6 +4884,7 @@
           </w:tcPr>
           <w:p>
             <w:pPr>
+              <w:keepNext/>
               <w:spacing w:before="0" w:after="0" w:line="240" w:lineRule="auto"/>
               <w:jc w:val="left"/>
             </w:pPr>
@@ -4790,6 +4920,7 @@
           </w:tcPr>
           <w:p>
             <w:pPr>
+              <w:keepNext/>
               <w:spacing w:before="0" w:after="0" w:line="240" w:lineRule="auto"/>
               <w:jc w:val="left"/>
             </w:pPr>
@@ -4830,6 +4961,7 @@
           </w:tcPr>
           <w:p>
             <w:pPr>
+              <w:keepNext/>
               <w:spacing w:before="0" w:after="0" w:line="240" w:lineRule="auto"/>
               <w:jc w:val="left"/>
             </w:pPr>
@@ -4864,6 +4996,7 @@
           </w:tcPr>
           <w:p>
             <w:pPr>
+              <w:keepNext/>
               <w:spacing w:before="0" w:after="0" w:line="240" w:lineRule="auto"/>
               <w:jc w:val="left"/>
             </w:pPr>
@@ -4898,6 +5031,7 @@
           </w:tcPr>
           <w:p>
             <w:pPr>
+              <w:keepNext/>
               <w:spacing w:before="0" w:after="0" w:line="240" w:lineRule="auto"/>
               <w:jc w:val="left"/>
             </w:pPr>
@@ -4932,6 +5066,7 @@
           </w:tcPr>
           <w:p>
             <w:pPr>
+              <w:keepNext/>
               <w:spacing w:before="0" w:after="0" w:line="240" w:lineRule="auto"/>
               <w:jc w:val="left"/>
             </w:pPr>
@@ -4971,6 +5106,7 @@
           </w:tcPr>
           <w:p>
             <w:pPr>
+              <w:keepNext/>
               <w:spacing w:before="0" w:after="0" w:line="240" w:lineRule="auto"/>
               <w:jc w:val="left"/>
             </w:pPr>
@@ -5005,6 +5141,7 @@
           </w:tcPr>
           <w:p>
             <w:pPr>
+              <w:keepNext/>
               <w:spacing w:before="0" w:after="0" w:line="240" w:lineRule="auto"/>
               <w:jc w:val="left"/>
             </w:pPr>
@@ -5039,6 +5176,7 @@
           </w:tcPr>
           <w:p>
             <w:pPr>
+              <w:keepNext/>
               <w:spacing w:before="0" w:after="0" w:line="240" w:lineRule="auto"/>
               <w:jc w:val="left"/>
             </w:pPr>
@@ -5073,6 +5211,7 @@
           </w:tcPr>
           <w:p>
             <w:pPr>
+              <w:keepNext/>
               <w:spacing w:before="0" w:after="0" w:line="240" w:lineRule="auto"/>
               <w:jc w:val="left"/>
             </w:pPr>
@@ -5112,6 +5251,7 @@
           </w:tcPr>
           <w:p>
             <w:pPr>
+              <w:keepNext/>
               <w:spacing w:before="0" w:after="0" w:line="240" w:lineRule="auto"/>
               <w:jc w:val="left"/>
             </w:pPr>
@@ -5146,6 +5286,7 @@
           </w:tcPr>
           <w:p>
             <w:pPr>
+              <w:keepNext/>
               <w:spacing w:before="0" w:after="0" w:line="240" w:lineRule="auto"/>
               <w:jc w:val="left"/>
             </w:pPr>
@@ -5180,6 +5321,7 @@
           </w:tcPr>
           <w:p>
             <w:pPr>
+              <w:keepNext/>
               <w:spacing w:before="0" w:after="0" w:line="240" w:lineRule="auto"/>
               <w:jc w:val="left"/>
             </w:pPr>
@@ -5214,6 +5356,7 @@
           </w:tcPr>
           <w:p>
             <w:pPr>
+              <w:keepNext/>
               <w:spacing w:before="0" w:after="0" w:line="240" w:lineRule="auto"/>
               <w:jc w:val="left"/>
             </w:pPr>
@@ -5253,6 +5396,7 @@
           </w:tcPr>
           <w:p>
             <w:pPr>
+              <w:keepNext/>
               <w:spacing w:before="0" w:after="0" w:line="240" w:lineRule="auto"/>
               <w:jc w:val="left"/>
             </w:pPr>
@@ -5287,6 +5431,7 @@
           </w:tcPr>
           <w:p>
             <w:pPr>
+              <w:keepNext/>
               <w:spacing w:before="0" w:after="0" w:line="240" w:lineRule="auto"/>
               <w:jc w:val="left"/>
             </w:pPr>
@@ -5321,6 +5466,7 @@
           </w:tcPr>
           <w:p>
             <w:pPr>
+              <w:keepNext/>
               <w:spacing w:before="0" w:after="0" w:line="240" w:lineRule="auto"/>
               <w:jc w:val="left"/>
             </w:pPr>
@@ -5355,6 +5501,7 @@
           </w:tcPr>
           <w:p>
             <w:pPr>
+              <w:keepNext/>
               <w:spacing w:before="0" w:after="0" w:line="240" w:lineRule="auto"/>
               <w:jc w:val="left"/>
             </w:pPr>
@@ -5394,6 +5541,7 @@
           </w:tcPr>
           <w:p>
             <w:pPr>
+              <w:keepNext/>
               <w:spacing w:before="0" w:after="0" w:line="240" w:lineRule="auto"/>
               <w:jc w:val="left"/>
             </w:pPr>
@@ -5428,6 +5576,7 @@
           </w:tcPr>
           <w:p>
             <w:pPr>
+              <w:keepNext/>
               <w:spacing w:before="0" w:after="0" w:line="240" w:lineRule="auto"/>
               <w:jc w:val="left"/>
             </w:pPr>
@@ -5462,6 +5611,7 @@
           </w:tcPr>
           <w:p>
             <w:pPr>
+              <w:keepNext/>
               <w:spacing w:before="0" w:after="0" w:line="240" w:lineRule="auto"/>
               <w:jc w:val="left"/>
             </w:pPr>
@@ -5496,6 +5646,7 @@
           </w:tcPr>
           <w:p>
             <w:pPr>
+              <w:keepNext/>
               <w:spacing w:before="0" w:after="0" w:line="240" w:lineRule="auto"/>
               <w:jc w:val="left"/>
             </w:pPr>
@@ -5535,6 +5686,7 @@
           </w:tcPr>
           <w:p>
             <w:pPr>
+              <w:keepNext/>
               <w:spacing w:before="0" w:after="0" w:line="240" w:lineRule="auto"/>
               <w:jc w:val="left"/>
             </w:pPr>
@@ -5569,6 +5721,7 @@
           </w:tcPr>
           <w:p>
             <w:pPr>
+              <w:keepNext/>
               <w:spacing w:before="0" w:after="0" w:line="240" w:lineRule="auto"/>
               <w:jc w:val="left"/>
             </w:pPr>
@@ -5603,6 +5756,7 @@
           </w:tcPr>
           <w:p>
             <w:pPr>
+              <w:keepNext/>
               <w:spacing w:before="0" w:after="0" w:line="240" w:lineRule="auto"/>
               <w:jc w:val="left"/>
             </w:pPr>
@@ -5637,6 +5791,7 @@
           </w:tcPr>
           <w:p>
             <w:pPr>
+              <w:keepNext/>
               <w:spacing w:before="0" w:after="0" w:line="240" w:lineRule="auto"/>
               <w:jc w:val="left"/>
             </w:pPr>

--- a/papers/current/Invisible_Ledger_Thesis_Proposal_FINAL_2026-09-14.docx
+++ b/papers/current/Invisible_Ledger_Thesis_Proposal_FINAL_2026-09-14.docx
@@ -128,7 +128,7 @@
       <w:pPr>
         <w:pStyle w:val="Heading1"/>
         <w:keepNext/>
-        <w:spacing w:before="140" w:after="50"/>
+        <w:spacing w:before="140" w:after="80"/>
         <w:jc w:val="left"/>
       </w:pPr>
       <w:r>
@@ -158,7 +158,7 @@
       <w:pPr>
         <w:pStyle w:val="Heading1"/>
         <w:keepNext/>
-        <w:spacing w:before="140" w:after="50"/>
+        <w:spacing w:before="140" w:after="80"/>
         <w:jc w:val="left"/>
       </w:pPr>
       <w:r>
@@ -244,7 +244,7 @@
     </w:p>
     <w:p>
       <w:pPr>
-        <w:spacing w:line="247" w:lineRule="auto" w:after="50" w:before="0"/>
+        <w:spacing w:line="247" w:lineRule="auto" w:after="80" w:before="0"/>
         <w:jc w:val="both"/>
       </w:pPr>
       <w:r>
@@ -258,7 +258,7 @@
     </w:p>
     <w:p>
       <w:pPr>
-        <w:spacing w:before="60" w:after="50" w:line="247" w:lineRule="auto"/>
+        <w:spacing w:before="60" w:after="80" w:line="247" w:lineRule="auto"/>
         <w:jc w:val="center"/>
       </w:pPr>
       <w:r>
@@ -317,6 +317,7 @@
       </w:r>
       <w:r>
         <w:rPr>
+          <w:rFonts w:ascii="Times New Roman" w:hAnsi="Times New Roman" w:eastAsia="Times New Roman"/>
           <w:b w:val="0"/>
           <w:sz w:val="24"/>
         </w:rPr>
@@ -339,6 +340,7 @@
       </w:r>
       <w:r>
         <w:rPr>
+          <w:rFonts w:ascii="Times New Roman" w:hAnsi="Times New Roman" w:eastAsia="Times New Roman"/>
           <w:b w:val="0"/>
           <w:sz w:val="24"/>
         </w:rPr>
@@ -361,6 +363,7 @@
       </w:r>
       <w:r>
         <w:rPr>
+          <w:rFonts w:ascii="Times New Roman" w:hAnsi="Times New Roman" w:eastAsia="Times New Roman"/>
           <w:b w:val="0"/>
           <w:sz w:val="24"/>
         </w:rPr>
@@ -400,7 +403,7 @@
       <w:pPr>
         <w:pStyle w:val="Heading1"/>
         <w:keepNext/>
-        <w:spacing w:before="140" w:after="50"/>
+        <w:spacing w:before="140" w:after="80"/>
         <w:jc w:val="left"/>
       </w:pPr>
       <w:r>
@@ -550,7 +553,7 @@
       <w:pPr>
         <w:pStyle w:val="Heading1"/>
         <w:keepNext/>
-        <w:spacing w:before="140" w:after="50"/>
+        <w:spacing w:before="140" w:after="80"/>
         <w:jc w:val="left"/>
       </w:pPr>
       <w:r>
@@ -564,7 +567,7 @@
     </w:p>
     <w:p>
       <w:pPr>
-        <w:spacing w:line="247" w:lineRule="auto" w:after="50" w:before="0"/>
+        <w:spacing w:line="247" w:lineRule="auto" w:after="80" w:before="0"/>
         <w:jc w:val="both"/>
       </w:pPr>
       <w:r>
@@ -578,7 +581,7 @@
     </w:p>
     <w:p>
       <w:pPr>
-        <w:spacing w:before="60" w:after="50" w:line="247" w:lineRule="auto"/>
+        <w:spacing w:before="60" w:after="80" w:line="247" w:lineRule="auto"/>
         <w:jc w:val="center"/>
       </w:pPr>
       <w:r>
@@ -688,16 +691,29 @@
         <w:tc>
           <w:tcPr>
             <w:tcW w:type="dxa" w:w="3900"/>
+            <w:tcMar>
+              <w:top w:w="45" w:type="dxa"/>
+              <w:start w:w="38" w:type="dxa"/>
+              <w:bottom w:w="45" w:type="dxa"/>
+              <w:end w:w="38" w:type="dxa"/>
+              <w:left w:w="55" w:type="dxa"/>
+              <w:right w:w="55" w:type="dxa"/>
+            </w:tcMar>
           </w:tcPr>
           <w:p>
             <w:pPr>
               <w:keepNext/>
-              <w:spacing w:after="0" w:line="240" w:lineRule="auto"/>
+              <w:spacing w:after="0" w:line="240" w:lineRule="auto" w:before="0"/>
             </w:pPr>
-            <w:r/>
             <w:r>
               <w:rPr>
-                <w:rFonts w:ascii="Times New Roman" w:hAnsi="Times New Roman"/>
+                <w:rFonts w:ascii="Times New Roman" w:hAnsi="Times New Roman" w:eastAsia="Times New Roman"/>
+                <w:sz w:val="18"/>
+              </w:rPr>
+            </w:r>
+            <w:r>
+              <w:rPr>
+                <w:rFonts w:ascii="Times New Roman" w:hAnsi="Times New Roman" w:eastAsia="Times New Roman"/>
                 <w:b/>
                 <w:sz w:val="18"/>
               </w:rPr>
@@ -708,16 +724,29 @@
         <w:tc>
           <w:tcPr>
             <w:tcW w:type="dxa" w:w="5647"/>
+            <w:tcMar>
+              <w:top w:w="45" w:type="dxa"/>
+              <w:start w:w="38" w:type="dxa"/>
+              <w:bottom w:w="45" w:type="dxa"/>
+              <w:end w:w="38" w:type="dxa"/>
+              <w:left w:w="55" w:type="dxa"/>
+              <w:right w:w="55" w:type="dxa"/>
+            </w:tcMar>
           </w:tcPr>
           <w:p>
             <w:pPr>
               <w:keepNext/>
-              <w:spacing w:after="0" w:line="240" w:lineRule="auto"/>
+              <w:spacing w:after="0" w:line="240" w:lineRule="auto" w:before="0"/>
             </w:pPr>
-            <w:r/>
             <w:r>
               <w:rPr>
-                <w:rFonts w:ascii="Times New Roman" w:hAnsi="Times New Roman"/>
+                <w:rFonts w:ascii="Times New Roman" w:hAnsi="Times New Roman" w:eastAsia="Times New Roman"/>
+                <w:sz w:val="18"/>
+              </w:rPr>
+            </w:r>
+            <w:r>
+              <w:rPr>
+                <w:rFonts w:ascii="Times New Roman" w:hAnsi="Times New Roman" w:eastAsia="Times New Roman"/>
                 <w:b/>
                 <w:sz w:val="18"/>
               </w:rPr>
@@ -733,16 +762,29 @@
         <w:tc>
           <w:tcPr>
             <w:tcW w:type="dxa" w:w="3900"/>
+            <w:tcMar>
+              <w:top w:w="45" w:type="dxa"/>
+              <w:start w:w="38" w:type="dxa"/>
+              <w:bottom w:w="45" w:type="dxa"/>
+              <w:end w:w="38" w:type="dxa"/>
+              <w:left w:w="55" w:type="dxa"/>
+              <w:right w:w="55" w:type="dxa"/>
+            </w:tcMar>
           </w:tcPr>
           <w:p>
             <w:pPr>
               <w:keepNext/>
-              <w:spacing w:after="0" w:line="240" w:lineRule="auto"/>
+              <w:spacing w:after="0" w:line="240" w:lineRule="auto" w:before="0"/>
             </w:pPr>
-            <w:r/>
             <w:r>
               <w:rPr>
-                <w:rFonts w:ascii="Times New Roman" w:hAnsi="Times New Roman"/>
+                <w:rFonts w:ascii="Times New Roman" w:hAnsi="Times New Roman" w:eastAsia="Times New Roman"/>
+                <w:sz w:val="18"/>
+              </w:rPr>
+            </w:r>
+            <w:r>
+              <w:rPr>
+                <w:rFonts w:ascii="Times New Roman" w:hAnsi="Times New Roman" w:eastAsia="Times New Roman"/>
                 <w:b w:val="0"/>
                 <w:sz w:val="18"/>
               </w:rPr>
@@ -753,16 +795,29 @@
         <w:tc>
           <w:tcPr>
             <w:tcW w:type="dxa" w:w="5647"/>
+            <w:tcMar>
+              <w:top w:w="45" w:type="dxa"/>
+              <w:start w:w="38" w:type="dxa"/>
+              <w:bottom w:w="45" w:type="dxa"/>
+              <w:end w:w="38" w:type="dxa"/>
+              <w:left w:w="55" w:type="dxa"/>
+              <w:right w:w="55" w:type="dxa"/>
+            </w:tcMar>
           </w:tcPr>
           <w:p>
             <w:pPr>
               <w:keepNext/>
-              <w:spacing w:after="0" w:line="240" w:lineRule="auto"/>
+              <w:spacing w:after="0" w:line="240" w:lineRule="auto" w:before="0"/>
             </w:pPr>
-            <w:r/>
             <w:r>
               <w:rPr>
-                <w:rFonts w:ascii="Times New Roman" w:hAnsi="Times New Roman"/>
+                <w:rFonts w:ascii="Times New Roman" w:hAnsi="Times New Roman" w:eastAsia="Times New Roman"/>
+                <w:sz w:val="18"/>
+              </w:rPr>
+            </w:r>
+            <w:r>
+              <w:rPr>
+                <w:rFonts w:ascii="Times New Roman" w:hAnsi="Times New Roman" w:eastAsia="Times New Roman"/>
                 <w:b w:val="0"/>
                 <w:sz w:val="18"/>
               </w:rPr>
@@ -778,16 +833,29 @@
         <w:tc>
           <w:tcPr>
             <w:tcW w:type="dxa" w:w="3900"/>
+            <w:tcMar>
+              <w:top w:w="45" w:type="dxa"/>
+              <w:start w:w="38" w:type="dxa"/>
+              <w:bottom w:w="45" w:type="dxa"/>
+              <w:end w:w="38" w:type="dxa"/>
+              <w:left w:w="55" w:type="dxa"/>
+              <w:right w:w="55" w:type="dxa"/>
+            </w:tcMar>
           </w:tcPr>
           <w:p>
             <w:pPr>
               <w:keepNext/>
-              <w:spacing w:after="0" w:line="240" w:lineRule="auto"/>
+              <w:spacing w:after="0" w:line="240" w:lineRule="auto" w:before="0"/>
             </w:pPr>
-            <w:r/>
             <w:r>
               <w:rPr>
-                <w:rFonts w:ascii="Times New Roman" w:hAnsi="Times New Roman"/>
+                <w:rFonts w:ascii="Times New Roman" w:hAnsi="Times New Roman" w:eastAsia="Times New Roman"/>
+                <w:sz w:val="18"/>
+              </w:rPr>
+            </w:r>
+            <w:r>
+              <w:rPr>
+                <w:rFonts w:ascii="Times New Roman" w:hAnsi="Times New Roman" w:eastAsia="Times New Roman"/>
                 <w:b w:val="0"/>
                 <w:sz w:val="18"/>
               </w:rPr>
@@ -798,16 +866,29 @@
         <w:tc>
           <w:tcPr>
             <w:tcW w:type="dxa" w:w="5647"/>
+            <w:tcMar>
+              <w:top w:w="45" w:type="dxa"/>
+              <w:start w:w="38" w:type="dxa"/>
+              <w:bottom w:w="45" w:type="dxa"/>
+              <w:end w:w="38" w:type="dxa"/>
+              <w:left w:w="55" w:type="dxa"/>
+              <w:right w:w="55" w:type="dxa"/>
+            </w:tcMar>
           </w:tcPr>
           <w:p>
             <w:pPr>
               <w:keepNext/>
-              <w:spacing w:after="0" w:line="240" w:lineRule="auto"/>
+              <w:spacing w:after="0" w:line="240" w:lineRule="auto" w:before="0"/>
             </w:pPr>
-            <w:r/>
             <w:r>
               <w:rPr>
-                <w:rFonts w:ascii="Times New Roman" w:hAnsi="Times New Roman"/>
+                <w:rFonts w:ascii="Times New Roman" w:hAnsi="Times New Roman" w:eastAsia="Times New Roman"/>
+                <w:sz w:val="18"/>
+              </w:rPr>
+            </w:r>
+            <w:r>
+              <w:rPr>
+                <w:rFonts w:ascii="Times New Roman" w:hAnsi="Times New Roman" w:eastAsia="Times New Roman"/>
                 <w:b w:val="0"/>
                 <w:sz w:val="18"/>
               </w:rPr>
@@ -823,16 +904,29 @@
         <w:tc>
           <w:tcPr>
             <w:tcW w:type="dxa" w:w="3900"/>
+            <w:tcMar>
+              <w:top w:w="45" w:type="dxa"/>
+              <w:start w:w="38" w:type="dxa"/>
+              <w:bottom w:w="45" w:type="dxa"/>
+              <w:end w:w="38" w:type="dxa"/>
+              <w:left w:w="55" w:type="dxa"/>
+              <w:right w:w="55" w:type="dxa"/>
+            </w:tcMar>
           </w:tcPr>
           <w:p>
             <w:pPr>
               <w:keepNext/>
-              <w:spacing w:after="0" w:line="240" w:lineRule="auto"/>
+              <w:spacing w:after="0" w:line="240" w:lineRule="auto" w:before="0"/>
             </w:pPr>
-            <w:r/>
             <w:r>
               <w:rPr>
-                <w:rFonts w:ascii="Times New Roman" w:hAnsi="Times New Roman"/>
+                <w:rFonts w:ascii="Times New Roman" w:hAnsi="Times New Roman" w:eastAsia="Times New Roman"/>
+                <w:sz w:val="18"/>
+              </w:rPr>
+            </w:r>
+            <w:r>
+              <w:rPr>
+                <w:rFonts w:ascii="Times New Roman" w:hAnsi="Times New Roman" w:eastAsia="Times New Roman"/>
                 <w:b w:val="0"/>
                 <w:sz w:val="18"/>
               </w:rPr>
@@ -843,16 +937,29 @@
         <w:tc>
           <w:tcPr>
             <w:tcW w:type="dxa" w:w="5647"/>
+            <w:tcMar>
+              <w:top w:w="45" w:type="dxa"/>
+              <w:start w:w="38" w:type="dxa"/>
+              <w:bottom w:w="45" w:type="dxa"/>
+              <w:end w:w="38" w:type="dxa"/>
+              <w:left w:w="55" w:type="dxa"/>
+              <w:right w:w="55" w:type="dxa"/>
+            </w:tcMar>
           </w:tcPr>
           <w:p>
             <w:pPr>
               <w:keepNext/>
-              <w:spacing w:after="0" w:line="240" w:lineRule="auto"/>
+              <w:spacing w:after="0" w:line="240" w:lineRule="auto" w:before="0"/>
             </w:pPr>
-            <w:r/>
             <w:r>
               <w:rPr>
-                <w:rFonts w:ascii="Times New Roman" w:hAnsi="Times New Roman"/>
+                <w:rFonts w:ascii="Times New Roman" w:hAnsi="Times New Roman" w:eastAsia="Times New Roman"/>
+                <w:sz w:val="18"/>
+              </w:rPr>
+            </w:r>
+            <w:r>
+              <w:rPr>
+                <w:rFonts w:ascii="Times New Roman" w:hAnsi="Times New Roman" w:eastAsia="Times New Roman"/>
                 <w:b w:val="0"/>
                 <w:sz w:val="18"/>
               </w:rPr>
@@ -868,13 +975,23 @@
         <w:tc>
           <w:tcPr>
             <w:tcW w:type="dxa" w:w="3900"/>
+            <w:tcMar>
+              <w:top w:w="45" w:type="dxa"/>
+              <w:start w:w="38" w:type="dxa"/>
+              <w:bottom w:w="45" w:type="dxa"/>
+              <w:end w:w="38" w:type="dxa"/>
+              <w:left w:w="55" w:type="dxa"/>
+              <w:right w:w="55" w:type="dxa"/>
+            </w:tcMar>
           </w:tcPr>
           <w:p>
             <w:pPr>
-              <w:spacing w:after="0" w:line="240" w:lineRule="auto"/>
+              <w:keepNext w:val="0"/>
+              <w:spacing w:after="0" w:line="240" w:lineRule="auto" w:before="0"/>
             </w:pPr>
             <w:r>
               <w:rPr>
+                <w:rFonts w:ascii="Times New Roman" w:hAnsi="Times New Roman" w:eastAsia="Times New Roman"/>
                 <w:b w:val="0"/>
                 <w:sz w:val="18"/>
               </w:rPr>
@@ -885,15 +1002,29 @@
         <w:tc>
           <w:tcPr>
             <w:tcW w:type="dxa" w:w="5647"/>
+            <w:tcMar>
+              <w:top w:w="45" w:type="dxa"/>
+              <w:start w:w="38" w:type="dxa"/>
+              <w:bottom w:w="45" w:type="dxa"/>
+              <w:end w:w="38" w:type="dxa"/>
+              <w:left w:w="55" w:type="dxa"/>
+              <w:right w:w="55" w:type="dxa"/>
+            </w:tcMar>
           </w:tcPr>
           <w:p>
             <w:pPr>
-              <w:spacing w:after="0" w:line="240" w:lineRule="auto"/>
+              <w:keepNext w:val="0"/>
+              <w:spacing w:after="0" w:line="240" w:lineRule="auto" w:before="0"/>
             </w:pPr>
-            <w:r/>
             <w:r>
               <w:rPr>
-                <w:rFonts w:ascii="Times New Roman" w:hAnsi="Times New Roman"/>
+                <w:rFonts w:ascii="Times New Roman" w:hAnsi="Times New Roman" w:eastAsia="Times New Roman"/>
+                <w:sz w:val="18"/>
+              </w:rPr>
+            </w:r>
+            <w:r>
+              <w:rPr>
+                <w:rFonts w:ascii="Times New Roman" w:hAnsi="Times New Roman" w:eastAsia="Times New Roman"/>
                 <w:b w:val="0"/>
                 <w:sz w:val="18"/>
               </w:rPr>
@@ -907,7 +1038,7 @@
       <w:pPr>
         <w:pStyle w:val="Heading1"/>
         <w:keepNext/>
-        <w:spacing w:before="140" w:after="50"/>
+        <w:spacing w:before="140" w:after="80"/>
         <w:jc w:val="left"/>
       </w:pPr>
       <w:r>
@@ -1540,6 +1671,7 @@
           </w:tcPr>
           <w:p>
             <w:pPr>
+              <w:keepNext w:val="0"/>
               <w:spacing w:before="0" w:after="0" w:line="240" w:lineRule="auto"/>
               <w:jc w:val="left"/>
             </w:pPr>
@@ -1567,6 +1699,7 @@
           </w:tcPr>
           <w:p>
             <w:pPr>
+              <w:keepNext w:val="0"/>
               <w:spacing w:before="0" w:after="0" w:line="240" w:lineRule="auto"/>
               <w:jc w:val="left"/>
             </w:pPr>
@@ -1601,6 +1734,7 @@
           </w:tcPr>
           <w:p>
             <w:pPr>
+              <w:keepNext w:val="0"/>
               <w:spacing w:before="0" w:after="0" w:line="240" w:lineRule="auto"/>
               <w:jc w:val="left"/>
             </w:pPr>
@@ -1635,6 +1769,7 @@
           </w:tcPr>
           <w:p>
             <w:pPr>
+              <w:keepNext w:val="0"/>
               <w:spacing w:before="0" w:after="0" w:line="240" w:lineRule="auto"/>
               <w:jc w:val="left"/>
             </w:pPr>
@@ -1659,7 +1794,8 @@
     <w:p>
       <w:pPr>
         <w:keepNext w:val="0"/>
-        <w:spacing w:line="247" w:lineRule="auto" w:after="50" w:before="100"/>
+        <w:keepLines/>
+        <w:spacing w:line="247" w:lineRule="auto" w:after="80" w:before="100"/>
         <w:jc w:val="both"/>
       </w:pPr>
       <w:r>
@@ -1746,7 +1882,7 @@
     </w:p>
     <w:p>
       <w:pPr>
-        <w:spacing w:line="247" w:lineRule="auto" w:after="50" w:before="0"/>
+        <w:spacing w:line="247" w:lineRule="auto" w:after="80" w:before="0"/>
         <w:jc w:val="both"/>
       </w:pPr>
       <w:r>
@@ -1760,7 +1896,7 @@
     </w:p>
     <w:p>
       <w:pPr>
-        <w:spacing w:before="60" w:after="50" w:line="247" w:lineRule="auto"/>
+        <w:spacing w:before="60" w:after="80" w:line="247" w:lineRule="auto"/>
         <w:jc w:val="center"/>
       </w:pPr>
       <w:r>
@@ -1790,7 +1926,7 @@
       <w:pPr>
         <w:pStyle w:val="Heading1"/>
         <w:keepNext/>
-        <w:spacing w:before="140" w:after="50"/>
+        <w:spacing w:before="140" w:after="80"/>
         <w:jc w:val="left"/>
       </w:pPr>
       <w:r>
@@ -2729,6 +2865,7 @@
           </w:tcPr>
           <w:p>
             <w:pPr>
+              <w:keepNext w:val="0"/>
               <w:spacing w:before="0" w:after="0" w:line="240" w:lineRule="auto"/>
               <w:jc w:val="left"/>
             </w:pPr>
@@ -2763,6 +2900,7 @@
           </w:tcPr>
           <w:p>
             <w:pPr>
+              <w:keepNext w:val="0"/>
               <w:spacing w:before="0" w:after="0" w:line="240" w:lineRule="auto"/>
               <w:jc w:val="left"/>
             </w:pPr>
@@ -2797,6 +2935,7 @@
           </w:tcPr>
           <w:p>
             <w:pPr>
+              <w:keepNext w:val="0"/>
               <w:spacing w:before="0" w:after="0" w:line="240" w:lineRule="auto"/>
               <w:jc w:val="left"/>
             </w:pPr>
@@ -2831,6 +2970,7 @@
           </w:tcPr>
           <w:p>
             <w:pPr>
+              <w:keepNext w:val="0"/>
               <w:spacing w:before="0" w:after="0" w:line="240" w:lineRule="auto"/>
               <w:jc w:val="left"/>
             </w:pPr>
@@ -2865,6 +3005,7 @@
           </w:tcPr>
           <w:p>
             <w:pPr>
+              <w:keepNext w:val="0"/>
               <w:spacing w:before="0" w:after="0" w:line="240" w:lineRule="auto"/>
               <w:jc w:val="left"/>
             </w:pPr>
@@ -2899,6 +3040,7 @@
           </w:tcPr>
           <w:p>
             <w:pPr>
+              <w:keepNext w:val="0"/>
               <w:spacing w:before="0" w:after="0" w:line="240" w:lineRule="auto"/>
               <w:jc w:val="left"/>
             </w:pPr>
@@ -2923,7 +3065,8 @@
     <w:p>
       <w:pPr>
         <w:keepNext w:val="0"/>
-        <w:spacing w:line="247" w:lineRule="auto" w:after="50" w:before="100"/>
+        <w:keepLines/>
+        <w:spacing w:line="247" w:lineRule="auto" w:after="80" w:before="100"/>
         <w:jc w:val="both"/>
       </w:pPr>
       <w:r>
@@ -2977,9 +3120,9 @@
         <w:tblLook w:firstColumn="1" w:firstRow="1" w:lastColumn="0" w:lastRow="0" w:noHBand="0" w:noVBand="1" w:val="04A0"/>
       </w:tblPr>
       <w:tblGrid>
-        <w:gridCol w:w="3213"/>
-        <w:gridCol w:w="3213"/>
-        <w:gridCol w:w="3213"/>
+        <w:gridCol w:w="3816"/>
+        <w:gridCol w:w="2865"/>
+        <w:gridCol w:w="2865"/>
       </w:tblGrid>
       <w:tr>
         <w:trPr>
@@ -3553,6 +3696,7 @@
           </w:tcPr>
           <w:p>
             <w:pPr>
+              <w:keepNext w:val="0"/>
               <w:spacing w:before="0" w:after="0" w:line="240" w:lineRule="auto"/>
               <w:jc w:val="left"/>
             </w:pPr>
@@ -3587,6 +3731,7 @@
           </w:tcPr>
           <w:p>
             <w:pPr>
+              <w:keepNext w:val="0"/>
               <w:spacing w:before="0" w:after="0" w:line="240" w:lineRule="auto"/>
               <w:jc w:val="left"/>
             </w:pPr>
@@ -3621,6 +3766,7 @@
           </w:tcPr>
           <w:p>
             <w:pPr>
+              <w:keepNext w:val="0"/>
               <w:spacing w:before="0" w:after="0" w:line="240" w:lineRule="auto"/>
               <w:jc w:val="left"/>
             </w:pPr>
@@ -3645,7 +3791,8 @@
     <w:p>
       <w:pPr>
         <w:keepNext w:val="0"/>
-        <w:spacing w:line="247" w:lineRule="auto" w:after="50" w:before="100"/>
+        <w:keepLines/>
+        <w:spacing w:line="247" w:lineRule="auto" w:after="80" w:before="100"/>
         <w:jc w:val="both"/>
       </w:pPr>
       <w:r>
@@ -3671,7 +3818,7 @@
         </w:rPr>
         <w:drawing>
           <wp:inline xmlns:a="http://schemas.openxmlformats.org/drawingml/2006/main" xmlns:pic="http://schemas.openxmlformats.org/drawingml/2006/picture">
-            <wp:extent cx="6060440" cy="2207136"/>
+            <wp:extent cx="6058799" cy="2206539"/>
             <wp:docPr id="1" name="Picture 1"/>
             <wp:cNvGraphicFramePr>
               <a:graphicFrameLocks noChangeAspect="1"/>
@@ -3692,7 +3839,7 @@
                   <pic:spPr>
                     <a:xfrm>
                       <a:off x="0" y="0"/>
-                      <a:ext cx="6060440" cy="2207136"/>
+                      <a:ext cx="6058799" cy="2206539"/>
                     </a:xfrm>
                     <a:prstGeom prst="rect"/>
                   </pic:spPr>
@@ -3723,7 +3870,7 @@
       <w:pPr>
         <w:keepNext w:val="0"/>
         <w:keepLines/>
-        <w:spacing w:before="90" w:after="50" w:line="247" w:lineRule="auto"/>
+        <w:spacing w:before="90" w:after="80" w:line="247" w:lineRule="auto"/>
         <w:jc w:val="both"/>
       </w:pPr>
       <w:r>
@@ -3855,7 +4002,7 @@
       <w:pPr>
         <w:pStyle w:val="Heading1"/>
         <w:keepNext/>
-        <w:spacing w:before="140" w:after="50"/>
+        <w:spacing w:before="140" w:after="80"/>
         <w:jc w:val="left"/>
       </w:pPr>
       <w:r>
@@ -3885,7 +4032,7 @@
       <w:pPr>
         <w:pStyle w:val="Heading1"/>
         <w:keepNext/>
-        <w:spacing w:before="140" w:after="50"/>
+        <w:spacing w:before="140" w:after="80"/>
         <w:jc w:val="left"/>
       </w:pPr>
       <w:r>
@@ -4314,6 +4461,7 @@
           </w:tcPr>
           <w:p>
             <w:pPr>
+              <w:keepNext w:val="0"/>
               <w:spacing w:after="0" w:before="0" w:line="240" w:lineRule="auto"/>
               <w:jc w:val="left"/>
             </w:pPr>
@@ -4347,6 +4495,7 @@
           </w:tcPr>
           <w:p>
             <w:pPr>
+              <w:keepNext w:val="0"/>
               <w:spacing w:after="0" w:before="0" w:line="240" w:lineRule="auto"/>
               <w:jc w:val="left"/>
             </w:pPr>
@@ -4370,7 +4519,8 @@
     <w:p>
       <w:pPr>
         <w:keepNext w:val="0"/>
-        <w:spacing w:line="247" w:lineRule="auto" w:after="50" w:before="100"/>
+        <w:keepLines/>
+        <w:spacing w:line="247" w:lineRule="auto" w:after="80" w:before="100"/>
         <w:jc w:val="both"/>
       </w:pPr>
       <w:r>
@@ -4401,7 +4551,7 @@
       <w:pPr>
         <w:pStyle w:val="Heading1"/>
         <w:keepNext/>
-        <w:spacing w:before="140" w:after="50"/>
+        <w:spacing w:before="140" w:after="80"/>
         <w:jc w:val="left"/>
       </w:pPr>
       <w:r>
@@ -4452,8 +4602,8 @@
         <w:tblLook w:firstColumn="1" w:firstRow="1" w:lastColumn="0" w:lastRow="0" w:noHBand="0" w:noVBand="1" w:val="04A0"/>
       </w:tblPr>
       <w:tblGrid>
-        <w:gridCol w:w="2000"/>
-        <w:gridCol w:w="6731"/>
+        <w:gridCol w:w="2232"/>
+        <w:gridCol w:w="7315"/>
       </w:tblGrid>
       <w:tr>
         <w:trPr>
@@ -4464,9 +4614,9 @@
             <w:tcW w:type="dxa" w:w="2232"/>
             <w:tcMar>
               <w:top w:w="45" w:type="dxa"/>
-              <w:start w:w="30" w:type="dxa"/>
+              <w:start w:w="38" w:type="dxa"/>
               <w:bottom w:w="45" w:type="dxa"/>
-              <w:end w:w="30" w:type="dxa"/>
+              <w:end w:w="38" w:type="dxa"/>
               <w:left w:w="55" w:type="dxa"/>
               <w:right w:w="55" w:type="dxa"/>
             </w:tcMar>
@@ -4497,9 +4647,9 @@
             <w:tcW w:type="dxa" w:w="7315"/>
             <w:tcMar>
               <w:top w:w="45" w:type="dxa"/>
-              <w:start w:w="30" w:type="dxa"/>
+              <w:start w:w="38" w:type="dxa"/>
               <w:bottom w:w="45" w:type="dxa"/>
-              <w:end w:w="30" w:type="dxa"/>
+              <w:end w:w="38" w:type="dxa"/>
               <w:left w:w="55" w:type="dxa"/>
               <w:right w:w="55" w:type="dxa"/>
             </w:tcMar>
@@ -4535,9 +4685,9 @@
             <w:tcW w:type="dxa" w:w="2232"/>
             <w:tcMar>
               <w:top w:w="45" w:type="dxa"/>
-              <w:start w:w="30" w:type="dxa"/>
+              <w:start w:w="38" w:type="dxa"/>
               <w:bottom w:w="45" w:type="dxa"/>
-              <w:end w:w="30" w:type="dxa"/>
+              <w:end w:w="38" w:type="dxa"/>
               <w:left w:w="55" w:type="dxa"/>
               <w:right w:w="55" w:type="dxa"/>
             </w:tcMar>
@@ -4567,9 +4717,9 @@
             <w:tcW w:type="dxa" w:w="7315"/>
             <w:tcMar>
               <w:top w:w="45" w:type="dxa"/>
-              <w:start w:w="30" w:type="dxa"/>
+              <w:start w:w="38" w:type="dxa"/>
               <w:bottom w:w="45" w:type="dxa"/>
-              <w:end w:w="30" w:type="dxa"/>
+              <w:end w:w="38" w:type="dxa"/>
               <w:left w:w="55" w:type="dxa"/>
               <w:right w:w="55" w:type="dxa"/>
             </w:tcMar>
@@ -4604,9 +4754,9 @@
             <w:tcW w:type="dxa" w:w="2232"/>
             <w:tcMar>
               <w:top w:w="45" w:type="dxa"/>
-              <w:start w:w="30" w:type="dxa"/>
+              <w:start w:w="38" w:type="dxa"/>
               <w:bottom w:w="45" w:type="dxa"/>
-              <w:end w:w="30" w:type="dxa"/>
+              <w:end w:w="38" w:type="dxa"/>
               <w:left w:w="55" w:type="dxa"/>
               <w:right w:w="55" w:type="dxa"/>
             </w:tcMar>
@@ -4636,9 +4786,9 @@
             <w:tcW w:type="dxa" w:w="7315"/>
             <w:tcMar>
               <w:top w:w="45" w:type="dxa"/>
-              <w:start w:w="30" w:type="dxa"/>
+              <w:start w:w="38" w:type="dxa"/>
               <w:bottom w:w="45" w:type="dxa"/>
-              <w:end w:w="30" w:type="dxa"/>
+              <w:end w:w="38" w:type="dxa"/>
               <w:left w:w="55" w:type="dxa"/>
               <w:right w:w="55" w:type="dxa"/>
             </w:tcMar>
@@ -4673,15 +4823,16 @@
             <w:tcW w:type="dxa" w:w="2232"/>
             <w:tcMar>
               <w:top w:w="45" w:type="dxa"/>
-              <w:start w:w="30" w:type="dxa"/>
+              <w:start w:w="38" w:type="dxa"/>
               <w:bottom w:w="45" w:type="dxa"/>
-              <w:end w:w="30" w:type="dxa"/>
+              <w:end w:w="38" w:type="dxa"/>
               <w:left w:w="55" w:type="dxa"/>
               <w:right w:w="55" w:type="dxa"/>
             </w:tcMar>
           </w:tcPr>
           <w:p>
             <w:pPr>
+              <w:keepNext w:val="0"/>
               <w:spacing w:after="0" w:before="0" w:line="240" w:lineRule="auto"/>
             </w:pPr>
             <w:r>
@@ -4704,15 +4855,16 @@
             <w:tcW w:type="dxa" w:w="7315"/>
             <w:tcMar>
               <w:top w:w="45" w:type="dxa"/>
-              <w:start w:w="30" w:type="dxa"/>
+              <w:start w:w="38" w:type="dxa"/>
               <w:bottom w:w="45" w:type="dxa"/>
-              <w:end w:w="30" w:type="dxa"/>
+              <w:end w:w="38" w:type="dxa"/>
               <w:left w:w="55" w:type="dxa"/>
               <w:right w:w="55" w:type="dxa"/>
             </w:tcMar>
           </w:tcPr>
           <w:p>
             <w:pPr>
+              <w:keepNext w:val="0"/>
               <w:spacing w:after="0" w:before="0" w:line="240" w:lineRule="auto"/>
             </w:pPr>
             <w:r>
@@ -4750,7 +4902,7 @@
       <w:pPr>
         <w:pStyle w:val="Heading1"/>
         <w:keepNext/>
-        <w:spacing w:before="120" w:after="50"/>
+        <w:spacing w:before="140" w:after="80"/>
         <w:jc w:val="left"/>
       </w:pPr>
       <w:r>
@@ -4787,10 +4939,10 @@
         <w:tblLook w:firstColumn="1" w:firstRow="1" w:lastColumn="0" w:lastRow="0" w:noHBand="0" w:noVBand="1" w:val="04A0"/>
       </w:tblPr>
       <w:tblGrid>
-        <w:gridCol w:w="2050"/>
-        <w:gridCol w:w="1900"/>
-        <w:gridCol w:w="2400"/>
-        <w:gridCol w:w="2381"/>
+        <w:gridCol w:w="2160"/>
+        <w:gridCol w:w="2160"/>
+        <w:gridCol w:w="3096"/>
+        <w:gridCol w:w="2131"/>
       </w:tblGrid>
       <w:tr>
         <w:trPr>
@@ -5831,6 +5983,7 @@
           </w:tcPr>
           <w:p>
             <w:pPr>
+              <w:keepNext w:val="0"/>
               <w:spacing w:before="0" w:after="0" w:line="240" w:lineRule="auto"/>
               <w:jc w:val="left"/>
             </w:pPr>
@@ -5865,6 +6018,7 @@
           </w:tcPr>
           <w:p>
             <w:pPr>
+              <w:keepNext w:val="0"/>
               <w:spacing w:before="0" w:after="0" w:line="240" w:lineRule="auto"/>
               <w:jc w:val="left"/>
             </w:pPr>
@@ -5899,6 +6053,7 @@
           </w:tcPr>
           <w:p>
             <w:pPr>
+              <w:keepNext w:val="0"/>
               <w:spacing w:before="0" w:after="0" w:line="240" w:lineRule="auto"/>
               <w:jc w:val="left"/>
             </w:pPr>
@@ -5933,6 +6088,7 @@
           </w:tcPr>
           <w:p>
             <w:pPr>
+              <w:keepNext w:val="0"/>
               <w:spacing w:before="0" w:after="0" w:line="240" w:lineRule="auto"/>
               <w:jc w:val="left"/>
             </w:pPr>
@@ -5975,7 +6131,7 @@
         <w:pStyle w:val="Heading1"/>
         <w:keepNext/>
         <w:pageBreakBefore/>
-        <w:spacing w:before="120" w:after="50"/>
+        <w:spacing w:before="120" w:after="80"/>
         <w:jc w:val="left"/>
       </w:pPr>
       <w:r>

--- a/papers/current/Invisible_Ledger_Thesis_Proposal_FINAL_2026-09-14.docx
+++ b/papers/current/Invisible_Ledger_Thesis_Proposal_FINAL_2026-09-14.docx
@@ -172,58 +172,72 @@
     </w:p>
     <w:p>
       <w:pPr>
-        <w:spacing w:line="247" w:lineRule="auto" w:after="80" w:before="0"/>
-        <w:jc w:val="both"/>
+        <w:spacing w:after="80" w:line="247" w:lineRule="auto"/>
       </w:pPr>
       <w:r>
         <w:rPr>
-          <w:rFonts w:ascii="Times New Roman" w:hAnsi="Times New Roman" w:cs="Times New Roman" w:eastAsia="Times New Roman"/>
+          <w:rFonts w:ascii="Times New Roman" w:hAnsi="Times New Roman" w:eastAsia="Times New Roman"/>
+          <w:b w:val="0"/>
           <w:i w:val="0"/>
           <w:sz w:val="24"/>
         </w:rPr>
-        <w:t>Southeast Asia's digital economy grew from US$100 billion in gross transaction value in 2020 to US$263 billion in 2024 (Google, Temasek and Bain 2020, 2024; reported there as gross merchandise value). The numbers used to describe that growth come from three kinds of record: platform accounts, which report what platforms earn; e-commerce and marketplace statistics, which report sales through particular channels; and payment statistics, which report the value moving through digital payment systems. They are commonly used as interchangeable measures of the same activity. This proposal argues that they are not interchangeable, and that treating them as such produces systematically wrong measurement of platform economies. In Indonesia, platform revenue understates the level of the commerce platforms carry by more than an order of magnitude and overstates its growth, marketplace statistics miss almost all of the recent expansion, and payment data grow many times faster than the commerce they settle.</w:t>
+        <w:t>Southeast Asia's digital economy grew from approximately US$100 billion in 2020 to US$263 billion in 2024 (Google, Temasek and Bain 2020, 2024). Digital platform scale, however, is not the same thing as platform revenue. Platforms record transactions, determine participant payouts, and book their own revenue, while national statistics and payment systems record other parts of the same economic activity. These measures are often used interchangeably even though they do not measure the same thing. This paper argues that doing so can produce systematically wrong conclusions about the scale and growth of platform economies.</w:t>
       </w:r>
     </w:p>
     <w:p>
       <w:pPr>
-        <w:spacing w:line="247" w:lineRule="auto" w:after="80" w:before="0"/>
-        <w:jc w:val="both"/>
+        <w:spacing w:after="80" w:line="247" w:lineRule="auto"/>
       </w:pPr>
       <w:r>
         <w:rPr>
-          <w:rFonts w:ascii="Times New Roman" w:hAnsi="Times New Roman" w:cs="Times New Roman" w:eastAsia="Times New Roman"/>
+          <w:rFonts w:ascii="Times New Roman" w:hAnsi="Times New Roman" w:eastAsia="Times New Roman"/>
+          <w:b w:val="0"/>
           <w:i w:val="0"/>
           <w:sz w:val="24"/>
         </w:rPr>
-        <w:t>Suppose a platform processes 100 units of transaction value and recognises 10 as revenue. The other 90 units are recorded in the platform's systems as merchant receipts, driver payouts, inventory costs and other pass-through payments, and never appear as platform revenue. An analyst sizing the platform from its accounts sees 10; an analyst sizing it from its transaction data sees 100. I call the difference the invisible wedge.</w:t>
+        <w:t>Suppose a platform processes 100 units of transaction value but recognizes only 10 as revenue. The remaining 90 are still recorded within the platform's system but do not constitute platform revenue; they may represent merchant receipts, driver payouts, inventory costs, taxes, and other pass-through payments. An analyst using the platform's accounts sees 10, while one measuring the commerce it processes sees 100. I call the difference the invisible wedge.</w:t>
       </w:r>
     </w:p>
     <w:p>
       <w:pPr>
-        <w:spacing w:line="247" w:lineRule="auto" w:after="80" w:before="0"/>
-        <w:jc w:val="both"/>
+        <w:spacing w:after="80" w:line="247" w:lineRule="auto"/>
       </w:pPr>
       <w:r>
         <w:rPr>
-          <w:rFonts w:ascii="Times New Roman" w:hAnsi="Times New Roman" w:cs="Times New Roman" w:eastAsia="Times New Roman"/>
+          <w:rFonts w:ascii="Times New Roman" w:hAnsi="Times New Roman" w:eastAsia="Times New Roman"/>
+          <w:b w:val="0"/>
           <w:i w:val="0"/>
           <w:sz w:val="24"/>
         </w:rPr>
-        <w:t>For FY2023, three documented Indonesian platform cases processed US$43.23 billion of transaction value against US$3.16 billion of recognised revenue, leaving a wedge of US$40.07 billion. The wedge alone is equivalent to 2.9 percent of Indonesia's US$1.371 trillion GDP. It remains above US$20 billion when any one platform is removed, and it moves by less than half a billion dollars across the plausible range of its key monetisation assumption, as Section 5.1 shows.</w:t>
+        <w:t>Indonesia provides a useful empirical setting because several records of the same activity can be compared. Platform companies disclose transaction and revenue information; BPS-Statistics Indonesia, the national statistical agency, reports e-commerce activity; and Bank Indonesia, the country's central bank, reports digital payments. In 2023, the platform comparison covers Shopee and Tokopedia, which together represented about 70 percent of estimated Indonesian marketplace transaction value, together with Grab, a major intermediary in delivery and other digital services. The three cases processed US$43.23 billion of transaction value against US$3.16 billion of recognized revenue, leaving a US$40.07 billion invisible wedge.</w:t>
       </w:r>
     </w:p>
     <w:p>
       <w:pPr>
-        <w:spacing w:line="247" w:lineRule="auto" w:after="80" w:before="0"/>
-        <w:jc w:val="both"/>
+        <w:spacing w:after="80" w:line="247" w:lineRule="auto"/>
       </w:pPr>
       <w:r>
         <w:rPr>
-          <w:rFonts w:ascii="Times New Roman" w:hAnsi="Times New Roman" w:cs="Times New Roman" w:eastAsia="Times New Roman"/>
+          <w:rFonts w:ascii="Times New Roman" w:hAnsi="Times New Roman" w:eastAsia="Times New Roman"/>
+          <w:b w:val="0"/>
           <w:i w:val="0"/>
           <w:sz w:val="24"/>
         </w:rPr>
-        <w:t>The wedge is invisible in a specific sense. Platforms hold detailed, seller-linked records of the full transaction value, but only the revenue share reaches their financial statements, and the transaction records themselves do not routinely enter third-party income reporting. Indonesia's Regulation PMK 37/2025 is the first attempt to route those records to the tax authority, and Section 5.3 shows how small a part of the activity its design can reach.</w:t>
+        <w:t>The difference also changes over time. Across twelve year-to-year comparisons between 2020 and 2025, revenue grew faster than transaction value in ten, with a median divergence of approximately 42 percentage points; in some years the two measures moved in opposite directions. Platform revenue therefore understates the level of platform-mediated commerce while, in most observed years, overstating its growth.</w:t>
+      </w:r>
+    </w:p>
+    <w:p>
+      <w:pPr>
+        <w:spacing w:after="80" w:line="247" w:lineRule="auto"/>
+      </w:pPr>
+      <w:r>
+        <w:rPr>
+          <w:rFonts w:ascii="Times New Roman" w:hAnsi="Times New Roman" w:eastAsia="Times New Roman"/>
+          <w:b w:val="0"/>
+          <w:i w:val="0"/>
+          <w:sz w:val="24"/>
+        </w:rPr>
+        <w:t>The same problem appears beyond company accounts. BPS reports that national e-commerce value grew 17.1 percent between 2023 and 2024, but about 98.5 percent of that increase occurred outside the marketplace component; digital payment measures reported by Bank Indonesia grew substantially faster still. Indonesia's Minister of Finance Regulation No. 37 of 2025, which introduces seller reporting and withholding through designated marketplaces, provides a further test of how platform-held transaction records enter administrative reporting.</w:t>
       </w:r>
     </w:p>
     <w:p>
@@ -231,12 +245,12 @@
         <w:pStyle w:val="Heading2"/>
         <w:keepNext/>
         <w:spacing w:before="90" w:after="30"/>
-        <w:jc w:val="left"/>
       </w:pPr>
       <w:r>
         <w:rPr>
-          <w:rFonts w:ascii="Times New Roman" w:hAnsi="Times New Roman" w:cs="Times New Roman" w:eastAsia="Times New Roman"/>
+          <w:rFonts w:ascii="Times New Roman" w:hAnsi="Times New Roman" w:eastAsia="Times New Roman"/>
           <w:b/>
+          <w:i w:val="0"/>
           <w:sz w:val="24"/>
         </w:rPr>
         <w:t>1.1 Research question and objectives</w:t>
@@ -244,12 +258,12 @@
     </w:p>
     <w:p>
       <w:pPr>
-        <w:spacing w:line="247" w:lineRule="auto" w:after="80" w:before="0"/>
-        <w:jc w:val="both"/>
+        <w:spacing w:after="80" w:line="247" w:lineRule="auto"/>
       </w:pPr>
       <w:r>
         <w:rPr>
-          <w:rFonts w:ascii="Times New Roman" w:hAnsi="Times New Roman" w:cs="Times New Roman" w:eastAsia="Times New Roman"/>
+          <w:rFonts w:ascii="Times New Roman" w:hAnsi="Times New Roman" w:eastAsia="Times New Roman"/>
+          <w:b w:val="0"/>
           <w:i w:val="0"/>
           <w:sz w:val="24"/>
         </w:rPr>
@@ -258,31 +272,45 @@
     </w:p>
     <w:p>
       <w:pPr>
-        <w:spacing w:before="60" w:after="80" w:line="247" w:lineRule="auto"/>
+        <w:spacing w:after="80" w:line="247" w:lineRule="auto"/>
         <w:jc w:val="center"/>
       </w:pPr>
       <w:r>
         <w:rPr>
-          <w:rFonts w:ascii="Times New Roman" w:hAnsi="Times New Roman" w:cs="Times New Roman" w:eastAsia="Times New Roman"/>
+          <w:rFonts w:ascii="Times New Roman" w:hAnsi="Times New Roman" w:eastAsia="Times New Roman"/>
           <w:b/>
-          <w:i/>
+          <w:i w:val="0"/>
           <w:sz w:val="24"/>
         </w:rPr>
-        <w:t>How large is the gap between the commerce Indonesian platforms carry and the revenue their accounts record, how does it move over time, and what does it imply for how the digital economy is measured?</w:t>
+        <w:t>How much economic activity remains invisible when digital platforms are measured through their reported revenue?</w:t>
       </w:r>
     </w:p>
     <w:p>
       <w:pPr>
-        <w:spacing w:line="247" w:lineRule="auto" w:after="80" w:before="0"/>
-        <w:jc w:val="both"/>
+        <w:spacing w:after="80" w:line="247" w:lineRule="auto"/>
       </w:pPr>
       <w:r>
         <w:rPr>
-          <w:rFonts w:ascii="Times New Roman" w:hAnsi="Times New Roman" w:cs="Times New Roman" w:eastAsia="Times New Roman"/>
+          <w:rFonts w:ascii="Times New Roman" w:hAnsi="Times New Roman" w:eastAsia="Times New Roman"/>
+          <w:b w:val="0"/>
           <w:i w:val="0"/>
           <w:sz w:val="24"/>
         </w:rPr>
-        <w:t>The proposal pursues this through three objectives. It measures the wedge across FY2020-FY2025 for five Indonesian platform series, keeping observations separated by how directly they map to Indonesia. It explains the wedge's movements using revenue components the platforms themselves disclose. And it sets platform-based measures against national e-commerce statistics and payment data to establish how far each departs from the others. Evidence from 48 issuer-years of platforms outside Indonesia tests whether the same boundary appears in other markets and business models (Section 5.3).</w:t>
+        <w:t>Indonesia provides the main empirical setting. Three objectives follow: first, to measure the invisible wedge across available platform histories from 2020 to 2025; second, to explain large movements using disclosed changes in monetization, customer incentives, revenue recognition, and reporting scope; and third, to compare the platform evidence with national e-commerce and payment records to determine whether they produce the same account of economic scale and growth.</w:t>
+      </w:r>
+    </w:p>
+    <w:p>
+      <w:pPr>
+        <w:spacing w:after="80" w:line="247" w:lineRule="auto"/>
+      </w:pPr>
+      <w:r>
+        <w:rPr>
+          <w:rFonts w:ascii="Times New Roman" w:hAnsi="Times New Roman" w:eastAsia="Times New Roman"/>
+          <w:b w:val="0"/>
+          <w:i w:val="0"/>
+          <w:sz w:val="24"/>
+        </w:rPr>
+        <w:t>A separate comparison of eight platform businesses outside Indonesia tests whether the same transaction-revenue separation appears under other business models.</w:t>
       </w:r>
     </w:p>
     <w:p>
@@ -290,12 +318,12 @@
         <w:pStyle w:val="Heading2"/>
         <w:keepNext/>
         <w:spacing w:before="90" w:after="30"/>
-        <w:jc w:val="left"/>
       </w:pPr>
       <w:r>
         <w:rPr>
-          <w:rFonts w:ascii="Times New Roman" w:hAnsi="Times New Roman" w:cs="Times New Roman" w:eastAsia="Times New Roman"/>
+          <w:rFonts w:ascii="Times New Roman" w:hAnsi="Times New Roman" w:eastAsia="Times New Roman"/>
           <w:b/>
+          <w:i w:val="0"/>
           <w:sz w:val="24"/>
         </w:rPr>
         <w:t>1.2 Contributions</w:t>
@@ -303,71 +331,58 @@
     </w:p>
     <w:p>
       <w:pPr>
-        <w:spacing w:line="247" w:lineRule="auto" w:after="80" w:before="0"/>
-        <w:jc w:val="both"/>
+        <w:spacing w:after="80" w:line="247" w:lineRule="auto"/>
       </w:pPr>
-      <w:r>
-        <w:rPr>
-          <w:rFonts w:ascii="Times New Roman" w:hAnsi="Times New Roman" w:cs="Times New Roman" w:eastAsia="Times New Roman"/>
-          <w:b/>
-          <w:i w:val="0"/>
-          <w:sz w:val="24"/>
-        </w:rPr>
-        <w:t xml:space="preserve">First, a longitudinal measure of the wedge. </w:t>
-      </w:r>
       <w:r>
         <w:rPr>
           <w:rFonts w:ascii="Times New Roman" w:hAnsi="Times New Roman" w:eastAsia="Times New Roman"/>
           <w:b w:val="0"/>
+          <w:i w:val="0"/>
           <w:sz w:val="24"/>
         </w:rPr>
-        <w:t>The evidence extends from a single-year snapshot to seventeen platform-year observations over FY2020-FY2025, and shows that the ratio of transaction value to revenue changes substantially within the same platform from year to year.</w:t>
+        <w:t>First, the study develops the invisible wedge from a one-year estimate into a measure that can be followed over time. From 2020 to 2025, revenue grows faster than transaction value in ten of twelve annual comparisons, showing that platform revenue is not a stable measure of either the level or the growth of platform-mediated commerce.</w:t>
       </w:r>
     </w:p>
     <w:p>
       <w:pPr>
-        <w:spacing w:line="247" w:lineRule="auto" w:after="80" w:before="0"/>
-        <w:jc w:val="both"/>
+        <w:spacing w:after="80" w:line="247" w:lineRule="auto"/>
       </w:pPr>
-      <w:r>
-        <w:rPr>
-          <w:rFonts w:ascii="Times New Roman" w:hAnsi="Times New Roman" w:cs="Times New Roman" w:eastAsia="Times New Roman"/>
-          <w:b/>
-          <w:i w:val="0"/>
-          <w:sz w:val="24"/>
-        </w:rPr>
-        <w:t xml:space="preserve">Second, a mechanism. </w:t>
-      </w:r>
       <w:r>
         <w:rPr>
           <w:rFonts w:ascii="Times New Roman" w:hAnsi="Times New Roman" w:eastAsia="Times New Roman"/>
           <w:b w:val="0"/>
+          <w:i w:val="0"/>
           <w:sz w:val="24"/>
         </w:rPr>
-        <w:t>Material movements in the wedge are traced to disclosed monetisation, customer incentives, gross-versus-net recognition and business perimeter. In the cleanest case, Tokopedia's net revenue rose 53.2 percent in a year in which its transaction value fell 8.9 percent, mostly through lower customer incentives.</w:t>
+        <w:t>Second, I examine why the wedge moves using accounting components disclosed by the platforms themselves. Between 2022 and 2023, Tokopedia's transaction value fell 8.9 percent while selected third-party net revenue rose 53.2 percent. About 60.6 percent of the arithmetic increase in net revenue is associated with lower customer incentives, with the remainder associated with higher gross revenue.</w:t>
       </w:r>
     </w:p>
     <w:p>
       <w:pPr>
-        <w:spacing w:line="247" w:lineRule="auto" w:after="80" w:before="0"/>
-        <w:jc w:val="both"/>
+        <w:spacing w:after="80" w:line="247" w:lineRule="auto"/>
       </w:pPr>
-      <w:r>
-        <w:rPr>
-          <w:rFonts w:ascii="Times New Roman" w:hAnsi="Times New Roman" w:cs="Times New Roman" w:eastAsia="Times New Roman"/>
-          <w:b/>
-          <w:i w:val="0"/>
-          <w:sz w:val="24"/>
-        </w:rPr>
-        <w:t xml:space="preserve">Third, a demonstration that the standard measures of digital commerce are not interchangeable. </w:t>
-      </w:r>
       <w:r>
         <w:rPr>
           <w:rFonts w:ascii="Times New Roman" w:hAnsi="Times New Roman" w:eastAsia="Times New Roman"/>
           <w:b w:val="0"/>
+          <w:i w:val="0"/>
           <w:sz w:val="24"/>
         </w:rPr>
-        <w:t>Combining issuer evidence with national statistics from BPS-Statistics Indonesia (Badan Pusat Statistik), Bank Indonesia payment data and Regulation PMK 37/2025 (Peraturan Menteri Keuangan), administered by the Directorate General of Taxes (DJP), the thesis shows that platform revenue, marketplace statistics and payment data each misstate Indonesian digital commerce in a different direction, and that the new marketplace reporting regime inherits the limits of the channel it targets.</w:t>
+        <w:t>Third, I extend the comparison beyond company accounts. National e-commerce statistics show that almost all of Indonesia's 2023–2024 growth occurred outside the marketplace component, while digital payment measures grew substantially faster than e-commerce value. The records therefore produce different conclusions about the scale, growth, and location of digital activity.</w:t>
+      </w:r>
+    </w:p>
+    <w:p>
+      <w:pPr>
+        <w:spacing w:after="80" w:line="247" w:lineRule="auto"/>
+      </w:pPr>
+      <w:r>
+        <w:rPr>
+          <w:rFonts w:ascii="Times New Roman" w:hAnsi="Times New Roman" w:eastAsia="Times New Roman"/>
+          <w:b w:val="0"/>
+          <w:i w:val="0"/>
+          <w:sz w:val="24"/>
+        </w:rPr>
+        <w:t>Fourth, I test whether the main findings survive alternative assumptions, sample rules, and external platform evidence rather than depending on one preferred construction.</w:t>
       </w:r>
     </w:p>
     <w:p>
@@ -375,12 +390,12 @@
         <w:pStyle w:val="Heading2"/>
         <w:keepNext/>
         <w:spacing w:before="90" w:after="30"/>
-        <w:jc w:val="left"/>
       </w:pPr>
       <w:r>
         <w:rPr>
-          <w:rFonts w:ascii="Times New Roman" w:hAnsi="Times New Roman" w:cs="Times New Roman" w:eastAsia="Times New Roman"/>
+          <w:rFonts w:ascii="Times New Roman" w:hAnsi="Times New Roman" w:eastAsia="Times New Roman"/>
           <w:b/>
+          <w:i w:val="0"/>
           <w:sz w:val="24"/>
         </w:rPr>
         <w:t>1.3 Positioning the contribution</w:t>
@@ -388,15 +403,16 @@
     </w:p>
     <w:p>
       <w:pPr>
-        <w:spacing w:before="0" w:after="80" w:line="247" w:lineRule="auto"/>
-        <w:jc w:val="both"/>
+        <w:spacing w:after="80" w:line="247" w:lineRule="auto"/>
       </w:pPr>
       <w:r>
         <w:rPr>
-          <w:rFonts w:ascii="Times New Roman" w:hAnsi="Times New Roman" w:cs="Times New Roman" w:eastAsia="Times New Roman"/>
+          <w:rFonts w:ascii="Times New Roman" w:hAnsi="Times New Roman" w:eastAsia="Times New Roman"/>
+          <w:b w:val="0"/>
+          <w:i w:val="0"/>
           <w:sz w:val="24"/>
         </w:rPr>
-        <w:t>The contribution is a finance measurement problem before it is a tax-policy one. Investors, statistical agencies and tax authorities each draw conclusions about the scale, growth and monetisation of platform businesses from whichever record they have to hand, and those conclusions differ because the records differ. De Franco, Kothari and Verdi (2011) show that users draw better inferences when accounting bases are comparable, and Berg et al. (2020) show that intermediary-held digital traces carry information conventional records lack. This proposal applies both results to platform economies and shows that the choice of record, usually treated as a question of data availability, changes the answer.</w:t>
+        <w:t>The contribution is a finance measurement problem before it is a tax-policy one. Platform accounts make the intermediation boundary observable, but that boundary affects the conclusions investors, researchers, statistical agencies, and policymakers draw about scale, growth, and monetization. De Franco, Kothari and Verdi (2011) show why comparable accounting bases matter, while Berg et al. (2020) show that intermediary-held digital traces contain information conventional records can miss. This paper applies those ideas to platform economies and shows that the measure chosen to describe digital activity can change the economic conclusion.</w:t>
       </w:r>
     </w:p>
     <w:p>
@@ -417,32 +433,16 @@
     </w:p>
     <w:p>
       <w:pPr>
-        <w:pStyle w:val="Heading2"/>
-        <w:keepNext/>
-        <w:spacing w:before="90" w:after="30"/>
-        <w:jc w:val="left"/>
+        <w:spacing w:after="80" w:line="247" w:lineRule="auto"/>
       </w:pPr>
       <w:r>
         <w:rPr>
-          <w:rFonts w:ascii="Times New Roman" w:hAnsi="Times New Roman" w:cs="Times New Roman" w:eastAsia="Times New Roman"/>
-          <w:b/>
-          <w:sz w:val="24"/>
-        </w:rPr>
-        <w:t>2.1 Platform economics and revenue recognition</w:t>
-      </w:r>
-    </w:p>
-    <w:p>
-      <w:pPr>
-        <w:spacing w:line="247" w:lineRule="auto" w:after="80" w:before="0"/>
-        <w:jc w:val="both"/>
-      </w:pPr>
-      <w:r>
-        <w:rPr>
-          <w:rFonts w:ascii="Times New Roman" w:hAnsi="Times New Roman" w:cs="Times New Roman" w:eastAsia="Times New Roman"/>
+          <w:rFonts w:ascii="Times New Roman" w:hAnsi="Times New Roman" w:eastAsia="Times New Roman"/>
+          <w:b w:val="0"/>
           <w:i w:val="0"/>
           <w:sz w:val="24"/>
         </w:rPr>
-        <w:t>Multisided-platform theory explains why a platform's revenue need not track the transaction value it coordinates (Rochet and Tirole 2003; Caillaud and Jullien 2003; Parker and Van Alstyne 2005; Armstrong 2006; Hagiu and Wright 2015; Evans and Schmalensee 2016). Accounting determines how much of that value becomes revenue: principal-agent treatment under IFRS 15 (International Accounting Standards Board 2014), customer incentives, service mix, acquisitions and reporting perimeter all move revenue independently of the underlying commerce. De Franco, Kothari and Verdi (2011) show why comparable accounting bases matter when users interpret such movements. What this literature has not done is measure how large and how unstable the resulting gap is within a single economy over time.</w:t>
+        <w:t>Digital platforms sit between economic activity and the records used to measure it. They facilitate transactions between buyers and sellers, recognize only part of that activity as their own revenue, and generate records that can also appear in payment, statistical, and administrative systems. Existing research explains each part of this process from a different angle. Taken together, it provides the foundation for asking how much activity remains invisible when platforms are measured through reported revenue.</w:t>
       </w:r>
     </w:p>
     <w:p>
@@ -450,43 +450,43 @@
         <w:pStyle w:val="Heading2"/>
         <w:keepNext/>
         <w:spacing w:before="90" w:after="30"/>
-        <w:jc w:val="left"/>
       </w:pPr>
       <w:r>
         <w:rPr>
-          <w:rFonts w:ascii="Times New Roman" w:hAnsi="Times New Roman" w:cs="Times New Roman" w:eastAsia="Times New Roman"/>
+          <w:rFonts w:ascii="Times New Roman" w:hAnsi="Times New Roman" w:eastAsia="Times New Roman"/>
           <w:b/>
+          <w:i w:val="0"/>
           <w:sz w:val="24"/>
         </w:rPr>
-        <w:t>2.2 Informality, digital records, and third-party information</w:t>
+        <w:t>2.1 Platform Economics and Revenue Recognition</w:t>
       </w:r>
     </w:p>
     <w:p>
       <w:pPr>
-        <w:spacing w:line="247" w:lineRule="auto" w:after="80" w:before="0"/>
-        <w:jc w:val="both"/>
+        <w:spacing w:after="80" w:line="247" w:lineRule="auto"/>
       </w:pPr>
       <w:r>
         <w:rPr>
-          <w:rFonts w:ascii="Times New Roman" w:hAnsi="Times New Roman" w:cs="Times New Roman" w:eastAsia="Times New Roman"/>
+          <w:rFonts w:ascii="Times New Roman" w:hAnsi="Times New Roman" w:eastAsia="Times New Roman"/>
+          <w:b w:val="0"/>
           <w:i w:val="0"/>
           <w:sz w:val="24"/>
         </w:rPr>
-        <w:t>Platform participants occupy an unusual position: their transactions are priced, recorded and settled through a formal intermediary while the participants themselves may be self-employed, unregistered or below filing thresholds. That places the invisible wedge outside the shadow-economy framework of the informality literature (La Porta and Shleifer 2014; Ulyssea 2018; Medina and Schneider 2019), because the activity is fully recorded; it is simply recorded somewhere other than where it is measured. Such digital records carry economic information even where conventional records are thin (Berg et al. 2020), and platform-mediated work leaves observable financial and administrative traces (Barrios, Hochberg and Yi 2022; Denes, Lagaras and Tsoutsoura 2025).</w:t>
+        <w:t>Platform economics explains why the value of commerce processed through a platform can be much larger than the revenue the platform records. Digital platforms often connect consumers with merchants or other service providers and earn commissions, fees, advertising, logistics, or other intermediation revenue rather than the full value of every transaction they facilitate (Rochet and Tirole 2003; Caillaud and Jullien 2003; Parker and Van Alstyne 2005; Armstrong 2006; Hagiu and Wright 2015; Evans and Schmalensee 2016).</w:t>
       </w:r>
     </w:p>
     <w:p>
       <w:pPr>
-        <w:spacing w:line="247" w:lineRule="auto" w:after="80" w:before="0"/>
-        <w:jc w:val="both"/>
+        <w:spacing w:after="80" w:line="247" w:lineRule="auto"/>
       </w:pPr>
       <w:r>
         <w:rPr>
-          <w:rFonts w:ascii="Times New Roman" w:hAnsi="Times New Roman" w:cs="Times New Roman" w:eastAsia="Times New Roman"/>
+          <w:rFonts w:ascii="Times New Roman" w:hAnsi="Times New Roman" w:eastAsia="Times New Roman"/>
+          <w:b w:val="0"/>
           <w:i w:val="0"/>
           <w:sz w:val="24"/>
         </w:rPr>
-        <w:t>A central public-finance result is that third-party information materially changes compliance and enforcement (Kleven et al. 2011; Pomeranz 2015; Naritomi 2019; Kleven, Kreiner and Saez 2016; Slemrod 2019). The OECD Model Rules and the European Union's DAC7 regime put that result into practice for platforms, and Indonesia's PMK 37/2025 applies the same logic through seller identification, transaction-linked reporting and marketplace withholding.</w:t>
+        <w:t>Accounting can widen or narrow this difference. Under IFRS 15, whether a company acts as a principal or an agent affects whether it recognizes the full customer payment or only the amount it earns from arranging the transaction (International Accounting Standards Board 2014). Customer incentives, monetization, service mix, acquisitions, and changes in business scope can also move reported revenue without an equivalent change in transaction activity. De Franco, Kothari and Verdi (2011) show why comparable accounting bases matter when financial information is interpreted. The literature therefore explains why a transaction–revenue gap can exist and move over time, but not how economically large that gap becomes in practice.</w:t>
       </w:r>
     </w:p>
     <w:p>
@@ -494,29 +494,43 @@
         <w:pStyle w:val="Heading2"/>
         <w:keepNext/>
         <w:spacing w:before="90" w:after="30"/>
-        <w:jc w:val="left"/>
       </w:pPr>
       <w:r>
         <w:rPr>
-          <w:rFonts w:ascii="Times New Roman" w:hAnsi="Times New Roman" w:cs="Times New Roman" w:eastAsia="Times New Roman"/>
+          <w:rFonts w:ascii="Times New Roman" w:hAnsi="Times New Roman" w:eastAsia="Times New Roman"/>
           <w:b/>
+          <w:i w:val="0"/>
           <w:sz w:val="24"/>
         </w:rPr>
-        <w:t>2.3 Measuring the digital economy</w:t>
+        <w:t>2.2 Digital Records and Third-Party Information</w:t>
       </w:r>
     </w:p>
     <w:p>
       <w:pPr>
-        <w:spacing w:line="247" w:lineRule="auto" w:after="80" w:before="0"/>
-        <w:jc w:val="both"/>
+        <w:spacing w:after="80" w:line="247" w:lineRule="auto"/>
       </w:pPr>
       <w:r>
         <w:rPr>
-          <w:rFonts w:ascii="Times New Roman" w:hAnsi="Times New Roman" w:cs="Times New Roman" w:eastAsia="Times New Roman"/>
+          <w:rFonts w:ascii="Times New Roman" w:hAnsi="Times New Roman" w:eastAsia="Times New Roman"/>
+          <w:b w:val="0"/>
           <w:i w:val="0"/>
           <w:sz w:val="24"/>
         </w:rPr>
-        <w:t>Digital-economy measurement frameworks recognise the same boundary from the national-accounting side. Official guidance separates the buyer-seller transaction from the intermediation service the platform provides, and treats only the service as the platform's output (Ahmad and Schreyer 2016; International Monetary Fund 2018; OECD 2023; United Nations et al. 2025). The frameworks are clear in principle, yet the indicators most often quoted for the digital economy, gross merchandise value, platform revenue and payment volume, each sit on a different side of that line. This proposal takes the frameworks' distinction seriously and measures what happens when those indicators are set against one another.</w:t>
+        <w:t>Activity outside platform revenue is not necessarily unrecorded. Merchants and service providers can be small, self-employed, or weakly represented in conventional financial records while their transactions still leave detailed records inside a digital platform. This differs from the usual shadow-economy problem, where part of the difficulty is that economic activity leaves few reliable formal records (La Porta and Shleifer 2014; Ulyssea 2018; Medina and Schneider 2019). Digital records can contain useful economic information that conventional records miss (Berg et al. 2020), and platform-mediated activity can create additional financial and administrative traces (Barrios, Hochberg and Yi 2022; Denes, Lagaras and Tsoutsoura 2025).</w:t>
+      </w:r>
+    </w:p>
+    <w:p>
+      <w:pPr>
+        <w:spacing w:after="80" w:line="247" w:lineRule="auto"/>
+      </w:pPr>
+      <w:r>
+        <w:rPr>
+          <w:rFonts w:ascii="Times New Roman" w:hAnsi="Times New Roman" w:eastAsia="Times New Roman"/>
+          <w:b w:val="0"/>
+          <w:i w:val="0"/>
+          <w:sz w:val="24"/>
+        </w:rPr>
+        <w:t>These records also matter once they become available to government. Public-finance research shows that compliance and enforcement change when information about income or transactions is independently reported by third parties (Kleven et al. 2011; Pomeranz 2015; Naritomi 2019; Kleven, Kreiner and Saez 2016; Slemrod 2019). The OECD Model Rules and the European Union's DAC7 regime apply this principle to digital platforms. Indonesia's Minister of Finance Regulation No. 37 of 2025 follows the same logic through seller identification, transaction-linked reporting, and marketplace withholding. The relevance here is informational: transaction records outside platform revenue may still exist and become usable elsewhere.</w:t>
       </w:r>
     </w:p>
     <w:p>
@@ -524,29 +538,87 @@
         <w:pStyle w:val="Heading2"/>
         <w:keepNext/>
         <w:spacing w:before="90" w:after="30"/>
-        <w:jc w:val="left"/>
       </w:pPr>
       <w:r>
         <w:rPr>
-          <w:rFonts w:ascii="Times New Roman" w:hAnsi="Times New Roman" w:cs="Times New Roman" w:eastAsia="Times New Roman"/>
+          <w:rFonts w:ascii="Times New Roman" w:hAnsi="Times New Roman" w:eastAsia="Times New Roman"/>
           <w:b/>
+          <w:i w:val="0"/>
           <w:sz w:val="24"/>
         </w:rPr>
-        <w:t>2.4 Research gap</w:t>
+        <w:t>2.3 Measuring the Digital Economy</w:t>
       </w:r>
     </w:p>
     <w:p>
       <w:pPr>
-        <w:spacing w:line="247" w:lineRule="auto" w:after="80" w:before="0"/>
-        <w:jc w:val="both"/>
+        <w:spacing w:after="80" w:line="247" w:lineRule="auto"/>
       </w:pPr>
       <w:r>
         <w:rPr>
-          <w:rFonts w:ascii="Times New Roman" w:hAnsi="Times New Roman" w:cs="Times New Roman" w:eastAsia="Times New Roman"/>
+          <w:rFonts w:ascii="Times New Roman" w:hAnsi="Times New Roman" w:eastAsia="Times New Roman"/>
+          <w:b w:val="0"/>
           <w:i w:val="0"/>
           <w:sz w:val="24"/>
         </w:rPr>
-        <w:t>The literature explains why transaction value can exceed platform revenue and why accounting moves the two apart. It has not measured the gap longitudinally for one economy, traced its movements to disclosed components, or tested how far the standard indicators of digital commerce depart from one another, and this proposal does all three for Indonesia.</w:t>
+        <w:t>Official measurement frameworks already distinguish between the commerce facilitated through a platform and the service provided by the platform itself. National-accounting guidance separates the buyer-seller transaction from the platform's intermediation service rather than treating the full transaction value as platform output (Ahmad and Schreyer 2016; International Monetary Fund 2018; OECD 2023; United Nations et al. 2025).</w:t>
+      </w:r>
+    </w:p>
+    <w:p>
+      <w:pPr>
+        <w:spacing w:after="80" w:line="247" w:lineRule="auto"/>
+      </w:pPr>
+      <w:r>
+        <w:rPr>
+          <w:rFonts w:ascii="Times New Roman" w:hAnsi="Times New Roman" w:eastAsia="Times New Roman"/>
+          <w:b w:val="0"/>
+          <w:i w:val="0"/>
+          <w:sz w:val="24"/>
+        </w:rPr>
+        <w:t>In practice, however, gross transaction value, platform revenue, e-commerce statistics, and payment data are all used to describe digital economic activity. They measure different things. A difference that is harmless when the measures move together becomes important when they do not, because the choice of measure can change conclusions about economic scale and growth. This thesis therefore compares the records rather than assuming that one can substitute for another.</w:t>
+      </w:r>
+    </w:p>
+    <w:p>
+      <w:pPr>
+        <w:pStyle w:val="Heading2"/>
+        <w:keepNext/>
+        <w:spacing w:before="90" w:after="30"/>
+      </w:pPr>
+      <w:r>
+        <w:rPr>
+          <w:rFonts w:ascii="Times New Roman" w:hAnsi="Times New Roman" w:eastAsia="Times New Roman"/>
+          <w:b/>
+          <w:i w:val="0"/>
+          <w:sz w:val="24"/>
+        </w:rPr>
+        <w:t>2.4 Research Gap</w:t>
+      </w:r>
+    </w:p>
+    <w:p>
+      <w:pPr>
+        <w:spacing w:after="80" w:line="247" w:lineRule="auto"/>
+      </w:pPr>
+      <w:r>
+        <w:rPr>
+          <w:rFonts w:ascii="Times New Roman" w:hAnsi="Times New Roman" w:eastAsia="Times New Roman"/>
+          <w:b w:val="0"/>
+          <w:i w:val="0"/>
+          <w:sz w:val="24"/>
+        </w:rPr>
+        <w:t>Existing research explains the pieces of the problem separately. Platform economics explains why transaction value can exceed revenue; accounting explains why the gap can move; research on digital records explains why activity outside revenue can still be observable; and official measurement frameworks explain why these quantities should not be treated as equivalent.</w:t>
+      </w:r>
+    </w:p>
+    <w:p>
+      <w:pPr>
+        <w:spacing w:after="80" w:line="247" w:lineRule="auto"/>
+      </w:pPr>
+      <w:r>
+        <w:rPr>
+          <w:rFonts w:ascii="Times New Roman" w:hAnsi="Times New Roman" w:eastAsia="Times New Roman"/>
+          <w:b w:val="0"/>
+          <w:i w:val="0"/>
+          <w:sz w:val="24"/>
+        </w:rPr>
+        <w:t>What remains less clear is how large these differences become in practice, whether they persist over time, and whether choosing one measure instead of another changes the economic conclusion. This thesis addresses that gap by measuring the invisible wedge over time, examining disclosed reasons for major movements, comparing platform accounts with national e-commerce and payment records, and using external platform evidence to test whether the same measurement problem appears beyond the main Indonesian setting.</w:t>
       </w:r>
     </w:p>
     <w:p>

--- a/papers/current/Invisible_Ledger_Thesis_Proposal_FINAL_2026-09-14.docx
+++ b/papers/current/Invisible_Ledger_Thesis_Proposal_FINAL_2026-09-14.docx
@@ -142,16 +142,17 @@
     </w:p>
     <w:p>
       <w:pPr>
-        <w:spacing w:line="247" w:lineRule="auto" w:after="80" w:before="0"/>
+        <w:spacing w:after="80" w:line="247" w:lineRule="auto"/>
         <w:jc w:val="both"/>
       </w:pPr>
       <w:r>
         <w:rPr>
-          <w:rFonts w:ascii="Times New Roman" w:hAnsi="Times New Roman" w:cs="Times New Roman" w:eastAsia="Times New Roman"/>
+          <w:rFonts w:ascii="Times New Roman" w:hAnsi="Times New Roman" w:eastAsia="Times New Roman"/>
+          <w:b w:val="0"/>
           <w:i w:val="0"/>
           <w:sz w:val="24"/>
         </w:rPr>
-        <w:t>The economic measurement of platform-based commerce rests on records that do not describe the same thing. Platform revenue, e-commerce statistics and payment data are commonly used as interchangeable indicators of digital activity, although each captures a different side of the boundary between the value a platform processes and the revenue it records. This paper measures that boundary for Indonesia, where I term it the invisible wedge, using issuer disclosures for 2020-2025. In FY2023, three documented platform cases processed transaction value 13.7 times their recognised revenue, a wedge of US$40.07 billion or 2.9 percent of GDP, and the wedge stays above US$20 billion when any single platform is excluded. Within platform series, revenue grew faster than transaction value in 10 of 12 annual transitions, with a median divergence of 42 percentage points. Official statistics place 98.5 percent of Indonesia's 2023-2024 e-commerce growth outside the marketplace channel that platform accounts record, while digital payment value grew up to eleven times as fast as e-commerce value. Each of these records misstates both the size of the digital economy and where it is growing.</w:t>
+        <w:t>Digital economy is measured through records that do not describe the same thing. Platform revenue, e-commerce statistics and payment data are used as interchangeable measures of digital activity, yet each captures a different side of the boundary between the value a platform processes and the revenue it recognizes. I define the difference between transaction value and platform-recognized revenue as the invisible wedge and show that substituting one record for another misstates both the size of the digital economy and where it is growing. Indonesia, the largest digital market in Southeast Asia, is the empirical setting. In 2023, Tokopedia, Shopee and Grab processed US$43.23 billion of transaction value against US$3.16 billion of recognized revenue, a ratio of 13.7 to 1 and a wedge of US$40.07 billion that stays above US$20 billion when any one platform is excluded. Between 2020 and 2025, revenue grew faster than transaction value in ten of twelve year-to-year comparisons, so platform revenue understates the level of platform commerce and overstates its growth. National statistics place 98.5 percent of Indonesia's 2023-2024 e-commerce growth outside the marketplace channel, and digital payment value grew up to eleven times as fast as e-commerce value. Evidence from eight platform businesses outside Indonesia shows the same boundary under other business models.</w:t>
       </w:r>
     </w:p>
     <w:p>
@@ -163,8 +164,9 @@
       </w:pPr>
       <w:r>
         <w:rPr>
-          <w:rFonts w:ascii="Times New Roman" w:hAnsi="Times New Roman" w:cs="Times New Roman" w:eastAsia="Times New Roman"/>
+          <w:rFonts w:ascii="Times New Roman" w:hAnsi="Times New Roman" w:eastAsia="Times New Roman"/>
           <w:b/>
+          <w:i w:val="0"/>
           <w:sz w:val="24"/>
         </w:rPr>
         <w:t>1. Introduction</w:t>
@@ -173,6 +175,7 @@
     <w:p>
       <w:pPr>
         <w:spacing w:after="80" w:line="247" w:lineRule="auto"/>
+        <w:jc w:val="both"/>
       </w:pPr>
       <w:r>
         <w:rPr>
@@ -181,12 +184,13 @@
           <w:i w:val="0"/>
           <w:sz w:val="24"/>
         </w:rPr>
-        <w:t>Southeast Asia's digital economy grew from approximately US$100 billion in 2020 to US$263 billion in 2024 (Google, Temasek and Bain 2020, 2024). Digital platform scale, however, is not the same thing as platform revenue. Platforms record transactions, determine participant payouts, and book their own revenue, while national statistics and payment systems record other parts of the same economic activity. These measures are often used interchangeably even though they do not measure the same thing. This paper argues that doing so can produce systematically wrong conclusions about the scale and growth of platform economies.</w:t>
+        <w:t>Southeast Asia's digital economy grew from approximately US$100 billion in 2020 to US$263 billion in 2024 (Google, Temasek and Bain 2020, 2024). Digital platform scale, however, is not the same thing as platform revenue. Platforms record transactions, determine participant payouts, and book their own revenue, while national statistics and payment systems record other parts of the same economic activity. These measures are used interchangeably even though they do not measure the same thing. This paper argues that doing so produces systematically wrong conclusions about the scale and growth of platform economies.</w:t>
       </w:r>
     </w:p>
     <w:p>
       <w:pPr>
         <w:spacing w:after="80" w:line="247" w:lineRule="auto"/>
+        <w:jc w:val="both"/>
       </w:pPr>
       <w:r>
         <w:rPr>
@@ -195,12 +199,13 @@
           <w:i w:val="0"/>
           <w:sz w:val="24"/>
         </w:rPr>
-        <w:t>Suppose a platform processes 100 units of transaction value but recognizes only 10 as revenue. The remaining 90 are still recorded within the platform's system but do not constitute platform revenue; they may represent merchant receipts, driver payouts, inventory costs, taxes, and other pass-through payments. An analyst using the platform's accounts sees 10, while one measuring the commerce it processes sees 100. I call the difference the invisible wedge.</w:t>
+        <w:t>Suppose a platform processes 100 units of transaction value but recognizes only 10 as revenue. The remaining 90 are still recorded within the platform's system but do not constitute platform revenue; they are merchant receipts, driver payouts, inventory costs, taxes, and other pass-through payments. An analyst using the platform's accounts sees 10, while one measuring the commerce it processes sees 100. I call the difference the invisible wedge.</w:t>
       </w:r>
     </w:p>
     <w:p>
       <w:pPr>
         <w:spacing w:after="80" w:line="247" w:lineRule="auto"/>
+        <w:jc w:val="both"/>
       </w:pPr>
       <w:r>
         <w:rPr>
@@ -209,12 +214,13 @@
           <w:i w:val="0"/>
           <w:sz w:val="24"/>
         </w:rPr>
-        <w:t>Indonesia provides a useful empirical setting because several records of the same activity can be compared. Platform companies disclose transaction and revenue information; BPS-Statistics Indonesia, the national statistical agency, reports e-commerce activity; and Bank Indonesia, the country's central bank, reports digital payments. In 2023, the platform comparison covers Shopee and Tokopedia, which together represented about 70 percent of estimated Indonesian marketplace transaction value, together with Grab, a major intermediary in delivery and other digital services. The three cases processed US$43.23 billion of transaction value against US$3.16 billion of recognized revenue, leaving a US$40.07 billion invisible wedge.</w:t>
+        <w:t>Indonesia is the empirical setting. It is the largest digital market in Southeast Asia, and several records of the same activity can be compared there. Platform companies disclose transaction and revenue information; BPS-Statistics Indonesia, the national statistical agency, reports e-commerce activity; and Bank Indonesia, the country's central bank, reports digital payments. In 2023, the platform comparison covers Shopee and Tokopedia, which together represented about 70 percent of estimated Indonesian marketplace transaction value, together with Grab, a major intermediary in delivery and other digital services. The three platforms processed US$43.23 billion of transaction value against US$3.16 billion of recognized revenue, leaving a US$40.07 billion invisible wedge that stays above US$20 billion when any one of them is removed.</w:t>
       </w:r>
     </w:p>
     <w:p>
       <w:pPr>
         <w:spacing w:after="80" w:line="247" w:lineRule="auto"/>
+        <w:jc w:val="both"/>
       </w:pPr>
       <w:r>
         <w:rPr>
@@ -223,12 +229,13 @@
           <w:i w:val="0"/>
           <w:sz w:val="24"/>
         </w:rPr>
-        <w:t>The difference also changes over time. Across twelve year-to-year comparisons between 2020 and 2025, revenue grew faster than transaction value in ten, with a median divergence of approximately 42 percentage points; in some years the two measures moved in opposite directions. Platform revenue therefore understates the level of platform-mediated commerce while, in most observed years, overstating its growth.</w:t>
+        <w:t>The difference also changes over time. Across twelve year-to-year comparisons between 2020 and 2025, revenue grew faster than transaction value in ten, and the median absolute gap between the two growth rates was 42 percentage points; in some years the two measures moved in opposite directions. Platform revenue therefore understates the level of platform-mediated commerce and, in most observed years, overstates its growth.</w:t>
       </w:r>
     </w:p>
     <w:p>
       <w:pPr>
         <w:spacing w:after="80" w:line="247" w:lineRule="auto"/>
+        <w:jc w:val="both"/>
       </w:pPr>
       <w:r>
         <w:rPr>
@@ -237,7 +244,7 @@
           <w:i w:val="0"/>
           <w:sz w:val="24"/>
         </w:rPr>
-        <w:t>The same problem appears beyond company accounts. BPS reports that national e-commerce value grew 17.1 percent between 2023 and 2024, but about 98.5 percent of that increase occurred outside the marketplace component; digital payment measures reported by Bank Indonesia grew substantially faster still. Indonesia's Minister of Finance Regulation No. 37 of 2025, which introduces seller reporting and withholding through designated marketplaces, provides a further test of how platform-held transaction records enter administrative reporting.</w:t>
+        <w:t>The same problem appears beyond company accounts. BPS reports that national e-commerce value grew 17.1 percent between 2023 and 2024, but about 98.5 percent of that increase occurred outside the marketplace component, and digital payment value reported by Bank Indonesia grew up to eleven times as fast as e-commerce value. Indonesia's Minister of Finance Regulation No. 37 of 2025, which introduces seller reporting and withholding through designated marketplaces, provides a further test of how platform-held transaction records enter administrative reporting.</w:t>
       </w:r>
     </w:p>
     <w:p>
@@ -245,6 +252,7 @@
         <w:pStyle w:val="Heading2"/>
         <w:keepNext/>
         <w:spacing w:before="90" w:after="30"/>
+        <w:jc w:val="left"/>
       </w:pPr>
       <w:r>
         <w:rPr>
@@ -259,6 +267,7 @@
     <w:p>
       <w:pPr>
         <w:spacing w:after="80" w:line="247" w:lineRule="auto"/>
+        <w:jc w:val="both"/>
       </w:pPr>
       <w:r>
         <w:rPr>
@@ -288,6 +297,7 @@
     <w:p>
       <w:pPr>
         <w:spacing w:after="80" w:line="247" w:lineRule="auto"/>
+        <w:jc w:val="both"/>
       </w:pPr>
       <w:r>
         <w:rPr>
@@ -302,6 +312,7 @@
     <w:p>
       <w:pPr>
         <w:spacing w:after="80" w:line="247" w:lineRule="auto"/>
+        <w:jc w:val="both"/>
       </w:pPr>
       <w:r>
         <w:rPr>
@@ -318,6 +329,7 @@
         <w:pStyle w:val="Heading2"/>
         <w:keepNext/>
         <w:spacing w:before="90" w:after="30"/>
+        <w:jc w:val="left"/>
       </w:pPr>
       <w:r>
         <w:rPr>
@@ -332,6 +344,7 @@
     <w:p>
       <w:pPr>
         <w:spacing w:after="80" w:line="247" w:lineRule="auto"/>
+        <w:jc w:val="both"/>
       </w:pPr>
       <w:r>
         <w:rPr>
@@ -346,6 +359,7 @@
     <w:p>
       <w:pPr>
         <w:spacing w:after="80" w:line="247" w:lineRule="auto"/>
+        <w:jc w:val="both"/>
       </w:pPr>
       <w:r>
         <w:rPr>
@@ -354,12 +368,13 @@
           <w:i w:val="0"/>
           <w:sz w:val="24"/>
         </w:rPr>
-        <w:t>Second, I examine why the wedge moves using accounting components disclosed by the platforms themselves. Between 2022 and 2023, Tokopedia's transaction value fell 8.9 percent while selected third-party net revenue rose 53.2 percent. About 60.6 percent of the arithmetic increase in net revenue is associated with lower customer incentives, with the remainder associated with higher gross revenue.</w:t>
+        <w:t>Second, I explain why the wedge moves using accounting components disclosed by the platforms themselves. Between 2022 and 2023, Tokopedia's transaction value fell 8.9 percent while net revenue from its third-party marketplace rose 53.2 percent. Lower customer incentives account for 60.6 percent of that increase in net revenue and higher gross revenue for the remainder.</w:t>
       </w:r>
     </w:p>
     <w:p>
       <w:pPr>
         <w:spacing w:after="80" w:line="247" w:lineRule="auto"/>
+        <w:jc w:val="both"/>
       </w:pPr>
       <w:r>
         <w:rPr>
@@ -368,21 +383,7 @@
           <w:i w:val="0"/>
           <w:sz w:val="24"/>
         </w:rPr>
-        <w:t>Third, I extend the comparison beyond company accounts. National e-commerce statistics show that almost all of Indonesia's 2023–2024 growth occurred outside the marketplace component, while digital payment measures grew substantially faster than e-commerce value. The records therefore produce different conclusions about the scale, growth, and location of digital activity.</w:t>
-      </w:r>
-    </w:p>
-    <w:p>
-      <w:pPr>
-        <w:spacing w:after="80" w:line="247" w:lineRule="auto"/>
-      </w:pPr>
-      <w:r>
-        <w:rPr>
-          <w:rFonts w:ascii="Times New Roman" w:hAnsi="Times New Roman" w:eastAsia="Times New Roman"/>
-          <w:b w:val="0"/>
-          <w:i w:val="0"/>
-          <w:sz w:val="24"/>
-        </w:rPr>
-        <w:t>Fourth, I test whether the main findings survive alternative assumptions, sample rules, and external platform evidence rather than depending on one preferred construction.</w:t>
+        <w:t>Third, I extend the comparison beyond company accounts. National e-commerce statistics show that almost all of Indonesia's 2023-2024 growth occurred outside the marketplace component, while digital payment value grew up to eleven times as fast as e-commerce value. The records therefore produce different conclusions about the scale, growth, and location of digital activity.</w:t>
       </w:r>
     </w:p>
     <w:p>
@@ -390,6 +391,7 @@
         <w:pStyle w:val="Heading2"/>
         <w:keepNext/>
         <w:spacing w:before="90" w:after="30"/>
+        <w:jc w:val="left"/>
       </w:pPr>
       <w:r>
         <w:rPr>
@@ -404,6 +406,7 @@
     <w:p>
       <w:pPr>
         <w:spacing w:after="80" w:line="247" w:lineRule="auto"/>
+        <w:jc w:val="both"/>
       </w:pPr>
       <w:r>
         <w:rPr>
@@ -412,7 +415,7 @@
           <w:i w:val="0"/>
           <w:sz w:val="24"/>
         </w:rPr>
-        <w:t>The contribution is a finance measurement problem before it is a tax-policy one. Platform accounts make the intermediation boundary observable, but that boundary affects the conclusions investors, researchers, statistical agencies, and policymakers draw about scale, growth, and monetization. De Franco, Kothari and Verdi (2011) show why comparable accounting bases matter, while Berg et al. (2020) show that intermediary-held digital traces contain information conventional records can miss. This paper applies those ideas to platform economies and shows that the measure chosen to describe digital activity can change the economic conclusion.</w:t>
+        <w:t>The contribution is a finance measurement problem before it is a tax-policy one. Platform accounts make the intermediation boundary observable, but that boundary affects the conclusions investors, researchers, statistical agencies, and policymakers draw about scale, growth, and monetization. De Franco, Kothari and Verdi (2011) show why comparable accounting bases matter, while Berg et al. (2020) show that intermediary-held digital traces contain information conventional records can miss. This paper applies those ideas to platform economies and shows that the measure chosen to describe digital activity changes the economic conclusion.</w:t>
       </w:r>
     </w:p>
     <w:p>
@@ -434,6 +437,7 @@
     <w:p>
       <w:pPr>
         <w:spacing w:after="80" w:line="247" w:lineRule="auto"/>
+        <w:jc w:val="both"/>
       </w:pPr>
       <w:r>
         <w:rPr>
@@ -464,6 +468,7 @@
     <w:p>
       <w:pPr>
         <w:spacing w:after="80" w:line="247" w:lineRule="auto"/>
+        <w:jc w:val="both"/>
       </w:pPr>
       <w:r>
         <w:rPr>
@@ -478,6 +483,7 @@
     <w:p>
       <w:pPr>
         <w:spacing w:after="80" w:line="247" w:lineRule="auto"/>
+        <w:jc w:val="both"/>
       </w:pPr>
       <w:r>
         <w:rPr>
@@ -508,6 +514,7 @@
     <w:p>
       <w:pPr>
         <w:spacing w:after="80" w:line="247" w:lineRule="auto"/>
+        <w:jc w:val="both"/>
       </w:pPr>
       <w:r>
         <w:rPr>
@@ -522,6 +529,7 @@
     <w:p>
       <w:pPr>
         <w:spacing w:after="80" w:line="247" w:lineRule="auto"/>
+        <w:jc w:val="both"/>
       </w:pPr>
       <w:r>
         <w:rPr>
@@ -530,7 +538,7 @@
           <w:i w:val="0"/>
           <w:sz w:val="24"/>
         </w:rPr>
-        <w:t>These records also matter once they become available to government. Public-finance research shows that compliance and enforcement change when information about income or transactions is independently reported by third parties (Kleven et al. 2011; Pomeranz 2015; Naritomi 2019; Kleven, Kreiner and Saez 2016; Slemrod 2019). The OECD Model Rules and the European Union's DAC7 regime apply this principle to digital platforms. Indonesia's Minister of Finance Regulation No. 37 of 2025 follows the same logic through seller identification, transaction-linked reporting, and marketplace withholding. The relevance here is informational: transaction records outside platform revenue may still exist and become usable elsewhere.</w:t>
+        <w:t>These records also matter once they become available to government. Public-finance research shows that compliance and enforcement change when information about income or transactions is independently reported by third parties (Kleven et al. 2011; Pomeranz 2015; Naritomi 2019; Kleven, Kreiner and Saez 2016; Slemrod 2019). The OECD Model Rules (OECD 2020) and the European Union's DAC7 regime (European Union 2021) apply this principle to digital platforms. Indonesia's Minister of Finance Regulation No. 37 of 2025 follows the same logic through seller identification, transaction-linked reporting, and marketplace withholding. The relevance here is informational: transaction records outside platform revenue still exist and can become usable elsewhere.</w:t>
       </w:r>
     </w:p>
     <w:p>
@@ -552,6 +560,7 @@
     <w:p>
       <w:pPr>
         <w:spacing w:after="80" w:line="247" w:lineRule="auto"/>
+        <w:jc w:val="both"/>
       </w:pPr>
       <w:r>
         <w:rPr>
@@ -566,6 +575,7 @@
     <w:p>
       <w:pPr>
         <w:spacing w:after="80" w:line="247" w:lineRule="auto"/>
+        <w:jc w:val="both"/>
       </w:pPr>
       <w:r>
         <w:rPr>
@@ -596,6 +606,7 @@
     <w:p>
       <w:pPr>
         <w:spacing w:after="80" w:line="247" w:lineRule="auto"/>
+        <w:jc w:val="both"/>
       </w:pPr>
       <w:r>
         <w:rPr>
@@ -610,6 +621,7 @@
     <w:p>
       <w:pPr>
         <w:spacing w:after="80" w:line="247" w:lineRule="auto"/>
+        <w:jc w:val="both"/>
       </w:pPr>
       <w:r>
         <w:rPr>
@@ -630,66 +642,42 @@
       </w:pPr>
       <w:r>
         <w:rPr>
-          <w:rFonts w:ascii="Times New Roman" w:hAnsi="Times New Roman" w:cs="Times New Roman" w:eastAsia="Times New Roman"/>
+          <w:rFonts w:ascii="Times New Roman" w:hAnsi="Times New Roman" w:eastAsia="Times New Roman"/>
           <w:b/>
+          <w:i w:val="0"/>
           <w:sz w:val="24"/>
         </w:rPr>
-        <w:t>3. Theoretical Framework and Key Variables</w:t>
+        <w:t>3. Theoretical Framework and Hypotheses</w:t>
       </w:r>
     </w:p>
     <w:p>
       <w:pPr>
-        <w:spacing w:line="247" w:lineRule="auto" w:after="80" w:before="0"/>
+        <w:spacing w:after="80" w:line="247" w:lineRule="auto"/>
         <w:jc w:val="both"/>
       </w:pPr>
       <w:r>
         <w:rPr>
-          <w:rFonts w:ascii="Times New Roman" w:hAnsi="Times New Roman" w:cs="Times New Roman" w:eastAsia="Times New Roman"/>
+          <w:rFonts w:ascii="Times New Roman" w:hAnsi="Times New Roman" w:eastAsia="Times New Roman"/>
+          <w:b w:val="0"/>
           <w:i w:val="0"/>
           <w:sz w:val="24"/>
         </w:rPr>
-        <w:t>Let V denote transaction value and R platform-recognized revenue for a matched platform scope and period. The core measures are:</w:t>
+        <w:t>Digital platform activity can be observed through several records, but those records do not measure the same economic object. The framework begins with the difference between the value a platform processes and the revenue it recognizes, then asks whether that relationship remains stable over time and whether other records produce the same account of digital activity.</w:t>
       </w:r>
     </w:p>
     <w:p>
       <w:pPr>
-        <w:spacing w:before="60" w:after="80" w:line="247" w:lineRule="auto"/>
-        <w:jc w:val="center"/>
-      </w:pPr>
-      <w:r>
-        <w:rPr>
-          <w:rFonts w:ascii="Times New Roman" w:hAnsi="Times New Roman" w:cs="Times New Roman" w:eastAsia="Times New Roman"/>
-          <w:i/>
-          <w:sz w:val="24"/>
-        </w:rPr>
-        <w:t>W = V - R   E = (V - R) / R   D = g(V) - g(R)</w:t>
-      </w:r>
-    </w:p>
-    <w:p>
-      <w:pPr>
-        <w:spacing w:line="247" w:lineRule="auto" w:after="80" w:before="0"/>
+        <w:spacing w:after="80" w:line="247" w:lineRule="auto"/>
         <w:jc w:val="both"/>
       </w:pPr>
       <w:r>
         <w:rPr>
-          <w:rFonts w:ascii="Times New Roman" w:hAnsi="Times New Roman" w:cs="Times New Roman" w:eastAsia="Times New Roman"/>
+          <w:rFonts w:ascii="Times New Roman" w:hAnsi="Times New Roman" w:eastAsia="Times New Roman"/>
+          <w:b w:val="0"/>
           <w:i w:val="0"/>
           <w:sz w:val="24"/>
         </w:rPr>
-        <w:t>W is the absolute invisible wedge; E, the Ecosystem Ratio, is constructed for this study and measures the wedge per unit of platform revenue; and D is the annual growth divergence between transaction value and revenue. A negative D means platform revenue is growing faster than the commerce behind it.</w:t>
-      </w:r>
-    </w:p>
-    <w:p>
-      <w:pPr>
-        <w:spacing w:line="247" w:lineRule="auto" w:after="80" w:before="0"/>
-        <w:jc w:val="both"/>
-      </w:pPr>
-      <w:r>
-        <w:rPr>
-          <w:rFonts w:ascii="Times New Roman" w:hAnsi="Times New Roman" w:cs="Times New Roman" w:eastAsia="Times New Roman"/>
-          <w:sz w:val="24"/>
-        </w:rPr>
-        <w:t>Gross transaction value (GTV) is the proposal's common label for the value processed through a platform. Issuer terminology differs: Sea Limited and Blibli use GMV, Grab uses GMV for deliveries and TPV for financial services, and GoTo uses GTV. The source labels and business perimeters are retained in the empirical files, and the main longitudinal comparisons are made within named series.</w:t>
+        <w:t>For the platform analysis, transaction value and revenue are paired only when they refer to the same period and business activity. Broader-scope, reconstructed, national-statistical, and payment evidence is kept in separate analytical roles rather than combined into one sample.</w:t>
       </w:r>
     </w:p>
     <w:p>
@@ -701,40 +689,498 @@
       </w:pPr>
       <w:r>
         <w:rPr>
-          <w:rFonts w:ascii="Times New Roman" w:hAnsi="Times New Roman" w:cs="Times New Roman" w:eastAsia="Times New Roman"/>
+          <w:rFonts w:ascii="Times New Roman" w:hAnsi="Times New Roman" w:eastAsia="Times New Roman"/>
           <w:b/>
+          <w:i w:val="0"/>
           <w:sz w:val="24"/>
         </w:rPr>
-        <w:t>3.1 Hypotheses</w:t>
+        <w:t>3.1 Measurement Framework</w:t>
       </w:r>
     </w:p>
     <w:p>
       <w:pPr>
-        <w:spacing w:line="247" w:lineRule="auto" w:after="80" w:before="0"/>
+        <w:spacing w:after="80" w:line="247" w:lineRule="auto"/>
         <w:jc w:val="both"/>
       </w:pPr>
       <w:r>
         <w:rPr>
-          <w:rFonts w:ascii="Times New Roman" w:hAnsi="Times New Roman" w:cs="Times New Roman" w:eastAsia="Times New Roman"/>
+          <w:rFonts w:ascii="Times New Roman" w:hAnsi="Times New Roman" w:eastAsia="Times New Roman"/>
+          <w:b w:val="0"/>
+          <w:i w:val="0"/>
           <w:sz w:val="24"/>
         </w:rPr>
-        <w:t>The framework yields four hypotheses, set out in Table 1 with the evidence already assembled for each. H4 is the central claim of the thesis, and H1 to H3 establish the mechanisms behind it. Whether platform records become administratively usable once PMK 37/2025 takes effect on 1 November 2026 depends on post-implementation evidence; Section 5.3 addresses it through the design of the regime.</w:t>
+        <w:t>Let V</w:t>
+      </w:r>
+      <w:r>
+        <w:rPr>
+          <w:rFonts w:ascii="Times New Roman" w:hAnsi="Times New Roman" w:eastAsia="Times New Roman"/>
+          <w:b w:val="0"/>
+          <w:i w:val="0"/>
+          <w:sz w:val="24"/>
+          <w:vertAlign w:val="subscript"/>
+        </w:rPr>
+        <w:t>it</w:t>
+      </w:r>
+      <w:r>
+        <w:rPr>
+          <w:rFonts w:ascii="Times New Roman" w:hAnsi="Times New Roman" w:eastAsia="Times New Roman"/>
+          <w:b w:val="0"/>
+          <w:i w:val="0"/>
+          <w:sz w:val="24"/>
+        </w:rPr>
+        <w:t xml:space="preserve"> denote transaction value processed by platform i in year t, and R</w:t>
+      </w:r>
+      <w:r>
+        <w:rPr>
+          <w:rFonts w:ascii="Times New Roman" w:hAnsi="Times New Roman" w:eastAsia="Times New Roman"/>
+          <w:b w:val="0"/>
+          <w:i w:val="0"/>
+          <w:sz w:val="24"/>
+          <w:vertAlign w:val="subscript"/>
+        </w:rPr>
+        <w:t>it</w:t>
+      </w:r>
+      <w:r>
+        <w:rPr>
+          <w:rFonts w:ascii="Times New Roman" w:hAnsi="Times New Roman" w:eastAsia="Times New Roman"/>
+          <w:b w:val="0"/>
+          <w:i w:val="0"/>
+          <w:sz w:val="24"/>
+        </w:rPr>
+        <w:t xml:space="preserve"> the revenue it recognizes over the same period and business scope. The absolute invisible wedge is:</w:t>
       </w:r>
     </w:p>
     <w:p>
       <w:pPr>
         <w:keepNext/>
-        <w:spacing w:line="240" w:lineRule="auto" w:after="30" w:before="60"/>
+        <w:spacing w:before="60" w:after="80" w:line="247" w:lineRule="auto"/>
+        <w:jc w:val="center"/>
+      </w:pPr>
+      <w:r>
+        <w:rPr>
+          <w:rFonts w:ascii="Times New Roman" w:hAnsi="Times New Roman" w:eastAsia="Times New Roman"/>
+          <w:b w:val="0"/>
+          <w:i/>
+          <w:sz w:val="24"/>
+        </w:rPr>
+        <w:t>W</w:t>
+      </w:r>
+      <w:r>
+        <w:rPr>
+          <w:rFonts w:ascii="Times New Roman" w:hAnsi="Times New Roman" w:eastAsia="Times New Roman"/>
+          <w:b w:val="0"/>
+          <w:i/>
+          <w:sz w:val="24"/>
+          <w:vertAlign w:val="subscript"/>
+        </w:rPr>
+        <w:t>it</w:t>
+      </w:r>
+      <w:r>
+        <w:rPr>
+          <w:rFonts w:ascii="Times New Roman" w:hAnsi="Times New Roman" w:eastAsia="Times New Roman"/>
+          <w:b w:val="0"/>
+          <w:i/>
+          <w:sz w:val="24"/>
+        </w:rPr>
+        <w:t xml:space="preserve"> = V</w:t>
+      </w:r>
+      <w:r>
+        <w:rPr>
+          <w:rFonts w:ascii="Times New Roman" w:hAnsi="Times New Roman" w:eastAsia="Times New Roman"/>
+          <w:b w:val="0"/>
+          <w:i/>
+          <w:sz w:val="24"/>
+          <w:vertAlign w:val="subscript"/>
+        </w:rPr>
+        <w:t>it</w:t>
+      </w:r>
+      <w:r>
+        <w:rPr>
+          <w:rFonts w:ascii="Times New Roman" w:hAnsi="Times New Roman" w:eastAsia="Times New Roman"/>
+          <w:b w:val="0"/>
+          <w:i/>
+          <w:sz w:val="24"/>
+        </w:rPr>
+        <w:t xml:space="preserve"> − R</w:t>
+      </w:r>
+      <w:r>
+        <w:rPr>
+          <w:rFonts w:ascii="Times New Roman" w:hAnsi="Times New Roman" w:eastAsia="Times New Roman"/>
+          <w:b w:val="0"/>
+          <w:i/>
+          <w:sz w:val="24"/>
+          <w:vertAlign w:val="subscript"/>
+        </w:rPr>
+        <w:t>it</w:t>
+      </w:r>
+    </w:p>
+    <w:p>
+      <w:pPr>
+        <w:spacing w:after="80" w:line="247" w:lineRule="auto"/>
+        <w:jc w:val="both"/>
+      </w:pPr>
+      <w:r>
+        <w:rPr>
+          <w:rFonts w:ascii="Times New Roman" w:hAnsi="Times New Roman" w:eastAsia="Times New Roman"/>
+          <w:b w:val="0"/>
+          <w:i w:val="0"/>
+          <w:sz w:val="24"/>
+        </w:rPr>
+        <w:t>W measures transaction value outside the platform's recognized revenue. It does not by itself imply participant profit, taxable income, value added, non-compliance, or tax due. Because platforms differ in size, I also express the wedge relative to revenue through the Ecosystem Ratio, which is constructed for this study:</w:t>
+      </w:r>
+    </w:p>
+    <w:p>
+      <w:pPr>
+        <w:keepNext/>
+        <w:spacing w:before="60" w:after="80" w:line="247" w:lineRule="auto"/>
+        <w:jc w:val="center"/>
+      </w:pPr>
+      <w:r>
+        <w:rPr>
+          <w:rFonts w:ascii="Times New Roman" w:hAnsi="Times New Roman" w:eastAsia="Times New Roman"/>
+          <w:b w:val="0"/>
+          <w:i/>
+          <w:sz w:val="24"/>
+        </w:rPr>
+        <w:t>E</w:t>
+      </w:r>
+      <w:r>
+        <w:rPr>
+          <w:rFonts w:ascii="Times New Roman" w:hAnsi="Times New Roman" w:eastAsia="Times New Roman"/>
+          <w:b w:val="0"/>
+          <w:i/>
+          <w:sz w:val="24"/>
+          <w:vertAlign w:val="subscript"/>
+        </w:rPr>
+        <w:t>it</w:t>
+      </w:r>
+      <w:r>
+        <w:rPr>
+          <w:rFonts w:ascii="Times New Roman" w:hAnsi="Times New Roman" w:eastAsia="Times New Roman"/>
+          <w:b w:val="0"/>
+          <w:i/>
+          <w:sz w:val="24"/>
+        </w:rPr>
+        <w:t xml:space="preserve"> = (V</w:t>
+      </w:r>
+      <w:r>
+        <w:rPr>
+          <w:rFonts w:ascii="Times New Roman" w:hAnsi="Times New Roman" w:eastAsia="Times New Roman"/>
+          <w:b w:val="0"/>
+          <w:i/>
+          <w:sz w:val="24"/>
+          <w:vertAlign w:val="subscript"/>
+        </w:rPr>
+        <w:t>it</w:t>
+      </w:r>
+      <w:r>
+        <w:rPr>
+          <w:rFonts w:ascii="Times New Roman" w:hAnsi="Times New Roman" w:eastAsia="Times New Roman"/>
+          <w:b w:val="0"/>
+          <w:i/>
+          <w:sz w:val="24"/>
+        </w:rPr>
+        <w:t xml:space="preserve"> − R</w:t>
+      </w:r>
+      <w:r>
+        <w:rPr>
+          <w:rFonts w:ascii="Times New Roman" w:hAnsi="Times New Roman" w:eastAsia="Times New Roman"/>
+          <w:b w:val="0"/>
+          <w:i/>
+          <w:sz w:val="24"/>
+          <w:vertAlign w:val="subscript"/>
+        </w:rPr>
+        <w:t>it</w:t>
+      </w:r>
+      <w:r>
+        <w:rPr>
+          <w:rFonts w:ascii="Times New Roman" w:hAnsi="Times New Roman" w:eastAsia="Times New Roman"/>
+          <w:b w:val="0"/>
+          <w:i/>
+          <w:sz w:val="24"/>
+        </w:rPr>
+        <w:t>) / R</w:t>
+      </w:r>
+      <w:r>
+        <w:rPr>
+          <w:rFonts w:ascii="Times New Roman" w:hAnsi="Times New Roman" w:eastAsia="Times New Roman"/>
+          <w:b w:val="0"/>
+          <w:i/>
+          <w:sz w:val="24"/>
+          <w:vertAlign w:val="subscript"/>
+        </w:rPr>
+        <w:t>it</w:t>
+      </w:r>
+    </w:p>
+    <w:p>
+      <w:pPr>
+        <w:spacing w:after="80" w:line="247" w:lineRule="auto"/>
+        <w:jc w:val="both"/>
+      </w:pPr>
+      <w:r>
+        <w:rPr>
+          <w:rFonts w:ascii="Times New Roman" w:hAnsi="Times New Roman" w:eastAsia="Times New Roman"/>
+          <w:b w:val="0"/>
+          <w:i w:val="0"/>
+          <w:sz w:val="24"/>
+        </w:rPr>
+        <w:t>An E of 9 means that for every one unit of platform revenue, nine additional units of transaction value lie outside the revenue line. A single ratio does not show whether transaction value and revenue move together through time, so I define annual growth divergence as:</w:t>
+      </w:r>
+    </w:p>
+    <w:p>
+      <w:pPr>
+        <w:keepNext/>
+        <w:spacing w:before="60" w:after="80" w:line="247" w:lineRule="auto"/>
+        <w:jc w:val="center"/>
+      </w:pPr>
+      <w:r>
+        <w:rPr>
+          <w:rFonts w:ascii="Times New Roman" w:hAnsi="Times New Roman" w:eastAsia="Times New Roman"/>
+          <w:b w:val="0"/>
+          <w:i/>
+          <w:sz w:val="24"/>
+        </w:rPr>
+        <w:t>D</w:t>
+      </w:r>
+      <w:r>
+        <w:rPr>
+          <w:rFonts w:ascii="Times New Roman" w:hAnsi="Times New Roman" w:eastAsia="Times New Roman"/>
+          <w:b w:val="0"/>
+          <w:i/>
+          <w:sz w:val="24"/>
+          <w:vertAlign w:val="subscript"/>
+        </w:rPr>
+        <w:t>it</w:t>
+      </w:r>
+      <w:r>
+        <w:rPr>
+          <w:rFonts w:ascii="Times New Roman" w:hAnsi="Times New Roman" w:eastAsia="Times New Roman"/>
+          <w:b w:val="0"/>
+          <w:i/>
+          <w:sz w:val="24"/>
+        </w:rPr>
+        <w:t xml:space="preserve"> = g(V</w:t>
+      </w:r>
+      <w:r>
+        <w:rPr>
+          <w:rFonts w:ascii="Times New Roman" w:hAnsi="Times New Roman" w:eastAsia="Times New Roman"/>
+          <w:b w:val="0"/>
+          <w:i/>
+          <w:sz w:val="24"/>
+          <w:vertAlign w:val="subscript"/>
+        </w:rPr>
+        <w:t>it</w:t>
+      </w:r>
+      <w:r>
+        <w:rPr>
+          <w:rFonts w:ascii="Times New Roman" w:hAnsi="Times New Roman" w:eastAsia="Times New Roman"/>
+          <w:b w:val="0"/>
+          <w:i/>
+          <w:sz w:val="24"/>
+        </w:rPr>
+        <w:t>) − g(R</w:t>
+      </w:r>
+      <w:r>
+        <w:rPr>
+          <w:rFonts w:ascii="Times New Roman" w:hAnsi="Times New Roman" w:eastAsia="Times New Roman"/>
+          <w:b w:val="0"/>
+          <w:i/>
+          <w:sz w:val="24"/>
+          <w:vertAlign w:val="subscript"/>
+        </w:rPr>
+        <w:t>it</w:t>
+      </w:r>
+      <w:r>
+        <w:rPr>
+          <w:rFonts w:ascii="Times New Roman" w:hAnsi="Times New Roman" w:eastAsia="Times New Roman"/>
+          <w:b w:val="0"/>
+          <w:i/>
+          <w:sz w:val="24"/>
+        </w:rPr>
+        <w:t>)</w:t>
+      </w:r>
+    </w:p>
+    <w:p>
+      <w:pPr>
+        <w:spacing w:after="80" w:line="247" w:lineRule="auto"/>
+        <w:jc w:val="both"/>
+      </w:pPr>
+      <w:r>
+        <w:rPr>
+          <w:rFonts w:ascii="Times New Roman" w:hAnsi="Times New Roman" w:eastAsia="Times New Roman"/>
+          <w:b w:val="0"/>
+          <w:i w:val="0"/>
+          <w:sz w:val="24"/>
+        </w:rPr>
+        <w:t>A positive D means transaction value grew faster than revenue; a negative D means revenue grew faster. Together, W, E, and D measure the size of the transaction-revenue boundary and how that boundary changes over time.</w:t>
+      </w:r>
+    </w:p>
+    <w:p>
+      <w:pPr>
+        <w:pStyle w:val="Heading2"/>
+        <w:keepNext/>
+        <w:spacing w:before="90" w:after="30"/>
         <w:jc w:val="left"/>
       </w:pPr>
       <w:r>
         <w:rPr>
-          <w:rFonts w:ascii="Times New Roman" w:hAnsi="Times New Roman" w:cs="Times New Roman" w:eastAsia="Times New Roman"/>
+          <w:rFonts w:ascii="Times New Roman" w:hAnsi="Times New Roman" w:eastAsia="Times New Roman"/>
+          <w:b/>
+          <w:i w:val="0"/>
+          <w:sz w:val="24"/>
+        </w:rPr>
+        <w:t>3.2 Hypotheses</w:t>
+      </w:r>
+    </w:p>
+    <w:p>
+      <w:pPr>
+        <w:spacing w:after="80" w:line="247" w:lineRule="auto"/>
+        <w:jc w:val="both"/>
+      </w:pPr>
+      <w:r>
+        <w:rPr>
+          <w:rFonts w:ascii="Times New Roman" w:hAnsi="Times New Roman" w:eastAsia="Times New Roman"/>
+          <w:b w:val="0"/>
+          <w:i w:val="0"/>
+          <w:sz w:val="24"/>
+        </w:rPr>
+        <w:t>The four hypotheses examine different layers of the same measurement problem. H1 tests the transaction-revenue boundary within platforms. H2 and H3 examine where activity and records outside platform revenue appear in national e-commerce evidence. H4 is the central claim of the thesis, and H1 to H3 establish the mechanisms behind it.</w:t>
+      </w:r>
+    </w:p>
+    <w:p>
+      <w:pPr>
+        <w:spacing w:after="80" w:line="247" w:lineRule="auto"/>
+        <w:jc w:val="left"/>
+      </w:pPr>
+      <w:r>
+        <w:rPr>
+          <w:rFonts w:ascii="Times New Roman" w:hAnsi="Times New Roman" w:eastAsia="Times New Roman"/>
+          <w:b/>
+          <w:i w:val="0"/>
+          <w:sz w:val="24"/>
+        </w:rPr>
+        <w:t>H1. Platform revenue is not a stable proxy for the transaction value a platform processes.</w:t>
+      </w:r>
+    </w:p>
+    <w:p>
+      <w:pPr>
+        <w:spacing w:after="80" w:line="247" w:lineRule="auto"/>
+        <w:jc w:val="both"/>
+      </w:pPr>
+      <w:r>
+        <w:rPr>
+          <w:rFonts w:ascii="Times New Roman" w:hAnsi="Times New Roman" w:eastAsia="Times New Roman"/>
+          <w:b w:val="0"/>
+          <w:i w:val="0"/>
+          <w:sz w:val="24"/>
+        </w:rPr>
+        <w:t>If it were, transaction value and revenue would move proportionally within the same platform over time.</w:t>
+      </w:r>
+    </w:p>
+    <w:p>
+      <w:pPr>
+        <w:spacing w:after="80" w:line="247" w:lineRule="auto"/>
+        <w:jc w:val="left"/>
+      </w:pPr>
+      <w:r>
+        <w:rPr>
+          <w:rFonts w:ascii="Times New Roman" w:hAnsi="Times New Roman" w:eastAsia="Times New Roman"/>
+          <w:b/>
+          <w:i w:val="0"/>
+          <w:sz w:val="24"/>
+        </w:rPr>
+        <w:t>H2. Aggregate e-commerce growth is driven mainly by growth in the number of participating businesses rather than by higher transaction value per business.</w:t>
+      </w:r>
+    </w:p>
+    <w:p>
+      <w:pPr>
+        <w:spacing w:after="80" w:line="247" w:lineRule="auto"/>
+        <w:jc w:val="both"/>
+      </w:pPr>
+      <w:r>
+        <w:rPr>
+          <w:rFonts w:ascii="Times New Roman" w:hAnsi="Times New Roman" w:eastAsia="Times New Roman"/>
+          <w:b w:val="0"/>
+          <w:i w:val="0"/>
+          <w:sz w:val="24"/>
+        </w:rPr>
+        <w:t>This separates wider business participation from changes in the average value observed per business.</w:t>
+      </w:r>
+    </w:p>
+    <w:p>
+      <w:pPr>
+        <w:spacing w:after="80" w:line="247" w:lineRule="auto"/>
+        <w:jc w:val="left"/>
+      </w:pPr>
+      <w:r>
+        <w:rPr>
+          <w:rFonts w:ascii="Times New Roman" w:hAnsi="Times New Roman" w:eastAsia="Times New Roman"/>
+          <w:b/>
+          <w:i w:val="0"/>
+          <w:sz w:val="24"/>
+        </w:rPr>
+        <w:t>H3. Marketplace participation is associated with stronger financial recordkeeping.</w:t>
+      </w:r>
+    </w:p>
+    <w:p>
+      <w:pPr>
+        <w:spacing w:after="80" w:line="247" w:lineRule="auto"/>
+        <w:jc w:val="both"/>
+      </w:pPr>
+      <w:r>
+        <w:rPr>
+          <w:rFonts w:ascii="Times New Roman" w:hAnsi="Times New Roman" w:eastAsia="Times New Roman"/>
+          <w:b w:val="0"/>
+          <w:i w:val="0"/>
+          <w:sz w:val="24"/>
+        </w:rPr>
+        <w:t>This asks whether marketplace-mediated activity leaves a different recordkeeping pattern from other e-commerce activity.</w:t>
+      </w:r>
+    </w:p>
+    <w:p>
+      <w:pPr>
+        <w:spacing w:after="80" w:line="247" w:lineRule="auto"/>
+        <w:jc w:val="left"/>
+      </w:pPr>
+      <w:r>
+        <w:rPr>
+          <w:rFonts w:ascii="Times New Roman" w:hAnsi="Times New Roman" w:eastAsia="Times New Roman"/>
+          <w:b/>
+          <w:i w:val="0"/>
+          <w:sz w:val="24"/>
+        </w:rPr>
+        <w:t>H4. Platform revenue, national e-commerce statistics and payment records are not interchangeable: substituting one for another changes the measured scale and growth of digital economic activity.</w:t>
+      </w:r>
+    </w:p>
+    <w:p>
+      <w:pPr>
+        <w:spacing w:after="80" w:line="247" w:lineRule="auto"/>
+        <w:jc w:val="both"/>
+      </w:pPr>
+      <w:r>
+        <w:rPr>
+          <w:rFonts w:ascii="Times New Roman" w:hAnsi="Times New Roman" w:eastAsia="Times New Roman"/>
+          <w:b w:val="0"/>
+          <w:i w:val="0"/>
+          <w:sz w:val="24"/>
+        </w:rPr>
+        <w:t>This asks whether the records produce the same economic account when they observe different parts of digital activity.</w:t>
+      </w:r>
+    </w:p>
+    <w:p>
+      <w:pPr>
+        <w:keepNext/>
+        <w:spacing w:before="60" w:after="30" w:line="240" w:lineRule="auto"/>
+        <w:jc w:val="left"/>
+      </w:pPr>
+      <w:r>
+        <w:rPr>
+          <w:rFonts w:ascii="Times New Roman" w:hAnsi="Times New Roman" w:eastAsia="Times New Roman"/>
           <w:b/>
           <w:i/>
           <w:sz w:val="19"/>
         </w:rPr>
-        <w:t>Table 1. Hypotheses and current evidence.</w:t>
+        <w:t>Table 1. Hypotheses and principal empirical tests.</w:t>
       </w:r>
     </w:p>
     <w:tbl>
@@ -743,26 +1189,20 @@
         <w:tblW w:type="auto" w:w="0"/>
         <w:jc w:val="center"/>
         <w:tblLayout w:type="fixed"/>
-        <w:tblLook w:firstColumn="1" w:firstRow="1" w:lastColumn="0" w:lastRow="0" w:noHBand="0" w:noVBand="1" w:val="04A0"/>
-        <w:tblLayout w:type="fixed"/>
-        <w:tblCellMar>
-          <w:top w:w="0" w:type="dxa"/>
-          <w:bottom w:w="0" w:type="dxa"/>
-          <w:left w:w="72" w:type="dxa"/>
-          <w:right w:w="72" w:type="dxa"/>
-        </w:tblCellMar>
       </w:tblPr>
       <w:tblGrid>
-        <w:gridCol w:w="3900"/>
-        <w:gridCol w:w="5647"/>
+        <w:gridCol w:w="3300"/>
+        <w:gridCol w:w="6247"/>
       </w:tblGrid>
       <w:tr>
         <w:trPr>
+          <w:tblHeader w:val="true"/>
           <w:cantSplit/>
         </w:trPr>
         <w:tc>
           <w:tcPr>
-            <w:tcW w:type="dxa" w:w="3900"/>
+            <w:vAlign w:val="center"/>
+            <w:tcW w:w="3300" w:type="dxa"/>
             <w:tcMar>
               <w:top w:w="45" w:type="dxa"/>
               <w:start w:w="38" w:type="dxa"/>
@@ -775,18 +1215,13 @@
           <w:p>
             <w:pPr>
               <w:keepNext/>
-              <w:spacing w:after="0" w:line="240" w:lineRule="auto" w:before="0"/>
+              <w:spacing w:before="0" w:after="0" w:line="240" w:lineRule="auto"/>
             </w:pPr>
             <w:r>
               <w:rPr>
                 <w:rFonts w:ascii="Times New Roman" w:hAnsi="Times New Roman" w:eastAsia="Times New Roman"/>
-                <w:sz w:val="18"/>
-              </w:rPr>
-            </w:r>
-            <w:r>
-              <w:rPr>
-                <w:rFonts w:ascii="Times New Roman" w:hAnsi="Times New Roman" w:eastAsia="Times New Roman"/>
                 <w:b/>
+                <w:i w:val="0"/>
                 <w:sz w:val="18"/>
               </w:rPr>
               <w:t>Hypothesis</w:t>
@@ -795,7 +1230,8 @@
         </w:tc>
         <w:tc>
           <w:tcPr>
-            <w:tcW w:type="dxa" w:w="5647"/>
+            <w:vAlign w:val="center"/>
+            <w:tcW w:w="6247" w:type="dxa"/>
             <w:tcMar>
               <w:top w:w="45" w:type="dxa"/>
               <w:start w:w="38" w:type="dxa"/>
@@ -808,21 +1244,16 @@
           <w:p>
             <w:pPr>
               <w:keepNext/>
-              <w:spacing w:after="0" w:line="240" w:lineRule="auto" w:before="0"/>
+              <w:spacing w:before="0" w:after="0" w:line="240" w:lineRule="auto"/>
             </w:pPr>
             <w:r>
               <w:rPr>
                 <w:rFonts w:ascii="Times New Roman" w:hAnsi="Times New Roman" w:eastAsia="Times New Roman"/>
+                <w:b/>
+                <w:i w:val="0"/>
                 <w:sz w:val="18"/>
               </w:rPr>
-            </w:r>
-            <w:r>
-              <w:rPr>
-                <w:rFonts w:ascii="Times New Roman" w:hAnsi="Times New Roman" w:eastAsia="Times New Roman"/>
-                <w:b/>
-                <w:sz w:val="18"/>
-              </w:rPr>
-              <w:t>Status in the current evidence</w:t>
+              <w:t>Principal empirical test</w:t>
             </w:r>
           </w:p>
         </w:tc>
@@ -833,7 +1264,8 @@
         </w:trPr>
         <w:tc>
           <w:tcPr>
-            <w:tcW w:type="dxa" w:w="3900"/>
+            <w:vAlign w:val="center"/>
+            <w:tcW w:w="3300" w:type="dxa"/>
             <w:tcMar>
               <w:top w:w="45" w:type="dxa"/>
               <w:start w:w="38" w:type="dxa"/>
@@ -846,27 +1278,23 @@
           <w:p>
             <w:pPr>
               <w:keepNext/>
-              <w:spacing w:after="0" w:line="240" w:lineRule="auto" w:before="0"/>
+              <w:spacing w:before="0" w:after="0" w:line="240" w:lineRule="auto"/>
             </w:pPr>
             <w:r>
               <w:rPr>
                 <w:rFonts w:ascii="Times New Roman" w:hAnsi="Times New Roman" w:eastAsia="Times New Roman"/>
+                <w:b w:val="0"/>
+                <w:i w:val="0"/>
                 <w:sz w:val="18"/>
               </w:rPr>
-            </w:r>
-            <w:r>
-              <w:rPr>
-                <w:rFonts w:ascii="Times New Roman" w:hAnsi="Times New Roman" w:eastAsia="Times New Roman"/>
-                <w:b w:val="0"/>
-                <w:sz w:val="18"/>
-              </w:rPr>
-              <w:t>H1  Platform revenue is not a stable proxy for platform commerce: the ratio of transaction value to revenue moves materially within the same platform over time.</w:t>
+              <w:t>H1 - Transaction-revenue divergence</w:t>
             </w:r>
           </w:p>
         </w:tc>
         <w:tc>
           <w:tcPr>
-            <w:tcW w:type="dxa" w:w="5647"/>
+            <w:vAlign w:val="center"/>
+            <w:tcW w:w="6247" w:type="dxa"/>
             <w:tcMar>
               <w:top w:w="45" w:type="dxa"/>
               <w:start w:w="38" w:type="dxa"/>
@@ -879,21 +1307,16 @@
           <w:p>
             <w:pPr>
               <w:keepNext/>
-              <w:spacing w:after="0" w:line="240" w:lineRule="auto" w:before="0"/>
+              <w:spacing w:before="0" w:after="0" w:line="240" w:lineRule="auto"/>
             </w:pPr>
             <w:r>
               <w:rPr>
                 <w:rFonts w:ascii="Times New Roman" w:hAnsi="Times New Roman" w:eastAsia="Times New Roman"/>
+                <w:b w:val="0"/>
+                <w:i w:val="0"/>
                 <w:sz w:val="18"/>
               </w:rPr>
-            </w:r>
-            <w:r>
-              <w:rPr>
-                <w:rFonts w:ascii="Times New Roman" w:hAnsi="Times New Roman" w:eastAsia="Times New Roman"/>
-                <w:b w:val="0"/>
-                <w:sz w:val="18"/>
-              </w:rPr>
-              <w:t>Supported. Revenue outgrows transaction value in 10 of 12 within-series transitions; median divergence 42.02 pp. Survives log growth (36.64), removal of the largest transition (29.34 pp) and exclusion of any single series.</w:t>
+              <w:t>Platform transaction value and revenue through time, the Ecosystem Ratio, and annual growth divergence</w:t>
             </w:r>
           </w:p>
         </w:tc>
@@ -904,7 +1327,8 @@
         </w:trPr>
         <w:tc>
           <w:tcPr>
-            <w:tcW w:type="dxa" w:w="3900"/>
+            <w:vAlign w:val="center"/>
+            <w:tcW w:w="3300" w:type="dxa"/>
             <w:tcMar>
               <w:top w:w="45" w:type="dxa"/>
               <w:start w:w="38" w:type="dxa"/>
@@ -917,27 +1341,23 @@
           <w:p>
             <w:pPr>
               <w:keepNext/>
-              <w:spacing w:after="0" w:line="240" w:lineRule="auto" w:before="0"/>
+              <w:spacing w:before="0" w:after="0" w:line="240" w:lineRule="auto"/>
             </w:pPr>
             <w:r>
               <w:rPr>
                 <w:rFonts w:ascii="Times New Roman" w:hAnsi="Times New Roman" w:eastAsia="Times New Roman"/>
+                <w:b w:val="0"/>
+                <w:i w:val="0"/>
                 <w:sz w:val="18"/>
               </w:rPr>
-            </w:r>
-            <w:r>
-              <w:rPr>
-                <w:rFonts w:ascii="Times New Roman" w:hAnsi="Times New Roman" w:eastAsia="Times New Roman"/>
-                <w:b w:val="0"/>
-                <w:sz w:val="18"/>
-              </w:rPr>
-              <w:t>H2  Indonesian e-commerce growth is driven by the entry of new businesses rather than by higher value per business.</w:t>
+              <w:t>H2 - Sources of e-commerce growth</w:t>
             </w:r>
           </w:p>
         </w:tc>
         <w:tc>
           <w:tcPr>
-            <w:tcW w:type="dxa" w:w="5647"/>
+            <w:vAlign w:val="center"/>
+            <w:tcW w:w="6247" w:type="dxa"/>
             <w:tcMar>
               <w:top w:w="45" w:type="dxa"/>
               <w:start w:w="38" w:type="dxa"/>
@@ -950,21 +1370,16 @@
           <w:p>
             <w:pPr>
               <w:keepNext/>
-              <w:spacing w:after="0" w:line="240" w:lineRule="auto" w:before="0"/>
+              <w:spacing w:before="0" w:after="0" w:line="240" w:lineRule="auto"/>
             </w:pPr>
             <w:r>
               <w:rPr>
                 <w:rFonts w:ascii="Times New Roman" w:hAnsi="Times New Roman" w:eastAsia="Times New Roman"/>
+                <w:b w:val="0"/>
+                <w:i w:val="0"/>
                 <w:sz w:val="18"/>
               </w:rPr>
-            </w:r>
-            <w:r>
-              <w:rPr>
-                <w:rFonts w:ascii="Times New Roman" w:hAnsi="Times New Roman" w:eastAsia="Times New Roman"/>
-                <w:b w:val="0"/>
-                <w:sz w:val="18"/>
-              </w:rPr>
-              <w:t>Supported. The business-count term accounts for 90.29% of the 2023-2024 increase in e-commerce value, and 70.95% under the conflicting BPS business count.</w:t>
+              <w:t>BPS national e-commerce value and business-count decomposition</w:t>
             </w:r>
           </w:p>
         </w:tc>
@@ -975,7 +1390,8 @@
         </w:trPr>
         <w:tc>
           <w:tcPr>
-            <w:tcW w:type="dxa" w:w="3900"/>
+            <w:vAlign w:val="center"/>
+            <w:tcW w:w="3300" w:type="dxa"/>
             <w:tcMar>
               <w:top w:w="45" w:type="dxa"/>
               <w:start w:w="38" w:type="dxa"/>
@@ -988,27 +1404,23 @@
           <w:p>
             <w:pPr>
               <w:keepNext/>
-              <w:spacing w:after="0" w:line="240" w:lineRule="auto" w:before="0"/>
+              <w:spacing w:before="0" w:after="0" w:line="240" w:lineRule="auto"/>
             </w:pPr>
             <w:r>
               <w:rPr>
                 <w:rFonts w:ascii="Times New Roman" w:hAnsi="Times New Roman" w:eastAsia="Times New Roman"/>
+                <w:b w:val="0"/>
+                <w:i w:val="0"/>
                 <w:sz w:val="18"/>
               </w:rPr>
-            </w:r>
-            <w:r>
-              <w:rPr>
-                <w:rFonts w:ascii="Times New Roman" w:hAnsi="Times New Roman" w:eastAsia="Times New Roman"/>
-                <w:b w:val="0"/>
-                <w:sz w:val="18"/>
-              </w:rPr>
-              <w:t>H3  Marketplace participation is associated with financial recordkeeping.</w:t>
+              <w:t>H3 - Marketplace participation and recordkeeping</w:t>
             </w:r>
           </w:p>
         </w:tc>
         <w:tc>
           <w:tcPr>
-            <w:tcW w:type="dxa" w:w="5647"/>
+            <w:vAlign w:val="center"/>
+            <w:tcW w:w="6247" w:type="dxa"/>
             <w:tcMar>
               <w:top w:w="45" w:type="dxa"/>
               <w:start w:w="38" w:type="dxa"/>
@@ -1021,21 +1433,16 @@
           <w:p>
             <w:pPr>
               <w:keepNext/>
-              <w:spacing w:after="0" w:line="240" w:lineRule="auto" w:before="0"/>
+              <w:spacing w:before="0" w:after="0" w:line="240" w:lineRule="auto"/>
             </w:pPr>
             <w:r>
               <w:rPr>
                 <w:rFonts w:ascii="Times New Roman" w:hAnsi="Times New Roman" w:eastAsia="Times New Roman"/>
+                <w:b w:val="0"/>
+                <w:i w:val="0"/>
                 <w:sz w:val="18"/>
               </w:rPr>
-            </w:r>
-            <w:r>
-              <w:rPr>
-                <w:rFonts w:ascii="Times New Roman" w:hAnsi="Times New Roman" w:eastAsia="Times New Roman"/>
-                <w:b w:val="0"/>
-                <w:sz w:val="18"/>
-              </w:rPr>
-              <w:t>Supported in BPS business-level evidence. The within-province change is weaker (r = 0.309, p = 0.066) and is tested further in the thesis.</w:t>
+              <w:t>BPS published marketplace and financial-recordkeeping evidence</w:t>
             </w:r>
           </w:p>
         </w:tc>
@@ -1046,7 +1453,8 @@
         </w:trPr>
         <w:tc>
           <w:tcPr>
-            <w:tcW w:type="dxa" w:w="3900"/>
+            <w:vAlign w:val="center"/>
+            <w:tcW w:w="3300" w:type="dxa"/>
             <w:tcMar>
               <w:top w:w="45" w:type="dxa"/>
               <w:start w:w="38" w:type="dxa"/>
@@ -1059,21 +1467,23 @@
           <w:p>
             <w:pPr>
               <w:keepNext w:val="0"/>
-              <w:spacing w:after="0" w:line="240" w:lineRule="auto" w:before="0"/>
+              <w:spacing w:before="0" w:after="0" w:line="240" w:lineRule="auto"/>
             </w:pPr>
             <w:r>
               <w:rPr>
                 <w:rFonts w:ascii="Times New Roman" w:hAnsi="Times New Roman" w:eastAsia="Times New Roman"/>
                 <w:b w:val="0"/>
+                <w:i w:val="0"/>
                 <w:sz w:val="18"/>
               </w:rPr>
-              <w:t>H4  Platform revenue, marketplace statistics and payment data are not interchangeable measures of digital commerce, and substituting one for another misstates its scale and location.</w:t>
+              <w:t>H4 - Measurement choice</w:t>
             </w:r>
           </w:p>
         </w:tc>
         <w:tc>
           <w:tcPr>
-            <w:tcW w:type="dxa" w:w="5647"/>
+            <w:vAlign w:val="center"/>
+            <w:tcW w:w="6247" w:type="dxa"/>
             <w:tcMar>
               <w:top w:w="45" w:type="dxa"/>
               <w:start w:w="38" w:type="dxa"/>
@@ -1086,26 +1496,36 @@
           <w:p>
             <w:pPr>
               <w:keepNext w:val="0"/>
-              <w:spacing w:after="0" w:line="240" w:lineRule="auto" w:before="0"/>
+              <w:spacing w:before="0" w:after="0" w:line="240" w:lineRule="auto"/>
             </w:pPr>
             <w:r>
               <w:rPr>
                 <w:rFonts w:ascii="Times New Roman" w:hAnsi="Times New Roman" w:eastAsia="Times New Roman"/>
+                <w:b w:val="0"/>
+                <w:i w:val="0"/>
                 <w:sz w:val="18"/>
               </w:rPr>
-            </w:r>
-            <w:r>
-              <w:rPr>
-                <w:rFonts w:ascii="Times New Roman" w:hAnsi="Times New Roman" w:eastAsia="Times New Roman"/>
-                <w:b w:val="0"/>
-                <w:sz w:val="18"/>
-              </w:rPr>
-              <w:t>Supported. FY2023 transaction value is 13.7 times revenue; 98.46% of 2023-2024 e-commerce growth falls outside the marketplace channel; payment value grew 1.8-11 times as fast as e-commerce value.</w:t>
+              <w:t>Comparison of platform, national e-commerce, and payment records</w:t>
             </w:r>
           </w:p>
         </w:tc>
       </w:tr>
     </w:tbl>
+    <w:p>
+      <w:pPr>
+        <w:spacing w:before="120" w:after="80" w:line="247" w:lineRule="auto"/>
+        <w:jc w:val="both"/>
+      </w:pPr>
+      <w:r>
+        <w:rPr>
+          <w:rFonts w:ascii="Times New Roman" w:hAnsi="Times New Roman" w:eastAsia="Times New Roman"/>
+          <w:b w:val="0"/>
+          <w:i w:val="0"/>
+          <w:sz w:val="24"/>
+        </w:rPr>
+        <w:t>The comparison of platform businesses outside Indonesia is used as corroboration rather than as a fifth hypothesis. Indonesia's marketplace reporting regime is examined as an institutional application in Section 5.3.</w:t>
+      </w:r>
+    </w:p>
     <w:p>
       <w:pPr>
         <w:pStyle w:val="Heading1"/>
@@ -1115,11 +1535,27 @@
       </w:pPr>
       <w:r>
         <w:rPr>
-          <w:rFonts w:ascii="Times New Roman" w:hAnsi="Times New Roman" w:cs="Times New Roman" w:eastAsia="Times New Roman"/>
+          <w:rFonts w:ascii="Times New Roman" w:hAnsi="Times New Roman" w:eastAsia="Times New Roman"/>
           <w:b/>
+          <w:i w:val="0"/>
           <w:sz w:val="24"/>
         </w:rPr>
         <w:t>4. Data and Methodology</w:t>
+      </w:r>
+    </w:p>
+    <w:p>
+      <w:pPr>
+        <w:spacing w:after="80" w:line="247" w:lineRule="auto"/>
+        <w:jc w:val="both"/>
+      </w:pPr>
+      <w:r>
+        <w:rPr>
+          <w:rFonts w:ascii="Times New Roman" w:hAnsi="Times New Roman" w:eastAsia="Times New Roman"/>
+          <w:b w:val="0"/>
+          <w:i w:val="0"/>
+          <w:sz w:val="24"/>
+        </w:rPr>
+        <w:t>The study uses several sources because no single record captures every part of digital platform activity. Platform reports provide transaction value and revenue; BPS-Statistics Indonesia provides national e-commerce and business evidence; Bank Indonesia provides payment statistics; and platform companies outside Indonesia provide a separate comparison. These sources answer different questions and are not combined into one dataset.</w:t>
       </w:r>
     </w:p>
     <w:p>
@@ -1131,41 +1567,43 @@
       </w:pPr>
       <w:r>
         <w:rPr>
-          <w:rFonts w:ascii="Times New Roman" w:hAnsi="Times New Roman" w:cs="Times New Roman" w:eastAsia="Times New Roman"/>
+          <w:rFonts w:ascii="Times New Roman" w:hAnsi="Times New Roman" w:eastAsia="Times New Roman"/>
           <w:b/>
+          <w:i w:val="0"/>
           <w:sz w:val="24"/>
         </w:rPr>
-        <w:t>4.1 Admission rules and evidence tiers</w:t>
+        <w:t>4.1 Selecting the Platform Evidence</w:t>
       </w:r>
     </w:p>
     <w:p>
       <w:pPr>
-        <w:spacing w:line="247" w:lineRule="auto" w:after="80" w:before="0"/>
+        <w:spacing w:after="80" w:line="247" w:lineRule="auto"/>
         <w:jc w:val="both"/>
       </w:pPr>
       <w:r>
         <w:rPr>
-          <w:rFonts w:ascii="Times New Roman" w:hAnsi="Times New Roman" w:cs="Times New Roman" w:eastAsia="Times New Roman"/>
+          <w:rFonts w:ascii="Times New Roman" w:hAnsi="Times New Roman" w:eastAsia="Times New Roman"/>
+          <w:b w:val="0"/>
           <w:i w:val="0"/>
           <w:sz w:val="24"/>
         </w:rPr>
-        <w:t>A platform-period is eligible only when transaction value and revenue cover the same period; geography and business scope can be evaluated; units and definitions are known; derived inputs trace to source; and structural breaks or revised reporting bases are flagged. Repeated publication vintages are not counted as independent observations. Final admission to the main sample is decided at the proposal examination (Section 7).</w:t>
+        <w:t>The basic observation is one platform in one year, with transaction value and revenue referring to the same period and, as closely as possible, the same business activity. An observation is retained only when its period, geographic and business coverage, units, definitions, and source can be identified. Measures referring to different periods are excluded, while major changes in accounting definitions or business structure are recorded.</w:t>
       </w:r>
     </w:p>
     <w:p>
       <w:pPr>
         <w:keepNext/>
-        <w:spacing w:line="240" w:lineRule="auto" w:after="30" w:before="60"/>
+        <w:spacing w:before="60" w:after="30" w:line="240" w:lineRule="auto"/>
         <w:jc w:val="left"/>
       </w:pPr>
       <w:r>
         <w:rPr>
-          <w:rFonts w:ascii="Times New Roman" w:hAnsi="Times New Roman" w:cs="Times New Roman" w:eastAsia="Times New Roman"/>
+          <w:rFonts w:ascii="Times New Roman" w:hAnsi="Times New Roman" w:eastAsia="Times New Roman"/>
           <w:b/>
           <w:i/>
           <w:sz w:val="19"/>
         </w:rPr>
-        <w:t>Table 2. Evidence tiers for Indonesian platform observations. Tiers are reported separately according to how directly each series maps to Indonesia.</w:t>
+        <w:t>Table 2. Indonesian platform evidence.</w:t>
       </w:r>
     </w:p>
     <w:tbl>
@@ -1174,13 +1612,12 @@
         <w:tblW w:type="auto" w:w="0"/>
         <w:jc w:val="center"/>
         <w:tblLayout w:type="fixed"/>
-        <w:tblLook w:firstColumn="1" w:firstRow="1" w:lastColumn="0" w:lastRow="0" w:noHBand="0" w:noVBand="1" w:val="04A0"/>
       </w:tblPr>
       <w:tblGrid>
-        <w:gridCol w:w="2835"/>
-        <w:gridCol w:w="3402"/>
-        <w:gridCol w:w="1655"/>
-        <w:gridCol w:w="1655"/>
+        <w:gridCol w:w="2700"/>
+        <w:gridCol w:w="3100"/>
+        <w:gridCol w:w="1300"/>
+        <w:gridCol w:w="2447"/>
       </w:tblGrid>
       <w:tr>
         <w:trPr>
@@ -1189,138 +1626,117 @@
         </w:trPr>
         <w:tc>
           <w:tcPr>
-            <w:tcW w:type="dxa" w:w="2835"/>
             <w:vAlign w:val="center"/>
+            <w:tcW w:w="2700" w:type="dxa"/>
             <w:tcMar>
               <w:top w:w="45" w:type="dxa"/>
+              <w:start w:w="38" w:type="dxa"/>
               <w:bottom w:w="45" w:type="dxa"/>
+              <w:end w:w="38" w:type="dxa"/>
               <w:left w:w="35" w:type="dxa"/>
               <w:right w:w="35" w:type="dxa"/>
-              <w:start w:w="38" w:type="dxa"/>
-              <w:end w:w="38" w:type="dxa"/>
             </w:tcMar>
           </w:tcPr>
           <w:p>
             <w:pPr>
               <w:keepNext/>
               <w:spacing w:before="0" w:after="0" w:line="240" w:lineRule="auto"/>
-              <w:jc w:val="left"/>
             </w:pPr>
             <w:r>
               <w:rPr>
-                <w:rFonts w:ascii="Times New Roman" w:hAnsi="Times New Roman" w:cs="Times New Roman" w:eastAsia="Times New Roman"/>
+                <w:rFonts w:ascii="Times New Roman" w:hAnsi="Times New Roman" w:eastAsia="Times New Roman"/>
                 <w:b/>
+                <w:i w:val="0"/>
                 <w:sz w:val="18"/>
               </w:rPr>
-            </w:r>
-            <w:r>
-              <w:rPr>
-                <w:rFonts w:ascii="Times New Roman" w:hAnsi="Times New Roman" w:cs="Times New Roman" w:eastAsia="Times New Roman"/>
-                <w:b/>
-                <w:sz w:val="18"/>
-              </w:rPr>
-              <w:t>Evidence tier</w:t>
+              <w:t>Type of evidence</w:t>
             </w:r>
           </w:p>
         </w:tc>
         <w:tc>
           <w:tcPr>
-            <w:tcW w:type="dxa" w:w="3402"/>
             <w:vAlign w:val="center"/>
+            <w:tcW w:w="3100" w:type="dxa"/>
             <w:tcMar>
               <w:top w:w="45" w:type="dxa"/>
+              <w:start w:w="38" w:type="dxa"/>
               <w:bottom w:w="45" w:type="dxa"/>
+              <w:end w:w="38" w:type="dxa"/>
               <w:left w:w="35" w:type="dxa"/>
               <w:right w:w="35" w:type="dxa"/>
-              <w:start w:w="38" w:type="dxa"/>
-              <w:end w:w="38" w:type="dxa"/>
             </w:tcMar>
           </w:tcPr>
           <w:p>
             <w:pPr>
               <w:keepNext/>
               <w:spacing w:before="0" w:after="0" w:line="240" w:lineRule="auto"/>
-              <w:jc w:val="left"/>
             </w:pPr>
             <w:r>
               <w:rPr>
-                <w:rFonts w:ascii="Times New Roman" w:hAnsi="Times New Roman" w:cs="Times New Roman" w:eastAsia="Times New Roman"/>
+                <w:rFonts w:ascii="Times New Roman" w:hAnsi="Times New Roman" w:eastAsia="Times New Roman"/>
                 <w:b/>
+                <w:i w:val="0"/>
                 <w:sz w:val="18"/>
               </w:rPr>
-            </w:r>
-            <w:r>
-              <w:rPr>
-                <w:rFonts w:ascii="Times New Roman" w:hAnsi="Times New Roman" w:cs="Times New Roman" w:eastAsia="Times New Roman"/>
-                <w:b/>
-                <w:sz w:val="18"/>
-              </w:rPr>
-              <w:t>Series</w:t>
+              <w:t>Platforms</w:t>
             </w:r>
           </w:p>
         </w:tc>
         <w:tc>
           <w:tcPr>
-            <w:tcW w:type="dxa" w:w="1655"/>
             <w:vAlign w:val="center"/>
+            <w:tcW w:w="1300" w:type="dxa"/>
             <w:tcMar>
               <w:top w:w="45" w:type="dxa"/>
+              <w:start w:w="38" w:type="dxa"/>
               <w:bottom w:w="45" w:type="dxa"/>
+              <w:end w:w="38" w:type="dxa"/>
               <w:left w:w="35" w:type="dxa"/>
               <w:right w:w="35" w:type="dxa"/>
-              <w:start w:w="38" w:type="dxa"/>
-              <w:end w:w="38" w:type="dxa"/>
             </w:tcMar>
           </w:tcPr>
           <w:p>
             <w:pPr>
               <w:keepNext/>
               <w:spacing w:before="0" w:after="0" w:line="240" w:lineRule="auto"/>
-              <w:jc w:val="left"/>
             </w:pPr>
             <w:r>
               <w:rPr>
-                <w:rFonts w:ascii="Times New Roman" w:hAnsi="Times New Roman" w:cs="Times New Roman" w:eastAsia="Times New Roman"/>
+                <w:rFonts w:ascii="Times New Roman" w:hAnsi="Times New Roman" w:eastAsia="Times New Roman"/>
                 <w:b/>
+                <w:i w:val="0"/>
                 <w:sz w:val="18"/>
               </w:rPr>
-              <w:t>Levels</w:t>
+              <w:t>Annual observations</w:t>
             </w:r>
           </w:p>
         </w:tc>
         <w:tc>
           <w:tcPr>
-            <w:tcW w:type="dxa" w:w="1655"/>
             <w:vAlign w:val="center"/>
+            <w:tcW w:w="2447" w:type="dxa"/>
             <w:tcMar>
               <w:top w:w="45" w:type="dxa"/>
+              <w:start w:w="38" w:type="dxa"/>
               <w:bottom w:w="45" w:type="dxa"/>
+              <w:end w:w="38" w:type="dxa"/>
               <w:left w:w="35" w:type="dxa"/>
               <w:right w:w="35" w:type="dxa"/>
-              <w:start w:w="38" w:type="dxa"/>
-              <w:end w:w="38" w:type="dxa"/>
             </w:tcMar>
           </w:tcPr>
           <w:p>
             <w:pPr>
               <w:keepNext/>
               <w:spacing w:before="0" w:after="0" w:line="240" w:lineRule="auto"/>
-              <w:jc w:val="left"/>
             </w:pPr>
             <w:r>
               <w:rPr>
-                <w:rFonts w:ascii="Times New Roman" w:hAnsi="Times New Roman" w:cs="Times New Roman" w:eastAsia="Times New Roman"/>
+                <w:rFonts w:ascii="Times New Roman" w:hAnsi="Times New Roman" w:eastAsia="Times New Roman"/>
                 <w:b/>
+                <w:i w:val="0"/>
                 <w:sz w:val="18"/>
               </w:rPr>
-            </w:r>
-            <w:r>
-              <w:rPr>
-                <w:rFonts w:ascii="Times New Roman" w:hAnsi="Times New Roman" w:cs="Times New Roman" w:eastAsia="Times New Roman"/>
-                <w:b/>
-                <w:sz w:val="18"/>
-              </w:rPr>
-              <w:t>Transitions</w:t>
+              <w:t>Role</w:t>
             </w:r>
           </w:p>
         </w:tc>
@@ -1331,60 +1747,55 @@
         </w:trPr>
         <w:tc>
           <w:tcPr>
-            <w:tcW w:type="dxa" w:w="2835"/>
             <w:vAlign w:val="center"/>
+            <w:tcW w:w="2700" w:type="dxa"/>
             <w:tcMar>
               <w:top w:w="45" w:type="dxa"/>
+              <w:start w:w="38" w:type="dxa"/>
               <w:bottom w:w="45" w:type="dxa"/>
+              <w:end w:w="38" w:type="dxa"/>
               <w:left w:w="35" w:type="dxa"/>
               <w:right w:w="35" w:type="dxa"/>
-              <w:start w:w="38" w:type="dxa"/>
-              <w:end w:w="38" w:type="dxa"/>
             </w:tcMar>
           </w:tcPr>
           <w:p>
             <w:pPr>
               <w:keepNext/>
               <w:spacing w:before="0" w:after="0" w:line="240" w:lineRule="auto"/>
-              <w:jc w:val="left"/>
             </w:pPr>
             <w:r>
               <w:rPr>
-                <w:rFonts w:ascii="Times New Roman" w:hAnsi="Times New Roman" w:cs="Times New Roman" w:eastAsia="Times New Roman"/>
+                <w:rFonts w:ascii="Times New Roman" w:hAnsi="Times New Roman" w:eastAsia="Times New Roman"/>
+                <w:b w:val="0"/>
+                <w:i w:val="0"/>
                 <w:sz w:val="18"/>
               </w:rPr>
-              <w:t>Direct Indonesia-aligned</w:t>
+              <w:t>Direct Indonesia-aligned data</w:t>
             </w:r>
           </w:p>
         </w:tc>
         <w:tc>
           <w:tcPr>
-            <w:tcW w:type="dxa" w:w="3402"/>
             <w:vAlign w:val="center"/>
+            <w:tcW w:w="3100" w:type="dxa"/>
             <w:tcMar>
               <w:top w:w="45" w:type="dxa"/>
+              <w:start w:w="38" w:type="dxa"/>
               <w:bottom w:w="45" w:type="dxa"/>
+              <w:end w:w="38" w:type="dxa"/>
               <w:left w:w="35" w:type="dxa"/>
               <w:right w:w="35" w:type="dxa"/>
-              <w:start w:w="38" w:type="dxa"/>
-              <w:end w:w="38" w:type="dxa"/>
             </w:tcMar>
           </w:tcPr>
           <w:p>
             <w:pPr>
               <w:keepNext/>
               <w:spacing w:before="0" w:after="0" w:line="240" w:lineRule="auto"/>
-              <w:jc w:val="left"/>
             </w:pPr>
             <w:r>
               <w:rPr>
-                <w:rFonts w:ascii="Times New Roman" w:hAnsi="Times New Roman" w:cs="Times New Roman" w:eastAsia="Times New Roman"/>
-                <w:sz w:val="18"/>
-              </w:rPr>
-            </w:r>
-            <w:r>
-              <w:rPr>
-                <w:rFonts w:ascii="Times New Roman" w:hAnsi="Times New Roman" w:cs="Times New Roman" w:eastAsia="Times New Roman"/>
+                <w:rFonts w:ascii="Times New Roman" w:hAnsi="Times New Roman" w:eastAsia="Times New Roman"/>
+                <w:b w:val="0"/>
                 <w:i w:val="0"/>
                 <w:sz w:val="18"/>
               </w:rPr>
@@ -1394,32 +1805,26 @@
         </w:tc>
         <w:tc>
           <w:tcPr>
-            <w:tcW w:type="dxa" w:w="1655"/>
             <w:vAlign w:val="center"/>
+            <w:tcW w:w="1300" w:type="dxa"/>
             <w:tcMar>
               <w:top w:w="45" w:type="dxa"/>
+              <w:start w:w="38" w:type="dxa"/>
               <w:bottom w:w="45" w:type="dxa"/>
+              <w:end w:w="38" w:type="dxa"/>
               <w:left w:w="35" w:type="dxa"/>
               <w:right w:w="35" w:type="dxa"/>
-              <w:start w:w="38" w:type="dxa"/>
-              <w:end w:w="38" w:type="dxa"/>
             </w:tcMar>
           </w:tcPr>
           <w:p>
             <w:pPr>
               <w:keepNext/>
               <w:spacing w:before="0" w:after="0" w:line="240" w:lineRule="auto"/>
-              <w:jc w:val="left"/>
             </w:pPr>
             <w:r>
               <w:rPr>
-                <w:rFonts w:ascii="Times New Roman" w:hAnsi="Times New Roman" w:cs="Times New Roman" w:eastAsia="Times New Roman"/>
-                <w:sz w:val="18"/>
-              </w:rPr>
-            </w:r>
-            <w:r>
-              <w:rPr>
-                <w:rFonts w:ascii="Times New Roman" w:hAnsi="Times New Roman" w:cs="Times New Roman" w:eastAsia="Times New Roman"/>
+                <w:rFonts w:ascii="Times New Roman" w:hAnsi="Times New Roman" w:eastAsia="Times New Roman"/>
+                <w:b w:val="0"/>
                 <w:i w:val="0"/>
                 <w:sz w:val="18"/>
               </w:rPr>
@@ -1429,36 +1834,30 @@
         </w:tc>
         <w:tc>
           <w:tcPr>
-            <w:tcW w:type="dxa" w:w="1655"/>
             <w:vAlign w:val="center"/>
+            <w:tcW w:w="2447" w:type="dxa"/>
             <w:tcMar>
               <w:top w:w="45" w:type="dxa"/>
+              <w:start w:w="38" w:type="dxa"/>
               <w:bottom w:w="45" w:type="dxa"/>
+              <w:end w:w="38" w:type="dxa"/>
               <w:left w:w="35" w:type="dxa"/>
               <w:right w:w="35" w:type="dxa"/>
-              <w:start w:w="38" w:type="dxa"/>
-              <w:end w:w="38" w:type="dxa"/>
             </w:tcMar>
           </w:tcPr>
           <w:p>
             <w:pPr>
               <w:keepNext/>
               <w:spacing w:before="0" w:after="0" w:line="240" w:lineRule="auto"/>
-              <w:jc w:val="left"/>
             </w:pPr>
             <w:r>
               <w:rPr>
-                <w:rFonts w:ascii="Times New Roman" w:hAnsi="Times New Roman" w:cs="Times New Roman" w:eastAsia="Times New Roman"/>
-                <w:sz w:val="18"/>
-              </w:rPr>
-            </w:r>
-            <w:r>
-              <w:rPr>
-                <w:rFonts w:ascii="Times New Roman" w:hAnsi="Times New Roman" w:cs="Times New Roman" w:eastAsia="Times New Roman"/>
+                <w:rFonts w:ascii="Times New Roman" w:hAnsi="Times New Roman" w:eastAsia="Times New Roman"/>
+                <w:b w:val="0"/>
                 <w:i w:val="0"/>
                 <w:sz w:val="18"/>
               </w:rPr>
-              <w:t>1</w:t>
+              <w:t>Main direct anchor</w:t>
             </w:r>
           </w:p>
         </w:tc>
@@ -1469,15 +1868,15 @@
         </w:trPr>
         <w:tc>
           <w:tcPr>
-            <w:tcW w:type="dxa" w:w="2835"/>
             <w:vAlign w:val="center"/>
+            <w:tcW w:w="2700" w:type="dxa"/>
             <w:tcMar>
               <w:top w:w="45" w:type="dxa"/>
+              <w:start w:w="38" w:type="dxa"/>
               <w:bottom w:w="45" w:type="dxa"/>
+              <w:end w:w="38" w:type="dxa"/>
               <w:left w:w="35" w:type="dxa"/>
               <w:right w:w="35" w:type="dxa"/>
-              <w:start w:w="38" w:type="dxa"/>
-              <w:end w:w="38" w:type="dxa"/>
             </w:tcMar>
           </w:tcPr>
           <w:p>
@@ -1488,68 +1887,65 @@
             <w:r>
               <w:rPr>
                 <w:rFonts w:ascii="Times New Roman" w:hAnsi="Times New Roman" w:eastAsia="Times New Roman"/>
+                <w:b w:val="0"/>
+                <w:i w:val="0"/>
                 <w:sz w:val="18"/>
               </w:rPr>
-              <w:t>Direct, scope-pending</w:t>
+              <w:t>Company-reported data with broader scope</w:t>
             </w:r>
           </w:p>
         </w:tc>
         <w:tc>
           <w:tcPr>
-            <w:tcW w:type="dxa" w:w="3402"/>
             <w:vAlign w:val="center"/>
+            <w:tcW w:w="3100" w:type="dxa"/>
             <w:tcMar>
               <w:top w:w="45" w:type="dxa"/>
+              <w:start w:w="38" w:type="dxa"/>
               <w:bottom w:w="45" w:type="dxa"/>
+              <w:end w:w="38" w:type="dxa"/>
               <w:left w:w="35" w:type="dxa"/>
               <w:right w:w="35" w:type="dxa"/>
-              <w:start w:w="38" w:type="dxa"/>
-              <w:end w:w="38" w:type="dxa"/>
             </w:tcMar>
           </w:tcPr>
           <w:p>
             <w:pPr>
               <w:keepNext/>
               <w:spacing w:before="0" w:after="0" w:line="240" w:lineRule="auto"/>
-              <w:jc w:val="left"/>
             </w:pPr>
             <w:r>
               <w:rPr>
-                <w:rFonts w:ascii="Times New Roman" w:hAnsi="Times New Roman" w:cs="Times New Roman" w:eastAsia="Times New Roman"/>
+                <w:rFonts w:ascii="Times New Roman" w:hAnsi="Times New Roman" w:eastAsia="Times New Roman"/>
+                <w:b w:val="0"/>
+                <w:i w:val="0"/>
                 <w:sz w:val="18"/>
               </w:rPr>
-              <w:t>Blibli 3P; Bukalapak Group</w:t>
+              <w:t>Blibli third-party business; Bukalapak Group</w:t>
             </w:r>
           </w:p>
         </w:tc>
         <w:tc>
           <w:tcPr>
-            <w:tcW w:type="dxa" w:w="1655"/>
             <w:vAlign w:val="center"/>
+            <w:tcW w:w="1300" w:type="dxa"/>
             <w:tcMar>
               <w:top w:w="45" w:type="dxa"/>
+              <w:start w:w="38" w:type="dxa"/>
               <w:bottom w:w="45" w:type="dxa"/>
+              <w:end w:w="38" w:type="dxa"/>
               <w:left w:w="35" w:type="dxa"/>
               <w:right w:w="35" w:type="dxa"/>
-              <w:start w:w="38" w:type="dxa"/>
-              <w:end w:w="38" w:type="dxa"/>
             </w:tcMar>
           </w:tcPr>
           <w:p>
             <w:pPr>
               <w:keepNext/>
               <w:spacing w:before="0" w:after="0" w:line="240" w:lineRule="auto"/>
-              <w:jc w:val="left"/>
             </w:pPr>
             <w:r>
               <w:rPr>
-                <w:rFonts w:ascii="Times New Roman" w:hAnsi="Times New Roman" w:cs="Times New Roman" w:eastAsia="Times New Roman"/>
-                <w:sz w:val="18"/>
-              </w:rPr>
-            </w:r>
-            <w:r>
-              <w:rPr>
-                <w:rFonts w:ascii="Times New Roman" w:hAnsi="Times New Roman" w:cs="Times New Roman" w:eastAsia="Times New Roman"/>
+                <w:rFonts w:ascii="Times New Roman" w:hAnsi="Times New Roman" w:eastAsia="Times New Roman"/>
+                <w:b w:val="0"/>
                 <w:i w:val="0"/>
                 <w:sz w:val="18"/>
               </w:rPr>
@@ -1559,36 +1955,30 @@
         </w:tc>
         <w:tc>
           <w:tcPr>
-            <w:tcW w:type="dxa" w:w="1655"/>
             <w:vAlign w:val="center"/>
+            <w:tcW w:w="2447" w:type="dxa"/>
             <w:tcMar>
               <w:top w:w="45" w:type="dxa"/>
+              <w:start w:w="38" w:type="dxa"/>
               <w:bottom w:w="45" w:type="dxa"/>
+              <w:end w:w="38" w:type="dxa"/>
               <w:left w:w="35" w:type="dxa"/>
               <w:right w:w="35" w:type="dxa"/>
-              <w:start w:w="38" w:type="dxa"/>
-              <w:end w:w="38" w:type="dxa"/>
             </w:tcMar>
           </w:tcPr>
           <w:p>
             <w:pPr>
               <w:keepNext/>
               <w:spacing w:before="0" w:after="0" w:line="240" w:lineRule="auto"/>
-              <w:jc w:val="left"/>
             </w:pPr>
             <w:r>
               <w:rPr>
-                <w:rFonts w:ascii="Times New Roman" w:hAnsi="Times New Roman" w:cs="Times New Roman" w:eastAsia="Times New Roman"/>
-                <w:sz w:val="18"/>
-              </w:rPr>
-            </w:r>
-            <w:r>
-              <w:rPr>
-                <w:rFonts w:ascii="Times New Roman" w:hAnsi="Times New Roman" w:cs="Times New Roman" w:eastAsia="Times New Roman"/>
+                <w:rFonts w:ascii="Times New Roman" w:hAnsi="Times New Roman" w:eastAsia="Times New Roman"/>
+                <w:b w:val="0"/>
                 <w:i w:val="0"/>
                 <w:sz w:val="18"/>
               </w:rPr>
-              <w:t>7</w:t>
+              <w:t>Evidence through time with stated scope limits</w:t>
             </w:r>
           </w:p>
         </w:tc>
@@ -1599,54 +1989,56 @@
         </w:trPr>
         <w:tc>
           <w:tcPr>
-            <w:tcW w:type="dxa" w:w="2835"/>
             <w:vAlign w:val="center"/>
+            <w:tcW w:w="2700" w:type="dxa"/>
             <w:tcMar>
               <w:top w:w="45" w:type="dxa"/>
+              <w:start w:w="38" w:type="dxa"/>
               <w:bottom w:w="45" w:type="dxa"/>
+              <w:end w:w="38" w:type="dxa"/>
               <w:left w:w="35" w:type="dxa"/>
               <w:right w:w="35" w:type="dxa"/>
-              <w:start w:w="38" w:type="dxa"/>
-              <w:end w:w="38" w:type="dxa"/>
             </w:tcMar>
           </w:tcPr>
           <w:p>
             <w:pPr>
-              <w:keepNext/>
+              <w:keepNext w:val="0"/>
               <w:spacing w:before="0" w:after="0" w:line="240" w:lineRule="auto"/>
-              <w:jc w:val="left"/>
             </w:pPr>
             <w:r>
               <w:rPr>
-                <w:rFonts w:ascii="Times New Roman" w:hAnsi="Times New Roman" w:cs="Times New Roman" w:eastAsia="Times New Roman"/>
+                <w:rFonts w:ascii="Times New Roman" w:hAnsi="Times New Roman" w:eastAsia="Times New Roman"/>
+                <w:b w:val="0"/>
+                <w:i w:val="0"/>
                 <w:sz w:val="18"/>
               </w:rPr>
-              <w:t>Conditional reconstruction</w:t>
+              <w:t>Indonesia estimates requiring construction</w:t>
             </w:r>
           </w:p>
         </w:tc>
         <w:tc>
           <w:tcPr>
-            <w:tcW w:type="dxa" w:w="3402"/>
             <w:vAlign w:val="center"/>
+            <w:tcW w:w="3100" w:type="dxa"/>
             <w:tcMar>
               <w:top w:w="45" w:type="dxa"/>
+              <w:start w:w="38" w:type="dxa"/>
               <w:bottom w:w="45" w:type="dxa"/>
+              <w:end w:w="38" w:type="dxa"/>
               <w:left w:w="35" w:type="dxa"/>
               <w:right w:w="35" w:type="dxa"/>
-              <w:start w:w="38" w:type="dxa"/>
-              <w:end w:w="38" w:type="dxa"/>
             </w:tcMar>
           </w:tcPr>
           <w:p>
             <w:pPr>
-              <w:keepNext/>
+              <w:keepNext w:val="0"/>
               <w:spacing w:before="0" w:after="0" w:line="240" w:lineRule="auto"/>
-              <w:jc w:val="left"/>
             </w:pPr>
             <w:r>
               <w:rPr>
-                <w:rFonts w:ascii="Times New Roman" w:hAnsi="Times New Roman" w:cs="Times New Roman" w:eastAsia="Times New Roman"/>
+                <w:rFonts w:ascii="Times New Roman" w:hAnsi="Times New Roman" w:eastAsia="Times New Roman"/>
+                <w:b w:val="0"/>
+                <w:i w:val="0"/>
                 <w:sz w:val="18"/>
               </w:rPr>
               <w:t>Grab; Shopee Indonesia</w:t>
@@ -1655,32 +2047,26 @@
         </w:tc>
         <w:tc>
           <w:tcPr>
-            <w:tcW w:type="dxa" w:w="1655"/>
             <w:vAlign w:val="center"/>
+            <w:tcW w:w="1300" w:type="dxa"/>
             <w:tcMar>
               <w:top w:w="45" w:type="dxa"/>
+              <w:start w:w="38" w:type="dxa"/>
               <w:bottom w:w="45" w:type="dxa"/>
+              <w:end w:w="38" w:type="dxa"/>
               <w:left w:w="35" w:type="dxa"/>
               <w:right w:w="35" w:type="dxa"/>
-              <w:start w:w="38" w:type="dxa"/>
-              <w:end w:w="38" w:type="dxa"/>
             </w:tcMar>
           </w:tcPr>
           <w:p>
             <w:pPr>
-              <w:keepNext/>
+              <w:keepNext w:val="0"/>
               <w:spacing w:before="0" w:after="0" w:line="240" w:lineRule="auto"/>
-              <w:jc w:val="left"/>
             </w:pPr>
             <w:r>
               <w:rPr>
-                <w:rFonts w:ascii="Times New Roman" w:hAnsi="Times New Roman" w:cs="Times New Roman" w:eastAsia="Times New Roman"/>
-                <w:sz w:val="18"/>
-              </w:rPr>
-            </w:r>
-            <w:r>
-              <w:rPr>
-                <w:rFonts w:ascii="Times New Roman" w:hAnsi="Times New Roman" w:cs="Times New Roman" w:eastAsia="Times New Roman"/>
+                <w:rFonts w:ascii="Times New Roman" w:hAnsi="Times New Roman" w:eastAsia="Times New Roman"/>
+                <w:b w:val="0"/>
                 <w:i w:val="0"/>
                 <w:sz w:val="18"/>
               </w:rPr>
@@ -1690,174 +2076,30 @@
         </w:tc>
         <w:tc>
           <w:tcPr>
-            <w:tcW w:type="dxa" w:w="1655"/>
             <w:vAlign w:val="center"/>
+            <w:tcW w:w="2447" w:type="dxa"/>
             <w:tcMar>
               <w:top w:w="45" w:type="dxa"/>
+              <w:start w:w="38" w:type="dxa"/>
               <w:bottom w:w="45" w:type="dxa"/>
+              <w:end w:w="38" w:type="dxa"/>
               <w:left w:w="35" w:type="dxa"/>
               <w:right w:w="35" w:type="dxa"/>
-              <w:start w:w="38" w:type="dxa"/>
-              <w:end w:w="38" w:type="dxa"/>
-            </w:tcMar>
-          </w:tcPr>
-          <w:p>
-            <w:pPr>
-              <w:keepNext/>
-              <w:spacing w:before="0" w:after="0" w:line="240" w:lineRule="auto"/>
-              <w:jc w:val="left"/>
-            </w:pPr>
-            <w:r>
-              <w:rPr>
-                <w:rFonts w:ascii="Times New Roman" w:hAnsi="Times New Roman" w:cs="Times New Roman" w:eastAsia="Times New Roman"/>
-                <w:sz w:val="18"/>
-              </w:rPr>
-            </w:r>
-            <w:r>
-              <w:rPr>
-                <w:rFonts w:ascii="Times New Roman" w:hAnsi="Times New Roman" w:cs="Times New Roman" w:eastAsia="Times New Roman"/>
-                <w:i w:val="0"/>
-                <w:sz w:val="18"/>
-              </w:rPr>
-              <w:t>4</w:t>
-            </w:r>
-          </w:p>
-        </w:tc>
-      </w:tr>
-      <w:tr>
-        <w:trPr>
-          <w:cantSplit/>
-        </w:trPr>
-        <w:tc>
-          <w:tcPr>
-            <w:tcW w:type="dxa" w:w="2835"/>
-            <w:vAlign w:val="center"/>
-            <w:tcMar>
-              <w:top w:w="45" w:type="dxa"/>
-              <w:bottom w:w="45" w:type="dxa"/>
-              <w:left w:w="35" w:type="dxa"/>
-              <w:right w:w="35" w:type="dxa"/>
-              <w:start w:w="38" w:type="dxa"/>
-              <w:end w:w="38" w:type="dxa"/>
             </w:tcMar>
           </w:tcPr>
           <w:p>
             <w:pPr>
               <w:keepNext w:val="0"/>
               <w:spacing w:before="0" w:after="0" w:line="240" w:lineRule="auto"/>
-              <w:jc w:val="left"/>
             </w:pPr>
             <w:r>
               <w:rPr>
-                <w:rFonts w:ascii="Times New Roman" w:hAnsi="Times New Roman" w:cs="Times New Roman" w:eastAsia="Times New Roman"/>
-                <w:sz w:val="18"/>
-              </w:rPr>
-              <w:t>All tiers (diagnostic)</w:t>
-            </w:r>
-          </w:p>
-        </w:tc>
-        <w:tc>
-          <w:tcPr>
-            <w:tcW w:type="dxa" w:w="3402"/>
-            <w:vAlign w:val="center"/>
-            <w:tcMar>
-              <w:top w:w="45" w:type="dxa"/>
-              <w:bottom w:w="45" w:type="dxa"/>
-              <w:left w:w="35" w:type="dxa"/>
-              <w:right w:w="35" w:type="dxa"/>
-              <w:start w:w="38" w:type="dxa"/>
-              <w:end w:w="38" w:type="dxa"/>
-            </w:tcMar>
-          </w:tcPr>
-          <w:p>
-            <w:pPr>
-              <w:keepNext w:val="0"/>
-              <w:spacing w:before="0" w:after="0" w:line="240" w:lineRule="auto"/>
-              <w:jc w:val="left"/>
-            </w:pPr>
-            <w:r>
-              <w:rPr>
-                <w:rFonts w:ascii="Times New Roman" w:hAnsi="Times New Roman" w:cs="Times New Roman" w:eastAsia="Times New Roman"/>
-                <w:sz w:val="18"/>
-              </w:rPr>
-            </w:r>
-            <w:r>
-              <w:rPr>
-                <w:rFonts w:ascii="Times New Roman" w:hAnsi="Times New Roman" w:cs="Times New Roman" w:eastAsia="Times New Roman"/>
+                <w:rFonts w:ascii="Times New Roman" w:hAnsi="Times New Roman" w:eastAsia="Times New Roman"/>
+                <w:b w:val="0"/>
                 <w:i w:val="0"/>
                 <w:sz w:val="18"/>
               </w:rPr>
-              <w:t>Five series</w:t>
-            </w:r>
-          </w:p>
-        </w:tc>
-        <w:tc>
-          <w:tcPr>
-            <w:tcW w:type="dxa" w:w="1655"/>
-            <w:vAlign w:val="center"/>
-            <w:tcMar>
-              <w:top w:w="45" w:type="dxa"/>
-              <w:bottom w:w="45" w:type="dxa"/>
-              <w:left w:w="35" w:type="dxa"/>
-              <w:right w:w="35" w:type="dxa"/>
-              <w:start w:w="38" w:type="dxa"/>
-              <w:end w:w="38" w:type="dxa"/>
-            </w:tcMar>
-          </w:tcPr>
-          <w:p>
-            <w:pPr>
-              <w:keepNext w:val="0"/>
-              <w:spacing w:before="0" w:after="0" w:line="240" w:lineRule="auto"/>
-              <w:jc w:val="left"/>
-            </w:pPr>
-            <w:r>
-              <w:rPr>
-                <w:rFonts w:ascii="Times New Roman" w:hAnsi="Times New Roman" w:cs="Times New Roman" w:eastAsia="Times New Roman"/>
-                <w:sz w:val="18"/>
-              </w:rPr>
-            </w:r>
-            <w:r>
-              <w:rPr>
-                <w:rFonts w:ascii="Times New Roman" w:hAnsi="Times New Roman" w:cs="Times New Roman" w:eastAsia="Times New Roman"/>
-                <w:i w:val="0"/>
-                <w:sz w:val="18"/>
-              </w:rPr>
-              <w:t>17</w:t>
-            </w:r>
-          </w:p>
-        </w:tc>
-        <w:tc>
-          <w:tcPr>
-            <w:tcW w:type="dxa" w:w="1655"/>
-            <w:vAlign w:val="center"/>
-            <w:tcMar>
-              <w:top w:w="45" w:type="dxa"/>
-              <w:bottom w:w="45" w:type="dxa"/>
-              <w:left w:w="35" w:type="dxa"/>
-              <w:right w:w="35" w:type="dxa"/>
-              <w:start w:w="38" w:type="dxa"/>
-              <w:end w:w="38" w:type="dxa"/>
-            </w:tcMar>
-          </w:tcPr>
-          <w:p>
-            <w:pPr>
-              <w:keepNext w:val="0"/>
-              <w:spacing w:before="0" w:after="0" w:line="240" w:lineRule="auto"/>
-              <w:jc w:val="left"/>
-            </w:pPr>
-            <w:r>
-              <w:rPr>
-                <w:rFonts w:ascii="Times New Roman" w:hAnsi="Times New Roman" w:cs="Times New Roman" w:eastAsia="Times New Roman"/>
-                <w:sz w:val="18"/>
-              </w:rPr>
-            </w:r>
-            <w:r>
-              <w:rPr>
-                <w:rFonts w:ascii="Times New Roman" w:hAnsi="Times New Roman" w:cs="Times New Roman" w:eastAsia="Times New Roman"/>
-                <w:i w:val="0"/>
-                <w:sz w:val="18"/>
-              </w:rPr>
-              <w:t>12</w:t>
+              <w:t>Supporting country evidence</w:t>
             </w:r>
           </w:p>
         </w:tc>
@@ -1865,33 +2107,17 @@
     </w:tbl>
     <w:p>
       <w:pPr>
-        <w:keepNext w:val="0"/>
-        <w:keepLines/>
-        <w:spacing w:line="247" w:lineRule="auto" w:after="80" w:before="100"/>
+        <w:spacing w:before="120" w:after="80" w:line="247" w:lineRule="auto"/>
         <w:jc w:val="both"/>
       </w:pPr>
       <w:r>
         <w:rPr>
-          <w:rFonts w:ascii="Times New Roman" w:hAnsi="Times New Roman" w:cs="Times New Roman" w:eastAsia="Times New Roman"/>
+          <w:rFonts w:ascii="Times New Roman" w:hAnsi="Times New Roman" w:eastAsia="Times New Roman"/>
           <w:b w:val="0"/>
           <w:i w:val="0"/>
           <w:sz w:val="24"/>
         </w:rPr>
-        <w:t>Table 2 shows the trade-off the design manages: only two of the seventeen levels come from a directly Indonesia-aligned segment, while the larger tiers carry more observations under wider scope. Tokopedia is the strongest Indonesia-aligned series; Blibli includes online travel; Bukalapak reports at Group level with overseas operations; and Grab and Shopee each require a derived or externally estimated country component. Tokopedia FY2021 and Bukalapak FY2024 are excluded because their transaction and revenue periods do not match.</w:t>
-      </w:r>
-    </w:p>
-    <w:p>
-      <w:pPr>
-        <w:spacing w:line="247" w:lineRule="auto" w:after="80" w:before="0"/>
-        <w:jc w:val="both"/>
-      </w:pPr>
-      <w:r>
-        <w:rPr>
-          <w:rFonts w:ascii="Times New Roman" w:hAnsi="Times New Roman" w:cs="Times New Roman" w:eastAsia="Times New Roman"/>
-          <w:i w:val="0"/>
-          <w:sz w:val="24"/>
-        </w:rPr>
-        <w:t>Three counts are intentionally different. The all-tier inventory contains 17 retained levels; the executed direct tiers contain 11 levels (2 Indonesia-aligned and 9 scope-pending); and the broader direct-candidate sensitivity contains 13 periods, including a Blibli FY2020 prospectus observation, yielding 9 annual transitions. These counts answer different construction questions and are reported separately.</w:t>
+        <w:t>An annual observation is one matched transaction-and-revenue pair for one platform in one year. The 17 retained observations produce 12 year-to-year comparisons because the same platforms are not available in every year. Tokopedia is closely aligned with Indonesia but is not a literal country line. Blibli includes online travel, Bukalapak includes some overseas activity, and Grab and Shopee require additional construction. Tokopedia 2021 and Bukalapak 2024 are excluded because their transaction and revenue figures cover different periods.</w:t>
       </w:r>
     </w:p>
     <w:p>
@@ -1903,37 +2129,57 @@
       </w:pPr>
       <w:r>
         <w:rPr>
-          <w:rFonts w:ascii="Times New Roman" w:hAnsi="Times New Roman" w:cs="Times New Roman" w:eastAsia="Times New Roman"/>
+          <w:rFonts w:ascii="Times New Roman" w:hAnsi="Times New Roman" w:eastAsia="Times New Roman"/>
           <w:b/>
+          <w:i w:val="0"/>
           <w:sz w:val="24"/>
         </w:rPr>
-        <w:t>4.2 Comparability strategy</w:t>
+        <w:t>4.2 Comparing Platform Activity Through Time</w:t>
       </w:r>
     </w:p>
     <w:p>
       <w:pPr>
-        <w:spacing w:before="0" w:after="80" w:line="247" w:lineRule="auto"/>
+        <w:spacing w:after="80" w:line="247" w:lineRule="auto"/>
         <w:jc w:val="both"/>
       </w:pPr>
       <w:r>
         <w:rPr>
-          <w:rFonts w:ascii="Times New Roman" w:hAnsi="Times New Roman" w:cs="Times New Roman" w:eastAsia="Times New Roman"/>
+          <w:rFonts w:ascii="Times New Roman" w:hAnsi="Times New Roman" w:eastAsia="Times New Roman"/>
+          <w:b w:val="0"/>
+          <w:i w:val="0"/>
           <w:sz w:val="24"/>
         </w:rPr>
-        <w:t>The main longitudinal comparisons are made within named series. A within-series transition holds the issuer, business perimeter and disclosure convention as constant as the filings allow, so a change in the ratio of transaction value to revenue reflects a change in that platform's economics and accounting.</w:t>
+        <w:t>Changes through time are examined mainly by comparing each platform with itself. This keeps the company, business activity, and reporting convention as similar as the disclosures allow. When transaction value and revenue move sharply apart, disclosed changes in monetization, customer incentives, revenue recognition, and business scope are used to reconcile the movement where the filings permit.</w:t>
       </w:r>
     </w:p>
     <w:p>
       <w:pPr>
-        <w:spacing w:before="0" w:after="80" w:line="247" w:lineRule="auto"/>
+        <w:spacing w:after="80" w:line="247" w:lineRule="auto"/>
         <w:jc w:val="both"/>
       </w:pPr>
       <w:r>
         <w:rPr>
-          <w:rFonts w:ascii="Times New Roman" w:hAnsi="Times New Roman" w:cs="Times New Roman" w:eastAsia="Times New Roman"/>
+          <w:rFonts w:ascii="Times New Roman" w:hAnsi="Times New Roman" w:eastAsia="Times New Roman"/>
+          <w:b w:val="0"/>
+          <w:i w:val="0"/>
           <w:sz w:val="24"/>
         </w:rPr>
-        <w:t>Cross-platform levels serve a different purpose. The FY2023 cross-section establishes scale, and the 48 external issuer-years test whether the boundary appears outside Indonesia. Keeping those roles distinct is what allows heterogeneous disclosures to be used together.</w:t>
+        <w:t>Companies also use different names for transaction activity, including gross transaction value (GTV), gross merchandise value (GMV), and total payment volume (TPV). The original definitions are retained rather than assumed to be identical.</w:t>
+      </w:r>
+    </w:p>
+    <w:p>
+      <w:pPr>
+        <w:spacing w:after="80" w:line="247" w:lineRule="auto"/>
+        <w:jc w:val="both"/>
+      </w:pPr>
+      <w:r>
+        <w:rPr>
+          <w:rFonts w:ascii="Times New Roman" w:hAnsi="Times New Roman" w:eastAsia="Times New Roman"/>
+          <w:b w:val="0"/>
+          <w:i w:val="0"/>
+          <w:sz w:val="24"/>
+        </w:rPr>
+        <w:t>The cross-platform comparison uses the 2023 fiscal year, the last year in which the three principal platforms can be compared on the same basis. It measures the scale of the transaction-revenue difference for those platforms, and market-share estimates describe their coverage of marketplace transaction value.</w:t>
       </w:r>
     </w:p>
     <w:p>
@@ -1945,53 +2191,1447 @@
       </w:pPr>
       <w:r>
         <w:rPr>
-          <w:rFonts w:ascii="Times New Roman" w:hAnsi="Times New Roman" w:cs="Times New Roman" w:eastAsia="Times New Roman"/>
+          <w:rFonts w:ascii="Times New Roman" w:hAnsi="Times New Roman" w:eastAsia="Times New Roman"/>
           <w:b/>
+          <w:i w:val="0"/>
           <w:sz w:val="24"/>
         </w:rPr>
-        <w:t>4.3 Conditional country evidence</w:t>
+        <w:t>4.3 Direct and Constructed Indonesia Measures</w:t>
       </w:r>
     </w:p>
     <w:p>
       <w:pPr>
-        <w:spacing w:line="247" w:lineRule="auto" w:after="80" w:before="0"/>
+        <w:spacing w:after="80" w:line="247" w:lineRule="auto"/>
         <w:jc w:val="both"/>
       </w:pPr>
       <w:r>
         <w:rPr>
-          <w:rFonts w:ascii="Times New Roman" w:hAnsi="Times New Roman" w:cs="Times New Roman" w:eastAsia="Times New Roman"/>
+          <w:rFonts w:ascii="Times New Roman" w:hAnsi="Times New Roman" w:eastAsia="Times New Roman"/>
+          <w:b w:val="0"/>
           <w:i w:val="0"/>
           <w:sz w:val="24"/>
         </w:rPr>
-        <w:t>Grab discloses Indonesia revenue but not Indonesia transaction value. Its conditional country transaction value is therefore derived as:</w:t>
+        <w:t>Not every company reports the same Indonesia-specific information.</w:t>
       </w:r>
     </w:p>
     <w:p>
       <w:pPr>
+        <w:keepNext/>
+        <w:spacing w:before="60" w:after="30" w:line="240" w:lineRule="auto"/>
+        <w:jc w:val="left"/>
+      </w:pPr>
+      <w:r>
+        <w:rPr>
+          <w:rFonts w:ascii="Times New Roman" w:hAnsi="Times New Roman" w:eastAsia="Times New Roman"/>
+          <w:b/>
+          <w:i/>
+          <w:sz w:val="19"/>
+        </w:rPr>
+        <w:t>Table 3. Construction of the principal platform measures.</w:t>
+      </w:r>
+    </w:p>
+    <w:tbl>
+      <w:tblPr>
+        <w:tblStyle w:val="TableGrid"/>
+        <w:tblW w:type="auto" w:w="0"/>
+        <w:jc w:val="center"/>
+        <w:tblLayout w:type="fixed"/>
+      </w:tblPr>
+      <w:tblGrid>
+        <w:gridCol w:w="1500"/>
+        <w:gridCol w:w="2700"/>
+        <w:gridCol w:w="2800"/>
+        <w:gridCol w:w="2547"/>
+      </w:tblGrid>
+      <w:tr>
+        <w:trPr>
+          <w:tblHeader w:val="true"/>
+          <w:cantSplit/>
+        </w:trPr>
+        <w:tc>
+          <w:tcPr>
+            <w:vAlign w:val="center"/>
+            <w:tcW w:w="1500" w:type="dxa"/>
+            <w:tcMar>
+              <w:top w:w="45" w:type="dxa"/>
+              <w:start w:w="38" w:type="dxa"/>
+              <w:bottom w:w="45" w:type="dxa"/>
+              <w:end w:w="38" w:type="dxa"/>
+              <w:left w:w="55" w:type="dxa"/>
+              <w:right w:w="55" w:type="dxa"/>
+            </w:tcMar>
+          </w:tcPr>
+          <w:p>
+            <w:pPr>
+              <w:keepNext/>
+              <w:spacing w:before="0" w:after="0" w:line="240" w:lineRule="auto"/>
+            </w:pPr>
+            <w:r>
+              <w:rPr>
+                <w:rFonts w:ascii="Times New Roman" w:hAnsi="Times New Roman" w:eastAsia="Times New Roman"/>
+                <w:b/>
+                <w:i w:val="0"/>
+                <w:sz w:val="18"/>
+              </w:rPr>
+              <w:t>Platform</w:t>
+            </w:r>
+          </w:p>
+        </w:tc>
+        <w:tc>
+          <w:tcPr>
+            <w:vAlign w:val="center"/>
+            <w:tcW w:w="2700" w:type="dxa"/>
+            <w:tcMar>
+              <w:top w:w="45" w:type="dxa"/>
+              <w:start w:w="38" w:type="dxa"/>
+              <w:bottom w:w="45" w:type="dxa"/>
+              <w:end w:w="38" w:type="dxa"/>
+              <w:left w:w="55" w:type="dxa"/>
+              <w:right w:w="55" w:type="dxa"/>
+            </w:tcMar>
+          </w:tcPr>
+          <w:p>
+            <w:pPr>
+              <w:keepNext/>
+              <w:spacing w:before="0" w:after="0" w:line="240" w:lineRule="auto"/>
+            </w:pPr>
+            <w:r>
+              <w:rPr>
+                <w:rFonts w:ascii="Times New Roman" w:hAnsi="Times New Roman" w:eastAsia="Times New Roman"/>
+                <w:b/>
+                <w:i w:val="0"/>
+                <w:sz w:val="18"/>
+              </w:rPr>
+              <w:t>Directly available</w:t>
+            </w:r>
+          </w:p>
+        </w:tc>
+        <w:tc>
+          <w:tcPr>
+            <w:vAlign w:val="center"/>
+            <w:tcW w:w="2800" w:type="dxa"/>
+            <w:tcMar>
+              <w:top w:w="45" w:type="dxa"/>
+              <w:start w:w="38" w:type="dxa"/>
+              <w:bottom w:w="45" w:type="dxa"/>
+              <w:end w:w="38" w:type="dxa"/>
+              <w:left w:w="55" w:type="dxa"/>
+              <w:right w:w="55" w:type="dxa"/>
+            </w:tcMar>
+          </w:tcPr>
+          <w:p>
+            <w:pPr>
+              <w:keepNext/>
+              <w:spacing w:before="0" w:after="0" w:line="240" w:lineRule="auto"/>
+            </w:pPr>
+            <w:r>
+              <w:rPr>
+                <w:rFonts w:ascii="Times New Roman" w:hAnsi="Times New Roman" w:eastAsia="Times New Roman"/>
+                <w:b/>
+                <w:i w:val="0"/>
+                <w:sz w:val="18"/>
+              </w:rPr>
+              <w:t>Constructed or external input</w:t>
+            </w:r>
+          </w:p>
+        </w:tc>
+        <w:tc>
+          <w:tcPr>
+            <w:vAlign w:val="center"/>
+            <w:tcW w:w="2547" w:type="dxa"/>
+            <w:tcMar>
+              <w:top w:w="45" w:type="dxa"/>
+              <w:start w:w="38" w:type="dxa"/>
+              <w:bottom w:w="45" w:type="dxa"/>
+              <w:end w:w="38" w:type="dxa"/>
+              <w:left w:w="55" w:type="dxa"/>
+              <w:right w:w="55" w:type="dxa"/>
+            </w:tcMar>
+          </w:tcPr>
+          <w:p>
+            <w:pPr>
+              <w:keepNext/>
+              <w:spacing w:before="0" w:after="0" w:line="240" w:lineRule="auto"/>
+            </w:pPr>
+            <w:r>
+              <w:rPr>
+                <w:rFonts w:ascii="Times New Roman" w:hAnsi="Times New Roman" w:eastAsia="Times New Roman"/>
+                <w:b/>
+                <w:i w:val="0"/>
+                <w:sz w:val="18"/>
+              </w:rPr>
+              <w:t>Main limitation</w:t>
+            </w:r>
+          </w:p>
+        </w:tc>
+      </w:tr>
+      <w:tr>
+        <w:trPr>
+          <w:cantSplit/>
+        </w:trPr>
+        <w:tc>
+          <w:tcPr>
+            <w:vAlign w:val="center"/>
+            <w:tcW w:w="1500" w:type="dxa"/>
+            <w:tcMar>
+              <w:top w:w="45" w:type="dxa"/>
+              <w:start w:w="38" w:type="dxa"/>
+              <w:bottom w:w="45" w:type="dxa"/>
+              <w:end w:w="38" w:type="dxa"/>
+              <w:left w:w="55" w:type="dxa"/>
+              <w:right w:w="55" w:type="dxa"/>
+            </w:tcMar>
+          </w:tcPr>
+          <w:p>
+            <w:pPr>
+              <w:keepNext/>
+              <w:spacing w:before="0" w:after="0" w:line="240" w:lineRule="auto"/>
+            </w:pPr>
+            <w:r>
+              <w:rPr>
+                <w:rFonts w:ascii="Times New Roman" w:hAnsi="Times New Roman" w:eastAsia="Times New Roman"/>
+                <w:b w:val="0"/>
+                <w:i w:val="0"/>
+                <w:sz w:val="18"/>
+              </w:rPr>
+              <w:t>Tokopedia</w:t>
+            </w:r>
+          </w:p>
+        </w:tc>
+        <w:tc>
+          <w:tcPr>
+            <w:vAlign w:val="center"/>
+            <w:tcW w:w="2700" w:type="dxa"/>
+            <w:tcMar>
+              <w:top w:w="45" w:type="dxa"/>
+              <w:start w:w="38" w:type="dxa"/>
+              <w:bottom w:w="45" w:type="dxa"/>
+              <w:end w:w="38" w:type="dxa"/>
+              <w:left w:w="55" w:type="dxa"/>
+              <w:right w:w="55" w:type="dxa"/>
+            </w:tcMar>
+          </w:tcPr>
+          <w:p>
+            <w:pPr>
+              <w:keepNext/>
+              <w:spacing w:before="0" w:after="0" w:line="240" w:lineRule="auto"/>
+            </w:pPr>
+            <w:r>
+              <w:rPr>
+                <w:rFonts w:ascii="Times New Roman" w:hAnsi="Times New Roman" w:eastAsia="Times New Roman"/>
+                <w:b w:val="0"/>
+                <w:i w:val="0"/>
+                <w:sz w:val="18"/>
+              </w:rPr>
+              <w:t>E-commerce transaction value and segment revenue</w:t>
+            </w:r>
+          </w:p>
+        </w:tc>
+        <w:tc>
+          <w:tcPr>
+            <w:vAlign w:val="center"/>
+            <w:tcW w:w="2800" w:type="dxa"/>
+            <w:tcMar>
+              <w:top w:w="45" w:type="dxa"/>
+              <w:start w:w="38" w:type="dxa"/>
+              <w:bottom w:w="45" w:type="dxa"/>
+              <w:end w:w="38" w:type="dxa"/>
+              <w:left w:w="55" w:type="dxa"/>
+              <w:right w:w="55" w:type="dxa"/>
+            </w:tcMar>
+          </w:tcPr>
+          <w:p>
+            <w:pPr>
+              <w:keepNext/>
+              <w:spacing w:before="0" w:after="0" w:line="240" w:lineRule="auto"/>
+            </w:pPr>
+            <w:r>
+              <w:rPr>
+                <w:rFonts w:ascii="Times New Roman" w:hAnsi="Times New Roman" w:eastAsia="Times New Roman"/>
+                <w:b w:val="0"/>
+                <w:i w:val="0"/>
+                <w:sz w:val="18"/>
+              </w:rPr>
+              <w:t>None for matched pair</w:t>
+            </w:r>
+          </w:p>
+        </w:tc>
+        <w:tc>
+          <w:tcPr>
+            <w:vAlign w:val="center"/>
+            <w:tcW w:w="2547" w:type="dxa"/>
+            <w:tcMar>
+              <w:top w:w="45" w:type="dxa"/>
+              <w:start w:w="38" w:type="dxa"/>
+              <w:bottom w:w="45" w:type="dxa"/>
+              <w:end w:w="38" w:type="dxa"/>
+              <w:left w:w="55" w:type="dxa"/>
+              <w:right w:w="55" w:type="dxa"/>
+            </w:tcMar>
+          </w:tcPr>
+          <w:p>
+            <w:pPr>
+              <w:keepNext/>
+              <w:spacing w:before="0" w:after="0" w:line="240" w:lineRule="auto"/>
+            </w:pPr>
+            <w:r>
+              <w:rPr>
+                <w:rFonts w:ascii="Times New Roman" w:hAnsi="Times New Roman" w:eastAsia="Times New Roman"/>
+                <w:b w:val="0"/>
+                <w:i w:val="0"/>
+                <w:sz w:val="18"/>
+              </w:rPr>
+              <w:t>Indonesia-aligned segment, not literal country line</w:t>
+            </w:r>
+          </w:p>
+        </w:tc>
+      </w:tr>
+      <w:tr>
+        <w:trPr>
+          <w:cantSplit/>
+        </w:trPr>
+        <w:tc>
+          <w:tcPr>
+            <w:vAlign w:val="center"/>
+            <w:tcW w:w="1500" w:type="dxa"/>
+            <w:tcMar>
+              <w:top w:w="45" w:type="dxa"/>
+              <w:start w:w="38" w:type="dxa"/>
+              <w:bottom w:w="45" w:type="dxa"/>
+              <w:end w:w="38" w:type="dxa"/>
+              <w:left w:w="55" w:type="dxa"/>
+              <w:right w:w="55" w:type="dxa"/>
+            </w:tcMar>
+          </w:tcPr>
+          <w:p>
+            <w:pPr>
+              <w:keepNext/>
+              <w:spacing w:before="0" w:after="0" w:line="240" w:lineRule="auto"/>
+            </w:pPr>
+            <w:r>
+              <w:rPr>
+                <w:rFonts w:ascii="Times New Roman" w:hAnsi="Times New Roman" w:eastAsia="Times New Roman"/>
+                <w:b w:val="0"/>
+                <w:i w:val="0"/>
+                <w:sz w:val="18"/>
+              </w:rPr>
+              <w:t>Grab</w:t>
+            </w:r>
+          </w:p>
+        </w:tc>
+        <w:tc>
+          <w:tcPr>
+            <w:vAlign w:val="center"/>
+            <w:tcW w:w="2700" w:type="dxa"/>
+            <w:tcMar>
+              <w:top w:w="45" w:type="dxa"/>
+              <w:start w:w="38" w:type="dxa"/>
+              <w:bottom w:w="45" w:type="dxa"/>
+              <w:end w:w="38" w:type="dxa"/>
+              <w:left w:w="55" w:type="dxa"/>
+              <w:right w:w="55" w:type="dxa"/>
+            </w:tcMar>
+          </w:tcPr>
+          <w:p>
+            <w:pPr>
+              <w:keepNext/>
+              <w:spacing w:before="0" w:after="0" w:line="240" w:lineRule="auto"/>
+            </w:pPr>
+            <w:r>
+              <w:rPr>
+                <w:rFonts w:ascii="Times New Roman" w:hAnsi="Times New Roman" w:eastAsia="Times New Roman"/>
+                <w:b w:val="0"/>
+                <w:i w:val="0"/>
+                <w:sz w:val="18"/>
+              </w:rPr>
+              <w:t>Indonesia revenue; Group revenue and GTV</w:t>
+            </w:r>
+          </w:p>
+        </w:tc>
+        <w:tc>
+          <w:tcPr>
+            <w:vAlign w:val="center"/>
+            <w:tcW w:w="2800" w:type="dxa"/>
+            <w:tcMar>
+              <w:top w:w="45" w:type="dxa"/>
+              <w:start w:w="38" w:type="dxa"/>
+              <w:bottom w:w="45" w:type="dxa"/>
+              <w:end w:w="38" w:type="dxa"/>
+              <w:left w:w="55" w:type="dxa"/>
+              <w:right w:w="55" w:type="dxa"/>
+            </w:tcMar>
+          </w:tcPr>
+          <w:p>
+            <w:pPr>
+              <w:keepNext/>
+              <w:spacing w:before="0" w:after="0" w:line="240" w:lineRule="auto"/>
+            </w:pPr>
+            <w:r>
+              <w:rPr>
+                <w:rFonts w:ascii="Times New Roman" w:hAnsi="Times New Roman" w:eastAsia="Times New Roman"/>
+                <w:b w:val="0"/>
+                <w:i w:val="0"/>
+                <w:sz w:val="18"/>
+              </w:rPr>
+              <w:t>Indonesia GTV derived from Group figures</w:t>
+            </w:r>
+          </w:p>
+        </w:tc>
+        <w:tc>
+          <w:tcPr>
+            <w:vAlign w:val="center"/>
+            <w:tcW w:w="2547" w:type="dxa"/>
+            <w:tcMar>
+              <w:top w:w="45" w:type="dxa"/>
+              <w:start w:w="38" w:type="dxa"/>
+              <w:bottom w:w="45" w:type="dxa"/>
+              <w:end w:w="38" w:type="dxa"/>
+              <w:left w:w="55" w:type="dxa"/>
+              <w:right w:w="55" w:type="dxa"/>
+            </w:tcMar>
+          </w:tcPr>
+          <w:p>
+            <w:pPr>
+              <w:keepNext/>
+              <w:spacing w:before="0" w:after="0" w:line="240" w:lineRule="auto"/>
+            </w:pPr>
+            <w:r>
+              <w:rPr>
+                <w:rFonts w:ascii="Times New Roman" w:hAnsi="Times New Roman" w:eastAsia="Times New Roman"/>
+                <w:b w:val="0"/>
+                <w:i w:val="0"/>
+                <w:sz w:val="18"/>
+              </w:rPr>
+              <w:t>Assumes Group revenue-to-GTV relationship applies to Indonesia</w:t>
+            </w:r>
+          </w:p>
+        </w:tc>
+      </w:tr>
+      <w:tr>
+        <w:trPr>
+          <w:cantSplit/>
+        </w:trPr>
+        <w:tc>
+          <w:tcPr>
+            <w:vAlign w:val="center"/>
+            <w:tcW w:w="1500" w:type="dxa"/>
+            <w:tcMar>
+              <w:top w:w="45" w:type="dxa"/>
+              <w:start w:w="38" w:type="dxa"/>
+              <w:bottom w:w="45" w:type="dxa"/>
+              <w:end w:w="38" w:type="dxa"/>
+              <w:left w:w="55" w:type="dxa"/>
+              <w:right w:w="55" w:type="dxa"/>
+            </w:tcMar>
+          </w:tcPr>
+          <w:p>
+            <w:pPr>
+              <w:keepNext/>
+              <w:spacing w:before="0" w:after="0" w:line="240" w:lineRule="auto"/>
+            </w:pPr>
+            <w:r>
+              <w:rPr>
+                <w:rFonts w:ascii="Times New Roman" w:hAnsi="Times New Roman" w:eastAsia="Times New Roman"/>
+                <w:b w:val="0"/>
+                <w:i w:val="0"/>
+                <w:sz w:val="18"/>
+              </w:rPr>
+              <w:t>Shopee</w:t>
+            </w:r>
+          </w:p>
+        </w:tc>
+        <w:tc>
+          <w:tcPr>
+            <w:vAlign w:val="center"/>
+            <w:tcW w:w="2700" w:type="dxa"/>
+            <w:tcMar>
+              <w:top w:w="45" w:type="dxa"/>
+              <w:start w:w="38" w:type="dxa"/>
+              <w:bottom w:w="45" w:type="dxa"/>
+              <w:end w:w="38" w:type="dxa"/>
+              <w:left w:w="55" w:type="dxa"/>
+              <w:right w:w="55" w:type="dxa"/>
+            </w:tcMar>
+          </w:tcPr>
+          <w:p>
+            <w:pPr>
+              <w:keepNext/>
+              <w:spacing w:before="0" w:after="0" w:line="240" w:lineRule="auto"/>
+            </w:pPr>
+            <w:r>
+              <w:rPr>
+                <w:rFonts w:ascii="Times New Roman" w:hAnsi="Times New Roman" w:eastAsia="Times New Roman"/>
+                <w:b w:val="0"/>
+                <w:i w:val="0"/>
+                <w:sz w:val="18"/>
+              </w:rPr>
+              <w:t>Group service monetization rate</w:t>
+            </w:r>
+          </w:p>
+        </w:tc>
+        <w:tc>
+          <w:tcPr>
+            <w:vAlign w:val="center"/>
+            <w:tcW w:w="2800" w:type="dxa"/>
+            <w:tcMar>
+              <w:top w:w="45" w:type="dxa"/>
+              <w:start w:w="38" w:type="dxa"/>
+              <w:bottom w:w="45" w:type="dxa"/>
+              <w:end w:w="38" w:type="dxa"/>
+              <w:left w:w="55" w:type="dxa"/>
+              <w:right w:w="55" w:type="dxa"/>
+            </w:tcMar>
+          </w:tcPr>
+          <w:p>
+            <w:pPr>
+              <w:keepNext/>
+              <w:spacing w:before="0" w:after="0" w:line="240" w:lineRule="auto"/>
+            </w:pPr>
+            <w:r>
+              <w:rPr>
+                <w:rFonts w:ascii="Times New Roman" w:hAnsi="Times New Roman" w:eastAsia="Times New Roman"/>
+                <w:b w:val="0"/>
+                <w:i w:val="0"/>
+                <w:sz w:val="18"/>
+              </w:rPr>
+              <w:t>External Indonesia transaction estimate; Indonesia revenue derived</w:t>
+            </w:r>
+          </w:p>
+        </w:tc>
+        <w:tc>
+          <w:tcPr>
+            <w:vAlign w:val="center"/>
+            <w:tcW w:w="2547" w:type="dxa"/>
+            <w:tcMar>
+              <w:top w:w="45" w:type="dxa"/>
+              <w:start w:w="38" w:type="dxa"/>
+              <w:bottom w:w="45" w:type="dxa"/>
+              <w:end w:w="38" w:type="dxa"/>
+              <w:left w:w="55" w:type="dxa"/>
+              <w:right w:w="55" w:type="dxa"/>
+            </w:tcMar>
+          </w:tcPr>
+          <w:p>
+            <w:pPr>
+              <w:keepNext/>
+              <w:spacing w:before="0" w:after="0" w:line="240" w:lineRule="auto"/>
+            </w:pPr>
+            <w:r>
+              <w:rPr>
+                <w:rFonts w:ascii="Times New Roman" w:hAnsi="Times New Roman" w:eastAsia="Times New Roman"/>
+                <w:b w:val="0"/>
+                <w:i w:val="0"/>
+                <w:sz w:val="18"/>
+              </w:rPr>
+              <w:t>Country measures are not independent disclosures</w:t>
+            </w:r>
+          </w:p>
+        </w:tc>
+      </w:tr>
+      <w:tr>
+        <w:trPr>
+          <w:cantSplit/>
+        </w:trPr>
+        <w:tc>
+          <w:tcPr>
+            <w:vAlign w:val="center"/>
+            <w:tcW w:w="1500" w:type="dxa"/>
+            <w:tcMar>
+              <w:top w:w="45" w:type="dxa"/>
+              <w:start w:w="38" w:type="dxa"/>
+              <w:bottom w:w="45" w:type="dxa"/>
+              <w:end w:w="38" w:type="dxa"/>
+              <w:left w:w="55" w:type="dxa"/>
+              <w:right w:w="55" w:type="dxa"/>
+            </w:tcMar>
+          </w:tcPr>
+          <w:p>
+            <w:pPr>
+              <w:keepNext w:val="0"/>
+              <w:spacing w:before="0" w:after="0" w:line="240" w:lineRule="auto"/>
+            </w:pPr>
+            <w:r>
+              <w:rPr>
+                <w:rFonts w:ascii="Times New Roman" w:hAnsi="Times New Roman" w:eastAsia="Times New Roman"/>
+                <w:b w:val="0"/>
+                <w:i w:val="0"/>
+                <w:sz w:val="18"/>
+              </w:rPr>
+              <w:t>Blibli / Bukalapak</w:t>
+            </w:r>
+          </w:p>
+        </w:tc>
+        <w:tc>
+          <w:tcPr>
+            <w:vAlign w:val="center"/>
+            <w:tcW w:w="2700" w:type="dxa"/>
+            <w:tcMar>
+              <w:top w:w="45" w:type="dxa"/>
+              <w:start w:w="38" w:type="dxa"/>
+              <w:bottom w:w="45" w:type="dxa"/>
+              <w:end w:w="38" w:type="dxa"/>
+              <w:left w:w="55" w:type="dxa"/>
+              <w:right w:w="55" w:type="dxa"/>
+            </w:tcMar>
+          </w:tcPr>
+          <w:p>
+            <w:pPr>
+              <w:keepNext w:val="0"/>
+              <w:spacing w:before="0" w:after="0" w:line="240" w:lineRule="auto"/>
+            </w:pPr>
+            <w:r>
+              <w:rPr>
+                <w:rFonts w:ascii="Times New Roman" w:hAnsi="Times New Roman" w:eastAsia="Times New Roman"/>
+                <w:b w:val="0"/>
+                <w:i w:val="0"/>
+                <w:sz w:val="18"/>
+              </w:rPr>
+              <w:t>Reported transaction and revenue pairs</w:t>
+            </w:r>
+          </w:p>
+        </w:tc>
+        <w:tc>
+          <w:tcPr>
+            <w:vAlign w:val="center"/>
+            <w:tcW w:w="2800" w:type="dxa"/>
+            <w:tcMar>
+              <w:top w:w="45" w:type="dxa"/>
+              <w:start w:w="38" w:type="dxa"/>
+              <w:bottom w:w="45" w:type="dxa"/>
+              <w:end w:w="38" w:type="dxa"/>
+              <w:left w:w="55" w:type="dxa"/>
+              <w:right w:w="55" w:type="dxa"/>
+            </w:tcMar>
+          </w:tcPr>
+          <w:p>
+            <w:pPr>
+              <w:keepNext w:val="0"/>
+              <w:spacing w:before="0" w:after="0" w:line="240" w:lineRule="auto"/>
+            </w:pPr>
+            <w:r>
+              <w:rPr>
+                <w:rFonts w:ascii="Times New Roman" w:hAnsi="Times New Roman" w:eastAsia="Times New Roman"/>
+                <w:b w:val="0"/>
+                <w:i w:val="0"/>
+                <w:sz w:val="18"/>
+              </w:rPr>
+              <w:t>None for retained pairs</w:t>
+            </w:r>
+          </w:p>
+        </w:tc>
+        <w:tc>
+          <w:tcPr>
+            <w:vAlign w:val="center"/>
+            <w:tcW w:w="2547" w:type="dxa"/>
+            <w:tcMar>
+              <w:top w:w="45" w:type="dxa"/>
+              <w:start w:w="38" w:type="dxa"/>
+              <w:bottom w:w="45" w:type="dxa"/>
+              <w:end w:w="38" w:type="dxa"/>
+              <w:left w:w="55" w:type="dxa"/>
+              <w:right w:w="55" w:type="dxa"/>
+            </w:tcMar>
+          </w:tcPr>
+          <w:p>
+            <w:pPr>
+              <w:keepNext w:val="0"/>
+              <w:spacing w:before="0" w:after="0" w:line="240" w:lineRule="auto"/>
+            </w:pPr>
+            <w:r>
+              <w:rPr>
+                <w:rFonts w:ascii="Times New Roman" w:hAnsi="Times New Roman" w:eastAsia="Times New Roman"/>
+                <w:b w:val="0"/>
+                <w:i w:val="0"/>
+                <w:sz w:val="18"/>
+              </w:rPr>
+              <w:t>Scope extends beyond Indonesia alone</w:t>
+            </w:r>
+          </w:p>
+        </w:tc>
+      </w:tr>
+    </w:tbl>
+    <w:p>
+      <w:pPr>
+        <w:spacing w:before="120" w:after="80" w:line="247" w:lineRule="auto"/>
+        <w:jc w:val="both"/>
+      </w:pPr>
+      <w:r>
+        <w:rPr>
+          <w:rFonts w:ascii="Times New Roman" w:hAnsi="Times New Roman" w:eastAsia="Times New Roman"/>
+          <w:b w:val="0"/>
+          <w:i w:val="0"/>
+          <w:sz w:val="24"/>
+        </w:rPr>
+        <w:t>Grab reports Indonesian revenue directly but not Indonesian transaction value. Indonesian GTV is therefore estimated as:</w:t>
+      </w:r>
+    </w:p>
+    <w:p>
+      <w:pPr>
+        <w:keepNext/>
         <w:spacing w:before="60" w:after="80" w:line="247" w:lineRule="auto"/>
         <w:jc w:val="center"/>
       </w:pPr>
       <w:r>
         <w:rPr>
-          <w:rFonts w:ascii="Times New Roman" w:hAnsi="Times New Roman" w:cs="Times New Roman" w:eastAsia="Times New Roman"/>
+          <w:rFonts w:ascii="Times New Roman" w:hAnsi="Times New Roman" w:eastAsia="Times New Roman"/>
+          <w:b w:val="0"/>
           <w:i/>
           <w:sz w:val="24"/>
         </w:rPr>
-        <w:t>Indonesia GTV = Indonesia revenue x Group GTV / Group revenue</w:t>
+        <w:t>Indonesia GTV = Indonesia revenue × Group GTV / Group revenue</w:t>
       </w:r>
     </w:p>
     <w:p>
       <w:pPr>
-        <w:spacing w:line="247" w:lineRule="auto" w:after="80" w:before="0"/>
+        <w:spacing w:after="80" w:line="247" w:lineRule="auto"/>
         <w:jc w:val="both"/>
       </w:pPr>
       <w:r>
         <w:rPr>
-          <w:rFonts w:ascii="Times New Roman" w:hAnsi="Times New Roman" w:cs="Times New Roman" w:eastAsia="Times New Roman"/>
+          <w:rFonts w:ascii="Times New Roman" w:hAnsi="Times New Roman" w:eastAsia="Times New Roman"/>
+          <w:b w:val="0"/>
           <w:i w:val="0"/>
           <w:sz w:val="24"/>
         </w:rPr>
-        <w:t>The construction applies the Group monetisation rate to Indonesia. Shopee's Indonesian transaction value comes from Momentum Works' recurring Southeast Asian e-commerce estimates, since Sea Limited discloses no country figure, and is labelled as third-party wherever it is used.</w:t>
+        <w:t>Sea Limited does not report Shopee transaction value separately for Indonesia. Indonesian transaction value is taken from Momentum Works, and Indonesian revenue is estimated using Sea's Group service monetization rate:</w:t>
+      </w:r>
+    </w:p>
+    <w:p>
+      <w:pPr>
+        <w:keepNext/>
+        <w:spacing w:before="60" w:after="80" w:line="247" w:lineRule="auto"/>
+        <w:jc w:val="center"/>
+      </w:pPr>
+      <w:r>
+        <w:rPr>
+          <w:rFonts w:ascii="Times New Roman" w:hAnsi="Times New Roman" w:eastAsia="Times New Roman"/>
+          <w:b w:val="0"/>
+          <w:i/>
+          <w:sz w:val="24"/>
+        </w:rPr>
+        <w:t>Indonesia revenue = Indonesia transaction value × Group monetization rate</w:t>
+      </w:r>
+    </w:p>
+    <w:p>
+      <w:pPr>
+        <w:spacing w:after="80" w:line="247" w:lineRule="auto"/>
+        <w:jc w:val="both"/>
+      </w:pPr>
+      <w:r>
+        <w:rPr>
+          <w:rFonts w:ascii="Times New Roman" w:hAnsi="Times New Roman" w:eastAsia="Times New Roman"/>
+          <w:b w:val="0"/>
+          <w:i w:val="0"/>
+          <w:sz w:val="24"/>
+        </w:rPr>
+        <w:t>Both constructions are labeled wherever they are used, and Section 5.1 reports how far the results move under alternative values of their inputs.</w:t>
+      </w:r>
+    </w:p>
+    <w:p>
+      <w:pPr>
+        <w:pStyle w:val="Heading2"/>
+        <w:keepNext/>
+        <w:spacing w:before="90" w:after="30"/>
+        <w:jc w:val="left"/>
+      </w:pPr>
+      <w:r>
+        <w:rPr>
+          <w:rFonts w:ascii="Times New Roman" w:hAnsi="Times New Roman" w:eastAsia="Times New Roman"/>
+          <w:b/>
+          <w:i w:val="0"/>
+          <w:sz w:val="24"/>
+        </w:rPr>
+        <w:t>4.4 Evidence Beyond Platform Accounts</w:t>
+      </w:r>
+    </w:p>
+    <w:p>
+      <w:pPr>
+        <w:keepNext/>
+        <w:spacing w:before="60" w:after="30" w:line="240" w:lineRule="auto"/>
+        <w:jc w:val="left"/>
+      </w:pPr>
+      <w:r>
+        <w:rPr>
+          <w:rFonts w:ascii="Times New Roman" w:hAnsi="Times New Roman" w:eastAsia="Times New Roman"/>
+          <w:b/>
+          <w:i/>
+          <w:sz w:val="19"/>
+        </w:rPr>
+        <w:t>Table 4. Evidence modules and their role.</w:t>
+      </w:r>
+    </w:p>
+    <w:tbl>
+      <w:tblPr>
+        <w:tblStyle w:val="TableGrid"/>
+        <w:tblW w:type="auto" w:w="0"/>
+        <w:jc w:val="center"/>
+        <w:tblLayout w:type="fixed"/>
+      </w:tblPr>
+      <w:tblGrid>
+        <w:gridCol w:w="2600"/>
+        <w:gridCol w:w="3600"/>
+        <w:gridCol w:w="3347"/>
+      </w:tblGrid>
+      <w:tr>
+        <w:trPr>
+          <w:tblHeader w:val="true"/>
+          <w:cantSplit/>
+        </w:trPr>
+        <w:tc>
+          <w:tcPr>
+            <w:vAlign w:val="center"/>
+            <w:tcW w:w="2600" w:type="dxa"/>
+            <w:tcMar>
+              <w:top w:w="45" w:type="dxa"/>
+              <w:start w:w="38" w:type="dxa"/>
+              <w:bottom w:w="45" w:type="dxa"/>
+              <w:end w:w="38" w:type="dxa"/>
+              <w:left w:w="55" w:type="dxa"/>
+              <w:right w:w="55" w:type="dxa"/>
+            </w:tcMar>
+          </w:tcPr>
+          <w:p>
+            <w:pPr>
+              <w:keepNext/>
+              <w:spacing w:before="0" w:after="0" w:line="240" w:lineRule="auto"/>
+            </w:pPr>
+            <w:r>
+              <w:rPr>
+                <w:rFonts w:ascii="Times New Roman" w:hAnsi="Times New Roman" w:eastAsia="Times New Roman"/>
+                <w:b/>
+                <w:i w:val="0"/>
+                <w:sz w:val="18"/>
+              </w:rPr>
+              <w:t>Evidence source</w:t>
+            </w:r>
+          </w:p>
+        </w:tc>
+        <w:tc>
+          <w:tcPr>
+            <w:vAlign w:val="center"/>
+            <w:tcW w:w="3600" w:type="dxa"/>
+            <w:tcMar>
+              <w:top w:w="45" w:type="dxa"/>
+              <w:start w:w="38" w:type="dxa"/>
+              <w:bottom w:w="45" w:type="dxa"/>
+              <w:end w:w="38" w:type="dxa"/>
+              <w:left w:w="55" w:type="dxa"/>
+              <w:right w:w="55" w:type="dxa"/>
+            </w:tcMar>
+          </w:tcPr>
+          <w:p>
+            <w:pPr>
+              <w:keepNext/>
+              <w:spacing w:before="0" w:after="0" w:line="240" w:lineRule="auto"/>
+            </w:pPr>
+            <w:r>
+              <w:rPr>
+                <w:rFonts w:ascii="Times New Roman" w:hAnsi="Times New Roman" w:eastAsia="Times New Roman"/>
+                <w:b/>
+                <w:i w:val="0"/>
+                <w:sz w:val="18"/>
+              </w:rPr>
+              <w:t>What is observed</w:t>
+            </w:r>
+          </w:p>
+        </w:tc>
+        <w:tc>
+          <w:tcPr>
+            <w:vAlign w:val="center"/>
+            <w:tcW w:w="3347" w:type="dxa"/>
+            <w:tcMar>
+              <w:top w:w="45" w:type="dxa"/>
+              <w:start w:w="38" w:type="dxa"/>
+              <w:bottom w:w="45" w:type="dxa"/>
+              <w:end w:w="38" w:type="dxa"/>
+              <w:left w:w="55" w:type="dxa"/>
+              <w:right w:w="55" w:type="dxa"/>
+            </w:tcMar>
+          </w:tcPr>
+          <w:p>
+            <w:pPr>
+              <w:keepNext/>
+              <w:spacing w:before="0" w:after="0" w:line="240" w:lineRule="auto"/>
+            </w:pPr>
+            <w:r>
+              <w:rPr>
+                <w:rFonts w:ascii="Times New Roman" w:hAnsi="Times New Roman" w:eastAsia="Times New Roman"/>
+                <w:b/>
+                <w:i w:val="0"/>
+                <w:sz w:val="18"/>
+              </w:rPr>
+              <w:t>Role</w:t>
+            </w:r>
+          </w:p>
+        </w:tc>
+      </w:tr>
+      <w:tr>
+        <w:trPr>
+          <w:cantSplit/>
+        </w:trPr>
+        <w:tc>
+          <w:tcPr>
+            <w:vAlign w:val="center"/>
+            <w:tcW w:w="2600" w:type="dxa"/>
+            <w:tcMar>
+              <w:top w:w="45" w:type="dxa"/>
+              <w:start w:w="38" w:type="dxa"/>
+              <w:bottom w:w="45" w:type="dxa"/>
+              <w:end w:w="38" w:type="dxa"/>
+              <w:left w:w="55" w:type="dxa"/>
+              <w:right w:w="55" w:type="dxa"/>
+            </w:tcMar>
+          </w:tcPr>
+          <w:p>
+            <w:pPr>
+              <w:keepNext/>
+              <w:spacing w:before="0" w:after="0" w:line="240" w:lineRule="auto"/>
+            </w:pPr>
+            <w:r>
+              <w:rPr>
+                <w:rFonts w:ascii="Times New Roman" w:hAnsi="Times New Roman" w:eastAsia="Times New Roman"/>
+                <w:b w:val="0"/>
+                <w:i w:val="0"/>
+                <w:sz w:val="18"/>
+              </w:rPr>
+              <w:t>Indonesian platform histories</w:t>
+            </w:r>
+          </w:p>
+        </w:tc>
+        <w:tc>
+          <w:tcPr>
+            <w:vAlign w:val="center"/>
+            <w:tcW w:w="3600" w:type="dxa"/>
+            <w:tcMar>
+              <w:top w:w="45" w:type="dxa"/>
+              <w:start w:w="38" w:type="dxa"/>
+              <w:bottom w:w="45" w:type="dxa"/>
+              <w:end w:w="38" w:type="dxa"/>
+              <w:left w:w="55" w:type="dxa"/>
+              <w:right w:w="55" w:type="dxa"/>
+            </w:tcMar>
+          </w:tcPr>
+          <w:p>
+            <w:pPr>
+              <w:keepNext/>
+              <w:spacing w:before="0" w:after="0" w:line="240" w:lineRule="auto"/>
+            </w:pPr>
+            <w:r>
+              <w:rPr>
+                <w:rFonts w:ascii="Times New Roman" w:hAnsi="Times New Roman" w:eastAsia="Times New Roman"/>
+                <w:b w:val="0"/>
+                <w:i w:val="0"/>
+                <w:sz w:val="18"/>
+              </w:rPr>
+              <w:t>Transaction value and revenue through time</w:t>
+            </w:r>
+          </w:p>
+        </w:tc>
+        <w:tc>
+          <w:tcPr>
+            <w:vAlign w:val="center"/>
+            <w:tcW w:w="3347" w:type="dxa"/>
+            <w:tcMar>
+              <w:top w:w="45" w:type="dxa"/>
+              <w:start w:w="38" w:type="dxa"/>
+              <w:bottom w:w="45" w:type="dxa"/>
+              <w:end w:w="38" w:type="dxa"/>
+              <w:left w:w="55" w:type="dxa"/>
+              <w:right w:w="55" w:type="dxa"/>
+            </w:tcMar>
+          </w:tcPr>
+          <w:p>
+            <w:pPr>
+              <w:keepNext/>
+              <w:spacing w:before="0" w:after="0" w:line="240" w:lineRule="auto"/>
+            </w:pPr>
+            <w:r>
+              <w:rPr>
+                <w:rFonts w:ascii="Times New Roman" w:hAnsi="Times New Roman" w:eastAsia="Times New Roman"/>
+                <w:b w:val="0"/>
+                <w:i w:val="0"/>
+                <w:sz w:val="18"/>
+              </w:rPr>
+              <w:t>Measure the wedge and its movement</w:t>
+            </w:r>
+          </w:p>
+        </w:tc>
+      </w:tr>
+      <w:tr>
+        <w:trPr>
+          <w:cantSplit/>
+        </w:trPr>
+        <w:tc>
+          <w:tcPr>
+            <w:vAlign w:val="center"/>
+            <w:tcW w:w="2600" w:type="dxa"/>
+            <w:tcMar>
+              <w:top w:w="45" w:type="dxa"/>
+              <w:start w:w="38" w:type="dxa"/>
+              <w:bottom w:w="45" w:type="dxa"/>
+              <w:end w:w="38" w:type="dxa"/>
+              <w:left w:w="55" w:type="dxa"/>
+              <w:right w:w="55" w:type="dxa"/>
+            </w:tcMar>
+          </w:tcPr>
+          <w:p>
+            <w:pPr>
+              <w:keepNext/>
+              <w:spacing w:before="0" w:after="0" w:line="240" w:lineRule="auto"/>
+            </w:pPr>
+            <w:r>
+              <w:rPr>
+                <w:rFonts w:ascii="Times New Roman" w:hAnsi="Times New Roman" w:eastAsia="Times New Roman"/>
+                <w:b w:val="0"/>
+                <w:i w:val="0"/>
+                <w:sz w:val="18"/>
+              </w:rPr>
+              <w:t>BPS national e-commerce statistics</w:t>
+            </w:r>
+          </w:p>
+        </w:tc>
+        <w:tc>
+          <w:tcPr>
+            <w:vAlign w:val="center"/>
+            <w:tcW w:w="3600" w:type="dxa"/>
+            <w:tcMar>
+              <w:top w:w="45" w:type="dxa"/>
+              <w:start w:w="38" w:type="dxa"/>
+              <w:bottom w:w="45" w:type="dxa"/>
+              <w:end w:w="38" w:type="dxa"/>
+              <w:left w:w="55" w:type="dxa"/>
+              <w:right w:w="55" w:type="dxa"/>
+            </w:tcMar>
+          </w:tcPr>
+          <w:p>
+            <w:pPr>
+              <w:keepNext/>
+              <w:spacing w:before="0" w:after="0" w:line="240" w:lineRule="auto"/>
+            </w:pPr>
+            <w:r>
+              <w:rPr>
+                <w:rFonts w:ascii="Times New Roman" w:hAnsi="Times New Roman" w:eastAsia="Times New Roman"/>
+                <w:b w:val="0"/>
+                <w:i w:val="0"/>
+                <w:sz w:val="18"/>
+              </w:rPr>
+              <w:t>National transaction value and estimated number of businesses</w:t>
+            </w:r>
+          </w:p>
+        </w:tc>
+        <w:tc>
+          <w:tcPr>
+            <w:vAlign w:val="center"/>
+            <w:tcW w:w="3347" w:type="dxa"/>
+            <w:tcMar>
+              <w:top w:w="45" w:type="dxa"/>
+              <w:start w:w="38" w:type="dxa"/>
+              <w:bottom w:w="45" w:type="dxa"/>
+              <w:end w:w="38" w:type="dxa"/>
+              <w:left w:w="55" w:type="dxa"/>
+              <w:right w:w="55" w:type="dxa"/>
+            </w:tcMar>
+          </w:tcPr>
+          <w:p>
+            <w:pPr>
+              <w:keepNext/>
+              <w:spacing w:before="0" w:after="0" w:line="240" w:lineRule="auto"/>
+            </w:pPr>
+            <w:r>
+              <w:rPr>
+                <w:rFonts w:ascii="Times New Roman" w:hAnsi="Times New Roman" w:eastAsia="Times New Roman"/>
+                <w:b w:val="0"/>
+                <w:i w:val="0"/>
+                <w:sz w:val="18"/>
+              </w:rPr>
+              <w:t>Examine sources of aggregate growth</w:t>
+            </w:r>
+          </w:p>
+        </w:tc>
+      </w:tr>
+      <w:tr>
+        <w:trPr>
+          <w:cantSplit/>
+        </w:trPr>
+        <w:tc>
+          <w:tcPr>
+            <w:vAlign w:val="center"/>
+            <w:tcW w:w="2600" w:type="dxa"/>
+            <w:tcMar>
+              <w:top w:w="45" w:type="dxa"/>
+              <w:start w:w="38" w:type="dxa"/>
+              <w:bottom w:w="45" w:type="dxa"/>
+              <w:end w:w="38" w:type="dxa"/>
+              <w:left w:w="55" w:type="dxa"/>
+              <w:right w:w="55" w:type="dxa"/>
+            </w:tcMar>
+          </w:tcPr>
+          <w:p>
+            <w:pPr>
+              <w:keepNext/>
+              <w:spacing w:before="0" w:after="0" w:line="240" w:lineRule="auto"/>
+            </w:pPr>
+            <w:r>
+              <w:rPr>
+                <w:rFonts w:ascii="Times New Roman" w:hAnsi="Times New Roman" w:eastAsia="Times New Roman"/>
+                <w:b w:val="0"/>
+                <w:i w:val="0"/>
+                <w:sz w:val="18"/>
+              </w:rPr>
+              <w:t>BPS marketplace study</w:t>
+            </w:r>
+          </w:p>
+        </w:tc>
+        <w:tc>
+          <w:tcPr>
+            <w:vAlign w:val="center"/>
+            <w:tcW w:w="3600" w:type="dxa"/>
+            <w:tcMar>
+              <w:top w:w="45" w:type="dxa"/>
+              <w:start w:w="38" w:type="dxa"/>
+              <w:bottom w:w="45" w:type="dxa"/>
+              <w:end w:w="38" w:type="dxa"/>
+              <w:left w:w="55" w:type="dxa"/>
+              <w:right w:w="55" w:type="dxa"/>
+            </w:tcMar>
+          </w:tcPr>
+          <w:p>
+            <w:pPr>
+              <w:keepNext/>
+              <w:spacing w:before="0" w:after="0" w:line="240" w:lineRule="auto"/>
+            </w:pPr>
+            <w:r>
+              <w:rPr>
+                <w:rFonts w:ascii="Times New Roman" w:hAnsi="Times New Roman" w:eastAsia="Times New Roman"/>
+                <w:b w:val="0"/>
+                <w:i w:val="0"/>
+                <w:sz w:val="18"/>
+              </w:rPr>
+              <w:t>Business-level marketplace and recordkeeping evidence</w:t>
+            </w:r>
+          </w:p>
+        </w:tc>
+        <w:tc>
+          <w:tcPr>
+            <w:vAlign w:val="center"/>
+            <w:tcW w:w="3347" w:type="dxa"/>
+            <w:tcMar>
+              <w:top w:w="45" w:type="dxa"/>
+              <w:start w:w="38" w:type="dxa"/>
+              <w:bottom w:w="45" w:type="dxa"/>
+              <w:end w:w="38" w:type="dxa"/>
+              <w:left w:w="55" w:type="dxa"/>
+              <w:right w:w="55" w:type="dxa"/>
+            </w:tcMar>
+          </w:tcPr>
+          <w:p>
+            <w:pPr>
+              <w:keepNext/>
+              <w:spacing w:before="0" w:after="0" w:line="240" w:lineRule="auto"/>
+            </w:pPr>
+            <w:r>
+              <w:rPr>
+                <w:rFonts w:ascii="Times New Roman" w:hAnsi="Times New Roman" w:eastAsia="Times New Roman"/>
+                <w:b w:val="0"/>
+                <w:i w:val="0"/>
+                <w:sz w:val="18"/>
+              </w:rPr>
+              <w:t>Examine the association with financial recordkeeping</w:t>
+            </w:r>
+          </w:p>
+        </w:tc>
+      </w:tr>
+      <w:tr>
+        <w:trPr>
+          <w:cantSplit/>
+        </w:trPr>
+        <w:tc>
+          <w:tcPr>
+            <w:vAlign w:val="center"/>
+            <w:tcW w:w="2600" w:type="dxa"/>
+            <w:tcMar>
+              <w:top w:w="45" w:type="dxa"/>
+              <w:start w:w="38" w:type="dxa"/>
+              <w:bottom w:w="45" w:type="dxa"/>
+              <w:end w:w="38" w:type="dxa"/>
+              <w:left w:w="55" w:type="dxa"/>
+              <w:right w:w="55" w:type="dxa"/>
+            </w:tcMar>
+          </w:tcPr>
+          <w:p>
+            <w:pPr>
+              <w:keepNext/>
+              <w:spacing w:before="0" w:after="0" w:line="240" w:lineRule="auto"/>
+            </w:pPr>
+            <w:r>
+              <w:rPr>
+                <w:rFonts w:ascii="Times New Roman" w:hAnsi="Times New Roman" w:eastAsia="Times New Roman"/>
+                <w:b w:val="0"/>
+                <w:i w:val="0"/>
+                <w:sz w:val="18"/>
+              </w:rPr>
+              <w:t>Bank Indonesia</w:t>
+            </w:r>
+          </w:p>
+        </w:tc>
+        <w:tc>
+          <w:tcPr>
+            <w:vAlign w:val="center"/>
+            <w:tcW w:w="3600" w:type="dxa"/>
+            <w:tcMar>
+              <w:top w:w="45" w:type="dxa"/>
+              <w:start w:w="38" w:type="dxa"/>
+              <w:bottom w:w="45" w:type="dxa"/>
+              <w:end w:w="38" w:type="dxa"/>
+              <w:left w:w="55" w:type="dxa"/>
+              <w:right w:w="55" w:type="dxa"/>
+            </w:tcMar>
+          </w:tcPr>
+          <w:p>
+            <w:pPr>
+              <w:keepNext/>
+              <w:spacing w:before="0" w:after="0" w:line="240" w:lineRule="auto"/>
+            </w:pPr>
+            <w:r>
+              <w:rPr>
+                <w:rFonts w:ascii="Times New Roman" w:hAnsi="Times New Roman" w:eastAsia="Times New Roman"/>
+                <w:b w:val="0"/>
+                <w:i w:val="0"/>
+                <w:sz w:val="18"/>
+              </w:rPr>
+              <w:t>Digital-payment measures</w:t>
+            </w:r>
+          </w:p>
+        </w:tc>
+        <w:tc>
+          <w:tcPr>
+            <w:vAlign w:val="center"/>
+            <w:tcW w:w="3347" w:type="dxa"/>
+            <w:tcMar>
+              <w:top w:w="45" w:type="dxa"/>
+              <w:start w:w="38" w:type="dxa"/>
+              <w:bottom w:w="45" w:type="dxa"/>
+              <w:end w:w="38" w:type="dxa"/>
+              <w:left w:w="55" w:type="dxa"/>
+              <w:right w:w="55" w:type="dxa"/>
+            </w:tcMar>
+          </w:tcPr>
+          <w:p>
+            <w:pPr>
+              <w:keepNext/>
+              <w:spacing w:before="0" w:after="0" w:line="240" w:lineRule="auto"/>
+            </w:pPr>
+            <w:r>
+              <w:rPr>
+                <w:rFonts w:ascii="Times New Roman" w:hAnsi="Times New Roman" w:eastAsia="Times New Roman"/>
+                <w:b w:val="0"/>
+                <w:i w:val="0"/>
+                <w:sz w:val="18"/>
+              </w:rPr>
+              <w:t>Compare payment growth with e-commerce growth</w:t>
+            </w:r>
+          </w:p>
+        </w:tc>
+      </w:tr>
+      <w:tr>
+        <w:trPr>
+          <w:cantSplit/>
+        </w:trPr>
+        <w:tc>
+          <w:tcPr>
+            <w:vAlign w:val="center"/>
+            <w:tcW w:w="2600" w:type="dxa"/>
+            <w:tcMar>
+              <w:top w:w="45" w:type="dxa"/>
+              <w:start w:w="38" w:type="dxa"/>
+              <w:bottom w:w="45" w:type="dxa"/>
+              <w:end w:w="38" w:type="dxa"/>
+              <w:left w:w="55" w:type="dxa"/>
+              <w:right w:w="55" w:type="dxa"/>
+            </w:tcMar>
+          </w:tcPr>
+          <w:p>
+            <w:pPr>
+              <w:keepNext w:val="0"/>
+              <w:spacing w:before="0" w:after="0" w:line="240" w:lineRule="auto"/>
+            </w:pPr>
+            <w:r>
+              <w:rPr>
+                <w:rFonts w:ascii="Times New Roman" w:hAnsi="Times New Roman" w:eastAsia="Times New Roman"/>
+                <w:b w:val="0"/>
+                <w:i w:val="0"/>
+                <w:sz w:val="18"/>
+              </w:rPr>
+              <w:t>Platform companies outside Indonesia</w:t>
+            </w:r>
+          </w:p>
+        </w:tc>
+        <w:tc>
+          <w:tcPr>
+            <w:vAlign w:val="center"/>
+            <w:tcW w:w="3600" w:type="dxa"/>
+            <w:tcMar>
+              <w:top w:w="45" w:type="dxa"/>
+              <w:start w:w="38" w:type="dxa"/>
+              <w:bottom w:w="45" w:type="dxa"/>
+              <w:end w:w="38" w:type="dxa"/>
+              <w:left w:w="55" w:type="dxa"/>
+              <w:right w:w="55" w:type="dxa"/>
+            </w:tcMar>
+          </w:tcPr>
+          <w:p>
+            <w:pPr>
+              <w:keepNext w:val="0"/>
+              <w:spacing w:before="0" w:after="0" w:line="240" w:lineRule="auto"/>
+            </w:pPr>
+            <w:r>
+              <w:rPr>
+                <w:rFonts w:ascii="Times New Roman" w:hAnsi="Times New Roman" w:eastAsia="Times New Roman"/>
+                <w:b w:val="0"/>
+                <w:i w:val="0"/>
+                <w:sz w:val="18"/>
+              </w:rPr>
+              <w:t>Matched transaction and revenue measures</w:t>
+            </w:r>
+          </w:p>
+        </w:tc>
+        <w:tc>
+          <w:tcPr>
+            <w:vAlign w:val="center"/>
+            <w:tcW w:w="3347" w:type="dxa"/>
+            <w:tcMar>
+              <w:top w:w="45" w:type="dxa"/>
+              <w:start w:w="38" w:type="dxa"/>
+              <w:bottom w:w="45" w:type="dxa"/>
+              <w:end w:w="38" w:type="dxa"/>
+              <w:left w:w="55" w:type="dxa"/>
+              <w:right w:w="55" w:type="dxa"/>
+            </w:tcMar>
+          </w:tcPr>
+          <w:p>
+            <w:pPr>
+              <w:keepNext w:val="0"/>
+              <w:spacing w:before="0" w:after="0" w:line="240" w:lineRule="auto"/>
+            </w:pPr>
+            <w:r>
+              <w:rPr>
+                <w:rFonts w:ascii="Times New Roman" w:hAnsi="Times New Roman" w:eastAsia="Times New Roman"/>
+                <w:b w:val="0"/>
+                <w:i w:val="0"/>
+                <w:sz w:val="18"/>
+              </w:rPr>
+              <w:t>Test whether the same boundary appears elsewhere</w:t>
+            </w:r>
+          </w:p>
+        </w:tc>
+      </w:tr>
+    </w:tbl>
+    <w:p>
+      <w:pPr>
+        <w:spacing w:before="120" w:after="80" w:line="247" w:lineRule="auto"/>
+        <w:jc w:val="both"/>
+      </w:pPr>
+      <w:r>
+        <w:rPr>
+          <w:rFonts w:ascii="Times New Roman" w:hAnsi="Times New Roman" w:eastAsia="Times New Roman"/>
+          <w:b w:val="0"/>
+          <w:i w:val="0"/>
+          <w:sz w:val="24"/>
+        </w:rPr>
+        <w:t>For H2, national e-commerce value is expressed as:</w:t>
+      </w:r>
+    </w:p>
+    <w:p>
+      <w:pPr>
+        <w:keepNext/>
+        <w:spacing w:before="60" w:after="80" w:line="247" w:lineRule="auto"/>
+        <w:jc w:val="center"/>
+      </w:pPr>
+      <w:r>
+        <w:rPr>
+          <w:rFonts w:ascii="Times New Roman" w:hAnsi="Times New Roman" w:eastAsia="Times New Roman"/>
+          <w:b w:val="0"/>
+          <w:i/>
+          <w:sz w:val="24"/>
+        </w:rPr>
+        <w:t>V = N × A</w:t>
+      </w:r>
+    </w:p>
+    <w:p>
+      <w:pPr>
+        <w:spacing w:after="80" w:line="247" w:lineRule="auto"/>
+        <w:jc w:val="both"/>
+      </w:pPr>
+      <w:r>
+        <w:rPr>
+          <w:rFonts w:ascii="Times New Roman" w:hAnsi="Times New Roman" w:eastAsia="Times New Roman"/>
+          <w:b w:val="0"/>
+          <w:i w:val="0"/>
+          <w:sz w:val="24"/>
+        </w:rPr>
+        <w:t>where N is the estimated number of e-commerce businesses and A is implied nominal transaction value per business. Changes in total value are divided arithmetically between the business-count and value-per-business components. A conflicting published 2023 business count is retained as a sensitivity check.</w:t>
+      </w:r>
+    </w:p>
+    <w:p>
+      <w:pPr>
+        <w:spacing w:after="80" w:line="247" w:lineRule="auto"/>
+        <w:jc w:val="both"/>
+      </w:pPr>
+      <w:r>
+        <w:rPr>
+          <w:rFonts w:ascii="Times New Roman" w:hAnsi="Times New Roman" w:eastAsia="Times New Roman"/>
+          <w:b w:val="0"/>
+          <w:i w:val="0"/>
+          <w:sz w:val="24"/>
+        </w:rPr>
+        <w:t>For H3, BPS's published business-level evidence is used to examine the association between marketplace participation and financial recordkeeping, with province-level correlations as supporting diagnostics. For H4, Bank Indonesia payment measures are compared with e-commerce growth but are not added to platform or BPS transaction values.</w:t>
+      </w:r>
+    </w:p>
+    <w:p>
+      <w:pPr>
+        <w:pStyle w:val="Heading2"/>
+        <w:keepNext/>
+        <w:spacing w:before="90" w:after="30"/>
+        <w:jc w:val="left"/>
+      </w:pPr>
+      <w:r>
+        <w:rPr>
+          <w:rFonts w:ascii="Times New Roman" w:hAnsi="Times New Roman" w:eastAsia="Times New Roman"/>
+          <w:b/>
+          <w:i w:val="0"/>
+          <w:sz w:val="24"/>
+        </w:rPr>
+        <w:t>4.5 External Evidence and Robustness</w:t>
+      </w:r>
+    </w:p>
+    <w:p>
+      <w:pPr>
+        <w:spacing w:after="80" w:line="247" w:lineRule="auto"/>
+        <w:jc w:val="both"/>
+      </w:pPr>
+      <w:r>
+        <w:rPr>
+          <w:rFonts w:ascii="Times New Roman" w:hAnsi="Times New Roman" w:eastAsia="Times New Roman"/>
+          <w:b w:val="0"/>
+          <w:i w:val="0"/>
+          <w:sz w:val="24"/>
+        </w:rPr>
+        <w:t>The external comparison contains 48 matched annual transaction-and-revenue observations from eight platform businesses covering 2017-2025. It tests whether the same transaction-revenue boundary appears under other business models and is kept separate from the Indonesian sample.</w:t>
+      </w:r>
+    </w:p>
+    <w:p>
+      <w:pPr>
+        <w:spacing w:after="80" w:line="247" w:lineRule="auto"/>
+        <w:jc w:val="both"/>
+      </w:pPr>
+      <w:r>
+        <w:rPr>
+          <w:rFonts w:ascii="Times New Roman" w:hAnsi="Times New Roman" w:eastAsia="Times New Roman"/>
+          <w:b w:val="0"/>
+          <w:i w:val="0"/>
+          <w:sz w:val="24"/>
+        </w:rPr>
+        <w:t>The robustness checks remove one platform at a time, vary every constructed input, replace ordinary growth rates with log changes, drop the most extreme year-to-year comparison, and restrict the evidence to pairs the companies report directly. Section 5 reports the resulting ranges.</w:t>
       </w:r>
     </w:p>
     <w:p>
@@ -2003,11 +3643,27 @@
       </w:pPr>
       <w:r>
         <w:rPr>
-          <w:rFonts w:ascii="Times New Roman" w:hAnsi="Times New Roman" w:cs="Times New Roman" w:eastAsia="Times New Roman"/>
+          <w:rFonts w:ascii="Times New Roman" w:hAnsi="Times New Roman" w:eastAsia="Times New Roman"/>
           <w:b/>
+          <w:i w:val="0"/>
           <w:sz w:val="24"/>
         </w:rPr>
         <w:t>5. Preliminary Evidence and Feasibility</w:t>
+      </w:r>
+    </w:p>
+    <w:p>
+      <w:pPr>
+        <w:spacing w:after="80" w:line="247" w:lineRule="auto"/>
+        <w:jc w:val="both"/>
+      </w:pPr>
+      <w:r>
+        <w:rPr>
+          <w:rFonts w:ascii="Times New Roman" w:hAnsi="Times New Roman" w:eastAsia="Times New Roman"/>
+          <w:b w:val="0"/>
+          <w:i w:val="0"/>
+          <w:sz w:val="24"/>
+        </w:rPr>
+        <w:t>The evidence assembled so far establishes that the proposed comparisons can be carried out and that the choice of record produces economically large differences. The preliminary results first show the scale and movement of the transaction-revenue boundary, then examine whether the wider Indonesian evidence tells the same story.</w:t>
       </w:r>
     </w:p>
     <w:p>
@@ -2019,27 +3675,43 @@
       </w:pPr>
       <w:r>
         <w:rPr>
-          <w:rFonts w:ascii="Times New Roman" w:hAnsi="Times New Roman" w:cs="Times New Roman" w:eastAsia="Times New Roman"/>
+          <w:rFonts w:ascii="Times New Roman" w:hAnsi="Times New Roman" w:eastAsia="Times New Roman"/>
           <w:b/>
+          <w:i w:val="0"/>
           <w:sz w:val="24"/>
         </w:rPr>
-        <w:t>5.1 FY2023 scale</w:t>
+        <w:t>5.1 Platform Scale and Movement</w:t>
+      </w:r>
+    </w:p>
+    <w:p>
+      <w:pPr>
+        <w:spacing w:after="80" w:line="247" w:lineRule="auto"/>
+        <w:jc w:val="both"/>
+      </w:pPr>
+      <w:r>
+        <w:rPr>
+          <w:rFonts w:ascii="Times New Roman" w:hAnsi="Times New Roman" w:eastAsia="Times New Roman"/>
+          <w:b w:val="0"/>
+          <w:i w:val="0"/>
+          <w:sz w:val="24"/>
+        </w:rPr>
+        <w:t>The 2023 fiscal year provides a common comparison across Grab, Tokopedia, and Shopee.</w:t>
       </w:r>
     </w:p>
     <w:p>
       <w:pPr>
         <w:keepNext/>
-        <w:spacing w:line="240" w:lineRule="auto" w:after="30" w:before="60"/>
+        <w:spacing w:before="60" w:after="30" w:line="240" w:lineRule="auto"/>
         <w:jc w:val="left"/>
       </w:pPr>
       <w:r>
         <w:rPr>
-          <w:rFonts w:ascii="Times New Roman" w:hAnsi="Times New Roman" w:cs="Times New Roman" w:eastAsia="Times New Roman"/>
+          <w:rFonts w:ascii="Times New Roman" w:hAnsi="Times New Roman" w:eastAsia="Times New Roman"/>
           <w:b/>
           <w:i/>
           <w:sz w:val="19"/>
         </w:rPr>
-        <w:t>Table 3. Indonesia-focused FY2023 cross-section, US$ billions. V is transaction value, R platform revenue, W the wedge and E the Ecosystem Ratio; the final row sums the three cases, and E is computed from unrounded inputs.</w:t>
+        <w:t>Table 5. Indonesia-focused 2023 platform comparison, US$ billions.</w:t>
       </w:r>
     </w:p>
     <w:tbl>
@@ -2048,15 +3720,14 @@
         <w:tblW w:type="auto" w:w="0"/>
         <w:jc w:val="center"/>
         <w:tblLayout w:type="fixed"/>
-        <w:tblLook w:firstColumn="1" w:firstRow="1" w:lastColumn="0" w:lastRow="0" w:noHBand="0" w:noVBand="1" w:val="04A0"/>
       </w:tblPr>
       <w:tblGrid>
-        <w:gridCol w:w="2721"/>
-        <w:gridCol w:w="879"/>
-        <w:gridCol w:w="879"/>
-        <w:gridCol w:w="879"/>
-        <w:gridCol w:w="935"/>
-        <w:gridCol w:w="3254"/>
+        <w:gridCol w:w="2000"/>
+        <w:gridCol w:w="1250"/>
+        <w:gridCol w:w="1050"/>
+        <w:gridCol w:w="1050"/>
+        <w:gridCol w:w="1250"/>
+        <w:gridCol w:w="2947"/>
       </w:tblGrid>
       <w:tr>
         <w:trPr>
@@ -2065,34 +3736,27 @@
         </w:trPr>
         <w:tc>
           <w:tcPr>
-            <w:tcW w:type="dxa" w:w="2721"/>
             <w:vAlign w:val="center"/>
+            <w:tcW w:w="2000" w:type="dxa"/>
             <w:tcMar>
               <w:top w:w="45" w:type="dxa"/>
+              <w:start w:w="38" w:type="dxa"/>
               <w:bottom w:w="45" w:type="dxa"/>
+              <w:end w:w="38" w:type="dxa"/>
               <w:left w:w="35" w:type="dxa"/>
               <w:right w:w="35" w:type="dxa"/>
-              <w:start w:w="38" w:type="dxa"/>
-              <w:end w:w="38" w:type="dxa"/>
             </w:tcMar>
           </w:tcPr>
           <w:p>
             <w:pPr>
               <w:keepNext/>
               <w:spacing w:before="0" w:after="0" w:line="240" w:lineRule="auto"/>
-              <w:jc w:val="left"/>
             </w:pPr>
             <w:r>
               <w:rPr>
-                <w:rFonts w:ascii="Times New Roman" w:hAnsi="Times New Roman" w:cs="Times New Roman" w:eastAsia="Times New Roman"/>
+                <w:rFonts w:ascii="Times New Roman" w:hAnsi="Times New Roman" w:eastAsia="Times New Roman"/>
                 <w:b/>
-                <w:sz w:val="18"/>
-              </w:rPr>
-            </w:r>
-            <w:r>
-              <w:rPr>
-                <w:rFonts w:ascii="Times New Roman" w:hAnsi="Times New Roman" w:cs="Times New Roman" w:eastAsia="Times New Roman"/>
-                <w:b/>
+                <w:i w:val="0"/>
                 <w:sz w:val="18"/>
               </w:rPr>
               <w:t>Case</w:t>
@@ -2101,181 +3765,146 @@
         </w:tc>
         <w:tc>
           <w:tcPr>
-            <w:tcW w:type="dxa" w:w="879"/>
             <w:vAlign w:val="center"/>
+            <w:tcW w:w="1250" w:type="dxa"/>
             <w:tcMar>
               <w:top w:w="45" w:type="dxa"/>
+              <w:start w:w="38" w:type="dxa"/>
               <w:bottom w:w="45" w:type="dxa"/>
+              <w:end w:w="38" w:type="dxa"/>
               <w:left w:w="35" w:type="dxa"/>
               <w:right w:w="35" w:type="dxa"/>
-              <w:start w:w="38" w:type="dxa"/>
-              <w:end w:w="38" w:type="dxa"/>
             </w:tcMar>
           </w:tcPr>
           <w:p>
             <w:pPr>
               <w:keepNext/>
               <w:spacing w:before="0" w:after="0" w:line="240" w:lineRule="auto"/>
-              <w:jc w:val="left"/>
             </w:pPr>
             <w:r>
               <w:rPr>
-                <w:rFonts w:ascii="Times New Roman" w:hAnsi="Times New Roman" w:cs="Times New Roman" w:eastAsia="Times New Roman"/>
+                <w:rFonts w:ascii="Times New Roman" w:hAnsi="Times New Roman" w:eastAsia="Times New Roman"/>
                 <w:b/>
+                <w:i w:val="0"/>
                 <w:sz w:val="18"/>
               </w:rPr>
-            </w:r>
-            <w:r>
-              <w:rPr>
-                <w:rFonts w:ascii="Times New Roman" w:hAnsi="Times New Roman" w:cs="Times New Roman" w:eastAsia="Times New Roman"/>
-                <w:b/>
-                <w:sz w:val="18"/>
-              </w:rPr>
-              <w:t>V</w:t>
+              <w:t>Transaction value V</w:t>
             </w:r>
           </w:p>
         </w:tc>
         <w:tc>
           <w:tcPr>
-            <w:tcW w:type="dxa" w:w="879"/>
             <w:vAlign w:val="center"/>
+            <w:tcW w:w="1050" w:type="dxa"/>
             <w:tcMar>
               <w:top w:w="45" w:type="dxa"/>
+              <w:start w:w="38" w:type="dxa"/>
               <w:bottom w:w="45" w:type="dxa"/>
+              <w:end w:w="38" w:type="dxa"/>
               <w:left w:w="35" w:type="dxa"/>
               <w:right w:w="35" w:type="dxa"/>
-              <w:start w:w="38" w:type="dxa"/>
-              <w:end w:w="38" w:type="dxa"/>
             </w:tcMar>
           </w:tcPr>
           <w:p>
             <w:pPr>
               <w:keepNext/>
               <w:spacing w:before="0" w:after="0" w:line="240" w:lineRule="auto"/>
-              <w:jc w:val="left"/>
             </w:pPr>
             <w:r>
               <w:rPr>
-                <w:rFonts w:ascii="Times New Roman" w:hAnsi="Times New Roman" w:cs="Times New Roman" w:eastAsia="Times New Roman"/>
+                <w:rFonts w:ascii="Times New Roman" w:hAnsi="Times New Roman" w:eastAsia="Times New Roman"/>
                 <w:b/>
+                <w:i w:val="0"/>
                 <w:sz w:val="18"/>
               </w:rPr>
-            </w:r>
-            <w:r>
-              <w:rPr>
-                <w:rFonts w:ascii="Times New Roman" w:hAnsi="Times New Roman" w:cs="Times New Roman" w:eastAsia="Times New Roman"/>
-                <w:b/>
-                <w:sz w:val="18"/>
-              </w:rPr>
-              <w:t>R</w:t>
+              <w:t>Revenue R</w:t>
             </w:r>
           </w:p>
         </w:tc>
         <w:tc>
           <w:tcPr>
-            <w:tcW w:type="dxa" w:w="879"/>
             <w:vAlign w:val="center"/>
+            <w:tcW w:w="1050" w:type="dxa"/>
             <w:tcMar>
               <w:top w:w="45" w:type="dxa"/>
+              <w:start w:w="38" w:type="dxa"/>
               <w:bottom w:w="45" w:type="dxa"/>
+              <w:end w:w="38" w:type="dxa"/>
               <w:left w:w="35" w:type="dxa"/>
               <w:right w:w="35" w:type="dxa"/>
-              <w:start w:w="38" w:type="dxa"/>
-              <w:end w:w="38" w:type="dxa"/>
             </w:tcMar>
           </w:tcPr>
           <w:p>
             <w:pPr>
               <w:keepNext/>
               <w:spacing w:before="0" w:after="0" w:line="240" w:lineRule="auto"/>
-              <w:jc w:val="left"/>
             </w:pPr>
             <w:r>
               <w:rPr>
-                <w:rFonts w:ascii="Times New Roman" w:hAnsi="Times New Roman" w:cs="Times New Roman" w:eastAsia="Times New Roman"/>
+                <w:rFonts w:ascii="Times New Roman" w:hAnsi="Times New Roman" w:eastAsia="Times New Roman"/>
                 <w:b/>
+                <w:i w:val="0"/>
                 <w:sz w:val="18"/>
               </w:rPr>
-            </w:r>
-            <w:r>
-              <w:rPr>
-                <w:rFonts w:ascii="Times New Roman" w:hAnsi="Times New Roman" w:cs="Times New Roman" w:eastAsia="Times New Roman"/>
-                <w:b/>
-                <w:sz w:val="18"/>
-              </w:rPr>
-              <w:t>W</w:t>
+              <w:t>Wedge W</w:t>
             </w:r>
           </w:p>
         </w:tc>
         <w:tc>
           <w:tcPr>
-            <w:tcW w:type="dxa" w:w="935"/>
             <w:vAlign w:val="center"/>
+            <w:tcW w:w="1250" w:type="dxa"/>
             <w:tcMar>
               <w:top w:w="45" w:type="dxa"/>
+              <w:start w:w="38" w:type="dxa"/>
               <w:bottom w:w="45" w:type="dxa"/>
+              <w:end w:w="38" w:type="dxa"/>
               <w:left w:w="35" w:type="dxa"/>
               <w:right w:w="35" w:type="dxa"/>
-              <w:start w:w="38" w:type="dxa"/>
-              <w:end w:w="38" w:type="dxa"/>
             </w:tcMar>
           </w:tcPr>
           <w:p>
             <w:pPr>
               <w:keepNext/>
               <w:spacing w:before="0" w:after="0" w:line="240" w:lineRule="auto"/>
-              <w:jc w:val="left"/>
             </w:pPr>
             <w:r>
               <w:rPr>
-                <w:rFonts w:ascii="Times New Roman" w:hAnsi="Times New Roman" w:cs="Times New Roman" w:eastAsia="Times New Roman"/>
+                <w:rFonts w:ascii="Times New Roman" w:hAnsi="Times New Roman" w:eastAsia="Times New Roman"/>
                 <w:b/>
+                <w:i w:val="0"/>
                 <w:sz w:val="18"/>
               </w:rPr>
-            </w:r>
-            <w:r>
-              <w:rPr>
-                <w:rFonts w:ascii="Times New Roman" w:hAnsi="Times New Roman" w:cs="Times New Roman" w:eastAsia="Times New Roman"/>
-                <w:b/>
-                <w:sz w:val="18"/>
-              </w:rPr>
-              <w:t>E</w:t>
+              <w:t>Ecosystem Ratio E</w:t>
             </w:r>
           </w:p>
         </w:tc>
         <w:tc>
           <w:tcPr>
-            <w:tcW w:type="dxa" w:w="3254"/>
             <w:vAlign w:val="center"/>
+            <w:tcW w:w="2947" w:type="dxa"/>
             <w:tcMar>
               <w:top w:w="45" w:type="dxa"/>
+              <w:start w:w="38" w:type="dxa"/>
               <w:bottom w:w="45" w:type="dxa"/>
+              <w:end w:w="38" w:type="dxa"/>
               <w:left w:w="35" w:type="dxa"/>
               <w:right w:w="35" w:type="dxa"/>
-              <w:start w:w="38" w:type="dxa"/>
-              <w:end w:w="38" w:type="dxa"/>
             </w:tcMar>
           </w:tcPr>
           <w:p>
             <w:pPr>
               <w:keepNext/>
               <w:spacing w:before="0" w:after="0" w:line="240" w:lineRule="auto"/>
-              <w:jc w:val="left"/>
             </w:pPr>
             <w:r>
               <w:rPr>
-                <w:rFonts w:ascii="Times New Roman" w:hAnsi="Times New Roman" w:cs="Times New Roman" w:eastAsia="Times New Roman"/>
+                <w:rFonts w:ascii="Times New Roman" w:hAnsi="Times New Roman" w:eastAsia="Times New Roman"/>
                 <w:b/>
+                <w:i w:val="0"/>
                 <w:sz w:val="18"/>
               </w:rPr>
-            </w:r>
-            <w:r>
-              <w:rPr>
-                <w:rFonts w:ascii="Times New Roman" w:hAnsi="Times New Roman" w:cs="Times New Roman" w:eastAsia="Times New Roman"/>
-                <w:b/>
-                <w:sz w:val="18"/>
-              </w:rPr>
-              <w:t>Evidence class</w:t>
+              <w:t>Evidence</w:t>
             </w:r>
           </w:p>
         </w:tc>
@@ -2286,32 +3915,26 @@
         </w:trPr>
         <w:tc>
           <w:tcPr>
-            <w:tcW w:type="dxa" w:w="2721"/>
             <w:vAlign w:val="center"/>
+            <w:tcW w:w="2000" w:type="dxa"/>
             <w:tcMar>
               <w:top w:w="45" w:type="dxa"/>
+              <w:start w:w="38" w:type="dxa"/>
               <w:bottom w:w="45" w:type="dxa"/>
+              <w:end w:w="38" w:type="dxa"/>
               <w:left w:w="35" w:type="dxa"/>
               <w:right w:w="35" w:type="dxa"/>
-              <w:start w:w="38" w:type="dxa"/>
-              <w:end w:w="38" w:type="dxa"/>
             </w:tcMar>
           </w:tcPr>
           <w:p>
             <w:pPr>
               <w:keepNext/>
               <w:spacing w:before="0" w:after="0" w:line="240" w:lineRule="auto"/>
-              <w:jc w:val="left"/>
             </w:pPr>
             <w:r>
               <w:rPr>
-                <w:rFonts w:ascii="Times New Roman" w:hAnsi="Times New Roman" w:cs="Times New Roman" w:eastAsia="Times New Roman"/>
-                <w:sz w:val="18"/>
-              </w:rPr>
-            </w:r>
-            <w:r>
-              <w:rPr>
-                <w:rFonts w:ascii="Times New Roman" w:hAnsi="Times New Roman" w:cs="Times New Roman" w:eastAsia="Times New Roman"/>
+                <w:rFonts w:ascii="Times New Roman" w:hAnsi="Times New Roman" w:eastAsia="Times New Roman"/>
+                <w:b w:val="0"/>
                 <w:i w:val="0"/>
                 <w:sz w:val="18"/>
               </w:rPr>
@@ -2321,32 +3944,26 @@
         </w:tc>
         <w:tc>
           <w:tcPr>
-            <w:tcW w:type="dxa" w:w="879"/>
             <w:vAlign w:val="center"/>
+            <w:tcW w:w="1250" w:type="dxa"/>
             <w:tcMar>
               <w:top w:w="45" w:type="dxa"/>
+              <w:start w:w="38" w:type="dxa"/>
               <w:bottom w:w="45" w:type="dxa"/>
+              <w:end w:w="38" w:type="dxa"/>
               <w:left w:w="35" w:type="dxa"/>
               <w:right w:w="35" w:type="dxa"/>
-              <w:start w:w="38" w:type="dxa"/>
-              <w:end w:w="38" w:type="dxa"/>
             </w:tcMar>
           </w:tcPr>
           <w:p>
             <w:pPr>
               <w:keepNext/>
               <w:spacing w:before="0" w:after="0" w:line="240" w:lineRule="auto"/>
-              <w:jc w:val="left"/>
             </w:pPr>
             <w:r>
               <w:rPr>
-                <w:rFonts w:ascii="Times New Roman" w:hAnsi="Times New Roman" w:cs="Times New Roman" w:eastAsia="Times New Roman"/>
-                <w:sz w:val="18"/>
-              </w:rPr>
-            </w:r>
-            <w:r>
-              <w:rPr>
-                <w:rFonts w:ascii="Times New Roman" w:hAnsi="Times New Roman" w:cs="Times New Roman" w:eastAsia="Times New Roman"/>
+                <w:rFonts w:ascii="Times New Roman" w:hAnsi="Times New Roman" w:eastAsia="Times New Roman"/>
+                <w:b w:val="0"/>
                 <w:i w:val="0"/>
                 <w:sz w:val="18"/>
               </w:rPr>
@@ -2356,32 +3973,26 @@
         </w:tc>
         <w:tc>
           <w:tcPr>
-            <w:tcW w:type="dxa" w:w="879"/>
             <w:vAlign w:val="center"/>
+            <w:tcW w:w="1050" w:type="dxa"/>
             <w:tcMar>
               <w:top w:w="45" w:type="dxa"/>
+              <w:start w:w="38" w:type="dxa"/>
               <w:bottom w:w="45" w:type="dxa"/>
+              <w:end w:w="38" w:type="dxa"/>
               <w:left w:w="35" w:type="dxa"/>
               <w:right w:w="35" w:type="dxa"/>
-              <w:start w:w="38" w:type="dxa"/>
-              <w:end w:w="38" w:type="dxa"/>
             </w:tcMar>
           </w:tcPr>
           <w:p>
             <w:pPr>
               <w:keepNext/>
               <w:spacing w:before="0" w:after="0" w:line="240" w:lineRule="auto"/>
-              <w:jc w:val="left"/>
             </w:pPr>
             <w:r>
               <w:rPr>
-                <w:rFonts w:ascii="Times New Roman" w:hAnsi="Times New Roman" w:cs="Times New Roman" w:eastAsia="Times New Roman"/>
-                <w:sz w:val="18"/>
-              </w:rPr>
-            </w:r>
-            <w:r>
-              <w:rPr>
-                <w:rFonts w:ascii="Times New Roman" w:hAnsi="Times New Roman" w:cs="Times New Roman" w:eastAsia="Times New Roman"/>
+                <w:rFonts w:ascii="Times New Roman" w:hAnsi="Times New Roman" w:eastAsia="Times New Roman"/>
+                <w:b w:val="0"/>
                 <w:i w:val="0"/>
                 <w:sz w:val="18"/>
               </w:rPr>
@@ -2391,32 +4002,26 @@
         </w:tc>
         <w:tc>
           <w:tcPr>
-            <w:tcW w:type="dxa" w:w="879"/>
             <w:vAlign w:val="center"/>
+            <w:tcW w:w="1050" w:type="dxa"/>
             <w:tcMar>
               <w:top w:w="45" w:type="dxa"/>
+              <w:start w:w="38" w:type="dxa"/>
               <w:bottom w:w="45" w:type="dxa"/>
+              <w:end w:w="38" w:type="dxa"/>
               <w:left w:w="35" w:type="dxa"/>
               <w:right w:w="35" w:type="dxa"/>
-              <w:start w:w="38" w:type="dxa"/>
-              <w:end w:w="38" w:type="dxa"/>
             </w:tcMar>
           </w:tcPr>
           <w:p>
             <w:pPr>
               <w:keepNext/>
               <w:spacing w:before="0" w:after="0" w:line="240" w:lineRule="auto"/>
-              <w:jc w:val="left"/>
             </w:pPr>
             <w:r>
               <w:rPr>
-                <w:rFonts w:ascii="Times New Roman" w:hAnsi="Times New Roman" w:cs="Times New Roman" w:eastAsia="Times New Roman"/>
-                <w:sz w:val="18"/>
-              </w:rPr>
-            </w:r>
-            <w:r>
-              <w:rPr>
-                <w:rFonts w:ascii="Times New Roman" w:hAnsi="Times New Roman" w:cs="Times New Roman" w:eastAsia="Times New Roman"/>
+                <w:rFonts w:ascii="Times New Roman" w:hAnsi="Times New Roman" w:eastAsia="Times New Roman"/>
+                <w:b w:val="0"/>
                 <w:i w:val="0"/>
                 <w:sz w:val="18"/>
               </w:rPr>
@@ -2426,32 +4031,26 @@
         </w:tc>
         <w:tc>
           <w:tcPr>
-            <w:tcW w:type="dxa" w:w="935"/>
             <w:vAlign w:val="center"/>
+            <w:tcW w:w="1250" w:type="dxa"/>
             <w:tcMar>
               <w:top w:w="45" w:type="dxa"/>
+              <w:start w:w="38" w:type="dxa"/>
               <w:bottom w:w="45" w:type="dxa"/>
+              <w:end w:w="38" w:type="dxa"/>
               <w:left w:w="35" w:type="dxa"/>
               <w:right w:w="35" w:type="dxa"/>
-              <w:start w:w="38" w:type="dxa"/>
-              <w:end w:w="38" w:type="dxa"/>
             </w:tcMar>
           </w:tcPr>
           <w:p>
             <w:pPr>
               <w:keepNext/>
               <w:spacing w:before="0" w:after="0" w:line="240" w:lineRule="auto"/>
-              <w:jc w:val="left"/>
             </w:pPr>
             <w:r>
               <w:rPr>
-                <w:rFonts w:ascii="Times New Roman" w:hAnsi="Times New Roman" w:cs="Times New Roman" w:eastAsia="Times New Roman"/>
-                <w:sz w:val="18"/>
-              </w:rPr>
-            </w:r>
-            <w:r>
-              <w:rPr>
-                <w:rFonts w:ascii="Times New Roman" w:hAnsi="Times New Roman" w:cs="Times New Roman" w:eastAsia="Times New Roman"/>
+                <w:rFonts w:ascii="Times New Roman" w:hAnsi="Times New Roman" w:eastAsia="Times New Roman"/>
+                <w:b w:val="0"/>
                 <w:i w:val="0"/>
                 <w:sz w:val="18"/>
               </w:rPr>
@@ -2461,36 +4060,30 @@
         </w:tc>
         <w:tc>
           <w:tcPr>
-            <w:tcW w:type="dxa" w:w="3254"/>
             <w:vAlign w:val="center"/>
+            <w:tcW w:w="2947" w:type="dxa"/>
             <w:tcMar>
               <w:top w:w="45" w:type="dxa"/>
+              <w:start w:w="38" w:type="dxa"/>
               <w:bottom w:w="45" w:type="dxa"/>
+              <w:end w:w="38" w:type="dxa"/>
               <w:left w:w="35" w:type="dxa"/>
               <w:right w:w="35" w:type="dxa"/>
-              <w:start w:w="38" w:type="dxa"/>
-              <w:end w:w="38" w:type="dxa"/>
             </w:tcMar>
           </w:tcPr>
           <w:p>
             <w:pPr>
               <w:keepNext/>
               <w:spacing w:before="0" w:after="0" w:line="240" w:lineRule="auto"/>
-              <w:jc w:val="left"/>
             </w:pPr>
             <w:r>
               <w:rPr>
-                <w:rFonts w:ascii="Times New Roman" w:hAnsi="Times New Roman" w:cs="Times New Roman" w:eastAsia="Times New Roman"/>
-                <w:sz w:val="18"/>
-              </w:rPr>
-            </w:r>
-            <w:r>
-              <w:rPr>
-                <w:rFonts w:ascii="Times New Roman" w:hAnsi="Times New Roman" w:cs="Times New Roman" w:eastAsia="Times New Roman"/>
+                <w:rFonts w:ascii="Times New Roman" w:hAnsi="Times New Roman" w:eastAsia="Times New Roman"/>
+                <w:b w:val="0"/>
                 <w:i w:val="0"/>
                 <w:sz w:val="18"/>
               </w:rPr>
-              <w:t>Derived V</w:t>
+              <w:t>Transaction value reconstructed</w:t>
             </w:r>
           </w:p>
         </w:tc>
@@ -2501,26 +4094,27 @@
         </w:trPr>
         <w:tc>
           <w:tcPr>
-            <w:tcW w:type="dxa" w:w="2721"/>
             <w:vAlign w:val="center"/>
+            <w:tcW w:w="2000" w:type="dxa"/>
             <w:tcMar>
               <w:top w:w="45" w:type="dxa"/>
+              <w:start w:w="38" w:type="dxa"/>
               <w:bottom w:w="45" w:type="dxa"/>
+              <w:end w:w="38" w:type="dxa"/>
               <w:left w:w="35" w:type="dxa"/>
               <w:right w:w="35" w:type="dxa"/>
-              <w:start w:w="38" w:type="dxa"/>
-              <w:end w:w="38" w:type="dxa"/>
             </w:tcMar>
           </w:tcPr>
           <w:p>
             <w:pPr>
               <w:keepNext/>
               <w:spacing w:before="0" w:after="0" w:line="240" w:lineRule="auto"/>
-              <w:jc w:val="left"/>
             </w:pPr>
             <w:r>
               <w:rPr>
-                <w:rFonts w:ascii="Times New Roman" w:hAnsi="Times New Roman" w:cs="Times New Roman" w:eastAsia="Times New Roman"/>
+                <w:rFonts w:ascii="Times New Roman" w:hAnsi="Times New Roman" w:eastAsia="Times New Roman"/>
+                <w:b w:val="0"/>
+                <w:i w:val="0"/>
                 <w:sz w:val="18"/>
               </w:rPr>
               <w:t>Tokopedia</w:t>
@@ -2529,32 +4123,26 @@
         </w:tc>
         <w:tc>
           <w:tcPr>
-            <w:tcW w:type="dxa" w:w="879"/>
             <w:vAlign w:val="center"/>
+            <w:tcW w:w="1250" w:type="dxa"/>
             <w:tcMar>
               <w:top w:w="45" w:type="dxa"/>
+              <w:start w:w="38" w:type="dxa"/>
               <w:bottom w:w="45" w:type="dxa"/>
+              <w:end w:w="38" w:type="dxa"/>
               <w:left w:w="35" w:type="dxa"/>
               <w:right w:w="35" w:type="dxa"/>
-              <w:start w:w="38" w:type="dxa"/>
-              <w:end w:w="38" w:type="dxa"/>
             </w:tcMar>
           </w:tcPr>
           <w:p>
             <w:pPr>
               <w:keepNext/>
               <w:spacing w:before="0" w:after="0" w:line="240" w:lineRule="auto"/>
-              <w:jc w:val="left"/>
             </w:pPr>
             <w:r>
               <w:rPr>
-                <w:rFonts w:ascii="Times New Roman" w:hAnsi="Times New Roman" w:cs="Times New Roman" w:eastAsia="Times New Roman"/>
-                <w:sz w:val="18"/>
-              </w:rPr>
-            </w:r>
-            <w:r>
-              <w:rPr>
-                <w:rFonts w:ascii="Times New Roman" w:hAnsi="Times New Roman" w:cs="Times New Roman" w:eastAsia="Times New Roman"/>
+                <w:rFonts w:ascii="Times New Roman" w:hAnsi="Times New Roman" w:eastAsia="Times New Roman"/>
+                <w:b w:val="0"/>
                 <w:i w:val="0"/>
                 <w:sz w:val="18"/>
               </w:rPr>
@@ -2564,32 +4152,26 @@
         </w:tc>
         <w:tc>
           <w:tcPr>
-            <w:tcW w:type="dxa" w:w="879"/>
             <w:vAlign w:val="center"/>
+            <w:tcW w:w="1050" w:type="dxa"/>
             <w:tcMar>
               <w:top w:w="45" w:type="dxa"/>
+              <w:start w:w="38" w:type="dxa"/>
               <w:bottom w:w="45" w:type="dxa"/>
+              <w:end w:w="38" w:type="dxa"/>
               <w:left w:w="35" w:type="dxa"/>
               <w:right w:w="35" w:type="dxa"/>
-              <w:start w:w="38" w:type="dxa"/>
-              <w:end w:w="38" w:type="dxa"/>
             </w:tcMar>
           </w:tcPr>
           <w:p>
             <w:pPr>
               <w:keepNext/>
               <w:spacing w:before="0" w:after="0" w:line="240" w:lineRule="auto"/>
-              <w:jc w:val="left"/>
             </w:pPr>
             <w:r>
               <w:rPr>
-                <w:rFonts w:ascii="Times New Roman" w:hAnsi="Times New Roman" w:cs="Times New Roman" w:eastAsia="Times New Roman"/>
-                <w:sz w:val="18"/>
-              </w:rPr>
-            </w:r>
-            <w:r>
-              <w:rPr>
-                <w:rFonts w:ascii="Times New Roman" w:hAnsi="Times New Roman" w:cs="Times New Roman" w:eastAsia="Times New Roman"/>
+                <w:rFonts w:ascii="Times New Roman" w:hAnsi="Times New Roman" w:eastAsia="Times New Roman"/>
+                <w:b w:val="0"/>
                 <w:i w:val="0"/>
                 <w:sz w:val="18"/>
               </w:rPr>
@@ -2599,32 +4181,26 @@
         </w:tc>
         <w:tc>
           <w:tcPr>
-            <w:tcW w:type="dxa" w:w="879"/>
             <w:vAlign w:val="center"/>
+            <w:tcW w:w="1050" w:type="dxa"/>
             <w:tcMar>
               <w:top w:w="45" w:type="dxa"/>
+              <w:start w:w="38" w:type="dxa"/>
               <w:bottom w:w="45" w:type="dxa"/>
+              <w:end w:w="38" w:type="dxa"/>
               <w:left w:w="35" w:type="dxa"/>
               <w:right w:w="35" w:type="dxa"/>
-              <w:start w:w="38" w:type="dxa"/>
-              <w:end w:w="38" w:type="dxa"/>
             </w:tcMar>
           </w:tcPr>
           <w:p>
             <w:pPr>
               <w:keepNext/>
               <w:spacing w:before="0" w:after="0" w:line="240" w:lineRule="auto"/>
-              <w:jc w:val="left"/>
             </w:pPr>
             <w:r>
               <w:rPr>
-                <w:rFonts w:ascii="Times New Roman" w:hAnsi="Times New Roman" w:cs="Times New Roman" w:eastAsia="Times New Roman"/>
-                <w:sz w:val="18"/>
-              </w:rPr>
-            </w:r>
-            <w:r>
-              <w:rPr>
-                <w:rFonts w:ascii="Times New Roman" w:hAnsi="Times New Roman" w:cs="Times New Roman" w:eastAsia="Times New Roman"/>
+                <w:rFonts w:ascii="Times New Roman" w:hAnsi="Times New Roman" w:eastAsia="Times New Roman"/>
+                <w:b w:val="0"/>
                 <w:i w:val="0"/>
                 <w:sz w:val="18"/>
               </w:rPr>
@@ -2634,32 +4210,26 @@
         </w:tc>
         <w:tc>
           <w:tcPr>
-            <w:tcW w:type="dxa" w:w="935"/>
             <w:vAlign w:val="center"/>
+            <w:tcW w:w="1250" w:type="dxa"/>
             <w:tcMar>
               <w:top w:w="45" w:type="dxa"/>
+              <w:start w:w="38" w:type="dxa"/>
               <w:bottom w:w="45" w:type="dxa"/>
+              <w:end w:w="38" w:type="dxa"/>
               <w:left w:w="35" w:type="dxa"/>
               <w:right w:w="35" w:type="dxa"/>
-              <w:start w:w="38" w:type="dxa"/>
-              <w:end w:w="38" w:type="dxa"/>
             </w:tcMar>
           </w:tcPr>
           <w:p>
             <w:pPr>
               <w:keepNext/>
               <w:spacing w:before="0" w:after="0" w:line="240" w:lineRule="auto"/>
-              <w:jc w:val="left"/>
             </w:pPr>
             <w:r>
               <w:rPr>
-                <w:rFonts w:ascii="Times New Roman" w:hAnsi="Times New Roman" w:cs="Times New Roman" w:eastAsia="Times New Roman"/>
-                <w:sz w:val="18"/>
-              </w:rPr>
-            </w:r>
-            <w:r>
-              <w:rPr>
-                <w:rFonts w:ascii="Times New Roman" w:hAnsi="Times New Roman" w:cs="Times New Roman" w:eastAsia="Times New Roman"/>
+                <w:rFonts w:ascii="Times New Roman" w:hAnsi="Times New Roman" w:eastAsia="Times New Roman"/>
+                <w:b w:val="0"/>
                 <w:i w:val="0"/>
                 <w:sz w:val="18"/>
               </w:rPr>
@@ -2669,36 +4239,30 @@
         </w:tc>
         <w:tc>
           <w:tcPr>
-            <w:tcW w:type="dxa" w:w="3254"/>
             <w:vAlign w:val="center"/>
+            <w:tcW w:w="2947" w:type="dxa"/>
             <w:tcMar>
               <w:top w:w="45" w:type="dxa"/>
+              <w:start w:w="38" w:type="dxa"/>
               <w:bottom w:w="45" w:type="dxa"/>
+              <w:end w:w="38" w:type="dxa"/>
               <w:left w:w="35" w:type="dxa"/>
               <w:right w:w="35" w:type="dxa"/>
-              <w:start w:w="38" w:type="dxa"/>
-              <w:end w:w="38" w:type="dxa"/>
             </w:tcMar>
           </w:tcPr>
           <w:p>
             <w:pPr>
               <w:keepNext/>
               <w:spacing w:before="0" w:after="0" w:line="240" w:lineRule="auto"/>
-              <w:jc w:val="left"/>
             </w:pPr>
             <w:r>
               <w:rPr>
-                <w:rFonts w:ascii="Times New Roman" w:hAnsi="Times New Roman" w:cs="Times New Roman" w:eastAsia="Times New Roman"/>
-                <w:sz w:val="18"/>
-              </w:rPr>
-            </w:r>
-            <w:r>
-              <w:rPr>
-                <w:rFonts w:ascii="Times New Roman" w:hAnsi="Times New Roman" w:cs="Times New Roman" w:eastAsia="Times New Roman"/>
+                <w:rFonts w:ascii="Times New Roman" w:hAnsi="Times New Roman" w:eastAsia="Times New Roman"/>
+                <w:b w:val="0"/>
                 <w:i w:val="0"/>
                 <w:sz w:val="18"/>
               </w:rPr>
-              <w:t>Direct pair</w:t>
+              <w:t>Direct matched pair</w:t>
             </w:r>
           </w:p>
         </w:tc>
@@ -2709,32 +4273,26 @@
         </w:trPr>
         <w:tc>
           <w:tcPr>
-            <w:tcW w:type="dxa" w:w="2721"/>
             <w:vAlign w:val="center"/>
+            <w:tcW w:w="2000" w:type="dxa"/>
             <w:tcMar>
               <w:top w:w="45" w:type="dxa"/>
+              <w:start w:w="38" w:type="dxa"/>
               <w:bottom w:w="45" w:type="dxa"/>
+              <w:end w:w="38" w:type="dxa"/>
               <w:left w:w="35" w:type="dxa"/>
               <w:right w:w="35" w:type="dxa"/>
-              <w:start w:w="38" w:type="dxa"/>
-              <w:end w:w="38" w:type="dxa"/>
             </w:tcMar>
           </w:tcPr>
           <w:p>
             <w:pPr>
               <w:keepNext/>
               <w:spacing w:before="0" w:after="0" w:line="240" w:lineRule="auto"/>
-              <w:jc w:val="left"/>
             </w:pPr>
             <w:r>
               <w:rPr>
-                <w:rFonts w:ascii="Times New Roman" w:hAnsi="Times New Roman" w:cs="Times New Roman" w:eastAsia="Times New Roman"/>
-                <w:sz w:val="18"/>
-              </w:rPr>
-            </w:r>
-            <w:r>
-              <w:rPr>
-                <w:rFonts w:ascii="Times New Roman" w:hAnsi="Times New Roman" w:cs="Times New Roman" w:eastAsia="Times New Roman"/>
+                <w:rFonts w:ascii="Times New Roman" w:hAnsi="Times New Roman" w:eastAsia="Times New Roman"/>
+                <w:b w:val="0"/>
                 <w:i w:val="0"/>
                 <w:sz w:val="18"/>
               </w:rPr>
@@ -2744,32 +4302,26 @@
         </w:tc>
         <w:tc>
           <w:tcPr>
-            <w:tcW w:type="dxa" w:w="879"/>
             <w:vAlign w:val="center"/>
+            <w:tcW w:w="1250" w:type="dxa"/>
             <w:tcMar>
               <w:top w:w="45" w:type="dxa"/>
+              <w:start w:w="38" w:type="dxa"/>
               <w:bottom w:w="45" w:type="dxa"/>
+              <w:end w:w="38" w:type="dxa"/>
               <w:left w:w="35" w:type="dxa"/>
               <w:right w:w="35" w:type="dxa"/>
-              <w:start w:w="38" w:type="dxa"/>
-              <w:end w:w="38" w:type="dxa"/>
             </w:tcMar>
           </w:tcPr>
           <w:p>
             <w:pPr>
               <w:keepNext/>
               <w:spacing w:before="0" w:after="0" w:line="240" w:lineRule="auto"/>
-              <w:jc w:val="left"/>
             </w:pPr>
             <w:r>
               <w:rPr>
-                <w:rFonts w:ascii="Times New Roman" w:hAnsi="Times New Roman" w:cs="Times New Roman" w:eastAsia="Times New Roman"/>
-                <w:sz w:val="18"/>
-              </w:rPr>
-            </w:r>
-            <w:r>
-              <w:rPr>
-                <w:rFonts w:ascii="Times New Roman" w:hAnsi="Times New Roman" w:cs="Times New Roman" w:eastAsia="Times New Roman"/>
+                <w:rFonts w:ascii="Times New Roman" w:hAnsi="Times New Roman" w:eastAsia="Times New Roman"/>
+                <w:b w:val="0"/>
                 <w:i w:val="0"/>
                 <w:sz w:val="18"/>
               </w:rPr>
@@ -2779,32 +4331,26 @@
         </w:tc>
         <w:tc>
           <w:tcPr>
-            <w:tcW w:type="dxa" w:w="879"/>
             <w:vAlign w:val="center"/>
+            <w:tcW w:w="1050" w:type="dxa"/>
             <w:tcMar>
               <w:top w:w="45" w:type="dxa"/>
+              <w:start w:w="38" w:type="dxa"/>
               <w:bottom w:w="45" w:type="dxa"/>
+              <w:end w:w="38" w:type="dxa"/>
               <w:left w:w="35" w:type="dxa"/>
               <w:right w:w="35" w:type="dxa"/>
-              <w:start w:w="38" w:type="dxa"/>
-              <w:end w:w="38" w:type="dxa"/>
             </w:tcMar>
           </w:tcPr>
           <w:p>
             <w:pPr>
               <w:keepNext/>
               <w:spacing w:before="0" w:after="0" w:line="240" w:lineRule="auto"/>
-              <w:jc w:val="left"/>
             </w:pPr>
             <w:r>
               <w:rPr>
-                <w:rFonts w:ascii="Times New Roman" w:hAnsi="Times New Roman" w:cs="Times New Roman" w:eastAsia="Times New Roman"/>
-                <w:sz w:val="18"/>
-              </w:rPr>
-            </w:r>
-            <w:r>
-              <w:rPr>
-                <w:rFonts w:ascii="Times New Roman" w:hAnsi="Times New Roman" w:cs="Times New Roman" w:eastAsia="Times New Roman"/>
+                <w:rFonts w:ascii="Times New Roman" w:hAnsi="Times New Roman" w:eastAsia="Times New Roman"/>
+                <w:b w:val="0"/>
                 <w:i w:val="0"/>
                 <w:sz w:val="18"/>
               </w:rPr>
@@ -2814,32 +4360,26 @@
         </w:tc>
         <w:tc>
           <w:tcPr>
-            <w:tcW w:type="dxa" w:w="879"/>
             <w:vAlign w:val="center"/>
+            <w:tcW w:w="1050" w:type="dxa"/>
             <w:tcMar>
               <w:top w:w="45" w:type="dxa"/>
+              <w:start w:w="38" w:type="dxa"/>
               <w:bottom w:w="45" w:type="dxa"/>
+              <w:end w:w="38" w:type="dxa"/>
               <w:left w:w="35" w:type="dxa"/>
               <w:right w:w="35" w:type="dxa"/>
-              <w:start w:w="38" w:type="dxa"/>
-              <w:end w:w="38" w:type="dxa"/>
             </w:tcMar>
           </w:tcPr>
           <w:p>
             <w:pPr>
               <w:keepNext/>
               <w:spacing w:before="0" w:after="0" w:line="240" w:lineRule="auto"/>
-              <w:jc w:val="left"/>
             </w:pPr>
             <w:r>
               <w:rPr>
-                <w:rFonts w:ascii="Times New Roman" w:hAnsi="Times New Roman" w:cs="Times New Roman" w:eastAsia="Times New Roman"/>
-                <w:sz w:val="18"/>
-              </w:rPr>
-            </w:r>
-            <w:r>
-              <w:rPr>
-                <w:rFonts w:ascii="Times New Roman" w:hAnsi="Times New Roman" w:cs="Times New Roman" w:eastAsia="Times New Roman"/>
+                <w:rFonts w:ascii="Times New Roman" w:hAnsi="Times New Roman" w:eastAsia="Times New Roman"/>
+                <w:b w:val="0"/>
                 <w:i w:val="0"/>
                 <w:sz w:val="18"/>
               </w:rPr>
@@ -2849,32 +4389,26 @@
         </w:tc>
         <w:tc>
           <w:tcPr>
-            <w:tcW w:type="dxa" w:w="935"/>
             <w:vAlign w:val="center"/>
+            <w:tcW w:w="1250" w:type="dxa"/>
             <w:tcMar>
               <w:top w:w="45" w:type="dxa"/>
+              <w:start w:w="38" w:type="dxa"/>
               <w:bottom w:w="45" w:type="dxa"/>
+              <w:end w:w="38" w:type="dxa"/>
               <w:left w:w="35" w:type="dxa"/>
               <w:right w:w="35" w:type="dxa"/>
-              <w:start w:w="38" w:type="dxa"/>
-              <w:end w:w="38" w:type="dxa"/>
             </w:tcMar>
           </w:tcPr>
           <w:p>
             <w:pPr>
               <w:keepNext/>
               <w:spacing w:before="0" w:after="0" w:line="240" w:lineRule="auto"/>
-              <w:jc w:val="left"/>
             </w:pPr>
             <w:r>
               <w:rPr>
-                <w:rFonts w:ascii="Times New Roman" w:hAnsi="Times New Roman" w:cs="Times New Roman" w:eastAsia="Times New Roman"/>
-                <w:sz w:val="18"/>
-              </w:rPr>
-            </w:r>
-            <w:r>
-              <w:rPr>
-                <w:rFonts w:ascii="Times New Roman" w:hAnsi="Times New Roman" w:cs="Times New Roman" w:eastAsia="Times New Roman"/>
+                <w:rFonts w:ascii="Times New Roman" w:hAnsi="Times New Roman" w:eastAsia="Times New Roman"/>
+                <w:b w:val="0"/>
                 <w:i w:val="0"/>
                 <w:sz w:val="18"/>
               </w:rPr>
@@ -2884,36 +4418,30 @@
         </w:tc>
         <w:tc>
           <w:tcPr>
-            <w:tcW w:type="dxa" w:w="3254"/>
             <w:vAlign w:val="center"/>
+            <w:tcW w:w="2947" w:type="dxa"/>
             <w:tcMar>
               <w:top w:w="45" w:type="dxa"/>
+              <w:start w:w="38" w:type="dxa"/>
               <w:bottom w:w="45" w:type="dxa"/>
+              <w:end w:w="38" w:type="dxa"/>
               <w:left w:w="35" w:type="dxa"/>
               <w:right w:w="35" w:type="dxa"/>
-              <w:start w:w="38" w:type="dxa"/>
-              <w:end w:w="38" w:type="dxa"/>
             </w:tcMar>
           </w:tcPr>
           <w:p>
             <w:pPr>
               <w:keepNext/>
               <w:spacing w:before="0" w:after="0" w:line="240" w:lineRule="auto"/>
-              <w:jc w:val="left"/>
             </w:pPr>
             <w:r>
               <w:rPr>
-                <w:rFonts w:ascii="Times New Roman" w:hAnsi="Times New Roman" w:cs="Times New Roman" w:eastAsia="Times New Roman"/>
-                <w:sz w:val="18"/>
-              </w:rPr>
-            </w:r>
-            <w:r>
-              <w:rPr>
-                <w:rFonts w:ascii="Times New Roman" w:hAnsi="Times New Roman" w:cs="Times New Roman" w:eastAsia="Times New Roman"/>
+                <w:rFonts w:ascii="Times New Roman" w:hAnsi="Times New Roman" w:eastAsia="Times New Roman"/>
+                <w:b w:val="0"/>
                 <w:i w:val="0"/>
                 <w:sz w:val="18"/>
               </w:rPr>
-              <w:t>Derived V and R</w:t>
+              <w:t>Transaction value and revenue estimated</w:t>
             </w:r>
           </w:p>
         </w:tc>
@@ -2924,67 +4452,55 @@
         </w:trPr>
         <w:tc>
           <w:tcPr>
-            <w:tcW w:type="dxa" w:w="2721"/>
             <w:vAlign w:val="center"/>
+            <w:tcW w:w="2000" w:type="dxa"/>
             <w:tcMar>
               <w:top w:w="45" w:type="dxa"/>
+              <w:start w:w="38" w:type="dxa"/>
               <w:bottom w:w="45" w:type="dxa"/>
+              <w:end w:w="38" w:type="dxa"/>
               <w:left w:w="35" w:type="dxa"/>
               <w:right w:w="35" w:type="dxa"/>
-              <w:start w:w="38" w:type="dxa"/>
-              <w:end w:w="38" w:type="dxa"/>
             </w:tcMar>
           </w:tcPr>
           <w:p>
             <w:pPr>
               <w:keepNext w:val="0"/>
               <w:spacing w:before="0" w:after="0" w:line="240" w:lineRule="auto"/>
-              <w:jc w:val="left"/>
             </w:pPr>
             <w:r>
               <w:rPr>
-                <w:rFonts w:ascii="Times New Roman" w:hAnsi="Times New Roman" w:cs="Times New Roman" w:eastAsia="Times New Roman"/>
-                <w:sz w:val="18"/>
-              </w:rPr>
-            </w:r>
-            <w:r>
-              <w:rPr>
-                <w:rFonts w:ascii="Times New Roman" w:hAnsi="Times New Roman" w:cs="Times New Roman" w:eastAsia="Times New Roman"/>
+                <w:rFonts w:ascii="Times New Roman" w:hAnsi="Times New Roman" w:eastAsia="Times New Roman"/>
+                <w:b w:val="0"/>
                 <w:i w:val="0"/>
                 <w:sz w:val="18"/>
               </w:rPr>
-              <w:t>Selected platforms</w:t>
+              <w:t>Three platforms</w:t>
             </w:r>
           </w:p>
         </w:tc>
         <w:tc>
           <w:tcPr>
-            <w:tcW w:type="dxa" w:w="879"/>
             <w:vAlign w:val="center"/>
+            <w:tcW w:w="1250" w:type="dxa"/>
             <w:tcMar>
               <w:top w:w="45" w:type="dxa"/>
+              <w:start w:w="38" w:type="dxa"/>
               <w:bottom w:w="45" w:type="dxa"/>
+              <w:end w:w="38" w:type="dxa"/>
               <w:left w:w="35" w:type="dxa"/>
               <w:right w:w="35" w:type="dxa"/>
-              <w:start w:w="38" w:type="dxa"/>
-              <w:end w:w="38" w:type="dxa"/>
             </w:tcMar>
           </w:tcPr>
           <w:p>
             <w:pPr>
               <w:keepNext w:val="0"/>
               <w:spacing w:before="0" w:after="0" w:line="240" w:lineRule="auto"/>
-              <w:jc w:val="left"/>
             </w:pPr>
             <w:r>
               <w:rPr>
-                <w:rFonts w:ascii="Times New Roman" w:hAnsi="Times New Roman" w:cs="Times New Roman" w:eastAsia="Times New Roman"/>
-                <w:sz w:val="18"/>
-              </w:rPr>
-            </w:r>
-            <w:r>
-              <w:rPr>
-                <w:rFonts w:ascii="Times New Roman" w:hAnsi="Times New Roman" w:cs="Times New Roman" w:eastAsia="Times New Roman"/>
+                <w:rFonts w:ascii="Times New Roman" w:hAnsi="Times New Roman" w:eastAsia="Times New Roman"/>
+                <w:b w:val="0"/>
                 <w:i w:val="0"/>
                 <w:sz w:val="18"/>
               </w:rPr>
@@ -2994,32 +4510,26 @@
         </w:tc>
         <w:tc>
           <w:tcPr>
-            <w:tcW w:type="dxa" w:w="879"/>
             <w:vAlign w:val="center"/>
+            <w:tcW w:w="1050" w:type="dxa"/>
             <w:tcMar>
               <w:top w:w="45" w:type="dxa"/>
+              <w:start w:w="38" w:type="dxa"/>
               <w:bottom w:w="45" w:type="dxa"/>
+              <w:end w:w="38" w:type="dxa"/>
               <w:left w:w="35" w:type="dxa"/>
               <w:right w:w="35" w:type="dxa"/>
-              <w:start w:w="38" w:type="dxa"/>
-              <w:end w:w="38" w:type="dxa"/>
             </w:tcMar>
           </w:tcPr>
           <w:p>
             <w:pPr>
               <w:keepNext w:val="0"/>
               <w:spacing w:before="0" w:after="0" w:line="240" w:lineRule="auto"/>
-              <w:jc w:val="left"/>
             </w:pPr>
             <w:r>
               <w:rPr>
-                <w:rFonts w:ascii="Times New Roman" w:hAnsi="Times New Roman" w:cs="Times New Roman" w:eastAsia="Times New Roman"/>
-                <w:sz w:val="18"/>
-              </w:rPr>
-            </w:r>
-            <w:r>
-              <w:rPr>
-                <w:rFonts w:ascii="Times New Roman" w:hAnsi="Times New Roman" w:cs="Times New Roman" w:eastAsia="Times New Roman"/>
+                <w:rFonts w:ascii="Times New Roman" w:hAnsi="Times New Roman" w:eastAsia="Times New Roman"/>
+                <w:b w:val="0"/>
                 <w:i w:val="0"/>
                 <w:sz w:val="18"/>
               </w:rPr>
@@ -3029,32 +4539,26 @@
         </w:tc>
         <w:tc>
           <w:tcPr>
-            <w:tcW w:type="dxa" w:w="879"/>
             <w:vAlign w:val="center"/>
+            <w:tcW w:w="1050" w:type="dxa"/>
             <w:tcMar>
               <w:top w:w="45" w:type="dxa"/>
+              <w:start w:w="38" w:type="dxa"/>
               <w:bottom w:w="45" w:type="dxa"/>
+              <w:end w:w="38" w:type="dxa"/>
               <w:left w:w="35" w:type="dxa"/>
               <w:right w:w="35" w:type="dxa"/>
-              <w:start w:w="38" w:type="dxa"/>
-              <w:end w:w="38" w:type="dxa"/>
             </w:tcMar>
           </w:tcPr>
           <w:p>
             <w:pPr>
               <w:keepNext w:val="0"/>
               <w:spacing w:before="0" w:after="0" w:line="240" w:lineRule="auto"/>
-              <w:jc w:val="left"/>
             </w:pPr>
             <w:r>
               <w:rPr>
-                <w:rFonts w:ascii="Times New Roman" w:hAnsi="Times New Roman" w:cs="Times New Roman" w:eastAsia="Times New Roman"/>
-                <w:sz w:val="18"/>
-              </w:rPr>
-            </w:r>
-            <w:r>
-              <w:rPr>
-                <w:rFonts w:ascii="Times New Roman" w:hAnsi="Times New Roman" w:cs="Times New Roman" w:eastAsia="Times New Roman"/>
+                <w:rFonts w:ascii="Times New Roman" w:hAnsi="Times New Roman" w:eastAsia="Times New Roman"/>
+                <w:b w:val="0"/>
                 <w:i w:val="0"/>
                 <w:sz w:val="18"/>
               </w:rPr>
@@ -3064,32 +4568,26 @@
         </w:tc>
         <w:tc>
           <w:tcPr>
-            <w:tcW w:type="dxa" w:w="935"/>
             <w:vAlign w:val="center"/>
+            <w:tcW w:w="1250" w:type="dxa"/>
             <w:tcMar>
               <w:top w:w="45" w:type="dxa"/>
+              <w:start w:w="38" w:type="dxa"/>
               <w:bottom w:w="45" w:type="dxa"/>
+              <w:end w:w="38" w:type="dxa"/>
               <w:left w:w="35" w:type="dxa"/>
               <w:right w:w="35" w:type="dxa"/>
-              <w:start w:w="38" w:type="dxa"/>
-              <w:end w:w="38" w:type="dxa"/>
             </w:tcMar>
           </w:tcPr>
           <w:p>
             <w:pPr>
               <w:keepNext w:val="0"/>
               <w:spacing w:before="0" w:after="0" w:line="240" w:lineRule="auto"/>
-              <w:jc w:val="left"/>
             </w:pPr>
             <w:r>
               <w:rPr>
-                <w:rFonts w:ascii="Times New Roman" w:hAnsi="Times New Roman" w:cs="Times New Roman" w:eastAsia="Times New Roman"/>
-                <w:sz w:val="18"/>
-              </w:rPr>
-            </w:r>
-            <w:r>
-              <w:rPr>
-                <w:rFonts w:ascii="Times New Roman" w:hAnsi="Times New Roman" w:cs="Times New Roman" w:eastAsia="Times New Roman"/>
+                <w:rFonts w:ascii="Times New Roman" w:hAnsi="Times New Roman" w:eastAsia="Times New Roman"/>
+                <w:b w:val="0"/>
                 <w:i w:val="0"/>
                 <w:sz w:val="18"/>
               </w:rPr>
@@ -3099,36 +4597,30 @@
         </w:tc>
         <w:tc>
           <w:tcPr>
-            <w:tcW w:type="dxa" w:w="3254"/>
             <w:vAlign w:val="center"/>
+            <w:tcW w:w="2947" w:type="dxa"/>
             <w:tcMar>
               <w:top w:w="45" w:type="dxa"/>
+              <w:start w:w="38" w:type="dxa"/>
               <w:bottom w:w="45" w:type="dxa"/>
+              <w:end w:w="38" w:type="dxa"/>
               <w:left w:w="35" w:type="dxa"/>
               <w:right w:w="35" w:type="dxa"/>
-              <w:start w:w="38" w:type="dxa"/>
-              <w:end w:w="38" w:type="dxa"/>
             </w:tcMar>
           </w:tcPr>
           <w:p>
             <w:pPr>
               <w:keepNext w:val="0"/>
               <w:spacing w:before="0" w:after="0" w:line="240" w:lineRule="auto"/>
-              <w:jc w:val="left"/>
             </w:pPr>
             <w:r>
               <w:rPr>
-                <w:rFonts w:ascii="Times New Roman" w:hAnsi="Times New Roman" w:cs="Times New Roman" w:eastAsia="Times New Roman"/>
+                <w:rFonts w:ascii="Times New Roman" w:hAnsi="Times New Roman" w:eastAsia="Times New Roman"/>
+                <w:b w:val="0"/>
+                <w:i w:val="0"/>
                 <w:sz w:val="18"/>
               </w:rPr>
               <w:t>Sum of three cases</w:t>
-            </w:r>
-            <w:r>
-              <w:rPr>
-                <w:rFonts w:ascii="Times New Roman" w:hAnsi="Times New Roman" w:cs="Times New Roman" w:eastAsia="Times New Roman"/>
-                <w:i w:val="0"/>
-                <w:sz w:val="18"/>
-              </w:rPr>
             </w:r>
           </w:p>
         </w:tc>
@@ -3136,745 +4628,47 @@
     </w:tbl>
     <w:p>
       <w:pPr>
-        <w:keepNext w:val="0"/>
-        <w:keepLines/>
-        <w:spacing w:line="247" w:lineRule="auto" w:after="80" w:before="100"/>
+        <w:spacing w:before="120" w:after="80" w:line="247" w:lineRule="auto"/>
         <w:jc w:val="both"/>
       </w:pPr>
       <w:r>
         <w:rPr>
-          <w:rFonts w:ascii="Times New Roman" w:hAnsi="Times New Roman" w:cs="Times New Roman" w:eastAsia="Times New Roman"/>
+          <w:rFonts w:ascii="Times New Roman" w:hAnsi="Times New Roman" w:eastAsia="Times New Roman"/>
           <w:b w:val="0"/>
           <w:i w:val="0"/>
           <w:sz w:val="24"/>
         </w:rPr>
-        <w:t>Table 3 reports the FY2023 cross-section. Across the three cases, transaction value is 13.7 times recognised revenue. Tokopedia, the one direct pair, contributes 39.7 percent of the wedge, Shopee 48.3 percent and Grab 11.9 percent. Shopee's Indonesian revenue is estimated by applying Sea Limited's disclosed Group monetisation rate of 10.0 percent to an external market estimate, which fixes its Ecosystem Ratio at 9.000; varying that rate between 9 and 11 percent moves the combined wedge only between US$40.29 billion and US$39.86 billion, because a higher assumed rate raises estimated revenue and lowers the residual almost equally. Excluding any single platform leaves a wedge of between US$20.70 billion and US$35.29 billion, and one-at-a-time variation of every derived input keeps it between US$37.65 billion and US$42.49 billion. Tokopedia alone, which rests on no reconstruction, carries a wedge of US$15.93 billion.</w:t>
+        <w:t>Across the three platforms, US$43.23 billion of transaction value corresponds to US$3.16 billion of recognized revenue, leaving a US$40.07 billion wedge; transaction value is 13.7 times recognized revenue. Tokopedia contributes 39.7 percent of the wedge, Shopee 48.3 percent and Grab 11.9 percent. Shopee's ratio of exactly 9.000 follows from applying Sea's Group monetization rate of 10.0 percent, so its revenue is an assumption. Varying that rate between 9 and 11 percent moves the combined wedge only between US$39.86 billion and US$40.29 billion, because Shopee's revenue is small relative to its transaction value. Excluding any one platform leaves a wedge between US$20.70 billion and US$35.29 billion, varying every constructed input one at a time keeps it between US$37.65 billion and US$42.49 billion, and Tokopedia alone, which requires no construction, carries a wedge of US$15.93 billion.</w:t>
       </w:r>
     </w:p>
     <w:p>
       <w:pPr>
-        <w:pStyle w:val="Heading2"/>
-        <w:keepNext/>
-        <w:spacing w:before="90" w:after="30"/>
-        <w:jc w:val="left"/>
+        <w:spacing w:after="80" w:line="247" w:lineRule="auto"/>
+        <w:jc w:val="both"/>
       </w:pPr>
       <w:r>
         <w:rPr>
-          <w:rFonts w:ascii="Times New Roman" w:hAnsi="Times New Roman" w:cs="Times New Roman" w:eastAsia="Times New Roman"/>
-          <w:b/>
+          <w:rFonts w:ascii="Times New Roman" w:hAnsi="Times New Roman" w:eastAsia="Times New Roman"/>
+          <w:b w:val="0"/>
+          <w:i w:val="0"/>
           <w:sz w:val="24"/>
         </w:rPr>
-        <w:t>5.2 Longitudinal movement and mechanism</w:t>
+        <w:t>The relationship between the two measures is not stable. Across twelve year-to-year comparisons, revenue grows faster than transaction value in ten, and the median absolute gap between the two growth rates is 42.02 percentage points. Restricting the evidence to pairs reported directly by Tokopedia, Blibli and Bukalapak gives nine comparisons, in which revenue grows faster in six and the median absolute gap is 42.94 points. On that restricted evidence the gap is 36.64 points in log changes and 29.34 points after removing the single largest comparison, stays between 29.34 and 52.52 points when any one comparison is left out, and every version that excludes one platform keeps at least one year in which the two measures move in opposite directions.</w:t>
       </w:r>
     </w:p>
     <w:p>
       <w:pPr>
-        <w:keepNext/>
-        <w:spacing w:line="240" w:lineRule="auto" w:after="30" w:before="60"/>
-        <w:jc w:val="left"/>
-      </w:pPr>
-      <w:r>
-        <w:rPr>
-          <w:rFonts w:ascii="Times New Roman" w:hAnsi="Times New Roman" w:cs="Times New Roman" w:eastAsia="Times New Roman"/>
-          <w:b/>
-          <w:i/>
-          <w:sz w:val="19"/>
-        </w:rPr>
-        <w:t>Table 4. Within-series annual divergence under two admission rules. Counts differ because the admission rules differ.</w:t>
-      </w:r>
-    </w:p>
-    <w:tbl>
-      <w:tblPr>
-        <w:tblStyle w:val="TableGrid"/>
-        <w:tblW w:type="auto" w:w="0"/>
-        <w:jc w:val="center"/>
-        <w:tblLayout w:type="fixed"/>
-        <w:tblLook w:firstColumn="1" w:firstRow="1" w:lastColumn="0" w:lastRow="0" w:noHBand="0" w:noVBand="1" w:val="04A0"/>
-      </w:tblPr>
-      <w:tblGrid>
-        <w:gridCol w:w="3816"/>
-        <w:gridCol w:w="2865"/>
-        <w:gridCol w:w="2865"/>
-      </w:tblGrid>
-      <w:tr>
-        <w:trPr>
-          <w:tblHeader w:val="true"/>
-          <w:cantSplit/>
-        </w:trPr>
-        <w:tc>
-          <w:tcPr>
-            <w:tcW w:type="dxa" w:w="3816"/>
-            <w:vAlign w:val="center"/>
-            <w:tcMar>
-              <w:top w:w="45" w:type="dxa"/>
-              <w:bottom w:w="45" w:type="dxa"/>
-              <w:left w:w="55" w:type="dxa"/>
-              <w:right w:w="55" w:type="dxa"/>
-              <w:start w:w="38" w:type="dxa"/>
-              <w:end w:w="38" w:type="dxa"/>
-            </w:tcMar>
-          </w:tcPr>
-          <w:p>
-            <w:pPr>
-              <w:keepNext/>
-              <w:spacing w:before="0" w:after="0" w:line="240" w:lineRule="auto"/>
-              <w:jc w:val="left"/>
-            </w:pPr>
-            <w:r>
-              <w:rPr>
-                <w:rFonts w:ascii="Times New Roman" w:hAnsi="Times New Roman" w:cs="Times New Roman" w:eastAsia="Times New Roman"/>
-                <w:b/>
-                <w:sz w:val="18"/>
-              </w:rPr>
-            </w:r>
-            <w:r>
-              <w:rPr>
-                <w:rFonts w:ascii="Times New Roman" w:hAnsi="Times New Roman" w:cs="Times New Roman" w:eastAsia="Times New Roman"/>
-                <w:b/>
-                <w:sz w:val="18"/>
-              </w:rPr>
-            </w:r>
-          </w:p>
-        </w:tc>
-        <w:tc>
-          <w:tcPr>
-            <w:tcW w:type="dxa" w:w="2865"/>
-            <w:vAlign w:val="center"/>
-            <w:tcMar>
-              <w:top w:w="45" w:type="dxa"/>
-              <w:bottom w:w="45" w:type="dxa"/>
-              <w:left w:w="55" w:type="dxa"/>
-              <w:right w:w="55" w:type="dxa"/>
-              <w:start w:w="38" w:type="dxa"/>
-              <w:end w:w="38" w:type="dxa"/>
-            </w:tcMar>
-          </w:tcPr>
-          <w:p>
-            <w:pPr>
-              <w:keepNext/>
-              <w:spacing w:before="0" w:after="0" w:line="240" w:lineRule="auto"/>
-              <w:jc w:val="left"/>
-            </w:pPr>
-            <w:r>
-              <w:rPr>
-                <w:rFonts w:ascii="Times New Roman" w:hAnsi="Times New Roman" w:cs="Times New Roman" w:eastAsia="Times New Roman"/>
-                <w:b/>
-                <w:sz w:val="18"/>
-              </w:rPr>
-            </w:r>
-            <w:r>
-              <w:rPr>
-                <w:rFonts w:ascii="Times New Roman" w:hAnsi="Times New Roman" w:cs="Times New Roman" w:eastAsia="Times New Roman"/>
-                <w:b/>
-                <w:sz w:val="18"/>
-              </w:rPr>
-              <w:t>All-tier inventory</w:t>
-            </w:r>
-          </w:p>
-        </w:tc>
-        <w:tc>
-          <w:tcPr>
-            <w:tcW w:type="dxa" w:w="2865"/>
-            <w:vAlign w:val="center"/>
-            <w:tcMar>
-              <w:top w:w="45" w:type="dxa"/>
-              <w:bottom w:w="45" w:type="dxa"/>
-              <w:left w:w="55" w:type="dxa"/>
-              <w:right w:w="55" w:type="dxa"/>
-              <w:start w:w="38" w:type="dxa"/>
-              <w:end w:w="38" w:type="dxa"/>
-            </w:tcMar>
-          </w:tcPr>
-          <w:p>
-            <w:pPr>
-              <w:keepNext/>
-              <w:spacing w:before="0" w:after="0" w:line="240" w:lineRule="auto"/>
-              <w:jc w:val="left"/>
-            </w:pPr>
-            <w:r>
-              <w:rPr>
-                <w:rFonts w:ascii="Times New Roman" w:hAnsi="Times New Roman" w:cs="Times New Roman" w:eastAsia="Times New Roman"/>
-                <w:b/>
-                <w:sz w:val="18"/>
-              </w:rPr>
-            </w:r>
-            <w:r>
-              <w:rPr>
-                <w:rFonts w:ascii="Times New Roman" w:hAnsi="Times New Roman" w:cs="Times New Roman" w:eastAsia="Times New Roman"/>
-                <w:b/>
-                <w:sz w:val="18"/>
-              </w:rPr>
-              <w:t>Direct-candidate sensitivity</w:t>
-            </w:r>
-          </w:p>
-        </w:tc>
-      </w:tr>
-      <w:tr>
-        <w:trPr>
-          <w:cantSplit/>
-        </w:trPr>
-        <w:tc>
-          <w:tcPr>
-            <w:tcW w:type="dxa" w:w="3816"/>
-            <w:vAlign w:val="center"/>
-            <w:tcMar>
-              <w:top w:w="45" w:type="dxa"/>
-              <w:bottom w:w="45" w:type="dxa"/>
-              <w:left w:w="55" w:type="dxa"/>
-              <w:right w:w="55" w:type="dxa"/>
-              <w:start w:w="38" w:type="dxa"/>
-              <w:end w:w="38" w:type="dxa"/>
-            </w:tcMar>
-          </w:tcPr>
-          <w:p>
-            <w:pPr>
-              <w:keepNext/>
-              <w:spacing w:before="0" w:after="0" w:line="240" w:lineRule="auto"/>
-              <w:jc w:val="left"/>
-            </w:pPr>
-            <w:r>
-              <w:rPr>
-                <w:rFonts w:ascii="Times New Roman" w:hAnsi="Times New Roman" w:cs="Times New Roman" w:eastAsia="Times New Roman"/>
-                <w:sz w:val="18"/>
-              </w:rPr>
-            </w:r>
-            <w:r>
-              <w:rPr>
-                <w:rFonts w:ascii="Times New Roman" w:hAnsi="Times New Roman" w:cs="Times New Roman" w:eastAsia="Times New Roman"/>
-                <w:i w:val="0"/>
-                <w:sz w:val="18"/>
-              </w:rPr>
-              <w:t>Transitions</w:t>
-            </w:r>
-          </w:p>
-        </w:tc>
-        <w:tc>
-          <w:tcPr>
-            <w:tcW w:type="dxa" w:w="2865"/>
-            <w:vAlign w:val="center"/>
-            <w:tcMar>
-              <w:top w:w="45" w:type="dxa"/>
-              <w:bottom w:w="45" w:type="dxa"/>
-              <w:left w:w="55" w:type="dxa"/>
-              <w:right w:w="55" w:type="dxa"/>
-              <w:start w:w="38" w:type="dxa"/>
-              <w:end w:w="38" w:type="dxa"/>
-            </w:tcMar>
-          </w:tcPr>
-          <w:p>
-            <w:pPr>
-              <w:keepNext/>
-              <w:spacing w:before="0" w:after="0" w:line="240" w:lineRule="auto"/>
-              <w:jc w:val="left"/>
-            </w:pPr>
-            <w:r>
-              <w:rPr>
-                <w:rFonts w:ascii="Times New Roman" w:hAnsi="Times New Roman" w:cs="Times New Roman" w:eastAsia="Times New Roman"/>
-                <w:sz w:val="18"/>
-              </w:rPr>
-            </w:r>
-            <w:r>
-              <w:rPr>
-                <w:rFonts w:ascii="Times New Roman" w:hAnsi="Times New Roman" w:cs="Times New Roman" w:eastAsia="Times New Roman"/>
-                <w:i w:val="0"/>
-                <w:sz w:val="18"/>
-              </w:rPr>
-              <w:t>12</w:t>
-            </w:r>
-          </w:p>
-        </w:tc>
-        <w:tc>
-          <w:tcPr>
-            <w:tcW w:type="dxa" w:w="2865"/>
-            <w:vAlign w:val="center"/>
-            <w:tcMar>
-              <w:top w:w="45" w:type="dxa"/>
-              <w:bottom w:w="45" w:type="dxa"/>
-              <w:left w:w="55" w:type="dxa"/>
-              <w:right w:w="55" w:type="dxa"/>
-              <w:start w:w="38" w:type="dxa"/>
-              <w:end w:w="38" w:type="dxa"/>
-            </w:tcMar>
-          </w:tcPr>
-          <w:p>
-            <w:pPr>
-              <w:keepNext/>
-              <w:spacing w:before="0" w:after="0" w:line="240" w:lineRule="auto"/>
-              <w:jc w:val="left"/>
-            </w:pPr>
-            <w:r>
-              <w:rPr>
-                <w:rFonts w:ascii="Times New Roman" w:hAnsi="Times New Roman" w:cs="Times New Roman" w:eastAsia="Times New Roman"/>
-                <w:sz w:val="18"/>
-              </w:rPr>
-            </w:r>
-            <w:r>
-              <w:rPr>
-                <w:rFonts w:ascii="Times New Roman" w:hAnsi="Times New Roman" w:cs="Times New Roman" w:eastAsia="Times New Roman"/>
-                <w:i w:val="0"/>
-                <w:sz w:val="18"/>
-              </w:rPr>
-              <w:t>9</w:t>
-            </w:r>
-          </w:p>
-        </w:tc>
-      </w:tr>
-      <w:tr>
-        <w:trPr>
-          <w:cantSplit/>
-        </w:trPr>
-        <w:tc>
-          <w:tcPr>
-            <w:tcW w:type="dxa" w:w="3816"/>
-            <w:vAlign w:val="center"/>
-            <w:tcMar>
-              <w:top w:w="45" w:type="dxa"/>
-              <w:bottom w:w="45" w:type="dxa"/>
-              <w:left w:w="55" w:type="dxa"/>
-              <w:right w:w="55" w:type="dxa"/>
-              <w:start w:w="38" w:type="dxa"/>
-              <w:end w:w="38" w:type="dxa"/>
-            </w:tcMar>
-          </w:tcPr>
-          <w:p>
-            <w:pPr>
-              <w:keepNext/>
-              <w:spacing w:before="0" w:after="0" w:line="240" w:lineRule="auto"/>
-              <w:jc w:val="left"/>
-            </w:pPr>
-            <w:r>
-              <w:rPr>
-                <w:rFonts w:ascii="Times New Roman" w:hAnsi="Times New Roman" w:cs="Times New Roman" w:eastAsia="Times New Roman"/>
-                <w:sz w:val="18"/>
-              </w:rPr>
-            </w:r>
-            <w:r>
-              <w:rPr>
-                <w:rFonts w:ascii="Times New Roman" w:hAnsi="Times New Roman" w:cs="Times New Roman" w:eastAsia="Times New Roman"/>
-                <w:i w:val="0"/>
-                <w:sz w:val="18"/>
-              </w:rPr>
-              <w:t>Revenue grows faster</w:t>
-            </w:r>
-          </w:p>
-        </w:tc>
-        <w:tc>
-          <w:tcPr>
-            <w:tcW w:type="dxa" w:w="2865"/>
-            <w:vAlign w:val="center"/>
-            <w:tcMar>
-              <w:top w:w="45" w:type="dxa"/>
-              <w:bottom w:w="45" w:type="dxa"/>
-              <w:left w:w="55" w:type="dxa"/>
-              <w:right w:w="55" w:type="dxa"/>
-              <w:start w:w="38" w:type="dxa"/>
-              <w:end w:w="38" w:type="dxa"/>
-            </w:tcMar>
-          </w:tcPr>
-          <w:p>
-            <w:pPr>
-              <w:keepNext/>
-              <w:spacing w:before="0" w:after="0" w:line="240" w:lineRule="auto"/>
-              <w:jc w:val="left"/>
-            </w:pPr>
-            <w:r>
-              <w:rPr>
-                <w:rFonts w:ascii="Times New Roman" w:hAnsi="Times New Roman" w:cs="Times New Roman" w:eastAsia="Times New Roman"/>
-                <w:sz w:val="18"/>
-              </w:rPr>
-            </w:r>
-            <w:r>
-              <w:rPr>
-                <w:rFonts w:ascii="Times New Roman" w:hAnsi="Times New Roman" w:cs="Times New Roman" w:eastAsia="Times New Roman"/>
-                <w:i w:val="0"/>
-                <w:sz w:val="18"/>
-              </w:rPr>
-              <w:t>10</w:t>
-            </w:r>
-          </w:p>
-        </w:tc>
-        <w:tc>
-          <w:tcPr>
-            <w:tcW w:type="dxa" w:w="2865"/>
-            <w:vAlign w:val="center"/>
-            <w:tcMar>
-              <w:top w:w="45" w:type="dxa"/>
-              <w:bottom w:w="45" w:type="dxa"/>
-              <w:left w:w="55" w:type="dxa"/>
-              <w:right w:w="55" w:type="dxa"/>
-              <w:start w:w="38" w:type="dxa"/>
-              <w:end w:w="38" w:type="dxa"/>
-            </w:tcMar>
-          </w:tcPr>
-          <w:p>
-            <w:pPr>
-              <w:keepNext/>
-              <w:spacing w:before="0" w:after="0" w:line="240" w:lineRule="auto"/>
-              <w:jc w:val="left"/>
-            </w:pPr>
-            <w:r>
-              <w:rPr>
-                <w:rFonts w:ascii="Times New Roman" w:hAnsi="Times New Roman" w:cs="Times New Roman" w:eastAsia="Times New Roman"/>
-                <w:sz w:val="18"/>
-              </w:rPr>
-            </w:r>
-            <w:r>
-              <w:rPr>
-                <w:rFonts w:ascii="Times New Roman" w:hAnsi="Times New Roman" w:cs="Times New Roman" w:eastAsia="Times New Roman"/>
-                <w:i w:val="0"/>
-                <w:sz w:val="18"/>
-              </w:rPr>
-              <w:t>6</w:t>
-            </w:r>
-          </w:p>
-        </w:tc>
-      </w:tr>
-      <w:tr>
-        <w:trPr>
-          <w:cantSplit/>
-        </w:trPr>
-        <w:tc>
-          <w:tcPr>
-            <w:tcW w:type="dxa" w:w="3816"/>
-            <w:vAlign w:val="center"/>
-            <w:tcMar>
-              <w:top w:w="45" w:type="dxa"/>
-              <w:bottom w:w="45" w:type="dxa"/>
-              <w:left w:w="55" w:type="dxa"/>
-              <w:right w:w="55" w:type="dxa"/>
-              <w:start w:w="38" w:type="dxa"/>
-              <w:end w:w="38" w:type="dxa"/>
-            </w:tcMar>
-          </w:tcPr>
-          <w:p>
-            <w:pPr>
-              <w:keepNext/>
-              <w:spacing w:before="0" w:after="0" w:line="240" w:lineRule="auto"/>
-              <w:jc w:val="left"/>
-            </w:pPr>
-            <w:r>
-              <w:rPr>
-                <w:rFonts w:ascii="Times New Roman" w:hAnsi="Times New Roman" w:cs="Times New Roman" w:eastAsia="Times New Roman"/>
-                <w:sz w:val="18"/>
-              </w:rPr>
-            </w:r>
-            <w:r>
-              <w:rPr>
-                <w:rFonts w:ascii="Times New Roman" w:hAnsi="Times New Roman" w:cs="Times New Roman" w:eastAsia="Times New Roman"/>
-                <w:i w:val="0"/>
-                <w:sz w:val="18"/>
-              </w:rPr>
-              <w:t>Transaction grows faster</w:t>
-            </w:r>
-          </w:p>
-        </w:tc>
-        <w:tc>
-          <w:tcPr>
-            <w:tcW w:type="dxa" w:w="2865"/>
-            <w:vAlign w:val="center"/>
-            <w:tcMar>
-              <w:top w:w="45" w:type="dxa"/>
-              <w:bottom w:w="45" w:type="dxa"/>
-              <w:left w:w="55" w:type="dxa"/>
-              <w:right w:w="55" w:type="dxa"/>
-              <w:start w:w="38" w:type="dxa"/>
-              <w:end w:w="38" w:type="dxa"/>
-            </w:tcMar>
-          </w:tcPr>
-          <w:p>
-            <w:pPr>
-              <w:keepNext/>
-              <w:spacing w:before="0" w:after="0" w:line="240" w:lineRule="auto"/>
-              <w:jc w:val="left"/>
-            </w:pPr>
-            <w:r>
-              <w:rPr>
-                <w:rFonts w:ascii="Times New Roman" w:hAnsi="Times New Roman" w:cs="Times New Roman" w:eastAsia="Times New Roman"/>
-                <w:sz w:val="18"/>
-              </w:rPr>
-            </w:r>
-            <w:r>
-              <w:rPr>
-                <w:rFonts w:ascii="Times New Roman" w:hAnsi="Times New Roman" w:cs="Times New Roman" w:eastAsia="Times New Roman"/>
-                <w:i w:val="0"/>
-                <w:sz w:val="18"/>
-              </w:rPr>
-              <w:t>2</w:t>
-            </w:r>
-          </w:p>
-        </w:tc>
-        <w:tc>
-          <w:tcPr>
-            <w:tcW w:type="dxa" w:w="2865"/>
-            <w:vAlign w:val="center"/>
-            <w:tcMar>
-              <w:top w:w="45" w:type="dxa"/>
-              <w:bottom w:w="45" w:type="dxa"/>
-              <w:left w:w="55" w:type="dxa"/>
-              <w:right w:w="55" w:type="dxa"/>
-              <w:start w:w="38" w:type="dxa"/>
-              <w:end w:w="38" w:type="dxa"/>
-            </w:tcMar>
-          </w:tcPr>
-          <w:p>
-            <w:pPr>
-              <w:keepNext/>
-              <w:spacing w:before="0" w:after="0" w:line="240" w:lineRule="auto"/>
-              <w:jc w:val="left"/>
-            </w:pPr>
-            <w:r>
-              <w:rPr>
-                <w:rFonts w:ascii="Times New Roman" w:hAnsi="Times New Roman" w:cs="Times New Roman" w:eastAsia="Times New Roman"/>
-                <w:sz w:val="18"/>
-              </w:rPr>
-            </w:r>
-            <w:r>
-              <w:rPr>
-                <w:rFonts w:ascii="Times New Roman" w:hAnsi="Times New Roman" w:cs="Times New Roman" w:eastAsia="Times New Roman"/>
-                <w:i w:val="0"/>
-                <w:sz w:val="18"/>
-              </w:rPr>
-              <w:t>3</w:t>
-            </w:r>
-          </w:p>
-        </w:tc>
-      </w:tr>
-      <w:tr>
-        <w:trPr>
-          <w:cantSplit/>
-        </w:trPr>
-        <w:tc>
-          <w:tcPr>
-            <w:tcW w:type="dxa" w:w="3816"/>
-            <w:vAlign w:val="center"/>
-            <w:tcMar>
-              <w:top w:w="45" w:type="dxa"/>
-              <w:bottom w:w="45" w:type="dxa"/>
-              <w:left w:w="55" w:type="dxa"/>
-              <w:right w:w="55" w:type="dxa"/>
-              <w:start w:w="38" w:type="dxa"/>
-              <w:end w:w="38" w:type="dxa"/>
-            </w:tcMar>
-          </w:tcPr>
-          <w:p>
-            <w:pPr>
-              <w:keepNext/>
-              <w:spacing w:before="0" w:after="0" w:line="240" w:lineRule="auto"/>
-              <w:jc w:val="left"/>
-            </w:pPr>
-            <w:r>
-              <w:rPr>
-                <w:rFonts w:ascii="Times New Roman" w:hAnsi="Times New Roman" w:cs="Times New Roman" w:eastAsia="Times New Roman"/>
-                <w:sz w:val="18"/>
-              </w:rPr>
-            </w:r>
-            <w:r>
-              <w:rPr>
-                <w:rFonts w:ascii="Times New Roman" w:hAnsi="Times New Roman" w:cs="Times New Roman" w:eastAsia="Times New Roman"/>
-                <w:i w:val="0"/>
-                <w:sz w:val="18"/>
-              </w:rPr>
-              <w:t>Opposite-sign transitions</w:t>
-            </w:r>
-          </w:p>
-        </w:tc>
-        <w:tc>
-          <w:tcPr>
-            <w:tcW w:type="dxa" w:w="2865"/>
-            <w:vAlign w:val="center"/>
-            <w:tcMar>
-              <w:top w:w="45" w:type="dxa"/>
-              <w:bottom w:w="45" w:type="dxa"/>
-              <w:left w:w="55" w:type="dxa"/>
-              <w:right w:w="55" w:type="dxa"/>
-              <w:start w:w="38" w:type="dxa"/>
-              <w:end w:w="38" w:type="dxa"/>
-            </w:tcMar>
-          </w:tcPr>
-          <w:p>
-            <w:pPr>
-              <w:keepNext/>
-              <w:spacing w:before="0" w:after="0" w:line="240" w:lineRule="auto"/>
-              <w:jc w:val="left"/>
-            </w:pPr>
-            <w:r>
-              <w:rPr>
-                <w:rFonts w:ascii="Times New Roman" w:hAnsi="Times New Roman" w:cs="Times New Roman" w:eastAsia="Times New Roman"/>
-                <w:sz w:val="18"/>
-              </w:rPr>
-            </w:r>
-            <w:r>
-              <w:rPr>
-                <w:rFonts w:ascii="Times New Roman" w:hAnsi="Times New Roman" w:cs="Times New Roman" w:eastAsia="Times New Roman"/>
-                <w:i w:val="0"/>
-                <w:sz w:val="18"/>
-              </w:rPr>
-              <w:t>2</w:t>
-            </w:r>
-          </w:p>
-        </w:tc>
-        <w:tc>
-          <w:tcPr>
-            <w:tcW w:type="dxa" w:w="2865"/>
-            <w:vAlign w:val="center"/>
-            <w:tcMar>
-              <w:top w:w="45" w:type="dxa"/>
-              <w:bottom w:w="45" w:type="dxa"/>
-              <w:left w:w="55" w:type="dxa"/>
-              <w:right w:w="55" w:type="dxa"/>
-              <w:start w:w="38" w:type="dxa"/>
-              <w:end w:w="38" w:type="dxa"/>
-            </w:tcMar>
-          </w:tcPr>
-          <w:p>
-            <w:pPr>
-              <w:keepNext/>
-              <w:spacing w:before="0" w:after="0" w:line="240" w:lineRule="auto"/>
-              <w:jc w:val="left"/>
-            </w:pPr>
-            <w:r>
-              <w:rPr>
-                <w:rFonts w:ascii="Times New Roman" w:hAnsi="Times New Roman" w:cs="Times New Roman" w:eastAsia="Times New Roman"/>
-                <w:sz w:val="18"/>
-              </w:rPr>
-            </w:r>
-            <w:r>
-              <w:rPr>
-                <w:rFonts w:ascii="Times New Roman" w:hAnsi="Times New Roman" w:cs="Times New Roman" w:eastAsia="Times New Roman"/>
-                <w:i w:val="0"/>
-                <w:sz w:val="18"/>
-              </w:rPr>
-              <w:t>3</w:t>
-            </w:r>
-          </w:p>
-        </w:tc>
-      </w:tr>
-      <w:tr>
-        <w:trPr>
-          <w:cantSplit/>
-        </w:trPr>
-        <w:tc>
-          <w:tcPr>
-            <w:tcW w:type="dxa" w:w="3816"/>
-            <w:vAlign w:val="center"/>
-            <w:tcMar>
-              <w:top w:w="45" w:type="dxa"/>
-              <w:bottom w:w="45" w:type="dxa"/>
-              <w:left w:w="55" w:type="dxa"/>
-              <w:right w:w="55" w:type="dxa"/>
-              <w:start w:w="38" w:type="dxa"/>
-              <w:end w:w="38" w:type="dxa"/>
-            </w:tcMar>
-          </w:tcPr>
-          <w:p>
-            <w:pPr>
-              <w:keepNext w:val="0"/>
-              <w:spacing w:before="0" w:after="0" w:line="240" w:lineRule="auto"/>
-              <w:jc w:val="left"/>
-            </w:pPr>
-            <w:r>
-              <w:rPr>
-                <w:rFonts w:ascii="Times New Roman" w:hAnsi="Times New Roman" w:cs="Times New Roman" w:eastAsia="Times New Roman"/>
-                <w:sz w:val="18"/>
-              </w:rPr>
-            </w:r>
-            <w:r>
-              <w:rPr>
-                <w:rFonts w:ascii="Times New Roman" w:hAnsi="Times New Roman" w:cs="Times New Roman" w:eastAsia="Times New Roman"/>
-                <w:i w:val="0"/>
-                <w:sz w:val="18"/>
-              </w:rPr>
-              <w:t>Median absolute divergence</w:t>
-            </w:r>
-          </w:p>
-        </w:tc>
-        <w:tc>
-          <w:tcPr>
-            <w:tcW w:type="dxa" w:w="2865"/>
-            <w:vAlign w:val="center"/>
-            <w:tcMar>
-              <w:top w:w="45" w:type="dxa"/>
-              <w:bottom w:w="45" w:type="dxa"/>
-              <w:left w:w="55" w:type="dxa"/>
-              <w:right w:w="55" w:type="dxa"/>
-              <w:start w:w="38" w:type="dxa"/>
-              <w:end w:w="38" w:type="dxa"/>
-            </w:tcMar>
-          </w:tcPr>
-          <w:p>
-            <w:pPr>
-              <w:keepNext w:val="0"/>
-              <w:spacing w:before="0" w:after="0" w:line="240" w:lineRule="auto"/>
-              <w:jc w:val="left"/>
-            </w:pPr>
-            <w:r>
-              <w:rPr>
-                <w:rFonts w:ascii="Times New Roman" w:hAnsi="Times New Roman" w:cs="Times New Roman" w:eastAsia="Times New Roman"/>
-                <w:sz w:val="18"/>
-              </w:rPr>
-            </w:r>
-            <w:r>
-              <w:rPr>
-                <w:rFonts w:ascii="Times New Roman" w:hAnsi="Times New Roman" w:cs="Times New Roman" w:eastAsia="Times New Roman"/>
-                <w:i w:val="0"/>
-                <w:sz w:val="18"/>
-              </w:rPr>
-              <w:t>42.02 pp</w:t>
-            </w:r>
-          </w:p>
-        </w:tc>
-        <w:tc>
-          <w:tcPr>
-            <w:tcW w:type="dxa" w:w="2865"/>
-            <w:vAlign w:val="center"/>
-            <w:tcMar>
-              <w:top w:w="45" w:type="dxa"/>
-              <w:bottom w:w="45" w:type="dxa"/>
-              <w:left w:w="55" w:type="dxa"/>
-              <w:right w:w="55" w:type="dxa"/>
-              <w:start w:w="38" w:type="dxa"/>
-              <w:end w:w="38" w:type="dxa"/>
-            </w:tcMar>
-          </w:tcPr>
-          <w:p>
-            <w:pPr>
-              <w:keepNext w:val="0"/>
-              <w:spacing w:before="0" w:after="0" w:line="240" w:lineRule="auto"/>
-              <w:jc w:val="left"/>
-            </w:pPr>
-            <w:r>
-              <w:rPr>
-                <w:rFonts w:ascii="Times New Roman" w:hAnsi="Times New Roman" w:cs="Times New Roman" w:eastAsia="Times New Roman"/>
-                <w:sz w:val="18"/>
-              </w:rPr>
-            </w:r>
-            <w:r>
-              <w:rPr>
-                <w:rFonts w:ascii="Times New Roman" w:hAnsi="Times New Roman" w:cs="Times New Roman" w:eastAsia="Times New Roman"/>
-                <w:i w:val="0"/>
-                <w:sz w:val="18"/>
-              </w:rPr>
-              <w:t>42.94 pp</w:t>
-            </w:r>
-          </w:p>
-        </w:tc>
-      </w:tr>
-    </w:tbl>
-    <w:p>
-      <w:pPr>
-        <w:keepNext w:val="0"/>
-        <w:keepLines/>
-        <w:spacing w:line="247" w:lineRule="auto" w:after="80" w:before="100"/>
+        <w:spacing w:after="80" w:line="247" w:lineRule="auto"/>
         <w:jc w:val="both"/>
       </w:pPr>
       <w:r>
         <w:rPr>
-          <w:rFonts w:ascii="Times New Roman" w:hAnsi="Times New Roman" w:cs="Times New Roman" w:eastAsia="Times New Roman"/>
+          <w:rFonts w:ascii="Times New Roman" w:hAnsi="Times New Roman" w:eastAsia="Times New Roman"/>
           <w:b w:val="0"/>
           <w:i w:val="0"/>
           <w:sz w:val="24"/>
         </w:rPr>
-        <w:t>Table 4 compares the two admission rules, and both lead to the same conclusion. Under the all-tier inventory, revenue grew faster than transaction value in 10 of 12 annual transitions, with a median absolute divergence of 42.02 percentage points; under the direct-candidate rule, revenue grew faster in 6 of 9 and the median is 42.94 points. Platform revenue growth is therefore a poor guide to the growth of the commerce behind it, and in most years it overstates that growth. Under the direct-candidate rule the result survives the obvious tests: measured in log changes the median gap is 36.64 points, removing the single largest transition leaves 29.34 points, and every construction that excludes one platform series retains at least one sign reversal. Tokopedia FY2022-FY2023 shows the mechanism: transaction value fell 8.90 percent while third-party net segment revenue rose 53.20 percent, and 60.56 percent of that revenue gain came from lower customer incentives, with 39.44 percent from higher gross revenue.</w:t>
+        <w:t>Tokopedia shows why the two measures separate. Between 2022 and 2023, its transaction value fell 8.9 percent while net revenue from its third-party marketplace rose 53.2 percent. Lower customer incentives account for 60.6 percent of that increase and higher gross revenue for the remaining 39.4 percent, so the platform's revenue improved while the commerce it carried contracted.</w:t>
       </w:r>
     </w:p>
     <w:p>
@@ -3930,27 +4724,12 @@
       </w:pPr>
       <w:r>
         <w:rPr>
-          <w:rFonts w:ascii="Times New Roman" w:hAnsi="Times New Roman" w:cs="Times New Roman" w:eastAsia="Times New Roman"/>
+          <w:rFonts w:ascii="Times New Roman" w:hAnsi="Times New Roman" w:eastAsia="Times New Roman"/>
           <w:b/>
           <w:i/>
           <w:sz w:val="19"/>
         </w:rPr>
-        <w:t>Figure 1. Ecosystem Ratio across the extended candidate series, FY2020-FY2025. Each line follows one disclosed or reconstructed series.</w:t>
-      </w:r>
-    </w:p>
-    <w:p>
-      <w:pPr>
-        <w:keepNext w:val="0"/>
-        <w:keepLines/>
-        <w:spacing w:before="90" w:after="80" w:line="247" w:lineRule="auto"/>
-        <w:jc w:val="both"/>
-      </w:pPr>
-      <w:r>
-        <w:rPr>
-          <w:rFonts w:ascii="Times New Roman" w:hAnsi="Times New Roman" w:cs="Times New Roman" w:eastAsia="Times New Roman"/>
-          <w:sz w:val="24"/>
-        </w:rPr>
-        <w:t>Figure 1 shows the pattern behind Table 4. The wedge is present in every series in every year, at ratios from about 8 to over 180, and in every series it is lower at the end of the period than at the start, as platforms have raised their monetisation. Measured through platform revenue, these businesses appear to be growing faster than the commerce they carry, which is the distortion H1 describes.</w:t>
+        <w:t>Figure 1. Ecosystem Ratio through time for each platform, 2020-2025. Each line follows one platform's matched transaction value and revenue.</w:t>
       </w:r>
     </w:p>
     <w:p>
@@ -3962,53 +4741,532 @@
       </w:pPr>
       <w:r>
         <w:rPr>
-          <w:rFonts w:ascii="Times New Roman" w:hAnsi="Times New Roman" w:cs="Times New Roman" w:eastAsia="Times New Roman"/>
+          <w:rFonts w:ascii="Times New Roman" w:hAnsi="Times New Roman" w:eastAsia="Times New Roman"/>
           <w:b/>
+          <w:i w:val="0"/>
           <w:sz w:val="24"/>
         </w:rPr>
-        <w:t>5.3 Wider Indonesian activity and reporting</w:t>
+        <w:t>5.2 Evidence Beyond Platform Revenue</w:t>
       </w:r>
     </w:p>
     <w:p>
       <w:pPr>
-        <w:spacing w:line="247" w:lineRule="auto" w:after="80" w:before="0"/>
+        <w:spacing w:after="80" w:line="247" w:lineRule="auto"/>
         <w:jc w:val="both"/>
       </w:pPr>
       <w:r>
         <w:rPr>
-          <w:rFonts w:ascii="Times New Roman" w:hAnsi="Times New Roman" w:cs="Times New Roman" w:eastAsia="Times New Roman"/>
+          <w:rFonts w:ascii="Times New Roman" w:hAnsi="Times New Roman" w:eastAsia="Times New Roman"/>
+          <w:b w:val="0"/>
           <w:i w:val="0"/>
           <w:sz w:val="24"/>
         </w:rPr>
-        <w:t>BPS reports national e-commerce transaction value rising 17.08 percent from 2023 to 2024. The marketplace component, the channel that platform accounts describe, rose 1.45 percent while the non-marketplace component rose 20.57 percent, so 98.46 percent of the increase took place outside the marketplace channel. The marketplace share of e-commerce value fell from 18.2 to 15.8 percent in a single year, so measurement anchored on marketplace platforms misses almost all of the recent growth. Growth in the number of e-commerce businesses accounts for 90.29 percent of the national increase, with value per business contributing the remainder (H2).</w:t>
+        <w:t>National e-commerce and business evidence provides a different view of the same digital economy. Table 6 summarizes the preliminary evidence corresponding to H2-H4.</w:t>
       </w:r>
     </w:p>
     <w:p>
       <w:pPr>
-        <w:spacing w:line="247" w:lineRule="auto" w:after="80" w:before="0"/>
+        <w:keepNext/>
+        <w:spacing w:before="60" w:after="30" w:line="240" w:lineRule="auto"/>
+        <w:jc w:val="left"/>
+      </w:pPr>
+      <w:r>
+        <w:rPr>
+          <w:rFonts w:ascii="Times New Roman" w:hAnsi="Times New Roman" w:eastAsia="Times New Roman"/>
+          <w:b/>
+          <w:i/>
+          <w:sz w:val="19"/>
+        </w:rPr>
+        <w:t>Table 6. Preliminary evidence beyond platform accounts.</w:t>
+      </w:r>
+    </w:p>
+    <w:tbl>
+      <w:tblPr>
+        <w:tblStyle w:val="TableGrid"/>
+        <w:tblW w:type="auto" w:w="0"/>
+        <w:jc w:val="center"/>
+        <w:tblLayout w:type="fixed"/>
+      </w:tblPr>
+      <w:tblGrid>
+        <w:gridCol w:w="2300"/>
+        <w:gridCol w:w="4100"/>
+        <w:gridCol w:w="3147"/>
+      </w:tblGrid>
+      <w:tr>
+        <w:trPr>
+          <w:tblHeader w:val="true"/>
+          <w:cantSplit/>
+        </w:trPr>
+        <w:tc>
+          <w:tcPr>
+            <w:vAlign w:val="center"/>
+            <w:tcW w:w="2300" w:type="dxa"/>
+            <w:tcMar>
+              <w:top w:w="45" w:type="dxa"/>
+              <w:start w:w="38" w:type="dxa"/>
+              <w:bottom w:w="45" w:type="dxa"/>
+              <w:end w:w="38" w:type="dxa"/>
+              <w:left w:w="55" w:type="dxa"/>
+              <w:right w:w="55" w:type="dxa"/>
+            </w:tcMar>
+          </w:tcPr>
+          <w:p>
+            <w:pPr>
+              <w:keepNext/>
+              <w:spacing w:before="0" w:after="0" w:line="240" w:lineRule="auto"/>
+            </w:pPr>
+            <w:r>
+              <w:rPr>
+                <w:rFonts w:ascii="Times New Roman" w:hAnsi="Times New Roman" w:eastAsia="Times New Roman"/>
+                <w:b/>
+                <w:i w:val="0"/>
+                <w:sz w:val="18"/>
+              </w:rPr>
+              <w:t>Question</w:t>
+            </w:r>
+          </w:p>
+        </w:tc>
+        <w:tc>
+          <w:tcPr>
+            <w:vAlign w:val="center"/>
+            <w:tcW w:w="4100" w:type="dxa"/>
+            <w:tcMar>
+              <w:top w:w="45" w:type="dxa"/>
+              <w:start w:w="38" w:type="dxa"/>
+              <w:bottom w:w="45" w:type="dxa"/>
+              <w:end w:w="38" w:type="dxa"/>
+              <w:left w:w="55" w:type="dxa"/>
+              <w:right w:w="55" w:type="dxa"/>
+            </w:tcMar>
+          </w:tcPr>
+          <w:p>
+            <w:pPr>
+              <w:keepNext/>
+              <w:spacing w:before="0" w:after="0" w:line="240" w:lineRule="auto"/>
+            </w:pPr>
+            <w:r>
+              <w:rPr>
+                <w:rFonts w:ascii="Times New Roman" w:hAnsi="Times New Roman" w:eastAsia="Times New Roman"/>
+                <w:b/>
+                <w:i w:val="0"/>
+                <w:sz w:val="18"/>
+              </w:rPr>
+              <w:t>Preliminary evidence</w:t>
+            </w:r>
+          </w:p>
+        </w:tc>
+        <w:tc>
+          <w:tcPr>
+            <w:vAlign w:val="center"/>
+            <w:tcW w:w="3147" w:type="dxa"/>
+            <w:tcMar>
+              <w:top w:w="45" w:type="dxa"/>
+              <w:start w:w="38" w:type="dxa"/>
+              <w:bottom w:w="45" w:type="dxa"/>
+              <w:end w:w="38" w:type="dxa"/>
+              <w:left w:w="55" w:type="dxa"/>
+              <w:right w:w="55" w:type="dxa"/>
+            </w:tcMar>
+          </w:tcPr>
+          <w:p>
+            <w:pPr>
+              <w:keepNext/>
+              <w:spacing w:before="0" w:after="0" w:line="240" w:lineRule="auto"/>
+            </w:pPr>
+            <w:r>
+              <w:rPr>
+                <w:rFonts w:ascii="Times New Roman" w:hAnsi="Times New Roman" w:eastAsia="Times New Roman"/>
+                <w:b/>
+                <w:i w:val="0"/>
+                <w:sz w:val="18"/>
+              </w:rPr>
+              <w:t>Interpretation</w:t>
+            </w:r>
+          </w:p>
+        </w:tc>
+      </w:tr>
+      <w:tr>
+        <w:trPr>
+          <w:cantSplit/>
+        </w:trPr>
+        <w:tc>
+          <w:tcPr>
+            <w:vAlign w:val="center"/>
+            <w:tcW w:w="2300" w:type="dxa"/>
+            <w:tcMar>
+              <w:top w:w="45" w:type="dxa"/>
+              <w:start w:w="38" w:type="dxa"/>
+              <w:bottom w:w="45" w:type="dxa"/>
+              <w:end w:w="38" w:type="dxa"/>
+              <w:left w:w="55" w:type="dxa"/>
+              <w:right w:w="55" w:type="dxa"/>
+            </w:tcMar>
+          </w:tcPr>
+          <w:p>
+            <w:pPr>
+              <w:keepNext/>
+              <w:spacing w:before="0" w:after="0" w:line="240" w:lineRule="auto"/>
+            </w:pPr>
+            <w:r>
+              <w:rPr>
+                <w:rFonts w:ascii="Times New Roman" w:hAnsi="Times New Roman" w:eastAsia="Times New Roman"/>
+                <w:b w:val="0"/>
+                <w:i w:val="0"/>
+                <w:sz w:val="18"/>
+              </w:rPr>
+              <w:t>Where does e-commerce growth come from?</w:t>
+            </w:r>
+          </w:p>
+        </w:tc>
+        <w:tc>
+          <w:tcPr>
+            <w:vAlign w:val="center"/>
+            <w:tcW w:w="4100" w:type="dxa"/>
+            <w:tcMar>
+              <w:top w:w="45" w:type="dxa"/>
+              <w:start w:w="38" w:type="dxa"/>
+              <w:bottom w:w="45" w:type="dxa"/>
+              <w:end w:w="38" w:type="dxa"/>
+              <w:left w:w="55" w:type="dxa"/>
+              <w:right w:w="55" w:type="dxa"/>
+            </w:tcMar>
+          </w:tcPr>
+          <w:p>
+            <w:pPr>
+              <w:keepNext/>
+              <w:spacing w:before="0" w:after="0" w:line="240" w:lineRule="auto"/>
+            </w:pPr>
+            <w:r>
+              <w:rPr>
+                <w:rFonts w:ascii="Times New Roman" w:hAnsi="Times New Roman" w:eastAsia="Times New Roman"/>
+                <w:b w:val="0"/>
+                <w:i w:val="0"/>
+                <w:sz w:val="18"/>
+              </w:rPr>
+              <w:t>E-commerce value +17.08%; estimated business count +15.31%; implied nominal value per business +1.54%. The business count accounts for 90.29% of the increase (70.95% under the conflicting count)</w:t>
+            </w:r>
+          </w:p>
+        </w:tc>
+        <w:tc>
+          <w:tcPr>
+            <w:vAlign w:val="center"/>
+            <w:tcW w:w="3147" w:type="dxa"/>
+            <w:tcMar>
+              <w:top w:w="45" w:type="dxa"/>
+              <w:start w:w="38" w:type="dxa"/>
+              <w:bottom w:w="45" w:type="dxa"/>
+              <w:end w:w="38" w:type="dxa"/>
+              <w:left w:w="55" w:type="dxa"/>
+              <w:right w:w="55" w:type="dxa"/>
+            </w:tcMar>
+          </w:tcPr>
+          <w:p>
+            <w:pPr>
+              <w:keepNext/>
+              <w:spacing w:before="0" w:after="0" w:line="240" w:lineRule="auto"/>
+            </w:pPr>
+            <w:r>
+              <w:rPr>
+                <w:rFonts w:ascii="Times New Roman" w:hAnsi="Times New Roman" w:eastAsia="Times New Roman"/>
+                <w:b w:val="0"/>
+                <w:i w:val="0"/>
+                <w:sz w:val="18"/>
+              </w:rPr>
+              <w:t>Growth comes mainly from more participating businesses (H2)</w:t>
+            </w:r>
+          </w:p>
+        </w:tc>
+      </w:tr>
+      <w:tr>
+        <w:trPr>
+          <w:cantSplit/>
+        </w:trPr>
+        <w:tc>
+          <w:tcPr>
+            <w:vAlign w:val="center"/>
+            <w:tcW w:w="2300" w:type="dxa"/>
+            <w:tcMar>
+              <w:top w:w="45" w:type="dxa"/>
+              <w:start w:w="38" w:type="dxa"/>
+              <w:bottom w:w="45" w:type="dxa"/>
+              <w:end w:w="38" w:type="dxa"/>
+              <w:left w:w="55" w:type="dxa"/>
+              <w:right w:w="55" w:type="dxa"/>
+            </w:tcMar>
+          </w:tcPr>
+          <w:p>
+            <w:pPr>
+              <w:keepNext/>
+              <w:spacing w:before="0" w:after="0" w:line="240" w:lineRule="auto"/>
+            </w:pPr>
+            <w:r>
+              <w:rPr>
+                <w:rFonts w:ascii="Times New Roman" w:hAnsi="Times New Roman" w:eastAsia="Times New Roman"/>
+                <w:b w:val="0"/>
+                <w:i w:val="0"/>
+                <w:sz w:val="18"/>
+              </w:rPr>
+              <w:t>Where does that growth occur?</w:t>
+            </w:r>
+          </w:p>
+        </w:tc>
+        <w:tc>
+          <w:tcPr>
+            <w:vAlign w:val="center"/>
+            <w:tcW w:w="4100" w:type="dxa"/>
+            <w:tcMar>
+              <w:top w:w="45" w:type="dxa"/>
+              <w:start w:w="38" w:type="dxa"/>
+              <w:bottom w:w="45" w:type="dxa"/>
+              <w:end w:w="38" w:type="dxa"/>
+              <w:left w:w="55" w:type="dxa"/>
+              <w:right w:w="55" w:type="dxa"/>
+            </w:tcMar>
+          </w:tcPr>
+          <w:p>
+            <w:pPr>
+              <w:keepNext/>
+              <w:spacing w:before="0" w:after="0" w:line="240" w:lineRule="auto"/>
+            </w:pPr>
+            <w:r>
+              <w:rPr>
+                <w:rFonts w:ascii="Times New Roman" w:hAnsi="Times New Roman" w:eastAsia="Times New Roman"/>
+                <w:b w:val="0"/>
+                <w:i w:val="0"/>
+                <w:sz w:val="18"/>
+              </w:rPr>
+              <w:t>98.46% of the nominal increase occurs outside the marketplace component; marketplace share falls from 18.2% to 15.8%</w:t>
+            </w:r>
+          </w:p>
+        </w:tc>
+        <w:tc>
+          <w:tcPr>
+            <w:vAlign w:val="center"/>
+            <w:tcW w:w="3147" w:type="dxa"/>
+            <w:tcMar>
+              <w:top w:w="45" w:type="dxa"/>
+              <w:start w:w="38" w:type="dxa"/>
+              <w:bottom w:w="45" w:type="dxa"/>
+              <w:end w:w="38" w:type="dxa"/>
+              <w:left w:w="55" w:type="dxa"/>
+              <w:right w:w="55" w:type="dxa"/>
+            </w:tcMar>
+          </w:tcPr>
+          <w:p>
+            <w:pPr>
+              <w:keepNext/>
+              <w:spacing w:before="0" w:after="0" w:line="240" w:lineRule="auto"/>
+            </w:pPr>
+            <w:r>
+              <w:rPr>
+                <w:rFonts w:ascii="Times New Roman" w:hAnsi="Times New Roman" w:eastAsia="Times New Roman"/>
+                <w:b w:val="0"/>
+                <w:i w:val="0"/>
+                <w:sz w:val="18"/>
+              </w:rPr>
+              <w:t>Marketplace-based measurement misses almost all recent growth</w:t>
+            </w:r>
+          </w:p>
+        </w:tc>
+      </w:tr>
+      <w:tr>
+        <w:trPr>
+          <w:cantSplit/>
+        </w:trPr>
+        <w:tc>
+          <w:tcPr>
+            <w:vAlign w:val="center"/>
+            <w:tcW w:w="2300" w:type="dxa"/>
+            <w:tcMar>
+              <w:top w:w="45" w:type="dxa"/>
+              <w:start w:w="38" w:type="dxa"/>
+              <w:bottom w:w="45" w:type="dxa"/>
+              <w:end w:w="38" w:type="dxa"/>
+              <w:left w:w="55" w:type="dxa"/>
+              <w:right w:w="55" w:type="dxa"/>
+            </w:tcMar>
+          </w:tcPr>
+          <w:p>
+            <w:pPr>
+              <w:keepNext/>
+              <w:spacing w:before="0" w:after="0" w:line="240" w:lineRule="auto"/>
+            </w:pPr>
+            <w:r>
+              <w:rPr>
+                <w:rFonts w:ascii="Times New Roman" w:hAnsi="Times New Roman" w:eastAsia="Times New Roman"/>
+                <w:b w:val="0"/>
+                <w:i w:val="0"/>
+                <w:sz w:val="18"/>
+              </w:rPr>
+              <w:t>Are marketplace use and financial records related?</w:t>
+            </w:r>
+          </w:p>
+        </w:tc>
+        <w:tc>
+          <w:tcPr>
+            <w:vAlign w:val="center"/>
+            <w:tcW w:w="4100" w:type="dxa"/>
+            <w:tcMar>
+              <w:top w:w="45" w:type="dxa"/>
+              <w:start w:w="38" w:type="dxa"/>
+              <w:bottom w:w="45" w:type="dxa"/>
+              <w:end w:w="38" w:type="dxa"/>
+              <w:left w:w="55" w:type="dxa"/>
+              <w:right w:w="55" w:type="dxa"/>
+            </w:tcMar>
+          </w:tcPr>
+          <w:p>
+            <w:pPr>
+              <w:keepNext/>
+              <w:spacing w:before="0" w:after="0" w:line="240" w:lineRule="auto"/>
+            </w:pPr>
+            <w:r>
+              <w:rPr>
+                <w:rFonts w:ascii="Times New Roman" w:hAnsi="Times New Roman" w:eastAsia="Times New Roman"/>
+                <w:b w:val="0"/>
+                <w:i w:val="0"/>
+                <w:sz w:val="18"/>
+              </w:rPr>
+              <w:t>Complete financial statements: 28.63% of marketplace users versus 12.25% of non-marketplace users</w:t>
+            </w:r>
+          </w:p>
+        </w:tc>
+        <w:tc>
+          <w:tcPr>
+            <w:vAlign w:val="center"/>
+            <w:tcW w:w="3147" w:type="dxa"/>
+            <w:tcMar>
+              <w:top w:w="45" w:type="dxa"/>
+              <w:start w:w="38" w:type="dxa"/>
+              <w:bottom w:w="45" w:type="dxa"/>
+              <w:end w:w="38" w:type="dxa"/>
+              <w:left w:w="55" w:type="dxa"/>
+              <w:right w:w="55" w:type="dxa"/>
+            </w:tcMar>
+          </w:tcPr>
+          <w:p>
+            <w:pPr>
+              <w:keepNext/>
+              <w:spacing w:before="0" w:after="0" w:line="240" w:lineRule="auto"/>
+            </w:pPr>
+            <w:r>
+              <w:rPr>
+                <w:rFonts w:ascii="Times New Roman" w:hAnsi="Times New Roman" w:eastAsia="Times New Roman"/>
+                <w:b w:val="0"/>
+                <w:i w:val="0"/>
+                <w:sz w:val="18"/>
+              </w:rPr>
+              <w:t>Marketplace participation is associated with stronger financial recordkeeping (H3)</w:t>
+            </w:r>
+          </w:p>
+        </w:tc>
+      </w:tr>
+      <w:tr>
+        <w:trPr>
+          <w:cantSplit/>
+        </w:trPr>
+        <w:tc>
+          <w:tcPr>
+            <w:vAlign w:val="center"/>
+            <w:tcW w:w="2300" w:type="dxa"/>
+            <w:tcMar>
+              <w:top w:w="45" w:type="dxa"/>
+              <w:start w:w="38" w:type="dxa"/>
+              <w:bottom w:w="45" w:type="dxa"/>
+              <w:end w:w="38" w:type="dxa"/>
+              <w:left w:w="55" w:type="dxa"/>
+              <w:right w:w="55" w:type="dxa"/>
+            </w:tcMar>
+          </w:tcPr>
+          <w:p>
+            <w:pPr>
+              <w:keepNext w:val="0"/>
+              <w:spacing w:before="0" w:after="0" w:line="240" w:lineRule="auto"/>
+            </w:pPr>
+            <w:r>
+              <w:rPr>
+                <w:rFonts w:ascii="Times New Roman" w:hAnsi="Times New Roman" w:eastAsia="Times New Roman"/>
+                <w:b w:val="0"/>
+                <w:i w:val="0"/>
+                <w:sz w:val="18"/>
+              </w:rPr>
+              <w:t>Do other digital records show the same growth?</w:t>
+            </w:r>
+          </w:p>
+        </w:tc>
+        <w:tc>
+          <w:tcPr>
+            <w:vAlign w:val="center"/>
+            <w:tcW w:w="4100" w:type="dxa"/>
+            <w:tcMar>
+              <w:top w:w="45" w:type="dxa"/>
+              <w:start w:w="38" w:type="dxa"/>
+              <w:bottom w:w="45" w:type="dxa"/>
+              <w:end w:w="38" w:type="dxa"/>
+              <w:left w:w="55" w:type="dxa"/>
+              <w:right w:w="55" w:type="dxa"/>
+            </w:tcMar>
+          </w:tcPr>
+          <w:p>
+            <w:pPr>
+              <w:keepNext w:val="0"/>
+              <w:spacing w:before="0" w:after="0" w:line="240" w:lineRule="auto"/>
+            </w:pPr>
+            <w:r>
+              <w:rPr>
+                <w:rFonts w:ascii="Times New Roman" w:hAnsi="Times New Roman" w:eastAsia="Times New Roman"/>
+                <w:b w:val="0"/>
+                <w:i w:val="0"/>
+                <w:sz w:val="18"/>
+              </w:rPr>
+              <w:t>BPS e-commerce +17.08%; electronic-money shopping +30.47%; mobile-banking payments and purchases +82.84%; QRIS +186.98%</w:t>
+            </w:r>
+          </w:p>
+        </w:tc>
+        <w:tc>
+          <w:tcPr>
+            <w:vAlign w:val="center"/>
+            <w:tcW w:w="3147" w:type="dxa"/>
+            <w:tcMar>
+              <w:top w:w="45" w:type="dxa"/>
+              <w:start w:w="38" w:type="dxa"/>
+              <w:bottom w:w="45" w:type="dxa"/>
+              <w:end w:w="38" w:type="dxa"/>
+              <w:left w:w="55" w:type="dxa"/>
+              <w:right w:w="55" w:type="dxa"/>
+            </w:tcMar>
+          </w:tcPr>
+          <w:p>
+            <w:pPr>
+              <w:keepNext w:val="0"/>
+              <w:spacing w:before="0" w:after="0" w:line="240" w:lineRule="auto"/>
+            </w:pPr>
+            <w:r>
+              <w:rPr>
+                <w:rFonts w:ascii="Times New Roman" w:hAnsi="Times New Roman" w:eastAsia="Times New Roman"/>
+                <w:b w:val="0"/>
+                <w:i w:val="0"/>
+                <w:sz w:val="18"/>
+              </w:rPr>
+              <w:t>Payment measures grow 1.8 to 11 times as fast as e-commerce value (H4)</w:t>
+            </w:r>
+          </w:p>
+        </w:tc>
+      </w:tr>
+    </w:tbl>
+    <w:p>
+      <w:pPr>
+        <w:spacing w:before="120" w:after="80" w:line="247" w:lineRule="auto"/>
         <w:jc w:val="both"/>
       </w:pPr>
       <w:r>
         <w:rPr>
-          <w:rFonts w:ascii="Times New Roman" w:hAnsi="Times New Roman" w:cs="Times New Roman" w:eastAsia="Times New Roman"/>
+          <w:rFonts w:ascii="Times New Roman" w:hAnsi="Times New Roman" w:eastAsia="Times New Roman"/>
+          <w:b w:val="0"/>
           <w:i w:val="0"/>
           <w:sz w:val="24"/>
         </w:rPr>
-        <w:t>PMK 37/2025 is the institutional response. The verified implementation sequence records marketplace designation on 1 July 2026, collection effective 1 August, postponement through 31 October, and scheduled implementation on 1 November 2026. A platform record becomes usable for tax administration only once a seller identity is attached, the record is transmitted to the DJP and it is matched to a taxpayer. The regime designates marketplace operators, and the marketplace channel carried 15.8 percent of 2024 e-commerce value and 1.5 percent of its 2023-2024 growth. However well it is implemented, its coverage is bounded by the channel it targets.</w:t>
-      </w:r>
-    </w:p>
-    <w:p>
-      <w:pPr>
-        <w:spacing w:line="247" w:lineRule="auto" w:after="80" w:before="0"/>
-        <w:jc w:val="both"/>
-      </w:pPr>
-      <w:r>
-        <w:rPr>
-          <w:rFonts w:ascii="Times New Roman" w:hAnsi="Times New Roman" w:cs="Times New Roman" w:eastAsia="Times New Roman"/>
-          <w:i w:val="0"/>
-          <w:sz w:val="24"/>
-        </w:rPr>
-        <w:t>Outside Indonesia, 48 matched issuer-years across eight platform businesses, including eBay, Etsy, Shopify, Mercado Libre and Sea, show the same boundary under other business models. Eleven of 40 annual transitions fail a clean-scope test because of acquisitions or perimeter changes, which indicates that the comparability problem the evidence tiers address is a feature of platform disclosure generally.</w:t>
+        <w:t>The records do not agree. Between 2023 and 2024, marketplace value grew 1.45 percent, national e-commerce value grew 17.08 percent and payment measures grew between 30 and 187 percent, so the same year reads as stagnation or as rapid expansion depending on which record is used.</w:t>
       </w:r>
     </w:p>
     <w:p>
@@ -4020,54 +5278,72 @@
       </w:pPr>
       <w:r>
         <w:rPr>
-          <w:rFonts w:ascii="Times New Roman" w:hAnsi="Times New Roman" w:cs="Times New Roman" w:eastAsia="Times New Roman"/>
+          <w:rFonts w:ascii="Times New Roman" w:hAnsi="Times New Roman" w:eastAsia="Times New Roman"/>
           <w:b/>
+          <w:i w:val="0"/>
           <w:sz w:val="24"/>
         </w:rPr>
-        <w:t>5.4 Payment traces and administrative records</w:t>
+        <w:t>5.3 Feasibility and Institutional Application</w:t>
       </w:r>
     </w:p>
     <w:p>
       <w:pPr>
-        <w:spacing w:line="247" w:lineRule="auto" w:after="80" w:before="0"/>
+        <w:spacing w:after="80" w:line="247" w:lineRule="auto"/>
         <w:jc w:val="both"/>
       </w:pPr>
       <w:r>
         <w:rPr>
-          <w:rFonts w:ascii="Times New Roman" w:hAnsi="Times New Roman" w:cs="Times New Roman" w:eastAsia="Times New Roman"/>
+          <w:rFonts w:ascii="Times New Roman" w:hAnsi="Times New Roman" w:eastAsia="Times New Roman"/>
+          <w:b w:val="0"/>
           <w:i w:val="0"/>
           <w:sz w:val="24"/>
         </w:rPr>
-        <w:t>Bank Indonesia's payment statistics provide a third record of the same activity. Between 2023 and 2024, BPS e-commerce value grew 17.08 percent, while electronic-money shopping value grew 30.47 percent, mobile-banking payment and purchase value 82.84 percent and QRIS transaction value 186.98 percent. Payments and sales are different objects, and the payment series grew between 1.8 and 11 times as fast as the commerce they help settle, so a digital-economy indicator built on payment value would substantially overstate commerce growth over this period.</w:t>
+        <w:t>The preliminary evidence is sufficient to motivate the full analysis. H1 is supported by the movement between transaction value and revenue within platforms, H2 and H3 by national and business-level BPS evidence, and H4 by the contrast between platform, e-commerce, and payment records.</w:t>
       </w:r>
     </w:p>
     <w:p>
       <w:pPr>
-        <w:pStyle w:val="Heading2"/>
-        <w:keepNext/>
-        <w:spacing w:before="90" w:after="30"/>
-        <w:jc w:val="left"/>
+        <w:spacing w:after="80" w:line="247" w:lineRule="auto"/>
+        <w:jc w:val="both"/>
       </w:pPr>
       <w:r>
         <w:rPr>
-          <w:rFonts w:ascii="Times New Roman" w:hAnsi="Times New Roman" w:cs="Times New Roman" w:eastAsia="Times New Roman"/>
-          <w:b/>
+          <w:rFonts w:ascii="Times New Roman" w:hAnsi="Times New Roman" w:eastAsia="Times New Roman"/>
+          <w:b w:val="0"/>
+          <w:i w:val="0"/>
           <w:sz w:val="24"/>
         </w:rPr>
-        <w:t>5.5 What the preliminary evidence establishes</w:t>
+        <w:t>Outside Indonesia, 48 matched company-years for eight platform businesses, including eBay, Etsy, Shopify, Mercado Libre and Sea, show the same boundary under other business models, with take rates among the marketplace businesses ranging from about 3 percent at Shopify to about 25 percent at Mercado Libre. Eleven of 40 year-to-year comparisons fail a clean-scope test because of acquisitions or perimeter changes, so the comparability problem the Indonesian design manages is a general feature of platform disclosure.</w:t>
       </w:r>
     </w:p>
     <w:p>
       <w:pPr>
-        <w:spacing w:before="0" w:after="80" w:line="247" w:lineRule="auto"/>
+        <w:spacing w:after="80" w:line="247" w:lineRule="auto"/>
         <w:jc w:val="both"/>
       </w:pPr>
       <w:r>
         <w:rPr>
-          <w:rFonts w:ascii="Times New Roman" w:hAnsi="Times New Roman" w:cs="Times New Roman" w:eastAsia="Times New Roman"/>
+          <w:rFonts w:ascii="Times New Roman" w:hAnsi="Times New Roman" w:eastAsia="Times New Roman"/>
+          <w:b w:val="0"/>
+          <w:i w:val="0"/>
           <w:sz w:val="24"/>
         </w:rPr>
-        <w:t>The preliminary evidence supports the central claim at each step. Platform revenue understates the level of platform commerce by a factor of 13.7 and, in most years, overstates its growth. Marketplace statistics miss 98.5 percent of the recent expansion. Payment data grow up to eleven times as fast as the commerce behind them. And the one disclosed decomposition traces the revenue-transaction gap to identifiable commercial choices. The thesis will extend and test these results under the sample boundary approved at examination.</w:t>
+        <w:t>PMK 37/2025 applies the same distinction in policy. It requires designated marketplace operators to identify sellers, report transaction-linked turnover and withhold tax, with implementation scheduled for 1 November 2026 after a postponement. Its reach is set by the channel it targets: the marketplace component carried 15.8 percent of 2024 e-commerce value and 1.5 percent of 2023-2024 growth.</w:t>
+      </w:r>
+    </w:p>
+    <w:p>
+      <w:pPr>
+        <w:spacing w:after="80" w:line="247" w:lineRule="auto"/>
+        <w:jc w:val="both"/>
+      </w:pPr>
+      <w:r>
+        <w:rPr>
+          <w:rFonts w:ascii="Times New Roman" w:hAnsi="Times New Roman" w:eastAsia="Times New Roman"/>
+          <w:b w:val="0"/>
+          <w:i w:val="0"/>
+          <w:sz w:val="24"/>
+        </w:rPr>
+        <w:t>At this stage, the proposed measure can be constructed, followed through time, reconciled to disclosed accounting changes, and compared with independent records of Indonesian digital activity.</w:t>
       </w:r>
     </w:p>
     <w:p>
@@ -4079,8 +5355,9 @@
       </w:pPr>
       <w:r>
         <w:rPr>
-          <w:rFonts w:ascii="Times New Roman" w:hAnsi="Times New Roman" w:cs="Times New Roman" w:eastAsia="Times New Roman"/>
+          <w:rFonts w:ascii="Times New Roman" w:hAnsi="Times New Roman" w:eastAsia="Times New Roman"/>
           <w:b/>
+          <w:i w:val="0"/>
           <w:sz w:val="24"/>
         </w:rPr>
         <w:t>6. Why the Problem Matters</w:t>
@@ -4088,16 +5365,32 @@
     </w:p>
     <w:p>
       <w:pPr>
-        <w:spacing w:line="247" w:lineRule="auto" w:after="80" w:before="0"/>
+        <w:spacing w:after="80" w:line="247" w:lineRule="auto"/>
         <w:jc w:val="both"/>
       </w:pPr>
       <w:r>
         <w:rPr>
-          <w:rFonts w:ascii="Times New Roman" w:hAnsi="Times New Roman" w:cs="Times New Roman" w:eastAsia="Times New Roman"/>
+          <w:rFonts w:ascii="Times New Roman" w:hAnsi="Times New Roman" w:eastAsia="Times New Roman"/>
+          <w:b w:val="0"/>
           <w:i w:val="0"/>
           <w:sz w:val="24"/>
         </w:rPr>
-        <w:t>The consequences follow directly. An investor valuing platforms on revenue growth, a statistical agency sizing e-commerce from marketplace data and a policymaker reading payment growth as commerce growth are each working from a record that departs sharply from the activity they intend to measure, and in a different direction. The same transformation looks like rapidly monetising platforms, a stagnant marketplace sector or an explosion of digital commerce depending on which record is used. Indonesia's new reporting regime inherits the problem, because it is built around the marketplace channel. The thesis identifies proxy substitution between these records as the underlying error, and measures its size.</w:t>
+        <w:t>These records are designed to measure different things, and the error arises when one is used in place of another. Platform revenue measures what the platform recognizes as its own income, transaction value measures the commerce it processes, national e-commerce statistics describe the wider market, and payment systems record the movement of funds. An investor valuing platforms on revenue growth, a statistical agency sizing e-commerce from marketplace data and a policymaker reading payment growth as commerce growth are each working from a record that departs sharply from the activity they intend to measure, and each in a different direction.</w:t>
+      </w:r>
+    </w:p>
+    <w:p>
+      <w:pPr>
+        <w:spacing w:after="80" w:line="247" w:lineRule="auto"/>
+        <w:jc w:val="both"/>
+      </w:pPr>
+      <w:r>
+        <w:rPr>
+          <w:rFonts w:ascii="Times New Roman" w:hAnsi="Times New Roman" w:eastAsia="Times New Roman"/>
+          <w:b w:val="0"/>
+          <w:i w:val="0"/>
+          <w:sz w:val="24"/>
+        </w:rPr>
+        <w:t>Administrative use follows the same logic. Platform-held transaction records contain seller and transaction information that never appears in corporate revenue, and they become useful to government only when identity, reporting, transmission, and matching are in place. Indonesia's new reporting regime is built around the marketplace channel, so it inherits the coverage of that channel.</w:t>
       </w:r>
     </w:p>
     <w:p>
@@ -4109,11 +5402,12 @@
       </w:pPr>
       <w:r>
         <w:rPr>
-          <w:rFonts w:ascii="Times New Roman" w:hAnsi="Times New Roman" w:cs="Times New Roman" w:eastAsia="Times New Roman"/>
+          <w:rFonts w:ascii="Times New Roman" w:hAnsi="Times New Roman" w:eastAsia="Times New Roman"/>
           <w:b/>
+          <w:i w:val="0"/>
           <w:sz w:val="24"/>
         </w:rPr>
-        <w:t>7. Robustness and Proposal Decisions</w:t>
+        <w:t>7. Limitations and Robustness</w:t>
       </w:r>
     </w:p>
     <w:p>
@@ -4124,12 +5418,12 @@
       </w:pPr>
       <w:r>
         <w:rPr>
-          <w:rFonts w:ascii="Times New Roman" w:hAnsi="Times New Roman" w:cs="Times New Roman" w:eastAsia="Times New Roman"/>
+          <w:rFonts w:ascii="Times New Roman" w:hAnsi="Times New Roman" w:eastAsia="Times New Roman"/>
           <w:b/>
           <w:i/>
           <w:sz w:val="19"/>
         </w:rPr>
-        <w:t>Table 5. Claims, evidence and robustness tests.</w:t>
+        <w:t>Table 7. Claims, evidence and robustness tests.</w:t>
       </w:r>
     </w:p>
     <w:tbl>
@@ -4138,7 +5432,6 @@
         <w:tblW w:type="auto" w:w="0"/>
         <w:jc w:val="center"/>
         <w:tblLayout w:type="fixed"/>
-        <w:tblLook w:firstColumn="1" w:firstRow="1" w:lastColumn="0" w:lastRow="0" w:noHBand="0" w:noVBand="1" w:val="04A0"/>
       </w:tblPr>
       <w:tblGrid>
         <w:gridCol w:w="3100"/>
@@ -4151,539 +5444,8 @@
         </w:trPr>
         <w:tc>
           <w:tcPr>
-            <w:tcW w:type="dxa" w:w="3100"/>
             <w:vAlign w:val="center"/>
-            <w:tcMar>
-              <w:top w:w="45" w:type="dxa"/>
-              <w:bottom w:w="45" w:type="dxa"/>
-              <w:left w:w="55" w:type="dxa"/>
-              <w:right w:w="55" w:type="dxa"/>
-              <w:start w:w="38" w:type="dxa"/>
-              <w:end w:w="38" w:type="dxa"/>
-            </w:tcMar>
-          </w:tcPr>
-          <w:p>
-            <w:pPr>
-              <w:keepNext/>
-              <w:spacing w:after="0" w:before="0" w:line="240" w:lineRule="auto"/>
-              <w:jc w:val="left"/>
-            </w:pPr>
-            <w:r>
-              <w:rPr>
-                <w:rFonts w:ascii="Times New Roman" w:hAnsi="Times New Roman" w:cs="Times New Roman" w:eastAsia="Times New Roman"/>
-                <w:b/>
-                <w:sz w:val="18"/>
-              </w:rPr>
-              <w:t>Claim</w:t>
-            </w:r>
-            <w:r>
-              <w:rPr>
-                <w:rFonts w:ascii="Times New Roman" w:hAnsi="Times New Roman" w:cs="Times New Roman" w:eastAsia="Times New Roman"/>
-                <w:b/>
-                <w:sz w:val="18"/>
-              </w:rPr>
-            </w:r>
-          </w:p>
-        </w:tc>
-        <w:tc>
-          <w:tcPr>
-            <w:tcW w:type="dxa" w:w="6447"/>
-            <w:vAlign w:val="center"/>
-            <w:tcMar>
-              <w:top w:w="45" w:type="dxa"/>
-              <w:bottom w:w="45" w:type="dxa"/>
-              <w:left w:w="55" w:type="dxa"/>
-              <w:right w:w="55" w:type="dxa"/>
-              <w:start w:w="38" w:type="dxa"/>
-              <w:end w:w="38" w:type="dxa"/>
-            </w:tcMar>
-          </w:tcPr>
-          <w:p>
-            <w:pPr>
-              <w:keepNext/>
-              <w:spacing w:after="0" w:before="0" w:line="240" w:lineRule="auto"/>
-              <w:jc w:val="left"/>
-            </w:pPr>
-            <w:r>
-              <w:rPr>
-                <w:rFonts w:ascii="Times New Roman" w:hAnsi="Times New Roman" w:cs="Times New Roman" w:eastAsia="Times New Roman"/>
-                <w:b/>
-                <w:sz w:val="18"/>
-              </w:rPr>
-              <w:t>Evidence and robustness test</w:t>
-            </w:r>
-            <w:r>
-              <w:rPr>
-                <w:rFonts w:ascii="Times New Roman" w:hAnsi="Times New Roman" w:cs="Times New Roman" w:eastAsia="Times New Roman"/>
-                <w:b/>
-                <w:sz w:val="18"/>
-              </w:rPr>
-            </w:r>
-          </w:p>
-        </w:tc>
-      </w:tr>
-      <w:tr>
-        <w:trPr>
-          <w:cantSplit/>
-        </w:trPr>
-        <w:tc>
-          <w:tcPr>
-            <w:tcW w:type="dxa" w:w="3100"/>
-            <w:vAlign w:val="center"/>
-            <w:tcMar>
-              <w:top w:w="45" w:type="dxa"/>
-              <w:bottom w:w="45" w:type="dxa"/>
-              <w:left w:w="55" w:type="dxa"/>
-              <w:right w:w="55" w:type="dxa"/>
-              <w:start w:w="38" w:type="dxa"/>
-              <w:end w:w="38" w:type="dxa"/>
-            </w:tcMar>
-          </w:tcPr>
-          <w:p>
-            <w:pPr>
-              <w:keepNext/>
-              <w:spacing w:after="0" w:before="0" w:line="240" w:lineRule="auto"/>
-              <w:jc w:val="left"/>
-            </w:pPr>
-            <w:r>
-              <w:rPr>
-                <w:rFonts w:ascii="Times New Roman" w:hAnsi="Times New Roman" w:cs="Times New Roman" w:eastAsia="Times New Roman"/>
-                <w:sz w:val="18"/>
-              </w:rPr>
-              <w:t>Platform revenue understates platform commerce by more than an order of magnitude.</w:t>
-            </w:r>
-            <w:r>
-              <w:rPr>
-                <w:rFonts w:ascii="Times New Roman" w:hAnsi="Times New Roman" w:cs="Times New Roman" w:eastAsia="Times New Roman"/>
-                <w:sz w:val="18"/>
-              </w:rPr>
-            </w:r>
-          </w:p>
-        </w:tc>
-        <w:tc>
-          <w:tcPr>
-            <w:tcW w:type="dxa" w:w="6447"/>
-            <w:vAlign w:val="center"/>
-            <w:tcMar>
-              <w:top w:w="45" w:type="dxa"/>
-              <w:bottom w:w="45" w:type="dxa"/>
-              <w:left w:w="55" w:type="dxa"/>
-              <w:right w:w="55" w:type="dxa"/>
-              <w:start w:w="38" w:type="dxa"/>
-              <w:end w:w="38" w:type="dxa"/>
-            </w:tcMar>
-          </w:tcPr>
-          <w:p>
-            <w:pPr>
-              <w:keepNext/>
-              <w:spacing w:after="0" w:before="0" w:line="240" w:lineRule="auto"/>
-              <w:jc w:val="left"/>
-            </w:pPr>
-            <w:r>
-              <w:rPr>
-                <w:rFonts w:ascii="Times New Roman" w:hAnsi="Times New Roman" w:cs="Times New Roman" w:eastAsia="Times New Roman"/>
-                <w:sz w:val="18"/>
-              </w:rPr>
-              <w:t>FY2023 transaction value is 13.7 times revenue (wedge US$40.07bn). Holds across Shopee monetisation of 9-11% (US$39.86-40.29bn), leave-one-platform-out (at least US$20.70bn), one-at-a-time input variation (US$37.65-42.49bn), and on the Tokopedia direct pair alone (US$15.93bn).</w:t>
-            </w:r>
-            <w:r>
-              <w:rPr>
-                <w:rFonts w:ascii="Times New Roman" w:hAnsi="Times New Roman" w:cs="Times New Roman" w:eastAsia="Times New Roman"/>
-                <w:sz w:val="18"/>
-              </w:rPr>
-            </w:r>
-          </w:p>
-        </w:tc>
-      </w:tr>
-      <w:tr>
-        <w:trPr>
-          <w:cantSplit/>
-        </w:trPr>
-        <w:tc>
-          <w:tcPr>
-            <w:tcW w:type="dxa" w:w="3100"/>
-            <w:vAlign w:val="center"/>
-            <w:tcMar>
-              <w:top w:w="45" w:type="dxa"/>
-              <w:bottom w:w="45" w:type="dxa"/>
-              <w:left w:w="55" w:type="dxa"/>
-              <w:right w:w="55" w:type="dxa"/>
-              <w:start w:w="38" w:type="dxa"/>
-              <w:end w:w="38" w:type="dxa"/>
-            </w:tcMar>
-          </w:tcPr>
-          <w:p>
-            <w:pPr>
-              <w:keepNext/>
-              <w:spacing w:after="0" w:before="0" w:line="240" w:lineRule="auto"/>
-              <w:jc w:val="left"/>
-            </w:pPr>
-            <w:r>
-              <w:rPr>
-                <w:rFonts w:ascii="Times New Roman" w:hAnsi="Times New Roman" w:cs="Times New Roman" w:eastAsia="Times New Roman"/>
-                <w:sz w:val="18"/>
-              </w:rPr>
-              <w:t>Platform revenue growth misstates commerce growth.</w:t>
-            </w:r>
-            <w:r>
-              <w:rPr>
-                <w:rFonts w:ascii="Times New Roman" w:hAnsi="Times New Roman" w:cs="Times New Roman" w:eastAsia="Times New Roman"/>
-                <w:sz w:val="18"/>
-              </w:rPr>
-            </w:r>
-          </w:p>
-        </w:tc>
-        <w:tc>
-          <w:tcPr>
-            <w:tcW w:type="dxa" w:w="6447"/>
-            <w:vAlign w:val="center"/>
-            <w:tcMar>
-              <w:top w:w="45" w:type="dxa"/>
-              <w:bottom w:w="45" w:type="dxa"/>
-              <w:left w:w="55" w:type="dxa"/>
-              <w:right w:w="55" w:type="dxa"/>
-              <w:start w:w="38" w:type="dxa"/>
-              <w:end w:w="38" w:type="dxa"/>
-            </w:tcMar>
-          </w:tcPr>
-          <w:p>
-            <w:pPr>
-              <w:keepNext/>
-              <w:spacing w:after="0" w:before="0" w:line="240" w:lineRule="auto"/>
-              <w:jc w:val="left"/>
-            </w:pPr>
-            <w:r>
-              <w:rPr>
-                <w:rFonts w:ascii="Times New Roman" w:hAnsi="Times New Roman" w:cs="Times New Roman" w:eastAsia="Times New Roman"/>
-                <w:sz w:val="18"/>
-              </w:rPr>
-              <w:t>Revenue outgrows transaction value in 10 of 12 transitions; median divergence 42.02 pp. Holds in log changes (36.64), without the largest transition (29.34 pp), under the direct-candidate rule (42.94 pp) and in every leave-one-series-out construction.</w:t>
-            </w:r>
-            <w:r>
-              <w:rPr>
-                <w:rFonts w:ascii="Times New Roman" w:hAnsi="Times New Roman" w:cs="Times New Roman" w:eastAsia="Times New Roman"/>
-                <w:sz w:val="18"/>
-              </w:rPr>
-            </w:r>
-          </w:p>
-        </w:tc>
-      </w:tr>
-      <w:tr>
-        <w:trPr>
-          <w:cantSplit/>
-        </w:trPr>
-        <w:tc>
-          <w:tcPr>
-            <w:tcW w:type="dxa" w:w="3100"/>
-            <w:vAlign w:val="center"/>
-            <w:tcMar>
-              <w:top w:w="45" w:type="dxa"/>
-              <w:bottom w:w="45" w:type="dxa"/>
-              <w:left w:w="55" w:type="dxa"/>
-              <w:right w:w="55" w:type="dxa"/>
-              <w:start w:w="38" w:type="dxa"/>
-              <w:end w:w="38" w:type="dxa"/>
-            </w:tcMar>
-          </w:tcPr>
-          <w:p>
-            <w:pPr>
-              <w:keepNext/>
-              <w:spacing w:after="0" w:before="0" w:line="240" w:lineRule="auto"/>
-              <w:jc w:val="left"/>
-            </w:pPr>
-            <w:r>
-              <w:rPr>
-                <w:rFonts w:ascii="Times New Roman" w:hAnsi="Times New Roman" w:cs="Times New Roman" w:eastAsia="Times New Roman"/>
-                <w:sz w:val="18"/>
-              </w:rPr>
-              <w:t>Marketplace statistics miss where e-commerce grows.</w:t>
-            </w:r>
-            <w:r>
-              <w:rPr>
-                <w:rFonts w:ascii="Times New Roman" w:hAnsi="Times New Roman" w:cs="Times New Roman" w:eastAsia="Times New Roman"/>
-                <w:sz w:val="18"/>
-              </w:rPr>
-            </w:r>
-          </w:p>
-        </w:tc>
-        <w:tc>
-          <w:tcPr>
-            <w:tcW w:type="dxa" w:w="6447"/>
-            <w:vAlign w:val="center"/>
-            <w:tcMar>
-              <w:top w:w="45" w:type="dxa"/>
-              <w:bottom w:w="45" w:type="dxa"/>
-              <w:left w:w="55" w:type="dxa"/>
-              <w:right w:w="55" w:type="dxa"/>
-              <w:start w:w="38" w:type="dxa"/>
-              <w:end w:w="38" w:type="dxa"/>
-            </w:tcMar>
-          </w:tcPr>
-          <w:p>
-            <w:pPr>
-              <w:keepNext/>
-              <w:spacing w:after="0" w:before="0" w:line="240" w:lineRule="auto"/>
-              <w:jc w:val="left"/>
-            </w:pPr>
-            <w:r>
-              <w:rPr>
-                <w:rFonts w:ascii="Times New Roman" w:hAnsi="Times New Roman" w:cs="Times New Roman" w:eastAsia="Times New Roman"/>
-                <w:sz w:val="18"/>
-              </w:rPr>
-              <w:t>98.46% of 2023-2024 growth in e-commerce value falls outside the marketplace component; marketplace share 18.2% to 15.8%. Holds on both the published amount and the rounded-share reconstruction (98.49%).</w:t>
-            </w:r>
-            <w:r>
-              <w:rPr>
-                <w:rFonts w:ascii="Times New Roman" w:hAnsi="Times New Roman" w:cs="Times New Roman" w:eastAsia="Times New Roman"/>
-                <w:sz w:val="18"/>
-              </w:rPr>
-            </w:r>
-          </w:p>
-        </w:tc>
-      </w:tr>
-      <w:tr>
-        <w:trPr>
-          <w:cantSplit/>
-        </w:trPr>
-        <w:tc>
-          <w:tcPr>
-            <w:tcW w:type="dxa" w:w="3100"/>
-            <w:vAlign w:val="center"/>
-            <w:tcMar>
-              <w:top w:w="45" w:type="dxa"/>
-              <w:bottom w:w="45" w:type="dxa"/>
-              <w:left w:w="55" w:type="dxa"/>
-              <w:right w:w="55" w:type="dxa"/>
-              <w:start w:w="38" w:type="dxa"/>
-              <w:end w:w="38" w:type="dxa"/>
-            </w:tcMar>
-          </w:tcPr>
-          <w:p>
-            <w:pPr>
-              <w:keepNext/>
-              <w:spacing w:after="0" w:before="0" w:line="240" w:lineRule="auto"/>
-              <w:jc w:val="left"/>
-            </w:pPr>
-            <w:r>
-              <w:rPr>
-                <w:rFonts w:ascii="Times New Roman" w:hAnsi="Times New Roman" w:cs="Times New Roman" w:eastAsia="Times New Roman"/>
-                <w:sz w:val="18"/>
-              </w:rPr>
-              <w:t>Payment data overstate commerce growth.</w:t>
-            </w:r>
-            <w:r>
-              <w:rPr>
-                <w:rFonts w:ascii="Times New Roman" w:hAnsi="Times New Roman" w:cs="Times New Roman" w:eastAsia="Times New Roman"/>
-                <w:sz w:val="18"/>
-              </w:rPr>
-            </w:r>
-          </w:p>
-        </w:tc>
-        <w:tc>
-          <w:tcPr>
-            <w:tcW w:type="dxa" w:w="6447"/>
-            <w:vAlign w:val="center"/>
-            <w:tcMar>
-              <w:top w:w="45" w:type="dxa"/>
-              <w:bottom w:w="45" w:type="dxa"/>
-              <w:left w:w="55" w:type="dxa"/>
-              <w:right w:w="55" w:type="dxa"/>
-              <w:start w:w="38" w:type="dxa"/>
-              <w:end w:w="38" w:type="dxa"/>
-            </w:tcMar>
-          </w:tcPr>
-          <w:p>
-            <w:pPr>
-              <w:keepNext/>
-              <w:spacing w:after="0" w:before="0" w:line="240" w:lineRule="auto"/>
-              <w:jc w:val="left"/>
-            </w:pPr>
-            <w:r>
-              <w:rPr>
-                <w:rFonts w:ascii="Times New Roman" w:hAnsi="Times New Roman" w:cs="Times New Roman" w:eastAsia="Times New Roman"/>
-                <w:sz w:val="18"/>
-              </w:rPr>
-              <w:t>Electronic-money, mobile-banking and QRIS payment value grew 1.8 to 11 times as fast as e-commerce value, 2023-2024.</w:t>
-            </w:r>
-            <w:r>
-              <w:rPr>
-                <w:rFonts w:ascii="Times New Roman" w:hAnsi="Times New Roman" w:cs="Times New Roman" w:eastAsia="Times New Roman"/>
-                <w:sz w:val="18"/>
-              </w:rPr>
-            </w:r>
-          </w:p>
-        </w:tc>
-      </w:tr>
-      <w:tr>
-        <w:trPr>
-          <w:cantSplit/>
-        </w:trPr>
-        <w:tc>
-          <w:tcPr>
-            <w:tcW w:type="dxa" w:w="3100"/>
-            <w:vAlign w:val="center"/>
-            <w:tcMar>
-              <w:top w:w="45" w:type="dxa"/>
-              <w:bottom w:w="45" w:type="dxa"/>
-              <w:left w:w="55" w:type="dxa"/>
-              <w:right w:w="55" w:type="dxa"/>
-              <w:start w:w="38" w:type="dxa"/>
-              <w:end w:w="38" w:type="dxa"/>
-            </w:tcMar>
-          </w:tcPr>
-          <w:p>
-            <w:pPr>
-              <w:keepNext w:val="0"/>
-              <w:spacing w:after="0" w:before="0" w:line="240" w:lineRule="auto"/>
-              <w:jc w:val="left"/>
-            </w:pPr>
-            <w:r>
-              <w:rPr>
-                <w:rFonts w:ascii="Times New Roman" w:hAnsi="Times New Roman" w:cs="Times New Roman" w:eastAsia="Times New Roman"/>
-                <w:sz w:val="18"/>
-              </w:rPr>
-              <w:t>Questions the thesis tests further.</w:t>
-            </w:r>
-            <w:r>
-              <w:rPr>
-                <w:rFonts w:ascii="Times New Roman" w:hAnsi="Times New Roman" w:cs="Times New Roman" w:eastAsia="Times New Roman"/>
-                <w:sz w:val="18"/>
-              </w:rPr>
-            </w:r>
-          </w:p>
-        </w:tc>
-        <w:tc>
-          <w:tcPr>
-            <w:tcW w:type="dxa" w:w="6447"/>
-            <w:vAlign w:val="center"/>
-            <w:tcMar>
-              <w:top w:w="45" w:type="dxa"/>
-              <w:bottom w:w="45" w:type="dxa"/>
-              <w:left w:w="55" w:type="dxa"/>
-              <w:right w:w="55" w:type="dxa"/>
-              <w:start w:w="38" w:type="dxa"/>
-              <w:end w:w="38" w:type="dxa"/>
-            </w:tcMar>
-          </w:tcPr>
-          <w:p>
-            <w:pPr>
-              <w:keepNext w:val="0"/>
-              <w:spacing w:after="0" w:before="0" w:line="240" w:lineRule="auto"/>
-              <w:jc w:val="left"/>
-            </w:pPr>
-            <w:r>
-              <w:rPr>
-                <w:rFonts w:ascii="Times New Roman" w:hAnsi="Times New Roman" w:cs="Times New Roman" w:eastAsia="Times New Roman"/>
-                <w:sz w:val="18"/>
-              </w:rPr>
-              <w:t>Causal effects of incentive choices; business-level validation of the BPS recordkeeping association (province r = 0.309, p = 0.066); operational performance of PMK 37/2025 after 1 November 2026.</w:t>
-            </w:r>
-            <w:r>
-              <w:rPr>
-                <w:rFonts w:ascii="Times New Roman" w:hAnsi="Times New Roman" w:cs="Times New Roman" w:eastAsia="Times New Roman"/>
-                <w:sz w:val="18"/>
-              </w:rPr>
-            </w:r>
-          </w:p>
-        </w:tc>
-      </w:tr>
-    </w:tbl>
-    <w:p>
-      <w:pPr>
-        <w:keepNext w:val="0"/>
-        <w:keepLines/>
-        <w:spacing w:line="247" w:lineRule="auto" w:after="80" w:before="100"/>
-        <w:jc w:val="both"/>
-      </w:pPr>
-      <w:r>
-        <w:rPr>
-          <w:rFonts w:ascii="Times New Roman" w:hAnsi="Times New Roman" w:cs="Times New Roman" w:eastAsia="Times New Roman"/>
-          <w:b w:val="0"/>
-          <w:i w:val="0"/>
-          <w:sz w:val="24"/>
-        </w:rPr>
-        <w:t>Table 5 sets each claim against its evidence and the robustness tests it survives. The sample is small and the evidence descriptive, so the thesis reports tests rather than population estimates. What it establishes is that the standard records of digital commerce diverge by magnitudes too large for measurement or policy to ignore.</w:t>
-      </w:r>
-    </w:p>
-    <w:p>
-      <w:pPr>
-        <w:spacing w:line="247" w:lineRule="auto" w:after="80" w:before="0"/>
-        <w:jc w:val="both"/>
-      </w:pPr>
-      <w:r>
-        <w:rPr>
-          <w:rFonts w:ascii="Times New Roman" w:hAnsi="Times New Roman" w:cs="Times New Roman" w:eastAsia="Times New Roman"/>
-          <w:i w:val="0"/>
-          <w:sz w:val="24"/>
-        </w:rPr>
-        <w:t>Two sample decisions are put to the committee: whether Blibli 3P Retail and Bukalapak Group enter the final longitudinal core, and whether Grab and Shopee remain sensitivity evidence. The central claim holds under either outcome: the divergence result holds under both admission rules in Table 4, and the level result holds on the Tokopedia pair alone.</w:t>
-      </w:r>
-    </w:p>
-    <w:p>
-      <w:pPr>
-        <w:pStyle w:val="Heading1"/>
-        <w:keepNext/>
-        <w:spacing w:before="140" w:after="80"/>
-        <w:jc w:val="left"/>
-      </w:pPr>
-      <w:r>
-        <w:rPr>
-          <w:rFonts w:ascii="Times New Roman" w:hAnsi="Times New Roman" w:cs="Times New Roman" w:eastAsia="Times New Roman"/>
-          <w:b/>
-          <w:sz w:val="24"/>
-        </w:rPr>
-        <w:t>8. Next Step</w:t>
-      </w:r>
-    </w:p>
-    <w:p>
-      <w:pPr>
-        <w:spacing w:line="247" w:lineRule="auto" w:after="80" w:before="0"/>
-        <w:jc w:val="both"/>
-      </w:pPr>
-      <w:r>
-        <w:rPr>
-          <w:rFonts w:ascii="Times New Roman" w:hAnsi="Times New Roman" w:cs="Times New Roman" w:eastAsia="Times New Roman"/>
-          <w:i w:val="0"/>
-          <w:sz w:val="24"/>
-        </w:rPr>
-        <w:t>After the proposal examination the approved sample boundary will be frozen and the requested checks completed during October-November 2026, with the full manuscript rebuilt around that boundary before the final defence. Robustness, ASEAN/payment extensions, detailed source reconciliation, and the complete verification ledger remain available in the repository and advisor data package. Table 6 sets out that schedule; the empirical backend is already assembled, so what remains is sample admission, requested analysis, and manuscript construction.</w:t>
-      </w:r>
-    </w:p>
-    <w:p>
-      <w:pPr>
-        <w:keepNext/>
-        <w:spacing w:before="60" w:after="30" w:line="240" w:lineRule="auto"/>
-        <w:jc w:val="left"/>
-      </w:pPr>
-      <w:r>
-        <w:rPr>
-          <w:rFonts w:ascii="Times New Roman" w:hAnsi="Times New Roman" w:cs="Times New Roman" w:eastAsia="Times New Roman"/>
-          <w:b/>
-          <w:i/>
-          <w:sz w:val="19"/>
-        </w:rPr>
-        <w:t>Table 6. Planned work to the final defence.</w:t>
-      </w:r>
-    </w:p>
-    <w:tbl>
-      <w:tblPr>
-        <w:tblStyle w:val="TableGrid"/>
-        <w:tblW w:type="auto" w:w="0"/>
-        <w:jc w:val="center"/>
-        <w:tblLayout w:type="fixed"/>
-        <w:tblLook w:firstColumn="1" w:firstRow="1" w:lastColumn="0" w:lastRow="0" w:noHBand="0" w:noVBand="1" w:val="04A0"/>
-      </w:tblPr>
-      <w:tblGrid>
-        <w:gridCol w:w="2232"/>
-        <w:gridCol w:w="7315"/>
-      </w:tblGrid>
-      <w:tr>
-        <w:trPr>
-          <w:cantSplit/>
-        </w:trPr>
-        <w:tc>
-          <w:tcPr>
-            <w:tcW w:type="dxa" w:w="2232"/>
+            <w:tcW w:w="3100" w:type="dxa"/>
             <w:tcMar>
               <w:top w:w="45" w:type="dxa"/>
               <w:start w:w="38" w:type="dxa"/>
@@ -4696,27 +5458,23 @@
           <w:p>
             <w:pPr>
               <w:keepNext/>
-              <w:spacing w:after="0" w:before="0" w:line="240" w:lineRule="auto"/>
+              <w:spacing w:before="0" w:after="0" w:line="240" w:lineRule="auto"/>
             </w:pPr>
             <w:r>
               <w:rPr>
                 <w:rFonts w:ascii="Times New Roman" w:hAnsi="Times New Roman" w:eastAsia="Times New Roman"/>
+                <w:b/>
+                <w:i w:val="0"/>
                 <w:sz w:val="18"/>
               </w:rPr>
-            </w:r>
-            <w:r>
-              <w:rPr>
-                <w:rFonts w:ascii="Times New Roman" w:hAnsi="Times New Roman" w:eastAsia="Times New Roman"/>
-                <w:b/>
-                <w:sz w:val="18"/>
-              </w:rPr>
-              <w:t>Period</w:t>
+              <w:t>Claim</w:t>
             </w:r>
           </w:p>
         </w:tc>
         <w:tc>
           <w:tcPr>
-            <w:tcW w:type="dxa" w:w="7315"/>
+            <w:vAlign w:val="center"/>
+            <w:tcW w:w="6447" w:type="dxa"/>
             <w:tcMar>
               <w:top w:w="45" w:type="dxa"/>
               <w:start w:w="38" w:type="dxa"/>
@@ -4729,18 +5487,419 @@
           <w:p>
             <w:pPr>
               <w:keepNext/>
-              <w:spacing w:after="0" w:before="0" w:line="240" w:lineRule="auto"/>
+              <w:spacing w:before="0" w:after="0" w:line="240" w:lineRule="auto"/>
             </w:pPr>
             <w:r>
               <w:rPr>
                 <w:rFonts w:ascii="Times New Roman" w:hAnsi="Times New Roman" w:eastAsia="Times New Roman"/>
+                <w:b/>
+                <w:i w:val="0"/>
                 <w:sz w:val="18"/>
               </w:rPr>
+              <w:t>Evidence and robustness test</w:t>
             </w:r>
+          </w:p>
+        </w:tc>
+      </w:tr>
+      <w:tr>
+        <w:trPr>
+          <w:cantSplit/>
+        </w:trPr>
+        <w:tc>
+          <w:tcPr>
+            <w:vAlign w:val="center"/>
+            <w:tcW w:w="3100" w:type="dxa"/>
+            <w:tcMar>
+              <w:top w:w="45" w:type="dxa"/>
+              <w:start w:w="38" w:type="dxa"/>
+              <w:bottom w:w="45" w:type="dxa"/>
+              <w:end w:w="38" w:type="dxa"/>
+              <w:left w:w="55" w:type="dxa"/>
+              <w:right w:w="55" w:type="dxa"/>
+            </w:tcMar>
+          </w:tcPr>
+          <w:p>
+            <w:pPr>
+              <w:keepNext/>
+              <w:spacing w:before="0" w:after="0" w:line="240" w:lineRule="auto"/>
+            </w:pPr>
+            <w:r>
+              <w:rPr>
+                <w:rFonts w:ascii="Times New Roman" w:hAnsi="Times New Roman" w:eastAsia="Times New Roman"/>
+                <w:b w:val="0"/>
+                <w:i w:val="0"/>
+                <w:sz w:val="18"/>
+              </w:rPr>
+              <w:t>Platform revenue understates platform commerce by more than an order of magnitude.</w:t>
+            </w:r>
+          </w:p>
+        </w:tc>
+        <w:tc>
+          <w:tcPr>
+            <w:vAlign w:val="center"/>
+            <w:tcW w:w="6447" w:type="dxa"/>
+            <w:tcMar>
+              <w:top w:w="45" w:type="dxa"/>
+              <w:start w:w="38" w:type="dxa"/>
+              <w:bottom w:w="45" w:type="dxa"/>
+              <w:end w:w="38" w:type="dxa"/>
+              <w:left w:w="55" w:type="dxa"/>
+              <w:right w:w="55" w:type="dxa"/>
+            </w:tcMar>
+          </w:tcPr>
+          <w:p>
+            <w:pPr>
+              <w:keepNext/>
+              <w:spacing w:before="0" w:after="0" w:line="240" w:lineRule="auto"/>
+            </w:pPr>
+            <w:r>
+              <w:rPr>
+                <w:rFonts w:ascii="Times New Roman" w:hAnsi="Times New Roman" w:eastAsia="Times New Roman"/>
+                <w:b w:val="0"/>
+                <w:i w:val="0"/>
+                <w:sz w:val="18"/>
+              </w:rPr>
+              <w:t>2023 transaction value is 13.7 times revenue (wedge US$40.07bn). Holds across Shopee monetization of 9-11% (US$39.86-40.29bn), with any one platform excluded (at least US$20.70bn), under one-at-a-time input variation (US$37.65-42.49bn), and on Tokopedia alone (US$15.93bn).</w:t>
+            </w:r>
+          </w:p>
+        </w:tc>
+      </w:tr>
+      <w:tr>
+        <w:trPr>
+          <w:cantSplit/>
+        </w:trPr>
+        <w:tc>
+          <w:tcPr>
+            <w:vAlign w:val="center"/>
+            <w:tcW w:w="3100" w:type="dxa"/>
+            <w:tcMar>
+              <w:top w:w="45" w:type="dxa"/>
+              <w:start w:w="38" w:type="dxa"/>
+              <w:bottom w:w="45" w:type="dxa"/>
+              <w:end w:w="38" w:type="dxa"/>
+              <w:left w:w="55" w:type="dxa"/>
+              <w:right w:w="55" w:type="dxa"/>
+            </w:tcMar>
+          </w:tcPr>
+          <w:p>
+            <w:pPr>
+              <w:keepNext/>
+              <w:spacing w:before="0" w:after="0" w:line="240" w:lineRule="auto"/>
+            </w:pPr>
+            <w:r>
+              <w:rPr>
+                <w:rFonts w:ascii="Times New Roman" w:hAnsi="Times New Roman" w:eastAsia="Times New Roman"/>
+                <w:b w:val="0"/>
+                <w:i w:val="0"/>
+                <w:sz w:val="18"/>
+              </w:rPr>
+              <w:t>Platform revenue growth misstates commerce growth.</w:t>
+            </w:r>
+          </w:p>
+        </w:tc>
+        <w:tc>
+          <w:tcPr>
+            <w:vAlign w:val="center"/>
+            <w:tcW w:w="6447" w:type="dxa"/>
+            <w:tcMar>
+              <w:top w:w="45" w:type="dxa"/>
+              <w:start w:w="38" w:type="dxa"/>
+              <w:bottom w:w="45" w:type="dxa"/>
+              <w:end w:w="38" w:type="dxa"/>
+              <w:left w:w="55" w:type="dxa"/>
+              <w:right w:w="55" w:type="dxa"/>
+            </w:tcMar>
+          </w:tcPr>
+          <w:p>
+            <w:pPr>
+              <w:keepNext/>
+              <w:spacing w:before="0" w:after="0" w:line="240" w:lineRule="auto"/>
+            </w:pPr>
+            <w:r>
+              <w:rPr>
+                <w:rFonts w:ascii="Times New Roman" w:hAnsi="Times New Roman" w:eastAsia="Times New Roman"/>
+                <w:b w:val="0"/>
+                <w:i w:val="0"/>
+                <w:sz w:val="18"/>
+              </w:rPr>
+              <w:t>Revenue outgrows transaction value in 10 of 12 year-to-year comparisons; median absolute gap 42.02 pp. Holds on directly reported pairs only (6 of 9; 42.94 pp), in log changes (36.64), without the largest comparison (29.34 pp), and with any one platform excluded.</w:t>
+            </w:r>
+          </w:p>
+        </w:tc>
+      </w:tr>
+      <w:tr>
+        <w:trPr>
+          <w:cantSplit/>
+        </w:trPr>
+        <w:tc>
+          <w:tcPr>
+            <w:vAlign w:val="center"/>
+            <w:tcW w:w="3100" w:type="dxa"/>
+            <w:tcMar>
+              <w:top w:w="45" w:type="dxa"/>
+              <w:start w:w="38" w:type="dxa"/>
+              <w:bottom w:w="45" w:type="dxa"/>
+              <w:end w:w="38" w:type="dxa"/>
+              <w:left w:w="55" w:type="dxa"/>
+              <w:right w:w="55" w:type="dxa"/>
+            </w:tcMar>
+          </w:tcPr>
+          <w:p>
+            <w:pPr>
+              <w:keepNext/>
+              <w:spacing w:before="0" w:after="0" w:line="240" w:lineRule="auto"/>
+            </w:pPr>
+            <w:r>
+              <w:rPr>
+                <w:rFonts w:ascii="Times New Roman" w:hAnsi="Times New Roman" w:eastAsia="Times New Roman"/>
+                <w:b w:val="0"/>
+                <w:i w:val="0"/>
+                <w:sz w:val="18"/>
+              </w:rPr>
+              <w:t>Marketplace statistics miss where e-commerce grows.</w:t>
+            </w:r>
+          </w:p>
+        </w:tc>
+        <w:tc>
+          <w:tcPr>
+            <w:vAlign w:val="center"/>
+            <w:tcW w:w="6447" w:type="dxa"/>
+            <w:tcMar>
+              <w:top w:w="45" w:type="dxa"/>
+              <w:start w:w="38" w:type="dxa"/>
+              <w:bottom w:w="45" w:type="dxa"/>
+              <w:end w:w="38" w:type="dxa"/>
+              <w:left w:w="55" w:type="dxa"/>
+              <w:right w:w="55" w:type="dxa"/>
+            </w:tcMar>
+          </w:tcPr>
+          <w:p>
+            <w:pPr>
+              <w:keepNext/>
+              <w:spacing w:before="0" w:after="0" w:line="240" w:lineRule="auto"/>
+            </w:pPr>
+            <w:r>
+              <w:rPr>
+                <w:rFonts w:ascii="Times New Roman" w:hAnsi="Times New Roman" w:eastAsia="Times New Roman"/>
+                <w:b w:val="0"/>
+                <w:i w:val="0"/>
+                <w:sz w:val="18"/>
+              </w:rPr>
+              <w:t>98.46% of 2023-2024 growth in e-commerce value falls outside the marketplace component. Holds on both the published amount and the rounded-share reconstruction (98.49%).</w:t>
+            </w:r>
+          </w:p>
+        </w:tc>
+      </w:tr>
+      <w:tr>
+        <w:trPr>
+          <w:cantSplit/>
+        </w:trPr>
+        <w:tc>
+          <w:tcPr>
+            <w:vAlign w:val="center"/>
+            <w:tcW w:w="3100" w:type="dxa"/>
+            <w:tcMar>
+              <w:top w:w="45" w:type="dxa"/>
+              <w:start w:w="38" w:type="dxa"/>
+              <w:bottom w:w="45" w:type="dxa"/>
+              <w:end w:w="38" w:type="dxa"/>
+              <w:left w:w="55" w:type="dxa"/>
+              <w:right w:w="55" w:type="dxa"/>
+            </w:tcMar>
+          </w:tcPr>
+          <w:p>
+            <w:pPr>
+              <w:keepNext w:val="0"/>
+              <w:spacing w:before="0" w:after="0" w:line="240" w:lineRule="auto"/>
+            </w:pPr>
+            <w:r>
+              <w:rPr>
+                <w:rFonts w:ascii="Times New Roman" w:hAnsi="Times New Roman" w:eastAsia="Times New Roman"/>
+                <w:b w:val="0"/>
+                <w:i w:val="0"/>
+                <w:sz w:val="18"/>
+              </w:rPr>
+              <w:t>Payment data overstate commerce growth.</w:t>
+            </w:r>
+          </w:p>
+        </w:tc>
+        <w:tc>
+          <w:tcPr>
+            <w:vAlign w:val="center"/>
+            <w:tcW w:w="6447" w:type="dxa"/>
+            <w:tcMar>
+              <w:top w:w="45" w:type="dxa"/>
+              <w:start w:w="38" w:type="dxa"/>
+              <w:bottom w:w="45" w:type="dxa"/>
+              <w:end w:w="38" w:type="dxa"/>
+              <w:left w:w="55" w:type="dxa"/>
+              <w:right w:w="55" w:type="dxa"/>
+            </w:tcMar>
+          </w:tcPr>
+          <w:p>
+            <w:pPr>
+              <w:keepNext w:val="0"/>
+              <w:spacing w:before="0" w:after="0" w:line="240" w:lineRule="auto"/>
+            </w:pPr>
+            <w:r>
+              <w:rPr>
+                <w:rFonts w:ascii="Times New Roman" w:hAnsi="Times New Roman" w:eastAsia="Times New Roman"/>
+                <w:b w:val="0"/>
+                <w:i w:val="0"/>
+                <w:sz w:val="18"/>
+              </w:rPr>
+              <w:t>Electronic-money, mobile-banking and QRIS payment value grew 1.8 to 11 times as fast as e-commerce value, 2023-2024.</w:t>
+            </w:r>
+          </w:p>
+        </w:tc>
+      </w:tr>
+    </w:tbl>
+    <w:p>
+      <w:pPr>
+        <w:spacing w:before="120" w:after="80" w:line="247" w:lineRule="auto"/>
+        <w:jc w:val="both"/>
+      </w:pPr>
+      <w:r>
+        <w:rPr>
+          <w:rFonts w:ascii="Times New Roman" w:hAnsi="Times New Roman" w:eastAsia="Times New Roman"/>
+          <w:b w:val="0"/>
+          <w:i w:val="0"/>
+          <w:sz w:val="24"/>
+        </w:rPr>
+        <w:t>The evidence is descriptive and the sample is small. The business-count decomposition is arithmetic, the recordkeeping result is an association, the Tokopedia reconciliation is an accounting identity rather than a causal estimate, and the ranges above are sensitivity ranges rather than statistical confidence intervals. Payment values are compared with e-commerce growth but are not treated as estimates of sales, and the compliance and revenue effects of PMK 37/2025 can be observed only after implementation.</w:t>
+      </w:r>
+    </w:p>
+    <w:p>
+      <w:pPr>
+        <w:spacing w:after="80" w:line="247" w:lineRule="auto"/>
+        <w:jc w:val="both"/>
+      </w:pPr>
+      <w:r>
+        <w:rPr>
+          <w:rFonts w:ascii="Times New Roman" w:hAnsi="Times New Roman" w:eastAsia="Times New Roman"/>
+          <w:b w:val="0"/>
+          <w:i w:val="0"/>
+          <w:sz w:val="24"/>
+        </w:rPr>
+        <w:t>Two sample decisions are put to the committee: whether Blibli and Bukalapak, whose reported figures extend beyond Indonesian goods marketplaces, enter the main longitudinal sample, and whether Grab and Shopee remain supporting evidence. The central results hold under either choice, because the growth result holds on directly reported pairs and the level result holds on Tokopedia alone.</w:t>
+      </w:r>
+    </w:p>
+    <w:p>
+      <w:pPr>
+        <w:pStyle w:val="Heading1"/>
+        <w:keepNext/>
+        <w:spacing w:before="140" w:after="80"/>
+        <w:jc w:val="left"/>
+      </w:pPr>
+      <w:r>
+        <w:rPr>
+          <w:rFonts w:ascii="Times New Roman" w:hAnsi="Times New Roman" w:eastAsia="Times New Roman"/>
+          <w:b/>
+          <w:i w:val="0"/>
+          <w:sz w:val="24"/>
+        </w:rPr>
+        <w:t>8. Next Steps</w:t>
+      </w:r>
+    </w:p>
+    <w:p>
+      <w:pPr>
+        <w:spacing w:after="80" w:line="247" w:lineRule="auto"/>
+        <w:jc w:val="both"/>
+      </w:pPr>
+      <w:r>
+        <w:rPr>
+          <w:rFonts w:ascii="Times New Roman" w:hAnsi="Times New Roman" w:eastAsia="Times New Roman"/>
+          <w:b w:val="0"/>
+          <w:i w:val="0"/>
+          <w:sz w:val="24"/>
+        </w:rPr>
+        <w:t>The main data and empirical framework are already assembled. The remaining work is to settle the sample decisions, complete the robustness checks, verify source consistency, and develop the preliminary results into the full thesis analysis.</w:t>
+      </w:r>
+    </w:p>
+    <w:p>
+      <w:pPr>
+        <w:keepNext/>
+        <w:spacing w:before="60" w:after="30" w:line="240" w:lineRule="auto"/>
+        <w:jc w:val="left"/>
+      </w:pPr>
+      <w:r>
+        <w:rPr>
+          <w:rFonts w:ascii="Times New Roman" w:hAnsi="Times New Roman" w:eastAsia="Times New Roman"/>
+          <w:b/>
+          <w:i/>
+          <w:sz w:val="19"/>
+        </w:rPr>
+        <w:t>Table 8. Planned work toward the final thesis.</w:t>
+      </w:r>
+    </w:p>
+    <w:tbl>
+      <w:tblPr>
+        <w:tblStyle w:val="TableGrid"/>
+        <w:tblW w:type="auto" w:w="0"/>
+        <w:jc w:val="center"/>
+        <w:tblLayout w:type="fixed"/>
+      </w:tblPr>
+      <w:tblGrid>
+        <w:gridCol w:w="2232"/>
+        <w:gridCol w:w="7315"/>
+      </w:tblGrid>
+      <w:tr>
+        <w:trPr>
+          <w:tblHeader w:val="true"/>
+          <w:cantSplit/>
+        </w:trPr>
+        <w:tc>
+          <w:tcPr>
+            <w:vAlign w:val="center"/>
+            <w:tcW w:w="2232" w:type="dxa"/>
+            <w:tcMar>
+              <w:top w:w="45" w:type="dxa"/>
+              <w:start w:w="38" w:type="dxa"/>
+              <w:bottom w:w="45" w:type="dxa"/>
+              <w:end w:w="38" w:type="dxa"/>
+              <w:left w:w="55" w:type="dxa"/>
+              <w:right w:w="55" w:type="dxa"/>
+            </w:tcMar>
+          </w:tcPr>
+          <w:p>
+            <w:pPr>
+              <w:keepNext/>
+              <w:spacing w:before="0" w:after="0" w:line="240" w:lineRule="auto"/>
+            </w:pPr>
             <w:r>
               <w:rPr>
                 <w:rFonts w:ascii="Times New Roman" w:hAnsi="Times New Roman" w:eastAsia="Times New Roman"/>
                 <w:b/>
+                <w:i w:val="0"/>
+                <w:sz w:val="18"/>
+              </w:rPr>
+              <w:t>Period</w:t>
+            </w:r>
+          </w:p>
+        </w:tc>
+        <w:tc>
+          <w:tcPr>
+            <w:vAlign w:val="center"/>
+            <w:tcW w:w="7315" w:type="dxa"/>
+            <w:tcMar>
+              <w:top w:w="45" w:type="dxa"/>
+              <w:start w:w="38" w:type="dxa"/>
+              <w:bottom w:w="45" w:type="dxa"/>
+              <w:end w:w="38" w:type="dxa"/>
+              <w:left w:w="55" w:type="dxa"/>
+              <w:right w:w="55" w:type="dxa"/>
+            </w:tcMar>
+          </w:tcPr>
+          <w:p>
+            <w:pPr>
+              <w:keepNext/>
+              <w:spacing w:before="0" w:after="0" w:line="240" w:lineRule="auto"/>
+            </w:pPr>
+            <w:r>
+              <w:rPr>
+                <w:rFonts w:ascii="Times New Roman" w:hAnsi="Times New Roman" w:eastAsia="Times New Roman"/>
+                <w:b/>
+                <w:i w:val="0"/>
                 <w:sz w:val="18"/>
               </w:rPr>
               <w:t>Planned work</w:t>
@@ -4754,7 +5913,8 @@
         </w:trPr>
         <w:tc>
           <w:tcPr>
-            <w:tcW w:type="dxa" w:w="2232"/>
+            <w:vAlign w:val="center"/>
+            <w:tcW w:w="2232" w:type="dxa"/>
             <w:tcMar>
               <w:top w:w="45" w:type="dxa"/>
               <w:start w:w="38" w:type="dxa"/>
@@ -4767,26 +5927,23 @@
           <w:p>
             <w:pPr>
               <w:keepNext/>
-              <w:spacing w:after="0" w:before="0" w:line="240" w:lineRule="auto"/>
+              <w:spacing w:before="0" w:after="0" w:line="240" w:lineRule="auto"/>
             </w:pPr>
             <w:r>
               <w:rPr>
                 <w:rFonts w:ascii="Times New Roman" w:hAnsi="Times New Roman" w:eastAsia="Times New Roman"/>
+                <w:b w:val="0"/>
+                <w:i w:val="0"/>
                 <w:sz w:val="18"/>
               </w:rPr>
-            </w:r>
-            <w:r>
-              <w:rPr>
-                <w:rFonts w:ascii="Times New Roman" w:hAnsi="Times New Roman" w:eastAsia="Times New Roman"/>
-                <w:sz w:val="18"/>
-              </w:rPr>
-              <w:t>September 2026</w:t>
+              <w:t>Proposal stage</w:t>
             </w:r>
           </w:p>
         </w:tc>
         <w:tc>
           <w:tcPr>
-            <w:tcW w:type="dxa" w:w="7315"/>
+            <w:vAlign w:val="center"/>
+            <w:tcW w:w="7315" w:type="dxa"/>
             <w:tcMar>
               <w:top w:w="45" w:type="dxa"/>
               <w:start w:w="38" w:type="dxa"/>
@@ -4799,20 +5956,16 @@
           <w:p>
             <w:pPr>
               <w:keepNext/>
-              <w:spacing w:after="0" w:before="0" w:line="240" w:lineRule="auto"/>
+              <w:spacing w:before="0" w:after="0" w:line="240" w:lineRule="auto"/>
             </w:pPr>
             <w:r>
               <w:rPr>
                 <w:rFonts w:ascii="Times New Roman" w:hAnsi="Times New Roman" w:eastAsia="Times New Roman"/>
+                <w:b w:val="0"/>
+                <w:i w:val="0"/>
                 <w:sz w:val="18"/>
               </w:rPr>
-            </w:r>
-            <w:r>
-              <w:rPr>
-                <w:rFonts w:ascii="Times New Roman" w:hAnsi="Times New Roman" w:eastAsia="Times New Roman"/>
-                <w:sz w:val="18"/>
-              </w:rPr>
-              <w:t>Advisor review of the empirical package; proposal oral examination; freeze the sample-admission rule and the checks the committee requests.</w:t>
+              <w:t>Incorporate feedback from the proposal examination and finalize the empirical specification.</w:t>
             </w:r>
           </w:p>
         </w:tc>
@@ -4823,7 +5976,8 @@
         </w:trPr>
         <w:tc>
           <w:tcPr>
-            <w:tcW w:type="dxa" w:w="2232"/>
+            <w:vAlign w:val="center"/>
+            <w:tcW w:w="2232" w:type="dxa"/>
             <w:tcMar>
               <w:top w:w="45" w:type="dxa"/>
               <w:start w:w="38" w:type="dxa"/>
@@ -4836,17 +5990,13 @@
           <w:p>
             <w:pPr>
               <w:keepNext/>
-              <w:spacing w:after="0" w:before="0" w:line="240" w:lineRule="auto"/>
+              <w:spacing w:before="0" w:after="0" w:line="240" w:lineRule="auto"/>
             </w:pPr>
             <w:r>
               <w:rPr>
                 <w:rFonts w:ascii="Times New Roman" w:hAnsi="Times New Roman" w:eastAsia="Times New Roman"/>
-                <w:sz w:val="18"/>
-              </w:rPr>
-            </w:r>
-            <w:r>
-              <w:rPr>
-                <w:rFonts w:ascii="Times New Roman" w:hAnsi="Times New Roman" w:eastAsia="Times New Roman"/>
+                <w:b w:val="0"/>
+                <w:i w:val="0"/>
                 <w:sz w:val="18"/>
               </w:rPr>
               <w:t>October-November 2026</w:t>
@@ -4855,7 +6005,8 @@
         </w:tc>
         <w:tc>
           <w:tcPr>
-            <w:tcW w:type="dxa" w:w="7315"/>
+            <w:vAlign w:val="center"/>
+            <w:tcW w:w="7315" w:type="dxa"/>
             <w:tcMar>
               <w:top w:w="45" w:type="dxa"/>
               <w:start w:w="38" w:type="dxa"/>
@@ -4868,20 +6019,16 @@
           <w:p>
             <w:pPr>
               <w:keepNext/>
-              <w:spacing w:after="0" w:before="0" w:line="240" w:lineRule="auto"/>
+              <w:spacing w:before="0" w:after="0" w:line="240" w:lineRule="auto"/>
             </w:pPr>
             <w:r>
               <w:rPr>
                 <w:rFonts w:ascii="Times New Roman" w:hAnsi="Times New Roman" w:eastAsia="Times New Roman"/>
+                <w:b w:val="0"/>
+                <w:i w:val="0"/>
                 <w:sz w:val="18"/>
               </w:rPr>
-            </w:r>
-            <w:r>
-              <w:rPr>
-                <w:rFonts w:ascii="Times New Roman" w:hAnsi="Times New Roman" w:eastAsia="Times New Roman"/>
-                <w:sz w:val="18"/>
-              </w:rPr>
-              <w:t>Complete requested reconciliations and source concordance; extend sensitivity to the approved tier boundary; freeze thesis tables and figures.</w:t>
+              <w:t>Complete remaining source checks and robustness analysis; finalize the main tables and figures.</w:t>
             </w:r>
           </w:p>
         </w:tc>
@@ -4892,7 +6039,8 @@
         </w:trPr>
         <w:tc>
           <w:tcPr>
-            <w:tcW w:type="dxa" w:w="2232"/>
+            <w:vAlign w:val="center"/>
+            <w:tcW w:w="2232" w:type="dxa"/>
             <w:tcMar>
               <w:top w:w="45" w:type="dxa"/>
               <w:start w:w="38" w:type="dxa"/>
@@ -4905,26 +6053,23 @@
           <w:p>
             <w:pPr>
               <w:keepNext w:val="0"/>
-              <w:spacing w:after="0" w:before="0" w:line="240" w:lineRule="auto"/>
+              <w:spacing w:before="0" w:after="0" w:line="240" w:lineRule="auto"/>
             </w:pPr>
             <w:r>
               <w:rPr>
                 <w:rFonts w:ascii="Times New Roman" w:hAnsi="Times New Roman" w:eastAsia="Times New Roman"/>
+                <w:b w:val="0"/>
+                <w:i w:val="0"/>
                 <w:sz w:val="18"/>
               </w:rPr>
-            </w:r>
-            <w:r>
-              <w:rPr>
-                <w:rFonts w:ascii="Times New Roman" w:hAnsi="Times New Roman" w:eastAsia="Times New Roman"/>
-                <w:sz w:val="18"/>
-              </w:rPr>
-              <w:t>Before the final defence</w:t>
+              <w:t>Before the final defense</w:t>
             </w:r>
           </w:p>
         </w:tc>
         <w:tc>
           <w:tcPr>
-            <w:tcW w:type="dxa" w:w="7315"/>
+            <w:vAlign w:val="center"/>
+            <w:tcW w:w="7315" w:type="dxa"/>
             <w:tcMar>
               <w:top w:w="45" w:type="dxa"/>
               <w:start w:w="38" w:type="dxa"/>
@@ -4937,20 +6082,16 @@
           <w:p>
             <w:pPr>
               <w:keepNext w:val="0"/>
-              <w:spacing w:after="0" w:before="0" w:line="240" w:lineRule="auto"/>
+              <w:spacing w:before="0" w:after="0" w:line="240" w:lineRule="auto"/>
             </w:pPr>
             <w:r>
               <w:rPr>
                 <w:rFonts w:ascii="Times New Roman" w:hAnsi="Times New Roman" w:eastAsia="Times New Roman"/>
+                <w:b w:val="0"/>
+                <w:i w:val="0"/>
                 <w:sz w:val="18"/>
               </w:rPr>
-            </w:r>
-            <w:r>
-              <w:rPr>
-                <w:rFonts w:ascii="Times New Roman" w:hAnsi="Times New Roman" w:eastAsia="Times New Roman"/>
-                <w:sz w:val="18"/>
-              </w:rPr>
-              <w:t>Rebuild the manuscript under the approved sample; retain supporting payment, ASEAN and global modules only where they advance the final argument.</w:t>
+              <w:t>Complete the full manuscript, integrate supporting evidence where it strengthens the argument, and conduct the final citation and consistency review.</w:t>
             </w:r>
           </w:p>
         </w:tc>
@@ -4958,16 +6099,17 @@
     </w:tbl>
     <w:p>
       <w:pPr>
-        <w:spacing w:line="247" w:lineRule="auto" w:after="80" w:before="0"/>
+        <w:spacing w:before="120" w:after="80" w:line="247" w:lineRule="auto"/>
         <w:jc w:val="both"/>
       </w:pPr>
       <w:r>
         <w:rPr>
-          <w:rFonts w:ascii="Times New Roman" w:hAnsi="Times New Roman" w:cs="Times New Roman" w:eastAsia="Times New Roman"/>
+          <w:rFonts w:ascii="Times New Roman" w:hAnsi="Times New Roman" w:eastAsia="Times New Roman"/>
+          <w:b w:val="0"/>
           <w:i w:val="0"/>
           <w:sz w:val="24"/>
         </w:rPr>
-        <w:t>The proposal establishes that the records used to measure Indonesia's platform economy diverge far more than their interchangeable use assumes. Platform revenue understates the level of platform commerce by more than an order of magnitude and misstates its growth, marketplace statistics miss almost all of the recent expansion, and payment data outrun commerce by up to eleven times. What remains is to fix the sample boundary, complete the checks the committee requires and build the thesis on that decision; the data, the evidence tiers and the reproducible backend are already in place.</w:t>
+        <w:t>The proposed study begins from a simple distinction between the value a platform processes and the revenue it recognizes. The preliminary evidence shows that this boundary is economically large, changes through time, and gives a different account of Indonesia's digital economy from national statistics and payment records. The final thesis measures how far those accounts diverge and which conclusions change when one record is used in place of another.</w:t>
       </w:r>
     </w:p>
     <w:p>
@@ -4979,11 +6121,12 @@
       </w:pPr>
       <w:r>
         <w:rPr>
-          <w:rFonts w:ascii="Times New Roman" w:hAnsi="Times New Roman" w:cs="Times New Roman" w:eastAsia="Times New Roman"/>
+          <w:rFonts w:ascii="Times New Roman" w:hAnsi="Times New Roman" w:eastAsia="Times New Roman"/>
           <w:b/>
+          <w:i w:val="0"/>
           <w:sz w:val="24"/>
         </w:rPr>
-        <w:t>Appendix A - data sources by evidence class</w:t>
+        <w:t>Appendix A - Data Sources by Evidence Type</w:t>
       </w:r>
     </w:p>
     <w:p>
@@ -4994,12 +6137,12 @@
       </w:pPr>
       <w:r>
         <w:rPr>
-          <w:rFonts w:ascii="Times New Roman" w:hAnsi="Times New Roman" w:cs="Times New Roman" w:eastAsia="Times New Roman"/>
+          <w:rFonts w:ascii="Times New Roman" w:hAnsi="Times New Roman" w:eastAsia="Times New Roman"/>
           <w:b/>
           <w:i/>
           <w:sz w:val="19"/>
         </w:rPr>
-        <w:t>Table A1. Source lineage by evidence class.</w:t>
+        <w:t>Table A1. Source lineage by evidence type.</w:t>
       </w:r>
     </w:p>
     <w:tbl>
@@ -5008,13 +6151,12 @@
         <w:tblW w:type="auto" w:w="0"/>
         <w:jc w:val="center"/>
         <w:tblLayout w:type="fixed"/>
-        <w:tblLook w:firstColumn="1" w:firstRow="1" w:lastColumn="0" w:lastRow="0" w:noHBand="0" w:noVBand="1" w:val="04A0"/>
       </w:tblPr>
       <w:tblGrid>
-        <w:gridCol w:w="2160"/>
-        <w:gridCol w:w="2160"/>
-        <w:gridCol w:w="3096"/>
-        <w:gridCol w:w="2131"/>
+        <w:gridCol w:w="2000"/>
+        <w:gridCol w:w="2100"/>
+        <w:gridCol w:w="2900"/>
+        <w:gridCol w:w="2547"/>
       </w:tblGrid>
       <w:tr>
         <w:trPr>
@@ -5023,145 +6165,117 @@
         </w:trPr>
         <w:tc>
           <w:tcPr>
-            <w:tcW w:type="dxa" w:w="2160"/>
             <w:vAlign w:val="center"/>
+            <w:tcW w:w="2000" w:type="dxa"/>
             <w:tcMar>
               <w:top w:w="45" w:type="dxa"/>
+              <w:start w:w="38" w:type="dxa"/>
               <w:bottom w:w="45" w:type="dxa"/>
+              <w:end w:w="38" w:type="dxa"/>
               <w:left w:w="55" w:type="dxa"/>
               <w:right w:w="55" w:type="dxa"/>
-              <w:start w:w="38" w:type="dxa"/>
-              <w:end w:w="38" w:type="dxa"/>
             </w:tcMar>
           </w:tcPr>
           <w:p>
             <w:pPr>
               <w:keepNext/>
               <w:spacing w:before="0" w:after="0" w:line="240" w:lineRule="auto"/>
-              <w:jc w:val="left"/>
             </w:pPr>
             <w:r>
               <w:rPr>
-                <w:rFonts w:ascii="Times New Roman" w:hAnsi="Times New Roman" w:cs="Times New Roman" w:eastAsia="Times New Roman"/>
+                <w:rFonts w:ascii="Times New Roman" w:hAnsi="Times New Roman" w:eastAsia="Times New Roman"/>
                 <w:b/>
+                <w:i w:val="0"/>
                 <w:sz w:val="18"/>
               </w:rPr>
-            </w:r>
-            <w:r>
-              <w:rPr>
-                <w:rFonts w:ascii="Times New Roman" w:hAnsi="Times New Roman" w:cs="Times New Roman" w:eastAsia="Times New Roman"/>
-                <w:b/>
-                <w:sz w:val="18"/>
-              </w:rPr>
-              <w:t>Tier</w:t>
+              <w:t>Evidence type</w:t>
             </w:r>
           </w:p>
         </w:tc>
         <w:tc>
           <w:tcPr>
-            <w:tcW w:type="dxa" w:w="2160"/>
             <w:vAlign w:val="center"/>
+            <w:tcW w:w="2100" w:type="dxa"/>
             <w:tcMar>
               <w:top w:w="45" w:type="dxa"/>
+              <w:start w:w="38" w:type="dxa"/>
               <w:bottom w:w="45" w:type="dxa"/>
+              <w:end w:w="38" w:type="dxa"/>
               <w:left w:w="55" w:type="dxa"/>
               <w:right w:w="55" w:type="dxa"/>
-              <w:start w:w="38" w:type="dxa"/>
-              <w:end w:w="38" w:type="dxa"/>
             </w:tcMar>
           </w:tcPr>
           <w:p>
             <w:pPr>
               <w:keepNext/>
               <w:spacing w:before="0" w:after="0" w:line="240" w:lineRule="auto"/>
-              <w:jc w:val="left"/>
             </w:pPr>
             <w:r>
               <w:rPr>
-                <w:rFonts w:ascii="Times New Roman" w:hAnsi="Times New Roman" w:cs="Times New Roman" w:eastAsia="Times New Roman"/>
+                <w:rFonts w:ascii="Times New Roman" w:hAnsi="Times New Roman" w:eastAsia="Times New Roman"/>
                 <w:b/>
+                <w:i w:val="0"/>
                 <w:sz w:val="18"/>
               </w:rPr>
-            </w:r>
-            <w:r>
-              <w:rPr>
-                <w:rFonts w:ascii="Times New Roman" w:hAnsi="Times New Roman" w:cs="Times New Roman" w:eastAsia="Times New Roman"/>
-                <w:b/>
-                <w:sz w:val="18"/>
-              </w:rPr>
-              <w:t>Series</w:t>
+              <w:t>Platform or source</w:t>
             </w:r>
           </w:p>
         </w:tc>
         <w:tc>
           <w:tcPr>
-            <w:tcW w:type="dxa" w:w="3096"/>
             <w:vAlign w:val="center"/>
+            <w:tcW w:w="2900" w:type="dxa"/>
             <w:tcMar>
               <w:top w:w="45" w:type="dxa"/>
+              <w:start w:w="38" w:type="dxa"/>
               <w:bottom w:w="45" w:type="dxa"/>
+              <w:end w:w="38" w:type="dxa"/>
               <w:left w:w="55" w:type="dxa"/>
               <w:right w:w="55" w:type="dxa"/>
-              <w:start w:w="38" w:type="dxa"/>
-              <w:end w:w="38" w:type="dxa"/>
             </w:tcMar>
           </w:tcPr>
           <w:p>
             <w:pPr>
               <w:keepNext/>
               <w:spacing w:before="0" w:after="0" w:line="240" w:lineRule="auto"/>
-              <w:jc w:val="left"/>
             </w:pPr>
             <w:r>
               <w:rPr>
-                <w:rFonts w:ascii="Times New Roman" w:hAnsi="Times New Roman" w:cs="Times New Roman" w:eastAsia="Times New Roman"/>
+                <w:rFonts w:ascii="Times New Roman" w:hAnsi="Times New Roman" w:eastAsia="Times New Roman"/>
                 <w:b/>
+                <w:i w:val="0"/>
                 <w:sz w:val="18"/>
               </w:rPr>
-            </w:r>
-            <w:r>
-              <w:rPr>
-                <w:rFonts w:ascii="Times New Roman" w:hAnsi="Times New Roman" w:cs="Times New Roman" w:eastAsia="Times New Roman"/>
-                <w:b/>
-                <w:sz w:val="18"/>
-              </w:rPr>
-              <w:t>Source of V</w:t>
+              <w:t>Transaction-value source</w:t>
             </w:r>
           </w:p>
         </w:tc>
         <w:tc>
           <w:tcPr>
-            <w:tcW w:type="dxa" w:w="2131"/>
             <w:vAlign w:val="center"/>
+            <w:tcW w:w="2547" w:type="dxa"/>
             <w:tcMar>
               <w:top w:w="45" w:type="dxa"/>
+              <w:start w:w="38" w:type="dxa"/>
               <w:bottom w:w="45" w:type="dxa"/>
+              <w:end w:w="38" w:type="dxa"/>
               <w:left w:w="55" w:type="dxa"/>
               <w:right w:w="55" w:type="dxa"/>
-              <w:start w:w="38" w:type="dxa"/>
-              <w:end w:w="38" w:type="dxa"/>
             </w:tcMar>
           </w:tcPr>
           <w:p>
             <w:pPr>
               <w:keepNext/>
               <w:spacing w:before="0" w:after="0" w:line="240" w:lineRule="auto"/>
-              <w:jc w:val="left"/>
             </w:pPr>
             <w:r>
               <w:rPr>
-                <w:rFonts w:ascii="Times New Roman" w:hAnsi="Times New Roman" w:cs="Times New Roman" w:eastAsia="Times New Roman"/>
+                <w:rFonts w:ascii="Times New Roman" w:hAnsi="Times New Roman" w:eastAsia="Times New Roman"/>
                 <w:b/>
+                <w:i w:val="0"/>
                 <w:sz w:val="18"/>
               </w:rPr>
-            </w:r>
-            <w:r>
-              <w:rPr>
-                <w:rFonts w:ascii="Times New Roman" w:hAnsi="Times New Roman" w:cs="Times New Roman" w:eastAsia="Times New Roman"/>
-                <w:b/>
-                <w:sz w:val="18"/>
-              </w:rPr>
-              <w:t>Source of R</w:t>
+              <w:t>Revenue or comparison source</w:t>
             </w:r>
           </w:p>
         </w:tc>
@@ -5172,32 +6286,26 @@
         </w:trPr>
         <w:tc>
           <w:tcPr>
-            <w:tcW w:type="dxa" w:w="2160"/>
             <w:vAlign w:val="center"/>
+            <w:tcW w:w="2000" w:type="dxa"/>
             <w:tcMar>
               <w:top w:w="45" w:type="dxa"/>
+              <w:start w:w="38" w:type="dxa"/>
               <w:bottom w:w="45" w:type="dxa"/>
+              <w:end w:w="38" w:type="dxa"/>
               <w:left w:w="55" w:type="dxa"/>
               <w:right w:w="55" w:type="dxa"/>
-              <w:start w:w="38" w:type="dxa"/>
-              <w:end w:w="38" w:type="dxa"/>
             </w:tcMar>
           </w:tcPr>
           <w:p>
             <w:pPr>
               <w:keepNext/>
               <w:spacing w:before="0" w:after="0" w:line="240" w:lineRule="auto"/>
-              <w:jc w:val="left"/>
             </w:pPr>
             <w:r>
               <w:rPr>
-                <w:rFonts w:ascii="Times New Roman" w:hAnsi="Times New Roman" w:cs="Times New Roman" w:eastAsia="Times New Roman"/>
-                <w:sz w:val="18"/>
-              </w:rPr>
-            </w:r>
-            <w:r>
-              <w:rPr>
-                <w:rFonts w:ascii="Times New Roman" w:hAnsi="Times New Roman" w:cs="Times New Roman" w:eastAsia="Times New Roman"/>
+                <w:rFonts w:ascii="Times New Roman" w:hAnsi="Times New Roman" w:eastAsia="Times New Roman"/>
+                <w:b w:val="0"/>
                 <w:i w:val="0"/>
                 <w:sz w:val="18"/>
               </w:rPr>
@@ -5207,32 +6315,26 @@
         </w:tc>
         <w:tc>
           <w:tcPr>
-            <w:tcW w:type="dxa" w:w="2160"/>
             <w:vAlign w:val="center"/>
+            <w:tcW w:w="2100" w:type="dxa"/>
             <w:tcMar>
               <w:top w:w="45" w:type="dxa"/>
+              <w:start w:w="38" w:type="dxa"/>
               <w:bottom w:w="45" w:type="dxa"/>
+              <w:end w:w="38" w:type="dxa"/>
               <w:left w:w="55" w:type="dxa"/>
               <w:right w:w="55" w:type="dxa"/>
-              <w:start w:w="38" w:type="dxa"/>
-              <w:end w:w="38" w:type="dxa"/>
             </w:tcMar>
           </w:tcPr>
           <w:p>
             <w:pPr>
               <w:keepNext/>
               <w:spacing w:before="0" w:after="0" w:line="240" w:lineRule="auto"/>
-              <w:jc w:val="left"/>
             </w:pPr>
             <w:r>
               <w:rPr>
-                <w:rFonts w:ascii="Times New Roman" w:hAnsi="Times New Roman" w:cs="Times New Roman" w:eastAsia="Times New Roman"/>
-                <w:sz w:val="18"/>
-              </w:rPr>
-            </w:r>
-            <w:r>
-              <w:rPr>
-                <w:rFonts w:ascii="Times New Roman" w:hAnsi="Times New Roman" w:cs="Times New Roman" w:eastAsia="Times New Roman"/>
+                <w:rFonts w:ascii="Times New Roman" w:hAnsi="Times New Roman" w:eastAsia="Times New Roman"/>
+                <w:b w:val="0"/>
                 <w:i w:val="0"/>
                 <w:sz w:val="18"/>
               </w:rPr>
@@ -5242,32 +6344,26 @@
         </w:tc>
         <w:tc>
           <w:tcPr>
-            <w:tcW w:type="dxa" w:w="3096"/>
             <w:vAlign w:val="center"/>
+            <w:tcW w:w="2900" w:type="dxa"/>
             <w:tcMar>
               <w:top w:w="45" w:type="dxa"/>
+              <w:start w:w="38" w:type="dxa"/>
               <w:bottom w:w="45" w:type="dxa"/>
+              <w:end w:w="38" w:type="dxa"/>
               <w:left w:w="55" w:type="dxa"/>
               <w:right w:w="55" w:type="dxa"/>
-              <w:start w:w="38" w:type="dxa"/>
-              <w:end w:w="38" w:type="dxa"/>
             </w:tcMar>
           </w:tcPr>
           <w:p>
             <w:pPr>
               <w:keepNext/>
               <w:spacing w:before="0" w:after="0" w:line="240" w:lineRule="auto"/>
-              <w:jc w:val="left"/>
             </w:pPr>
             <w:r>
               <w:rPr>
-                <w:rFonts w:ascii="Times New Roman" w:hAnsi="Times New Roman" w:cs="Times New Roman" w:eastAsia="Times New Roman"/>
-                <w:sz w:val="18"/>
-              </w:rPr>
-            </w:r>
-            <w:r>
-              <w:rPr>
-                <w:rFonts w:ascii="Times New Roman" w:hAnsi="Times New Roman" w:cs="Times New Roman" w:eastAsia="Times New Roman"/>
+                <w:rFonts w:ascii="Times New Roman" w:hAnsi="Times New Roman" w:eastAsia="Times New Roman"/>
+                <w:b w:val="0"/>
                 <w:i w:val="0"/>
                 <w:sz w:val="18"/>
               </w:rPr>
@@ -5277,32 +6373,26 @@
         </w:tc>
         <w:tc>
           <w:tcPr>
-            <w:tcW w:type="dxa" w:w="2131"/>
             <w:vAlign w:val="center"/>
+            <w:tcW w:w="2547" w:type="dxa"/>
             <w:tcMar>
               <w:top w:w="45" w:type="dxa"/>
+              <w:start w:w="38" w:type="dxa"/>
               <w:bottom w:w="45" w:type="dxa"/>
+              <w:end w:w="38" w:type="dxa"/>
               <w:left w:w="55" w:type="dxa"/>
               <w:right w:w="55" w:type="dxa"/>
-              <w:start w:w="38" w:type="dxa"/>
-              <w:end w:w="38" w:type="dxa"/>
             </w:tcMar>
           </w:tcPr>
           <w:p>
             <w:pPr>
               <w:keepNext/>
               <w:spacing w:before="0" w:after="0" w:line="240" w:lineRule="auto"/>
-              <w:jc w:val="left"/>
             </w:pPr>
             <w:r>
               <w:rPr>
-                <w:rFonts w:ascii="Times New Roman" w:hAnsi="Times New Roman" w:cs="Times New Roman" w:eastAsia="Times New Roman"/>
-                <w:sz w:val="18"/>
-              </w:rPr>
-            </w:r>
-            <w:r>
-              <w:rPr>
-                <w:rFonts w:ascii="Times New Roman" w:hAnsi="Times New Roman" w:cs="Times New Roman" w:eastAsia="Times New Roman"/>
+                <w:rFonts w:ascii="Times New Roman" w:hAnsi="Times New Roman" w:eastAsia="Times New Roman"/>
+                <w:b w:val="0"/>
                 <w:i w:val="0"/>
                 <w:sz w:val="18"/>
               </w:rPr>
@@ -5317,102 +6407,84 @@
         </w:trPr>
         <w:tc>
           <w:tcPr>
-            <w:tcW w:type="dxa" w:w="2160"/>
             <w:vAlign w:val="center"/>
+            <w:tcW w:w="2000" w:type="dxa"/>
             <w:tcMar>
               <w:top w:w="45" w:type="dxa"/>
+              <w:start w:w="38" w:type="dxa"/>
               <w:bottom w:w="45" w:type="dxa"/>
+              <w:end w:w="38" w:type="dxa"/>
               <w:left w:w="55" w:type="dxa"/>
               <w:right w:w="55" w:type="dxa"/>
-              <w:start w:w="38" w:type="dxa"/>
-              <w:end w:w="38" w:type="dxa"/>
             </w:tcMar>
           </w:tcPr>
           <w:p>
             <w:pPr>
               <w:keepNext/>
               <w:spacing w:before="0" w:after="0" w:line="240" w:lineRule="auto"/>
-              <w:jc w:val="left"/>
             </w:pPr>
             <w:r>
               <w:rPr>
-                <w:rFonts w:ascii="Times New Roman" w:hAnsi="Times New Roman" w:cs="Times New Roman" w:eastAsia="Times New Roman"/>
-                <w:sz w:val="18"/>
-              </w:rPr>
-            </w:r>
-            <w:r>
-              <w:rPr>
-                <w:rFonts w:ascii="Times New Roman" w:hAnsi="Times New Roman" w:cs="Times New Roman" w:eastAsia="Times New Roman"/>
+                <w:rFonts w:ascii="Times New Roman" w:hAnsi="Times New Roman" w:eastAsia="Times New Roman"/>
+                <w:b w:val="0"/>
                 <w:i w:val="0"/>
                 <w:sz w:val="18"/>
               </w:rPr>
-              <w:t>Direct, scope-pending</w:t>
+              <w:t>Company-reported, broader scope</w:t>
             </w:r>
           </w:p>
         </w:tc>
         <w:tc>
           <w:tcPr>
-            <w:tcW w:type="dxa" w:w="2160"/>
             <w:vAlign w:val="center"/>
+            <w:tcW w:w="2100" w:type="dxa"/>
             <w:tcMar>
               <w:top w:w="45" w:type="dxa"/>
+              <w:start w:w="38" w:type="dxa"/>
               <w:bottom w:w="45" w:type="dxa"/>
+              <w:end w:w="38" w:type="dxa"/>
               <w:left w:w="55" w:type="dxa"/>
               <w:right w:w="55" w:type="dxa"/>
-              <w:start w:w="38" w:type="dxa"/>
-              <w:end w:w="38" w:type="dxa"/>
             </w:tcMar>
           </w:tcPr>
           <w:p>
             <w:pPr>
               <w:keepNext/>
               <w:spacing w:before="0" w:after="0" w:line="240" w:lineRule="auto"/>
-              <w:jc w:val="left"/>
             </w:pPr>
             <w:r>
               <w:rPr>
-                <w:rFonts w:ascii="Times New Roman" w:hAnsi="Times New Roman" w:cs="Times New Roman" w:eastAsia="Times New Roman"/>
-                <w:sz w:val="18"/>
-              </w:rPr>
-            </w:r>
-            <w:r>
-              <w:rPr>
-                <w:rFonts w:ascii="Times New Roman" w:hAnsi="Times New Roman" w:cs="Times New Roman" w:eastAsia="Times New Roman"/>
+                <w:rFonts w:ascii="Times New Roman" w:hAnsi="Times New Roman" w:eastAsia="Times New Roman"/>
+                <w:b w:val="0"/>
                 <w:i w:val="0"/>
                 <w:sz w:val="18"/>
               </w:rPr>
-              <w:t>Blibli 3P Retail</w:t>
+              <w:t>Blibli third-party business</w:t>
             </w:r>
           </w:p>
         </w:tc>
         <w:tc>
           <w:tcPr>
-            <w:tcW w:type="dxa" w:w="3096"/>
             <w:vAlign w:val="center"/>
+            <w:tcW w:w="2900" w:type="dxa"/>
             <w:tcMar>
               <w:top w:w="45" w:type="dxa"/>
+              <w:start w:w="38" w:type="dxa"/>
               <w:bottom w:w="45" w:type="dxa"/>
+              <w:end w:w="38" w:type="dxa"/>
               <w:left w:w="55" w:type="dxa"/>
               <w:right w:w="55" w:type="dxa"/>
-              <w:start w:w="38" w:type="dxa"/>
-              <w:end w:w="38" w:type="dxa"/>
             </w:tcMar>
           </w:tcPr>
           <w:p>
             <w:pPr>
               <w:keepNext/>
               <w:spacing w:before="0" w:after="0" w:line="240" w:lineRule="auto"/>
-              <w:jc w:val="left"/>
             </w:pPr>
             <w:r>
               <w:rPr>
-                <w:rFonts w:ascii="Times New Roman" w:hAnsi="Times New Roman" w:cs="Times New Roman" w:eastAsia="Times New Roman"/>
-                <w:sz w:val="18"/>
-              </w:rPr>
-            </w:r>
-            <w:r>
-              <w:rPr>
-                <w:rFonts w:ascii="Times New Roman" w:hAnsi="Times New Roman" w:cs="Times New Roman" w:eastAsia="Times New Roman"/>
+                <w:rFonts w:ascii="Times New Roman" w:hAnsi="Times New Roman" w:eastAsia="Times New Roman"/>
+                <w:b w:val="0"/>
                 <w:i w:val="0"/>
                 <w:sz w:val="18"/>
               </w:rPr>
@@ -5422,32 +6494,26 @@
         </w:tc>
         <w:tc>
           <w:tcPr>
-            <w:tcW w:type="dxa" w:w="2131"/>
             <w:vAlign w:val="center"/>
+            <w:tcW w:w="2547" w:type="dxa"/>
             <w:tcMar>
               <w:top w:w="45" w:type="dxa"/>
+              <w:start w:w="38" w:type="dxa"/>
               <w:bottom w:w="45" w:type="dxa"/>
+              <w:end w:w="38" w:type="dxa"/>
               <w:left w:w="55" w:type="dxa"/>
               <w:right w:w="55" w:type="dxa"/>
-              <w:start w:w="38" w:type="dxa"/>
-              <w:end w:w="38" w:type="dxa"/>
             </w:tcMar>
           </w:tcPr>
           <w:p>
             <w:pPr>
               <w:keepNext/>
               <w:spacing w:before="0" w:after="0" w:line="240" w:lineRule="auto"/>
-              <w:jc w:val="left"/>
             </w:pPr>
             <w:r>
               <w:rPr>
-                <w:rFonts w:ascii="Times New Roman" w:hAnsi="Times New Roman" w:cs="Times New Roman" w:eastAsia="Times New Roman"/>
-                <w:sz w:val="18"/>
-              </w:rPr>
-            </w:r>
-            <w:r>
-              <w:rPr>
-                <w:rFonts w:ascii="Times New Roman" w:hAnsi="Times New Roman" w:cs="Times New Roman" w:eastAsia="Times New Roman"/>
+                <w:rFonts w:ascii="Times New Roman" w:hAnsi="Times New Roman" w:eastAsia="Times New Roman"/>
+                <w:b w:val="0"/>
                 <w:i w:val="0"/>
                 <w:sz w:val="18"/>
               </w:rPr>
@@ -5462,67 +6528,55 @@
         </w:trPr>
         <w:tc>
           <w:tcPr>
-            <w:tcW w:type="dxa" w:w="2160"/>
             <w:vAlign w:val="center"/>
+            <w:tcW w:w="2000" w:type="dxa"/>
             <w:tcMar>
               <w:top w:w="45" w:type="dxa"/>
+              <w:start w:w="38" w:type="dxa"/>
               <w:bottom w:w="45" w:type="dxa"/>
+              <w:end w:w="38" w:type="dxa"/>
               <w:left w:w="55" w:type="dxa"/>
               <w:right w:w="55" w:type="dxa"/>
-              <w:start w:w="38" w:type="dxa"/>
-              <w:end w:w="38" w:type="dxa"/>
             </w:tcMar>
           </w:tcPr>
           <w:p>
             <w:pPr>
               <w:keepNext/>
               <w:spacing w:before="0" w:after="0" w:line="240" w:lineRule="auto"/>
-              <w:jc w:val="left"/>
             </w:pPr>
             <w:r>
               <w:rPr>
-                <w:rFonts w:ascii="Times New Roman" w:hAnsi="Times New Roman" w:cs="Times New Roman" w:eastAsia="Times New Roman"/>
-                <w:sz w:val="18"/>
-              </w:rPr>
-            </w:r>
-            <w:r>
-              <w:rPr>
-                <w:rFonts w:ascii="Times New Roman" w:hAnsi="Times New Roman" w:cs="Times New Roman" w:eastAsia="Times New Roman"/>
+                <w:rFonts w:ascii="Times New Roman" w:hAnsi="Times New Roman" w:eastAsia="Times New Roman"/>
+                <w:b w:val="0"/>
                 <w:i w:val="0"/>
                 <w:sz w:val="18"/>
               </w:rPr>
-              <w:t>Direct, scope-pending</w:t>
+              <w:t>Company-reported, broader scope</w:t>
             </w:r>
           </w:p>
         </w:tc>
         <w:tc>
           <w:tcPr>
-            <w:tcW w:type="dxa" w:w="2160"/>
             <w:vAlign w:val="center"/>
+            <w:tcW w:w="2100" w:type="dxa"/>
             <w:tcMar>
               <w:top w:w="45" w:type="dxa"/>
+              <w:start w:w="38" w:type="dxa"/>
               <w:bottom w:w="45" w:type="dxa"/>
+              <w:end w:w="38" w:type="dxa"/>
               <w:left w:w="55" w:type="dxa"/>
               <w:right w:w="55" w:type="dxa"/>
-              <w:start w:w="38" w:type="dxa"/>
-              <w:end w:w="38" w:type="dxa"/>
             </w:tcMar>
           </w:tcPr>
           <w:p>
             <w:pPr>
               <w:keepNext/>
               <w:spacing w:before="0" w:after="0" w:line="240" w:lineRule="auto"/>
-              <w:jc w:val="left"/>
             </w:pPr>
             <w:r>
               <w:rPr>
-                <w:rFonts w:ascii="Times New Roman" w:hAnsi="Times New Roman" w:cs="Times New Roman" w:eastAsia="Times New Roman"/>
-                <w:sz w:val="18"/>
-              </w:rPr>
-            </w:r>
-            <w:r>
-              <w:rPr>
-                <w:rFonts w:ascii="Times New Roman" w:hAnsi="Times New Roman" w:cs="Times New Roman" w:eastAsia="Times New Roman"/>
+                <w:rFonts w:ascii="Times New Roman" w:hAnsi="Times New Roman" w:eastAsia="Times New Roman"/>
+                <w:b w:val="0"/>
                 <w:i w:val="0"/>
                 <w:sz w:val="18"/>
               </w:rPr>
@@ -5532,32 +6586,26 @@
         </w:tc>
         <w:tc>
           <w:tcPr>
-            <w:tcW w:type="dxa" w:w="3096"/>
             <w:vAlign w:val="center"/>
+            <w:tcW w:w="2900" w:type="dxa"/>
             <w:tcMar>
               <w:top w:w="45" w:type="dxa"/>
+              <w:start w:w="38" w:type="dxa"/>
               <w:bottom w:w="45" w:type="dxa"/>
+              <w:end w:w="38" w:type="dxa"/>
               <w:left w:w="55" w:type="dxa"/>
               <w:right w:w="55" w:type="dxa"/>
-              <w:start w:w="38" w:type="dxa"/>
-              <w:end w:w="38" w:type="dxa"/>
             </w:tcMar>
           </w:tcPr>
           <w:p>
             <w:pPr>
               <w:keepNext/>
               <w:spacing w:before="0" w:after="0" w:line="240" w:lineRule="auto"/>
-              <w:jc w:val="left"/>
             </w:pPr>
             <w:r>
               <w:rPr>
-                <w:rFonts w:ascii="Times New Roman" w:hAnsi="Times New Roman" w:cs="Times New Roman" w:eastAsia="Times New Roman"/>
-                <w:sz w:val="18"/>
-              </w:rPr>
-            </w:r>
-            <w:r>
-              <w:rPr>
-                <w:rFonts w:ascii="Times New Roman" w:hAnsi="Times New Roman" w:cs="Times New Roman" w:eastAsia="Times New Roman"/>
+                <w:rFonts w:ascii="Times New Roman" w:hAnsi="Times New Roman" w:eastAsia="Times New Roman"/>
+                <w:b w:val="0"/>
                 <w:i w:val="0"/>
                 <w:sz w:val="18"/>
               </w:rPr>
@@ -5567,32 +6615,26 @@
         </w:tc>
         <w:tc>
           <w:tcPr>
-            <w:tcW w:type="dxa" w:w="2131"/>
             <w:vAlign w:val="center"/>
+            <w:tcW w:w="2547" w:type="dxa"/>
             <w:tcMar>
               <w:top w:w="45" w:type="dxa"/>
+              <w:start w:w="38" w:type="dxa"/>
               <w:bottom w:w="45" w:type="dxa"/>
+              <w:end w:w="38" w:type="dxa"/>
               <w:left w:w="55" w:type="dxa"/>
               <w:right w:w="55" w:type="dxa"/>
-              <w:start w:w="38" w:type="dxa"/>
-              <w:end w:w="38" w:type="dxa"/>
             </w:tcMar>
           </w:tcPr>
           <w:p>
             <w:pPr>
               <w:keepNext/>
               <w:spacing w:before="0" w:after="0" w:line="240" w:lineRule="auto"/>
-              <w:jc w:val="left"/>
             </w:pPr>
             <w:r>
               <w:rPr>
-                <w:rFonts w:ascii="Times New Roman" w:hAnsi="Times New Roman" w:cs="Times New Roman" w:eastAsia="Times New Roman"/>
-                <w:sz w:val="18"/>
-              </w:rPr>
-            </w:r>
-            <w:r>
-              <w:rPr>
-                <w:rFonts w:ascii="Times New Roman" w:hAnsi="Times New Roman" w:cs="Times New Roman" w:eastAsia="Times New Roman"/>
+                <w:rFonts w:ascii="Times New Roman" w:hAnsi="Times New Roman" w:eastAsia="Times New Roman"/>
+                <w:b w:val="0"/>
                 <w:i w:val="0"/>
                 <w:sz w:val="18"/>
               </w:rPr>
@@ -5607,67 +6649,55 @@
         </w:trPr>
         <w:tc>
           <w:tcPr>
-            <w:tcW w:type="dxa" w:w="2160"/>
             <w:vAlign w:val="center"/>
+            <w:tcW w:w="2000" w:type="dxa"/>
             <w:tcMar>
               <w:top w:w="45" w:type="dxa"/>
+              <w:start w:w="38" w:type="dxa"/>
               <w:bottom w:w="45" w:type="dxa"/>
+              <w:end w:w="38" w:type="dxa"/>
               <w:left w:w="55" w:type="dxa"/>
               <w:right w:w="55" w:type="dxa"/>
-              <w:start w:w="38" w:type="dxa"/>
-              <w:end w:w="38" w:type="dxa"/>
             </w:tcMar>
           </w:tcPr>
           <w:p>
             <w:pPr>
               <w:keepNext/>
               <w:spacing w:before="0" w:after="0" w:line="240" w:lineRule="auto"/>
-              <w:jc w:val="left"/>
             </w:pPr>
             <w:r>
               <w:rPr>
-                <w:rFonts w:ascii="Times New Roman" w:hAnsi="Times New Roman" w:cs="Times New Roman" w:eastAsia="Times New Roman"/>
-                <w:sz w:val="18"/>
-              </w:rPr>
-            </w:r>
-            <w:r>
-              <w:rPr>
-                <w:rFonts w:ascii="Times New Roman" w:hAnsi="Times New Roman" w:cs="Times New Roman" w:eastAsia="Times New Roman"/>
+                <w:rFonts w:ascii="Times New Roman" w:hAnsi="Times New Roman" w:eastAsia="Times New Roman"/>
+                <w:b w:val="0"/>
                 <w:i w:val="0"/>
                 <w:sz w:val="18"/>
               </w:rPr>
-              <w:t>Conditional reconstruction</w:t>
+              <w:t>Indonesia reconstruction</w:t>
             </w:r>
           </w:p>
         </w:tc>
         <w:tc>
           <w:tcPr>
-            <w:tcW w:type="dxa" w:w="2160"/>
             <w:vAlign w:val="center"/>
+            <w:tcW w:w="2100" w:type="dxa"/>
             <w:tcMar>
               <w:top w:w="45" w:type="dxa"/>
+              <w:start w:w="38" w:type="dxa"/>
               <w:bottom w:w="45" w:type="dxa"/>
+              <w:end w:w="38" w:type="dxa"/>
               <w:left w:w="55" w:type="dxa"/>
               <w:right w:w="55" w:type="dxa"/>
-              <w:start w:w="38" w:type="dxa"/>
-              <w:end w:w="38" w:type="dxa"/>
             </w:tcMar>
           </w:tcPr>
           <w:p>
             <w:pPr>
               <w:keepNext/>
               <w:spacing w:before="0" w:after="0" w:line="240" w:lineRule="auto"/>
-              <w:jc w:val="left"/>
             </w:pPr>
             <w:r>
               <w:rPr>
-                <w:rFonts w:ascii="Times New Roman" w:hAnsi="Times New Roman" w:cs="Times New Roman" w:eastAsia="Times New Roman"/>
-                <w:sz w:val="18"/>
-              </w:rPr>
-            </w:r>
-            <w:r>
-              <w:rPr>
-                <w:rFonts w:ascii="Times New Roman" w:hAnsi="Times New Roman" w:cs="Times New Roman" w:eastAsia="Times New Roman"/>
+                <w:rFonts w:ascii="Times New Roman" w:hAnsi="Times New Roman" w:eastAsia="Times New Roman"/>
+                <w:b w:val="0"/>
                 <w:i w:val="0"/>
                 <w:sz w:val="18"/>
               </w:rPr>
@@ -5677,67 +6707,55 @@
         </w:tc>
         <w:tc>
           <w:tcPr>
-            <w:tcW w:type="dxa" w:w="3096"/>
             <w:vAlign w:val="center"/>
+            <w:tcW w:w="2900" w:type="dxa"/>
             <w:tcMar>
               <w:top w:w="45" w:type="dxa"/>
+              <w:start w:w="38" w:type="dxa"/>
               <w:bottom w:w="45" w:type="dxa"/>
+              <w:end w:w="38" w:type="dxa"/>
               <w:left w:w="55" w:type="dxa"/>
               <w:right w:w="55" w:type="dxa"/>
-              <w:start w:w="38" w:type="dxa"/>
-              <w:end w:w="38" w:type="dxa"/>
             </w:tcMar>
           </w:tcPr>
           <w:p>
             <w:pPr>
               <w:keepNext/>
               <w:spacing w:before="0" w:after="0" w:line="240" w:lineRule="auto"/>
-              <w:jc w:val="left"/>
             </w:pPr>
             <w:r>
               <w:rPr>
-                <w:rFonts w:ascii="Times New Roman" w:hAnsi="Times New Roman" w:cs="Times New Roman" w:eastAsia="Times New Roman"/>
-                <w:sz w:val="18"/>
-              </w:rPr>
-            </w:r>
-            <w:r>
-              <w:rPr>
-                <w:rFonts w:ascii="Times New Roman" w:hAnsi="Times New Roman" w:cs="Times New Roman" w:eastAsia="Times New Roman"/>
+                <w:rFonts w:ascii="Times New Roman" w:hAnsi="Times New Roman" w:eastAsia="Times New Roman"/>
+                <w:b w:val="0"/>
                 <w:i w:val="0"/>
                 <w:sz w:val="18"/>
               </w:rPr>
-              <w:t>Derived from disclosed Indonesia revenue and Group monetization rate (Form 20-F)</w:t>
+              <w:t>Derived from Indonesia revenue and Group monetization rate</w:t>
             </w:r>
           </w:p>
         </w:tc>
         <w:tc>
           <w:tcPr>
-            <w:tcW w:type="dxa" w:w="2131"/>
             <w:vAlign w:val="center"/>
+            <w:tcW w:w="2547" w:type="dxa"/>
             <w:tcMar>
               <w:top w:w="45" w:type="dxa"/>
+              <w:start w:w="38" w:type="dxa"/>
               <w:bottom w:w="45" w:type="dxa"/>
+              <w:end w:w="38" w:type="dxa"/>
               <w:left w:w="55" w:type="dxa"/>
               <w:right w:w="55" w:type="dxa"/>
-              <w:start w:w="38" w:type="dxa"/>
-              <w:end w:w="38" w:type="dxa"/>
             </w:tcMar>
           </w:tcPr>
           <w:p>
             <w:pPr>
               <w:keepNext/>
               <w:spacing w:before="0" w:after="0" w:line="240" w:lineRule="auto"/>
-              <w:jc w:val="left"/>
             </w:pPr>
             <w:r>
               <w:rPr>
-                <w:rFonts w:ascii="Times New Roman" w:hAnsi="Times New Roman" w:cs="Times New Roman" w:eastAsia="Times New Roman"/>
-                <w:sz w:val="18"/>
-              </w:rPr>
-            </w:r>
-            <w:r>
-              <w:rPr>
-                <w:rFonts w:ascii="Times New Roman" w:hAnsi="Times New Roman" w:cs="Times New Roman" w:eastAsia="Times New Roman"/>
+                <w:rFonts w:ascii="Times New Roman" w:hAnsi="Times New Roman" w:eastAsia="Times New Roman"/>
+                <w:b w:val="0"/>
                 <w:i w:val="0"/>
                 <w:sz w:val="18"/>
               </w:rPr>
@@ -5752,67 +6770,55 @@
         </w:trPr>
         <w:tc>
           <w:tcPr>
-            <w:tcW w:type="dxa" w:w="2160"/>
             <w:vAlign w:val="center"/>
+            <w:tcW w:w="2000" w:type="dxa"/>
             <w:tcMar>
               <w:top w:w="45" w:type="dxa"/>
+              <w:start w:w="38" w:type="dxa"/>
               <w:bottom w:w="45" w:type="dxa"/>
+              <w:end w:w="38" w:type="dxa"/>
               <w:left w:w="55" w:type="dxa"/>
               <w:right w:w="55" w:type="dxa"/>
-              <w:start w:w="38" w:type="dxa"/>
-              <w:end w:w="38" w:type="dxa"/>
             </w:tcMar>
           </w:tcPr>
           <w:p>
             <w:pPr>
               <w:keepNext/>
               <w:spacing w:before="0" w:after="0" w:line="240" w:lineRule="auto"/>
-              <w:jc w:val="left"/>
             </w:pPr>
             <w:r>
               <w:rPr>
-                <w:rFonts w:ascii="Times New Roman" w:hAnsi="Times New Roman" w:cs="Times New Roman" w:eastAsia="Times New Roman"/>
-                <w:sz w:val="18"/>
-              </w:rPr>
-            </w:r>
-            <w:r>
-              <w:rPr>
-                <w:rFonts w:ascii="Times New Roman" w:hAnsi="Times New Roman" w:cs="Times New Roman" w:eastAsia="Times New Roman"/>
+                <w:rFonts w:ascii="Times New Roman" w:hAnsi="Times New Roman" w:eastAsia="Times New Roman"/>
+                <w:b w:val="0"/>
                 <w:i w:val="0"/>
                 <w:sz w:val="18"/>
               </w:rPr>
-              <w:t>Conditional reconstruction</w:t>
+              <w:t>Indonesia reconstruction</w:t>
             </w:r>
           </w:p>
         </w:tc>
         <w:tc>
           <w:tcPr>
-            <w:tcW w:type="dxa" w:w="2160"/>
             <w:vAlign w:val="center"/>
+            <w:tcW w:w="2100" w:type="dxa"/>
             <w:tcMar>
               <w:top w:w="45" w:type="dxa"/>
+              <w:start w:w="38" w:type="dxa"/>
               <w:bottom w:w="45" w:type="dxa"/>
+              <w:end w:w="38" w:type="dxa"/>
               <w:left w:w="55" w:type="dxa"/>
               <w:right w:w="55" w:type="dxa"/>
-              <w:start w:w="38" w:type="dxa"/>
-              <w:end w:w="38" w:type="dxa"/>
             </w:tcMar>
           </w:tcPr>
           <w:p>
             <w:pPr>
               <w:keepNext/>
               <w:spacing w:before="0" w:after="0" w:line="240" w:lineRule="auto"/>
-              <w:jc w:val="left"/>
             </w:pPr>
             <w:r>
               <w:rPr>
-                <w:rFonts w:ascii="Times New Roman" w:hAnsi="Times New Roman" w:cs="Times New Roman" w:eastAsia="Times New Roman"/>
-                <w:sz w:val="18"/>
-              </w:rPr>
-            </w:r>
-            <w:r>
-              <w:rPr>
-                <w:rFonts w:ascii="Times New Roman" w:hAnsi="Times New Roman" w:cs="Times New Roman" w:eastAsia="Times New Roman"/>
+                <w:rFonts w:ascii="Times New Roman" w:hAnsi="Times New Roman" w:eastAsia="Times New Roman"/>
+                <w:b w:val="0"/>
                 <w:i w:val="0"/>
                 <w:sz w:val="18"/>
               </w:rPr>
@@ -5822,67 +6828,55 @@
         </w:tc>
         <w:tc>
           <w:tcPr>
-            <w:tcW w:type="dxa" w:w="3096"/>
             <w:vAlign w:val="center"/>
+            <w:tcW w:w="2900" w:type="dxa"/>
             <w:tcMar>
               <w:top w:w="45" w:type="dxa"/>
+              <w:start w:w="38" w:type="dxa"/>
               <w:bottom w:w="45" w:type="dxa"/>
+              <w:end w:w="38" w:type="dxa"/>
               <w:left w:w="55" w:type="dxa"/>
               <w:right w:w="55" w:type="dxa"/>
-              <w:start w:w="38" w:type="dxa"/>
-              <w:end w:w="38" w:type="dxa"/>
             </w:tcMar>
           </w:tcPr>
           <w:p>
             <w:pPr>
               <w:keepNext/>
               <w:spacing w:before="0" w:after="0" w:line="240" w:lineRule="auto"/>
-              <w:jc w:val="left"/>
             </w:pPr>
             <w:r>
               <w:rPr>
-                <w:rFonts w:ascii="Times New Roman" w:hAnsi="Times New Roman" w:cs="Times New Roman" w:eastAsia="Times New Roman"/>
-                <w:sz w:val="18"/>
-              </w:rPr>
-            </w:r>
-            <w:r>
-              <w:rPr>
-                <w:rFonts w:ascii="Times New Roman" w:hAnsi="Times New Roman" w:cs="Times New Roman" w:eastAsia="Times New Roman"/>
+                <w:rFonts w:ascii="Times New Roman" w:hAnsi="Times New Roman" w:eastAsia="Times New Roman"/>
+                <w:b w:val="0"/>
                 <w:i w:val="0"/>
                 <w:sz w:val="18"/>
               </w:rPr>
-              <w:t>Momentum Works Southeast Asia e-commerce estimate (third-party)</w:t>
+              <w:t>Momentum Works Southeast Asia e-commerce estimate</w:t>
             </w:r>
           </w:p>
         </w:tc>
         <w:tc>
           <w:tcPr>
-            <w:tcW w:type="dxa" w:w="2131"/>
             <w:vAlign w:val="center"/>
+            <w:tcW w:w="2547" w:type="dxa"/>
             <w:tcMar>
               <w:top w:w="45" w:type="dxa"/>
+              <w:start w:w="38" w:type="dxa"/>
               <w:bottom w:w="45" w:type="dxa"/>
+              <w:end w:w="38" w:type="dxa"/>
               <w:left w:w="55" w:type="dxa"/>
               <w:right w:w="55" w:type="dxa"/>
-              <w:start w:w="38" w:type="dxa"/>
-              <w:end w:w="38" w:type="dxa"/>
             </w:tcMar>
           </w:tcPr>
           <w:p>
             <w:pPr>
               <w:keepNext/>
               <w:spacing w:before="0" w:after="0" w:line="240" w:lineRule="auto"/>
-              <w:jc w:val="left"/>
             </w:pPr>
             <w:r>
               <w:rPr>
-                <w:rFonts w:ascii="Times New Roman" w:hAnsi="Times New Roman" w:cs="Times New Roman" w:eastAsia="Times New Roman"/>
-                <w:sz w:val="18"/>
-              </w:rPr>
-            </w:r>
-            <w:r>
-              <w:rPr>
-                <w:rFonts w:ascii="Times New Roman" w:hAnsi="Times New Roman" w:cs="Times New Roman" w:eastAsia="Times New Roman"/>
+                <w:rFonts w:ascii="Times New Roman" w:hAnsi="Times New Roman" w:eastAsia="Times New Roman"/>
+                <w:b w:val="0"/>
                 <w:i w:val="0"/>
                 <w:sz w:val="18"/>
               </w:rPr>
@@ -5897,32 +6891,26 @@
         </w:trPr>
         <w:tc>
           <w:tcPr>
-            <w:tcW w:type="dxa" w:w="2160"/>
             <w:vAlign w:val="center"/>
+            <w:tcW w:w="2000" w:type="dxa"/>
             <w:tcMar>
               <w:top w:w="45" w:type="dxa"/>
+              <w:start w:w="38" w:type="dxa"/>
               <w:bottom w:w="45" w:type="dxa"/>
+              <w:end w:w="38" w:type="dxa"/>
               <w:left w:w="55" w:type="dxa"/>
               <w:right w:w="55" w:type="dxa"/>
-              <w:start w:w="38" w:type="dxa"/>
-              <w:end w:w="38" w:type="dxa"/>
             </w:tcMar>
           </w:tcPr>
           <w:p>
             <w:pPr>
               <w:keepNext/>
               <w:spacing w:before="0" w:after="0" w:line="240" w:lineRule="auto"/>
-              <w:jc w:val="left"/>
             </w:pPr>
             <w:r>
               <w:rPr>
-                <w:rFonts w:ascii="Times New Roman" w:hAnsi="Times New Roman" w:cs="Times New Roman" w:eastAsia="Times New Roman"/>
-                <w:sz w:val="18"/>
-              </w:rPr>
-            </w:r>
-            <w:r>
-              <w:rPr>
-                <w:rFonts w:ascii="Times New Roman" w:hAnsi="Times New Roman" w:cs="Times New Roman" w:eastAsia="Times New Roman"/>
+                <w:rFonts w:ascii="Times New Roman" w:hAnsi="Times New Roman" w:eastAsia="Times New Roman"/>
+                <w:b w:val="0"/>
                 <w:i w:val="0"/>
                 <w:sz w:val="18"/>
               </w:rPr>
@@ -5932,32 +6920,26 @@
         </w:tc>
         <w:tc>
           <w:tcPr>
-            <w:tcW w:type="dxa" w:w="2160"/>
             <w:vAlign w:val="center"/>
+            <w:tcW w:w="2100" w:type="dxa"/>
             <w:tcMar>
               <w:top w:w="45" w:type="dxa"/>
+              <w:start w:w="38" w:type="dxa"/>
               <w:bottom w:w="45" w:type="dxa"/>
+              <w:end w:w="38" w:type="dxa"/>
               <w:left w:w="55" w:type="dxa"/>
               <w:right w:w="55" w:type="dxa"/>
-              <w:start w:w="38" w:type="dxa"/>
-              <w:end w:w="38" w:type="dxa"/>
             </w:tcMar>
           </w:tcPr>
           <w:p>
             <w:pPr>
               <w:keepNext/>
               <w:spacing w:before="0" w:after="0" w:line="240" w:lineRule="auto"/>
-              <w:jc w:val="left"/>
             </w:pPr>
             <w:r>
               <w:rPr>
-                <w:rFonts w:ascii="Times New Roman" w:hAnsi="Times New Roman" w:cs="Times New Roman" w:eastAsia="Times New Roman"/>
-                <w:sz w:val="18"/>
-              </w:rPr>
-            </w:r>
-            <w:r>
-              <w:rPr>
-                <w:rFonts w:ascii="Times New Roman" w:hAnsi="Times New Roman" w:cs="Times New Roman" w:eastAsia="Times New Roman"/>
+                <w:rFonts w:ascii="Times New Roman" w:hAnsi="Times New Roman" w:eastAsia="Times New Roman"/>
+                <w:b w:val="0"/>
                 <w:i w:val="0"/>
                 <w:sz w:val="18"/>
               </w:rPr>
@@ -5967,71 +6949,59 @@
         </w:tc>
         <w:tc>
           <w:tcPr>
-            <w:tcW w:type="dxa" w:w="3096"/>
             <w:vAlign w:val="center"/>
+            <w:tcW w:w="2900" w:type="dxa"/>
             <w:tcMar>
               <w:top w:w="45" w:type="dxa"/>
+              <w:start w:w="38" w:type="dxa"/>
               <w:bottom w:w="45" w:type="dxa"/>
+              <w:end w:w="38" w:type="dxa"/>
               <w:left w:w="55" w:type="dxa"/>
               <w:right w:w="55" w:type="dxa"/>
-              <w:start w:w="38" w:type="dxa"/>
-              <w:end w:w="38" w:type="dxa"/>
             </w:tcMar>
           </w:tcPr>
           <w:p>
             <w:pPr>
               <w:keepNext/>
               <w:spacing w:before="0" w:after="0" w:line="240" w:lineRule="auto"/>
-              <w:jc w:val="left"/>
             </w:pPr>
             <w:r>
               <w:rPr>
-                <w:rFonts w:ascii="Times New Roman" w:hAnsi="Times New Roman" w:cs="Times New Roman" w:eastAsia="Times New Roman"/>
-                <w:sz w:val="18"/>
-              </w:rPr>
-            </w:r>
-            <w:r>
-              <w:rPr>
-                <w:rFonts w:ascii="Times New Roman" w:hAnsi="Times New Roman" w:cs="Times New Roman" w:eastAsia="Times New Roman"/>
+                <w:rFonts w:ascii="Times New Roman" w:hAnsi="Times New Roman" w:eastAsia="Times New Roman"/>
+                <w:b w:val="0"/>
                 <w:i w:val="0"/>
                 <w:sz w:val="18"/>
               </w:rPr>
-              <w:t>E-Commerce Statistics 2023, 2024; BPS directorate presentation</w:t>
+              <w:t>E-Commerce Statistics 2023 and 2024; marketplace study</w:t>
             </w:r>
           </w:p>
         </w:tc>
         <w:tc>
           <w:tcPr>
-            <w:tcW w:type="dxa" w:w="2131"/>
             <w:vAlign w:val="center"/>
+            <w:tcW w:w="2547" w:type="dxa"/>
             <w:tcMar>
               <w:top w:w="45" w:type="dxa"/>
+              <w:start w:w="38" w:type="dxa"/>
               <w:bottom w:w="45" w:type="dxa"/>
+              <w:end w:w="38" w:type="dxa"/>
               <w:left w:w="55" w:type="dxa"/>
               <w:right w:w="55" w:type="dxa"/>
-              <w:start w:w="38" w:type="dxa"/>
-              <w:end w:w="38" w:type="dxa"/>
             </w:tcMar>
           </w:tcPr>
           <w:p>
             <w:pPr>
               <w:keepNext/>
               <w:spacing w:before="0" w:after="0" w:line="240" w:lineRule="auto"/>
-              <w:jc w:val="left"/>
             </w:pPr>
             <w:r>
               <w:rPr>
-                <w:rFonts w:ascii="Times New Roman" w:hAnsi="Times New Roman" w:cs="Times New Roman" w:eastAsia="Times New Roman"/>
-                <w:sz w:val="18"/>
-              </w:rPr>
-            </w:r>
-            <w:r>
-              <w:rPr>
-                <w:rFonts w:ascii="Times New Roman" w:hAnsi="Times New Roman" w:cs="Times New Roman" w:eastAsia="Times New Roman"/>
+                <w:rFonts w:ascii="Times New Roman" w:hAnsi="Times New Roman" w:eastAsia="Times New Roman"/>
+                <w:b w:val="0"/>
                 <w:i w:val="0"/>
                 <w:sz w:val="18"/>
               </w:rPr>
-              <w:t>-</w:t>
+              <w:t>Business-count and recordkeeping evidence</w:t>
             </w:r>
           </w:p>
         </w:tc>
@@ -6042,32 +7012,268 @@
         </w:trPr>
         <w:tc>
           <w:tcPr>
-            <w:tcW w:type="dxa" w:w="2160"/>
             <w:vAlign w:val="center"/>
+            <w:tcW w:w="2000" w:type="dxa"/>
             <w:tcMar>
               <w:top w:w="45" w:type="dxa"/>
+              <w:start w:w="38" w:type="dxa"/>
               <w:bottom w:w="45" w:type="dxa"/>
+              <w:end w:w="38" w:type="dxa"/>
               <w:left w:w="55" w:type="dxa"/>
               <w:right w:w="55" w:type="dxa"/>
+            </w:tcMar>
+          </w:tcPr>
+          <w:p>
+            <w:pPr>
+              <w:keepNext/>
+              <w:spacing w:before="0" w:after="0" w:line="240" w:lineRule="auto"/>
+            </w:pPr>
+            <w:r>
+              <w:rPr>
+                <w:rFonts w:ascii="Times New Roman" w:hAnsi="Times New Roman" w:eastAsia="Times New Roman"/>
+                <w:b w:val="0"/>
+                <w:i w:val="0"/>
+                <w:sz w:val="18"/>
+              </w:rPr>
+              <w:t>Payment statistics</w:t>
+            </w:r>
+          </w:p>
+        </w:tc>
+        <w:tc>
+          <w:tcPr>
+            <w:vAlign w:val="center"/>
+            <w:tcW w:w="2100" w:type="dxa"/>
+            <w:tcMar>
+              <w:top w:w="45" w:type="dxa"/>
               <w:start w:w="38" w:type="dxa"/>
+              <w:bottom w:w="45" w:type="dxa"/>
               <w:end w:w="38" w:type="dxa"/>
+              <w:left w:w="55" w:type="dxa"/>
+              <w:right w:w="55" w:type="dxa"/>
+            </w:tcMar>
+          </w:tcPr>
+          <w:p>
+            <w:pPr>
+              <w:keepNext/>
+              <w:spacing w:before="0" w:after="0" w:line="240" w:lineRule="auto"/>
+            </w:pPr>
+            <w:r>
+              <w:rPr>
+                <w:rFonts w:ascii="Times New Roman" w:hAnsi="Times New Roman" w:eastAsia="Times New Roman"/>
+                <w:b w:val="0"/>
+                <w:i w:val="0"/>
+                <w:sz w:val="18"/>
+              </w:rPr>
+              <w:t>Bank Indonesia</w:t>
+            </w:r>
+          </w:p>
+        </w:tc>
+        <w:tc>
+          <w:tcPr>
+            <w:vAlign w:val="center"/>
+            <w:tcW w:w="2900" w:type="dxa"/>
+            <w:tcMar>
+              <w:top w:w="45" w:type="dxa"/>
+              <w:start w:w="38" w:type="dxa"/>
+              <w:bottom w:w="45" w:type="dxa"/>
+              <w:end w:w="38" w:type="dxa"/>
+              <w:left w:w="55" w:type="dxa"/>
+              <w:right w:w="55" w:type="dxa"/>
+            </w:tcMar>
+          </w:tcPr>
+          <w:p>
+            <w:pPr>
+              <w:keepNext/>
+              <w:spacing w:before="0" w:after="0" w:line="240" w:lineRule="auto"/>
+            </w:pPr>
+            <w:r>
+              <w:rPr>
+                <w:rFonts w:ascii="Times New Roman" w:hAnsi="Times New Roman" w:eastAsia="Times New Roman"/>
+                <w:b w:val="0"/>
+                <w:i w:val="0"/>
+                <w:sz w:val="18"/>
+              </w:rPr>
+              <w:t>Payment System Statistics and QRIS reports</w:t>
+            </w:r>
+          </w:p>
+        </w:tc>
+        <w:tc>
+          <w:tcPr>
+            <w:vAlign w:val="center"/>
+            <w:tcW w:w="2547" w:type="dxa"/>
+            <w:tcMar>
+              <w:top w:w="45" w:type="dxa"/>
+              <w:start w:w="38" w:type="dxa"/>
+              <w:bottom w:w="45" w:type="dxa"/>
+              <w:end w:w="38" w:type="dxa"/>
+              <w:left w:w="55" w:type="dxa"/>
+              <w:right w:w="55" w:type="dxa"/>
+            </w:tcMar>
+          </w:tcPr>
+          <w:p>
+            <w:pPr>
+              <w:keepNext/>
+              <w:spacing w:before="0" w:after="0" w:line="240" w:lineRule="auto"/>
+            </w:pPr>
+            <w:r>
+              <w:rPr>
+                <w:rFonts w:ascii="Times New Roman" w:hAnsi="Times New Roman" w:eastAsia="Times New Roman"/>
+                <w:b w:val="0"/>
+                <w:i w:val="0"/>
+                <w:sz w:val="18"/>
+              </w:rPr>
+              <w:t>Growth-rate comparison only</w:t>
+            </w:r>
+          </w:p>
+        </w:tc>
+      </w:tr>
+      <w:tr>
+        <w:trPr>
+          <w:cantSplit/>
+        </w:trPr>
+        <w:tc>
+          <w:tcPr>
+            <w:vAlign w:val="center"/>
+            <w:tcW w:w="2000" w:type="dxa"/>
+            <w:tcMar>
+              <w:top w:w="45" w:type="dxa"/>
+              <w:start w:w="38" w:type="dxa"/>
+              <w:bottom w:w="45" w:type="dxa"/>
+              <w:end w:w="38" w:type="dxa"/>
+              <w:left w:w="55" w:type="dxa"/>
+              <w:right w:w="55" w:type="dxa"/>
+            </w:tcMar>
+          </w:tcPr>
+          <w:p>
+            <w:pPr>
+              <w:keepNext/>
+              <w:spacing w:before="0" w:after="0" w:line="240" w:lineRule="auto"/>
+            </w:pPr>
+            <w:r>
+              <w:rPr>
+                <w:rFonts w:ascii="Times New Roman" w:hAnsi="Times New Roman" w:eastAsia="Times New Roman"/>
+                <w:b w:val="0"/>
+                <w:i w:val="0"/>
+                <w:sz w:val="18"/>
+              </w:rPr>
+              <w:t>External corroboration</w:t>
+            </w:r>
+          </w:p>
+        </w:tc>
+        <w:tc>
+          <w:tcPr>
+            <w:vAlign w:val="center"/>
+            <w:tcW w:w="2100" w:type="dxa"/>
+            <w:tcMar>
+              <w:top w:w="45" w:type="dxa"/>
+              <w:start w:w="38" w:type="dxa"/>
+              <w:bottom w:w="45" w:type="dxa"/>
+              <w:end w:w="38" w:type="dxa"/>
+              <w:left w:w="55" w:type="dxa"/>
+              <w:right w:w="55" w:type="dxa"/>
+            </w:tcMar>
+          </w:tcPr>
+          <w:p>
+            <w:pPr>
+              <w:keepNext/>
+              <w:spacing w:before="0" w:after="0" w:line="240" w:lineRule="auto"/>
+            </w:pPr>
+            <w:r>
+              <w:rPr>
+                <w:rFonts w:ascii="Times New Roman" w:hAnsi="Times New Roman" w:eastAsia="Times New Roman"/>
+                <w:b w:val="0"/>
+                <w:i w:val="0"/>
+                <w:sz w:val="18"/>
+              </w:rPr>
+              <w:t>Eight platform businesses</w:t>
+            </w:r>
+          </w:p>
+        </w:tc>
+        <w:tc>
+          <w:tcPr>
+            <w:vAlign w:val="center"/>
+            <w:tcW w:w="2900" w:type="dxa"/>
+            <w:tcMar>
+              <w:top w:w="45" w:type="dxa"/>
+              <w:start w:w="38" w:type="dxa"/>
+              <w:bottom w:w="45" w:type="dxa"/>
+              <w:end w:w="38" w:type="dxa"/>
+              <w:left w:w="55" w:type="dxa"/>
+              <w:right w:w="55" w:type="dxa"/>
+            </w:tcMar>
+          </w:tcPr>
+          <w:p>
+            <w:pPr>
+              <w:keepNext/>
+              <w:spacing w:before="0" w:after="0" w:line="240" w:lineRule="auto"/>
+            </w:pPr>
+            <w:r>
+              <w:rPr>
+                <w:rFonts w:ascii="Times New Roman" w:hAnsi="Times New Roman" w:eastAsia="Times New Roman"/>
+                <w:b w:val="0"/>
+                <w:i w:val="0"/>
+                <w:sz w:val="18"/>
+              </w:rPr>
+              <w:t>Issuer transaction measures</w:t>
+            </w:r>
+          </w:p>
+        </w:tc>
+        <w:tc>
+          <w:tcPr>
+            <w:vAlign w:val="center"/>
+            <w:tcW w:w="2547" w:type="dxa"/>
+            <w:tcMar>
+              <w:top w:w="45" w:type="dxa"/>
+              <w:start w:w="38" w:type="dxa"/>
+              <w:bottom w:w="45" w:type="dxa"/>
+              <w:end w:w="38" w:type="dxa"/>
+              <w:left w:w="55" w:type="dxa"/>
+              <w:right w:w="55" w:type="dxa"/>
+            </w:tcMar>
+          </w:tcPr>
+          <w:p>
+            <w:pPr>
+              <w:keepNext/>
+              <w:spacing w:before="0" w:after="0" w:line="240" w:lineRule="auto"/>
+            </w:pPr>
+            <w:r>
+              <w:rPr>
+                <w:rFonts w:ascii="Times New Roman" w:hAnsi="Times New Roman" w:eastAsia="Times New Roman"/>
+                <w:b w:val="0"/>
+                <w:i w:val="0"/>
+                <w:sz w:val="18"/>
+              </w:rPr>
+              <w:t>Issuer revenue measures</w:t>
+            </w:r>
+          </w:p>
+        </w:tc>
+      </w:tr>
+      <w:tr>
+        <w:trPr>
+          <w:cantSplit/>
+        </w:trPr>
+        <w:tc>
+          <w:tcPr>
+            <w:vAlign w:val="center"/>
+            <w:tcW w:w="2000" w:type="dxa"/>
+            <w:tcMar>
+              <w:top w:w="45" w:type="dxa"/>
+              <w:start w:w="38" w:type="dxa"/>
+              <w:bottom w:w="45" w:type="dxa"/>
+              <w:end w:w="38" w:type="dxa"/>
+              <w:left w:w="55" w:type="dxa"/>
+              <w:right w:w="55" w:type="dxa"/>
             </w:tcMar>
           </w:tcPr>
           <w:p>
             <w:pPr>
               <w:keepNext w:val="0"/>
               <w:spacing w:before="0" w:after="0" w:line="240" w:lineRule="auto"/>
-              <w:jc w:val="left"/>
             </w:pPr>
             <w:r>
               <w:rPr>
-                <w:rFonts w:ascii="Times New Roman" w:hAnsi="Times New Roman" w:cs="Times New Roman" w:eastAsia="Times New Roman"/>
-                <w:sz w:val="18"/>
-              </w:rPr>
-            </w:r>
-            <w:r>
-              <w:rPr>
-                <w:rFonts w:ascii="Times New Roman" w:hAnsi="Times New Roman" w:cs="Times New Roman" w:eastAsia="Times New Roman"/>
+                <w:rFonts w:ascii="Times New Roman" w:hAnsi="Times New Roman" w:eastAsia="Times New Roman"/>
+                <w:b w:val="0"/>
                 <w:i w:val="0"/>
                 <w:sz w:val="18"/>
               </w:rPr>
@@ -6077,32 +7283,26 @@
         </w:tc>
         <w:tc>
           <w:tcPr>
-            <w:tcW w:type="dxa" w:w="2160"/>
             <w:vAlign w:val="center"/>
+            <w:tcW w:w="2100" w:type="dxa"/>
             <w:tcMar>
               <w:top w:w="45" w:type="dxa"/>
+              <w:start w:w="38" w:type="dxa"/>
               <w:bottom w:w="45" w:type="dxa"/>
+              <w:end w:w="38" w:type="dxa"/>
               <w:left w:w="55" w:type="dxa"/>
               <w:right w:w="55" w:type="dxa"/>
-              <w:start w:w="38" w:type="dxa"/>
-              <w:end w:w="38" w:type="dxa"/>
             </w:tcMar>
           </w:tcPr>
           <w:p>
             <w:pPr>
               <w:keepNext w:val="0"/>
               <w:spacing w:before="0" w:after="0" w:line="240" w:lineRule="auto"/>
-              <w:jc w:val="left"/>
             </w:pPr>
             <w:r>
               <w:rPr>
-                <w:rFonts w:ascii="Times New Roman" w:hAnsi="Times New Roman" w:cs="Times New Roman" w:eastAsia="Times New Roman"/>
-                <w:sz w:val="18"/>
-              </w:rPr>
-            </w:r>
-            <w:r>
-              <w:rPr>
-                <w:rFonts w:ascii="Times New Roman" w:hAnsi="Times New Roman" w:cs="Times New Roman" w:eastAsia="Times New Roman"/>
+                <w:rFonts w:ascii="Times New Roman" w:hAnsi="Times New Roman" w:eastAsia="Times New Roman"/>
+                <w:b w:val="0"/>
                 <w:i w:val="0"/>
                 <w:sz w:val="18"/>
               </w:rPr>
@@ -6112,71 +7312,59 @@
         </w:tc>
         <w:tc>
           <w:tcPr>
-            <w:tcW w:type="dxa" w:w="3096"/>
             <w:vAlign w:val="center"/>
+            <w:tcW w:w="2900" w:type="dxa"/>
             <w:tcMar>
               <w:top w:w="45" w:type="dxa"/>
+              <w:start w:w="38" w:type="dxa"/>
               <w:bottom w:w="45" w:type="dxa"/>
+              <w:end w:w="38" w:type="dxa"/>
               <w:left w:w="55" w:type="dxa"/>
               <w:right w:w="55" w:type="dxa"/>
-              <w:start w:w="38" w:type="dxa"/>
-              <w:end w:w="38" w:type="dxa"/>
             </w:tcMar>
           </w:tcPr>
           <w:p>
             <w:pPr>
               <w:keepNext w:val="0"/>
               <w:spacing w:before="0" w:after="0" w:line="240" w:lineRule="auto"/>
-              <w:jc w:val="left"/>
             </w:pPr>
             <w:r>
               <w:rPr>
-                <w:rFonts w:ascii="Times New Roman" w:hAnsi="Times New Roman" w:cs="Times New Roman" w:eastAsia="Times New Roman"/>
-                <w:sz w:val="18"/>
-              </w:rPr>
-            </w:r>
-            <w:r>
-              <w:rPr>
-                <w:rFonts w:ascii="Times New Roman" w:hAnsi="Times New Roman" w:cs="Times New Roman" w:eastAsia="Times New Roman"/>
+                <w:rFonts w:ascii="Times New Roman" w:hAnsi="Times New Roman" w:eastAsia="Times New Roman"/>
+                <w:b w:val="0"/>
                 <w:i w:val="0"/>
                 <w:sz w:val="18"/>
               </w:rPr>
-              <w:t>Ministry of Finance of the Republic of Indonesia</w:t>
+              <w:t>Ministry of Finance / Directorate General of Taxes</w:t>
             </w:r>
           </w:p>
         </w:tc>
         <w:tc>
           <w:tcPr>
-            <w:tcW w:type="dxa" w:w="2131"/>
             <w:vAlign w:val="center"/>
+            <w:tcW w:w="2547" w:type="dxa"/>
             <w:tcMar>
               <w:top w:w="45" w:type="dxa"/>
+              <w:start w:w="38" w:type="dxa"/>
               <w:bottom w:w="45" w:type="dxa"/>
+              <w:end w:w="38" w:type="dxa"/>
               <w:left w:w="55" w:type="dxa"/>
               <w:right w:w="55" w:type="dxa"/>
-              <w:start w:w="38" w:type="dxa"/>
-              <w:end w:w="38" w:type="dxa"/>
             </w:tcMar>
           </w:tcPr>
           <w:p>
             <w:pPr>
               <w:keepNext w:val="0"/>
               <w:spacing w:before="0" w:after="0" w:line="240" w:lineRule="auto"/>
-              <w:jc w:val="left"/>
             </w:pPr>
             <w:r>
               <w:rPr>
-                <w:rFonts w:ascii="Times New Roman" w:hAnsi="Times New Roman" w:cs="Times New Roman" w:eastAsia="Times New Roman"/>
-                <w:sz w:val="18"/>
-              </w:rPr>
-            </w:r>
-            <w:r>
-              <w:rPr>
-                <w:rFonts w:ascii="Times New Roman" w:hAnsi="Times New Roman" w:cs="Times New Roman" w:eastAsia="Times New Roman"/>
+                <w:rFonts w:ascii="Times New Roman" w:hAnsi="Times New Roman" w:eastAsia="Times New Roman"/>
+                <w:b w:val="0"/>
                 <w:i w:val="0"/>
                 <w:sz w:val="18"/>
               </w:rPr>
-              <w:t>-</w:t>
+              <w:t>Institutional architecture only</w:t>
             </w:r>
           </w:p>
         </w:tc>
@@ -6184,14 +7372,14 @@
     </w:tbl>
     <w:p>
       <w:pPr>
-        <w:keepNext w:val="0"/>
         <w:keepLines/>
-        <w:spacing w:line="247" w:lineRule="auto" w:after="80" w:before="100"/>
+        <w:spacing w:before="100" w:after="80" w:line="247" w:lineRule="auto"/>
         <w:jc w:val="both"/>
       </w:pPr>
       <w:r>
         <w:rPr>
-          <w:rFonts w:ascii="Times New Roman" w:hAnsi="Times New Roman" w:cs="Times New Roman" w:eastAsia="Times New Roman"/>
+          <w:rFonts w:ascii="Times New Roman" w:hAnsi="Times New Roman" w:eastAsia="Times New Roman"/>
+          <w:b w:val="0"/>
           <w:i w:val="0"/>
           <w:sz w:val="24"/>
         </w:rPr>

--- a/papers/current/Invisible_Ledger_Thesis_Proposal_FINAL_2026-09-14.docx
+++ b/papers/current/Invisible_Ledger_Thesis_Proposal_FINAL_2026-09-14.docx
@@ -142,17 +142,16 @@
     </w:p>
     <w:p>
       <w:pPr>
-        <w:spacing w:after="80" w:line="247" w:lineRule="auto"/>
+        <w:spacing w:line="247" w:lineRule="auto" w:after="80" w:before="0"/>
         <w:jc w:val="both"/>
       </w:pPr>
       <w:r>
         <w:rPr>
-          <w:rFonts w:ascii="Times New Roman" w:hAnsi="Times New Roman" w:eastAsia="Times New Roman"/>
-          <w:b w:val="0"/>
+          <w:rFonts w:ascii="Times New Roman" w:hAnsi="Times New Roman" w:cs="Times New Roman" w:eastAsia="Times New Roman"/>
           <w:i w:val="0"/>
           <w:sz w:val="24"/>
         </w:rPr>
-        <w:t>Digital economy is measured through records that do not describe the same thing. Platform revenue, e-commerce statistics and payment data are used as interchangeable measures of digital activity, yet each captures a different side of the boundary between the value a platform processes and the revenue it recognizes. I define the difference between transaction value and platform-recognized revenue as the invisible wedge and show that substituting one record for another misstates both the size of the digital economy and where it is growing. Indonesia, the largest digital market in Southeast Asia, is the empirical setting. In 2023, Tokopedia, Shopee and Grab processed US$43.23 billion of transaction value against US$3.16 billion of recognized revenue, a ratio of 13.7 to 1 and a wedge of US$40.07 billion that stays above US$20 billion when any one platform is excluded. Between 2020 and 2025, revenue grew faster than transaction value in ten of twelve year-to-year comparisons, so platform revenue understates the level of platform commerce and overstates its growth. National statistics place 98.5 percent of Indonesia's 2023-2024 e-commerce growth outside the marketplace channel, and digital payment value grew up to eleven times as fast as e-commerce value. Evidence from eight platform businesses outside Indonesia shows the same boundary under other business models.</w:t>
+        <w:t>Digital economy is measured through platform revenue, national e-commerce statistics and payment data, which are often used interchangeably even though each records a different part of the same activity. This study asks how much economic activity remains invisible when digital platforms are measured through their reported revenue. I define the invisible wedge as the difference between transaction value and platform-recognized revenue, measure it across Indonesian platform histories from 2020 to 2025, and compare the platform evidence with BPS-Statistics Indonesia e-commerce data and Bank Indonesia payment records. Preliminary evidence shows that the boundary is economically large and unstable. In 2023, three major platforms processed US$43.23 billion of transaction value against US$3.16 billion of recognized revenue, a ratio of 13.7 to 1. Across twelve year-to-year comparisons, revenue grew faster than transaction value in ten. National statistics place 98.5 percent of recent e-commerce growth outside the marketplace component, marketplace participation is associated with stronger financial recordkeeping, and payment measures grew up to eleven times as fast as e-commerce value. A separate comparison of eight platform businesses outside Indonesia provides external corroboration. The proposal treats these records as distinct measurement layers and tests whether substituting one for another changes conclusions about the scale and growth of digital activity.</w:t>
       </w:r>
     </w:p>
     <w:p>
@@ -164,9 +163,8 @@
       </w:pPr>
       <w:r>
         <w:rPr>
-          <w:rFonts w:ascii="Times New Roman" w:hAnsi="Times New Roman" w:eastAsia="Times New Roman"/>
+          <w:rFonts w:ascii="Times New Roman" w:hAnsi="Times New Roman" w:cs="Times New Roman" w:eastAsia="Times New Roman"/>
           <w:b/>
-          <w:i w:val="0"/>
           <w:sz w:val="24"/>
         </w:rPr>
         <w:t>1. Introduction</w:t>
@@ -184,7 +182,7 @@
           <w:i w:val="0"/>
           <w:sz w:val="24"/>
         </w:rPr>
-        <w:t>Southeast Asia's digital economy grew from approximately US$100 billion in 2020 to US$263 billion in 2024 (Google, Temasek and Bain 2020, 2024). Digital platform scale, however, is not the same thing as platform revenue. Platforms record transactions, determine participant payouts, and book their own revenue, while national statistics and payment systems record other parts of the same economic activity. These measures are used interchangeably even though they do not measure the same thing. This paper argues that doing so produces systematically wrong conclusions about the scale and growth of platform economies.</w:t>
+        <w:t>Southeast Asia's digital economy grew from approximately US$100 billion in 2020 to US$263 billion in 2024 (Google, Temasek and Bain 2020, 2024). Digital platform scale, however, is not the same thing as platform revenue. Platforms record transactions, determine participant payouts, and book their own revenue, while national statistics and payment systems record other parts of the same economic activity. These measures are often used interchangeably even though they do not measure the same thing. This paper argues that doing so produces systematically wrong conclusions about the scale and growth of platform economies.</w:t>
       </w:r>
     </w:p>
     <w:p>
@@ -199,7 +197,7 @@
           <w:i w:val="0"/>
           <w:sz w:val="24"/>
         </w:rPr>
-        <w:t>Suppose a platform processes 100 units of transaction value but recognizes only 10 as revenue. The remaining 90 are still recorded within the platform's system but do not constitute platform revenue; they are merchant receipts, driver payouts, inventory costs, taxes, and other pass-through payments. An analyst using the platform's accounts sees 10, while one measuring the commerce it processes sees 100. I call the difference the invisible wedge.</w:t>
+        <w:t>Suppose a platform processes 100 units of transaction value but recognizes only 10 as revenue. The remaining 90 are still recorded within the platform's system but do not constitute platform revenue; they represent merchant receipts, driver payouts, inventory costs, taxes, and other pass-through payments. An analyst using the platform's accounts sees 10, while one measuring the commerce it processes sees 100. I call the difference the invisible wedge.</w:t>
       </w:r>
     </w:p>
     <w:p>
@@ -214,7 +212,7 @@
           <w:i w:val="0"/>
           <w:sz w:val="24"/>
         </w:rPr>
-        <w:t>Indonesia is the empirical setting. It is the largest digital market in Southeast Asia, and several records of the same activity can be compared there. Platform companies disclose transaction and revenue information; BPS-Statistics Indonesia, the national statistical agency, reports e-commerce activity; and Bank Indonesia, the country's central bank, reports digital payments. In 2023, the platform comparison covers Shopee and Tokopedia, which together represented about 70 percent of estimated Indonesian marketplace transaction value, together with Grab, a major intermediary in delivery and other digital services. The three platforms processed US$43.23 billion of transaction value against US$3.16 billion of recognized revenue, leaving a US$40.07 billion invisible wedge that stays above US$20 billion when any one of them is removed.</w:t>
+        <w:t>Indonesia, the largest digital market in Southeast Asia, provides a clear empirical setting because several records of the same activity can be compared. Platform companies disclose transaction and revenue information; BPS-Statistics Indonesia, the national statistical agency, reports e-commerce activity; and Bank Indonesia, the country's central bank, reports digital payments. In 2023, the platform comparison covers Shopee and Tokopedia, which together represented about 70 percent of estimated Indonesian marketplace transaction value, together with Grab, a major intermediary in delivery and other digital services. The three cases processed US$43.23 billion of transaction value against US$3.16 billion of recognized revenue, leaving a US$40.07 billion invisible wedge.</w:t>
       </w:r>
     </w:p>
     <w:p>
@@ -229,7 +227,7 @@
           <w:i w:val="0"/>
           <w:sz w:val="24"/>
         </w:rPr>
-        <w:t>The difference also changes over time. Across twelve year-to-year comparisons between 2020 and 2025, revenue grew faster than transaction value in ten, and the median absolute gap between the two growth rates was 42 percentage points; in some years the two measures moved in opposite directions. Platform revenue therefore understates the level of platform-mediated commerce and, in most observed years, overstates its growth.</w:t>
+        <w:t>The difference also changes over time. Across twelve year-to-year comparisons between 2020 and 2025, revenue grew faster than transaction value in ten, with a median absolute gap of approximately 42 percentage points between the two growth rates; in some years the two measures moved in opposite directions. Platform revenue therefore understates the level of platform-mediated commerce while, in most observed years, overstating its growth.</w:t>
       </w:r>
     </w:p>
     <w:p>
@@ -244,7 +242,7 @@
           <w:i w:val="0"/>
           <w:sz w:val="24"/>
         </w:rPr>
-        <w:t>The same problem appears beyond company accounts. BPS reports that national e-commerce value grew 17.1 percent between 2023 and 2024, but about 98.5 percent of that increase occurred outside the marketplace component, and digital payment value reported by Bank Indonesia grew up to eleven times as fast as e-commerce value. Indonesia's Minister of Finance Regulation No. 37 of 2025, which introduces seller reporting and withholding through designated marketplaces, provides a further test of how platform-held transaction records enter administrative reporting.</w:t>
+        <w:t>The same problem appears beyond company accounts. BPS reports that national e-commerce value grew 17.1 percent between 2023 and 2024, but about 98.5 percent of that increase occurred outside the marketplace component; digital payment measures reported by Bank Indonesia grew substantially faster still. Indonesia's Minister of Finance Regulation No. 37 of 2025, which introduces seller reporting and withholding through designated marketplaces, provides a further test of how platform-held transaction records enter administrative reporting.</w:t>
       </w:r>
     </w:p>
     <w:p>
@@ -252,7 +250,6 @@
         <w:pStyle w:val="Heading2"/>
         <w:keepNext/>
         <w:spacing w:before="90" w:after="30"/>
-        <w:jc w:val="left"/>
       </w:pPr>
       <w:r>
         <w:rPr>
@@ -329,7 +326,6 @@
         <w:pStyle w:val="Heading2"/>
         <w:keepNext/>
         <w:spacing w:before="90" w:after="30"/>
-        <w:jc w:val="left"/>
       </w:pPr>
       <w:r>
         <w:rPr>
@@ -368,7 +364,7 @@
           <w:i w:val="0"/>
           <w:sz w:val="24"/>
         </w:rPr>
-        <w:t>Second, I explain why the wedge moves using accounting components disclosed by the platforms themselves. Between 2022 and 2023, Tokopedia's transaction value fell 8.9 percent while net revenue from its third-party marketplace rose 53.2 percent. Lower customer incentives account for 60.6 percent of that increase in net revenue and higher gross revenue for the remainder.</w:t>
+        <w:t>Second, I examine why the wedge moves using accounting components disclosed by the platforms themselves. Between 2022 and 2023, Tokopedia's transaction value fell 8.9 percent while its third-party net revenue rose 53.2 percent. About 60.6 percent of the arithmetic increase in net revenue is associated with lower customer incentives, with the remainder associated with higher gross revenue.</w:t>
       </w:r>
     </w:p>
     <w:p>
@@ -383,7 +379,22 @@
           <w:i w:val="0"/>
           <w:sz w:val="24"/>
         </w:rPr>
-        <w:t>Third, I extend the comparison beyond company accounts. National e-commerce statistics show that almost all of Indonesia's 2023-2024 growth occurred outside the marketplace component, while digital payment value grew up to eleven times as fast as e-commerce value. The records therefore produce different conclusions about the scale, growth, and location of digital activity.</w:t>
+        <w:t>Third, I extend the comparison beyond company accounts. National e-commerce statistics show that almost all of Indonesia's 2023–2024 growth occurred outside the marketplace component, while digital payment measures grew substantially faster than e-commerce value. The records therefore produce different conclusions about the scale, growth, and location of digital activity.</w:t>
+      </w:r>
+    </w:p>
+    <w:p>
+      <w:pPr>
+        <w:spacing w:after="80" w:line="247" w:lineRule="auto"/>
+        <w:jc w:val="both"/>
+      </w:pPr>
+      <w:r>
+        <w:rPr>
+          <w:rFonts w:ascii="Times New Roman" w:hAnsi="Times New Roman" w:eastAsia="Times New Roman"/>
+          <w:b w:val="0"/>
+          <w:i w:val="0"/>
+          <w:sz w:val="24"/>
+        </w:rPr>
+        <w:t>Fourth, I test whether the main findings survive alternative assumptions, sample rules, and external platform evidence rather than depending on one preferred construction.</w:t>
       </w:r>
     </w:p>
     <w:p>
@@ -391,7 +402,6 @@
         <w:pStyle w:val="Heading2"/>
         <w:keepNext/>
         <w:spacing w:before="90" w:after="30"/>
-        <w:jc w:val="left"/>
       </w:pPr>
       <w:r>
         <w:rPr>
@@ -415,7 +425,7 @@
           <w:i w:val="0"/>
           <w:sz w:val="24"/>
         </w:rPr>
-        <w:t>The contribution is a finance measurement problem before it is a tax-policy one. Platform accounts make the intermediation boundary observable, but that boundary affects the conclusions investors, researchers, statistical agencies, and policymakers draw about scale, growth, and monetization. De Franco, Kothari and Verdi (2011) show why comparable accounting bases matter, while Berg et al. (2020) show that intermediary-held digital traces contain information conventional records can miss. This paper applies those ideas to platform economies and shows that the measure chosen to describe digital activity changes the economic conclusion.</w:t>
+        <w:t>The contribution is a finance measurement problem before it is a tax-policy one. Platform accounts make the intermediation boundary observable, but that boundary affects the conclusions investors, researchers, statistical agencies, and policymakers draw about scale, growth, and monetization. De Franco, Kothari and Verdi (2011) show why comparable accounting bases matter, while Berg et al. (2020) show that intermediary-held digital traces contain information conventional records can miss. This paper applies those ideas to platform economies and shows that the measure chosen to describe digital activity can change the economic conclusion.</w:t>
       </w:r>
     </w:p>
     <w:p>
@@ -538,7 +548,7 @@
           <w:i w:val="0"/>
           <w:sz w:val="24"/>
         </w:rPr>
-        <w:t>These records also matter once they become available to government. Public-finance research shows that compliance and enforcement change when information about income or transactions is independently reported by third parties (Kleven et al. 2011; Pomeranz 2015; Naritomi 2019; Kleven, Kreiner and Saez 2016; Slemrod 2019). The OECD Model Rules (OECD 2020) and the European Union's DAC7 regime (European Union 2021) apply this principle to digital platforms. Indonesia's Minister of Finance Regulation No. 37 of 2025 follows the same logic through seller identification, transaction-linked reporting, and marketplace withholding. The relevance here is informational: transaction records outside platform revenue still exist and can become usable elsewhere.</w:t>
+        <w:t>These records also matter once they become available to government. Public-finance research shows that compliance and enforcement change when information about income or transactions is independently reported by third parties (Kleven et al. 2011; Pomeranz 2015; Naritomi 2019; Kleven, Kreiner and Saez 2016; Slemrod 2019). The OECD Model Rules (OECD 2020) and the European Union's DAC7 regime (European Union 2021) apply this principle to digital platforms. Indonesia's Minister of Finance Regulation No. 37 of 2025 follows the same logic through seller identification, transaction-linked reporting, and marketplace withholding. The relevance here is informational: transaction records outside platform revenue may still exist and become usable elsewhere.</w:t>
       </w:r>
     </w:p>
     <w:p>
@@ -677,7 +687,7 @@
           <w:i w:val="0"/>
           <w:sz w:val="24"/>
         </w:rPr>
-        <w:t>For the platform analysis, transaction value and revenue are paired only when they refer to the same period and business activity. Broader-scope, reconstructed, national-statistical, and payment evidence is kept in separate analytical roles rather than combined into one sample.</w:t>
+        <w:t>For the platform analysis, transaction value and revenue are paired only when they refer to the same period and business activity. Indonesia is the main empirical setting. Broader-scope, reconstructed, national-statistical, and payment evidence is kept in separate analytical roles rather than combined into one sample.</w:t>
       </w:r>
     </w:p>
     <w:p>
@@ -728,7 +738,7 @@
           <w:i w:val="0"/>
           <w:sz w:val="24"/>
         </w:rPr>
-        <w:t xml:space="preserve"> denote transaction value processed by platform i in year t, and R</w:t>
+        <w:t xml:space="preserve"> denote transaction value processed by platform i in period t, and R</w:t>
       </w:r>
       <w:r>
         <w:rPr>
@@ -747,7 +757,7 @@
           <w:i w:val="0"/>
           <w:sz w:val="24"/>
         </w:rPr>
-        <w:t xml:space="preserve"> the revenue it recognizes over the same period and business scope. The absolute invisible wedge is:</w:t>
+        <w:t xml:space="preserve"> the revenue recognized over the same matched period and business scope. The absolute invisible wedge is:</w:t>
       </w:r>
     </w:p>
     <w:p>
@@ -826,7 +836,22 @@
           <w:i w:val="0"/>
           <w:sz w:val="24"/>
         </w:rPr>
-        <w:t>W measures transaction value outside the platform's recognized revenue. It does not by itself imply participant profit, taxable income, value added, non-compliance, or tax due. Because platforms differ in size, I also express the wedge relative to revenue through the Ecosystem Ratio, which is constructed for this study:</w:t>
+        <w:t>W measures transaction value outside the platform's recognized revenue. It does not represent merchant profit, worker income, taxable income, unpaid tax, tax evasion, or value added.</w:t>
+      </w:r>
+    </w:p>
+    <w:p>
+      <w:pPr>
+        <w:spacing w:after="80" w:line="247" w:lineRule="auto"/>
+        <w:jc w:val="both"/>
+      </w:pPr>
+      <w:r>
+        <w:rPr>
+          <w:rFonts w:ascii="Times New Roman" w:hAnsi="Times New Roman" w:eastAsia="Times New Roman"/>
+          <w:b w:val="0"/>
+          <w:i w:val="0"/>
+          <w:sz w:val="24"/>
+        </w:rPr>
+        <w:t>Because platforms differ in size, I also express the wedge relative to revenue. The Ecosystem Ratio is:</w:t>
       </w:r>
     </w:p>
     <w:p>
@@ -924,7 +949,22 @@
           <w:i w:val="0"/>
           <w:sz w:val="24"/>
         </w:rPr>
-        <w:t>An E of 9 means that for every one unit of platform revenue, nine additional units of transaction value lie outside the revenue line. A single ratio does not show whether transaction value and revenue move together through time, so I define annual growth divergence as:</w:t>
+        <w:t>An E of 9 means that for every one unit of platform revenue, nine additional units of transaction value lie outside the revenue line. The Ecosystem Ratio is constructed for this study.</w:t>
+      </w:r>
+    </w:p>
+    <w:p>
+      <w:pPr>
+        <w:spacing w:after="80" w:line="247" w:lineRule="auto"/>
+        <w:jc w:val="both"/>
+      </w:pPr>
+      <w:r>
+        <w:rPr>
+          <w:rFonts w:ascii="Times New Roman" w:hAnsi="Times New Roman" w:eastAsia="Times New Roman"/>
+          <w:b w:val="0"/>
+          <w:i w:val="0"/>
+          <w:sz w:val="24"/>
+        </w:rPr>
+        <w:t>A single ratio does not show whether transaction value and revenue move together through time. I therefore define annual growth divergence as:</w:t>
       </w:r>
     </w:p>
     <w:p>
@@ -1044,11 +1084,12 @@
           <w:i w:val="0"/>
           <w:sz w:val="24"/>
         </w:rPr>
-        <w:t>The four hypotheses examine different layers of the same measurement problem. H1 tests the transaction-revenue boundary within platforms. H2 and H3 examine where activity and records outside platform revenue appear in national e-commerce evidence. H4 is the central claim of the thesis, and H1 to H3 establish the mechanisms behind it.</w:t>
+        <w:t>The four hypotheses examine different layers of the same measurement problem. H1 tests the transaction-revenue boundary within platforms. H2 and H3 examine where activity and records outside platform revenue appear in national e-commerce evidence. H4 asks whether the different records ultimately produce different conclusions about digital economic activity. The evidence layers are analyzed separately, and none of the hypotheses is interpreted as a causal claim.</w:t>
       </w:r>
     </w:p>
     <w:p>
       <w:pPr>
+        <w:keepNext/>
         <w:spacing w:after="80" w:line="247" w:lineRule="auto"/>
         <w:jc w:val="left"/>
       </w:pPr>
@@ -1059,7 +1100,7 @@
           <w:i w:val="0"/>
           <w:sz w:val="24"/>
         </w:rPr>
-        <w:t>H1. Platform revenue is not a stable proxy for the transaction value a platform processes.</w:t>
+        <w:t>H1. Transaction value and platform revenue diverge materially within the same platform over time.</w:t>
       </w:r>
     </w:p>
     <w:p>
@@ -1074,11 +1115,12 @@
           <w:i w:val="0"/>
           <w:sz w:val="24"/>
         </w:rPr>
-        <w:t>If it were, transaction value and revenue would move proportionally within the same platform over time.</w:t>
+        <w:t>If revenue were a stable proxy for the commerce processed by a platform, transaction value and revenue would move proportionally.</w:t>
       </w:r>
     </w:p>
     <w:p>
       <w:pPr>
+        <w:keepNext/>
         <w:spacing w:after="80" w:line="247" w:lineRule="auto"/>
         <w:jc w:val="left"/>
       </w:pPr>
@@ -1089,7 +1131,7 @@
           <w:i w:val="0"/>
           <w:sz w:val="24"/>
         </w:rPr>
-        <w:t>H2. Aggregate e-commerce growth is driven mainly by growth in the number of participating businesses rather than by higher transaction value per business.</w:t>
+        <w:t>H2. Aggregate e-commerce growth partly reflects changes in the number of participating businesses rather than only changes in transaction value per business.</w:t>
       </w:r>
     </w:p>
     <w:p>
@@ -1104,11 +1146,12 @@
           <w:i w:val="0"/>
           <w:sz w:val="24"/>
         </w:rPr>
-        <w:t>This separates wider business participation from changes in the average value observed per business.</w:t>
+        <w:t>This separates changes associated with wider business participation from changes in the average value observed per business.</w:t>
       </w:r>
     </w:p>
     <w:p>
       <w:pPr>
+        <w:keepNext/>
         <w:spacing w:after="80" w:line="247" w:lineRule="auto"/>
         <w:jc w:val="left"/>
       </w:pPr>
@@ -1134,11 +1177,12 @@
           <w:i w:val="0"/>
           <w:sz w:val="24"/>
         </w:rPr>
-        <w:t>This asks whether marketplace-mediated activity leaves a different recordkeeping pattern from other e-commerce activity.</w:t>
+        <w:t>This asks whether marketplace-mediated activity is associated with a different recordkeeping pattern from other e-commerce activity. Association does not imply that marketplace participation causes formalization.</w:t>
       </w:r>
     </w:p>
     <w:p>
       <w:pPr>
+        <w:keepNext/>
         <w:spacing w:after="80" w:line="247" w:lineRule="auto"/>
         <w:jc w:val="left"/>
       </w:pPr>
@@ -1149,7 +1193,7 @@
           <w:i w:val="0"/>
           <w:sz w:val="24"/>
         </w:rPr>
-        <w:t>H4. Platform revenue, national e-commerce statistics and payment records are not interchangeable: substituting one for another changes the measured scale and growth of digital economic activity.</w:t>
+        <w:t>H4. Measurement choices materially alter conclusions about the scale and growth of digital economic activity.</w:t>
       </w:r>
     </w:p>
     <w:p>
@@ -1164,7 +1208,7 @@
           <w:i w:val="0"/>
           <w:sz w:val="24"/>
         </w:rPr>
-        <w:t>This asks whether the records produce the same economic account when they observe different parts of digital activity.</w:t>
+        <w:t>This asks whether platform accounts, national e-commerce statistics, and payment records produce the same economic account when they observe different parts of digital activity.</w:t>
       </w:r>
     </w:p>
     <w:p>
@@ -1316,7 +1360,7 @@
                 <w:i w:val="0"/>
                 <w:sz w:val="18"/>
               </w:rPr>
-              <w:t>Platform transaction value and revenue through time, the Ecosystem Ratio, and annual growth divergence</w:t>
+              <w:t>Matched platform transaction value and revenue over time, the Ecosystem Ratio, and annual growth divergence</w:t>
             </w:r>
           </w:p>
         </w:tc>
@@ -1523,7 +1567,7 @@
           <w:i w:val="0"/>
           <w:sz w:val="24"/>
         </w:rPr>
-        <w:t>The comparison of platform businesses outside Indonesia is used as corroboration rather than as a fifth hypothesis. Indonesia's marketplace reporting regime is examined as an institutional application in Section 5.3.</w:t>
+        <w:t>The separate comparison of platform businesses outside Indonesia is used as corroboration rather than as a fifth hypothesis. Indonesia's marketplace reporting regime likewise remains an institutional application. Whether platform-held records become administratively linked to seller obligations requires post-implementation evidence and cannot be established from the legal framework alone.</w:t>
       </w:r>
     </w:p>
     <w:p>
@@ -1587,7 +1631,22 @@
           <w:i w:val="0"/>
           <w:sz w:val="24"/>
         </w:rPr>
-        <w:t>The basic observation is one platform in one year, with transaction value and revenue referring to the same period and, as closely as possible, the same business activity. An observation is retained only when its period, geographic and business coverage, units, definitions, and source can be identified. Measures referring to different periods are excluded, while major changes in accounting definitions or business structure are recorded.</w:t>
+        <w:t>The basic observation is one platform in one year, with transaction value and revenue referring to the same period and, as closely as possible, the same business activity.</w:t>
+      </w:r>
+    </w:p>
+    <w:p>
+      <w:pPr>
+        <w:spacing w:after="80" w:line="247" w:lineRule="auto"/>
+        <w:jc w:val="both"/>
+      </w:pPr>
+      <w:r>
+        <w:rPr>
+          <w:rFonts w:ascii="Times New Roman" w:hAnsi="Times New Roman" w:eastAsia="Times New Roman"/>
+          <w:b w:val="0"/>
+          <w:i w:val="0"/>
+          <w:sz w:val="24"/>
+        </w:rPr>
+        <w:t>An observation is retained only when its period, geographic and business coverage, units, definitions, and source can be identified. Measures referring to different periods are excluded, while major changes in accounting definitions or business structure are recorded.</w:t>
       </w:r>
     </w:p>
     <w:p>
@@ -2117,7 +2176,22 @@
           <w:i w:val="0"/>
           <w:sz w:val="24"/>
         </w:rPr>
-        <w:t>An annual observation is one matched transaction-and-revenue pair for one platform in one year. The 17 retained observations produce 12 year-to-year comparisons because the same platforms are not available in every year. Tokopedia is closely aligned with Indonesia but is not a literal country line. Blibli includes online travel, Bukalapak includes some overseas activity, and Grab and Shopee require additional construction. Tokopedia 2021 and Bukalapak 2024 are excluded because their transaction and revenue figures cover different periods.</w:t>
+        <w:t>An annual observation means one matched transaction-and-revenue pair for one platform in one year. The 17 retained observations produce 12 year-to-year comparisons because the same platforms are not available in every year.</w:t>
+      </w:r>
+    </w:p>
+    <w:p>
+      <w:pPr>
+        <w:spacing w:after="80" w:line="247" w:lineRule="auto"/>
+        <w:jc w:val="both"/>
+      </w:pPr>
+      <w:r>
+        <w:rPr>
+          <w:rFonts w:ascii="Times New Roman" w:hAnsi="Times New Roman" w:eastAsia="Times New Roman"/>
+          <w:b w:val="0"/>
+          <w:i w:val="0"/>
+          <w:sz w:val="24"/>
+        </w:rPr>
+        <w:t>Tokopedia is closely aligned with Indonesia but is not a literal country line. Blibli includes online travel, Bukalapak includes some overseas activity, and Grab and Shopee require additional construction.</w:t>
       </w:r>
     </w:p>
     <w:p>
@@ -2149,7 +2223,22 @@
           <w:i w:val="0"/>
           <w:sz w:val="24"/>
         </w:rPr>
-        <w:t>Changes through time are examined mainly by comparing each platform with itself. This keeps the company, business activity, and reporting convention as similar as the disclosures allow. When transaction value and revenue move sharply apart, disclosed changes in monetization, customer incentives, revenue recognition, and business scope are used to reconcile the movement where the filings permit.</w:t>
+        <w:t>Changes through time are examined mainly by comparing each platform with itself. This keeps the company, business activity, and reporting convention as similar as the disclosures allow.</w:t>
+      </w:r>
+    </w:p>
+    <w:p>
+      <w:pPr>
+        <w:spacing w:after="80" w:line="247" w:lineRule="auto"/>
+        <w:jc w:val="both"/>
+      </w:pPr>
+      <w:r>
+        <w:rPr>
+          <w:rFonts w:ascii="Times New Roman" w:hAnsi="Times New Roman" w:eastAsia="Times New Roman"/>
+          <w:b w:val="0"/>
+          <w:i w:val="0"/>
+          <w:sz w:val="24"/>
+        </w:rPr>
+        <w:t>When transaction value and revenue move sharply apart, disclosed changes in monetization, customer incentives, revenue recognition, and business scope are used to reconcile the movement where the filings permit. These reconciliations are arithmetic accounting explanations rather than estimates of causal effects.</w:t>
       </w:r>
     </w:p>
     <w:p>
@@ -2179,7 +2268,7 @@
           <w:i w:val="0"/>
           <w:sz w:val="24"/>
         </w:rPr>
-        <w:t>The cross-platform comparison uses the 2023 fiscal year, the last year in which the three principal platforms can be compared on the same basis. It measures the scale of the transaction-revenue difference for those platforms, and market-share estimates describe their coverage of marketplace transaction value.</w:t>
+        <w:t>A separate comparison uses the 2023 fiscal year (FY2023) because it provides the most useful common year across the principal platform cases. It shows the scale of the transaction-revenue difference among the selected cases, not the size of Indonesia's entire digital economy. Market-share estimates describe transaction-value coverage only, not wider representativeness.</w:t>
       </w:r>
     </w:p>
     <w:p>
@@ -2893,6 +2982,21 @@
           <w:i w:val="0"/>
           <w:sz w:val="24"/>
         </w:rPr>
+        <w:t>The result is treated as a reconstruction rather than a direct disclosure.</w:t>
+      </w:r>
+    </w:p>
+    <w:p>
+      <w:pPr>
+        <w:spacing w:after="80" w:line="247" w:lineRule="auto"/>
+        <w:jc w:val="both"/>
+      </w:pPr>
+      <w:r>
+        <w:rPr>
+          <w:rFonts w:ascii="Times New Roman" w:hAnsi="Times New Roman" w:eastAsia="Times New Roman"/>
+          <w:b w:val="0"/>
+          <w:i w:val="0"/>
+          <w:sz w:val="24"/>
+        </w:rPr>
         <w:t>Sea Limited does not report Shopee transaction value separately for Indonesia. Indonesian transaction value is taken from Momentum Works, and Indonesian revenue is estimated using Sea's Group service monetization rate:</w:t>
       </w:r>
     </w:p>
@@ -2924,7 +3028,7 @@
           <w:i w:val="0"/>
           <w:sz w:val="24"/>
         </w:rPr>
-        <w:t>Both constructions are labeled wherever they are used, and Section 5.1 reports how far the results move under alternative values of their inputs.</w:t>
+        <w:t>Both constructions remain explicitly labeled wherever they are used.</w:t>
       </w:r>
     </w:p>
     <w:p>
@@ -3569,7 +3673,7 @@
           <w:i w:val="0"/>
           <w:sz w:val="24"/>
         </w:rPr>
-        <w:t>where N is the estimated number of e-commerce businesses and A is implied nominal transaction value per business. Changes in total value are divided arithmetically between the business-count and value-per-business components. A conflicting published 2023 business count is retained as a sensitivity check.</w:t>
+        <w:t>where N is the estimated number of e-commerce businesses and A is implied nominal transaction value per business. Changes in total value are divided arithmetically between the business-count and value-per-business components. This does not identify causal entry, productivity, or growth among continuing firms. A conflicting published 2023 business count is retained as a sensitivity check.</w:t>
       </w:r>
     </w:p>
     <w:p>
@@ -3584,7 +3688,22 @@
           <w:i w:val="0"/>
           <w:sz w:val="24"/>
         </w:rPr>
-        <w:t>For H3, BPS's published business-level evidence is used to examine the association between marketplace participation and financial recordkeeping, with province-level correlations as supporting diagnostics. For H4, Bank Indonesia payment measures are compared with e-commerce growth but are not added to platform or BPS transaction values.</w:t>
+        <w:t>For H3, BPS's published business-level evidence is used to examine the association between marketplace participation and financial recordkeeping. Province-level correlations are supporting diagnostics only.</w:t>
+      </w:r>
+    </w:p>
+    <w:p>
+      <w:pPr>
+        <w:spacing w:after="80" w:line="247" w:lineRule="auto"/>
+        <w:jc w:val="both"/>
+      </w:pPr>
+      <w:r>
+        <w:rPr>
+          <w:rFonts w:ascii="Times New Roman" w:hAnsi="Times New Roman" w:eastAsia="Times New Roman"/>
+          <w:b w:val="0"/>
+          <w:i w:val="0"/>
+          <w:sz w:val="24"/>
+        </w:rPr>
+        <w:t>Bank Indonesia payment measures provide a separate comparison for H4. They are compared with e-commerce growth but are not treated as sales estimates or added to platform or BPS transaction values.</w:t>
       </w:r>
     </w:p>
     <w:p>
@@ -3616,7 +3735,7 @@
           <w:i w:val="0"/>
           <w:sz w:val="24"/>
         </w:rPr>
-        <w:t>The external comparison contains 48 matched annual transaction-and-revenue observations from eight platform businesses covering 2017-2025. It tests whether the same transaction-revenue boundary appears under other business models and is kept separate from the Indonesian sample.</w:t>
+        <w:t>The external comparison contains 48 matched annual transaction-and-revenue observations from eight platform businesses covering 2017-2025. It tests whether the same transaction-revenue boundary appears under other business models; it is not a representative sample of global e-commerce and does not enlarge the Indonesian sample.</w:t>
       </w:r>
     </w:p>
     <w:p>
@@ -3631,7 +3750,7 @@
           <w:i w:val="0"/>
           <w:sz w:val="24"/>
         </w:rPr>
-        <w:t>The robustness checks remove one platform at a time, vary every constructed input, replace ordinary growth rates with log changes, drop the most extreme year-to-year comparison, and restrict the evidence to pairs the companies report directly. Section 5 reports the resulting ranges.</w:t>
+        <w:t>Robustness checks vary admission rules, revenue definitions, publication versions, and assumptions used in reconstructed country measures. The resulting ranges are treated as sensitivity or scenario ranges rather than statistical confidence intervals.</w:t>
       </w:r>
     </w:p>
     <w:p>
@@ -3663,7 +3782,7 @@
           <w:i w:val="0"/>
           <w:sz w:val="24"/>
         </w:rPr>
-        <w:t>The evidence assembled so far establishes that the proposed comparisons can be carried out and that the choice of record produces economically large differences. The preliminary results first show the scale and movement of the transaction-revenue boundary, then examine whether the wider Indonesian evidence tells the same story.</w:t>
+        <w:t>The evidence assembled so far is sufficient to establish that the proposed comparisons can be carried out and that the choice of measurement produces economically meaningful differences. The preliminary results first show the scale and movement of the transaction-revenue boundary, then examine whether the wider Indonesian evidence tells the same story.</w:t>
       </w:r>
     </w:p>
     <w:p>
@@ -3695,7 +3814,7 @@
           <w:i w:val="0"/>
           <w:sz w:val="24"/>
         </w:rPr>
-        <w:t>The 2023 fiscal year provides a common comparison across Grab, Tokopedia, and Shopee.</w:t>
+        <w:t>The 2023 fiscal year provides a common comparison across Grab, Tokopedia, and Shopee. It is used as a common-year illustration rather than as the entire dataset or an estimate of Indonesia's whole digital economy.</w:t>
       </w:r>
     </w:p>
     <w:p>
@@ -4475,7 +4594,7 @@
                 <w:i w:val="0"/>
                 <w:sz w:val="18"/>
               </w:rPr>
-              <w:t>Three platforms</w:t>
+              <w:t>Selected cases</w:t>
             </w:r>
           </w:p>
         </w:tc>
@@ -4620,7 +4739,7 @@
                 <w:i w:val="0"/>
                 <w:sz w:val="18"/>
               </w:rPr>
-              <w:t>Sum of three cases</w:t>
+              <w:t>Sum of three cases, not national total</w:t>
             </w:r>
           </w:p>
         </w:tc>
@@ -4638,7 +4757,7 @@
           <w:i w:val="0"/>
           <w:sz w:val="24"/>
         </w:rPr>
-        <w:t>Across the three platforms, US$43.23 billion of transaction value corresponds to US$3.16 billion of recognized revenue, leaving a US$40.07 billion wedge; transaction value is 13.7 times recognized revenue. Tokopedia contributes 39.7 percent of the wedge, Shopee 48.3 percent and Grab 11.9 percent. Shopee's ratio of exactly 9.000 follows from applying Sea's Group monetization rate of 10.0 percent, so its revenue is an assumption. Varying that rate between 9 and 11 percent moves the combined wedge only between US$39.86 billion and US$40.29 billion, because Shopee's revenue is small relative to its transaction value. Excluding any one platform leaves a wedge between US$20.70 billion and US$35.29 billion, varying every constructed input one at a time keeps it between US$37.65 billion and US$42.49 billion, and Tokopedia alone, which requires no construction, carries a wedge of US$15.93 billion.</w:t>
+        <w:t>Across the three cases, US$43.23 billion of transaction value corresponds to US$3.16 billion of recognized platform revenue, leaving a US$40.07 billion wedge. Transaction value is therefore approximately 13.7 times recognized revenue in this common-year comparison.</w:t>
       </w:r>
     </w:p>
     <w:p>
@@ -4653,7 +4772,7 @@
           <w:i w:val="0"/>
           <w:sz w:val="24"/>
         </w:rPr>
-        <w:t>The relationship between the two measures is not stable. Across twelve year-to-year comparisons, revenue grows faster than transaction value in ten, and the median absolute gap between the two growth rates is 42.02 percentage points. Restricting the evidence to pairs reported directly by Tokopedia, Blibli and Bukalapak gives nine comparisons, in which revenue grows faster in six and the median absolute gap is 42.94 points. On that restricted evidence the gap is 36.64 points in log changes and 29.34 points after removing the single largest comparison, stays between 29.34 and 52.52 points when any one comparison is left out, and every version that excludes one platform keeps at least one year in which the two measures move in opposite directions.</w:t>
+        <w:t>Shopee's ratio of 9.0 follows from the Group monetization rate used to estimate its Indonesian revenue. In preliminary checks, rates between 9 and 11 percent move the combined wedge only between US$39.86 billion and US$40.29 billion, and excluding any one platform leaves a wedge of at least US$20.70 billion.</w:t>
       </w:r>
     </w:p>
     <w:p>
@@ -4668,7 +4787,7 @@
           <w:i w:val="0"/>
           <w:sz w:val="24"/>
         </w:rPr>
-        <w:t>Tokopedia shows why the two measures separate. Between 2022 and 2023, its transaction value fell 8.9 percent while net revenue from its third-party marketplace rose 53.2 percent. Lower customer incentives account for 60.6 percent of that increase and higher gross revenue for the remaining 39.4 percent, so the platform's revenue improved while the commerce it carried contracted.</w:t>
+        <w:t>The longitudinal evidence shows that this relationship is not constant. Across twelve year-to-year comparisons, revenue grows faster than transaction value in ten, with a median absolute growth divergence of 42.02 percentage points.</w:t>
       </w:r>
     </w:p>
     <w:p>
@@ -4729,7 +4848,22 @@
           <w:i/>
           <w:sz w:val="19"/>
         </w:rPr>
-        <w:t>Figure 1. Ecosystem Ratio through time for each platform, 2020-2025. Each line follows one platform's matched transaction value and revenue.</w:t>
+        <w:t>Figure 1. Ecosystem Ratio through time for each retained platform. Each line follows one platform's matched figures; differences between platforms are descriptive.</w:t>
+      </w:r>
+    </w:p>
+    <w:p>
+      <w:pPr>
+        <w:spacing w:after="80" w:line="247" w:lineRule="auto"/>
+        <w:jc w:val="both"/>
+      </w:pPr>
+      <w:r>
+        <w:rPr>
+          <w:rFonts w:ascii="Times New Roman" w:hAnsi="Times New Roman" w:eastAsia="Times New Roman"/>
+          <w:b w:val="0"/>
+          <w:i w:val="0"/>
+          <w:sz w:val="24"/>
+        </w:rPr>
+        <w:t>Tokopedia provides the clearest illustration of why the two measures can separate. Between 2022 and 2023, transaction value falls 8.9 percent while third-party net revenue rises 53.2 percent. The change in net revenue can be reconciled arithmetically to lower customer incentives and higher gross revenue rather than treated as an unexplained residual.</w:t>
       </w:r>
     </w:p>
     <w:p>
@@ -4943,7 +5077,7 @@
                 <w:i w:val="0"/>
                 <w:sz w:val="18"/>
               </w:rPr>
-              <w:t>E-commerce value +17.08%; estimated business count +15.31%; implied nominal value per business +1.54%. The business count accounts for 90.29% of the increase (70.95% under the conflicting count)</w:t>
+              <w:t>E-commerce value +17.08%; estimated business count +15.31%; implied nominal value per business +1.54%</w:t>
             </w:r>
           </w:p>
         </w:tc>
@@ -4972,7 +5106,7 @@
                 <w:i w:val="0"/>
                 <w:sz w:val="18"/>
               </w:rPr>
-              <w:t>Growth comes mainly from more participating businesses (H2)</w:t>
+              <w:t>Much of the aggregate increase is associated with broader participation rather than a large increase in value per business</w:t>
             </w:r>
           </w:p>
         </w:tc>
@@ -5035,7 +5169,7 @@
                 <w:i w:val="0"/>
                 <w:sz w:val="18"/>
               </w:rPr>
-              <w:t>98.46% of the nominal increase occurs outside the marketplace component; marketplace share falls from 18.2% to 15.8%</w:t>
+              <w:t>Approximately 98.46% of the nominal increase occurs outside the marketplace component</w:t>
             </w:r>
           </w:p>
         </w:tc>
@@ -5064,7 +5198,7 @@
                 <w:i w:val="0"/>
                 <w:sz w:val="18"/>
               </w:rPr>
-              <w:t>Marketplace-based measurement misses almost all recent growth</w:t>
+              <w:t>Marketplace-centered evidence captures only part of recent national e-commerce growth</w:t>
             </w:r>
           </w:p>
         </w:tc>
@@ -5156,7 +5290,7 @@
                 <w:i w:val="0"/>
                 <w:sz w:val="18"/>
               </w:rPr>
-              <w:t>Marketplace participation is associated with stronger financial recordkeeping (H3)</w:t>
+              <w:t>Marketplace participation is associated with stronger financial recordkeeping; the evidence is observational</w:t>
             </w:r>
           </w:p>
         </w:tc>
@@ -5248,7 +5382,7 @@
                 <w:i w:val="0"/>
                 <w:sz w:val="18"/>
               </w:rPr>
-              <w:t>Payment measures grow 1.8 to 11 times as fast as e-commerce value (H4)</w:t>
+              <w:t>Different records produce substantially different descriptions of digital growth</w:t>
             </w:r>
           </w:p>
         </w:tc>
@@ -5266,7 +5400,22 @@
           <w:i w:val="0"/>
           <w:sz w:val="24"/>
         </w:rPr>
-        <w:t>The records do not agree. Between 2023 and 2024, marketplace value grew 1.45 percent, national e-commerce value grew 17.08 percent and payment measures grew between 30 and 187 percent, so the same year reads as stagnation or as rapid expansion depending on which record is used.</w:t>
+        <w:t>These comparisons are deliberately kept separate. The business-count decomposition is arithmetic rather than causal, marketplace participation is treated as an association rather than a cause of formalization, and payment values are not interpreted as alternative estimates of e-commerce sales.</w:t>
+      </w:r>
+    </w:p>
+    <w:p>
+      <w:pPr>
+        <w:spacing w:after="80" w:line="247" w:lineRule="auto"/>
+        <w:jc w:val="both"/>
+      </w:pPr>
+      <w:r>
+        <w:rPr>
+          <w:rFonts w:ascii="Times New Roman" w:hAnsi="Times New Roman" w:eastAsia="Times New Roman"/>
+          <w:b w:val="0"/>
+          <w:i w:val="0"/>
+          <w:sz w:val="24"/>
+        </w:rPr>
+        <w:t>The evidence nevertheless shows why measurement choice matters. Recent e-commerce growth is concentrated differently depending on whether the analyst looks at marketplace activity, national e-commerce statistics, or payment records.</w:t>
       </w:r>
     </w:p>
     <w:p>
@@ -5283,7 +5432,7 @@
           <w:i w:val="0"/>
           <w:sz w:val="24"/>
         </w:rPr>
-        <w:t>5.3 Feasibility and Institutional Application</w:t>
+        <w:t>5.3 Feasibility and Scope of the Preliminary Findings</w:t>
       </w:r>
     </w:p>
     <w:p>
@@ -5298,7 +5447,7 @@
           <w:i w:val="0"/>
           <w:sz w:val="24"/>
         </w:rPr>
-        <w:t>The preliminary evidence is sufficient to motivate the full analysis. H1 is supported by the movement between transaction value and revenue within platforms, H2 and H3 by national and business-level BPS evidence, and H4 by the contrast between platform, e-commerce, and payment records.</w:t>
+        <w:t>The preliminary evidence is sufficient to motivate the full analysis. H1 is supported by substantial movement between transaction value and revenue within platforms. H2 and H3 can be examined using national and business-level BPS evidence, while the contrast between platform, e-commerce, and payment records provides a direct test of H4.</w:t>
       </w:r>
     </w:p>
     <w:p>
@@ -5313,7 +5462,7 @@
           <w:i w:val="0"/>
           <w:sz w:val="24"/>
         </w:rPr>
-        <w:t>Outside Indonesia, 48 matched company-years for eight platform businesses, including eBay, Etsy, Shopify, Mercado Libre and Sea, show the same boundary under other business models, with take rates among the marketplace businesses ranging from about 3 percent at Shopify to about 25 percent at Mercado Libre. Eleven of 40 year-to-year comparisons fail a clean-scope test because of acquisitions or perimeter changes, so the comparability problem the Indonesian design manages is a general feature of platform disclosure.</w:t>
+        <w:t>A separate comparison of eight platform businesses outside Indonesia provides additional evidence that the transaction-revenue boundary is not unique to the Indonesian setting. It is used as corroboration rather than added to the Indonesian sample.</w:t>
       </w:r>
     </w:p>
     <w:p>
@@ -5328,7 +5477,7 @@
           <w:i w:val="0"/>
           <w:sz w:val="24"/>
         </w:rPr>
-        <w:t>PMK 37/2025 applies the same distinction in policy. It requires designated marketplace operators to identify sellers, report transaction-linked turnover and withhold tax, with implementation scheduled for 1 November 2026 after a postponement. Its reach is set by the channel it targets: the marketplace component carried 15.8 percent of 2024 e-commerce value and 1.5 percent of 2023-2024 growth.</w:t>
+        <w:t>Indonesia's marketplace reporting regime provides an institutional application of the same distinction. PMK 37/2025 shows how seller-linked transaction records can enter reporting and withholding, but implementation begins only on 1 November 2026, so post-implementation outcomes are not yet available. Because the regime designates marketplace operators, its reach is bounded by the marketplace channel, which carried 15.8 percent of 2024 e-commerce value and 1.5 percent of 2023-2024 growth. The regulation is therefore not used as evidence of unpaid tax or a completed compliance effect.</w:t>
       </w:r>
     </w:p>
     <w:p>
@@ -5343,7 +5492,7 @@
           <w:i w:val="0"/>
           <w:sz w:val="24"/>
         </w:rPr>
-        <w:t>At this stage, the proposed measure can be constructed, followed through time, reconciled to disclosed accounting changes, and compared with independent records of Indonesian digital activity.</w:t>
+        <w:t>At this stage, the preliminary results establish that the proposed measurement can be constructed, followed through time, connected to disclosed accounting changes, and compared with independent records of Indonesian digital activity. The remaining analysis tests how robust those conclusions are to alternative evidence and measurement choices.</w:t>
       </w:r>
     </w:p>
     <w:p>
@@ -5375,7 +5524,7 @@
           <w:i w:val="0"/>
           <w:sz w:val="24"/>
         </w:rPr>
-        <w:t>These records are designed to measure different things, and the error arises when one is used in place of another. Platform revenue measures what the platform recognizes as its own income, transaction value measures the commerce it processes, national e-commerce statistics describe the wider market, and payment systems record the movement of funds. An investor valuing platforms on revenue growth, a statistical agency sizing e-commerce from marketplace data and a policymaker reading payment growth as commerce growth are each working from a record that departs sharply from the activity they intend to measure, and each in a different direction.</w:t>
+        <w:t>The problem is not that these records differ; they are designed to measure different things. The problem arises when one is used as a substitute for another. Platform revenue measures what the platform recognizes as its own income, transaction value measures the commerce it processes, national e-commerce statistics describe a broader market, and payment systems record the movement of funds. When these measures move differently, the choice of record can change conclusions about economic scale, growth, and monetization.</w:t>
       </w:r>
     </w:p>
     <w:p>
@@ -5390,7 +5539,22 @@
           <w:i w:val="0"/>
           <w:sz w:val="24"/>
         </w:rPr>
-        <w:t>Administrative use follows the same logic. Platform-held transaction records contain seller and transaction information that never appears in corporate revenue, and they become useful to government only when identity, reporting, transmission, and matching are in place. Indonesia's new reporting regime is built around the marketplace channel, so it inherits the coverage of that channel.</w:t>
+        <w:t>Administrative use is a separate question. Platform-held transaction records may contain information about sellers and transactions that does not appear in the platform's corporate revenue, but those records become useful to government only when identity, reporting, transmission, and matching are in place. PMK 37/2025 illustrates this institutional link without establishing a compliance or tax-revenue effect.</w:t>
+      </w:r>
+    </w:p>
+    <w:p>
+      <w:pPr>
+        <w:spacing w:after="80" w:line="247" w:lineRule="auto"/>
+        <w:jc w:val="both"/>
+      </w:pPr>
+      <w:r>
+        <w:rPr>
+          <w:rFonts w:ascii="Times New Roman" w:hAnsi="Times New Roman" w:eastAsia="Times New Roman"/>
+          <w:b w:val="0"/>
+          <w:i w:val="0"/>
+          <w:sz w:val="24"/>
+        </w:rPr>
+        <w:t>The thesis therefore treats measurement and administrative visibility as related but distinct problems.</w:t>
       </w:r>
     </w:p>
     <w:p>
@@ -5412,6 +5576,21 @@
     </w:p>
     <w:p>
       <w:pPr>
+        <w:spacing w:after="80" w:line="247" w:lineRule="auto"/>
+        <w:jc w:val="both"/>
+      </w:pPr>
+      <w:r>
+        <w:rPr>
+          <w:rFonts w:ascii="Times New Roman" w:hAnsi="Times New Roman" w:eastAsia="Times New Roman"/>
+          <w:b w:val="0"/>
+          <w:i w:val="0"/>
+          <w:sz w:val="24"/>
+        </w:rPr>
+        <w:t>The evidence supports several conclusions, but the interpretation of each result is deliberately bounded.</w:t>
+      </w:r>
+    </w:p>
+    <w:p>
+      <w:pPr>
         <w:keepNext/>
         <w:spacing w:before="60" w:after="30" w:line="240" w:lineRule="auto"/>
         <w:jc w:val="left"/>
@@ -5423,7 +5602,7 @@
           <w:i/>
           <w:sz w:val="19"/>
         </w:rPr>
-        <w:t>Table 7. Claims, evidence and robustness tests.</w:t>
+        <w:t>Table 7. Main inference boundaries.</w:t>
       </w:r>
     </w:p>
     <w:tbl>
@@ -5434,8 +5613,8 @@
         <w:tblLayout w:type="fixed"/>
       </w:tblPr>
       <w:tblGrid>
-        <w:gridCol w:w="3100"/>
-        <w:gridCol w:w="6447"/>
+        <w:gridCol w:w="4500"/>
+        <w:gridCol w:w="5047"/>
       </w:tblGrid>
       <w:tr>
         <w:trPr>
@@ -5445,7 +5624,7 @@
         <w:tc>
           <w:tcPr>
             <w:vAlign w:val="center"/>
-            <w:tcW w:w="3100" w:type="dxa"/>
+            <w:tcW w:w="4500" w:type="dxa"/>
             <w:tcMar>
               <w:top w:w="45" w:type="dxa"/>
               <w:start w:w="38" w:type="dxa"/>
@@ -5467,14 +5646,14 @@
                 <w:i w:val="0"/>
                 <w:sz w:val="18"/>
               </w:rPr>
-              <w:t>Claim</w:t>
+              <w:t>Evidence supports</w:t>
             </w:r>
           </w:p>
         </w:tc>
         <w:tc>
           <w:tcPr>
             <w:vAlign w:val="center"/>
-            <w:tcW w:w="6447" w:type="dxa"/>
+            <w:tcW w:w="5047" w:type="dxa"/>
             <w:tcMar>
               <w:top w:w="45" w:type="dxa"/>
               <w:start w:w="38" w:type="dxa"/>
@@ -5496,7 +5675,7 @@
                 <w:i w:val="0"/>
                 <w:sz w:val="18"/>
               </w:rPr>
-              <w:t>Evidence and robustness test</w:t>
+              <w:t>Does not by itself establish</w:t>
             </w:r>
           </w:p>
         </w:tc>
@@ -5508,7 +5687,7 @@
         <w:tc>
           <w:tcPr>
             <w:vAlign w:val="center"/>
-            <w:tcW w:w="3100" w:type="dxa"/>
+            <w:tcW w:w="4500" w:type="dxa"/>
             <w:tcMar>
               <w:top w:w="45" w:type="dxa"/>
               <w:start w:w="38" w:type="dxa"/>
@@ -5530,14 +5709,14 @@
                 <w:i w:val="0"/>
                 <w:sz w:val="18"/>
               </w:rPr>
-              <w:t>Platform revenue understates platform commerce by more than an order of magnitude.</w:t>
+              <w:t>W, E, and D describe the size and movement of the transaction-revenue boundary.</w:t>
             </w:r>
           </w:p>
         </w:tc>
         <w:tc>
           <w:tcPr>
             <w:vAlign w:val="center"/>
-            <w:tcW w:w="6447" w:type="dxa"/>
+            <w:tcW w:w="5047" w:type="dxa"/>
             <w:tcMar>
               <w:top w:w="45" w:type="dxa"/>
               <w:start w:w="38" w:type="dxa"/>
@@ -5559,7 +5738,7 @@
                 <w:i w:val="0"/>
                 <w:sz w:val="18"/>
               </w:rPr>
-              <w:t>2023 transaction value is 13.7 times revenue (wedge US$40.07bn). Holds across Shopee monetization of 9-11% (US$39.86-40.29bn), with any one platform excluded (at least US$20.70bn), under one-at-a-time input variation (US$37.65-42.49bn), and on Tokopedia alone (US$15.93bn).</w:t>
+              <w:t>Participant profit, taxable income, unpaid tax, tax evasion, or missing GDP.</w:t>
             </w:r>
           </w:p>
         </w:tc>
@@ -5571,7 +5750,7 @@
         <w:tc>
           <w:tcPr>
             <w:vAlign w:val="center"/>
-            <w:tcW w:w="3100" w:type="dxa"/>
+            <w:tcW w:w="4500" w:type="dxa"/>
             <w:tcMar>
               <w:top w:w="45" w:type="dxa"/>
               <w:start w:w="38" w:type="dxa"/>
@@ -5593,14 +5772,14 @@
                 <w:i w:val="0"/>
                 <w:sz w:val="18"/>
               </w:rPr>
-              <w:t>Platform revenue growth misstates commerce growth.</w:t>
+              <w:t>Separate evidence types show how directly each platform measure represents Indonesia.</w:t>
             </w:r>
           </w:p>
         </w:tc>
         <w:tc>
           <w:tcPr>
             <w:vAlign w:val="center"/>
-            <w:tcW w:w="6447" w:type="dxa"/>
+            <w:tcW w:w="5047" w:type="dxa"/>
             <w:tcMar>
               <w:top w:w="45" w:type="dxa"/>
               <w:start w:w="38" w:type="dxa"/>
@@ -5622,7 +5801,7 @@
                 <w:i w:val="0"/>
                 <w:sz w:val="18"/>
               </w:rPr>
-              <w:t>Revenue outgrows transaction value in 10 of 12 year-to-year comparisons; median absolute gap 42.02 pp. Holds on directly reported pairs only (6 of 9; 42.94 pp), in log changes (36.64), without the largest comparison (29.34 pp), and with any one platform excluded.</w:t>
+              <w:t>That direct, broader-scope, and reconstructed observations are interchangeable.</w:t>
             </w:r>
           </w:p>
         </w:tc>
@@ -5634,7 +5813,7 @@
         <w:tc>
           <w:tcPr>
             <w:vAlign w:val="center"/>
-            <w:tcW w:w="3100" w:type="dxa"/>
+            <w:tcW w:w="4500" w:type="dxa"/>
             <w:tcMar>
               <w:top w:w="45" w:type="dxa"/>
               <w:start w:w="38" w:type="dxa"/>
@@ -5656,14 +5835,14 @@
                 <w:i w:val="0"/>
                 <w:sz w:val="18"/>
               </w:rPr>
-              <w:t>Marketplace statistics miss where e-commerce grows.</w:t>
+              <w:t>Disclosed revenue components can reconcile selected movements in the wedge.</w:t>
             </w:r>
           </w:p>
         </w:tc>
         <w:tc>
           <w:tcPr>
             <w:vAlign w:val="center"/>
-            <w:tcW w:w="6447" w:type="dxa"/>
+            <w:tcW w:w="5047" w:type="dxa"/>
             <w:tcMar>
               <w:top w:w="45" w:type="dxa"/>
               <w:start w:w="38" w:type="dxa"/>
@@ -5685,7 +5864,7 @@
                 <w:i w:val="0"/>
                 <w:sz w:val="18"/>
               </w:rPr>
-              <w:t>98.46% of 2023-2024 growth in e-commerce value falls outside the marketplace component. Holds on both the published amount and the rounded-share reconstruction (98.49%).</w:t>
+              <w:t>A causal effect of incentives, monetization, or accounting choices.</w:t>
             </w:r>
           </w:p>
         </w:tc>
@@ -5697,7 +5876,70 @@
         <w:tc>
           <w:tcPr>
             <w:vAlign w:val="center"/>
-            <w:tcW w:w="3100" w:type="dxa"/>
+            <w:tcW w:w="4500" w:type="dxa"/>
+            <w:tcMar>
+              <w:top w:w="45" w:type="dxa"/>
+              <w:start w:w="38" w:type="dxa"/>
+              <w:bottom w:w="45" w:type="dxa"/>
+              <w:end w:w="38" w:type="dxa"/>
+              <w:left w:w="55" w:type="dxa"/>
+              <w:right w:w="55" w:type="dxa"/>
+            </w:tcMar>
+          </w:tcPr>
+          <w:p>
+            <w:pPr>
+              <w:keepNext/>
+              <w:spacing w:before="0" w:after="0" w:line="240" w:lineRule="auto"/>
+            </w:pPr>
+            <w:r>
+              <w:rPr>
+                <w:rFonts w:ascii="Times New Roman" w:hAnsi="Times New Roman" w:eastAsia="Times New Roman"/>
+                <w:b w:val="0"/>
+                <w:i w:val="0"/>
+                <w:sz w:val="18"/>
+              </w:rPr>
+              <w:t>BPS evidence describes aggregate e-commerce growth and recordkeeping associations.</w:t>
+            </w:r>
+          </w:p>
+        </w:tc>
+        <w:tc>
+          <w:tcPr>
+            <w:vAlign w:val="center"/>
+            <w:tcW w:w="5047" w:type="dxa"/>
+            <w:tcMar>
+              <w:top w:w="45" w:type="dxa"/>
+              <w:start w:w="38" w:type="dxa"/>
+              <w:bottom w:w="45" w:type="dxa"/>
+              <w:end w:w="38" w:type="dxa"/>
+              <w:left w:w="55" w:type="dxa"/>
+              <w:right w:w="55" w:type="dxa"/>
+            </w:tcMar>
+          </w:tcPr>
+          <w:p>
+            <w:pPr>
+              <w:keepNext/>
+              <w:spacing w:before="0" w:after="0" w:line="240" w:lineRule="auto"/>
+            </w:pPr>
+            <w:r>
+              <w:rPr>
+                <w:rFonts w:ascii="Times New Roman" w:hAnsi="Times New Roman" w:eastAsia="Times New Roman"/>
+                <w:b w:val="0"/>
+                <w:i w:val="0"/>
+                <w:sz w:val="18"/>
+              </w:rPr>
+              <w:t>Causal business entry, productivity effects, or marketplace-induced formalization.</w:t>
+            </w:r>
+          </w:p>
+        </w:tc>
+      </w:tr>
+      <w:tr>
+        <w:trPr>
+          <w:cantSplit/>
+        </w:trPr>
+        <w:tc>
+          <w:tcPr>
+            <w:vAlign w:val="center"/>
+            <w:tcW w:w="4500" w:type="dxa"/>
             <w:tcMar>
               <w:top w:w="45" w:type="dxa"/>
               <w:start w:w="38" w:type="dxa"/>
@@ -5719,14 +5961,14 @@
                 <w:i w:val="0"/>
                 <w:sz w:val="18"/>
               </w:rPr>
-              <w:t>Payment data overstate commerce growth.</w:t>
+              <w:t>Payment statistics and PMK provide additional measurement and institutional evidence.</w:t>
             </w:r>
           </w:p>
         </w:tc>
         <w:tc>
           <w:tcPr>
             <w:vAlign w:val="center"/>
-            <w:tcW w:w="6447" w:type="dxa"/>
+            <w:tcW w:w="5047" w:type="dxa"/>
             <w:tcMar>
               <w:top w:w="45" w:type="dxa"/>
               <w:start w:w="38" w:type="dxa"/>
@@ -5748,7 +5990,7 @@
                 <w:i w:val="0"/>
                 <w:sz w:val="18"/>
               </w:rPr>
-              <w:t>Electronic-money, mobile-banking and QRIS payment value grew 1.8 to 11 times as fast as e-commerce value, 2023-2024.</w:t>
+              <w:t>Equivalent measures of sales or a completed compliance or tax-revenue effect.</w:t>
             </w:r>
           </w:p>
         </w:tc>
@@ -5766,7 +6008,7 @@
           <w:i w:val="0"/>
           <w:sz w:val="24"/>
         </w:rPr>
-        <w:t>The evidence is descriptive and the sample is small. The business-count decomposition is arithmetic, the recordkeeping result is an association, the Tokopedia reconciliation is an accounting identity rather than a causal estimate, and the ranges above are sensitivity ranges rather than statistical confidence intervals. Payment values are compared with e-commerce growth but are not treated as estimates of sales, and the compliance and revenue effects of PMK 37/2025 can be observed only after implementation.</w:t>
+        <w:t>Robustness analysis tests whether the main findings depend on one preferred construction. The longitudinal results are compared under narrower evidence-admission rules, alternative revenue definitions, different publication versions, and alternative assumptions for reconstructed country measures. These checks are reported as sensitivity analyses rather than statistical confidence intervals.</w:t>
       </w:r>
     </w:p>
     <w:p>
@@ -5781,7 +6023,7 @@
           <w:i w:val="0"/>
           <w:sz w:val="24"/>
         </w:rPr>
-        <w:t>Two sample decisions are put to the committee: whether Blibli and Bukalapak, whose reported figures extend beyond Indonesian goods marketplaces, enter the main longitudinal sample, and whether Grab and Shopee remain supporting evidence. The central results hold under either choice, because the growth result holds on directly reported pairs and the level result holds on Tokopedia alone.</w:t>
+        <w:t>Evidence from platform companies outside Indonesia is used only to test whether the transaction-revenue boundary recurs under other business models. It is kept separate from the Indonesian analysis and does not enlarge the main sample.</w:t>
       </w:r>
     </w:p>
     <w:p>
@@ -5813,7 +6055,7 @@
           <w:i w:val="0"/>
           <w:sz w:val="24"/>
         </w:rPr>
-        <w:t>The main data and empirical framework are already assembled. The remaining work is to settle the sample decisions, complete the robustness checks, verify source consistency, and develop the preliminary results into the full thesis analysis.</w:t>
+        <w:t>The main data and empirical framework are already assembled. The remaining work is to complete the robustness checks, finalize the treatment of the different evidence types, verify source consistency, and develop the preliminary results into the full thesis analysis.</w:t>
       </w:r>
     </w:p>
     <w:p>
@@ -6109,7 +6351,7 @@
           <w:i w:val="0"/>
           <w:sz w:val="24"/>
         </w:rPr>
-        <w:t>The proposed study begins from a simple distinction between the value a platform processes and the revenue it recognizes. The preliminary evidence shows that this boundary is economically large, changes through time, and gives a different account of Indonesia's digital economy from national statistics and payment records. The final thesis measures how far those accounts diverge and which conclusions change when one record is used in place of another.</w:t>
+        <w:t>The proposed study begins from a simple distinction between the value a platform processes and the revenue it recognizes. The preliminary evidence indicates that this boundary is economically large, changes through time, and produces different conclusions when compared with other records of digital activity. The final thesis will test how robust those conclusions remain under alternative evidence and measurement choices.</w:t>
       </w:r>
     </w:p>
     <w:p>
@@ -6217,7 +6459,7 @@
                 <w:i w:val="0"/>
                 <w:sz w:val="18"/>
               </w:rPr>
-              <w:t>Platform or source</w:t>
+              <w:t>Platform / source</w:t>
             </w:r>
           </w:p>
         </w:tc>
@@ -6275,7 +6517,7 @@
                 <w:i w:val="0"/>
                 <w:sz w:val="18"/>
               </w:rPr>
-              <w:t>Revenue or comparison source</w:t>
+              <w:t>Revenue / comparison source</w:t>
             </w:r>
           </w:p>
         </w:tc>
@@ -6430,7 +6672,7 @@
                 <w:i w:val="0"/>
                 <w:sz w:val="18"/>
               </w:rPr>
-              <w:t>Company-reported, broader scope</w:t>
+              <w:t>Company-reported broader scope</w:t>
             </w:r>
           </w:p>
         </w:tc>
@@ -6551,7 +6793,7 @@
                 <w:i w:val="0"/>
                 <w:sz w:val="18"/>
               </w:rPr>
-              <w:t>Company-reported, broader scope</w:t>
+              <w:t>Company-reported broader scope</w:t>
             </w:r>
           </w:p>
         </w:tc>

--- a/papers/current/Invisible_Ledger_Thesis_Proposal_FINAL_2026-09-14.docx
+++ b/papers/current/Invisible_Ledger_Thesis_Proposal_FINAL_2026-09-14.docx
@@ -151,7 +151,7 @@
           <w:i w:val="0"/>
           <w:sz w:val="24"/>
         </w:rPr>
-        <w:t>Digital economy is measured through platform revenue, national e-commerce statistics and payment data, which are often used interchangeably even though each records a different part of the same activity. This study asks how much economic activity remains invisible when digital platforms are measured through their reported revenue. I define the invisible wedge as the difference between transaction value and platform-recognized revenue, measure it across Indonesian platform histories from 2020 to 2025, and compare the platform evidence with BPS-Statistics Indonesia e-commerce data and Bank Indonesia payment records. Preliminary evidence shows that the boundary is economically large and unstable. In 2023, three major platforms processed US$43.23 billion of transaction value against US$3.16 billion of recognized revenue, a ratio of 13.7 to 1. Across twelve year-to-year comparisons, revenue grew faster than transaction value in ten. National statistics place 98.5 percent of recent e-commerce growth outside the marketplace component, marketplace participation is associated with stronger financial recordkeeping, and payment measures grew up to eleven times as fast as e-commerce value. A separate comparison of eight platform businesses outside Indonesia provides external corroboration. The proposal treats these records as distinct measurement layers and tests whether substituting one for another changes conclusions about the scale and growth of digital activity.</w:t>
+        <w:t>Digital economy is measured through platform revenue, national e-commerce statistics and payment data, which are often used interchangeably even though each records a different part of the same activity. This study asks how much economic activity remains invisible when digital platforms are measured through their reported revenue. I define the invisible wedge as the difference between transaction value and platform-recognized revenue, measure it across Indonesian platform histories from 2020 to 2025, and compare the result with BPS-Statistics Indonesia e-commerce data and Bank Indonesia payment records. In 2023, three major platforms processed US$43.23 billion of transaction value against US$3.16 billion of recognized revenue, a ratio of 13.7 to 1 and a wedge equivalent to about 2.9 percent of Indonesian GDP. Across twelve year-to-year comparisons, revenue grew faster than transaction value in ten, so the relationship is not stable. National statistics place 98.5 percent of recent e-commerce growth outside the marketplace component, and payment measures grew up to eleven times as fast as e-commerce value. Eight platform businesses outside Indonesia provide external corroboration. The proposal treats these records as distinct measurement layers and tests whether substituting one for another changes conclusions about the scale and growth of digital activity.</w:t>
       </w:r>
     </w:p>
     <w:p>
@@ -687,7 +687,7 @@
           <w:i w:val="0"/>
           <w:sz w:val="24"/>
         </w:rPr>
-        <w:t>For the platform analysis, transaction value and revenue are paired only when they refer to the same period and business activity. Indonesia is the main empirical setting. Broader-scope, reconstructed, national-statistical, and payment evidence is kept in separate analytical roles rather than combined into one sample.</w:t>
+        <w:t>For the platform analysis, transaction value and revenue are paired only when they refer to the same period and business activity. Broader-scope, reconstructed, national-statistical, and payment evidence is kept in separate analytical roles rather than combined into one sample.</w:t>
       </w:r>
     </w:p>
     <w:p>
@@ -1084,7 +1084,7 @@
           <w:i w:val="0"/>
           <w:sz w:val="24"/>
         </w:rPr>
-        <w:t>The four hypotheses examine different layers of the same measurement problem. H1 tests the transaction-revenue boundary within platforms. H2 and H3 examine where activity and records outside platform revenue appear in national e-commerce evidence. H4 asks whether the different records ultimately produce different conclusions about digital economic activity. The evidence layers are analyzed separately, and none of the hypotheses is interpreted as a causal claim.</w:t>
+        <w:t>The four hypotheses examine different layers of the same measurement problem. H1 tests the transaction-revenue boundary within platforms. H2 and H3 examine where activity and records outside platform revenue appear in national e-commerce evidence. H4 asks whether the different records ultimately produce different conclusions about digital economic activity. The evidence layers are analyzed separately, and none of the hypotheses is interpreted as a causal claim. Table 1 pairs each hypothesis with the evidence that tests it.</w:t>
       </w:r>
     </w:p>
     <w:p>
@@ -2176,7 +2176,7 @@
           <w:i w:val="0"/>
           <w:sz w:val="24"/>
         </w:rPr>
-        <w:t>An annual observation means one matched transaction-and-revenue pair for one platform in one year. The 17 retained observations produce 12 year-to-year comparisons because the same platforms are not available in every year.</w:t>
+        <w:t>Table 2 groups the retained evidence by how directly it maps to Indonesia. An annual observation means one matched transaction-and-revenue pair for one platform in one year, and the 17 retained observations produce 12 year-to-year comparisons because the same platforms are not available in every year.</w:t>
       </w:r>
     </w:p>
     <w:p>
@@ -2253,7 +2253,15 @@
           <w:i w:val="0"/>
           <w:sz w:val="24"/>
         </w:rPr>
-        <w:t>Companies also use different names for transaction activity, including gross transaction value (GTV), gross merchandise value (GMV), and total payment volume (TPV). The original definitions are retained rather than assumed to be identical.</w:t>
+        <w:t>Companies use different names for transaction activity, including gross transaction value (GTV), gross merchandise value (GMV), and total payment volume (TPV). This proposal uses GTV throughout, and each issuer's own label and definition are checked rather than assumed to be identical.</w:t>
+      </w:r>
+      <w:r>
+        <w:rPr>
+          <w:rFonts w:ascii="Times New Roman" w:hAnsi="Times New Roman" w:eastAsia="Times New Roman"/>
+          <w:sz w:val="24"/>
+          <w:vertAlign w:val="superscript"/>
+        </w:rPr>
+        <w:footnoteReference w:id="2"/>
       </w:r>
     </w:p>
     <w:p>
@@ -2300,7 +2308,7 @@
           <w:i w:val="0"/>
           <w:sz w:val="24"/>
         </w:rPr>
-        <w:t>Not every company reports the same Indonesia-specific information.</w:t>
+        <w:t>Not every company reports the same Indonesia-specific information. Table 3 sets out, for each platform, what is disclosed directly, what has to be constructed, and the limitation that follows.</w:t>
       </w:r>
     </w:p>
     <w:p>
@@ -2982,7 +2990,7 @@
           <w:i w:val="0"/>
           <w:sz w:val="24"/>
         </w:rPr>
-        <w:t>The result is treated as a reconstruction rather than a direct disclosure.</w:t>
+        <w:t>The Group monetization rate is platform revenue divided by gross transaction value, and the result is treated as a reconstruction rather than a direct disclosure.</w:t>
       </w:r>
     </w:p>
     <w:p>
@@ -2997,7 +3005,7 @@
           <w:i w:val="0"/>
           <w:sz w:val="24"/>
         </w:rPr>
-        <w:t>Sea Limited does not report Shopee transaction value separately for Indonesia. Indonesian transaction value is taken from Momentum Works, and Indonesian revenue is estimated using Sea's Group service monetization rate:</w:t>
+        <w:t>Sea Limited does not report Shopee transaction value separately for Indonesia. Indonesian transaction value is taken from Momentum Works, a Singapore-based research firm whose annual Southeast Asian e-commerce report is the main published source of country-level platform transaction estimates for this market, and Indonesian revenue is estimated using Sea's Group service monetization rate:</w:t>
       </w:r>
     </w:p>
     <w:p>
@@ -3642,6 +3650,21 @@
           <w:i w:val="0"/>
           <w:sz w:val="24"/>
         </w:rPr>
+        <w:t>Table 4 gives each source a single role. The modules answer different questions, so they are reported separately rather than pooled into one estimate.</w:t>
+      </w:r>
+    </w:p>
+    <w:p>
+      <w:pPr>
+        <w:spacing w:after="80" w:line="247" w:lineRule="auto"/>
+        <w:jc w:val="both"/>
+      </w:pPr>
+      <w:r>
+        <w:rPr>
+          <w:rFonts w:ascii="Times New Roman" w:hAnsi="Times New Roman" w:eastAsia="Times New Roman"/>
+          <w:b w:val="0"/>
+          <w:i w:val="0"/>
+          <w:sz w:val="24"/>
+        </w:rPr>
         <w:t>For H2, national e-commerce value is expressed as:</w:t>
       </w:r>
     </w:p>
@@ -3814,7 +3837,7 @@
           <w:i w:val="0"/>
           <w:sz w:val="24"/>
         </w:rPr>
-        <w:t>The 2023 fiscal year provides a common comparison across Grab, Tokopedia, and Shopee. It is used as a common-year illustration rather than as the entire dataset or an estimate of Indonesia's whole digital economy.</w:t>
+        <w:t>The 2023 fiscal year provides a common comparison across Grab, Tokopedia, and Shopee.</w:t>
       </w:r>
     </w:p>
     <w:p>
@@ -4747,7 +4770,8 @@
     </w:tbl>
     <w:p>
       <w:pPr>
-        <w:spacing w:before="120" w:after="80" w:line="247" w:lineRule="auto"/>
+        <w:keepLines/>
+        <w:spacing w:before="100" w:after="80" w:line="247" w:lineRule="auto"/>
         <w:jc w:val="both"/>
       </w:pPr>
       <w:r>
@@ -4757,7 +4781,7 @@
           <w:i w:val="0"/>
           <w:sz w:val="24"/>
         </w:rPr>
-        <w:t>Across the three cases, US$43.23 billion of transaction value corresponds to US$3.16 billion of recognized platform revenue, leaving a US$40.07 billion wedge. Transaction value is therefore approximately 13.7 times recognized revenue in this common-year comparison.</w:t>
+        <w:t>Table 5 reports that cross-section. Across the three cases, US$43.23 billion of transaction value corresponds to US$3.16 billion of recognized platform revenue, leaving a US$40.07 billion wedge, so transaction value is approximately 13.7 times recognized revenue. For scale, that wedge is equivalent in magnitude to about 2.9 percent of Indonesia's 2023 nominal GDP of US$1.371 trillion.</w:t>
       </w:r>
     </w:p>
     <w:p>
@@ -5477,7 +5501,7 @@
           <w:i w:val="0"/>
           <w:sz w:val="24"/>
         </w:rPr>
-        <w:t>Indonesia's marketplace reporting regime provides an institutional application of the same distinction. PMK 37/2025 shows how seller-linked transaction records can enter reporting and withholding, but implementation begins only on 1 November 2026, so post-implementation outcomes are not yet available. Because the regime designates marketplace operators, its reach is bounded by the marketplace channel, which carried 15.8 percent of 2024 e-commerce value and 1.5 percent of 2023-2024 growth. The regulation is therefore not used as evidence of unpaid tax or a completed compliance effect.</w:t>
+        <w:t>Indonesia's marketplace reporting regime provides an institutional application of the same distinction. PMK 37/2025, administered by the Directorate General of Taxes (DJP), shows how seller-linked transaction records can enter reporting and withholding, but implementation begins only on 1 November 2026, so post-implementation outcomes are not yet available. Because the regime designates marketplace operators, its reach is bounded by the marketplace channel, which carried 15.8 percent of 2024 e-commerce value and 1.5 percent of 2023-2024 growth.</w:t>
       </w:r>
     </w:p>
     <w:p>
@@ -5586,7 +5610,7 @@
           <w:i w:val="0"/>
           <w:sz w:val="24"/>
         </w:rPr>
-        <w:t>The evidence supports several conclusions, but the interpretation of each result is deliberately bounded.</w:t>
+        <w:t>The evidence supports several conclusions, but the interpretation of each result is deliberately bounded. Table 7 pairs each supported conclusion with what it does not establish.</w:t>
       </w:r>
     </w:p>
     <w:p>
@@ -6013,21 +6037,6 @@
     </w:p>
     <w:p>
       <w:pPr>
-        <w:spacing w:after="80" w:line="247" w:lineRule="auto"/>
-        <w:jc w:val="both"/>
-      </w:pPr>
-      <w:r>
-        <w:rPr>
-          <w:rFonts w:ascii="Times New Roman" w:hAnsi="Times New Roman" w:eastAsia="Times New Roman"/>
-          <w:b w:val="0"/>
-          <w:i w:val="0"/>
-          <w:sz w:val="24"/>
-        </w:rPr>
-        <w:t>Evidence from platform companies outside Indonesia is used only to test whether the transaction-revenue boundary recurs under other business models. It is kept separate from the Indonesian analysis and does not enlarge the main sample.</w:t>
-      </w:r>
-    </w:p>
-    <w:p>
-      <w:pPr>
         <w:pStyle w:val="Heading1"/>
         <w:keepNext/>
         <w:spacing w:before="140" w:after="80"/>
@@ -6055,7 +6064,7 @@
           <w:i w:val="0"/>
           <w:sz w:val="24"/>
         </w:rPr>
-        <w:t>The main data and empirical framework are already assembled. The remaining work is to complete the robustness checks, finalize the treatment of the different evidence types, verify source consistency, and develop the preliminary results into the full thesis analysis.</w:t>
+        <w:t>The main data and empirical framework are already assembled. The remaining work is to complete the robustness checks, finalize the treatment of the different evidence types, verify source consistency, and develop the preliminary results into the full thesis analysis. Table 8 sets out that schedule.</w:t>
       </w:r>
     </w:p>
     <w:p>
@@ -7614,8 +7623,7 @@
     </w:tbl>
     <w:p>
       <w:pPr>
-        <w:keepLines/>
-        <w:spacing w:before="100" w:after="80" w:line="247" w:lineRule="auto"/>
+        <w:spacing w:before="120" w:after="80" w:line="247" w:lineRule="auto"/>
         <w:jc w:val="both"/>
       </w:pPr>
       <w:r>
@@ -7625,7 +7633,7 @@
           <w:i w:val="0"/>
           <w:sz w:val="24"/>
         </w:rPr>
-        <w:t>Every figure used in this proposal traces to a named file and locator in the accompanying data package.</w:t>
+        <w:t>Table A1 traces each evidence type to its sources. Every figure used in this proposal traces to a named file and locator in the accompanying data package.</w:t>
       </w:r>
     </w:p>
     <w:p>
@@ -8148,6 +8156,54 @@
     </w:r>
   </w:p>
 </w:ftr>
+</file>
+
+<file path=word/footnotes.xml><?xml version="1.0" encoding="utf-8"?>
+<w:footnotes xmlns:w="http://schemas.openxmlformats.org/wordprocessingml/2006/main">
+  <w:footnote w:type="separator" w:id="-1">
+    <w:p>
+      <w:pPr>
+        <w:spacing w:after="0" w:line="240" w:lineRule="auto"/>
+      </w:pPr>
+      <w:r>
+        <w:separator/>
+      </w:r>
+    </w:p>
+  </w:footnote>
+  <w:footnote w:type="continuationSeparator" w:id="0">
+    <w:p>
+      <w:pPr>
+        <w:spacing w:after="0" w:line="240" w:lineRule="auto"/>
+      </w:pPr>
+      <w:r>
+        <w:continuationSeparator/>
+      </w:r>
+    </w:p>
+  </w:footnote>
+  <w:footnote w:id="2">
+    <w:p>
+      <w:pPr>
+        <w:spacing w:after="0" w:line="240" w:lineRule="auto"/>
+        <w:jc w:val="both"/>
+      </w:pPr>
+      <w:r>
+        <w:rPr>
+          <w:rFonts w:ascii="Times New Roman" w:hAnsi="Times New Roman" w:eastAsia="Times New Roman"/>
+          <w:vertAlign w:val="superscript"/>
+          <w:sz w:val="20"/>
+        </w:rPr>
+        <w:footnoteRef/>
+      </w:r>
+      <w:r>
+        <w:rPr>
+          <w:rFonts w:ascii="Times New Roman" w:hAnsi="Times New Roman" w:eastAsia="Times New Roman"/>
+          <w:sz w:val="20"/>
+        </w:rPr>
+        <w:t xml:space="preserve"> Sea Limited and Blibli report GMV, Grab reports GMV for deliveries and TPV for financial services, and GoTo reports GTV. The labels describe the same quantity, the value of transactions processed through the platform, and GTV is used throughout this proposal.</w:t>
+      </w:r>
+    </w:p>
+  </w:footnote>
+</w:footnotes>
 </file>
 
 <file path=word/numbering.xml><?xml version="1.0" encoding="utf-8"?>

--- a/papers/current/Invisible_Ledger_Thesis_Proposal_FINAL_2026-09-14.docx
+++ b/papers/current/Invisible_Ledger_Thesis_Proposal_FINAL_2026-09-14.docx
@@ -151,7 +151,7 @@
           <w:i w:val="0"/>
           <w:sz w:val="24"/>
         </w:rPr>
-        <w:t>Digital economy is measured through platform revenue, national e-commerce statistics and payment data, which are often used interchangeably even though each records a different part of the same activity. This study asks how much economic activity remains invisible when digital platforms are measured through their reported revenue. I define the invisible wedge as the difference between transaction value and platform-recognized revenue, measure it across Indonesian platform histories from 2020 to 2025, and compare the result with BPS-Statistics Indonesia e-commerce data and Bank Indonesia payment records. In 2023, three major platforms processed US$43.23 billion of transaction value against US$3.16 billion of recognized revenue, a ratio of 13.7 to 1 and a wedge equivalent to about 2.9 percent of Indonesian GDP. Across twelve year-to-year comparisons, revenue grew faster than transaction value in ten, so the relationship is not stable. National statistics place 98.5 percent of recent e-commerce growth outside the marketplace component, and payment measures grew up to eleven times as fast as e-commerce value. Eight platform businesses outside Indonesia provide external corroboration. The proposal treats these records as distinct measurement layers and tests whether substituting one for another changes conclusions about the scale and growth of digital activity.</w:t>
+        <w:t>Digital economy is measured through platform revenue, national e-commerce statistics and payment data, which are often used interchangeably even though each records a different part of the same activity. This study asks how much economic activity remains invisible when digital platforms are measured through their reported revenue. I define the invisible wedge as the difference between transaction value and platform-recognized revenue, measure it across Indonesian platform histories from 2020 to 2025, and compare the result with BPS-Statistics Indonesia e-commerce data and Bank Indonesia payment records. In 2023, three major platforms processed US$43.23 billion of transaction value against US$3.16 billion of recognized revenue, a ratio of 13.7 to 1. Across twelve year-to-year comparisons, revenue grew faster than transaction value in ten, so the relationship is not stable. National statistics place 98.5 percent of recent e-commerce growth outside the marketplace component, and payment measures grew up to eleven times as fast as e-commerce value. Eight platform businesses outside Indonesia provide external corroboration. The proposal treats these records as distinct measurement layers and tests whether substituting one for another changes conclusions about the scale and growth of digital activity.</w:t>
       </w:r>
     </w:p>
     <w:p>
@@ -949,7 +949,7 @@
           <w:i w:val="0"/>
           <w:sz w:val="24"/>
         </w:rPr>
-        <w:t>An E of 9 means that for every one unit of platform revenue, nine additional units of transaction value lie outside the revenue line. The Ecosystem Ratio is constructed for this study.</w:t>
+        <w:t>An E of 9 means that for every one unit of platform revenue, nine additional units of transaction value lie outside the revenue line. The Ecosystem Ratio is constructed for this study rather than adopted from prior work. Its basis is the platform-economics result that booked revenue need not track the transaction value a multisided platform coordinates (Rochet and Tirole 2003; Hagiu and Wright 2015; Evans and Schmalensee 2016), together with the accounting result that the share of transaction value entering revenue is itself a reporting choice (International Accounting Standards Board 2014; De Franco, Kothari and Verdi 2011).</w:t>
       </w:r>
     </w:p>
     <w:p>
@@ -2253,7 +2253,7 @@
           <w:i w:val="0"/>
           <w:sz w:val="24"/>
         </w:rPr>
-        <w:t>Companies use different names for transaction activity, including gross transaction value (GTV), gross merchandise value (GMV), and total payment volume (TPV). This proposal uses GTV throughout, and each issuer's own label and definition are checked rather than assumed to be identical.</w:t>
+        <w:t>Companies use different names for transaction activity, including gross transaction value (GTV), gross merchandise value (GMV), and total payment volume (TPV). This proposal uses GTV as its common label for the value of transactions processed through a platform, and each issuer's own label and definition are retained and checked rather than assumed to be identical.</w:t>
       </w:r>
       <w:r>
         <w:rPr>
@@ -3005,7 +3005,7 @@
           <w:i w:val="0"/>
           <w:sz w:val="24"/>
         </w:rPr>
-        <w:t>Sea Limited does not report Shopee transaction value separately for Indonesia. Indonesian transaction value is taken from Momentum Works, a Singapore-based research firm whose annual Southeast Asian e-commerce report is the main published source of country-level platform transaction estimates for this market, and Indonesian revenue is estimated using Sea's Group service monetization rate:</w:t>
+        <w:t>Sea Limited does not report Shopee transaction value separately for Indonesia. Indonesian transaction value is taken from Momentum Works, a Singapore-based industry research firm whose annual Southeast Asian e-commerce report is widely cited for country-level platform transaction estimates. It is used because no issuer discloses Shopee's Indonesian transaction value, it is labeled as a third-party estimate wherever it appears, and Indonesian revenue is then estimated using Sea's Group service monetization rate:</w:t>
       </w:r>
     </w:p>
     <w:p>
@@ -4781,7 +4781,7 @@
           <w:i w:val="0"/>
           <w:sz w:val="24"/>
         </w:rPr>
-        <w:t>Table 5 reports that cross-section. Across the three cases, US$43.23 billion of transaction value corresponds to US$3.16 billion of recognized platform revenue, leaving a US$40.07 billion wedge, so transaction value is approximately 13.7 times recognized revenue. For scale, that wedge is equivalent in magnitude to about 2.9 percent of Indonesia's 2023 nominal GDP of US$1.371 trillion.</w:t>
+        <w:t>Table 5 reports that cross-section. Across the three cases, US$43.23 billion of transaction value corresponds to US$3.16 billion of recognized platform revenue, leaving a US$40.07 billion wedge, so transaction value is approximately 13.7 times recognized revenue. For scale, that wedge is equivalent in magnitude to about 2.9 percent of Indonesia's 2023 nominal GDP of US$1.371 trillion. The comparison is one of magnitude only: the three platforms are not the whole market, and the wedge is transaction value outside platform revenue, not value added.</w:t>
       </w:r>
     </w:p>
     <w:p>
@@ -5501,7 +5501,7 @@
           <w:i w:val="0"/>
           <w:sz w:val="24"/>
         </w:rPr>
-        <w:t>Indonesia's marketplace reporting regime provides an institutional application of the same distinction. PMK 37/2025, administered by the Directorate General of Taxes (DJP), shows how seller-linked transaction records can enter reporting and withholding, but implementation begins only on 1 November 2026, so post-implementation outcomes are not yet available. Because the regime designates marketplace operators, its reach is bounded by the marketplace channel, which carried 15.8 percent of 2024 e-commerce value and 1.5 percent of 2023-2024 growth.</w:t>
+        <w:t>Indonesia's marketplace reporting regime provides an institutional application of the same distinction. PMK 37/2025, administered by the Directorate General of Taxes (DJP), shows how seller-linked transaction records can enter reporting and withholding, but implementation begins only on 1 November 2026, so post-implementation outcomes are not yet available. Because the regime designates marketplace operators, its reach is bounded by the marketplace channel, which carried 15.8 percent of 2024 e-commerce value and 1.5 percent of 2023-2024 growth. The regulation is therefore examined as institutional architecture, not as evidence of unpaid tax or of a completed compliance effect.</w:t>
       </w:r>
     </w:p>
     <w:p>
@@ -8199,7 +8199,7 @@
           <w:rFonts w:ascii="Times New Roman" w:hAnsi="Times New Roman" w:eastAsia="Times New Roman"/>
           <w:sz w:val="20"/>
         </w:rPr>
-        <w:t xml:space="preserve"> Sea Limited and Blibli report GMV, Grab reports GMV for deliveries and TPV for financial services, and GoTo reports GTV. The labels describe the same quantity, the value of transactions processed through the platform, and GTV is used throughout this proposal.</w:t>
+        <w:t xml:space="preserve"> Issuer labels differ. GoTo reports GTV and Sea Limited reports GMV for Shopee; for these the label differs but the measure is the same. Blibli and Bukalapak report TPV for the segments used here, and Grab reports GMV for deliveries and mobility and TPV for financial services. Where a source reports TPV the measure rests on a different basis, so it is retained under its own label rather than relabeled as GTV.</w:t>
       </w:r>
     </w:p>
   </w:footnote>

--- a/papers/current/Invisible_Ledger_Thesis_Proposal_FINAL_2026-09-14.docx
+++ b/papers/current/Invisible_Ledger_Thesis_Proposal_FINAL_2026-09-14.docx
@@ -128,7 +128,7 @@
       <w:pPr>
         <w:pStyle w:val="Heading1"/>
         <w:keepNext/>
-        <w:spacing w:before="140" w:after="80"/>
+        <w:spacing w:before="200" w:after="100"/>
         <w:jc w:val="left"/>
       </w:pPr>
       <w:r>
@@ -142,6 +142,7 @@
     </w:p>
     <w:p>
       <w:pPr>
+        <w:keepLines/>
         <w:spacing w:line="247" w:lineRule="auto" w:after="80" w:before="0"/>
         <w:jc w:val="both"/>
       </w:pPr>
@@ -158,7 +159,7 @@
       <w:pPr>
         <w:pStyle w:val="Heading1"/>
         <w:keepNext/>
-        <w:spacing w:before="140" w:after="80"/>
+        <w:spacing w:before="200" w:after="100"/>
         <w:jc w:val="left"/>
       </w:pPr>
       <w:r>
@@ -172,6 +173,7 @@
     </w:p>
     <w:p>
       <w:pPr>
+        <w:keepLines/>
         <w:spacing w:after="80" w:line="247" w:lineRule="auto"/>
         <w:jc w:val="both"/>
       </w:pPr>
@@ -249,7 +251,7 @@
       <w:pPr>
         <w:pStyle w:val="Heading2"/>
         <w:keepNext/>
-        <w:spacing w:before="90" w:after="30"/>
+        <w:spacing w:before="140" w:after="60"/>
       </w:pPr>
       <w:r>
         <w:rPr>
@@ -263,6 +265,8 @@
     </w:p>
     <w:p>
       <w:pPr>
+        <w:keepNext/>
+        <w:keepLines/>
         <w:spacing w:after="80" w:line="247" w:lineRule="auto"/>
         <w:jc w:val="both"/>
       </w:pPr>
@@ -278,6 +282,7 @@
     </w:p>
     <w:p>
       <w:pPr>
+        <w:keepLines/>
         <w:spacing w:after="80" w:line="247" w:lineRule="auto"/>
         <w:jc w:val="center"/>
       </w:pPr>
@@ -325,7 +330,7 @@
       <w:pPr>
         <w:pStyle w:val="Heading2"/>
         <w:keepNext/>
-        <w:spacing w:before="90" w:after="30"/>
+        <w:spacing w:before="140" w:after="60"/>
       </w:pPr>
       <w:r>
         <w:rPr>
@@ -339,6 +344,7 @@
     </w:p>
     <w:p>
       <w:pPr>
+        <w:keepLines/>
         <w:spacing w:after="80" w:line="247" w:lineRule="auto"/>
         <w:jc w:val="both"/>
       </w:pPr>
@@ -401,7 +407,7 @@
       <w:pPr>
         <w:pStyle w:val="Heading2"/>
         <w:keepNext/>
-        <w:spacing w:before="90" w:after="30"/>
+        <w:spacing w:before="140" w:after="60"/>
       </w:pPr>
       <w:r>
         <w:rPr>
@@ -415,6 +421,7 @@
     </w:p>
     <w:p>
       <w:pPr>
+        <w:keepLines/>
         <w:spacing w:after="80" w:line="247" w:lineRule="auto"/>
         <w:jc w:val="both"/>
       </w:pPr>
@@ -432,7 +439,7 @@
       <w:pPr>
         <w:pStyle w:val="Heading1"/>
         <w:keepNext/>
-        <w:spacing w:before="140" w:after="80"/>
+        <w:spacing w:before="200" w:after="100"/>
         <w:jc w:val="left"/>
       </w:pPr>
       <w:r>
@@ -446,6 +453,7 @@
     </w:p>
     <w:p>
       <w:pPr>
+        <w:keepLines/>
         <w:spacing w:after="80" w:line="247" w:lineRule="auto"/>
         <w:jc w:val="both"/>
       </w:pPr>
@@ -463,7 +471,7 @@
       <w:pPr>
         <w:pStyle w:val="Heading2"/>
         <w:keepNext/>
-        <w:spacing w:before="90" w:after="30"/>
+        <w:spacing w:before="140" w:after="60"/>
       </w:pPr>
       <w:r>
         <w:rPr>
@@ -477,6 +485,7 @@
     </w:p>
     <w:p>
       <w:pPr>
+        <w:keepLines/>
         <w:spacing w:after="80" w:line="247" w:lineRule="auto"/>
         <w:jc w:val="both"/>
       </w:pPr>
@@ -509,7 +518,7 @@
       <w:pPr>
         <w:pStyle w:val="Heading2"/>
         <w:keepNext/>
-        <w:spacing w:before="90" w:after="30"/>
+        <w:spacing w:before="140" w:after="60"/>
       </w:pPr>
       <w:r>
         <w:rPr>
@@ -523,6 +532,7 @@
     </w:p>
     <w:p>
       <w:pPr>
+        <w:keepLines/>
         <w:spacing w:after="80" w:line="247" w:lineRule="auto"/>
         <w:jc w:val="both"/>
       </w:pPr>
@@ -555,7 +565,7 @@
       <w:pPr>
         <w:pStyle w:val="Heading2"/>
         <w:keepNext/>
-        <w:spacing w:before="90" w:after="30"/>
+        <w:spacing w:before="140" w:after="60"/>
       </w:pPr>
       <w:r>
         <w:rPr>
@@ -569,6 +579,7 @@
     </w:p>
     <w:p>
       <w:pPr>
+        <w:keepLines/>
         <w:spacing w:after="80" w:line="247" w:lineRule="auto"/>
         <w:jc w:val="both"/>
       </w:pPr>
@@ -601,7 +612,7 @@
       <w:pPr>
         <w:pStyle w:val="Heading2"/>
         <w:keepNext/>
-        <w:spacing w:before="90" w:after="30"/>
+        <w:spacing w:before="140" w:after="60"/>
       </w:pPr>
       <w:r>
         <w:rPr>
@@ -615,6 +626,7 @@
     </w:p>
     <w:p>
       <w:pPr>
+        <w:keepLines/>
         <w:spacing w:after="80" w:line="247" w:lineRule="auto"/>
         <w:jc w:val="both"/>
       </w:pPr>
@@ -647,7 +659,7 @@
       <w:pPr>
         <w:pStyle w:val="Heading1"/>
         <w:keepNext/>
-        <w:spacing w:before="140" w:after="80"/>
+        <w:spacing w:before="200" w:after="100"/>
         <w:jc w:val="left"/>
       </w:pPr>
       <w:r>
@@ -662,6 +674,7 @@
     </w:p>
     <w:p>
       <w:pPr>
+        <w:keepLines/>
         <w:spacing w:after="80" w:line="247" w:lineRule="auto"/>
         <w:jc w:val="both"/>
       </w:pPr>
@@ -694,7 +707,7 @@
       <w:pPr>
         <w:pStyle w:val="Heading2"/>
         <w:keepNext/>
-        <w:spacing w:before="90" w:after="30"/>
+        <w:spacing w:before="140" w:after="60"/>
         <w:jc w:val="left"/>
       </w:pPr>
       <w:r>
@@ -709,6 +722,7 @@
     </w:p>
     <w:p>
       <w:pPr>
+        <w:keepLines/>
         <w:spacing w:after="80" w:line="247" w:lineRule="auto"/>
         <w:jc w:val="both"/>
       </w:pPr>
@@ -1059,7 +1073,7 @@
       <w:pPr>
         <w:pStyle w:val="Heading2"/>
         <w:keepNext/>
-        <w:spacing w:before="90" w:after="30"/>
+        <w:spacing w:before="140" w:after="60"/>
         <w:jc w:val="left"/>
       </w:pPr>
       <w:r>
@@ -1074,6 +1088,7 @@
     </w:p>
     <w:p>
       <w:pPr>
+        <w:keepLines/>
         <w:spacing w:after="80" w:line="247" w:lineRule="auto"/>
         <w:jc w:val="both"/>
       </w:pPr>
@@ -1177,7 +1192,7 @@
           <w:i w:val="0"/>
           <w:sz w:val="24"/>
         </w:rPr>
-        <w:t>This asks whether marketplace-mediated activity is associated with a different recordkeeping pattern from other e-commerce activity. Association does not imply that marketplace participation causes formalization.</w:t>
+        <w:t>Association does not imply that marketplace participation causes formalization.</w:t>
       </w:r>
     </w:p>
     <w:p>
@@ -1198,23 +1213,8 @@
     </w:p>
     <w:p>
       <w:pPr>
-        <w:spacing w:after="80" w:line="247" w:lineRule="auto"/>
-        <w:jc w:val="both"/>
-      </w:pPr>
-      <w:r>
-        <w:rPr>
-          <w:rFonts w:ascii="Times New Roman" w:hAnsi="Times New Roman" w:eastAsia="Times New Roman"/>
-          <w:b w:val="0"/>
-          <w:i w:val="0"/>
-          <w:sz w:val="24"/>
-        </w:rPr>
-        <w:t>This asks whether platform accounts, national e-commerce statistics, and payment records produce the same economic account when they observe different parts of digital activity.</w:t>
-      </w:r>
-    </w:p>
-    <w:p>
-      <w:pPr>
         <w:keepNext/>
-        <w:spacing w:before="60" w:after="30" w:line="240" w:lineRule="auto"/>
+        <w:spacing w:before="80" w:after="50" w:line="240" w:lineRule="auto"/>
         <w:jc w:val="left"/>
       </w:pPr>
       <w:r>
@@ -1245,7 +1245,7 @@
         </w:trPr>
         <w:tc>
           <w:tcPr>
-            <w:vAlign w:val="center"/>
+            <w:vAlign w:val="top"/>
             <w:tcW w:w="3300" w:type="dxa"/>
             <w:tcMar>
               <w:top w:w="45" w:type="dxa"/>
@@ -1274,7 +1274,7 @@
         </w:tc>
         <w:tc>
           <w:tcPr>
-            <w:vAlign w:val="center"/>
+            <w:vAlign w:val="top"/>
             <w:tcW w:w="6247" w:type="dxa"/>
             <w:tcMar>
               <w:top w:w="45" w:type="dxa"/>
@@ -1308,7 +1308,7 @@
         </w:trPr>
         <w:tc>
           <w:tcPr>
-            <w:vAlign w:val="center"/>
+            <w:vAlign w:val="top"/>
             <w:tcW w:w="3300" w:type="dxa"/>
             <w:tcMar>
               <w:top w:w="45" w:type="dxa"/>
@@ -1337,7 +1337,7 @@
         </w:tc>
         <w:tc>
           <w:tcPr>
-            <w:vAlign w:val="center"/>
+            <w:vAlign w:val="top"/>
             <w:tcW w:w="6247" w:type="dxa"/>
             <w:tcMar>
               <w:top w:w="45" w:type="dxa"/>
@@ -1371,7 +1371,7 @@
         </w:trPr>
         <w:tc>
           <w:tcPr>
-            <w:vAlign w:val="center"/>
+            <w:vAlign w:val="top"/>
             <w:tcW w:w="3300" w:type="dxa"/>
             <w:tcMar>
               <w:top w:w="45" w:type="dxa"/>
@@ -1400,7 +1400,7 @@
         </w:tc>
         <w:tc>
           <w:tcPr>
-            <w:vAlign w:val="center"/>
+            <w:vAlign w:val="top"/>
             <w:tcW w:w="6247" w:type="dxa"/>
             <w:tcMar>
               <w:top w:w="45" w:type="dxa"/>
@@ -1434,7 +1434,7 @@
         </w:trPr>
         <w:tc>
           <w:tcPr>
-            <w:vAlign w:val="center"/>
+            <w:vAlign w:val="top"/>
             <w:tcW w:w="3300" w:type="dxa"/>
             <w:tcMar>
               <w:top w:w="45" w:type="dxa"/>
@@ -1463,7 +1463,7 @@
         </w:tc>
         <w:tc>
           <w:tcPr>
-            <w:vAlign w:val="center"/>
+            <w:vAlign w:val="top"/>
             <w:tcW w:w="6247" w:type="dxa"/>
             <w:tcMar>
               <w:top w:w="45" w:type="dxa"/>
@@ -1497,7 +1497,7 @@
         </w:trPr>
         <w:tc>
           <w:tcPr>
-            <w:vAlign w:val="center"/>
+            <w:vAlign w:val="top"/>
             <w:tcW w:w="3300" w:type="dxa"/>
             <w:tcMar>
               <w:top w:w="45" w:type="dxa"/>
@@ -1526,7 +1526,7 @@
         </w:tc>
         <w:tc>
           <w:tcPr>
-            <w:vAlign w:val="center"/>
+            <w:vAlign w:val="top"/>
             <w:tcW w:w="6247" w:type="dxa"/>
             <w:tcMar>
               <w:top w:w="45" w:type="dxa"/>
@@ -1574,7 +1574,7 @@
       <w:pPr>
         <w:pStyle w:val="Heading1"/>
         <w:keepNext/>
-        <w:spacing w:before="140" w:after="80"/>
+        <w:spacing w:before="200" w:after="100"/>
         <w:jc w:val="left"/>
       </w:pPr>
       <w:r>
@@ -1589,6 +1589,7 @@
     </w:p>
     <w:p>
       <w:pPr>
+        <w:keepLines/>
         <w:spacing w:after="80" w:line="247" w:lineRule="auto"/>
         <w:jc w:val="both"/>
       </w:pPr>
@@ -1606,7 +1607,7 @@
       <w:pPr>
         <w:pStyle w:val="Heading2"/>
         <w:keepNext/>
-        <w:spacing w:before="90" w:after="30"/>
+        <w:spacing w:before="140" w:after="60"/>
         <w:jc w:val="left"/>
       </w:pPr>
       <w:r>
@@ -1621,6 +1622,7 @@
     </w:p>
     <w:p>
       <w:pPr>
+        <w:keepLines/>
         <w:spacing w:after="80" w:line="247" w:lineRule="auto"/>
         <w:jc w:val="both"/>
       </w:pPr>
@@ -1652,7 +1654,7 @@
     <w:p>
       <w:pPr>
         <w:keepNext/>
-        <w:spacing w:before="60" w:after="30" w:line="240" w:lineRule="auto"/>
+        <w:spacing w:before="80" w:after="50" w:line="240" w:lineRule="auto"/>
         <w:jc w:val="left"/>
       </w:pPr>
       <w:r>
@@ -1685,7 +1687,7 @@
         </w:trPr>
         <w:tc>
           <w:tcPr>
-            <w:vAlign w:val="center"/>
+            <w:vAlign w:val="top"/>
             <w:tcW w:w="2700" w:type="dxa"/>
             <w:tcMar>
               <w:top w:w="45" w:type="dxa"/>
@@ -1714,7 +1716,7 @@
         </w:tc>
         <w:tc>
           <w:tcPr>
-            <w:vAlign w:val="center"/>
+            <w:vAlign w:val="top"/>
             <w:tcW w:w="3100" w:type="dxa"/>
             <w:tcMar>
               <w:top w:w="45" w:type="dxa"/>
@@ -1743,7 +1745,7 @@
         </w:tc>
         <w:tc>
           <w:tcPr>
-            <w:vAlign w:val="center"/>
+            <w:vAlign w:val="top"/>
             <w:tcW w:w="1300" w:type="dxa"/>
             <w:tcMar>
               <w:top w:w="45" w:type="dxa"/>
@@ -1772,7 +1774,7 @@
         </w:tc>
         <w:tc>
           <w:tcPr>
-            <w:vAlign w:val="center"/>
+            <w:vAlign w:val="top"/>
             <w:tcW w:w="2447" w:type="dxa"/>
             <w:tcMar>
               <w:top w:w="45" w:type="dxa"/>
@@ -1806,7 +1808,7 @@
         </w:trPr>
         <w:tc>
           <w:tcPr>
-            <w:vAlign w:val="center"/>
+            <w:vAlign w:val="top"/>
             <w:tcW w:w="2700" w:type="dxa"/>
             <w:tcMar>
               <w:top w:w="45" w:type="dxa"/>
@@ -1835,7 +1837,7 @@
         </w:tc>
         <w:tc>
           <w:tcPr>
-            <w:vAlign w:val="center"/>
+            <w:vAlign w:val="top"/>
             <w:tcW w:w="3100" w:type="dxa"/>
             <w:tcMar>
               <w:top w:w="45" w:type="dxa"/>
@@ -1864,7 +1866,7 @@
         </w:tc>
         <w:tc>
           <w:tcPr>
-            <w:vAlign w:val="center"/>
+            <w:vAlign w:val="top"/>
             <w:tcW w:w="1300" w:type="dxa"/>
             <w:tcMar>
               <w:top w:w="45" w:type="dxa"/>
@@ -1893,7 +1895,7 @@
         </w:tc>
         <w:tc>
           <w:tcPr>
-            <w:vAlign w:val="center"/>
+            <w:vAlign w:val="top"/>
             <w:tcW w:w="2447" w:type="dxa"/>
             <w:tcMar>
               <w:top w:w="45" w:type="dxa"/>
@@ -1927,7 +1929,7 @@
         </w:trPr>
         <w:tc>
           <w:tcPr>
-            <w:vAlign w:val="center"/>
+            <w:vAlign w:val="top"/>
             <w:tcW w:w="2700" w:type="dxa"/>
             <w:tcMar>
               <w:top w:w="45" w:type="dxa"/>
@@ -1956,7 +1958,7 @@
         </w:tc>
         <w:tc>
           <w:tcPr>
-            <w:vAlign w:val="center"/>
+            <w:vAlign w:val="top"/>
             <w:tcW w:w="3100" w:type="dxa"/>
             <w:tcMar>
               <w:top w:w="45" w:type="dxa"/>
@@ -1985,7 +1987,7 @@
         </w:tc>
         <w:tc>
           <w:tcPr>
-            <w:vAlign w:val="center"/>
+            <w:vAlign w:val="top"/>
             <w:tcW w:w="1300" w:type="dxa"/>
             <w:tcMar>
               <w:top w:w="45" w:type="dxa"/>
@@ -2014,7 +2016,7 @@
         </w:tc>
         <w:tc>
           <w:tcPr>
-            <w:vAlign w:val="center"/>
+            <w:vAlign w:val="top"/>
             <w:tcW w:w="2447" w:type="dxa"/>
             <w:tcMar>
               <w:top w:w="45" w:type="dxa"/>
@@ -2048,7 +2050,7 @@
         </w:trPr>
         <w:tc>
           <w:tcPr>
-            <w:vAlign w:val="center"/>
+            <w:vAlign w:val="top"/>
             <w:tcW w:w="2700" w:type="dxa"/>
             <w:tcMar>
               <w:top w:w="45" w:type="dxa"/>
@@ -2077,7 +2079,7 @@
         </w:tc>
         <w:tc>
           <w:tcPr>
-            <w:vAlign w:val="center"/>
+            <w:vAlign w:val="top"/>
             <w:tcW w:w="3100" w:type="dxa"/>
             <w:tcMar>
               <w:top w:w="45" w:type="dxa"/>
@@ -2106,7 +2108,7 @@
         </w:tc>
         <w:tc>
           <w:tcPr>
-            <w:vAlign w:val="center"/>
+            <w:vAlign w:val="top"/>
             <w:tcW w:w="1300" w:type="dxa"/>
             <w:tcMar>
               <w:top w:w="45" w:type="dxa"/>
@@ -2135,7 +2137,7 @@
         </w:tc>
         <w:tc>
           <w:tcPr>
-            <w:vAlign w:val="center"/>
+            <w:vAlign w:val="top"/>
             <w:tcW w:w="2447" w:type="dxa"/>
             <w:tcMar>
               <w:top w:w="45" w:type="dxa"/>
@@ -2198,7 +2200,7 @@
       <w:pPr>
         <w:pStyle w:val="Heading2"/>
         <w:keepNext/>
-        <w:spacing w:before="90" w:after="30"/>
+        <w:spacing w:before="140" w:after="60"/>
         <w:jc w:val="left"/>
       </w:pPr>
       <w:r>
@@ -2213,6 +2215,7 @@
     </w:p>
     <w:p>
       <w:pPr>
+        <w:keepLines/>
         <w:spacing w:after="80" w:line="247" w:lineRule="auto"/>
         <w:jc w:val="both"/>
       </w:pPr>
@@ -2283,7 +2286,7 @@
       <w:pPr>
         <w:pStyle w:val="Heading2"/>
         <w:keepNext/>
-        <w:spacing w:before="90" w:after="30"/>
+        <w:spacing w:before="140" w:after="60"/>
         <w:jc w:val="left"/>
       </w:pPr>
       <w:r>
@@ -2298,6 +2301,7 @@
     </w:p>
     <w:p>
       <w:pPr>
+        <w:keepLines/>
         <w:spacing w:after="80" w:line="247" w:lineRule="auto"/>
         <w:jc w:val="both"/>
       </w:pPr>
@@ -2314,7 +2318,7 @@
     <w:p>
       <w:pPr>
         <w:keepNext/>
-        <w:spacing w:before="60" w:after="30" w:line="240" w:lineRule="auto"/>
+        <w:spacing w:before="80" w:after="50" w:line="240" w:lineRule="auto"/>
         <w:jc w:val="left"/>
       </w:pPr>
       <w:r>
@@ -2347,7 +2351,7 @@
         </w:trPr>
         <w:tc>
           <w:tcPr>
-            <w:vAlign w:val="center"/>
+            <w:vAlign w:val="top"/>
             <w:tcW w:w="1500" w:type="dxa"/>
             <w:tcMar>
               <w:top w:w="45" w:type="dxa"/>
@@ -2376,7 +2380,7 @@
         </w:tc>
         <w:tc>
           <w:tcPr>
-            <w:vAlign w:val="center"/>
+            <w:vAlign w:val="top"/>
             <w:tcW w:w="2700" w:type="dxa"/>
             <w:tcMar>
               <w:top w:w="45" w:type="dxa"/>
@@ -2405,7 +2409,7 @@
         </w:tc>
         <w:tc>
           <w:tcPr>
-            <w:vAlign w:val="center"/>
+            <w:vAlign w:val="top"/>
             <w:tcW w:w="2800" w:type="dxa"/>
             <w:tcMar>
               <w:top w:w="45" w:type="dxa"/>
@@ -2434,7 +2438,7 @@
         </w:tc>
         <w:tc>
           <w:tcPr>
-            <w:vAlign w:val="center"/>
+            <w:vAlign w:val="top"/>
             <w:tcW w:w="2547" w:type="dxa"/>
             <w:tcMar>
               <w:top w:w="45" w:type="dxa"/>
@@ -2468,7 +2472,7 @@
         </w:trPr>
         <w:tc>
           <w:tcPr>
-            <w:vAlign w:val="center"/>
+            <w:vAlign w:val="top"/>
             <w:tcW w:w="1500" w:type="dxa"/>
             <w:tcMar>
               <w:top w:w="45" w:type="dxa"/>
@@ -2497,7 +2501,7 @@
         </w:tc>
         <w:tc>
           <w:tcPr>
-            <w:vAlign w:val="center"/>
+            <w:vAlign w:val="top"/>
             <w:tcW w:w="2700" w:type="dxa"/>
             <w:tcMar>
               <w:top w:w="45" w:type="dxa"/>
@@ -2526,7 +2530,7 @@
         </w:tc>
         <w:tc>
           <w:tcPr>
-            <w:vAlign w:val="center"/>
+            <w:vAlign w:val="top"/>
             <w:tcW w:w="2800" w:type="dxa"/>
             <w:tcMar>
               <w:top w:w="45" w:type="dxa"/>
@@ -2555,7 +2559,7 @@
         </w:tc>
         <w:tc>
           <w:tcPr>
-            <w:vAlign w:val="center"/>
+            <w:vAlign w:val="top"/>
             <w:tcW w:w="2547" w:type="dxa"/>
             <w:tcMar>
               <w:top w:w="45" w:type="dxa"/>
@@ -2589,7 +2593,7 @@
         </w:trPr>
         <w:tc>
           <w:tcPr>
-            <w:vAlign w:val="center"/>
+            <w:vAlign w:val="top"/>
             <w:tcW w:w="1500" w:type="dxa"/>
             <w:tcMar>
               <w:top w:w="45" w:type="dxa"/>
@@ -2618,7 +2622,7 @@
         </w:tc>
         <w:tc>
           <w:tcPr>
-            <w:vAlign w:val="center"/>
+            <w:vAlign w:val="top"/>
             <w:tcW w:w="2700" w:type="dxa"/>
             <w:tcMar>
               <w:top w:w="45" w:type="dxa"/>
@@ -2647,7 +2651,7 @@
         </w:tc>
         <w:tc>
           <w:tcPr>
-            <w:vAlign w:val="center"/>
+            <w:vAlign w:val="top"/>
             <w:tcW w:w="2800" w:type="dxa"/>
             <w:tcMar>
               <w:top w:w="45" w:type="dxa"/>
@@ -2676,7 +2680,7 @@
         </w:tc>
         <w:tc>
           <w:tcPr>
-            <w:vAlign w:val="center"/>
+            <w:vAlign w:val="top"/>
             <w:tcW w:w="2547" w:type="dxa"/>
             <w:tcMar>
               <w:top w:w="45" w:type="dxa"/>
@@ -2710,7 +2714,7 @@
         </w:trPr>
         <w:tc>
           <w:tcPr>
-            <w:vAlign w:val="center"/>
+            <w:vAlign w:val="top"/>
             <w:tcW w:w="1500" w:type="dxa"/>
             <w:tcMar>
               <w:top w:w="45" w:type="dxa"/>
@@ -2739,7 +2743,7 @@
         </w:tc>
         <w:tc>
           <w:tcPr>
-            <w:vAlign w:val="center"/>
+            <w:vAlign w:val="top"/>
             <w:tcW w:w="2700" w:type="dxa"/>
             <w:tcMar>
               <w:top w:w="45" w:type="dxa"/>
@@ -2768,7 +2772,7 @@
         </w:tc>
         <w:tc>
           <w:tcPr>
-            <w:vAlign w:val="center"/>
+            <w:vAlign w:val="top"/>
             <w:tcW w:w="2800" w:type="dxa"/>
             <w:tcMar>
               <w:top w:w="45" w:type="dxa"/>
@@ -2797,7 +2801,7 @@
         </w:tc>
         <w:tc>
           <w:tcPr>
-            <w:vAlign w:val="center"/>
+            <w:vAlign w:val="top"/>
             <w:tcW w:w="2547" w:type="dxa"/>
             <w:tcMar>
               <w:top w:w="45" w:type="dxa"/>
@@ -2831,7 +2835,7 @@
         </w:trPr>
         <w:tc>
           <w:tcPr>
-            <w:vAlign w:val="center"/>
+            <w:vAlign w:val="top"/>
             <w:tcW w:w="1500" w:type="dxa"/>
             <w:tcMar>
               <w:top w:w="45" w:type="dxa"/>
@@ -2860,7 +2864,7 @@
         </w:tc>
         <w:tc>
           <w:tcPr>
-            <w:vAlign w:val="center"/>
+            <w:vAlign w:val="top"/>
             <w:tcW w:w="2700" w:type="dxa"/>
             <w:tcMar>
               <w:top w:w="45" w:type="dxa"/>
@@ -2889,7 +2893,7 @@
         </w:tc>
         <w:tc>
           <w:tcPr>
-            <w:vAlign w:val="center"/>
+            <w:vAlign w:val="top"/>
             <w:tcW w:w="2800" w:type="dxa"/>
             <w:tcMar>
               <w:top w:w="45" w:type="dxa"/>
@@ -2918,7 +2922,7 @@
         </w:tc>
         <w:tc>
           <w:tcPr>
-            <w:vAlign w:val="center"/>
+            <w:vAlign w:val="top"/>
             <w:tcW w:w="2547" w:type="dxa"/>
             <w:tcMar>
               <w:top w:w="45" w:type="dxa"/>
@@ -3043,7 +3047,7 @@
       <w:pPr>
         <w:pStyle w:val="Heading2"/>
         <w:keepNext/>
-        <w:spacing w:before="90" w:after="30"/>
+        <w:spacing w:before="140" w:after="60"/>
         <w:jc w:val="left"/>
       </w:pPr>
       <w:r>
@@ -3059,7 +3063,8 @@
     <w:p>
       <w:pPr>
         <w:keepNext/>
-        <w:spacing w:before="60" w:after="30" w:line="240" w:lineRule="auto"/>
+        <w:keepLines/>
+        <w:spacing w:before="80" w:after="50" w:line="240" w:lineRule="auto"/>
         <w:jc w:val="left"/>
       </w:pPr>
       <w:r>
@@ -3091,7 +3096,7 @@
         </w:trPr>
         <w:tc>
           <w:tcPr>
-            <w:vAlign w:val="center"/>
+            <w:vAlign w:val="top"/>
             <w:tcW w:w="2600" w:type="dxa"/>
             <w:tcMar>
               <w:top w:w="45" w:type="dxa"/>
@@ -3120,7 +3125,7 @@
         </w:tc>
         <w:tc>
           <w:tcPr>
-            <w:vAlign w:val="center"/>
+            <w:vAlign w:val="top"/>
             <w:tcW w:w="3600" w:type="dxa"/>
             <w:tcMar>
               <w:top w:w="45" w:type="dxa"/>
@@ -3149,7 +3154,7 @@
         </w:tc>
         <w:tc>
           <w:tcPr>
-            <w:vAlign w:val="center"/>
+            <w:vAlign w:val="top"/>
             <w:tcW w:w="3347" w:type="dxa"/>
             <w:tcMar>
               <w:top w:w="45" w:type="dxa"/>
@@ -3183,7 +3188,7 @@
         </w:trPr>
         <w:tc>
           <w:tcPr>
-            <w:vAlign w:val="center"/>
+            <w:vAlign w:val="top"/>
             <w:tcW w:w="2600" w:type="dxa"/>
             <w:tcMar>
               <w:top w:w="45" w:type="dxa"/>
@@ -3212,7 +3217,7 @@
         </w:tc>
         <w:tc>
           <w:tcPr>
-            <w:vAlign w:val="center"/>
+            <w:vAlign w:val="top"/>
             <w:tcW w:w="3600" w:type="dxa"/>
             <w:tcMar>
               <w:top w:w="45" w:type="dxa"/>
@@ -3241,7 +3246,7 @@
         </w:tc>
         <w:tc>
           <w:tcPr>
-            <w:vAlign w:val="center"/>
+            <w:vAlign w:val="top"/>
             <w:tcW w:w="3347" w:type="dxa"/>
             <w:tcMar>
               <w:top w:w="45" w:type="dxa"/>
@@ -3275,7 +3280,7 @@
         </w:trPr>
         <w:tc>
           <w:tcPr>
-            <w:vAlign w:val="center"/>
+            <w:vAlign w:val="top"/>
             <w:tcW w:w="2600" w:type="dxa"/>
             <w:tcMar>
               <w:top w:w="45" w:type="dxa"/>
@@ -3304,7 +3309,7 @@
         </w:tc>
         <w:tc>
           <w:tcPr>
-            <w:vAlign w:val="center"/>
+            <w:vAlign w:val="top"/>
             <w:tcW w:w="3600" w:type="dxa"/>
             <w:tcMar>
               <w:top w:w="45" w:type="dxa"/>
@@ -3333,7 +3338,7 @@
         </w:tc>
         <w:tc>
           <w:tcPr>
-            <w:vAlign w:val="center"/>
+            <w:vAlign w:val="top"/>
             <w:tcW w:w="3347" w:type="dxa"/>
             <w:tcMar>
               <w:top w:w="45" w:type="dxa"/>
@@ -3367,7 +3372,7 @@
         </w:trPr>
         <w:tc>
           <w:tcPr>
-            <w:vAlign w:val="center"/>
+            <w:vAlign w:val="top"/>
             <w:tcW w:w="2600" w:type="dxa"/>
             <w:tcMar>
               <w:top w:w="45" w:type="dxa"/>
@@ -3396,7 +3401,7 @@
         </w:tc>
         <w:tc>
           <w:tcPr>
-            <w:vAlign w:val="center"/>
+            <w:vAlign w:val="top"/>
             <w:tcW w:w="3600" w:type="dxa"/>
             <w:tcMar>
               <w:top w:w="45" w:type="dxa"/>
@@ -3425,7 +3430,7 @@
         </w:tc>
         <w:tc>
           <w:tcPr>
-            <w:vAlign w:val="center"/>
+            <w:vAlign w:val="top"/>
             <w:tcW w:w="3347" w:type="dxa"/>
             <w:tcMar>
               <w:top w:w="45" w:type="dxa"/>
@@ -3459,7 +3464,7 @@
         </w:trPr>
         <w:tc>
           <w:tcPr>
-            <w:vAlign w:val="center"/>
+            <w:vAlign w:val="top"/>
             <w:tcW w:w="2600" w:type="dxa"/>
             <w:tcMar>
               <w:top w:w="45" w:type="dxa"/>
@@ -3488,7 +3493,7 @@
         </w:tc>
         <w:tc>
           <w:tcPr>
-            <w:vAlign w:val="center"/>
+            <w:vAlign w:val="top"/>
             <w:tcW w:w="3600" w:type="dxa"/>
             <w:tcMar>
               <w:top w:w="45" w:type="dxa"/>
@@ -3517,7 +3522,7 @@
         </w:tc>
         <w:tc>
           <w:tcPr>
-            <w:vAlign w:val="center"/>
+            <w:vAlign w:val="top"/>
             <w:tcW w:w="3347" w:type="dxa"/>
             <w:tcMar>
               <w:top w:w="45" w:type="dxa"/>
@@ -3551,7 +3556,7 @@
         </w:trPr>
         <w:tc>
           <w:tcPr>
-            <w:vAlign w:val="center"/>
+            <w:vAlign w:val="top"/>
             <w:tcW w:w="2600" w:type="dxa"/>
             <w:tcMar>
               <w:top w:w="45" w:type="dxa"/>
@@ -3580,7 +3585,7 @@
         </w:tc>
         <w:tc>
           <w:tcPr>
-            <w:vAlign w:val="center"/>
+            <w:vAlign w:val="top"/>
             <w:tcW w:w="3600" w:type="dxa"/>
             <w:tcMar>
               <w:top w:w="45" w:type="dxa"/>
@@ -3609,7 +3614,7 @@
         </w:tc>
         <w:tc>
           <w:tcPr>
-            <w:vAlign w:val="center"/>
+            <w:vAlign w:val="top"/>
             <w:tcW w:w="3347" w:type="dxa"/>
             <w:tcMar>
               <w:top w:w="45" w:type="dxa"/>
@@ -3640,6 +3645,7 @@
     </w:tbl>
     <w:p>
       <w:pPr>
+        <w:keepLines/>
         <w:spacing w:before="120" w:after="80" w:line="247" w:lineRule="auto"/>
         <w:jc w:val="both"/>
       </w:pPr>
@@ -3733,7 +3739,7 @@
       <w:pPr>
         <w:pStyle w:val="Heading2"/>
         <w:keepNext/>
-        <w:spacing w:before="90" w:after="30"/>
+        <w:spacing w:before="140" w:after="60"/>
         <w:jc w:val="left"/>
       </w:pPr>
       <w:r>
@@ -3748,6 +3754,7 @@
     </w:p>
     <w:p>
       <w:pPr>
+        <w:keepLines/>
         <w:spacing w:after="80" w:line="247" w:lineRule="auto"/>
         <w:jc w:val="both"/>
       </w:pPr>
@@ -3780,7 +3787,7 @@
       <w:pPr>
         <w:pStyle w:val="Heading1"/>
         <w:keepNext/>
-        <w:spacing w:before="140" w:after="80"/>
+        <w:spacing w:before="200" w:after="100"/>
         <w:jc w:val="left"/>
       </w:pPr>
       <w:r>
@@ -3795,6 +3802,7 @@
     </w:p>
     <w:p>
       <w:pPr>
+        <w:keepLines/>
         <w:spacing w:after="80" w:line="247" w:lineRule="auto"/>
         <w:jc w:val="both"/>
       </w:pPr>
@@ -3812,7 +3820,7 @@
       <w:pPr>
         <w:pStyle w:val="Heading2"/>
         <w:keepNext/>
-        <w:spacing w:before="90" w:after="30"/>
+        <w:spacing w:before="140" w:after="60"/>
         <w:jc w:val="left"/>
       </w:pPr>
       <w:r>
@@ -3827,6 +3835,8 @@
     </w:p>
     <w:p>
       <w:pPr>
+        <w:keepNext/>
+        <w:keepLines/>
         <w:spacing w:after="80" w:line="247" w:lineRule="auto"/>
         <w:jc w:val="both"/>
       </w:pPr>
@@ -3843,7 +3853,8 @@
     <w:p>
       <w:pPr>
         <w:keepNext/>
-        <w:spacing w:before="60" w:after="30" w:line="240" w:lineRule="auto"/>
+        <w:keepLines/>
+        <w:spacing w:before="80" w:after="50" w:line="240" w:lineRule="auto"/>
         <w:jc w:val="left"/>
       </w:pPr>
       <w:r>
@@ -3878,7 +3889,7 @@
         </w:trPr>
         <w:tc>
           <w:tcPr>
-            <w:vAlign w:val="center"/>
+            <w:vAlign w:val="top"/>
             <w:tcW w:w="2000" w:type="dxa"/>
             <w:tcMar>
               <w:top w:w="45" w:type="dxa"/>
@@ -3907,7 +3918,7 @@
         </w:tc>
         <w:tc>
           <w:tcPr>
-            <w:vAlign w:val="center"/>
+            <w:vAlign w:val="top"/>
             <w:tcW w:w="1250" w:type="dxa"/>
             <w:tcMar>
               <w:top w:w="45" w:type="dxa"/>
@@ -3936,7 +3947,7 @@
         </w:tc>
         <w:tc>
           <w:tcPr>
-            <w:vAlign w:val="center"/>
+            <w:vAlign w:val="top"/>
             <w:tcW w:w="1050" w:type="dxa"/>
             <w:tcMar>
               <w:top w:w="45" w:type="dxa"/>
@@ -3965,7 +3976,7 @@
         </w:tc>
         <w:tc>
           <w:tcPr>
-            <w:vAlign w:val="center"/>
+            <w:vAlign w:val="top"/>
             <w:tcW w:w="1050" w:type="dxa"/>
             <w:tcMar>
               <w:top w:w="45" w:type="dxa"/>
@@ -3994,7 +4005,7 @@
         </w:tc>
         <w:tc>
           <w:tcPr>
-            <w:vAlign w:val="center"/>
+            <w:vAlign w:val="top"/>
             <w:tcW w:w="1250" w:type="dxa"/>
             <w:tcMar>
               <w:top w:w="45" w:type="dxa"/>
@@ -4023,7 +4034,7 @@
         </w:tc>
         <w:tc>
           <w:tcPr>
-            <w:vAlign w:val="center"/>
+            <w:vAlign w:val="top"/>
             <w:tcW w:w="2947" w:type="dxa"/>
             <w:tcMar>
               <w:top w:w="45" w:type="dxa"/>
@@ -4057,7 +4068,7 @@
         </w:trPr>
         <w:tc>
           <w:tcPr>
-            <w:vAlign w:val="center"/>
+            <w:vAlign w:val="top"/>
             <w:tcW w:w="2000" w:type="dxa"/>
             <w:tcMar>
               <w:top w:w="45" w:type="dxa"/>
@@ -4086,7 +4097,7 @@
         </w:tc>
         <w:tc>
           <w:tcPr>
-            <w:vAlign w:val="center"/>
+            <w:vAlign w:val="top"/>
             <w:tcW w:w="1250" w:type="dxa"/>
             <w:tcMar>
               <w:top w:w="45" w:type="dxa"/>
@@ -4115,7 +4126,7 @@
         </w:tc>
         <w:tc>
           <w:tcPr>
-            <w:vAlign w:val="center"/>
+            <w:vAlign w:val="top"/>
             <w:tcW w:w="1050" w:type="dxa"/>
             <w:tcMar>
               <w:top w:w="45" w:type="dxa"/>
@@ -4144,7 +4155,7 @@
         </w:tc>
         <w:tc>
           <w:tcPr>
-            <w:vAlign w:val="center"/>
+            <w:vAlign w:val="top"/>
             <w:tcW w:w="1050" w:type="dxa"/>
             <w:tcMar>
               <w:top w:w="45" w:type="dxa"/>
@@ -4173,7 +4184,7 @@
         </w:tc>
         <w:tc>
           <w:tcPr>
-            <w:vAlign w:val="center"/>
+            <w:vAlign w:val="top"/>
             <w:tcW w:w="1250" w:type="dxa"/>
             <w:tcMar>
               <w:top w:w="45" w:type="dxa"/>
@@ -4202,7 +4213,7 @@
         </w:tc>
         <w:tc>
           <w:tcPr>
-            <w:vAlign w:val="center"/>
+            <w:vAlign w:val="top"/>
             <w:tcW w:w="2947" w:type="dxa"/>
             <w:tcMar>
               <w:top w:w="45" w:type="dxa"/>
@@ -4236,7 +4247,7 @@
         </w:trPr>
         <w:tc>
           <w:tcPr>
-            <w:vAlign w:val="center"/>
+            <w:vAlign w:val="top"/>
             <w:tcW w:w="2000" w:type="dxa"/>
             <w:tcMar>
               <w:top w:w="45" w:type="dxa"/>
@@ -4265,7 +4276,7 @@
         </w:tc>
         <w:tc>
           <w:tcPr>
-            <w:vAlign w:val="center"/>
+            <w:vAlign w:val="top"/>
             <w:tcW w:w="1250" w:type="dxa"/>
             <w:tcMar>
               <w:top w:w="45" w:type="dxa"/>
@@ -4294,7 +4305,7 @@
         </w:tc>
         <w:tc>
           <w:tcPr>
-            <w:vAlign w:val="center"/>
+            <w:vAlign w:val="top"/>
             <w:tcW w:w="1050" w:type="dxa"/>
             <w:tcMar>
               <w:top w:w="45" w:type="dxa"/>
@@ -4323,7 +4334,7 @@
         </w:tc>
         <w:tc>
           <w:tcPr>
-            <w:vAlign w:val="center"/>
+            <w:vAlign w:val="top"/>
             <w:tcW w:w="1050" w:type="dxa"/>
             <w:tcMar>
               <w:top w:w="45" w:type="dxa"/>
@@ -4352,7 +4363,7 @@
         </w:tc>
         <w:tc>
           <w:tcPr>
-            <w:vAlign w:val="center"/>
+            <w:vAlign w:val="top"/>
             <w:tcW w:w="1250" w:type="dxa"/>
             <w:tcMar>
               <w:top w:w="45" w:type="dxa"/>
@@ -4381,7 +4392,7 @@
         </w:tc>
         <w:tc>
           <w:tcPr>
-            <w:vAlign w:val="center"/>
+            <w:vAlign w:val="top"/>
             <w:tcW w:w="2947" w:type="dxa"/>
             <w:tcMar>
               <w:top w:w="45" w:type="dxa"/>
@@ -4415,7 +4426,7 @@
         </w:trPr>
         <w:tc>
           <w:tcPr>
-            <w:vAlign w:val="center"/>
+            <w:vAlign w:val="top"/>
             <w:tcW w:w="2000" w:type="dxa"/>
             <w:tcMar>
               <w:top w:w="45" w:type="dxa"/>
@@ -4444,7 +4455,7 @@
         </w:tc>
         <w:tc>
           <w:tcPr>
-            <w:vAlign w:val="center"/>
+            <w:vAlign w:val="top"/>
             <w:tcW w:w="1250" w:type="dxa"/>
             <w:tcMar>
               <w:top w:w="45" w:type="dxa"/>
@@ -4473,7 +4484,7 @@
         </w:tc>
         <w:tc>
           <w:tcPr>
-            <w:vAlign w:val="center"/>
+            <w:vAlign w:val="top"/>
             <w:tcW w:w="1050" w:type="dxa"/>
             <w:tcMar>
               <w:top w:w="45" w:type="dxa"/>
@@ -4502,7 +4513,7 @@
         </w:tc>
         <w:tc>
           <w:tcPr>
-            <w:vAlign w:val="center"/>
+            <w:vAlign w:val="top"/>
             <w:tcW w:w="1050" w:type="dxa"/>
             <w:tcMar>
               <w:top w:w="45" w:type="dxa"/>
@@ -4531,7 +4542,7 @@
         </w:tc>
         <w:tc>
           <w:tcPr>
-            <w:vAlign w:val="center"/>
+            <w:vAlign w:val="top"/>
             <w:tcW w:w="1250" w:type="dxa"/>
             <w:tcMar>
               <w:top w:w="45" w:type="dxa"/>
@@ -4560,7 +4571,7 @@
         </w:tc>
         <w:tc>
           <w:tcPr>
-            <w:vAlign w:val="center"/>
+            <w:vAlign w:val="top"/>
             <w:tcW w:w="2947" w:type="dxa"/>
             <w:tcMar>
               <w:top w:w="45" w:type="dxa"/>
@@ -4594,7 +4605,7 @@
         </w:trPr>
         <w:tc>
           <w:tcPr>
-            <w:vAlign w:val="center"/>
+            <w:vAlign w:val="top"/>
             <w:tcW w:w="2000" w:type="dxa"/>
             <w:tcMar>
               <w:top w:w="45" w:type="dxa"/>
@@ -4623,7 +4634,7 @@
         </w:tc>
         <w:tc>
           <w:tcPr>
-            <w:vAlign w:val="center"/>
+            <w:vAlign w:val="top"/>
             <w:tcW w:w="1250" w:type="dxa"/>
             <w:tcMar>
               <w:top w:w="45" w:type="dxa"/>
@@ -4652,7 +4663,7 @@
         </w:tc>
         <w:tc>
           <w:tcPr>
-            <w:vAlign w:val="center"/>
+            <w:vAlign w:val="top"/>
             <w:tcW w:w="1050" w:type="dxa"/>
             <w:tcMar>
               <w:top w:w="45" w:type="dxa"/>
@@ -4681,7 +4692,7 @@
         </w:tc>
         <w:tc>
           <w:tcPr>
-            <w:vAlign w:val="center"/>
+            <w:vAlign w:val="top"/>
             <w:tcW w:w="1050" w:type="dxa"/>
             <w:tcMar>
               <w:top w:w="45" w:type="dxa"/>
@@ -4710,7 +4721,7 @@
         </w:tc>
         <w:tc>
           <w:tcPr>
-            <w:vAlign w:val="center"/>
+            <w:vAlign w:val="top"/>
             <w:tcW w:w="1250" w:type="dxa"/>
             <w:tcMar>
               <w:top w:w="45" w:type="dxa"/>
@@ -4739,7 +4750,7 @@
         </w:tc>
         <w:tc>
           <w:tcPr>
-            <w:vAlign w:val="center"/>
+            <w:vAlign w:val="top"/>
             <w:tcW w:w="2947" w:type="dxa"/>
             <w:tcMar>
               <w:top w:w="45" w:type="dxa"/>
@@ -4894,7 +4905,7 @@
       <w:pPr>
         <w:pStyle w:val="Heading2"/>
         <w:keepNext/>
-        <w:spacing w:before="90" w:after="30"/>
+        <w:spacing w:before="140" w:after="60"/>
         <w:jc w:val="left"/>
       </w:pPr>
       <w:r>
@@ -4909,6 +4920,7 @@
     </w:p>
     <w:p>
       <w:pPr>
+        <w:keepLines/>
         <w:spacing w:after="80" w:line="247" w:lineRule="auto"/>
         <w:jc w:val="both"/>
       </w:pPr>
@@ -4925,7 +4937,7 @@
     <w:p>
       <w:pPr>
         <w:keepNext/>
-        <w:spacing w:before="60" w:after="30" w:line="240" w:lineRule="auto"/>
+        <w:spacing w:before="80" w:after="50" w:line="240" w:lineRule="auto"/>
         <w:jc w:val="left"/>
       </w:pPr>
       <w:r>
@@ -4946,9 +4958,9 @@
         <w:tblLayout w:type="fixed"/>
       </w:tblPr>
       <w:tblGrid>
-        <w:gridCol w:w="2300"/>
-        <w:gridCol w:w="4100"/>
-        <w:gridCol w:w="3147"/>
+        <w:gridCol w:w="2050"/>
+        <w:gridCol w:w="4450"/>
+        <w:gridCol w:w="3047"/>
       </w:tblGrid>
       <w:tr>
         <w:trPr>
@@ -4957,8 +4969,8 @@
         </w:trPr>
         <w:tc>
           <w:tcPr>
-            <w:vAlign w:val="center"/>
-            <w:tcW w:w="2300" w:type="dxa"/>
+            <w:vAlign w:val="top"/>
+            <w:tcW w:w="2050" w:type="dxa"/>
             <w:tcMar>
               <w:top w:w="45" w:type="dxa"/>
               <w:start w:w="38" w:type="dxa"/>
@@ -4986,8 +4998,8 @@
         </w:tc>
         <w:tc>
           <w:tcPr>
-            <w:vAlign w:val="center"/>
-            <w:tcW w:w="4100" w:type="dxa"/>
+            <w:vAlign w:val="top"/>
+            <w:tcW w:w="4450" w:type="dxa"/>
             <w:tcMar>
               <w:top w:w="45" w:type="dxa"/>
               <w:start w:w="38" w:type="dxa"/>
@@ -5015,8 +5027,8 @@
         </w:tc>
         <w:tc>
           <w:tcPr>
-            <w:vAlign w:val="center"/>
-            <w:tcW w:w="3147" w:type="dxa"/>
+            <w:vAlign w:val="top"/>
+            <w:tcW w:w="3047" w:type="dxa"/>
             <w:tcMar>
               <w:top w:w="45" w:type="dxa"/>
               <w:start w:w="38" w:type="dxa"/>
@@ -5049,8 +5061,8 @@
         </w:trPr>
         <w:tc>
           <w:tcPr>
-            <w:vAlign w:val="center"/>
-            <w:tcW w:w="2300" w:type="dxa"/>
+            <w:vAlign w:val="top"/>
+            <w:tcW w:w="2050" w:type="dxa"/>
             <w:tcMar>
               <w:top w:w="45" w:type="dxa"/>
               <w:start w:w="38" w:type="dxa"/>
@@ -5078,8 +5090,8 @@
         </w:tc>
         <w:tc>
           <w:tcPr>
-            <w:vAlign w:val="center"/>
-            <w:tcW w:w="4100" w:type="dxa"/>
+            <w:vAlign w:val="top"/>
+            <w:tcW w:w="4450" w:type="dxa"/>
             <w:tcMar>
               <w:top w:w="45" w:type="dxa"/>
               <w:start w:w="38" w:type="dxa"/>
@@ -5107,8 +5119,8 @@
         </w:tc>
         <w:tc>
           <w:tcPr>
-            <w:vAlign w:val="center"/>
-            <w:tcW w:w="3147" w:type="dxa"/>
+            <w:vAlign w:val="top"/>
+            <w:tcW w:w="3047" w:type="dxa"/>
             <w:tcMar>
               <w:top w:w="45" w:type="dxa"/>
               <w:start w:w="38" w:type="dxa"/>
@@ -5141,8 +5153,8 @@
         </w:trPr>
         <w:tc>
           <w:tcPr>
-            <w:vAlign w:val="center"/>
-            <w:tcW w:w="2300" w:type="dxa"/>
+            <w:vAlign w:val="top"/>
+            <w:tcW w:w="2050" w:type="dxa"/>
             <w:tcMar>
               <w:top w:w="45" w:type="dxa"/>
               <w:start w:w="38" w:type="dxa"/>
@@ -5170,8 +5182,8 @@
         </w:tc>
         <w:tc>
           <w:tcPr>
-            <w:vAlign w:val="center"/>
-            <w:tcW w:w="4100" w:type="dxa"/>
+            <w:vAlign w:val="top"/>
+            <w:tcW w:w="4450" w:type="dxa"/>
             <w:tcMar>
               <w:top w:w="45" w:type="dxa"/>
               <w:start w:w="38" w:type="dxa"/>
@@ -5199,8 +5211,8 @@
         </w:tc>
         <w:tc>
           <w:tcPr>
-            <w:vAlign w:val="center"/>
-            <w:tcW w:w="3147" w:type="dxa"/>
+            <w:vAlign w:val="top"/>
+            <w:tcW w:w="3047" w:type="dxa"/>
             <w:tcMar>
               <w:top w:w="45" w:type="dxa"/>
               <w:start w:w="38" w:type="dxa"/>
@@ -5233,8 +5245,8 @@
         </w:trPr>
         <w:tc>
           <w:tcPr>
-            <w:vAlign w:val="center"/>
-            <w:tcW w:w="2300" w:type="dxa"/>
+            <w:vAlign w:val="top"/>
+            <w:tcW w:w="2050" w:type="dxa"/>
             <w:tcMar>
               <w:top w:w="45" w:type="dxa"/>
               <w:start w:w="38" w:type="dxa"/>
@@ -5262,8 +5274,8 @@
         </w:tc>
         <w:tc>
           <w:tcPr>
-            <w:vAlign w:val="center"/>
-            <w:tcW w:w="4100" w:type="dxa"/>
+            <w:vAlign w:val="top"/>
+            <w:tcW w:w="4450" w:type="dxa"/>
             <w:tcMar>
               <w:top w:w="45" w:type="dxa"/>
               <w:start w:w="38" w:type="dxa"/>
@@ -5291,8 +5303,8 @@
         </w:tc>
         <w:tc>
           <w:tcPr>
-            <w:vAlign w:val="center"/>
-            <w:tcW w:w="3147" w:type="dxa"/>
+            <w:vAlign w:val="top"/>
+            <w:tcW w:w="3047" w:type="dxa"/>
             <w:tcMar>
               <w:top w:w="45" w:type="dxa"/>
               <w:start w:w="38" w:type="dxa"/>
@@ -5325,8 +5337,8 @@
         </w:trPr>
         <w:tc>
           <w:tcPr>
-            <w:vAlign w:val="center"/>
-            <w:tcW w:w="2300" w:type="dxa"/>
+            <w:vAlign w:val="top"/>
+            <w:tcW w:w="2050" w:type="dxa"/>
             <w:tcMar>
               <w:top w:w="45" w:type="dxa"/>
               <w:start w:w="38" w:type="dxa"/>
@@ -5354,8 +5366,8 @@
         </w:tc>
         <w:tc>
           <w:tcPr>
-            <w:vAlign w:val="center"/>
-            <w:tcW w:w="4100" w:type="dxa"/>
+            <w:vAlign w:val="top"/>
+            <w:tcW w:w="4450" w:type="dxa"/>
             <w:tcMar>
               <w:top w:w="45" w:type="dxa"/>
               <w:start w:w="38" w:type="dxa"/>
@@ -5383,8 +5395,8 @@
         </w:tc>
         <w:tc>
           <w:tcPr>
-            <w:vAlign w:val="center"/>
-            <w:tcW w:w="3147" w:type="dxa"/>
+            <w:vAlign w:val="top"/>
+            <w:tcW w:w="3047" w:type="dxa"/>
             <w:tcMar>
               <w:top w:w="45" w:type="dxa"/>
               <w:start w:w="38" w:type="dxa"/>
@@ -5446,7 +5458,7 @@
       <w:pPr>
         <w:pStyle w:val="Heading2"/>
         <w:keepNext/>
-        <w:spacing w:before="90" w:after="30"/>
+        <w:spacing w:before="140" w:after="60"/>
         <w:jc w:val="left"/>
       </w:pPr>
       <w:r>
@@ -5461,6 +5473,7 @@
     </w:p>
     <w:p>
       <w:pPr>
+        <w:keepLines/>
         <w:spacing w:after="80" w:line="247" w:lineRule="auto"/>
         <w:jc w:val="both"/>
       </w:pPr>
@@ -5472,21 +5485,6 @@
           <w:sz w:val="24"/>
         </w:rPr>
         <w:t>The preliminary evidence is sufficient to motivate the full analysis. H1 is supported by substantial movement between transaction value and revenue within platforms. H2 and H3 can be examined using national and business-level BPS evidence, while the contrast between platform, e-commerce, and payment records provides a direct test of H4.</w:t>
-      </w:r>
-    </w:p>
-    <w:p>
-      <w:pPr>
-        <w:spacing w:after="80" w:line="247" w:lineRule="auto"/>
-        <w:jc w:val="both"/>
-      </w:pPr>
-      <w:r>
-        <w:rPr>
-          <w:rFonts w:ascii="Times New Roman" w:hAnsi="Times New Roman" w:eastAsia="Times New Roman"/>
-          <w:b w:val="0"/>
-          <w:i w:val="0"/>
-          <w:sz w:val="24"/>
-        </w:rPr>
-        <w:t>A separate comparison of eight platform businesses outside Indonesia provides additional evidence that the transaction-revenue boundary is not unique to the Indonesian setting. It is used as corroboration rather than added to the Indonesian sample.</w:t>
       </w:r>
     </w:p>
     <w:p>
@@ -5516,14 +5514,14 @@
           <w:i w:val="0"/>
           <w:sz w:val="24"/>
         </w:rPr>
-        <w:t>At this stage, the preliminary results establish that the proposed measurement can be constructed, followed through time, connected to disclosed accounting changes, and compared with independent records of Indonesian digital activity. The remaining analysis tests how robust those conclusions are to alternative evidence and measurement choices.</w:t>
+        <w:t>At this stage, the preliminary results establish that the proposed measurement can be constructed, followed through time, connected to disclosed accounting changes, and compared with independent records of Indonesian digital activity.</w:t>
       </w:r>
     </w:p>
     <w:p>
       <w:pPr>
         <w:pStyle w:val="Heading1"/>
         <w:keepNext/>
-        <w:spacing w:before="140" w:after="80"/>
+        <w:spacing w:before="200" w:after="100"/>
         <w:jc w:val="left"/>
       </w:pPr>
       <w:r>
@@ -5538,6 +5536,7 @@
     </w:p>
     <w:p>
       <w:pPr>
+        <w:keepLines/>
         <w:spacing w:after="80" w:line="247" w:lineRule="auto"/>
         <w:jc w:val="both"/>
       </w:pPr>
@@ -5548,7 +5547,7 @@
           <w:i w:val="0"/>
           <w:sz w:val="24"/>
         </w:rPr>
-        <w:t>The problem is not that these records differ; they are designed to measure different things. The problem arises when one is used as a substitute for another. Platform revenue measures what the platform recognizes as its own income, transaction value measures the commerce it processes, national e-commerce statistics describe a broader market, and payment systems record the movement of funds. When these measures move differently, the choice of record can change conclusions about economic scale, growth, and monetization.</w:t>
+        <w:t>These records are designed to measure different things, and the problem arises when one is used as a substitute for another. Platform revenue measures what the platform recognizes as its own income, transaction value measures the commerce it processes, national e-commerce statistics describe a broader market, and payment systems record the movement of funds. When these measures move differently, the choice of record can change conclusions about economic scale, growth, and monetization.</w:t>
       </w:r>
     </w:p>
     <w:p>
@@ -5585,7 +5584,7 @@
       <w:pPr>
         <w:pStyle w:val="Heading1"/>
         <w:keepNext/>
-        <w:spacing w:before="140" w:after="80"/>
+        <w:spacing w:before="200" w:after="100"/>
         <w:jc w:val="left"/>
       </w:pPr>
       <w:r>
@@ -5600,6 +5599,7 @@
     </w:p>
     <w:p>
       <w:pPr>
+        <w:keepLines/>
         <w:spacing w:after="80" w:line="247" w:lineRule="auto"/>
         <w:jc w:val="both"/>
       </w:pPr>
@@ -5616,7 +5616,7 @@
     <w:p>
       <w:pPr>
         <w:keepNext/>
-        <w:spacing w:before="60" w:after="30" w:line="240" w:lineRule="auto"/>
+        <w:spacing w:before="80" w:after="50" w:line="240" w:lineRule="auto"/>
         <w:jc w:val="left"/>
       </w:pPr>
       <w:r>
@@ -5647,7 +5647,7 @@
         </w:trPr>
         <w:tc>
           <w:tcPr>
-            <w:vAlign w:val="center"/>
+            <w:vAlign w:val="top"/>
             <w:tcW w:w="4500" w:type="dxa"/>
             <w:tcMar>
               <w:top w:w="45" w:type="dxa"/>
@@ -5676,7 +5676,7 @@
         </w:tc>
         <w:tc>
           <w:tcPr>
-            <w:vAlign w:val="center"/>
+            <w:vAlign w:val="top"/>
             <w:tcW w:w="5047" w:type="dxa"/>
             <w:tcMar>
               <w:top w:w="45" w:type="dxa"/>
@@ -5710,7 +5710,7 @@
         </w:trPr>
         <w:tc>
           <w:tcPr>
-            <w:vAlign w:val="center"/>
+            <w:vAlign w:val="top"/>
             <w:tcW w:w="4500" w:type="dxa"/>
             <w:tcMar>
               <w:top w:w="45" w:type="dxa"/>
@@ -5739,7 +5739,7 @@
         </w:tc>
         <w:tc>
           <w:tcPr>
-            <w:vAlign w:val="center"/>
+            <w:vAlign w:val="top"/>
             <w:tcW w:w="5047" w:type="dxa"/>
             <w:tcMar>
               <w:top w:w="45" w:type="dxa"/>
@@ -5773,7 +5773,7 @@
         </w:trPr>
         <w:tc>
           <w:tcPr>
-            <w:vAlign w:val="center"/>
+            <w:vAlign w:val="top"/>
             <w:tcW w:w="4500" w:type="dxa"/>
             <w:tcMar>
               <w:top w:w="45" w:type="dxa"/>
@@ -5802,7 +5802,7 @@
         </w:tc>
         <w:tc>
           <w:tcPr>
-            <w:vAlign w:val="center"/>
+            <w:vAlign w:val="top"/>
             <w:tcW w:w="5047" w:type="dxa"/>
             <w:tcMar>
               <w:top w:w="45" w:type="dxa"/>
@@ -5836,7 +5836,7 @@
         </w:trPr>
         <w:tc>
           <w:tcPr>
-            <w:vAlign w:val="center"/>
+            <w:vAlign w:val="top"/>
             <w:tcW w:w="4500" w:type="dxa"/>
             <w:tcMar>
               <w:top w:w="45" w:type="dxa"/>
@@ -5865,7 +5865,7 @@
         </w:tc>
         <w:tc>
           <w:tcPr>
-            <w:vAlign w:val="center"/>
+            <w:vAlign w:val="top"/>
             <w:tcW w:w="5047" w:type="dxa"/>
             <w:tcMar>
               <w:top w:w="45" w:type="dxa"/>
@@ -5899,7 +5899,7 @@
         </w:trPr>
         <w:tc>
           <w:tcPr>
-            <w:vAlign w:val="center"/>
+            <w:vAlign w:val="top"/>
             <w:tcW w:w="4500" w:type="dxa"/>
             <w:tcMar>
               <w:top w:w="45" w:type="dxa"/>
@@ -5928,7 +5928,7 @@
         </w:tc>
         <w:tc>
           <w:tcPr>
-            <w:vAlign w:val="center"/>
+            <w:vAlign w:val="top"/>
             <w:tcW w:w="5047" w:type="dxa"/>
             <w:tcMar>
               <w:top w:w="45" w:type="dxa"/>
@@ -5962,7 +5962,7 @@
         </w:trPr>
         <w:tc>
           <w:tcPr>
-            <w:vAlign w:val="center"/>
+            <w:vAlign w:val="top"/>
             <w:tcW w:w="4500" w:type="dxa"/>
             <w:tcMar>
               <w:top w:w="45" w:type="dxa"/>
@@ -5991,7 +5991,7 @@
         </w:tc>
         <w:tc>
           <w:tcPr>
-            <w:vAlign w:val="center"/>
+            <w:vAlign w:val="top"/>
             <w:tcW w:w="5047" w:type="dxa"/>
             <w:tcMar>
               <w:top w:w="45" w:type="dxa"/>
@@ -6039,7 +6039,7 @@
       <w:pPr>
         <w:pStyle w:val="Heading1"/>
         <w:keepNext/>
-        <w:spacing w:before="140" w:after="80"/>
+        <w:spacing w:before="200" w:after="100"/>
         <w:jc w:val="left"/>
       </w:pPr>
       <w:r>
@@ -6054,6 +6054,7 @@
     </w:p>
     <w:p>
       <w:pPr>
+        <w:keepLines/>
         <w:spacing w:after="80" w:line="247" w:lineRule="auto"/>
         <w:jc w:val="both"/>
       </w:pPr>
@@ -6070,7 +6071,7 @@
     <w:p>
       <w:pPr>
         <w:keepNext/>
-        <w:spacing w:before="60" w:after="30" w:line="240" w:lineRule="auto"/>
+        <w:spacing w:before="80" w:after="50" w:line="240" w:lineRule="auto"/>
         <w:jc w:val="left"/>
       </w:pPr>
       <w:r>
@@ -6101,7 +6102,7 @@
         </w:trPr>
         <w:tc>
           <w:tcPr>
-            <w:vAlign w:val="center"/>
+            <w:vAlign w:val="top"/>
             <w:tcW w:w="2232" w:type="dxa"/>
             <w:tcMar>
               <w:top w:w="45" w:type="dxa"/>
@@ -6130,7 +6131,7 @@
         </w:tc>
         <w:tc>
           <w:tcPr>
-            <w:vAlign w:val="center"/>
+            <w:vAlign w:val="top"/>
             <w:tcW w:w="7315" w:type="dxa"/>
             <w:tcMar>
               <w:top w:w="45" w:type="dxa"/>
@@ -6164,7 +6165,7 @@
         </w:trPr>
         <w:tc>
           <w:tcPr>
-            <w:vAlign w:val="center"/>
+            <w:vAlign w:val="top"/>
             <w:tcW w:w="2232" w:type="dxa"/>
             <w:tcMar>
               <w:top w:w="45" w:type="dxa"/>
@@ -6193,7 +6194,7 @@
         </w:tc>
         <w:tc>
           <w:tcPr>
-            <w:vAlign w:val="center"/>
+            <w:vAlign w:val="top"/>
             <w:tcW w:w="7315" w:type="dxa"/>
             <w:tcMar>
               <w:top w:w="45" w:type="dxa"/>
@@ -6227,7 +6228,7 @@
         </w:trPr>
         <w:tc>
           <w:tcPr>
-            <w:vAlign w:val="center"/>
+            <w:vAlign w:val="top"/>
             <w:tcW w:w="2232" w:type="dxa"/>
             <w:tcMar>
               <w:top w:w="45" w:type="dxa"/>
@@ -6256,7 +6257,7 @@
         </w:tc>
         <w:tc>
           <w:tcPr>
-            <w:vAlign w:val="center"/>
+            <w:vAlign w:val="top"/>
             <w:tcW w:w="7315" w:type="dxa"/>
             <w:tcMar>
               <w:top w:w="45" w:type="dxa"/>
@@ -6290,7 +6291,7 @@
         </w:trPr>
         <w:tc>
           <w:tcPr>
-            <w:vAlign w:val="center"/>
+            <w:vAlign w:val="top"/>
             <w:tcW w:w="2232" w:type="dxa"/>
             <w:tcMar>
               <w:top w:w="45" w:type="dxa"/>
@@ -6319,7 +6320,7 @@
         </w:tc>
         <w:tc>
           <w:tcPr>
-            <w:vAlign w:val="center"/>
+            <w:vAlign w:val="top"/>
             <w:tcW w:w="7315" w:type="dxa"/>
             <w:tcMar>
               <w:top w:w="45" w:type="dxa"/>
@@ -6367,7 +6368,7 @@
       <w:pPr>
         <w:pStyle w:val="Heading1"/>
         <w:keepNext/>
-        <w:spacing w:before="140" w:after="80"/>
+        <w:spacing w:before="200" w:after="100"/>
         <w:jc w:val="left"/>
       </w:pPr>
       <w:r>
@@ -6383,7 +6384,8 @@
     <w:p>
       <w:pPr>
         <w:keepNext/>
-        <w:spacing w:before="60" w:after="30" w:line="240" w:lineRule="auto"/>
+        <w:keepLines/>
+        <w:spacing w:before="80" w:after="50" w:line="240" w:lineRule="auto"/>
         <w:jc w:val="left"/>
       </w:pPr>
       <w:r>
@@ -6416,7 +6418,7 @@
         </w:trPr>
         <w:tc>
           <w:tcPr>
-            <w:vAlign w:val="center"/>
+            <w:vAlign w:val="top"/>
             <w:tcW w:w="2000" w:type="dxa"/>
             <w:tcMar>
               <w:top w:w="45" w:type="dxa"/>
@@ -6445,7 +6447,7 @@
         </w:tc>
         <w:tc>
           <w:tcPr>
-            <w:vAlign w:val="center"/>
+            <w:vAlign w:val="top"/>
             <w:tcW w:w="2100" w:type="dxa"/>
             <w:tcMar>
               <w:top w:w="45" w:type="dxa"/>
@@ -6474,7 +6476,7 @@
         </w:tc>
         <w:tc>
           <w:tcPr>
-            <w:vAlign w:val="center"/>
+            <w:vAlign w:val="top"/>
             <w:tcW w:w="2900" w:type="dxa"/>
             <w:tcMar>
               <w:top w:w="45" w:type="dxa"/>
@@ -6503,7 +6505,7 @@
         </w:tc>
         <w:tc>
           <w:tcPr>
-            <w:vAlign w:val="center"/>
+            <w:vAlign w:val="top"/>
             <w:tcW w:w="2547" w:type="dxa"/>
             <w:tcMar>
               <w:top w:w="45" w:type="dxa"/>
@@ -6537,7 +6539,7 @@
         </w:trPr>
         <w:tc>
           <w:tcPr>
-            <w:vAlign w:val="center"/>
+            <w:vAlign w:val="top"/>
             <w:tcW w:w="2000" w:type="dxa"/>
             <w:tcMar>
               <w:top w:w="45" w:type="dxa"/>
@@ -6566,7 +6568,7 @@
         </w:tc>
         <w:tc>
           <w:tcPr>
-            <w:vAlign w:val="center"/>
+            <w:vAlign w:val="top"/>
             <w:tcW w:w="2100" w:type="dxa"/>
             <w:tcMar>
               <w:top w:w="45" w:type="dxa"/>
@@ -6595,7 +6597,7 @@
         </w:tc>
         <w:tc>
           <w:tcPr>
-            <w:vAlign w:val="center"/>
+            <w:vAlign w:val="top"/>
             <w:tcW w:w="2900" w:type="dxa"/>
             <w:tcMar>
               <w:top w:w="45" w:type="dxa"/>
@@ -6624,7 +6626,7 @@
         </w:tc>
         <w:tc>
           <w:tcPr>
-            <w:vAlign w:val="center"/>
+            <w:vAlign w:val="top"/>
             <w:tcW w:w="2547" w:type="dxa"/>
             <w:tcMar>
               <w:top w:w="45" w:type="dxa"/>
@@ -6658,7 +6660,7 @@
         </w:trPr>
         <w:tc>
           <w:tcPr>
-            <w:vAlign w:val="center"/>
+            <w:vAlign w:val="top"/>
             <w:tcW w:w="2000" w:type="dxa"/>
             <w:tcMar>
               <w:top w:w="45" w:type="dxa"/>
@@ -6687,7 +6689,7 @@
         </w:tc>
         <w:tc>
           <w:tcPr>
-            <w:vAlign w:val="center"/>
+            <w:vAlign w:val="top"/>
             <w:tcW w:w="2100" w:type="dxa"/>
             <w:tcMar>
               <w:top w:w="45" w:type="dxa"/>
@@ -6716,7 +6718,7 @@
         </w:tc>
         <w:tc>
           <w:tcPr>
-            <w:vAlign w:val="center"/>
+            <w:vAlign w:val="top"/>
             <w:tcW w:w="2900" w:type="dxa"/>
             <w:tcMar>
               <w:top w:w="45" w:type="dxa"/>
@@ -6745,7 +6747,7 @@
         </w:tc>
         <w:tc>
           <w:tcPr>
-            <w:vAlign w:val="center"/>
+            <w:vAlign w:val="top"/>
             <w:tcW w:w="2547" w:type="dxa"/>
             <w:tcMar>
               <w:top w:w="45" w:type="dxa"/>
@@ -6779,7 +6781,7 @@
         </w:trPr>
         <w:tc>
           <w:tcPr>
-            <w:vAlign w:val="center"/>
+            <w:vAlign w:val="top"/>
             <w:tcW w:w="2000" w:type="dxa"/>
             <w:tcMar>
               <w:top w:w="45" w:type="dxa"/>
@@ -6808,7 +6810,7 @@
         </w:tc>
         <w:tc>
           <w:tcPr>
-            <w:vAlign w:val="center"/>
+            <w:vAlign w:val="top"/>
             <w:tcW w:w="2100" w:type="dxa"/>
             <w:tcMar>
               <w:top w:w="45" w:type="dxa"/>
@@ -6837,7 +6839,7 @@
         </w:tc>
         <w:tc>
           <w:tcPr>
-            <w:vAlign w:val="center"/>
+            <w:vAlign w:val="top"/>
             <w:tcW w:w="2900" w:type="dxa"/>
             <w:tcMar>
               <w:top w:w="45" w:type="dxa"/>
@@ -6866,7 +6868,7 @@
         </w:tc>
         <w:tc>
           <w:tcPr>
-            <w:vAlign w:val="center"/>
+            <w:vAlign w:val="top"/>
             <w:tcW w:w="2547" w:type="dxa"/>
             <w:tcMar>
               <w:top w:w="45" w:type="dxa"/>
@@ -6900,7 +6902,7 @@
         </w:trPr>
         <w:tc>
           <w:tcPr>
-            <w:vAlign w:val="center"/>
+            <w:vAlign w:val="top"/>
             <w:tcW w:w="2000" w:type="dxa"/>
             <w:tcMar>
               <w:top w:w="45" w:type="dxa"/>
@@ -6929,7 +6931,7 @@
         </w:tc>
         <w:tc>
           <w:tcPr>
-            <w:vAlign w:val="center"/>
+            <w:vAlign w:val="top"/>
             <w:tcW w:w="2100" w:type="dxa"/>
             <w:tcMar>
               <w:top w:w="45" w:type="dxa"/>
@@ -6958,7 +6960,7 @@
         </w:tc>
         <w:tc>
           <w:tcPr>
-            <w:vAlign w:val="center"/>
+            <w:vAlign w:val="top"/>
             <w:tcW w:w="2900" w:type="dxa"/>
             <w:tcMar>
               <w:top w:w="45" w:type="dxa"/>
@@ -6987,7 +6989,7 @@
         </w:tc>
         <w:tc>
           <w:tcPr>
-            <w:vAlign w:val="center"/>
+            <w:vAlign w:val="top"/>
             <w:tcW w:w="2547" w:type="dxa"/>
             <w:tcMar>
               <w:top w:w="45" w:type="dxa"/>
@@ -7021,7 +7023,7 @@
         </w:trPr>
         <w:tc>
           <w:tcPr>
-            <w:vAlign w:val="center"/>
+            <w:vAlign w:val="top"/>
             <w:tcW w:w="2000" w:type="dxa"/>
             <w:tcMar>
               <w:top w:w="45" w:type="dxa"/>
@@ -7050,7 +7052,7 @@
         </w:tc>
         <w:tc>
           <w:tcPr>
-            <w:vAlign w:val="center"/>
+            <w:vAlign w:val="top"/>
             <w:tcW w:w="2100" w:type="dxa"/>
             <w:tcMar>
               <w:top w:w="45" w:type="dxa"/>
@@ -7079,7 +7081,7 @@
         </w:tc>
         <w:tc>
           <w:tcPr>
-            <w:vAlign w:val="center"/>
+            <w:vAlign w:val="top"/>
             <w:tcW w:w="2900" w:type="dxa"/>
             <w:tcMar>
               <w:top w:w="45" w:type="dxa"/>
@@ -7108,7 +7110,7 @@
         </w:tc>
         <w:tc>
           <w:tcPr>
-            <w:vAlign w:val="center"/>
+            <w:vAlign w:val="top"/>
             <w:tcW w:w="2547" w:type="dxa"/>
             <w:tcMar>
               <w:top w:w="45" w:type="dxa"/>
@@ -7142,7 +7144,7 @@
         </w:trPr>
         <w:tc>
           <w:tcPr>
-            <w:vAlign w:val="center"/>
+            <w:vAlign w:val="top"/>
             <w:tcW w:w="2000" w:type="dxa"/>
             <w:tcMar>
               <w:top w:w="45" w:type="dxa"/>
@@ -7171,7 +7173,7 @@
         </w:tc>
         <w:tc>
           <w:tcPr>
-            <w:vAlign w:val="center"/>
+            <w:vAlign w:val="top"/>
             <w:tcW w:w="2100" w:type="dxa"/>
             <w:tcMar>
               <w:top w:w="45" w:type="dxa"/>
@@ -7200,7 +7202,7 @@
         </w:tc>
         <w:tc>
           <w:tcPr>
-            <w:vAlign w:val="center"/>
+            <w:vAlign w:val="top"/>
             <w:tcW w:w="2900" w:type="dxa"/>
             <w:tcMar>
               <w:top w:w="45" w:type="dxa"/>
@@ -7229,7 +7231,7 @@
         </w:tc>
         <w:tc>
           <w:tcPr>
-            <w:vAlign w:val="center"/>
+            <w:vAlign w:val="top"/>
             <w:tcW w:w="2547" w:type="dxa"/>
             <w:tcMar>
               <w:top w:w="45" w:type="dxa"/>
@@ -7263,7 +7265,7 @@
         </w:trPr>
         <w:tc>
           <w:tcPr>
-            <w:vAlign w:val="center"/>
+            <w:vAlign w:val="top"/>
             <w:tcW w:w="2000" w:type="dxa"/>
             <w:tcMar>
               <w:top w:w="45" w:type="dxa"/>
@@ -7292,7 +7294,7 @@
         </w:tc>
         <w:tc>
           <w:tcPr>
-            <w:vAlign w:val="center"/>
+            <w:vAlign w:val="top"/>
             <w:tcW w:w="2100" w:type="dxa"/>
             <w:tcMar>
               <w:top w:w="45" w:type="dxa"/>
@@ -7321,7 +7323,7 @@
         </w:tc>
         <w:tc>
           <w:tcPr>
-            <w:vAlign w:val="center"/>
+            <w:vAlign w:val="top"/>
             <w:tcW w:w="2900" w:type="dxa"/>
             <w:tcMar>
               <w:top w:w="45" w:type="dxa"/>
@@ -7350,7 +7352,7 @@
         </w:tc>
         <w:tc>
           <w:tcPr>
-            <w:vAlign w:val="center"/>
+            <w:vAlign w:val="top"/>
             <w:tcW w:w="2547" w:type="dxa"/>
             <w:tcMar>
               <w:top w:w="45" w:type="dxa"/>
@@ -7384,7 +7386,7 @@
         </w:trPr>
         <w:tc>
           <w:tcPr>
-            <w:vAlign w:val="center"/>
+            <w:vAlign w:val="top"/>
             <w:tcW w:w="2000" w:type="dxa"/>
             <w:tcMar>
               <w:top w:w="45" w:type="dxa"/>
@@ -7413,7 +7415,7 @@
         </w:tc>
         <w:tc>
           <w:tcPr>
-            <w:vAlign w:val="center"/>
+            <w:vAlign w:val="top"/>
             <w:tcW w:w="2100" w:type="dxa"/>
             <w:tcMar>
               <w:top w:w="45" w:type="dxa"/>
@@ -7442,7 +7444,7 @@
         </w:tc>
         <w:tc>
           <w:tcPr>
-            <w:vAlign w:val="center"/>
+            <w:vAlign w:val="top"/>
             <w:tcW w:w="2900" w:type="dxa"/>
             <w:tcMar>
               <w:top w:w="45" w:type="dxa"/>
@@ -7471,7 +7473,7 @@
         </w:tc>
         <w:tc>
           <w:tcPr>
-            <w:vAlign w:val="center"/>
+            <w:vAlign w:val="top"/>
             <w:tcW w:w="2547" w:type="dxa"/>
             <w:tcMar>
               <w:top w:w="45" w:type="dxa"/>
@@ -7505,7 +7507,7 @@
         </w:trPr>
         <w:tc>
           <w:tcPr>
-            <w:vAlign w:val="center"/>
+            <w:vAlign w:val="top"/>
             <w:tcW w:w="2000" w:type="dxa"/>
             <w:tcMar>
               <w:top w:w="45" w:type="dxa"/>
@@ -7534,7 +7536,7 @@
         </w:tc>
         <w:tc>
           <w:tcPr>
-            <w:vAlign w:val="center"/>
+            <w:vAlign w:val="top"/>
             <w:tcW w:w="2100" w:type="dxa"/>
             <w:tcMar>
               <w:top w:w="45" w:type="dxa"/>
@@ -7563,7 +7565,7 @@
         </w:tc>
         <w:tc>
           <w:tcPr>
-            <w:vAlign w:val="center"/>
+            <w:vAlign w:val="top"/>
             <w:tcW w:w="2900" w:type="dxa"/>
             <w:tcMar>
               <w:top w:w="45" w:type="dxa"/>
@@ -7592,7 +7594,7 @@
         </w:tc>
         <w:tc>
           <w:tcPr>
-            <w:vAlign w:val="center"/>
+            <w:vAlign w:val="top"/>
             <w:tcW w:w="2547" w:type="dxa"/>
             <w:tcMar>
               <w:top w:w="45" w:type="dxa"/>
@@ -7623,6 +7625,7 @@
     </w:tbl>
     <w:p>
       <w:pPr>
+        <w:keepLines/>
         <w:spacing w:before="120" w:after="80" w:line="247" w:lineRule="auto"/>
         <w:jc w:val="both"/>
       </w:pPr>
@@ -7641,7 +7644,7 @@
         <w:pStyle w:val="Heading1"/>
         <w:keepNext/>
         <w:pageBreakBefore/>
-        <w:spacing w:before="120" w:after="80"/>
+        <w:spacing w:before="160" w:after="100"/>
         <w:jc w:val="left"/>
       </w:pPr>
       <w:r>
@@ -7656,6 +7659,8 @@
     <w:p>
       <w:pPr>
         <w:pStyle w:val="Reference"/>
+        <w:keepNext/>
+        <w:keepLines/>
         <w:spacing w:before="0" w:after="12" w:line="240" w:lineRule="auto"/>
         <w:ind w:left="216" w:hanging="216"/>
         <w:jc w:val="left"/>
@@ -7671,6 +7676,7 @@
     <w:p>
       <w:pPr>
         <w:pStyle w:val="Reference"/>
+        <w:keepLines/>
         <w:spacing w:before="0" w:after="12" w:line="240" w:lineRule="auto"/>
         <w:ind w:left="216" w:hanging="216"/>
         <w:jc w:val="left"/>

--- a/papers/current/Invisible_Ledger_Thesis_Proposal_FINAL_2026-09-14.docx
+++ b/papers/current/Invisible_Ledger_Thesis_Proposal_FINAL_2026-09-14.docx
@@ -4822,7 +4822,7 @@
           <w:i w:val="0"/>
           <w:sz w:val="24"/>
         </w:rPr>
-        <w:t>The longitudinal evidence shows that this relationship is not constant. Across twelve year-to-year comparisons, revenue grows faster than transaction value in ten, with a median absolute growth divergence of 42.02 percentage points.</w:t>
+        <w:t>The longitudinal evidence shows that this relationship is not constant. Across twelve year-to-year comparisons, revenue grows faster than transaction value in ten, with a median absolute growth divergence of 42.02 percentage points. Figure 1 tracks the Ecosystem Ratio for each platform across those years; it ends lower than it started in every series, though not by a steady decline.</w:t>
       </w:r>
     </w:p>
     <w:p>

--- a/papers/current/Invisible_Ledger_Thesis_Proposal_FINAL_2026-09-14.docx
+++ b/papers/current/Invisible_Ledger_Thesis_Proposal_FINAL_2026-09-14.docx
@@ -143,7 +143,7 @@
     <w:p>
       <w:pPr>
         <w:keepLines/>
-        <w:spacing w:line="247" w:lineRule="auto" w:after="80" w:before="0"/>
+        <w:spacing w:line="257" w:lineRule="auto" w:after="110" w:before="0"/>
         <w:jc w:val="both"/>
       </w:pPr>
       <w:r>
@@ -174,7 +174,7 @@
     <w:p>
       <w:pPr>
         <w:keepLines/>
-        <w:spacing w:after="80" w:line="247" w:lineRule="auto"/>
+        <w:spacing w:after="110" w:line="257" w:lineRule="auto"/>
         <w:jc w:val="both"/>
       </w:pPr>
       <w:r>
@@ -189,7 +189,7 @@
     </w:p>
     <w:p>
       <w:pPr>
-        <w:spacing w:after="80" w:line="247" w:lineRule="auto"/>
+        <w:spacing w:after="110" w:line="257" w:lineRule="auto"/>
         <w:jc w:val="both"/>
       </w:pPr>
       <w:r>
@@ -204,7 +204,7 @@
     </w:p>
     <w:p>
       <w:pPr>
-        <w:spacing w:after="80" w:line="247" w:lineRule="auto"/>
+        <w:spacing w:after="110" w:line="257" w:lineRule="auto"/>
         <w:jc w:val="both"/>
       </w:pPr>
       <w:r>
@@ -219,7 +219,7 @@
     </w:p>
     <w:p>
       <w:pPr>
-        <w:spacing w:after="80" w:line="247" w:lineRule="auto"/>
+        <w:spacing w:after="110" w:line="257" w:lineRule="auto"/>
         <w:jc w:val="both"/>
       </w:pPr>
       <w:r>
@@ -234,7 +234,7 @@
     </w:p>
     <w:p>
       <w:pPr>
-        <w:spacing w:after="80" w:line="247" w:lineRule="auto"/>
+        <w:spacing w:after="110" w:line="257" w:lineRule="auto"/>
         <w:jc w:val="both"/>
       </w:pPr>
       <w:r>
@@ -267,7 +267,7 @@
       <w:pPr>
         <w:keepNext/>
         <w:keepLines/>
-        <w:spacing w:after="80" w:line="247" w:lineRule="auto"/>
+        <w:spacing w:after="110" w:line="257" w:lineRule="auto"/>
         <w:jc w:val="both"/>
       </w:pPr>
       <w:r>
@@ -283,7 +283,7 @@
     <w:p>
       <w:pPr>
         <w:keepLines/>
-        <w:spacing w:after="80" w:line="247" w:lineRule="auto"/>
+        <w:spacing w:after="110" w:line="257" w:lineRule="auto"/>
         <w:jc w:val="center"/>
       </w:pPr>
       <w:r>
@@ -298,7 +298,7 @@
     </w:p>
     <w:p>
       <w:pPr>
-        <w:spacing w:after="80" w:line="247" w:lineRule="auto"/>
+        <w:spacing w:after="110" w:line="257" w:lineRule="auto"/>
         <w:jc w:val="both"/>
       </w:pPr>
       <w:r>
@@ -313,7 +313,7 @@
     </w:p>
     <w:p>
       <w:pPr>
-        <w:spacing w:after="80" w:line="247" w:lineRule="auto"/>
+        <w:spacing w:after="110" w:line="257" w:lineRule="auto"/>
         <w:jc w:val="both"/>
       </w:pPr>
       <w:r>
@@ -345,7 +345,7 @@
     <w:p>
       <w:pPr>
         <w:keepLines/>
-        <w:spacing w:after="80" w:line="247" w:lineRule="auto"/>
+        <w:spacing w:after="110" w:line="257" w:lineRule="auto"/>
         <w:jc w:val="both"/>
       </w:pPr>
       <w:r>
@@ -360,7 +360,7 @@
     </w:p>
     <w:p>
       <w:pPr>
-        <w:spacing w:after="80" w:line="247" w:lineRule="auto"/>
+        <w:spacing w:after="110" w:line="257" w:lineRule="auto"/>
         <w:jc w:val="both"/>
       </w:pPr>
       <w:r>
@@ -375,7 +375,7 @@
     </w:p>
     <w:p>
       <w:pPr>
-        <w:spacing w:after="80" w:line="247" w:lineRule="auto"/>
+        <w:spacing w:after="110" w:line="257" w:lineRule="auto"/>
         <w:jc w:val="both"/>
       </w:pPr>
       <w:r>
@@ -390,7 +390,7 @@
     </w:p>
     <w:p>
       <w:pPr>
-        <w:spacing w:after="80" w:line="247" w:lineRule="auto"/>
+        <w:spacing w:after="110" w:line="257" w:lineRule="auto"/>
         <w:jc w:val="both"/>
       </w:pPr>
       <w:r>
@@ -422,7 +422,7 @@
     <w:p>
       <w:pPr>
         <w:keepLines/>
-        <w:spacing w:after="80" w:line="247" w:lineRule="auto"/>
+        <w:spacing w:after="110" w:line="257" w:lineRule="auto"/>
         <w:jc w:val="both"/>
       </w:pPr>
       <w:r>
@@ -454,7 +454,7 @@
     <w:p>
       <w:pPr>
         <w:keepLines/>
-        <w:spacing w:after="80" w:line="247" w:lineRule="auto"/>
+        <w:spacing w:after="110" w:line="257" w:lineRule="auto"/>
         <w:jc w:val="both"/>
       </w:pPr>
       <w:r>
@@ -486,7 +486,7 @@
     <w:p>
       <w:pPr>
         <w:keepLines/>
-        <w:spacing w:after="80" w:line="247" w:lineRule="auto"/>
+        <w:spacing w:after="110" w:line="257" w:lineRule="auto"/>
         <w:jc w:val="both"/>
       </w:pPr>
       <w:r>
@@ -501,7 +501,7 @@
     </w:p>
     <w:p>
       <w:pPr>
-        <w:spacing w:after="80" w:line="247" w:lineRule="auto"/>
+        <w:spacing w:after="110" w:line="257" w:lineRule="auto"/>
         <w:jc w:val="both"/>
       </w:pPr>
       <w:r>
@@ -533,7 +533,7 @@
     <w:p>
       <w:pPr>
         <w:keepLines/>
-        <w:spacing w:after="80" w:line="247" w:lineRule="auto"/>
+        <w:spacing w:after="110" w:line="257" w:lineRule="auto"/>
         <w:jc w:val="both"/>
       </w:pPr>
       <w:r>
@@ -548,7 +548,7 @@
     </w:p>
     <w:p>
       <w:pPr>
-        <w:spacing w:after="80" w:line="247" w:lineRule="auto"/>
+        <w:spacing w:after="110" w:line="257" w:lineRule="auto"/>
         <w:jc w:val="both"/>
       </w:pPr>
       <w:r>
@@ -580,7 +580,7 @@
     <w:p>
       <w:pPr>
         <w:keepLines/>
-        <w:spacing w:after="80" w:line="247" w:lineRule="auto"/>
+        <w:spacing w:after="110" w:line="257" w:lineRule="auto"/>
         <w:jc w:val="both"/>
       </w:pPr>
       <w:r>
@@ -595,7 +595,7 @@
     </w:p>
     <w:p>
       <w:pPr>
-        <w:spacing w:after="80" w:line="247" w:lineRule="auto"/>
+        <w:spacing w:after="110" w:line="257" w:lineRule="auto"/>
         <w:jc w:val="both"/>
       </w:pPr>
       <w:r>
@@ -627,7 +627,7 @@
     <w:p>
       <w:pPr>
         <w:keepLines/>
-        <w:spacing w:after="80" w:line="247" w:lineRule="auto"/>
+        <w:spacing w:after="110" w:line="257" w:lineRule="auto"/>
         <w:jc w:val="both"/>
       </w:pPr>
       <w:r>
@@ -642,7 +642,7 @@
     </w:p>
     <w:p>
       <w:pPr>
-        <w:spacing w:after="80" w:line="247" w:lineRule="auto"/>
+        <w:spacing w:after="110" w:line="257" w:lineRule="auto"/>
         <w:jc w:val="both"/>
       </w:pPr>
       <w:r>
@@ -675,7 +675,7 @@
     <w:p>
       <w:pPr>
         <w:keepLines/>
-        <w:spacing w:after="80" w:line="247" w:lineRule="auto"/>
+        <w:spacing w:after="110" w:line="257" w:lineRule="auto"/>
         <w:jc w:val="both"/>
       </w:pPr>
       <w:r>
@@ -690,7 +690,7 @@
     </w:p>
     <w:p>
       <w:pPr>
-        <w:spacing w:after="80" w:line="247" w:lineRule="auto"/>
+        <w:spacing w:after="110" w:line="257" w:lineRule="auto"/>
         <w:jc w:val="both"/>
       </w:pPr>
       <w:r>
@@ -723,7 +723,7 @@
     <w:p>
       <w:pPr>
         <w:keepLines/>
-        <w:spacing w:after="80" w:line="247" w:lineRule="auto"/>
+        <w:spacing w:after="110" w:line="257" w:lineRule="auto"/>
         <w:jc w:val="both"/>
       </w:pPr>
       <w:r>
@@ -777,7 +777,7 @@
     <w:p>
       <w:pPr>
         <w:keepNext/>
-        <w:spacing w:before="60" w:after="80" w:line="247" w:lineRule="auto"/>
+        <w:spacing w:before="60" w:after="110" w:line="257" w:lineRule="auto"/>
         <w:jc w:val="center"/>
       </w:pPr>
       <w:r>
@@ -840,7 +840,7 @@
     </w:p>
     <w:p>
       <w:pPr>
-        <w:spacing w:after="80" w:line="247" w:lineRule="auto"/>
+        <w:spacing w:after="110" w:line="257" w:lineRule="auto"/>
         <w:jc w:val="both"/>
       </w:pPr>
       <w:r>
@@ -855,7 +855,7 @@
     </w:p>
     <w:p>
       <w:pPr>
-        <w:spacing w:after="80" w:line="247" w:lineRule="auto"/>
+        <w:spacing w:after="110" w:line="257" w:lineRule="auto"/>
         <w:jc w:val="both"/>
       </w:pPr>
       <w:r>
@@ -871,7 +871,7 @@
     <w:p>
       <w:pPr>
         <w:keepNext/>
-        <w:spacing w:before="60" w:after="80" w:line="247" w:lineRule="auto"/>
+        <w:spacing w:before="60" w:after="110" w:line="257" w:lineRule="auto"/>
         <w:jc w:val="center"/>
       </w:pPr>
       <w:r>
@@ -953,7 +953,7 @@
     </w:p>
     <w:p>
       <w:pPr>
-        <w:spacing w:after="80" w:line="247" w:lineRule="auto"/>
+        <w:spacing w:after="110" w:line="257" w:lineRule="auto"/>
         <w:jc w:val="both"/>
       </w:pPr>
       <w:r>
@@ -968,7 +968,7 @@
     </w:p>
     <w:p>
       <w:pPr>
-        <w:spacing w:after="80" w:line="247" w:lineRule="auto"/>
+        <w:spacing w:after="110" w:line="257" w:lineRule="auto"/>
         <w:jc w:val="both"/>
       </w:pPr>
       <w:r>
@@ -984,7 +984,7 @@
     <w:p>
       <w:pPr>
         <w:keepNext/>
-        <w:spacing w:before="60" w:after="80" w:line="247" w:lineRule="auto"/>
+        <w:spacing w:before="60" w:after="110" w:line="257" w:lineRule="auto"/>
         <w:jc w:val="center"/>
       </w:pPr>
       <w:r>
@@ -1056,7 +1056,7 @@
     </w:p>
     <w:p>
       <w:pPr>
-        <w:spacing w:after="80" w:line="247" w:lineRule="auto"/>
+        <w:spacing w:after="110" w:line="257" w:lineRule="auto"/>
         <w:jc w:val="both"/>
       </w:pPr>
       <w:r>
@@ -1089,7 +1089,7 @@
     <w:p>
       <w:pPr>
         <w:keepLines/>
-        <w:spacing w:after="80" w:line="247" w:lineRule="auto"/>
+        <w:spacing w:after="110" w:line="257" w:lineRule="auto"/>
         <w:jc w:val="both"/>
       </w:pPr>
       <w:r>
@@ -1105,7 +1105,7 @@
     <w:p>
       <w:pPr>
         <w:keepNext/>
-        <w:spacing w:after="80" w:line="247" w:lineRule="auto"/>
+        <w:spacing w:after="110" w:line="257" w:lineRule="auto"/>
         <w:jc w:val="left"/>
       </w:pPr>
       <w:r>
@@ -1120,7 +1120,7 @@
     </w:p>
     <w:p>
       <w:pPr>
-        <w:spacing w:after="80" w:line="247" w:lineRule="auto"/>
+        <w:spacing w:after="110" w:line="257" w:lineRule="auto"/>
         <w:jc w:val="both"/>
       </w:pPr>
       <w:r>
@@ -1136,7 +1136,7 @@
     <w:p>
       <w:pPr>
         <w:keepNext/>
-        <w:spacing w:after="80" w:line="247" w:lineRule="auto"/>
+        <w:spacing w:after="110" w:line="257" w:lineRule="auto"/>
         <w:jc w:val="left"/>
       </w:pPr>
       <w:r>
@@ -1151,7 +1151,7 @@
     </w:p>
     <w:p>
       <w:pPr>
-        <w:spacing w:after="80" w:line="247" w:lineRule="auto"/>
+        <w:spacing w:after="110" w:line="257" w:lineRule="auto"/>
         <w:jc w:val="both"/>
       </w:pPr>
       <w:r>
@@ -1167,7 +1167,7 @@
     <w:p>
       <w:pPr>
         <w:keepNext/>
-        <w:spacing w:after="80" w:line="247" w:lineRule="auto"/>
+        <w:spacing w:after="110" w:line="257" w:lineRule="auto"/>
         <w:jc w:val="left"/>
       </w:pPr>
       <w:r>
@@ -1182,7 +1182,7 @@
     </w:p>
     <w:p>
       <w:pPr>
-        <w:spacing w:after="80" w:line="247" w:lineRule="auto"/>
+        <w:spacing w:after="110" w:line="257" w:lineRule="auto"/>
         <w:jc w:val="both"/>
       </w:pPr>
       <w:r>
@@ -1198,7 +1198,7 @@
     <w:p>
       <w:pPr>
         <w:keepNext/>
-        <w:spacing w:after="80" w:line="247" w:lineRule="auto"/>
+        <w:spacing w:after="110" w:line="257" w:lineRule="auto"/>
         <w:jc w:val="left"/>
       </w:pPr>
       <w:r>
@@ -1214,7 +1214,7 @@
     <w:p>
       <w:pPr>
         <w:keepNext/>
-        <w:spacing w:before="80" w:after="50" w:line="240" w:lineRule="auto"/>
+        <w:spacing w:before="80" w:after="70" w:line="240" w:lineRule="auto"/>
         <w:jc w:val="left"/>
       </w:pPr>
       <w:r>
@@ -1557,7 +1557,7 @@
     </w:tbl>
     <w:p>
       <w:pPr>
-        <w:spacing w:before="120" w:after="80" w:line="247" w:lineRule="auto"/>
+        <w:spacing w:before="120" w:after="110" w:line="257" w:lineRule="auto"/>
         <w:jc w:val="both"/>
       </w:pPr>
       <w:r>
@@ -1590,7 +1590,7 @@
     <w:p>
       <w:pPr>
         <w:keepLines/>
-        <w:spacing w:after="80" w:line="247" w:lineRule="auto"/>
+        <w:spacing w:after="110" w:line="257" w:lineRule="auto"/>
         <w:jc w:val="both"/>
       </w:pPr>
       <w:r>
@@ -1623,7 +1623,7 @@
     <w:p>
       <w:pPr>
         <w:keepLines/>
-        <w:spacing w:after="80" w:line="247" w:lineRule="auto"/>
+        <w:spacing w:after="110" w:line="257" w:lineRule="auto"/>
         <w:jc w:val="both"/>
       </w:pPr>
       <w:r>
@@ -1638,7 +1638,7 @@
     </w:p>
     <w:p>
       <w:pPr>
-        <w:spacing w:after="80" w:line="247" w:lineRule="auto"/>
+        <w:spacing w:after="110" w:line="257" w:lineRule="auto"/>
         <w:jc w:val="both"/>
       </w:pPr>
       <w:r>
@@ -1654,7 +1654,7 @@
     <w:p>
       <w:pPr>
         <w:keepNext/>
-        <w:spacing w:before="80" w:after="50" w:line="240" w:lineRule="auto"/>
+        <w:spacing w:before="80" w:after="70" w:line="240" w:lineRule="auto"/>
         <w:jc w:val="left"/>
       </w:pPr>
       <w:r>
@@ -2168,7 +2168,7 @@
     </w:tbl>
     <w:p>
       <w:pPr>
-        <w:spacing w:before="120" w:after="80" w:line="247" w:lineRule="auto"/>
+        <w:spacing w:before="120" w:after="110" w:line="257" w:lineRule="auto"/>
         <w:jc w:val="both"/>
       </w:pPr>
       <w:r>
@@ -2183,7 +2183,7 @@
     </w:p>
     <w:p>
       <w:pPr>
-        <w:spacing w:after="80" w:line="247" w:lineRule="auto"/>
+        <w:spacing w:after="110" w:line="257" w:lineRule="auto"/>
         <w:jc w:val="both"/>
       </w:pPr>
       <w:r>
@@ -2216,7 +2216,7 @@
     <w:p>
       <w:pPr>
         <w:keepLines/>
-        <w:spacing w:after="80" w:line="247" w:lineRule="auto"/>
+        <w:spacing w:after="110" w:line="257" w:lineRule="auto"/>
         <w:jc w:val="both"/>
       </w:pPr>
       <w:r>
@@ -2231,7 +2231,7 @@
     </w:p>
     <w:p>
       <w:pPr>
-        <w:spacing w:after="80" w:line="247" w:lineRule="auto"/>
+        <w:spacing w:after="110" w:line="257" w:lineRule="auto"/>
         <w:jc w:val="both"/>
       </w:pPr>
       <w:r>
@@ -2246,7 +2246,7 @@
     </w:p>
     <w:p>
       <w:pPr>
-        <w:spacing w:after="80" w:line="247" w:lineRule="auto"/>
+        <w:spacing w:after="110" w:line="257" w:lineRule="auto"/>
         <w:jc w:val="both"/>
       </w:pPr>
       <w:r>
@@ -2269,7 +2269,7 @@
     </w:p>
     <w:p>
       <w:pPr>
-        <w:spacing w:after="80" w:line="247" w:lineRule="auto"/>
+        <w:spacing w:after="110" w:line="257" w:lineRule="auto"/>
         <w:jc w:val="both"/>
       </w:pPr>
       <w:r>
@@ -2302,7 +2302,7 @@
     <w:p>
       <w:pPr>
         <w:keepLines/>
-        <w:spacing w:after="80" w:line="247" w:lineRule="auto"/>
+        <w:spacing w:after="110" w:line="257" w:lineRule="auto"/>
         <w:jc w:val="both"/>
       </w:pPr>
       <w:r>
@@ -2318,7 +2318,7 @@
     <w:p>
       <w:pPr>
         <w:keepNext/>
-        <w:spacing w:before="80" w:after="50" w:line="240" w:lineRule="auto"/>
+        <w:spacing w:before="80" w:after="70" w:line="240" w:lineRule="auto"/>
         <w:jc w:val="left"/>
       </w:pPr>
       <w:r>
@@ -2953,7 +2953,7 @@
     </w:tbl>
     <w:p>
       <w:pPr>
-        <w:spacing w:before="120" w:after="80" w:line="247" w:lineRule="auto"/>
+        <w:spacing w:before="120" w:after="110" w:line="257" w:lineRule="auto"/>
         <w:jc w:val="both"/>
       </w:pPr>
       <w:r>
@@ -2969,7 +2969,7 @@
     <w:p>
       <w:pPr>
         <w:keepNext/>
-        <w:spacing w:before="60" w:after="80" w:line="247" w:lineRule="auto"/>
+        <w:spacing w:before="60" w:after="110" w:line="257" w:lineRule="auto"/>
         <w:jc w:val="center"/>
       </w:pPr>
       <w:r>
@@ -2984,7 +2984,7 @@
     </w:p>
     <w:p>
       <w:pPr>
-        <w:spacing w:after="80" w:line="247" w:lineRule="auto"/>
+        <w:spacing w:after="110" w:line="257" w:lineRule="auto"/>
         <w:jc w:val="both"/>
       </w:pPr>
       <w:r>
@@ -2999,7 +2999,7 @@
     </w:p>
     <w:p>
       <w:pPr>
-        <w:spacing w:after="80" w:line="247" w:lineRule="auto"/>
+        <w:spacing w:after="110" w:line="257" w:lineRule="auto"/>
         <w:jc w:val="both"/>
       </w:pPr>
       <w:r>
@@ -3015,7 +3015,7 @@
     <w:p>
       <w:pPr>
         <w:keepNext/>
-        <w:spacing w:before="60" w:after="80" w:line="247" w:lineRule="auto"/>
+        <w:spacing w:before="60" w:after="110" w:line="257" w:lineRule="auto"/>
         <w:jc w:val="center"/>
       </w:pPr>
       <w:r>
@@ -3030,7 +3030,7 @@
     </w:p>
     <w:p>
       <w:pPr>
-        <w:spacing w:after="80" w:line="247" w:lineRule="auto"/>
+        <w:spacing w:after="110" w:line="257" w:lineRule="auto"/>
         <w:jc w:val="both"/>
       </w:pPr>
       <w:r>
@@ -3064,7 +3064,7 @@
       <w:pPr>
         <w:keepNext/>
         <w:keepLines/>
-        <w:spacing w:before="80" w:after="50" w:line="240" w:lineRule="auto"/>
+        <w:spacing w:before="80" w:after="70" w:line="240" w:lineRule="auto"/>
         <w:jc w:val="left"/>
       </w:pPr>
       <w:r>
@@ -3646,7 +3646,7 @@
     <w:p>
       <w:pPr>
         <w:keepLines/>
-        <w:spacing w:before="120" w:after="80" w:line="247" w:lineRule="auto"/>
+        <w:spacing w:before="120" w:after="110" w:line="257" w:lineRule="auto"/>
         <w:jc w:val="both"/>
       </w:pPr>
       <w:r>
@@ -3661,7 +3661,7 @@
     </w:p>
     <w:p>
       <w:pPr>
-        <w:spacing w:after="80" w:line="247" w:lineRule="auto"/>
+        <w:spacing w:after="110" w:line="257" w:lineRule="auto"/>
         <w:jc w:val="both"/>
       </w:pPr>
       <w:r>
@@ -3677,7 +3677,7 @@
     <w:p>
       <w:pPr>
         <w:keepNext/>
-        <w:spacing w:before="60" w:after="80" w:line="247" w:lineRule="auto"/>
+        <w:spacing w:before="60" w:after="110" w:line="257" w:lineRule="auto"/>
         <w:jc w:val="center"/>
       </w:pPr>
       <w:r>
@@ -3692,7 +3692,7 @@
     </w:p>
     <w:p>
       <w:pPr>
-        <w:spacing w:after="80" w:line="247" w:lineRule="auto"/>
+        <w:spacing w:after="110" w:line="257" w:lineRule="auto"/>
         <w:jc w:val="both"/>
       </w:pPr>
       <w:r>
@@ -3707,7 +3707,7 @@
     </w:p>
     <w:p>
       <w:pPr>
-        <w:spacing w:after="80" w:line="247" w:lineRule="auto"/>
+        <w:spacing w:after="110" w:line="257" w:lineRule="auto"/>
         <w:jc w:val="both"/>
       </w:pPr>
       <w:r>
@@ -3722,7 +3722,7 @@
     </w:p>
     <w:p>
       <w:pPr>
-        <w:spacing w:after="80" w:line="247" w:lineRule="auto"/>
+        <w:spacing w:after="110" w:line="257" w:lineRule="auto"/>
         <w:jc w:val="both"/>
       </w:pPr>
       <w:r>
@@ -3755,7 +3755,7 @@
     <w:p>
       <w:pPr>
         <w:keepLines/>
-        <w:spacing w:after="80" w:line="247" w:lineRule="auto"/>
+        <w:spacing w:after="110" w:line="257" w:lineRule="auto"/>
         <w:jc w:val="both"/>
       </w:pPr>
       <w:r>
@@ -3770,7 +3770,7 @@
     </w:p>
     <w:p>
       <w:pPr>
-        <w:spacing w:after="80" w:line="247" w:lineRule="auto"/>
+        <w:spacing w:after="110" w:line="257" w:lineRule="auto"/>
         <w:jc w:val="both"/>
       </w:pPr>
       <w:r>
@@ -3803,7 +3803,7 @@
     <w:p>
       <w:pPr>
         <w:keepLines/>
-        <w:spacing w:after="80" w:line="247" w:lineRule="auto"/>
+        <w:spacing w:after="110" w:line="257" w:lineRule="auto"/>
         <w:jc w:val="both"/>
       </w:pPr>
       <w:r>
@@ -3837,7 +3837,7 @@
       <w:pPr>
         <w:keepNext/>
         <w:keepLines/>
-        <w:spacing w:after="80" w:line="247" w:lineRule="auto"/>
+        <w:spacing w:after="110" w:line="257" w:lineRule="auto"/>
         <w:jc w:val="both"/>
       </w:pPr>
       <w:r>
@@ -3854,7 +3854,7 @@
       <w:pPr>
         <w:keepNext/>
         <w:keepLines/>
-        <w:spacing w:before="80" w:after="50" w:line="240" w:lineRule="auto"/>
+        <w:spacing w:before="80" w:after="70" w:line="240" w:lineRule="auto"/>
         <w:jc w:val="left"/>
       </w:pPr>
       <w:r>
@@ -4782,7 +4782,7 @@
     <w:p>
       <w:pPr>
         <w:keepLines/>
-        <w:spacing w:before="100" w:after="80" w:line="247" w:lineRule="auto"/>
+        <w:spacing w:before="100" w:after="110" w:line="257" w:lineRule="auto"/>
         <w:jc w:val="both"/>
       </w:pPr>
       <w:r>
@@ -4797,7 +4797,7 @@
     </w:p>
     <w:p>
       <w:pPr>
-        <w:spacing w:after="80" w:line="247" w:lineRule="auto"/>
+        <w:spacing w:after="110" w:line="257" w:lineRule="auto"/>
         <w:jc w:val="both"/>
       </w:pPr>
       <w:r>
@@ -4812,7 +4812,8 @@
     </w:p>
     <w:p>
       <w:pPr>
-        <w:spacing w:after="80" w:line="247" w:lineRule="auto"/>
+        <w:keepNext w:val="0"/>
+        <w:spacing w:after="110" w:line="257" w:lineRule="auto"/>
         <w:jc w:val="both"/>
       </w:pPr>
       <w:r>
@@ -4872,7 +4873,7 @@
     </w:p>
     <w:p>
       <w:pPr>
-        <w:keepNext/>
+        <w:keepNext w:val="0"/>
         <w:spacing w:before="40" w:after="30" w:line="240" w:lineRule="auto"/>
         <w:jc w:val="center"/>
       </w:pPr>
@@ -4888,7 +4889,7 @@
     </w:p>
     <w:p>
       <w:pPr>
-        <w:spacing w:after="80" w:line="247" w:lineRule="auto"/>
+        <w:spacing w:after="110" w:line="257" w:lineRule="auto"/>
         <w:jc w:val="both"/>
       </w:pPr>
       <w:r>
@@ -4921,7 +4922,7 @@
     <w:p>
       <w:pPr>
         <w:keepLines/>
-        <w:spacing w:after="80" w:line="247" w:lineRule="auto"/>
+        <w:spacing w:after="110" w:line="257" w:lineRule="auto"/>
         <w:jc w:val="both"/>
       </w:pPr>
       <w:r>
@@ -4937,7 +4938,7 @@
     <w:p>
       <w:pPr>
         <w:keepNext/>
-        <w:spacing w:before="80" w:after="50" w:line="240" w:lineRule="auto"/>
+        <w:spacing w:before="80" w:after="70" w:line="240" w:lineRule="auto"/>
         <w:jc w:val="left"/>
       </w:pPr>
       <w:r>
@@ -5426,7 +5427,7 @@
     </w:tbl>
     <w:p>
       <w:pPr>
-        <w:spacing w:before="120" w:after="80" w:line="247" w:lineRule="auto"/>
+        <w:spacing w:before="120" w:after="110" w:line="257" w:lineRule="auto"/>
         <w:jc w:val="both"/>
       </w:pPr>
       <w:r>
@@ -5441,7 +5442,7 @@
     </w:p>
     <w:p>
       <w:pPr>
-        <w:spacing w:after="80" w:line="247" w:lineRule="auto"/>
+        <w:spacing w:after="110" w:line="257" w:lineRule="auto"/>
         <w:jc w:val="both"/>
       </w:pPr>
       <w:r>
@@ -5474,7 +5475,7 @@
     <w:p>
       <w:pPr>
         <w:keepLines/>
-        <w:spacing w:after="80" w:line="247" w:lineRule="auto"/>
+        <w:spacing w:after="110" w:line="257" w:lineRule="auto"/>
         <w:jc w:val="both"/>
       </w:pPr>
       <w:r>
@@ -5489,7 +5490,7 @@
     </w:p>
     <w:p>
       <w:pPr>
-        <w:spacing w:after="80" w:line="247" w:lineRule="auto"/>
+        <w:spacing w:after="110" w:line="257" w:lineRule="auto"/>
         <w:jc w:val="both"/>
       </w:pPr>
       <w:r>
@@ -5504,7 +5505,7 @@
     </w:p>
     <w:p>
       <w:pPr>
-        <w:spacing w:after="80" w:line="247" w:lineRule="auto"/>
+        <w:spacing w:after="110" w:line="257" w:lineRule="auto"/>
         <w:jc w:val="both"/>
       </w:pPr>
       <w:r>
@@ -5537,7 +5538,7 @@
     <w:p>
       <w:pPr>
         <w:keepLines/>
-        <w:spacing w:after="80" w:line="247" w:lineRule="auto"/>
+        <w:spacing w:after="110" w:line="257" w:lineRule="auto"/>
         <w:jc w:val="both"/>
       </w:pPr>
       <w:r>
@@ -5552,7 +5553,7 @@
     </w:p>
     <w:p>
       <w:pPr>
-        <w:spacing w:after="80" w:line="247" w:lineRule="auto"/>
+        <w:spacing w:after="110" w:line="257" w:lineRule="auto"/>
         <w:jc w:val="both"/>
       </w:pPr>
       <w:r>
@@ -5567,7 +5568,7 @@
     </w:p>
     <w:p>
       <w:pPr>
-        <w:spacing w:after="80" w:line="247" w:lineRule="auto"/>
+        <w:spacing w:after="110" w:line="257" w:lineRule="auto"/>
         <w:jc w:val="both"/>
       </w:pPr>
       <w:r>
@@ -5600,7 +5601,7 @@
     <w:p>
       <w:pPr>
         <w:keepLines/>
-        <w:spacing w:after="80" w:line="247" w:lineRule="auto"/>
+        <w:spacing w:after="110" w:line="257" w:lineRule="auto"/>
         <w:jc w:val="both"/>
       </w:pPr>
       <w:r>
@@ -5616,7 +5617,7 @@
     <w:p>
       <w:pPr>
         <w:keepNext/>
-        <w:spacing w:before="80" w:after="50" w:line="240" w:lineRule="auto"/>
+        <w:spacing w:before="80" w:after="70" w:line="240" w:lineRule="auto"/>
         <w:jc w:val="left"/>
       </w:pPr>
       <w:r>
@@ -6022,7 +6023,7 @@
     </w:tbl>
     <w:p>
       <w:pPr>
-        <w:spacing w:before="120" w:after="80" w:line="247" w:lineRule="auto"/>
+        <w:spacing w:before="120" w:after="110" w:line="257" w:lineRule="auto"/>
         <w:jc w:val="both"/>
       </w:pPr>
       <w:r>
@@ -6055,7 +6056,7 @@
     <w:p>
       <w:pPr>
         <w:keepLines/>
-        <w:spacing w:after="80" w:line="247" w:lineRule="auto"/>
+        <w:spacing w:after="110" w:line="257" w:lineRule="auto"/>
         <w:jc w:val="both"/>
       </w:pPr>
       <w:r>
@@ -6071,7 +6072,7 @@
     <w:p>
       <w:pPr>
         <w:keepNext/>
-        <w:spacing w:before="80" w:after="50" w:line="240" w:lineRule="auto"/>
+        <w:spacing w:before="80" w:after="70" w:line="240" w:lineRule="auto"/>
         <w:jc w:val="left"/>
       </w:pPr>
       <w:r>
@@ -6351,7 +6352,7 @@
     </w:tbl>
     <w:p>
       <w:pPr>
-        <w:spacing w:before="120" w:after="80" w:line="247" w:lineRule="auto"/>
+        <w:spacing w:before="120" w:after="110" w:line="257" w:lineRule="auto"/>
         <w:jc w:val="both"/>
       </w:pPr>
       <w:r>
@@ -6385,7 +6386,7 @@
       <w:pPr>
         <w:keepNext/>
         <w:keepLines/>
-        <w:spacing w:before="80" w:after="50" w:line="240" w:lineRule="auto"/>
+        <w:spacing w:before="80" w:after="70" w:line="240" w:lineRule="auto"/>
         <w:jc w:val="left"/>
       </w:pPr>
       <w:r>
@@ -7626,7 +7627,7 @@
     <w:p>
       <w:pPr>
         <w:keepLines/>
-        <w:spacing w:before="120" w:after="80" w:line="247" w:lineRule="auto"/>
+        <w:spacing w:before="120" w:after="110" w:line="257" w:lineRule="auto"/>
         <w:jc w:val="both"/>
       </w:pPr>
       <w:r>

--- a/papers/current/Invisible_Ledger_Thesis_Proposal_FINAL_2026-09-14.docx
+++ b/papers/current/Invisible_Ledger_Thesis_Proposal_FINAL_2026-09-14.docx
@@ -2256,7 +2256,7 @@
           <w:i w:val="0"/>
           <w:sz w:val="24"/>
         </w:rPr>
-        <w:t>Companies use different names for transaction activity, including gross transaction value (GTV), gross merchandise value (GMV), and total payment volume (TPV). This proposal uses GTV as its common label for the value of transactions processed through a platform, and each issuer's own label and definition are retained and checked rather than assumed to be identical.</w:t>
+        <w:t>Companies use different names for transaction activity, including gross transaction value (GTV), gross merchandise value (GMV), and total payment volume (TPV). Transaction value, V, is the umbrella concept in this proposal and GTV is the label used for it, while each issuer's own label and definition are retained and checked rather than assumed to be identical.</w:t>
       </w:r>
       <w:r>
         <w:rPr>
@@ -5485,7 +5485,7 @@
           <w:i w:val="0"/>
           <w:sz w:val="24"/>
         </w:rPr>
-        <w:t>The preliminary evidence is sufficient to motivate the full analysis. H1 is supported by substantial movement between transaction value and revenue within platforms. H2 and H3 can be examined using national and business-level BPS evidence, while the contrast between platform, e-commerce, and payment records provides a direct test of H4.</w:t>
+        <w:t>The preliminary evidence is sufficient to motivate the full analysis. It supports H1, through the substantial movement between transaction value and revenue within platforms. H2 and H3 can be examined using national and business-level BPS evidence, while the contrast between platform, e-commerce, and payment records provides a direct test of H4.</w:t>
       </w:r>
     </w:p>
     <w:p>
@@ -6379,7 +6379,7 @@
           <w:i w:val="0"/>
           <w:sz w:val="24"/>
         </w:rPr>
-        <w:t>Appendix A - Data Sources by Evidence Type</w:t>
+        <w:t>Appendix A - Variables and Data Sources</w:t>
       </w:r>
     </w:p>
     <w:p>
@@ -6396,7 +6396,605 @@
           <w:i/>
           <w:sz w:val="19"/>
         </w:rPr>
-        <w:t>Table A1. Source lineage by evidence type.</w:t>
+        <w:t>Table A1. Variable definitions and sources.</w:t>
+      </w:r>
+    </w:p>
+    <w:tbl>
+      <w:tblPr>
+        <w:tblStyle w:val="TableGrid"/>
+        <w:tblW w:type="auto" w:w="0"/>
+        <w:jc w:val="center"/>
+        <w:tblLayout w:type="fixed"/>
+      </w:tblPr>
+      <w:tblGrid>
+        <w:gridCol w:w="1500"/>
+        <w:gridCol w:w="4900"/>
+        <w:gridCol w:w="3147"/>
+      </w:tblGrid>
+      <w:tr>
+        <w:trPr>
+          <w:tblHeader w:val="true"/>
+          <w:cantSplit/>
+        </w:trPr>
+        <w:tc>
+          <w:tcPr>
+            <w:vAlign w:val="top"/>
+            <w:tcW w:w="1500" w:type="dxa"/>
+            <w:tcMar>
+              <w:top w:w="45" w:type="dxa"/>
+              <w:start w:w="38" w:type="dxa"/>
+              <w:bottom w:w="45" w:type="dxa"/>
+              <w:end w:w="38" w:type="dxa"/>
+              <w:left w:w="55" w:type="dxa"/>
+              <w:right w:w="55" w:type="dxa"/>
+            </w:tcMar>
+          </w:tcPr>
+          <w:p>
+            <w:pPr>
+              <w:keepNext/>
+              <w:spacing w:before="0" w:after="0" w:line="240" w:lineRule="auto"/>
+            </w:pPr>
+            <w:r>
+              <w:rPr>
+                <w:rFonts w:ascii="Times New Roman" w:hAnsi="Times New Roman" w:eastAsia="Times New Roman"/>
+                <w:b/>
+                <w:i w:val="0"/>
+                <w:sz w:val="18"/>
+              </w:rPr>
+              <w:t>Variable</w:t>
+            </w:r>
+          </w:p>
+        </w:tc>
+        <w:tc>
+          <w:tcPr>
+            <w:vAlign w:val="top"/>
+            <w:tcW w:w="4900" w:type="dxa"/>
+            <w:tcMar>
+              <w:top w:w="45" w:type="dxa"/>
+              <w:start w:w="38" w:type="dxa"/>
+              <w:bottom w:w="45" w:type="dxa"/>
+              <w:end w:w="38" w:type="dxa"/>
+              <w:left w:w="55" w:type="dxa"/>
+              <w:right w:w="55" w:type="dxa"/>
+            </w:tcMar>
+          </w:tcPr>
+          <w:p>
+            <w:pPr>
+              <w:keepNext/>
+              <w:spacing w:before="0" w:after="0" w:line="240" w:lineRule="auto"/>
+            </w:pPr>
+            <w:r>
+              <w:rPr>
+                <w:rFonts w:ascii="Times New Roman" w:hAnsi="Times New Roman" w:eastAsia="Times New Roman"/>
+                <w:b/>
+                <w:i w:val="0"/>
+                <w:sz w:val="18"/>
+              </w:rPr>
+              <w:t>Definition</w:t>
+            </w:r>
+          </w:p>
+        </w:tc>
+        <w:tc>
+          <w:tcPr>
+            <w:vAlign w:val="top"/>
+            <w:tcW w:w="3147" w:type="dxa"/>
+            <w:tcMar>
+              <w:top w:w="45" w:type="dxa"/>
+              <w:start w:w="38" w:type="dxa"/>
+              <w:bottom w:w="45" w:type="dxa"/>
+              <w:end w:w="38" w:type="dxa"/>
+              <w:left w:w="55" w:type="dxa"/>
+              <w:right w:w="55" w:type="dxa"/>
+            </w:tcMar>
+          </w:tcPr>
+          <w:p>
+            <w:pPr>
+              <w:keepNext/>
+              <w:spacing w:before="0" w:after="0" w:line="240" w:lineRule="auto"/>
+            </w:pPr>
+            <w:r>
+              <w:rPr>
+                <w:rFonts w:ascii="Times New Roman" w:hAnsi="Times New Roman" w:eastAsia="Times New Roman"/>
+                <w:b/>
+                <w:i w:val="0"/>
+                <w:sz w:val="18"/>
+              </w:rPr>
+              <w:t>Source</w:t>
+            </w:r>
+          </w:p>
+        </w:tc>
+      </w:tr>
+      <w:tr>
+        <w:trPr>
+          <w:cantSplit/>
+        </w:trPr>
+        <w:tc>
+          <w:tcPr>
+            <w:vAlign w:val="top"/>
+            <w:tcW w:w="1500" w:type="dxa"/>
+            <w:tcMar>
+              <w:top w:w="45" w:type="dxa"/>
+              <w:start w:w="38" w:type="dxa"/>
+              <w:bottom w:w="45" w:type="dxa"/>
+              <w:end w:w="38" w:type="dxa"/>
+              <w:left w:w="55" w:type="dxa"/>
+              <w:right w:w="55" w:type="dxa"/>
+            </w:tcMar>
+          </w:tcPr>
+          <w:p>
+            <w:pPr>
+              <w:keepNext/>
+              <w:spacing w:before="0" w:after="0" w:line="240" w:lineRule="auto"/>
+            </w:pPr>
+            <w:r>
+              <w:rPr>
+                <w:rFonts w:ascii="Times New Roman" w:hAnsi="Times New Roman" w:eastAsia="Times New Roman"/>
+                <w:b w:val="0"/>
+                <w:i w:val="0"/>
+                <w:sz w:val="18"/>
+              </w:rPr>
+              <w:t>V</w:t>
+            </w:r>
+          </w:p>
+        </w:tc>
+        <w:tc>
+          <w:tcPr>
+            <w:vAlign w:val="top"/>
+            <w:tcW w:w="4900" w:type="dxa"/>
+            <w:tcMar>
+              <w:top w:w="45" w:type="dxa"/>
+              <w:start w:w="38" w:type="dxa"/>
+              <w:bottom w:w="45" w:type="dxa"/>
+              <w:end w:w="38" w:type="dxa"/>
+              <w:left w:w="55" w:type="dxa"/>
+              <w:right w:w="55" w:type="dxa"/>
+            </w:tcMar>
+          </w:tcPr>
+          <w:p>
+            <w:pPr>
+              <w:keepNext/>
+              <w:spacing w:before="0" w:after="0" w:line="240" w:lineRule="auto"/>
+            </w:pPr>
+            <w:r>
+              <w:rPr>
+                <w:rFonts w:ascii="Times New Roman" w:hAnsi="Times New Roman" w:eastAsia="Times New Roman"/>
+                <w:b w:val="0"/>
+                <w:i w:val="0"/>
+                <w:sz w:val="18"/>
+              </w:rPr>
+              <w:t>Transaction value processed through the platform in the period</w:t>
+            </w:r>
+          </w:p>
+        </w:tc>
+        <w:tc>
+          <w:tcPr>
+            <w:vAlign w:val="top"/>
+            <w:tcW w:w="3147" w:type="dxa"/>
+            <w:tcMar>
+              <w:top w:w="45" w:type="dxa"/>
+              <w:start w:w="38" w:type="dxa"/>
+              <w:bottom w:w="45" w:type="dxa"/>
+              <w:end w:w="38" w:type="dxa"/>
+              <w:left w:w="55" w:type="dxa"/>
+              <w:right w:w="55" w:type="dxa"/>
+            </w:tcMar>
+          </w:tcPr>
+          <w:p>
+            <w:pPr>
+              <w:keepNext/>
+              <w:spacing w:before="0" w:after="0" w:line="240" w:lineRule="auto"/>
+            </w:pPr>
+            <w:r>
+              <w:rPr>
+                <w:rFonts w:ascii="Times New Roman" w:hAnsi="Times New Roman" w:eastAsia="Times New Roman"/>
+                <w:b w:val="0"/>
+                <w:i w:val="0"/>
+                <w:sz w:val="18"/>
+              </w:rPr>
+              <w:t>Issuer disclosure, or reconstruction as set out in Table 3</w:t>
+            </w:r>
+          </w:p>
+        </w:tc>
+      </w:tr>
+      <w:tr>
+        <w:trPr>
+          <w:cantSplit/>
+        </w:trPr>
+        <w:tc>
+          <w:tcPr>
+            <w:vAlign w:val="top"/>
+            <w:tcW w:w="1500" w:type="dxa"/>
+            <w:tcMar>
+              <w:top w:w="45" w:type="dxa"/>
+              <w:start w:w="38" w:type="dxa"/>
+              <w:bottom w:w="45" w:type="dxa"/>
+              <w:end w:w="38" w:type="dxa"/>
+              <w:left w:w="55" w:type="dxa"/>
+              <w:right w:w="55" w:type="dxa"/>
+            </w:tcMar>
+          </w:tcPr>
+          <w:p>
+            <w:pPr>
+              <w:keepNext/>
+              <w:spacing w:before="0" w:after="0" w:line="240" w:lineRule="auto"/>
+            </w:pPr>
+            <w:r>
+              <w:rPr>
+                <w:rFonts w:ascii="Times New Roman" w:hAnsi="Times New Roman" w:eastAsia="Times New Roman"/>
+                <w:b w:val="0"/>
+                <w:i w:val="0"/>
+                <w:sz w:val="18"/>
+              </w:rPr>
+              <w:t>R</w:t>
+            </w:r>
+          </w:p>
+        </w:tc>
+        <w:tc>
+          <w:tcPr>
+            <w:vAlign w:val="top"/>
+            <w:tcW w:w="4900" w:type="dxa"/>
+            <w:tcMar>
+              <w:top w:w="45" w:type="dxa"/>
+              <w:start w:w="38" w:type="dxa"/>
+              <w:bottom w:w="45" w:type="dxa"/>
+              <w:end w:w="38" w:type="dxa"/>
+              <w:left w:w="55" w:type="dxa"/>
+              <w:right w:w="55" w:type="dxa"/>
+            </w:tcMar>
+          </w:tcPr>
+          <w:p>
+            <w:pPr>
+              <w:keepNext/>
+              <w:spacing w:before="0" w:after="0" w:line="240" w:lineRule="auto"/>
+            </w:pPr>
+            <w:r>
+              <w:rPr>
+                <w:rFonts w:ascii="Times New Roman" w:hAnsi="Times New Roman" w:eastAsia="Times New Roman"/>
+                <w:b w:val="0"/>
+                <w:i w:val="0"/>
+                <w:sz w:val="18"/>
+              </w:rPr>
+              <w:t>Revenue the platform recognizes for the same period and business scope</w:t>
+            </w:r>
+          </w:p>
+        </w:tc>
+        <w:tc>
+          <w:tcPr>
+            <w:vAlign w:val="top"/>
+            <w:tcW w:w="3147" w:type="dxa"/>
+            <w:tcMar>
+              <w:top w:w="45" w:type="dxa"/>
+              <w:start w:w="38" w:type="dxa"/>
+              <w:bottom w:w="45" w:type="dxa"/>
+              <w:end w:w="38" w:type="dxa"/>
+              <w:left w:w="55" w:type="dxa"/>
+              <w:right w:w="55" w:type="dxa"/>
+            </w:tcMar>
+          </w:tcPr>
+          <w:p>
+            <w:pPr>
+              <w:keepNext/>
+              <w:spacing w:before="0" w:after="0" w:line="240" w:lineRule="auto"/>
+            </w:pPr>
+            <w:r>
+              <w:rPr>
+                <w:rFonts w:ascii="Times New Roman" w:hAnsi="Times New Roman" w:eastAsia="Times New Roman"/>
+                <w:b w:val="0"/>
+                <w:i w:val="0"/>
+                <w:sz w:val="18"/>
+              </w:rPr>
+              <w:t>Issuer disclosure, or derived as set out in Table 3</w:t>
+            </w:r>
+          </w:p>
+        </w:tc>
+      </w:tr>
+      <w:tr>
+        <w:trPr>
+          <w:cantSplit/>
+        </w:trPr>
+        <w:tc>
+          <w:tcPr>
+            <w:vAlign w:val="top"/>
+            <w:tcW w:w="1500" w:type="dxa"/>
+            <w:tcMar>
+              <w:top w:w="45" w:type="dxa"/>
+              <w:start w:w="38" w:type="dxa"/>
+              <w:bottom w:w="45" w:type="dxa"/>
+              <w:end w:w="38" w:type="dxa"/>
+              <w:left w:w="55" w:type="dxa"/>
+              <w:right w:w="55" w:type="dxa"/>
+            </w:tcMar>
+          </w:tcPr>
+          <w:p>
+            <w:pPr>
+              <w:keepNext/>
+              <w:spacing w:before="0" w:after="0" w:line="240" w:lineRule="auto"/>
+            </w:pPr>
+            <w:r>
+              <w:rPr>
+                <w:rFonts w:ascii="Times New Roman" w:hAnsi="Times New Roman" w:eastAsia="Times New Roman"/>
+                <w:b w:val="0"/>
+                <w:i w:val="0"/>
+                <w:sz w:val="18"/>
+              </w:rPr>
+              <w:t>W = V - R</w:t>
+            </w:r>
+          </w:p>
+        </w:tc>
+        <w:tc>
+          <w:tcPr>
+            <w:vAlign w:val="top"/>
+            <w:tcW w:w="4900" w:type="dxa"/>
+            <w:tcMar>
+              <w:top w:w="45" w:type="dxa"/>
+              <w:start w:w="38" w:type="dxa"/>
+              <w:bottom w:w="45" w:type="dxa"/>
+              <w:end w:w="38" w:type="dxa"/>
+              <w:left w:w="55" w:type="dxa"/>
+              <w:right w:w="55" w:type="dxa"/>
+            </w:tcMar>
+          </w:tcPr>
+          <w:p>
+            <w:pPr>
+              <w:keepNext/>
+              <w:spacing w:before="0" w:after="0" w:line="240" w:lineRule="auto"/>
+            </w:pPr>
+            <w:r>
+              <w:rPr>
+                <w:rFonts w:ascii="Times New Roman" w:hAnsi="Times New Roman" w:eastAsia="Times New Roman"/>
+                <w:b w:val="0"/>
+                <w:i w:val="0"/>
+                <w:sz w:val="18"/>
+              </w:rPr>
+              <w:t>Absolute invisible wedge: transaction value outside recognized revenue</w:t>
+            </w:r>
+          </w:p>
+        </w:tc>
+        <w:tc>
+          <w:tcPr>
+            <w:vAlign w:val="top"/>
+            <w:tcW w:w="3147" w:type="dxa"/>
+            <w:tcMar>
+              <w:top w:w="45" w:type="dxa"/>
+              <w:start w:w="38" w:type="dxa"/>
+              <w:bottom w:w="45" w:type="dxa"/>
+              <w:end w:w="38" w:type="dxa"/>
+              <w:left w:w="55" w:type="dxa"/>
+              <w:right w:w="55" w:type="dxa"/>
+            </w:tcMar>
+          </w:tcPr>
+          <w:p>
+            <w:pPr>
+              <w:keepNext/>
+              <w:spacing w:before="0" w:after="0" w:line="240" w:lineRule="auto"/>
+            </w:pPr>
+            <w:r>
+              <w:rPr>
+                <w:rFonts w:ascii="Times New Roman" w:hAnsi="Times New Roman" w:eastAsia="Times New Roman"/>
+                <w:b w:val="0"/>
+                <w:i w:val="0"/>
+                <w:sz w:val="18"/>
+              </w:rPr>
+              <w:t>Computed</w:t>
+            </w:r>
+          </w:p>
+        </w:tc>
+      </w:tr>
+      <w:tr>
+        <w:trPr>
+          <w:cantSplit/>
+        </w:trPr>
+        <w:tc>
+          <w:tcPr>
+            <w:vAlign w:val="top"/>
+            <w:tcW w:w="1500" w:type="dxa"/>
+            <w:tcMar>
+              <w:top w:w="45" w:type="dxa"/>
+              <w:start w:w="38" w:type="dxa"/>
+              <w:bottom w:w="45" w:type="dxa"/>
+              <w:end w:w="38" w:type="dxa"/>
+              <w:left w:w="55" w:type="dxa"/>
+              <w:right w:w="55" w:type="dxa"/>
+            </w:tcMar>
+          </w:tcPr>
+          <w:p>
+            <w:pPr>
+              <w:keepNext/>
+              <w:spacing w:before="0" w:after="0" w:line="240" w:lineRule="auto"/>
+            </w:pPr>
+            <w:r>
+              <w:rPr>
+                <w:rFonts w:ascii="Times New Roman" w:hAnsi="Times New Roman" w:eastAsia="Times New Roman"/>
+                <w:b w:val="0"/>
+                <w:i w:val="0"/>
+                <w:sz w:val="18"/>
+              </w:rPr>
+              <w:t>E = (V - R) / R</w:t>
+            </w:r>
+          </w:p>
+        </w:tc>
+        <w:tc>
+          <w:tcPr>
+            <w:vAlign w:val="top"/>
+            <w:tcW w:w="4900" w:type="dxa"/>
+            <w:tcMar>
+              <w:top w:w="45" w:type="dxa"/>
+              <w:start w:w="38" w:type="dxa"/>
+              <w:bottom w:w="45" w:type="dxa"/>
+              <w:end w:w="38" w:type="dxa"/>
+              <w:left w:w="55" w:type="dxa"/>
+              <w:right w:w="55" w:type="dxa"/>
+            </w:tcMar>
+          </w:tcPr>
+          <w:p>
+            <w:pPr>
+              <w:keepNext/>
+              <w:spacing w:before="0" w:after="0" w:line="240" w:lineRule="auto"/>
+            </w:pPr>
+            <w:r>
+              <w:rPr>
+                <w:rFonts w:ascii="Times New Roman" w:hAnsi="Times New Roman" w:eastAsia="Times New Roman"/>
+                <w:b w:val="0"/>
+                <w:i w:val="0"/>
+                <w:sz w:val="18"/>
+              </w:rPr>
+              <w:t>Ecosystem Ratio: wedge per unit of platform revenue; constructed for this study</w:t>
+            </w:r>
+          </w:p>
+        </w:tc>
+        <w:tc>
+          <w:tcPr>
+            <w:vAlign w:val="top"/>
+            <w:tcW w:w="3147" w:type="dxa"/>
+            <w:tcMar>
+              <w:top w:w="45" w:type="dxa"/>
+              <w:start w:w="38" w:type="dxa"/>
+              <w:bottom w:w="45" w:type="dxa"/>
+              <w:end w:w="38" w:type="dxa"/>
+              <w:left w:w="55" w:type="dxa"/>
+              <w:right w:w="55" w:type="dxa"/>
+            </w:tcMar>
+          </w:tcPr>
+          <w:p>
+            <w:pPr>
+              <w:keepNext/>
+              <w:spacing w:before="0" w:after="0" w:line="240" w:lineRule="auto"/>
+            </w:pPr>
+            <w:r>
+              <w:rPr>
+                <w:rFonts w:ascii="Times New Roman" w:hAnsi="Times New Roman" w:eastAsia="Times New Roman"/>
+                <w:b w:val="0"/>
+                <w:i w:val="0"/>
+                <w:sz w:val="18"/>
+              </w:rPr>
+              <w:t>Computed</w:t>
+            </w:r>
+          </w:p>
+        </w:tc>
+      </w:tr>
+      <w:tr>
+        <w:trPr>
+          <w:cantSplit/>
+        </w:trPr>
+        <w:tc>
+          <w:tcPr>
+            <w:vAlign w:val="top"/>
+            <w:tcW w:w="1500" w:type="dxa"/>
+            <w:tcMar>
+              <w:top w:w="45" w:type="dxa"/>
+              <w:start w:w="38" w:type="dxa"/>
+              <w:bottom w:w="45" w:type="dxa"/>
+              <w:end w:w="38" w:type="dxa"/>
+              <w:left w:w="55" w:type="dxa"/>
+              <w:right w:w="55" w:type="dxa"/>
+            </w:tcMar>
+          </w:tcPr>
+          <w:p>
+            <w:pPr>
+              <w:keepNext w:val="0"/>
+              <w:spacing w:before="0" w:after="0" w:line="240" w:lineRule="auto"/>
+            </w:pPr>
+            <w:r>
+              <w:rPr>
+                <w:rFonts w:ascii="Times New Roman" w:hAnsi="Times New Roman" w:eastAsia="Times New Roman"/>
+                <w:b w:val="0"/>
+                <w:i w:val="0"/>
+                <w:sz w:val="18"/>
+              </w:rPr>
+              <w:t>D = g(V) - g(R)</w:t>
+            </w:r>
+          </w:p>
+        </w:tc>
+        <w:tc>
+          <w:tcPr>
+            <w:vAlign w:val="top"/>
+            <w:tcW w:w="4900" w:type="dxa"/>
+            <w:tcMar>
+              <w:top w:w="45" w:type="dxa"/>
+              <w:start w:w="38" w:type="dxa"/>
+              <w:bottom w:w="45" w:type="dxa"/>
+              <w:end w:w="38" w:type="dxa"/>
+              <w:left w:w="55" w:type="dxa"/>
+              <w:right w:w="55" w:type="dxa"/>
+            </w:tcMar>
+          </w:tcPr>
+          <w:p>
+            <w:pPr>
+              <w:keepNext w:val="0"/>
+              <w:spacing w:before="0" w:after="0" w:line="240" w:lineRule="auto"/>
+            </w:pPr>
+            <w:r>
+              <w:rPr>
+                <w:rFonts w:ascii="Times New Roman" w:hAnsi="Times New Roman" w:eastAsia="Times New Roman"/>
+                <w:b w:val="0"/>
+                <w:i w:val="0"/>
+                <w:sz w:val="18"/>
+              </w:rPr>
+              <w:t>Annual growth divergence between transaction value and revenue</w:t>
+            </w:r>
+          </w:p>
+        </w:tc>
+        <w:tc>
+          <w:tcPr>
+            <w:vAlign w:val="top"/>
+            <w:tcW w:w="3147" w:type="dxa"/>
+            <w:tcMar>
+              <w:top w:w="45" w:type="dxa"/>
+              <w:start w:w="38" w:type="dxa"/>
+              <w:bottom w:w="45" w:type="dxa"/>
+              <w:end w:w="38" w:type="dxa"/>
+              <w:left w:w="55" w:type="dxa"/>
+              <w:right w:w="55" w:type="dxa"/>
+            </w:tcMar>
+          </w:tcPr>
+          <w:p>
+            <w:pPr>
+              <w:keepNext w:val="0"/>
+              <w:spacing w:before="0" w:after="0" w:line="240" w:lineRule="auto"/>
+            </w:pPr>
+            <w:r>
+              <w:rPr>
+                <w:rFonts w:ascii="Times New Roman" w:hAnsi="Times New Roman" w:eastAsia="Times New Roman"/>
+                <w:b w:val="0"/>
+                <w:i w:val="0"/>
+                <w:sz w:val="18"/>
+              </w:rPr>
+              <w:t>Computed from consecutive years</w:t>
+            </w:r>
+          </w:p>
+        </w:tc>
+      </w:tr>
+    </w:tbl>
+    <w:p>
+      <w:pPr>
+        <w:keepLines/>
+        <w:spacing w:before="120" w:after="110" w:line="257" w:lineRule="auto"/>
+        <w:jc w:val="both"/>
+      </w:pPr>
+      <w:r>
+        <w:rPr>
+          <w:rFonts w:ascii="Times New Roman" w:hAnsi="Times New Roman" w:eastAsia="Times New Roman"/>
+          <w:b w:val="0"/>
+          <w:i w:val="0"/>
+          <w:sz w:val="24"/>
+        </w:rPr>
+        <w:t>Table A1 defines each variable and says where it comes from. Table A2 traces each evidence type to the filings and publications behind it.</w:t>
+      </w:r>
+    </w:p>
+    <w:p>
+      <w:pPr>
+        <w:keepNext/>
+        <w:spacing w:before="80" w:after="70" w:line="240" w:lineRule="auto"/>
+        <w:jc w:val="left"/>
+      </w:pPr>
+      <w:r>
+        <w:rPr>
+          <w:rFonts w:ascii="Times New Roman" w:hAnsi="Times New Roman" w:eastAsia="Times New Roman"/>
+          <w:b/>
+          <w:i/>
+          <w:sz w:val="19"/>
+        </w:rPr>
+        <w:t>Table A2. Source lineage by evidence type.</w:t>
       </w:r>
     </w:p>
     <w:tbl>
@@ -7627,7 +8225,7 @@
     <w:p>
       <w:pPr>
         <w:keepLines/>
-        <w:spacing w:before="120" w:after="110" w:line="257" w:lineRule="auto"/>
+        <w:spacing w:before="100" w:after="110" w:line="257" w:lineRule="auto"/>
         <w:jc w:val="both"/>
       </w:pPr>
       <w:r>
@@ -7637,7 +8235,7 @@
           <w:i w:val="0"/>
           <w:sz w:val="24"/>
         </w:rPr>
-        <w:t>Table A1 traces each evidence type to its sources. Every figure used in this proposal traces to a named file and locator in the accompanying data package.</w:t>
+        <w:t>Every figure used in this proposal traces to a named file and locator in the accompanying data package.</w:t>
       </w:r>
     </w:p>
     <w:p>

--- a/papers/current/Invisible_Ledger_Thesis_Proposal_FINAL_2026-09-14.docx
+++ b/papers/current/Invisible_Ledger_Thesis_Proposal_FINAL_2026-09-14.docx
@@ -143,16 +143,17 @@
     <w:p>
       <w:pPr>
         <w:keepLines/>
-        <w:spacing w:line="257" w:lineRule="auto" w:after="110" w:before="0"/>
+        <w:spacing w:after="110" w:line="257" w:lineRule="auto"/>
         <w:jc w:val="both"/>
       </w:pPr>
       <w:r>
         <w:rPr>
-          <w:rFonts w:ascii="Times New Roman" w:hAnsi="Times New Roman" w:cs="Times New Roman" w:eastAsia="Times New Roman"/>
+          <w:rFonts w:ascii="Times New Roman" w:hAnsi="Times New Roman" w:eastAsia="Times New Roman"/>
+          <w:b w:val="0"/>
           <w:i w:val="0"/>
           <w:sz w:val="24"/>
         </w:rPr>
-        <w:t>Digital economy is measured through platform revenue, national e-commerce statistics and payment data, which are often used interchangeably even though each records a different part of the same activity. This study asks how much economic activity remains invisible when digital platforms are measured through their reported revenue. I define the invisible wedge as the difference between transaction value and platform-recognized revenue, measure it across Indonesian platform histories from 2020 to 2025, and compare the result with BPS-Statistics Indonesia e-commerce data and Bank Indonesia payment records. In 2023, three major platforms processed US$43.23 billion of transaction value against US$3.16 billion of recognized revenue, a ratio of 13.7 to 1. Across twelve year-to-year comparisons, revenue grew faster than transaction value in ten, so the relationship is not stable. National statistics place 98.5 percent of recent e-commerce growth outside the marketplace component, and payment measures grew up to eleven times as fast as e-commerce value. Eight platform businesses outside Indonesia provide external corroboration. The proposal treats these records as distinct measurement layers and tests whether substituting one for another changes conclusions about the scale and growth of digital activity.</w:t>
+        <w:t>Digital economy is measured through several records: the transaction value platforms process, the revenue they recognize, national e-commerce statistics and payment data. These records are often used interchangeably, yet each captures a different part of the same activity. This study asks how much economic activity remains invisible when digital platforms are measured through their reported revenue. I define the invisible wedge as the difference between transaction value and platform-recognized revenue and follow it across Indonesian platforms from 2020 to 2025. In 2023, Tokopedia, Shopee and Grab processed US$43.23 billion of transaction value against US$3.16 billion of recognized revenue. The relationship is not stable: among the platforms that report both figures themselves, revenue grew faster than transaction value in six of eight year-to-year comparisons and moved against it in two. National statistics and payment records disagree with the platform picture and with each other. BPS-Statistics Indonesia reports a marketplace channel smaller than two platforms' own transaction value and places 98.5 percent of 2023–2024 e-commerce growth outside it, while payment measures grew up to eleven times as fast. Eight platform businesses outside Indonesia show the same boundary with smaller year-to-year divergence. The proposal compares these records rather than treating any one of them as the measure of digital activity.</w:t>
       </w:r>
     </w:p>
     <w:p>
@@ -164,8 +165,9 @@
       </w:pPr>
       <w:r>
         <w:rPr>
-          <w:rFonts w:ascii="Times New Roman" w:hAnsi="Times New Roman" w:cs="Times New Roman" w:eastAsia="Times New Roman"/>
+          <w:rFonts w:ascii="Times New Roman" w:hAnsi="Times New Roman" w:eastAsia="Times New Roman"/>
           <w:b/>
+          <w:i w:val="0"/>
           <w:sz w:val="24"/>
         </w:rPr>
         <w:t>1. Introduction</w:t>
@@ -184,7 +186,7 @@
           <w:i w:val="0"/>
           <w:sz w:val="24"/>
         </w:rPr>
-        <w:t>Southeast Asia's digital economy grew from approximately US$100 billion in 2020 to US$263 billion in 2024 (Google, Temasek and Bain 2020, 2024). Digital platform scale, however, is not the same thing as platform revenue. Platforms record transactions, determine participant payouts, and book their own revenue, while national statistics and payment systems record other parts of the same economic activity. These measures are often used interchangeably even though they do not measure the same thing. This paper argues that doing so produces systematically wrong conclusions about the scale and growth of platform economies.</w:t>
+        <w:t>Southeast Asia's digital economy grew from approximately US$100 billion in 2020 to US$263 billion in 2024 (Google, Temasek and Bain 2020, 2024). That figure is one record of the activity: the gross value of the transactions involved. The platforms that carry those transactions report a different number, their own revenue; national statistical agencies report a third, the online sales of surveyed businesses; and payment systems report a fourth, the value of funds moved. Each is correct for what it measures. These measures are often used interchangeably even though they do not measure the same thing, and this paper argues that doing so produces systematically wrong conclusions about the scale and growth of platform economies.</w:t>
       </w:r>
     </w:p>
     <w:p>
@@ -199,7 +201,7 @@
           <w:i w:val="0"/>
           <w:sz w:val="24"/>
         </w:rPr>
-        <w:t>Suppose a platform processes 100 units of transaction value but recognizes only 10 as revenue. The remaining 90 are still recorded within the platform's system but do not constitute platform revenue; they represent merchant receipts, driver payouts, inventory costs, taxes, and other pass-through payments. An analyst using the platform's accounts sees 10, while one measuring the commerce it processes sees 100. I call the difference the invisible wedge.</w:t>
+        <w:t>Suppose a platform processes 100 units of transaction value but recognizes only 10 as revenue. The remaining 90 are still recorded within the platform's system but do not constitute platform revenue; they represent merchant receipts, driver payouts, inventory costs, taxes, and other pass-through payments. An analyst using the platform's accounts sees 10, while one measuring the commerce it processes sees 100. I call the difference the invisible wedge. Neither number is wrong. Revenue records what the platform earned and transaction value records what it carried; questions about the size and growth of the digital economy concern what was carried, while the figure a listed platform must report in its financial statements is what it earned.</w:t>
       </w:r>
     </w:p>
     <w:p>
@@ -214,7 +216,7 @@
           <w:i w:val="0"/>
           <w:sz w:val="24"/>
         </w:rPr>
-        <w:t>Indonesia, the largest digital market in Southeast Asia, provides a clear empirical setting because several records of the same activity can be compared. Platform companies disclose transaction and revenue information; BPS-Statistics Indonesia, the national statistical agency, reports e-commerce activity; and Bank Indonesia, the country's central bank, reports digital payments. In 2023, the platform comparison covers Shopee and Tokopedia, which together represented about 70 percent of estimated Indonesian marketplace transaction value, together with Grab, a major intermediary in delivery and other digital services. The three cases processed US$43.23 billion of transaction value against US$3.16 billion of recognized revenue, leaving a US$40.07 billion invisible wedge.</w:t>
+        <w:t>Indonesia, the largest digital market in Southeast Asia, shows how far apart these records are. The study covers the five Indonesian platforms that publish usable transaction and revenue figures: the marketplaces Tokopedia, Shopee, Blibli and Bukalapak, and Grab, whose Indonesian business is mainly delivery and other on-demand services. In 2023, Tokopedia, Shopee and Grab together processed US$43.23 billion of transaction value against US$3.16 billion of recognized revenue, a wedge of US$40.07 billion. BPS-Statistics Indonesia, the national statistical agency, placed the whole marketplace channel at between US$13.2 billion and US$23.7 billion, depending on how sales through several channels are attributed, and all e-commerce at US$72.3 billion. These figures cover different scopes, and that is the point: each answers a different question, and anyone quoting one of them as the size of the digital economy has chosen a record.</w:t>
       </w:r>
     </w:p>
     <w:p>
@@ -229,7 +231,7 @@
           <w:i w:val="0"/>
           <w:sz w:val="24"/>
         </w:rPr>
-        <w:t>The difference also changes over time. Across twelve year-to-year comparisons between 2020 and 2025, revenue grew faster than transaction value in ten, with a median absolute gap of approximately 42 percentage points between the two growth rates; in some years the two measures moved in opposite directions. Platform revenue therefore understates the level of platform-mediated commerce while, in most observed years, overstating its growth.</w:t>
+        <w:t>The records also disagree about growth. Between 2022 and 2023, Tokopedia's revenue rose 53.2 percent while the transaction value it processed fell 8.9 percent: read through its accounts the platform was expanding quickly, read through its transactions it was shrinking. The reversal is not isolated. Among the three platforms that report both figures themselves, revenue grew faster than transaction value in six of eight year-to-year comparisons between 2020 and 2025, and the two moved in opposite directions twice. Nationally, BPS reports e-commerce value up 17.1 percent between 2023 and 2024, with 98.5 percent of the increase outside the marketplace channel that platform accounts describe, while payment measures from Bank Indonesia, the central bank, grew between 1.8 and 11 times as fast.</w:t>
       </w:r>
     </w:p>
     <w:p>
@@ -244,7 +246,7 @@
           <w:i w:val="0"/>
           <w:sz w:val="24"/>
         </w:rPr>
-        <w:t>The same problem appears beyond company accounts. BPS reports that national e-commerce value grew 17.1 percent between 2023 and 2024, but about 98.5 percent of that increase occurred outside the marketplace component; digital payment measures reported by Bank Indonesia grew substantially faster still. Indonesia's Minister of Finance Regulation No. 37 of 2025, which introduces seller reporting and withholding through designated marketplaces, provides a further test of how platform-held transaction records enter administrative reporting.</w:t>
+        <w:t>A statement about how large Indonesia's digital economy is, or how fast it grew, is therefore a statement about a record. An investor reading platform revenue, an analyst sizing e-commerce from marketplace figures and a regulator building a rule on marketplace records will each reach a different conclusion about the same years. Indonesia's Minister of Finance Regulation No. 37 of 2025 (PMK 37/2025) is one such rule, and Section 5.3 shows that it rests on the channel that carried 1.5 percent of recent e-commerce growth.</w:t>
       </w:r>
     </w:p>
     <w:p>
@@ -252,6 +254,7 @@
         <w:pStyle w:val="Heading2"/>
         <w:keepNext/>
         <w:spacing w:before="140" w:after="60"/>
+        <w:jc w:val="left"/>
       </w:pPr>
       <w:r>
         <w:rPr>
@@ -308,7 +311,7 @@
           <w:i w:val="0"/>
           <w:sz w:val="24"/>
         </w:rPr>
-        <w:t>Indonesia provides the main empirical setting. Three objectives follow: first, to measure the invisible wedge across available platform histories from 2020 to 2025; second, to explain large movements using disclosed changes in monetization, customer incentives, revenue recognition, and reporting scope; and third, to compare the platform evidence with national e-commerce and payment records to determine whether they produce the same account of economic scale and growth.</w:t>
+        <w:t>Indonesia provides the main empirical setting. Three objectives follow: first, to measure the invisible wedge across the platform histories available from 2020 to 2025; second, to explain large movements using disclosed changes in monetization, customer incentives, revenue recognition, and reporting scope; and third, to compare the platform evidence with national e-commerce and payment records, to determine whether they give the same account of economic scale and growth and what their disagreement implies for measures built on a single record.</w:t>
       </w:r>
     </w:p>
     <w:p>
@@ -323,7 +326,7 @@
           <w:i w:val="0"/>
           <w:sz w:val="24"/>
         </w:rPr>
-        <w:t>A separate comparison of eight platform businesses outside Indonesia tests whether the same transaction-revenue separation appears under other business models.</w:t>
+        <w:t>A separate comparison of eight listed platform businesses outside Indonesia, including eBay, Etsy, Shopify and Mercado Libre, tests whether the same separation between transaction value and revenue appears under other business models.</w:t>
       </w:r>
     </w:p>
     <w:p>
@@ -331,6 +334,7 @@
         <w:pStyle w:val="Heading2"/>
         <w:keepNext/>
         <w:spacing w:before="140" w:after="60"/>
+        <w:jc w:val="left"/>
       </w:pPr>
       <w:r>
         <w:rPr>
@@ -355,7 +359,7 @@
           <w:i w:val="0"/>
           <w:sz w:val="24"/>
         </w:rPr>
-        <w:t>First, the study develops the invisible wedge from a one-year estimate into a measure that can be followed over time. From 2020 to 2025, revenue grows faster than transaction value in ten of twelve annual comparisons, showing that platform revenue is not a stable measure of either the level or the growth of platform-mediated commerce.</w:t>
+        <w:t>First, the study turns the invisible wedge from a one-year estimate into a measure followed over time, and shows that revenue is not a stable guide to the commerce behind it: among the issuer-reported platforms, revenue outgrew transaction value in six of eight comparisons and moved against it twice.</w:t>
       </w:r>
     </w:p>
     <w:p>
@@ -370,7 +374,7 @@
           <w:i w:val="0"/>
           <w:sz w:val="24"/>
         </w:rPr>
-        <w:t>Second, I examine why the wedge moves using accounting components disclosed by the platforms themselves. Between 2022 and 2023, Tokopedia's transaction value fell 8.9 percent while its third-party net revenue rose 53.2 percent. About 60.6 percent of the arithmetic increase in net revenue is associated with lower customer incentives, with the remainder associated with higher gross revenue.</w:t>
+        <w:t>Second, I explain why the wedge moves using accounting components the platforms disclose. Of the increase in Tokopedia's net revenue between 2022 and 2023, 60.6 percent reconciles to lower customer incentives and 39.4 percent to higher gross revenue, in a year when its transaction value fell.</w:t>
       </w:r>
     </w:p>
     <w:p>
@@ -385,7 +389,7 @@
           <w:i w:val="0"/>
           <w:sz w:val="24"/>
         </w:rPr>
-        <w:t>Third, I extend the comparison beyond company accounts. National e-commerce statistics show that almost all of Indonesia's 2023–2024 growth occurred outside the marketplace component, while digital payment measures grew substantially faster than e-commerce value. The records therefore produce different conclusions about the scale, growth, and location of digital activity.</w:t>
+        <w:t>Third, I extend the comparison beyond company accounts and show that national statistics and payment records disagree with the platform picture, and with each other, about both the level and the growth of Indonesian digital commerce.</w:t>
       </w:r>
     </w:p>
     <w:p>
@@ -400,7 +404,7 @@
           <w:i w:val="0"/>
           <w:sz w:val="24"/>
         </w:rPr>
-        <w:t>Fourth, I test whether the main findings survive alternative assumptions, sample rules, and external platform evidence rather than depending on one preferred construction.</w:t>
+        <w:t>Fourth, the study separates the figures issuers report from those that must be constructed, and shows that the longitudinal result rests on the reported figures alone.</w:t>
       </w:r>
     </w:p>
     <w:p>
@@ -408,6 +412,7 @@
         <w:pStyle w:val="Heading2"/>
         <w:keepNext/>
         <w:spacing w:before="140" w:after="60"/>
+        <w:jc w:val="left"/>
       </w:pPr>
       <w:r>
         <w:rPr>
@@ -432,7 +437,7 @@
           <w:i w:val="0"/>
           <w:sz w:val="24"/>
         </w:rPr>
-        <w:t>The contribution is a finance measurement problem before it is a tax-policy one. Platform accounts make the intermediation boundary observable, but that boundary affects the conclusions investors, researchers, statistical agencies, and policymakers draw about scale, growth, and monetization. De Franco, Kothari and Verdi (2011) show why comparable accounting bases matter, while Berg et al. (2020) show that intermediary-held digital traces contain information conventional records can miss. This paper applies those ideas to platform economies and shows that the measure chosen to describe digital activity can change the economic conclusion.</w:t>
+        <w:t>The contribution is a finance measurement problem before it is a tax-policy one. Platform accounts make the intermediation boundary observable, but that boundary affects the conclusions investors, researchers, statistical agencies, and policymakers draw about scale, growth, and monetization. De Franco, Kothari and Verdi (2011) show why comparable accounting bases matter, while Berg et al. (2020) show that intermediary-held digital traces contain information conventional records can miss. This paper applies those ideas to platform economies and shows that the record chosen to describe digital activity changes the economic conclusion.</w:t>
       </w:r>
     </w:p>
     <w:p>
@@ -444,8 +449,9 @@
       </w:pPr>
       <w:r>
         <w:rPr>
-          <w:rFonts w:ascii="Times New Roman" w:hAnsi="Times New Roman" w:cs="Times New Roman" w:eastAsia="Times New Roman"/>
+          <w:rFonts w:ascii="Times New Roman" w:hAnsi="Times New Roman" w:eastAsia="Times New Roman"/>
           <w:b/>
+          <w:i w:val="0"/>
           <w:sz w:val="24"/>
         </w:rPr>
         <w:t>2. Literature Review and Research Gap</w:t>
@@ -472,6 +478,7 @@
         <w:pStyle w:val="Heading2"/>
         <w:keepNext/>
         <w:spacing w:before="140" w:after="60"/>
+        <w:jc w:val="left"/>
       </w:pPr>
       <w:r>
         <w:rPr>
@@ -519,6 +526,7 @@
         <w:pStyle w:val="Heading2"/>
         <w:keepNext/>
         <w:spacing w:before="140" w:after="60"/>
+        <w:jc w:val="left"/>
       </w:pPr>
       <w:r>
         <w:rPr>
@@ -527,54 +535,7 @@
           <w:i w:val="0"/>
           <w:sz w:val="24"/>
         </w:rPr>
-        <w:t>2.2 Digital Records and Third-Party Information</w:t>
-      </w:r>
-    </w:p>
-    <w:p>
-      <w:pPr>
-        <w:keepLines/>
-        <w:spacing w:after="110" w:line="257" w:lineRule="auto"/>
-        <w:jc w:val="both"/>
-      </w:pPr>
-      <w:r>
-        <w:rPr>
-          <w:rFonts w:ascii="Times New Roman" w:hAnsi="Times New Roman" w:eastAsia="Times New Roman"/>
-          <w:b w:val="0"/>
-          <w:i w:val="0"/>
-          <w:sz w:val="24"/>
-        </w:rPr>
-        <w:t>Activity outside platform revenue is not necessarily unrecorded. Merchants and service providers can be small, self-employed, or weakly represented in conventional financial records while their transactions still leave detailed records inside a digital platform. This differs from the usual shadow-economy problem, where part of the difficulty is that economic activity leaves few reliable formal records (La Porta and Shleifer 2014; Ulyssea 2018; Medina and Schneider 2019). Digital records can contain useful economic information that conventional records miss (Berg et al. 2020), and platform-mediated activity can create additional financial and administrative traces (Barrios, Hochberg and Yi 2022; Denes, Lagaras and Tsoutsoura 2025).</w:t>
-      </w:r>
-    </w:p>
-    <w:p>
-      <w:pPr>
-        <w:spacing w:after="110" w:line="257" w:lineRule="auto"/>
-        <w:jc w:val="both"/>
-      </w:pPr>
-      <w:r>
-        <w:rPr>
-          <w:rFonts w:ascii="Times New Roman" w:hAnsi="Times New Roman" w:eastAsia="Times New Roman"/>
-          <w:b w:val="0"/>
-          <w:i w:val="0"/>
-          <w:sz w:val="24"/>
-        </w:rPr>
-        <w:t>These records also matter once they become available to government. Public-finance research shows that compliance and enforcement change when information about income or transactions is independently reported by third parties (Kleven et al. 2011; Pomeranz 2015; Naritomi 2019; Kleven, Kreiner and Saez 2016; Slemrod 2019). The OECD Model Rules (OECD 2020) and the European Union's DAC7 regime (European Union 2021) apply this principle to digital platforms. Indonesia's Minister of Finance Regulation No. 37 of 2025 follows the same logic through seller identification, transaction-linked reporting, and marketplace withholding. The relevance here is informational: transaction records outside platform revenue may still exist and become usable elsewhere.</w:t>
-      </w:r>
-    </w:p>
-    <w:p>
-      <w:pPr>
-        <w:pStyle w:val="Heading2"/>
-        <w:keepNext/>
-        <w:spacing w:before="140" w:after="60"/>
-      </w:pPr>
-      <w:r>
-        <w:rPr>
-          <w:rFonts w:ascii="Times New Roman" w:hAnsi="Times New Roman" w:eastAsia="Times New Roman"/>
-          <w:b/>
-          <w:i w:val="0"/>
-          <w:sz w:val="24"/>
-        </w:rPr>
-        <w:t>2.3 Measuring the Digital Economy</w:t>
+        <w:t>2.2 Measuring the Digital Economy</w:t>
       </w:r>
     </w:p>
     <w:p>
@@ -605,7 +566,7 @@
           <w:i w:val="0"/>
           <w:sz w:val="24"/>
         </w:rPr>
-        <w:t>In practice, however, gross transaction value, platform revenue, e-commerce statistics, and payment data are all used to describe digital economic activity. They measure different things. A difference that is harmless when the measures move together becomes important when they do not, because the choice of measure can change conclusions about economic scale and growth. This thesis therefore compares the records rather than assuming that one can substitute for another.</w:t>
+        <w:t>In practice, the quantities are published by different producers. Industry reports size the regional digital economy by gross merchandise value (Google, Temasek and Bain 2024), national statistics measure the online sales of surveyed businesses (BPS-Statistics Indonesia 2025), and listed platforms report the revenue they recognize under IFRS 15 (International Accounting Standards Board 2014). A difference that is harmless when the measures move together becomes important when they do not, because the choice of measure can change conclusions about economic scale and growth. This thesis therefore compares the records rather than assuming that one can substitute for another.</w:t>
       </w:r>
     </w:p>
     <w:p>
@@ -613,6 +574,55 @@
         <w:pStyle w:val="Heading2"/>
         <w:keepNext/>
         <w:spacing w:before="140" w:after="60"/>
+        <w:jc w:val="left"/>
+      </w:pPr>
+      <w:r>
+        <w:rPr>
+          <w:rFonts w:ascii="Times New Roman" w:hAnsi="Times New Roman" w:eastAsia="Times New Roman"/>
+          <w:b/>
+          <w:i w:val="0"/>
+          <w:sz w:val="24"/>
+        </w:rPr>
+        <w:t>2.3 Digital Records and Third-Party Information</w:t>
+      </w:r>
+    </w:p>
+    <w:p>
+      <w:pPr>
+        <w:keepLines/>
+        <w:spacing w:after="110" w:line="257" w:lineRule="auto"/>
+        <w:jc w:val="both"/>
+      </w:pPr>
+      <w:r>
+        <w:rPr>
+          <w:rFonts w:ascii="Times New Roman" w:hAnsi="Times New Roman" w:eastAsia="Times New Roman"/>
+          <w:b w:val="0"/>
+          <w:i w:val="0"/>
+          <w:sz w:val="24"/>
+        </w:rPr>
+        <w:t>Activity outside platform revenue is still recorded. Merchants and service providers can be small, self-employed, or weakly represented in conventional financial records while their transactions leave detailed records inside a digital platform. This differs from the usual shadow-economy problem, where part of the difficulty is that economic activity leaves few reliable formal records (La Porta and Shleifer 2014; Ulyssea 2018; Medina and Schneider 2019). Digital records can contain useful economic information that conventional records miss (Berg et al. 2020), and platform-mediated activity can create additional financial and administrative traces (Barrios, Hochberg and Yi 2022; Denes, Lagaras and Tsoutsoura 2025).</w:t>
+      </w:r>
+    </w:p>
+    <w:p>
+      <w:pPr>
+        <w:spacing w:after="110" w:line="257" w:lineRule="auto"/>
+        <w:jc w:val="both"/>
+      </w:pPr>
+      <w:r>
+        <w:rPr>
+          <w:rFonts w:ascii="Times New Roman" w:hAnsi="Times New Roman" w:eastAsia="Times New Roman"/>
+          <w:b w:val="0"/>
+          <w:i w:val="0"/>
+          <w:sz w:val="24"/>
+        </w:rPr>
+        <w:t>These records also matter once they become available to government. Public-finance research shows that compliance and enforcement change when information about income or transactions is independently reported by third parties (Kleven et al. 2011; Pomeranz 2015; Naritomi 2019; Kleven, Kreiner and Saez 2016; Slemrod 2019). The OECD Model Rules (OECD 2020) and the European Union's DAC7 regime (European Union 2021) apply this principle to digital platforms, and PMK 37/2025 follows the same logic through seller identification, transaction-linked reporting, and marketplace withholding. The relevance here is informational: records outside platform revenue exist, and what they can show depends on which of them a measure or a rule draws on.</w:t>
+      </w:r>
+    </w:p>
+    <w:p>
+      <w:pPr>
+        <w:pStyle w:val="Heading2"/>
+        <w:keepNext/>
+        <w:spacing w:before="140" w:after="60"/>
+        <w:jc w:val="left"/>
       </w:pPr>
       <w:r>
         <w:rPr>
@@ -637,7 +647,7 @@
           <w:i w:val="0"/>
           <w:sz w:val="24"/>
         </w:rPr>
-        <w:t>Existing research explains the pieces of the problem separately. Platform economics explains why transaction value can exceed revenue; accounting explains why the gap can move; research on digital records explains why activity outside revenue can still be observable; and official measurement frameworks explain why these quantities should not be treated as equivalent.</w:t>
+        <w:t>Existing research explains the pieces of the problem separately. Platform economics explains why transaction value can exceed revenue; accounting explains why the gap can move; official measurement frameworks explain why these quantities should not be treated as equivalent; and research on digital records explains why activity outside revenue is still observable.</w:t>
       </w:r>
     </w:p>
     <w:p>
@@ -652,7 +662,7 @@
           <w:i w:val="0"/>
           <w:sz w:val="24"/>
         </w:rPr>
-        <w:t>What remains less clear is how large these differences become in practice, whether they persist over time, and whether choosing one measure instead of another changes the economic conclusion. This thesis addresses that gap by measuring the invisible wedge over time, examining disclosed reasons for major movements, comparing platform accounts with national e-commerce and payment records, and using external platform evidence to test whether the same measurement problem appears beyond the main Indonesian setting.</w:t>
+        <w:t>What remains less clear is how large these differences become in practice, whether they persist over time, and whether choosing one record instead of another changes the economic conclusion. This thesis addresses that gap by measuring the invisible wedge over time, examining disclosed reasons for major movements, comparing platform accounts with national e-commerce and payment records, and using external platform evidence to test whether the same pattern appears beyond Indonesia.</w:t>
       </w:r>
     </w:p>
     <w:p>
@@ -700,7 +710,7 @@
           <w:i w:val="0"/>
           <w:sz w:val="24"/>
         </w:rPr>
-        <w:t>For the platform analysis, transaction value and revenue are paired only when they refer to the same period and business activity. Broader-scope, reconstructed, national-statistical, and payment evidence is kept in separate analytical roles rather than combined into one sample.</w:t>
+        <w:t>For the platform analysis, transaction value and revenue are paired only when they refer to the same period and business activity. Figures that issuers report and figures that must be constructed are kept apart, as are national statistics and payment records (Section 4).</w:t>
       </w:r>
     </w:p>
     <w:p>
@@ -850,22 +860,7 @@
           <w:i w:val="0"/>
           <w:sz w:val="24"/>
         </w:rPr>
-        <w:t>W measures transaction value outside the platform's recognized revenue. It does not represent merchant profit, worker income, taxable income, unpaid tax, tax evasion, or value added.</w:t>
-      </w:r>
-    </w:p>
-    <w:p>
-      <w:pPr>
-        <w:spacing w:after="110" w:line="257" w:lineRule="auto"/>
-        <w:jc w:val="both"/>
-      </w:pPr>
-      <w:r>
-        <w:rPr>
-          <w:rFonts w:ascii="Times New Roman" w:hAnsi="Times New Roman" w:eastAsia="Times New Roman"/>
-          <w:b w:val="0"/>
-          <w:i w:val="0"/>
-          <w:sz w:val="24"/>
-        </w:rPr>
-        <w:t>Because platforms differ in size, I also express the wedge relative to revenue. The Ecosystem Ratio is:</w:t>
+        <w:t>W is transaction value outside the platform's recognized revenue; it is not merchant profit, worker income, taxable income, unpaid tax, tax evasion, or value added. Because platforms differ in size, I also express the wedge relative to revenue. The Ecosystem Ratio is:</w:t>
       </w:r>
     </w:p>
     <w:p>
@@ -963,7 +958,7 @@
           <w:i w:val="0"/>
           <w:sz w:val="24"/>
         </w:rPr>
-        <w:t>An E of 9 means that for every one unit of platform revenue, nine additional units of transaction value lie outside the revenue line. The Ecosystem Ratio is constructed for this study rather than adopted from prior work. Its basis is the platform-economics result that booked revenue need not track the transaction value a multisided platform coordinates (Rochet and Tirole 2003; Hagiu and Wright 2015; Evans and Schmalensee 2016), together with the accounting result that the share of transaction value entering revenue is itself a reporting choice (International Accounting Standards Board 2014; De Franco, Kothari and Verdi 2011).</w:t>
+        <w:t>An E of 9 means that for every one unit of platform revenue, nine units of transaction value lie outside the revenue line. Seen from the other side, E is the platform's monetization rate, t = R/V, inverted: E = 1/t − 1, so a platform keeping 2.5 percent of transaction value has an E of 39. It is reported this way because the question concerns the commerce outside revenue rather than the share the platform captures.</w:t>
       </w:r>
     </w:p>
     <w:p>
@@ -978,7 +973,22 @@
           <w:i w:val="0"/>
           <w:sz w:val="24"/>
         </w:rPr>
-        <w:t>A single ratio does not show whether transaction value and revenue move together through time. I therefore define annual growth divergence as:</w:t>
+        <w:t>The Ecosystem Ratio is constructed for this study rather than adopted from prior work. Its basis is the platform-economics result that booked revenue need not track the transaction value a multisided platform coordinates (Rochet and Tirole 2003; Hagiu and Wright 2015; Evans and Schmalensee 2016), together with the accounting result that the share of transaction value entering revenue is itself a reporting choice (International Accounting Standards Board 2014; De Franco, Kothari and Verdi 2011).</w:t>
+      </w:r>
+    </w:p>
+    <w:p>
+      <w:pPr>
+        <w:spacing w:after="110" w:line="257" w:lineRule="auto"/>
+        <w:jc w:val="both"/>
+      </w:pPr>
+      <w:r>
+        <w:rPr>
+          <w:rFonts w:ascii="Times New Roman" w:hAnsi="Times New Roman" w:eastAsia="Times New Roman"/>
+          <w:b w:val="0"/>
+          <w:i w:val="0"/>
+          <w:sz w:val="24"/>
+        </w:rPr>
+        <w:t>A single ratio does not show whether the relationship holds through time, so I define annual growth divergence as:</w:t>
       </w:r>
     </w:p>
     <w:p>
@@ -1013,7 +1023,7 @@
           <w:i/>
           <w:sz w:val="24"/>
         </w:rPr>
-        <w:t xml:space="preserve"> = g(V</w:t>
+        <w:t xml:space="preserve"> = g(R</w:t>
       </w:r>
       <w:r>
         <w:rPr>
@@ -1032,7 +1042,7 @@
           <w:i/>
           <w:sz w:val="24"/>
         </w:rPr>
-        <w:t>) − g(R</w:t>
+        <w:t>) − g(V</w:t>
       </w:r>
       <w:r>
         <w:rPr>
@@ -1066,7 +1076,7 @@
           <w:i w:val="0"/>
           <w:sz w:val="24"/>
         </w:rPr>
-        <w:t>A positive D means transaction value grew faster than revenue; a negative D means revenue grew faster. Together, W, E, and D measure the size of the transaction-revenue boundary and how that boundary changes over time.</w:t>
+        <w:t>A positive D means revenue grew faster than transaction value, so the platform captured a larger share and E fell; a negative D means the reverse. If revenue were a stable proxy for transaction value, D would stay close to zero. Together, W, E, and D describe the size of the wedge and how it changes over time.</w:t>
       </w:r>
     </w:p>
     <w:p>
@@ -1099,7 +1109,7 @@
           <w:i w:val="0"/>
           <w:sz w:val="24"/>
         </w:rPr>
-        <w:t>The four hypotheses examine different layers of the same measurement problem. H1 tests the transaction-revenue boundary within platforms. H2 and H3 examine where activity and records outside platform revenue appear in national e-commerce evidence. H4 asks whether the different records ultimately produce different conclusions about digital economic activity. The evidence layers are analyzed separately, and none of the hypotheses is interpreted as a causal claim. Table 1 pairs each hypothesis with the evidence that tests it.</w:t>
+        <w:t>The four hypotheses test the research question one record at a time. H1 concerns transaction value and revenue within platforms, H2 and H3 the national e-commerce evidence, and H4 the comparison across records. None is interpreted as a causal claim. Table 1 pairs each hypothesis with the evidence that tests it.</w:t>
       </w:r>
     </w:p>
     <w:p>
@@ -1115,7 +1125,7 @@
           <w:i w:val="0"/>
           <w:sz w:val="24"/>
         </w:rPr>
-        <w:t>H1. Transaction value and platform revenue diverge materially within the same platform over time.</w:t>
+        <w:t>H1. Within the same platform, transaction value and platform revenue do not grow in proportion.</w:t>
       </w:r>
     </w:p>
     <w:p>
@@ -1130,7 +1140,7 @@
           <w:i w:val="0"/>
           <w:sz w:val="24"/>
         </w:rPr>
-        <w:t>If revenue were a stable proxy for the commerce processed by a platform, transaction value and revenue would move proportionally.</w:t>
+        <w:t>If they did, D would stay close to zero and E would be constant. The test is whether D departs from zero and changes sign.</w:t>
       </w:r>
     </w:p>
     <w:p>
@@ -1146,7 +1156,7 @@
           <w:i w:val="0"/>
           <w:sz w:val="24"/>
         </w:rPr>
-        <w:t>H2. Aggregate e-commerce growth partly reflects changes in the number of participating businesses rather than only changes in transaction value per business.</w:t>
+        <w:t>H2. National e-commerce growth comes mainly from more participating businesses rather than from higher sales per business.</w:t>
       </w:r>
     </w:p>
     <w:p>
@@ -1161,7 +1171,7 @@
           <w:i w:val="0"/>
           <w:sz w:val="24"/>
         </w:rPr>
-        <w:t>This separates changes associated with wider business participation from changes in the average value observed per business.</w:t>
+        <w:t>Growth driven by new sellers can take place in channels that platform accounts do not cover.</w:t>
       </w:r>
     </w:p>
     <w:p>
@@ -1192,7 +1202,7 @@
           <w:i w:val="0"/>
           <w:sz w:val="24"/>
         </w:rPr>
-        <w:t>Association does not imply that marketplace participation causes formalization.</w:t>
+        <w:t>Recordkeeping determines whether activity outside platform accounts leaves a record that statistics can observe. The relationship is tested as an association.</w:t>
       </w:r>
     </w:p>
     <w:p>
@@ -1208,7 +1218,22 @@
           <w:i w:val="0"/>
           <w:sz w:val="24"/>
         </w:rPr>
-        <w:t>H4. Measurement choices materially alter conclusions about the scale and growth of digital economic activity.</w:t>
+        <w:t>H4. Platform accounts, national e-commerce statistics and payment records give different accounts of the level and growth of Indonesian digital commerce.</w:t>
+      </w:r>
+    </w:p>
+    <w:p>
+      <w:pPr>
+        <w:spacing w:after="110" w:line="257" w:lineRule="auto"/>
+        <w:jc w:val="both"/>
+      </w:pPr>
+      <w:r>
+        <w:rPr>
+          <w:rFonts w:ascii="Times New Roman" w:hAnsi="Times New Roman" w:eastAsia="Times New Roman"/>
+          <w:b w:val="0"/>
+          <w:i w:val="0"/>
+          <w:sz w:val="24"/>
+        </w:rPr>
+        <w:t>H4 is the central claim of the thesis; H1 to H3 supply its components.</w:t>
       </w:r>
     </w:p>
     <w:p>
@@ -1360,7 +1385,7 @@
                 <w:i w:val="0"/>
                 <w:sz w:val="18"/>
               </w:rPr>
-              <w:t>Matched platform transaction value and revenue over time, the Ecosystem Ratio, and annual growth divergence</w:t>
+              <w:t>Growth divergence D and the Ecosystem Ratio for the platforms that report both figures</w:t>
             </w:r>
           </w:p>
         </w:tc>
@@ -1423,7 +1448,7 @@
                 <w:i w:val="0"/>
                 <w:sz w:val="18"/>
               </w:rPr>
-              <w:t>BPS national e-commerce value and business-count decomposition</w:t>
+              <w:t>BPS national e-commerce value split into business count and sales per business</w:t>
             </w:r>
           </w:p>
         </w:tc>
@@ -1486,7 +1511,7 @@
                 <w:i w:val="0"/>
                 <w:sz w:val="18"/>
               </w:rPr>
-              <w:t>BPS published marketplace and financial-recordkeeping evidence</w:t>
+              <w:t>BPS published comparison of marketplace and non-marketplace sellers</w:t>
             </w:r>
           </w:p>
         </w:tc>
@@ -1549,7 +1574,7 @@
                 <w:i w:val="0"/>
                 <w:sz w:val="18"/>
               </w:rPr>
-              <w:t>Comparison of platform, national e-commerce, and payment records</w:t>
+              <w:t>Levels and growth rates reported by platform accounts, BPS and Bank Indonesia for the same years</w:t>
             </w:r>
           </w:p>
         </w:tc>
@@ -1567,7 +1592,7 @@
           <w:i w:val="0"/>
           <w:sz w:val="24"/>
         </w:rPr>
-        <w:t>The separate comparison of platform businesses outside Indonesia is used as corroboration rather than as a fifth hypothesis. Indonesia's marketplace reporting regime likewise remains an institutional application. Whether platform-held records become administratively linked to seller obligations requires post-implementation evidence and cannot be established from the legal framework alone.</w:t>
+        <w:t>The comparison of platform businesses outside Indonesia corroborates H1 rather than forming a fifth hypothesis.</w:t>
       </w:r>
     </w:p>
     <w:p>
@@ -1600,7 +1625,7 @@
           <w:i w:val="0"/>
           <w:sz w:val="24"/>
         </w:rPr>
-        <w:t>The study uses several sources because no single record captures every part of digital platform activity. Platform reports provide transaction value and revenue; BPS-Statistics Indonesia provides national e-commerce and business evidence; Bank Indonesia provides payment statistics; and platform companies outside Indonesia provide a separate comparison. These sources answer different questions and are not combined into one dataset.</w:t>
+        <w:t>The study uses several records because no single one captures every part of digital platform activity. Platform reports provide transaction value and revenue; BPS-Statistics Indonesia provides national e-commerce and business evidence; Bank Indonesia provides payment statistics; and platform companies outside Indonesia provide a separate comparison. The records answer different questions and are not combined into one dataset.</w:t>
       </w:r>
     </w:p>
     <w:p>
@@ -1633,7 +1658,7 @@
           <w:i w:val="0"/>
           <w:sz w:val="24"/>
         </w:rPr>
-        <w:t>The basic observation is one platform in one year, with transaction value and revenue referring to the same period and, as closely as possible, the same business activity.</w:t>
+        <w:t>The basic observation is one platform in one year, with transaction value and revenue referring to the same period and, as closely as possible, the same business activity. An observation is retained only when its period, geographic and business coverage, units, definitions, and source can be identified; measures referring to different periods are excluded, and major changes in accounting definitions or business structure are recorded.</w:t>
       </w:r>
     </w:p>
     <w:p>
@@ -1648,7 +1673,7 @@
           <w:i w:val="0"/>
           <w:sz w:val="24"/>
         </w:rPr>
-        <w:t>An observation is retained only when its period, geographic and business coverage, units, definitions, and source can be identified. Measures referring to different periods are excluded, while major changes in accounting definitions or business structure are recorded.</w:t>
+        <w:t>The sample consists of the Indonesian platforms that publish both transaction value and revenue. Lazada and TikTok Shop, both large in Indonesia, are outside it because no matched Indonesian revenue series has been located for either. The window runs from the first matched pair, Bukalapak in 2020, to the latest, Blibli in 2025.</w:t>
       </w:r>
     </w:p>
     <w:p>
@@ -1831,7 +1856,7 @@
                 <w:i w:val="0"/>
                 <w:sz w:val="18"/>
               </w:rPr>
-              <w:t>Direct Indonesia-aligned data</w:t>
+              <w:t>Issuer-reported, Indonesia-aligned</w:t>
             </w:r>
           </w:p>
         </w:tc>
@@ -1918,7 +1943,7 @@
                 <w:i w:val="0"/>
                 <w:sz w:val="18"/>
               </w:rPr>
-              <w:t>Main direct anchor</w:t>
+              <w:t>Main sample: cleanest scope, shortest window</w:t>
             </w:r>
           </w:p>
         </w:tc>
@@ -1952,7 +1977,7 @@
                 <w:i w:val="0"/>
                 <w:sz w:val="18"/>
               </w:rPr>
-              <w:t>Company-reported data with broader scope</w:t>
+              <w:t>Issuer-reported, broader scope</w:t>
             </w:r>
           </w:p>
         </w:tc>
@@ -2039,7 +2064,7 @@
                 <w:i w:val="0"/>
                 <w:sz w:val="18"/>
               </w:rPr>
-              <w:t>Evidence through time with stated scope limits</w:t>
+              <w:t>Main sample: most of the time series</w:t>
             </w:r>
           </w:p>
         </w:tc>
@@ -2073,7 +2098,7 @@
                 <w:i w:val="0"/>
                 <w:sz w:val="18"/>
               </w:rPr>
-              <w:t>Indonesia estimates requiring construction</w:t>
+              <w:t>Requires construction</w:t>
             </w:r>
           </w:p>
         </w:tc>
@@ -2160,7 +2185,7 @@
                 <w:i w:val="0"/>
                 <w:sz w:val="18"/>
               </w:rPr>
-              <w:t>Supporting country evidence</w:t>
+              <w:t>Supporting: 2023 scale comparison</w:t>
             </w:r>
           </w:p>
         </w:tc>
@@ -2178,7 +2203,7 @@
           <w:i w:val="0"/>
           <w:sz w:val="24"/>
         </w:rPr>
-        <w:t>Table 2 groups the retained evidence by how directly it maps to Indonesia. An annual observation means one matched transaction-and-revenue pair for one platform in one year, and the 17 retained observations produce 12 year-to-year comparisons because the same platforms are not available in every year.</w:t>
+        <w:t>Table 2 separates the pairs issuers report themselves from the country figures that must be constructed. The main sample is the first group: 11 platform-years yielding 8 year-to-year comparisons. Adding Grab and Shopee gives 17 platform-years and 12 comparisons.</w:t>
       </w:r>
     </w:p>
     <w:p>
@@ -2193,7 +2218,7 @@
           <w:i w:val="0"/>
           <w:sz w:val="24"/>
         </w:rPr>
-        <w:t>Tokopedia is closely aligned with Indonesia but is not a literal country line. Blibli includes online travel, Bukalapak includes some overseas activity, and Grab and Shopee require additional construction.</w:t>
+        <w:t>Each series covers the years in which a matched pair exists. Tokopedia is an Indonesia-aligned segment rather than a literal country line and enters only for 2022 and 2023: the 2021 pair covers mismatched periods, and the Tokopedia and TikTok Shop businesses were combined under PT Tokopedia on 31 January 2024, after which the listed parent reports a contractual fee rather than platform revenue. Blibli's reported pairs run from 2021 to 2025, and its third-party segment includes online travel. Bukalapak reports at Group level, including some overseas activity, from 2020 to 2023; its 2024 pair is excluded because transaction value covers nine months and revenue twelve. Grab is observed from 2021 to 2023, after which it reports transaction value on a different basis, and Shopee from 2022 to 2024.</w:t>
       </w:r>
     </w:p>
     <w:p>
@@ -2226,22 +2251,7 @@
           <w:i w:val="0"/>
           <w:sz w:val="24"/>
         </w:rPr>
-        <w:t>Changes through time are examined mainly by comparing each platform with itself. This keeps the company, business activity, and reporting convention as similar as the disclosures allow.</w:t>
-      </w:r>
-    </w:p>
-    <w:p>
-      <w:pPr>
-        <w:spacing w:after="110" w:line="257" w:lineRule="auto"/>
-        <w:jc w:val="both"/>
-      </w:pPr>
-      <w:r>
-        <w:rPr>
-          <w:rFonts w:ascii="Times New Roman" w:hAnsi="Times New Roman" w:eastAsia="Times New Roman"/>
-          <w:b w:val="0"/>
-          <w:i w:val="0"/>
-          <w:sz w:val="24"/>
-        </w:rPr>
-        <w:t>When transaction value and revenue move sharply apart, disclosed changes in monetization, customer incentives, revenue recognition, and business scope are used to reconcile the movement where the filings permit. These reconciliations are arithmetic accounting explanations rather than estimates of causal effects.</w:t>
+        <w:t>Changes through time are examined mainly by comparing each platform with itself. This keeps the company, business activity, and reporting convention as similar as the disclosures allow. When transaction value and revenue move sharply apart, disclosed changes in monetization, customer incentives, revenue recognition, and business scope are used to reconcile the movement where the filings permit; these reconciliations are arithmetic rather than causal.</w:t>
       </w:r>
     </w:p>
     <w:p>
@@ -2279,7 +2289,7 @@
           <w:i w:val="0"/>
           <w:sz w:val="24"/>
         </w:rPr>
-        <w:t>A separate comparison uses the 2023 fiscal year (FY2023) because it provides the most useful common year across the principal platform cases. It shows the scale of the transaction-revenue difference among the selected cases, not the size of Indonesia's entire digital economy. Market-share estimates describe transaction-value coverage only, not wider representativeness.</w:t>
+        <w:t>Growth rates are computed in each issuer's reporting currency, so exchange-rate movements do not enter D. US dollar values are used only for the 2023 cross-section, where rupiah figures are converted at the World Bank's 2023 official exchange rate of 15,236.88 rupiah per dollar (World Bank n.d.).</w:t>
       </w:r>
     </w:p>
     <w:p>
@@ -2703,7 +2713,7 @@
                 <w:i w:val="0"/>
                 <w:sz w:val="18"/>
               </w:rPr>
-              <w:t>Assumes Group revenue-to-GTV relationship applies to Indonesia</w:t>
+              <w:t>Indonesian ratio equals the Group ratio</w:t>
             </w:r>
           </w:p>
         </w:tc>
@@ -2824,7 +2834,7 @@
                 <w:i w:val="0"/>
                 <w:sz w:val="18"/>
               </w:rPr>
-              <w:t>Country measures are not independent disclosures</w:t>
+              <w:t>Indonesian ratio set by the Group rate</w:t>
             </w:r>
           </w:p>
         </w:tc>
@@ -2945,7 +2955,7 @@
                 <w:i w:val="0"/>
                 <w:sz w:val="18"/>
               </w:rPr>
-              <w:t>Scope extends beyond Indonesia alone</w:t>
+              <w:t>Scope extends beyond Indonesian goods commerce</w:t>
             </w:r>
           </w:p>
         </w:tc>
@@ -2994,7 +3004,7 @@
           <w:i w:val="0"/>
           <w:sz w:val="24"/>
         </w:rPr>
-        <w:t>The Group monetization rate is platform revenue divided by gross transaction value, and the result is treated as a reconstruction rather than a direct disclosure.</w:t>
+        <w:t>The Group monetization rate is platform revenue divided by gross transaction value.</w:t>
       </w:r>
     </w:p>
     <w:p>
@@ -3040,7 +3050,7 @@
           <w:i w:val="0"/>
           <w:sz w:val="24"/>
         </w:rPr>
-        <w:t>Both constructions remain explicitly labeled wherever they are used.</w:t>
+        <w:t>In both cases the Indonesian ratio is fixed by construction: Grab's Indonesian E equals its Group E, and Shopee's is the inverse of Sea's monetization rate less one. The two series therefore contribute Indonesian levels, through Grab's reported revenue and the external Shopee estimate, but no independent Indonesian evidence on the ratio or its movement, which is why they are outside the main sample.</w:t>
       </w:r>
     </w:p>
     <w:p>
@@ -3074,7 +3084,7 @@
           <w:i/>
           <w:sz w:val="19"/>
         </w:rPr>
-        <w:t>Table 4. Evidence modules and their role.</w:t>
+        <w:t>Table 4. Records used and their role.</w:t>
       </w:r>
     </w:p>
     <w:tbl>
@@ -3332,7 +3342,7 @@
                 <w:i w:val="0"/>
                 <w:sz w:val="18"/>
               </w:rPr>
-              <w:t>National transaction value and estimated number of businesses</w:t>
+              <w:t>Online sales of surveyed businesses, by channel, and the number of businesses</w:t>
             </w:r>
           </w:p>
         </w:tc>
@@ -3361,7 +3371,7 @@
                 <w:i w:val="0"/>
                 <w:sz w:val="18"/>
               </w:rPr>
-              <w:t>Examine sources of aggregate growth</w:t>
+              <w:t>Examine the level and sources of growth</w:t>
             </w:r>
           </w:p>
         </w:tc>
@@ -3516,7 +3526,7 @@
                 <w:i w:val="0"/>
                 <w:sz w:val="18"/>
               </w:rPr>
-              <w:t>Digital-payment measures</w:t>
+              <w:t>Economy-wide digital payment measures</w:t>
             </w:r>
           </w:p>
         </w:tc>
@@ -3656,7 +3666,7 @@
           <w:i w:val="0"/>
           <w:sz w:val="24"/>
         </w:rPr>
-        <w:t>Table 4 gives each source a single role. The modules answer different questions, so they are reported separately rather than pooled into one estimate.</w:t>
+        <w:t>Table 4 gives each record a single role. The records answer different questions, so they are reported separately rather than pooled into one estimate.</w:t>
       </w:r>
     </w:p>
     <w:p>
@@ -3671,7 +3681,7 @@
           <w:i w:val="0"/>
           <w:sz w:val="24"/>
         </w:rPr>
-        <w:t>For H2, national e-commerce value is expressed as:</w:t>
+        <w:t>For H2, national e-commerce value S is written as:</w:t>
       </w:r>
     </w:p>
     <w:p>
@@ -3687,7 +3697,7 @@
           <w:i/>
           <w:sz w:val="24"/>
         </w:rPr>
-        <w:t>V = N × A</w:t>
+        <w:t>S = N × A</w:t>
       </w:r>
     </w:p>
     <w:p>
@@ -3702,7 +3712,7 @@
           <w:i w:val="0"/>
           <w:sz w:val="24"/>
         </w:rPr>
-        <w:t>where N is the estimated number of e-commerce businesses and A is implied nominal transaction value per business. Changes in total value are divided arithmetically between the business-count and value-per-business components. This does not identify causal entry, productivity, or growth among continuing firms. A conflicting published 2023 business count is retained as a sensitivity check.</w:t>
+        <w:t>where N is the estimated number of e-commerce businesses and A is implied nominal sales per business, and the change in S is divided arithmetically between the two. BPS publishes two counts of 2023 businesses; the count consistent with its stated growth figure is used, and the other is retained as a sensitivity check.</w:t>
       </w:r>
     </w:p>
     <w:p>
@@ -3717,22 +3727,7 @@
           <w:i w:val="0"/>
           <w:sz w:val="24"/>
         </w:rPr>
-        <w:t>For H3, BPS's published business-level evidence is used to examine the association between marketplace participation and financial recordkeeping. Province-level correlations are supporting diagnostics only.</w:t>
-      </w:r>
-    </w:p>
-    <w:p>
-      <w:pPr>
-        <w:spacing w:after="110" w:line="257" w:lineRule="auto"/>
-        <w:jc w:val="both"/>
-      </w:pPr>
-      <w:r>
-        <w:rPr>
-          <w:rFonts w:ascii="Times New Roman" w:hAnsi="Times New Roman" w:eastAsia="Times New Roman"/>
-          <w:b w:val="0"/>
-          <w:i w:val="0"/>
-          <w:sz w:val="24"/>
-        </w:rPr>
-        <w:t>Bank Indonesia payment measures provide a separate comparison for H4. They are compared with e-commerce growth but are not treated as sales estimates or added to platform or BPS transaction values.</w:t>
+        <w:t>For H3, BPS's published business-level comparison of marketplace and non-marketplace sellers is used. For H4, Bank Indonesia payment measures are compared with e-commerce growth on growth rates only: they cover payments across the whole economy rather than e-commerce alone, so they are never added to platform or BPS values.</w:t>
       </w:r>
     </w:p>
     <w:p>
@@ -3765,7 +3760,7 @@
           <w:i w:val="0"/>
           <w:sz w:val="24"/>
         </w:rPr>
-        <w:t>The external comparison contains 48 matched annual transaction-and-revenue observations from eight platform businesses covering 2017-2025. It tests whether the same transaction-revenue boundary appears under other business models; it is not a representative sample of global e-commerce and does not enlarge the Indonesian sample.</w:t>
+        <w:t>The external comparison contains 48 matched annual observations for eight listed platform businesses from 2017 to 2025: eBay, Etsy, Jumia, Mercado Libre, Rakuten, Sea, Shopify and Zalando. It tests whether the same separation between transaction value and revenue appears under other business models and is reported separately from the Indonesian evidence.</w:t>
       </w:r>
     </w:p>
     <w:p>
@@ -3780,7 +3775,7 @@
           <w:i w:val="0"/>
           <w:sz w:val="24"/>
         </w:rPr>
-        <w:t>Robustness checks vary admission rules, revenue definitions, publication versions, and assumptions used in reconstructed country measures. The resulting ranges are treated as sensitivity or scenario ranges rather than statistical confidence intervals.</w:t>
+        <w:t>Robustness checks vary the admission rules, revenue definitions, publication versions, and the assumptions in the constructed country measures. The resulting ranges are reported as sensitivity ranges rather than statistical confidence intervals.</w:t>
       </w:r>
     </w:p>
     <w:p>
@@ -3813,7 +3808,7 @@
           <w:i w:val="0"/>
           <w:sz w:val="24"/>
         </w:rPr>
-        <w:t>The evidence assembled so far is sufficient to establish that the proposed comparisons can be carried out and that the choice of measurement produces economically meaningful differences. The preliminary results first show the scale and movement of the transaction-revenue boundary, then examine whether the wider Indonesian evidence tells the same story.</w:t>
+        <w:t>The evidence assembled so far establishes that the proposed comparisons can be carried out and that the choice of record produces economically meaningful differences. The results first show the scale and movement of the wedge, then compare the platform picture with national and payment records.</w:t>
       </w:r>
     </w:p>
     <w:p>
@@ -3835,7 +3830,6 @@
     </w:p>
     <w:p>
       <w:pPr>
-        <w:keepNext/>
         <w:keepLines/>
         <w:spacing w:after="110" w:line="257" w:lineRule="auto"/>
         <w:jc w:val="both"/>
@@ -3847,13 +3841,12 @@
           <w:i w:val="0"/>
           <w:sz w:val="24"/>
         </w:rPr>
-        <w:t>The 2023 fiscal year provides a common comparison across Grab, Tokopedia, and Shopee.</w:t>
+        <w:t>The 2023 comparison covers Shopee and Tokopedia, which together represented about 70 percent of estimated Indonesian marketplace transaction value, and Grab, a major delivery intermediary.</w:t>
       </w:r>
     </w:p>
     <w:p>
       <w:pPr>
         <w:keepNext/>
-        <w:keepLines/>
         <w:spacing w:before="80" w:after="70" w:line="240" w:lineRule="auto"/>
         <w:jc w:val="left"/>
       </w:pPr>
@@ -4236,7 +4229,7 @@
                 <w:i w:val="0"/>
                 <w:sz w:val="18"/>
               </w:rPr>
-              <w:t>Transaction value reconstructed</w:t>
+              <w:t>Transaction value constructed</w:t>
             </w:r>
           </w:p>
         </w:tc>
@@ -4415,7 +4408,7 @@
                 <w:i w:val="0"/>
                 <w:sz w:val="18"/>
               </w:rPr>
-              <w:t>Direct matched pair</w:t>
+              <w:t>Issuer-reported pair</w:t>
             </w:r>
           </w:p>
         </w:tc>
@@ -4628,7 +4621,7 @@
                 <w:i w:val="0"/>
                 <w:sz w:val="18"/>
               </w:rPr>
-              <w:t>Selected cases</w:t>
+              <w:t>Three platforms</w:t>
             </w:r>
           </w:p>
         </w:tc>
@@ -4792,7 +4785,7 @@
           <w:i w:val="0"/>
           <w:sz w:val="24"/>
         </w:rPr>
-        <w:t>Table 5 reports that cross-section. Across the three cases, US$43.23 billion of transaction value corresponds to US$3.16 billion of recognized platform revenue, leaving a US$40.07 billion wedge, so transaction value is approximately 13.7 times recognized revenue. For scale, that wedge is equivalent in magnitude to about 2.9 percent of Indonesia's 2023 nominal GDP of US$1.371 trillion. The comparison is one of magnitude only: the three platforms are not the whole market, and the wedge is transaction value outside platform revenue, not value added.</w:t>
+        <w:t>Table 5 reports that cross-section. Across the three platforms, US$43.23 billion of transaction value corresponds to US$3.16 billion of recognized revenue, a wedge of US$40.07 billion and a ratio of 13.7 to 1. The wedge is equivalent in magnitude to about 2.9 percent of Indonesia's 2023 nominal GDP of US$1.371 trillion (World Bank n.d.); the comparison is of magnitude only, since the wedge is transaction value rather than value added.</w:t>
       </w:r>
     </w:p>
     <w:p>
@@ -4807,7 +4800,22 @@
           <w:i w:val="0"/>
           <w:sz w:val="24"/>
         </w:rPr>
-        <w:t>Shopee's ratio of 9.0 follows from the Group monetization rate used to estimate its Indonesian revenue. In preliminary checks, rates between 9 and 11 percent move the combined wedge only between US$39.86 billion and US$40.29 billion, and excluding any one platform leaves a wedge of at least US$20.70 billion.</w:t>
+        <w:t>Two of the three ratios rest on construction. Shopee's 9.0 is the inverse of the assumed Group monetization rate less one, and Grab's 7.9 is its Group ratio. Varying Shopee's rate between 9 and 11 percent moves the combined wedge only between US$39.86 billion and US$40.29 billion, and excluding any one platform leaves at least US$20.70 billion.</w:t>
+      </w:r>
+    </w:p>
+    <w:p>
+      <w:pPr>
+        <w:spacing w:after="110" w:line="257" w:lineRule="auto"/>
+        <w:jc w:val="both"/>
+      </w:pPr>
+      <w:r>
+        <w:rPr>
+          <w:rFonts w:ascii="Times New Roman" w:hAnsi="Times New Roman" w:eastAsia="Times New Roman"/>
+          <w:b w:val="0"/>
+          <w:i w:val="0"/>
+          <w:sz w:val="24"/>
+        </w:rPr>
+        <w:t>Blibli's third-party business and Bukalapak Group, which report both figures themselves, carried wedges of US$3.20 billion and US$10.50 billion in 2023 at the same exchange rate. They are not added to the total because their measures include online travel and Group-level activity, but their ratios, 43.4 and 36.0, sit close to Tokopedia's 39.3: the three issuer-reported ratios lie between 36 and 43, while the two constructed ratios reflect Group monetization.</w:t>
       </w:r>
     </w:p>
     <w:p>
@@ -4823,7 +4831,7 @@
           <w:i w:val="0"/>
           <w:sz w:val="24"/>
         </w:rPr>
-        <w:t>The longitudinal evidence shows that this relationship is not constant. Across twelve year-to-year comparisons, revenue grows faster than transaction value in ten, with a median absolute growth divergence of 42.02 percentage points. Figure 1 tracks the Ecosystem Ratio for each platform across those years; it ends lower than it started in every series, though not by a steady decline.</w:t>
+        <w:t>The relationship is not stable. Across the eight year-to-year comparisons in the main sample, revenue grew faster than transaction value in six, with a median absolute gap of 38.92 percentage points between the two growth rates, and the two moved in opposite directions twice. Without the largest comparison, revenue still grew faster in five of seven, with a median gap of 15.74 points, and excluding any single platform leaves revenue faster in most comparisons and at least one reversal. Including Grab and Shopee gives ten of twelve, but those four comparisons track Group monetization rather than Indonesian activity. Figure 1 shows the Ecosystem Ratio for each platform; every series ends lower than it began, though not by a steady decline.</w:t>
       </w:r>
     </w:p>
     <w:p>
@@ -4839,7 +4847,7 @@
         </w:rPr>
         <w:drawing>
           <wp:inline xmlns:a="http://schemas.openxmlformats.org/drawingml/2006/main" xmlns:pic="http://schemas.openxmlformats.org/drawingml/2006/picture">
-            <wp:extent cx="6058799" cy="2206539"/>
+            <wp:extent cx="6058799" cy="2205647"/>
             <wp:docPr id="1" name="Picture 1"/>
             <wp:cNvGraphicFramePr>
               <a:graphicFrameLocks noChangeAspect="1"/>
@@ -4860,7 +4868,7 @@
                   <pic:spPr>
                     <a:xfrm>
                       <a:off x="0" y="0"/>
-                      <a:ext cx="6058799" cy="2206539"/>
+                      <a:ext cx="6058799" cy="2205647"/>
                     </a:xfrm>
                     <a:prstGeom prst="rect"/>
                   </pic:spPr>
@@ -4884,7 +4892,7 @@
           <w:i/>
           <w:sz w:val="19"/>
         </w:rPr>
-        <w:t>Figure 1. Ecosystem Ratio through time for each retained platform. Each line follows one platform's matched figures; differences between platforms are descriptive.</w:t>
+        <w:t>Figure 1. Ecosystem Ratio by platform, 2020–2025. Solid lines are issuer-reported pairs; dashed lines are constructed Indonesian series whose ratios equal Group ratios by construction.</w:t>
       </w:r>
     </w:p>
     <w:p>
@@ -4899,7 +4907,7 @@
           <w:i w:val="0"/>
           <w:sz w:val="24"/>
         </w:rPr>
-        <w:t>Tokopedia provides the clearest illustration of why the two measures can separate. Between 2022 and 2023, transaction value falls 8.9 percent while third-party net revenue rises 53.2 percent. The change in net revenue can be reconciled arithmetically to lower customer incentives and higher gross revenue rather than treated as an unexplained residual.</w:t>
+        <w:t>Tokopedia shows why the two measures separate. Between 2022 and 2023 its transaction value fell 8.9 percent while third-party net revenue rose 53.2 percent; 60.6 percent of the revenue increase reconciles to lower customer incentives and 39.4 percent to higher gross revenue. Read through its accounts the platform was growing quickly, read through its transactions it was shrinking. Blibli shows the same reversal in 2024–2025, when transaction value fell 1.89 percent and net revenue rose 12.07 percent, so the pattern is not confined to one platform or one year.</w:t>
       </w:r>
     </w:p>
     <w:p>
@@ -4932,7 +4940,22 @@
           <w:i w:val="0"/>
           <w:sz w:val="24"/>
         </w:rPr>
-        <w:t>National e-commerce and business evidence provides a different view of the same digital economy. Table 6 summarizes the preliminary evidence corresponding to H2-H4.</w:t>
+        <w:t>National statistics give a different account of the same commerce, beginning with its level. BPS measures the online sales reported by surveyed e-commerce businesses, whereas platform transaction value is the gross value of orders processed, and the external Shopee estimate explicitly includes cancelled and returned orders. For 2023, BPS places the marketplace channel at Rp200.68 trillion, about US$13.2 billion, in its exclusive split of transaction value by sales channel, and at 32.74 percent of the total, about US$23.7 billion, in its multiple-response measure, which counts businesses under every channel they use. Tokopedia and Shopee alone reported US$37.9 billion. Both records are correct for what they measure; reconciling their definitions is part of the thesis.</w:t>
+      </w:r>
+    </w:p>
+    <w:p>
+      <w:pPr>
+        <w:spacing w:after="110" w:line="257" w:lineRule="auto"/>
+        <w:jc w:val="both"/>
+      </w:pPr>
+      <w:r>
+        <w:rPr>
+          <w:rFonts w:ascii="Times New Roman" w:hAnsi="Times New Roman" w:eastAsia="Times New Roman"/>
+          <w:b w:val="0"/>
+          <w:i w:val="0"/>
+          <w:sz w:val="24"/>
+        </w:rPr>
+        <w:t>Growth tells the same story. Table 6 summarizes the evidence corresponding to H2–H4.</w:t>
       </w:r>
     </w:p>
     <w:p>
@@ -5114,7 +5137,7 @@
                 <w:i w:val="0"/>
                 <w:sz w:val="18"/>
               </w:rPr>
-              <w:t>E-commerce value +17.08%; estimated business count +15.31%; implied nominal value per business +1.54%</w:t>
+              <w:t>E-commerce value +17.08%; estimated business count +15.31%; sales per business +1.54%. The business count accounts for 90.29% of the increase (70.95% under BPS's other count)</w:t>
             </w:r>
           </w:p>
         </w:tc>
@@ -5143,7 +5166,7 @@
                 <w:i w:val="0"/>
                 <w:sz w:val="18"/>
               </w:rPr>
-              <w:t>Much of the aggregate increase is associated with broader participation rather than a large increase in value per business</w:t>
+              <w:t>Growth comes mainly from more businesses selling online (H2)</w:t>
             </w:r>
           </w:p>
         </w:tc>
@@ -5206,7 +5229,7 @@
                 <w:i w:val="0"/>
                 <w:sz w:val="18"/>
               </w:rPr>
-              <w:t>Approximately 98.46% of the nominal increase occurs outside the marketplace component</w:t>
+              <w:t>Marketplace channel +1.45%; other channels +20.57%; 98.46% of the increase is outside the marketplace channel</w:t>
             </w:r>
           </w:p>
         </w:tc>
@@ -5235,7 +5258,7 @@
                 <w:i w:val="0"/>
                 <w:sz w:val="18"/>
               </w:rPr>
-              <w:t>Marketplace-centered evidence captures only part of recent national e-commerce growth</w:t>
+              <w:t>Marketplace records capture little of recent growth (H4)</w:t>
             </w:r>
           </w:p>
         </w:tc>
@@ -5327,7 +5350,7 @@
                 <w:i w:val="0"/>
                 <w:sz w:val="18"/>
               </w:rPr>
-              <w:t>Marketplace participation is associated with stronger financial recordkeeping; the evidence is observational</w:t>
+              <w:t>Marketplace participation is associated with stronger recordkeeping (H3)</w:t>
             </w:r>
           </w:p>
         </w:tc>
@@ -5361,7 +5384,7 @@
                 <w:i w:val="0"/>
                 <w:sz w:val="18"/>
               </w:rPr>
-              <w:t>Do other digital records show the same growth?</w:t>
+              <w:t>Do payment records show the same growth?</w:t>
             </w:r>
           </w:p>
         </w:tc>
@@ -5419,7 +5442,7 @@
                 <w:i w:val="0"/>
                 <w:sz w:val="18"/>
               </w:rPr>
-              <w:t>Different records produce substantially different descriptions of digital growth</w:t>
+              <w:t>Economy-wide payment measures grow 1.8 to 11 times as fast (H4)</w:t>
             </w:r>
           </w:p>
         </w:tc>
@@ -5437,22 +5460,7 @@
           <w:i w:val="0"/>
           <w:sz w:val="24"/>
         </w:rPr>
-        <w:t>These comparisons are deliberately kept separate. The business-count decomposition is arithmetic rather than causal, marketplace participation is treated as an association rather than a cause of formalization, and payment values are not interpreted as alternative estimates of e-commerce sales.</w:t>
-      </w:r>
-    </w:p>
-    <w:p>
-      <w:pPr>
-        <w:spacing w:after="110" w:line="257" w:lineRule="auto"/>
-        <w:jc w:val="both"/>
-      </w:pPr>
-      <w:r>
-        <w:rPr>
-          <w:rFonts w:ascii="Times New Roman" w:hAnsi="Times New Roman" w:eastAsia="Times New Roman"/>
-          <w:b w:val="0"/>
-          <w:i w:val="0"/>
-          <w:sz w:val="24"/>
-        </w:rPr>
-        <w:t>The evidence nevertheless shows why measurement choice matters. Recent e-commerce growth is concentrated differently depending on whether the analyst looks at marketplace activity, national e-commerce statistics, or payment records.</w:t>
+        <w:t>Outside the marketplace channel, e-commerce runs mainly through social media and instant messaging. In 2023, 95.33 percent of e-commerce businesses sold through instant messaging, and social media accounted for 44.04 percent of attributed transaction value against 32.74 percent for marketplaces. Growth in those channels is growth that the marketplace platforms studied here do not record. The business-count split is arithmetic, the recordkeeping result is an association, and payment values are compared on growth only.</w:t>
       </w:r>
     </w:p>
     <w:p>
@@ -5485,7 +5493,7 @@
           <w:i w:val="0"/>
           <w:sz w:val="24"/>
         </w:rPr>
-        <w:t>The preliminary evidence is sufficient to motivate the full analysis. It supports H1, through the substantial movement between transaction value and revenue within platforms. H2 and H3 can be examined using national and business-level BPS evidence, while the contrast between platform, e-commerce, and payment records provides a direct test of H4.</w:t>
+        <w:t>The preliminary evidence supports each hypothesis and shows that the comparisons can be completed. It supports H1 through the six of eight comparisons in which revenue outgrew transaction value; H2 through the business-count share of growth; H3 through BPS's business-level comparison; and H4 through the disagreement in both level and growth between platform, national and payment records.</w:t>
       </w:r>
     </w:p>
     <w:p>
@@ -5500,7 +5508,7 @@
           <w:i w:val="0"/>
           <w:sz w:val="24"/>
         </w:rPr>
-        <w:t>Indonesia's marketplace reporting regime provides an institutional application of the same distinction. PMK 37/2025, administered by the Directorate General of Taxes (DJP), shows how seller-linked transaction records can enter reporting and withholding, but implementation begins only on 1 November 2026, so post-implementation outcomes are not yet available. Because the regime designates marketplace operators, its reach is bounded by the marketplace channel, which carried 15.8 percent of 2024 e-commerce value and 1.5 percent of 2023-2024 growth. The regulation is therefore examined as institutional architecture, not as evidence of unpaid tax or of a completed compliance effect.</w:t>
+        <w:t>The external comparison corroborates the direction of H1 and qualifies its size. Transaction value exceeds revenue in all eight businesses, with monetization rates from about 2.4 percent at Shopify to about 25 percent at Mercado Libre among the marketplaces. Among the 29 comparisons free of acquisitions or perimeter changes, revenue grew faster than transaction value in 22 and the two moved in opposite directions in 4, but the median gap, 7.1 percentage points, is far smaller than in the Indonesian main sample.</w:t>
       </w:r>
     </w:p>
     <w:p>
@@ -5515,7 +5523,22 @@
           <w:i w:val="0"/>
           <w:sz w:val="24"/>
         </w:rPr>
-        <w:t>At this stage, the preliminary results establish that the proposed measurement can be constructed, followed through time, connected to disclosed accounting changes, and compared with independent records of Indonesian digital activity.</w:t>
+        <w:t>PMK 37/2025 shows why the choice of record matters beyond statistics. Administered by the Directorate General of Taxes (DJP), it requires designated marketplace operators to report seller-linked transactions and withhold tax, with implementation from 1 November 2026. Because it is built on the marketplace record, its reach is bounded by the marketplace channel, which carried 15.8 percent of 2024 e-commerce value and 1.5 percent of 2023–2024 growth. The regulation is examined as a rule built on one record; its compliance and revenue effects lie outside this study.</w:t>
+      </w:r>
+    </w:p>
+    <w:p>
+      <w:pPr>
+        <w:spacing w:after="110" w:line="257" w:lineRule="auto"/>
+        <w:jc w:val="both"/>
+      </w:pPr>
+      <w:r>
+        <w:rPr>
+          <w:rFonts w:ascii="Times New Roman" w:hAnsi="Times New Roman" w:eastAsia="Times New Roman"/>
+          <w:b w:val="0"/>
+          <w:i w:val="0"/>
+          <w:sz w:val="24"/>
+        </w:rPr>
+        <w:t>At this stage, the proposed measurement can be constructed, followed through time, reconciled to disclosed accounting changes, and compared with independent records of Indonesian digital commerce.</w:t>
       </w:r>
     </w:p>
     <w:p>
@@ -5548,7 +5571,7 @@
           <w:i w:val="0"/>
           <w:sz w:val="24"/>
         </w:rPr>
-        <w:t>These records are designed to measure different things, and the problem arises when one is used as a substitute for another. Platform revenue measures what the platform recognizes as its own income, transaction value measures the commerce it processes, national e-commerce statistics describe a broader market, and payment systems record the movement of funds. When these measures move differently, the choice of record can change conclusions about economic scale, growth, and monetization.</w:t>
+        <w:t>These records are designed to measure different things, and the problem arises when one is used as a substitute for another. Platform revenue measures what the platform earns, transaction value the commerce it carries, national e-commerce statistics the online sales of businesses, and payment systems the movement of funds. Between 2022 and 2024 they disagreed about both the size and the growth of Indonesian digital commerce: Tokopedia's transactions shrank while its revenue grew, the marketplace channel was almost flat while national e-commerce rose 17 percent, and payment measures rose by as much as 187 percent. A reader who takes any one of them as the measure of the digital economy, whether to value a platform or to size the sector, inherits that record's view.</w:t>
       </w:r>
     </w:p>
     <w:p>
@@ -5563,22 +5586,7 @@
           <w:i w:val="0"/>
           <w:sz w:val="24"/>
         </w:rPr>
-        <w:t>Administrative use is a separate question. Platform-held transaction records may contain information about sellers and transactions that does not appear in the platform's corporate revenue, but those records become useful to government only when identity, reporting, transmission, and matching are in place. PMK 37/2025 illustrates this institutional link without establishing a compliance or tax-revenue effect.</w:t>
-      </w:r>
-    </w:p>
-    <w:p>
-      <w:pPr>
-        <w:spacing w:after="110" w:line="257" w:lineRule="auto"/>
-        <w:jc w:val="both"/>
-      </w:pPr>
-      <w:r>
-        <w:rPr>
-          <w:rFonts w:ascii="Times New Roman" w:hAnsi="Times New Roman" w:eastAsia="Times New Roman"/>
-          <w:b w:val="0"/>
-          <w:i w:val="0"/>
-          <w:sz w:val="24"/>
-        </w:rPr>
-        <w:t>The thesis therefore treats measurement and administrative visibility as related but distinct problems.</w:t>
+        <w:t>The same holds for rules: a reporting regime built on the marketplace record reaches only what that record covers.</w:t>
       </w:r>
     </w:p>
     <w:p>
@@ -5611,7 +5619,22 @@
           <w:i w:val="0"/>
           <w:sz w:val="24"/>
         </w:rPr>
-        <w:t>The evidence supports several conclusions, but the interpretation of each result is deliberately bounded. Table 7 pairs each supported conclusion with what it does not establish.</w:t>
+        <w:t>The evidence is descriptive, and its limits are specific. The main sample is small: three issuer-reported platforms, 11 platform-years and 8 comparisons, which supports description rather than statistical inference. Its scope is uneven: Tokopedia is an Indonesia-aligned segment observed for two years, Blibli's segment includes online travel, and Bukalapak reports at Group level. Grab's and Shopee's Indonesian figures are constructed, so their ratios carry no independent Indonesian information, and Shopee's revenue rests on an assumed monetization rate. The records compared in Section 5.2 are defined differently, so their disagreement is measured at this stage rather than reconciled.</w:t>
+      </w:r>
+    </w:p>
+    <w:p>
+      <w:pPr>
+        <w:spacing w:after="110" w:line="257" w:lineRule="auto"/>
+        <w:jc w:val="both"/>
+      </w:pPr>
+      <w:r>
+        <w:rPr>
+          <w:rFonts w:ascii="Times New Roman" w:hAnsi="Times New Roman" w:eastAsia="Times New Roman"/>
+          <w:b w:val="0"/>
+          <w:i w:val="0"/>
+          <w:sz w:val="24"/>
+        </w:rPr>
+        <w:t>Table 7 pairs each supported conclusion with what it does not establish.</w:t>
       </w:r>
     </w:p>
     <w:p>
@@ -5734,7 +5757,7 @@
                 <w:i w:val="0"/>
                 <w:sz w:val="18"/>
               </w:rPr>
-              <w:t>W, E, and D describe the size and movement of the transaction-revenue boundary.</w:t>
+              <w:t>W, E, and D describe the size and movement of the wedge.</w:t>
             </w:r>
           </w:p>
         </w:tc>
@@ -5797,7 +5820,7 @@
                 <w:i w:val="0"/>
                 <w:sz w:val="18"/>
               </w:rPr>
-              <w:t>Separate evidence types show how directly each platform measure represents Indonesia.</w:t>
+              <w:t>Issuer-reported pairs show revenue and transaction value moving apart within platforms.</w:t>
             </w:r>
           </w:p>
         </w:tc>
@@ -5826,7 +5849,7 @@
                 <w:i w:val="0"/>
                 <w:sz w:val="18"/>
               </w:rPr>
-              <w:t>That direct, broader-scope, and reconstructed observations are interchangeable.</w:t>
+              <w:t>Independent Indonesian ratio evidence from the constructed Grab and Shopee series.</w:t>
             </w:r>
           </w:p>
         </w:tc>
@@ -5860,7 +5883,7 @@
                 <w:i w:val="0"/>
                 <w:sz w:val="18"/>
               </w:rPr>
-              <w:t>Disclosed revenue components can reconcile selected movements in the wedge.</w:t>
+              <w:t>Disclosed revenue components reconcile selected movements in the wedge.</w:t>
             </w:r>
           </w:p>
         </w:tc>
@@ -5923,7 +5946,7 @@
                 <w:i w:val="0"/>
                 <w:sz w:val="18"/>
               </w:rPr>
-              <w:t>BPS evidence describes aggregate e-commerce growth and recordkeeping associations.</w:t>
+              <w:t>BPS evidence describes the sources and channels of e-commerce growth and recordkeeping associations.</w:t>
             </w:r>
           </w:p>
         </w:tc>
@@ -5976,6 +5999,69 @@
           </w:tcPr>
           <w:p>
             <w:pPr>
+              <w:keepNext/>
+              <w:spacing w:before="0" w:after="0" w:line="240" w:lineRule="auto"/>
+            </w:pPr>
+            <w:r>
+              <w:rPr>
+                <w:rFonts w:ascii="Times New Roman" w:hAnsi="Times New Roman" w:eastAsia="Times New Roman"/>
+                <w:b w:val="0"/>
+                <w:i w:val="0"/>
+                <w:sz w:val="18"/>
+              </w:rPr>
+              <w:t>Platform, BPS and payment records disagree in level and growth.</w:t>
+            </w:r>
+          </w:p>
+        </w:tc>
+        <w:tc>
+          <w:tcPr>
+            <w:vAlign w:val="top"/>
+            <w:tcW w:w="5047" w:type="dxa"/>
+            <w:tcMar>
+              <w:top w:w="45" w:type="dxa"/>
+              <w:start w:w="38" w:type="dxa"/>
+              <w:bottom w:w="45" w:type="dxa"/>
+              <w:end w:w="38" w:type="dxa"/>
+              <w:left w:w="55" w:type="dxa"/>
+              <w:right w:w="55" w:type="dxa"/>
+            </w:tcMar>
+          </w:tcPr>
+          <w:p>
+            <w:pPr>
+              <w:keepNext/>
+              <w:spacing w:before="0" w:after="0" w:line="240" w:lineRule="auto"/>
+            </w:pPr>
+            <w:r>
+              <w:rPr>
+                <w:rFonts w:ascii="Times New Roman" w:hAnsi="Times New Roman" w:eastAsia="Times New Roman"/>
+                <w:b w:val="0"/>
+                <w:i w:val="0"/>
+                <w:sz w:val="18"/>
+              </w:rPr>
+              <w:t>That either record is wrong, or that payment values measure sales.</w:t>
+            </w:r>
+          </w:p>
+        </w:tc>
+      </w:tr>
+      <w:tr>
+        <w:trPr>
+          <w:cantSplit/>
+        </w:trPr>
+        <w:tc>
+          <w:tcPr>
+            <w:vAlign w:val="top"/>
+            <w:tcW w:w="4500" w:type="dxa"/>
+            <w:tcMar>
+              <w:top w:w="45" w:type="dxa"/>
+              <w:start w:w="38" w:type="dxa"/>
+              <w:bottom w:w="45" w:type="dxa"/>
+              <w:end w:w="38" w:type="dxa"/>
+              <w:left w:w="55" w:type="dxa"/>
+              <w:right w:w="55" w:type="dxa"/>
+            </w:tcMar>
+          </w:tcPr>
+          <w:p>
+            <w:pPr>
               <w:keepNext w:val="0"/>
               <w:spacing w:before="0" w:after="0" w:line="240" w:lineRule="auto"/>
             </w:pPr>
@@ -5986,7 +6072,7 @@
                 <w:i w:val="0"/>
                 <w:sz w:val="18"/>
               </w:rPr>
-              <w:t>Payment statistics and PMK provide additional measurement and institutional evidence.</w:t>
+              <w:t>PMK 37/2025 illustrates a rule built on the marketplace record.</w:t>
             </w:r>
           </w:p>
         </w:tc>
@@ -6015,7 +6101,7 @@
                 <w:i w:val="0"/>
                 <w:sz w:val="18"/>
               </w:rPr>
-              <w:t>Equivalent measures of sales or a completed compliance or tax-revenue effect.</w:t>
+              <w:t>A completed compliance or tax-revenue effect.</w:t>
             </w:r>
           </w:p>
         </w:tc>
@@ -6033,7 +6119,7 @@
           <w:i w:val="0"/>
           <w:sz w:val="24"/>
         </w:rPr>
-        <w:t>Robustness analysis tests whether the main findings depend on one preferred construction. The longitudinal results are compared under narrower evidence-admission rules, alternative revenue definitions, different publication versions, and alternative assumptions for reconstructed country measures. These checks are reported as sensitivity analyses rather than statistical confidence intervals.</w:t>
+        <w:t>Robustness is reported as sensitivity ranges: Shopee's assumed rate is varied, each platform is excluded in turn, the largest comparison is dropped, and the longitudinal result is restricted to issuer-reported pairs.</w:t>
       </w:r>
     </w:p>
     <w:p>
@@ -6066,7 +6152,7 @@
           <w:i w:val="0"/>
           <w:sz w:val="24"/>
         </w:rPr>
-        <w:t>The main data and empirical framework are already assembled. The remaining work is to complete the robustness checks, finalize the treatment of the different evidence types, verify source consistency, and develop the preliminary results into the full thesis analysis. Table 8 sets out that schedule.</w:t>
+        <w:t>The data and empirical framework are assembled. The remaining work is to confirm with the committee the treatment of the broader-scope and constructed series, reconcile the definitions behind the BPS and platform levels, divide movements in the wedge into changes in transaction volume and in monetization, and complete the robustness checks. Table 8 sets out that schedule.</w:t>
       </w:r>
     </w:p>
     <w:p>
@@ -6218,7 +6304,7 @@
                 <w:i w:val="0"/>
                 <w:sz w:val="18"/>
               </w:rPr>
-              <w:t>Incorporate feedback from the proposal examination and finalize the empirical specification.</w:t>
+              <w:t>Incorporate examination feedback; confirm the main sample and the treatment of broader-scope and constructed series.</w:t>
             </w:r>
           </w:p>
         </w:tc>
@@ -6252,7 +6338,7 @@
                 <w:i w:val="0"/>
                 <w:sz w:val="18"/>
               </w:rPr>
-              <w:t>October-November 2026</w:t>
+              <w:t>October–November 2026</w:t>
             </w:r>
           </w:p>
         </w:tc>
@@ -6281,7 +6367,7 @@
                 <w:i w:val="0"/>
                 <w:sz w:val="18"/>
               </w:rPr>
-              <w:t>Complete remaining source checks and robustness analysis; finalize the main tables and figures.</w:t>
+              <w:t>Reconcile BPS and platform definitions; divide wedge movements into volume and monetization effects; complete robustness checks; finalize tables and figures.</w:t>
             </w:r>
           </w:p>
         </w:tc>
@@ -6344,7 +6430,7 @@
                 <w:i w:val="0"/>
                 <w:sz w:val="18"/>
               </w:rPr>
-              <w:t>Complete the full manuscript, integrate supporting evidence where it strengthens the argument, and conduct the final citation and consistency review.</w:t>
+              <w:t>Complete the full manuscript and the final citation and consistency review.</w:t>
             </w:r>
           </w:p>
         </w:tc>
@@ -6362,7 +6448,7 @@
           <w:i w:val="0"/>
           <w:sz w:val="24"/>
         </w:rPr>
-        <w:t>The proposed study begins from a simple distinction between the value a platform processes and the revenue it recognizes. The preliminary evidence indicates that this boundary is economically large, changes through time, and produces different conclusions when compared with other records of digital activity. The final thesis will test how robust those conclusions remain under alternative evidence and measurement choices.</w:t>
+        <w:t>The proposed study begins from a simple distinction between the value a platform processes and the revenue it recognizes. The preliminary evidence shows that the records of Indonesia's digital commerce disagree about its size and its growth, and that the disagreement is large enough to change the conclusion a reader draws. The thesis measures that disagreement and identifies which conclusions depend on the record chosen.</w:t>
       </w:r>
     </w:p>
     <w:p>
@@ -6407,9 +6493,9 @@
         <w:tblLayout w:type="fixed"/>
       </w:tblPr>
       <w:tblGrid>
-        <w:gridCol w:w="1500"/>
-        <w:gridCol w:w="4900"/>
-        <w:gridCol w:w="3147"/>
+        <w:gridCol w:w="2400"/>
+        <w:gridCol w:w="4400"/>
+        <w:gridCol w:w="2747"/>
       </w:tblGrid>
       <w:tr>
         <w:trPr>
@@ -6419,7 +6505,7 @@
         <w:tc>
           <w:tcPr>
             <w:vAlign w:val="top"/>
-            <w:tcW w:w="1500" w:type="dxa"/>
+            <w:tcW w:w="2400" w:type="dxa"/>
             <w:tcMar>
               <w:top w:w="45" w:type="dxa"/>
               <w:start w:w="38" w:type="dxa"/>
@@ -6448,7 +6534,7 @@
         <w:tc>
           <w:tcPr>
             <w:vAlign w:val="top"/>
-            <w:tcW w:w="4900" w:type="dxa"/>
+            <w:tcW w:w="4400" w:type="dxa"/>
             <w:tcMar>
               <w:top w:w="45" w:type="dxa"/>
               <w:start w:w="38" w:type="dxa"/>
@@ -6477,7 +6563,7 @@
         <w:tc>
           <w:tcPr>
             <w:vAlign w:val="top"/>
-            <w:tcW w:w="3147" w:type="dxa"/>
+            <w:tcW w:w="2747" w:type="dxa"/>
             <w:tcMar>
               <w:top w:w="45" w:type="dxa"/>
               <w:start w:w="38" w:type="dxa"/>
@@ -6511,7 +6597,7 @@
         <w:tc>
           <w:tcPr>
             <w:vAlign w:val="top"/>
-            <w:tcW w:w="1500" w:type="dxa"/>
+            <w:tcW w:w="2400" w:type="dxa"/>
             <w:tcMar>
               <w:top w:w="45" w:type="dxa"/>
               <w:start w:w="38" w:type="dxa"/>
@@ -6540,7 +6626,7 @@
         <w:tc>
           <w:tcPr>
             <w:vAlign w:val="top"/>
-            <w:tcW w:w="4900" w:type="dxa"/>
+            <w:tcW w:w="4400" w:type="dxa"/>
             <w:tcMar>
               <w:top w:w="45" w:type="dxa"/>
               <w:start w:w="38" w:type="dxa"/>
@@ -6569,7 +6655,7 @@
         <w:tc>
           <w:tcPr>
             <w:vAlign w:val="top"/>
-            <w:tcW w:w="3147" w:type="dxa"/>
+            <w:tcW w:w="2747" w:type="dxa"/>
             <w:tcMar>
               <w:top w:w="45" w:type="dxa"/>
               <w:start w:w="38" w:type="dxa"/>
@@ -6591,7 +6677,7 @@
                 <w:i w:val="0"/>
                 <w:sz w:val="18"/>
               </w:rPr>
-              <w:t>Issuer disclosure, or reconstruction as set out in Table 3</w:t>
+              <w:t>Issuer disclosure, or construction (Table 3)</w:t>
             </w:r>
           </w:p>
         </w:tc>
@@ -6603,7 +6689,7 @@
         <w:tc>
           <w:tcPr>
             <w:vAlign w:val="top"/>
-            <w:tcW w:w="1500" w:type="dxa"/>
+            <w:tcW w:w="2400" w:type="dxa"/>
             <w:tcMar>
               <w:top w:w="45" w:type="dxa"/>
               <w:start w:w="38" w:type="dxa"/>
@@ -6632,7 +6718,7 @@
         <w:tc>
           <w:tcPr>
             <w:vAlign w:val="top"/>
-            <w:tcW w:w="4900" w:type="dxa"/>
+            <w:tcW w:w="4400" w:type="dxa"/>
             <w:tcMar>
               <w:top w:w="45" w:type="dxa"/>
               <w:start w:w="38" w:type="dxa"/>
@@ -6661,7 +6747,7 @@
         <w:tc>
           <w:tcPr>
             <w:vAlign w:val="top"/>
-            <w:tcW w:w="3147" w:type="dxa"/>
+            <w:tcW w:w="2747" w:type="dxa"/>
             <w:tcMar>
               <w:top w:w="45" w:type="dxa"/>
               <w:start w:w="38" w:type="dxa"/>
@@ -6683,7 +6769,7 @@
                 <w:i w:val="0"/>
                 <w:sz w:val="18"/>
               </w:rPr>
-              <w:t>Issuer disclosure, or derived as set out in Table 3</w:t>
+              <w:t>Issuer disclosure, or construction (Table 3)</w:t>
             </w:r>
           </w:p>
         </w:tc>
@@ -6695,7 +6781,7 @@
         <w:tc>
           <w:tcPr>
             <w:vAlign w:val="top"/>
-            <w:tcW w:w="1500" w:type="dxa"/>
+            <w:tcW w:w="2400" w:type="dxa"/>
             <w:tcMar>
               <w:top w:w="45" w:type="dxa"/>
               <w:start w:w="38" w:type="dxa"/>
@@ -6717,14 +6803,14 @@
                 <w:i w:val="0"/>
                 <w:sz w:val="18"/>
               </w:rPr>
-              <w:t>W = V - R</w:t>
+              <w:t>t = R / V</w:t>
             </w:r>
           </w:p>
         </w:tc>
         <w:tc>
           <w:tcPr>
             <w:vAlign w:val="top"/>
-            <w:tcW w:w="4900" w:type="dxa"/>
+            <w:tcW w:w="4400" w:type="dxa"/>
             <w:tcMar>
               <w:top w:w="45" w:type="dxa"/>
               <w:start w:w="38" w:type="dxa"/>
@@ -6746,14 +6832,14 @@
                 <w:i w:val="0"/>
                 <w:sz w:val="18"/>
               </w:rPr>
-              <w:t>Absolute invisible wedge: transaction value outside recognized revenue</w:t>
+              <w:t>Monetization rate: the share of transaction value recognized as revenue</w:t>
             </w:r>
           </w:p>
         </w:tc>
         <w:tc>
           <w:tcPr>
             <w:vAlign w:val="top"/>
-            <w:tcW w:w="3147" w:type="dxa"/>
+            <w:tcW w:w="2747" w:type="dxa"/>
             <w:tcMar>
               <w:top w:w="45" w:type="dxa"/>
               <w:start w:w="38" w:type="dxa"/>
@@ -6787,7 +6873,7 @@
         <w:tc>
           <w:tcPr>
             <w:vAlign w:val="top"/>
-            <w:tcW w:w="1500" w:type="dxa"/>
+            <w:tcW w:w="2400" w:type="dxa"/>
             <w:tcMar>
               <w:top w:w="45" w:type="dxa"/>
               <w:start w:w="38" w:type="dxa"/>
@@ -6809,14 +6895,14 @@
                 <w:i w:val="0"/>
                 <w:sz w:val="18"/>
               </w:rPr>
-              <w:t>E = (V - R) / R</w:t>
+              <w:t>W = V − R</w:t>
             </w:r>
           </w:p>
         </w:tc>
         <w:tc>
           <w:tcPr>
             <w:vAlign w:val="top"/>
-            <w:tcW w:w="4900" w:type="dxa"/>
+            <w:tcW w:w="4400" w:type="dxa"/>
             <w:tcMar>
               <w:top w:w="45" w:type="dxa"/>
               <w:start w:w="38" w:type="dxa"/>
@@ -6838,14 +6924,14 @@
                 <w:i w:val="0"/>
                 <w:sz w:val="18"/>
               </w:rPr>
-              <w:t>Ecosystem Ratio: wedge per unit of platform revenue; constructed for this study</w:t>
+              <w:t>Invisible wedge: transaction value outside recognized revenue</w:t>
             </w:r>
           </w:p>
         </w:tc>
         <w:tc>
           <w:tcPr>
             <w:vAlign w:val="top"/>
-            <w:tcW w:w="3147" w:type="dxa"/>
+            <w:tcW w:w="2747" w:type="dxa"/>
             <w:tcMar>
               <w:top w:w="45" w:type="dxa"/>
               <w:start w:w="38" w:type="dxa"/>
@@ -6879,7 +6965,191 @@
         <w:tc>
           <w:tcPr>
             <w:vAlign w:val="top"/>
-            <w:tcW w:w="1500" w:type="dxa"/>
+            <w:tcW w:w="2400" w:type="dxa"/>
+            <w:tcMar>
+              <w:top w:w="45" w:type="dxa"/>
+              <w:start w:w="38" w:type="dxa"/>
+              <w:bottom w:w="45" w:type="dxa"/>
+              <w:end w:w="38" w:type="dxa"/>
+              <w:left w:w="55" w:type="dxa"/>
+              <w:right w:w="55" w:type="dxa"/>
+            </w:tcMar>
+          </w:tcPr>
+          <w:p>
+            <w:pPr>
+              <w:keepNext/>
+              <w:spacing w:before="0" w:after="0" w:line="240" w:lineRule="auto"/>
+            </w:pPr>
+            <w:r>
+              <w:rPr>
+                <w:rFonts w:ascii="Times New Roman" w:hAnsi="Times New Roman" w:eastAsia="Times New Roman"/>
+                <w:b w:val="0"/>
+                <w:i w:val="0"/>
+                <w:sz w:val="18"/>
+              </w:rPr>
+              <w:t>E = (V − R) / R = 1/t − 1</w:t>
+            </w:r>
+          </w:p>
+        </w:tc>
+        <w:tc>
+          <w:tcPr>
+            <w:vAlign w:val="top"/>
+            <w:tcW w:w="4400" w:type="dxa"/>
+            <w:tcMar>
+              <w:top w:w="45" w:type="dxa"/>
+              <w:start w:w="38" w:type="dxa"/>
+              <w:bottom w:w="45" w:type="dxa"/>
+              <w:end w:w="38" w:type="dxa"/>
+              <w:left w:w="55" w:type="dxa"/>
+              <w:right w:w="55" w:type="dxa"/>
+            </w:tcMar>
+          </w:tcPr>
+          <w:p>
+            <w:pPr>
+              <w:keepNext/>
+              <w:spacing w:before="0" w:after="0" w:line="240" w:lineRule="auto"/>
+            </w:pPr>
+            <w:r>
+              <w:rPr>
+                <w:rFonts w:ascii="Times New Roman" w:hAnsi="Times New Roman" w:eastAsia="Times New Roman"/>
+                <w:b w:val="0"/>
+                <w:i w:val="0"/>
+                <w:sz w:val="18"/>
+              </w:rPr>
+              <w:t>Ecosystem Ratio: wedge per unit of revenue; constructed for this study</w:t>
+            </w:r>
+          </w:p>
+        </w:tc>
+        <w:tc>
+          <w:tcPr>
+            <w:vAlign w:val="top"/>
+            <w:tcW w:w="2747" w:type="dxa"/>
+            <w:tcMar>
+              <w:top w:w="45" w:type="dxa"/>
+              <w:start w:w="38" w:type="dxa"/>
+              <w:bottom w:w="45" w:type="dxa"/>
+              <w:end w:w="38" w:type="dxa"/>
+              <w:left w:w="55" w:type="dxa"/>
+              <w:right w:w="55" w:type="dxa"/>
+            </w:tcMar>
+          </w:tcPr>
+          <w:p>
+            <w:pPr>
+              <w:keepNext/>
+              <w:spacing w:before="0" w:after="0" w:line="240" w:lineRule="auto"/>
+            </w:pPr>
+            <w:r>
+              <w:rPr>
+                <w:rFonts w:ascii="Times New Roman" w:hAnsi="Times New Roman" w:eastAsia="Times New Roman"/>
+                <w:b w:val="0"/>
+                <w:i w:val="0"/>
+                <w:sz w:val="18"/>
+              </w:rPr>
+              <w:t>Computed</w:t>
+            </w:r>
+          </w:p>
+        </w:tc>
+      </w:tr>
+      <w:tr>
+        <w:trPr>
+          <w:cantSplit/>
+        </w:trPr>
+        <w:tc>
+          <w:tcPr>
+            <w:vAlign w:val="top"/>
+            <w:tcW w:w="2400" w:type="dxa"/>
+            <w:tcMar>
+              <w:top w:w="45" w:type="dxa"/>
+              <w:start w:w="38" w:type="dxa"/>
+              <w:bottom w:w="45" w:type="dxa"/>
+              <w:end w:w="38" w:type="dxa"/>
+              <w:left w:w="55" w:type="dxa"/>
+              <w:right w:w="55" w:type="dxa"/>
+            </w:tcMar>
+          </w:tcPr>
+          <w:p>
+            <w:pPr>
+              <w:keepNext/>
+              <w:spacing w:before="0" w:after="0" w:line="240" w:lineRule="auto"/>
+            </w:pPr>
+            <w:r>
+              <w:rPr>
+                <w:rFonts w:ascii="Times New Roman" w:hAnsi="Times New Roman" w:eastAsia="Times New Roman"/>
+                <w:b w:val="0"/>
+                <w:i w:val="0"/>
+                <w:sz w:val="18"/>
+              </w:rPr>
+              <w:t>D = g(R) − g(V)</w:t>
+            </w:r>
+          </w:p>
+        </w:tc>
+        <w:tc>
+          <w:tcPr>
+            <w:vAlign w:val="top"/>
+            <w:tcW w:w="4400" w:type="dxa"/>
+            <w:tcMar>
+              <w:top w:w="45" w:type="dxa"/>
+              <w:start w:w="38" w:type="dxa"/>
+              <w:bottom w:w="45" w:type="dxa"/>
+              <w:end w:w="38" w:type="dxa"/>
+              <w:left w:w="55" w:type="dxa"/>
+              <w:right w:w="55" w:type="dxa"/>
+            </w:tcMar>
+          </w:tcPr>
+          <w:p>
+            <w:pPr>
+              <w:keepNext/>
+              <w:spacing w:before="0" w:after="0" w:line="240" w:lineRule="auto"/>
+            </w:pPr>
+            <w:r>
+              <w:rPr>
+                <w:rFonts w:ascii="Times New Roman" w:hAnsi="Times New Roman" w:eastAsia="Times New Roman"/>
+                <w:b w:val="0"/>
+                <w:i w:val="0"/>
+                <w:sz w:val="18"/>
+              </w:rPr>
+              <w:t>Growth divergence: revenue growth minus transaction-value growth</w:t>
+            </w:r>
+          </w:p>
+        </w:tc>
+        <w:tc>
+          <w:tcPr>
+            <w:vAlign w:val="top"/>
+            <w:tcW w:w="2747" w:type="dxa"/>
+            <w:tcMar>
+              <w:top w:w="45" w:type="dxa"/>
+              <w:start w:w="38" w:type="dxa"/>
+              <w:bottom w:w="45" w:type="dxa"/>
+              <w:end w:w="38" w:type="dxa"/>
+              <w:left w:w="55" w:type="dxa"/>
+              <w:right w:w="55" w:type="dxa"/>
+            </w:tcMar>
+          </w:tcPr>
+          <w:p>
+            <w:pPr>
+              <w:keepNext/>
+              <w:spacing w:before="0" w:after="0" w:line="240" w:lineRule="auto"/>
+            </w:pPr>
+            <w:r>
+              <w:rPr>
+                <w:rFonts w:ascii="Times New Roman" w:hAnsi="Times New Roman" w:eastAsia="Times New Roman"/>
+                <w:b w:val="0"/>
+                <w:i w:val="0"/>
+                <w:sz w:val="18"/>
+              </w:rPr>
+              <w:t>Computed from consecutive years</w:t>
+            </w:r>
+          </w:p>
+        </w:tc>
+      </w:tr>
+      <w:tr>
+        <w:trPr>
+          <w:cantSplit/>
+        </w:trPr>
+        <w:tc>
+          <w:tcPr>
+            <w:vAlign w:val="top"/>
+            <w:tcW w:w="2400" w:type="dxa"/>
             <w:tcMar>
               <w:top w:w="45" w:type="dxa"/>
               <w:start w:w="38" w:type="dxa"/>
@@ -6901,14 +7171,14 @@
                 <w:i w:val="0"/>
                 <w:sz w:val="18"/>
               </w:rPr>
-              <w:t>D = g(V) - g(R)</w:t>
+              <w:t>S = N × A</w:t>
             </w:r>
           </w:p>
         </w:tc>
         <w:tc>
           <w:tcPr>
             <w:vAlign w:val="top"/>
-            <w:tcW w:w="4900" w:type="dxa"/>
+            <w:tcW w:w="4400" w:type="dxa"/>
             <w:tcMar>
               <w:top w:w="45" w:type="dxa"/>
               <w:start w:w="38" w:type="dxa"/>
@@ -6930,14 +7200,14 @@
                 <w:i w:val="0"/>
                 <w:sz w:val="18"/>
               </w:rPr>
-              <w:t>Annual growth divergence between transaction value and revenue</w:t>
+              <w:t>National e-commerce value: number of businesses times sales per business</w:t>
             </w:r>
           </w:p>
         </w:tc>
         <w:tc>
           <w:tcPr>
             <w:vAlign w:val="top"/>
-            <w:tcW w:w="3147" w:type="dxa"/>
+            <w:tcW w:w="2747" w:type="dxa"/>
             <w:tcMar>
               <w:top w:w="45" w:type="dxa"/>
               <w:start w:w="38" w:type="dxa"/>
@@ -6959,7 +7229,7 @@
                 <w:i w:val="0"/>
                 <w:sz w:val="18"/>
               </w:rPr>
-              <w:t>Computed from consecutive years</w:t>
+              <w:t>BPS-Statistics Indonesia</w:t>
             </w:r>
           </w:p>
         </w:tc>
@@ -6978,7 +7248,7 @@
           <w:i w:val="0"/>
           <w:sz w:val="24"/>
         </w:rPr>
-        <w:t>Table A1 defines each variable and says where it comes from. Table A2 traces each evidence type to the filings and publications behind it.</w:t>
+        <w:t>Table A1 defines each variable and says where it comes from. Table A2 traces each record to the filings and publications behind it.</w:t>
       </w:r>
     </w:p>
     <w:p>
@@ -7161,7 +7431,7 @@
                 <w:i w:val="0"/>
                 <w:sz w:val="18"/>
               </w:rPr>
-              <w:t>Direct Indonesia-aligned</w:t>
+              <w:t>Issuer-reported, Indonesia-aligned</w:t>
             </w:r>
           </w:p>
         </w:tc>
@@ -7282,7 +7552,7 @@
                 <w:i w:val="0"/>
                 <w:sz w:val="18"/>
               </w:rPr>
-              <w:t>Company-reported broader scope</w:t>
+              <w:t>Issuer-reported, broader scope</w:t>
             </w:r>
           </w:p>
         </w:tc>
@@ -7403,7 +7673,7 @@
                 <w:i w:val="0"/>
                 <w:sz w:val="18"/>
               </w:rPr>
-              <w:t>Company-reported broader scope</w:t>
+              <w:t>Issuer-reported, broader scope</w:t>
             </w:r>
           </w:p>
         </w:tc>
@@ -7524,7 +7794,7 @@
                 <w:i w:val="0"/>
                 <w:sz w:val="18"/>
               </w:rPr>
-              <w:t>Indonesia reconstruction</w:t>
+              <w:t>Requires construction</w:t>
             </w:r>
           </w:p>
         </w:tc>
@@ -7645,7 +7915,7 @@
                 <w:i w:val="0"/>
                 <w:sz w:val="18"/>
               </w:rPr>
-              <w:t>Indonesia reconstruction</w:t>
+              <w:t>Requires construction</w:t>
             </w:r>
           </w:p>
         </w:tc>
@@ -7853,7 +8123,7 @@
                 <w:i w:val="0"/>
                 <w:sz w:val="18"/>
               </w:rPr>
-              <w:t>Business-count and recordkeeping evidence</w:t>
+              <w:t>Business-count, channel and recordkeeping evidence</w:t>
             </w:r>
           </w:p>
         </w:tc>
@@ -8008,6 +8278,127 @@
                 <w:i w:val="0"/>
                 <w:sz w:val="18"/>
               </w:rPr>
+              <w:t>Exchange rate and GDP</w:t>
+            </w:r>
+          </w:p>
+        </w:tc>
+        <w:tc>
+          <w:tcPr>
+            <w:vAlign w:val="top"/>
+            <w:tcW w:w="2100" w:type="dxa"/>
+            <w:tcMar>
+              <w:top w:w="45" w:type="dxa"/>
+              <w:start w:w="38" w:type="dxa"/>
+              <w:bottom w:w="45" w:type="dxa"/>
+              <w:end w:w="38" w:type="dxa"/>
+              <w:left w:w="55" w:type="dxa"/>
+              <w:right w:w="55" w:type="dxa"/>
+            </w:tcMar>
+          </w:tcPr>
+          <w:p>
+            <w:pPr>
+              <w:keepNext/>
+              <w:spacing w:before="0" w:after="0" w:line="240" w:lineRule="auto"/>
+            </w:pPr>
+            <w:r>
+              <w:rPr>
+                <w:rFonts w:ascii="Times New Roman" w:hAnsi="Times New Roman" w:eastAsia="Times New Roman"/>
+                <w:b w:val="0"/>
+                <w:i w:val="0"/>
+                <w:sz w:val="18"/>
+              </w:rPr>
+              <w:t>World Bank</w:t>
+            </w:r>
+          </w:p>
+        </w:tc>
+        <w:tc>
+          <w:tcPr>
+            <w:vAlign w:val="top"/>
+            <w:tcW w:w="2900" w:type="dxa"/>
+            <w:tcMar>
+              <w:top w:w="45" w:type="dxa"/>
+              <w:start w:w="38" w:type="dxa"/>
+              <w:bottom w:w="45" w:type="dxa"/>
+              <w:end w:w="38" w:type="dxa"/>
+              <w:left w:w="55" w:type="dxa"/>
+              <w:right w:w="55" w:type="dxa"/>
+            </w:tcMar>
+          </w:tcPr>
+          <w:p>
+            <w:pPr>
+              <w:keepNext/>
+              <w:spacing w:before="0" w:after="0" w:line="240" w:lineRule="auto"/>
+            </w:pPr>
+            <w:r>
+              <w:rPr>
+                <w:rFonts w:ascii="Times New Roman" w:hAnsi="Times New Roman" w:eastAsia="Times New Roman"/>
+                <w:b w:val="0"/>
+                <w:i w:val="0"/>
+                <w:sz w:val="18"/>
+              </w:rPr>
+              <w:t>World Development Indicators, 2023</w:t>
+            </w:r>
+          </w:p>
+        </w:tc>
+        <w:tc>
+          <w:tcPr>
+            <w:vAlign w:val="top"/>
+            <w:tcW w:w="2547" w:type="dxa"/>
+            <w:tcMar>
+              <w:top w:w="45" w:type="dxa"/>
+              <w:start w:w="38" w:type="dxa"/>
+              <w:bottom w:w="45" w:type="dxa"/>
+              <w:end w:w="38" w:type="dxa"/>
+              <w:left w:w="55" w:type="dxa"/>
+              <w:right w:w="55" w:type="dxa"/>
+            </w:tcMar>
+          </w:tcPr>
+          <w:p>
+            <w:pPr>
+              <w:keepNext/>
+              <w:spacing w:before="0" w:after="0" w:line="240" w:lineRule="auto"/>
+            </w:pPr>
+            <w:r>
+              <w:rPr>
+                <w:rFonts w:ascii="Times New Roman" w:hAnsi="Times New Roman" w:eastAsia="Times New Roman"/>
+                <w:b w:val="0"/>
+                <w:i w:val="0"/>
+                <w:sz w:val="18"/>
+              </w:rPr>
+              <w:t>Converts 2023 rupiah values; GDP scale comparison</w:t>
+            </w:r>
+          </w:p>
+        </w:tc>
+      </w:tr>
+      <w:tr>
+        <w:trPr>
+          <w:cantSplit/>
+        </w:trPr>
+        <w:tc>
+          <w:tcPr>
+            <w:vAlign w:val="top"/>
+            <w:tcW w:w="2000" w:type="dxa"/>
+            <w:tcMar>
+              <w:top w:w="45" w:type="dxa"/>
+              <w:start w:w="38" w:type="dxa"/>
+              <w:bottom w:w="45" w:type="dxa"/>
+              <w:end w:w="38" w:type="dxa"/>
+              <w:left w:w="55" w:type="dxa"/>
+              <w:right w:w="55" w:type="dxa"/>
+            </w:tcMar>
+          </w:tcPr>
+          <w:p>
+            <w:pPr>
+              <w:keepNext/>
+              <w:spacing w:before="0" w:after="0" w:line="240" w:lineRule="auto"/>
+            </w:pPr>
+            <w:r>
+              <w:rPr>
+                <w:rFonts w:ascii="Times New Roman" w:hAnsi="Times New Roman" w:eastAsia="Times New Roman"/>
+                <w:b w:val="0"/>
+                <w:i w:val="0"/>
+                <w:sz w:val="18"/>
+              </w:rPr>
               <w:t>External corroboration</w:t>
             </w:r>
           </w:p>
@@ -8037,7 +8428,7 @@
                 <w:i w:val="0"/>
                 <w:sz w:val="18"/>
               </w:rPr>
-              <w:t>Eight platform businesses</w:t>
+              <w:t>eBay, Etsy, Jumia, Mercado Libre, Rakuten, Sea, Shopify, Zalando</w:t>
             </w:r>
           </w:p>
         </w:tc>
@@ -8721,6 +9112,21 @@
           <w:sz w:val="21"/>
         </w:rPr>
         <w:t>United Nations et al. (2025). System of National Accounts 2025.</w:t>
+      </w:r>
+    </w:p>
+    <w:p>
+      <w:pPr>
+        <w:pStyle w:val="Reference"/>
+        <w:spacing w:before="0" w:after="12" w:line="240" w:lineRule="auto"/>
+        <w:ind w:left="216" w:hanging="216"/>
+        <w:jc w:val="left"/>
+      </w:pPr>
+      <w:r>
+        <w:rPr>
+          <w:rFonts w:ascii="Times New Roman" w:hAnsi="Times New Roman" w:cs="Times New Roman" w:eastAsia="Times New Roman"/>
+          <w:sz w:val="21"/>
+        </w:rPr>
+        <w:t>World Bank. (n.d.). World Development Indicators: GDP (current US$) and official exchange rate (LCU per US$, period average), Indonesia. Washington, DC: World Bank.</w:t>
       </w:r>
     </w:p>
     <w:sectPr>

--- a/papers/current/Invisible_Ledger_Thesis_Proposal_FINAL_2026-09-14.docx
+++ b/papers/current/Invisible_Ledger_Thesis_Proposal_FINAL_2026-09-14.docx
@@ -153,7 +153,7 @@
           <w:i w:val="0"/>
           <w:sz w:val="24"/>
         </w:rPr>
-        <w:t>Digital economy is measured through several records: the transaction value platforms process, the revenue they recognize, national e-commerce statistics and payment data. These records are often used interchangeably, yet each captures a different part of the same activity. This study asks how much economic activity remains invisible when digital platforms are measured through their reported revenue. I define the invisible wedge as the difference between transaction value and platform-recognized revenue and follow it across Indonesian platforms from 2020 to 2025. In 2023, Tokopedia, Shopee and Grab processed US$43.23 billion of transaction value against US$3.16 billion of recognized revenue. The relationship is not stable: among the platforms that report both figures themselves, revenue grew faster than transaction value in six of eight year-to-year comparisons and moved against it in two. National statistics and payment records disagree with the platform picture and with each other. BPS-Statistics Indonesia reports a marketplace channel smaller than two platforms' own transaction value and places 98.5 percent of 2023–2024 e-commerce growth outside it, while payment measures grew up to eleven times as fast. Eight platform businesses outside Indonesia show the same boundary with smaller year-to-year divergence. The proposal compares these records rather than treating any one of them as the measure of digital activity.</w:t>
+        <w:t>Digital economy is measured through several records (platform transaction value, platform revenue, national e-commerce statistics and payment data) that are often used interchangeably, although each captures a different part of the same activity. This study asks how much economic activity remains invisible when digital platforms are measured through their reported revenue. I define the invisible wedge as transaction value minus platform-recognized revenue and follow it across Indonesian platforms from 2020 to 2025. In 2023, Tokopedia, Shopee and Grab processed US$43.23 billion of transaction value against US$3.16 billion of recognized revenue. The relationship was unstable: among platforms reporting both figures, revenue grew faster than transaction value in six of eight year-to-year comparisons and moved in the opposite direction in two. Using its own definitions, BPS-Statistics Indonesia reports a 2023 marketplace figure below Tokopedia's and Shopee's transaction value alone and places 98.5 percent of 2023–2024 e-commerce growth outside its marketplace category; payment measures grew up to eleven times as fast as e-commerce value. Eight platforms outside Indonesia show the same distinction with smaller divergence. Conclusions about scale and growth therefore depend on the record used.</w:t>
       </w:r>
     </w:p>
     <w:p>
@@ -186,7 +186,7 @@
           <w:i w:val="0"/>
           <w:sz w:val="24"/>
         </w:rPr>
-        <w:t>Southeast Asia's digital economy grew from approximately US$100 billion in 2020 to US$263 billion in 2024 (Google, Temasek and Bain 2020, 2024). That figure is one record of the activity: the gross value of the transactions involved. The platforms that carry those transactions report a different number, their own revenue; national statistical agencies report a third, the online sales of surveyed businesses; and payment systems report a fourth, the value of funds moved. Each is correct for what it measures. These measures are often used interchangeably even though they do not measure the same thing, and this paper argues that doing so produces systematically wrong conclusions about the scale and growth of platform economies.</w:t>
+        <w:t>Southeast Asia's digital economy grew from approximately US$100 billion in 2020 to US$263 billion in 2024 (Google, Temasek and Bain 2020, 2024). That figure is one record of the activity: the gross value of the transactions involved. The platforms that carry those transactions report a different number, their own revenue; national statistical agencies report a third, the online sales of surveyed businesses; and payment systems report a fourth, the value of funds moved. These records are designed to measure different things, yet they are often used interchangeably. Substituting one for another changes the measured scale, growth and even the direction of digital activity.</w:t>
       </w:r>
     </w:p>
     <w:p>
@@ -201,7 +201,7 @@
           <w:i w:val="0"/>
           <w:sz w:val="24"/>
         </w:rPr>
-        <w:t>Suppose a platform processes 100 units of transaction value but recognizes only 10 as revenue. The remaining 90 are still recorded within the platform's system but do not constitute platform revenue; they represent merchant receipts, driver payouts, inventory costs, taxes, and other pass-through payments. An analyst using the platform's accounts sees 10, while one measuring the commerce it processes sees 100. I call the difference the invisible wedge. Neither number is wrong. Revenue records what the platform earned and transaction value records what it carried; questions about the size and growth of the digital economy concern what was carried, while the figure a listed platform must report in its financial statements is what it earned.</w:t>
+        <w:t>Suppose a platform processes 100 units of transaction value but recognizes only 10 as its own revenue: the commissions and fees it earns for arranging the transactions. Depending on the business model, the remaining 90 can include merchant receipts, driver payouts, inventory costs, taxes and other pass-through payments. An analyst using the platform's accounts sees 10, while one measuring the commerce it processes sees 100. I call the difference the invisible wedge. Neither number is wrong: revenue records what the platform earned, while transaction value records what it carried. The arithmetic is familiar; the measurement problem is that the relationship does not remain fixed.</w:t>
       </w:r>
     </w:p>
     <w:p>
@@ -216,7 +216,7 @@
           <w:i w:val="0"/>
           <w:sz w:val="24"/>
         </w:rPr>
-        <w:t>Indonesia, the largest digital market in Southeast Asia, shows how far apart these records are. The study covers the five Indonesian platforms that publish usable transaction and revenue figures: the marketplaces Tokopedia, Shopee, Blibli and Bukalapak, and Grab, whose Indonesian business is mainly delivery and other on-demand services. In 2023, Tokopedia, Shopee and Grab together processed US$43.23 billion of transaction value against US$3.16 billion of recognized revenue, a wedge of US$40.07 billion. BPS-Statistics Indonesia, the national statistical agency, placed the whole marketplace channel at between US$13.2 billion and US$23.7 billion, depending on how sales through several channels are attributed, and all e-commerce at US$72.3 billion. These figures cover different scopes, and that is the point: each answers a different question, and anyone quoting one of them as the size of the digital economy has chosen a record.</w:t>
+        <w:t>Indonesia, the largest digital market in Southeast Asia, shows how far apart these records are. The study covers four marketplaces—Tokopedia, Blibli, Bukalapak and Shopee—plus Grab, whose Indonesian business is mainly delivery and other on-demand services. Tokopedia, Blibli and Bukalapak report both measures themselves. Grab's transaction value uses Indonesian revenue and its company-wide ratio; Shopee combines Momentum Works' Indonesian estimate with Sea's company-wide monetization rate. In 2023, Tokopedia, Shopee and Grab together processed US$43.23 billion of transaction value against US$3.16 billion of recognized revenue, a wedge of US$40.07 billion. BPS-Statistics Indonesia, the national statistical agency, placed the marketplace component of e-commerce at about US$13.2 billion and all e-commerce at US$72.3 billion. These records are not yet directly comparable because their definitions and scopes differ. Each answers a different question; quoting one as the size of the digital economy means choosing a particular record.</w:t>
       </w:r>
     </w:p>
     <w:p>
@@ -231,7 +231,7 @@
           <w:i w:val="0"/>
           <w:sz w:val="24"/>
         </w:rPr>
-        <w:t>The records also disagree about growth. Between 2022 and 2023, Tokopedia's revenue rose 53.2 percent while the transaction value it processed fell 8.9 percent: read through its accounts the platform was expanding quickly, read through its transactions it was shrinking. The reversal is not isolated. Among the three platforms that report both figures themselves, revenue grew faster than transaction value in six of eight year-to-year comparisons between 2020 and 2025, and the two moved in opposite directions twice. Nationally, BPS reports e-commerce value up 17.1 percent between 2023 and 2024, with 98.5 percent of the increase outside the marketplace channel that platform accounts describe, while payment measures from Bank Indonesia, the central bank, grew between 1.8 and 11 times as fast.</w:t>
+        <w:t>The records also disagree about growth. Between 2022 and 2023, Tokopedia's revenue rose 53.2 percent while the transaction value it processed fell 8.9 percent: read through its accounts the platform was expanding quickly, read through its transactions it was shrinking. The reversal is not isolated. Among the three platforms that report both figures themselves, revenue grew faster than transaction value in six of eight year-to-year comparisons between 2020 and 2025, and the two moved in opposite directions twice. Nationally, BPS reports e-commerce value up 17.1 percent between 2023 and 2024, with 98.5 percent of the increase outside BPS's marketplace category, while economy-wide payment measures from Bank Indonesia, the central bank, grew between 1.8 and 11 times as fast.</w:t>
       </w:r>
     </w:p>
     <w:p>
@@ -246,7 +246,7 @@
           <w:i w:val="0"/>
           <w:sz w:val="24"/>
         </w:rPr>
-        <w:t>A statement about how large Indonesia's digital economy is, or how fast it grew, is therefore a statement about a record. An investor reading platform revenue, an analyst sizing e-commerce from marketplace figures and a regulator building a rule on marketplace records will each reach a different conclusion about the same years. Indonesia's Minister of Finance Regulation No. 37 of 2025 (PMK 37/2025) is one such rule, and Section 5.3 shows that it rests on the channel that carried 1.5 percent of recent e-commerce growth.</w:t>
+        <w:t>A statement about how large Indonesia's digital economy is, or how fast it grew, is therefore a statement about a record. An investor using platform revenue and an analyst using marketplace figures reach different conclusions about the same years because the records measure different objects. The error lies in treating either one as the measure of the digital economy.</w:t>
       </w:r>
     </w:p>
     <w:p>
@@ -311,7 +311,7 @@
           <w:i w:val="0"/>
           <w:sz w:val="24"/>
         </w:rPr>
-        <w:t>Indonesia provides the main empirical setting. Three objectives follow: first, to measure the invisible wedge across the platform histories available from 2020 to 2025; second, to explain large movements using disclosed changes in monetization, customer incentives, revenue recognition, and reporting scope; and third, to compare the platform evidence with national e-commerce and payment records, to determine whether they give the same account of economic scale and growth and what their disagreement implies for measures built on a single record.</w:t>
+        <w:t>Indonesia provides the main empirical setting. Three objectives follow. First, I measure the invisible wedge across the platform histories available from 2020 to 2025. Second, I reconcile selected large movements with disclosed changes in monetization, customer incentives, revenue recognition and reporting scope. Third, I compare the platform evidence with national e-commerce and payment records to determine whether they give the same account of economic scale and growth.</w:t>
       </w:r>
     </w:p>
     <w:p>
@@ -359,7 +359,7 @@
           <w:i w:val="0"/>
           <w:sz w:val="24"/>
         </w:rPr>
-        <w:t>First, the study turns the invisible wedge from a one-year estimate into a measure followed over time, and shows that revenue is not a stable guide to the commerce behind it: among the issuer-reported platforms, revenue outgrew transaction value in six of eight comparisons and moved against it twice.</w:t>
+        <w:t>First, the study turns the invisible wedge from a one-year estimate into a measure followed over time, and shows that revenue is not a stable guide to the commerce behind it: among the issuer-reported platforms, revenue outgrew transaction value in six of eight comparisons and moved in the opposite direction twice.</w:t>
       </w:r>
     </w:p>
     <w:p>
@@ -374,7 +374,7 @@
           <w:i w:val="0"/>
           <w:sz w:val="24"/>
         </w:rPr>
-        <w:t>Second, I explain why the wedge moves using accounting components the platforms disclose. Of the increase in Tokopedia's net revenue between 2022 and 2023, 60.6 percent reconciles to lower customer incentives and 39.4 percent to higher gross revenue, in a year when its transaction value fell.</w:t>
+        <w:t>Second, I reconcile a major movement in the wedge using accounting components the platform discloses. Of the increase in Tokopedia's net revenue between 2022 and 2023, 60.6 percent reconciles to lower customer incentives and 39.4 percent to higher gross revenue, in a year when its transaction value fell.</w:t>
       </w:r>
     </w:p>
     <w:p>
@@ -437,7 +437,7 @@
           <w:i w:val="0"/>
           <w:sz w:val="24"/>
         </w:rPr>
-        <w:t>The contribution is a finance measurement problem before it is a tax-policy one. Platform accounts make the intermediation boundary observable, but that boundary affects the conclusions investors, researchers, statistical agencies, and policymakers draw about scale, growth, and monetization. De Franco, Kothari and Verdi (2011) show why comparable accounting bases matter, while Berg et al. (2020) show that intermediary-held digital traces contain information conventional records can miss. This paper applies those ideas to platform economies and shows that the record chosen to describe digital activity changes the economic conclusion.</w:t>
+        <w:t>The contribution is a finance measurement problem. Platform reports reveal both the commerce a platform carries and the revenue it recognizes, allowing the consequences of substituting one measure for the other to be observed directly. De Franco, Kothari and Verdi (2011) show why comparable accounting bases matter, while Berg et al. (2020) show that intermediary-held digital traces contain information conventional records can miss. This paper applies those ideas to platform economies and shows that the record chosen to describe digital activity changes the economic conclusion.</w:t>
       </w:r>
     </w:p>
     <w:p>
@@ -518,7 +518,7 @@
           <w:i w:val="0"/>
           <w:sz w:val="24"/>
         </w:rPr>
-        <w:t>Accounting can widen or narrow this difference. Under IFRS 15, whether a company acts as a principal or an agent affects whether it recognizes the full customer payment or only the amount it earns from arranging the transaction (International Accounting Standards Board 2014). Customer incentives, monetization, service mix, acquisitions, and changes in business scope can also move reported revenue without an equivalent change in transaction activity. De Franco, Kothari and Verdi (2011) show why comparable accounting bases matter when financial information is interpreted. The literature therefore explains why a transaction–revenue gap can exist and move over time, but not how economically large that gap becomes in practice.</w:t>
+        <w:t>Revenue-recognition rules affect how much of this difference appears in the accounts. Under International Financial Reporting Standard 15 (IFRS 15), whether a company acts as a principal or an agent affects whether it recognizes the full customer payment or only the amount it earns from arranging the transaction (International Accounting Standards Board 2014). Customer incentives, monetization, service mix, acquisitions, and changes in business scope can also move reported revenue without an equivalent change in transaction activity. De Franco, Kothari and Verdi (2011) show why comparable accounting bases matter when financial information is interpreted. The literature therefore explains why a transaction–revenue gap can exist and move over time, but not how economically large that gap becomes in practice.</w:t>
       </w:r>
     </w:p>
     <w:p>
@@ -599,7 +599,7 @@
           <w:i w:val="0"/>
           <w:sz w:val="24"/>
         </w:rPr>
-        <w:t>Activity outside platform revenue is still recorded. Merchants and service providers can be small, self-employed, or weakly represented in conventional financial records while their transactions leave detailed records inside a digital platform. This differs from the usual shadow-economy problem, where part of the difficulty is that economic activity leaves few reliable formal records (La Porta and Shleifer 2014; Ulyssea 2018; Medina and Schneider 2019). Digital records can contain useful economic information that conventional records miss (Berg et al. 2020), and platform-mediated activity can create additional financial and administrative traces (Barrios, Hochberg and Yi 2022; Denes, Lagaras and Tsoutsoura 2025).</w:t>
+        <w:t>Transactions that do not enter a platform's revenue can still leave detailed records within the platform's system. Merchants and service providers can be small, self-employed, or weakly represented in conventional financial records, yet the transactions they make on a platform are recorded by it. This differs from shadow-economy settings, where reliable formal records may be sparse (La Porta and Shleifer 2014; Ulyssea 2018; Medina and Schneider 2019). Platform-mediated activity can also create traces outside conventional records (Berg et al. 2020; Barrios, Hochberg and Yi 2022; Denes, Lagaras and Tsoutsoura 2025).</w:t>
       </w:r>
     </w:p>
     <w:p>
@@ -614,7 +614,7 @@
           <w:i w:val="0"/>
           <w:sz w:val="24"/>
         </w:rPr>
-        <w:t>These records also matter once they become available to government. Public-finance research shows that compliance and enforcement change when information about income or transactions is independently reported by third parties (Kleven et al. 2011; Pomeranz 2015; Naritomi 2019; Kleven, Kreiner and Saez 2016; Slemrod 2019). The OECD Model Rules (OECD 2020) and the European Union's DAC7 regime (European Union 2021) apply this principle to digital platforms, and PMK 37/2025 follows the same logic through seller identification, transaction-linked reporting, and marketplace withholding. The relevance here is informational: records outside platform revenue exist, and what they can show depends on which of them a measure or a rule draws on.</w:t>
+        <w:t>Third-party information changes compliance and enforcement (Kleven et al. 2011; Pomeranz 2015; Naritomi 2019; Kleven, Kreiner and Saez 2016; Slemrod 2019). The OECD Model Rules (OECD 2020) and the European Union's DAC7 regime (European Union 2021) apply this principle to platforms, as does Indonesia's Minister of Finance Regulation No. 37 of 2025 (PMK 37/2025) through seller identification, transaction-linked reporting and marketplace withholding (Ministry of Finance of the Republic of Indonesia 2025). The relevance here is informational: what a measure or rule can show depends on the records it uses.</w:t>
       </w:r>
     </w:p>
     <w:p>
@@ -647,7 +647,7 @@
           <w:i w:val="0"/>
           <w:sz w:val="24"/>
         </w:rPr>
-        <w:t>Existing research explains the pieces of the problem separately. Platform economics explains why transaction value can exceed revenue; accounting explains why the gap can move; official measurement frameworks explain why these quantities should not be treated as equivalent; and research on digital records explains why activity outside revenue is still observable.</w:t>
+        <w:t>Existing research explains the pieces of the problem separately. Platform economics explains why transaction value can exceed revenue; accounting explains why the gap can move; official measurement frameworks explain why these quantities should not be treated as equivalent; and research on digital records explains why some platform-mediated activity outside revenue can remain observable in platform records.</w:t>
       </w:r>
     </w:p>
     <w:p>
@@ -860,7 +860,7 @@
           <w:i w:val="0"/>
           <w:sz w:val="24"/>
         </w:rPr>
-        <w:t>W is transaction value outside the platform's recognized revenue; it is not merchant profit, worker income, taxable income, unpaid tax, tax evasion, or value added. Because platforms differ in size, I also express the wedge relative to revenue. The Ecosystem Ratio is:</w:t>
+        <w:t>W is transaction value outside the platform's recognized revenue, not an omission from its accounts: both inputs can appear in the same company report. It is a transaction-value measure rather than an income or value-added measure; Section 7 states the corresponding inference boundaries. Because platforms differ in size, I also express the wedge relative to revenue. The Ecosystem Ratio is:</w:t>
       </w:r>
     </w:p>
     <w:p>
@@ -958,7 +958,7 @@
           <w:i w:val="0"/>
           <w:sz w:val="24"/>
         </w:rPr>
-        <w:t>An E of 9 means that for every one unit of platform revenue, nine units of transaction value lie outside the revenue line. Seen from the other side, E is the platform's monetization rate, t = R/V, inverted: E = 1/t − 1, so a platform keeping 2.5 percent of transaction value has an E of 39. It is reported this way because the question concerns the commerce outside revenue rather than the share the platform captures.</w:t>
+        <w:t>An E of 9 means that nine units of transaction value lie outside the revenue line for every unit recognized as platform revenue. E contains the same information as the platform's monetization rate, t = R/V, because E = 1/t − 1. The residual form matches the research question, which concerns commerce outside recognized revenue.</w:t>
       </w:r>
     </w:p>
     <w:p>
@@ -973,7 +973,7 @@
           <w:i w:val="0"/>
           <w:sz w:val="24"/>
         </w:rPr>
-        <w:t>The Ecosystem Ratio is constructed for this study rather than adopted from prior work. Its basis is the platform-economics result that booked revenue need not track the transaction value a multisided platform coordinates (Rochet and Tirole 2003; Hagiu and Wright 2015; Evans and Schmalensee 2016), together with the accounting result that the share of transaction value entering revenue is itself a reporting choice (International Accounting Standards Board 2014; De Franco, Kothari and Verdi 2011).</w:t>
+        <w:t>The Ecosystem Ratio is a descriptive transformation constructed for this study, not a new underlying economic quantity or a measure adopted from prior work. Its interpretation rests on the platform-economics result that booked revenue need not track the transaction value a multisided platform coordinates (Rochet and Tirole 2003; Hagiu and Wright 2015; Evans and Schmalensee 2016), together with the accounting result that the share entering revenue depends on how revenue is recognized, including whether the platform acts as principal or agent (International Accounting Standards Board 2014; De Franco, Kothari and Verdi 2011).</w:t>
       </w:r>
     </w:p>
     <w:p>
@@ -988,7 +988,7 @@
           <w:i w:val="0"/>
           <w:sz w:val="24"/>
         </w:rPr>
-        <w:t>A single ratio does not show whether the relationship holds through time, so I define annual growth divergence as:</w:t>
+        <w:t>A single ratio does not show whether the relationship holds through time, so I define annual growth divergence, where g(X) is the percentage growth of X from one year to the next, as:</w:t>
       </w:r>
     </w:p>
     <w:p>
@@ -1076,7 +1076,7 @@
           <w:i w:val="0"/>
           <w:sz w:val="24"/>
         </w:rPr>
-        <w:t>A positive D means revenue grew faster than transaction value, so the platform captured a larger share and E fell; a negative D means the reverse. If revenue were a stable proxy for transaction value, D would stay close to zero. Together, W, E, and D describe the size of the wedge and how it changes over time.</w:t>
+        <w:t>A positive D means revenue grew faster than transaction value, so the platform recognized a larger share of transaction value as revenue and E fell; a negative D means the reverse. If revenue were a stable proxy for transaction value, D would remain close to zero. W gives the wedge in currency units, E expresses it relative to revenue, and D carries the central test: whether the relationship between revenue and transaction value remains stable through time.</w:t>
       </w:r>
     </w:p>
     <w:p>
@@ -1140,7 +1140,7 @@
           <w:i w:val="0"/>
           <w:sz w:val="24"/>
         </w:rPr>
-        <w:t>If they did, D would stay close to zero and E would be constant. The test is whether D departs from zero and changes sign.</w:t>
+        <w:t>If they did, D would remain close to zero and E would be constant. The test is whether D remains close to zero; changes in its sign identify especially strong reversals but are not required for H1.</w:t>
       </w:r>
     </w:p>
     <w:p>
@@ -1171,7 +1171,7 @@
           <w:i w:val="0"/>
           <w:sz w:val="24"/>
         </w:rPr>
-        <w:t>Growth driven by new sellers can take place in channels that platform accounts do not cover.</w:t>
+        <w:t>Growth driven by new sellers can take place in channels that platform accounts do not cover. The split is arithmetic and does not assign new businesses to particular channels.</w:t>
       </w:r>
     </w:p>
     <w:p>
@@ -1202,7 +1202,7 @@
           <w:i w:val="0"/>
           <w:sz w:val="24"/>
         </w:rPr>
-        <w:t>Recordkeeping determines whether activity outside platform accounts leaves a record that statistics can observe. The relationship is tested as an association.</w:t>
+        <w:t>Financial statements are one conventional record a business keeps of its own activity. H3 tests whether the prevalence of that record differs between marketplace and non-marketplace sellers; it does not treat the association as causal.</w:t>
       </w:r>
     </w:p>
     <w:p>
@@ -1218,7 +1218,7 @@
           <w:i w:val="0"/>
           <w:sz w:val="24"/>
         </w:rPr>
-        <w:t>H4. Platform accounts, national e-commerce statistics and payment records give different accounts of the level and growth of Indonesian digital commerce.</w:t>
+        <w:t>H4. Conclusions about the growth of Indonesian digital commerce change with the record used to measure it.</w:t>
       </w:r>
     </w:p>
     <w:p>
@@ -1233,7 +1233,7 @@
           <w:i w:val="0"/>
           <w:sz w:val="24"/>
         </w:rPr>
-        <w:t>H4 is the central claim of the thesis; H1 to H3 supply its components.</w:t>
+        <w:t>H4 is the central claim of the thesis. It fails if revenue grows in step with transaction value within platforms and the marketplace channel grows in step with all e-commerce. Level differences between platform and BPS figures, and payment growth, are reported as context because their definitions and coverage differ.</w:t>
       </w:r>
     </w:p>
     <w:p>
@@ -1574,7 +1574,7 @@
                 <w:i w:val="0"/>
                 <w:sz w:val="18"/>
               </w:rPr>
-              <w:t>Levels and growth rates reported by platform accounts, BPS and Bank Indonesia for the same years</w:t>
+              <w:t>Growth of revenue against transaction value within platforms, and of the marketplace channel against all e-commerce in BPS</w:t>
             </w:r>
           </w:p>
         </w:tc>
@@ -1673,7 +1673,7 @@
           <w:i w:val="0"/>
           <w:sz w:val="24"/>
         </w:rPr>
-        <w:t>The sample consists of the Indonesian platforms that publish both transaction value and revenue. Lazada and TikTok Shop, both large in Indonesia, are outside it because no matched Indonesian revenue series has been located for either. The window runs from the first matched pair, Bukalapak in 2020, to the latest, Blibli in 2025.</w:t>
+        <w:t>The main sample consists of the platforms that report transaction value and revenue themselves: Tokopedia, Blibli and Bukalapak. Grab and Shopee, whose Indonesian figures must be constructed, support the 2023 scale comparison. Lazada and TikTok Shop, both large in Indonesia, are outside the sample because no matched Indonesian revenue series has been located for either. The platforms are disclosing cases rather than a representative sample of Indonesian platforms.</w:t>
       </w:r>
     </w:p>
     <w:p>
@@ -1793,7 +1793,7 @@
                 <w:i w:val="0"/>
                 <w:sz w:val="18"/>
               </w:rPr>
-              <w:t>Annual observations</w:t>
+              <w:t>Years and observations</w:t>
             </w:r>
           </w:p>
         </w:tc>
@@ -1914,7 +1914,7 @@
                 <w:i w:val="0"/>
                 <w:sz w:val="18"/>
               </w:rPr>
-              <w:t>2</w:t>
+              <w:t>2022–2023 (2)</w:t>
             </w:r>
           </w:p>
         </w:tc>
@@ -2035,7 +2035,7 @@
                 <w:i w:val="0"/>
                 <w:sz w:val="18"/>
               </w:rPr>
-              <w:t>9</w:t>
+              <w:t>Blibli 2021–2025; Bukalapak 2020–2023 (9)</w:t>
             </w:r>
           </w:p>
         </w:tc>
@@ -2156,7 +2156,7 @@
                 <w:i w:val="0"/>
                 <w:sz w:val="18"/>
               </w:rPr>
-              <w:t>6</w:t>
+              <w:t>Grab 2021–2023; Shopee 2022–2024 (6)</w:t>
             </w:r>
           </w:p>
         </w:tc>
@@ -2203,22 +2203,7 @@
           <w:i w:val="0"/>
           <w:sz w:val="24"/>
         </w:rPr>
-        <w:t>Table 2 separates the pairs issuers report themselves from the country figures that must be constructed. The main sample is the first group: 11 platform-years yielding 8 year-to-year comparisons. Adding Grab and Shopee gives 17 platform-years and 12 comparisons.</w:t>
-      </w:r>
-    </w:p>
-    <w:p>
-      <w:pPr>
-        <w:spacing w:after="110" w:line="257" w:lineRule="auto"/>
-        <w:jc w:val="both"/>
-      </w:pPr>
-      <w:r>
-        <w:rPr>
-          <w:rFonts w:ascii="Times New Roman" w:hAnsi="Times New Roman" w:eastAsia="Times New Roman"/>
-          <w:b w:val="0"/>
-          <w:i w:val="0"/>
-          <w:sz w:val="24"/>
-        </w:rPr>
-        <w:t>Each series covers the years in which a matched pair exists. Tokopedia is an Indonesia-aligned segment rather than a literal country line and enters only for 2022 and 2023: the 2021 pair covers mismatched periods, and the Tokopedia and TikTok Shop businesses were combined under PT Tokopedia on 31 January 2024, after which the listed parent reports a contractual fee rather than platform revenue. Blibli's reported pairs run from 2021 to 2025, and its third-party segment includes online travel. Bukalapak reports at Group level, including some overseas activity, from 2020 to 2023; its 2024 pair is excluded because transaction value covers nine months and revenue twelve. Grab is observed from 2021 to 2023, after which it reports transaction value on a different basis, and Shopee from 2022 to 2024.</w:t>
+        <w:t>Table 2 gives the main sample 11 platform-years and 8 year-to-year comparisons; adding Grab and Shopee gives 17 and 12. Each series covers only years for which a matched pair exists. Tokopedia's 2021 pair covers mismatched periods, and after its combination with TikTok Shop under PT Tokopedia on 31 January 2024, the listed parent reports a contractual fee rather than platform revenue. Blibli's third-party segment includes online travel; its 2020 prospectus pair is used only as a sensitivity. Bukalapak reports at Group level, including some overseas activity; its 2024 pair is excluded because it covers nine months of transactions against twelve of revenue. Grab's transaction measure changes basis after 2023.</w:t>
       </w:r>
     </w:p>
     <w:p>
@@ -3019,7 +3004,7 @@
           <w:i w:val="0"/>
           <w:sz w:val="24"/>
         </w:rPr>
-        <w:t>Sea Limited does not report Shopee transaction value separately for Indonesia. Indonesian transaction value is taken from Momentum Works, a Singapore-based industry research firm whose annual Southeast Asian e-commerce report is widely cited for country-level platform transaction estimates. It is used because no issuer discloses Shopee's Indonesian transaction value, it is labeled as a third-party estimate wherever it appears, and Indonesian revenue is then estimated using Sea's Group service monetization rate:</w:t>
+        <w:t>Sea Limited does not report Shopee transaction value separately for Indonesia. Momentum Works supplies the Indonesian estimate; its annual Southeast Asian e-commerce report is widely cited for country-level platform estimates and is used because no issuer discloses the figure. The value is labeled as a third-party estimate wherever it appears, and Indonesian revenue is estimated using Sea's Group service monetization rate:</w:t>
       </w:r>
     </w:p>
     <w:p>
@@ -3050,7 +3035,7 @@
           <w:i w:val="0"/>
           <w:sz w:val="24"/>
         </w:rPr>
-        <w:t>In both cases the Indonesian ratio is fixed by construction: Grab's Indonesian E equals its Group E, and Shopee's is the inverse of Sea's monetization rate less one. The two series therefore contribute Indonesian levels, through Grab's reported revenue and the external Shopee estimate, but no independent Indonesian evidence on the ratio or its movement, which is why they are outside the main sample.</w:t>
+        <w:t>Construction fixes both Indonesian ratios to company-wide relationships: Grab's E equals its Group E, while Shopee's is the inverse of Sea's monetization rate less one. The series contribute Indonesian levels but no independent evidence on the ratio or its movement, so they remain outside the main sample.</w:t>
       </w:r>
     </w:p>
     <w:p>
@@ -3555,7 +3540,7 @@
                 <w:i w:val="0"/>
                 <w:sz w:val="18"/>
               </w:rPr>
-              <w:t>Compare payment growth with e-commerce growth</w:t>
+              <w:t>Context on payment growth</w:t>
             </w:r>
           </w:p>
         </w:tc>
@@ -3727,7 +3712,7 @@
           <w:i w:val="0"/>
           <w:sz w:val="24"/>
         </w:rPr>
-        <w:t>For H3, BPS's published business-level comparison of marketplace and non-marketplace sellers is used. For H4, Bank Indonesia payment measures are compared with e-commerce growth on growth rates only: they cover payments across the whole economy rather than e-commerce alone, so they are never added to platform or BPS values.</w:t>
+        <w:t>For H3, BPS's published business-level comparison of marketplace and non-marketplace sellers is used. For H4, BPS's split of e-commerce value by sales channel is set against the platform evidence. Bank Indonesia's economy-wide payment measures provide an independent view of digitalization. Because they cover more than e-commerce and also reflect adoption and substitution between payment methods, they are compared by growth rate and are not treated as sales estimates.</w:t>
       </w:r>
     </w:p>
     <w:p>
@@ -4800,7 +4785,7 @@
           <w:i w:val="0"/>
           <w:sz w:val="24"/>
         </w:rPr>
-        <w:t>Two of the three ratios rest on construction. Shopee's 9.0 is the inverse of the assumed Group monetization rate less one, and Grab's 7.9 is its Group ratio. Varying Shopee's rate between 9 and 11 percent moves the combined wedge only between US$39.86 billion and US$40.29 billion, and excluding any one platform leaves at least US$20.70 billion.</w:t>
+        <w:t>Two ratios rest on construction. Shopee's 9.0 follows from an assumed company-wide monetization rate of 10 percent; Grab's 7.9 is its company-wide ratio. Neither provides independent Indonesian ratio evidence. Varying Shopee's rate from 9 to 11 percent puts the combined wedge between US$39.86 billion and US$40.29 billion; excluding any platform leaves at least US$20.70 billion.</w:t>
       </w:r>
     </w:p>
     <w:p>
@@ -4815,7 +4800,7 @@
           <w:i w:val="0"/>
           <w:sz w:val="24"/>
         </w:rPr>
-        <w:t>Blibli's third-party business and Bukalapak Group, which report both figures themselves, carried wedges of US$3.20 billion and US$10.50 billion in 2023 at the same exchange rate. They are not added to the total because their measures include online travel and Group-level activity, but their ratios, 43.4 and 36.0, sit close to Tokopedia's 39.3: the three issuer-reported ratios lie between 36 and 43, while the two constructed ratios reflect Group monetization.</w:t>
+        <w:t>At the 2023 exchange rate, Blibli's and Bukalapak's reported transaction and revenue figures yield wedges of US$3.20 billion and US$10.50 billion. They are excluded from the total because their measures include online travel and Group-level activity. Their ratios, 43.4 and 36.0, sit close to Tokopedia's 39.3; the constructed ratios instead reflect company-wide monetization.</w:t>
       </w:r>
     </w:p>
     <w:p>
@@ -4831,7 +4816,7 @@
           <w:i w:val="0"/>
           <w:sz w:val="24"/>
         </w:rPr>
-        <w:t>The relationship is not stable. Across the eight year-to-year comparisons in the main sample, revenue grew faster than transaction value in six, with a median absolute gap of 38.92 percentage points between the two growth rates, and the two moved in opposite directions twice. Without the largest comparison, revenue still grew faster in five of seven, with a median gap of 15.74 points, and excluding any single platform leaves revenue faster in most comparisons and at least one reversal. Including Grab and Shopee gives ten of twelve, but those four comparisons track Group monetization rather than Indonesian activity. Figure 1 shows the Ecosystem Ratio for each platform; every series ends lower than it began, though not by a steady decline.</w:t>
+        <w:t>The relationship is not stable. Revenue grew faster in six of eight main-sample comparisons; the median absolute gap is 38.92 percentage points, with two reversals. Tokopedia's 53.2 percent revenue growth against an 8.9 percent transaction-value decline gives a 62.1-point divergence. Dropping the largest comparison leaves five of seven and a 15.74-point median; every leave-one-out sample retains a majority and a reversal. Adding Grab and Shopee gives ten of twelve, but those four comparisons track company-wide monetization. Figure 1 shows E for each platform; every series ends lower than it began, though not steadily.</w:t>
       </w:r>
     </w:p>
     <w:p>
@@ -4907,7 +4892,7 @@
           <w:i w:val="0"/>
           <w:sz w:val="24"/>
         </w:rPr>
-        <w:t>Tokopedia shows why the two measures separate. Between 2022 and 2023 its transaction value fell 8.9 percent while third-party net revenue rose 53.2 percent; 60.6 percent of the revenue increase reconciles to lower customer incentives and 39.4 percent to higher gross revenue. Read through its accounts the platform was growing quickly, read through its transactions it was shrinking. Blibli shows the same reversal in 2024–2025, when transaction value fell 1.89 percent and net revenue rose 12.07 percent, so the pattern is not confined to one platform or one year.</w:t>
+        <w:t>Tokopedia illustrates the separation. In 2022–2023, transaction value fell 8.9 percent while third-party net revenue rose 53.2 percent; 60.6 percent of the revenue increase reconciles to lower customer incentives and 39.4 percent to higher gross revenue. Its accounts show growth while its transactions show contraction. Blibli similarly reversed in 2024–2025: transaction value fell 1.89 percent and net revenue rose 12.07 percent. Its revenue components remain unreconciled.</w:t>
       </w:r>
     </w:p>
     <w:p>
@@ -4940,7 +4925,7 @@
           <w:i w:val="0"/>
           <w:sz w:val="24"/>
         </w:rPr>
-        <w:t>National statistics give a different account of the same commerce, beginning with its level. BPS measures the online sales reported by surveyed e-commerce businesses, whereas platform transaction value is the gross value of orders processed, and the external Shopee estimate explicitly includes cancelled and returned orders. For 2023, BPS places the marketplace channel at Rp200.68 trillion, about US$13.2 billion, in its exclusive split of transaction value by sales channel, and at 32.74 percent of the total, about US$23.7 billion, in its multiple-response measure, which counts businesses under every channel they use. Tokopedia and Shopee alone reported US$37.9 billion. Both records are correct for what they measure; reconciling their definitions is part of the thesis.</w:t>
+        <w:t>National statistics give a different account of the same commerce, beginning with its level. BPS measures online sales reported by surveyed e-commerce businesses; Tokopedia reports GTV, while the external Shopee figure is a GMV estimate. For 2023, BPS places the marketplace component at Rp200.68 trillion, about US$13.2 billion, in its exclusive channel split, where marketplaces account for 18.2 percent of transaction value. Tokopedia's reported GTV and the external Shopee estimate total US$37.9 billion. Because channel attribution and reporting definitions differ, the records are not yet like-for-like. The thesis will reconcile those definitions before attributing any part of the difference to coverage.</w:t>
       </w:r>
     </w:p>
     <w:p>
@@ -4955,7 +4940,7 @@
           <w:i w:val="0"/>
           <w:sz w:val="24"/>
         </w:rPr>
-        <w:t>Growth tells the same story. Table 6 summarizes the evidence corresponding to H2–H4.</w:t>
+        <w:t>Growth can be compared more directly. Table 6 summarizes the evidence for H2–H4 and the payment context.</w:t>
       </w:r>
     </w:p>
     <w:p>
@@ -5258,7 +5243,7 @@
                 <w:i w:val="0"/>
                 <w:sz w:val="18"/>
               </w:rPr>
-              <w:t>Marketplace records capture little of recent growth (H4)</w:t>
+              <w:t>Most measured growth occurs outside BPS's marketplace category (H4)</w:t>
             </w:r>
           </w:p>
         </w:tc>
@@ -5413,7 +5398,7 @@
                 <w:i w:val="0"/>
                 <w:sz w:val="18"/>
               </w:rPr>
-              <w:t>BPS e-commerce +17.08%; electronic-money shopping +30.47%; mobile-banking payments and purchases +82.84%; QRIS +186.98%</w:t>
+              <w:t>BPS e-commerce +17.08%; electronic-money shopping +30.47%; mobile-banking payments and purchases +82.84%; Quick Response Code Indonesian Standard (QRIS) +186.98%</w:t>
             </w:r>
           </w:p>
         </w:tc>
@@ -5442,7 +5427,7 @@
                 <w:i w:val="0"/>
                 <w:sz w:val="18"/>
               </w:rPr>
-              <w:t>Economy-wide payment measures grow 1.8 to 11 times as fast (H4)</w:t>
+              <w:t>Context only: payment measures grow 1.8 to 11 times as fast, and also reflect adoption and substitution</w:t>
             </w:r>
           </w:p>
         </w:tc>
@@ -5460,7 +5445,7 @@
           <w:i w:val="0"/>
           <w:sz w:val="24"/>
         </w:rPr>
-        <w:t>Outside the marketplace channel, e-commerce runs mainly through social media and instant messaging. In 2023, 95.33 percent of e-commerce businesses sold through instant messaging, and social media accounted for 44.04 percent of attributed transaction value against 32.74 percent for marketplaces. Growth in those channels is growth that the marketplace platforms studied here do not record. The business-count split is arithmetic, the recordkeeping result is an association, and payment values are compared on growth only.</w:t>
+        <w:t>BPS also reports widespread use of non-marketplace channels. In 2023, 95.33 percent of e-commerce businesses used instant messaging. In its multiple-response measure, where a business can report several channels, social media accounted for 44.04 percent of transaction value and marketplaces for 32.74 percent; that measure is not comparable with the exclusive 18.2 percent split above. These figures describe the 2023 channel structure rather than the allocation of 2023–2024 growth. The business-count split is arithmetic and the recordkeeping result is an association.</w:t>
       </w:r>
     </w:p>
     <w:p>
@@ -5493,7 +5478,7 @@
           <w:i w:val="0"/>
           <w:sz w:val="24"/>
         </w:rPr>
-        <w:t>The preliminary evidence supports each hypothesis and shows that the comparisons can be completed. It supports H1 through the six of eight comparisons in which revenue outgrew transaction value; H2 through the business-count share of growth; H3 through BPS's business-level comparison; and H4 through the disagreement in both level and growth between platform, national and payment records.</w:t>
+        <w:t>The preliminary evidence supports each hypothesis: H1 through the six of eight comparisons in which revenue outgrew transaction value, H2 through the business-count share of growth, H3 through BPS's business-level comparison, and H4 through the different growth recorded within platforms and within the national channel split.</w:t>
       </w:r>
     </w:p>
     <w:p>
@@ -5508,7 +5493,7 @@
           <w:i w:val="0"/>
           <w:sz w:val="24"/>
         </w:rPr>
-        <w:t>The external comparison corroborates the direction of H1 and qualifies its size. Transaction value exceeds revenue in all eight businesses, with monetization rates from about 2.4 percent at Shopify to about 25 percent at Mercado Libre among the marketplaces. Among the 29 comparisons free of acquisitions or perimeter changes, revenue grew faster than transaction value in 22 and the two moved in opposite directions in 4, but the median gap, 7.1 percentage points, is far smaller than in the Indonesian main sample.</w:t>
+        <w:t>Outside Indonesia, transaction value exceeds revenue in all eight businesses. In the 29 comparisons not affected by acquisitions or changes in reporting scope, revenue grew faster than transaction value in 22 and the measures moved in opposite directions in 4. The median gap is 7.1 percentage points, compared with 38.92 points in the Indonesian main sample. Among the marketplaces, monetization rates range from about 2.4 percent at Shopify to about 25 percent at Mercado Libre.</w:t>
       </w:r>
     </w:p>
     <w:p>
@@ -5523,22 +5508,7 @@
           <w:i w:val="0"/>
           <w:sz w:val="24"/>
         </w:rPr>
-        <w:t>PMK 37/2025 shows why the choice of record matters beyond statistics. Administered by the Directorate General of Taxes (DJP), it requires designated marketplace operators to report seller-linked transactions and withhold tax, with implementation from 1 November 2026. Because it is built on the marketplace record, its reach is bounded by the marketplace channel, which carried 15.8 percent of 2024 e-commerce value and 1.5 percent of 2023–2024 growth. The regulation is examined as a rule built on one record; its compliance and revenue effects lie outside this study.</w:t>
-      </w:r>
-    </w:p>
-    <w:p>
-      <w:pPr>
-        <w:spacing w:after="110" w:line="257" w:lineRule="auto"/>
-        <w:jc w:val="both"/>
-      </w:pPr>
-      <w:r>
-        <w:rPr>
-          <w:rFonts w:ascii="Times New Roman" w:hAnsi="Times New Roman" w:eastAsia="Times New Roman"/>
-          <w:b w:val="0"/>
-          <w:i w:val="0"/>
-          <w:sz w:val="24"/>
-        </w:rPr>
-        <w:t>At this stage, the proposed measurement can be constructed, followed through time, reconciled to disclosed accounting changes, and compared with independent records of Indonesian digital commerce.</w:t>
+        <w:t>PMK 37/2025 provides an administrative example. From 1 November 2026, the Directorate General of Taxes (DJP) requires designated marketplace operators to report seller-linked transactions and withhold tax. Those operators cannot yet be mapped directly to BPS's marketplace category; compliance and revenue effects remain outside this study.</w:t>
       </w:r>
     </w:p>
     <w:p>
@@ -5571,22 +5541,7 @@
           <w:i w:val="0"/>
           <w:sz w:val="24"/>
         </w:rPr>
-        <w:t>These records are designed to measure different things, and the problem arises when one is used as a substitute for another. Platform revenue measures what the platform earns, transaction value the commerce it carries, national e-commerce statistics the online sales of businesses, and payment systems the movement of funds. Between 2022 and 2024 they disagreed about both the size and the growth of Indonesian digital commerce: Tokopedia's transactions shrank while its revenue grew, the marketplace channel was almost flat while national e-commerce rose 17 percent, and payment measures rose by as much as 187 percent. A reader who takes any one of them as the measure of the digital economy, whether to value a platform or to size the sector, inherits that record's view.</w:t>
-      </w:r>
-    </w:p>
-    <w:p>
-      <w:pPr>
-        <w:spacing w:after="110" w:line="257" w:lineRule="auto"/>
-        <w:jc w:val="both"/>
-      </w:pPr>
-      <w:r>
-        <w:rPr>
-          <w:rFonts w:ascii="Times New Roman" w:hAnsi="Times New Roman" w:eastAsia="Times New Roman"/>
-          <w:b w:val="0"/>
-          <w:i w:val="0"/>
-          <w:sz w:val="24"/>
-        </w:rPr>
-        <w:t>The same holds for rules: a reporting regime built on the marketplace record reaches only what that record covers.</w:t>
+        <w:t>Indonesia's digital economy is observed through platform accounts, transaction measures, national statistics and payment records, which disagree about scale and growth. Revenue alone can reverse the apparent direction of platform activity, while a marketplace measure can show a different trend from all e-commerce. The contribution is to identify which conclusions depend on the record selected and why no fixed conversion from platform revenue can recover the commerce underneath it.</w:t>
       </w:r>
     </w:p>
     <w:p>
@@ -5619,7 +5574,7 @@
           <w:i w:val="0"/>
           <w:sz w:val="24"/>
         </w:rPr>
-        <w:t>The evidence is descriptive, and its limits are specific. The main sample is small: three issuer-reported platforms, 11 platform-years and 8 comparisons, which supports description rather than statistical inference. Its scope is uneven: Tokopedia is an Indonesia-aligned segment observed for two years, Blibli's segment includes online travel, and Bukalapak reports at Group level. Grab's and Shopee's Indonesian figures are constructed, so their ratios carry no independent Indonesian information, and Shopee's revenue rests on an assumed monetization rate. The records compared in Section 5.2 are defined differently, so their disagreement is measured at this stage rather than reconciled.</w:t>
+        <w:t>The evidence is descriptive. The main sample has three platforms, 11 platform-years and 8 comparisons, supporting description rather than statistical inference. Scope differs: Tokopedia is observed for two years, Blibli includes online travel, and Bukalapak reports at Group level. Grab and Shopee are constructed, their ratios contain no independent Indonesian information, and Shopee's revenue uses an assumed monetization rate. Section 5.2 also compares differently defined records whose disagreement is measured but not yet reconciled.</w:t>
       </w:r>
     </w:p>
     <w:p>
@@ -6038,7 +5993,7 @@
                 <w:i w:val="0"/>
                 <w:sz w:val="18"/>
               </w:rPr>
-              <w:t>That either record is wrong, or that payment values measure sales.</w:t>
+              <w:t>Which record, if any, contains measurement error, or that payment values measure sales.</w:t>
             </w:r>
           </w:p>
         </w:tc>
@@ -6072,7 +6027,7 @@
                 <w:i w:val="0"/>
                 <w:sz w:val="18"/>
               </w:rPr>
-              <w:t>PMK 37/2025 illustrates a rule built on the marketplace record.</w:t>
+              <w:t>PMK 37/2025 draws on designated operators' transaction records.</w:t>
             </w:r>
           </w:p>
         </w:tc>
@@ -6101,7 +6056,7 @@
                 <w:i w:val="0"/>
                 <w:sz w:val="18"/>
               </w:rPr>
-              <w:t>A completed compliance or tax-revenue effect.</w:t>
+              <w:t>Its coverage of the digital economy, or a compliance or tax-revenue effect.</w:t>
             </w:r>
           </w:p>
         </w:tc>
@@ -6152,7 +6107,7 @@
           <w:i w:val="0"/>
           <w:sz w:val="24"/>
         </w:rPr>
-        <w:t>The data and empirical framework are assembled. The remaining work is to confirm with the committee the treatment of the broader-scope and constructed series, reconcile the definitions behind the BPS and platform levels, divide movements in the wedge into changes in transaction volume and in monetization, and complete the robustness checks. Table 8 sets out that schedule.</w:t>
+        <w:t>The data and empirical framework are assembled. The remaining work will reconcile the definitions behind the BPS and platform levels, divide movements in the wedge into transaction-volume and monetization effects, test alternative admission rules, and complete the robustness checks. Table 8 sets out that schedule.</w:t>
       </w:r>
     </w:p>
     <w:p>
@@ -6304,7 +6259,7 @@
                 <w:i w:val="0"/>
                 <w:sz w:val="18"/>
               </w:rPr>
-              <w:t>Incorporate examination feedback; confirm the main sample and the treatment of broader-scope and constructed series.</w:t>
+              <w:t>Incorporate examination feedback; finalize the treatment of broader-scope and constructed series.</w:t>
             </w:r>
           </w:p>
         </w:tc>
@@ -6438,6 +6393,7 @@
     </w:tbl>
     <w:p>
       <w:pPr>
+        <w:keepLines/>
         <w:spacing w:before="120" w:after="110" w:line="257" w:lineRule="auto"/>
         <w:jc w:val="both"/>
       </w:pPr>
@@ -6448,7 +6404,7 @@
           <w:i w:val="0"/>
           <w:sz w:val="24"/>
         </w:rPr>
-        <w:t>The proposed study begins from a simple distinction between the value a platform processes and the revenue it recognizes. The preliminary evidence shows that the records of Indonesia's digital commerce disagree about its size and its growth, and that the disagreement is large enough to change the conclusion a reader draws. The thesis measures that disagreement and identifies which conclusions depend on the record chosen.</w:t>
+        <w:t>Indonesia's digital economy is observed through several records that measure different objects. The preliminary evidence shows that those records disagree about its size, growth and, in some cases, direction. This thesis measures that disagreement, tests whether the relationship between revenue and transaction value remains stable, and identifies which conclusions depend on the record chosen.</w:t>
       </w:r>
     </w:p>
     <w:p>
@@ -6465,7 +6421,7 @@
           <w:i w:val="0"/>
           <w:sz w:val="24"/>
         </w:rPr>
-        <w:t>Appendix A - Variables and Data Sources</w:t>
+        <w:t>Appendix A. Variables and Data Sources</w:t>
       </w:r>
     </w:p>
     <w:p>

--- a/papers/current/Invisible_Ledger_Thesis_Proposal_FINAL_2026-09-14.docx
+++ b/papers/current/Invisible_Ledger_Thesis_Proposal_FINAL_2026-09-14.docx
@@ -201,7 +201,7 @@
           <w:i w:val="0"/>
           <w:sz w:val="24"/>
         </w:rPr>
-        <w:t>Suppose a platform processes 100 units of transaction value but recognizes only 10 as its own revenue: the commissions and fees it earns for arranging the transactions. Depending on the business model, the remaining 90 can include merchant receipts, driver payouts, inventory costs, taxes and other pass-through payments. An analyst using the platform's accounts sees 10, while one measuring the commerce it processes sees 100. I call the difference the invisible wedge. Neither number is wrong: revenue records what the platform earned, while transaction value records what it carried. The arithmetic is familiar; the measurement problem is that the relationship does not remain fixed.</w:t>
+        <w:t>Suppose a platform processes 100 units of transaction value but recognizes only 10 as its own revenue: the commissions and fees it earns for arranging the transactions. Depending on the business model, the remaining 90 can include merchant receipts, driver payouts, inventory costs, taxes and other pass-through payments. An analyst using the platform's accounts sees 10, while one measuring the commerce it processes sees 100. I call the difference the invisible wedge. The term refers to what a revenue-only measure excludes, not to unrecorded activity. Revenue records what the platform earned, while transaction value records what it carried. The arithmetic is familiar; the measurement problem is that the relationship does not remain fixed.</w:t>
       </w:r>
     </w:p>
     <w:p>
@@ -216,7 +216,7 @@
           <w:i w:val="0"/>
           <w:sz w:val="24"/>
         </w:rPr>
-        <w:t>Indonesia, the largest digital market in Southeast Asia, shows how far apart these records are. The study covers four marketplaces—Tokopedia, Blibli, Bukalapak and Shopee—plus Grab, whose Indonesian business is mainly delivery and other on-demand services. Tokopedia, Blibli and Bukalapak report both measures themselves. Grab's transaction value uses Indonesian revenue and its company-wide ratio; Shopee combines Momentum Works' Indonesian estimate with Sea's company-wide monetization rate. In 2023, Tokopedia, Shopee and Grab together processed US$43.23 billion of transaction value against US$3.16 billion of recognized revenue, a wedge of US$40.07 billion. BPS-Statistics Indonesia, the national statistical agency, placed the marketplace component of e-commerce at about US$13.2 billion and all e-commerce at US$72.3 billion. These records are not yet directly comparable because their definitions and scopes differ. Each answers a different question; quoting one as the size of the digital economy means choosing a particular record.</w:t>
+        <w:t>Indonesia, the largest digital market in Southeast Asia, shows how far apart these records are. The study covers four marketplaces—Tokopedia, Blibli, Bukalapak and Shopee—plus Grab, whose Indonesian business is mainly delivery and other on-demand services. Tokopedia, Blibli and Bukalapak report both measures themselves. Grab's transaction value uses Indonesian revenue and its company-wide ratio; Shopee combines Momentum Works' Indonesian estimate with Sea's company-wide monetization rate. In 2023, Tokopedia, Shopee and Grab together processed US$43.23 billion of transaction value against US$3.16 billion of recognized revenue, a wedge of US$40.07 billion. BPS-Statistics Indonesia, the national statistical agency, placed the marketplace component of e-commerce at about US$13.2 billion and all e-commerce at US$72.3 billion. Only platform transaction value and revenue enter W; BPS and payment data are independent comparison records. Their definitions and scopes differ, so they are not yet directly comparable. Each answers a different question; quoting one as the size of the digital economy means choosing a particular record.</w:t>
       </w:r>
     </w:p>
     <w:p>
@@ -231,7 +231,7 @@
           <w:i w:val="0"/>
           <w:sz w:val="24"/>
         </w:rPr>
-        <w:t>The records also disagree about growth. Between 2022 and 2023, Tokopedia's revenue rose 53.2 percent while the transaction value it processed fell 8.9 percent: read through its accounts the platform was expanding quickly, read through its transactions it was shrinking. The reversal is not isolated. Among the three platforms that report both figures themselves, revenue grew faster than transaction value in six of eight year-to-year comparisons between 2020 and 2025, and the two moved in opposite directions twice. Nationally, BPS reports e-commerce value up 17.1 percent between 2023 and 2024, with 98.5 percent of the increase outside BPS's marketplace category, while economy-wide payment measures from Bank Indonesia, the central bank, grew between 1.8 and 11 times as fast.</w:t>
+        <w:t>The records also disagree about growth. Between 2022 and 2023, Tokopedia's revenue rose 53.2 percent while the transaction value it processed fell 8.9 percent: read through its accounts the platform was expanding quickly, read through its transactions it was shrinking. The reversal is not isolated. Among the three platforms that report both figures themselves, revenue grew faster than transaction value in six of eight year-to-year comparisons between 2020 and 2025, and the two moved in opposite directions twice. Nationally, BPS reports e-commerce value up 17.1 percent between 2023 and 2024, with 98.5 percent of the increase outside BPS's marketplace category, while economy-wide payment measures from Bank Indonesia, the central bank, grew between 1.8 and 11 times as fast. The wedge establishes scale; the central test is whether revenue remains a stable guide to the commerce underneath it.</w:t>
       </w:r>
     </w:p>
     <w:p>

--- a/papers/current/Invisible_Ledger_Thesis_Proposal_FINAL_2026-09-14.docx
+++ b/papers/current/Invisible_Ledger_Thesis_Proposal_FINAL_2026-09-14.docx
@@ -958,7 +958,7 @@
           <w:i w:val="0"/>
           <w:sz w:val="24"/>
         </w:rPr>
-        <w:t>An E of 9 means that nine units of transaction value lie outside the revenue line for every unit recognized as platform revenue. E contains the same information as the platform's monetization rate, t = R/V, because E = 1/t − 1. The residual form matches the research question, which concerns commerce outside recognized revenue.</w:t>
+        <w:t>An E of 9 means that nine units of transaction value lie outside the revenue line for every unit recognized as platform revenue. E contains the same information as the platform's monetization rate, t = R/V, because E = 1/t − 1. For example, a platform that recognizes 2.5 percent of transaction value as revenue has an E of 39. The residual form matches the research question, which concerns commerce outside recognized revenue.</w:t>
       </w:r>
     </w:p>
     <w:p>
@@ -973,7 +973,7 @@
           <w:i w:val="0"/>
           <w:sz w:val="24"/>
         </w:rPr>
-        <w:t>The Ecosystem Ratio is a descriptive transformation constructed for this study, not a new underlying economic quantity or a measure adopted from prior work. Its interpretation rests on the platform-economics result that booked revenue need not track the transaction value a multisided platform coordinates (Rochet and Tirole 2003; Hagiu and Wright 2015; Evans and Schmalensee 2016), together with the accounting result that the share entering revenue depends on how revenue is recognized, including whether the platform acts as principal or agent (International Accounting Standards Board 2014; De Franco, Kothari and Verdi 2011).</w:t>
+        <w:t>The Ecosystem Ratio is constructed for this study as a descriptive transformation of the monetization rate. Its interpretation rests on the platform-economics result that booked revenue need not track the transaction value a multisided platform coordinates (Rochet and Tirole 2003; Hagiu and Wright 2015; Evans and Schmalensee 2016), together with the accounting result that the share entering revenue depends on how revenue is recognized, including whether the platform acts as principal or agent (International Accounting Standards Board 2014; De Franco, Kothari and Verdi 2011).</w:t>
       </w:r>
     </w:p>
     <w:p>
@@ -3760,7 +3760,7 @@
           <w:i w:val="0"/>
           <w:sz w:val="24"/>
         </w:rPr>
-        <w:t>Robustness checks vary the admission rules, revenue definitions, publication versions, and the assumptions in the constructed country measures. The resulting ranges are reported as sensitivity ranges rather than statistical confidence intervals.</w:t>
+        <w:t>Robustness checks vary the sample-inclusion rules, revenue definitions, publication versions, and the assumptions in the constructed country measures. The resulting ranges are reported as sensitivity ranges rather than statistical confidence intervals.</w:t>
       </w:r>
     </w:p>
     <w:p>
@@ -4816,7 +4816,7 @@
           <w:i w:val="0"/>
           <w:sz w:val="24"/>
         </w:rPr>
-        <w:t>The relationship is not stable. Revenue grew faster in six of eight main-sample comparisons; the median absolute gap is 38.92 percentage points, with two reversals. Tokopedia's 53.2 percent revenue growth against an 8.9 percent transaction-value decline gives a 62.1-point divergence. Dropping the largest comparison leaves five of seven and a 15.74-point median; every leave-one-out sample retains a majority and a reversal. Adding Grab and Shopee gives ten of twelve, but those four comparisons track company-wide monetization. Figure 1 shows E for each platform; every series ends lower than it began, though not steadily.</w:t>
+        <w:t>The relationship is not stable. Revenue grew faster in six of the eight main-sample comparisons, and the median absolute gap between the two growth rates was 38.92 percentage points. In two comparisons, revenue and transaction value moved in opposite directions. Tokopedia's 53.2 percent revenue growth against an 8.9 percent transaction-value decline gives a 62.1-point divergence. After dropping the largest comparison, revenue still grew faster in five of seven, with a median gap of 15.74 points. Every leave-one-out sample retains both a majority and at least one reversal. Adding Grab and Shopee gives ten of twelve, but those four comparisons track company-wide monetization. Figure 1 traces E for each platform; every series ends below its starting point, although the decline is not monotonic in every case.</w:t>
       </w:r>
     </w:p>
     <w:p>
@@ -4892,7 +4892,7 @@
           <w:i w:val="0"/>
           <w:sz w:val="24"/>
         </w:rPr>
-        <w:t>Tokopedia illustrates the separation. In 2022–2023, transaction value fell 8.9 percent while third-party net revenue rose 53.2 percent; 60.6 percent of the revenue increase reconciles to lower customer incentives and 39.4 percent to higher gross revenue. Its accounts show growth while its transactions show contraction. Blibli similarly reversed in 2024–2025: transaction value fell 1.89 percent and net revenue rose 12.07 percent. Its revenue components remain unreconciled.</w:t>
+        <w:t>Tokopedia illustrates the separation. In 2022–2023, transaction value fell 8.9 percent while third-party net revenue rose 53.2 percent; 60.6 percent of the revenue increase reconciles to lower customer incentives and 39.4 percent to higher gross revenue. Its accounts show growth while its transactions show contraction. Blibli similarly reversed in 2024–2025: transaction value fell 1.89 percent and net revenue rose 12.07 percent. The pattern therefore appears in more than one platform and period.</w:t>
       </w:r>
     </w:p>
     <w:p>
@@ -4925,7 +4925,7 @@
           <w:i w:val="0"/>
           <w:sz w:val="24"/>
         </w:rPr>
-        <w:t>National statistics give a different account of the same commerce, beginning with its level. BPS measures online sales reported by surveyed e-commerce businesses; Tokopedia reports GTV, while the external Shopee figure is a GMV estimate. For 2023, BPS places the marketplace component at Rp200.68 trillion, about US$13.2 billion, in its exclusive channel split, where marketplaces account for 18.2 percent of transaction value. Tokopedia's reported GTV and the external Shopee estimate total US$37.9 billion. Because channel attribution and reporting definitions differ, the records are not yet like-for-like. The thesis will reconcile those definitions before attributing any part of the difference to coverage.</w:t>
+        <w:t>National statistics give a different account of the same commerce, beginning with its level. BPS measures online sales reported by surveyed e-commerce businesses; Tokopedia reports GTV, while the external Shopee figure is a GMV estimate. For 2023, BPS places the marketplace component at Rp200.68 trillion, about US$13.2 billion, in its exclusive channel split, where marketplaces account for 18.2 percent of e-commerce value. Tokopedia's reported GTV and the external Shopee estimate total US$37.9 billion. Because channel attribution and reporting definitions differ, the records are not yet like-for-like. The thesis will reconcile those definitions before attributing any part of the difference to coverage.</w:t>
       </w:r>
     </w:p>
     <w:p>
@@ -5541,7 +5541,7 @@
           <w:i w:val="0"/>
           <w:sz w:val="24"/>
         </w:rPr>
-        <w:t>Indonesia's digital economy is observed through platform accounts, transaction measures, national statistics and payment records, which disagree about scale and growth. Revenue alone can reverse the apparent direction of platform activity, while a marketplace measure can show a different trend from all e-commerce. The contribution is to identify which conclusions depend on the record selected and why no fixed conversion from platform revenue can recover the commerce underneath it.</w:t>
+        <w:t>Indonesia's digital economy is observed through platform accounts, transaction measures, national statistics and payment records, which disagree about scale and growth. Tokopedia's transaction value fell 8.9 percent while its revenue rose 53.2 percent, and BPS's marketplace category grew 1.45 percent while all e-commerce grew 17.08 percent. The contribution is to identify which conclusions depend on the record selected and why no fixed conversion from platform revenue can recover the commerce underneath it.</w:t>
       </w:r>
     </w:p>
     <w:p>
@@ -6107,7 +6107,7 @@
           <w:i w:val="0"/>
           <w:sz w:val="24"/>
         </w:rPr>
-        <w:t>The data and empirical framework are assembled. The remaining work will reconcile the definitions behind the BPS and platform levels, divide movements in the wedge into transaction-volume and monetization effects, test alternative admission rules, and complete the robustness checks. Table 8 sets out that schedule.</w:t>
+        <w:t>The data and empirical framework are assembled. The remaining work will reconcile the definitions behind the BPS and platform levels, divide movements in the wedge into transaction-volume and monetization effects, test alternative sample-inclusion rules, and complete the robustness checks. Table 8 sets out that schedule.</w:t>
       </w:r>
     </w:p>
     <w:p>
@@ -6404,7 +6404,7 @@
           <w:i w:val="0"/>
           <w:sz w:val="24"/>
         </w:rPr>
-        <w:t>Indonesia's digital economy is observed through several records that measure different objects. The preliminary evidence shows that those records disagree about its size, growth and, in some cases, direction. This thesis measures that disagreement, tests whether the relationship between revenue and transaction value remains stable, and identifies which conclusions depend on the record chosen.</w:t>
+        <w:t>The thesis therefore treats measurement choice as an empirical object rather than a background convention. It measures disagreement across records, tests the stability of the revenue–transaction relationship, and examines which conclusions survive alternative definitions and sample choices.</w:t>
       </w:r>
     </w:p>
     <w:p>

--- a/papers/current/Invisible_Ledger_Thesis_Proposal_FINAL_2026-09-14.docx
+++ b/papers/current/Invisible_Ledger_Thesis_Proposal_FINAL_2026-09-14.docx
@@ -6404,7 +6404,7 @@
           <w:i w:val="0"/>
           <w:sz w:val="24"/>
         </w:rPr>
-        <w:t>The thesis therefore treats measurement choice as an empirical object rather than a background convention. It measures disagreement across records, tests the stability of the revenue–transaction relationship, and examines which conclusions survive alternative definitions and sample choices.</w:t>
+        <w:t>The thesis treats the choice of record as an empirical question. It measures how far the records disagree, tests whether the relationship between revenue and transaction value remains stable, and identifies which conclusions about the size, growth and direction of digital activity depend on the record chosen.</w:t>
       </w:r>
     </w:p>
     <w:p>
